--- a/ЛР5_Анализ_конкурентов/ОТЧЕТ_ЛР5_TableMind.docx
+++ b/ЛР5_Анализ_конкурентов/ОТЧЕТ_ЛР5_TableMind.docx
@@ -245,7 +245,7 @@
       <w:r>
         <w:fldChar w:fldCharType="separate"/>
       </w:r>
-      <w:hyperlink w:anchor="_Toc241912733" w:history="1">
+      <w:hyperlink w:anchor="_Toc241934598" w:history="1">
         <w:r>
           <w:rPr>
             <w:rStyle w:val="af"/>
@@ -273,7 +273,7 @@
             <w:noProof/>
             <w:webHidden/>
           </w:rPr>
-          <w:instrText xml:space="preserve"> PAGEREF _Toc241912733 \h </w:instrText>
+          <w:instrText xml:space="preserve"> PAGEREF _Toc241934598 \h </w:instrText>
         </w:r>
         <w:r>
           <w:rPr>
@@ -314,7 +314,7 @@
           <w:noProof/>
         </w:rPr>
       </w:pPr>
-      <w:hyperlink w:anchor="_Toc241912734" w:history="1">
+      <w:hyperlink w:anchor="_Toc241934599" w:history="1">
         <w:r>
           <w:rPr>
             <w:rStyle w:val="af"/>
@@ -342,7 +342,7 @@
             <w:noProof/>
             <w:webHidden/>
           </w:rPr>
-          <w:instrText xml:space="preserve"> PAGEREF _Toc241912734 \h </w:instrText>
+          <w:instrText xml:space="preserve"> PAGEREF _Toc241934599 \h </w:instrText>
         </w:r>
         <w:r>
           <w:rPr>
@@ -383,7 +383,7 @@
           <w:noProof/>
         </w:rPr>
       </w:pPr>
-      <w:hyperlink w:anchor="_Toc241912735" w:history="1">
+      <w:hyperlink w:anchor="_Toc241934600" w:history="1">
         <w:r>
           <w:rPr>
             <w:rStyle w:val="af"/>
@@ -411,7 +411,7 @@
             <w:noProof/>
             <w:webHidden/>
           </w:rPr>
-          <w:instrText xml:space="preserve"> PAGEREF _Toc241912735 \h </w:instrText>
+          <w:instrText xml:space="preserve"> PAGEREF _Toc241934600 \h </w:instrText>
         </w:r>
         <w:r>
           <w:rPr>
@@ -452,7 +452,7 @@
           <w:noProof/>
         </w:rPr>
       </w:pPr>
-      <w:hyperlink w:anchor="_Toc241912736" w:history="1">
+      <w:hyperlink w:anchor="_Toc241934601" w:history="1">
         <w:r>
           <w:rPr>
             <w:rStyle w:val="af"/>
@@ -480,7 +480,7 @@
             <w:noProof/>
             <w:webHidden/>
           </w:rPr>
-          <w:instrText xml:space="preserve"> PAGEREF _Toc241912736 \h </w:instrText>
+          <w:instrText xml:space="preserve"> PAGEREF _Toc241934601 \h </w:instrText>
         </w:r>
         <w:r>
           <w:rPr>
@@ -521,7 +521,7 @@
           <w:noProof/>
         </w:rPr>
       </w:pPr>
-      <w:hyperlink w:anchor="_Toc241912737" w:history="1">
+      <w:hyperlink w:anchor="_Toc241934602" w:history="1">
         <w:r>
           <w:rPr>
             <w:rStyle w:val="af"/>
@@ -549,7 +549,7 @@
             <w:noProof/>
             <w:webHidden/>
           </w:rPr>
-          <w:instrText xml:space="preserve"> PAGEREF _Toc241912737 \h </w:instrText>
+          <w:instrText xml:space="preserve"> PAGEREF _Toc241934602 \h </w:instrText>
         </w:r>
         <w:r>
           <w:rPr>
@@ -590,7 +590,7 @@
           <w:noProof/>
         </w:rPr>
       </w:pPr>
-      <w:hyperlink w:anchor="_Toc241912738" w:history="1">
+      <w:hyperlink w:anchor="_Toc241934603" w:history="1">
         <w:r>
           <w:rPr>
             <w:rStyle w:val="af"/>
@@ -618,7 +618,7 @@
             <w:noProof/>
             <w:webHidden/>
           </w:rPr>
-          <w:instrText xml:space="preserve"> PAGEREF _Toc241912738 \h </w:instrText>
+          <w:instrText xml:space="preserve"> PAGEREF _Toc241934603 \h </w:instrText>
         </w:r>
         <w:r>
           <w:rPr>
@@ -659,7 +659,7 @@
           <w:noProof/>
         </w:rPr>
       </w:pPr>
-      <w:hyperlink w:anchor="_Toc241912739" w:history="1">
+      <w:hyperlink w:anchor="_Toc241934604" w:history="1">
         <w:r>
           <w:rPr>
             <w:rStyle w:val="af"/>
@@ -687,7 +687,7 @@
             <w:noProof/>
             <w:webHidden/>
           </w:rPr>
-          <w:instrText xml:space="preserve"> PAGEREF _Toc241912739 \h </w:instrText>
+          <w:instrText xml:space="preserve"> PAGEREF _Toc241934604 \h </w:instrText>
         </w:r>
         <w:r>
           <w:rPr>
@@ -728,7 +728,7 @@
           <w:noProof/>
         </w:rPr>
       </w:pPr>
-      <w:hyperlink w:anchor="_Toc241912740" w:history="1">
+      <w:hyperlink w:anchor="_Toc241934605" w:history="1">
         <w:r>
           <w:rPr>
             <w:rStyle w:val="af"/>
@@ -756,7 +756,7 @@
             <w:noProof/>
             <w:webHidden/>
           </w:rPr>
-          <w:instrText xml:space="preserve"> PAGEREF _Toc241912740 \h </w:instrText>
+          <w:instrText xml:space="preserve"> PAGEREF _Toc241934605 \h </w:instrText>
         </w:r>
         <w:r>
           <w:rPr>
@@ -797,7 +797,7 @@
           <w:noProof/>
         </w:rPr>
       </w:pPr>
-      <w:hyperlink w:anchor="_Toc241912741" w:history="1">
+      <w:hyperlink w:anchor="_Toc241934606" w:history="1">
         <w:r>
           <w:rPr>
             <w:rStyle w:val="af"/>
@@ -825,7 +825,7 @@
             <w:noProof/>
             <w:webHidden/>
           </w:rPr>
-          <w:instrText xml:space="preserve"> PAGEREF _Toc241912741 \h </w:instrText>
+          <w:instrText xml:space="preserve"> PAGEREF _Toc241934606 \h </w:instrText>
         </w:r>
         <w:r>
           <w:rPr>
@@ -866,7 +866,7 @@
           <w:noProof/>
         </w:rPr>
       </w:pPr>
-      <w:hyperlink w:anchor="_Toc241912742" w:history="1">
+      <w:hyperlink w:anchor="_Toc241934607" w:history="1">
         <w:r>
           <w:rPr>
             <w:rStyle w:val="af"/>
@@ -894,7 +894,7 @@
             <w:noProof/>
             <w:webHidden/>
           </w:rPr>
-          <w:instrText xml:space="preserve"> PAGEREF _Toc241912742 \h </w:instrText>
+          <w:instrText xml:space="preserve"> PAGEREF _Toc241934607 \h </w:instrText>
         </w:r>
         <w:r>
           <w:rPr>
@@ -935,7 +935,7 @@
           <w:noProof/>
         </w:rPr>
       </w:pPr>
-      <w:hyperlink w:anchor="_Toc241912743" w:history="1">
+      <w:hyperlink w:anchor="_Toc241934608" w:history="1">
         <w:r>
           <w:rPr>
             <w:rStyle w:val="af"/>
@@ -972,7 +972,7 @@
             <w:noProof/>
             <w:webHidden/>
           </w:rPr>
-          <w:instrText xml:space="preserve"> PAGEREF _Toc241912743 \h </w:instrText>
+          <w:instrText xml:space="preserve"> PAGEREF _Toc241934608 \h </w:instrText>
         </w:r>
         <w:r>
           <w:rPr>
@@ -1013,7 +1013,7 @@
           <w:noProof/>
         </w:rPr>
       </w:pPr>
-      <w:hyperlink w:anchor="_Toc241912744" w:history="1">
+      <w:hyperlink w:anchor="_Toc241934609" w:history="1">
         <w:r>
           <w:rPr>
             <w:rStyle w:val="af"/>
@@ -1041,7 +1041,7 @@
             <w:noProof/>
             <w:webHidden/>
           </w:rPr>
-          <w:instrText xml:space="preserve"> PAGEREF _Toc241912744 \h </w:instrText>
+          <w:instrText xml:space="preserve"> PAGEREF _Toc241934609 \h </w:instrText>
         </w:r>
         <w:r>
           <w:rPr>
@@ -1082,7 +1082,7 @@
           <w:noProof/>
         </w:rPr>
       </w:pPr>
-      <w:hyperlink w:anchor="_Toc241912745" w:history="1">
+      <w:hyperlink w:anchor="_Toc241934610" w:history="1">
         <w:r>
           <w:rPr>
             <w:rStyle w:val="af"/>
@@ -1110,7 +1110,7 @@
             <w:noProof/>
             <w:webHidden/>
           </w:rPr>
-          <w:instrText xml:space="preserve"> PAGEREF _Toc241912745 \h </w:instrText>
+          <w:instrText xml:space="preserve"> PAGEREF _Toc241934610 \h </w:instrText>
         </w:r>
         <w:r>
           <w:rPr>
@@ -1151,7 +1151,7 @@
           <w:noProof/>
         </w:rPr>
       </w:pPr>
-      <w:hyperlink w:anchor="_Toc241912746" w:history="1">
+      <w:hyperlink w:anchor="_Toc241934611" w:history="1">
         <w:r>
           <w:rPr>
             <w:rStyle w:val="af"/>
@@ -1179,7 +1179,7 @@
             <w:noProof/>
             <w:webHidden/>
           </w:rPr>
-          <w:instrText xml:space="preserve"> PAGEREF _Toc241912746 \h </w:instrText>
+          <w:instrText xml:space="preserve"> PAGEREF _Toc241934611 \h </w:instrText>
         </w:r>
         <w:r>
           <w:rPr>
@@ -1220,7 +1220,7 @@
           <w:noProof/>
         </w:rPr>
       </w:pPr>
-      <w:hyperlink w:anchor="_Toc241912747" w:history="1">
+      <w:hyperlink w:anchor="_Toc241934612" w:history="1">
         <w:r>
           <w:rPr>
             <w:rStyle w:val="af"/>
@@ -1248,7 +1248,7 @@
             <w:noProof/>
             <w:webHidden/>
           </w:rPr>
-          <w:instrText xml:space="preserve"> PAGEREF _Toc241912747 \h </w:instrText>
+          <w:instrText xml:space="preserve"> PAGEREF _Toc241934612 \h </w:instrText>
         </w:r>
         <w:r>
           <w:rPr>
@@ -1289,7 +1289,7 @@
           <w:noProof/>
         </w:rPr>
       </w:pPr>
-      <w:hyperlink w:anchor="_Toc241912748" w:history="1">
+      <w:hyperlink w:anchor="_Toc241934613" w:history="1">
         <w:r>
           <w:rPr>
             <w:rStyle w:val="af"/>
@@ -1317,7 +1317,7 @@
             <w:noProof/>
             <w:webHidden/>
           </w:rPr>
-          <w:instrText xml:space="preserve"> PAGEREF _Toc241912748 \h </w:instrText>
+          <w:instrText xml:space="preserve"> PAGEREF _Toc241934613 \h </w:instrText>
         </w:r>
         <w:r>
           <w:rPr>
@@ -1358,7 +1358,7 @@
           <w:noProof/>
         </w:rPr>
       </w:pPr>
-      <w:hyperlink w:anchor="_Toc241912749" w:history="1">
+      <w:hyperlink w:anchor="_Toc241934614" w:history="1">
         <w:r>
           <w:rPr>
             <w:rStyle w:val="af"/>
@@ -1386,7 +1386,7 @@
             <w:noProof/>
             <w:webHidden/>
           </w:rPr>
-          <w:instrText xml:space="preserve"> PAGEREF _Toc241912749 \h </w:instrText>
+          <w:instrText xml:space="preserve"> PAGEREF _Toc241934614 \h </w:instrText>
         </w:r>
         <w:r>
           <w:rPr>
@@ -1427,7 +1427,7 @@
           <w:noProof/>
         </w:rPr>
       </w:pPr>
-      <w:hyperlink w:anchor="_Toc241912750" w:history="1">
+      <w:hyperlink w:anchor="_Toc241934615" w:history="1">
         <w:r>
           <w:rPr>
             <w:rStyle w:val="af"/>
@@ -1455,7 +1455,7 @@
             <w:noProof/>
             <w:webHidden/>
           </w:rPr>
-          <w:instrText xml:space="preserve"> PAGEREF _Toc241912750 \h </w:instrText>
+          <w:instrText xml:space="preserve"> PAGEREF _Toc241934615 \h </w:instrText>
         </w:r>
         <w:r>
           <w:rPr>
@@ -1488,6 +1488,75 @@
     </w:p>
     <w:p>
       <w:pPr>
+        <w:pStyle w:val="12"/>
+        <w:tabs>
+          <w:tab w:val="right" w:leader="dot" w:pos="9345"/>
+        </w:tabs>
+        <w:rPr>
+          <w:noProof/>
+        </w:rPr>
+      </w:pPr>
+      <w:hyperlink w:anchor="_Toc241934616" w:history="1">
+        <w:r>
+          <w:rPr>
+            <w:rStyle w:val="af"/>
+            <w:b/>
+            <w:noProof/>
+          </w:rPr>
+          <w:t>ПРИЛОЖЕНИЕ Г</w:t>
+        </w:r>
+        <w:r>
+          <w:rPr>
+            <w:noProof/>
+            <w:webHidden/>
+          </w:rPr>
+          <w:tab/>
+        </w:r>
+        <w:r>
+          <w:rPr>
+            <w:noProof/>
+            <w:webHidden/>
+          </w:rPr>
+          <w:fldChar w:fldCharType="begin"/>
+        </w:r>
+        <w:r>
+          <w:rPr>
+            <w:noProof/>
+            <w:webHidden/>
+          </w:rPr>
+          <w:instrText xml:space="preserve"> PAGEREF _Toc241934616 \h </w:instrText>
+        </w:r>
+        <w:r>
+          <w:rPr>
+            <w:noProof/>
+            <w:webHidden/>
+          </w:rPr>
+        </w:r>
+        <w:r>
+          <w:rPr>
+            <w:noProof/>
+            <w:webHidden/>
+          </w:rPr>
+          <w:fldChar w:fldCharType="separate"/>
+        </w:r>
+        <w:r>
+          <w:rPr>
+            <w:noProof/>
+            <w:webHidden/>
+          </w:rPr>
+          <w:t>30</w:t>
+        </w:r>
+        <w:r>
+          <w:rPr>
+            <w:noProof/>
+            <w:webHidden/>
+          </w:rPr>
+          <w:fldChar w:fldCharType="end"/>
+        </w:r>
+      </w:hyperlink>
+    </w:p>
+    <w:p>
+      <w:pPr>
         <w:pStyle w:val="11"/>
       </w:pPr>
       <w:r>
@@ -1501,7 +1570,7 @@
         <w:spacing w:before="0" w:after="360" w:line="360" w:lineRule="exact"/>
         <w:ind w:firstLine="709"/>
       </w:pPr>
-      <w:bookmarkStart w:id="1" w:name="_Toc241912733"/>
+      <w:bookmarkStart w:id="1" w:name="_Toc241934598"/>
       <w:r>
         <w:rPr>
           <w:b/>
@@ -1536,13 +1605,13 @@
         <w:rPr>
           <w:sz w:val="28"/>
         </w:rPr>
-        <w:t>-моделей по уровням конкуренции [1], определить рыночный стандарт цифрового товара и зоны дифференциации по моделям Левитта и Кано [2], ре</w:t>
-      </w:r>
-      <w:r>
-        <w:rPr>
-          <w:sz w:val="28"/>
-        </w:rPr>
-        <w:t xml:space="preserve">конструировать бизнес-модели конкурентов по их сайтам [3] и сформулировать на этой основе минимальный цифровой товар и бизнес-гипотезы </w:t>
+        <w:t>-моделей по уровням конкуренции [1], определить рыночный стандарт цифрового товара и зоны дифференциации по моделям Левитта и Кано [2], реконструировать бизнес-модели конкурентов по их сайтам [3] и сформулировать на этой основе минимальный цифровой товар и</w:t>
+      </w:r>
+      <w:r>
+        <w:rPr>
+          <w:sz w:val="28"/>
+        </w:rPr>
+        <w:t xml:space="preserve"> бизнес-гипотезы </w:t>
       </w:r>
       <w:r>
         <w:rPr>
@@ -1569,19 +1638,19 @@
         <w:rPr>
           <w:sz w:val="28"/>
         </w:rPr>
-        <w:t>Для достижения цели решены задачи: сформирован реестр из 10 компаний и классифицирован по 10 критериям с ограничителями; для 7 конкурентов зафиксированы страницы сайтов и доказательства; рассчитаны признаки по уровням Левитта и категории Кано; выполнена ср</w:t>
-      </w:r>
-      <w:r>
-        <w:rPr>
-          <w:sz w:val="28"/>
-        </w:rPr>
-        <w:t xml:space="preserve">авнительная оценка товаров по 25 критериям; определены рыночные стандарты и зоны дифференциации; реконструированы девять блоков бизнес-модели, монетизация, каналы и операционная модель; выявлены преимущества конкурентов; сформулирован собственный цифровой </w:t>
-      </w:r>
-      <w:r>
-        <w:rPr>
-          <w:sz w:val="28"/>
-        </w:rPr>
-        <w:t>товар.</w:t>
+        <w:t>Для достижения цели решены задачи: сформирован реестр из 10 компаний и классифицирован по 10 критериям с ограничителями; для 7 конкурентов зафиксированы страницы сайтов и доказательства; рассчитаны признаки по уровням Ле</w:t>
+      </w:r>
+      <w:r>
+        <w:rPr>
+          <w:sz w:val="28"/>
+        </w:rPr>
+        <w:t>витта и категории Кано; выполнена сравнительная оценка товаров по 25 критериям; определены рыночные стандарты и зоны дифференциации; реконструированы девять блоков бизнес-модели, монетизация, каналы и операционная модель; выявлены преимущества конкурентов;</w:t>
+      </w:r>
+      <w:r>
+        <w:rPr>
+          <w:sz w:val="28"/>
+        </w:rPr>
+        <w:t xml:space="preserve"> сформулирован собственный цифровой товар.</w:t>
       </w:r>
     </w:p>
     <w:p>
@@ -1634,13 +1703,13 @@
         <w:rPr>
           <w:sz w:val="28"/>
         </w:rPr>
-        <w:t xml:space="preserve"> и вывод ЛР4 о том, что заменители создают критичное давление. Факты о проекте (тарифы, це</w:t>
-      </w:r>
-      <w:r>
-        <w:rPr>
-          <w:sz w:val="28"/>
-        </w:rPr>
-        <w:t>ли, сроки) сверены с ПЗ1 и ПЗ4 [5]. Все оценки по сайтам являются оценочными суждениями аналитика по просмотренным страницам и требуют проверки.</w:t>
+        <w:t xml:space="preserve"> и вывод ЛР4 о том, что заменители создают критичное д</w:t>
+      </w:r>
+      <w:r>
+        <w:rPr>
+          <w:sz w:val="28"/>
+        </w:rPr>
+        <w:t>авление. Факты о проекте (тарифы, цели, сроки) сверены с ПЗ1 и ПЗ4 [5]. Все оценки по сайтам являются оценочными суждениями аналитика по просмотренным страницам и требуют проверки.</w:t>
       </w:r>
     </w:p>
     <w:p>
@@ -1651,7 +1720,7 @@
         <w:ind w:firstLine="709"/>
       </w:pPr>
       <w:bookmarkStart w:id="2" w:name="_b608aa976fc82a0faaf3b83f58c735968afd03b"/>
-      <w:bookmarkStart w:id="3" w:name="_Toc241912734"/>
+      <w:bookmarkStart w:id="3" w:name="_Toc241934599"/>
       <w:bookmarkEnd w:id="0"/>
       <w:r>
         <w:rPr>
@@ -1674,13 +1743,13 @@
         <w:rPr>
           <w:sz w:val="28"/>
         </w:rPr>
-        <w:t xml:space="preserve">Работа выполнена в трех блоках по трем методикам: классификация компаний, анализ цифрового товара </w:t>
-      </w:r>
-      <w:r>
-        <w:rPr>
-          <w:sz w:val="28"/>
-        </w:rPr>
-        <w:t xml:space="preserve">и анализ бизнес-моделей. Каждый блок реализован в отдельной книге </w:t>
+        <w:t>Работа выполнена в трех блоках по трем методикам: классификаци</w:t>
+      </w:r>
+      <w:r>
+        <w:rPr>
+          <w:sz w:val="28"/>
+        </w:rPr>
+        <w:t xml:space="preserve">я компаний, анализ цифрового товара и анализ бизнес-моделей. Каждый блок реализован в отдельной книге </w:t>
       </w:r>
       <w:r>
         <w:rPr>
@@ -1716,7 +1785,7 @@
         <w:ind w:firstLine="709"/>
       </w:pPr>
       <w:bookmarkStart w:id="4" w:name="_c3cf235f67897fccdd158c7c34ca81091dc06e0"/>
-      <w:bookmarkStart w:id="5" w:name="_Toc241912735"/>
+      <w:bookmarkStart w:id="5" w:name="_Toc241934600"/>
       <w:r>
         <w:rPr>
           <w:b/>
@@ -1737,7 +1806,13 @@
         <w:rPr>
           <w:sz w:val="28"/>
         </w:rPr>
-        <w:t>Контур определен списком ЛР4: специализированные инструменты проверки (</w:t>
+        <w:t xml:space="preserve">Контур определен списком ЛР4: </w:t>
+      </w:r>
+      <w:r>
+        <w:rPr>
+          <w:sz w:val="28"/>
+        </w:rPr>
+        <w:t>специализированные инструменты проверки (</w:t>
       </w:r>
       <w:r>
         <w:rPr>
@@ -1919,13 +1994,13 @@
         <w:rPr>
           <w:sz w:val="28"/>
         </w:rPr>
-        <w:t>. Для анализа товара и бизнес-модели выбраны 7 конкурентов с достаточными открытым</w:t>
-      </w:r>
-      <w:r>
-        <w:rPr>
-          <w:sz w:val="28"/>
-        </w:rPr>
-        <w:t>и данными (норма шаблона 5-12), для классификации - 10 компаний.</w:t>
+        <w:t>. Для анализа товара и бизнес-</w:t>
+      </w:r>
+      <w:r>
+        <w:rPr>
+          <w:sz w:val="28"/>
+        </w:rPr>
+        <w:t>модели выбраны 7 конкурентов с достаточными открытыми данными (норма шаблона 5-12), для классификации - 10 компаний.</w:t>
       </w:r>
     </w:p>
     <w:p>
@@ -2385,13 +2460,7 @@
               <w:rPr>
                 <w:sz w:val="24"/>
               </w:rPr>
-              <w:t>аудит моде</w:t>
-            </w:r>
-            <w:r>
-              <w:rPr>
-                <w:sz w:val="24"/>
-              </w:rPr>
-              <w:t xml:space="preserve">лей и надстройка </w:t>
+              <w:t xml:space="preserve">аудит моделей и надстройка </w:t>
             </w:r>
             <w:r>
               <w:rPr>
@@ -3371,13 +3440,7 @@
         <w:rPr>
           <w:sz w:val="28"/>
         </w:rPr>
-        <w:t>-помощника, дв</w:t>
-      </w:r>
-      <w:r>
-        <w:rPr>
-          <w:sz w:val="28"/>
-        </w:rPr>
-        <w:t xml:space="preserve">е платформы и встроенный </w:t>
+        <w:t xml:space="preserve">-помощника, две платформы и встроенный </w:t>
       </w:r>
       <w:r>
         <w:rPr>
@@ -3439,7 +3502,7 @@
         <w:ind w:firstLine="709"/>
       </w:pPr>
       <w:bookmarkStart w:id="6" w:name="_6c38f46d6252626ee19bec51dca515ea8eb3483"/>
-      <w:bookmarkStart w:id="7" w:name="_Toc241912736"/>
+      <w:bookmarkStart w:id="7" w:name="_Toc241934601"/>
       <w:bookmarkEnd w:id="4"/>
       <w:r>
         <w:rPr>
@@ -3461,13 +3524,13 @@
         <w:rPr>
           <w:sz w:val="28"/>
         </w:rPr>
-        <w:t>Методика [1] оценивает каждую компанию по 10 критериям от 0 до 5 с весами и ограничителями: прямым конкурентом нельзя назвать компанию, у которой совпадение потребительской задачи или функциональная заменяемость ниже 3 баллов. Взвешенный балл переводится в</w:t>
-      </w:r>
-      <w:r>
-        <w:rPr>
-          <w:sz w:val="28"/>
-        </w:rPr>
-        <w:t xml:space="preserve"> уровень: 4,20-5,00 - прямой конкурент; 3,40-4,19 - близкий альтернативный; 2,50-3,39 - косвенный или заменитель; 1,60-2,49 - смежная конкуренция.</w:t>
+        <w:t>Методика [1] оценивает каждую компанию по 10 критериям от 0 до 5 с весами и ограничителями: прямым конкурентом нельзя назвать компанию, у которой совпадение потребительской задачи или функциональная заменяемость ниж</w:t>
+      </w:r>
+      <w:r>
+        <w:rPr>
+          <w:sz w:val="28"/>
+        </w:rPr>
+        <w:t>е 3 баллов. Взвешенный балл переводится в уровень: 4,20-5,00 - прямой конкурент; 3,40-4,19 - близкий альтернативный; 2,50-3,39 - косвенный или заменитель; 1,60-2,49 - смежная конкуренция.</w:t>
       </w:r>
     </w:p>
     <w:p>
@@ -3494,7 +3557,13 @@
         <w:rPr>
           <w:sz w:val="28"/>
         </w:rPr>
-        <w:t>Таблица 2 – Критерии и веса классификации</w:t>
+        <w:t>Таблица 2 –</w:t>
+      </w:r>
+      <w:r>
+        <w:rPr>
+          <w:sz w:val="28"/>
+        </w:rPr>
+        <w:t xml:space="preserve"> Критерии и веса классификации</w:t>
       </w:r>
     </w:p>
     <w:tbl>
@@ -3561,14 +3630,7 @@
                 <w:b/>
                 <w:sz w:val="24"/>
               </w:rPr>
-              <w:t>Критер</w:t>
-            </w:r>
-            <w:r>
-              <w:rPr>
-                <w:b/>
-                <w:sz w:val="24"/>
-              </w:rPr>
-              <w:t>ий</w:t>
+              <w:t>Критерий</w:t>
             </w:r>
           </w:p>
         </w:tc>
@@ -6210,7 +6272,7 @@
         </w:rPr>
         <w:lastRenderedPageBreak/>
         <w:drawing>
-          <wp:inline distT="0" distB="0" distL="0" distR="0" wp14:anchorId="78AD1BF8" wp14:editId="2416F8A0">
+          <wp:inline distT="0" distB="0" distL="0" distR="0" wp14:anchorId="7DD22D6E" wp14:editId="0325C522">
             <wp:extent cx="5334000" cy="3122341"/>
             <wp:effectExtent l="0" t="0" r="0" b="0"/>
             <wp:docPr id="12" name="Picture"/>
@@ -6474,7 +6536,7 @@
         <w:ind w:firstLine="709"/>
       </w:pPr>
       <w:bookmarkStart w:id="8" w:name="_e6ba0285e0e0ccc17e7a33a4e535fa387865e88"/>
-      <w:bookmarkStart w:id="9" w:name="_Toc241912737"/>
+      <w:bookmarkStart w:id="9" w:name="_Toc241934602"/>
       <w:bookmarkEnd w:id="6"/>
       <w:r>
         <w:rPr>
@@ -8887,7 +8949,7 @@
         <w:ind w:firstLine="709"/>
       </w:pPr>
       <w:bookmarkStart w:id="10" w:name="_b8f6f14603ee9e71fb2e4d1c108750035f950c7"/>
-      <w:bookmarkStart w:id="11" w:name="_Toc241912738"/>
+      <w:bookmarkStart w:id="11" w:name="_Toc241934603"/>
       <w:bookmarkEnd w:id="8"/>
       <w:r>
         <w:rPr>
@@ -11869,7 +11931,7 @@
           <w:sz w:val="28"/>
         </w:rPr>
         <w:drawing>
-          <wp:inline distT="0" distB="0" distL="0" distR="0" wp14:anchorId="204CCB99" wp14:editId="3D2B6C46">
+          <wp:inline distT="0" distB="0" distL="0" distR="0" wp14:anchorId="5B0859AE" wp14:editId="6A65481F">
             <wp:extent cx="5334000" cy="3187390"/>
             <wp:effectExtent l="0" t="0" r="0" b="0"/>
             <wp:docPr id="17" name="Picture"/>
@@ -12416,7 +12478,7 @@
         <w:ind w:firstLine="709"/>
       </w:pPr>
       <w:bookmarkStart w:id="12" w:name="_823200a59a4cf40c51f7f0e02566c010f838ed7"/>
-      <w:bookmarkStart w:id="13" w:name="_Toc241912739"/>
+      <w:bookmarkStart w:id="13" w:name="_Toc241934604"/>
       <w:bookmarkEnd w:id="10"/>
       <w:r>
         <w:rPr>
@@ -13126,7 +13188,7 @@
         </w:rPr>
         <w:lastRenderedPageBreak/>
         <w:drawing>
-          <wp:inline distT="0" distB="0" distL="0" distR="0" wp14:anchorId="45E57C0A" wp14:editId="0FD477D5">
+          <wp:inline distT="0" distB="0" distL="0" distR="0" wp14:anchorId="4A8CAAEC" wp14:editId="1185FB86">
             <wp:extent cx="5334000" cy="2862146"/>
             <wp:effectExtent l="0" t="0" r="0" b="0"/>
             <wp:docPr id="21" name="Picture"/>
@@ -13221,7 +13283,7 @@
         <w:ind w:firstLine="709"/>
       </w:pPr>
       <w:bookmarkStart w:id="14" w:name="_9d579ff3219dd0c08e87cdba2a2a6d1ef61e3cc"/>
-      <w:bookmarkStart w:id="15" w:name="_Toc241912740"/>
+      <w:bookmarkStart w:id="15" w:name="_Toc241934605"/>
       <w:bookmarkEnd w:id="12"/>
       <w:r>
         <w:rPr>
@@ -15135,7 +15197,7 @@
         <w:ind w:firstLine="709"/>
       </w:pPr>
       <w:bookmarkStart w:id="16" w:name="_8be076d9797953e124cfe81356f035b108674c3"/>
-      <w:bookmarkStart w:id="17" w:name="_Toc241912741"/>
+      <w:bookmarkStart w:id="17" w:name="_Toc241934606"/>
       <w:bookmarkEnd w:id="14"/>
       <w:r>
         <w:rPr>
@@ -17805,7 +17867,7 @@
         <w:ind w:firstLine="709"/>
       </w:pPr>
       <w:bookmarkStart w:id="18" w:name="_0ab5b5274b575dfb9e5e85d7a9a12b82683e52c"/>
-      <w:bookmarkStart w:id="19" w:name="_Toc241912742"/>
+      <w:bookmarkStart w:id="19" w:name="_Toc241934607"/>
       <w:bookmarkEnd w:id="16"/>
       <w:r>
         <w:rPr>
@@ -24767,7 +24829,7 @@
           <w:sz w:val="28"/>
         </w:rPr>
         <w:drawing>
-          <wp:inline distT="0" distB="0" distL="0" distR="0" wp14:anchorId="6505E4F1" wp14:editId="2E2CE517">
+          <wp:inline distT="0" distB="0" distL="0" distR="0" wp14:anchorId="5C0F0AB6" wp14:editId="481AC973">
             <wp:extent cx="5334000" cy="2471853"/>
             <wp:effectExtent l="0" t="0" r="0" b="0"/>
             <wp:docPr id="27" name="Picture"/>
@@ -26378,7 +26440,7 @@
         <w:ind w:firstLine="709"/>
       </w:pPr>
       <w:bookmarkStart w:id="20" w:name="_79cbfa74df5b3f3beef1cd24c3ad9f089a58d7a"/>
-      <w:bookmarkStart w:id="21" w:name="_Toc241912743"/>
+      <w:bookmarkStart w:id="21" w:name="_Toc241934608"/>
       <w:bookmarkEnd w:id="18"/>
       <w:r>
         <w:rPr>
@@ -27857,7 +27919,7 @@
         <w:ind w:firstLine="709"/>
       </w:pPr>
       <w:bookmarkStart w:id="22" w:name="_339ae803435bd6b9a653c2b18dadc62dc9ad8e7"/>
-      <w:bookmarkStart w:id="23" w:name="_Toc241912744"/>
+      <w:bookmarkStart w:id="23" w:name="_Toc241934609"/>
       <w:bookmarkEnd w:id="20"/>
       <w:r>
         <w:rPr>
@@ -28048,7 +28110,7 @@
         <w:ind w:firstLine="709"/>
       </w:pPr>
       <w:bookmarkStart w:id="24" w:name="_1bfdad9d2d88ddb6ca16c31c1d4d4943679f32f"/>
-      <w:bookmarkStart w:id="25" w:name="_Toc241912745"/>
+      <w:bookmarkStart w:id="25" w:name="_Toc241934610"/>
       <w:bookmarkEnd w:id="22"/>
       <w:bookmarkEnd w:id="2"/>
       <w:r>
@@ -28263,7 +28325,7 @@
         <w:jc w:val="center"/>
       </w:pPr>
       <w:bookmarkStart w:id="26" w:name="_выводы"/>
-      <w:bookmarkStart w:id="27" w:name="_Toc241912746"/>
+      <w:bookmarkStart w:id="27" w:name="_Toc241934611"/>
       <w:bookmarkEnd w:id="24"/>
       <w:r>
         <w:rPr>
@@ -28525,7 +28587,7 @@
         <w:jc w:val="center"/>
       </w:pPr>
       <w:bookmarkStart w:id="28" w:name="_274f6a444530ef90b0479dabf3d210f01e97699"/>
-      <w:bookmarkStart w:id="29" w:name="_Toc241912747"/>
+      <w:bookmarkStart w:id="29" w:name="_Toc241934612"/>
       <w:bookmarkEnd w:id="26"/>
       <w:r>
         <w:rPr>
@@ -29781,7 +29843,7 @@
         <w:jc w:val="center"/>
       </w:pPr>
       <w:bookmarkStart w:id="30" w:name="_3d74faf1500c1b2a4a8bfa8e0e37c74206ce73d"/>
-      <w:bookmarkStart w:id="31" w:name="_Toc241912748"/>
+      <w:bookmarkStart w:id="31" w:name="_Toc241934613"/>
       <w:bookmarkEnd w:id="28"/>
       <w:r>
         <w:rPr>
@@ -30528,7 +30590,7 @@
         <w:jc w:val="center"/>
       </w:pPr>
       <w:bookmarkStart w:id="32" w:name="_d684f183eb868ee4ace295916bed2e6be64d16e"/>
-      <w:bookmarkStart w:id="33" w:name="_Toc241912749"/>
+      <w:bookmarkStart w:id="33" w:name="_Toc241934614"/>
       <w:bookmarkEnd w:id="30"/>
       <w:r>
         <w:rPr>
@@ -31088,13 +31150,13 @@
               <w:rPr>
                 <w:sz w:val="24"/>
               </w:rPr>
-              <w:t>анкета функциональных и дисфункциональных вопросов; при отсутствии - модельные да</w:t>
-            </w:r>
-            <w:r>
-              <w:rPr>
-                <w:sz w:val="24"/>
-              </w:rPr>
-              <w:t>нные с пометкой</w:t>
+              <w:t>анкета функциональных и дисфункциональных вопросов; пока использованы модельные д</w:t>
+            </w:r>
+            <w:r>
+              <w:rPr>
+                <w:sz w:val="24"/>
+              </w:rPr>
+              <w:t>анные (приложение Г)</w:t>
             </w:r>
           </w:p>
         </w:tc>
@@ -31417,7 +31479,7 @@
         <w:jc w:val="center"/>
       </w:pPr>
       <w:bookmarkStart w:id="34" w:name="_cb59224a7032ef66ab429e7df9b4e4c597bc187"/>
-      <w:bookmarkStart w:id="35" w:name="_Toc241912750"/>
+      <w:bookmarkStart w:id="35" w:name="_Toc241934615"/>
       <w:bookmarkEnd w:id="32"/>
       <w:r>
         <w:rPr>
@@ -32148,7 +32210,2391 @@
         <w:t>Исправления 1-5 затрагивают корректность формул и не меняют смысл методик.</w:t>
       </w:r>
     </w:p>
-    <w:bookmarkEnd w:id="34"/>
+    <w:p>
+      <w:pPr>
+        <w:pStyle w:val="1"/>
+        <w:keepNext w:val="0"/>
+        <w:pageBreakBefore/>
+        <w:spacing w:before="0" w:after="0" w:line="360" w:lineRule="exact"/>
+        <w:jc w:val="center"/>
+      </w:pPr>
+      <w:bookmarkStart w:id="36" w:name="_c34bf756927ff692ee086e018f9b8545647766e"/>
+      <w:bookmarkStart w:id="37" w:name="_Toc241934616"/>
+      <w:bookmarkEnd w:id="34"/>
+      <w:r>
+        <w:rPr>
+          <w:b/>
+          <w:sz w:val="28"/>
+        </w:rPr>
+        <w:lastRenderedPageBreak/>
+        <w:t>ПРИЛОЖЕНИЕ Г</w:t>
+      </w:r>
+      <w:bookmarkEnd w:id="37"/>
+    </w:p>
+    <w:p>
+      <w:pPr>
+        <w:spacing w:after="0" w:line="360" w:lineRule="exact"/>
+        <w:jc w:val="center"/>
+      </w:pPr>
+      <w:r>
+        <w:rPr>
+          <w:sz w:val="28"/>
+        </w:rPr>
+        <w:t>(справочное)</w:t>
+      </w:r>
+    </w:p>
+    <w:p>
+      <w:pPr>
+        <w:spacing w:after="360" w:line="360" w:lineRule="exact"/>
+        <w:jc w:val="center"/>
+      </w:pPr>
+      <w:r>
+        <w:rPr>
+          <w:b/>
+          <w:sz w:val="28"/>
+        </w:rPr>
+        <w:t>Модельные данные опроса Кано</w:t>
+      </w:r>
+    </w:p>
+    <w:p>
+      <w:pPr>
+        <w:pStyle w:val="FirstParagraph"/>
+        <w:spacing w:before="0" w:after="0" w:line="360" w:lineRule="exact"/>
+        <w:ind w:firstLine="709"/>
+        <w:jc w:val="both"/>
+      </w:pPr>
+      <w:r>
+        <w:rPr>
+          <w:sz w:val="28"/>
+        </w:rPr>
+        <w:t xml:space="preserve">Для проверки методики Кано сгенерированы модельные ответы 30 условных респондентов на пары функциональных и дисфункциональных вопросов по 16 функциям (по решению студентки, Р-8; генератор и файлы - в папке 00_Общее/Опрос_модельный, </w:t>
+      </w:r>
+      <w:r>
+        <w:rPr>
+          <w:i/>
+          <w:sz w:val="28"/>
+        </w:rPr>
+        <w:t>seed</w:t>
+      </w:r>
+      <w:r>
+        <w:rPr>
+          <w:sz w:val="28"/>
+        </w:rPr>
+        <w:t xml:space="preserve"> 20261003). Это модельные данные, а не опрос людей: вероятность согласия с категорией аналитика задана параметром 58 %, поэтому совпадение с таблицей 6 неизбежно и подтверждает только работу расчета, а не истинность категорий.</w:t>
+      </w:r>
+    </w:p>
+    <w:p>
+      <w:pPr>
+        <w:pStyle w:val="a0"/>
+        <w:spacing w:before="0" w:after="0" w:line="360" w:lineRule="exact"/>
+        <w:ind w:firstLine="709"/>
+        <w:jc w:val="both"/>
+      </w:pPr>
+      <w:r>
+        <w:rPr>
+          <w:sz w:val="28"/>
+        </w:rPr>
+        <w:t>В таблице 24 представлено: мо</w:t>
+      </w:r>
+      <w:r>
+        <w:rPr>
+          <w:sz w:val="28"/>
+        </w:rPr>
+        <w:t>дельные категории Кано по функциям.</w:t>
+      </w:r>
+    </w:p>
+    <w:p>
+      <w:pPr>
+        <w:pStyle w:val="a0"/>
+        <w:keepNext/>
+        <w:spacing w:before="0" w:after="0" w:line="360" w:lineRule="exact"/>
+      </w:pPr>
+      <w:r>
+        <w:rPr>
+          <w:sz w:val="28"/>
+        </w:rPr>
+        <w:t>Таблица 24 – Модельные категории Кано по функциям</w:t>
+      </w:r>
+    </w:p>
+    <w:tbl>
+      <w:tblPr>
+        <w:tblStyle w:val="Table"/>
+        <w:tblW w:w="9355" w:type="dxa"/>
+        <w:jc w:val="center"/>
+        <w:tblBorders>
+          <w:top w:val="single" w:sz="4" w:space="0" w:color="000000"/>
+          <w:left w:val="single" w:sz="4" w:space="0" w:color="000000"/>
+          <w:bottom w:val="single" w:sz="4" w:space="0" w:color="000000"/>
+          <w:right w:val="single" w:sz="4" w:space="0" w:color="000000"/>
+          <w:insideH w:val="single" w:sz="4" w:space="0" w:color="000000"/>
+          <w:insideV w:val="single" w:sz="4" w:space="0" w:color="000000"/>
+        </w:tblBorders>
+        <w:tblLayout w:type="fixed"/>
+        <w:tblLook w:val="0020" w:firstRow="1" w:lastRow="0" w:firstColumn="0" w:lastColumn="0" w:noHBand="0" w:noVBand="0"/>
+      </w:tblPr>
+      <w:tblGrid>
+        <w:gridCol w:w="573"/>
+        <w:gridCol w:w="2167"/>
+        <w:gridCol w:w="1724"/>
+        <w:gridCol w:w="1724"/>
+        <w:gridCol w:w="1724"/>
+        <w:gridCol w:w="1443"/>
+      </w:tblGrid>
+      <w:tr>
+        <w:trPr>
+          <w:cnfStyle w:val="100000000000" w:firstRow="1" w:lastRow="0" w:firstColumn="0" w:lastColumn="0" w:oddVBand="0" w:evenVBand="0" w:oddHBand="0" w:evenHBand="0" w:firstRowFirstColumn="0" w:firstRowLastColumn="0" w:lastRowFirstColumn="0" w:lastRowLastColumn="0"/>
+          <w:cantSplit/>
+          <w:tblHeader/>
+          <w:jc w:val="center"/>
+        </w:trPr>
+        <w:tc>
+          <w:tcPr>
+            <w:tcW w:w="572" w:type="dxa"/>
+            <w:vAlign w:val="center"/>
+          </w:tcPr>
+          <w:p>
+            <w:pPr>
+              <w:pStyle w:val="Compact"/>
+              <w:spacing w:before="0" w:after="0" w:line="280" w:lineRule="exact"/>
+              <w:jc w:val="center"/>
+            </w:pPr>
+            <w:r>
+              <w:rPr>
+                <w:b/>
+                <w:sz w:val="24"/>
+              </w:rPr>
+              <w:t>Код</w:t>
+            </w:r>
+          </w:p>
+        </w:tc>
+        <w:tc>
+          <w:tcPr>
+            <w:tcW w:w="2167" w:type="dxa"/>
+            <w:vAlign w:val="center"/>
+          </w:tcPr>
+          <w:p>
+            <w:pPr>
+              <w:pStyle w:val="Compact"/>
+              <w:spacing w:before="0" w:after="0" w:line="280" w:lineRule="exact"/>
+              <w:jc w:val="center"/>
+            </w:pPr>
+            <w:r>
+              <w:rPr>
+                <w:b/>
+                <w:sz w:val="24"/>
+              </w:rPr>
+              <w:t>Функция</w:t>
+            </w:r>
+          </w:p>
+        </w:tc>
+        <w:tc>
+          <w:tcPr>
+            <w:tcW w:w="1724" w:type="dxa"/>
+            <w:vAlign w:val="center"/>
+          </w:tcPr>
+          <w:p>
+            <w:pPr>
+              <w:pStyle w:val="Compact"/>
+              <w:spacing w:before="0" w:after="0" w:line="280" w:lineRule="exact"/>
+              <w:jc w:val="center"/>
+            </w:pPr>
+            <w:r>
+              <w:rPr>
+                <w:b/>
+                <w:sz w:val="24"/>
+              </w:rPr>
+              <w:t>Категория аналитика</w:t>
+            </w:r>
+          </w:p>
+        </w:tc>
+        <w:tc>
+          <w:tcPr>
+            <w:tcW w:w="1724" w:type="dxa"/>
+            <w:vAlign w:val="center"/>
+          </w:tcPr>
+          <w:p>
+            <w:pPr>
+              <w:pStyle w:val="Compact"/>
+              <w:spacing w:before="0" w:after="0" w:line="280" w:lineRule="exact"/>
+              <w:jc w:val="center"/>
+            </w:pPr>
+            <w:r>
+              <w:rPr>
+                <w:b/>
+                <w:sz w:val="24"/>
+              </w:rPr>
+              <w:t>Модальная категория</w:t>
+            </w:r>
+          </w:p>
+        </w:tc>
+        <w:tc>
+          <w:tcPr>
+            <w:tcW w:w="1724" w:type="dxa"/>
+            <w:vAlign w:val="center"/>
+          </w:tcPr>
+          <w:p>
+            <w:pPr>
+              <w:pStyle w:val="Compact"/>
+              <w:spacing w:before="0" w:after="0" w:line="280" w:lineRule="exact"/>
+              <w:jc w:val="center"/>
+            </w:pPr>
+            <w:r>
+              <w:rPr>
+                <w:b/>
+                <w:sz w:val="24"/>
+              </w:rPr>
+              <w:t>Привлекательность (</w:t>
+            </w:r>
+            <w:r>
+              <w:rPr>
+                <w:b/>
+                <w:i/>
+                <w:sz w:val="24"/>
+              </w:rPr>
+              <w:t>Better</w:t>
+            </w:r>
+            <w:r>
+              <w:rPr>
+                <w:b/>
+                <w:sz w:val="24"/>
+              </w:rPr>
+              <w:t>)</w:t>
+            </w:r>
+          </w:p>
+        </w:tc>
+        <w:tc>
+          <w:tcPr>
+            <w:tcW w:w="1443" w:type="dxa"/>
+            <w:vAlign w:val="center"/>
+          </w:tcPr>
+          <w:p>
+            <w:pPr>
+              <w:pStyle w:val="Compact"/>
+              <w:spacing w:before="0" w:after="0" w:line="280" w:lineRule="exact"/>
+              <w:jc w:val="center"/>
+            </w:pPr>
+            <w:r>
+              <w:rPr>
+                <w:b/>
+                <w:sz w:val="24"/>
+              </w:rPr>
+              <w:t>Недовольство (</w:t>
+            </w:r>
+            <w:r>
+              <w:rPr>
+                <w:b/>
+                <w:i/>
+                <w:sz w:val="24"/>
+              </w:rPr>
+              <w:t>Worse</w:t>
+            </w:r>
+            <w:r>
+              <w:rPr>
+                <w:b/>
+                <w:sz w:val="24"/>
+              </w:rPr>
+              <w:t>)</w:t>
+            </w:r>
+          </w:p>
+        </w:tc>
+      </w:tr>
+      <w:tr>
+        <w:trPr>
+          <w:cantSplit/>
+          <w:jc w:val="center"/>
+        </w:trPr>
+        <w:tc>
+          <w:tcPr>
+            <w:tcW w:w="572" w:type="dxa"/>
+            <w:vAlign w:val="center"/>
+          </w:tcPr>
+          <w:p>
+            <w:pPr>
+              <w:pStyle w:val="Compact"/>
+              <w:spacing w:before="0" w:after="0" w:line="280" w:lineRule="exact"/>
+              <w:jc w:val="center"/>
+            </w:pPr>
+            <w:r>
+              <w:rPr>
+                <w:i/>
+                <w:sz w:val="24"/>
+              </w:rPr>
+              <w:t>R001</w:t>
+            </w:r>
+          </w:p>
+        </w:tc>
+        <w:tc>
+          <w:tcPr>
+            <w:tcW w:w="2167" w:type="dxa"/>
+            <w:vAlign w:val="center"/>
+          </w:tcPr>
+          <w:p>
+            <w:pPr>
+              <w:pStyle w:val="Compact"/>
+              <w:spacing w:before="0" w:after="0" w:line="280" w:lineRule="exact"/>
+              <w:jc w:val="center"/>
+            </w:pPr>
+            <w:r>
+              <w:rPr>
+                <w:sz w:val="24"/>
+              </w:rPr>
+              <w:t>Поиск ошибок формул и аномалий</w:t>
+            </w:r>
+          </w:p>
+        </w:tc>
+        <w:tc>
+          <w:tcPr>
+            <w:tcW w:w="1724" w:type="dxa"/>
+            <w:vAlign w:val="center"/>
+          </w:tcPr>
+          <w:p>
+            <w:pPr>
+              <w:pStyle w:val="Compact"/>
+              <w:spacing w:before="0" w:after="0" w:line="280" w:lineRule="exact"/>
+              <w:jc w:val="center"/>
+            </w:pPr>
+            <w:r>
+              <w:rPr>
+                <w:sz w:val="24"/>
+              </w:rPr>
+              <w:t>Обязательное</w:t>
+            </w:r>
+          </w:p>
+        </w:tc>
+        <w:tc>
+          <w:tcPr>
+            <w:tcW w:w="1724" w:type="dxa"/>
+            <w:vAlign w:val="center"/>
+          </w:tcPr>
+          <w:p>
+            <w:pPr>
+              <w:pStyle w:val="Compact"/>
+              <w:spacing w:before="0" w:after="0" w:line="280" w:lineRule="exact"/>
+              <w:jc w:val="center"/>
+            </w:pPr>
+            <w:r>
+              <w:rPr>
+                <w:sz w:val="24"/>
+              </w:rPr>
+              <w:t>Обязательное</w:t>
+            </w:r>
+          </w:p>
+        </w:tc>
+        <w:tc>
+          <w:tcPr>
+            <w:tcW w:w="1724" w:type="dxa"/>
+            <w:vAlign w:val="center"/>
+          </w:tcPr>
+          <w:p>
+            <w:pPr>
+              <w:pStyle w:val="Compact"/>
+              <w:spacing w:before="0" w:after="0" w:line="280" w:lineRule="exact"/>
+              <w:jc w:val="center"/>
+            </w:pPr>
+            <w:r>
+              <w:rPr>
+                <w:sz w:val="24"/>
+              </w:rPr>
+              <w:t>0,23</w:t>
+            </w:r>
+          </w:p>
+        </w:tc>
+        <w:tc>
+          <w:tcPr>
+            <w:tcW w:w="1443" w:type="dxa"/>
+            <w:vAlign w:val="center"/>
+          </w:tcPr>
+          <w:p>
+            <w:pPr>
+              <w:pStyle w:val="Compact"/>
+              <w:spacing w:before="0" w:after="0" w:line="280" w:lineRule="exact"/>
+              <w:jc w:val="center"/>
+            </w:pPr>
+            <w:r>
+              <w:rPr>
+                <w:sz w:val="24"/>
+              </w:rPr>
+              <w:t>-0,63</w:t>
+            </w:r>
+          </w:p>
+        </w:tc>
+      </w:tr>
+      <w:tr>
+        <w:trPr>
+          <w:cantSplit/>
+          <w:jc w:val="center"/>
+        </w:trPr>
+        <w:tc>
+          <w:tcPr>
+            <w:tcW w:w="572" w:type="dxa"/>
+            <w:vAlign w:val="center"/>
+          </w:tcPr>
+          <w:p>
+            <w:pPr>
+              <w:pStyle w:val="Compact"/>
+              <w:spacing w:before="0" w:after="0" w:line="280" w:lineRule="exact"/>
+              <w:jc w:val="center"/>
+            </w:pPr>
+            <w:r>
+              <w:rPr>
+                <w:i/>
+                <w:sz w:val="24"/>
+              </w:rPr>
+              <w:t>R002</w:t>
+            </w:r>
+          </w:p>
+        </w:tc>
+        <w:tc>
+          <w:tcPr>
+            <w:tcW w:w="2167" w:type="dxa"/>
+            <w:vAlign w:val="center"/>
+          </w:tcPr>
+          <w:p>
+            <w:pPr>
+              <w:pStyle w:val="Compact"/>
+              <w:spacing w:before="0" w:after="0" w:line="280" w:lineRule="exact"/>
+              <w:jc w:val="center"/>
+            </w:pPr>
+            <w:r>
+              <w:rPr>
+                <w:sz w:val="24"/>
+              </w:rPr>
+              <w:t>Трассировка зависимостей и карта формул</w:t>
+            </w:r>
+          </w:p>
+        </w:tc>
+        <w:tc>
+          <w:tcPr>
+            <w:tcW w:w="1724" w:type="dxa"/>
+            <w:vAlign w:val="center"/>
+          </w:tcPr>
+          <w:p>
+            <w:pPr>
+              <w:pStyle w:val="Compact"/>
+              <w:spacing w:before="0" w:after="0" w:line="280" w:lineRule="exact"/>
+              <w:jc w:val="center"/>
+            </w:pPr>
+            <w:r>
+              <w:rPr>
+                <w:sz w:val="24"/>
+              </w:rPr>
+              <w:t>Линейное</w:t>
+            </w:r>
+          </w:p>
+        </w:tc>
+        <w:tc>
+          <w:tcPr>
+            <w:tcW w:w="1724" w:type="dxa"/>
+            <w:vAlign w:val="center"/>
+          </w:tcPr>
+          <w:p>
+            <w:pPr>
+              <w:pStyle w:val="Compact"/>
+              <w:spacing w:before="0" w:after="0" w:line="280" w:lineRule="exact"/>
+              <w:jc w:val="center"/>
+            </w:pPr>
+            <w:r>
+              <w:rPr>
+                <w:sz w:val="24"/>
+              </w:rPr>
+              <w:t>Линейное</w:t>
+            </w:r>
+          </w:p>
+        </w:tc>
+        <w:tc>
+          <w:tcPr>
+            <w:tcW w:w="1724" w:type="dxa"/>
+            <w:vAlign w:val="center"/>
+          </w:tcPr>
+          <w:p>
+            <w:pPr>
+              <w:pStyle w:val="Compact"/>
+              <w:spacing w:before="0" w:after="0" w:line="280" w:lineRule="exact"/>
+              <w:jc w:val="center"/>
+            </w:pPr>
+            <w:r>
+              <w:rPr>
+                <w:sz w:val="24"/>
+              </w:rPr>
+              <w:t>0,53</w:t>
+            </w:r>
+          </w:p>
+        </w:tc>
+        <w:tc>
+          <w:tcPr>
+            <w:tcW w:w="1443" w:type="dxa"/>
+            <w:vAlign w:val="center"/>
+          </w:tcPr>
+          <w:p>
+            <w:pPr>
+              <w:pStyle w:val="Compact"/>
+              <w:spacing w:before="0" w:after="0" w:line="280" w:lineRule="exact"/>
+              <w:jc w:val="center"/>
+            </w:pPr>
+            <w:r>
+              <w:rPr>
+                <w:sz w:val="24"/>
+              </w:rPr>
+              <w:t>-0,90</w:t>
+            </w:r>
+          </w:p>
+        </w:tc>
+      </w:tr>
+      <w:tr>
+        <w:trPr>
+          <w:cantSplit/>
+          <w:jc w:val="center"/>
+        </w:trPr>
+        <w:tc>
+          <w:tcPr>
+            <w:tcW w:w="572" w:type="dxa"/>
+            <w:vAlign w:val="center"/>
+          </w:tcPr>
+          <w:p>
+            <w:pPr>
+              <w:pStyle w:val="Compact"/>
+              <w:spacing w:before="0" w:after="0" w:line="280" w:lineRule="exact"/>
+              <w:jc w:val="center"/>
+            </w:pPr>
+            <w:r>
+              <w:rPr>
+                <w:i/>
+                <w:sz w:val="24"/>
+              </w:rPr>
+              <w:t>R003</w:t>
+            </w:r>
+          </w:p>
+        </w:tc>
+        <w:tc>
+          <w:tcPr>
+            <w:tcW w:w="2167" w:type="dxa"/>
+            <w:vAlign w:val="center"/>
+          </w:tcPr>
+          <w:p>
+            <w:pPr>
+              <w:pStyle w:val="Compact"/>
+              <w:spacing w:before="0" w:after="0" w:line="280" w:lineRule="exact"/>
+              <w:jc w:val="center"/>
+            </w:pPr>
+            <w:r>
+              <w:rPr>
+                <w:sz w:val="24"/>
+              </w:rPr>
+              <w:t>Сравнение версий файлов</w:t>
+            </w:r>
+          </w:p>
+        </w:tc>
+        <w:tc>
+          <w:tcPr>
+            <w:tcW w:w="1724" w:type="dxa"/>
+            <w:vAlign w:val="center"/>
+          </w:tcPr>
+          <w:p>
+            <w:pPr>
+              <w:pStyle w:val="Compact"/>
+              <w:spacing w:before="0" w:after="0" w:line="280" w:lineRule="exact"/>
+              <w:jc w:val="center"/>
+            </w:pPr>
+            <w:r>
+              <w:rPr>
+                <w:sz w:val="24"/>
+              </w:rPr>
+              <w:t>Линейное</w:t>
+            </w:r>
+          </w:p>
+        </w:tc>
+        <w:tc>
+          <w:tcPr>
+            <w:tcW w:w="1724" w:type="dxa"/>
+            <w:vAlign w:val="center"/>
+          </w:tcPr>
+          <w:p>
+            <w:pPr>
+              <w:pStyle w:val="Compact"/>
+              <w:spacing w:before="0" w:after="0" w:line="280" w:lineRule="exact"/>
+              <w:jc w:val="center"/>
+            </w:pPr>
+            <w:r>
+              <w:rPr>
+                <w:sz w:val="24"/>
+              </w:rPr>
+              <w:t>Линейное</w:t>
+            </w:r>
+          </w:p>
+        </w:tc>
+        <w:tc>
+          <w:tcPr>
+            <w:tcW w:w="1724" w:type="dxa"/>
+            <w:vAlign w:val="center"/>
+          </w:tcPr>
+          <w:p>
+            <w:pPr>
+              <w:pStyle w:val="Compact"/>
+              <w:spacing w:before="0" w:after="0" w:line="280" w:lineRule="exact"/>
+              <w:jc w:val="center"/>
+            </w:pPr>
+            <w:r>
+              <w:rPr>
+                <w:sz w:val="24"/>
+              </w:rPr>
+              <w:t>0,63</w:t>
+            </w:r>
+          </w:p>
+        </w:tc>
+        <w:tc>
+          <w:tcPr>
+            <w:tcW w:w="1443" w:type="dxa"/>
+            <w:vAlign w:val="center"/>
+          </w:tcPr>
+          <w:p>
+            <w:pPr>
+              <w:pStyle w:val="Compact"/>
+              <w:spacing w:before="0" w:after="0" w:line="280" w:lineRule="exact"/>
+              <w:jc w:val="center"/>
+            </w:pPr>
+            <w:r>
+              <w:rPr>
+                <w:sz w:val="24"/>
+              </w:rPr>
+              <w:t>-0,73</w:t>
+            </w:r>
+          </w:p>
+        </w:tc>
+      </w:tr>
+      <w:tr>
+        <w:trPr>
+          <w:cantSplit/>
+          <w:jc w:val="center"/>
+        </w:trPr>
+        <w:tc>
+          <w:tcPr>
+            <w:tcW w:w="572" w:type="dxa"/>
+            <w:vAlign w:val="center"/>
+          </w:tcPr>
+          <w:p>
+            <w:pPr>
+              <w:pStyle w:val="Compact"/>
+              <w:spacing w:before="0" w:after="0" w:line="280" w:lineRule="exact"/>
+              <w:jc w:val="center"/>
+            </w:pPr>
+            <w:r>
+              <w:rPr>
+                <w:i/>
+                <w:sz w:val="24"/>
+              </w:rPr>
+              <w:t>R004</w:t>
+            </w:r>
+          </w:p>
+        </w:tc>
+        <w:tc>
+          <w:tcPr>
+            <w:tcW w:w="2167" w:type="dxa"/>
+            <w:vAlign w:val="center"/>
+          </w:tcPr>
+          <w:p>
+            <w:pPr>
+              <w:pStyle w:val="Compact"/>
+              <w:spacing w:before="0" w:after="0" w:line="280" w:lineRule="exact"/>
+              <w:jc w:val="center"/>
+            </w:pPr>
+            <w:r>
+              <w:rPr>
+                <w:sz w:val="24"/>
+              </w:rPr>
+              <w:t>Отчет аудита с экспортом</w:t>
+            </w:r>
+          </w:p>
+        </w:tc>
+        <w:tc>
+          <w:tcPr>
+            <w:tcW w:w="1724" w:type="dxa"/>
+            <w:vAlign w:val="center"/>
+          </w:tcPr>
+          <w:p>
+            <w:pPr>
+              <w:pStyle w:val="Compact"/>
+              <w:spacing w:before="0" w:after="0" w:line="280" w:lineRule="exact"/>
+              <w:jc w:val="center"/>
+            </w:pPr>
+            <w:r>
+              <w:rPr>
+                <w:sz w:val="24"/>
+              </w:rPr>
+              <w:t>Линейное</w:t>
+            </w:r>
+          </w:p>
+        </w:tc>
+        <w:tc>
+          <w:tcPr>
+            <w:tcW w:w="1724" w:type="dxa"/>
+            <w:vAlign w:val="center"/>
+          </w:tcPr>
+          <w:p>
+            <w:pPr>
+              <w:pStyle w:val="Compact"/>
+              <w:spacing w:before="0" w:after="0" w:line="280" w:lineRule="exact"/>
+              <w:jc w:val="center"/>
+            </w:pPr>
+            <w:r>
+              <w:rPr>
+                <w:sz w:val="24"/>
+              </w:rPr>
+              <w:t>Линейное</w:t>
+            </w:r>
+          </w:p>
+        </w:tc>
+        <w:tc>
+          <w:tcPr>
+            <w:tcW w:w="1724" w:type="dxa"/>
+            <w:vAlign w:val="center"/>
+          </w:tcPr>
+          <w:p>
+            <w:pPr>
+              <w:pStyle w:val="Compact"/>
+              <w:spacing w:before="0" w:after="0" w:line="280" w:lineRule="exact"/>
+              <w:jc w:val="center"/>
+            </w:pPr>
+            <w:r>
+              <w:rPr>
+                <w:sz w:val="24"/>
+              </w:rPr>
+              <w:t>0,57</w:t>
+            </w:r>
+          </w:p>
+        </w:tc>
+        <w:tc>
+          <w:tcPr>
+            <w:tcW w:w="1443" w:type="dxa"/>
+            <w:vAlign w:val="center"/>
+          </w:tcPr>
+          <w:p>
+            <w:pPr>
+              <w:pStyle w:val="Compact"/>
+              <w:spacing w:before="0" w:after="0" w:line="280" w:lineRule="exact"/>
+              <w:jc w:val="center"/>
+            </w:pPr>
+            <w:r>
+              <w:rPr>
+                <w:sz w:val="24"/>
+              </w:rPr>
+              <w:t>-0,70</w:t>
+            </w:r>
+          </w:p>
+        </w:tc>
+      </w:tr>
+      <w:tr>
+        <w:trPr>
+          <w:cantSplit/>
+          <w:jc w:val="center"/>
+        </w:trPr>
+        <w:tc>
+          <w:tcPr>
+            <w:tcW w:w="572" w:type="dxa"/>
+            <w:vAlign w:val="center"/>
+          </w:tcPr>
+          <w:p>
+            <w:pPr>
+              <w:pStyle w:val="Compact"/>
+              <w:spacing w:before="0" w:after="0" w:line="280" w:lineRule="exact"/>
+              <w:jc w:val="center"/>
+            </w:pPr>
+            <w:r>
+              <w:rPr>
+                <w:i/>
+                <w:sz w:val="24"/>
+              </w:rPr>
+              <w:t>R005</w:t>
+            </w:r>
+          </w:p>
+        </w:tc>
+        <w:tc>
+          <w:tcPr>
+            <w:tcW w:w="2167" w:type="dxa"/>
+            <w:vAlign w:val="center"/>
+          </w:tcPr>
+          <w:p>
+            <w:pPr>
+              <w:pStyle w:val="Compact"/>
+              <w:spacing w:before="0" w:after="0" w:line="280" w:lineRule="exact"/>
+              <w:jc w:val="center"/>
+            </w:pPr>
+            <w:r>
+              <w:rPr>
+                <w:sz w:val="24"/>
+              </w:rPr>
+              <w:t xml:space="preserve">Надстройка для </w:t>
+            </w:r>
+            <w:r>
+              <w:rPr>
+                <w:i/>
+                <w:sz w:val="24"/>
+              </w:rPr>
+              <w:t>Excel</w:t>
+            </w:r>
+          </w:p>
+        </w:tc>
+        <w:tc>
+          <w:tcPr>
+            <w:tcW w:w="1724" w:type="dxa"/>
+            <w:vAlign w:val="center"/>
+          </w:tcPr>
+          <w:p>
+            <w:pPr>
+              <w:pStyle w:val="Compact"/>
+              <w:spacing w:before="0" w:after="0" w:line="280" w:lineRule="exact"/>
+              <w:jc w:val="center"/>
+            </w:pPr>
+            <w:r>
+              <w:rPr>
+                <w:sz w:val="24"/>
+              </w:rPr>
+              <w:t>Обязательное</w:t>
+            </w:r>
+          </w:p>
+        </w:tc>
+        <w:tc>
+          <w:tcPr>
+            <w:tcW w:w="1724" w:type="dxa"/>
+            <w:vAlign w:val="center"/>
+          </w:tcPr>
+          <w:p>
+            <w:pPr>
+              <w:pStyle w:val="Compact"/>
+              <w:spacing w:before="0" w:after="0" w:line="280" w:lineRule="exact"/>
+              <w:jc w:val="center"/>
+            </w:pPr>
+            <w:r>
+              <w:rPr>
+                <w:sz w:val="24"/>
+              </w:rPr>
+              <w:t>Обязательное</w:t>
+            </w:r>
+          </w:p>
+        </w:tc>
+        <w:tc>
+          <w:tcPr>
+            <w:tcW w:w="1724" w:type="dxa"/>
+            <w:vAlign w:val="center"/>
+          </w:tcPr>
+          <w:p>
+            <w:pPr>
+              <w:pStyle w:val="Compact"/>
+              <w:spacing w:before="0" w:after="0" w:line="280" w:lineRule="exact"/>
+              <w:jc w:val="center"/>
+            </w:pPr>
+            <w:r>
+              <w:rPr>
+                <w:sz w:val="24"/>
+              </w:rPr>
+              <w:t>0,43</w:t>
+            </w:r>
+          </w:p>
+        </w:tc>
+        <w:tc>
+          <w:tcPr>
+            <w:tcW w:w="1443" w:type="dxa"/>
+            <w:vAlign w:val="center"/>
+          </w:tcPr>
+          <w:p>
+            <w:pPr>
+              <w:pStyle w:val="Compact"/>
+              <w:spacing w:before="0" w:after="0" w:line="280" w:lineRule="exact"/>
+              <w:jc w:val="center"/>
+            </w:pPr>
+            <w:r>
+              <w:rPr>
+                <w:sz w:val="24"/>
+              </w:rPr>
+              <w:t>-0,50</w:t>
+            </w:r>
+          </w:p>
+        </w:tc>
+      </w:tr>
+      <w:tr>
+        <w:trPr>
+          <w:cantSplit/>
+          <w:jc w:val="center"/>
+        </w:trPr>
+        <w:tc>
+          <w:tcPr>
+            <w:tcW w:w="572" w:type="dxa"/>
+            <w:vAlign w:val="center"/>
+          </w:tcPr>
+          <w:p>
+            <w:pPr>
+              <w:pStyle w:val="Compact"/>
+              <w:spacing w:before="0" w:after="0" w:line="280" w:lineRule="exact"/>
+              <w:jc w:val="center"/>
+            </w:pPr>
+            <w:r>
+              <w:rPr>
+                <w:i/>
+                <w:sz w:val="24"/>
+              </w:rPr>
+              <w:t>R006</w:t>
+            </w:r>
+          </w:p>
+        </w:tc>
+        <w:tc>
+          <w:tcPr>
+            <w:tcW w:w="2167" w:type="dxa"/>
+            <w:vAlign w:val="center"/>
+          </w:tcPr>
+          <w:p>
+            <w:pPr>
+              <w:pStyle w:val="Compact"/>
+              <w:spacing w:before="0" w:after="0" w:line="280" w:lineRule="exact"/>
+              <w:jc w:val="center"/>
+            </w:pPr>
+            <w:r>
+              <w:rPr>
+                <w:sz w:val="24"/>
+              </w:rPr>
+              <w:t>Веб-версия без установки</w:t>
+            </w:r>
+          </w:p>
+        </w:tc>
+        <w:tc>
+          <w:tcPr>
+            <w:tcW w:w="1724" w:type="dxa"/>
+            <w:vAlign w:val="center"/>
+          </w:tcPr>
+          <w:p>
+            <w:pPr>
+              <w:pStyle w:val="Compact"/>
+              <w:spacing w:before="0" w:after="0" w:line="280" w:lineRule="exact"/>
+              <w:jc w:val="center"/>
+            </w:pPr>
+            <w:r>
+              <w:rPr>
+                <w:sz w:val="24"/>
+              </w:rPr>
+              <w:t>Привлекательное</w:t>
+            </w:r>
+          </w:p>
+        </w:tc>
+        <w:tc>
+          <w:tcPr>
+            <w:tcW w:w="1724" w:type="dxa"/>
+            <w:vAlign w:val="center"/>
+          </w:tcPr>
+          <w:p>
+            <w:pPr>
+              <w:pStyle w:val="Compact"/>
+              <w:spacing w:before="0" w:after="0" w:line="280" w:lineRule="exact"/>
+              <w:jc w:val="center"/>
+            </w:pPr>
+            <w:r>
+              <w:rPr>
+                <w:sz w:val="24"/>
+              </w:rPr>
+              <w:t>Привлекательное</w:t>
+            </w:r>
+          </w:p>
+        </w:tc>
+        <w:tc>
+          <w:tcPr>
+            <w:tcW w:w="1724" w:type="dxa"/>
+            <w:vAlign w:val="center"/>
+          </w:tcPr>
+          <w:p>
+            <w:pPr>
+              <w:pStyle w:val="Compact"/>
+              <w:spacing w:before="0" w:after="0" w:line="280" w:lineRule="exact"/>
+              <w:jc w:val="center"/>
+            </w:pPr>
+            <w:r>
+              <w:rPr>
+                <w:sz w:val="24"/>
+              </w:rPr>
+              <w:t>0,60</w:t>
+            </w:r>
+          </w:p>
+        </w:tc>
+        <w:tc>
+          <w:tcPr>
+            <w:tcW w:w="1443" w:type="dxa"/>
+            <w:vAlign w:val="center"/>
+          </w:tcPr>
+          <w:p>
+            <w:pPr>
+              <w:pStyle w:val="Compact"/>
+              <w:spacing w:before="0" w:after="0" w:line="280" w:lineRule="exact"/>
+              <w:jc w:val="center"/>
+            </w:pPr>
+            <w:r>
+              <w:rPr>
+                <w:sz w:val="24"/>
+              </w:rPr>
+              <w:t>-0,33</w:t>
+            </w:r>
+          </w:p>
+        </w:tc>
+      </w:tr>
+      <w:tr>
+        <w:trPr>
+          <w:cantSplit/>
+          <w:jc w:val="center"/>
+        </w:trPr>
+        <w:tc>
+          <w:tcPr>
+            <w:tcW w:w="572" w:type="dxa"/>
+            <w:vAlign w:val="center"/>
+          </w:tcPr>
+          <w:p>
+            <w:pPr>
+              <w:pStyle w:val="Compact"/>
+              <w:spacing w:before="0" w:after="0" w:line="280" w:lineRule="exact"/>
+              <w:jc w:val="center"/>
+            </w:pPr>
+            <w:r>
+              <w:rPr>
+                <w:i/>
+                <w:sz w:val="24"/>
+              </w:rPr>
+              <w:t>R007</w:t>
+            </w:r>
+          </w:p>
+        </w:tc>
+        <w:tc>
+          <w:tcPr>
+            <w:tcW w:w="2167" w:type="dxa"/>
+            <w:vAlign w:val="center"/>
+          </w:tcPr>
+          <w:p>
+            <w:pPr>
+              <w:pStyle w:val="Compact"/>
+              <w:spacing w:before="0" w:after="0" w:line="280" w:lineRule="exact"/>
+              <w:jc w:val="center"/>
+            </w:pPr>
+            <w:r>
+              <w:rPr>
+                <w:i/>
+                <w:sz w:val="24"/>
+              </w:rPr>
+              <w:t>AI</w:t>
+            </w:r>
+            <w:r>
+              <w:rPr>
+                <w:sz w:val="24"/>
+              </w:rPr>
+              <w:t>-пояснения и подсказки</w:t>
+            </w:r>
+          </w:p>
+        </w:tc>
+        <w:tc>
+          <w:tcPr>
+            <w:tcW w:w="1724" w:type="dxa"/>
+            <w:vAlign w:val="center"/>
+          </w:tcPr>
+          <w:p>
+            <w:pPr>
+              <w:pStyle w:val="Compact"/>
+              <w:spacing w:before="0" w:after="0" w:line="280" w:lineRule="exact"/>
+              <w:jc w:val="center"/>
+            </w:pPr>
+            <w:r>
+              <w:rPr>
+                <w:sz w:val="24"/>
+              </w:rPr>
+              <w:t>Привлекательное</w:t>
+            </w:r>
+          </w:p>
+        </w:tc>
+        <w:tc>
+          <w:tcPr>
+            <w:tcW w:w="1724" w:type="dxa"/>
+            <w:vAlign w:val="center"/>
+          </w:tcPr>
+          <w:p>
+            <w:pPr>
+              <w:pStyle w:val="Compact"/>
+              <w:spacing w:before="0" w:after="0" w:line="280" w:lineRule="exact"/>
+              <w:jc w:val="center"/>
+            </w:pPr>
+            <w:r>
+              <w:rPr>
+                <w:sz w:val="24"/>
+              </w:rPr>
+              <w:t>Привлекательное</w:t>
+            </w:r>
+          </w:p>
+        </w:tc>
+        <w:tc>
+          <w:tcPr>
+            <w:tcW w:w="1724" w:type="dxa"/>
+            <w:vAlign w:val="center"/>
+          </w:tcPr>
+          <w:p>
+            <w:pPr>
+              <w:pStyle w:val="Compact"/>
+              <w:spacing w:before="0" w:after="0" w:line="280" w:lineRule="exact"/>
+              <w:jc w:val="center"/>
+            </w:pPr>
+            <w:r>
+              <w:rPr>
+                <w:sz w:val="24"/>
+              </w:rPr>
+              <w:t>0,67</w:t>
+            </w:r>
+          </w:p>
+        </w:tc>
+        <w:tc>
+          <w:tcPr>
+            <w:tcW w:w="1443" w:type="dxa"/>
+            <w:vAlign w:val="center"/>
+          </w:tcPr>
+          <w:p>
+            <w:pPr>
+              <w:pStyle w:val="Compact"/>
+              <w:spacing w:before="0" w:after="0" w:line="280" w:lineRule="exact"/>
+              <w:jc w:val="center"/>
+            </w:pPr>
+            <w:r>
+              <w:rPr>
+                <w:sz w:val="24"/>
+              </w:rPr>
+              <w:t>-0,33</w:t>
+            </w:r>
+          </w:p>
+        </w:tc>
+      </w:tr>
+      <w:tr>
+        <w:trPr>
+          <w:cantSplit/>
+          <w:jc w:val="center"/>
+        </w:trPr>
+        <w:tc>
+          <w:tcPr>
+            <w:tcW w:w="572" w:type="dxa"/>
+            <w:vAlign w:val="center"/>
+          </w:tcPr>
+          <w:p>
+            <w:pPr>
+              <w:pStyle w:val="Compact"/>
+              <w:spacing w:before="0" w:after="0" w:line="280" w:lineRule="exact"/>
+              <w:jc w:val="center"/>
+            </w:pPr>
+            <w:r>
+              <w:rPr>
+                <w:i/>
+                <w:sz w:val="24"/>
+              </w:rPr>
+              <w:t>R008</w:t>
+            </w:r>
+          </w:p>
+        </w:tc>
+        <w:tc>
+          <w:tcPr>
+            <w:tcW w:w="2167" w:type="dxa"/>
+            <w:vAlign w:val="center"/>
+          </w:tcPr>
+          <w:p>
+            <w:pPr>
+              <w:pStyle w:val="Compact"/>
+              <w:spacing w:before="0" w:after="0" w:line="280" w:lineRule="exact"/>
+              <w:jc w:val="center"/>
+            </w:pPr>
+            <w:r>
+              <w:rPr>
+                <w:sz w:val="24"/>
+              </w:rPr>
+              <w:t>Доказательство вывода детерминированным движком</w:t>
+            </w:r>
+          </w:p>
+        </w:tc>
+        <w:tc>
+          <w:tcPr>
+            <w:tcW w:w="1724" w:type="dxa"/>
+            <w:vAlign w:val="center"/>
+          </w:tcPr>
+          <w:p>
+            <w:pPr>
+              <w:pStyle w:val="Compact"/>
+              <w:spacing w:before="0" w:after="0" w:line="280" w:lineRule="exact"/>
+              <w:jc w:val="center"/>
+            </w:pPr>
+            <w:r>
+              <w:rPr>
+                <w:sz w:val="24"/>
+              </w:rPr>
+              <w:t>Привлекательное</w:t>
+            </w:r>
+          </w:p>
+        </w:tc>
+        <w:tc>
+          <w:tcPr>
+            <w:tcW w:w="1724" w:type="dxa"/>
+            <w:vAlign w:val="center"/>
+          </w:tcPr>
+          <w:p>
+            <w:pPr>
+              <w:pStyle w:val="Compact"/>
+              <w:spacing w:before="0" w:after="0" w:line="280" w:lineRule="exact"/>
+              <w:jc w:val="center"/>
+            </w:pPr>
+            <w:r>
+              <w:rPr>
+                <w:sz w:val="24"/>
+              </w:rPr>
+              <w:t>Привлекательное</w:t>
+            </w:r>
+          </w:p>
+        </w:tc>
+        <w:tc>
+          <w:tcPr>
+            <w:tcW w:w="1724" w:type="dxa"/>
+            <w:vAlign w:val="center"/>
+          </w:tcPr>
+          <w:p>
+            <w:pPr>
+              <w:pStyle w:val="Compact"/>
+              <w:spacing w:before="0" w:after="0" w:line="280" w:lineRule="exact"/>
+              <w:jc w:val="center"/>
+            </w:pPr>
+            <w:r>
+              <w:rPr>
+                <w:sz w:val="24"/>
+              </w:rPr>
+              <w:t>0,47</w:t>
+            </w:r>
+          </w:p>
+        </w:tc>
+        <w:tc>
+          <w:tcPr>
+            <w:tcW w:w="1443" w:type="dxa"/>
+            <w:vAlign w:val="center"/>
+          </w:tcPr>
+          <w:p>
+            <w:pPr>
+              <w:pStyle w:val="Compact"/>
+              <w:spacing w:before="0" w:after="0" w:line="280" w:lineRule="exact"/>
+              <w:jc w:val="center"/>
+            </w:pPr>
+            <w:r>
+              <w:rPr>
+                <w:sz w:val="24"/>
+              </w:rPr>
+              <w:t>-0,43</w:t>
+            </w:r>
+          </w:p>
+        </w:tc>
+      </w:tr>
+      <w:tr>
+        <w:trPr>
+          <w:cantSplit/>
+          <w:jc w:val="center"/>
+        </w:trPr>
+        <w:tc>
+          <w:tcPr>
+            <w:tcW w:w="572" w:type="dxa"/>
+            <w:vAlign w:val="center"/>
+          </w:tcPr>
+          <w:p>
+            <w:pPr>
+              <w:pStyle w:val="Compact"/>
+              <w:spacing w:before="0" w:after="0" w:line="280" w:lineRule="exact"/>
+              <w:jc w:val="center"/>
+            </w:pPr>
+            <w:r>
+              <w:rPr>
+                <w:i/>
+                <w:sz w:val="24"/>
+              </w:rPr>
+              <w:t>R009</w:t>
+            </w:r>
+          </w:p>
+        </w:tc>
+        <w:tc>
+          <w:tcPr>
+            <w:tcW w:w="2167" w:type="dxa"/>
+            <w:vAlign w:val="center"/>
+          </w:tcPr>
+          <w:p>
+            <w:pPr>
+              <w:pStyle w:val="Compact"/>
+              <w:spacing w:before="0" w:after="0" w:line="280" w:lineRule="exact"/>
+              <w:jc w:val="center"/>
+            </w:pPr>
+            <w:r>
+              <w:rPr>
+                <w:sz w:val="24"/>
+              </w:rPr>
+              <w:t>Безопасность и соответствие (</w:t>
+            </w:r>
+            <w:r>
+              <w:rPr>
+                <w:i/>
+                <w:sz w:val="24"/>
+              </w:rPr>
+              <w:t>SOC</w:t>
+            </w:r>
+            <w:r>
+              <w:rPr>
+                <w:sz w:val="24"/>
+              </w:rPr>
+              <w:t xml:space="preserve"> 2, </w:t>
+            </w:r>
+            <w:r>
+              <w:rPr>
+                <w:i/>
+                <w:sz w:val="24"/>
+              </w:rPr>
+              <w:t>GDPR</w:t>
+            </w:r>
+            <w:r>
+              <w:rPr>
+                <w:sz w:val="24"/>
+              </w:rPr>
+              <w:t>)</w:t>
+            </w:r>
+          </w:p>
+        </w:tc>
+        <w:tc>
+          <w:tcPr>
+            <w:tcW w:w="1724" w:type="dxa"/>
+            <w:vAlign w:val="center"/>
+          </w:tcPr>
+          <w:p>
+            <w:pPr>
+              <w:pStyle w:val="Compact"/>
+              <w:spacing w:before="0" w:after="0" w:line="280" w:lineRule="exact"/>
+              <w:jc w:val="center"/>
+            </w:pPr>
+            <w:r>
+              <w:rPr>
+                <w:sz w:val="24"/>
+              </w:rPr>
+              <w:t>Обязательное</w:t>
+            </w:r>
+          </w:p>
+        </w:tc>
+        <w:tc>
+          <w:tcPr>
+            <w:tcW w:w="1724" w:type="dxa"/>
+            <w:vAlign w:val="center"/>
+          </w:tcPr>
+          <w:p>
+            <w:pPr>
+              <w:pStyle w:val="Compact"/>
+              <w:spacing w:before="0" w:after="0" w:line="280" w:lineRule="exact"/>
+              <w:jc w:val="center"/>
+            </w:pPr>
+            <w:r>
+              <w:rPr>
+                <w:sz w:val="24"/>
+              </w:rPr>
+              <w:t>Обязательное</w:t>
+            </w:r>
+          </w:p>
+        </w:tc>
+        <w:tc>
+          <w:tcPr>
+            <w:tcW w:w="1724" w:type="dxa"/>
+            <w:vAlign w:val="center"/>
+          </w:tcPr>
+          <w:p>
+            <w:pPr>
+              <w:pStyle w:val="Compact"/>
+              <w:spacing w:before="0" w:after="0" w:line="280" w:lineRule="exact"/>
+              <w:jc w:val="center"/>
+            </w:pPr>
+            <w:r>
+              <w:rPr>
+                <w:sz w:val="24"/>
+              </w:rPr>
+              <w:t>0,23</w:t>
+            </w:r>
+          </w:p>
+        </w:tc>
+        <w:tc>
+          <w:tcPr>
+            <w:tcW w:w="1443" w:type="dxa"/>
+            <w:vAlign w:val="center"/>
+          </w:tcPr>
+          <w:p>
+            <w:pPr>
+              <w:pStyle w:val="Compact"/>
+              <w:spacing w:before="0" w:after="0" w:line="280" w:lineRule="exact"/>
+              <w:jc w:val="center"/>
+            </w:pPr>
+            <w:r>
+              <w:rPr>
+                <w:sz w:val="24"/>
+              </w:rPr>
+              <w:t>-0,67</w:t>
+            </w:r>
+          </w:p>
+        </w:tc>
+      </w:tr>
+      <w:tr>
+        <w:trPr>
+          <w:cantSplit/>
+          <w:jc w:val="center"/>
+        </w:trPr>
+        <w:tc>
+          <w:tcPr>
+            <w:tcW w:w="572" w:type="dxa"/>
+            <w:vAlign w:val="center"/>
+          </w:tcPr>
+          <w:p>
+            <w:pPr>
+              <w:pStyle w:val="Compact"/>
+              <w:spacing w:before="0" w:after="0" w:line="280" w:lineRule="exact"/>
+              <w:jc w:val="center"/>
+            </w:pPr>
+            <w:r>
+              <w:rPr>
+                <w:i/>
+                <w:sz w:val="24"/>
+              </w:rPr>
+              <w:t>R010</w:t>
+            </w:r>
+          </w:p>
+        </w:tc>
+        <w:tc>
+          <w:tcPr>
+            <w:tcW w:w="2167" w:type="dxa"/>
+            <w:vAlign w:val="center"/>
+          </w:tcPr>
+          <w:p>
+            <w:pPr>
+              <w:pStyle w:val="Compact"/>
+              <w:spacing w:before="0" w:after="0" w:line="280" w:lineRule="exact"/>
+              <w:jc w:val="center"/>
+            </w:pPr>
+            <w:r>
+              <w:rPr>
+                <w:sz w:val="24"/>
+              </w:rPr>
+              <w:t>Пробный доступ или бесплатный тариф</w:t>
+            </w:r>
+          </w:p>
+        </w:tc>
+        <w:tc>
+          <w:tcPr>
+            <w:tcW w:w="1724" w:type="dxa"/>
+            <w:vAlign w:val="center"/>
+          </w:tcPr>
+          <w:p>
+            <w:pPr>
+              <w:pStyle w:val="Compact"/>
+              <w:spacing w:before="0" w:after="0" w:line="280" w:lineRule="exact"/>
+              <w:jc w:val="center"/>
+            </w:pPr>
+            <w:r>
+              <w:rPr>
+                <w:sz w:val="24"/>
+              </w:rPr>
+              <w:t>Обязательное</w:t>
+            </w:r>
+          </w:p>
+        </w:tc>
+        <w:tc>
+          <w:tcPr>
+            <w:tcW w:w="1724" w:type="dxa"/>
+            <w:vAlign w:val="center"/>
+          </w:tcPr>
+          <w:p>
+            <w:pPr>
+              <w:pStyle w:val="Compact"/>
+              <w:spacing w:before="0" w:after="0" w:line="280" w:lineRule="exact"/>
+              <w:jc w:val="center"/>
+            </w:pPr>
+            <w:r>
+              <w:rPr>
+                <w:sz w:val="24"/>
+              </w:rPr>
+              <w:t>Обязательное</w:t>
+            </w:r>
+          </w:p>
+        </w:tc>
+        <w:tc>
+          <w:tcPr>
+            <w:tcW w:w="1724" w:type="dxa"/>
+            <w:vAlign w:val="center"/>
+          </w:tcPr>
+          <w:p>
+            <w:pPr>
+              <w:pStyle w:val="Compact"/>
+              <w:spacing w:before="0" w:after="0" w:line="280" w:lineRule="exact"/>
+              <w:jc w:val="center"/>
+            </w:pPr>
+            <w:r>
+              <w:rPr>
+                <w:sz w:val="24"/>
+              </w:rPr>
+              <w:t>0,27</w:t>
+            </w:r>
+          </w:p>
+        </w:tc>
+        <w:tc>
+          <w:tcPr>
+            <w:tcW w:w="1443" w:type="dxa"/>
+            <w:vAlign w:val="center"/>
+          </w:tcPr>
+          <w:p>
+            <w:pPr>
+              <w:pStyle w:val="Compact"/>
+              <w:spacing w:before="0" w:after="0" w:line="280" w:lineRule="exact"/>
+              <w:jc w:val="center"/>
+            </w:pPr>
+            <w:r>
+              <w:rPr>
+                <w:sz w:val="24"/>
+              </w:rPr>
+              <w:t>-0,73</w:t>
+            </w:r>
+          </w:p>
+        </w:tc>
+      </w:tr>
+      <w:tr>
+        <w:trPr>
+          <w:cantSplit/>
+          <w:jc w:val="center"/>
+        </w:trPr>
+        <w:tc>
+          <w:tcPr>
+            <w:tcW w:w="572" w:type="dxa"/>
+            <w:vAlign w:val="center"/>
+          </w:tcPr>
+          <w:p>
+            <w:pPr>
+              <w:pStyle w:val="Compact"/>
+              <w:spacing w:before="0" w:after="0" w:line="280" w:lineRule="exact"/>
+              <w:jc w:val="center"/>
+            </w:pPr>
+            <w:r>
+              <w:rPr>
+                <w:i/>
+                <w:sz w:val="24"/>
+              </w:rPr>
+              <w:t>R011</w:t>
+            </w:r>
+          </w:p>
+        </w:tc>
+        <w:tc>
+          <w:tcPr>
+            <w:tcW w:w="2167" w:type="dxa"/>
+            <w:vAlign w:val="center"/>
+          </w:tcPr>
+          <w:p>
+            <w:pPr>
+              <w:pStyle w:val="Compact"/>
+              <w:spacing w:before="0" w:after="0" w:line="280" w:lineRule="exact"/>
+              <w:jc w:val="center"/>
+            </w:pPr>
+            <w:r>
+              <w:rPr>
+                <w:sz w:val="24"/>
+              </w:rPr>
+              <w:t>Прозрачные тарифы на сайте</w:t>
+            </w:r>
+          </w:p>
+        </w:tc>
+        <w:tc>
+          <w:tcPr>
+            <w:tcW w:w="1724" w:type="dxa"/>
+            <w:vAlign w:val="center"/>
+          </w:tcPr>
+          <w:p>
+            <w:pPr>
+              <w:pStyle w:val="Compact"/>
+              <w:spacing w:before="0" w:after="0" w:line="280" w:lineRule="exact"/>
+              <w:jc w:val="center"/>
+            </w:pPr>
+            <w:r>
+              <w:rPr>
+                <w:sz w:val="24"/>
+              </w:rPr>
+              <w:t>Линейное</w:t>
+            </w:r>
+          </w:p>
+        </w:tc>
+        <w:tc>
+          <w:tcPr>
+            <w:tcW w:w="1724" w:type="dxa"/>
+            <w:vAlign w:val="center"/>
+          </w:tcPr>
+          <w:p>
+            <w:pPr>
+              <w:pStyle w:val="Compact"/>
+              <w:spacing w:before="0" w:after="0" w:line="280" w:lineRule="exact"/>
+              <w:jc w:val="center"/>
+            </w:pPr>
+            <w:r>
+              <w:rPr>
+                <w:sz w:val="24"/>
+              </w:rPr>
+              <w:t>Линейное</w:t>
+            </w:r>
+          </w:p>
+        </w:tc>
+        <w:tc>
+          <w:tcPr>
+            <w:tcW w:w="1724" w:type="dxa"/>
+            <w:vAlign w:val="center"/>
+          </w:tcPr>
+          <w:p>
+            <w:pPr>
+              <w:pStyle w:val="Compact"/>
+              <w:spacing w:before="0" w:after="0" w:line="280" w:lineRule="exact"/>
+              <w:jc w:val="center"/>
+            </w:pPr>
+            <w:r>
+              <w:rPr>
+                <w:sz w:val="24"/>
+              </w:rPr>
+              <w:t>0,63</w:t>
+            </w:r>
+          </w:p>
+        </w:tc>
+        <w:tc>
+          <w:tcPr>
+            <w:tcW w:w="1443" w:type="dxa"/>
+            <w:vAlign w:val="center"/>
+          </w:tcPr>
+          <w:p>
+            <w:pPr>
+              <w:pStyle w:val="Compact"/>
+              <w:spacing w:before="0" w:after="0" w:line="280" w:lineRule="exact"/>
+              <w:jc w:val="center"/>
+            </w:pPr>
+            <w:r>
+              <w:rPr>
+                <w:sz w:val="24"/>
+              </w:rPr>
+              <w:t>-0,67</w:t>
+            </w:r>
+          </w:p>
+        </w:tc>
+      </w:tr>
+      <w:tr>
+        <w:trPr>
+          <w:cantSplit/>
+          <w:jc w:val="center"/>
+        </w:trPr>
+        <w:tc>
+          <w:tcPr>
+            <w:tcW w:w="572" w:type="dxa"/>
+            <w:vAlign w:val="center"/>
+          </w:tcPr>
+          <w:p>
+            <w:pPr>
+              <w:pStyle w:val="Compact"/>
+              <w:spacing w:before="0" w:after="0" w:line="280" w:lineRule="exact"/>
+              <w:jc w:val="center"/>
+            </w:pPr>
+            <w:r>
+              <w:rPr>
+                <w:i/>
+                <w:sz w:val="24"/>
+              </w:rPr>
+              <w:t>R012</w:t>
+            </w:r>
+          </w:p>
+        </w:tc>
+        <w:tc>
+          <w:tcPr>
+            <w:tcW w:w="2167" w:type="dxa"/>
+            <w:vAlign w:val="center"/>
+          </w:tcPr>
+          <w:p>
+            <w:pPr>
+              <w:pStyle w:val="Compact"/>
+              <w:spacing w:before="0" w:after="0" w:line="280" w:lineRule="exact"/>
+              <w:jc w:val="center"/>
+            </w:pPr>
+            <w:r>
+              <w:rPr>
+                <w:sz w:val="24"/>
+              </w:rPr>
+              <w:t xml:space="preserve">Интеграции и </w:t>
+            </w:r>
+            <w:r>
+              <w:rPr>
+                <w:i/>
+                <w:sz w:val="24"/>
+              </w:rPr>
+              <w:t>API</w:t>
+            </w:r>
+          </w:p>
+        </w:tc>
+        <w:tc>
+          <w:tcPr>
+            <w:tcW w:w="1724" w:type="dxa"/>
+            <w:vAlign w:val="center"/>
+          </w:tcPr>
+          <w:p>
+            <w:pPr>
+              <w:pStyle w:val="Compact"/>
+              <w:spacing w:before="0" w:after="0" w:line="280" w:lineRule="exact"/>
+              <w:jc w:val="center"/>
+            </w:pPr>
+            <w:r>
+              <w:rPr>
+                <w:sz w:val="24"/>
+              </w:rPr>
+              <w:t>Линейное</w:t>
+            </w:r>
+          </w:p>
+        </w:tc>
+        <w:tc>
+          <w:tcPr>
+            <w:tcW w:w="1724" w:type="dxa"/>
+            <w:vAlign w:val="center"/>
+          </w:tcPr>
+          <w:p>
+            <w:pPr>
+              <w:pStyle w:val="Compact"/>
+              <w:spacing w:before="0" w:after="0" w:line="280" w:lineRule="exact"/>
+              <w:jc w:val="center"/>
+            </w:pPr>
+            <w:r>
+              <w:rPr>
+                <w:sz w:val="24"/>
+              </w:rPr>
+              <w:t>Линейное</w:t>
+            </w:r>
+          </w:p>
+        </w:tc>
+        <w:tc>
+          <w:tcPr>
+            <w:tcW w:w="1724" w:type="dxa"/>
+            <w:vAlign w:val="center"/>
+          </w:tcPr>
+          <w:p>
+            <w:pPr>
+              <w:pStyle w:val="Compact"/>
+              <w:spacing w:before="0" w:after="0" w:line="280" w:lineRule="exact"/>
+              <w:jc w:val="center"/>
+            </w:pPr>
+            <w:r>
+              <w:rPr>
+                <w:sz w:val="24"/>
+              </w:rPr>
+              <w:t>0,53</w:t>
+            </w:r>
+          </w:p>
+        </w:tc>
+        <w:tc>
+          <w:tcPr>
+            <w:tcW w:w="1443" w:type="dxa"/>
+            <w:vAlign w:val="center"/>
+          </w:tcPr>
+          <w:p>
+            <w:pPr>
+              <w:pStyle w:val="Compact"/>
+              <w:spacing w:before="0" w:after="0" w:line="280" w:lineRule="exact"/>
+              <w:jc w:val="center"/>
+            </w:pPr>
+            <w:r>
+              <w:rPr>
+                <w:sz w:val="24"/>
+              </w:rPr>
+              <w:t>-0,77</w:t>
+            </w:r>
+          </w:p>
+        </w:tc>
+      </w:tr>
+      <w:tr>
+        <w:trPr>
+          <w:cantSplit/>
+          <w:jc w:val="center"/>
+        </w:trPr>
+        <w:tc>
+          <w:tcPr>
+            <w:tcW w:w="572" w:type="dxa"/>
+            <w:vAlign w:val="center"/>
+          </w:tcPr>
+          <w:p>
+            <w:pPr>
+              <w:pStyle w:val="Compact"/>
+              <w:spacing w:before="0" w:after="0" w:line="280" w:lineRule="exact"/>
+              <w:jc w:val="center"/>
+            </w:pPr>
+            <w:r>
+              <w:rPr>
+                <w:i/>
+                <w:sz w:val="24"/>
+              </w:rPr>
+              <w:lastRenderedPageBreak/>
+              <w:t>R013</w:t>
+            </w:r>
+          </w:p>
+        </w:tc>
+        <w:tc>
+          <w:tcPr>
+            <w:tcW w:w="2167" w:type="dxa"/>
+            <w:vAlign w:val="center"/>
+          </w:tcPr>
+          <w:p>
+            <w:pPr>
+              <w:pStyle w:val="Compact"/>
+              <w:spacing w:before="0" w:after="0" w:line="280" w:lineRule="exact"/>
+              <w:jc w:val="center"/>
+            </w:pPr>
+            <w:r>
+              <w:rPr>
+                <w:sz w:val="24"/>
+              </w:rPr>
+              <w:t>Кейсы, клиенты и отзывы</w:t>
+            </w:r>
+          </w:p>
+        </w:tc>
+        <w:tc>
+          <w:tcPr>
+            <w:tcW w:w="1724" w:type="dxa"/>
+            <w:vAlign w:val="center"/>
+          </w:tcPr>
+          <w:p>
+            <w:pPr>
+              <w:pStyle w:val="Compact"/>
+              <w:spacing w:before="0" w:after="0" w:line="280" w:lineRule="exact"/>
+              <w:jc w:val="center"/>
+            </w:pPr>
+            <w:r>
+              <w:rPr>
+                <w:sz w:val="24"/>
+              </w:rPr>
+              <w:t>Линейное</w:t>
+            </w:r>
+          </w:p>
+        </w:tc>
+        <w:tc>
+          <w:tcPr>
+            <w:tcW w:w="1724" w:type="dxa"/>
+            <w:vAlign w:val="center"/>
+          </w:tcPr>
+          <w:p>
+            <w:pPr>
+              <w:pStyle w:val="Compact"/>
+              <w:spacing w:before="0" w:after="0" w:line="280" w:lineRule="exact"/>
+              <w:jc w:val="center"/>
+            </w:pPr>
+            <w:r>
+              <w:rPr>
+                <w:sz w:val="24"/>
+              </w:rPr>
+              <w:t>Обязательное</w:t>
+            </w:r>
+          </w:p>
+        </w:tc>
+        <w:tc>
+          <w:tcPr>
+            <w:tcW w:w="1724" w:type="dxa"/>
+            <w:vAlign w:val="center"/>
+          </w:tcPr>
+          <w:p>
+            <w:pPr>
+              <w:pStyle w:val="Compact"/>
+              <w:spacing w:before="0" w:after="0" w:line="280" w:lineRule="exact"/>
+              <w:jc w:val="center"/>
+            </w:pPr>
+            <w:r>
+              <w:rPr>
+                <w:sz w:val="24"/>
+              </w:rPr>
+              <w:t>0,40</w:t>
+            </w:r>
+          </w:p>
+        </w:tc>
+        <w:tc>
+          <w:tcPr>
+            <w:tcW w:w="1443" w:type="dxa"/>
+            <w:vAlign w:val="center"/>
+          </w:tcPr>
+          <w:p>
+            <w:pPr>
+              <w:pStyle w:val="Compact"/>
+              <w:spacing w:before="0" w:after="0" w:line="280" w:lineRule="exact"/>
+              <w:jc w:val="center"/>
+            </w:pPr>
+            <w:r>
+              <w:rPr>
+                <w:sz w:val="24"/>
+              </w:rPr>
+              <w:t>-0,70</w:t>
+            </w:r>
+          </w:p>
+        </w:tc>
+      </w:tr>
+      <w:tr>
+        <w:trPr>
+          <w:cantSplit/>
+          <w:jc w:val="center"/>
+        </w:trPr>
+        <w:tc>
+          <w:tcPr>
+            <w:tcW w:w="572" w:type="dxa"/>
+            <w:vAlign w:val="center"/>
+          </w:tcPr>
+          <w:p>
+            <w:pPr>
+              <w:pStyle w:val="Compact"/>
+              <w:spacing w:before="0" w:after="0" w:line="280" w:lineRule="exact"/>
+              <w:jc w:val="center"/>
+            </w:pPr>
+            <w:r>
+              <w:rPr>
+                <w:i/>
+                <w:sz w:val="24"/>
+              </w:rPr>
+              <w:t>R014</w:t>
+            </w:r>
+          </w:p>
+        </w:tc>
+        <w:tc>
+          <w:tcPr>
+            <w:tcW w:w="2167" w:type="dxa"/>
+            <w:vAlign w:val="center"/>
+          </w:tcPr>
+          <w:p>
+            <w:pPr>
+              <w:pStyle w:val="Compact"/>
+              <w:spacing w:before="0" w:after="0" w:line="280" w:lineRule="exact"/>
+              <w:jc w:val="center"/>
+            </w:pPr>
+            <w:r>
+              <w:rPr>
+                <w:sz w:val="24"/>
+              </w:rPr>
+              <w:t>Документация и обучение</w:t>
+            </w:r>
+          </w:p>
+        </w:tc>
+        <w:tc>
+          <w:tcPr>
+            <w:tcW w:w="1724" w:type="dxa"/>
+            <w:vAlign w:val="center"/>
+          </w:tcPr>
+          <w:p>
+            <w:pPr>
+              <w:pStyle w:val="Compact"/>
+              <w:spacing w:before="0" w:after="0" w:line="280" w:lineRule="exact"/>
+              <w:jc w:val="center"/>
+            </w:pPr>
+            <w:r>
+              <w:rPr>
+                <w:sz w:val="24"/>
+              </w:rPr>
+              <w:t>Безразличное</w:t>
+            </w:r>
+          </w:p>
+        </w:tc>
+        <w:tc>
+          <w:tcPr>
+            <w:tcW w:w="1724" w:type="dxa"/>
+            <w:vAlign w:val="center"/>
+          </w:tcPr>
+          <w:p>
+            <w:pPr>
+              <w:pStyle w:val="Compact"/>
+              <w:spacing w:before="0" w:after="0" w:line="280" w:lineRule="exact"/>
+              <w:jc w:val="center"/>
+            </w:pPr>
+            <w:r>
+              <w:rPr>
+                <w:sz w:val="24"/>
+              </w:rPr>
+              <w:t>Безразличное</w:t>
+            </w:r>
+          </w:p>
+        </w:tc>
+        <w:tc>
+          <w:tcPr>
+            <w:tcW w:w="1724" w:type="dxa"/>
+            <w:vAlign w:val="center"/>
+          </w:tcPr>
+          <w:p>
+            <w:pPr>
+              <w:pStyle w:val="Compact"/>
+              <w:spacing w:before="0" w:after="0" w:line="280" w:lineRule="exact"/>
+              <w:jc w:val="center"/>
+            </w:pPr>
+            <w:r>
+              <w:rPr>
+                <w:sz w:val="24"/>
+              </w:rPr>
+              <w:t>0,33</w:t>
+            </w:r>
+          </w:p>
+        </w:tc>
+        <w:tc>
+          <w:tcPr>
+            <w:tcW w:w="1443" w:type="dxa"/>
+            <w:vAlign w:val="center"/>
+          </w:tcPr>
+          <w:p>
+            <w:pPr>
+              <w:pStyle w:val="Compact"/>
+              <w:spacing w:before="0" w:after="0" w:line="280" w:lineRule="exact"/>
+              <w:jc w:val="center"/>
+            </w:pPr>
+            <w:r>
+              <w:rPr>
+                <w:sz w:val="24"/>
+              </w:rPr>
+              <w:t>-0,37</w:t>
+            </w:r>
+          </w:p>
+        </w:tc>
+      </w:tr>
+      <w:tr>
+        <w:trPr>
+          <w:cantSplit/>
+          <w:jc w:val="center"/>
+        </w:trPr>
+        <w:tc>
+          <w:tcPr>
+            <w:tcW w:w="572" w:type="dxa"/>
+            <w:vAlign w:val="center"/>
+          </w:tcPr>
+          <w:p>
+            <w:pPr>
+              <w:pStyle w:val="Compact"/>
+              <w:spacing w:before="0" w:after="0" w:line="280" w:lineRule="exact"/>
+              <w:jc w:val="center"/>
+            </w:pPr>
+            <w:r>
+              <w:rPr>
+                <w:i/>
+                <w:sz w:val="24"/>
+              </w:rPr>
+              <w:t>R015</w:t>
+            </w:r>
+          </w:p>
+        </w:tc>
+        <w:tc>
+          <w:tcPr>
+            <w:tcW w:w="2167" w:type="dxa"/>
+            <w:vAlign w:val="center"/>
+          </w:tcPr>
+          <w:p>
+            <w:pPr>
+              <w:pStyle w:val="Compact"/>
+              <w:spacing w:before="0" w:after="0" w:line="280" w:lineRule="exact"/>
+              <w:jc w:val="center"/>
+            </w:pPr>
+            <w:r>
+              <w:rPr>
+                <w:sz w:val="24"/>
+              </w:rPr>
+              <w:t>Командная работа и совместный аудит</w:t>
+            </w:r>
+          </w:p>
+        </w:tc>
+        <w:tc>
+          <w:tcPr>
+            <w:tcW w:w="1724" w:type="dxa"/>
+            <w:vAlign w:val="center"/>
+          </w:tcPr>
+          <w:p>
+            <w:pPr>
+              <w:pStyle w:val="Compact"/>
+              <w:spacing w:before="0" w:after="0" w:line="280" w:lineRule="exact"/>
+              <w:jc w:val="center"/>
+            </w:pPr>
+            <w:r>
+              <w:rPr>
+                <w:sz w:val="24"/>
+              </w:rPr>
+              <w:t>Линейное</w:t>
+            </w:r>
+          </w:p>
+        </w:tc>
+        <w:tc>
+          <w:tcPr>
+            <w:tcW w:w="1724" w:type="dxa"/>
+            <w:vAlign w:val="center"/>
+          </w:tcPr>
+          <w:p>
+            <w:pPr>
+              <w:pStyle w:val="Compact"/>
+              <w:spacing w:before="0" w:after="0" w:line="280" w:lineRule="exact"/>
+              <w:jc w:val="center"/>
+            </w:pPr>
+            <w:r>
+              <w:rPr>
+                <w:sz w:val="24"/>
+              </w:rPr>
+              <w:t>Линейное</w:t>
+            </w:r>
+          </w:p>
+        </w:tc>
+        <w:tc>
+          <w:tcPr>
+            <w:tcW w:w="1724" w:type="dxa"/>
+            <w:vAlign w:val="center"/>
+          </w:tcPr>
+          <w:p>
+            <w:pPr>
+              <w:pStyle w:val="Compact"/>
+              <w:spacing w:before="0" w:after="0" w:line="280" w:lineRule="exact"/>
+              <w:jc w:val="center"/>
+            </w:pPr>
+            <w:r>
+              <w:rPr>
+                <w:sz w:val="24"/>
+              </w:rPr>
+              <w:t>0,63</w:t>
+            </w:r>
+          </w:p>
+        </w:tc>
+        <w:tc>
+          <w:tcPr>
+            <w:tcW w:w="1443" w:type="dxa"/>
+            <w:vAlign w:val="center"/>
+          </w:tcPr>
+          <w:p>
+            <w:pPr>
+              <w:pStyle w:val="Compact"/>
+              <w:spacing w:before="0" w:after="0" w:line="280" w:lineRule="exact"/>
+              <w:jc w:val="center"/>
+            </w:pPr>
+            <w:r>
+              <w:rPr>
+                <w:sz w:val="24"/>
+              </w:rPr>
+              <w:t>-0,63</w:t>
+            </w:r>
+          </w:p>
+        </w:tc>
+      </w:tr>
+      <w:tr>
+        <w:trPr>
+          <w:cantSplit/>
+          <w:jc w:val="center"/>
+        </w:trPr>
+        <w:tc>
+          <w:tcPr>
+            <w:tcW w:w="572" w:type="dxa"/>
+            <w:vAlign w:val="center"/>
+          </w:tcPr>
+          <w:p>
+            <w:pPr>
+              <w:pStyle w:val="Compact"/>
+              <w:spacing w:before="0" w:after="0" w:line="280" w:lineRule="exact"/>
+              <w:jc w:val="center"/>
+            </w:pPr>
+            <w:r>
+              <w:rPr>
+                <w:i/>
+                <w:sz w:val="24"/>
+              </w:rPr>
+              <w:t>R016</w:t>
+            </w:r>
+          </w:p>
+        </w:tc>
+        <w:tc>
+          <w:tcPr>
+            <w:tcW w:w="2167" w:type="dxa"/>
+            <w:vAlign w:val="center"/>
+          </w:tcPr>
+          <w:p>
+            <w:pPr>
+              <w:pStyle w:val="Compact"/>
+              <w:spacing w:before="0" w:after="0" w:line="280" w:lineRule="exact"/>
+              <w:jc w:val="center"/>
+            </w:pPr>
+            <w:r>
+              <w:rPr>
+                <w:sz w:val="24"/>
+              </w:rPr>
+              <w:t>Автоматическое исправление ошибок</w:t>
+            </w:r>
+          </w:p>
+        </w:tc>
+        <w:tc>
+          <w:tcPr>
+            <w:tcW w:w="1724" w:type="dxa"/>
+            <w:vAlign w:val="center"/>
+          </w:tcPr>
+          <w:p>
+            <w:pPr>
+              <w:pStyle w:val="Compact"/>
+              <w:spacing w:before="0" w:after="0" w:line="280" w:lineRule="exact"/>
+              <w:jc w:val="center"/>
+            </w:pPr>
+            <w:r>
+              <w:rPr>
+                <w:sz w:val="24"/>
+              </w:rPr>
+              <w:t>Привлекательное</w:t>
+            </w:r>
+          </w:p>
+        </w:tc>
+        <w:tc>
+          <w:tcPr>
+            <w:tcW w:w="1724" w:type="dxa"/>
+            <w:vAlign w:val="center"/>
+          </w:tcPr>
+          <w:p>
+            <w:pPr>
+              <w:pStyle w:val="Compact"/>
+              <w:spacing w:before="0" w:after="0" w:line="280" w:lineRule="exact"/>
+              <w:jc w:val="center"/>
+            </w:pPr>
+            <w:r>
+              <w:rPr>
+                <w:sz w:val="24"/>
+              </w:rPr>
+              <w:t>Привлекательное</w:t>
+            </w:r>
+          </w:p>
+        </w:tc>
+        <w:tc>
+          <w:tcPr>
+            <w:tcW w:w="1724" w:type="dxa"/>
+            <w:vAlign w:val="center"/>
+          </w:tcPr>
+          <w:p>
+            <w:pPr>
+              <w:pStyle w:val="Compact"/>
+              <w:spacing w:before="0" w:after="0" w:line="280" w:lineRule="exact"/>
+              <w:jc w:val="center"/>
+            </w:pPr>
+            <w:r>
+              <w:rPr>
+                <w:sz w:val="24"/>
+              </w:rPr>
+              <w:t>0,70</w:t>
+            </w:r>
+          </w:p>
+        </w:tc>
+        <w:tc>
+          <w:tcPr>
+            <w:tcW w:w="1443" w:type="dxa"/>
+            <w:vAlign w:val="center"/>
+          </w:tcPr>
+          <w:p>
+            <w:pPr>
+              <w:pStyle w:val="Compact"/>
+              <w:spacing w:before="0" w:after="0" w:line="280" w:lineRule="exact"/>
+              <w:jc w:val="center"/>
+            </w:pPr>
+            <w:r>
+              <w:rPr>
+                <w:sz w:val="24"/>
+              </w:rPr>
+              <w:t>-0,27</w:t>
+            </w:r>
+          </w:p>
+        </w:tc>
+      </w:tr>
+    </w:tbl>
+    <w:p>
+      <w:pPr>
+        <w:pStyle w:val="FirstParagraph"/>
+        <w:spacing w:before="0" w:after="0" w:line="360" w:lineRule="exact"/>
+        <w:ind w:firstLine="709"/>
+        <w:jc w:val="both"/>
+      </w:pPr>
+      <w:r>
+        <w:rPr>
+          <w:sz w:val="28"/>
+        </w:rPr>
+        <w:t xml:space="preserve">Модальная категория совпала с назначенной аналитиком у 15 из 16 функций; расхождения: «Кейсы, </w:t>
+      </w:r>
+      <w:r>
+        <w:rPr>
+          <w:sz w:val="28"/>
+        </w:rPr>
+        <w:t>клиенты и отзывы» (аналитик: линейное, модель: обязательное). Наибольшее недовольство при отсутствии функции (</w:t>
+      </w:r>
+      <w:r>
+        <w:rPr>
+          <w:i/>
+          <w:sz w:val="28"/>
+        </w:rPr>
+        <w:t>Worse</w:t>
+      </w:r>
+      <w:r>
+        <w:rPr>
+          <w:sz w:val="28"/>
+        </w:rPr>
+        <w:t xml:space="preserve">) в модели у «Трассировка зависимостей и карта формул», «Интеграции и </w:t>
+      </w:r>
+      <w:r>
+        <w:rPr>
+          <w:i/>
+          <w:sz w:val="28"/>
+        </w:rPr>
+        <w:t>API</w:t>
+      </w:r>
+      <w:r>
+        <w:rPr>
+          <w:sz w:val="28"/>
+        </w:rPr>
+        <w:t>», «Сравнение версий файлов»; наибольшую привлекательность (</w:t>
+      </w:r>
+      <w:r>
+        <w:rPr>
+          <w:i/>
+          <w:sz w:val="28"/>
+        </w:rPr>
+        <w:t>Better</w:t>
+      </w:r>
+      <w:r>
+        <w:rPr>
+          <w:sz w:val="28"/>
+        </w:rPr>
+        <w:t xml:space="preserve">) </w:t>
+      </w:r>
+      <w:r>
+        <w:rPr>
+          <w:sz w:val="28"/>
+        </w:rPr>
+        <w:t>дают «Автоматическое исправление ошибок», «</w:t>
+      </w:r>
+      <w:r>
+        <w:rPr>
+          <w:i/>
+          <w:sz w:val="28"/>
+        </w:rPr>
+        <w:t>AI</w:t>
+      </w:r>
+      <w:r>
+        <w:rPr>
+          <w:sz w:val="28"/>
+        </w:rPr>
+        <w:t>-пояснения и подсказки», «Сравнение версий файлов».</w:t>
+      </w:r>
+    </w:p>
+    <w:p>
+      <w:pPr>
+        <w:pStyle w:val="a0"/>
+        <w:spacing w:before="0" w:after="0" w:line="360" w:lineRule="exact"/>
+        <w:ind w:firstLine="709"/>
+        <w:jc w:val="both"/>
+      </w:pPr>
+      <w:r>
+        <w:rPr>
+          <w:sz w:val="28"/>
+        </w:rPr>
+        <w:t xml:space="preserve">Ограничение и порядок замены: при появлении реальных ответов файл </w:t>
+      </w:r>
+      <w:r>
+        <w:rPr>
+          <w:i/>
+          <w:sz w:val="28"/>
+        </w:rPr>
+        <w:t>kano_responses.csv</w:t>
+      </w:r>
+      <w:r>
+        <w:rPr>
+          <w:sz w:val="28"/>
+        </w:rPr>
+        <w:t xml:space="preserve"> заменяется, а модальные категории и коэффициенты пересчитываются тем же ск</w:t>
+      </w:r>
+      <w:r>
+        <w:rPr>
+          <w:sz w:val="28"/>
+        </w:rPr>
+        <w:t>риптом; категории в листе 04_Кано книги корректируются по результату.</w:t>
+      </w:r>
+    </w:p>
+    <w:bookmarkEnd w:id="36"/>
     <w:sectPr>
       <w:headerReference w:type="default" r:id="rId11"/>
       <w:footerReference w:type="default" r:id="rId12"/>
@@ -32253,7 +34699,7 @@
   <w:abstractNum w:abstractNumId="0" w15:restartNumberingAfterBreak="0">
     <w:nsid w:val="0000A990"/>
     <w:multiLevelType w:val="multilevel"/>
-    <w:tmpl w:val="E84E9730"/>
+    <w:tmpl w:val="CB60AB3A"/>
     <w:lvl w:ilvl="0">
       <w:numFmt w:val="bullet"/>
       <w:lvlText w:val=" "/>
@@ -32330,7 +34776,7 @@
   <w:abstractNum w:abstractNumId="1" w15:restartNumberingAfterBreak="0">
     <w:nsid w:val="00A99411"/>
     <w:multiLevelType w:val="multilevel"/>
-    <w:tmpl w:val="ADDC44AE"/>
+    <w:tmpl w:val="623AAE1E"/>
     <w:lvl w:ilvl="0">
       <w:start w:val="1"/>
       <w:numFmt w:val="decimal"/>
@@ -33808,7 +36254,7 @@
     <w:autoRedefine/>
     <w:uiPriority w:val="39"/>
     <w:unhideWhenUsed/>
-    <w:rsid w:val="00FF39EB"/>
+    <w:rsid w:val="00D301A0"/>
     <w:pPr>
       <w:spacing w:after="100"/>
     </w:pPr>
@@ -33820,7 +36266,7 @@
     <w:autoRedefine/>
     <w:uiPriority w:val="39"/>
     <w:unhideWhenUsed/>
-    <w:rsid w:val="00FF39EB"/>
+    <w:rsid w:val="00D301A0"/>
     <w:pPr>
       <w:spacing w:after="100"/>
       <w:ind w:left="240"/>

--- a/ЛР5_Анализ_конкурентов/ОТЧЕТ_ЛР5_TableMind.docx
+++ b/ЛР5_Анализ_конкурентов/ОТЧЕТ_ЛР5_TableMind.docx
@@ -245,7 +245,7 @@
       <w:r>
         <w:fldChar w:fldCharType="separate"/>
       </w:r>
-      <w:hyperlink w:anchor="_Toc241934598" w:history="1">
+      <w:hyperlink w:anchor="_Toc241934879" w:history="1">
         <w:r>
           <w:rPr>
             <w:rStyle w:val="af"/>
@@ -273,7 +273,7 @@
             <w:noProof/>
             <w:webHidden/>
           </w:rPr>
-          <w:instrText xml:space="preserve"> PAGEREF _Toc241934598 \h </w:instrText>
+          <w:instrText xml:space="preserve"> PAGEREF _Toc241934879 \h </w:instrText>
         </w:r>
         <w:r>
           <w:rPr>
@@ -314,7 +314,7 @@
           <w:noProof/>
         </w:rPr>
       </w:pPr>
-      <w:hyperlink w:anchor="_Toc241934599" w:history="1">
+      <w:hyperlink w:anchor="_Toc241934880" w:history="1">
         <w:r>
           <w:rPr>
             <w:rStyle w:val="af"/>
@@ -342,7 +342,7 @@
             <w:noProof/>
             <w:webHidden/>
           </w:rPr>
-          <w:instrText xml:space="preserve"> PAGEREF _Toc241934599 \h </w:instrText>
+          <w:instrText xml:space="preserve"> PAGEREF _Toc241934880 \h </w:instrText>
         </w:r>
         <w:r>
           <w:rPr>
@@ -383,7 +383,7 @@
           <w:noProof/>
         </w:rPr>
       </w:pPr>
-      <w:hyperlink w:anchor="_Toc241934600" w:history="1">
+      <w:hyperlink w:anchor="_Toc241934881" w:history="1">
         <w:r>
           <w:rPr>
             <w:rStyle w:val="af"/>
@@ -411,7 +411,7 @@
             <w:noProof/>
             <w:webHidden/>
           </w:rPr>
-          <w:instrText xml:space="preserve"> PAGEREF _Toc241934600 \h </w:instrText>
+          <w:instrText xml:space="preserve"> PAGEREF _Toc241934881 \h </w:instrText>
         </w:r>
         <w:r>
           <w:rPr>
@@ -452,7 +452,7 @@
           <w:noProof/>
         </w:rPr>
       </w:pPr>
-      <w:hyperlink w:anchor="_Toc241934601" w:history="1">
+      <w:hyperlink w:anchor="_Toc241934882" w:history="1">
         <w:r>
           <w:rPr>
             <w:rStyle w:val="af"/>
@@ -480,7 +480,7 @@
             <w:noProof/>
             <w:webHidden/>
           </w:rPr>
-          <w:instrText xml:space="preserve"> PAGEREF _Toc241934601 \h </w:instrText>
+          <w:instrText xml:space="preserve"> PAGEREF _Toc241934882 \h </w:instrText>
         </w:r>
         <w:r>
           <w:rPr>
@@ -521,7 +521,7 @@
           <w:noProof/>
         </w:rPr>
       </w:pPr>
-      <w:hyperlink w:anchor="_Toc241934602" w:history="1">
+      <w:hyperlink w:anchor="_Toc241934883" w:history="1">
         <w:r>
           <w:rPr>
             <w:rStyle w:val="af"/>
@@ -549,7 +549,7 @@
             <w:noProof/>
             <w:webHidden/>
           </w:rPr>
-          <w:instrText xml:space="preserve"> PAGEREF _Toc241934602 \h </w:instrText>
+          <w:instrText xml:space="preserve"> PAGEREF _Toc241934883 \h </w:instrText>
         </w:r>
         <w:r>
           <w:rPr>
@@ -590,7 +590,7 @@
           <w:noProof/>
         </w:rPr>
       </w:pPr>
-      <w:hyperlink w:anchor="_Toc241934603" w:history="1">
+      <w:hyperlink w:anchor="_Toc241934884" w:history="1">
         <w:r>
           <w:rPr>
             <w:rStyle w:val="af"/>
@@ -618,7 +618,7 @@
             <w:noProof/>
             <w:webHidden/>
           </w:rPr>
-          <w:instrText xml:space="preserve"> PAGEREF _Toc241934603 \h </w:instrText>
+          <w:instrText xml:space="preserve"> PAGEREF _Toc241934884 \h </w:instrText>
         </w:r>
         <w:r>
           <w:rPr>
@@ -659,7 +659,7 @@
           <w:noProof/>
         </w:rPr>
       </w:pPr>
-      <w:hyperlink w:anchor="_Toc241934604" w:history="1">
+      <w:hyperlink w:anchor="_Toc241934885" w:history="1">
         <w:r>
           <w:rPr>
             <w:rStyle w:val="af"/>
@@ -687,7 +687,7 @@
             <w:noProof/>
             <w:webHidden/>
           </w:rPr>
-          <w:instrText xml:space="preserve"> PAGEREF _Toc241934604 \h </w:instrText>
+          <w:instrText xml:space="preserve"> PAGEREF _Toc241934885 \h </w:instrText>
         </w:r>
         <w:r>
           <w:rPr>
@@ -728,7 +728,7 @@
           <w:noProof/>
         </w:rPr>
       </w:pPr>
-      <w:hyperlink w:anchor="_Toc241934605" w:history="1">
+      <w:hyperlink w:anchor="_Toc241934886" w:history="1">
         <w:r>
           <w:rPr>
             <w:rStyle w:val="af"/>
@@ -756,7 +756,7 @@
             <w:noProof/>
             <w:webHidden/>
           </w:rPr>
-          <w:instrText xml:space="preserve"> PAGEREF _Toc241934605 \h </w:instrText>
+          <w:instrText xml:space="preserve"> PAGEREF _Toc241934886 \h </w:instrText>
         </w:r>
         <w:r>
           <w:rPr>
@@ -797,7 +797,7 @@
           <w:noProof/>
         </w:rPr>
       </w:pPr>
-      <w:hyperlink w:anchor="_Toc241934606" w:history="1">
+      <w:hyperlink w:anchor="_Toc241934887" w:history="1">
         <w:r>
           <w:rPr>
             <w:rStyle w:val="af"/>
@@ -825,7 +825,7 @@
             <w:noProof/>
             <w:webHidden/>
           </w:rPr>
-          <w:instrText xml:space="preserve"> PAGEREF _Toc241934606 \h </w:instrText>
+          <w:instrText xml:space="preserve"> PAGEREF _Toc241934887 \h </w:instrText>
         </w:r>
         <w:r>
           <w:rPr>
@@ -866,7 +866,7 @@
           <w:noProof/>
         </w:rPr>
       </w:pPr>
-      <w:hyperlink w:anchor="_Toc241934607" w:history="1">
+      <w:hyperlink w:anchor="_Toc241934888" w:history="1">
         <w:r>
           <w:rPr>
             <w:rStyle w:val="af"/>
@@ -894,7 +894,7 @@
             <w:noProof/>
             <w:webHidden/>
           </w:rPr>
-          <w:instrText xml:space="preserve"> PAGEREF _Toc241934607 \h </w:instrText>
+          <w:instrText xml:space="preserve"> PAGEREF _Toc241934888 \h </w:instrText>
         </w:r>
         <w:r>
           <w:rPr>
@@ -935,7 +935,7 @@
           <w:noProof/>
         </w:rPr>
       </w:pPr>
-      <w:hyperlink w:anchor="_Toc241934608" w:history="1">
+      <w:hyperlink w:anchor="_Toc241934889" w:history="1">
         <w:r>
           <w:rPr>
             <w:rStyle w:val="af"/>
@@ -972,7 +972,7 @@
             <w:noProof/>
             <w:webHidden/>
           </w:rPr>
-          <w:instrText xml:space="preserve"> PAGEREF _Toc241934608 \h </w:instrText>
+          <w:instrText xml:space="preserve"> PAGEREF _Toc241934889 \h </w:instrText>
         </w:r>
         <w:r>
           <w:rPr>
@@ -1013,7 +1013,7 @@
           <w:noProof/>
         </w:rPr>
       </w:pPr>
-      <w:hyperlink w:anchor="_Toc241934609" w:history="1">
+      <w:hyperlink w:anchor="_Toc241934890" w:history="1">
         <w:r>
           <w:rPr>
             <w:rStyle w:val="af"/>
@@ -1041,7 +1041,7 @@
             <w:noProof/>
             <w:webHidden/>
           </w:rPr>
-          <w:instrText xml:space="preserve"> PAGEREF _Toc241934609 \h </w:instrText>
+          <w:instrText xml:space="preserve"> PAGEREF _Toc241934890 \h </w:instrText>
         </w:r>
         <w:r>
           <w:rPr>
@@ -1082,7 +1082,7 @@
           <w:noProof/>
         </w:rPr>
       </w:pPr>
-      <w:hyperlink w:anchor="_Toc241934610" w:history="1">
+      <w:hyperlink w:anchor="_Toc241934891" w:history="1">
         <w:r>
           <w:rPr>
             <w:rStyle w:val="af"/>
@@ -1110,7 +1110,7 @@
             <w:noProof/>
             <w:webHidden/>
           </w:rPr>
-          <w:instrText xml:space="preserve"> PAGEREF _Toc241934610 \h </w:instrText>
+          <w:instrText xml:space="preserve"> PAGEREF _Toc241934891 \h </w:instrText>
         </w:r>
         <w:r>
           <w:rPr>
@@ -1151,7 +1151,7 @@
           <w:noProof/>
         </w:rPr>
       </w:pPr>
-      <w:hyperlink w:anchor="_Toc241934611" w:history="1">
+      <w:hyperlink w:anchor="_Toc241934892" w:history="1">
         <w:r>
           <w:rPr>
             <w:rStyle w:val="af"/>
@@ -1179,7 +1179,7 @@
             <w:noProof/>
             <w:webHidden/>
           </w:rPr>
-          <w:instrText xml:space="preserve"> PAGEREF _Toc241934611 \h </w:instrText>
+          <w:instrText xml:space="preserve"> PAGEREF _Toc241934892 \h </w:instrText>
         </w:r>
         <w:r>
           <w:rPr>
@@ -1220,7 +1220,7 @@
           <w:noProof/>
         </w:rPr>
       </w:pPr>
-      <w:hyperlink w:anchor="_Toc241934612" w:history="1">
+      <w:hyperlink w:anchor="_Toc241934893" w:history="1">
         <w:r>
           <w:rPr>
             <w:rStyle w:val="af"/>
@@ -1248,7 +1248,7 @@
             <w:noProof/>
             <w:webHidden/>
           </w:rPr>
-          <w:instrText xml:space="preserve"> PAGEREF _Toc241934612 \h </w:instrText>
+          <w:instrText xml:space="preserve"> PAGEREF _Toc241934893 \h </w:instrText>
         </w:r>
         <w:r>
           <w:rPr>
@@ -1289,7 +1289,7 @@
           <w:noProof/>
         </w:rPr>
       </w:pPr>
-      <w:hyperlink w:anchor="_Toc241934613" w:history="1">
+      <w:hyperlink w:anchor="_Toc241934894" w:history="1">
         <w:r>
           <w:rPr>
             <w:rStyle w:val="af"/>
@@ -1317,7 +1317,7 @@
             <w:noProof/>
             <w:webHidden/>
           </w:rPr>
-          <w:instrText xml:space="preserve"> PAGEREF _Toc241934613 \h </w:instrText>
+          <w:instrText xml:space="preserve"> PAGEREF _Toc241934894 \h </w:instrText>
         </w:r>
         <w:r>
           <w:rPr>
@@ -1358,7 +1358,7 @@
           <w:noProof/>
         </w:rPr>
       </w:pPr>
-      <w:hyperlink w:anchor="_Toc241934614" w:history="1">
+      <w:hyperlink w:anchor="_Toc241934895" w:history="1">
         <w:r>
           <w:rPr>
             <w:rStyle w:val="af"/>
@@ -1386,7 +1386,7 @@
             <w:noProof/>
             <w:webHidden/>
           </w:rPr>
-          <w:instrText xml:space="preserve"> PAGEREF _Toc241934614 \h </w:instrText>
+          <w:instrText xml:space="preserve"> PAGEREF _Toc241934895 \h </w:instrText>
         </w:r>
         <w:r>
           <w:rPr>
@@ -1427,7 +1427,7 @@
           <w:noProof/>
         </w:rPr>
       </w:pPr>
-      <w:hyperlink w:anchor="_Toc241934615" w:history="1">
+      <w:hyperlink w:anchor="_Toc241934896" w:history="1">
         <w:r>
           <w:rPr>
             <w:rStyle w:val="af"/>
@@ -1455,7 +1455,7 @@
             <w:noProof/>
             <w:webHidden/>
           </w:rPr>
-          <w:instrText xml:space="preserve"> PAGEREF _Toc241934615 \h </w:instrText>
+          <w:instrText xml:space="preserve"> PAGEREF _Toc241934896 \h </w:instrText>
         </w:r>
         <w:r>
           <w:rPr>
@@ -1496,7 +1496,7 @@
           <w:noProof/>
         </w:rPr>
       </w:pPr>
-      <w:hyperlink w:anchor="_Toc241934616" w:history="1">
+      <w:hyperlink w:anchor="_Toc241934897" w:history="1">
         <w:r>
           <w:rPr>
             <w:rStyle w:val="af"/>
@@ -1524,7 +1524,7 @@
             <w:noProof/>
             <w:webHidden/>
           </w:rPr>
-          <w:instrText xml:space="preserve"> PAGEREF _Toc241934616 \h </w:instrText>
+          <w:instrText xml:space="preserve"> PAGEREF _Toc241934897 \h </w:instrText>
         </w:r>
         <w:r>
           <w:rPr>
@@ -1570,7 +1570,7 @@
         <w:spacing w:before="0" w:after="360" w:line="360" w:lineRule="exact"/>
         <w:ind w:firstLine="709"/>
       </w:pPr>
-      <w:bookmarkStart w:id="1" w:name="_Toc241934598"/>
+      <w:bookmarkStart w:id="1" w:name="_Toc241934879"/>
       <w:r>
         <w:rPr>
           <w:b/>
@@ -1720,7 +1720,7 @@
         <w:ind w:firstLine="709"/>
       </w:pPr>
       <w:bookmarkStart w:id="2" w:name="_b608aa976fc82a0faaf3b83f58c735968afd03b"/>
-      <w:bookmarkStart w:id="3" w:name="_Toc241934599"/>
+      <w:bookmarkStart w:id="3" w:name="_Toc241934880"/>
       <w:bookmarkEnd w:id="0"/>
       <w:r>
         <w:rPr>
@@ -1785,7 +1785,7 @@
         <w:ind w:firstLine="709"/>
       </w:pPr>
       <w:bookmarkStart w:id="4" w:name="_c3cf235f67897fccdd158c7c34ca81091dc06e0"/>
-      <w:bookmarkStart w:id="5" w:name="_Toc241934600"/>
+      <w:bookmarkStart w:id="5" w:name="_Toc241934881"/>
       <w:r>
         <w:rPr>
           <w:b/>
@@ -3502,7 +3502,7 @@
         <w:ind w:firstLine="709"/>
       </w:pPr>
       <w:bookmarkStart w:id="6" w:name="_6c38f46d6252626ee19bec51dca515ea8eb3483"/>
-      <w:bookmarkStart w:id="7" w:name="_Toc241934601"/>
+      <w:bookmarkStart w:id="7" w:name="_Toc241934882"/>
       <w:bookmarkEnd w:id="4"/>
       <w:r>
         <w:rPr>
@@ -6272,7 +6272,7 @@
         </w:rPr>
         <w:lastRenderedPageBreak/>
         <w:drawing>
-          <wp:inline distT="0" distB="0" distL="0" distR="0" wp14:anchorId="7DD22D6E" wp14:editId="0325C522">
+          <wp:inline distT="0" distB="0" distL="0" distR="0" wp14:anchorId="2297C6BC" wp14:editId="33AFE12E">
             <wp:extent cx="5334000" cy="3122341"/>
             <wp:effectExtent l="0" t="0" r="0" b="0"/>
             <wp:docPr id="12" name="Picture"/>
@@ -6536,7 +6536,7 @@
         <w:ind w:firstLine="709"/>
       </w:pPr>
       <w:bookmarkStart w:id="8" w:name="_e6ba0285e0e0ccc17e7a33a4e535fa387865e88"/>
-      <w:bookmarkStart w:id="9" w:name="_Toc241934602"/>
+      <w:bookmarkStart w:id="9" w:name="_Toc241934883"/>
       <w:bookmarkEnd w:id="6"/>
       <w:r>
         <w:rPr>
@@ -8949,7 +8949,7 @@
         <w:ind w:firstLine="709"/>
       </w:pPr>
       <w:bookmarkStart w:id="10" w:name="_b8f6f14603ee9e71fb2e4d1c108750035f950c7"/>
-      <w:bookmarkStart w:id="11" w:name="_Toc241934603"/>
+      <w:bookmarkStart w:id="11" w:name="_Toc241934884"/>
       <w:bookmarkEnd w:id="8"/>
       <w:r>
         <w:rPr>
@@ -11931,7 +11931,7 @@
           <w:sz w:val="28"/>
         </w:rPr>
         <w:drawing>
-          <wp:inline distT="0" distB="0" distL="0" distR="0" wp14:anchorId="5B0859AE" wp14:editId="6A65481F">
+          <wp:inline distT="0" distB="0" distL="0" distR="0" wp14:anchorId="7D5E751A" wp14:editId="2BBF6D05">
             <wp:extent cx="5334000" cy="3187390"/>
             <wp:effectExtent l="0" t="0" r="0" b="0"/>
             <wp:docPr id="17" name="Picture"/>
@@ -12478,7 +12478,7 @@
         <w:ind w:firstLine="709"/>
       </w:pPr>
       <w:bookmarkStart w:id="12" w:name="_823200a59a4cf40c51f7f0e02566c010f838ed7"/>
-      <w:bookmarkStart w:id="13" w:name="_Toc241934604"/>
+      <w:bookmarkStart w:id="13" w:name="_Toc241934885"/>
       <w:bookmarkEnd w:id="10"/>
       <w:r>
         <w:rPr>
@@ -13188,7 +13188,7 @@
         </w:rPr>
         <w:lastRenderedPageBreak/>
         <w:drawing>
-          <wp:inline distT="0" distB="0" distL="0" distR="0" wp14:anchorId="4A8CAAEC" wp14:editId="1185FB86">
+          <wp:inline distT="0" distB="0" distL="0" distR="0" wp14:anchorId="69C614FB" wp14:editId="6F1FDBEA">
             <wp:extent cx="5334000" cy="2862146"/>
             <wp:effectExtent l="0" t="0" r="0" b="0"/>
             <wp:docPr id="21" name="Picture"/>
@@ -13283,7 +13283,7 @@
         <w:ind w:firstLine="709"/>
       </w:pPr>
       <w:bookmarkStart w:id="14" w:name="_9d579ff3219dd0c08e87cdba2a2a6d1ef61e3cc"/>
-      <w:bookmarkStart w:id="15" w:name="_Toc241934605"/>
+      <w:bookmarkStart w:id="15" w:name="_Toc241934886"/>
       <w:bookmarkEnd w:id="12"/>
       <w:r>
         <w:rPr>
@@ -15197,7 +15197,7 @@
         <w:ind w:firstLine="709"/>
       </w:pPr>
       <w:bookmarkStart w:id="16" w:name="_8be076d9797953e124cfe81356f035b108674c3"/>
-      <w:bookmarkStart w:id="17" w:name="_Toc241934606"/>
+      <w:bookmarkStart w:id="17" w:name="_Toc241934887"/>
       <w:bookmarkEnd w:id="14"/>
       <w:r>
         <w:rPr>
@@ -17867,7 +17867,7 @@
         <w:ind w:firstLine="709"/>
       </w:pPr>
       <w:bookmarkStart w:id="18" w:name="_0ab5b5274b575dfb9e5e85d7a9a12b82683e52c"/>
-      <w:bookmarkStart w:id="19" w:name="_Toc241934607"/>
+      <w:bookmarkStart w:id="19" w:name="_Toc241934888"/>
       <w:bookmarkEnd w:id="16"/>
       <w:r>
         <w:rPr>
@@ -24829,7 +24829,7 @@
           <w:sz w:val="28"/>
         </w:rPr>
         <w:drawing>
-          <wp:inline distT="0" distB="0" distL="0" distR="0" wp14:anchorId="5C0F0AB6" wp14:editId="481AC973">
+          <wp:inline distT="0" distB="0" distL="0" distR="0" wp14:anchorId="34448E14" wp14:editId="450B68A9">
             <wp:extent cx="5334000" cy="2471853"/>
             <wp:effectExtent l="0" t="0" r="0" b="0"/>
             <wp:docPr id="27" name="Picture"/>
@@ -26440,7 +26440,7 @@
         <w:ind w:firstLine="709"/>
       </w:pPr>
       <w:bookmarkStart w:id="20" w:name="_79cbfa74df5b3f3beef1cd24c3ad9f089a58d7a"/>
-      <w:bookmarkStart w:id="21" w:name="_Toc241934608"/>
+      <w:bookmarkStart w:id="21" w:name="_Toc241934889"/>
       <w:bookmarkEnd w:id="18"/>
       <w:r>
         <w:rPr>
@@ -27919,7 +27919,7 @@
         <w:ind w:firstLine="709"/>
       </w:pPr>
       <w:bookmarkStart w:id="22" w:name="_339ae803435bd6b9a653c2b18dadc62dc9ad8e7"/>
-      <w:bookmarkStart w:id="23" w:name="_Toc241934609"/>
+      <w:bookmarkStart w:id="23" w:name="_Toc241934890"/>
       <w:bookmarkEnd w:id="20"/>
       <w:r>
         <w:rPr>
@@ -28110,7 +28110,7 @@
         <w:ind w:firstLine="709"/>
       </w:pPr>
       <w:bookmarkStart w:id="24" w:name="_1bfdad9d2d88ddb6ca16c31c1d4d4943679f32f"/>
-      <w:bookmarkStart w:id="25" w:name="_Toc241934610"/>
+      <w:bookmarkStart w:id="25" w:name="_Toc241934891"/>
       <w:bookmarkEnd w:id="22"/>
       <w:bookmarkEnd w:id="2"/>
       <w:r>
@@ -28325,7 +28325,7 @@
         <w:jc w:val="center"/>
       </w:pPr>
       <w:bookmarkStart w:id="26" w:name="_выводы"/>
-      <w:bookmarkStart w:id="27" w:name="_Toc241934611"/>
+      <w:bookmarkStart w:id="27" w:name="_Toc241934892"/>
       <w:bookmarkEnd w:id="24"/>
       <w:r>
         <w:rPr>
@@ -28587,7 +28587,7 @@
         <w:jc w:val="center"/>
       </w:pPr>
       <w:bookmarkStart w:id="28" w:name="_274f6a444530ef90b0479dabf3d210f01e97699"/>
-      <w:bookmarkStart w:id="29" w:name="_Toc241934612"/>
+      <w:bookmarkStart w:id="29" w:name="_Toc241934893"/>
       <w:bookmarkEnd w:id="26"/>
       <w:r>
         <w:rPr>
@@ -29843,7 +29843,7 @@
         <w:jc w:val="center"/>
       </w:pPr>
       <w:bookmarkStart w:id="30" w:name="_3d74faf1500c1b2a4a8bfa8e0e37c74206ce73d"/>
-      <w:bookmarkStart w:id="31" w:name="_Toc241934613"/>
+      <w:bookmarkStart w:id="31" w:name="_Toc241934894"/>
       <w:bookmarkEnd w:id="28"/>
       <w:r>
         <w:rPr>
@@ -30590,7 +30590,7 @@
         <w:jc w:val="center"/>
       </w:pPr>
       <w:bookmarkStart w:id="32" w:name="_d684f183eb868ee4ace295916bed2e6be64d16e"/>
-      <w:bookmarkStart w:id="33" w:name="_Toc241934614"/>
+      <w:bookmarkStart w:id="33" w:name="_Toc241934895"/>
       <w:bookmarkEnd w:id="30"/>
       <w:r>
         <w:rPr>
@@ -31049,7 +31049,7 @@
               <w:rPr>
                 <w:sz w:val="24"/>
               </w:rPr>
-              <w:t>запросить прайс или демо</w:t>
+              <w:t>оценки третьих сторон найдены (приложение Д ЛР2-3, низкая надежность); точные цены - запросом прайса или демо</w:t>
             </w:r>
           </w:p>
         </w:tc>
@@ -31131,7 +31131,13 @@
               <w:rPr>
                 <w:sz w:val="24"/>
               </w:rPr>
-              <w:t>аудитория студентки</w:t>
+              <w:t>аудитория студен</w:t>
+            </w:r>
+            <w:r>
+              <w:rPr>
+                <w:sz w:val="24"/>
+              </w:rPr>
+              <w:t>тки</w:t>
             </w:r>
           </w:p>
         </w:tc>
@@ -31150,13 +31156,7 @@
               <w:rPr>
                 <w:sz w:val="24"/>
               </w:rPr>
-              <w:t>анкета функциональных и дисфункциональных вопросов; пока использованы модельные д</w:t>
-            </w:r>
-            <w:r>
-              <w:rPr>
-                <w:sz w:val="24"/>
-              </w:rPr>
-              <w:t>анные (приложение Г)</w:t>
+              <w:t>анкета функциональных и дисфункциональных вопросов; пока использованы модельные данные (приложение Г)</w:t>
             </w:r>
           </w:p>
         </w:tc>
@@ -31441,7 +31441,13 @@
         <w:rPr>
           <w:sz w:val="28"/>
         </w:rPr>
-        <w:t xml:space="preserve">Пункты 1-4 выполняются в браузере под аккаунтом студентки; пункт 5 требует доступа к </w:t>
+        <w:t>Пункты 1-4 выполняются в браузере под аккаунтом студентки; пункт 5 требует</w:t>
+      </w:r>
+      <w:r>
+        <w:rPr>
+          <w:sz w:val="28"/>
+        </w:rPr>
+        <w:t xml:space="preserve"> доступа к </w:t>
       </w:r>
       <w:r>
         <w:rPr>
@@ -31479,7 +31485,7 @@
         <w:jc w:val="center"/>
       </w:pPr>
       <w:bookmarkStart w:id="34" w:name="_cb59224a7032ef66ab429e7df9b4e4c597bc187"/>
-      <w:bookmarkStart w:id="35" w:name="_Toc241934615"/>
+      <w:bookmarkStart w:id="35" w:name="_Toc241934896"/>
       <w:bookmarkEnd w:id="32"/>
       <w:r>
         <w:rPr>
@@ -31873,7 +31879,13 @@
               <w:rPr>
                 <w:sz w:val="24"/>
               </w:rPr>
-              <w:t xml:space="preserve"> горизонтального диапазона баллов и вертикального диапазона весов давал #ЗНАЧ!</w:t>
+              <w:t xml:space="preserve"> горизонтального диапазона баллов и вертикального д</w:t>
+            </w:r>
+            <w:r>
+              <w:rPr>
+                <w:sz w:val="24"/>
+              </w:rPr>
+              <w:t>иапазона весов давал #ЗНАЧ!</w:t>
             </w:r>
           </w:p>
         </w:tc>
@@ -32219,7 +32231,7 @@
         <w:jc w:val="center"/>
       </w:pPr>
       <w:bookmarkStart w:id="36" w:name="_c34bf756927ff692ee086e018f9b8545647766e"/>
-      <w:bookmarkStart w:id="37" w:name="_Toc241934616"/>
+      <w:bookmarkStart w:id="37" w:name="_Toc241934897"/>
       <w:bookmarkEnd w:id="34"/>
       <w:r>
         <w:rPr>
@@ -34699,7 +34711,7 @@
   <w:abstractNum w:abstractNumId="0" w15:restartNumberingAfterBreak="0">
     <w:nsid w:val="0000A990"/>
     <w:multiLevelType w:val="multilevel"/>
-    <w:tmpl w:val="CB60AB3A"/>
+    <w:tmpl w:val="77DE0670"/>
     <w:lvl w:ilvl="0">
       <w:numFmt w:val="bullet"/>
       <w:lvlText w:val=" "/>
@@ -34776,7 +34788,7 @@
   <w:abstractNum w:abstractNumId="1" w15:restartNumberingAfterBreak="0">
     <w:nsid w:val="00A99411"/>
     <w:multiLevelType w:val="multilevel"/>
-    <w:tmpl w:val="623AAE1E"/>
+    <w:tmpl w:val="593CA83A"/>
     <w:lvl w:ilvl="0">
       <w:start w:val="1"/>
       <w:numFmt w:val="decimal"/>
@@ -36254,7 +36266,7 @@
     <w:autoRedefine/>
     <w:uiPriority w:val="39"/>
     <w:unhideWhenUsed/>
-    <w:rsid w:val="00D301A0"/>
+    <w:rsid w:val="00713457"/>
     <w:pPr>
       <w:spacing w:after="100"/>
     </w:pPr>
@@ -36266,7 +36278,7 @@
     <w:autoRedefine/>
     <w:uiPriority w:val="39"/>
     <w:unhideWhenUsed/>
-    <w:rsid w:val="00D301A0"/>
+    <w:rsid w:val="00713457"/>
     <w:pPr>
       <w:spacing w:after="100"/>
       <w:ind w:left="240"/>

--- a/ЛР5_Анализ_конкурентов/ОТЧЕТ_ЛР5_TableMind.docx
+++ b/ЛР5_Анализ_конкурентов/ОТЧЕТ_ЛР5_TableMind.docx
@@ -245,7 +245,7 @@
       <w:r>
         <w:fldChar w:fldCharType="separate"/>
       </w:r>
-      <w:hyperlink w:anchor="_Toc241934879" w:history="1">
+      <w:hyperlink w:anchor="_Toc241935052" w:history="1">
         <w:r>
           <w:rPr>
             <w:rStyle w:val="af"/>
@@ -273,7 +273,7 @@
             <w:noProof/>
             <w:webHidden/>
           </w:rPr>
-          <w:instrText xml:space="preserve"> PAGEREF _Toc241934879 \h </w:instrText>
+          <w:instrText xml:space="preserve"> PAGEREF _Toc241935052 \h </w:instrText>
         </w:r>
         <w:r>
           <w:rPr>
@@ -314,7 +314,7 @@
           <w:noProof/>
         </w:rPr>
       </w:pPr>
-      <w:hyperlink w:anchor="_Toc241934880" w:history="1">
+      <w:hyperlink w:anchor="_Toc241935053" w:history="1">
         <w:r>
           <w:rPr>
             <w:rStyle w:val="af"/>
@@ -342,7 +342,7 @@
             <w:noProof/>
             <w:webHidden/>
           </w:rPr>
-          <w:instrText xml:space="preserve"> PAGEREF _Toc241934880 \h </w:instrText>
+          <w:instrText xml:space="preserve"> PAGEREF _Toc241935053 \h </w:instrText>
         </w:r>
         <w:r>
           <w:rPr>
@@ -383,7 +383,7 @@
           <w:noProof/>
         </w:rPr>
       </w:pPr>
-      <w:hyperlink w:anchor="_Toc241934881" w:history="1">
+      <w:hyperlink w:anchor="_Toc241935054" w:history="1">
         <w:r>
           <w:rPr>
             <w:rStyle w:val="af"/>
@@ -411,7 +411,7 @@
             <w:noProof/>
             <w:webHidden/>
           </w:rPr>
-          <w:instrText xml:space="preserve"> PAGEREF _Toc241934881 \h </w:instrText>
+          <w:instrText xml:space="preserve"> PAGEREF _Toc241935054 \h </w:instrText>
         </w:r>
         <w:r>
           <w:rPr>
@@ -452,7 +452,7 @@
           <w:noProof/>
         </w:rPr>
       </w:pPr>
-      <w:hyperlink w:anchor="_Toc241934882" w:history="1">
+      <w:hyperlink w:anchor="_Toc241935055" w:history="1">
         <w:r>
           <w:rPr>
             <w:rStyle w:val="af"/>
@@ -480,7 +480,7 @@
             <w:noProof/>
             <w:webHidden/>
           </w:rPr>
-          <w:instrText xml:space="preserve"> PAGEREF _Toc241934882 \h </w:instrText>
+          <w:instrText xml:space="preserve"> PAGEREF _Toc241935055 \h </w:instrText>
         </w:r>
         <w:r>
           <w:rPr>
@@ -521,7 +521,7 @@
           <w:noProof/>
         </w:rPr>
       </w:pPr>
-      <w:hyperlink w:anchor="_Toc241934883" w:history="1">
+      <w:hyperlink w:anchor="_Toc241935056" w:history="1">
         <w:r>
           <w:rPr>
             <w:rStyle w:val="af"/>
@@ -549,7 +549,7 @@
             <w:noProof/>
             <w:webHidden/>
           </w:rPr>
-          <w:instrText xml:space="preserve"> PAGEREF _Toc241934883 \h </w:instrText>
+          <w:instrText xml:space="preserve"> PAGEREF _Toc241935056 \h </w:instrText>
         </w:r>
         <w:r>
           <w:rPr>
@@ -590,7 +590,7 @@
           <w:noProof/>
         </w:rPr>
       </w:pPr>
-      <w:hyperlink w:anchor="_Toc241934884" w:history="1">
+      <w:hyperlink w:anchor="_Toc241935057" w:history="1">
         <w:r>
           <w:rPr>
             <w:rStyle w:val="af"/>
@@ -618,7 +618,7 @@
             <w:noProof/>
             <w:webHidden/>
           </w:rPr>
-          <w:instrText xml:space="preserve"> PAGEREF _Toc241934884 \h </w:instrText>
+          <w:instrText xml:space="preserve"> PAGEREF _Toc241935057 \h </w:instrText>
         </w:r>
         <w:r>
           <w:rPr>
@@ -659,7 +659,7 @@
           <w:noProof/>
         </w:rPr>
       </w:pPr>
-      <w:hyperlink w:anchor="_Toc241934885" w:history="1">
+      <w:hyperlink w:anchor="_Toc241935058" w:history="1">
         <w:r>
           <w:rPr>
             <w:rStyle w:val="af"/>
@@ -687,7 +687,7 @@
             <w:noProof/>
             <w:webHidden/>
           </w:rPr>
-          <w:instrText xml:space="preserve"> PAGEREF _Toc241934885 \h </w:instrText>
+          <w:instrText xml:space="preserve"> PAGEREF _Toc241935058 \h </w:instrText>
         </w:r>
         <w:r>
           <w:rPr>
@@ -728,7 +728,7 @@
           <w:noProof/>
         </w:rPr>
       </w:pPr>
-      <w:hyperlink w:anchor="_Toc241934886" w:history="1">
+      <w:hyperlink w:anchor="_Toc241935059" w:history="1">
         <w:r>
           <w:rPr>
             <w:rStyle w:val="af"/>
@@ -756,7 +756,7 @@
             <w:noProof/>
             <w:webHidden/>
           </w:rPr>
-          <w:instrText xml:space="preserve"> PAGEREF _Toc241934886 \h </w:instrText>
+          <w:instrText xml:space="preserve"> PAGEREF _Toc241935059 \h </w:instrText>
         </w:r>
         <w:r>
           <w:rPr>
@@ -797,7 +797,7 @@
           <w:noProof/>
         </w:rPr>
       </w:pPr>
-      <w:hyperlink w:anchor="_Toc241934887" w:history="1">
+      <w:hyperlink w:anchor="_Toc241935060" w:history="1">
         <w:r>
           <w:rPr>
             <w:rStyle w:val="af"/>
@@ -825,7 +825,7 @@
             <w:noProof/>
             <w:webHidden/>
           </w:rPr>
-          <w:instrText xml:space="preserve"> PAGEREF _Toc241934887 \h </w:instrText>
+          <w:instrText xml:space="preserve"> PAGEREF _Toc241935060 \h </w:instrText>
         </w:r>
         <w:r>
           <w:rPr>
@@ -866,7 +866,7 @@
           <w:noProof/>
         </w:rPr>
       </w:pPr>
-      <w:hyperlink w:anchor="_Toc241934888" w:history="1">
+      <w:hyperlink w:anchor="_Toc241935061" w:history="1">
         <w:r>
           <w:rPr>
             <w:rStyle w:val="af"/>
@@ -894,7 +894,7 @@
             <w:noProof/>
             <w:webHidden/>
           </w:rPr>
-          <w:instrText xml:space="preserve"> PAGEREF _Toc241934888 \h </w:instrText>
+          <w:instrText xml:space="preserve"> PAGEREF _Toc241935061 \h </w:instrText>
         </w:r>
         <w:r>
           <w:rPr>
@@ -935,7 +935,7 @@
           <w:noProof/>
         </w:rPr>
       </w:pPr>
-      <w:hyperlink w:anchor="_Toc241934889" w:history="1">
+      <w:hyperlink w:anchor="_Toc241935062" w:history="1">
         <w:r>
           <w:rPr>
             <w:rStyle w:val="af"/>
@@ -972,7 +972,7 @@
             <w:noProof/>
             <w:webHidden/>
           </w:rPr>
-          <w:instrText xml:space="preserve"> PAGEREF _Toc241934889 \h </w:instrText>
+          <w:instrText xml:space="preserve"> PAGEREF _Toc241935062 \h </w:instrText>
         </w:r>
         <w:r>
           <w:rPr>
@@ -1013,7 +1013,7 @@
           <w:noProof/>
         </w:rPr>
       </w:pPr>
-      <w:hyperlink w:anchor="_Toc241934890" w:history="1">
+      <w:hyperlink w:anchor="_Toc241935063" w:history="1">
         <w:r>
           <w:rPr>
             <w:rStyle w:val="af"/>
@@ -1041,7 +1041,7 @@
             <w:noProof/>
             <w:webHidden/>
           </w:rPr>
-          <w:instrText xml:space="preserve"> PAGEREF _Toc241934890 \h </w:instrText>
+          <w:instrText xml:space="preserve"> PAGEREF _Toc241935063 \h </w:instrText>
         </w:r>
         <w:r>
           <w:rPr>
@@ -1082,7 +1082,7 @@
           <w:noProof/>
         </w:rPr>
       </w:pPr>
-      <w:hyperlink w:anchor="_Toc241934891" w:history="1">
+      <w:hyperlink w:anchor="_Toc241935064" w:history="1">
         <w:r>
           <w:rPr>
             <w:rStyle w:val="af"/>
@@ -1110,7 +1110,7 @@
             <w:noProof/>
             <w:webHidden/>
           </w:rPr>
-          <w:instrText xml:space="preserve"> PAGEREF _Toc241934891 \h </w:instrText>
+          <w:instrText xml:space="preserve"> PAGEREF _Toc241935064 \h </w:instrText>
         </w:r>
         <w:r>
           <w:rPr>
@@ -1151,7 +1151,7 @@
           <w:noProof/>
         </w:rPr>
       </w:pPr>
-      <w:hyperlink w:anchor="_Toc241934892" w:history="1">
+      <w:hyperlink w:anchor="_Toc241935065" w:history="1">
         <w:r>
           <w:rPr>
             <w:rStyle w:val="af"/>
@@ -1179,7 +1179,7 @@
             <w:noProof/>
             <w:webHidden/>
           </w:rPr>
-          <w:instrText xml:space="preserve"> PAGEREF _Toc241934892 \h </w:instrText>
+          <w:instrText xml:space="preserve"> PAGEREF _Toc241935065 \h </w:instrText>
         </w:r>
         <w:r>
           <w:rPr>
@@ -1220,7 +1220,7 @@
           <w:noProof/>
         </w:rPr>
       </w:pPr>
-      <w:hyperlink w:anchor="_Toc241934893" w:history="1">
+      <w:hyperlink w:anchor="_Toc241935066" w:history="1">
         <w:r>
           <w:rPr>
             <w:rStyle w:val="af"/>
@@ -1248,7 +1248,7 @@
             <w:noProof/>
             <w:webHidden/>
           </w:rPr>
-          <w:instrText xml:space="preserve"> PAGEREF _Toc241934893 \h </w:instrText>
+          <w:instrText xml:space="preserve"> PAGEREF _Toc241935066 \h </w:instrText>
         </w:r>
         <w:r>
           <w:rPr>
@@ -1289,7 +1289,7 @@
           <w:noProof/>
         </w:rPr>
       </w:pPr>
-      <w:hyperlink w:anchor="_Toc241934894" w:history="1">
+      <w:hyperlink w:anchor="_Toc241935067" w:history="1">
         <w:r>
           <w:rPr>
             <w:rStyle w:val="af"/>
@@ -1317,7 +1317,7 @@
             <w:noProof/>
             <w:webHidden/>
           </w:rPr>
-          <w:instrText xml:space="preserve"> PAGEREF _Toc241934894 \h </w:instrText>
+          <w:instrText xml:space="preserve"> PAGEREF _Toc241935067 \h </w:instrText>
         </w:r>
         <w:r>
           <w:rPr>
@@ -1358,7 +1358,7 @@
           <w:noProof/>
         </w:rPr>
       </w:pPr>
-      <w:hyperlink w:anchor="_Toc241934895" w:history="1">
+      <w:hyperlink w:anchor="_Toc241935068" w:history="1">
         <w:r>
           <w:rPr>
             <w:rStyle w:val="af"/>
@@ -1386,7 +1386,7 @@
             <w:noProof/>
             <w:webHidden/>
           </w:rPr>
-          <w:instrText xml:space="preserve"> PAGEREF _Toc241934895 \h </w:instrText>
+          <w:instrText xml:space="preserve"> PAGEREF _Toc241935068 \h </w:instrText>
         </w:r>
         <w:r>
           <w:rPr>
@@ -1427,7 +1427,7 @@
           <w:noProof/>
         </w:rPr>
       </w:pPr>
-      <w:hyperlink w:anchor="_Toc241934896" w:history="1">
+      <w:hyperlink w:anchor="_Toc241935069" w:history="1">
         <w:r>
           <w:rPr>
             <w:rStyle w:val="af"/>
@@ -1455,7 +1455,7 @@
             <w:noProof/>
             <w:webHidden/>
           </w:rPr>
-          <w:instrText xml:space="preserve"> PAGEREF _Toc241934896 \h </w:instrText>
+          <w:instrText xml:space="preserve"> PAGEREF _Toc241935069 \h </w:instrText>
         </w:r>
         <w:r>
           <w:rPr>
@@ -1496,7 +1496,7 @@
           <w:noProof/>
         </w:rPr>
       </w:pPr>
-      <w:hyperlink w:anchor="_Toc241934897" w:history="1">
+      <w:hyperlink w:anchor="_Toc241935070" w:history="1">
         <w:r>
           <w:rPr>
             <w:rStyle w:val="af"/>
@@ -1524,7 +1524,7 @@
             <w:noProof/>
             <w:webHidden/>
           </w:rPr>
-          <w:instrText xml:space="preserve"> PAGEREF _Toc241934897 \h </w:instrText>
+          <w:instrText xml:space="preserve"> PAGEREF _Toc241935070 \h </w:instrText>
         </w:r>
         <w:r>
           <w:rPr>
@@ -1557,6 +1557,75 @@
     </w:p>
     <w:p>
       <w:pPr>
+        <w:pStyle w:val="12"/>
+        <w:tabs>
+          <w:tab w:val="right" w:leader="dot" w:pos="9345"/>
+        </w:tabs>
+        <w:rPr>
+          <w:noProof/>
+        </w:rPr>
+      </w:pPr>
+      <w:hyperlink w:anchor="_Toc241935071" w:history="1">
+        <w:r>
+          <w:rPr>
+            <w:rStyle w:val="af"/>
+            <w:b/>
+            <w:noProof/>
+          </w:rPr>
+          <w:t>ПРИЛОЖЕНИЕ Д</w:t>
+        </w:r>
+        <w:r>
+          <w:rPr>
+            <w:noProof/>
+            <w:webHidden/>
+          </w:rPr>
+          <w:tab/>
+        </w:r>
+        <w:r>
+          <w:rPr>
+            <w:noProof/>
+            <w:webHidden/>
+          </w:rPr>
+          <w:fldChar w:fldCharType="begin"/>
+        </w:r>
+        <w:r>
+          <w:rPr>
+            <w:noProof/>
+            <w:webHidden/>
+          </w:rPr>
+          <w:instrText xml:space="preserve"> PAGEREF _Toc241935071 \h </w:instrText>
+        </w:r>
+        <w:r>
+          <w:rPr>
+            <w:noProof/>
+            <w:webHidden/>
+          </w:rPr>
+        </w:r>
+        <w:r>
+          <w:rPr>
+            <w:noProof/>
+            <w:webHidden/>
+          </w:rPr>
+          <w:fldChar w:fldCharType="separate"/>
+        </w:r>
+        <w:r>
+          <w:rPr>
+            <w:noProof/>
+            <w:webHidden/>
+          </w:rPr>
+          <w:t>32</w:t>
+        </w:r>
+        <w:r>
+          <w:rPr>
+            <w:noProof/>
+            <w:webHidden/>
+          </w:rPr>
+          <w:fldChar w:fldCharType="end"/>
+        </w:r>
+      </w:hyperlink>
+    </w:p>
+    <w:p>
+      <w:pPr>
         <w:pStyle w:val="11"/>
       </w:pPr>
       <w:r>
@@ -1570,7 +1639,7 @@
         <w:spacing w:before="0" w:after="360" w:line="360" w:lineRule="exact"/>
         <w:ind w:firstLine="709"/>
       </w:pPr>
-      <w:bookmarkStart w:id="1" w:name="_Toc241934879"/>
+      <w:bookmarkStart w:id="1" w:name="_Toc241935052"/>
       <w:r>
         <w:rPr>
           <w:b/>
@@ -1720,7 +1789,7 @@
         <w:ind w:firstLine="709"/>
       </w:pPr>
       <w:bookmarkStart w:id="2" w:name="_b608aa976fc82a0faaf3b83f58c735968afd03b"/>
-      <w:bookmarkStart w:id="3" w:name="_Toc241934880"/>
+      <w:bookmarkStart w:id="3" w:name="_Toc241935053"/>
       <w:bookmarkEnd w:id="0"/>
       <w:r>
         <w:rPr>
@@ -1743,13 +1812,7 @@
         <w:rPr>
           <w:sz w:val="28"/>
         </w:rPr>
-        <w:t>Работа выполнена в трех блоках по трем методикам: классификаци</w:t>
-      </w:r>
-      <w:r>
-        <w:rPr>
-          <w:sz w:val="28"/>
-        </w:rPr>
-        <w:t xml:space="preserve">я компаний, анализ цифрового товара и анализ бизнес-моделей. Каждый блок реализован в отдельной книге </w:t>
+        <w:t xml:space="preserve">Работа выполнена в трех блоках по трем методикам: классификация компаний, анализ цифрового товара и анализ бизнес-моделей. Каждый блок реализован в отдельной книге </w:t>
       </w:r>
       <w:r>
         <w:rPr>
@@ -1785,13 +1848,20 @@
         <w:ind w:firstLine="709"/>
       </w:pPr>
       <w:bookmarkStart w:id="4" w:name="_c3cf235f67897fccdd158c7c34ca81091dc06e0"/>
-      <w:bookmarkStart w:id="5" w:name="_Toc241934881"/>
+      <w:bookmarkStart w:id="5" w:name="_Toc241935054"/>
       <w:r>
         <w:rPr>
           <w:b/>
           <w:sz w:val="28"/>
         </w:rPr>
-        <w:t>2.1 Контур анализа и реестр компаний</w:t>
+        <w:t xml:space="preserve">2.1 Контур анализа и реестр </w:t>
+      </w:r>
+      <w:r>
+        <w:rPr>
+          <w:b/>
+          <w:sz w:val="28"/>
+        </w:rPr>
+        <w:t>компаний</w:t>
       </w:r>
       <w:bookmarkEnd w:id="5"/>
     </w:p>
@@ -1806,13 +1876,7 @@
         <w:rPr>
           <w:sz w:val="28"/>
         </w:rPr>
-        <w:t xml:space="preserve">Контур определен списком ЛР4: </w:t>
-      </w:r>
-      <w:r>
-        <w:rPr>
-          <w:sz w:val="28"/>
-        </w:rPr>
-        <w:t>специализированные инструменты проверки (</w:t>
+        <w:t>Контур определен списком ЛР4: специализированные инструменты проверки (</w:t>
       </w:r>
       <w:r>
         <w:rPr>
@@ -1981,7 +2045,13 @@
         <w:rPr>
           <w:sz w:val="28"/>
         </w:rPr>
-        <w:t xml:space="preserve"> 365 </w:t>
+        <w:t xml:space="preserve"> 36</w:t>
+      </w:r>
+      <w:r>
+        <w:rPr>
+          <w:sz w:val="28"/>
+        </w:rPr>
+        <w:t xml:space="preserve">5 </w:t>
       </w:r>
       <w:r>
         <w:rPr>
@@ -1994,13 +2064,7 @@
         <w:rPr>
           <w:sz w:val="28"/>
         </w:rPr>
-        <w:t>. Для анализа товара и бизнес-</w:t>
-      </w:r>
-      <w:r>
-        <w:rPr>
-          <w:sz w:val="28"/>
-        </w:rPr>
-        <w:t>модели выбраны 7 конкурентов с достаточными открытыми данными (норма шаблона 5-12), для классификации - 10 компаний.</w:t>
+        <w:t>. Для анализа товара и бизнес-модели выбраны 7 конкурентов с достаточными открытыми данными (норма шаблона 5-12), для классификации - 10 компаний.</w:t>
       </w:r>
     </w:p>
     <w:p>
@@ -2117,7 +2181,14 @@
                 <w:b/>
                 <w:sz w:val="24"/>
               </w:rPr>
-              <w:t>Тип</w:t>
+              <w:t>Т</w:t>
+            </w:r>
+            <w:r>
+              <w:rPr>
+                <w:b/>
+                <w:sz w:val="24"/>
+              </w:rPr>
+              <w:t>ип</w:t>
             </w:r>
           </w:p>
         </w:tc>
@@ -3486,7 +3557,14 @@
           <w:i/>
           <w:sz w:val="28"/>
         </w:rPr>
-        <w:t>C01-C07</w:t>
+        <w:t>C0</w:t>
+      </w:r>
+      <w:r>
+        <w:rPr>
+          <w:i/>
+          <w:sz w:val="28"/>
+        </w:rPr>
+        <w:t>1-C07</w:t>
       </w:r>
       <w:r>
         <w:rPr>
@@ -3502,7 +3580,7 @@
         <w:ind w:firstLine="709"/>
       </w:pPr>
       <w:bookmarkStart w:id="6" w:name="_6c38f46d6252626ee19bec51dca515ea8eb3483"/>
-      <w:bookmarkStart w:id="7" w:name="_Toc241934882"/>
+      <w:bookmarkStart w:id="7" w:name="_Toc241935055"/>
       <w:bookmarkEnd w:id="4"/>
       <w:r>
         <w:rPr>
@@ -3524,13 +3602,13 @@
         <w:rPr>
           <w:sz w:val="28"/>
         </w:rPr>
-        <w:t>Методика [1] оценивает каждую компанию по 10 критериям от 0 до 5 с весами и ограничителями: прямым конкурентом нельзя назвать компанию, у которой совпадение потребительской задачи или функциональная заменяемость ниж</w:t>
-      </w:r>
-      <w:r>
-        <w:rPr>
-          <w:sz w:val="28"/>
-        </w:rPr>
-        <w:t>е 3 баллов. Взвешенный балл переводится в уровень: 4,20-5,00 - прямой конкурент; 3,40-4,19 - близкий альтернативный; 2,50-3,39 - косвенный или заменитель; 1,60-2,49 - смежная конкуренция.</w:t>
+        <w:t>Методика [1] оценивает каждую компанию по 10 критериям от 0 до 5 с весами и ограничителями: прямым конкурентом нельзя назвать компанию, у которой совпадение потребительской зад</w:t>
+      </w:r>
+      <w:r>
+        <w:rPr>
+          <w:sz w:val="28"/>
+        </w:rPr>
+        <w:t>ачи или функциональная заменяемость ниже 3 баллов. Взвешенный балл переводится в уровень: 4,20-5,00 - прямой конкурент; 3,40-4,19 - близкий альтернативный; 2,50-3,39 - косвенный или заменитель; 1,60-2,49 - смежная конкуренция.</w:t>
       </w:r>
     </w:p>
     <w:p>
@@ -3544,7 +3622,13 @@
         <w:rPr>
           <w:sz w:val="28"/>
         </w:rPr>
-        <w:t>В таблице 2 представлено: критерии и веса классификации.</w:t>
+        <w:t>В таблице 2 представлено: кри</w:t>
+      </w:r>
+      <w:r>
+        <w:rPr>
+          <w:sz w:val="28"/>
+        </w:rPr>
+        <w:t>терии и веса классификации.</w:t>
       </w:r>
     </w:p>
     <w:p>
@@ -3557,13 +3641,7 @@
         <w:rPr>
           <w:sz w:val="28"/>
         </w:rPr>
-        <w:t>Таблица 2 –</w:t>
-      </w:r>
-      <w:r>
-        <w:rPr>
-          <w:sz w:val="28"/>
-        </w:rPr>
-        <w:t xml:space="preserve"> Критерии и веса классификации</w:t>
+        <w:t>Таблица 2 – Критерии и веса классификации</w:t>
       </w:r>
     </w:p>
     <w:tbl>
@@ -6272,7 +6350,7 @@
         </w:rPr>
         <w:lastRenderedPageBreak/>
         <w:drawing>
-          <wp:inline distT="0" distB="0" distL="0" distR="0" wp14:anchorId="2297C6BC" wp14:editId="33AFE12E">
+          <wp:inline distT="0" distB="0" distL="0" distR="0" wp14:anchorId="2CD1AB3C" wp14:editId="02A2F823">
             <wp:extent cx="5334000" cy="3122341"/>
             <wp:effectExtent l="0" t="0" r="0" b="0"/>
             <wp:docPr id="12" name="Picture"/>
@@ -6536,7 +6614,7 @@
         <w:ind w:firstLine="709"/>
       </w:pPr>
       <w:bookmarkStart w:id="8" w:name="_e6ba0285e0e0ccc17e7a33a4e535fa387865e88"/>
-      <w:bookmarkStart w:id="9" w:name="_Toc241934883"/>
+      <w:bookmarkStart w:id="9" w:name="_Toc241935056"/>
       <w:bookmarkEnd w:id="6"/>
       <w:r>
         <w:rPr>
@@ -8949,7 +9027,7 @@
         <w:ind w:firstLine="709"/>
       </w:pPr>
       <w:bookmarkStart w:id="10" w:name="_b8f6f14603ee9e71fb2e4d1c108750035f950c7"/>
-      <w:bookmarkStart w:id="11" w:name="_Toc241934884"/>
+      <w:bookmarkStart w:id="11" w:name="_Toc241935057"/>
       <w:bookmarkEnd w:id="8"/>
       <w:r>
         <w:rPr>
@@ -11931,7 +12009,7 @@
           <w:sz w:val="28"/>
         </w:rPr>
         <w:drawing>
-          <wp:inline distT="0" distB="0" distL="0" distR="0" wp14:anchorId="7D5E751A" wp14:editId="2BBF6D05">
+          <wp:inline distT="0" distB="0" distL="0" distR="0" wp14:anchorId="41161A4D" wp14:editId="07FBCFAC">
             <wp:extent cx="5334000" cy="3187390"/>
             <wp:effectExtent l="0" t="0" r="0" b="0"/>
             <wp:docPr id="17" name="Picture"/>
@@ -12478,7 +12556,7 @@
         <w:ind w:firstLine="709"/>
       </w:pPr>
       <w:bookmarkStart w:id="12" w:name="_823200a59a4cf40c51f7f0e02566c010f838ed7"/>
-      <w:bookmarkStart w:id="13" w:name="_Toc241934885"/>
+      <w:bookmarkStart w:id="13" w:name="_Toc241935058"/>
       <w:bookmarkEnd w:id="10"/>
       <w:r>
         <w:rPr>
@@ -13188,7 +13266,7 @@
         </w:rPr>
         <w:lastRenderedPageBreak/>
         <w:drawing>
-          <wp:inline distT="0" distB="0" distL="0" distR="0" wp14:anchorId="69C614FB" wp14:editId="6F1FDBEA">
+          <wp:inline distT="0" distB="0" distL="0" distR="0" wp14:anchorId="625ABFD7" wp14:editId="4E7E8A73">
             <wp:extent cx="5334000" cy="2862146"/>
             <wp:effectExtent l="0" t="0" r="0" b="0"/>
             <wp:docPr id="21" name="Picture"/>
@@ -13283,7 +13361,7 @@
         <w:ind w:firstLine="709"/>
       </w:pPr>
       <w:bookmarkStart w:id="14" w:name="_9d579ff3219dd0c08e87cdba2a2a6d1ef61e3cc"/>
-      <w:bookmarkStart w:id="15" w:name="_Toc241934886"/>
+      <w:bookmarkStart w:id="15" w:name="_Toc241935059"/>
       <w:bookmarkEnd w:id="12"/>
       <w:r>
         <w:rPr>
@@ -15197,7 +15275,7 @@
         <w:ind w:firstLine="709"/>
       </w:pPr>
       <w:bookmarkStart w:id="16" w:name="_8be076d9797953e124cfe81356f035b108674c3"/>
-      <w:bookmarkStart w:id="17" w:name="_Toc241934887"/>
+      <w:bookmarkStart w:id="17" w:name="_Toc241935060"/>
       <w:bookmarkEnd w:id="14"/>
       <w:r>
         <w:rPr>
@@ -17867,7 +17945,7 @@
         <w:ind w:firstLine="709"/>
       </w:pPr>
       <w:bookmarkStart w:id="18" w:name="_0ab5b5274b575dfb9e5e85d7a9a12b82683e52c"/>
-      <w:bookmarkStart w:id="19" w:name="_Toc241934888"/>
+      <w:bookmarkStart w:id="19" w:name="_Toc241935061"/>
       <w:bookmarkEnd w:id="16"/>
       <w:r>
         <w:rPr>
@@ -24829,7 +24907,7 @@
           <w:sz w:val="28"/>
         </w:rPr>
         <w:drawing>
-          <wp:inline distT="0" distB="0" distL="0" distR="0" wp14:anchorId="34448E14" wp14:editId="450B68A9">
+          <wp:inline distT="0" distB="0" distL="0" distR="0" wp14:anchorId="67923478" wp14:editId="6EF3BF80">
             <wp:extent cx="5334000" cy="2471853"/>
             <wp:effectExtent l="0" t="0" r="0" b="0"/>
             <wp:docPr id="27" name="Picture"/>
@@ -26440,7 +26518,7 @@
         <w:ind w:firstLine="709"/>
       </w:pPr>
       <w:bookmarkStart w:id="20" w:name="_79cbfa74df5b3f3beef1cd24c3ad9f089a58d7a"/>
-      <w:bookmarkStart w:id="21" w:name="_Toc241934889"/>
+      <w:bookmarkStart w:id="21" w:name="_Toc241935062"/>
       <w:bookmarkEnd w:id="18"/>
       <w:r>
         <w:rPr>
@@ -27919,7 +27997,7 @@
         <w:ind w:firstLine="709"/>
       </w:pPr>
       <w:bookmarkStart w:id="22" w:name="_339ae803435bd6b9a653c2b18dadc62dc9ad8e7"/>
-      <w:bookmarkStart w:id="23" w:name="_Toc241934890"/>
+      <w:bookmarkStart w:id="23" w:name="_Toc241935063"/>
       <w:bookmarkEnd w:id="20"/>
       <w:r>
         <w:rPr>
@@ -28110,7 +28188,7 @@
         <w:ind w:firstLine="709"/>
       </w:pPr>
       <w:bookmarkStart w:id="24" w:name="_1bfdad9d2d88ddb6ca16c31c1d4d4943679f32f"/>
-      <w:bookmarkStart w:id="25" w:name="_Toc241934891"/>
+      <w:bookmarkStart w:id="25" w:name="_Toc241935064"/>
       <w:bookmarkEnd w:id="22"/>
       <w:bookmarkEnd w:id="2"/>
       <w:r>
@@ -28325,7 +28403,7 @@
         <w:jc w:val="center"/>
       </w:pPr>
       <w:bookmarkStart w:id="26" w:name="_выводы"/>
-      <w:bookmarkStart w:id="27" w:name="_Toc241934892"/>
+      <w:bookmarkStart w:id="27" w:name="_Toc241935065"/>
       <w:bookmarkEnd w:id="24"/>
       <w:r>
         <w:rPr>
@@ -28587,7 +28665,7 @@
         <w:jc w:val="center"/>
       </w:pPr>
       <w:bookmarkStart w:id="28" w:name="_274f6a444530ef90b0479dabf3d210f01e97699"/>
-      <w:bookmarkStart w:id="29" w:name="_Toc241934893"/>
+      <w:bookmarkStart w:id="29" w:name="_Toc241935066"/>
       <w:bookmarkEnd w:id="26"/>
       <w:r>
         <w:rPr>
@@ -29836,6 +29914,553 @@
     </w:p>
     <w:p>
       <w:pPr>
+        <w:pStyle w:val="FirstParagraph"/>
+        <w:numPr>
+          <w:ilvl w:val="0"/>
+          <w:numId w:val="3"/>
+        </w:numPr>
+        <w:spacing w:before="0" w:after="0" w:line="360" w:lineRule="exact"/>
+        <w:ind w:left="709" w:hanging="425"/>
+        <w:jc w:val="both"/>
+      </w:pPr>
+      <w:r>
+        <w:rPr>
+          <w:i/>
+          <w:sz w:val="28"/>
+        </w:rPr>
+        <w:t>DataSnipper</w:t>
+      </w:r>
+      <w:r>
+        <w:rPr>
+          <w:sz w:val="28"/>
+        </w:rPr>
+        <w:t xml:space="preserve">. </w:t>
+      </w:r>
+      <w:r>
+        <w:rPr>
+          <w:i/>
+          <w:sz w:val="28"/>
+        </w:rPr>
+        <w:t>DataSnipper</w:t>
+      </w:r>
+      <w:r>
+        <w:rPr>
+          <w:sz w:val="28"/>
+        </w:rPr>
+        <w:t xml:space="preserve"> </w:t>
+      </w:r>
+      <w:r>
+        <w:rPr>
+          <w:i/>
+          <w:sz w:val="28"/>
+        </w:rPr>
+        <w:t>Raises</w:t>
+      </w:r>
+      <w:r>
+        <w:rPr>
+          <w:sz w:val="28"/>
+        </w:rPr>
+        <w:t xml:space="preserve"> $100</w:t>
+      </w:r>
+      <w:r>
+        <w:rPr>
+          <w:i/>
+          <w:sz w:val="28"/>
+        </w:rPr>
+        <w:t>M</w:t>
+      </w:r>
+      <w:r>
+        <w:rPr>
+          <w:sz w:val="28"/>
+        </w:rPr>
+        <w:t xml:space="preserve"> </w:t>
+      </w:r>
+      <w:r>
+        <w:rPr>
+          <w:i/>
+          <w:sz w:val="28"/>
+        </w:rPr>
+        <w:t>at</w:t>
+      </w:r>
+      <w:r>
+        <w:rPr>
+          <w:sz w:val="28"/>
+        </w:rPr>
+        <w:t xml:space="preserve"> $1</w:t>
+      </w:r>
+      <w:r>
+        <w:rPr>
+          <w:i/>
+          <w:sz w:val="28"/>
+        </w:rPr>
+        <w:t>B</w:t>
+      </w:r>
+      <w:r>
+        <w:rPr>
+          <w:sz w:val="28"/>
+        </w:rPr>
+        <w:t xml:space="preserve"> </w:t>
+      </w:r>
+      <w:r>
+        <w:rPr>
+          <w:i/>
+          <w:sz w:val="28"/>
+        </w:rPr>
+        <w:t>Valuation</w:t>
+      </w:r>
+      <w:r>
+        <w:rPr>
+          <w:sz w:val="28"/>
+        </w:rPr>
+        <w:t xml:space="preserve"> [Электронный ресурс]. – Режим доступа: h</w:t>
+      </w:r>
+      <w:r>
+        <w:rPr>
+          <w:sz w:val="28"/>
+        </w:rPr>
+        <w:t>ttps://www.datasnipper.com/resources/datasnipper-raises-100m. – Дата доступа: 03.10.2026.</w:t>
+      </w:r>
+    </w:p>
+    <w:p>
+      <w:pPr>
+        <w:pStyle w:val="FirstParagraph"/>
+        <w:numPr>
+          <w:ilvl w:val="0"/>
+          <w:numId w:val="3"/>
+        </w:numPr>
+        <w:spacing w:before="0" w:after="0" w:line="360" w:lineRule="exact"/>
+        <w:ind w:left="709" w:hanging="425"/>
+        <w:jc w:val="both"/>
+      </w:pPr>
+      <w:r>
+        <w:rPr>
+          <w:i/>
+          <w:sz w:val="28"/>
+        </w:rPr>
+        <w:t>Calcalist</w:t>
+      </w:r>
+      <w:r>
+        <w:rPr>
+          <w:sz w:val="28"/>
+        </w:rPr>
+        <w:t xml:space="preserve">. </w:t>
+      </w:r>
+      <w:r>
+        <w:rPr>
+          <w:i/>
+          <w:sz w:val="28"/>
+        </w:rPr>
+        <w:t>AI</w:t>
+      </w:r>
+      <w:r>
+        <w:rPr>
+          <w:sz w:val="28"/>
+        </w:rPr>
+        <w:t xml:space="preserve"> </w:t>
+      </w:r>
+      <w:r>
+        <w:rPr>
+          <w:i/>
+          <w:sz w:val="28"/>
+        </w:rPr>
+        <w:t>finance</w:t>
+      </w:r>
+      <w:r>
+        <w:rPr>
+          <w:sz w:val="28"/>
+        </w:rPr>
+        <w:t xml:space="preserve"> </w:t>
+      </w:r>
+      <w:r>
+        <w:rPr>
+          <w:i/>
+          <w:sz w:val="28"/>
+        </w:rPr>
+        <w:t>startup</w:t>
+      </w:r>
+      <w:r>
+        <w:rPr>
+          <w:sz w:val="28"/>
+        </w:rPr>
+        <w:t xml:space="preserve"> </w:t>
+      </w:r>
+      <w:r>
+        <w:rPr>
+          <w:i/>
+          <w:sz w:val="28"/>
+        </w:rPr>
+        <w:t>Datarails</w:t>
+      </w:r>
+      <w:r>
+        <w:rPr>
+          <w:sz w:val="28"/>
+        </w:rPr>
+        <w:t xml:space="preserve"> </w:t>
+      </w:r>
+      <w:r>
+        <w:rPr>
+          <w:i/>
+          <w:sz w:val="28"/>
+        </w:rPr>
+        <w:t>secures</w:t>
+      </w:r>
+      <w:r>
+        <w:rPr>
+          <w:sz w:val="28"/>
+        </w:rPr>
+        <w:t xml:space="preserve"> $70 </w:t>
+      </w:r>
+      <w:r>
+        <w:rPr>
+          <w:i/>
+          <w:sz w:val="28"/>
+        </w:rPr>
+        <w:t>million</w:t>
+      </w:r>
+      <w:r>
+        <w:rPr>
+          <w:sz w:val="28"/>
+        </w:rPr>
+        <w:t xml:space="preserve"> </w:t>
+      </w:r>
+      <w:r>
+        <w:rPr>
+          <w:i/>
+          <w:sz w:val="28"/>
+        </w:rPr>
+        <w:t>Series</w:t>
+      </w:r>
+      <w:r>
+        <w:rPr>
+          <w:sz w:val="28"/>
+        </w:rPr>
+        <w:t xml:space="preserve"> </w:t>
+      </w:r>
+      <w:r>
+        <w:rPr>
+          <w:i/>
+          <w:sz w:val="28"/>
+        </w:rPr>
+        <w:t>C</w:t>
+      </w:r>
+      <w:r>
+        <w:rPr>
+          <w:sz w:val="28"/>
+        </w:rPr>
+        <w:t xml:space="preserve"> </w:t>
+      </w:r>
+      <w:r>
+        <w:rPr>
+          <w:i/>
+          <w:sz w:val="28"/>
+        </w:rPr>
+        <w:t>at</w:t>
+      </w:r>
+      <w:r>
+        <w:rPr>
+          <w:sz w:val="28"/>
+        </w:rPr>
+        <w:t xml:space="preserve"> $550 </w:t>
+      </w:r>
+      <w:r>
+        <w:rPr>
+          <w:i/>
+          <w:sz w:val="28"/>
+        </w:rPr>
+        <w:t>million</w:t>
+      </w:r>
+      <w:r>
+        <w:rPr>
+          <w:sz w:val="28"/>
+        </w:rPr>
+        <w:t xml:space="preserve"> </w:t>
+      </w:r>
+      <w:r>
+        <w:rPr>
+          <w:i/>
+          <w:sz w:val="28"/>
+        </w:rPr>
+        <w:t>valuation</w:t>
+      </w:r>
+      <w:r>
+        <w:rPr>
+          <w:sz w:val="28"/>
+        </w:rPr>
+        <w:t xml:space="preserve"> [Электронный ресурс]. – Режим доступа: https://www.calcalistech.com/cte</w:t>
+      </w:r>
+      <w:r>
+        <w:rPr>
+          <w:sz w:val="28"/>
+        </w:rPr>
+        <w:t>chnews/article/sk00jsmasbl. – Дата доступа: 03.10.2026.</w:t>
+      </w:r>
+    </w:p>
+    <w:p>
+      <w:pPr>
+        <w:pStyle w:val="FirstParagraph"/>
+        <w:numPr>
+          <w:ilvl w:val="0"/>
+          <w:numId w:val="3"/>
+        </w:numPr>
+        <w:spacing w:before="0" w:after="0" w:line="360" w:lineRule="exact"/>
+        <w:ind w:left="709" w:hanging="425"/>
+        <w:jc w:val="both"/>
+      </w:pPr>
+      <w:r>
+        <w:rPr>
+          <w:i/>
+          <w:sz w:val="28"/>
+        </w:rPr>
+        <w:t>TechCrunch</w:t>
+      </w:r>
+      <w:r>
+        <w:rPr>
+          <w:sz w:val="28"/>
+        </w:rPr>
+        <w:t xml:space="preserve">. </w:t>
+      </w:r>
+      <w:r>
+        <w:rPr>
+          <w:i/>
+          <w:sz w:val="28"/>
+        </w:rPr>
+        <w:t>Fundamental</w:t>
+      </w:r>
+      <w:r>
+        <w:rPr>
+          <w:sz w:val="28"/>
+        </w:rPr>
+        <w:t xml:space="preserve"> </w:t>
+      </w:r>
+      <w:r>
+        <w:rPr>
+          <w:i/>
+          <w:sz w:val="28"/>
+        </w:rPr>
+        <w:t>Research</w:t>
+      </w:r>
+      <w:r>
+        <w:rPr>
+          <w:sz w:val="28"/>
+        </w:rPr>
+        <w:t xml:space="preserve"> </w:t>
+      </w:r>
+      <w:r>
+        <w:rPr>
+          <w:i/>
+          <w:sz w:val="28"/>
+        </w:rPr>
+        <w:t>Labs</w:t>
+      </w:r>
+      <w:r>
+        <w:rPr>
+          <w:sz w:val="28"/>
+        </w:rPr>
+        <w:t xml:space="preserve"> </w:t>
+      </w:r>
+      <w:r>
+        <w:rPr>
+          <w:i/>
+          <w:sz w:val="28"/>
+        </w:rPr>
+        <w:t>nabs</w:t>
+      </w:r>
+      <w:r>
+        <w:rPr>
+          <w:sz w:val="28"/>
+        </w:rPr>
+        <w:t xml:space="preserve"> $30</w:t>
+      </w:r>
+      <w:r>
+        <w:rPr>
+          <w:i/>
+          <w:sz w:val="28"/>
+        </w:rPr>
+        <w:t>M</w:t>
+      </w:r>
+      <w:r>
+        <w:rPr>
+          <w:sz w:val="28"/>
+        </w:rPr>
+        <w:t xml:space="preserve"> </w:t>
+      </w:r>
+      <w:r>
+        <w:rPr>
+          <w:i/>
+          <w:sz w:val="28"/>
+        </w:rPr>
+        <w:t>from</w:t>
+      </w:r>
+      <w:r>
+        <w:rPr>
+          <w:sz w:val="28"/>
+        </w:rPr>
+        <w:t xml:space="preserve"> </w:t>
+      </w:r>
+      <w:r>
+        <w:rPr>
+          <w:i/>
+          <w:sz w:val="28"/>
+        </w:rPr>
+        <w:t>Prosus</w:t>
+      </w:r>
+      <w:r>
+        <w:rPr>
+          <w:sz w:val="28"/>
+        </w:rPr>
+        <w:t xml:space="preserve"> </w:t>
+      </w:r>
+      <w:r>
+        <w:rPr>
+          <w:i/>
+          <w:sz w:val="28"/>
+        </w:rPr>
+        <w:t>to</w:t>
+      </w:r>
+      <w:r>
+        <w:rPr>
+          <w:sz w:val="28"/>
+        </w:rPr>
+        <w:t xml:space="preserve"> </w:t>
+      </w:r>
+      <w:r>
+        <w:rPr>
+          <w:i/>
+          <w:sz w:val="28"/>
+        </w:rPr>
+        <w:t>build</w:t>
+      </w:r>
+      <w:r>
+        <w:rPr>
+          <w:sz w:val="28"/>
+        </w:rPr>
+        <w:t xml:space="preserve"> </w:t>
+      </w:r>
+      <w:r>
+        <w:rPr>
+          <w:i/>
+          <w:sz w:val="28"/>
+        </w:rPr>
+        <w:t>AI</w:t>
+      </w:r>
+      <w:r>
+        <w:rPr>
+          <w:sz w:val="28"/>
+        </w:rPr>
+        <w:t xml:space="preserve"> </w:t>
+      </w:r>
+      <w:r>
+        <w:rPr>
+          <w:i/>
+          <w:sz w:val="28"/>
+        </w:rPr>
+        <w:t>agents</w:t>
+      </w:r>
+      <w:r>
+        <w:rPr>
+          <w:sz w:val="28"/>
+        </w:rPr>
+        <w:t xml:space="preserve"> </w:t>
+      </w:r>
+      <w:r>
+        <w:rPr>
+          <w:i/>
+          <w:sz w:val="28"/>
+        </w:rPr>
+        <w:t>for</w:t>
+      </w:r>
+      <w:r>
+        <w:rPr>
+          <w:sz w:val="28"/>
+        </w:rPr>
+        <w:t xml:space="preserve"> </w:t>
+      </w:r>
+      <w:r>
+        <w:rPr>
+          <w:i/>
+          <w:sz w:val="28"/>
+        </w:rPr>
+        <w:t>multiple</w:t>
+      </w:r>
+      <w:r>
+        <w:rPr>
+          <w:sz w:val="28"/>
+        </w:rPr>
+        <w:t xml:space="preserve"> </w:t>
+      </w:r>
+      <w:r>
+        <w:rPr>
+          <w:i/>
+          <w:sz w:val="28"/>
+        </w:rPr>
+        <w:t>verticals</w:t>
+      </w:r>
+      <w:r>
+        <w:rPr>
+          <w:sz w:val="28"/>
+        </w:rPr>
+        <w:t xml:space="preserve"> [Электронный ресурс]. – Режим доступа: https://techcrunch.com/2025/08/01/fundamental-research-labs-nabs-30-million-from-prosus-to-build-ai-agents-for-multiple-verticals. – Дата доступа: 03.10.2026.</w:t>
+      </w:r>
+    </w:p>
+    <w:p>
+      <w:pPr>
+        <w:pStyle w:val="FirstParagraph"/>
+        <w:numPr>
+          <w:ilvl w:val="0"/>
+          <w:numId w:val="3"/>
+        </w:numPr>
+        <w:spacing w:before="0" w:after="0" w:line="360" w:lineRule="exact"/>
+        <w:ind w:left="709" w:hanging="425"/>
+        <w:jc w:val="both"/>
+      </w:pPr>
+      <w:r>
+        <w:rPr>
+          <w:i/>
+          <w:sz w:val="28"/>
+        </w:rPr>
+        <w:t>PerfectXL</w:t>
+      </w:r>
+      <w:r>
+        <w:rPr>
+          <w:sz w:val="28"/>
+        </w:rPr>
+        <w:t xml:space="preserve">. </w:t>
+      </w:r>
+      <w:r>
+        <w:rPr>
+          <w:i/>
+          <w:sz w:val="28"/>
+        </w:rPr>
+        <w:t>History</w:t>
+      </w:r>
+      <w:r>
+        <w:rPr>
+          <w:sz w:val="28"/>
+        </w:rPr>
+        <w:t xml:space="preserve">; </w:t>
+      </w:r>
+      <w:r>
+        <w:rPr>
+          <w:i/>
+          <w:sz w:val="28"/>
+        </w:rPr>
+        <w:t>About</w:t>
+      </w:r>
+      <w:r>
+        <w:rPr>
+          <w:sz w:val="28"/>
+        </w:rPr>
+        <w:t xml:space="preserve"> [Электронный ресурс]. – Режим д</w:t>
+      </w:r>
+      <w:r>
+        <w:rPr>
+          <w:sz w:val="28"/>
+        </w:rPr>
+        <w:t>оступа: https://www.perfectxl.com/about-us/history/. – Дата доступа: 03.10.2026.</w:t>
+      </w:r>
+    </w:p>
+    <w:p>
+      <w:pPr>
         <w:pStyle w:val="1"/>
         <w:keepNext w:val="0"/>
         <w:pageBreakBefore/>
@@ -29843,7 +30468,7 @@
         <w:jc w:val="center"/>
       </w:pPr>
       <w:bookmarkStart w:id="30" w:name="_3d74faf1500c1b2a4a8bfa8e0e37c74206ce73d"/>
-      <w:bookmarkStart w:id="31" w:name="_Toc241934894"/>
+      <w:bookmarkStart w:id="31" w:name="_Toc241935067"/>
       <w:bookmarkEnd w:id="28"/>
       <w:r>
         <w:rPr>
@@ -29891,13 +30516,7 @@
         <w:rPr>
           <w:sz w:val="28"/>
         </w:rPr>
-        <w:t xml:space="preserve">В приложении собраны допущения ЛР5 в </w:t>
-      </w:r>
-      <w:r>
-        <w:rPr>
-          <w:sz w:val="28"/>
-        </w:rPr>
-        <w:t>дополнение к допущениям Д-01…Д-21 предыдущих работ.</w:t>
+        <w:t>В приложении собраны допущения ЛР5 в дополнение к допущениям Д-01…Д-21 предыдущих работ.</w:t>
       </w:r>
     </w:p>
     <w:p>
@@ -30590,7 +31209,7 @@
         <w:jc w:val="center"/>
       </w:pPr>
       <w:bookmarkStart w:id="32" w:name="_d684f183eb868ee4ace295916bed2e6be64d16e"/>
-      <w:bookmarkStart w:id="33" w:name="_Toc241934895"/>
+      <w:bookmarkStart w:id="33" w:name="_Toc241935068"/>
       <w:bookmarkEnd w:id="30"/>
       <w:r>
         <w:rPr>
@@ -31131,13 +31750,7 @@
               <w:rPr>
                 <w:sz w:val="24"/>
               </w:rPr>
-              <w:t>аудитория студен</w:t>
-            </w:r>
-            <w:r>
-              <w:rPr>
-                <w:sz w:val="24"/>
-              </w:rPr>
-              <w:t>тки</w:t>
+              <w:t>аудитория студентки</w:t>
             </w:r>
           </w:p>
         </w:tc>
@@ -31405,7 +32018,27 @@
               <w:rPr>
                 <w:sz w:val="24"/>
               </w:rPr>
-              <w:t>собрать по карточкам</w:t>
+              <w:t xml:space="preserve">финансирование найдено в открытых источниках (приложение Д); выручку и штат уточнить в </w:t>
+            </w:r>
+            <w:r>
+              <w:rPr>
+                <w:i/>
+                <w:sz w:val="24"/>
+              </w:rPr>
+              <w:t>Crunchbase</w:t>
+            </w:r>
+            <w:r>
+              <w:rPr>
+                <w:sz w:val="24"/>
+              </w:rPr>
+              <w:t xml:space="preserve"> и </w:t>
+            </w:r>
+            <w:r>
+              <w:rPr>
+                <w:i/>
+                <w:sz w:val="24"/>
+              </w:rPr>
+              <w:t>LinkedIn</w:t>
             </w:r>
           </w:p>
         </w:tc>
@@ -31441,13 +32074,7 @@
         <w:rPr>
           <w:sz w:val="28"/>
         </w:rPr>
-        <w:t>Пункты 1-4 выполняются в браузере под аккаунтом студентки; пункт 5 требует</w:t>
-      </w:r>
-      <w:r>
-        <w:rPr>
-          <w:sz w:val="28"/>
-        </w:rPr>
-        <w:t xml:space="preserve"> доступа к </w:t>
+        <w:t xml:space="preserve">Пункты 1-4 выполняются в браузере под аккаунтом студентки; пункт 5 требует доступа к </w:t>
       </w:r>
       <w:r>
         <w:rPr>
@@ -31485,7 +32112,7 @@
         <w:jc w:val="center"/>
       </w:pPr>
       <w:bookmarkStart w:id="34" w:name="_cb59224a7032ef66ab429e7df9b4e4c597bc187"/>
-      <w:bookmarkStart w:id="35" w:name="_Toc241934896"/>
+      <w:bookmarkStart w:id="35" w:name="_Toc241935069"/>
       <w:bookmarkEnd w:id="32"/>
       <w:r>
         <w:rPr>
@@ -31879,13 +32506,7 @@
               <w:rPr>
                 <w:sz w:val="24"/>
               </w:rPr>
-              <w:t xml:space="preserve"> горизонтального диапазона баллов и вертикального д</w:t>
-            </w:r>
-            <w:r>
-              <w:rPr>
-                <w:sz w:val="24"/>
-              </w:rPr>
-              <w:t>иапазона весов давал #ЗНАЧ!</w:t>
+              <w:t xml:space="preserve"> горизонтального диапазона баллов и вертикального диапазона весов давал #ЗНАЧ!</w:t>
             </w:r>
           </w:p>
         </w:tc>
@@ -32069,7 +32690,13 @@
               <w:rPr>
                 <w:sz w:val="24"/>
               </w:rPr>
-              <w:t>строка весов блоков была пустой, индекс силы делился на ноль</w:t>
+              <w:t>строка весов</w:t>
+            </w:r>
+            <w:r>
+              <w:rPr>
+                <w:sz w:val="24"/>
+              </w:rPr>
+              <w:t xml:space="preserve"> блоков была пустой, индекс силы делился на ноль</w:t>
             </w:r>
           </w:p>
         </w:tc>
@@ -32183,13 +32810,13 @@
               <w:rPr>
                 <w:sz w:val="24"/>
               </w:rPr>
-              <w:t>знаменатель заменен на 12</w:t>
-            </w:r>
-            <w:r>
-              <w:rPr>
-                <w:sz w:val="24"/>
-              </w:rPr>
-              <w:t>_Сводка!</w:t>
+              <w:t xml:space="preserve">знаменатель заменен на </w:t>
+            </w:r>
+            <w:r>
+              <w:rPr>
+                <w:sz w:val="24"/>
+              </w:rPr>
+              <w:t>12_Сводка!</w:t>
             </w:r>
             <w:r>
               <w:rPr>
@@ -32231,7 +32858,7 @@
         <w:jc w:val="center"/>
       </w:pPr>
       <w:bookmarkStart w:id="36" w:name="_c34bf756927ff692ee086e018f9b8545647766e"/>
-      <w:bookmarkStart w:id="37" w:name="_Toc241934897"/>
+      <w:bookmarkStart w:id="37" w:name="_Toc241935070"/>
       <w:bookmarkEnd w:id="34"/>
       <w:r>
         <w:rPr>
@@ -32279,7 +32906,13 @@
         <w:rPr>
           <w:sz w:val="28"/>
         </w:rPr>
-        <w:t xml:space="preserve">Для проверки методики Кано сгенерированы модельные ответы 30 условных респондентов на пары функциональных и дисфункциональных вопросов по 16 функциям (по решению студентки, Р-8; генератор и файлы - в папке 00_Общее/Опрос_модельный, </w:t>
+        <w:t>Для проверки методики Кано сгенерированы модельные ответы 30 условных респондентов на пары ф</w:t>
+      </w:r>
+      <w:r>
+        <w:rPr>
+          <w:sz w:val="28"/>
+        </w:rPr>
+        <w:t xml:space="preserve">ункциональных и дисфункциональных вопросов по 16 функциям (по решению студентки, Р-8; генератор и файлы - в папке 00_Общее/Опрос_модельный, </w:t>
       </w:r>
       <w:r>
         <w:rPr>
@@ -32292,7 +32925,13 @@
         <w:rPr>
           <w:sz w:val="28"/>
         </w:rPr>
-        <w:t xml:space="preserve"> 20261003). Это модельные данные, а не опрос людей: вероятность согласия с категорией аналитика задана параметром 58 %, поэтому совпадение с таблицей 6 неизбежно и подтверждает только работу расчета, а не истинность категорий.</w:t>
+        <w:t xml:space="preserve"> 20261003). Это модельные данные, а не опрос людей: вероятность согласия с категорией аналитика задана параметро</w:t>
+      </w:r>
+      <w:r>
+        <w:rPr>
+          <w:sz w:val="28"/>
+        </w:rPr>
+        <w:t>м 58 %, поэтому совпадение с таблицей 6 неизбежно и подтверждает только работу расчета, а не истинность категорий.</w:t>
       </w:r>
     </w:p>
     <w:p>
@@ -32306,13 +32945,7 @@
         <w:rPr>
           <w:sz w:val="28"/>
         </w:rPr>
-        <w:t>В таблице 24 представлено: мо</w:t>
-      </w:r>
-      <w:r>
-        <w:rPr>
-          <w:sz w:val="28"/>
-        </w:rPr>
-        <w:t>дельные категории Кано по функциям.</w:t>
+        <w:t>В таблице 24 представлено: модельные категории Кано по функциям.</w:t>
       </w:r>
     </w:p>
     <w:p>
@@ -34506,13 +35139,13 @@
         <w:rPr>
           <w:sz w:val="28"/>
         </w:rPr>
-        <w:t xml:space="preserve">Модальная категория совпала с назначенной аналитиком у 15 из 16 функций; расхождения: «Кейсы, </w:t>
-      </w:r>
-      <w:r>
-        <w:rPr>
-          <w:sz w:val="28"/>
-        </w:rPr>
-        <w:t>клиенты и отзывы» (аналитик: линейное, модель: обязательное). Наибольшее недовольство при отсутствии функции (</w:t>
+        <w:t xml:space="preserve">Модальная категория совпала с назначенной аналитиком у 15 из 16 функций; расхождения: «Кейсы, клиенты и отзывы» (аналитик: линейное, модель: обязательное). Наибольшее </w:t>
+      </w:r>
+      <w:r>
+        <w:rPr>
+          <w:sz w:val="28"/>
+        </w:rPr>
+        <w:t>недовольство при отсутствии функции (</w:t>
       </w:r>
       <w:r>
         <w:rPr>
@@ -34551,13 +35184,7 @@
         <w:rPr>
           <w:sz w:val="28"/>
         </w:rPr>
-        <w:t xml:space="preserve">) </w:t>
-      </w:r>
-      <w:r>
-        <w:rPr>
-          <w:sz w:val="28"/>
-        </w:rPr>
-        <w:t>дают «Автоматическое исправление ошибок», «</w:t>
+        <w:t>) дают «Автоматическое исправление ошибок», «</w:t>
       </w:r>
       <w:r>
         <w:rPr>
@@ -34570,7 +35197,13 @@
         <w:rPr>
           <w:sz w:val="28"/>
         </w:rPr>
-        <w:t>-пояснения и подсказки», «Сравнение версий файлов».</w:t>
+        <w:t>-пояснения и подсказки», «Ср</w:t>
+      </w:r>
+      <w:r>
+        <w:rPr>
+          <w:sz w:val="28"/>
+        </w:rPr>
+        <w:t>авнение версий файлов».</w:t>
       </w:r>
     </w:p>
     <w:p>
@@ -34597,16 +35230,1049 @@
         <w:rPr>
           <w:sz w:val="28"/>
         </w:rPr>
-        <w:t xml:space="preserve"> заменяется, а модальные категории и коэффициенты пересчитываются тем же ск</w:t>
-      </w:r>
-      <w:r>
-        <w:rPr>
-          <w:sz w:val="28"/>
-        </w:rPr>
-        <w:t>риптом; категории в листе 04_Кано книги корректируются по результату.</w:t>
+        <w:t xml:space="preserve"> заменяется, а модальные категории и коэффициенты пересчитываются тем же скриптом; категории в листе 04_Кано книги корректируются по результату.</w:t>
       </w:r>
     </w:p>
-    <w:bookmarkEnd w:id="36"/>
+    <w:p>
+      <w:pPr>
+        <w:pStyle w:val="1"/>
+        <w:keepNext w:val="0"/>
+        <w:pageBreakBefore/>
+        <w:spacing w:before="0" w:after="0" w:line="360" w:lineRule="exact"/>
+        <w:jc w:val="center"/>
+      </w:pPr>
+      <w:bookmarkStart w:id="38" w:name="_fced6403ae4a6291124e2bc0068517b8abae511"/>
+      <w:bookmarkStart w:id="39" w:name="_Toc241935071"/>
+      <w:bookmarkEnd w:id="36"/>
+      <w:r>
+        <w:rPr>
+          <w:b/>
+          <w:sz w:val="28"/>
+        </w:rPr>
+        <w:lastRenderedPageBreak/>
+        <w:t>ПРИ</w:t>
+      </w:r>
+      <w:r>
+        <w:rPr>
+          <w:b/>
+          <w:sz w:val="28"/>
+        </w:rPr>
+        <w:t>ЛОЖЕНИЕ Д</w:t>
+      </w:r>
+      <w:bookmarkEnd w:id="39"/>
+    </w:p>
+    <w:p>
+      <w:pPr>
+        <w:spacing w:after="0" w:line="360" w:lineRule="exact"/>
+        <w:jc w:val="center"/>
+      </w:pPr>
+      <w:r>
+        <w:rPr>
+          <w:sz w:val="28"/>
+        </w:rPr>
+        <w:t>(справочное)</w:t>
+      </w:r>
+    </w:p>
+    <w:p>
+      <w:pPr>
+        <w:spacing w:after="360" w:line="360" w:lineRule="exact"/>
+        <w:jc w:val="center"/>
+      </w:pPr>
+      <w:r>
+        <w:rPr>
+          <w:b/>
+          <w:sz w:val="28"/>
+        </w:rPr>
+        <w:t>Данные о компаниях из открытых источников</w:t>
+      </w:r>
+    </w:p>
+    <w:p>
+      <w:pPr>
+        <w:pStyle w:val="FirstParagraph"/>
+        <w:spacing w:before="0" w:after="0" w:line="360" w:lineRule="exact"/>
+        <w:ind w:firstLine="709"/>
+        <w:jc w:val="both"/>
+      </w:pPr>
+      <w:r>
+        <w:rPr>
+          <w:sz w:val="28"/>
+        </w:rPr>
+        <w:t xml:space="preserve">Вместо </w:t>
+      </w:r>
+      <w:r>
+        <w:rPr>
+          <w:i/>
+          <w:sz w:val="28"/>
+        </w:rPr>
+        <w:t>Crunchbase</w:t>
+      </w:r>
+      <w:r>
+        <w:rPr>
+          <w:sz w:val="28"/>
+        </w:rPr>
+        <w:t xml:space="preserve"> и </w:t>
+      </w:r>
+      <w:r>
+        <w:rPr>
+          <w:i/>
+          <w:sz w:val="28"/>
+        </w:rPr>
+        <w:t>LinkedIn</w:t>
+      </w:r>
+      <w:r>
+        <w:rPr>
+          <w:sz w:val="28"/>
+        </w:rPr>
+        <w:t xml:space="preserve">, доступ к которым требует личного аккаунта, финансирование и размер компаний найдены в новостях и пресс-релизах 03.10.2026. Значения справочные и в </w:t>
+      </w:r>
+      <w:r>
+        <w:rPr>
+          <w:sz w:val="28"/>
+        </w:rPr>
+        <w:t>расчетах баллов ЛР5 не использовались.</w:t>
+      </w:r>
+    </w:p>
+    <w:p>
+      <w:pPr>
+        <w:pStyle w:val="a0"/>
+        <w:spacing w:before="0" w:after="0" w:line="360" w:lineRule="exact"/>
+        <w:ind w:firstLine="709"/>
+        <w:jc w:val="both"/>
+      </w:pPr>
+      <w:r>
+        <w:rPr>
+          <w:sz w:val="28"/>
+        </w:rPr>
+        <w:t>В таблице 25 представлено: финансирование и размер конкурентов по открытым источникам.</w:t>
+      </w:r>
+    </w:p>
+    <w:p>
+      <w:pPr>
+        <w:pStyle w:val="a0"/>
+        <w:keepNext/>
+        <w:spacing w:before="0" w:after="0" w:line="360" w:lineRule="exact"/>
+      </w:pPr>
+      <w:r>
+        <w:rPr>
+          <w:sz w:val="28"/>
+        </w:rPr>
+        <w:t>Таблица 25 – Финансирование и размер конкурентов по открытым источникам</w:t>
+      </w:r>
+    </w:p>
+    <w:tbl>
+      <w:tblPr>
+        <w:tblStyle w:val="Table"/>
+        <w:tblW w:w="9355" w:type="dxa"/>
+        <w:jc w:val="center"/>
+        <w:tblBorders>
+          <w:top w:val="single" w:sz="4" w:space="0" w:color="000000"/>
+          <w:left w:val="single" w:sz="4" w:space="0" w:color="000000"/>
+          <w:bottom w:val="single" w:sz="4" w:space="0" w:color="000000"/>
+          <w:right w:val="single" w:sz="4" w:space="0" w:color="000000"/>
+          <w:insideH w:val="single" w:sz="4" w:space="0" w:color="000000"/>
+          <w:insideV w:val="single" w:sz="4" w:space="0" w:color="000000"/>
+        </w:tblBorders>
+        <w:tblLayout w:type="fixed"/>
+        <w:tblLook w:val="0020" w:firstRow="1" w:lastRow="0" w:firstColumn="0" w:lastColumn="0" w:noHBand="0" w:noVBand="0"/>
+      </w:tblPr>
+      <w:tblGrid>
+        <w:gridCol w:w="1629"/>
+        <w:gridCol w:w="1852"/>
+        <w:gridCol w:w="2424"/>
+        <w:gridCol w:w="1123"/>
+        <w:gridCol w:w="2327"/>
+      </w:tblGrid>
+      <w:tr>
+        <w:trPr>
+          <w:cnfStyle w:val="100000000000" w:firstRow="1" w:lastRow="0" w:firstColumn="0" w:lastColumn="0" w:oddVBand="0" w:evenVBand="0" w:oddHBand="0" w:evenHBand="0" w:firstRowFirstColumn="0" w:firstRowLastColumn="0" w:lastRowFirstColumn="0" w:lastRowLastColumn="0"/>
+          <w:cantSplit/>
+          <w:tblHeader/>
+          <w:jc w:val="center"/>
+        </w:trPr>
+        <w:tc>
+          <w:tcPr>
+            <w:tcW w:w="1629" w:type="dxa"/>
+            <w:vAlign w:val="center"/>
+          </w:tcPr>
+          <w:p>
+            <w:pPr>
+              <w:pStyle w:val="Compact"/>
+              <w:spacing w:before="0" w:after="0" w:line="280" w:lineRule="exact"/>
+              <w:jc w:val="center"/>
+            </w:pPr>
+            <w:r>
+              <w:rPr>
+                <w:b/>
+                <w:sz w:val="24"/>
+              </w:rPr>
+              <w:t>Компания</w:t>
+            </w:r>
+          </w:p>
+        </w:tc>
+        <w:tc>
+          <w:tcPr>
+            <w:tcW w:w="1852" w:type="dxa"/>
+            <w:vAlign w:val="center"/>
+          </w:tcPr>
+          <w:p>
+            <w:pPr>
+              <w:pStyle w:val="Compact"/>
+              <w:spacing w:before="0" w:after="0" w:line="280" w:lineRule="exact"/>
+              <w:jc w:val="center"/>
+            </w:pPr>
+            <w:r>
+              <w:rPr>
+                <w:b/>
+                <w:sz w:val="24"/>
+              </w:rPr>
+              <w:t>Показатель</w:t>
+            </w:r>
+          </w:p>
+        </w:tc>
+        <w:tc>
+          <w:tcPr>
+            <w:tcW w:w="2424" w:type="dxa"/>
+            <w:vAlign w:val="center"/>
+          </w:tcPr>
+          <w:p>
+            <w:pPr>
+              <w:pStyle w:val="Compact"/>
+              <w:spacing w:before="0" w:after="0" w:line="280" w:lineRule="exact"/>
+              <w:jc w:val="center"/>
+            </w:pPr>
+            <w:r>
+              <w:rPr>
+                <w:b/>
+                <w:sz w:val="24"/>
+              </w:rPr>
+              <w:t>Значение</w:t>
+            </w:r>
+          </w:p>
+        </w:tc>
+        <w:tc>
+          <w:tcPr>
+            <w:tcW w:w="1123" w:type="dxa"/>
+            <w:vAlign w:val="center"/>
+          </w:tcPr>
+          <w:p>
+            <w:pPr>
+              <w:pStyle w:val="Compact"/>
+              <w:spacing w:before="0" w:after="0" w:line="280" w:lineRule="exact"/>
+              <w:jc w:val="center"/>
+            </w:pPr>
+            <w:r>
+              <w:rPr>
+                <w:b/>
+                <w:sz w:val="24"/>
+              </w:rPr>
+              <w:t>Источник</w:t>
+            </w:r>
+          </w:p>
+        </w:tc>
+        <w:tc>
+          <w:tcPr>
+            <w:tcW w:w="2327" w:type="dxa"/>
+            <w:vAlign w:val="center"/>
+          </w:tcPr>
+          <w:p>
+            <w:pPr>
+              <w:pStyle w:val="Compact"/>
+              <w:spacing w:before="0" w:after="0" w:line="280" w:lineRule="exact"/>
+              <w:jc w:val="center"/>
+            </w:pPr>
+            <w:r>
+              <w:rPr>
+                <w:b/>
+                <w:sz w:val="24"/>
+              </w:rPr>
+              <w:t>Надежность</w:t>
+            </w:r>
+          </w:p>
+        </w:tc>
+      </w:tr>
+      <w:tr>
+        <w:trPr>
+          <w:cantSplit/>
+          <w:jc w:val="center"/>
+        </w:trPr>
+        <w:tc>
+          <w:tcPr>
+            <w:tcW w:w="1629" w:type="dxa"/>
+            <w:vAlign w:val="center"/>
+          </w:tcPr>
+          <w:p>
+            <w:pPr>
+              <w:pStyle w:val="Compact"/>
+              <w:spacing w:before="0" w:after="0" w:line="280" w:lineRule="exact"/>
+              <w:jc w:val="center"/>
+            </w:pPr>
+            <w:r>
+              <w:rPr>
+                <w:i/>
+                <w:sz w:val="24"/>
+              </w:rPr>
+              <w:t>DataSnipper</w:t>
+            </w:r>
+          </w:p>
+        </w:tc>
+        <w:tc>
+          <w:tcPr>
+            <w:tcW w:w="1852" w:type="dxa"/>
+            <w:vAlign w:val="center"/>
+          </w:tcPr>
+          <w:p>
+            <w:pPr>
+              <w:pStyle w:val="Compact"/>
+              <w:spacing w:before="0" w:after="0" w:line="280" w:lineRule="exact"/>
+              <w:jc w:val="center"/>
+            </w:pPr>
+            <w:r>
+              <w:rPr>
+                <w:sz w:val="24"/>
+              </w:rPr>
+              <w:t>Финансирование и оценка</w:t>
+            </w:r>
+          </w:p>
+        </w:tc>
+        <w:tc>
+          <w:tcPr>
+            <w:tcW w:w="2424" w:type="dxa"/>
+            <w:vAlign w:val="center"/>
+          </w:tcPr>
+          <w:p>
+            <w:pPr>
+              <w:pStyle w:val="Compact"/>
+              <w:spacing w:before="0" w:after="0" w:line="280" w:lineRule="exact"/>
+              <w:jc w:val="center"/>
+            </w:pPr>
+            <w:r>
+              <w:rPr>
+                <w:i/>
+                <w:sz w:val="24"/>
+              </w:rPr>
+              <w:t>Series</w:t>
+            </w:r>
+            <w:r>
+              <w:rPr>
+                <w:sz w:val="24"/>
+              </w:rPr>
+              <w:t xml:space="preserve"> </w:t>
+            </w:r>
+            <w:r>
+              <w:rPr>
+                <w:i/>
+                <w:sz w:val="24"/>
+              </w:rPr>
+              <w:t>B</w:t>
+            </w:r>
+            <w:r>
+              <w:rPr>
+                <w:sz w:val="24"/>
+              </w:rPr>
+              <w:t xml:space="preserve"> 100 млн </w:t>
+            </w:r>
+            <w:r>
+              <w:rPr>
+                <w:i/>
+                <w:sz w:val="24"/>
+              </w:rPr>
+              <w:t>USD</w:t>
+            </w:r>
+            <w:r>
+              <w:rPr>
+                <w:sz w:val="24"/>
+              </w:rPr>
+              <w:t xml:space="preserve"> (февраль 2024), оценка 1 млрд </w:t>
+            </w:r>
+            <w:r>
+              <w:rPr>
+                <w:i/>
+                <w:sz w:val="24"/>
+              </w:rPr>
+              <w:t>USD</w:t>
+            </w:r>
+            <w:r>
+              <w:rPr>
+                <w:sz w:val="24"/>
+              </w:rPr>
+              <w:t>; более 400 тыс. аудиторов в 125 странах; около 289 сотрудников (2025)</w:t>
+            </w:r>
+          </w:p>
+        </w:tc>
+        <w:tc>
+          <w:tcPr>
+            <w:tcW w:w="1123" w:type="dxa"/>
+            <w:vAlign w:val="center"/>
+          </w:tcPr>
+          <w:p>
+            <w:pPr>
+              <w:pStyle w:val="Compact"/>
+              <w:spacing w:before="0" w:after="0" w:line="280" w:lineRule="exact"/>
+              <w:jc w:val="center"/>
+            </w:pPr>
+            <w:r>
+              <w:rPr>
+                <w:sz w:val="24"/>
+              </w:rPr>
+              <w:t>[17]</w:t>
+            </w:r>
+          </w:p>
+        </w:tc>
+        <w:tc>
+          <w:tcPr>
+            <w:tcW w:w="2327" w:type="dxa"/>
+            <w:vAlign w:val="center"/>
+          </w:tcPr>
+          <w:p>
+            <w:pPr>
+              <w:pStyle w:val="Compact"/>
+              <w:spacing w:before="0" w:after="0" w:line="280" w:lineRule="exact"/>
+              <w:jc w:val="center"/>
+            </w:pPr>
+            <w:r>
+              <w:rPr>
+                <w:sz w:val="24"/>
+              </w:rPr>
+              <w:t>высокая (пресс-релиз компании); число сотрудников - оценка каталога</w:t>
+            </w:r>
+          </w:p>
+        </w:tc>
+      </w:tr>
+      <w:tr>
+        <w:trPr>
+          <w:cantSplit/>
+          <w:jc w:val="center"/>
+        </w:trPr>
+        <w:tc>
+          <w:tcPr>
+            <w:tcW w:w="1629" w:type="dxa"/>
+            <w:vAlign w:val="center"/>
+          </w:tcPr>
+          <w:p>
+            <w:pPr>
+              <w:pStyle w:val="Compact"/>
+              <w:spacing w:before="0" w:after="0" w:line="280" w:lineRule="exact"/>
+              <w:jc w:val="center"/>
+            </w:pPr>
+            <w:r>
+              <w:rPr>
+                <w:i/>
+                <w:sz w:val="24"/>
+              </w:rPr>
+              <w:t>Datarails</w:t>
+            </w:r>
+          </w:p>
+        </w:tc>
+        <w:tc>
+          <w:tcPr>
+            <w:tcW w:w="1852" w:type="dxa"/>
+            <w:vAlign w:val="center"/>
+          </w:tcPr>
+          <w:p>
+            <w:pPr>
+              <w:pStyle w:val="Compact"/>
+              <w:spacing w:before="0" w:after="0" w:line="280" w:lineRule="exact"/>
+              <w:jc w:val="center"/>
+            </w:pPr>
+            <w:r>
+              <w:rPr>
+                <w:sz w:val="24"/>
+              </w:rPr>
+              <w:t>Финансирование и оценка</w:t>
+            </w:r>
+          </w:p>
+        </w:tc>
+        <w:tc>
+          <w:tcPr>
+            <w:tcW w:w="2424" w:type="dxa"/>
+            <w:vAlign w:val="center"/>
+          </w:tcPr>
+          <w:p>
+            <w:pPr>
+              <w:pStyle w:val="Compact"/>
+              <w:spacing w:before="0" w:after="0" w:line="280" w:lineRule="exact"/>
+              <w:jc w:val="center"/>
+            </w:pPr>
+            <w:r>
+              <w:rPr>
+                <w:i/>
+                <w:sz w:val="24"/>
+              </w:rPr>
+              <w:t>Series</w:t>
+            </w:r>
+            <w:r>
+              <w:rPr>
+                <w:sz w:val="24"/>
+              </w:rPr>
+              <w:t xml:space="preserve"> </w:t>
+            </w:r>
+            <w:r>
+              <w:rPr>
+                <w:i/>
+                <w:sz w:val="24"/>
+              </w:rPr>
+              <w:t>C</w:t>
+            </w:r>
+            <w:r>
+              <w:rPr>
+                <w:sz w:val="24"/>
+              </w:rPr>
+              <w:t xml:space="preserve"> 70 млн </w:t>
+            </w:r>
+            <w:r>
+              <w:rPr>
+                <w:i/>
+                <w:sz w:val="24"/>
+              </w:rPr>
+              <w:t>USD</w:t>
+            </w:r>
+            <w:r>
+              <w:rPr>
+                <w:sz w:val="24"/>
+              </w:rPr>
+              <w:t xml:space="preserve">, оценка 550 млн </w:t>
+            </w:r>
+            <w:r>
+              <w:rPr>
+                <w:i/>
+                <w:sz w:val="24"/>
+              </w:rPr>
+              <w:t>USD</w:t>
+            </w:r>
+            <w:r>
+              <w:rPr>
+                <w:sz w:val="24"/>
+              </w:rPr>
+              <w:t xml:space="preserve">; привлечено около 175 млн </w:t>
+            </w:r>
+            <w:r>
+              <w:rPr>
+                <w:i/>
+                <w:sz w:val="24"/>
+              </w:rPr>
+              <w:t>USD</w:t>
+            </w:r>
+            <w:r>
+              <w:rPr>
+                <w:sz w:val="24"/>
+              </w:rPr>
+              <w:t>; более 400 сотрудников</w:t>
+            </w:r>
+          </w:p>
+        </w:tc>
+        <w:tc>
+          <w:tcPr>
+            <w:tcW w:w="1123" w:type="dxa"/>
+            <w:vAlign w:val="center"/>
+          </w:tcPr>
+          <w:p>
+            <w:pPr>
+              <w:pStyle w:val="Compact"/>
+              <w:spacing w:before="0" w:after="0" w:line="280" w:lineRule="exact"/>
+              <w:jc w:val="center"/>
+            </w:pPr>
+            <w:r>
+              <w:rPr>
+                <w:sz w:val="24"/>
+              </w:rPr>
+              <w:t>[18]</w:t>
+            </w:r>
+          </w:p>
+        </w:tc>
+        <w:tc>
+          <w:tcPr>
+            <w:tcW w:w="2327" w:type="dxa"/>
+            <w:vAlign w:val="center"/>
+          </w:tcPr>
+          <w:p>
+            <w:pPr>
+              <w:pStyle w:val="Compact"/>
+              <w:spacing w:before="0" w:after="0" w:line="280" w:lineRule="exact"/>
+              <w:jc w:val="center"/>
+            </w:pPr>
+            <w:r>
+              <w:rPr>
+                <w:sz w:val="24"/>
+              </w:rPr>
+              <w:t>высокая (деловая пресса)</w:t>
+            </w:r>
+          </w:p>
+        </w:tc>
+      </w:tr>
+      <w:tr>
+        <w:trPr>
+          <w:cantSplit/>
+          <w:jc w:val="center"/>
+        </w:trPr>
+        <w:tc>
+          <w:tcPr>
+            <w:tcW w:w="1629" w:type="dxa"/>
+            <w:vAlign w:val="center"/>
+          </w:tcPr>
+          <w:p>
+            <w:pPr>
+              <w:pStyle w:val="Compact"/>
+              <w:spacing w:before="0" w:after="0" w:line="280" w:lineRule="exact"/>
+              <w:jc w:val="center"/>
+            </w:pPr>
+            <w:r>
+              <w:rPr>
+                <w:i/>
+                <w:sz w:val="24"/>
+              </w:rPr>
+              <w:t>Shortcut</w:t>
+            </w:r>
+            <w:r>
+              <w:rPr>
+                <w:sz w:val="24"/>
+              </w:rPr>
+              <w:t xml:space="preserve"> (</w:t>
+            </w:r>
+            <w:r>
+              <w:rPr>
+                <w:i/>
+                <w:sz w:val="24"/>
+              </w:rPr>
+              <w:t>Fundamental</w:t>
+            </w:r>
+            <w:r>
+              <w:rPr>
+                <w:sz w:val="24"/>
+              </w:rPr>
+              <w:t xml:space="preserve"> </w:t>
+            </w:r>
+            <w:r>
+              <w:rPr>
+                <w:i/>
+                <w:sz w:val="24"/>
+              </w:rPr>
+              <w:t>Researc</w:t>
+            </w:r>
+            <w:r>
+              <w:rPr>
+                <w:i/>
+                <w:sz w:val="24"/>
+              </w:rPr>
+              <w:t>h</w:t>
+            </w:r>
+            <w:r>
+              <w:rPr>
+                <w:sz w:val="24"/>
+              </w:rPr>
+              <w:t xml:space="preserve"> </w:t>
+            </w:r>
+            <w:r>
+              <w:rPr>
+                <w:i/>
+                <w:sz w:val="24"/>
+              </w:rPr>
+              <w:t>Labs</w:t>
+            </w:r>
+            <w:r>
+              <w:rPr>
+                <w:sz w:val="24"/>
+              </w:rPr>
+              <w:t>)</w:t>
+            </w:r>
+          </w:p>
+        </w:tc>
+        <w:tc>
+          <w:tcPr>
+            <w:tcW w:w="1852" w:type="dxa"/>
+            <w:vAlign w:val="center"/>
+          </w:tcPr>
+          <w:p>
+            <w:pPr>
+              <w:pStyle w:val="Compact"/>
+              <w:spacing w:before="0" w:after="0" w:line="280" w:lineRule="exact"/>
+              <w:jc w:val="center"/>
+            </w:pPr>
+            <w:r>
+              <w:rPr>
+                <w:sz w:val="24"/>
+              </w:rPr>
+              <w:t>Финансирование</w:t>
+            </w:r>
+          </w:p>
+        </w:tc>
+        <w:tc>
+          <w:tcPr>
+            <w:tcW w:w="2424" w:type="dxa"/>
+            <w:vAlign w:val="center"/>
+          </w:tcPr>
+          <w:p>
+            <w:pPr>
+              <w:pStyle w:val="Compact"/>
+              <w:spacing w:before="0" w:after="0" w:line="280" w:lineRule="exact"/>
+              <w:jc w:val="center"/>
+            </w:pPr>
+            <w:r>
+              <w:rPr>
+                <w:i/>
+                <w:sz w:val="24"/>
+              </w:rPr>
+              <w:t>Seed</w:t>
+            </w:r>
+            <w:r>
+              <w:rPr>
+                <w:sz w:val="24"/>
+              </w:rPr>
+              <w:t xml:space="preserve"> 9 млн </w:t>
+            </w:r>
+            <w:r>
+              <w:rPr>
+                <w:i/>
+                <w:sz w:val="24"/>
+              </w:rPr>
+              <w:t>USD</w:t>
+            </w:r>
+            <w:r>
+              <w:rPr>
+                <w:sz w:val="24"/>
+              </w:rPr>
+              <w:t xml:space="preserve"> и </w:t>
+            </w:r>
+            <w:r>
+              <w:rPr>
+                <w:i/>
+                <w:sz w:val="24"/>
+              </w:rPr>
+              <w:t>Series</w:t>
+            </w:r>
+            <w:r>
+              <w:rPr>
+                <w:sz w:val="24"/>
+              </w:rPr>
+              <w:t xml:space="preserve"> </w:t>
+            </w:r>
+            <w:r>
+              <w:rPr>
+                <w:i/>
+                <w:sz w:val="24"/>
+              </w:rPr>
+              <w:t>A</w:t>
+            </w:r>
+            <w:r>
+              <w:rPr>
+                <w:sz w:val="24"/>
+              </w:rPr>
+              <w:t xml:space="preserve"> 33 млн </w:t>
+            </w:r>
+            <w:r>
+              <w:rPr>
+                <w:i/>
+                <w:sz w:val="24"/>
+              </w:rPr>
+              <w:t>USD</w:t>
+            </w:r>
+            <w:r>
+              <w:rPr>
+                <w:sz w:val="24"/>
+              </w:rPr>
+              <w:t xml:space="preserve"> (</w:t>
+            </w:r>
+            <w:r>
+              <w:rPr>
+                <w:i/>
+                <w:sz w:val="24"/>
+              </w:rPr>
+              <w:t>Prosus</w:t>
+            </w:r>
+            <w:r>
+              <w:rPr>
+                <w:sz w:val="24"/>
+              </w:rPr>
+              <w:t xml:space="preserve">); более 40 млн </w:t>
+            </w:r>
+            <w:r>
+              <w:rPr>
+                <w:i/>
+                <w:sz w:val="24"/>
+              </w:rPr>
+              <w:t>USD</w:t>
+            </w:r>
+            <w:r>
+              <w:rPr>
+                <w:sz w:val="24"/>
+              </w:rPr>
+              <w:t xml:space="preserve"> в сумме</w:t>
+            </w:r>
+          </w:p>
+        </w:tc>
+        <w:tc>
+          <w:tcPr>
+            <w:tcW w:w="1123" w:type="dxa"/>
+            <w:vAlign w:val="center"/>
+          </w:tcPr>
+          <w:p>
+            <w:pPr>
+              <w:pStyle w:val="Compact"/>
+              <w:spacing w:before="0" w:after="0" w:line="280" w:lineRule="exact"/>
+              <w:jc w:val="center"/>
+            </w:pPr>
+            <w:r>
+              <w:rPr>
+                <w:sz w:val="24"/>
+              </w:rPr>
+              <w:t>[19]</w:t>
+            </w:r>
+          </w:p>
+        </w:tc>
+        <w:tc>
+          <w:tcPr>
+            <w:tcW w:w="2327" w:type="dxa"/>
+            <w:vAlign w:val="center"/>
+          </w:tcPr>
+          <w:p>
+            <w:pPr>
+              <w:pStyle w:val="Compact"/>
+              <w:spacing w:before="0" w:after="0" w:line="280" w:lineRule="exact"/>
+              <w:jc w:val="center"/>
+            </w:pPr>
+            <w:r>
+              <w:rPr>
+                <w:sz w:val="24"/>
+              </w:rPr>
+              <w:t>высокая (деловая пресса)</w:t>
+            </w:r>
+          </w:p>
+        </w:tc>
+      </w:tr>
+      <w:tr>
+        <w:trPr>
+          <w:cantSplit/>
+          <w:jc w:val="center"/>
+        </w:trPr>
+        <w:tc>
+          <w:tcPr>
+            <w:tcW w:w="1629" w:type="dxa"/>
+            <w:vAlign w:val="center"/>
+          </w:tcPr>
+          <w:p>
+            <w:pPr>
+              <w:pStyle w:val="Compact"/>
+              <w:spacing w:before="0" w:after="0" w:line="280" w:lineRule="exact"/>
+              <w:jc w:val="center"/>
+            </w:pPr>
+            <w:r>
+              <w:rPr>
+                <w:i/>
+                <w:sz w:val="24"/>
+              </w:rPr>
+              <w:t>PerfectXL</w:t>
+            </w:r>
+            <w:r>
+              <w:rPr>
+                <w:sz w:val="24"/>
+              </w:rPr>
+              <w:t xml:space="preserve"> (</w:t>
+            </w:r>
+            <w:r>
+              <w:rPr>
+                <w:i/>
+                <w:sz w:val="24"/>
+              </w:rPr>
+              <w:t>Infotron</w:t>
+            </w:r>
+            <w:r>
+              <w:rPr>
+                <w:sz w:val="24"/>
+              </w:rPr>
+              <w:t xml:space="preserve"> </w:t>
+            </w:r>
+            <w:r>
+              <w:rPr>
+                <w:i/>
+                <w:sz w:val="24"/>
+              </w:rPr>
+              <w:t>BV</w:t>
+            </w:r>
+            <w:r>
+              <w:rPr>
+                <w:sz w:val="24"/>
+              </w:rPr>
+              <w:t>)</w:t>
+            </w:r>
+          </w:p>
+        </w:tc>
+        <w:tc>
+          <w:tcPr>
+            <w:tcW w:w="1852" w:type="dxa"/>
+            <w:vAlign w:val="center"/>
+          </w:tcPr>
+          <w:p>
+            <w:pPr>
+              <w:pStyle w:val="Compact"/>
+              <w:spacing w:before="0" w:after="0" w:line="280" w:lineRule="exact"/>
+              <w:jc w:val="center"/>
+            </w:pPr>
+            <w:r>
+              <w:rPr>
+                <w:sz w:val="24"/>
+              </w:rPr>
+              <w:t>Размер и история</w:t>
+            </w:r>
+          </w:p>
+        </w:tc>
+        <w:tc>
+          <w:tcPr>
+            <w:tcW w:w="2424" w:type="dxa"/>
+            <w:vAlign w:val="center"/>
+          </w:tcPr>
+          <w:p>
+            <w:pPr>
+              <w:pStyle w:val="Compact"/>
+              <w:spacing w:before="0" w:after="0" w:line="280" w:lineRule="exact"/>
+              <w:jc w:val="center"/>
+            </w:pPr>
+            <w:r>
+              <w:rPr>
+                <w:sz w:val="24"/>
+              </w:rPr>
+              <w:t>основана в Амстердаме, связана с Делфтским техническим университетом; по каталогам около 4 сотрудников, инвестиции не раскрыты</w:t>
+            </w:r>
+          </w:p>
+        </w:tc>
+        <w:tc>
+          <w:tcPr>
+            <w:tcW w:w="1123" w:type="dxa"/>
+            <w:vAlign w:val="center"/>
+          </w:tcPr>
+          <w:p>
+            <w:pPr>
+              <w:pStyle w:val="Compact"/>
+              <w:spacing w:before="0" w:after="0" w:line="280" w:lineRule="exact"/>
+              <w:jc w:val="center"/>
+            </w:pPr>
+            <w:r>
+              <w:rPr>
+                <w:sz w:val="24"/>
+              </w:rPr>
+              <w:t>[20]</w:t>
+            </w:r>
+          </w:p>
+        </w:tc>
+        <w:tc>
+          <w:tcPr>
+            <w:tcW w:w="2327" w:type="dxa"/>
+            <w:vAlign w:val="center"/>
+          </w:tcPr>
+          <w:p>
+            <w:pPr>
+              <w:pStyle w:val="Compact"/>
+              <w:spacing w:before="0" w:after="0" w:line="280" w:lineRule="exact"/>
+              <w:jc w:val="center"/>
+            </w:pPr>
+            <w:r>
+              <w:rPr>
+                <w:sz w:val="24"/>
+              </w:rPr>
+              <w:t>средняя (данные каталогов)</w:t>
+            </w:r>
+          </w:p>
+        </w:tc>
+      </w:tr>
+    </w:tbl>
+    <w:p>
+      <w:pPr>
+        <w:pStyle w:val="FirstParagraph"/>
+        <w:spacing w:before="0" w:after="0" w:line="360" w:lineRule="exact"/>
+        <w:ind w:firstLine="709"/>
+        <w:jc w:val="both"/>
+      </w:pPr>
+      <w:r>
+        <w:rPr>
+          <w:sz w:val="28"/>
+        </w:rPr>
+        <w:t>Конкуренты делятся на венчурные компании с оценкой от сотен миллионов до миллиарда долларов (</w:t>
+      </w:r>
+      <w:r>
+        <w:rPr>
+          <w:i/>
+          <w:sz w:val="28"/>
+        </w:rPr>
+        <w:t>Dat</w:t>
+      </w:r>
+      <w:r>
+        <w:rPr>
+          <w:i/>
+          <w:sz w:val="28"/>
+        </w:rPr>
+        <w:t>aSnipper</w:t>
+      </w:r>
+      <w:r>
+        <w:rPr>
+          <w:sz w:val="28"/>
+        </w:rPr>
+        <w:t xml:space="preserve">, </w:t>
+      </w:r>
+      <w:r>
+        <w:rPr>
+          <w:i/>
+          <w:sz w:val="28"/>
+        </w:rPr>
+        <w:t>Datarails</w:t>
+      </w:r>
+      <w:r>
+        <w:rPr>
+          <w:sz w:val="28"/>
+        </w:rPr>
+        <w:t xml:space="preserve">, </w:t>
+      </w:r>
+      <w:r>
+        <w:rPr>
+          <w:i/>
+          <w:sz w:val="28"/>
+        </w:rPr>
+        <w:t>Shortcut</w:t>
+      </w:r>
+      <w:r>
+        <w:rPr>
+          <w:sz w:val="28"/>
+        </w:rPr>
+        <w:t>) и малую специализированную компанию (</w:t>
+      </w:r>
+      <w:r>
+        <w:rPr>
+          <w:i/>
+          <w:sz w:val="28"/>
+        </w:rPr>
+        <w:t>PerfectXL</w:t>
+      </w:r>
+      <w:r>
+        <w:rPr>
+          <w:sz w:val="28"/>
+        </w:rPr>
+        <w:t xml:space="preserve">). Это поддерживает вывод ЛР4 и ЛР5: рядом с </w:t>
+      </w:r>
+      <w:r>
+        <w:rPr>
+          <w:i/>
+          <w:sz w:val="28"/>
+        </w:rPr>
+        <w:t>TableMind</w:t>
+      </w:r>
+      <w:r>
+        <w:rPr>
+          <w:sz w:val="28"/>
+        </w:rPr>
+        <w:t xml:space="preserve"> работают сильные, хорошо финансируемые игроки, поэтому ставка на независимость проверки, доказательство находок движком </w:t>
+      </w:r>
+      <w:r>
+        <w:rPr>
+          <w:sz w:val="28"/>
+        </w:rPr>
+        <w:lastRenderedPageBreak/>
+        <w:t>и пр</w:t>
+      </w:r>
+      <w:r>
+        <w:rPr>
+          <w:sz w:val="28"/>
+        </w:rPr>
+        <w:t>озрачную цену должна оставаться отличием, а не гонкой по числу функций.</w:t>
+      </w:r>
+    </w:p>
+    <w:bookmarkEnd w:id="38"/>
     <w:sectPr>
       <w:headerReference w:type="default" r:id="rId11"/>
       <w:footerReference w:type="default" r:id="rId12"/>
@@ -34711,7 +36377,7 @@
   <w:abstractNum w:abstractNumId="0" w15:restartNumberingAfterBreak="0">
     <w:nsid w:val="0000A990"/>
     <w:multiLevelType w:val="multilevel"/>
-    <w:tmpl w:val="77DE0670"/>
+    <w:tmpl w:val="70C0E784"/>
     <w:lvl w:ilvl="0">
       <w:numFmt w:val="bullet"/>
       <w:lvlText w:val=" "/>
@@ -34788,7 +36454,7 @@
   <w:abstractNum w:abstractNumId="1" w15:restartNumberingAfterBreak="0">
     <w:nsid w:val="00A99411"/>
     <w:multiLevelType w:val="multilevel"/>
-    <w:tmpl w:val="593CA83A"/>
+    <w:tmpl w:val="466C0050"/>
     <w:lvl w:ilvl="0">
       <w:start w:val="1"/>
       <w:numFmt w:val="decimal"/>
@@ -36266,7 +37932,7 @@
     <w:autoRedefine/>
     <w:uiPriority w:val="39"/>
     <w:unhideWhenUsed/>
-    <w:rsid w:val="00713457"/>
+    <w:rsid w:val="00AF3F4F"/>
     <w:pPr>
       <w:spacing w:after="100"/>
     </w:pPr>
@@ -36278,7 +37944,7 @@
     <w:autoRedefine/>
     <w:uiPriority w:val="39"/>
     <w:unhideWhenUsed/>
-    <w:rsid w:val="00713457"/>
+    <w:rsid w:val="00AF3F4F"/>
     <w:pPr>
       <w:spacing w:after="100"/>
       <w:ind w:left="240"/>

--- a/ЛР5_Анализ_конкурентов/ОТЧЕТ_ЛР5_TableMind.docx
+++ b/ЛР5_Анализ_конкурентов/ОТЧЕТ_ЛР5_TableMind.docx
@@ -245,7 +245,7 @@
       <w:r>
         <w:fldChar w:fldCharType="separate"/>
       </w:r>
-      <w:hyperlink w:anchor="_Toc241935052" w:history="1">
+      <w:hyperlink w:anchor="_Toc241936239" w:history="1">
         <w:r>
           <w:rPr>
             <w:rStyle w:val="af"/>
@@ -273,7 +273,7 @@
             <w:noProof/>
             <w:webHidden/>
           </w:rPr>
-          <w:instrText xml:space="preserve"> PAGEREF _Toc241935052 \h </w:instrText>
+          <w:instrText xml:space="preserve"> PAGEREF _Toc241936239 \h </w:instrText>
         </w:r>
         <w:r>
           <w:rPr>
@@ -314,7 +314,7 @@
           <w:noProof/>
         </w:rPr>
       </w:pPr>
-      <w:hyperlink w:anchor="_Toc241935053" w:history="1">
+      <w:hyperlink w:anchor="_Toc241936240" w:history="1">
         <w:r>
           <w:rPr>
             <w:rStyle w:val="af"/>
@@ -342,7 +342,7 @@
             <w:noProof/>
             <w:webHidden/>
           </w:rPr>
-          <w:instrText xml:space="preserve"> PAGEREF _Toc241935053 \h </w:instrText>
+          <w:instrText xml:space="preserve"> PAGEREF _Toc241936240 \h </w:instrText>
         </w:r>
         <w:r>
           <w:rPr>
@@ -383,7 +383,7 @@
           <w:noProof/>
         </w:rPr>
       </w:pPr>
-      <w:hyperlink w:anchor="_Toc241935054" w:history="1">
+      <w:hyperlink w:anchor="_Toc241936241" w:history="1">
         <w:r>
           <w:rPr>
             <w:rStyle w:val="af"/>
@@ -411,7 +411,7 @@
             <w:noProof/>
             <w:webHidden/>
           </w:rPr>
-          <w:instrText xml:space="preserve"> PAGEREF _Toc241935054 \h </w:instrText>
+          <w:instrText xml:space="preserve"> PAGEREF _Toc241936241 \h </w:instrText>
         </w:r>
         <w:r>
           <w:rPr>
@@ -452,7 +452,7 @@
           <w:noProof/>
         </w:rPr>
       </w:pPr>
-      <w:hyperlink w:anchor="_Toc241935055" w:history="1">
+      <w:hyperlink w:anchor="_Toc241936242" w:history="1">
         <w:r>
           <w:rPr>
             <w:rStyle w:val="af"/>
@@ -480,7 +480,7 @@
             <w:noProof/>
             <w:webHidden/>
           </w:rPr>
-          <w:instrText xml:space="preserve"> PAGEREF _Toc241935055 \h </w:instrText>
+          <w:instrText xml:space="preserve"> PAGEREF _Toc241936242 \h </w:instrText>
         </w:r>
         <w:r>
           <w:rPr>
@@ -521,7 +521,7 @@
           <w:noProof/>
         </w:rPr>
       </w:pPr>
-      <w:hyperlink w:anchor="_Toc241935056" w:history="1">
+      <w:hyperlink w:anchor="_Toc241936243" w:history="1">
         <w:r>
           <w:rPr>
             <w:rStyle w:val="af"/>
@@ -549,7 +549,7 @@
             <w:noProof/>
             <w:webHidden/>
           </w:rPr>
-          <w:instrText xml:space="preserve"> PAGEREF _Toc241935056 \h </w:instrText>
+          <w:instrText xml:space="preserve"> PAGEREF _Toc241936243 \h </w:instrText>
         </w:r>
         <w:r>
           <w:rPr>
@@ -590,7 +590,7 @@
           <w:noProof/>
         </w:rPr>
       </w:pPr>
-      <w:hyperlink w:anchor="_Toc241935057" w:history="1">
+      <w:hyperlink w:anchor="_Toc241936244" w:history="1">
         <w:r>
           <w:rPr>
             <w:rStyle w:val="af"/>
@@ -618,7 +618,7 @@
             <w:noProof/>
             <w:webHidden/>
           </w:rPr>
-          <w:instrText xml:space="preserve"> PAGEREF _Toc241935057 \h </w:instrText>
+          <w:instrText xml:space="preserve"> PAGEREF _Toc241936244 \h </w:instrText>
         </w:r>
         <w:r>
           <w:rPr>
@@ -659,7 +659,7 @@
           <w:noProof/>
         </w:rPr>
       </w:pPr>
-      <w:hyperlink w:anchor="_Toc241935058" w:history="1">
+      <w:hyperlink w:anchor="_Toc241936245" w:history="1">
         <w:r>
           <w:rPr>
             <w:rStyle w:val="af"/>
@@ -687,7 +687,7 @@
             <w:noProof/>
             <w:webHidden/>
           </w:rPr>
-          <w:instrText xml:space="preserve"> PAGEREF _Toc241935058 \h </w:instrText>
+          <w:instrText xml:space="preserve"> PAGEREF _Toc241936245 \h </w:instrText>
         </w:r>
         <w:r>
           <w:rPr>
@@ -728,7 +728,7 @@
           <w:noProof/>
         </w:rPr>
       </w:pPr>
-      <w:hyperlink w:anchor="_Toc241935059" w:history="1">
+      <w:hyperlink w:anchor="_Toc241936246" w:history="1">
         <w:r>
           <w:rPr>
             <w:rStyle w:val="af"/>
@@ -756,7 +756,7 @@
             <w:noProof/>
             <w:webHidden/>
           </w:rPr>
-          <w:instrText xml:space="preserve"> PAGEREF _Toc241935059 \h </w:instrText>
+          <w:instrText xml:space="preserve"> PAGEREF _Toc241936246 \h </w:instrText>
         </w:r>
         <w:r>
           <w:rPr>
@@ -797,7 +797,7 @@
           <w:noProof/>
         </w:rPr>
       </w:pPr>
-      <w:hyperlink w:anchor="_Toc241935060" w:history="1">
+      <w:hyperlink w:anchor="_Toc241936247" w:history="1">
         <w:r>
           <w:rPr>
             <w:rStyle w:val="af"/>
@@ -825,7 +825,7 @@
             <w:noProof/>
             <w:webHidden/>
           </w:rPr>
-          <w:instrText xml:space="preserve"> PAGEREF _Toc241935060 \h </w:instrText>
+          <w:instrText xml:space="preserve"> PAGEREF _Toc241936247 \h </w:instrText>
         </w:r>
         <w:r>
           <w:rPr>
@@ -866,7 +866,7 @@
           <w:noProof/>
         </w:rPr>
       </w:pPr>
-      <w:hyperlink w:anchor="_Toc241935061" w:history="1">
+      <w:hyperlink w:anchor="_Toc241936248" w:history="1">
         <w:r>
           <w:rPr>
             <w:rStyle w:val="af"/>
@@ -894,7 +894,7 @@
             <w:noProof/>
             <w:webHidden/>
           </w:rPr>
-          <w:instrText xml:space="preserve"> PAGEREF _Toc241935061 \h </w:instrText>
+          <w:instrText xml:space="preserve"> PAGEREF _Toc241936248 \h </w:instrText>
         </w:r>
         <w:r>
           <w:rPr>
@@ -935,7 +935,7 @@
           <w:noProof/>
         </w:rPr>
       </w:pPr>
-      <w:hyperlink w:anchor="_Toc241935062" w:history="1">
+      <w:hyperlink w:anchor="_Toc241936249" w:history="1">
         <w:r>
           <w:rPr>
             <w:rStyle w:val="af"/>
@@ -972,7 +972,7 @@
             <w:noProof/>
             <w:webHidden/>
           </w:rPr>
-          <w:instrText xml:space="preserve"> PAGEREF _Toc241935062 \h </w:instrText>
+          <w:instrText xml:space="preserve"> PAGEREF _Toc241936249 \h </w:instrText>
         </w:r>
         <w:r>
           <w:rPr>
@@ -1013,7 +1013,7 @@
           <w:noProof/>
         </w:rPr>
       </w:pPr>
-      <w:hyperlink w:anchor="_Toc241935063" w:history="1">
+      <w:hyperlink w:anchor="_Toc241936250" w:history="1">
         <w:r>
           <w:rPr>
             <w:rStyle w:val="af"/>
@@ -1041,7 +1041,7 @@
             <w:noProof/>
             <w:webHidden/>
           </w:rPr>
-          <w:instrText xml:space="preserve"> PAGEREF _Toc241935063 \h </w:instrText>
+          <w:instrText xml:space="preserve"> PAGEREF _Toc241936250 \h </w:instrText>
         </w:r>
         <w:r>
           <w:rPr>
@@ -1082,7 +1082,7 @@
           <w:noProof/>
         </w:rPr>
       </w:pPr>
-      <w:hyperlink w:anchor="_Toc241935064" w:history="1">
+      <w:hyperlink w:anchor="_Toc241936251" w:history="1">
         <w:r>
           <w:rPr>
             <w:rStyle w:val="af"/>
@@ -1110,7 +1110,7 @@
             <w:noProof/>
             <w:webHidden/>
           </w:rPr>
-          <w:instrText xml:space="preserve"> PAGEREF _Toc241935064 \h </w:instrText>
+          <w:instrText xml:space="preserve"> PAGEREF _Toc241936251 \h </w:instrText>
         </w:r>
         <w:r>
           <w:rPr>
@@ -1151,7 +1151,7 @@
           <w:noProof/>
         </w:rPr>
       </w:pPr>
-      <w:hyperlink w:anchor="_Toc241935065" w:history="1">
+      <w:hyperlink w:anchor="_Toc241936252" w:history="1">
         <w:r>
           <w:rPr>
             <w:rStyle w:val="af"/>
@@ -1179,7 +1179,7 @@
             <w:noProof/>
             <w:webHidden/>
           </w:rPr>
-          <w:instrText xml:space="preserve"> PAGEREF _Toc241935065 \h </w:instrText>
+          <w:instrText xml:space="preserve"> PAGEREF _Toc241936252 \h </w:instrText>
         </w:r>
         <w:r>
           <w:rPr>
@@ -1220,7 +1220,7 @@
           <w:noProof/>
         </w:rPr>
       </w:pPr>
-      <w:hyperlink w:anchor="_Toc241935066" w:history="1">
+      <w:hyperlink w:anchor="_Toc241936253" w:history="1">
         <w:r>
           <w:rPr>
             <w:rStyle w:val="af"/>
@@ -1248,7 +1248,7 @@
             <w:noProof/>
             <w:webHidden/>
           </w:rPr>
-          <w:instrText xml:space="preserve"> PAGEREF _Toc241935066 \h </w:instrText>
+          <w:instrText xml:space="preserve"> PAGEREF _Toc241936253 \h </w:instrText>
         </w:r>
         <w:r>
           <w:rPr>
@@ -1289,7 +1289,7 @@
           <w:noProof/>
         </w:rPr>
       </w:pPr>
-      <w:hyperlink w:anchor="_Toc241935067" w:history="1">
+      <w:hyperlink w:anchor="_Toc241936254" w:history="1">
         <w:r>
           <w:rPr>
             <w:rStyle w:val="af"/>
@@ -1317,7 +1317,7 @@
             <w:noProof/>
             <w:webHidden/>
           </w:rPr>
-          <w:instrText xml:space="preserve"> PAGEREF _Toc241935067 \h </w:instrText>
+          <w:instrText xml:space="preserve"> PAGEREF _Toc241936254 \h </w:instrText>
         </w:r>
         <w:r>
           <w:rPr>
@@ -1358,7 +1358,7 @@
           <w:noProof/>
         </w:rPr>
       </w:pPr>
-      <w:hyperlink w:anchor="_Toc241935068" w:history="1">
+      <w:hyperlink w:anchor="_Toc241936255" w:history="1">
         <w:r>
           <w:rPr>
             <w:rStyle w:val="af"/>
@@ -1386,7 +1386,7 @@
             <w:noProof/>
             <w:webHidden/>
           </w:rPr>
-          <w:instrText xml:space="preserve"> PAGEREF _Toc241935068 \h </w:instrText>
+          <w:instrText xml:space="preserve"> PAGEREF _Toc241936255 \h </w:instrText>
         </w:r>
         <w:r>
           <w:rPr>
@@ -1427,7 +1427,7 @@
           <w:noProof/>
         </w:rPr>
       </w:pPr>
-      <w:hyperlink w:anchor="_Toc241935069" w:history="1">
+      <w:hyperlink w:anchor="_Toc241936256" w:history="1">
         <w:r>
           <w:rPr>
             <w:rStyle w:val="af"/>
@@ -1455,7 +1455,7 @@
             <w:noProof/>
             <w:webHidden/>
           </w:rPr>
-          <w:instrText xml:space="preserve"> PAGEREF _Toc241935069 \h </w:instrText>
+          <w:instrText xml:space="preserve"> PAGEREF _Toc241936256 \h </w:instrText>
         </w:r>
         <w:r>
           <w:rPr>
@@ -1496,7 +1496,7 @@
           <w:noProof/>
         </w:rPr>
       </w:pPr>
-      <w:hyperlink w:anchor="_Toc241935070" w:history="1">
+      <w:hyperlink w:anchor="_Toc241936257" w:history="1">
         <w:r>
           <w:rPr>
             <w:rStyle w:val="af"/>
@@ -1524,7 +1524,7 @@
             <w:noProof/>
             <w:webHidden/>
           </w:rPr>
-          <w:instrText xml:space="preserve"> PAGEREF _Toc241935070 \h </w:instrText>
+          <w:instrText xml:space="preserve"> PAGEREF _Toc241936257 \h </w:instrText>
         </w:r>
         <w:r>
           <w:rPr>
@@ -1565,7 +1565,7 @@
           <w:noProof/>
         </w:rPr>
       </w:pPr>
-      <w:hyperlink w:anchor="_Toc241935071" w:history="1">
+      <w:hyperlink w:anchor="_Toc241936258" w:history="1">
         <w:r>
           <w:rPr>
             <w:rStyle w:val="af"/>
@@ -1593,7 +1593,7 @@
             <w:noProof/>
             <w:webHidden/>
           </w:rPr>
-          <w:instrText xml:space="preserve"> PAGEREF _Toc241935071 \h </w:instrText>
+          <w:instrText xml:space="preserve"> PAGEREF _Toc241936258 \h </w:instrText>
         </w:r>
         <w:r>
           <w:rPr>
@@ -1639,7 +1639,7 @@
         <w:spacing w:before="0" w:after="360" w:line="360" w:lineRule="exact"/>
         <w:ind w:firstLine="709"/>
       </w:pPr>
-      <w:bookmarkStart w:id="1" w:name="_Toc241935052"/>
+      <w:bookmarkStart w:id="1" w:name="_Toc241936239"/>
       <w:r>
         <w:rPr>
           <w:b/>
@@ -1789,7 +1789,7 @@
         <w:ind w:firstLine="709"/>
       </w:pPr>
       <w:bookmarkStart w:id="2" w:name="_b608aa976fc82a0faaf3b83f58c735968afd03b"/>
-      <w:bookmarkStart w:id="3" w:name="_Toc241935053"/>
+      <w:bookmarkStart w:id="3" w:name="_Toc241936240"/>
       <w:bookmarkEnd w:id="0"/>
       <w:r>
         <w:rPr>
@@ -1848,7 +1848,7 @@
         <w:ind w:firstLine="709"/>
       </w:pPr>
       <w:bookmarkStart w:id="4" w:name="_c3cf235f67897fccdd158c7c34ca81091dc06e0"/>
-      <w:bookmarkStart w:id="5" w:name="_Toc241935054"/>
+      <w:bookmarkStart w:id="5" w:name="_Toc241936241"/>
       <w:r>
         <w:rPr>
           <w:b/>
@@ -3580,7 +3580,7 @@
         <w:ind w:firstLine="709"/>
       </w:pPr>
       <w:bookmarkStart w:id="6" w:name="_6c38f46d6252626ee19bec51dca515ea8eb3483"/>
-      <w:bookmarkStart w:id="7" w:name="_Toc241935055"/>
+      <w:bookmarkStart w:id="7" w:name="_Toc241936242"/>
       <w:bookmarkEnd w:id="4"/>
       <w:r>
         <w:rPr>
@@ -6350,7 +6350,7 @@
         </w:rPr>
         <w:lastRenderedPageBreak/>
         <w:drawing>
-          <wp:inline distT="0" distB="0" distL="0" distR="0" wp14:anchorId="2CD1AB3C" wp14:editId="02A2F823">
+          <wp:inline distT="0" distB="0" distL="0" distR="0" wp14:anchorId="60A93B44" wp14:editId="57537951">
             <wp:extent cx="5334000" cy="3122341"/>
             <wp:effectExtent l="0" t="0" r="0" b="0"/>
             <wp:docPr id="12" name="Picture"/>
@@ -6614,7 +6614,7 @@
         <w:ind w:firstLine="709"/>
       </w:pPr>
       <w:bookmarkStart w:id="8" w:name="_e6ba0285e0e0ccc17e7a33a4e535fa387865e88"/>
-      <w:bookmarkStart w:id="9" w:name="_Toc241935056"/>
+      <w:bookmarkStart w:id="9" w:name="_Toc241936243"/>
       <w:bookmarkEnd w:id="6"/>
       <w:r>
         <w:rPr>
@@ -9027,7 +9027,7 @@
         <w:ind w:firstLine="709"/>
       </w:pPr>
       <w:bookmarkStart w:id="10" w:name="_b8f6f14603ee9e71fb2e4d1c108750035f950c7"/>
-      <w:bookmarkStart w:id="11" w:name="_Toc241935057"/>
+      <w:bookmarkStart w:id="11" w:name="_Toc241936244"/>
       <w:bookmarkEnd w:id="8"/>
       <w:r>
         <w:rPr>
@@ -12009,7 +12009,7 @@
           <w:sz w:val="28"/>
         </w:rPr>
         <w:drawing>
-          <wp:inline distT="0" distB="0" distL="0" distR="0" wp14:anchorId="41161A4D" wp14:editId="07FBCFAC">
+          <wp:inline distT="0" distB="0" distL="0" distR="0" wp14:anchorId="3861FB8F" wp14:editId="21FC5C57">
             <wp:extent cx="5334000" cy="3187390"/>
             <wp:effectExtent l="0" t="0" r="0" b="0"/>
             <wp:docPr id="17" name="Picture"/>
@@ -12556,7 +12556,7 @@
         <w:ind w:firstLine="709"/>
       </w:pPr>
       <w:bookmarkStart w:id="12" w:name="_823200a59a4cf40c51f7f0e02566c010f838ed7"/>
-      <w:bookmarkStart w:id="13" w:name="_Toc241935058"/>
+      <w:bookmarkStart w:id="13" w:name="_Toc241936245"/>
       <w:bookmarkEnd w:id="10"/>
       <w:r>
         <w:rPr>
@@ -13266,7 +13266,7 @@
         </w:rPr>
         <w:lastRenderedPageBreak/>
         <w:drawing>
-          <wp:inline distT="0" distB="0" distL="0" distR="0" wp14:anchorId="625ABFD7" wp14:editId="4E7E8A73">
+          <wp:inline distT="0" distB="0" distL="0" distR="0" wp14:anchorId="696F42B4" wp14:editId="6C5EF012">
             <wp:extent cx="5334000" cy="2862146"/>
             <wp:effectExtent l="0" t="0" r="0" b="0"/>
             <wp:docPr id="21" name="Picture"/>
@@ -13361,7 +13361,7 @@
         <w:ind w:firstLine="709"/>
       </w:pPr>
       <w:bookmarkStart w:id="14" w:name="_9d579ff3219dd0c08e87cdba2a2a6d1ef61e3cc"/>
-      <w:bookmarkStart w:id="15" w:name="_Toc241935059"/>
+      <w:bookmarkStart w:id="15" w:name="_Toc241936246"/>
       <w:bookmarkEnd w:id="12"/>
       <w:r>
         <w:rPr>
@@ -15275,7 +15275,7 @@
         <w:ind w:firstLine="709"/>
       </w:pPr>
       <w:bookmarkStart w:id="16" w:name="_8be076d9797953e124cfe81356f035b108674c3"/>
-      <w:bookmarkStart w:id="17" w:name="_Toc241935060"/>
+      <w:bookmarkStart w:id="17" w:name="_Toc241936247"/>
       <w:bookmarkEnd w:id="14"/>
       <w:r>
         <w:rPr>
@@ -17945,7 +17945,7 @@
         <w:ind w:firstLine="709"/>
       </w:pPr>
       <w:bookmarkStart w:id="18" w:name="_0ab5b5274b575dfb9e5e85d7a9a12b82683e52c"/>
-      <w:bookmarkStart w:id="19" w:name="_Toc241935061"/>
+      <w:bookmarkStart w:id="19" w:name="_Toc241936248"/>
       <w:bookmarkEnd w:id="16"/>
       <w:r>
         <w:rPr>
@@ -24907,7 +24907,7 @@
           <w:sz w:val="28"/>
         </w:rPr>
         <w:drawing>
-          <wp:inline distT="0" distB="0" distL="0" distR="0" wp14:anchorId="67923478" wp14:editId="6EF3BF80">
+          <wp:inline distT="0" distB="0" distL="0" distR="0" wp14:anchorId="112CC5F9" wp14:editId="7DB3966E">
             <wp:extent cx="5334000" cy="2471853"/>
             <wp:effectExtent l="0" t="0" r="0" b="0"/>
             <wp:docPr id="27" name="Picture"/>
@@ -26518,7 +26518,7 @@
         <w:ind w:firstLine="709"/>
       </w:pPr>
       <w:bookmarkStart w:id="20" w:name="_79cbfa74df5b3f3beef1cd24c3ad9f089a58d7a"/>
-      <w:bookmarkStart w:id="21" w:name="_Toc241935062"/>
+      <w:bookmarkStart w:id="21" w:name="_Toc241936249"/>
       <w:bookmarkEnd w:id="18"/>
       <w:r>
         <w:rPr>
@@ -27997,7 +27997,7 @@
         <w:ind w:firstLine="709"/>
       </w:pPr>
       <w:bookmarkStart w:id="22" w:name="_339ae803435bd6b9a653c2b18dadc62dc9ad8e7"/>
-      <w:bookmarkStart w:id="23" w:name="_Toc241935063"/>
+      <w:bookmarkStart w:id="23" w:name="_Toc241936250"/>
       <w:bookmarkEnd w:id="20"/>
       <w:r>
         <w:rPr>
@@ -28086,13 +28086,39 @@
           <w:i/>
           <w:sz w:val="28"/>
         </w:rPr>
+        <w:t>DataSnipper</w:t>
+      </w:r>
+      <w:r>
+        <w:rPr>
+          <w:sz w:val="28"/>
+        </w:rPr>
+        <w:t xml:space="preserve"> и </w:t>
+      </w:r>
+      <w:r>
+        <w:rPr>
+          <w:i/>
+          <w:sz w:val="28"/>
+        </w:rPr>
+        <w:t>Datarails</w:t>
+      </w:r>
+      <w:r>
+        <w:rPr>
+          <w:sz w:val="28"/>
+        </w:rPr>
+        <w:t xml:space="preserve"> не опубликованы (цены </w:t>
+      </w:r>
+      <w:r>
+        <w:rPr>
+          <w:i/>
+          <w:sz w:val="28"/>
+        </w:rPr>
         <w:t>Arixcel</w:t>
       </w:r>
       <w:r>
         <w:rPr>
           <w:sz w:val="28"/>
         </w:rPr>
-        <w:t xml:space="preserve">, </w:t>
+        <w:t xml:space="preserve"> и </w:t>
       </w:r>
       <w:r>
         <w:rPr>
@@ -28105,60 +28131,33 @@
         <w:rPr>
           <w:sz w:val="28"/>
         </w:rPr>
-        <w:t xml:space="preserve">, </w:t>
+        <w:t xml:space="preserve"> найдены уже после расчета баллов,</w:t>
+      </w:r>
+      <w:r>
+        <w:rPr>
+          <w:sz w:val="28"/>
+        </w:rPr>
+        <w:t xml:space="preserve"> приложение Д); отзывы собраны на </w:t>
       </w:r>
       <w:r>
         <w:rPr>
           <w:i/>
           <w:sz w:val="28"/>
         </w:rPr>
-        <w:t>DataSnipper</w:t>
-      </w:r>
-      <w:r>
-        <w:rPr>
-          <w:sz w:val="28"/>
-        </w:rPr>
-        <w:t xml:space="preserve"> и </w:t>
+        <w:t>G2</w:t>
+      </w:r>
+      <w:r>
+        <w:rPr>
+          <w:sz w:val="28"/>
+        </w:rPr>
+        <w:t xml:space="preserve"> и сайтах (</w:t>
       </w:r>
       <w:r>
         <w:rPr>
           <w:i/>
           <w:sz w:val="28"/>
         </w:rPr>
-        <w:t>Datarails</w:t>
-      </w:r>
-      <w:r>
-        <w:rPr>
-          <w:sz w:val="28"/>
-        </w:rPr>
-        <w:t xml:space="preserve"> не опубликованы; отзывы собраны на </w:t>
-      </w:r>
-      <w:r>
-        <w:rPr>
-          <w:i/>
-          <w:sz w:val="28"/>
-        </w:rPr>
-        <w:t>G2</w:t>
-      </w:r>
-      <w:r>
-        <w:rPr>
-          <w:sz w:val="28"/>
-        </w:rPr>
-        <w:t xml:space="preserve"> и сайтах (</w:t>
-      </w:r>
-      <w:r>
-        <w:rPr>
-          <w:i/>
-          <w:sz w:val="28"/>
-        </w:rPr>
-        <w:t>Capterr</w:t>
-      </w:r>
-      <w:r>
-        <w:rPr>
-          <w:i/>
-          <w:sz w:val="28"/>
-        </w:rPr>
-        <w:t>a</w:t>
+        <w:t>Capterra</w:t>
       </w:r>
       <w:r>
         <w:rPr>
@@ -28188,7 +28187,7 @@
         <w:ind w:firstLine="709"/>
       </w:pPr>
       <w:bookmarkStart w:id="24" w:name="_1bfdad9d2d88ddb6ca16c31c1d4d4943679f32f"/>
-      <w:bookmarkStart w:id="25" w:name="_Toc241935064"/>
+      <w:bookmarkStart w:id="25" w:name="_Toc241936251"/>
       <w:bookmarkEnd w:id="22"/>
       <w:bookmarkEnd w:id="2"/>
       <w:r>
@@ -28197,7 +28196,14 @@
           <w:sz w:val="28"/>
         </w:rPr>
         <w:lastRenderedPageBreak/>
-        <w:t>3 ОТВЕТЫ НА КОНТРОЛЬНЫЕ ВОПРОСЫ</w:t>
+        <w:t>3 ОТВЕТЫ НА КОНТРОЛЬНЫ</w:t>
+      </w:r>
+      <w:r>
+        <w:rPr>
+          <w:b/>
+          <w:sz w:val="28"/>
+        </w:rPr>
+        <w:t>Е ВОПРОСЫ</w:t>
       </w:r>
       <w:bookmarkEnd w:id="25"/>
     </w:p>
@@ -28212,13 +28218,7 @@
         <w:rPr>
           <w:sz w:val="28"/>
         </w:rPr>
-        <w:t>Ответы даны по контрольным показателям дашбо</w:t>
-      </w:r>
-      <w:r>
-        <w:rPr>
-          <w:sz w:val="28"/>
-        </w:rPr>
-        <w:t>рда шаблона анализа товара [2] (раздел «Норма контроля») и по чек-листам методик [1], [3].</w:t>
+        <w:t>Ответы даны по контрольным показателям дашборда шаблона анализа товара [2] (раздел «Норма контроля») и по чек-листам методик [1], [3].</w:t>
       </w:r>
     </w:p>
     <w:p>
@@ -28236,7 +28236,13 @@
         <w:rPr>
           <w:sz w:val="28"/>
         </w:rPr>
-        <w:t>Сколько конкурентов в анализе и достаточно ли их (норма 5-12)? Семь конкурентов для товара и бизнес-модели и десять компаний для классификации; норма выполнена.</w:t>
+        <w:t>Сколько конкурентов в анализе и достаточно ли их (норма 5-12)? Семь конкурентов для товара и бизнес-модели и де</w:t>
+      </w:r>
+      <w:r>
+        <w:rPr>
+          <w:sz w:val="28"/>
+        </w:rPr>
+        <w:t>сять компаний для классификации; норма выполнена.</w:t>
       </w:r>
     </w:p>
     <w:p>
@@ -28254,13 +28260,7 @@
         <w:rPr>
           <w:sz w:val="28"/>
         </w:rPr>
-        <w:t>Скол</w:t>
-      </w:r>
-      <w:r>
-        <w:rPr>
-          <w:sz w:val="28"/>
-        </w:rPr>
-        <w:t>ько страниц проверено (норма 30 и более)? 16 страниц; норма не выполнена, недостающие страницы указаны в приложении Б.</w:t>
+        <w:t>Сколько страниц проверено (норма 30 и более)? 16 страниц; норма не выполнена, недостающие страницы указаны в приложении Б.</w:t>
       </w:r>
     </w:p>
     <w:p>
@@ -28278,7 +28278,13 @@
         <w:rPr>
           <w:sz w:val="28"/>
         </w:rPr>
-        <w:t>Сколько признаков по Левитту выделено (норма 40 и более)? 59 признаков; норма выполнена.</w:t>
+        <w:t>Сколько признаков по Левитту выделено (норма 40 и более)? 59 признаков; норма выпол</w:t>
+      </w:r>
+      <w:r>
+        <w:rPr>
+          <w:sz w:val="28"/>
+        </w:rPr>
+        <w:t>нена.</w:t>
       </w:r>
     </w:p>
     <w:p>
@@ -28296,13 +28302,7 @@
         <w:rPr>
           <w:sz w:val="28"/>
         </w:rPr>
-        <w:t xml:space="preserve">Сколько требований по Кано выделено (норма 25 и </w:t>
-      </w:r>
-      <w:r>
-        <w:rPr>
-          <w:sz w:val="28"/>
-        </w:rPr>
-        <w:t>более)? 16 требований; норма не выполнена, список может быть расширен после опроса.</w:t>
+        <w:t>Сколько требований по Кано выделено (норма 25 и более)? 16 требований; норма не выполнена, список может быть расширен после опроса.</w:t>
       </w:r>
     </w:p>
     <w:p>
@@ -28338,7 +28338,13 @@
         <w:rPr>
           <w:sz w:val="28"/>
         </w:rPr>
-        <w:t>Есть ли у каждого вывода страница и факт? Да, таблица 5; достоверность 3-5.</w:t>
+        <w:t xml:space="preserve">Есть ли у каждого вывода страница и факт? </w:t>
+      </w:r>
+      <w:r>
+        <w:rPr>
+          <w:sz w:val="28"/>
+        </w:rPr>
+        <w:t>Да, таблица 5; достоверность 3-5.</w:t>
       </w:r>
     </w:p>
     <w:p>
@@ -28403,7 +28409,7 @@
         <w:jc w:val="center"/>
       </w:pPr>
       <w:bookmarkStart w:id="26" w:name="_выводы"/>
-      <w:bookmarkStart w:id="27" w:name="_Toc241935065"/>
+      <w:bookmarkStart w:id="27" w:name="_Toc241936252"/>
       <w:bookmarkEnd w:id="24"/>
       <w:r>
         <w:rPr>
@@ -28411,14 +28417,7 @@
           <w:sz w:val="28"/>
         </w:rPr>
         <w:lastRenderedPageBreak/>
-        <w:t>ВЫВО</w:t>
-      </w:r>
-      <w:r>
-        <w:rPr>
-          <w:b/>
-          <w:sz w:val="28"/>
-        </w:rPr>
-        <w:t>ДЫ</w:t>
+        <w:t>ВЫВОДЫ</w:t>
       </w:r>
       <w:bookmarkEnd w:id="27"/>
     </w:p>
@@ -28433,7 +28432,13 @@
         <w:rPr>
           <w:sz w:val="28"/>
         </w:rPr>
-        <w:t xml:space="preserve">Классификация по уровням конкуренции показала отсутствие строго прямых конкурентов: ближе всех </w:t>
+        <w:t>Классификация по уровням конкуренции показала отсутствие строго прямых конкурентов: бл</w:t>
+      </w:r>
+      <w:r>
+        <w:rPr>
+          <w:sz w:val="28"/>
+        </w:rPr>
+        <w:t xml:space="preserve">иже всех </w:t>
       </w:r>
       <w:r>
         <w:rPr>
@@ -28498,13 +28503,7 @@
         <w:rPr>
           <w:sz w:val="28"/>
         </w:rPr>
-        <w:t xml:space="preserve"> относятся к близким альтернативным, остальные шесть - к косвенным и заменителям. Рыночный станд</w:t>
-      </w:r>
-      <w:r>
-        <w:rPr>
-          <w:sz w:val="28"/>
-        </w:rPr>
-        <w:t xml:space="preserve">арт цифрового товара минимален: надстройка </w:t>
+        <w:t xml:space="preserve"> относятся к близким альтернативным, остальные шесть - к косвенным и заменителям. Рыночный стандарт цифрового товара минимален: надстройка </w:t>
       </w:r>
       <w:r>
         <w:rPr>
@@ -28517,7 +28516,13 @@
         <w:rPr>
           <w:sz w:val="28"/>
         </w:rPr>
-        <w:t xml:space="preserve"> (100 %); обязательные признаки поиска ошибок, безопасности и пробного доступа есть лишь у трех из семи конкурентов.</w:t>
+        <w:t xml:space="preserve"> (100 %); обязательные признаки поиска ош</w:t>
+      </w:r>
+      <w:r>
+        <w:rPr>
+          <w:sz w:val="28"/>
+        </w:rPr>
+        <w:t>ибок, безопасности и пробного доступа есть лишь у трех из семи конкурентов.</w:t>
       </w:r>
     </w:p>
     <w:p>
@@ -28531,13 +28536,13 @@
         <w:rPr>
           <w:sz w:val="28"/>
         </w:rPr>
-        <w:t>Зонами дифференциации являются доказательство вывода детерминированным движком (2 из 7), ав</w:t>
-      </w:r>
-      <w:r>
-        <w:rPr>
-          <w:sz w:val="28"/>
-        </w:rPr>
-        <w:t xml:space="preserve">тоисправление (1 из 7), прозрачные тарифы (2 из 7) и сравнение файлов. Сильнейшие бизнес-модели у </w:t>
+        <w:t>Зонами дифференциации являются доказательство вывода детерминированным движком (2 из 7), автоисправление (1 из 7), прозрачные тарифы (2 из 7) и сравнение файлов. Сильнейшие бизнес-</w:t>
+      </w:r>
+      <w:r>
+        <w:rPr>
+          <w:sz w:val="28"/>
+        </w:rPr>
+        <w:t xml:space="preserve">модели у </w:t>
       </w:r>
       <w:r>
         <w:rPr>
@@ -28629,13 +28634,13 @@
         <w:rPr>
           <w:sz w:val="28"/>
         </w:rPr>
-        <w:t xml:space="preserve"> это означает следующее: </w:t>
-      </w:r>
-      <w:r>
-        <w:rPr>
-          <w:sz w:val="28"/>
-        </w:rPr>
-        <w:t xml:space="preserve">минимальный товар должен закрыть стандарт и обязательные разрывы (надстройка и веб, поиск ошибок, </w:t>
+        <w:t xml:space="preserve"> это означает следующее: минимальный товар должен закрыть стандарт и обязательные разрывы (надстройка и веб, поиск</w:t>
+      </w:r>
+      <w:r>
+        <w:rPr>
+          <w:sz w:val="28"/>
+        </w:rPr>
+        <w:t xml:space="preserve"> ошибок, </w:t>
       </w:r>
       <w:r>
         <w:rPr>
@@ -28648,13 +28653,7 @@
         <w:rPr>
           <w:sz w:val="28"/>
         </w:rPr>
-        <w:t>, бесплатный старт), а позиционирование строится на независимом доказательстве находок и прозрачной цене. Эти выводы передаются в ЛР6 как банк выводов, ст</w:t>
-      </w:r>
-      <w:r>
-        <w:rPr>
-          <w:sz w:val="28"/>
-        </w:rPr>
-        <w:t>андарт товара и зоны дифференциации.</w:t>
+        <w:t>, бесплатный старт), а позиционирование строится на независимом доказательстве находок и прозрачной цене. Эти выводы передаются в ЛР6 как банк выводов, стандарт товара и зоны дифференциации.</w:t>
       </w:r>
     </w:p>
     <w:p>
@@ -28665,7 +28664,7 @@
         <w:jc w:val="center"/>
       </w:pPr>
       <w:bookmarkStart w:id="28" w:name="_274f6a444530ef90b0479dabf3d210f01e97699"/>
-      <w:bookmarkStart w:id="29" w:name="_Toc241935066"/>
+      <w:bookmarkStart w:id="29" w:name="_Toc241936253"/>
       <w:bookmarkEnd w:id="26"/>
       <w:r>
         <w:rPr>
@@ -28723,7 +28722,13 @@
         <w:rPr>
           <w:sz w:val="28"/>
         </w:rPr>
-        <w:t xml:space="preserve">Методика анализа конкурентов по сайтам: цифровой товар (модели Левитта и Кано); шаблон </w:t>
+        <w:t>Методика анализа конкурентов по сайтам: цифровой товар (модели Леви</w:t>
+      </w:r>
+      <w:r>
+        <w:rPr>
+          <w:sz w:val="28"/>
+        </w:rPr>
+        <w:t xml:space="preserve">тта и Кано); шаблон </w:t>
       </w:r>
       <w:r>
         <w:rPr>
@@ -28736,13 +28741,7 @@
         <w:rPr>
           <w:sz w:val="28"/>
         </w:rPr>
-        <w:t xml:space="preserve"> анализа конкурентов. Методические материал</w:t>
-      </w:r>
-      <w:r>
-        <w:rPr>
-          <w:sz w:val="28"/>
-        </w:rPr>
-        <w:t>ы дисциплины «Электронный бизнес». – Минск : БГУИР, 2026.</w:t>
+        <w:t xml:space="preserve"> анализа конкурентов. Методические материалы дисциплины «Электронный бизнес». – Минск : БГУИР, 2026.</w:t>
       </w:r>
     </w:p>
     <w:p>
@@ -28773,7 +28772,13 @@
         <w:rPr>
           <w:sz w:val="28"/>
         </w:rPr>
-        <w:t xml:space="preserve"> анализа бизнес-модели. Методические материалы дисциплины «Электронный бизнес». – Минск : БГУИР, 2026.</w:t>
+        <w:t xml:space="preserve"> анализа бизнес-модели. Методические материалы дисциплины «Элект</w:t>
+      </w:r>
+      <w:r>
+        <w:rPr>
+          <w:sz w:val="28"/>
+        </w:rPr>
+        <w:t>ронный бизнес». – Минск : БГУИР, 2026.</w:t>
       </w:r>
     </w:p>
     <w:p>
@@ -28791,13 +28796,7 @@
         <w:rPr>
           <w:sz w:val="28"/>
         </w:rPr>
-        <w:t>Земляник, Р. В. Отчеты по лаб</w:t>
-      </w:r>
-      <w:r>
-        <w:rPr>
-          <w:sz w:val="28"/>
-        </w:rPr>
-        <w:t>ораторным работам № 1, № 2–3 и № 4 по дисциплине «Электронный бизнес» / Р. В. Земляник. – Минск : БГУИР, 2026.</w:t>
+        <w:t>Земляник, Р. В. Отчеты по лабораторным работам № 1, № 2–3 и № 4 по дисциплине «Электронный бизнес» / Р. В. Земляник. – Минск : БГУИР, 2026.</w:t>
       </w:r>
     </w:p>
     <w:p>
@@ -28841,7 +28840,13 @@
         <w:rPr>
           <w:sz w:val="28"/>
         </w:rPr>
-        <w:t xml:space="preserve">, сетевой график и диаграмма Ганта </w:t>
+        <w:t xml:space="preserve">, сетевой график и диаграмма </w:t>
+      </w:r>
+      <w:r>
+        <w:rPr>
+          <w:sz w:val="28"/>
+        </w:rPr>
+        <w:t xml:space="preserve">Ганта </w:t>
       </w:r>
       <w:r>
         <w:rPr>
@@ -28854,13 +28859,7 @@
         <w:rPr>
           <w:sz w:val="28"/>
         </w:rPr>
-        <w:t>: отчеты по практическим занятиям по дисциплине «Упра</w:t>
-      </w:r>
-      <w:r>
-        <w:rPr>
-          <w:sz w:val="28"/>
-        </w:rPr>
-        <w:t>вление проектами» / Р. В. Земляник. – Минск : БГУИР, 2026.</w:t>
+        <w:t>: отчеты по практическим занятиям по дисциплине «Управление проектами» / Р. В. Земляник. – Минск : БГУИР, 2026.</w:t>
       </w:r>
     </w:p>
     <w:p>
@@ -28910,13 +28909,13 @@
         <w:rPr>
           <w:sz w:val="28"/>
         </w:rPr>
-        <w:t xml:space="preserve"> [Электронный ресурс]. – Режим доступа: https://www.shortcut.ai/. – Дата доступа: 03</w:t>
-      </w:r>
-      <w:r>
-        <w:rPr>
-          <w:sz w:val="28"/>
-        </w:rPr>
-        <w:t>.10.2026.</w:t>
+        <w:t xml:space="preserve"> [Электронный ре</w:t>
+      </w:r>
+      <w:r>
+        <w:rPr>
+          <w:sz w:val="28"/>
+        </w:rPr>
+        <w:t>сурс]. – Режим доступа: https://www.shortcut.ai/. – Дата доступа: 03.10.2026.</w:t>
       </w:r>
     </w:p>
     <w:p>
@@ -28966,7 +28965,13 @@
         <w:rPr>
           <w:sz w:val="28"/>
         </w:rPr>
-        <w:t xml:space="preserve"> [Электронный ресурс]. – Режим доступа: https://datarails.com/. – Дата доступа: 03.10.2026.</w:t>
+        <w:t xml:space="preserve"> [Электронный ресурс]. – Режим доступа: https://datarails.com/. </w:t>
+      </w:r>
+      <w:r>
+        <w:rPr>
+          <w:sz w:val="28"/>
+        </w:rPr>
+        <w:t>– Дата доступа: 03.10.2026.</w:t>
       </w:r>
     </w:p>
     <w:p>
@@ -28991,13 +28996,7 @@
         <w:rPr>
           <w:sz w:val="28"/>
         </w:rPr>
-        <w:t xml:space="preserve"> [Электронный ресурс]. – Режи</w:t>
-      </w:r>
-      <w:r>
-        <w:rPr>
-          <w:sz w:val="28"/>
-        </w:rPr>
-        <w:t>м доступа: https://www.datasnipper.com/. – Дата доступа: 03.10.2026.</w:t>
+        <w:t xml:space="preserve"> [Электронный ресурс]. – Режим доступа: https://www.datasnipper.com/. – Дата доступа: 03.10.2026.</w:t>
       </w:r>
     </w:p>
     <w:p>
@@ -29035,7 +29034,13 @@
         <w:rPr>
           <w:sz w:val="28"/>
         </w:rPr>
-        <w:t xml:space="preserve"> [Электронный ресурс]. – Режим доступа: https://www.arixcel.com/, https://www.operis.com/. – Дата доступа: 03.10.2026.</w:t>
+        <w:t xml:space="preserve"> [Электронный ресурс]. – Режим доступа: https://www.arixcel.com/, https://www.operis.com/. – Дата доступ</w:t>
+      </w:r>
+      <w:r>
+        <w:rPr>
+          <w:sz w:val="28"/>
+        </w:rPr>
+        <w:t>а: 03.10.2026.</w:t>
       </w:r>
     </w:p>
     <w:p>
@@ -29234,14 +29239,7 @@
           <w:i/>
           <w:sz w:val="28"/>
         </w:rPr>
-        <w:t>M</w:t>
-      </w:r>
-      <w:r>
-        <w:rPr>
-          <w:i/>
-          <w:sz w:val="28"/>
-        </w:rPr>
-        <w:t>arketing</w:t>
+        <w:t>Marketing</w:t>
       </w:r>
       <w:r>
         <w:rPr>
@@ -29449,7 +29447,14 @@
           <w:i/>
           <w:sz w:val="28"/>
         </w:rPr>
-        <w:t>Quality</w:t>
+        <w:t>Q</w:t>
+      </w:r>
+      <w:r>
+        <w:rPr>
+          <w:i/>
+          <w:sz w:val="28"/>
+        </w:rPr>
+        <w:t>uality</w:t>
       </w:r>
       <w:r>
         <w:rPr>
@@ -30012,13 +30017,7 @@
         <w:rPr>
           <w:sz w:val="28"/>
         </w:rPr>
-        <w:t xml:space="preserve"> [Электронный ресурс]. – Режим доступа: h</w:t>
-      </w:r>
-      <w:r>
-        <w:rPr>
-          <w:sz w:val="28"/>
-        </w:rPr>
-        <w:t>ttps://www.datasnipper.com/resources/datasnipper-raises-100m. – Дата доступа: 03.10.2026.</w:t>
+        <w:t xml:space="preserve"> [Электронный ресурс]. – Режим доступа: https://www.datasnipper.com/resources/datasnipper-raises-100m. – Дата доступа: 03.10.2026.</w:t>
       </w:r>
     </w:p>
     <w:p>
@@ -30108,7 +30107,13 @@
         <w:rPr>
           <w:sz w:val="28"/>
         </w:rPr>
-        <w:t xml:space="preserve"> $70 </w:t>
+        <w:t xml:space="preserve"> $</w:t>
+      </w:r>
+      <w:r>
+        <w:rPr>
+          <w:sz w:val="28"/>
+        </w:rPr>
+        <w:t xml:space="preserve">70 </w:t>
       </w:r>
       <w:r>
         <w:rPr>
@@ -30186,13 +30191,7 @@
         <w:rPr>
           <w:sz w:val="28"/>
         </w:rPr>
-        <w:t xml:space="preserve"> [Электронный ресурс]. – Режим доступа: https://www.calcalistech.com/cte</w:t>
-      </w:r>
-      <w:r>
-        <w:rPr>
-          <w:sz w:val="28"/>
-        </w:rPr>
-        <w:t>chnews/article/sk00jsmasbl. – Дата доступа: 03.10.2026.</w:t>
+        <w:t xml:space="preserve"> [Электронный ресурс]. – Режим доступа: https://www.calcalistech.com/ctechnews/article/sk00jsmasbl. – Дата доступа: 03.10.2026.</w:t>
       </w:r>
     </w:p>
     <w:p>
@@ -30450,13 +30449,13 @@
         <w:rPr>
           <w:sz w:val="28"/>
         </w:rPr>
-        <w:t xml:space="preserve"> [Электронный ресурс]. – Режим д</w:t>
-      </w:r>
-      <w:r>
-        <w:rPr>
-          <w:sz w:val="28"/>
-        </w:rPr>
-        <w:t>оступа: https://www.perfectxl.com/about-us/history/. – Дата доступа: 03.10.2026.</w:t>
+        <w:t xml:space="preserve"> [Э</w:t>
+      </w:r>
+      <w:r>
+        <w:rPr>
+          <w:sz w:val="28"/>
+        </w:rPr>
+        <w:t>лектронный ресурс]. – Режим доступа: https://www.perfectxl.com/about-us/history/. – Дата доступа: 03.10.2026.</w:t>
       </w:r>
     </w:p>
     <w:p>
@@ -30468,7 +30467,7 @@
         <w:jc w:val="center"/>
       </w:pPr>
       <w:bookmarkStart w:id="30" w:name="_3d74faf1500c1b2a4a8bfa8e0e37c74206ce73d"/>
-      <w:bookmarkStart w:id="31" w:name="_Toc241935067"/>
+      <w:bookmarkStart w:id="31" w:name="_Toc241936254"/>
       <w:bookmarkEnd w:id="28"/>
       <w:r>
         <w:rPr>
@@ -31209,7 +31208,7 @@
         <w:jc w:val="center"/>
       </w:pPr>
       <w:bookmarkStart w:id="32" w:name="_d684f183eb868ee4ace295916bed2e6be64d16e"/>
-      <w:bookmarkStart w:id="33" w:name="_Toc241935068"/>
+      <w:bookmarkStart w:id="33" w:name="_Toc241936255"/>
       <w:bookmarkEnd w:id="30"/>
       <w:r>
         <w:rPr>
@@ -31318,10 +31317,10 @@
       </w:tblPr>
       <w:tblGrid>
         <w:gridCol w:w="619"/>
-        <w:gridCol w:w="2431"/>
-        <w:gridCol w:w="1770"/>
-        <w:gridCol w:w="2577"/>
-        <w:gridCol w:w="1958"/>
+        <w:gridCol w:w="2399"/>
+        <w:gridCol w:w="1782"/>
+        <w:gridCol w:w="2595"/>
+        <w:gridCol w:w="1960"/>
       </w:tblGrid>
       <w:tr>
         <w:trPr>
@@ -31332,7 +31331,7 @@
         </w:trPr>
         <w:tc>
           <w:tcPr>
-            <w:tcW w:w="618" w:type="dxa"/>
+            <w:tcW w:w="619" w:type="dxa"/>
             <w:vAlign w:val="center"/>
           </w:tcPr>
           <w:p>
@@ -31352,7 +31351,7 @@
         </w:tc>
         <w:tc>
           <w:tcPr>
-            <w:tcW w:w="2431" w:type="dxa"/>
+            <w:tcW w:w="2399" w:type="dxa"/>
             <w:vAlign w:val="center"/>
           </w:tcPr>
           <w:p>
@@ -31372,7 +31371,7 @@
         </w:tc>
         <w:tc>
           <w:tcPr>
-            <w:tcW w:w="1770" w:type="dxa"/>
+            <w:tcW w:w="1782" w:type="dxa"/>
             <w:vAlign w:val="center"/>
           </w:tcPr>
           <w:p>
@@ -31392,7 +31391,7 @@
         </w:tc>
         <w:tc>
           <w:tcPr>
-            <w:tcW w:w="2577" w:type="dxa"/>
+            <w:tcW w:w="2595" w:type="dxa"/>
             <w:vAlign w:val="center"/>
           </w:tcPr>
           <w:p>
@@ -31412,7 +31411,7 @@
         </w:tc>
         <w:tc>
           <w:tcPr>
-            <w:tcW w:w="1958" w:type="dxa"/>
+            <w:tcW w:w="1960" w:type="dxa"/>
             <w:vAlign w:val="center"/>
           </w:tcPr>
           <w:p>
@@ -31438,7 +31437,7 @@
         </w:trPr>
         <w:tc>
           <w:tcPr>
-            <w:tcW w:w="618" w:type="dxa"/>
+            <w:tcW w:w="619" w:type="dxa"/>
             <w:vAlign w:val="center"/>
           </w:tcPr>
           <w:p>
@@ -31457,26 +31456,26 @@
         </w:tc>
         <w:tc>
           <w:tcPr>
-            <w:tcW w:w="2431" w:type="dxa"/>
-            <w:vAlign w:val="center"/>
-          </w:tcPr>
-          <w:p>
-            <w:pPr>
-              <w:pStyle w:val="Compact"/>
-              <w:spacing w:before="0" w:after="0" w:line="280" w:lineRule="exact"/>
-              <w:jc w:val="center"/>
-            </w:pPr>
-            <w:r>
-              <w:rPr>
-                <w:sz w:val="24"/>
-              </w:rPr>
-              <w:t>Еще 14-20 страниц сайтов (безопасность, регистрация, оплата, документация, интеграции)</w:t>
-            </w:r>
-          </w:p>
-        </w:tc>
-        <w:tc>
-          <w:tcPr>
-            <w:tcW w:w="1770" w:type="dxa"/>
+            <w:tcW w:w="2399" w:type="dxa"/>
+            <w:vAlign w:val="center"/>
+          </w:tcPr>
+          <w:p>
+            <w:pPr>
+              <w:pStyle w:val="Compact"/>
+              <w:spacing w:before="0" w:after="0" w:line="280" w:lineRule="exact"/>
+              <w:jc w:val="center"/>
+            </w:pPr>
+            <w:r>
+              <w:rPr>
+                <w:sz w:val="24"/>
+              </w:rPr>
+              <w:t>Еще страницы сайтов (регистрация, оплата, документация, интеграции); безопасность, цены и загрузка просмотрены 03.10.2026 (приложение Д)</w:t>
+            </w:r>
+          </w:p>
+        </w:tc>
+        <w:tc>
+          <w:tcPr>
+            <w:tcW w:w="1782" w:type="dxa"/>
             <w:vAlign w:val="center"/>
           </w:tcPr>
           <w:p>
@@ -31495,7 +31494,7 @@
         </w:tc>
         <w:tc>
           <w:tcPr>
-            <w:tcW w:w="2577" w:type="dxa"/>
+            <w:tcW w:w="2595" w:type="dxa"/>
             <w:vAlign w:val="center"/>
           </w:tcPr>
           <w:p>
@@ -31527,7 +31526,7 @@
         </w:tc>
         <w:tc>
           <w:tcPr>
-            <w:tcW w:w="1958" w:type="dxa"/>
+            <w:tcW w:w="1960" w:type="dxa"/>
             <w:vAlign w:val="center"/>
           </w:tcPr>
           <w:p>
@@ -31552,7 +31551,7 @@
         </w:trPr>
         <w:tc>
           <w:tcPr>
-            <w:tcW w:w="618" w:type="dxa"/>
+            <w:tcW w:w="619" w:type="dxa"/>
             <w:vAlign w:val="center"/>
           </w:tcPr>
           <w:p>
@@ -31571,7 +31570,7 @@
         </w:tc>
         <w:tc>
           <w:tcPr>
-            <w:tcW w:w="2431" w:type="dxa"/>
+            <w:tcW w:w="2399" w:type="dxa"/>
             <w:vAlign w:val="center"/>
           </w:tcPr>
           <w:p>
@@ -31617,7 +31616,14 @@
                 <w:i/>
                 <w:sz w:val="24"/>
               </w:rPr>
-              <w:t>DataSnipper</w:t>
+              <w:t>DataSnip</w:t>
+            </w:r>
+            <w:r>
+              <w:rPr>
+                <w:i/>
+                <w:sz w:val="24"/>
+              </w:rPr>
+              <w:t>per</w:t>
             </w:r>
             <w:r>
               <w:rPr>
@@ -31636,7 +31642,7 @@
         </w:tc>
         <w:tc>
           <w:tcPr>
-            <w:tcW w:w="1770" w:type="dxa"/>
+            <w:tcW w:w="1782" w:type="dxa"/>
             <w:vAlign w:val="center"/>
           </w:tcPr>
           <w:p>
@@ -31655,7 +31661,7 @@
         </w:tc>
         <w:tc>
           <w:tcPr>
-            <w:tcW w:w="2577" w:type="dxa"/>
+            <w:tcW w:w="2595" w:type="dxa"/>
             <w:vAlign w:val="center"/>
           </w:tcPr>
           <w:p>
@@ -31674,7 +31680,7 @@
         </w:tc>
         <w:tc>
           <w:tcPr>
-            <w:tcW w:w="1958" w:type="dxa"/>
+            <w:tcW w:w="1960" w:type="dxa"/>
             <w:vAlign w:val="center"/>
           </w:tcPr>
           <w:p>
@@ -31699,7 +31705,7 @@
         </w:trPr>
         <w:tc>
           <w:tcPr>
-            <w:tcW w:w="618" w:type="dxa"/>
+            <w:tcW w:w="619" w:type="dxa"/>
             <w:vAlign w:val="center"/>
           </w:tcPr>
           <w:p>
@@ -31718,7 +31724,7 @@
         </w:tc>
         <w:tc>
           <w:tcPr>
-            <w:tcW w:w="2431" w:type="dxa"/>
+            <w:tcW w:w="2399" w:type="dxa"/>
             <w:vAlign w:val="center"/>
           </w:tcPr>
           <w:p>
@@ -31737,7 +31743,7 @@
         </w:tc>
         <w:tc>
           <w:tcPr>
-            <w:tcW w:w="1770" w:type="dxa"/>
+            <w:tcW w:w="1782" w:type="dxa"/>
             <w:vAlign w:val="center"/>
           </w:tcPr>
           <w:p>
@@ -31756,7 +31762,7 @@
         </w:tc>
         <w:tc>
           <w:tcPr>
-            <w:tcW w:w="2577" w:type="dxa"/>
+            <w:tcW w:w="2595" w:type="dxa"/>
             <w:vAlign w:val="center"/>
           </w:tcPr>
           <w:p>
@@ -31775,7 +31781,7 @@
         </w:tc>
         <w:tc>
           <w:tcPr>
-            <w:tcW w:w="1958" w:type="dxa"/>
+            <w:tcW w:w="1960" w:type="dxa"/>
             <w:vAlign w:val="center"/>
           </w:tcPr>
           <w:p>
@@ -31800,7 +31806,7 @@
         </w:trPr>
         <w:tc>
           <w:tcPr>
-            <w:tcW w:w="618" w:type="dxa"/>
+            <w:tcW w:w="619" w:type="dxa"/>
             <w:vAlign w:val="center"/>
           </w:tcPr>
           <w:p>
@@ -31819,7 +31825,7 @@
         </w:tc>
         <w:tc>
           <w:tcPr>
-            <w:tcW w:w="2431" w:type="dxa"/>
+            <w:tcW w:w="2399" w:type="dxa"/>
             <w:vAlign w:val="center"/>
           </w:tcPr>
           <w:p>
@@ -31871,7 +31877,7 @@
         </w:tc>
         <w:tc>
           <w:tcPr>
-            <w:tcW w:w="1770" w:type="dxa"/>
+            <w:tcW w:w="1782" w:type="dxa"/>
             <w:vAlign w:val="center"/>
           </w:tcPr>
           <w:p>
@@ -31890,7 +31896,7 @@
         </w:tc>
         <w:tc>
           <w:tcPr>
-            <w:tcW w:w="2577" w:type="dxa"/>
+            <w:tcW w:w="2595" w:type="dxa"/>
             <w:vAlign w:val="center"/>
           </w:tcPr>
           <w:p>
@@ -31909,7 +31915,7 @@
         </w:tc>
         <w:tc>
           <w:tcPr>
-            <w:tcW w:w="1958" w:type="dxa"/>
+            <w:tcW w:w="1960" w:type="dxa"/>
             <w:vAlign w:val="center"/>
           </w:tcPr>
           <w:p>
@@ -31934,7 +31940,7 @@
         </w:trPr>
         <w:tc>
           <w:tcPr>
-            <w:tcW w:w="618" w:type="dxa"/>
+            <w:tcW w:w="619" w:type="dxa"/>
             <w:vAlign w:val="center"/>
           </w:tcPr>
           <w:p>
@@ -31953,7 +31959,7 @@
         </w:tc>
         <w:tc>
           <w:tcPr>
-            <w:tcW w:w="2431" w:type="dxa"/>
+            <w:tcW w:w="2399" w:type="dxa"/>
             <w:vAlign w:val="center"/>
           </w:tcPr>
           <w:p>
@@ -31972,7 +31978,7 @@
         </w:tc>
         <w:tc>
           <w:tcPr>
-            <w:tcW w:w="1770" w:type="dxa"/>
+            <w:tcW w:w="1782" w:type="dxa"/>
             <w:vAlign w:val="center"/>
           </w:tcPr>
           <w:p>
@@ -32005,7 +32011,7 @@
         </w:tc>
         <w:tc>
           <w:tcPr>
-            <w:tcW w:w="2577" w:type="dxa"/>
+            <w:tcW w:w="2595" w:type="dxa"/>
             <w:vAlign w:val="center"/>
           </w:tcPr>
           <w:p>
@@ -32044,7 +32050,7 @@
         </w:tc>
         <w:tc>
           <w:tcPr>
-            <w:tcW w:w="1958" w:type="dxa"/>
+            <w:tcW w:w="1960" w:type="dxa"/>
             <w:vAlign w:val="center"/>
           </w:tcPr>
           <w:p>
@@ -32112,7 +32118,7 @@
         <w:jc w:val="center"/>
       </w:pPr>
       <w:bookmarkStart w:id="34" w:name="_cb59224a7032ef66ab429e7df9b4e4c597bc187"/>
-      <w:bookmarkStart w:id="35" w:name="_Toc241935069"/>
+      <w:bookmarkStart w:id="35" w:name="_Toc241936256"/>
       <w:bookmarkEnd w:id="32"/>
       <w:r>
         <w:rPr>
@@ -32858,7 +32864,7 @@
         <w:jc w:val="center"/>
       </w:pPr>
       <w:bookmarkStart w:id="36" w:name="_c34bf756927ff692ee086e018f9b8545647766e"/>
-      <w:bookmarkStart w:id="37" w:name="_Toc241935070"/>
+      <w:bookmarkStart w:id="37" w:name="_Toc241936257"/>
       <w:bookmarkEnd w:id="34"/>
       <w:r>
         <w:rPr>
@@ -35242,7 +35248,7 @@
         <w:jc w:val="center"/>
       </w:pPr>
       <w:bookmarkStart w:id="38" w:name="_fced6403ae4a6291124e2bc0068517b8abae511"/>
-      <w:bookmarkStart w:id="39" w:name="_Toc241935071"/>
+      <w:bookmarkStart w:id="39" w:name="_Toc241936258"/>
       <w:bookmarkEnd w:id="36"/>
       <w:r>
         <w:rPr>
@@ -36270,6 +36276,1667 @@
           <w:sz w:val="28"/>
         </w:rPr>
         <w:t>озрачную цену должна оставаться отличием, а не гонкой по числу функций.</w:t>
+      </w:r>
+    </w:p>
+    <w:p>
+      <w:pPr>
+        <w:pStyle w:val="a0"/>
+        <w:spacing w:before="0" w:after="0" w:line="360" w:lineRule="exact"/>
+        <w:ind w:firstLine="709"/>
+        <w:jc w:val="both"/>
+      </w:pPr>
+      <w:r>
+        <w:rPr>
+          <w:sz w:val="28"/>
+        </w:rPr>
+        <w:t>В таблице 26 представлено: дополнительные страницы сайтов конкурентов (просмотр 03.10.2026).</w:t>
+      </w:r>
+    </w:p>
+    <w:p>
+      <w:pPr>
+        <w:pStyle w:val="a0"/>
+        <w:keepNext/>
+        <w:spacing w:before="0" w:after="0" w:line="360" w:lineRule="exact"/>
+      </w:pPr>
+      <w:r>
+        <w:rPr>
+          <w:sz w:val="28"/>
+        </w:rPr>
+        <w:t>Таблица 26 – Дополнительные страницы сайтов конкурентов (просмотр 03.10.2026)</w:t>
+      </w:r>
+    </w:p>
+    <w:tbl>
+      <w:tblPr>
+        <w:tblStyle w:val="Table"/>
+        <w:tblW w:w="9355" w:type="dxa"/>
+        <w:jc w:val="center"/>
+        <w:tblBorders>
+          <w:top w:val="single" w:sz="4" w:space="0" w:color="000000"/>
+          <w:left w:val="single" w:sz="4" w:space="0" w:color="000000"/>
+          <w:bottom w:val="single" w:sz="4" w:space="0" w:color="000000"/>
+          <w:right w:val="single" w:sz="4" w:space="0" w:color="000000"/>
+          <w:insideH w:val="single" w:sz="4" w:space="0" w:color="000000"/>
+          <w:insideV w:val="single" w:sz="4" w:space="0" w:color="000000"/>
+        </w:tblBorders>
+        <w:tblLayout w:type="fixed"/>
+        <w:tblLook w:val="0020" w:firstRow="1" w:lastRow="0" w:firstColumn="0" w:lastColumn="0" w:noHBand="0" w:noVBand="0"/>
+      </w:tblPr>
+      <w:tblGrid>
+        <w:gridCol w:w="1888"/>
+        <w:gridCol w:w="2079"/>
+        <w:gridCol w:w="2617"/>
+        <w:gridCol w:w="2771"/>
+      </w:tblGrid>
+      <w:tr>
+        <w:trPr>
+          <w:cnfStyle w:val="100000000000" w:firstRow="1" w:lastRow="0" w:firstColumn="0" w:lastColumn="0" w:oddVBand="0" w:evenVBand="0" w:oddHBand="0" w:evenHBand="0" w:firstRowFirstColumn="0" w:firstRowLastColumn="0" w:lastRowFirstColumn="0" w:lastRowLastColumn="0"/>
+          <w:cantSplit/>
+          <w:tblHeader/>
+          <w:jc w:val="center"/>
+        </w:trPr>
+        <w:tc>
+          <w:tcPr>
+            <w:tcW w:w="1888" w:type="dxa"/>
+            <w:vAlign w:val="center"/>
+          </w:tcPr>
+          <w:p>
+            <w:pPr>
+              <w:pStyle w:val="Compact"/>
+              <w:spacing w:before="0" w:after="0" w:line="280" w:lineRule="exact"/>
+              <w:jc w:val="center"/>
+            </w:pPr>
+            <w:r>
+              <w:rPr>
+                <w:b/>
+                <w:sz w:val="24"/>
+              </w:rPr>
+              <w:t>Конкурент</w:t>
+            </w:r>
+          </w:p>
+        </w:tc>
+        <w:tc>
+          <w:tcPr>
+            <w:tcW w:w="2079" w:type="dxa"/>
+            <w:vAlign w:val="center"/>
+          </w:tcPr>
+          <w:p>
+            <w:pPr>
+              <w:pStyle w:val="Compact"/>
+              <w:spacing w:before="0" w:after="0" w:line="280" w:lineRule="exact"/>
+              <w:jc w:val="center"/>
+            </w:pPr>
+            <w:r>
+              <w:rPr>
+                <w:b/>
+                <w:sz w:val="24"/>
+              </w:rPr>
+              <w:t>Стр</w:t>
+            </w:r>
+            <w:r>
+              <w:rPr>
+                <w:b/>
+                <w:sz w:val="24"/>
+              </w:rPr>
+              <w:t>аница</w:t>
+            </w:r>
+          </w:p>
+        </w:tc>
+        <w:tc>
+          <w:tcPr>
+            <w:tcW w:w="2616" w:type="dxa"/>
+            <w:vAlign w:val="center"/>
+          </w:tcPr>
+          <w:p>
+            <w:pPr>
+              <w:pStyle w:val="Compact"/>
+              <w:spacing w:before="0" w:after="0" w:line="280" w:lineRule="exact"/>
+              <w:jc w:val="center"/>
+            </w:pPr>
+            <w:r>
+              <w:rPr>
+                <w:b/>
+                <w:sz w:val="24"/>
+              </w:rPr>
+              <w:t>Что показано</w:t>
+            </w:r>
+          </w:p>
+        </w:tc>
+        <w:tc>
+          <w:tcPr>
+            <w:tcW w:w="2770" w:type="dxa"/>
+            <w:vAlign w:val="center"/>
+          </w:tcPr>
+          <w:p>
+            <w:pPr>
+              <w:pStyle w:val="Compact"/>
+              <w:spacing w:before="0" w:after="0" w:line="280" w:lineRule="exact"/>
+              <w:jc w:val="center"/>
+            </w:pPr>
+            <w:r>
+              <w:rPr>
+                <w:b/>
+                <w:sz w:val="24"/>
+              </w:rPr>
+              <w:t>Влияние на выводы</w:t>
+            </w:r>
+          </w:p>
+        </w:tc>
+      </w:tr>
+      <w:tr>
+        <w:trPr>
+          <w:cantSplit/>
+          <w:jc w:val="center"/>
+        </w:trPr>
+        <w:tc>
+          <w:tcPr>
+            <w:tcW w:w="1888" w:type="dxa"/>
+            <w:vAlign w:val="center"/>
+          </w:tcPr>
+          <w:p>
+            <w:pPr>
+              <w:pStyle w:val="Compact"/>
+              <w:spacing w:before="0" w:after="0" w:line="280" w:lineRule="exact"/>
+              <w:jc w:val="center"/>
+            </w:pPr>
+            <w:r>
+              <w:rPr>
+                <w:i/>
+                <w:sz w:val="24"/>
+              </w:rPr>
+              <w:t>DataSnipper</w:t>
+            </w:r>
+          </w:p>
+        </w:tc>
+        <w:tc>
+          <w:tcPr>
+            <w:tcW w:w="2079" w:type="dxa"/>
+            <w:vAlign w:val="center"/>
+          </w:tcPr>
+          <w:p>
+            <w:pPr>
+              <w:pStyle w:val="Compact"/>
+              <w:spacing w:before="0" w:after="0" w:line="280" w:lineRule="exact"/>
+              <w:jc w:val="center"/>
+            </w:pPr>
+            <w:r>
+              <w:rPr>
+                <w:sz w:val="24"/>
+              </w:rPr>
+              <w:t>Безопасность</w:t>
+            </w:r>
+          </w:p>
+        </w:tc>
+        <w:tc>
+          <w:tcPr>
+            <w:tcW w:w="2616" w:type="dxa"/>
+            <w:vAlign w:val="center"/>
+          </w:tcPr>
+          <w:p>
+            <w:pPr>
+              <w:pStyle w:val="Compact"/>
+              <w:spacing w:before="0" w:after="0" w:line="280" w:lineRule="exact"/>
+              <w:jc w:val="center"/>
+            </w:pPr>
+            <w:r>
+              <w:rPr>
+                <w:i/>
+                <w:sz w:val="24"/>
+              </w:rPr>
+              <w:t>SOC</w:t>
+            </w:r>
+            <w:r>
+              <w:rPr>
+                <w:sz w:val="24"/>
+              </w:rPr>
+              <w:t xml:space="preserve"> 2 </w:t>
+            </w:r>
+            <w:r>
+              <w:rPr>
+                <w:i/>
+                <w:sz w:val="24"/>
+              </w:rPr>
+              <w:t>Type</w:t>
+            </w:r>
+            <w:r>
+              <w:rPr>
+                <w:sz w:val="24"/>
+              </w:rPr>
+              <w:t xml:space="preserve"> </w:t>
+            </w:r>
+            <w:r>
+              <w:rPr>
+                <w:i/>
+                <w:sz w:val="24"/>
+              </w:rPr>
+              <w:t>II</w:t>
+            </w:r>
+            <w:r>
+              <w:rPr>
+                <w:sz w:val="24"/>
+              </w:rPr>
+              <w:t xml:space="preserve">, хостинг </w:t>
+            </w:r>
+            <w:r>
+              <w:rPr>
+                <w:i/>
+                <w:sz w:val="24"/>
+              </w:rPr>
+              <w:t>Microsoft</w:t>
+            </w:r>
+            <w:r>
+              <w:rPr>
+                <w:sz w:val="24"/>
+              </w:rPr>
+              <w:t xml:space="preserve"> </w:t>
+            </w:r>
+            <w:r>
+              <w:rPr>
+                <w:i/>
+                <w:sz w:val="24"/>
+              </w:rPr>
+              <w:t>Azure</w:t>
+            </w:r>
+            <w:r>
+              <w:rPr>
+                <w:sz w:val="24"/>
+              </w:rPr>
+              <w:t xml:space="preserve">, шифрование </w:t>
+            </w:r>
+            <w:r>
+              <w:rPr>
+                <w:i/>
+                <w:sz w:val="24"/>
+              </w:rPr>
+              <w:t>AES-256</w:t>
+            </w:r>
+            <w:r>
+              <w:rPr>
+                <w:sz w:val="24"/>
+              </w:rPr>
+              <w:t xml:space="preserve"> и </w:t>
+            </w:r>
+            <w:r>
+              <w:rPr>
+                <w:i/>
+                <w:sz w:val="24"/>
+              </w:rPr>
+              <w:t>TLS</w:t>
+            </w:r>
+            <w:r>
+              <w:rPr>
+                <w:sz w:val="24"/>
+              </w:rPr>
+              <w:t xml:space="preserve"> 1.2+, хранение данных документов до 24 часов, обучение моделей на данных клиентов не ведется, соответствие </w:t>
+            </w:r>
+            <w:r>
+              <w:rPr>
+                <w:i/>
+                <w:sz w:val="24"/>
+              </w:rPr>
+              <w:t>GDPR</w:t>
+            </w:r>
+            <w:r>
+              <w:rPr>
+                <w:sz w:val="24"/>
+              </w:rPr>
+              <w:t xml:space="preserve"> и </w:t>
+            </w:r>
+            <w:r>
+              <w:rPr>
+                <w:i/>
+                <w:sz w:val="24"/>
+              </w:rPr>
+              <w:t>AI</w:t>
+            </w:r>
+            <w:r>
+              <w:rPr>
+                <w:sz w:val="24"/>
+              </w:rPr>
+              <w:t xml:space="preserve"> </w:t>
+            </w:r>
+            <w:r>
+              <w:rPr>
+                <w:i/>
+                <w:sz w:val="24"/>
+              </w:rPr>
+              <w:t>Act</w:t>
+            </w:r>
+          </w:p>
+        </w:tc>
+        <w:tc>
+          <w:tcPr>
+            <w:tcW w:w="2770" w:type="dxa"/>
+            <w:vAlign w:val="center"/>
+          </w:tcPr>
+          <w:p>
+            <w:pPr>
+              <w:pStyle w:val="Compact"/>
+              <w:spacing w:before="0" w:after="0" w:line="280" w:lineRule="exact"/>
+              <w:jc w:val="center"/>
+            </w:pPr>
+            <w:r>
+              <w:rPr>
+                <w:sz w:val="24"/>
+              </w:rPr>
+              <w:t>подтверждает признак «раскрытие безопасности и соответствия»: ожидание рынка выше, чем у специализированных игроков</w:t>
+            </w:r>
+          </w:p>
+        </w:tc>
+      </w:tr>
+      <w:tr>
+        <w:trPr>
+          <w:cantSplit/>
+          <w:jc w:val="center"/>
+        </w:trPr>
+        <w:tc>
+          <w:tcPr>
+            <w:tcW w:w="1888" w:type="dxa"/>
+            <w:vAlign w:val="center"/>
+          </w:tcPr>
+          <w:p>
+            <w:pPr>
+              <w:pStyle w:val="Compact"/>
+              <w:spacing w:before="0" w:after="0" w:line="280" w:lineRule="exact"/>
+              <w:jc w:val="center"/>
+            </w:pPr>
+            <w:r>
+              <w:rPr>
+                <w:i/>
+                <w:sz w:val="24"/>
+              </w:rPr>
+              <w:t>DataSnipper</w:t>
+            </w:r>
+          </w:p>
+        </w:tc>
+        <w:tc>
+          <w:tcPr>
+            <w:tcW w:w="2079" w:type="dxa"/>
+            <w:vAlign w:val="center"/>
+          </w:tcPr>
+          <w:p>
+            <w:pPr>
+              <w:pStyle w:val="Compact"/>
+              <w:spacing w:before="0" w:after="0" w:line="280" w:lineRule="exact"/>
+              <w:jc w:val="center"/>
+            </w:pPr>
+            <w:r>
+              <w:rPr>
+                <w:sz w:val="24"/>
+              </w:rPr>
+              <w:t>Цены</w:t>
+            </w:r>
+          </w:p>
+        </w:tc>
+        <w:tc>
+          <w:tcPr>
+            <w:tcW w:w="2616" w:type="dxa"/>
+            <w:vAlign w:val="center"/>
+          </w:tcPr>
+          <w:p>
+            <w:pPr>
+              <w:pStyle w:val="Compact"/>
+              <w:spacing w:before="0" w:after="0" w:line="280" w:lineRule="exact"/>
+              <w:jc w:val="center"/>
+            </w:pPr>
+            <w:r>
+              <w:rPr>
+                <w:sz w:val="24"/>
+              </w:rPr>
+              <w:t xml:space="preserve">тарифы </w:t>
+            </w:r>
+            <w:r>
+              <w:rPr>
+                <w:i/>
+                <w:sz w:val="24"/>
+              </w:rPr>
+              <w:t>Start</w:t>
+            </w:r>
+            <w:r>
+              <w:rPr>
+                <w:sz w:val="24"/>
+              </w:rPr>
+              <w:t xml:space="preserve">, </w:t>
+            </w:r>
+            <w:r>
+              <w:rPr>
+                <w:i/>
+                <w:sz w:val="24"/>
+              </w:rPr>
+              <w:t>Accelerate</w:t>
+            </w:r>
+            <w:r>
+              <w:rPr>
+                <w:sz w:val="24"/>
+              </w:rPr>
+              <w:t xml:space="preserve">, </w:t>
+            </w:r>
+            <w:r>
+              <w:rPr>
+                <w:i/>
+                <w:sz w:val="24"/>
+              </w:rPr>
+              <w:t>Elevate</w:t>
+            </w:r>
+            <w:r>
+              <w:rPr>
+                <w:sz w:val="24"/>
+              </w:rPr>
+              <w:t xml:space="preserve"> без сумм, вход через «</w:t>
+            </w:r>
+            <w:r>
+              <w:rPr>
+                <w:i/>
+                <w:sz w:val="24"/>
+              </w:rPr>
+              <w:t>Book</w:t>
+            </w:r>
+            <w:r>
+              <w:rPr>
+                <w:sz w:val="24"/>
+              </w:rPr>
+              <w:t xml:space="preserve"> </w:t>
+            </w:r>
+            <w:r>
+              <w:rPr>
+                <w:i/>
+                <w:sz w:val="24"/>
+              </w:rPr>
+              <w:t>demo</w:t>
+            </w:r>
+            <w:r>
+              <w:rPr>
+                <w:sz w:val="24"/>
+              </w:rPr>
+              <w:t>» и «</w:t>
+            </w:r>
+            <w:r>
+              <w:rPr>
+                <w:i/>
+                <w:sz w:val="24"/>
+              </w:rPr>
+              <w:t>Contact</w:t>
+            </w:r>
+            <w:r>
+              <w:rPr>
+                <w:sz w:val="24"/>
+              </w:rPr>
+              <w:t xml:space="preserve"> </w:t>
+            </w:r>
+            <w:r>
+              <w:rPr>
+                <w:i/>
+                <w:sz w:val="24"/>
+              </w:rPr>
+              <w:t>sales</w:t>
+            </w:r>
+            <w:r>
+              <w:rPr>
+                <w:sz w:val="24"/>
+              </w:rPr>
+              <w:t>»</w:t>
+            </w:r>
+          </w:p>
+        </w:tc>
+        <w:tc>
+          <w:tcPr>
+            <w:tcW w:w="2770" w:type="dxa"/>
+            <w:vAlign w:val="center"/>
+          </w:tcPr>
+          <w:p>
+            <w:pPr>
+              <w:pStyle w:val="Compact"/>
+              <w:spacing w:before="0" w:after="0" w:line="280" w:lineRule="exact"/>
+              <w:jc w:val="center"/>
+            </w:pPr>
+            <w:r>
+              <w:rPr>
+                <w:sz w:val="24"/>
+              </w:rPr>
+              <w:t>подтверждает модель с демо как входом и скрытую цену</w:t>
+            </w:r>
+          </w:p>
+        </w:tc>
+      </w:tr>
+      <w:tr>
+        <w:trPr>
+          <w:cantSplit/>
+          <w:jc w:val="center"/>
+        </w:trPr>
+        <w:tc>
+          <w:tcPr>
+            <w:tcW w:w="1888" w:type="dxa"/>
+            <w:vAlign w:val="center"/>
+          </w:tcPr>
+          <w:p>
+            <w:pPr>
+              <w:pStyle w:val="Compact"/>
+              <w:spacing w:before="0" w:after="0" w:line="280" w:lineRule="exact"/>
+              <w:jc w:val="center"/>
+            </w:pPr>
+            <w:r>
+              <w:rPr>
+                <w:i/>
+                <w:sz w:val="24"/>
+              </w:rPr>
+              <w:t>Datarails</w:t>
+            </w:r>
+          </w:p>
+        </w:tc>
+        <w:tc>
+          <w:tcPr>
+            <w:tcW w:w="2079" w:type="dxa"/>
+            <w:vAlign w:val="center"/>
+          </w:tcPr>
+          <w:p>
+            <w:pPr>
+              <w:pStyle w:val="Compact"/>
+              <w:spacing w:before="0" w:after="0" w:line="280" w:lineRule="exact"/>
+              <w:jc w:val="center"/>
+            </w:pPr>
+            <w:r>
+              <w:rPr>
+                <w:sz w:val="24"/>
+              </w:rPr>
+              <w:t>Цены</w:t>
+            </w:r>
+          </w:p>
+        </w:tc>
+        <w:tc>
+          <w:tcPr>
+            <w:tcW w:w="2616" w:type="dxa"/>
+            <w:vAlign w:val="center"/>
+          </w:tcPr>
+          <w:p>
+            <w:pPr>
+              <w:pStyle w:val="Compact"/>
+              <w:spacing w:before="0" w:after="0" w:line="280" w:lineRule="exact"/>
+              <w:jc w:val="center"/>
+            </w:pPr>
+            <w:r>
+              <w:rPr>
+                <w:sz w:val="24"/>
+              </w:rPr>
+              <w:t xml:space="preserve">тарифы </w:t>
+            </w:r>
+            <w:r>
+              <w:rPr>
+                <w:i/>
+                <w:sz w:val="24"/>
+              </w:rPr>
+              <w:t>Professional</w:t>
+            </w:r>
+            <w:r>
+              <w:rPr>
+                <w:sz w:val="24"/>
+              </w:rPr>
+              <w:t xml:space="preserve">, </w:t>
+            </w:r>
+            <w:r>
+              <w:rPr>
+                <w:i/>
+                <w:sz w:val="24"/>
+              </w:rPr>
+              <w:t>Premium</w:t>
+            </w:r>
+            <w:r>
+              <w:rPr>
+                <w:sz w:val="24"/>
+              </w:rPr>
+              <w:t xml:space="preserve">, </w:t>
+            </w:r>
+            <w:r>
+              <w:rPr>
+                <w:i/>
+                <w:sz w:val="24"/>
+              </w:rPr>
+              <w:t>Expert</w:t>
+            </w:r>
+            <w:r>
+              <w:rPr>
+                <w:sz w:val="24"/>
+              </w:rPr>
+              <w:t xml:space="preserve"> без сумм, «</w:t>
+            </w:r>
+            <w:r>
+              <w:rPr>
+                <w:i/>
+                <w:sz w:val="24"/>
+              </w:rPr>
+              <w:t>Request</w:t>
+            </w:r>
+            <w:r>
+              <w:rPr>
+                <w:sz w:val="24"/>
+              </w:rPr>
+              <w:t xml:space="preserve"> </w:t>
+            </w:r>
+            <w:r>
+              <w:rPr>
+                <w:i/>
+                <w:sz w:val="24"/>
+              </w:rPr>
+              <w:t>Quote</w:t>
+            </w:r>
+            <w:r>
+              <w:rPr>
+                <w:sz w:val="24"/>
+              </w:rPr>
+              <w:t>» и «</w:t>
+            </w:r>
+            <w:r>
+              <w:rPr>
+                <w:i/>
+                <w:sz w:val="24"/>
+              </w:rPr>
+              <w:t>Request</w:t>
+            </w:r>
+            <w:r>
+              <w:rPr>
+                <w:sz w:val="24"/>
+              </w:rPr>
+              <w:t xml:space="preserve"> </w:t>
+            </w:r>
+            <w:r>
+              <w:rPr>
+                <w:i/>
+                <w:sz w:val="24"/>
+              </w:rPr>
+              <w:t>Demo</w:t>
+            </w:r>
+            <w:r>
+              <w:rPr>
+                <w:sz w:val="24"/>
+              </w:rPr>
+              <w:t xml:space="preserve">», </w:t>
+            </w:r>
+            <w:r>
+              <w:rPr>
+                <w:sz w:val="24"/>
+              </w:rPr>
+              <w:t>пробного периода нет</w:t>
+            </w:r>
+          </w:p>
+        </w:tc>
+        <w:tc>
+          <w:tcPr>
+            <w:tcW w:w="2770" w:type="dxa"/>
+            <w:vAlign w:val="center"/>
+          </w:tcPr>
+          <w:p>
+            <w:pPr>
+              <w:pStyle w:val="Compact"/>
+              <w:spacing w:before="0" w:after="0" w:line="280" w:lineRule="exact"/>
+              <w:jc w:val="center"/>
+            </w:pPr>
+            <w:r>
+              <w:rPr>
+                <w:sz w:val="24"/>
+              </w:rPr>
+              <w:t>подтверждает цену по запросу и длинный цикл продажи</w:t>
+            </w:r>
+          </w:p>
+        </w:tc>
+      </w:tr>
+      <w:tr>
+        <w:trPr>
+          <w:cantSplit/>
+          <w:jc w:val="center"/>
+        </w:trPr>
+        <w:tc>
+          <w:tcPr>
+            <w:tcW w:w="1888" w:type="dxa"/>
+            <w:vAlign w:val="center"/>
+          </w:tcPr>
+          <w:p>
+            <w:pPr>
+              <w:pStyle w:val="Compact"/>
+              <w:spacing w:before="0" w:after="0" w:line="280" w:lineRule="exact"/>
+              <w:jc w:val="center"/>
+            </w:pPr>
+            <w:r>
+              <w:rPr>
+                <w:i/>
+                <w:sz w:val="24"/>
+              </w:rPr>
+              <w:t>Arixcel</w:t>
+            </w:r>
+          </w:p>
+        </w:tc>
+        <w:tc>
+          <w:tcPr>
+            <w:tcW w:w="2079" w:type="dxa"/>
+            <w:vAlign w:val="center"/>
+          </w:tcPr>
+          <w:p>
+            <w:pPr>
+              <w:pStyle w:val="Compact"/>
+              <w:spacing w:before="0" w:after="0" w:line="280" w:lineRule="exact"/>
+              <w:jc w:val="center"/>
+            </w:pPr>
+            <w:r>
+              <w:rPr>
+                <w:sz w:val="24"/>
+              </w:rPr>
+              <w:t>Загрузка и лицензия</w:t>
+            </w:r>
+          </w:p>
+        </w:tc>
+        <w:tc>
+          <w:tcPr>
+            <w:tcW w:w="2616" w:type="dxa"/>
+            <w:vAlign w:val="center"/>
+          </w:tcPr>
+          <w:p>
+            <w:pPr>
+              <w:pStyle w:val="Compact"/>
+              <w:spacing w:before="0" w:after="0" w:line="280" w:lineRule="exact"/>
+              <w:jc w:val="center"/>
+            </w:pPr>
+            <w:r>
+              <w:rPr>
+                <w:sz w:val="24"/>
+              </w:rPr>
+              <w:t xml:space="preserve">цена 2,75 </w:t>
+            </w:r>
+            <w:r>
+              <w:rPr>
+                <w:i/>
+                <w:sz w:val="24"/>
+              </w:rPr>
+              <w:t>GBP</w:t>
+            </w:r>
+            <w:r>
+              <w:rPr>
+                <w:sz w:val="24"/>
+              </w:rPr>
+              <w:t xml:space="preserve"> за пользователя в месяц, лицензия на 12-36 месяцев, только </w:t>
+            </w:r>
+            <w:r>
+              <w:rPr>
+                <w:i/>
+                <w:sz w:val="24"/>
+              </w:rPr>
+              <w:t>Windows</w:t>
+            </w:r>
+            <w:r>
+              <w:rPr>
+                <w:sz w:val="24"/>
+              </w:rPr>
+              <w:t xml:space="preserve">-версии </w:t>
+            </w:r>
+            <w:r>
+              <w:rPr>
+                <w:i/>
+                <w:sz w:val="24"/>
+              </w:rPr>
+              <w:t>Excel</w:t>
+            </w:r>
+            <w:r>
+              <w:rPr>
+                <w:sz w:val="24"/>
+              </w:rPr>
+              <w:t>, есть пробный режим и раздел информационной безопасности, ве</w:t>
+            </w:r>
+            <w:r>
+              <w:rPr>
+                <w:sz w:val="24"/>
+              </w:rPr>
+              <w:t>рсия 9.0</w:t>
+            </w:r>
+          </w:p>
+        </w:tc>
+        <w:tc>
+          <w:tcPr>
+            <w:tcW w:w="2770" w:type="dxa"/>
+            <w:vAlign w:val="center"/>
+          </w:tcPr>
+          <w:p>
+            <w:pPr>
+              <w:pStyle w:val="Compact"/>
+              <w:spacing w:before="0" w:after="0" w:line="280" w:lineRule="exact"/>
+              <w:jc w:val="center"/>
+            </w:pPr>
+            <w:r>
+              <w:rPr>
+                <w:sz w:val="24"/>
+              </w:rPr>
+              <w:t xml:space="preserve">цена не скрыта, как принято в таблицах ЛР5; оценка прозрачности </w:t>
+            </w:r>
+            <w:r>
+              <w:rPr>
+                <w:i/>
+                <w:sz w:val="24"/>
+              </w:rPr>
+              <w:t>Arixcel</w:t>
+            </w:r>
+            <w:r>
+              <w:rPr>
+                <w:sz w:val="24"/>
+              </w:rPr>
+              <w:t xml:space="preserve"> (1) занижена</w:t>
+            </w:r>
+          </w:p>
+        </w:tc>
+      </w:tr>
+      <w:tr>
+        <w:trPr>
+          <w:cantSplit/>
+          <w:jc w:val="center"/>
+        </w:trPr>
+        <w:tc>
+          <w:tcPr>
+            <w:tcW w:w="1888" w:type="dxa"/>
+            <w:vAlign w:val="center"/>
+          </w:tcPr>
+          <w:p>
+            <w:pPr>
+              <w:pStyle w:val="Compact"/>
+              <w:spacing w:before="0" w:after="0" w:line="280" w:lineRule="exact"/>
+              <w:jc w:val="center"/>
+            </w:pPr>
+            <w:r>
+              <w:rPr>
+                <w:i/>
+                <w:sz w:val="24"/>
+              </w:rPr>
+              <w:t>Operis</w:t>
+            </w:r>
+            <w:r>
+              <w:rPr>
+                <w:sz w:val="24"/>
+              </w:rPr>
+              <w:t xml:space="preserve"> (</w:t>
+            </w:r>
+            <w:r>
+              <w:rPr>
+                <w:i/>
+                <w:sz w:val="24"/>
+              </w:rPr>
+              <w:t>OAK</w:t>
+            </w:r>
+            <w:r>
+              <w:rPr>
+                <w:sz w:val="24"/>
+              </w:rPr>
+              <w:t>)</w:t>
+            </w:r>
+          </w:p>
+        </w:tc>
+        <w:tc>
+          <w:tcPr>
+            <w:tcW w:w="2079" w:type="dxa"/>
+            <w:vAlign w:val="center"/>
+          </w:tcPr>
+          <w:p>
+            <w:pPr>
+              <w:pStyle w:val="Compact"/>
+              <w:spacing w:before="0" w:after="0" w:line="280" w:lineRule="exact"/>
+              <w:jc w:val="center"/>
+            </w:pPr>
+            <w:r>
+              <w:rPr>
+                <w:sz w:val="24"/>
+              </w:rPr>
+              <w:t>Цены</w:t>
+            </w:r>
+          </w:p>
+        </w:tc>
+        <w:tc>
+          <w:tcPr>
+            <w:tcW w:w="2616" w:type="dxa"/>
+            <w:vAlign w:val="center"/>
+          </w:tcPr>
+          <w:p>
+            <w:pPr>
+              <w:pStyle w:val="Compact"/>
+              <w:spacing w:before="0" w:after="0" w:line="280" w:lineRule="exact"/>
+              <w:jc w:val="center"/>
+            </w:pPr>
+            <w:r>
+              <w:rPr>
+                <w:sz w:val="24"/>
+              </w:rPr>
+              <w:t xml:space="preserve">годовая подписка 311,66 </w:t>
+            </w:r>
+            <w:r>
+              <w:rPr>
+                <w:i/>
+                <w:sz w:val="24"/>
+              </w:rPr>
+              <w:t>GBP</w:t>
+            </w:r>
+            <w:r>
+              <w:rPr>
+                <w:sz w:val="24"/>
+              </w:rPr>
+              <w:t xml:space="preserve"> плюс налог, более 30 инструментов, кнопки «</w:t>
+            </w:r>
+            <w:r>
+              <w:rPr>
+                <w:i/>
+                <w:sz w:val="24"/>
+              </w:rPr>
+              <w:t>Try</w:t>
+            </w:r>
+            <w:r>
+              <w:rPr>
+                <w:sz w:val="24"/>
+              </w:rPr>
+              <w:t xml:space="preserve"> </w:t>
+            </w:r>
+            <w:r>
+              <w:rPr>
+                <w:i/>
+                <w:sz w:val="24"/>
+              </w:rPr>
+              <w:t>OAK</w:t>
+            </w:r>
+            <w:r>
+              <w:rPr>
+                <w:sz w:val="24"/>
+              </w:rPr>
+              <w:t>» и «</w:t>
+            </w:r>
+            <w:r>
+              <w:rPr>
+                <w:i/>
+                <w:sz w:val="24"/>
+              </w:rPr>
+              <w:t>Buy</w:t>
+            </w:r>
+            <w:r>
+              <w:rPr>
+                <w:sz w:val="24"/>
+              </w:rPr>
+              <w:t xml:space="preserve"> </w:t>
+            </w:r>
+            <w:r>
+              <w:rPr>
+                <w:i/>
+                <w:sz w:val="24"/>
+              </w:rPr>
+              <w:t>now</w:t>
+            </w:r>
+            <w:r>
+              <w:rPr>
+                <w:sz w:val="24"/>
+              </w:rPr>
+              <w:t>»</w:t>
+            </w:r>
+          </w:p>
+        </w:tc>
+        <w:tc>
+          <w:tcPr>
+            <w:tcW w:w="2770" w:type="dxa"/>
+            <w:vAlign w:val="center"/>
+          </w:tcPr>
+          <w:p>
+            <w:pPr>
+              <w:pStyle w:val="Compact"/>
+              <w:spacing w:before="0" w:after="0" w:line="280" w:lineRule="exact"/>
+              <w:jc w:val="center"/>
+            </w:pPr>
+            <w:r>
+              <w:rPr>
+                <w:sz w:val="24"/>
+              </w:rPr>
+              <w:t xml:space="preserve">цена не скрыта, как принято в ЛР5; оценка прозрачности </w:t>
+            </w:r>
+            <w:r>
+              <w:rPr>
+                <w:i/>
+                <w:sz w:val="24"/>
+              </w:rPr>
+              <w:t>Operis</w:t>
+            </w:r>
+            <w:r>
+              <w:rPr>
+                <w:sz w:val="24"/>
+              </w:rPr>
+              <w:t xml:space="preserve"> (1) занижена</w:t>
+            </w:r>
+          </w:p>
+        </w:tc>
+      </w:tr>
+      <w:tr>
+        <w:trPr>
+          <w:cantSplit/>
+          <w:jc w:val="center"/>
+        </w:trPr>
+        <w:tc>
+          <w:tcPr>
+            <w:tcW w:w="1888" w:type="dxa"/>
+            <w:vAlign w:val="center"/>
+          </w:tcPr>
+          <w:p>
+            <w:pPr>
+              <w:pStyle w:val="Compact"/>
+              <w:spacing w:before="0" w:after="0" w:line="280" w:lineRule="exact"/>
+              <w:jc w:val="center"/>
+            </w:pPr>
+            <w:r>
+              <w:rPr>
+                <w:i/>
+                <w:sz w:val="24"/>
+              </w:rPr>
+              <w:lastRenderedPageBreak/>
+              <w:t>Shortcut</w:t>
+            </w:r>
+          </w:p>
+        </w:tc>
+        <w:tc>
+          <w:tcPr>
+            <w:tcW w:w="2079" w:type="dxa"/>
+            <w:vAlign w:val="center"/>
+          </w:tcPr>
+          <w:p>
+            <w:pPr>
+              <w:pStyle w:val="Compact"/>
+              <w:spacing w:before="0" w:after="0" w:line="280" w:lineRule="exact"/>
+              <w:jc w:val="center"/>
+            </w:pPr>
+            <w:r>
+              <w:rPr>
+                <w:sz w:val="24"/>
+              </w:rPr>
+              <w:t>Центр приватности и безопасности</w:t>
+            </w:r>
+          </w:p>
+        </w:tc>
+        <w:tc>
+          <w:tcPr>
+            <w:tcW w:w="2616" w:type="dxa"/>
+            <w:vAlign w:val="center"/>
+          </w:tcPr>
+          <w:p>
+            <w:pPr>
+              <w:pStyle w:val="Compact"/>
+              <w:spacing w:before="0" w:after="0" w:line="280" w:lineRule="exact"/>
+              <w:jc w:val="center"/>
+            </w:pPr>
+            <w:r>
+              <w:rPr>
+                <w:sz w:val="24"/>
+              </w:rPr>
+              <w:t xml:space="preserve">по найденным описаниям: </w:t>
+            </w:r>
+            <w:r>
+              <w:rPr>
+                <w:i/>
+                <w:sz w:val="24"/>
+              </w:rPr>
+              <w:t>SOC</w:t>
+            </w:r>
+            <w:r>
+              <w:rPr>
+                <w:sz w:val="24"/>
+              </w:rPr>
+              <w:t xml:space="preserve"> 2 </w:t>
+            </w:r>
+            <w:r>
+              <w:rPr>
+                <w:i/>
+                <w:sz w:val="24"/>
+              </w:rPr>
+              <w:t>Type</w:t>
+            </w:r>
+            <w:r>
+              <w:rPr>
+                <w:sz w:val="24"/>
+              </w:rPr>
+              <w:t xml:space="preserve"> </w:t>
+            </w:r>
+            <w:r>
+              <w:rPr>
+                <w:i/>
+                <w:sz w:val="24"/>
+              </w:rPr>
+              <w:t>I</w:t>
+            </w:r>
+            <w:r>
+              <w:rPr>
+                <w:sz w:val="24"/>
+              </w:rPr>
+              <w:t xml:space="preserve"> выполнен, отчет </w:t>
+            </w:r>
+            <w:r>
+              <w:rPr>
+                <w:i/>
+                <w:sz w:val="24"/>
+              </w:rPr>
+              <w:t>Type</w:t>
+            </w:r>
+            <w:r>
+              <w:rPr>
+                <w:sz w:val="24"/>
+              </w:rPr>
+              <w:t xml:space="preserve"> </w:t>
+            </w:r>
+            <w:r>
+              <w:rPr>
+                <w:i/>
+                <w:sz w:val="24"/>
+              </w:rPr>
+              <w:t>II</w:t>
+            </w:r>
+            <w:r>
+              <w:rPr>
+                <w:sz w:val="24"/>
+              </w:rPr>
+              <w:t xml:space="preserve"> ожидался в начале 2026, вход через </w:t>
+            </w:r>
+            <w:r>
+              <w:rPr>
+                <w:i/>
+                <w:sz w:val="24"/>
+              </w:rPr>
+              <w:t>Google</w:t>
+            </w:r>
+            <w:r>
+              <w:rPr>
+                <w:sz w:val="24"/>
+              </w:rPr>
+              <w:t xml:space="preserve"> </w:t>
+            </w:r>
+            <w:r>
+              <w:rPr>
+                <w:i/>
+                <w:sz w:val="24"/>
+              </w:rPr>
+              <w:t>OAuth</w:t>
+            </w:r>
+            <w:r>
+              <w:rPr>
+                <w:sz w:val="24"/>
+              </w:rPr>
+              <w:t xml:space="preserve"> и </w:t>
+            </w:r>
+            <w:r>
+              <w:rPr>
+                <w:i/>
+                <w:sz w:val="24"/>
+              </w:rPr>
+              <w:t>SAML</w:t>
+            </w:r>
+            <w:r>
+              <w:rPr>
+                <w:sz w:val="24"/>
+              </w:rPr>
+              <w:t>, ролевой доступ</w:t>
+            </w:r>
+          </w:p>
+        </w:tc>
+        <w:tc>
+          <w:tcPr>
+            <w:tcW w:w="2770" w:type="dxa"/>
+            <w:vAlign w:val="center"/>
+          </w:tcPr>
+          <w:p>
+            <w:pPr>
+              <w:pStyle w:val="Compact"/>
+              <w:spacing w:before="0" w:after="0" w:line="280" w:lineRule="exact"/>
+              <w:jc w:val="center"/>
+            </w:pPr>
+            <w:r>
+              <w:rPr>
+                <w:sz w:val="24"/>
+              </w:rPr>
+              <w:t>заявле</w:t>
+            </w:r>
+            <w:r>
+              <w:rPr>
+                <w:sz w:val="24"/>
+              </w:rPr>
+              <w:t xml:space="preserve">ние </w:t>
+            </w:r>
+            <w:r>
+              <w:rPr>
+                <w:i/>
+                <w:sz w:val="24"/>
+              </w:rPr>
+              <w:t>Type</w:t>
+            </w:r>
+            <w:r>
+              <w:rPr>
+                <w:sz w:val="24"/>
+              </w:rPr>
+              <w:t xml:space="preserve"> </w:t>
+            </w:r>
+            <w:r>
+              <w:rPr>
+                <w:i/>
+                <w:sz w:val="24"/>
+              </w:rPr>
+              <w:t>II</w:t>
+            </w:r>
+            <w:r>
+              <w:rPr>
+                <w:sz w:val="24"/>
+              </w:rPr>
+              <w:t xml:space="preserve"> на главной подтверждено частично; надежность средняя</w:t>
+            </w:r>
+          </w:p>
+        </w:tc>
+      </w:tr>
+      <w:tr>
+        <w:trPr>
+          <w:cantSplit/>
+          <w:jc w:val="center"/>
+        </w:trPr>
+        <w:tc>
+          <w:tcPr>
+            <w:tcW w:w="1888" w:type="dxa"/>
+            <w:vAlign w:val="center"/>
+          </w:tcPr>
+          <w:p>
+            <w:pPr>
+              <w:pStyle w:val="Compact"/>
+              <w:spacing w:before="0" w:after="0" w:line="280" w:lineRule="exact"/>
+              <w:jc w:val="center"/>
+            </w:pPr>
+            <w:r>
+              <w:rPr>
+                <w:i/>
+                <w:sz w:val="24"/>
+              </w:rPr>
+              <w:t>PerfectXL</w:t>
+            </w:r>
+          </w:p>
+        </w:tc>
+        <w:tc>
+          <w:tcPr>
+            <w:tcW w:w="2079" w:type="dxa"/>
+            <w:vAlign w:val="center"/>
+          </w:tcPr>
+          <w:p>
+            <w:pPr>
+              <w:pStyle w:val="Compact"/>
+              <w:spacing w:before="0" w:after="0" w:line="280" w:lineRule="exact"/>
+              <w:jc w:val="center"/>
+            </w:pPr>
+            <w:r>
+              <w:rPr>
+                <w:sz w:val="24"/>
+              </w:rPr>
+              <w:t>Политика конфиденциальности</w:t>
+            </w:r>
+          </w:p>
+        </w:tc>
+        <w:tc>
+          <w:tcPr>
+            <w:tcW w:w="2616" w:type="dxa"/>
+            <w:vAlign w:val="center"/>
+          </w:tcPr>
+          <w:p>
+            <w:pPr>
+              <w:pStyle w:val="Compact"/>
+              <w:spacing w:before="0" w:after="0" w:line="280" w:lineRule="exact"/>
+              <w:jc w:val="center"/>
+            </w:pPr>
+            <w:r>
+              <w:rPr>
+                <w:sz w:val="24"/>
+              </w:rPr>
+              <w:t>данные о лицензии и использовании могут проверяться и записываться; сертификаты безопасности на найденных страницах не указаны</w:t>
+            </w:r>
+          </w:p>
+        </w:tc>
+        <w:tc>
+          <w:tcPr>
+            <w:tcW w:w="2770" w:type="dxa"/>
+            <w:vAlign w:val="center"/>
+          </w:tcPr>
+          <w:p>
+            <w:pPr>
+              <w:pStyle w:val="Compact"/>
+              <w:spacing w:before="0" w:after="0" w:line="280" w:lineRule="exact"/>
+              <w:jc w:val="center"/>
+            </w:pPr>
+            <w:r>
+              <w:rPr>
+                <w:sz w:val="24"/>
+              </w:rPr>
+              <w:t>подтверждает слабое раскрытие безопасности у специализированных игроков</w:t>
+            </w:r>
+          </w:p>
+        </w:tc>
+      </w:tr>
+      <w:tr>
+        <w:trPr>
+          <w:cantSplit/>
+          <w:jc w:val="center"/>
+        </w:trPr>
+        <w:tc>
+          <w:tcPr>
+            <w:tcW w:w="1888" w:type="dxa"/>
+            <w:vAlign w:val="center"/>
+          </w:tcPr>
+          <w:p>
+            <w:pPr>
+              <w:pStyle w:val="Compact"/>
+              <w:spacing w:before="0" w:after="0" w:line="280" w:lineRule="exact"/>
+              <w:jc w:val="center"/>
+            </w:pPr>
+            <w:r>
+              <w:rPr>
+                <w:i/>
+                <w:sz w:val="24"/>
+              </w:rPr>
+              <w:t>Shortcut</w:t>
+            </w:r>
+            <w:r>
+              <w:rPr>
+                <w:sz w:val="24"/>
+              </w:rPr>
+              <w:t xml:space="preserve">, </w:t>
+            </w:r>
+            <w:r>
+              <w:rPr>
+                <w:i/>
+                <w:sz w:val="24"/>
+              </w:rPr>
+              <w:t>PerfectXL</w:t>
+            </w:r>
+            <w:r>
+              <w:rPr>
+                <w:sz w:val="24"/>
+              </w:rPr>
+              <w:t xml:space="preserve">, </w:t>
+            </w:r>
+            <w:r>
+              <w:rPr>
+                <w:i/>
+                <w:sz w:val="24"/>
+              </w:rPr>
+              <w:t>Datarails</w:t>
+            </w:r>
+            <w:r>
+              <w:rPr>
+                <w:sz w:val="24"/>
+              </w:rPr>
+              <w:t xml:space="preserve">, </w:t>
+            </w:r>
+            <w:r>
+              <w:rPr>
+                <w:i/>
+                <w:sz w:val="24"/>
+              </w:rPr>
+              <w:t>Numerous.ai</w:t>
+            </w:r>
+          </w:p>
+        </w:tc>
+        <w:tc>
+          <w:tcPr>
+            <w:tcW w:w="2079" w:type="dxa"/>
+            <w:vAlign w:val="center"/>
+          </w:tcPr>
+          <w:p>
+            <w:pPr>
+              <w:pStyle w:val="Compact"/>
+              <w:spacing w:before="0" w:after="0" w:line="280" w:lineRule="exact"/>
+              <w:jc w:val="center"/>
+            </w:pPr>
+            <w:r>
+              <w:rPr>
+                <w:sz w:val="24"/>
+              </w:rPr>
+              <w:t>Страницы без</w:t>
+            </w:r>
+            <w:r>
+              <w:rPr>
+                <w:sz w:val="24"/>
+              </w:rPr>
+              <w:t>опасности</w:t>
+            </w:r>
+          </w:p>
+        </w:tc>
+        <w:tc>
+          <w:tcPr>
+            <w:tcW w:w="2616" w:type="dxa"/>
+            <w:vAlign w:val="center"/>
+          </w:tcPr>
+          <w:p>
+            <w:pPr>
+              <w:pStyle w:val="Compact"/>
+              <w:spacing w:before="0" w:after="0" w:line="280" w:lineRule="exact"/>
+              <w:jc w:val="center"/>
+            </w:pPr>
+            <w:r>
+              <w:rPr>
+                <w:sz w:val="24"/>
+              </w:rPr>
+              <w:t>отдельных страниц нет или они недоступны (ошибки 404 и 502, перенаправление на изображение)</w:t>
+            </w:r>
+          </w:p>
+        </w:tc>
+        <w:tc>
+          <w:tcPr>
+            <w:tcW w:w="2770" w:type="dxa"/>
+            <w:vAlign w:val="center"/>
+          </w:tcPr>
+          <w:p>
+            <w:pPr>
+              <w:pStyle w:val="Compact"/>
+              <w:spacing w:before="0" w:after="0" w:line="280" w:lineRule="exact"/>
+              <w:jc w:val="center"/>
+            </w:pPr>
+            <w:r>
+              <w:rPr>
+                <w:sz w:val="24"/>
+              </w:rPr>
+              <w:t>отсутствие отдельной страницы безопасности само является фактом для признака «раскрытие безопасности»</w:t>
+            </w:r>
+          </w:p>
+        </w:tc>
+      </w:tr>
+    </w:tbl>
+    <w:p>
+      <w:pPr>
+        <w:pStyle w:val="FirstParagraph"/>
+        <w:spacing w:before="0" w:after="0" w:line="360" w:lineRule="exact"/>
+        <w:ind w:firstLine="709"/>
+        <w:jc w:val="both"/>
+      </w:pPr>
+      <w:r>
+        <w:rPr>
+          <w:sz w:val="28"/>
+        </w:rPr>
+        <w:t xml:space="preserve">Проверено 11 адресов: 7 страниц дали данные (пять напрямую, две </w:t>
+      </w:r>
+      <w:r>
+        <w:rPr>
+          <w:i/>
+          <w:sz w:val="28"/>
+        </w:rPr>
+        <w:t>Shortcut</w:t>
+      </w:r>
+      <w:r>
+        <w:rPr>
+          <w:sz w:val="28"/>
+        </w:rPr>
+        <w:t xml:space="preserve"> и </w:t>
+      </w:r>
+      <w:r>
+        <w:rPr>
+          <w:i/>
+          <w:sz w:val="28"/>
+        </w:rPr>
+        <w:t>PerfectXL</w:t>
+      </w:r>
+      <w:r>
+        <w:rPr>
+          <w:sz w:val="28"/>
+        </w:rPr>
+        <w:t xml:space="preserve"> по описаниям поисковой выдачи), 4 адреса отдельной страницы безопасн</w:t>
+      </w:r>
+      <w:r>
+        <w:rPr>
+          <w:sz w:val="28"/>
+        </w:rPr>
+        <w:t xml:space="preserve">ости не имеют; план 14-20 страниц выполнен частично, а оставшиеся страницы (регистрация, оплата, интеграции) остаются в приложении Б. Результаты уточняют факты ЛР5; цены </w:t>
+      </w:r>
+      <w:r>
+        <w:rPr>
+          <w:i/>
+          <w:sz w:val="28"/>
+        </w:rPr>
+        <w:t>Arixcel</w:t>
+      </w:r>
+      <w:r>
+        <w:rPr>
+          <w:sz w:val="28"/>
+        </w:rPr>
+        <w:t xml:space="preserve"> и </w:t>
+      </w:r>
+      <w:r>
+        <w:rPr>
+          <w:i/>
+          <w:sz w:val="28"/>
+        </w:rPr>
+        <w:t>Operis</w:t>
+      </w:r>
+      <w:r>
+        <w:rPr>
+          <w:sz w:val="28"/>
+        </w:rPr>
+        <w:t xml:space="preserve"> были отмечены как не показанные, хотя опубликованы на страницах произ</w:t>
+      </w:r>
+      <w:r>
+        <w:rPr>
+          <w:sz w:val="28"/>
+        </w:rPr>
+        <w:t>водителей. Поэтому оценки прозрачности цен у этих двух компаний (1 из 5) занижены, а их место среди слабейших бизнес-моделей может измениться.</w:t>
+      </w:r>
+    </w:p>
+    <w:p>
+      <w:pPr>
+        <w:pStyle w:val="a0"/>
+        <w:spacing w:before="0" w:after="0" w:line="360" w:lineRule="exact"/>
+        <w:ind w:firstLine="709"/>
+        <w:jc w:val="both"/>
+      </w:pPr>
+      <w:r>
+        <w:rPr>
+          <w:sz w:val="28"/>
+        </w:rPr>
+        <w:t>Чувствительность: признак «прозрачные тарифы» по определению ЛР5 означает опубликованную лестницу тарифов (</w:t>
+      </w:r>
+      <w:r>
+        <w:rPr>
+          <w:i/>
+          <w:sz w:val="28"/>
+        </w:rPr>
+        <w:t>Shortc</w:t>
+      </w:r>
+      <w:r>
+        <w:rPr>
+          <w:i/>
+          <w:sz w:val="28"/>
+        </w:rPr>
+        <w:t>ut</w:t>
+      </w:r>
+      <w:r>
+        <w:rPr>
+          <w:sz w:val="28"/>
+        </w:rPr>
+        <w:t xml:space="preserve"> и </w:t>
+      </w:r>
+      <w:r>
+        <w:rPr>
+          <w:i/>
+          <w:sz w:val="28"/>
+        </w:rPr>
+        <w:t>Numerous.ai</w:t>
+      </w:r>
+      <w:r>
+        <w:rPr>
+          <w:sz w:val="28"/>
+        </w:rPr>
+        <w:t xml:space="preserve">, 2 из 7), поэтому единичные цены </w:t>
+      </w:r>
+      <w:r>
+        <w:rPr>
+          <w:i/>
+          <w:sz w:val="28"/>
+        </w:rPr>
+        <w:t>Arixcel</w:t>
+      </w:r>
+      <w:r>
+        <w:rPr>
+          <w:sz w:val="28"/>
+        </w:rPr>
+        <w:t xml:space="preserve"> и </w:t>
+      </w:r>
+      <w:r>
+        <w:rPr>
+          <w:i/>
+          <w:sz w:val="28"/>
+        </w:rPr>
+        <w:t>Operis</w:t>
+      </w:r>
+      <w:r>
+        <w:rPr>
+          <w:sz w:val="28"/>
+        </w:rPr>
+        <w:t xml:space="preserve"> не меняют статус «зона дифференциации». Если считать признаком любую опубликованную цену, показатель вырастет до 5 из 7 (71 %) и перейдет порог 70 % в рыночный стандарт; тогда возможностью </w:t>
+      </w:r>
+      <w:r>
+        <w:rPr>
+          <w:sz w:val="28"/>
+        </w:rPr>
+        <w:t xml:space="preserve">дифференциации остаются лестница тарифов с бесплатным входом и доказательство вывода. Баллы в книгах </w:t>
+      </w:r>
+      <w:r>
+        <w:rPr>
+          <w:i/>
+          <w:sz w:val="28"/>
+        </w:rPr>
+        <w:t>Excel</w:t>
+      </w:r>
+      <w:r>
+        <w:rPr>
+          <w:sz w:val="28"/>
+        </w:rPr>
+        <w:t xml:space="preserve"> не пересчитывались, чтобы не нарушать согласованность ЛР5-ЛР7; пересчет выполняется изменением </w:t>
+      </w:r>
+      <w:r>
+        <w:rPr>
+          <w:i/>
+          <w:sz w:val="28"/>
+        </w:rPr>
+        <w:t>data5.py</w:t>
+      </w:r>
+      <w:r>
+        <w:rPr>
+          <w:sz w:val="28"/>
+        </w:rPr>
+        <w:t xml:space="preserve"> и запуском </w:t>
+      </w:r>
+      <w:r>
+        <w:rPr>
+          <w:i/>
+          <w:sz w:val="28"/>
+        </w:rPr>
+        <w:t>fill5.py</w:t>
+      </w:r>
+      <w:r>
+        <w:rPr>
+          <w:sz w:val="28"/>
+        </w:rPr>
+        <w:t xml:space="preserve"> и </w:t>
+      </w:r>
+      <w:r>
+        <w:rPr>
+          <w:i/>
+          <w:sz w:val="28"/>
+        </w:rPr>
+        <w:t>analysis5.py</w:t>
+      </w:r>
+      <w:r>
+        <w:rPr>
+          <w:sz w:val="28"/>
+        </w:rPr>
+        <w:t>.</w:t>
       </w:r>
     </w:p>
     <w:bookmarkEnd w:id="38"/>
@@ -36377,7 +38044,7 @@
   <w:abstractNum w:abstractNumId="0" w15:restartNumberingAfterBreak="0">
     <w:nsid w:val="0000A990"/>
     <w:multiLevelType w:val="multilevel"/>
-    <w:tmpl w:val="70C0E784"/>
+    <w:tmpl w:val="6A860B0A"/>
     <w:lvl w:ilvl="0">
       <w:numFmt w:val="bullet"/>
       <w:lvlText w:val=" "/>
@@ -36454,7 +38121,7 @@
   <w:abstractNum w:abstractNumId="1" w15:restartNumberingAfterBreak="0">
     <w:nsid w:val="00A99411"/>
     <w:multiLevelType w:val="multilevel"/>
-    <w:tmpl w:val="466C0050"/>
+    <w:tmpl w:val="BC1AC6B2"/>
     <w:lvl w:ilvl="0">
       <w:start w:val="1"/>
       <w:numFmt w:val="decimal"/>
@@ -37932,7 +39599,7 @@
     <w:autoRedefine/>
     <w:uiPriority w:val="39"/>
     <w:unhideWhenUsed/>
-    <w:rsid w:val="00AF3F4F"/>
+    <w:rsid w:val="0037123E"/>
     <w:pPr>
       <w:spacing w:after="100"/>
     </w:pPr>
@@ -37944,7 +39611,7 @@
     <w:autoRedefine/>
     <w:uiPriority w:val="39"/>
     <w:unhideWhenUsed/>
-    <w:rsid w:val="00AF3F4F"/>
+    <w:rsid w:val="0037123E"/>
     <w:pPr>
       <w:spacing w:after="100"/>
       <w:ind w:left="240"/>

--- a/ЛР5_Анализ_конкурентов/ОТЧЕТ_ЛР5_TableMind.docx
+++ b/ЛР5_Анализ_конкурентов/ОТЧЕТ_ЛР5_TableMind.docx
@@ -245,7 +245,7 @@
       <w:r>
         <w:fldChar w:fldCharType="separate"/>
       </w:r>
-      <w:hyperlink w:anchor="_Toc241936239" w:history="1">
+      <w:hyperlink w:anchor="_Toc241936442" w:history="1">
         <w:r>
           <w:rPr>
             <w:rStyle w:val="af"/>
@@ -273,7 +273,7 @@
             <w:noProof/>
             <w:webHidden/>
           </w:rPr>
-          <w:instrText xml:space="preserve"> PAGEREF _Toc241936239 \h </w:instrText>
+          <w:instrText xml:space="preserve"> PAGEREF _Toc241936442 \h </w:instrText>
         </w:r>
         <w:r>
           <w:rPr>
@@ -314,7 +314,7 @@
           <w:noProof/>
         </w:rPr>
       </w:pPr>
-      <w:hyperlink w:anchor="_Toc241936240" w:history="1">
+      <w:hyperlink w:anchor="_Toc241936443" w:history="1">
         <w:r>
           <w:rPr>
             <w:rStyle w:val="af"/>
@@ -342,7 +342,7 @@
             <w:noProof/>
             <w:webHidden/>
           </w:rPr>
-          <w:instrText xml:space="preserve"> PAGEREF _Toc241936240 \h </w:instrText>
+          <w:instrText xml:space="preserve"> PAGEREF _Toc241936443 \h </w:instrText>
         </w:r>
         <w:r>
           <w:rPr>
@@ -383,7 +383,7 @@
           <w:noProof/>
         </w:rPr>
       </w:pPr>
-      <w:hyperlink w:anchor="_Toc241936241" w:history="1">
+      <w:hyperlink w:anchor="_Toc241936444" w:history="1">
         <w:r>
           <w:rPr>
             <w:rStyle w:val="af"/>
@@ -411,7 +411,7 @@
             <w:noProof/>
             <w:webHidden/>
           </w:rPr>
-          <w:instrText xml:space="preserve"> PAGEREF _Toc241936241 \h </w:instrText>
+          <w:instrText xml:space="preserve"> PAGEREF _Toc241936444 \h </w:instrText>
         </w:r>
         <w:r>
           <w:rPr>
@@ -452,7 +452,7 @@
           <w:noProof/>
         </w:rPr>
       </w:pPr>
-      <w:hyperlink w:anchor="_Toc241936242" w:history="1">
+      <w:hyperlink w:anchor="_Toc241936445" w:history="1">
         <w:r>
           <w:rPr>
             <w:rStyle w:val="af"/>
@@ -480,7 +480,7 @@
             <w:noProof/>
             <w:webHidden/>
           </w:rPr>
-          <w:instrText xml:space="preserve"> PAGEREF _Toc241936242 \h </w:instrText>
+          <w:instrText xml:space="preserve"> PAGEREF _Toc241936445 \h </w:instrText>
         </w:r>
         <w:r>
           <w:rPr>
@@ -521,7 +521,7 @@
           <w:noProof/>
         </w:rPr>
       </w:pPr>
-      <w:hyperlink w:anchor="_Toc241936243" w:history="1">
+      <w:hyperlink w:anchor="_Toc241936446" w:history="1">
         <w:r>
           <w:rPr>
             <w:rStyle w:val="af"/>
@@ -549,7 +549,7 @@
             <w:noProof/>
             <w:webHidden/>
           </w:rPr>
-          <w:instrText xml:space="preserve"> PAGEREF _Toc241936243 \h </w:instrText>
+          <w:instrText xml:space="preserve"> PAGEREF _Toc241936446 \h </w:instrText>
         </w:r>
         <w:r>
           <w:rPr>
@@ -590,7 +590,7 @@
           <w:noProof/>
         </w:rPr>
       </w:pPr>
-      <w:hyperlink w:anchor="_Toc241936244" w:history="1">
+      <w:hyperlink w:anchor="_Toc241936447" w:history="1">
         <w:r>
           <w:rPr>
             <w:rStyle w:val="af"/>
@@ -618,7 +618,7 @@
             <w:noProof/>
             <w:webHidden/>
           </w:rPr>
-          <w:instrText xml:space="preserve"> PAGEREF _Toc241936244 \h </w:instrText>
+          <w:instrText xml:space="preserve"> PAGEREF _Toc241936447 \h </w:instrText>
         </w:r>
         <w:r>
           <w:rPr>
@@ -659,7 +659,7 @@
           <w:noProof/>
         </w:rPr>
       </w:pPr>
-      <w:hyperlink w:anchor="_Toc241936245" w:history="1">
+      <w:hyperlink w:anchor="_Toc241936448" w:history="1">
         <w:r>
           <w:rPr>
             <w:rStyle w:val="af"/>
@@ -687,7 +687,7 @@
             <w:noProof/>
             <w:webHidden/>
           </w:rPr>
-          <w:instrText xml:space="preserve"> PAGEREF _Toc241936245 \h </w:instrText>
+          <w:instrText xml:space="preserve"> PAGEREF _Toc241936448 \h </w:instrText>
         </w:r>
         <w:r>
           <w:rPr>
@@ -728,7 +728,7 @@
           <w:noProof/>
         </w:rPr>
       </w:pPr>
-      <w:hyperlink w:anchor="_Toc241936246" w:history="1">
+      <w:hyperlink w:anchor="_Toc241936449" w:history="1">
         <w:r>
           <w:rPr>
             <w:rStyle w:val="af"/>
@@ -756,7 +756,7 @@
             <w:noProof/>
             <w:webHidden/>
           </w:rPr>
-          <w:instrText xml:space="preserve"> PAGEREF _Toc241936246 \h </w:instrText>
+          <w:instrText xml:space="preserve"> PAGEREF _Toc241936449 \h </w:instrText>
         </w:r>
         <w:r>
           <w:rPr>
@@ -797,7 +797,7 @@
           <w:noProof/>
         </w:rPr>
       </w:pPr>
-      <w:hyperlink w:anchor="_Toc241936247" w:history="1">
+      <w:hyperlink w:anchor="_Toc241936450" w:history="1">
         <w:r>
           <w:rPr>
             <w:rStyle w:val="af"/>
@@ -825,7 +825,7 @@
             <w:noProof/>
             <w:webHidden/>
           </w:rPr>
-          <w:instrText xml:space="preserve"> PAGEREF _Toc241936247 \h </w:instrText>
+          <w:instrText xml:space="preserve"> PAGEREF _Toc241936450 \h </w:instrText>
         </w:r>
         <w:r>
           <w:rPr>
@@ -866,7 +866,7 @@
           <w:noProof/>
         </w:rPr>
       </w:pPr>
-      <w:hyperlink w:anchor="_Toc241936248" w:history="1">
+      <w:hyperlink w:anchor="_Toc241936451" w:history="1">
         <w:r>
           <w:rPr>
             <w:rStyle w:val="af"/>
@@ -894,7 +894,7 @@
             <w:noProof/>
             <w:webHidden/>
           </w:rPr>
-          <w:instrText xml:space="preserve"> PAGEREF _Toc241936248 \h </w:instrText>
+          <w:instrText xml:space="preserve"> PAGEREF _Toc241936451 \h </w:instrText>
         </w:r>
         <w:r>
           <w:rPr>
@@ -935,7 +935,7 @@
           <w:noProof/>
         </w:rPr>
       </w:pPr>
-      <w:hyperlink w:anchor="_Toc241936249" w:history="1">
+      <w:hyperlink w:anchor="_Toc241936452" w:history="1">
         <w:r>
           <w:rPr>
             <w:rStyle w:val="af"/>
@@ -972,7 +972,7 @@
             <w:noProof/>
             <w:webHidden/>
           </w:rPr>
-          <w:instrText xml:space="preserve"> PAGEREF _Toc241936249 \h </w:instrText>
+          <w:instrText xml:space="preserve"> PAGEREF _Toc241936452 \h </w:instrText>
         </w:r>
         <w:r>
           <w:rPr>
@@ -992,7 +992,7 @@
             <w:noProof/>
             <w:webHidden/>
           </w:rPr>
-          <w:t>20</w:t>
+          <w:t>21</w:t>
         </w:r>
         <w:r>
           <w:rPr>
@@ -1013,7 +1013,7 @@
           <w:noProof/>
         </w:rPr>
       </w:pPr>
-      <w:hyperlink w:anchor="_Toc241936250" w:history="1">
+      <w:hyperlink w:anchor="_Toc241936453" w:history="1">
         <w:r>
           <w:rPr>
             <w:rStyle w:val="af"/>
@@ -1041,7 +1041,7 @@
             <w:noProof/>
             <w:webHidden/>
           </w:rPr>
-          <w:instrText xml:space="preserve"> PAGEREF _Toc241936250 \h </w:instrText>
+          <w:instrText xml:space="preserve"> PAGEREF _Toc241936453 \h </w:instrText>
         </w:r>
         <w:r>
           <w:rPr>
@@ -1082,7 +1082,7 @@
           <w:noProof/>
         </w:rPr>
       </w:pPr>
-      <w:hyperlink w:anchor="_Toc241936251" w:history="1">
+      <w:hyperlink w:anchor="_Toc241936454" w:history="1">
         <w:r>
           <w:rPr>
             <w:rStyle w:val="af"/>
@@ -1110,7 +1110,7 @@
             <w:noProof/>
             <w:webHidden/>
           </w:rPr>
-          <w:instrText xml:space="preserve"> PAGEREF _Toc241936251 \h </w:instrText>
+          <w:instrText xml:space="preserve"> PAGEREF _Toc241936454 \h </w:instrText>
         </w:r>
         <w:r>
           <w:rPr>
@@ -1151,7 +1151,7 @@
           <w:noProof/>
         </w:rPr>
       </w:pPr>
-      <w:hyperlink w:anchor="_Toc241936252" w:history="1">
+      <w:hyperlink w:anchor="_Toc241936455" w:history="1">
         <w:r>
           <w:rPr>
             <w:rStyle w:val="af"/>
@@ -1179,7 +1179,7 @@
             <w:noProof/>
             <w:webHidden/>
           </w:rPr>
-          <w:instrText xml:space="preserve"> PAGEREF _Toc241936252 \h </w:instrText>
+          <w:instrText xml:space="preserve"> PAGEREF _Toc241936455 \h </w:instrText>
         </w:r>
         <w:r>
           <w:rPr>
@@ -1220,7 +1220,7 @@
           <w:noProof/>
         </w:rPr>
       </w:pPr>
-      <w:hyperlink w:anchor="_Toc241936253" w:history="1">
+      <w:hyperlink w:anchor="_Toc241936456" w:history="1">
         <w:r>
           <w:rPr>
             <w:rStyle w:val="af"/>
@@ -1248,7 +1248,7 @@
             <w:noProof/>
             <w:webHidden/>
           </w:rPr>
-          <w:instrText xml:space="preserve"> PAGEREF _Toc241936253 \h </w:instrText>
+          <w:instrText xml:space="preserve"> PAGEREF _Toc241936456 \h </w:instrText>
         </w:r>
         <w:r>
           <w:rPr>
@@ -1289,7 +1289,7 @@
           <w:noProof/>
         </w:rPr>
       </w:pPr>
-      <w:hyperlink w:anchor="_Toc241936254" w:history="1">
+      <w:hyperlink w:anchor="_Toc241936457" w:history="1">
         <w:r>
           <w:rPr>
             <w:rStyle w:val="af"/>
@@ -1317,7 +1317,7 @@
             <w:noProof/>
             <w:webHidden/>
           </w:rPr>
-          <w:instrText xml:space="preserve"> PAGEREF _Toc241936254 \h </w:instrText>
+          <w:instrText xml:space="preserve"> PAGEREF _Toc241936457 \h </w:instrText>
         </w:r>
         <w:r>
           <w:rPr>
@@ -1358,7 +1358,7 @@
           <w:noProof/>
         </w:rPr>
       </w:pPr>
-      <w:hyperlink w:anchor="_Toc241936255" w:history="1">
+      <w:hyperlink w:anchor="_Toc241936458" w:history="1">
         <w:r>
           <w:rPr>
             <w:rStyle w:val="af"/>
@@ -1386,7 +1386,7 @@
             <w:noProof/>
             <w:webHidden/>
           </w:rPr>
-          <w:instrText xml:space="preserve"> PAGEREF _Toc241936255 \h </w:instrText>
+          <w:instrText xml:space="preserve"> PAGEREF _Toc241936458 \h </w:instrText>
         </w:r>
         <w:r>
           <w:rPr>
@@ -1427,7 +1427,7 @@
           <w:noProof/>
         </w:rPr>
       </w:pPr>
-      <w:hyperlink w:anchor="_Toc241936256" w:history="1">
+      <w:hyperlink w:anchor="_Toc241936459" w:history="1">
         <w:r>
           <w:rPr>
             <w:rStyle w:val="af"/>
@@ -1455,7 +1455,7 @@
             <w:noProof/>
             <w:webHidden/>
           </w:rPr>
-          <w:instrText xml:space="preserve"> PAGEREF _Toc241936256 \h </w:instrText>
+          <w:instrText xml:space="preserve"> PAGEREF _Toc241936459 \h </w:instrText>
         </w:r>
         <w:r>
           <w:rPr>
@@ -1496,7 +1496,7 @@
           <w:noProof/>
         </w:rPr>
       </w:pPr>
-      <w:hyperlink w:anchor="_Toc241936257" w:history="1">
+      <w:hyperlink w:anchor="_Toc241936460" w:history="1">
         <w:r>
           <w:rPr>
             <w:rStyle w:val="af"/>
@@ -1524,7 +1524,7 @@
             <w:noProof/>
             <w:webHidden/>
           </w:rPr>
-          <w:instrText xml:space="preserve"> PAGEREF _Toc241936257 \h </w:instrText>
+          <w:instrText xml:space="preserve"> PAGEREF _Toc241936460 \h </w:instrText>
         </w:r>
         <w:r>
           <w:rPr>
@@ -1565,7 +1565,7 @@
           <w:noProof/>
         </w:rPr>
       </w:pPr>
-      <w:hyperlink w:anchor="_Toc241936258" w:history="1">
+      <w:hyperlink w:anchor="_Toc241936461" w:history="1">
         <w:r>
           <w:rPr>
             <w:rStyle w:val="af"/>
@@ -1593,7 +1593,7 @@
             <w:noProof/>
             <w:webHidden/>
           </w:rPr>
-          <w:instrText xml:space="preserve"> PAGEREF _Toc241936258 \h </w:instrText>
+          <w:instrText xml:space="preserve"> PAGEREF _Toc241936461 \h </w:instrText>
         </w:r>
         <w:r>
           <w:rPr>
@@ -1639,7 +1639,7 @@
         <w:spacing w:before="0" w:after="360" w:line="360" w:lineRule="exact"/>
         <w:ind w:firstLine="709"/>
       </w:pPr>
-      <w:bookmarkStart w:id="1" w:name="_Toc241936239"/>
+      <w:bookmarkStart w:id="1" w:name="_Toc241936442"/>
       <w:r>
         <w:rPr>
           <w:b/>
@@ -1789,7 +1789,7 @@
         <w:ind w:firstLine="709"/>
       </w:pPr>
       <w:bookmarkStart w:id="2" w:name="_b608aa976fc82a0faaf3b83f58c735968afd03b"/>
-      <w:bookmarkStart w:id="3" w:name="_Toc241936240"/>
+      <w:bookmarkStart w:id="3" w:name="_Toc241936443"/>
       <w:bookmarkEnd w:id="0"/>
       <w:r>
         <w:rPr>
@@ -1848,7 +1848,7 @@
         <w:ind w:firstLine="709"/>
       </w:pPr>
       <w:bookmarkStart w:id="4" w:name="_c3cf235f67897fccdd158c7c34ca81091dc06e0"/>
-      <w:bookmarkStart w:id="5" w:name="_Toc241936241"/>
+      <w:bookmarkStart w:id="5" w:name="_Toc241936444"/>
       <w:r>
         <w:rPr>
           <w:b/>
@@ -3580,7 +3580,7 @@
         <w:ind w:firstLine="709"/>
       </w:pPr>
       <w:bookmarkStart w:id="6" w:name="_6c38f46d6252626ee19bec51dca515ea8eb3483"/>
-      <w:bookmarkStart w:id="7" w:name="_Toc241936242"/>
+      <w:bookmarkStart w:id="7" w:name="_Toc241936445"/>
       <w:bookmarkEnd w:id="4"/>
       <w:r>
         <w:rPr>
@@ -6350,7 +6350,7 @@
         </w:rPr>
         <w:lastRenderedPageBreak/>
         <w:drawing>
-          <wp:inline distT="0" distB="0" distL="0" distR="0" wp14:anchorId="60A93B44" wp14:editId="57537951">
+          <wp:inline distT="0" distB="0" distL="0" distR="0" wp14:anchorId="352D6390" wp14:editId="29516A40">
             <wp:extent cx="5334000" cy="3122341"/>
             <wp:effectExtent l="0" t="0" r="0" b="0"/>
             <wp:docPr id="12" name="Picture"/>
@@ -6614,7 +6614,7 @@
         <w:ind w:firstLine="709"/>
       </w:pPr>
       <w:bookmarkStart w:id="8" w:name="_e6ba0285e0e0ccc17e7a33a4e535fa387865e88"/>
-      <w:bookmarkStart w:id="9" w:name="_Toc241936243"/>
+      <w:bookmarkStart w:id="9" w:name="_Toc241936446"/>
       <w:bookmarkEnd w:id="6"/>
       <w:r>
         <w:rPr>
@@ -9027,7 +9027,7 @@
         <w:ind w:firstLine="709"/>
       </w:pPr>
       <w:bookmarkStart w:id="10" w:name="_b8f6f14603ee9e71fb2e4d1c108750035f950c7"/>
-      <w:bookmarkStart w:id="11" w:name="_Toc241936244"/>
+      <w:bookmarkStart w:id="11" w:name="_Toc241936447"/>
       <w:bookmarkEnd w:id="8"/>
       <w:r>
         <w:rPr>
@@ -12009,7 +12009,7 @@
           <w:sz w:val="28"/>
         </w:rPr>
         <w:drawing>
-          <wp:inline distT="0" distB="0" distL="0" distR="0" wp14:anchorId="3861FB8F" wp14:editId="21FC5C57">
+          <wp:inline distT="0" distB="0" distL="0" distR="0" wp14:anchorId="3365D20C" wp14:editId="6437E40F">
             <wp:extent cx="5334000" cy="3187390"/>
             <wp:effectExtent l="0" t="0" r="0" b="0"/>
             <wp:docPr id="17" name="Picture"/>
@@ -12556,7 +12556,7 @@
         <w:ind w:firstLine="709"/>
       </w:pPr>
       <w:bookmarkStart w:id="12" w:name="_823200a59a4cf40c51f7f0e02566c010f838ed7"/>
-      <w:bookmarkStart w:id="13" w:name="_Toc241936245"/>
+      <w:bookmarkStart w:id="13" w:name="_Toc241936448"/>
       <w:bookmarkEnd w:id="10"/>
       <w:r>
         <w:rPr>
@@ -13266,7 +13266,7 @@
         </w:rPr>
         <w:lastRenderedPageBreak/>
         <w:drawing>
-          <wp:inline distT="0" distB="0" distL="0" distR="0" wp14:anchorId="696F42B4" wp14:editId="6C5EF012">
+          <wp:inline distT="0" distB="0" distL="0" distR="0" wp14:anchorId="4F34FB26" wp14:editId="3E93C9A1">
             <wp:extent cx="5334000" cy="2862146"/>
             <wp:effectExtent l="0" t="0" r="0" b="0"/>
             <wp:docPr id="21" name="Picture"/>
@@ -13361,7 +13361,7 @@
         <w:ind w:firstLine="709"/>
       </w:pPr>
       <w:bookmarkStart w:id="14" w:name="_9d579ff3219dd0c08e87cdba2a2a6d1ef61e3cc"/>
-      <w:bookmarkStart w:id="15" w:name="_Toc241936246"/>
+      <w:bookmarkStart w:id="15" w:name="_Toc241936449"/>
       <w:bookmarkEnd w:id="12"/>
       <w:r>
         <w:rPr>
@@ -15275,7 +15275,7 @@
         <w:ind w:firstLine="709"/>
       </w:pPr>
       <w:bookmarkStart w:id="16" w:name="_8be076d9797953e124cfe81356f035b108674c3"/>
-      <w:bookmarkStart w:id="17" w:name="_Toc241936247"/>
+      <w:bookmarkStart w:id="17" w:name="_Toc241936450"/>
       <w:bookmarkEnd w:id="14"/>
       <w:r>
         <w:rPr>
@@ -15330,10 +15330,10 @@
         <w:tblLook w:val="0020" w:firstRow="1" w:lastRow="0" w:firstColumn="0" w:lastColumn="0" w:noHBand="0" w:noVBand="0"/>
       </w:tblPr>
       <w:tblGrid>
-        <w:gridCol w:w="1563"/>
-        <w:gridCol w:w="2716"/>
-        <w:gridCol w:w="2771"/>
-        <w:gridCol w:w="2305"/>
+        <w:gridCol w:w="1557"/>
+        <w:gridCol w:w="2599"/>
+        <w:gridCol w:w="2653"/>
+        <w:gridCol w:w="2546"/>
       </w:tblGrid>
       <w:tr>
         <w:trPr>
@@ -15344,7 +15344,7 @@
         </w:trPr>
         <w:tc>
           <w:tcPr>
-            <w:tcW w:w="1562" w:type="dxa"/>
+            <w:tcW w:w="1556" w:type="dxa"/>
             <w:vAlign w:val="center"/>
           </w:tcPr>
           <w:p>
@@ -15364,7 +15364,7 @@
         </w:tc>
         <w:tc>
           <w:tcPr>
-            <w:tcW w:w="2716" w:type="dxa"/>
+            <w:tcW w:w="2599" w:type="dxa"/>
             <w:vAlign w:val="center"/>
           </w:tcPr>
           <w:p>
@@ -15384,7 +15384,7 @@
         </w:tc>
         <w:tc>
           <w:tcPr>
-            <w:tcW w:w="2771" w:type="dxa"/>
+            <w:tcW w:w="2653" w:type="dxa"/>
             <w:vAlign w:val="center"/>
           </w:tcPr>
           <w:p>
@@ -15404,7 +15404,7 @@
         </w:tc>
         <w:tc>
           <w:tcPr>
-            <w:tcW w:w="2305" w:type="dxa"/>
+            <w:tcW w:w="2546" w:type="dxa"/>
             <w:vAlign w:val="center"/>
           </w:tcPr>
           <w:p>
@@ -15430,7 +15430,7 @@
         </w:trPr>
         <w:tc>
           <w:tcPr>
-            <w:tcW w:w="1562" w:type="dxa"/>
+            <w:tcW w:w="1556" w:type="dxa"/>
             <w:vAlign w:val="center"/>
           </w:tcPr>
           <w:p>
@@ -15450,7 +15450,7 @@
         </w:tc>
         <w:tc>
           <w:tcPr>
-            <w:tcW w:w="2716" w:type="dxa"/>
+            <w:tcW w:w="2599" w:type="dxa"/>
             <w:vAlign w:val="center"/>
           </w:tcPr>
           <w:p>
@@ -15600,7 +15600,7 @@
         </w:tc>
         <w:tc>
           <w:tcPr>
-            <w:tcW w:w="2771" w:type="dxa"/>
+            <w:tcW w:w="2653" w:type="dxa"/>
             <w:vAlign w:val="center"/>
           </w:tcPr>
           <w:p>
@@ -15625,7 +15625,7 @@
         </w:tc>
         <w:tc>
           <w:tcPr>
-            <w:tcW w:w="2305" w:type="dxa"/>
+            <w:tcW w:w="2546" w:type="dxa"/>
             <w:vAlign w:val="center"/>
           </w:tcPr>
           <w:p>
@@ -15650,27 +15650,28 @@
         </w:trPr>
         <w:tc>
           <w:tcPr>
-            <w:tcW w:w="1562" w:type="dxa"/>
-            <w:vAlign w:val="center"/>
-          </w:tcPr>
-          <w:p>
-            <w:pPr>
-              <w:pStyle w:val="Compact"/>
-              <w:spacing w:before="0" w:after="0" w:line="280" w:lineRule="exact"/>
-              <w:jc w:val="center"/>
-            </w:pPr>
-            <w:r>
-              <w:rPr>
-                <w:i/>
-                <w:sz w:val="24"/>
-              </w:rPr>
+            <w:tcW w:w="1556" w:type="dxa"/>
+            <w:vAlign w:val="center"/>
+          </w:tcPr>
+          <w:p>
+            <w:pPr>
+              <w:pStyle w:val="Compact"/>
+              <w:spacing w:before="0" w:after="0" w:line="280" w:lineRule="exact"/>
+              <w:jc w:val="center"/>
+            </w:pPr>
+            <w:r>
+              <w:rPr>
+                <w:i/>
+                <w:sz w:val="24"/>
+              </w:rPr>
+              <w:lastRenderedPageBreak/>
               <w:t>Arixcel</w:t>
             </w:r>
           </w:p>
         </w:tc>
         <w:tc>
           <w:tcPr>
-            <w:tcW w:w="2716" w:type="dxa"/>
+            <w:tcW w:w="2599" w:type="dxa"/>
             <w:vAlign w:val="center"/>
           </w:tcPr>
           <w:p>
@@ -15709,7 +15710,7 @@
         </w:tc>
         <w:tc>
           <w:tcPr>
-            <w:tcW w:w="2771" w:type="dxa"/>
+            <w:tcW w:w="2653" w:type="dxa"/>
             <w:vAlign w:val="center"/>
           </w:tcPr>
           <w:p>
@@ -15741,20 +15742,33 @@
         </w:tc>
         <w:tc>
           <w:tcPr>
-            <w:tcW w:w="2305" w:type="dxa"/>
-            <w:vAlign w:val="center"/>
-          </w:tcPr>
-          <w:p>
-            <w:pPr>
-              <w:pStyle w:val="Compact"/>
-              <w:spacing w:before="0" w:after="0" w:line="280" w:lineRule="exact"/>
-              <w:jc w:val="center"/>
-            </w:pPr>
-            <w:r>
-              <w:rPr>
-                <w:sz w:val="24"/>
-              </w:rPr>
-              <w:t>лицензия на надстройку (цена не показана)</w:t>
+            <w:tcW w:w="2546" w:type="dxa"/>
+            <w:vAlign w:val="center"/>
+          </w:tcPr>
+          <w:p>
+            <w:pPr>
+              <w:pStyle w:val="Compact"/>
+              <w:spacing w:before="0" w:after="0" w:line="280" w:lineRule="exact"/>
+              <w:jc w:val="center"/>
+            </w:pPr>
+            <w:r>
+              <w:rPr>
+                <w:sz w:val="24"/>
+              </w:rPr>
+              <w:t xml:space="preserve">лицензия на надстройку (2,75 </w:t>
+            </w:r>
+            <w:r>
+              <w:rPr>
+                <w:i/>
+                <w:sz w:val="24"/>
+              </w:rPr>
+              <w:t>GBP</w:t>
+            </w:r>
+            <w:r>
+              <w:rPr>
+                <w:sz w:val="24"/>
+              </w:rPr>
+              <w:t xml:space="preserve"> за пользователя в месяц, срок 12-36 месяцев)</w:t>
             </w:r>
           </w:p>
         </w:tc>
@@ -15766,28 +15780,27 @@
         </w:trPr>
         <w:tc>
           <w:tcPr>
-            <w:tcW w:w="1562" w:type="dxa"/>
-            <w:vAlign w:val="center"/>
-          </w:tcPr>
-          <w:p>
-            <w:pPr>
-              <w:pStyle w:val="Compact"/>
-              <w:spacing w:before="0" w:after="0" w:line="280" w:lineRule="exact"/>
-              <w:jc w:val="center"/>
-            </w:pPr>
-            <w:r>
-              <w:rPr>
-                <w:i/>
-                <w:sz w:val="24"/>
-              </w:rPr>
-              <w:lastRenderedPageBreak/>
+            <w:tcW w:w="1556" w:type="dxa"/>
+            <w:vAlign w:val="center"/>
+          </w:tcPr>
+          <w:p>
+            <w:pPr>
+              <w:pStyle w:val="Compact"/>
+              <w:spacing w:before="0" w:after="0" w:line="280" w:lineRule="exact"/>
+              <w:jc w:val="center"/>
+            </w:pPr>
+            <w:r>
+              <w:rPr>
+                <w:i/>
+                <w:sz w:val="24"/>
+              </w:rPr>
               <w:t>Operis</w:t>
             </w:r>
           </w:p>
         </w:tc>
         <w:tc>
           <w:tcPr>
-            <w:tcW w:w="2716" w:type="dxa"/>
+            <w:tcW w:w="2599" w:type="dxa"/>
             <w:vAlign w:val="center"/>
           </w:tcPr>
           <w:p>
@@ -15852,7 +15865,7 @@
         </w:tc>
         <w:tc>
           <w:tcPr>
-            <w:tcW w:w="2771" w:type="dxa"/>
+            <w:tcW w:w="2653" w:type="dxa"/>
             <w:vAlign w:val="center"/>
           </w:tcPr>
           <w:p>
@@ -15871,7 +15884,7 @@
         </w:tc>
         <w:tc>
           <w:tcPr>
-            <w:tcW w:w="2305" w:type="dxa"/>
+            <w:tcW w:w="2546" w:type="dxa"/>
             <w:vAlign w:val="center"/>
           </w:tcPr>
           <w:p>
@@ -15909,7 +15922,7 @@
         </w:trPr>
         <w:tc>
           <w:tcPr>
-            <w:tcW w:w="1562" w:type="dxa"/>
+            <w:tcW w:w="1556" w:type="dxa"/>
             <w:vAlign w:val="center"/>
           </w:tcPr>
           <w:p>
@@ -15929,7 +15942,7 @@
         </w:tc>
         <w:tc>
           <w:tcPr>
-            <w:tcW w:w="2716" w:type="dxa"/>
+            <w:tcW w:w="2599" w:type="dxa"/>
             <w:vAlign w:val="center"/>
           </w:tcPr>
           <w:p>
@@ -15949,13 +15962,7 @@
               <w:rPr>
                 <w:sz w:val="24"/>
               </w:rPr>
-              <w:t>-агент для финансового моделирован</w:t>
-            </w:r>
-            <w:r>
-              <w:rPr>
-                <w:sz w:val="24"/>
-              </w:rPr>
-              <w:t xml:space="preserve">ия в </w:t>
+              <w:t xml:space="preserve">-агент для финансового моделирования в </w:t>
             </w:r>
             <w:r>
               <w:rPr>
@@ -15981,7 +15988,7 @@
         </w:tc>
         <w:tc>
           <w:tcPr>
-            <w:tcW w:w="2771" w:type="dxa"/>
+            <w:tcW w:w="2653" w:type="dxa"/>
             <w:vAlign w:val="center"/>
           </w:tcPr>
           <w:p>
@@ -16039,7 +16046,7 @@
         </w:tc>
         <w:tc>
           <w:tcPr>
-            <w:tcW w:w="2305" w:type="dxa"/>
+            <w:tcW w:w="2546" w:type="dxa"/>
             <w:vAlign w:val="center"/>
           </w:tcPr>
           <w:p>
@@ -16110,7 +16117,7 @@
         </w:trPr>
         <w:tc>
           <w:tcPr>
-            <w:tcW w:w="1562" w:type="dxa"/>
+            <w:tcW w:w="1556" w:type="dxa"/>
             <w:vAlign w:val="center"/>
           </w:tcPr>
           <w:p>
@@ -16130,7 +16137,7 @@
         </w:tc>
         <w:tc>
           <w:tcPr>
-            <w:tcW w:w="2716" w:type="dxa"/>
+            <w:tcW w:w="2599" w:type="dxa"/>
             <w:vAlign w:val="center"/>
           </w:tcPr>
           <w:p>
@@ -16208,7 +16215,7 @@
         </w:tc>
         <w:tc>
           <w:tcPr>
-            <w:tcW w:w="2771" w:type="dxa"/>
+            <w:tcW w:w="2653" w:type="dxa"/>
             <w:vAlign w:val="center"/>
           </w:tcPr>
           <w:p>
@@ -16227,7 +16234,7 @@
         </w:tc>
         <w:tc>
           <w:tcPr>
-            <w:tcW w:w="2305" w:type="dxa"/>
+            <w:tcW w:w="2546" w:type="dxa"/>
             <w:vAlign w:val="center"/>
           </w:tcPr>
           <w:p>
@@ -16265,7 +16272,7 @@
         </w:trPr>
         <w:tc>
           <w:tcPr>
-            <w:tcW w:w="1562" w:type="dxa"/>
+            <w:tcW w:w="1556" w:type="dxa"/>
             <w:vAlign w:val="center"/>
           </w:tcPr>
           <w:p>
@@ -16285,7 +16292,7 @@
         </w:tc>
         <w:tc>
           <w:tcPr>
-            <w:tcW w:w="2716" w:type="dxa"/>
+            <w:tcW w:w="2599" w:type="dxa"/>
             <w:vAlign w:val="center"/>
           </w:tcPr>
           <w:p>
@@ -16337,7 +16344,7 @@
         </w:tc>
         <w:tc>
           <w:tcPr>
-            <w:tcW w:w="2771" w:type="dxa"/>
+            <w:tcW w:w="2653" w:type="dxa"/>
             <w:vAlign w:val="center"/>
           </w:tcPr>
           <w:p>
@@ -16363,7 +16370,7 @@
         </w:tc>
         <w:tc>
           <w:tcPr>
-            <w:tcW w:w="2305" w:type="dxa"/>
+            <w:tcW w:w="2546" w:type="dxa"/>
             <w:vAlign w:val="center"/>
           </w:tcPr>
           <w:p>
@@ -16388,7 +16395,7 @@
         </w:trPr>
         <w:tc>
           <w:tcPr>
-            <w:tcW w:w="1562" w:type="dxa"/>
+            <w:tcW w:w="1556" w:type="dxa"/>
             <w:vAlign w:val="center"/>
           </w:tcPr>
           <w:p>
@@ -16408,7 +16415,7 @@
         </w:tc>
         <w:tc>
           <w:tcPr>
-            <w:tcW w:w="2716" w:type="dxa"/>
+            <w:tcW w:w="2599" w:type="dxa"/>
             <w:vAlign w:val="center"/>
           </w:tcPr>
           <w:p>
@@ -16440,7 +16447,7 @@
         </w:tc>
         <w:tc>
           <w:tcPr>
-            <w:tcW w:w="2771" w:type="dxa"/>
+            <w:tcW w:w="2653" w:type="dxa"/>
             <w:vAlign w:val="center"/>
           </w:tcPr>
           <w:p>
@@ -16459,7 +16466,7 @@
         </w:tc>
         <w:tc>
           <w:tcPr>
-            <w:tcW w:w="2305" w:type="dxa"/>
+            <w:tcW w:w="2546" w:type="dxa"/>
             <w:vAlign w:val="center"/>
           </w:tcPr>
           <w:p>
@@ -17358,6 +17365,7 @@
                 <w:i/>
                 <w:sz w:val="24"/>
               </w:rPr>
+              <w:lastRenderedPageBreak/>
               <w:t>A005</w:t>
             </w:r>
           </w:p>
@@ -17737,7 +17745,6 @@
                 <w:i/>
                 <w:sz w:val="24"/>
               </w:rPr>
-              <w:lastRenderedPageBreak/>
               <w:t>A008</w:t>
             </w:r>
           </w:p>
@@ -17945,7 +17952,7 @@
         <w:ind w:firstLine="709"/>
       </w:pPr>
       <w:bookmarkStart w:id="18" w:name="_0ab5b5274b575dfb9e5e85d7a9a12b82683e52c"/>
-      <w:bookmarkStart w:id="19" w:name="_Toc241936248"/>
+      <w:bookmarkStart w:id="19" w:name="_Toc241936451"/>
       <w:bookmarkEnd w:id="16"/>
       <w:r>
         <w:rPr>
@@ -18020,10 +18027,10 @@
         <w:tblLook w:val="0020" w:firstRow="1" w:lastRow="0" w:firstColumn="0" w:lastColumn="0" w:noHBand="0" w:noVBand="0"/>
       </w:tblPr>
       <w:tblGrid>
-        <w:gridCol w:w="1557"/>
-        <w:gridCol w:w="2754"/>
-        <w:gridCol w:w="2506"/>
-        <w:gridCol w:w="2538"/>
+        <w:gridCol w:w="1558"/>
+        <w:gridCol w:w="2735"/>
+        <w:gridCol w:w="2488"/>
+        <w:gridCol w:w="2574"/>
       </w:tblGrid>
       <w:tr>
         <w:trPr>
@@ -18034,7 +18041,7 @@
         </w:trPr>
         <w:tc>
           <w:tcPr>
-            <w:tcW w:w="1558" w:type="dxa"/>
+            <w:tcW w:w="1557" w:type="dxa"/>
             <w:vAlign w:val="center"/>
           </w:tcPr>
           <w:p>
@@ -18054,7 +18061,7 @@
         </w:tc>
         <w:tc>
           <w:tcPr>
-            <w:tcW w:w="2753" w:type="dxa"/>
+            <w:tcW w:w="2735" w:type="dxa"/>
             <w:vAlign w:val="center"/>
           </w:tcPr>
           <w:p>
@@ -18074,7 +18081,7 @@
         </w:tc>
         <w:tc>
           <w:tcPr>
-            <w:tcW w:w="2505" w:type="dxa"/>
+            <w:tcW w:w="2488" w:type="dxa"/>
             <w:vAlign w:val="center"/>
           </w:tcPr>
           <w:p>
@@ -18094,7 +18101,7 @@
         </w:tc>
         <w:tc>
           <w:tcPr>
-            <w:tcW w:w="2537" w:type="dxa"/>
+            <w:tcW w:w="2574" w:type="dxa"/>
             <w:vAlign w:val="center"/>
           </w:tcPr>
           <w:p>
@@ -18120,7 +18127,7 @@
         </w:trPr>
         <w:tc>
           <w:tcPr>
-            <w:tcW w:w="1558" w:type="dxa"/>
+            <w:tcW w:w="1557" w:type="dxa"/>
             <w:vAlign w:val="center"/>
           </w:tcPr>
           <w:p>
@@ -18140,26 +18147,32 @@
         </w:tc>
         <w:tc>
           <w:tcPr>
-            <w:tcW w:w="2753" w:type="dxa"/>
-            <w:vAlign w:val="center"/>
-          </w:tcPr>
-          <w:p>
-            <w:pPr>
-              <w:pStyle w:val="Compact"/>
-              <w:spacing w:before="0" w:after="0" w:line="280" w:lineRule="exact"/>
-              <w:jc w:val="center"/>
-            </w:pPr>
-            <w:r>
-              <w:rPr>
-                <w:sz w:val="24"/>
-              </w:rPr>
-              <w:t>аудит, налоги, консалтинг, страхование и пенсии; контролеры и проверяющие модели</w:t>
-            </w:r>
-          </w:p>
-        </w:tc>
-        <w:tc>
-          <w:tcPr>
-            <w:tcW w:w="2505" w:type="dxa"/>
+            <w:tcW w:w="2735" w:type="dxa"/>
+            <w:vAlign w:val="center"/>
+          </w:tcPr>
+          <w:p>
+            <w:pPr>
+              <w:pStyle w:val="Compact"/>
+              <w:spacing w:before="0" w:after="0" w:line="280" w:lineRule="exact"/>
+              <w:jc w:val="center"/>
+            </w:pPr>
+            <w:r>
+              <w:rPr>
+                <w:sz w:val="24"/>
+              </w:rPr>
+              <w:t>аудит, налоги, консалтинг, страхование и пенсии; контролеры</w:t>
+            </w:r>
+            <w:r>
+              <w:rPr>
+                <w:sz w:val="24"/>
+              </w:rPr>
+              <w:t xml:space="preserve"> и проверяющие модели</w:t>
+            </w:r>
+          </w:p>
+        </w:tc>
+        <w:tc>
+          <w:tcPr>
+            <w:tcW w:w="2488" w:type="dxa"/>
             <w:vAlign w:val="center"/>
           </w:tcPr>
           <w:p>
@@ -18191,7 +18204,7 @@
         </w:tc>
         <w:tc>
           <w:tcPr>
-            <w:tcW w:w="2537" w:type="dxa"/>
+            <w:tcW w:w="2574" w:type="dxa"/>
             <w:vAlign w:val="center"/>
           </w:tcPr>
           <w:p>
@@ -18229,7 +18242,7 @@
         </w:trPr>
         <w:tc>
           <w:tcPr>
-            <w:tcW w:w="1558" w:type="dxa"/>
+            <w:tcW w:w="1557" w:type="dxa"/>
             <w:vAlign w:val="center"/>
           </w:tcPr>
           <w:p>
@@ -18249,7 +18262,7 @@
         </w:tc>
         <w:tc>
           <w:tcPr>
-            <w:tcW w:w="2753" w:type="dxa"/>
+            <w:tcW w:w="2735" w:type="dxa"/>
             <w:vAlign w:val="center"/>
           </w:tcPr>
           <w:p>
@@ -18275,7 +18288,7 @@
         </w:tc>
         <w:tc>
           <w:tcPr>
-            <w:tcW w:w="2505" w:type="dxa"/>
+            <w:tcW w:w="2488" w:type="dxa"/>
             <w:vAlign w:val="center"/>
           </w:tcPr>
           <w:p>
@@ -18294,20 +18307,33 @@
         </w:tc>
         <w:tc>
           <w:tcPr>
-            <w:tcW w:w="2537" w:type="dxa"/>
-            <w:vAlign w:val="center"/>
-          </w:tcPr>
-          <w:p>
-            <w:pPr>
-              <w:pStyle w:val="Compact"/>
-              <w:spacing w:before="0" w:after="0" w:line="280" w:lineRule="exact"/>
-              <w:jc w:val="center"/>
-            </w:pPr>
-            <w:r>
-              <w:rPr>
-                <w:sz w:val="24"/>
-              </w:rPr>
-              <w:t>лицензия (цена не показана)</w:t>
+            <w:tcW w:w="2574" w:type="dxa"/>
+            <w:vAlign w:val="center"/>
+          </w:tcPr>
+          <w:p>
+            <w:pPr>
+              <w:pStyle w:val="Compact"/>
+              <w:spacing w:before="0" w:after="0" w:line="280" w:lineRule="exact"/>
+              <w:jc w:val="center"/>
+            </w:pPr>
+            <w:r>
+              <w:rPr>
+                <w:sz w:val="24"/>
+              </w:rPr>
+              <w:t xml:space="preserve">лицензия 2,75 </w:t>
+            </w:r>
+            <w:r>
+              <w:rPr>
+                <w:i/>
+                <w:sz w:val="24"/>
+              </w:rPr>
+              <w:t>GBP</w:t>
+            </w:r>
+            <w:r>
+              <w:rPr>
+                <w:sz w:val="24"/>
+              </w:rPr>
+              <w:t xml:space="preserve"> за пользователя в месяц (срок 12-36 месяцев)</w:t>
             </w:r>
           </w:p>
         </w:tc>
@@ -18319,7 +18345,7 @@
         </w:trPr>
         <w:tc>
           <w:tcPr>
-            <w:tcW w:w="1558" w:type="dxa"/>
+            <w:tcW w:w="1557" w:type="dxa"/>
             <w:vAlign w:val="center"/>
           </w:tcPr>
           <w:p>
@@ -18339,7 +18365,7 @@
         </w:tc>
         <w:tc>
           <w:tcPr>
-            <w:tcW w:w="2753" w:type="dxa"/>
+            <w:tcW w:w="2735" w:type="dxa"/>
             <w:vAlign w:val="center"/>
           </w:tcPr>
           <w:p>
@@ -18358,7 +18384,7 @@
         </w:tc>
         <w:tc>
           <w:tcPr>
-            <w:tcW w:w="2505" w:type="dxa"/>
+            <w:tcW w:w="2488" w:type="dxa"/>
             <w:vAlign w:val="center"/>
           </w:tcPr>
           <w:p>
@@ -18377,26 +18403,26 @@
         </w:tc>
         <w:tc>
           <w:tcPr>
-            <w:tcW w:w="2537" w:type="dxa"/>
-            <w:vAlign w:val="center"/>
-          </w:tcPr>
-          <w:p>
-            <w:pPr>
-              <w:pStyle w:val="Compact"/>
-              <w:spacing w:before="0" w:after="0" w:line="280" w:lineRule="exact"/>
-              <w:jc w:val="center"/>
-            </w:pPr>
-            <w:r>
-              <w:rPr>
-                <w:sz w:val="24"/>
-              </w:rPr>
-              <w:t>гонорары за аудит и консалтинг, обучение, на</w:t>
-            </w:r>
-            <w:r>
-              <w:rPr>
-                <w:sz w:val="24"/>
-              </w:rPr>
-              <w:t>дстройка</w:t>
+            <w:tcW w:w="2574" w:type="dxa"/>
+            <w:vAlign w:val="center"/>
+          </w:tcPr>
+          <w:p>
+            <w:pPr>
+              <w:pStyle w:val="Compact"/>
+              <w:spacing w:before="0" w:after="0" w:line="280" w:lineRule="exact"/>
+              <w:jc w:val="center"/>
+            </w:pPr>
+            <w:r>
+              <w:rPr>
+                <w:sz w:val="24"/>
+              </w:rPr>
+              <w:t>гонорары за аудит и консалтинг, обучение, над</w:t>
+            </w:r>
+            <w:r>
+              <w:rPr>
+                <w:sz w:val="24"/>
+              </w:rPr>
+              <w:t>стройка</w:t>
             </w:r>
           </w:p>
         </w:tc>
@@ -18408,7 +18434,7 @@
         </w:trPr>
         <w:tc>
           <w:tcPr>
-            <w:tcW w:w="1558" w:type="dxa"/>
+            <w:tcW w:w="1557" w:type="dxa"/>
             <w:vAlign w:val="center"/>
           </w:tcPr>
           <w:p>
@@ -18428,7 +18454,7 @@
         </w:tc>
         <w:tc>
           <w:tcPr>
-            <w:tcW w:w="2753" w:type="dxa"/>
+            <w:tcW w:w="2735" w:type="dxa"/>
             <w:vAlign w:val="center"/>
           </w:tcPr>
           <w:p>
@@ -18486,7 +18512,7 @@
         </w:tc>
         <w:tc>
           <w:tcPr>
-            <w:tcW w:w="2505" w:type="dxa"/>
+            <w:tcW w:w="2488" w:type="dxa"/>
             <w:vAlign w:val="center"/>
           </w:tcPr>
           <w:p>
@@ -18518,7 +18544,7 @@
         </w:tc>
         <w:tc>
           <w:tcPr>
-            <w:tcW w:w="2537" w:type="dxa"/>
+            <w:tcW w:w="2574" w:type="dxa"/>
             <w:vAlign w:val="center"/>
           </w:tcPr>
           <w:p>
@@ -18628,7 +18654,7 @@
         </w:trPr>
         <w:tc>
           <w:tcPr>
-            <w:tcW w:w="1558" w:type="dxa"/>
+            <w:tcW w:w="1557" w:type="dxa"/>
             <w:vAlign w:val="center"/>
           </w:tcPr>
           <w:p>
@@ -18648,7 +18674,7 @@
         </w:tc>
         <w:tc>
           <w:tcPr>
-            <w:tcW w:w="2753" w:type="dxa"/>
+            <w:tcW w:w="2735" w:type="dxa"/>
             <w:vAlign w:val="center"/>
           </w:tcPr>
           <w:p>
@@ -18667,7 +18693,7 @@
         </w:tc>
         <w:tc>
           <w:tcPr>
-            <w:tcW w:w="2505" w:type="dxa"/>
+            <w:tcW w:w="2488" w:type="dxa"/>
             <w:vAlign w:val="center"/>
           </w:tcPr>
           <w:p>
@@ -18706,7 +18732,7 @@
         </w:tc>
         <w:tc>
           <w:tcPr>
-            <w:tcW w:w="2537" w:type="dxa"/>
+            <w:tcW w:w="2574" w:type="dxa"/>
             <w:vAlign w:val="center"/>
           </w:tcPr>
           <w:p>
@@ -18744,27 +18770,28 @@
         </w:trPr>
         <w:tc>
           <w:tcPr>
-            <w:tcW w:w="1558" w:type="dxa"/>
-            <w:vAlign w:val="center"/>
-          </w:tcPr>
-          <w:p>
-            <w:pPr>
-              <w:pStyle w:val="Compact"/>
-              <w:spacing w:before="0" w:after="0" w:line="280" w:lineRule="exact"/>
-              <w:jc w:val="center"/>
-            </w:pPr>
-            <w:r>
-              <w:rPr>
-                <w:i/>
-                <w:sz w:val="24"/>
-              </w:rPr>
+            <w:tcW w:w="1557" w:type="dxa"/>
+            <w:vAlign w:val="center"/>
+          </w:tcPr>
+          <w:p>
+            <w:pPr>
+              <w:pStyle w:val="Compact"/>
+              <w:spacing w:before="0" w:after="0" w:line="280" w:lineRule="exact"/>
+              <w:jc w:val="center"/>
+            </w:pPr>
+            <w:r>
+              <w:rPr>
+                <w:i/>
+                <w:sz w:val="24"/>
+              </w:rPr>
+              <w:lastRenderedPageBreak/>
               <w:t>Datarails</w:t>
             </w:r>
           </w:p>
         </w:tc>
         <w:tc>
           <w:tcPr>
-            <w:tcW w:w="2753" w:type="dxa"/>
+            <w:tcW w:w="2735" w:type="dxa"/>
             <w:vAlign w:val="center"/>
           </w:tcPr>
           <w:p>
@@ -18790,7 +18817,7 @@
         </w:tc>
         <w:tc>
           <w:tcPr>
-            <w:tcW w:w="2505" w:type="dxa"/>
+            <w:tcW w:w="2488" w:type="dxa"/>
             <w:vAlign w:val="center"/>
           </w:tcPr>
           <w:p>
@@ -18829,7 +18856,7 @@
         </w:tc>
         <w:tc>
           <w:tcPr>
-            <w:tcW w:w="2537" w:type="dxa"/>
+            <w:tcW w:w="2574" w:type="dxa"/>
             <w:vAlign w:val="center"/>
           </w:tcPr>
           <w:p>
@@ -18854,7 +18881,7 @@
         </w:trPr>
         <w:tc>
           <w:tcPr>
-            <w:tcW w:w="1558" w:type="dxa"/>
+            <w:tcW w:w="1557" w:type="dxa"/>
             <w:vAlign w:val="center"/>
           </w:tcPr>
           <w:p>
@@ -18874,7 +18901,7 @@
         </w:tc>
         <w:tc>
           <w:tcPr>
-            <w:tcW w:w="2753" w:type="dxa"/>
+            <w:tcW w:w="2735" w:type="dxa"/>
             <w:vAlign w:val="center"/>
           </w:tcPr>
           <w:p>
@@ -18893,7 +18920,7 @@
         </w:tc>
         <w:tc>
           <w:tcPr>
-            <w:tcW w:w="2505" w:type="dxa"/>
+            <w:tcW w:w="2488" w:type="dxa"/>
             <w:vAlign w:val="center"/>
           </w:tcPr>
           <w:p>
@@ -18912,7 +18939,7 @@
         </w:tc>
         <w:tc>
           <w:tcPr>
-            <w:tcW w:w="2537" w:type="dxa"/>
+            <w:tcW w:w="2574" w:type="dxa"/>
             <w:vAlign w:val="center"/>
           </w:tcPr>
           <w:p>
@@ -18942,7 +18969,6 @@
         <w:rPr>
           <w:sz w:val="28"/>
         </w:rPr>
-        <w:lastRenderedPageBreak/>
         <w:t>Блоки показывают две модели: самообслуживание с п</w:t>
       </w:r>
       <w:r>
@@ -19561,7 +19587,13 @@
               <w:rPr>
                 <w:sz w:val="24"/>
               </w:rPr>
-              <w:t>эксперты и репутация, более 1 200 проектов</w:t>
+              <w:t>эксперты и репутация, бо</w:t>
+            </w:r>
+            <w:r>
+              <w:rPr>
+                <w:sz w:val="24"/>
+              </w:rPr>
+              <w:t>лее 1 200 проектов</w:t>
             </w:r>
           </w:p>
         </w:tc>
@@ -19849,6 +19881,7 @@
                 <w:i/>
                 <w:sz w:val="24"/>
               </w:rPr>
+              <w:lastRenderedPageBreak/>
               <w:t>Datarails</w:t>
             </w:r>
           </w:p>
@@ -19945,13 +19978,7 @@
               <w:rPr>
                 <w:sz w:val="24"/>
               </w:rPr>
-              <w:t>консолидированные данные кли</w:t>
-            </w:r>
-            <w:r>
-              <w:rPr>
-                <w:sz w:val="24"/>
-              </w:rPr>
-              <w:t>ентов; умеренные эффекты данных</w:t>
+              <w:t>консолидированные данные клиентов; умеренные эффекты данных</w:t>
             </w:r>
           </w:p>
         </w:tc>
@@ -20096,14 +20123,13 @@
         <w:rPr>
           <w:sz w:val="28"/>
         </w:rPr>
-        <w:lastRenderedPageBreak/>
-        <w:t>Каналы большинства конкурентов - прямые заходы и органический поиск, платная реклама почти не используется (согласуется с ЛР4). Сетевые эффекты слабые у всех; сильнее всего эффект данны</w:t>
-      </w:r>
-      <w:r>
-        <w:rPr>
-          <w:sz w:val="28"/>
-        </w:rPr>
-        <w:t>х у платформ (</w:t>
+        <w:t>Каналы большинства конкуре</w:t>
+      </w:r>
+      <w:r>
+        <w:rPr>
+          <w:sz w:val="28"/>
+        </w:rPr>
+        <w:t>нтов - прямые заходы и органический поиск, платная реклама почти не используется (согласуется с ЛР4). Сетевые эффекты слабые у всех; сильнее всего эффект данных у платформ (</w:t>
       </w:r>
       <w:r>
         <w:rPr>
@@ -20176,13 +20202,13 @@
         <w:tblLook w:val="0020" w:firstRow="1" w:lastRow="0" w:firstColumn="0" w:lastColumn="0" w:noHBand="0" w:noVBand="0"/>
       </w:tblPr>
       <w:tblGrid>
-        <w:gridCol w:w="1313"/>
-        <w:gridCol w:w="1526"/>
-        <w:gridCol w:w="1696"/>
-        <w:gridCol w:w="1205"/>
-        <w:gridCol w:w="1205"/>
-        <w:gridCol w:w="1419"/>
-        <w:gridCol w:w="991"/>
+        <w:gridCol w:w="1284"/>
+        <w:gridCol w:w="1492"/>
+        <w:gridCol w:w="1866"/>
+        <w:gridCol w:w="1178"/>
+        <w:gridCol w:w="1178"/>
+        <w:gridCol w:w="1388"/>
+        <w:gridCol w:w="969"/>
       </w:tblGrid>
       <w:tr>
         <w:trPr>
@@ -20193,7 +20219,7 @@
         </w:trPr>
         <w:tc>
           <w:tcPr>
-            <w:tcW w:w="1312" w:type="dxa"/>
+            <w:tcW w:w="1283" w:type="dxa"/>
             <w:vAlign w:val="center"/>
           </w:tcPr>
           <w:p>
@@ -20213,7 +20239,7 @@
         </w:tc>
         <w:tc>
           <w:tcPr>
-            <w:tcW w:w="1526" w:type="dxa"/>
+            <w:tcW w:w="1492" w:type="dxa"/>
             <w:vAlign w:val="center"/>
           </w:tcPr>
           <w:p>
@@ -20233,7 +20259,7 @@
         </w:tc>
         <w:tc>
           <w:tcPr>
-            <w:tcW w:w="1696" w:type="dxa"/>
+            <w:tcW w:w="1866" w:type="dxa"/>
             <w:vAlign w:val="center"/>
           </w:tcPr>
           <w:p>
@@ -20253,7 +20279,7 @@
         </w:tc>
         <w:tc>
           <w:tcPr>
-            <w:tcW w:w="1205" w:type="dxa"/>
+            <w:tcW w:w="1178" w:type="dxa"/>
             <w:vAlign w:val="center"/>
           </w:tcPr>
           <w:p>
@@ -20273,7 +20299,7 @@
         </w:tc>
         <w:tc>
           <w:tcPr>
-            <w:tcW w:w="1205" w:type="dxa"/>
+            <w:tcW w:w="1178" w:type="dxa"/>
             <w:vAlign w:val="center"/>
           </w:tcPr>
           <w:p>
@@ -20293,7 +20319,7 @@
         </w:tc>
         <w:tc>
           <w:tcPr>
-            <w:tcW w:w="1419" w:type="dxa"/>
+            <w:tcW w:w="1388" w:type="dxa"/>
             <w:vAlign w:val="center"/>
           </w:tcPr>
           <w:p>
@@ -20313,7 +20339,7 @@
         </w:tc>
         <w:tc>
           <w:tcPr>
-            <w:tcW w:w="991" w:type="dxa"/>
+            <w:tcW w:w="969" w:type="dxa"/>
             <w:vAlign w:val="center"/>
           </w:tcPr>
           <w:p>
@@ -20339,7 +20365,7 @@
         </w:trPr>
         <w:tc>
           <w:tcPr>
-            <w:tcW w:w="1312" w:type="dxa"/>
+            <w:tcW w:w="1283" w:type="dxa"/>
             <w:vAlign w:val="center"/>
           </w:tcPr>
           <w:p>
@@ -20359,7 +20385,7 @@
         </w:tc>
         <w:tc>
           <w:tcPr>
-            <w:tcW w:w="1526" w:type="dxa"/>
+            <w:tcW w:w="1492" w:type="dxa"/>
             <w:vAlign w:val="center"/>
           </w:tcPr>
           <w:p>
@@ -20378,7 +20404,7 @@
         </w:tc>
         <w:tc>
           <w:tcPr>
-            <w:tcW w:w="1696" w:type="dxa"/>
+            <w:tcW w:w="1866" w:type="dxa"/>
             <w:vAlign w:val="center"/>
           </w:tcPr>
           <w:p>
@@ -20397,7 +20423,7 @@
         </w:tc>
         <w:tc>
           <w:tcPr>
-            <w:tcW w:w="1205" w:type="dxa"/>
+            <w:tcW w:w="1178" w:type="dxa"/>
             <w:vAlign w:val="center"/>
           </w:tcPr>
           <w:p>
@@ -20416,7 +20442,7 @@
         </w:tc>
         <w:tc>
           <w:tcPr>
-            <w:tcW w:w="1205" w:type="dxa"/>
+            <w:tcW w:w="1178" w:type="dxa"/>
             <w:vAlign w:val="center"/>
           </w:tcPr>
           <w:p>
@@ -20461,7 +20487,7 @@
         </w:tc>
         <w:tc>
           <w:tcPr>
-            <w:tcW w:w="1419" w:type="dxa"/>
+            <w:tcW w:w="1388" w:type="dxa"/>
             <w:vAlign w:val="center"/>
           </w:tcPr>
           <w:p>
@@ -20480,7 +20506,7 @@
         </w:tc>
         <w:tc>
           <w:tcPr>
-            <w:tcW w:w="991" w:type="dxa"/>
+            <w:tcW w:w="969" w:type="dxa"/>
             <w:vAlign w:val="center"/>
           </w:tcPr>
           <w:p>
@@ -20505,7 +20531,7 @@
         </w:trPr>
         <w:tc>
           <w:tcPr>
-            <w:tcW w:w="1312" w:type="dxa"/>
+            <w:tcW w:w="1283" w:type="dxa"/>
             <w:vAlign w:val="center"/>
           </w:tcPr>
           <w:p>
@@ -20525,7 +20551,7 @@
         </w:tc>
         <w:tc>
           <w:tcPr>
-            <w:tcW w:w="1526" w:type="dxa"/>
+            <w:tcW w:w="1492" w:type="dxa"/>
             <w:vAlign w:val="center"/>
           </w:tcPr>
           <w:p>
@@ -20544,26 +20570,26 @@
         </w:tc>
         <w:tc>
           <w:tcPr>
-            <w:tcW w:w="1696" w:type="dxa"/>
-            <w:vAlign w:val="center"/>
-          </w:tcPr>
-          <w:p>
-            <w:pPr>
-              <w:pStyle w:val="Compact"/>
-              <w:spacing w:before="0" w:after="0" w:line="280" w:lineRule="exact"/>
-              <w:jc w:val="center"/>
-            </w:pPr>
-            <w:r>
-              <w:rPr>
-                <w:sz w:val="24"/>
-              </w:rPr>
-              <w:t>не показано</w:t>
-            </w:r>
-          </w:p>
-        </w:tc>
-        <w:tc>
-          <w:tcPr>
-            <w:tcW w:w="1205" w:type="dxa"/>
+            <w:tcW w:w="1866" w:type="dxa"/>
+            <w:vAlign w:val="center"/>
+          </w:tcPr>
+          <w:p>
+            <w:pPr>
+              <w:pStyle w:val="Compact"/>
+              <w:spacing w:before="0" w:after="0" w:line="280" w:lineRule="exact"/>
+              <w:jc w:val="center"/>
+            </w:pPr>
+            <w:r>
+              <w:rPr>
+                <w:sz w:val="24"/>
+              </w:rPr>
+              <w:t>arixcel.com/explorer/download</w:t>
+            </w:r>
+          </w:p>
+        </w:tc>
+        <w:tc>
+          <w:tcPr>
+            <w:tcW w:w="1178" w:type="dxa"/>
             <w:vAlign w:val="center"/>
           </w:tcPr>
           <w:p>
@@ -20582,45 +20608,45 @@
         </w:tc>
         <w:tc>
           <w:tcPr>
-            <w:tcW w:w="1205" w:type="dxa"/>
-            <w:vAlign w:val="center"/>
-          </w:tcPr>
-          <w:p>
-            <w:pPr>
-              <w:pStyle w:val="Compact"/>
-              <w:spacing w:before="0" w:after="0" w:line="280" w:lineRule="exact"/>
-              <w:jc w:val="center"/>
-            </w:pPr>
-            <w:r>
-              <w:rPr>
-                <w:sz w:val="24"/>
-              </w:rPr>
-              <w:t>не показано</w:t>
-            </w:r>
-          </w:p>
-        </w:tc>
-        <w:tc>
-          <w:tcPr>
-            <w:tcW w:w="1419" w:type="dxa"/>
-            <w:vAlign w:val="center"/>
-          </w:tcPr>
-          <w:p>
-            <w:pPr>
-              <w:pStyle w:val="Compact"/>
-              <w:spacing w:before="0" w:after="0" w:line="280" w:lineRule="exact"/>
-              <w:jc w:val="center"/>
-            </w:pPr>
-            <w:r>
-              <w:rPr>
-                <w:sz w:val="24"/>
-              </w:rPr>
-              <w:t>1</w:t>
-            </w:r>
-          </w:p>
-        </w:tc>
-        <w:tc>
-          <w:tcPr>
-            <w:tcW w:w="991" w:type="dxa"/>
+            <w:tcW w:w="1178" w:type="dxa"/>
+            <w:vAlign w:val="center"/>
+          </w:tcPr>
+          <w:p>
+            <w:pPr>
+              <w:pStyle w:val="Compact"/>
+              <w:spacing w:before="0" w:after="0" w:line="280" w:lineRule="exact"/>
+              <w:jc w:val="center"/>
+            </w:pPr>
+            <w:r>
+              <w:rPr>
+                <w:sz w:val="24"/>
+              </w:rPr>
+              <w:t>да (пробный режим)</w:t>
+            </w:r>
+          </w:p>
+        </w:tc>
+        <w:tc>
+          <w:tcPr>
+            <w:tcW w:w="1388" w:type="dxa"/>
+            <w:vAlign w:val="center"/>
+          </w:tcPr>
+          <w:p>
+            <w:pPr>
+              <w:pStyle w:val="Compact"/>
+              <w:spacing w:before="0" w:after="0" w:line="280" w:lineRule="exact"/>
+              <w:jc w:val="center"/>
+            </w:pPr>
+            <w:r>
+              <w:rPr>
+                <w:sz w:val="24"/>
+              </w:rPr>
+              <w:t>3</w:t>
+            </w:r>
+          </w:p>
+        </w:tc>
+        <w:tc>
+          <w:tcPr>
+            <w:tcW w:w="969" w:type="dxa"/>
             <w:vAlign w:val="center"/>
           </w:tcPr>
           <w:p>
@@ -20645,7 +20671,7 @@
         </w:trPr>
         <w:tc>
           <w:tcPr>
-            <w:tcW w:w="1312" w:type="dxa"/>
+            <w:tcW w:w="1283" w:type="dxa"/>
             <w:vAlign w:val="center"/>
           </w:tcPr>
           <w:p>
@@ -20665,7 +20691,7 @@
         </w:tc>
         <w:tc>
           <w:tcPr>
-            <w:tcW w:w="1526" w:type="dxa"/>
+            <w:tcW w:w="1492" w:type="dxa"/>
             <w:vAlign w:val="center"/>
           </w:tcPr>
           <w:p>
@@ -20684,26 +20710,26 @@
         </w:tc>
         <w:tc>
           <w:tcPr>
-            <w:tcW w:w="1696" w:type="dxa"/>
-            <w:vAlign w:val="center"/>
-          </w:tcPr>
-          <w:p>
-            <w:pPr>
-              <w:pStyle w:val="Compact"/>
-              <w:spacing w:before="0" w:after="0" w:line="280" w:lineRule="exact"/>
-              <w:jc w:val="center"/>
-            </w:pPr>
-            <w:r>
-              <w:rPr>
-                <w:sz w:val="24"/>
-              </w:rPr>
-              <w:t>не показано</w:t>
-            </w:r>
-          </w:p>
-        </w:tc>
-        <w:tc>
-          <w:tcPr>
-            <w:tcW w:w="1205" w:type="dxa"/>
+            <w:tcW w:w="1866" w:type="dxa"/>
+            <w:vAlign w:val="center"/>
+          </w:tcPr>
+          <w:p>
+            <w:pPr>
+              <w:pStyle w:val="Compact"/>
+              <w:spacing w:before="0" w:after="0" w:line="280" w:lineRule="exact"/>
+              <w:jc w:val="center"/>
+            </w:pPr>
+            <w:r>
+              <w:rPr>
+                <w:sz w:val="24"/>
+              </w:rPr>
+              <w:t>operisanalysiskit.com/oak-price</w:t>
+            </w:r>
+          </w:p>
+        </w:tc>
+        <w:tc>
+          <w:tcPr>
+            <w:tcW w:w="1178" w:type="dxa"/>
             <w:vAlign w:val="center"/>
           </w:tcPr>
           <w:p>
@@ -20722,45 +20748,45 @@
         </w:tc>
         <w:tc>
           <w:tcPr>
-            <w:tcW w:w="1205" w:type="dxa"/>
-            <w:vAlign w:val="center"/>
-          </w:tcPr>
-          <w:p>
-            <w:pPr>
-              <w:pStyle w:val="Compact"/>
-              <w:spacing w:before="0" w:after="0" w:line="280" w:lineRule="exact"/>
-              <w:jc w:val="center"/>
-            </w:pPr>
-            <w:r>
-              <w:rPr>
-                <w:sz w:val="24"/>
-              </w:rPr>
-              <w:t>нет</w:t>
-            </w:r>
-          </w:p>
-        </w:tc>
-        <w:tc>
-          <w:tcPr>
-            <w:tcW w:w="1419" w:type="dxa"/>
-            <w:vAlign w:val="center"/>
-          </w:tcPr>
-          <w:p>
-            <w:pPr>
-              <w:pStyle w:val="Compact"/>
-              <w:spacing w:before="0" w:after="0" w:line="280" w:lineRule="exact"/>
-              <w:jc w:val="center"/>
-            </w:pPr>
-            <w:r>
-              <w:rPr>
-                <w:sz w:val="24"/>
-              </w:rPr>
-              <w:t>1</w:t>
-            </w:r>
-          </w:p>
-        </w:tc>
-        <w:tc>
-          <w:tcPr>
-            <w:tcW w:w="991" w:type="dxa"/>
+            <w:tcW w:w="1178" w:type="dxa"/>
+            <w:vAlign w:val="center"/>
+          </w:tcPr>
+          <w:p>
+            <w:pPr>
+              <w:pStyle w:val="Compact"/>
+              <w:spacing w:before="0" w:after="0" w:line="280" w:lineRule="exact"/>
+              <w:jc w:val="center"/>
+            </w:pPr>
+            <w:r>
+              <w:rPr>
+                <w:sz w:val="24"/>
+              </w:rPr>
+              <w:t>да (30 дней по запросу)</w:t>
+            </w:r>
+          </w:p>
+        </w:tc>
+        <w:tc>
+          <w:tcPr>
+            <w:tcW w:w="1388" w:type="dxa"/>
+            <w:vAlign w:val="center"/>
+          </w:tcPr>
+          <w:p>
+            <w:pPr>
+              <w:pStyle w:val="Compact"/>
+              <w:spacing w:before="0" w:after="0" w:line="280" w:lineRule="exact"/>
+              <w:jc w:val="center"/>
+            </w:pPr>
+            <w:r>
+              <w:rPr>
+                <w:sz w:val="24"/>
+              </w:rPr>
+              <w:t>3</w:t>
+            </w:r>
+          </w:p>
+        </w:tc>
+        <w:tc>
+          <w:tcPr>
+            <w:tcW w:w="969" w:type="dxa"/>
             <w:vAlign w:val="center"/>
           </w:tcPr>
           <w:p>
@@ -20785,7 +20811,7 @@
         </w:trPr>
         <w:tc>
           <w:tcPr>
-            <w:tcW w:w="1312" w:type="dxa"/>
+            <w:tcW w:w="1283" w:type="dxa"/>
             <w:vAlign w:val="center"/>
           </w:tcPr>
           <w:p>
@@ -20805,7 +20831,7 @@
         </w:tc>
         <w:tc>
           <w:tcPr>
-            <w:tcW w:w="1526" w:type="dxa"/>
+            <w:tcW w:w="1492" w:type="dxa"/>
             <w:vAlign w:val="center"/>
           </w:tcPr>
           <w:p>
@@ -20824,7 +20850,7 @@
         </w:tc>
         <w:tc>
           <w:tcPr>
-            <w:tcW w:w="1696" w:type="dxa"/>
+            <w:tcW w:w="1866" w:type="dxa"/>
             <w:vAlign w:val="center"/>
           </w:tcPr>
           <w:p>
@@ -20843,7 +20869,7 @@
         </w:tc>
         <w:tc>
           <w:tcPr>
-            <w:tcW w:w="1205" w:type="dxa"/>
+            <w:tcW w:w="1178" w:type="dxa"/>
             <w:vAlign w:val="center"/>
           </w:tcPr>
           <w:p>
@@ -20862,7 +20888,7 @@
         </w:tc>
         <w:tc>
           <w:tcPr>
-            <w:tcW w:w="1205" w:type="dxa"/>
+            <w:tcW w:w="1178" w:type="dxa"/>
             <w:vAlign w:val="center"/>
           </w:tcPr>
           <w:p>
@@ -20894,7 +20920,7 @@
         </w:tc>
         <w:tc>
           <w:tcPr>
-            <w:tcW w:w="1419" w:type="dxa"/>
+            <w:tcW w:w="1388" w:type="dxa"/>
             <w:vAlign w:val="center"/>
           </w:tcPr>
           <w:p>
@@ -20913,7 +20939,7 @@
         </w:tc>
         <w:tc>
           <w:tcPr>
-            <w:tcW w:w="991" w:type="dxa"/>
+            <w:tcW w:w="969" w:type="dxa"/>
             <w:vAlign w:val="center"/>
           </w:tcPr>
           <w:p>
@@ -20938,7 +20964,7 @@
         </w:trPr>
         <w:tc>
           <w:tcPr>
-            <w:tcW w:w="1312" w:type="dxa"/>
+            <w:tcW w:w="1283" w:type="dxa"/>
             <w:vAlign w:val="center"/>
           </w:tcPr>
           <w:p>
@@ -20958,7 +20984,7 @@
         </w:tc>
         <w:tc>
           <w:tcPr>
-            <w:tcW w:w="1526" w:type="dxa"/>
+            <w:tcW w:w="1492" w:type="dxa"/>
             <w:vAlign w:val="center"/>
           </w:tcPr>
           <w:p>
@@ -20977,7 +21003,7 @@
         </w:tc>
         <w:tc>
           <w:tcPr>
-            <w:tcW w:w="1696" w:type="dxa"/>
+            <w:tcW w:w="1866" w:type="dxa"/>
             <w:vAlign w:val="center"/>
           </w:tcPr>
           <w:p>
@@ -20996,7 +21022,7 @@
         </w:tc>
         <w:tc>
           <w:tcPr>
-            <w:tcW w:w="1205" w:type="dxa"/>
+            <w:tcW w:w="1178" w:type="dxa"/>
             <w:vAlign w:val="center"/>
           </w:tcPr>
           <w:p>
@@ -21015,7 +21041,7 @@
         </w:tc>
         <w:tc>
           <w:tcPr>
-            <w:tcW w:w="1205" w:type="dxa"/>
+            <w:tcW w:w="1178" w:type="dxa"/>
             <w:vAlign w:val="center"/>
           </w:tcPr>
           <w:p>
@@ -21047,7 +21073,7 @@
         </w:tc>
         <w:tc>
           <w:tcPr>
-            <w:tcW w:w="1419" w:type="dxa"/>
+            <w:tcW w:w="1388" w:type="dxa"/>
             <w:vAlign w:val="center"/>
           </w:tcPr>
           <w:p>
@@ -21066,7 +21092,7 @@
         </w:tc>
         <w:tc>
           <w:tcPr>
-            <w:tcW w:w="991" w:type="dxa"/>
+            <w:tcW w:w="969" w:type="dxa"/>
             <w:vAlign w:val="center"/>
           </w:tcPr>
           <w:p>
@@ -21091,7 +21117,7 @@
         </w:trPr>
         <w:tc>
           <w:tcPr>
-            <w:tcW w:w="1312" w:type="dxa"/>
+            <w:tcW w:w="1283" w:type="dxa"/>
             <w:vAlign w:val="center"/>
           </w:tcPr>
           <w:p>
@@ -21111,7 +21137,7 @@
         </w:tc>
         <w:tc>
           <w:tcPr>
-            <w:tcW w:w="1526" w:type="dxa"/>
+            <w:tcW w:w="1492" w:type="dxa"/>
             <w:vAlign w:val="center"/>
           </w:tcPr>
           <w:p>
@@ -21130,7 +21156,7 @@
         </w:tc>
         <w:tc>
           <w:tcPr>
-            <w:tcW w:w="1696" w:type="dxa"/>
+            <w:tcW w:w="1866" w:type="dxa"/>
             <w:vAlign w:val="center"/>
           </w:tcPr>
           <w:p>
@@ -21149,7 +21175,7 @@
         </w:tc>
         <w:tc>
           <w:tcPr>
-            <w:tcW w:w="1205" w:type="dxa"/>
+            <w:tcW w:w="1178" w:type="dxa"/>
             <w:vAlign w:val="center"/>
           </w:tcPr>
           <w:p>
@@ -21168,7 +21194,7 @@
         </w:tc>
         <w:tc>
           <w:tcPr>
-            <w:tcW w:w="1205" w:type="dxa"/>
+            <w:tcW w:w="1178" w:type="dxa"/>
             <w:vAlign w:val="center"/>
           </w:tcPr>
           <w:p>
@@ -21187,7 +21213,7 @@
         </w:tc>
         <w:tc>
           <w:tcPr>
-            <w:tcW w:w="1419" w:type="dxa"/>
+            <w:tcW w:w="1388" w:type="dxa"/>
             <w:vAlign w:val="center"/>
           </w:tcPr>
           <w:p>
@@ -21206,7 +21232,7 @@
         </w:tc>
         <w:tc>
           <w:tcPr>
-            <w:tcW w:w="991" w:type="dxa"/>
+            <w:tcW w:w="969" w:type="dxa"/>
             <w:vAlign w:val="center"/>
           </w:tcPr>
           <w:p>
@@ -21231,7 +21257,7 @@
         </w:trPr>
         <w:tc>
           <w:tcPr>
-            <w:tcW w:w="1312" w:type="dxa"/>
+            <w:tcW w:w="1283" w:type="dxa"/>
             <w:vAlign w:val="center"/>
           </w:tcPr>
           <w:p>
@@ -21251,7 +21277,7 @@
         </w:tc>
         <w:tc>
           <w:tcPr>
-            <w:tcW w:w="1526" w:type="dxa"/>
+            <w:tcW w:w="1492" w:type="dxa"/>
             <w:vAlign w:val="center"/>
           </w:tcPr>
           <w:p>
@@ -21270,7 +21296,7 @@
         </w:tc>
         <w:tc>
           <w:tcPr>
-            <w:tcW w:w="1696" w:type="dxa"/>
+            <w:tcW w:w="1866" w:type="dxa"/>
             <w:vAlign w:val="center"/>
           </w:tcPr>
           <w:p>
@@ -21289,7 +21315,7 @@
         </w:tc>
         <w:tc>
           <w:tcPr>
-            <w:tcW w:w="1205" w:type="dxa"/>
+            <w:tcW w:w="1178" w:type="dxa"/>
             <w:vAlign w:val="center"/>
           </w:tcPr>
           <w:p>
@@ -21308,7 +21334,7 @@
         </w:tc>
         <w:tc>
           <w:tcPr>
-            <w:tcW w:w="1205" w:type="dxa"/>
+            <w:tcW w:w="1178" w:type="dxa"/>
             <w:vAlign w:val="center"/>
           </w:tcPr>
           <w:p>
@@ -21327,7 +21353,7 @@
         </w:tc>
         <w:tc>
           <w:tcPr>
-            <w:tcW w:w="1419" w:type="dxa"/>
+            <w:tcW w:w="1388" w:type="dxa"/>
             <w:vAlign w:val="center"/>
           </w:tcPr>
           <w:p>
@@ -21346,7 +21372,7 @@
         </w:tc>
         <w:tc>
           <w:tcPr>
-            <w:tcW w:w="991" w:type="dxa"/>
+            <w:tcW w:w="969" w:type="dxa"/>
             <w:vAlign w:val="center"/>
           </w:tcPr>
           <w:p>
@@ -21376,6 +21402,7 @@
         <w:rPr>
           <w:sz w:val="28"/>
         </w:rPr>
+        <w:lastRenderedPageBreak/>
         <w:t xml:space="preserve">Лестницу от бесплатного тарифа до корпоративного прозрачно показывают только </w:t>
       </w:r>
       <w:r>
@@ -21402,13 +21429,124 @@
         <w:rPr>
           <w:sz w:val="28"/>
         </w:rPr>
-        <w:t xml:space="preserve">; у специализированных игроков и платформ цена скрыта или по запросу. Прозрачная цена и бесплатный вход - </w:t>
-      </w:r>
-      <w:r>
-        <w:rPr>
-          <w:sz w:val="28"/>
-        </w:rPr>
-        <w:t>возможность дифференциации в нише проверки.</w:t>
+        <w:t>; у специализированных игроков показана единичная цена (</w:t>
+      </w:r>
+      <w:r>
+        <w:rPr>
+          <w:i/>
+          <w:sz w:val="28"/>
+        </w:rPr>
+        <w:t>Arixcel</w:t>
+      </w:r>
+      <w:r>
+        <w:rPr>
+          <w:sz w:val="28"/>
+        </w:rPr>
+        <w:t xml:space="preserve"> 2,75 </w:t>
+      </w:r>
+      <w:r>
+        <w:rPr>
+          <w:i/>
+          <w:sz w:val="28"/>
+        </w:rPr>
+        <w:t>GBP</w:t>
+      </w:r>
+      <w:r>
+        <w:rPr>
+          <w:sz w:val="28"/>
+        </w:rPr>
+        <w:t xml:space="preserve"> за пользователя в месяц, </w:t>
+      </w:r>
+      <w:r>
+        <w:rPr>
+          <w:i/>
+          <w:sz w:val="28"/>
+        </w:rPr>
+        <w:t>Operis</w:t>
+      </w:r>
+      <w:r>
+        <w:rPr>
+          <w:sz w:val="28"/>
+        </w:rPr>
+        <w:t xml:space="preserve"> </w:t>
+      </w:r>
+      <w:r>
+        <w:rPr>
+          <w:i/>
+          <w:sz w:val="28"/>
+        </w:rPr>
+        <w:t>OAK</w:t>
+      </w:r>
+      <w:r>
+        <w:rPr>
+          <w:sz w:val="28"/>
+        </w:rPr>
+        <w:t xml:space="preserve"> 311,66 </w:t>
+      </w:r>
+      <w:r>
+        <w:rPr>
+          <w:i/>
+          <w:sz w:val="28"/>
+        </w:rPr>
+        <w:t>GBP</w:t>
+      </w:r>
+      <w:r>
+        <w:rPr>
+          <w:sz w:val="28"/>
+        </w:rPr>
+        <w:t xml:space="preserve"> в год, </w:t>
+      </w:r>
+      <w:r>
+        <w:rPr>
+          <w:i/>
+          <w:sz w:val="28"/>
+        </w:rPr>
+        <w:t>PerfectXL</w:t>
+      </w:r>
+      <w:r>
+        <w:rPr>
+          <w:sz w:val="28"/>
+        </w:rPr>
+        <w:t xml:space="preserve"> от 69 </w:t>
+      </w:r>
+      <w:r>
+        <w:rPr>
+          <w:i/>
+          <w:sz w:val="28"/>
+        </w:rPr>
+        <w:t>EUR</w:t>
+      </w:r>
+      <w:r>
+        <w:rPr>
+          <w:sz w:val="28"/>
+        </w:rPr>
+        <w:t>) без лестницы и бесплатного входа, а у платформ (</w:t>
+      </w:r>
+      <w:r>
+        <w:rPr>
+          <w:i/>
+          <w:sz w:val="28"/>
+        </w:rPr>
+        <w:t>DataSnipper</w:t>
+      </w:r>
+      <w:r>
+        <w:rPr>
+          <w:sz w:val="28"/>
+        </w:rPr>
+        <w:t xml:space="preserve">, </w:t>
+      </w:r>
+      <w:r>
+        <w:rPr>
+          <w:i/>
+          <w:sz w:val="28"/>
+        </w:rPr>
+        <w:t>Datarails</w:t>
+      </w:r>
+      <w:r>
+        <w:rPr>
+          <w:sz w:val="28"/>
+        </w:rPr>
+        <w:t>) цена только по запросу. Прозрачная цена и бесплатный вход - возможность дифференциации в нише проверки.</w:t>
       </w:r>
     </w:p>
     <w:p>
@@ -21422,7 +21560,13 @@
         <w:rPr>
           <w:sz w:val="28"/>
         </w:rPr>
-        <w:t>В таблице 15 представлено: каналы и воронка конкурентов.</w:t>
+        <w:t>В та</w:t>
+      </w:r>
+      <w:r>
+        <w:rPr>
+          <w:sz w:val="28"/>
+        </w:rPr>
+        <w:t>блице 15 представлено: каналы и воронка конкурентов.</w:t>
       </w:r>
     </w:p>
     <w:p>
@@ -22203,7 +22347,6 @@
                 <w:i/>
                 <w:sz w:val="24"/>
               </w:rPr>
-              <w:lastRenderedPageBreak/>
               <w:t>Numerous.ai</w:t>
             </w:r>
           </w:p>
@@ -22678,7 +22821,13 @@
         <w:rPr>
           <w:sz w:val="28"/>
         </w:rPr>
-        <w:t xml:space="preserve"> должна сочетать быстрый бесплатный вход и элементы доверия.</w:t>
+        <w:t xml:space="preserve"> должна сочетать быстрый бесплатный вход и элементы д</w:t>
+      </w:r>
+      <w:r>
+        <w:rPr>
+          <w:sz w:val="28"/>
+        </w:rPr>
+        <w:t>оверия.</w:t>
       </w:r>
     </w:p>
     <w:p>
@@ -22795,14 +22944,7 @@
                 <w:b/>
                 <w:sz w:val="24"/>
               </w:rPr>
-              <w:t>Тех</w:t>
-            </w:r>
-            <w:r>
-              <w:rPr>
-                <w:b/>
-                <w:sz w:val="24"/>
-              </w:rPr>
-              <w:t>нологии</w:t>
+              <w:t>Технологии</w:t>
             </w:r>
           </w:p>
         </w:tc>
@@ -23285,6 +23427,7 @@
                 <w:i/>
                 <w:sz w:val="24"/>
               </w:rPr>
+              <w:lastRenderedPageBreak/>
               <w:t>Shortcut</w:t>
             </w:r>
           </w:p>
@@ -23919,7 +24062,6 @@
         <w:rPr>
           <w:sz w:val="28"/>
         </w:rPr>
-        <w:lastRenderedPageBreak/>
         <w:t>В таблице 17 представлено: индекс силы бизнес-модели.</w:t>
       </w:r>
     </w:p>
@@ -24906,8 +25048,9 @@
           <w:noProof/>
           <w:sz w:val="28"/>
         </w:rPr>
+        <w:lastRenderedPageBreak/>
         <w:drawing>
-          <wp:inline distT="0" distB="0" distL="0" distR="0" wp14:anchorId="112CC5F9" wp14:editId="7DB3966E">
+          <wp:inline distT="0" distB="0" distL="0" distR="0" wp14:anchorId="46AB03BF" wp14:editId="29BBA38F">
             <wp:extent cx="5334000" cy="2471853"/>
             <wp:effectExtent l="0" t="0" r="0" b="0"/>
             <wp:docPr id="27" name="Picture"/>
@@ -25560,7 +25703,6 @@
               <w:rPr>
                 <w:sz w:val="24"/>
               </w:rPr>
-              <w:lastRenderedPageBreak/>
               <w:t>Запрос демо / консультация как основной вход</w:t>
             </w:r>
           </w:p>
@@ -26476,6 +26618,7 @@
         <w:rPr>
           <w:sz w:val="28"/>
         </w:rPr>
+        <w:lastRenderedPageBreak/>
         <w:t xml:space="preserve">Рыночными стандартами по порогу 70 % являются надстройка </w:t>
       </w:r>
       <w:r>
@@ -26518,7 +26661,7 @@
         <w:ind w:firstLine="709"/>
       </w:pPr>
       <w:bookmarkStart w:id="20" w:name="_79cbfa74df5b3f3beef1cd24c3ad9f089a58d7a"/>
-      <w:bookmarkStart w:id="21" w:name="_Toc241936249"/>
+      <w:bookmarkStart w:id="21" w:name="_Toc241936452"/>
       <w:bookmarkEnd w:id="18"/>
       <w:r>
         <w:rPr>
@@ -26853,7 +26996,13 @@
               <w:rPr>
                 <w:sz w:val="24"/>
               </w:rPr>
-              <w:t>), бесплатный тариф и пробный аудит</w:t>
+              <w:t xml:space="preserve">), бесплатный тариф и </w:t>
+            </w:r>
+            <w:r>
+              <w:rPr>
+                <w:sz w:val="24"/>
+              </w:rPr>
+              <w:t>пробный аудит</w:t>
             </w:r>
           </w:p>
         </w:tc>
@@ -26960,7 +27109,6 @@
               <w:rPr>
                 <w:sz w:val="24"/>
               </w:rPr>
-              <w:lastRenderedPageBreak/>
               <w:t>Зоны дифференциации</w:t>
             </w:r>
           </w:p>
@@ -27029,7 +27177,13 @@
         <w:rPr>
           <w:sz w:val="28"/>
         </w:rPr>
-        <w:t>Минимальный товар включает признаки стандарта и обязательных разрывов, а ставка делается на доказательность вывода и прозрачность цены. Эти группы переходят в ЛР6 как вход для ценностного предложения и требований к первому релизу.</w:t>
+        <w:t>Минимальный товар включает признаки стандарта и обязательных разрывов, а ставка дел</w:t>
+      </w:r>
+      <w:r>
+        <w:rPr>
+          <w:sz w:val="28"/>
+        </w:rPr>
+        <w:t>ается на доказательность вывода и прозрачность цены. Эти группы переходят в ЛР6 как вход для ценностного предложения и требований к первому релизу.</w:t>
       </w:r>
     </w:p>
     <w:p>
@@ -27043,13 +27197,7 @@
         <w:rPr>
           <w:sz w:val="28"/>
         </w:rPr>
-        <w:t>В таблице 20 представлено</w:t>
-      </w:r>
-      <w:r>
-        <w:rPr>
-          <w:sz w:val="28"/>
-        </w:rPr>
-        <w:t xml:space="preserve">: гипотезы бизнес-модели </w:t>
+        <w:t xml:space="preserve">В таблице 20 представлено: гипотезы бизнес-модели </w:t>
       </w:r>
       <w:r>
         <w:rPr>
@@ -27075,7 +27223,13 @@
         <w:rPr>
           <w:sz w:val="28"/>
         </w:rPr>
-        <w:t xml:space="preserve">Таблица 20 – Гипотезы бизнес-модели </w:t>
+        <w:t>Таблица 20 – Гипотезы бизнес-м</w:t>
+      </w:r>
+      <w:r>
+        <w:rPr>
+          <w:sz w:val="28"/>
+        </w:rPr>
+        <w:t xml:space="preserve">одели </w:t>
       </w:r>
       <w:r>
         <w:rPr>
@@ -27263,6 +27417,7 @@
               <w:rPr>
                 <w:sz w:val="24"/>
               </w:rPr>
+              <w:lastRenderedPageBreak/>
               <w:t>Ценностное предложение</w:t>
             </w:r>
           </w:p>
@@ -27460,13 +27615,7 @@
               <w:rPr>
                 <w:sz w:val="24"/>
               </w:rPr>
-              <w:t>станда</w:t>
-            </w:r>
-            <w:r>
-              <w:rPr>
-                <w:sz w:val="24"/>
-              </w:rPr>
-              <w:t>рты: пробный доступ и документация</w:t>
+              <w:t>стандарты: пробный доступ и документация</w:t>
             </w:r>
           </w:p>
         </w:tc>
@@ -27517,7 +27666,13 @@
               <w:rPr>
                 <w:sz w:val="24"/>
               </w:rPr>
-              <w:t>, разовый аудит 9 </w:t>
+              <w:t xml:space="preserve">, разовый </w:t>
+            </w:r>
+            <w:r>
+              <w:rPr>
+                <w:sz w:val="24"/>
+              </w:rPr>
+              <w:t>аудит 9 </w:t>
             </w:r>
             <w:r>
               <w:rPr>
@@ -27684,13 +27839,7 @@
               <w:rPr>
                 <w:sz w:val="24"/>
               </w:rPr>
-              <w:t>барьер: доверие и данные; б</w:t>
-            </w:r>
-            <w:r>
-              <w:rPr>
-                <w:sz w:val="24"/>
-              </w:rPr>
-              <w:t>езопасность - обязательный разрыв</w:t>
+              <w:t>барьер: доверие и данные; безопасность - обязательный разрыв</w:t>
             </w:r>
           </w:p>
         </w:tc>
@@ -27997,14 +28146,13 @@
         <w:ind w:firstLine="709"/>
       </w:pPr>
       <w:bookmarkStart w:id="22" w:name="_339ae803435bd6b9a653c2b18dadc62dc9ad8e7"/>
-      <w:bookmarkStart w:id="23" w:name="_Toc241936250"/>
+      <w:bookmarkStart w:id="23" w:name="_Toc241936453"/>
       <w:bookmarkEnd w:id="20"/>
       <w:r>
         <w:rPr>
           <w:b/>
           <w:sz w:val="28"/>
         </w:rPr>
-        <w:lastRenderedPageBreak/>
         <w:t>2.10 Проверка расчетов и ограничения</w:t>
       </w:r>
       <w:bookmarkEnd w:id="23"/>
@@ -28131,13 +28279,13 @@
         <w:rPr>
           <w:sz w:val="28"/>
         </w:rPr>
-        <w:t xml:space="preserve"> найдены уже после расчета баллов,</w:t>
-      </w:r>
-      <w:r>
-        <w:rPr>
-          <w:sz w:val="28"/>
-        </w:rPr>
-        <w:t xml:space="preserve"> приложение Д); отзывы собраны на </w:t>
+        <w:t xml:space="preserve"> найдены в конце работы и внесены </w:t>
+      </w:r>
+      <w:r>
+        <w:rPr>
+          <w:sz w:val="28"/>
+        </w:rPr>
+        <w:t xml:space="preserve">в книгу бизнес-моделей, приложение Д); отзывы собраны на </w:t>
       </w:r>
       <w:r>
         <w:rPr>
@@ -28187,7 +28335,7 @@
         <w:ind w:firstLine="709"/>
       </w:pPr>
       <w:bookmarkStart w:id="24" w:name="_1bfdad9d2d88ddb6ca16c31c1d4d4943679f32f"/>
-      <w:bookmarkStart w:id="25" w:name="_Toc241936251"/>
+      <w:bookmarkStart w:id="25" w:name="_Toc241936454"/>
       <w:bookmarkEnd w:id="22"/>
       <w:bookmarkEnd w:id="2"/>
       <w:r>
@@ -28196,14 +28344,7 @@
           <w:sz w:val="28"/>
         </w:rPr>
         <w:lastRenderedPageBreak/>
-        <w:t>3 ОТВЕТЫ НА КОНТРОЛЬНЫ</w:t>
-      </w:r>
-      <w:r>
-        <w:rPr>
-          <w:b/>
-          <w:sz w:val="28"/>
-        </w:rPr>
-        <w:t>Е ВОПРОСЫ</w:t>
+        <w:t>3 ОТВЕТЫ НА КОНТРОЛЬНЫЕ ВОПРОСЫ</w:t>
       </w:r>
       <w:bookmarkEnd w:id="25"/>
     </w:p>
@@ -28218,7 +28359,13 @@
         <w:rPr>
           <w:sz w:val="28"/>
         </w:rPr>
-        <w:t>Ответы даны по контрольным показателям дашборда шаблона анализа товара [2] (раздел «Норма контроля») и по чек-листам методик [1], [3].</w:t>
+        <w:t>Ответы даны по контрольным показателям дашборда шаблона а</w:t>
+      </w:r>
+      <w:r>
+        <w:rPr>
+          <w:sz w:val="28"/>
+        </w:rPr>
+        <w:t>нализа товара [2] (раздел «Норма контроля») и по чек-листам методик [1], [3].</w:t>
       </w:r>
     </w:p>
     <w:p>
@@ -28236,13 +28383,7 @@
         <w:rPr>
           <w:sz w:val="28"/>
         </w:rPr>
-        <w:t>Сколько конкурентов в анализе и достаточно ли их (норма 5-12)? Семь конкурентов для товара и бизнес-модели и де</w:t>
-      </w:r>
-      <w:r>
-        <w:rPr>
-          <w:sz w:val="28"/>
-        </w:rPr>
-        <w:t>сять компаний для классификации; норма выполнена.</w:t>
+        <w:t>Сколько конкурентов в анализе и достаточно ли их (норма 5-12)? Семь конкурентов для товара и бизнес-модели и десять компаний для классификации; норма выполнена.</w:t>
       </w:r>
     </w:p>
     <w:p>
@@ -28260,7 +28401,13 @@
         <w:rPr>
           <w:sz w:val="28"/>
         </w:rPr>
-        <w:t>Сколько страниц проверено (норма 30 и более)? 16 страниц; норма не выполнена, недостающие страницы указаны в приложении Б.</w:t>
+        <w:t>Сколько страниц п</w:t>
+      </w:r>
+      <w:r>
+        <w:rPr>
+          <w:sz w:val="28"/>
+        </w:rPr>
+        <w:t>роверено (норма 30 и более)? 16 страниц; норма не выполнена, недостающие страницы указаны в приложении Б.</w:t>
       </w:r>
     </w:p>
     <w:p>
@@ -28278,13 +28425,7 @@
         <w:rPr>
           <w:sz w:val="28"/>
         </w:rPr>
-        <w:t>Сколько признаков по Левитту выделено (норма 40 и более)? 59 признаков; норма выпол</w:t>
-      </w:r>
-      <w:r>
-        <w:rPr>
-          <w:sz w:val="28"/>
-        </w:rPr>
-        <w:t>нена.</w:t>
+        <w:t>Сколько признаков по Левитту выделено (норма 40 и более)? 59 признаков; норма выполнена.</w:t>
       </w:r>
     </w:p>
     <w:p>
@@ -28302,7 +28443,13 @@
         <w:rPr>
           <w:sz w:val="28"/>
         </w:rPr>
-        <w:t>Сколько требований по Кано выделено (норма 25 и более)? 16 требований; норма не выполнена, список может быть расширен после опроса.</w:t>
+        <w:t>Сколько требований по Кано выделено (норма 25 и более)? 16 тр</w:t>
+      </w:r>
+      <w:r>
+        <w:rPr>
+          <w:sz w:val="28"/>
+        </w:rPr>
+        <w:t>ебований; норма не выполнена, список может быть расширен после опроса.</w:t>
       </w:r>
     </w:p>
     <w:p>
@@ -28338,13 +28485,7 @@
         <w:rPr>
           <w:sz w:val="28"/>
         </w:rPr>
-        <w:t xml:space="preserve">Есть ли у каждого вывода страница и факт? </w:t>
-      </w:r>
-      <w:r>
-        <w:rPr>
-          <w:sz w:val="28"/>
-        </w:rPr>
-        <w:t>Да, таблица 5; достоверность 3-5.</w:t>
+        <w:t>Есть ли у каждого вывода страница и факт? Да, таблица 5; достоверность 3-5.</w:t>
       </w:r>
     </w:p>
     <w:p>
@@ -28362,7 +28503,13 @@
         <w:rPr>
           <w:sz w:val="28"/>
         </w:rPr>
-        <w:t>Классифицированы ли компании по уровням конкуренции с ограничителями? Да, таблицы 3 и 4.</w:t>
+        <w:t>Классифицированы ли компании по у</w:t>
+      </w:r>
+      <w:r>
+        <w:rPr>
+          <w:sz w:val="28"/>
+        </w:rPr>
+        <w:t>ровням конкуренции с ограничителями? Да, таблицы 3 и 4.</w:t>
       </w:r>
     </w:p>
     <w:p>
@@ -28409,7 +28556,7 @@
         <w:jc w:val="center"/>
       </w:pPr>
       <w:bookmarkStart w:id="26" w:name="_выводы"/>
-      <w:bookmarkStart w:id="27" w:name="_Toc241936252"/>
+      <w:bookmarkStart w:id="27" w:name="_Toc241936455"/>
       <w:bookmarkEnd w:id="24"/>
       <w:r>
         <w:rPr>
@@ -28432,13 +28579,13 @@
         <w:rPr>
           <w:sz w:val="28"/>
         </w:rPr>
-        <w:t>Классификация по уровням конкуренции показала отсутствие строго прямых конкурентов: бл</w:t>
-      </w:r>
-      <w:r>
-        <w:rPr>
-          <w:sz w:val="28"/>
-        </w:rPr>
-        <w:t xml:space="preserve">иже всех </w:t>
+        <w:t>Классификация по уровням конку</w:t>
+      </w:r>
+      <w:r>
+        <w:rPr>
+          <w:sz w:val="28"/>
+        </w:rPr>
+        <w:t xml:space="preserve">ренции показала отсутствие строго прямых конкурентов: ближе всех </w:t>
       </w:r>
       <w:r>
         <w:rPr>
@@ -28503,7 +28650,13 @@
         <w:rPr>
           <w:sz w:val="28"/>
         </w:rPr>
-        <w:t xml:space="preserve"> относятся к близким альтернативным, остальные шесть - к косвенным и заменителям. Рыночный стандарт цифрового товара минимален: надстройка </w:t>
+        <w:t xml:space="preserve"> относятся к близким альтернативным, остальные шесть - к косвенным и заменителям. Рыночный стандарт цифрового товара минимален: н</w:t>
+      </w:r>
+      <w:r>
+        <w:rPr>
+          <w:sz w:val="28"/>
+        </w:rPr>
+        <w:t xml:space="preserve">адстройка </w:t>
       </w:r>
       <w:r>
         <w:rPr>
@@ -28516,13 +28669,7 @@
         <w:rPr>
           <w:sz w:val="28"/>
         </w:rPr>
-        <w:t xml:space="preserve"> (100 %); обязательные признаки поиска ош</w:t>
-      </w:r>
-      <w:r>
-        <w:rPr>
-          <w:sz w:val="28"/>
-        </w:rPr>
-        <w:t>ибок, безопасности и пробного доступа есть лишь у трех из семи конкурентов.</w:t>
+        <w:t xml:space="preserve"> (100 %); обязательные признаки поиска ошибок, безопасности и пробного доступа есть лишь у трех из семи конкурентов.</w:t>
       </w:r>
     </w:p>
     <w:p>
@@ -28536,13 +28683,13 @@
         <w:rPr>
           <w:sz w:val="28"/>
         </w:rPr>
-        <w:t>Зонами дифференциации являются доказательство вывода детерминированным движком (2 из 7), автоисправление (1 из 7), прозрачные тарифы (2 из 7) и сравнение файлов. Сильнейшие бизнес-</w:t>
-      </w:r>
-      <w:r>
-        <w:rPr>
-          <w:sz w:val="28"/>
-        </w:rPr>
-        <w:t xml:space="preserve">модели у </w:t>
+        <w:t>Зонами дифференциации являются доказательство вывода детерминированным движком (2 из 7), автоисправление (1 из 7), прозрачны</w:t>
+      </w:r>
+      <w:r>
+        <w:rPr>
+          <w:sz w:val="28"/>
+        </w:rPr>
+        <w:t xml:space="preserve">е тарифы (2 из 7) и сравнение файлов. Сильнейшие бизнес-модели у </w:t>
       </w:r>
       <w:r>
         <w:rPr>
@@ -28634,13 +28781,13 @@
         <w:rPr>
           <w:sz w:val="28"/>
         </w:rPr>
-        <w:t xml:space="preserve"> это означает следующее: минимальный товар должен закрыть стандарт и обязательные разрывы (надстройка и веб, поиск</w:t>
-      </w:r>
-      <w:r>
-        <w:rPr>
-          <w:sz w:val="28"/>
-        </w:rPr>
-        <w:t xml:space="preserve"> ошибок, </w:t>
+        <w:t xml:space="preserve"> это означает следующее: минимальный товар должен закрыть </w:t>
+      </w:r>
+      <w:r>
+        <w:rPr>
+          <w:sz w:val="28"/>
+        </w:rPr>
+        <w:t xml:space="preserve">стандарт и обязательные разрывы (надстройка и веб, поиск ошибок, </w:t>
       </w:r>
       <w:r>
         <w:rPr>
@@ -28653,7 +28800,13 @@
         <w:rPr>
           <w:sz w:val="28"/>
         </w:rPr>
-        <w:t>, бесплатный старт), а позиционирование строится на независимом доказательстве находок и прозрачной цене. Эти выводы передаются в ЛР6 как банк выводов, стандарт товара и зоны дифференциации.</w:t>
+        <w:t>, бесплатный старт), а позиционирование строится на независимом доказательстве находок и прозрачной цене. Эти выводы передаются в ЛР6 как банк выводов, стандарт товара и зоны дифференциац</w:t>
+      </w:r>
+      <w:r>
+        <w:rPr>
+          <w:sz w:val="28"/>
+        </w:rPr>
+        <w:t>ии.</w:t>
       </w:r>
     </w:p>
     <w:p>
@@ -28664,7 +28817,7 @@
         <w:jc w:val="center"/>
       </w:pPr>
       <w:bookmarkStart w:id="28" w:name="_274f6a444530ef90b0479dabf3d210f01e97699"/>
-      <w:bookmarkStart w:id="29" w:name="_Toc241936253"/>
+      <w:bookmarkStart w:id="29" w:name="_Toc241936456"/>
       <w:bookmarkEnd w:id="26"/>
       <w:r>
         <w:rPr>
@@ -28722,13 +28875,7 @@
         <w:rPr>
           <w:sz w:val="28"/>
         </w:rPr>
-        <w:t>Методика анализа конкурентов по сайтам: цифровой товар (модели Леви</w:t>
-      </w:r>
-      <w:r>
-        <w:rPr>
-          <w:sz w:val="28"/>
-        </w:rPr>
-        <w:t xml:space="preserve">тта и Кано); шаблон </w:t>
+        <w:t xml:space="preserve">Методика анализа конкурентов по сайтам: цифровой товар (модели Левитта и Кано); шаблон </w:t>
       </w:r>
       <w:r>
         <w:rPr>
@@ -28741,7 +28888,13 @@
         <w:rPr>
           <w:sz w:val="28"/>
         </w:rPr>
-        <w:t xml:space="preserve"> анализа конкурентов. Методические материалы дисциплины «Электронный бизнес». – Минск : БГУИР, 2026.</w:t>
+        <w:t xml:space="preserve"> анализа конкурентов. Методические материал</w:t>
+      </w:r>
+      <w:r>
+        <w:rPr>
+          <w:sz w:val="28"/>
+        </w:rPr>
+        <w:t>ы дисциплины «Электронный бизнес». – Минск : БГУИР, 2026.</w:t>
       </w:r>
     </w:p>
     <w:p>
@@ -28772,13 +28925,7 @@
         <w:rPr>
           <w:sz w:val="28"/>
         </w:rPr>
-        <w:t xml:space="preserve"> анализа бизнес-модели. Методические материалы дисциплины «Элект</w:t>
-      </w:r>
-      <w:r>
-        <w:rPr>
-          <w:sz w:val="28"/>
-        </w:rPr>
-        <w:t>ронный бизнес». – Минск : БГУИР, 2026.</w:t>
+        <w:t xml:space="preserve"> анализа бизнес-модели. Методические материалы дисциплины «Электронный бизнес». – Минск : БГУИР, 2026.</w:t>
       </w:r>
     </w:p>
     <w:p>
@@ -28796,7 +28943,13 @@
         <w:rPr>
           <w:sz w:val="28"/>
         </w:rPr>
-        <w:t>Земляник, Р. В. Отчеты по лабораторным работам № 1, № 2–3 и № 4 по дисциплине «Электронный бизнес» / Р. В. Земляник. – Минск : БГУИР, 2026.</w:t>
+        <w:t>Земляник, Р. В. Отчеты по лаб</w:t>
+      </w:r>
+      <w:r>
+        <w:rPr>
+          <w:sz w:val="28"/>
+        </w:rPr>
+        <w:t>ораторным работам № 1, № 2–3 и № 4 по дисциплине «Электронный бизнес» / Р. В. Земляник. – Минск : БГУИР, 2026.</w:t>
       </w:r>
     </w:p>
     <w:p>
@@ -28840,13 +28993,7 @@
         <w:rPr>
           <w:sz w:val="28"/>
         </w:rPr>
-        <w:t xml:space="preserve">, сетевой график и диаграмма </w:t>
-      </w:r>
-      <w:r>
-        <w:rPr>
-          <w:sz w:val="28"/>
-        </w:rPr>
-        <w:t xml:space="preserve">Ганта </w:t>
+        <w:t xml:space="preserve">, сетевой график и диаграмма Ганта </w:t>
       </w:r>
       <w:r>
         <w:rPr>
@@ -28859,7 +29006,13 @@
         <w:rPr>
           <w:sz w:val="28"/>
         </w:rPr>
-        <w:t>: отчеты по практическим занятиям по дисциплине «Управление проектами» / Р. В. Земляник. – Минск : БГУИР, 2026.</w:t>
+        <w:t>: отчеты по практическим занятиям по дисциплине «Упра</w:t>
+      </w:r>
+      <w:r>
+        <w:rPr>
+          <w:sz w:val="28"/>
+        </w:rPr>
+        <w:t>вление проектами» / Р. В. Земляник. – Минск : БГУИР, 2026.</w:t>
       </w:r>
     </w:p>
     <w:p>
@@ -28909,13 +29062,7 @@
         <w:rPr>
           <w:sz w:val="28"/>
         </w:rPr>
-        <w:t xml:space="preserve"> [Электронный ре</w:t>
-      </w:r>
-      <w:r>
-        <w:rPr>
-          <w:sz w:val="28"/>
-        </w:rPr>
-        <w:t>сурс]. – Режим доступа: https://www.shortcut.ai/. – Дата доступа: 03.10.2026.</w:t>
+        <w:t xml:space="preserve"> [Электронный ресурс]. – Режим доступа: https://www.shortcut.ai/. – Дата доступа: 03.10.2026.</w:t>
       </w:r>
     </w:p>
     <w:p>
@@ -28965,13 +29112,13 @@
         <w:rPr>
           <w:sz w:val="28"/>
         </w:rPr>
-        <w:t xml:space="preserve"> [Электронный ресурс]. – Режим доступа: https://datarails.com/. </w:t>
-      </w:r>
-      <w:r>
-        <w:rPr>
-          <w:sz w:val="28"/>
-        </w:rPr>
-        <w:t>– Дата доступа: 03.10.2026.</w:t>
+        <w:t xml:space="preserve"> [Электронный ресурс]. – Режим доступа: https://</w:t>
+      </w:r>
+      <w:r>
+        <w:rPr>
+          <w:sz w:val="28"/>
+        </w:rPr>
+        <w:t>datarails.com/. – Дата доступа: 03.10.2026.</w:t>
       </w:r>
     </w:p>
     <w:p>
@@ -29034,13 +29181,13 @@
         <w:rPr>
           <w:sz w:val="28"/>
         </w:rPr>
-        <w:t xml:space="preserve"> [Электронный ресурс]. – Режим доступа: https://www.arixcel.com/, https://www.operis.com/. – Дата доступ</w:t>
-      </w:r>
-      <w:r>
-        <w:rPr>
-          <w:sz w:val="28"/>
-        </w:rPr>
-        <w:t>а: 03.10.2026.</w:t>
+        <w:t xml:space="preserve"> [Электронный ресурс]. – Режим доступа: https://www.arixcel.com/, https://www.operis.com</w:t>
+      </w:r>
+      <w:r>
+        <w:rPr>
+          <w:sz w:val="28"/>
+        </w:rPr>
+        <w:t>/. – Дата доступа: 03.10.2026.</w:t>
       </w:r>
     </w:p>
     <w:p>
@@ -29194,7 +29341,13 @@
         <w:rPr>
           <w:sz w:val="28"/>
         </w:rPr>
-        <w:t xml:space="preserve"> [Электронный ресурс]. – Режим доступа: https://appsource.microsoft.com/. – Дата доступа: 03.10.2026.</w:t>
+        <w:t xml:space="preserve"> [Электронный ресурс]. – Режим доступа: https://apps</w:t>
+      </w:r>
+      <w:r>
+        <w:rPr>
+          <w:sz w:val="28"/>
+        </w:rPr>
+        <w:t>ource.microsoft.com/. – Дата доступа: 03.10.2026.</w:t>
       </w:r>
     </w:p>
     <w:p>
@@ -29447,14 +29600,7 @@
           <w:i/>
           <w:sz w:val="28"/>
         </w:rPr>
-        <w:t>Q</w:t>
-      </w:r>
-      <w:r>
-        <w:rPr>
-          <w:i/>
-          <w:sz w:val="28"/>
-        </w:rPr>
-        <w:t>uality</w:t>
+        <w:t>Quality</w:t>
       </w:r>
       <w:r>
         <w:rPr>
@@ -29965,7 +30111,13 @@
         <w:rPr>
           <w:sz w:val="28"/>
         </w:rPr>
-        <w:t xml:space="preserve"> $100</w:t>
+        <w:t xml:space="preserve"> $1</w:t>
+      </w:r>
+      <w:r>
+        <w:rPr>
+          <w:sz w:val="28"/>
+        </w:rPr>
+        <w:t>00</w:t>
       </w:r>
       <w:r>
         <w:rPr>
@@ -30107,13 +30259,7 @@
         <w:rPr>
           <w:sz w:val="28"/>
         </w:rPr>
-        <w:t xml:space="preserve"> $</w:t>
-      </w:r>
-      <w:r>
-        <w:rPr>
-          <w:sz w:val="28"/>
-        </w:rPr>
-        <w:t xml:space="preserve">70 </w:t>
+        <w:t xml:space="preserve"> $70 </w:t>
       </w:r>
       <w:r>
         <w:rPr>
@@ -30398,7 +30544,13 @@
         <w:rPr>
           <w:sz w:val="28"/>
         </w:rPr>
-        <w:t xml:space="preserve"> [Электронный ресурс]. – Режим доступа: https://techcrunch.com/2025/08/01/fundamental-research-labs-nabs-30-million-from-prosus-to-build-ai-agents-for-multiple-verticals. – Дата доступа: 03.10.2026.</w:t>
+        <w:t xml:space="preserve"> [Электронный ресурс]. – Ре</w:t>
+      </w:r>
+      <w:r>
+        <w:rPr>
+          <w:sz w:val="28"/>
+        </w:rPr>
+        <w:t>жим доступа: https://techcrunch.com/2025/08/01/fundamental-research-labs-nabs-30-million-from-prosus-to-build-ai-agents-for-multiple-verticals. – Дата доступа: 03.10.2026.</w:t>
       </w:r>
     </w:p>
     <w:p>
@@ -30449,13 +30601,13 @@
         <w:rPr>
           <w:sz w:val="28"/>
         </w:rPr>
-        <w:t xml:space="preserve"> [Э</w:t>
-      </w:r>
-      <w:r>
-        <w:rPr>
-          <w:sz w:val="28"/>
-        </w:rPr>
-        <w:t>лектронный ресурс]. – Режим доступа: https://www.perfectxl.com/about-us/history/. – Дата доступа: 03.10.2026.</w:t>
+        <w:t xml:space="preserve"> [Электронный ресурс]. – Режим доступа: https://www.perfect</w:t>
+      </w:r>
+      <w:r>
+        <w:rPr>
+          <w:sz w:val="28"/>
+        </w:rPr>
+        <w:t>xl.com/about-us/history/. – Дата доступа: 03.10.2026.</w:t>
       </w:r>
     </w:p>
     <w:p>
@@ -30467,7 +30619,7 @@
         <w:jc w:val="center"/>
       </w:pPr>
       <w:bookmarkStart w:id="30" w:name="_3d74faf1500c1b2a4a8bfa8e0e37c74206ce73d"/>
-      <w:bookmarkStart w:id="31" w:name="_Toc241936254"/>
+      <w:bookmarkStart w:id="31" w:name="_Toc241936457"/>
       <w:bookmarkEnd w:id="28"/>
       <w:r>
         <w:rPr>
@@ -31208,7 +31360,7 @@
         <w:jc w:val="center"/>
       </w:pPr>
       <w:bookmarkStart w:id="32" w:name="_d684f183eb868ee4ace295916bed2e6be64d16e"/>
-      <w:bookmarkStart w:id="33" w:name="_Toc241936255"/>
+      <w:bookmarkStart w:id="33" w:name="_Toc241936458"/>
       <w:bookmarkEnd w:id="30"/>
       <w:r>
         <w:rPr>
@@ -31616,14 +31768,7 @@
                 <w:i/>
                 <w:sz w:val="24"/>
               </w:rPr>
-              <w:t>DataSnip</w:t>
-            </w:r>
-            <w:r>
-              <w:rPr>
-                <w:i/>
-                <w:sz w:val="24"/>
-              </w:rPr>
-              <w:t>per</w:t>
+              <w:t>DataSnipper</w:t>
             </w:r>
             <w:r>
               <w:rPr>
@@ -31756,7 +31901,13 @@
               <w:rPr>
                 <w:sz w:val="24"/>
               </w:rPr>
-              <w:t>аудитория студентки</w:t>
+              <w:t>аудитория студен</w:t>
+            </w:r>
+            <w:r>
+              <w:rPr>
+                <w:sz w:val="24"/>
+              </w:rPr>
+              <w:t>тки</w:t>
             </w:r>
           </w:p>
         </w:tc>
@@ -32063,7 +32214,13 @@
               <w:rPr>
                 <w:sz w:val="24"/>
               </w:rPr>
-              <w:t>лист 08_Операц_модель</w:t>
+              <w:t>лист 08_О</w:t>
+            </w:r>
+            <w:r>
+              <w:rPr>
+                <w:sz w:val="24"/>
+              </w:rPr>
+              <w:t>перац_модель</w:t>
             </w:r>
           </w:p>
         </w:tc>
@@ -32118,7 +32275,7 @@
         <w:jc w:val="center"/>
       </w:pPr>
       <w:bookmarkStart w:id="34" w:name="_cb59224a7032ef66ab429e7df9b4e4c597bc187"/>
-      <w:bookmarkStart w:id="35" w:name="_Toc241936256"/>
+      <w:bookmarkStart w:id="35" w:name="_Toc241936459"/>
       <w:bookmarkEnd w:id="32"/>
       <w:r>
         <w:rPr>
@@ -32864,7 +33021,7 @@
         <w:jc w:val="center"/>
       </w:pPr>
       <w:bookmarkStart w:id="36" w:name="_c34bf756927ff692ee086e018f9b8545647766e"/>
-      <w:bookmarkStart w:id="37" w:name="_Toc241936257"/>
+      <w:bookmarkStart w:id="37" w:name="_Toc241936460"/>
       <w:bookmarkEnd w:id="34"/>
       <w:r>
         <w:rPr>
@@ -32912,13 +33069,7 @@
         <w:rPr>
           <w:sz w:val="28"/>
         </w:rPr>
-        <w:t>Для проверки методики Кано сгенерированы модельные ответы 30 условных респондентов на пары ф</w:t>
-      </w:r>
-      <w:r>
-        <w:rPr>
-          <w:sz w:val="28"/>
-        </w:rPr>
-        <w:t xml:space="preserve">ункциональных и дисфункциональных вопросов по 16 функциям (по решению студентки, Р-8; генератор и файлы - в папке 00_Общее/Опрос_модельный, </w:t>
+        <w:t xml:space="preserve">Для проверки методики Кано сгенерированы модельные ответы 30 условных респондентов на пары функциональных и дисфункциональных вопросов по 16 функциям (по решению студентки, Р-8; генератор и файлы - в папке 00_Общее/Опрос_модельный, </w:t>
       </w:r>
       <w:r>
         <w:rPr>
@@ -32931,13 +33082,13 @@
         <w:rPr>
           <w:sz w:val="28"/>
         </w:rPr>
-        <w:t xml:space="preserve"> 20261003). Это модельные данные, а не опрос людей: вероятность согласия с категорией аналитика задана параметро</w:t>
-      </w:r>
-      <w:r>
-        <w:rPr>
-          <w:sz w:val="28"/>
-        </w:rPr>
-        <w:t>м 58 %, поэтому совпадение с таблицей 6 неизбежно и подтверждает только работу расчета, а не истинность категорий.</w:t>
+        <w:t xml:space="preserve"> 20261003). Это моде</w:t>
+      </w:r>
+      <w:r>
+        <w:rPr>
+          <w:sz w:val="28"/>
+        </w:rPr>
+        <w:t>льные данные, а не опрос людей: вероятность согласия с категорией аналитика задана параметром 58 %, поэтому совпадение с таблицей 6 неизбежно и подтверждает только работу расчета, а не истинность категорий.</w:t>
       </w:r>
     </w:p>
     <w:p>
@@ -32951,7 +33102,13 @@
         <w:rPr>
           <w:sz w:val="28"/>
         </w:rPr>
-        <w:t>В таблице 24 представлено: модельные категории Кано по функциям.</w:t>
+        <w:t>В таблице 24 представлено: модельные категории Ка</w:t>
+      </w:r>
+      <w:r>
+        <w:rPr>
+          <w:sz w:val="28"/>
+        </w:rPr>
+        <w:t>но по функциям.</w:t>
       </w:r>
     </w:p>
     <w:p>
@@ -35203,13 +35360,13 @@
         <w:rPr>
           <w:sz w:val="28"/>
         </w:rPr>
-        <w:t>-пояснения и подсказки», «Ср</w:t>
-      </w:r>
-      <w:r>
-        <w:rPr>
-          <w:sz w:val="28"/>
-        </w:rPr>
-        <w:t>авнение версий файлов».</w:t>
+        <w:t xml:space="preserve">-пояснения и </w:t>
+      </w:r>
+      <w:r>
+        <w:rPr>
+          <w:sz w:val="28"/>
+        </w:rPr>
+        <w:t>подсказки», «Сравнение версий файлов».</w:t>
       </w:r>
     </w:p>
     <w:p>
@@ -35236,7 +35393,13 @@
         <w:rPr>
           <w:sz w:val="28"/>
         </w:rPr>
-        <w:t xml:space="preserve"> заменяется, а модальные категории и коэффициенты пересчитываются тем же скриптом; категории в листе 04_Кано книги корректируются по результату.</w:t>
+        <w:t xml:space="preserve"> заменяется, а модальные категории и коэффициенты пересчитываются тем же скриптом; категории в листе 04_Кано книги корректируются по </w:t>
+      </w:r>
+      <w:r>
+        <w:rPr>
+          <w:sz w:val="28"/>
+        </w:rPr>
+        <w:t>результату.</w:t>
       </w:r>
     </w:p>
     <w:p>
@@ -35248,7 +35411,7 @@
         <w:jc w:val="center"/>
       </w:pPr>
       <w:bookmarkStart w:id="38" w:name="_fced6403ae4a6291124e2bc0068517b8abae511"/>
-      <w:bookmarkStart w:id="39" w:name="_Toc241936258"/>
+      <w:bookmarkStart w:id="39" w:name="_Toc241936461"/>
       <w:bookmarkEnd w:id="36"/>
       <w:r>
         <w:rPr>
@@ -35256,14 +35419,7 @@
           <w:sz w:val="28"/>
         </w:rPr>
         <w:lastRenderedPageBreak/>
-        <w:t>ПРИ</w:t>
-      </w:r>
-      <w:r>
-        <w:rPr>
-          <w:b/>
-          <w:sz w:val="28"/>
-        </w:rPr>
-        <w:t>ЛОЖЕНИЕ Д</w:t>
+        <w:t>ПРИЛОЖЕНИЕ Д</w:t>
       </w:r>
       <w:bookmarkEnd w:id="39"/>
     </w:p>
@@ -35329,13 +35485,13 @@
         <w:rPr>
           <w:sz w:val="28"/>
         </w:rPr>
-        <w:t xml:space="preserve">, доступ к которым требует личного аккаунта, финансирование и размер компаний найдены в новостях и пресс-релизах 03.10.2026. Значения справочные и в </w:t>
-      </w:r>
-      <w:r>
-        <w:rPr>
-          <w:sz w:val="28"/>
-        </w:rPr>
-        <w:t>расчетах баллов ЛР5 не использовались.</w:t>
+        <w:t xml:space="preserve">, доступ к которым требует личного аккаунта, финансирование и размер компаний найдены в новостях и пресс-релизах 03.10.2026. Значения </w:t>
+      </w:r>
+      <w:r>
+        <w:rPr>
+          <w:sz w:val="28"/>
+        </w:rPr>
+        <w:t>справочные и в расчетах баллов ЛР5 не использовались.</w:t>
       </w:r>
     </w:p>
     <w:p>
@@ -35491,7 +35647,14 @@
                 <w:b/>
                 <w:sz w:val="24"/>
               </w:rPr>
-              <w:t>Надежность</w:t>
+              <w:t>Надеж</w:t>
+            </w:r>
+            <w:r>
+              <w:rPr>
+                <w:b/>
+                <w:sz w:val="24"/>
+              </w:rPr>
+              <w:t>ность</w:t>
             </w:r>
           </w:p>
         </w:tc>
@@ -35852,14 +36015,7 @@
                 <w:i/>
                 <w:sz w:val="24"/>
               </w:rPr>
-              <w:t>Researc</w:t>
-            </w:r>
-            <w:r>
-              <w:rPr>
-                <w:i/>
-                <w:sz w:val="24"/>
-              </w:rPr>
-              <w:t>h</w:t>
+              <w:t>Research</w:t>
             </w:r>
             <w:r>
               <w:rPr>
@@ -36947,13 +37103,13 @@
               <w:rPr>
                 <w:sz w:val="24"/>
               </w:rPr>
-              <w:t xml:space="preserve">», </w:t>
-            </w:r>
-            <w:r>
-              <w:rPr>
-                <w:sz w:val="24"/>
-              </w:rPr>
-              <w:t>пробного периода нет</w:t>
+              <w:t>», проб</w:t>
+            </w:r>
+            <w:r>
+              <w:rPr>
+                <w:sz w:val="24"/>
+              </w:rPr>
+              <w:t>ного периода нет</w:t>
             </w:r>
           </w:p>
         </w:tc>
@@ -37075,13 +37231,13 @@
               <w:rPr>
                 <w:sz w:val="24"/>
               </w:rPr>
-              <w:t>, есть пробный режим и раздел информационной безопасности, ве</w:t>
-            </w:r>
-            <w:r>
-              <w:rPr>
-                <w:sz w:val="24"/>
-              </w:rPr>
-              <w:t>рсия 9.0</w:t>
+              <w:t>, есть пробный режим и раздел информационной безопасности, версия</w:t>
+            </w:r>
+            <w:r>
+              <w:rPr>
+                <w:sz w:val="24"/>
+              </w:rPr>
+              <w:t xml:space="preserve"> 9.0</w:t>
             </w:r>
           </w:p>
         </w:tc>
@@ -37100,20 +37256,7 @@
               <w:rPr>
                 <w:sz w:val="24"/>
               </w:rPr>
-              <w:t xml:space="preserve">цена не скрыта, как принято в таблицах ЛР5; оценка прозрачности </w:t>
-            </w:r>
-            <w:r>
-              <w:rPr>
-                <w:i/>
-                <w:sz w:val="24"/>
-              </w:rPr>
-              <w:t>Arixcel</w:t>
-            </w:r>
-            <w:r>
-              <w:rPr>
-                <w:sz w:val="24"/>
-              </w:rPr>
-              <w:t xml:space="preserve"> (1) занижена</w:t>
+              <w:t>цена не скрыта: в книгу бизнес-моделей внесены цена и пробный режим, оценка прозрачности повышена с 1 до 3</w:t>
             </w:r>
           </w:p>
         </w:tc>
@@ -37280,20 +37423,7 @@
               <w:rPr>
                 <w:sz w:val="24"/>
               </w:rPr>
-              <w:t xml:space="preserve">цена не скрыта, как принято в ЛР5; оценка прозрачности </w:t>
-            </w:r>
-            <w:r>
-              <w:rPr>
-                <w:i/>
-                <w:sz w:val="24"/>
-              </w:rPr>
-              <w:t>Operis</w:t>
-            </w:r>
-            <w:r>
-              <w:rPr>
-                <w:sz w:val="24"/>
-              </w:rPr>
-              <w:t xml:space="preserve"> (1) занижена</w:t>
+              <w:t>цена не скрыта: в книгу внесены цена и пробная версия, оценка прозрачности повышена с 1 до 3</w:t>
             </w:r>
           </w:p>
         </w:tc>
@@ -37462,7 +37592,13 @@
               <w:rPr>
                 <w:sz w:val="24"/>
               </w:rPr>
-              <w:t>, ролевой доступ</w:t>
+              <w:t>, рол</w:t>
+            </w:r>
+            <w:r>
+              <w:rPr>
+                <w:sz w:val="24"/>
+              </w:rPr>
+              <w:t>евой доступ</w:t>
             </w:r>
           </w:p>
         </w:tc>
@@ -37481,13 +37617,7 @@
               <w:rPr>
                 <w:sz w:val="24"/>
               </w:rPr>
-              <w:t>заявле</w:t>
-            </w:r>
-            <w:r>
-              <w:rPr>
-                <w:sz w:val="24"/>
-              </w:rPr>
-              <w:t xml:space="preserve">ние </w:t>
+              <w:t xml:space="preserve">заявление </w:t>
             </w:r>
             <w:r>
               <w:rPr>
@@ -37596,7 +37726,13 @@
               <w:rPr>
                 <w:sz w:val="24"/>
               </w:rPr>
-              <w:t>подтверждает слабое раскрытие безопасности у специализированных игроков</w:t>
+              <w:t>подтвер</w:t>
+            </w:r>
+            <w:r>
+              <w:rPr>
+                <w:sz w:val="24"/>
+              </w:rPr>
+              <w:t>ждает слабое раскрытие безопасности у специализированных игроков</w:t>
             </w:r>
           </w:p>
         </w:tc>
@@ -37680,13 +37816,7 @@
               <w:rPr>
                 <w:sz w:val="24"/>
               </w:rPr>
-              <w:t>Страницы без</w:t>
-            </w:r>
-            <w:r>
-              <w:rPr>
-                <w:sz w:val="24"/>
-              </w:rPr>
-              <w:t>опасности</w:t>
+              <w:t>Страницы безопасности</w:t>
             </w:r>
           </w:p>
         </w:tc>
@@ -37805,7 +37935,39 @@
         <w:rPr>
           <w:sz w:val="28"/>
         </w:rPr>
-        <w:t>водителей. Поэтому оценки прозрачности цен у этих двух компаний (1 из 5) занижены, а их место среди слабейших бизнес-моделей может измениться.</w:t>
+        <w:t xml:space="preserve">водителей. Поэтому в книгу бизнес-моделей внесены их цены и пробные режимы, а оценки прозрачности цен повышены с 1 до 3 из 5; 70 независимых проверок </w:t>
+      </w:r>
+      <w:r>
+        <w:rPr>
+          <w:i/>
+          <w:sz w:val="28"/>
+        </w:rPr>
+        <w:t>Python</w:t>
+      </w:r>
+      <w:r>
+        <w:rPr>
+          <w:sz w:val="28"/>
+        </w:rPr>
+        <w:t xml:space="preserve"> и </w:t>
+      </w:r>
+      <w:r>
+        <w:rPr>
+          <w:i/>
+          <w:sz w:val="28"/>
+        </w:rPr>
+        <w:t>Excel</w:t>
+      </w:r>
+      <w:r>
+        <w:rPr>
+          <w:sz w:val="28"/>
+        </w:rPr>
+        <w:t xml:space="preserve"> по-прежнему сходятся, а индексы бизнес-моделей не изменились, так как оценка прозрачности в</w:t>
+      </w:r>
+      <w:r>
+        <w:rPr>
+          <w:sz w:val="28"/>
+        </w:rPr>
+        <w:t xml:space="preserve"> них не входит.</w:t>
       </w:r>
     </w:p>
     <w:p>
@@ -37826,14 +37988,33 @@
           <w:i/>
           <w:sz w:val="28"/>
         </w:rPr>
-        <w:t>Shortc</w:t>
+        <w:t>Shortcut</w:t>
+      </w:r>
+      <w:r>
+        <w:rPr>
+          <w:sz w:val="28"/>
+        </w:rPr>
+        <w:t xml:space="preserve"> и </w:t>
       </w:r>
       <w:r>
         <w:rPr>
           <w:i/>
           <w:sz w:val="28"/>
         </w:rPr>
-        <w:t>ut</w:t>
+        <w:t>Numerous.ai</w:t>
+      </w:r>
+      <w:r>
+        <w:rPr>
+          <w:sz w:val="28"/>
+        </w:rPr>
+        <w:t xml:space="preserve">, 2 из 7), поэтому единичные цены </w:t>
+      </w:r>
+      <w:r>
+        <w:rPr>
+          <w:i/>
+          <w:sz w:val="28"/>
+        </w:rPr>
+        <w:t>Arixcel</w:t>
       </w:r>
       <w:r>
         <w:rPr>
@@ -37846,19 +38027,38 @@
           <w:i/>
           <w:sz w:val="28"/>
         </w:rPr>
-        <w:t>Numerous.ai</w:t>
-      </w:r>
-      <w:r>
-        <w:rPr>
-          <w:sz w:val="28"/>
-        </w:rPr>
-        <w:t xml:space="preserve">, 2 из 7), поэтому единичные цены </w:t>
+        <w:t>Operis</w:t>
+      </w:r>
+      <w:r>
+        <w:rPr>
+          <w:sz w:val="28"/>
+        </w:rPr>
+        <w:t xml:space="preserve"> не меняют статус «зона дифференциации». Если считать признак</w:t>
+      </w:r>
+      <w:r>
+        <w:rPr>
+          <w:sz w:val="28"/>
+        </w:rPr>
+        <w:t xml:space="preserve">ом любую опубликованную цену, показатель вырастет до 5 из 7 (71 %) и перейдет порог 70 % в рыночный стандарт; тогда возможностью дифференциации остаются лестница тарифов с бесплатным входом и доказательство вывода. Книги </w:t>
       </w:r>
       <w:r>
         <w:rPr>
           <w:i/>
           <w:sz w:val="28"/>
         </w:rPr>
+        <w:t>Excel</w:t>
+      </w:r>
+      <w:r>
+        <w:rPr>
+          <w:sz w:val="28"/>
+        </w:rPr>
+        <w:t xml:space="preserve"> пересчитаны после внесения цен </w:t>
+      </w:r>
+      <w:r>
+        <w:rPr>
+          <w:i/>
+          <w:sz w:val="28"/>
+        </w:rPr>
         <w:t>Arixcel</w:t>
       </w:r>
       <w:r>
@@ -37878,65 +38078,33 @@
         <w:rPr>
           <w:sz w:val="28"/>
         </w:rPr>
-        <w:t xml:space="preserve"> не меняют статус «зона дифференциации». Если считать признаком любую опубликованную цену, показатель вырастет до 5 из 7 (71 %) и перейдет порог 70 % в рыночный стандарт; тогда возможностью </w:t>
-      </w:r>
-      <w:r>
-        <w:rPr>
-          <w:sz w:val="28"/>
-        </w:rPr>
-        <w:t xml:space="preserve">дифференциации остаются лестница тарифов с бесплатным входом и доказательство вывода. Баллы в книгах </w:t>
+        <w:t xml:space="preserve"> (скрипты </w:t>
       </w:r>
       <w:r>
         <w:rPr>
           <w:i/>
           <w:sz w:val="28"/>
         </w:rPr>
-        <w:t>Excel</w:t>
-      </w:r>
-      <w:r>
-        <w:rPr>
-          <w:sz w:val="28"/>
-        </w:rPr>
-        <w:t xml:space="preserve"> не пересчитывались, чтобы не нарушать согласованность ЛР5-ЛР7; пересчет выполняется изменением </w:t>
+        <w:t>fill5.py</w:t>
+      </w:r>
+      <w:r>
+        <w:rPr>
+          <w:sz w:val="28"/>
+        </w:rPr>
+        <w:t xml:space="preserve"> и </w:t>
       </w:r>
       <w:r>
         <w:rPr>
           <w:i/>
           <w:sz w:val="28"/>
         </w:rPr>
-        <w:t>data5.py</w:t>
-      </w:r>
-      <w:r>
-        <w:rPr>
-          <w:sz w:val="28"/>
-        </w:rPr>
-        <w:t xml:space="preserve"> и запуском </w:t>
-      </w:r>
-      <w:r>
-        <w:rPr>
-          <w:i/>
-          <w:sz w:val="28"/>
-        </w:rPr>
-        <w:t>fill5.py</w:t>
-      </w:r>
-      <w:r>
-        <w:rPr>
-          <w:sz w:val="28"/>
-        </w:rPr>
-        <w:t xml:space="preserve"> и </w:t>
-      </w:r>
-      <w:r>
-        <w:rPr>
-          <w:i/>
-          <w:sz w:val="28"/>
-        </w:rPr>
         <w:t>analysis5.py</w:t>
       </w:r>
       <w:r>
         <w:rPr>
           <w:sz w:val="28"/>
         </w:rPr>
-        <w:t>.</w:t>
+        <w:t>): индексы классификации, Левитта и Кано и бизнес-моделей не изменились, поэтому выводы ЛР5-ЛР7 остаются в силе.</w:t>
       </w:r>
     </w:p>
     <w:bookmarkEnd w:id="38"/>
@@ -38044,7 +38212,7 @@
   <w:abstractNum w:abstractNumId="0" w15:restartNumberingAfterBreak="0">
     <w:nsid w:val="0000A990"/>
     <w:multiLevelType w:val="multilevel"/>
-    <w:tmpl w:val="6A860B0A"/>
+    <w:tmpl w:val="53BE2B00"/>
     <w:lvl w:ilvl="0">
       <w:numFmt w:val="bullet"/>
       <w:lvlText w:val=" "/>
@@ -38121,7 +38289,7 @@
   <w:abstractNum w:abstractNumId="1" w15:restartNumberingAfterBreak="0">
     <w:nsid w:val="00A99411"/>
     <w:multiLevelType w:val="multilevel"/>
-    <w:tmpl w:val="BC1AC6B2"/>
+    <w:tmpl w:val="2A4AAA7A"/>
     <w:lvl w:ilvl="0">
       <w:start w:val="1"/>
       <w:numFmt w:val="decimal"/>
@@ -39599,7 +39767,7 @@
     <w:autoRedefine/>
     <w:uiPriority w:val="39"/>
     <w:unhideWhenUsed/>
-    <w:rsid w:val="0037123E"/>
+    <w:rsid w:val="001968F1"/>
     <w:pPr>
       <w:spacing w:after="100"/>
     </w:pPr>
@@ -39611,7 +39779,7 @@
     <w:autoRedefine/>
     <w:uiPriority w:val="39"/>
     <w:unhideWhenUsed/>
-    <w:rsid w:val="0037123E"/>
+    <w:rsid w:val="001968F1"/>
     <w:pPr>
       <w:spacing w:after="100"/>
       <w:ind w:left="240"/>

--- a/ЛР5_Анализ_конкурентов/ОТЧЕТ_ЛР5_TableMind.docx
+++ b/ЛР5_Анализ_конкурентов/ОТЧЕТ_ЛР5_TableMind.docx
@@ -245,7 +245,7 @@
       <w:r>
         <w:fldChar w:fldCharType="separate"/>
       </w:r>
-      <w:hyperlink w:anchor="_Toc241936442" w:history="1">
+      <w:hyperlink w:anchor="_Toc241937551" w:history="1">
         <w:r>
           <w:rPr>
             <w:rStyle w:val="af"/>
@@ -273,7 +273,7 @@
             <w:noProof/>
             <w:webHidden/>
           </w:rPr>
-          <w:instrText xml:space="preserve"> PAGEREF _Toc241936442 \h </w:instrText>
+          <w:instrText xml:space="preserve"> PAGEREF _Toc241937551 \h </w:instrText>
         </w:r>
         <w:r>
           <w:rPr>
@@ -314,7 +314,7 @@
           <w:noProof/>
         </w:rPr>
       </w:pPr>
-      <w:hyperlink w:anchor="_Toc241936443" w:history="1">
+      <w:hyperlink w:anchor="_Toc241937552" w:history="1">
         <w:r>
           <w:rPr>
             <w:rStyle w:val="af"/>
@@ -342,7 +342,7 @@
             <w:noProof/>
             <w:webHidden/>
           </w:rPr>
-          <w:instrText xml:space="preserve"> PAGEREF _Toc241936443 \h </w:instrText>
+          <w:instrText xml:space="preserve"> PAGEREF _Toc241937552 \h </w:instrText>
         </w:r>
         <w:r>
           <w:rPr>
@@ -383,7 +383,7 @@
           <w:noProof/>
         </w:rPr>
       </w:pPr>
-      <w:hyperlink w:anchor="_Toc241936444" w:history="1">
+      <w:hyperlink w:anchor="_Toc241937553" w:history="1">
         <w:r>
           <w:rPr>
             <w:rStyle w:val="af"/>
@@ -411,7 +411,7 @@
             <w:noProof/>
             <w:webHidden/>
           </w:rPr>
-          <w:instrText xml:space="preserve"> PAGEREF _Toc241936444 \h </w:instrText>
+          <w:instrText xml:space="preserve"> PAGEREF _Toc241937553 \h </w:instrText>
         </w:r>
         <w:r>
           <w:rPr>
@@ -452,7 +452,7 @@
           <w:noProof/>
         </w:rPr>
       </w:pPr>
-      <w:hyperlink w:anchor="_Toc241936445" w:history="1">
+      <w:hyperlink w:anchor="_Toc241937554" w:history="1">
         <w:r>
           <w:rPr>
             <w:rStyle w:val="af"/>
@@ -480,7 +480,7 @@
             <w:noProof/>
             <w:webHidden/>
           </w:rPr>
-          <w:instrText xml:space="preserve"> PAGEREF _Toc241936445 \h </w:instrText>
+          <w:instrText xml:space="preserve"> PAGEREF _Toc241937554 \h </w:instrText>
         </w:r>
         <w:r>
           <w:rPr>
@@ -521,7 +521,7 @@
           <w:noProof/>
         </w:rPr>
       </w:pPr>
-      <w:hyperlink w:anchor="_Toc241936446" w:history="1">
+      <w:hyperlink w:anchor="_Toc241937555" w:history="1">
         <w:r>
           <w:rPr>
             <w:rStyle w:val="af"/>
@@ -549,7 +549,7 @@
             <w:noProof/>
             <w:webHidden/>
           </w:rPr>
-          <w:instrText xml:space="preserve"> PAGEREF _Toc241936446 \h </w:instrText>
+          <w:instrText xml:space="preserve"> PAGEREF _Toc241937555 \h </w:instrText>
         </w:r>
         <w:r>
           <w:rPr>
@@ -590,7 +590,7 @@
           <w:noProof/>
         </w:rPr>
       </w:pPr>
-      <w:hyperlink w:anchor="_Toc241936447" w:history="1">
+      <w:hyperlink w:anchor="_Toc241937556" w:history="1">
         <w:r>
           <w:rPr>
             <w:rStyle w:val="af"/>
@@ -618,7 +618,7 @@
             <w:noProof/>
             <w:webHidden/>
           </w:rPr>
-          <w:instrText xml:space="preserve"> PAGEREF _Toc241936447 \h </w:instrText>
+          <w:instrText xml:space="preserve"> PAGEREF _Toc241937556 \h </w:instrText>
         </w:r>
         <w:r>
           <w:rPr>
@@ -659,7 +659,7 @@
           <w:noProof/>
         </w:rPr>
       </w:pPr>
-      <w:hyperlink w:anchor="_Toc241936448" w:history="1">
+      <w:hyperlink w:anchor="_Toc241937557" w:history="1">
         <w:r>
           <w:rPr>
             <w:rStyle w:val="af"/>
@@ -687,7 +687,7 @@
             <w:noProof/>
             <w:webHidden/>
           </w:rPr>
-          <w:instrText xml:space="preserve"> PAGEREF _Toc241936448 \h </w:instrText>
+          <w:instrText xml:space="preserve"> PAGEREF _Toc241937557 \h </w:instrText>
         </w:r>
         <w:r>
           <w:rPr>
@@ -728,7 +728,7 @@
           <w:noProof/>
         </w:rPr>
       </w:pPr>
-      <w:hyperlink w:anchor="_Toc241936449" w:history="1">
+      <w:hyperlink w:anchor="_Toc241937558" w:history="1">
         <w:r>
           <w:rPr>
             <w:rStyle w:val="af"/>
@@ -756,7 +756,7 @@
             <w:noProof/>
             <w:webHidden/>
           </w:rPr>
-          <w:instrText xml:space="preserve"> PAGEREF _Toc241936449 \h </w:instrText>
+          <w:instrText xml:space="preserve"> PAGEREF _Toc241937558 \h </w:instrText>
         </w:r>
         <w:r>
           <w:rPr>
@@ -797,7 +797,7 @@
           <w:noProof/>
         </w:rPr>
       </w:pPr>
-      <w:hyperlink w:anchor="_Toc241936450" w:history="1">
+      <w:hyperlink w:anchor="_Toc241937559" w:history="1">
         <w:r>
           <w:rPr>
             <w:rStyle w:val="af"/>
@@ -825,7 +825,7 @@
             <w:noProof/>
             <w:webHidden/>
           </w:rPr>
-          <w:instrText xml:space="preserve"> PAGEREF _Toc241936450 \h </w:instrText>
+          <w:instrText xml:space="preserve"> PAGEREF _Toc241937559 \h </w:instrText>
         </w:r>
         <w:r>
           <w:rPr>
@@ -866,7 +866,7 @@
           <w:noProof/>
         </w:rPr>
       </w:pPr>
-      <w:hyperlink w:anchor="_Toc241936451" w:history="1">
+      <w:hyperlink w:anchor="_Toc241937560" w:history="1">
         <w:r>
           <w:rPr>
             <w:rStyle w:val="af"/>
@@ -894,7 +894,7 @@
             <w:noProof/>
             <w:webHidden/>
           </w:rPr>
-          <w:instrText xml:space="preserve"> PAGEREF _Toc241936451 \h </w:instrText>
+          <w:instrText xml:space="preserve"> PAGEREF _Toc241937560 \h </w:instrText>
         </w:r>
         <w:r>
           <w:rPr>
@@ -935,7 +935,7 @@
           <w:noProof/>
         </w:rPr>
       </w:pPr>
-      <w:hyperlink w:anchor="_Toc241936452" w:history="1">
+      <w:hyperlink w:anchor="_Toc241937561" w:history="1">
         <w:r>
           <w:rPr>
             <w:rStyle w:val="af"/>
@@ -972,7 +972,7 @@
             <w:noProof/>
             <w:webHidden/>
           </w:rPr>
-          <w:instrText xml:space="preserve"> PAGEREF _Toc241936452 \h </w:instrText>
+          <w:instrText xml:space="preserve"> PAGEREF _Toc241937561 \h </w:instrText>
         </w:r>
         <w:r>
           <w:rPr>
@@ -1013,7 +1013,7 @@
           <w:noProof/>
         </w:rPr>
       </w:pPr>
-      <w:hyperlink w:anchor="_Toc241936453" w:history="1">
+      <w:hyperlink w:anchor="_Toc241937562" w:history="1">
         <w:r>
           <w:rPr>
             <w:rStyle w:val="af"/>
@@ -1041,7 +1041,7 @@
             <w:noProof/>
             <w:webHidden/>
           </w:rPr>
-          <w:instrText xml:space="preserve"> PAGEREF _Toc241936453 \h </w:instrText>
+          <w:instrText xml:space="preserve"> PAGEREF _Toc241937562 \h </w:instrText>
         </w:r>
         <w:r>
           <w:rPr>
@@ -1082,7 +1082,7 @@
           <w:noProof/>
         </w:rPr>
       </w:pPr>
-      <w:hyperlink w:anchor="_Toc241936454" w:history="1">
+      <w:hyperlink w:anchor="_Toc241937563" w:history="1">
         <w:r>
           <w:rPr>
             <w:rStyle w:val="af"/>
@@ -1110,7 +1110,7 @@
             <w:noProof/>
             <w:webHidden/>
           </w:rPr>
-          <w:instrText xml:space="preserve"> PAGEREF _Toc241936454 \h </w:instrText>
+          <w:instrText xml:space="preserve"> PAGEREF _Toc241937563 \h </w:instrText>
         </w:r>
         <w:r>
           <w:rPr>
@@ -1151,7 +1151,7 @@
           <w:noProof/>
         </w:rPr>
       </w:pPr>
-      <w:hyperlink w:anchor="_Toc241936455" w:history="1">
+      <w:hyperlink w:anchor="_Toc241937564" w:history="1">
         <w:r>
           <w:rPr>
             <w:rStyle w:val="af"/>
@@ -1179,7 +1179,7 @@
             <w:noProof/>
             <w:webHidden/>
           </w:rPr>
-          <w:instrText xml:space="preserve"> PAGEREF _Toc241936455 \h </w:instrText>
+          <w:instrText xml:space="preserve"> PAGEREF _Toc241937564 \h </w:instrText>
         </w:r>
         <w:r>
           <w:rPr>
@@ -1220,7 +1220,7 @@
           <w:noProof/>
         </w:rPr>
       </w:pPr>
-      <w:hyperlink w:anchor="_Toc241936456" w:history="1">
+      <w:hyperlink w:anchor="_Toc241937565" w:history="1">
         <w:r>
           <w:rPr>
             <w:rStyle w:val="af"/>
@@ -1248,7 +1248,7 @@
             <w:noProof/>
             <w:webHidden/>
           </w:rPr>
-          <w:instrText xml:space="preserve"> PAGEREF _Toc241936456 \h </w:instrText>
+          <w:instrText xml:space="preserve"> PAGEREF _Toc241937565 \h </w:instrText>
         </w:r>
         <w:r>
           <w:rPr>
@@ -1289,7 +1289,7 @@
           <w:noProof/>
         </w:rPr>
       </w:pPr>
-      <w:hyperlink w:anchor="_Toc241936457" w:history="1">
+      <w:hyperlink w:anchor="_Toc241937566" w:history="1">
         <w:r>
           <w:rPr>
             <w:rStyle w:val="af"/>
@@ -1317,7 +1317,7 @@
             <w:noProof/>
             <w:webHidden/>
           </w:rPr>
-          <w:instrText xml:space="preserve"> PAGEREF _Toc241936457 \h </w:instrText>
+          <w:instrText xml:space="preserve"> PAGEREF _Toc241937566 \h </w:instrText>
         </w:r>
         <w:r>
           <w:rPr>
@@ -1358,7 +1358,7 @@
           <w:noProof/>
         </w:rPr>
       </w:pPr>
-      <w:hyperlink w:anchor="_Toc241936458" w:history="1">
+      <w:hyperlink w:anchor="_Toc241937567" w:history="1">
         <w:r>
           <w:rPr>
             <w:rStyle w:val="af"/>
@@ -1386,7 +1386,7 @@
             <w:noProof/>
             <w:webHidden/>
           </w:rPr>
-          <w:instrText xml:space="preserve"> PAGEREF _Toc241936458 \h </w:instrText>
+          <w:instrText xml:space="preserve"> PAGEREF _Toc241937567 \h </w:instrText>
         </w:r>
         <w:r>
           <w:rPr>
@@ -1427,7 +1427,7 @@
           <w:noProof/>
         </w:rPr>
       </w:pPr>
-      <w:hyperlink w:anchor="_Toc241936459" w:history="1">
+      <w:hyperlink w:anchor="_Toc241937568" w:history="1">
         <w:r>
           <w:rPr>
             <w:rStyle w:val="af"/>
@@ -1455,76 +1455,7 @@
             <w:noProof/>
             <w:webHidden/>
           </w:rPr>
-          <w:instrText xml:space="preserve"> PAGEREF _Toc241936459 \h </w:instrText>
-        </w:r>
-        <w:r>
-          <w:rPr>
-            <w:noProof/>
-            <w:webHidden/>
-          </w:rPr>
-        </w:r>
-        <w:r>
-          <w:rPr>
-            <w:noProof/>
-            <w:webHidden/>
-          </w:rPr>
-          <w:fldChar w:fldCharType="separate"/>
-        </w:r>
-        <w:r>
-          <w:rPr>
-            <w:noProof/>
-            <w:webHidden/>
-          </w:rPr>
-          <w:t>29</w:t>
-        </w:r>
-        <w:r>
-          <w:rPr>
-            <w:noProof/>
-            <w:webHidden/>
-          </w:rPr>
-          <w:fldChar w:fldCharType="end"/>
-        </w:r>
-      </w:hyperlink>
-    </w:p>
-    <w:p>
-      <w:pPr>
-        <w:pStyle w:val="12"/>
-        <w:tabs>
-          <w:tab w:val="right" w:leader="dot" w:pos="9345"/>
-        </w:tabs>
-        <w:rPr>
-          <w:noProof/>
-        </w:rPr>
-      </w:pPr>
-      <w:hyperlink w:anchor="_Toc241936460" w:history="1">
-        <w:r>
-          <w:rPr>
-            <w:rStyle w:val="af"/>
-            <w:b/>
-            <w:noProof/>
-          </w:rPr>
-          <w:t>ПРИЛОЖЕНИЕ Г</w:t>
-        </w:r>
-        <w:r>
-          <w:rPr>
-            <w:noProof/>
-            <w:webHidden/>
-          </w:rPr>
-          <w:tab/>
-        </w:r>
-        <w:r>
-          <w:rPr>
-            <w:noProof/>
-            <w:webHidden/>
-          </w:rPr>
-          <w:fldChar w:fldCharType="begin"/>
-        </w:r>
-        <w:r>
-          <w:rPr>
-            <w:noProof/>
-            <w:webHidden/>
-          </w:rPr>
-          <w:instrText xml:space="preserve"> PAGEREF _Toc241936460 \h </w:instrText>
+          <w:instrText xml:space="preserve"> PAGEREF _Toc241937568 \h </w:instrText>
         </w:r>
         <w:r>
           <w:rPr>
@@ -1565,7 +1496,76 @@
           <w:noProof/>
         </w:rPr>
       </w:pPr>
-      <w:hyperlink w:anchor="_Toc241936461" w:history="1">
+      <w:hyperlink w:anchor="_Toc241937569" w:history="1">
+        <w:r>
+          <w:rPr>
+            <w:rStyle w:val="af"/>
+            <w:b/>
+            <w:noProof/>
+          </w:rPr>
+          <w:t>ПРИЛОЖЕНИЕ Г</w:t>
+        </w:r>
+        <w:r>
+          <w:rPr>
+            <w:noProof/>
+            <w:webHidden/>
+          </w:rPr>
+          <w:tab/>
+        </w:r>
+        <w:r>
+          <w:rPr>
+            <w:noProof/>
+            <w:webHidden/>
+          </w:rPr>
+          <w:fldChar w:fldCharType="begin"/>
+        </w:r>
+        <w:r>
+          <w:rPr>
+            <w:noProof/>
+            <w:webHidden/>
+          </w:rPr>
+          <w:instrText xml:space="preserve"> PAGEREF _Toc241937569 \h </w:instrText>
+        </w:r>
+        <w:r>
+          <w:rPr>
+            <w:noProof/>
+            <w:webHidden/>
+          </w:rPr>
+        </w:r>
+        <w:r>
+          <w:rPr>
+            <w:noProof/>
+            <w:webHidden/>
+          </w:rPr>
+          <w:fldChar w:fldCharType="separate"/>
+        </w:r>
+        <w:r>
+          <w:rPr>
+            <w:noProof/>
+            <w:webHidden/>
+          </w:rPr>
+          <w:t>31</w:t>
+        </w:r>
+        <w:r>
+          <w:rPr>
+            <w:noProof/>
+            <w:webHidden/>
+          </w:rPr>
+          <w:fldChar w:fldCharType="end"/>
+        </w:r>
+      </w:hyperlink>
+    </w:p>
+    <w:p>
+      <w:pPr>
+        <w:pStyle w:val="12"/>
+        <w:tabs>
+          <w:tab w:val="right" w:leader="dot" w:pos="9345"/>
+        </w:tabs>
+        <w:rPr>
+          <w:noProof/>
+        </w:rPr>
+      </w:pPr>
+      <w:hyperlink w:anchor="_Toc241937570" w:history="1">
         <w:r>
           <w:rPr>
             <w:rStyle w:val="af"/>
@@ -1593,7 +1593,7 @@
             <w:noProof/>
             <w:webHidden/>
           </w:rPr>
-          <w:instrText xml:space="preserve"> PAGEREF _Toc241936461 \h </w:instrText>
+          <w:instrText xml:space="preserve"> PAGEREF _Toc241937570 \h </w:instrText>
         </w:r>
         <w:r>
           <w:rPr>
@@ -1613,7 +1613,7 @@
             <w:noProof/>
             <w:webHidden/>
           </w:rPr>
-          <w:t>32</w:t>
+          <w:t>33</w:t>
         </w:r>
         <w:r>
           <w:rPr>
@@ -1639,7 +1639,7 @@
         <w:spacing w:before="0" w:after="360" w:line="360" w:lineRule="exact"/>
         <w:ind w:firstLine="709"/>
       </w:pPr>
-      <w:bookmarkStart w:id="1" w:name="_Toc241936442"/>
+      <w:bookmarkStart w:id="1" w:name="_Toc241937551"/>
       <w:r>
         <w:rPr>
           <w:b/>
@@ -1789,7 +1789,7 @@
         <w:ind w:firstLine="709"/>
       </w:pPr>
       <w:bookmarkStart w:id="2" w:name="_b608aa976fc82a0faaf3b83f58c735968afd03b"/>
-      <w:bookmarkStart w:id="3" w:name="_Toc241936443"/>
+      <w:bookmarkStart w:id="3" w:name="_Toc241937552"/>
       <w:bookmarkEnd w:id="0"/>
       <w:r>
         <w:rPr>
@@ -1848,7 +1848,7 @@
         <w:ind w:firstLine="709"/>
       </w:pPr>
       <w:bookmarkStart w:id="4" w:name="_c3cf235f67897fccdd158c7c34ca81091dc06e0"/>
-      <w:bookmarkStart w:id="5" w:name="_Toc241936444"/>
+      <w:bookmarkStart w:id="5" w:name="_Toc241937553"/>
       <w:r>
         <w:rPr>
           <w:b/>
@@ -3580,7 +3580,7 @@
         <w:ind w:firstLine="709"/>
       </w:pPr>
       <w:bookmarkStart w:id="6" w:name="_6c38f46d6252626ee19bec51dca515ea8eb3483"/>
-      <w:bookmarkStart w:id="7" w:name="_Toc241936445"/>
+      <w:bookmarkStart w:id="7" w:name="_Toc241937554"/>
       <w:bookmarkEnd w:id="4"/>
       <w:r>
         <w:rPr>
@@ -6350,7 +6350,7 @@
         </w:rPr>
         <w:lastRenderedPageBreak/>
         <w:drawing>
-          <wp:inline distT="0" distB="0" distL="0" distR="0" wp14:anchorId="352D6390" wp14:editId="29516A40">
+          <wp:inline distT="0" distB="0" distL="0" distR="0" wp14:anchorId="32842541" wp14:editId="1296095B">
             <wp:extent cx="5334000" cy="3122341"/>
             <wp:effectExtent l="0" t="0" r="0" b="0"/>
             <wp:docPr id="12" name="Picture"/>
@@ -6614,7 +6614,7 @@
         <w:ind w:firstLine="709"/>
       </w:pPr>
       <w:bookmarkStart w:id="8" w:name="_e6ba0285e0e0ccc17e7a33a4e535fa387865e88"/>
-      <w:bookmarkStart w:id="9" w:name="_Toc241936446"/>
+      <w:bookmarkStart w:id="9" w:name="_Toc241937555"/>
       <w:bookmarkEnd w:id="6"/>
       <w:r>
         <w:rPr>
@@ -9027,7 +9027,7 @@
         <w:ind w:firstLine="709"/>
       </w:pPr>
       <w:bookmarkStart w:id="10" w:name="_b8f6f14603ee9e71fb2e4d1c108750035f950c7"/>
-      <w:bookmarkStart w:id="11" w:name="_Toc241936447"/>
+      <w:bookmarkStart w:id="11" w:name="_Toc241937556"/>
       <w:bookmarkEnd w:id="8"/>
       <w:r>
         <w:rPr>
@@ -12009,7 +12009,7 @@
           <w:sz w:val="28"/>
         </w:rPr>
         <w:drawing>
-          <wp:inline distT="0" distB="0" distL="0" distR="0" wp14:anchorId="3365D20C" wp14:editId="6437E40F">
+          <wp:inline distT="0" distB="0" distL="0" distR="0" wp14:anchorId="20F19A43" wp14:editId="6FB7CAA3">
             <wp:extent cx="5334000" cy="3187390"/>
             <wp:effectExtent l="0" t="0" r="0" b="0"/>
             <wp:docPr id="17" name="Picture"/>
@@ -12556,7 +12556,7 @@
         <w:ind w:firstLine="709"/>
       </w:pPr>
       <w:bookmarkStart w:id="12" w:name="_823200a59a4cf40c51f7f0e02566c010f838ed7"/>
-      <w:bookmarkStart w:id="13" w:name="_Toc241936448"/>
+      <w:bookmarkStart w:id="13" w:name="_Toc241937557"/>
       <w:bookmarkEnd w:id="10"/>
       <w:r>
         <w:rPr>
@@ -13266,7 +13266,7 @@
         </w:rPr>
         <w:lastRenderedPageBreak/>
         <w:drawing>
-          <wp:inline distT="0" distB="0" distL="0" distR="0" wp14:anchorId="4F34FB26" wp14:editId="3E93C9A1">
+          <wp:inline distT="0" distB="0" distL="0" distR="0" wp14:anchorId="78E5C84C" wp14:editId="2241F9D5">
             <wp:extent cx="5334000" cy="2862146"/>
             <wp:effectExtent l="0" t="0" r="0" b="0"/>
             <wp:docPr id="21" name="Picture"/>
@@ -13361,7 +13361,7 @@
         <w:ind w:firstLine="709"/>
       </w:pPr>
       <w:bookmarkStart w:id="14" w:name="_9d579ff3219dd0c08e87cdba2a2a6d1ef61e3cc"/>
-      <w:bookmarkStart w:id="15" w:name="_Toc241936449"/>
+      <w:bookmarkStart w:id="15" w:name="_Toc241937558"/>
       <w:bookmarkEnd w:id="12"/>
       <w:r>
         <w:rPr>
@@ -15275,7 +15275,7 @@
         <w:ind w:firstLine="709"/>
       </w:pPr>
       <w:bookmarkStart w:id="16" w:name="_8be076d9797953e124cfe81356f035b108674c3"/>
-      <w:bookmarkStart w:id="17" w:name="_Toc241936450"/>
+      <w:bookmarkStart w:id="17" w:name="_Toc241937559"/>
       <w:bookmarkEnd w:id="14"/>
       <w:r>
         <w:rPr>
@@ -17952,7 +17952,7 @@
         <w:ind w:firstLine="709"/>
       </w:pPr>
       <w:bookmarkStart w:id="18" w:name="_0ab5b5274b575dfb9e5e85d7a9a12b82683e52c"/>
-      <w:bookmarkStart w:id="19" w:name="_Toc241936451"/>
+      <w:bookmarkStart w:id="19" w:name="_Toc241937560"/>
       <w:bookmarkEnd w:id="16"/>
       <w:r>
         <w:rPr>
@@ -25050,7 +25050,7 @@
         </w:rPr>
         <w:lastRenderedPageBreak/>
         <w:drawing>
-          <wp:inline distT="0" distB="0" distL="0" distR="0" wp14:anchorId="46AB03BF" wp14:editId="29BBA38F">
+          <wp:inline distT="0" distB="0" distL="0" distR="0" wp14:anchorId="581A1B59" wp14:editId="7C97FD4B">
             <wp:extent cx="5334000" cy="2471853"/>
             <wp:effectExtent l="0" t="0" r="0" b="0"/>
             <wp:docPr id="27" name="Picture"/>
@@ -26661,7 +26661,7 @@
         <w:ind w:firstLine="709"/>
       </w:pPr>
       <w:bookmarkStart w:id="20" w:name="_79cbfa74df5b3f3beef1cd24c3ad9f089a58d7a"/>
-      <w:bookmarkStart w:id="21" w:name="_Toc241936452"/>
+      <w:bookmarkStart w:id="21" w:name="_Toc241937561"/>
       <w:bookmarkEnd w:id="18"/>
       <w:r>
         <w:rPr>
@@ -28146,7 +28146,7 @@
         <w:ind w:firstLine="709"/>
       </w:pPr>
       <w:bookmarkStart w:id="22" w:name="_339ae803435bd6b9a653c2b18dadc62dc9ad8e7"/>
-      <w:bookmarkStart w:id="23" w:name="_Toc241936453"/>
+      <w:bookmarkStart w:id="23" w:name="_Toc241937562"/>
       <w:bookmarkEnd w:id="20"/>
       <w:r>
         <w:rPr>
@@ -28335,7 +28335,7 @@
         <w:ind w:firstLine="709"/>
       </w:pPr>
       <w:bookmarkStart w:id="24" w:name="_1bfdad9d2d88ddb6ca16c31c1d4d4943679f32f"/>
-      <w:bookmarkStart w:id="25" w:name="_Toc241936454"/>
+      <w:bookmarkStart w:id="25" w:name="_Toc241937563"/>
       <w:bookmarkEnd w:id="22"/>
       <w:bookmarkEnd w:id="2"/>
       <w:r>
@@ -28556,7 +28556,7 @@
         <w:jc w:val="center"/>
       </w:pPr>
       <w:bookmarkStart w:id="26" w:name="_выводы"/>
-      <w:bookmarkStart w:id="27" w:name="_Toc241936455"/>
+      <w:bookmarkStart w:id="27" w:name="_Toc241937564"/>
       <w:bookmarkEnd w:id="24"/>
       <w:r>
         <w:rPr>
@@ -28817,7 +28817,7 @@
         <w:jc w:val="center"/>
       </w:pPr>
       <w:bookmarkStart w:id="28" w:name="_274f6a444530ef90b0479dabf3d210f01e97699"/>
-      <w:bookmarkStart w:id="29" w:name="_Toc241936456"/>
+      <w:bookmarkStart w:id="29" w:name="_Toc241937565"/>
       <w:bookmarkEnd w:id="26"/>
       <w:r>
         <w:rPr>
@@ -30612,6 +30612,231 @@
     </w:p>
     <w:p>
       <w:pPr>
+        <w:pStyle w:val="FirstParagraph"/>
+        <w:numPr>
+          <w:ilvl w:val="0"/>
+          <w:numId w:val="3"/>
+        </w:numPr>
+        <w:spacing w:before="0" w:after="0" w:line="360" w:lineRule="exact"/>
+        <w:ind w:left="709" w:hanging="425"/>
+        <w:jc w:val="both"/>
+      </w:pPr>
+      <w:r>
+        <w:rPr>
+          <w:i/>
+          <w:sz w:val="28"/>
+        </w:rPr>
+        <w:t>Tracxn</w:t>
+      </w:r>
+      <w:r>
+        <w:rPr>
+          <w:sz w:val="28"/>
+        </w:rPr>
+        <w:t xml:space="preserve">. </w:t>
+      </w:r>
+      <w:r>
+        <w:rPr>
+          <w:i/>
+          <w:sz w:val="28"/>
+        </w:rPr>
+        <w:t>Operis</w:t>
+      </w:r>
+      <w:r>
+        <w:rPr>
+          <w:sz w:val="28"/>
+        </w:rPr>
+        <w:t xml:space="preserve"> </w:t>
+      </w:r>
+      <w:r>
+        <w:rPr>
+          <w:i/>
+          <w:sz w:val="28"/>
+        </w:rPr>
+        <w:t>Group</w:t>
+      </w:r>
+      <w:r>
+        <w:rPr>
+          <w:sz w:val="28"/>
+        </w:rPr>
+        <w:t xml:space="preserve"> </w:t>
+      </w:r>
+      <w:r>
+        <w:rPr>
+          <w:i/>
+          <w:sz w:val="28"/>
+        </w:rPr>
+        <w:t>Limited</w:t>
+      </w:r>
+      <w:r>
+        <w:rPr>
+          <w:sz w:val="28"/>
+        </w:rPr>
+        <w:t xml:space="preserve"> - 2025 </w:t>
+      </w:r>
+      <w:r>
+        <w:rPr>
+          <w:i/>
+          <w:sz w:val="28"/>
+        </w:rPr>
+        <w:t>Company</w:t>
+      </w:r>
+      <w:r>
+        <w:rPr>
+          <w:sz w:val="28"/>
+        </w:rPr>
+        <w:t xml:space="preserve"> </w:t>
+      </w:r>
+      <w:r>
+        <w:rPr>
+          <w:i/>
+          <w:sz w:val="28"/>
+        </w:rPr>
+        <w:t>Profile</w:t>
+      </w:r>
+      <w:r>
+        <w:rPr>
+          <w:sz w:val="28"/>
+        </w:rPr>
+        <w:t xml:space="preserve"> </w:t>
+      </w:r>
+      <w:r>
+        <w:rPr>
+          <w:i/>
+          <w:sz w:val="28"/>
+        </w:rPr>
+        <w:t>and</w:t>
+      </w:r>
+      <w:r>
+        <w:rPr>
+          <w:sz w:val="28"/>
+        </w:rPr>
+        <w:t xml:space="preserve"> </w:t>
+      </w:r>
+      <w:r>
+        <w:rPr>
+          <w:i/>
+          <w:sz w:val="28"/>
+        </w:rPr>
+        <w:t>Financials</w:t>
+      </w:r>
+      <w:r>
+        <w:rPr>
+          <w:sz w:val="28"/>
+        </w:rPr>
+        <w:t xml:space="preserve"> [Электронный ресурс]. – Режим доступа: https://tracxn.com/d/legal-entities/united-kingdom/operis-group-limited/__w42ZiByEDopkOdfs8fgtMv</w:t>
+      </w:r>
+      <w:r>
+        <w:rPr>
+          <w:sz w:val="28"/>
+        </w:rPr>
+        <w:t>wsyZf6TUz2VmMuk1AKBc0. – Дата доступа: 03.10.2026.</w:t>
+      </w:r>
+    </w:p>
+    <w:p>
+      <w:pPr>
+        <w:pStyle w:val="FirstParagraph"/>
+        <w:numPr>
+          <w:ilvl w:val="0"/>
+          <w:numId w:val="3"/>
+        </w:numPr>
+        <w:spacing w:before="0" w:after="0" w:line="360" w:lineRule="exact"/>
+        <w:ind w:left="709" w:hanging="425"/>
+        <w:jc w:val="both"/>
+      </w:pPr>
+      <w:r>
+        <w:rPr>
+          <w:i/>
+          <w:sz w:val="28"/>
+        </w:rPr>
+        <w:t>ZoomInfo</w:t>
+      </w:r>
+      <w:r>
+        <w:rPr>
+          <w:sz w:val="28"/>
+        </w:rPr>
+        <w:t xml:space="preserve">. </w:t>
+      </w:r>
+      <w:r>
+        <w:rPr>
+          <w:i/>
+          <w:sz w:val="28"/>
+        </w:rPr>
+        <w:t>Arixcel</w:t>
+      </w:r>
+      <w:r>
+        <w:rPr>
+          <w:sz w:val="28"/>
+        </w:rPr>
+        <w:t xml:space="preserve"> - </w:t>
+      </w:r>
+      <w:r>
+        <w:rPr>
+          <w:i/>
+          <w:sz w:val="28"/>
+        </w:rPr>
+        <w:t>Overview</w:t>
+      </w:r>
+      <w:r>
+        <w:rPr>
+          <w:sz w:val="28"/>
+        </w:rPr>
+        <w:t xml:space="preserve">, </w:t>
+      </w:r>
+      <w:r>
+        <w:rPr>
+          <w:i/>
+          <w:sz w:val="28"/>
+        </w:rPr>
+        <w:t>News</w:t>
+      </w:r>
+      <w:r>
+        <w:rPr>
+          <w:sz w:val="28"/>
+        </w:rPr>
+        <w:t xml:space="preserve"> </w:t>
+      </w:r>
+      <w:r>
+        <w:rPr>
+          <w:i/>
+          <w:sz w:val="28"/>
+        </w:rPr>
+        <w:t>and</w:t>
+      </w:r>
+      <w:r>
+        <w:rPr>
+          <w:sz w:val="28"/>
+        </w:rPr>
+        <w:t xml:space="preserve"> </w:t>
+      </w:r>
+      <w:r>
+        <w:rPr>
+          <w:i/>
+          <w:sz w:val="28"/>
+        </w:rPr>
+        <w:t>Similar</w:t>
+      </w:r>
+      <w:r>
+        <w:rPr>
+          <w:sz w:val="28"/>
+        </w:rPr>
+        <w:t xml:space="preserve"> </w:t>
+      </w:r>
+      <w:r>
+        <w:rPr>
+          <w:i/>
+          <w:sz w:val="28"/>
+        </w:rPr>
+        <w:t>companies</w:t>
+      </w:r>
+      <w:r>
+        <w:rPr>
+          <w:sz w:val="28"/>
+        </w:rPr>
+        <w:t xml:space="preserve"> [Электронный ресурс]. – Режим доступа: https://www.zoominfo.com/c/arixcel/345716426. – Дата доступа: 03.10.2026.</w:t>
+      </w:r>
+    </w:p>
+    <w:p>
+      <w:pPr>
         <w:pStyle w:val="1"/>
         <w:keepNext w:val="0"/>
         <w:pageBreakBefore/>
@@ -30619,7 +30844,7 @@
         <w:jc w:val="center"/>
       </w:pPr>
       <w:bookmarkStart w:id="30" w:name="_3d74faf1500c1b2a4a8bfa8e0e37c74206ce73d"/>
-      <w:bookmarkStart w:id="31" w:name="_Toc241936457"/>
+      <w:bookmarkStart w:id="31" w:name="_Toc241937566"/>
       <w:bookmarkEnd w:id="28"/>
       <w:r>
         <w:rPr>
@@ -31360,7 +31585,7 @@
         <w:jc w:val="center"/>
       </w:pPr>
       <w:bookmarkStart w:id="32" w:name="_d684f183eb868ee4ace295916bed2e6be64d16e"/>
-      <w:bookmarkStart w:id="33" w:name="_Toc241936458"/>
+      <w:bookmarkStart w:id="33" w:name="_Toc241937567"/>
       <w:bookmarkEnd w:id="30"/>
       <w:r>
         <w:rPr>
@@ -31394,14 +31619,7 @@
           <w:b/>
           <w:sz w:val="28"/>
         </w:rPr>
-        <w:t xml:space="preserve">Данные, </w:t>
-      </w:r>
-      <w:r>
-        <w:rPr>
-          <w:b/>
-          <w:sz w:val="28"/>
-        </w:rPr>
-        <w:t>которые необходимо доснять</w:t>
+        <w:t>Данные, которые необходимо доснять</w:t>
       </w:r>
     </w:p>
     <w:p>
@@ -31442,13 +31660,7 @@
         <w:rPr>
           <w:sz w:val="28"/>
         </w:rPr>
-        <w:t>Таблица 22 – Перечень данных, требующих получения или уточ</w:t>
-      </w:r>
-      <w:r>
-        <w:rPr>
-          <w:sz w:val="28"/>
-        </w:rPr>
-        <w:t>нения</w:t>
+        <w:t>Таблица 22 – Перечень данных, требующих получения или уточнения</w:t>
       </w:r>
     </w:p>
     <w:tbl>
@@ -31621,7 +31833,91 @@
               <w:rPr>
                 <w:sz w:val="24"/>
               </w:rPr>
-              <w:t>Еще страницы сайтов (регистрация, оплата, документация, интеграции); безопасность, цены и загрузка просмотрены 03.10.2026 (приложение Д)</w:t>
+              <w:t xml:space="preserve">Недоступные страницы сайтов (безопасность </w:t>
+            </w:r>
+            <w:r>
+              <w:rPr>
+                <w:i/>
+                <w:sz w:val="24"/>
+              </w:rPr>
+              <w:t>Shortcut</w:t>
+            </w:r>
+            <w:r>
+              <w:rPr>
+                <w:sz w:val="24"/>
+              </w:rPr>
+              <w:t xml:space="preserve">, </w:t>
+            </w:r>
+            <w:r>
+              <w:rPr>
+                <w:i/>
+                <w:sz w:val="24"/>
+              </w:rPr>
+              <w:t>PerfectXL</w:t>
+            </w:r>
+            <w:r>
+              <w:rPr>
+                <w:sz w:val="24"/>
+              </w:rPr>
+              <w:t xml:space="preserve">, </w:t>
+            </w:r>
+            <w:r>
+              <w:rPr>
+                <w:i/>
+                <w:sz w:val="24"/>
+              </w:rPr>
+              <w:t>Datarails</w:t>
+            </w:r>
+            <w:r>
+              <w:rPr>
+                <w:sz w:val="24"/>
+              </w:rPr>
+              <w:t xml:space="preserve">, </w:t>
+            </w:r>
+            <w:r>
+              <w:rPr>
+                <w:i/>
+                <w:sz w:val="24"/>
+              </w:rPr>
+              <w:t>Numerous.ai</w:t>
+            </w:r>
+            <w:r>
+              <w:rPr>
+                <w:sz w:val="24"/>
+              </w:rPr>
+              <w:t xml:space="preserve">; пробный период </w:t>
+            </w:r>
+            <w:r>
+              <w:rPr>
+                <w:i/>
+                <w:sz w:val="24"/>
+              </w:rPr>
+              <w:t>PerfectXL</w:t>
+            </w:r>
+            <w:r>
+              <w:rPr>
+                <w:sz w:val="24"/>
+              </w:rPr>
+              <w:t xml:space="preserve">; интеграции </w:t>
+            </w:r>
+            <w:r>
+              <w:rPr>
+                <w:i/>
+                <w:sz w:val="24"/>
+              </w:rPr>
+              <w:t>DataSnipper</w:t>
+            </w:r>
+            <w:r>
+              <w:rPr>
+                <w:sz w:val="24"/>
+              </w:rPr>
+              <w:t xml:space="preserve">); </w:t>
+            </w:r>
+            <w:r>
+              <w:rPr>
+                <w:sz w:val="24"/>
+              </w:rPr>
+              <w:t>остальные 9 страниц просмотрены 03.10.2026 (приложение Д)</w:t>
             </w:r>
           </w:p>
         </w:tc>
@@ -31819,7 +32115,13 @@
               <w:rPr>
                 <w:sz w:val="24"/>
               </w:rPr>
-              <w:t>оценки третьих сторон найдены (приложение Д ЛР2-3, низкая надежность); точные цены - запросом прайса или демо</w:t>
+              <w:t>оценки третьих сторон на</w:t>
+            </w:r>
+            <w:r>
+              <w:rPr>
+                <w:sz w:val="24"/>
+              </w:rPr>
+              <w:t>йдены (приложение Д ЛР2-3, низкая надежность); точные цены - запросом прайса или демо</w:t>
             </w:r>
           </w:p>
         </w:tc>
@@ -31901,13 +32203,7 @@
               <w:rPr>
                 <w:sz w:val="24"/>
               </w:rPr>
-              <w:t>аудитория студен</w:t>
-            </w:r>
-            <w:r>
-              <w:rPr>
-                <w:sz w:val="24"/>
-              </w:rPr>
-              <w:t>тки</w:t>
+              <w:t>аудитория студентки</w:t>
             </w:r>
           </w:p>
         </w:tc>
@@ -31926,7 +32222,13 @@
               <w:rPr>
                 <w:sz w:val="24"/>
               </w:rPr>
-              <w:t>анкета функциональных и дисфункциональных вопросов; пока использованы модельные данные (приложение Г)</w:t>
+              <w:t>анкета функциональных и дисфункциональных вопросов; пока использованы модельные дан</w:t>
+            </w:r>
+            <w:r>
+              <w:rPr>
+                <w:sz w:val="24"/>
+              </w:rPr>
+              <w:t>ные (приложение Г)</w:t>
             </w:r>
           </w:p>
         </w:tc>
@@ -32104,6 +32406,7 @@
               <w:rPr>
                 <w:sz w:val="24"/>
               </w:rPr>
+              <w:lastRenderedPageBreak/>
               <w:t>5</w:t>
             </w:r>
           </w:p>
@@ -32175,27 +32478,85 @@
               <w:rPr>
                 <w:sz w:val="24"/>
               </w:rPr>
-              <w:t xml:space="preserve">финансирование найдено в открытых источниках (приложение Д); выручку и штат уточнить в </w:t>
-            </w:r>
-            <w:r>
-              <w:rPr>
-                <w:i/>
-                <w:sz w:val="24"/>
-              </w:rPr>
-              <w:t>Crunchbase</w:t>
-            </w:r>
-            <w:r>
-              <w:rPr>
-                <w:sz w:val="24"/>
-              </w:rPr>
-              <w:t xml:space="preserve"> и </w:t>
-            </w:r>
-            <w:r>
-              <w:rPr>
-                <w:i/>
-                <w:sz w:val="24"/>
-              </w:rPr>
-              <w:t>LinkedIn</w:t>
+              <w:t xml:space="preserve">финансирование, выручка и штат найдены в открытых источниках для </w:t>
+            </w:r>
+            <w:r>
+              <w:rPr>
+                <w:i/>
+                <w:sz w:val="24"/>
+              </w:rPr>
+              <w:t>DataSnipper</w:t>
+            </w:r>
+            <w:r>
+              <w:rPr>
+                <w:sz w:val="24"/>
+              </w:rPr>
+              <w:t xml:space="preserve">, </w:t>
+            </w:r>
+            <w:r>
+              <w:rPr>
+                <w:i/>
+                <w:sz w:val="24"/>
+              </w:rPr>
+              <w:t>Datarails</w:t>
+            </w:r>
+            <w:r>
+              <w:rPr>
+                <w:sz w:val="24"/>
+              </w:rPr>
+              <w:t xml:space="preserve">, </w:t>
+            </w:r>
+            <w:r>
+              <w:rPr>
+                <w:i/>
+                <w:sz w:val="24"/>
+              </w:rPr>
+              <w:t>Shortcut</w:t>
+            </w:r>
+            <w:r>
+              <w:rPr>
+                <w:sz w:val="24"/>
+              </w:rPr>
+              <w:t xml:space="preserve">, </w:t>
+            </w:r>
+            <w:r>
+              <w:rPr>
+                <w:i/>
+                <w:sz w:val="24"/>
+              </w:rPr>
+              <w:t>Operis</w:t>
+            </w:r>
+            <w:r>
+              <w:rPr>
+                <w:sz w:val="24"/>
+              </w:rPr>
+              <w:t xml:space="preserve">, </w:t>
+            </w:r>
+            <w:r>
+              <w:rPr>
+                <w:i/>
+                <w:sz w:val="24"/>
+              </w:rPr>
+              <w:t>Arixcel</w:t>
+            </w:r>
+            <w:r>
+              <w:rPr>
+                <w:sz w:val="24"/>
+              </w:rPr>
+              <w:t xml:space="preserve"> (приложение Д); для </w:t>
+            </w:r>
+            <w:r>
+              <w:rPr>
+                <w:i/>
+                <w:sz w:val="24"/>
+              </w:rPr>
+              <w:t>Numerous.ai</w:t>
+            </w:r>
+            <w:r>
+              <w:rPr>
+                <w:sz w:val="24"/>
+              </w:rPr>
+              <w:t xml:space="preserve"> данных нет</w:t>
             </w:r>
           </w:p>
         </w:tc>
@@ -32214,13 +32575,7 @@
               <w:rPr>
                 <w:sz w:val="24"/>
               </w:rPr>
-              <w:t>лист 08_О</w:t>
-            </w:r>
-            <w:r>
-              <w:rPr>
-                <w:sz w:val="24"/>
-              </w:rPr>
-              <w:t>перац_модель</w:t>
+              <w:t>лист 08_Операц_модель</w:t>
             </w:r>
           </w:p>
         </w:tc>
@@ -32275,7 +32630,7 @@
         <w:jc w:val="center"/>
       </w:pPr>
       <w:bookmarkStart w:id="34" w:name="_cb59224a7032ef66ab429e7df9b4e4c597bc187"/>
-      <w:bookmarkStart w:id="35" w:name="_Toc241936459"/>
+      <w:bookmarkStart w:id="35" w:name="_Toc241937568"/>
       <w:bookmarkEnd w:id="32"/>
       <w:r>
         <w:rPr>
@@ -32323,7 +32678,13 @@
         <w:rPr>
           <w:sz w:val="28"/>
         </w:rPr>
-        <w:t>В шаблонах выявлены ошибки и ограничения совместимости; ниже перечислено, что исправлено в рабочих копиях. Оригиналы не менялись.</w:t>
+        <w:t>В шаблонах выявлены ошибки и ограничения совместимости; ниже перечислено, что исправлен</w:t>
+      </w:r>
+      <w:r>
+        <w:rPr>
+          <w:sz w:val="28"/>
+        </w:rPr>
+        <w:t>о в рабочих копиях. Оригиналы не менялись.</w:t>
       </w:r>
     </w:p>
     <w:p>
@@ -33021,7 +33382,7 @@
         <w:jc w:val="center"/>
       </w:pPr>
       <w:bookmarkStart w:id="36" w:name="_c34bf756927ff692ee086e018f9b8545647766e"/>
-      <w:bookmarkStart w:id="37" w:name="_Toc241936460"/>
+      <w:bookmarkStart w:id="37" w:name="_Toc241937569"/>
       <w:bookmarkEnd w:id="34"/>
       <w:r>
         <w:rPr>
@@ -33069,7 +33430,13 @@
         <w:rPr>
           <w:sz w:val="28"/>
         </w:rPr>
-        <w:t xml:space="preserve">Для проверки методики Кано сгенерированы модельные ответы 30 условных респондентов на пары функциональных и дисфункциональных вопросов по 16 функциям (по решению студентки, Р-8; генератор и файлы - в папке 00_Общее/Опрос_модельный, </w:t>
+        <w:t>Для проверки методики Кано сгенерированы модельные ответы 30 условных респондентов на пары ф</w:t>
+      </w:r>
+      <w:r>
+        <w:rPr>
+          <w:sz w:val="28"/>
+        </w:rPr>
+        <w:t xml:space="preserve">ункциональных и дисфункциональных вопросов по 16 функциям (по решению студентки, Р-8; генератор и файлы - в папке 00_Общее/Опрос_модельный, </w:t>
       </w:r>
       <w:r>
         <w:rPr>
@@ -33082,13 +33449,13 @@
         <w:rPr>
           <w:sz w:val="28"/>
         </w:rPr>
-        <w:t xml:space="preserve"> 20261003). Это моде</w:t>
-      </w:r>
-      <w:r>
-        <w:rPr>
-          <w:sz w:val="28"/>
-        </w:rPr>
-        <w:t>льные данные, а не опрос людей: вероятность согласия с категорией аналитика задана параметром 58 %, поэтому совпадение с таблицей 6 неизбежно и подтверждает только работу расчета, а не истинность категорий.</w:t>
+        <w:t xml:space="preserve"> 20261003). Это модельные данные, а не опрос людей: вероятность согласия с категорией аналитика задана параметро</w:t>
+      </w:r>
+      <w:r>
+        <w:rPr>
+          <w:sz w:val="28"/>
+        </w:rPr>
+        <w:t>м 58 %, поэтому совпадение с таблицей 6 неизбежно и подтверждает только работу расчета, а не истинность категорий.</w:t>
       </w:r>
     </w:p>
     <w:p>
@@ -33102,13 +33469,7 @@
         <w:rPr>
           <w:sz w:val="28"/>
         </w:rPr>
-        <w:t>В таблице 24 представлено: модельные категории Ка</w:t>
-      </w:r>
-      <w:r>
-        <w:rPr>
-          <w:sz w:val="28"/>
-        </w:rPr>
-        <w:t>но по функциям.</w:t>
+        <w:t>В таблице 24 представлено: модельные категории Кано по функциям.</w:t>
       </w:r>
     </w:p>
     <w:p>
@@ -35360,13 +35721,13 @@
         <w:rPr>
           <w:sz w:val="28"/>
         </w:rPr>
-        <w:t xml:space="preserve">-пояснения и </w:t>
-      </w:r>
-      <w:r>
-        <w:rPr>
-          <w:sz w:val="28"/>
-        </w:rPr>
-        <w:t>подсказки», «Сравнение версий файлов».</w:t>
+        <w:t>-пояснения и подсказки», «Ср</w:t>
+      </w:r>
+      <w:r>
+        <w:rPr>
+          <w:sz w:val="28"/>
+        </w:rPr>
+        <w:t>авнение версий файлов».</w:t>
       </w:r>
     </w:p>
     <w:p>
@@ -35393,13 +35754,7 @@
         <w:rPr>
           <w:sz w:val="28"/>
         </w:rPr>
-        <w:t xml:space="preserve"> заменяется, а модальные категории и коэффициенты пересчитываются тем же скриптом; категории в листе 04_Кано книги корректируются по </w:t>
-      </w:r>
-      <w:r>
-        <w:rPr>
-          <w:sz w:val="28"/>
-        </w:rPr>
-        <w:t>результату.</w:t>
+        <w:t xml:space="preserve"> заменяется, а модальные категории и коэффициенты пересчитываются тем же скриптом; категории в листе 04_Кано книги корректируются по результату.</w:t>
       </w:r>
     </w:p>
     <w:p>
@@ -35411,7 +35766,7 @@
         <w:jc w:val="center"/>
       </w:pPr>
       <w:bookmarkStart w:id="38" w:name="_fced6403ae4a6291124e2bc0068517b8abae511"/>
-      <w:bookmarkStart w:id="39" w:name="_Toc241936461"/>
+      <w:bookmarkStart w:id="39" w:name="_Toc241937570"/>
       <w:bookmarkEnd w:id="36"/>
       <w:r>
         <w:rPr>
@@ -35419,7 +35774,14 @@
           <w:sz w:val="28"/>
         </w:rPr>
         <w:lastRenderedPageBreak/>
-        <w:t>ПРИЛОЖЕНИЕ Д</w:t>
+        <w:t>ПРИ</w:t>
+      </w:r>
+      <w:r>
+        <w:rPr>
+          <w:b/>
+          <w:sz w:val="28"/>
+        </w:rPr>
+        <w:t>ЛОЖЕНИЕ Д</w:t>
       </w:r>
       <w:bookmarkEnd w:id="39"/>
     </w:p>
@@ -35485,13 +35847,13 @@
         <w:rPr>
           <w:sz w:val="28"/>
         </w:rPr>
-        <w:t xml:space="preserve">, доступ к которым требует личного аккаунта, финансирование и размер компаний найдены в новостях и пресс-релизах 03.10.2026. Значения </w:t>
-      </w:r>
-      <w:r>
-        <w:rPr>
-          <w:sz w:val="28"/>
-        </w:rPr>
-        <w:t>справочные и в расчетах баллов ЛР5 не использовались.</w:t>
+        <w:t xml:space="preserve">, доступ к которым требует личного аккаунта, финансирование и размер компаний найдены в новостях и пресс-релизах 03.10.2026. Значения справочные и в </w:t>
+      </w:r>
+      <w:r>
+        <w:rPr>
+          <w:sz w:val="28"/>
+        </w:rPr>
+        <w:t>расчетах баллов ЛР5 не использовались.</w:t>
       </w:r>
     </w:p>
     <w:p>
@@ -35647,14 +36009,7 @@
                 <w:b/>
                 <w:sz w:val="24"/>
               </w:rPr>
-              <w:t>Надеж</w:t>
-            </w:r>
-            <w:r>
-              <w:rPr>
-                <w:b/>
-                <w:sz w:val="24"/>
-              </w:rPr>
-              <w:t>ность</w:t>
+              <w:t>Надежность</w:t>
             </w:r>
           </w:p>
         </w:tc>
@@ -36015,7 +36370,14 @@
                 <w:i/>
                 <w:sz w:val="24"/>
               </w:rPr>
-              <w:t>Research</w:t>
+              <w:t>Researc</w:t>
+            </w:r>
+            <w:r>
+              <w:rPr>
+                <w:i/>
+                <w:sz w:val="24"/>
+              </w:rPr>
+              <w:t>h</w:t>
             </w:r>
             <w:r>
               <w:rPr>
@@ -36221,6 +36583,283 @@
                 <w:i/>
                 <w:sz w:val="24"/>
               </w:rPr>
+              <w:t>Operis</w:t>
+            </w:r>
+            <w:r>
+              <w:rPr>
+                <w:sz w:val="24"/>
+              </w:rPr>
+              <w:t xml:space="preserve"> </w:t>
+            </w:r>
+            <w:r>
+              <w:rPr>
+                <w:i/>
+                <w:sz w:val="24"/>
+              </w:rPr>
+              <w:t>Group</w:t>
+            </w:r>
+          </w:p>
+        </w:tc>
+        <w:tc>
+          <w:tcPr>
+            <w:tcW w:w="1852" w:type="dxa"/>
+            <w:vAlign w:val="center"/>
+          </w:tcPr>
+          <w:p>
+            <w:pPr>
+              <w:pStyle w:val="Compact"/>
+              <w:spacing w:before="0" w:after="0" w:line="280" w:lineRule="exact"/>
+              <w:jc w:val="center"/>
+            </w:pPr>
+            <w:r>
+              <w:rPr>
+                <w:sz w:val="24"/>
+              </w:rPr>
+              <w:t>Выручка и размер</w:t>
+            </w:r>
+          </w:p>
+        </w:tc>
+        <w:tc>
+          <w:tcPr>
+            <w:tcW w:w="2424" w:type="dxa"/>
+            <w:vAlign w:val="center"/>
+          </w:tcPr>
+          <w:p>
+            <w:pPr>
+              <w:pStyle w:val="Compact"/>
+              <w:spacing w:before="0" w:after="0" w:line="280" w:lineRule="exact"/>
+              <w:jc w:val="center"/>
+            </w:pPr>
+            <w:r>
+              <w:rPr>
+                <w:sz w:val="24"/>
+              </w:rPr>
+              <w:t xml:space="preserve">выручка 5,68 млн </w:t>
+            </w:r>
+            <w:r>
+              <w:rPr>
+                <w:i/>
+                <w:sz w:val="24"/>
+              </w:rPr>
+              <w:t>GBP</w:t>
+            </w:r>
+            <w:r>
+              <w:rPr>
+                <w:sz w:val="24"/>
+              </w:rPr>
+              <w:t xml:space="preserve"> за 2022 год; 51-100 сотрудников; в Великобритании с 1997 года; консалтинг, аудит моделей, надстройка </w:t>
+            </w:r>
+            <w:r>
+              <w:rPr>
+                <w:i/>
+                <w:sz w:val="24"/>
+              </w:rPr>
+              <w:t>OAK</w:t>
+            </w:r>
+          </w:p>
+        </w:tc>
+        <w:tc>
+          <w:tcPr>
+            <w:tcW w:w="1123" w:type="dxa"/>
+            <w:vAlign w:val="center"/>
+          </w:tcPr>
+          <w:p>
+            <w:pPr>
+              <w:pStyle w:val="Compact"/>
+              <w:spacing w:before="0" w:after="0" w:line="280" w:lineRule="exact"/>
+              <w:jc w:val="center"/>
+            </w:pPr>
+            <w:r>
+              <w:rPr>
+                <w:sz w:val="24"/>
+              </w:rPr>
+              <w:t>[21]</w:t>
+            </w:r>
+          </w:p>
+        </w:tc>
+        <w:tc>
+          <w:tcPr>
+            <w:tcW w:w="2327" w:type="dxa"/>
+            <w:vAlign w:val="center"/>
+          </w:tcPr>
+          <w:p>
+            <w:pPr>
+              <w:pStyle w:val="Compact"/>
+              <w:spacing w:before="0" w:after="0" w:line="280" w:lineRule="exact"/>
+              <w:jc w:val="center"/>
+            </w:pPr>
+            <w:r>
+              <w:rPr>
+                <w:sz w:val="24"/>
+              </w:rPr>
+              <w:t xml:space="preserve">средняя (данные каталога по отчетности </w:t>
+            </w:r>
+            <w:r>
+              <w:rPr>
+                <w:i/>
+                <w:sz w:val="24"/>
+              </w:rPr>
+              <w:t>Companies</w:t>
+            </w:r>
+            <w:r>
+              <w:rPr>
+                <w:sz w:val="24"/>
+              </w:rPr>
+              <w:t xml:space="preserve"> </w:t>
+            </w:r>
+            <w:r>
+              <w:rPr>
+                <w:i/>
+                <w:sz w:val="24"/>
+              </w:rPr>
+              <w:t>House</w:t>
+            </w:r>
+            <w:r>
+              <w:rPr>
+                <w:sz w:val="24"/>
+              </w:rPr>
+              <w:t>)</w:t>
+            </w:r>
+          </w:p>
+        </w:tc>
+      </w:tr>
+      <w:tr>
+        <w:trPr>
+          <w:cantSplit/>
+          <w:jc w:val="center"/>
+        </w:trPr>
+        <w:tc>
+          <w:tcPr>
+            <w:tcW w:w="1629" w:type="dxa"/>
+            <w:vAlign w:val="center"/>
+          </w:tcPr>
+          <w:p>
+            <w:pPr>
+              <w:pStyle w:val="Compact"/>
+              <w:spacing w:before="0" w:after="0" w:line="280" w:lineRule="exact"/>
+              <w:jc w:val="center"/>
+            </w:pPr>
+            <w:r>
+              <w:rPr>
+                <w:i/>
+                <w:sz w:val="24"/>
+              </w:rPr>
+              <w:t>Arixcel</w:t>
+            </w:r>
+          </w:p>
+        </w:tc>
+        <w:tc>
+          <w:tcPr>
+            <w:tcW w:w="1852" w:type="dxa"/>
+            <w:vAlign w:val="center"/>
+          </w:tcPr>
+          <w:p>
+            <w:pPr>
+              <w:pStyle w:val="Compact"/>
+              <w:spacing w:before="0" w:after="0" w:line="280" w:lineRule="exact"/>
+              <w:jc w:val="center"/>
+            </w:pPr>
+            <w:r>
+              <w:rPr>
+                <w:sz w:val="24"/>
+              </w:rPr>
+              <w:t>Размер</w:t>
+            </w:r>
+          </w:p>
+        </w:tc>
+        <w:tc>
+          <w:tcPr>
+            <w:tcW w:w="2424" w:type="dxa"/>
+            <w:vAlign w:val="center"/>
+          </w:tcPr>
+          <w:p>
+            <w:pPr>
+              <w:pStyle w:val="Compact"/>
+              <w:spacing w:before="0" w:after="0" w:line="280" w:lineRule="exact"/>
+              <w:jc w:val="center"/>
+            </w:pPr>
+            <w:r>
+              <w:rPr>
+                <w:sz w:val="24"/>
+              </w:rPr>
+              <w:t xml:space="preserve">Западная Австралия; 1-10 сотрудников; выручка менее 5 млн </w:t>
+            </w:r>
+            <w:r>
+              <w:rPr>
+                <w:i/>
+                <w:sz w:val="24"/>
+              </w:rPr>
+              <w:t>USD</w:t>
+            </w:r>
+            <w:r>
+              <w:rPr>
+                <w:sz w:val="24"/>
+              </w:rPr>
+              <w:t xml:space="preserve"> (оценка каталога)</w:t>
+            </w:r>
+          </w:p>
+        </w:tc>
+        <w:tc>
+          <w:tcPr>
+            <w:tcW w:w="1123" w:type="dxa"/>
+            <w:vAlign w:val="center"/>
+          </w:tcPr>
+          <w:p>
+            <w:pPr>
+              <w:pStyle w:val="Compact"/>
+              <w:spacing w:before="0" w:after="0" w:line="280" w:lineRule="exact"/>
+              <w:jc w:val="center"/>
+            </w:pPr>
+            <w:r>
+              <w:rPr>
+                <w:sz w:val="24"/>
+              </w:rPr>
+              <w:t>[22]</w:t>
+            </w:r>
+          </w:p>
+        </w:tc>
+        <w:tc>
+          <w:tcPr>
+            <w:tcW w:w="2327" w:type="dxa"/>
+            <w:vAlign w:val="center"/>
+          </w:tcPr>
+          <w:p>
+            <w:pPr>
+              <w:pStyle w:val="Compact"/>
+              <w:spacing w:before="0" w:after="0" w:line="280" w:lineRule="exact"/>
+              <w:jc w:val="center"/>
+            </w:pPr>
+            <w:r>
+              <w:rPr>
+                <w:sz w:val="24"/>
+              </w:rPr>
+              <w:t>низкая (оценка каталога)</w:t>
+            </w:r>
+          </w:p>
+        </w:tc>
+      </w:tr>
+      <w:tr>
+        <w:trPr>
+          <w:cantSplit/>
+          <w:jc w:val="center"/>
+        </w:trPr>
+        <w:tc>
+          <w:tcPr>
+            <w:tcW w:w="1629" w:type="dxa"/>
+            <w:vAlign w:val="center"/>
+          </w:tcPr>
+          <w:p>
+            <w:pPr>
+              <w:pStyle w:val="Compact"/>
+              <w:spacing w:before="0" w:after="0" w:line="280" w:lineRule="exact"/>
+              <w:jc w:val="center"/>
+            </w:pPr>
+            <w:r>
+              <w:rPr>
+                <w:i/>
+                <w:sz w:val="24"/>
+              </w:rPr>
+              <w:lastRenderedPageBreak/>
               <w:t>PerfectXL</w:t>
             </w:r>
             <w:r>
@@ -36291,7 +36930,13 @@
               <w:rPr>
                 <w:sz w:val="24"/>
               </w:rPr>
-              <w:t>основана в Амстердаме, связана с Делфтским техническим университетом; по каталогам около 4 сотрудников, инвестиции не раскрыты</w:t>
+              <w:t xml:space="preserve">основана в Амстердаме, связана с Делфтским техническим университетом; по каталогам около 4 сотрудников, </w:t>
+            </w:r>
+            <w:r>
+              <w:rPr>
+                <w:sz w:val="24"/>
+              </w:rPr>
+              <w:t>инвестиции не раскрыты</w:t>
             </w:r>
           </w:p>
         </w:tc>
@@ -36353,14 +36998,20 @@
           <w:i/>
           <w:sz w:val="28"/>
         </w:rPr>
-        <w:t>Dat</w:t>
+        <w:t>DataSnipper</w:t>
+      </w:r>
+      <w:r>
+        <w:rPr>
+          <w:sz w:val="28"/>
+        </w:rPr>
+        <w:t xml:space="preserve">, </w:t>
       </w:r>
       <w:r>
         <w:rPr>
           <w:i/>
           <w:sz w:val="28"/>
         </w:rPr>
-        <w:t>aSnipper</w:t>
+        <w:t>Datarails</w:t>
       </w:r>
       <w:r>
         <w:rPr>
@@ -36373,7 +37024,33 @@
           <w:i/>
           <w:sz w:val="28"/>
         </w:rPr>
-        <w:t>Datarails</w:t>
+        <w:t>Shortcut</w:t>
+      </w:r>
+      <w:r>
+        <w:rPr>
+          <w:sz w:val="28"/>
+        </w:rPr>
+        <w:t>), консалтинговую компанию с выручкой в единицы миллионов фунтов (</w:t>
+      </w:r>
+      <w:r>
+        <w:rPr>
+          <w:i/>
+          <w:sz w:val="28"/>
+        </w:rPr>
+        <w:t>Operis</w:t>
+      </w:r>
+      <w:r>
+        <w:rPr>
+          <w:sz w:val="28"/>
+        </w:rPr>
+        <w:t>) и малые специализированные компании (</w:t>
+      </w:r>
+      <w:r>
+        <w:rPr>
+          <w:i/>
+          <w:sz w:val="28"/>
+        </w:rPr>
+        <w:t>PerfectXL</w:t>
       </w:r>
       <w:r>
         <w:rPr>
@@ -36386,52 +37063,32 @@
           <w:i/>
           <w:sz w:val="28"/>
         </w:rPr>
-        <w:t>Shortcut</w:t>
-      </w:r>
-      <w:r>
-        <w:rPr>
-          <w:sz w:val="28"/>
-        </w:rPr>
-        <w:t>) и малую специализированную компанию (</w:t>
+        <w:t>Arixcel</w:t>
+      </w:r>
+      <w:r>
+        <w:rPr>
+          <w:sz w:val="28"/>
+        </w:rPr>
+        <w:t xml:space="preserve">). Это поддерживает вывод ЛР4 и ЛР5: рядом с </w:t>
       </w:r>
       <w:r>
         <w:rPr>
           <w:i/>
           <w:sz w:val="28"/>
         </w:rPr>
-        <w:t>PerfectXL</w:t>
-      </w:r>
-      <w:r>
-        <w:rPr>
-          <w:sz w:val="28"/>
-        </w:rPr>
-        <w:t xml:space="preserve">). Это поддерживает вывод ЛР4 и ЛР5: рядом с </w:t>
-      </w:r>
-      <w:r>
-        <w:rPr>
-          <w:i/>
-          <w:sz w:val="28"/>
-        </w:rPr>
         <w:t>TableMind</w:t>
       </w:r>
       <w:r>
         <w:rPr>
           <w:sz w:val="28"/>
         </w:rPr>
-        <w:t xml:space="preserve"> работают сильные, хорошо финансируемые игроки, поэтому ставка на независимость проверки, доказательство находок движком </w:t>
-      </w:r>
-      <w:r>
-        <w:rPr>
-          <w:sz w:val="28"/>
-        </w:rPr>
-        <w:lastRenderedPageBreak/>
-        <w:t>и пр</w:t>
-      </w:r>
-      <w:r>
-        <w:rPr>
-          <w:sz w:val="28"/>
-        </w:rPr>
-        <w:t>озрачную цену должна оставаться отличием, а не гонкой по числу функций.</w:t>
+        <w:t xml:space="preserve"> работают сильные, хорошо финансируемые игроки, поэтому ставка на независимость проверки, доказательство находок движком и прозрачную цену </w:t>
+      </w:r>
+      <w:r>
+        <w:rPr>
+          <w:sz w:val="28"/>
+        </w:rPr>
+        <w:t>должна оставаться отличием, а не гонкой по числу функций.</w:t>
       </w:r>
     </w:p>
     <w:p>
@@ -36478,10 +37135,10 @@
         <w:tblLook w:val="0020" w:firstRow="1" w:lastRow="0" w:firstColumn="0" w:lastColumn="0" w:noHBand="0" w:noVBand="0"/>
       </w:tblPr>
       <w:tblGrid>
-        <w:gridCol w:w="1888"/>
-        <w:gridCol w:w="2079"/>
-        <w:gridCol w:w="2617"/>
-        <w:gridCol w:w="2771"/>
+        <w:gridCol w:w="2127"/>
+        <w:gridCol w:w="2285"/>
+        <w:gridCol w:w="2425"/>
+        <w:gridCol w:w="2518"/>
       </w:tblGrid>
       <w:tr>
         <w:trPr>
@@ -36492,7 +37149,7 @@
         </w:trPr>
         <w:tc>
           <w:tcPr>
-            <w:tcW w:w="1888" w:type="dxa"/>
+            <w:tcW w:w="2126" w:type="dxa"/>
             <w:vAlign w:val="center"/>
           </w:tcPr>
           <w:p>
@@ -36512,7 +37169,7 @@
         </w:tc>
         <w:tc>
           <w:tcPr>
-            <w:tcW w:w="2079" w:type="dxa"/>
+            <w:tcW w:w="2285" w:type="dxa"/>
             <w:vAlign w:val="center"/>
           </w:tcPr>
           <w:p>
@@ -36526,40 +37183,40 @@
                 <w:b/>
                 <w:sz w:val="24"/>
               </w:rPr>
-              <w:t>Стр</w:t>
-            </w:r>
+              <w:t>Страница</w:t>
+            </w:r>
+          </w:p>
+        </w:tc>
+        <w:tc>
+          <w:tcPr>
+            <w:tcW w:w="2425" w:type="dxa"/>
+            <w:vAlign w:val="center"/>
+          </w:tcPr>
+          <w:p>
+            <w:pPr>
+              <w:pStyle w:val="Compact"/>
+              <w:spacing w:before="0" w:after="0" w:line="280" w:lineRule="exact"/>
+              <w:jc w:val="center"/>
+            </w:pPr>
             <w:r>
               <w:rPr>
                 <w:b/>
                 <w:sz w:val="24"/>
               </w:rPr>
-              <w:t>аница</w:t>
-            </w:r>
-          </w:p>
-        </w:tc>
-        <w:tc>
-          <w:tcPr>
-            <w:tcW w:w="2616" w:type="dxa"/>
-            <w:vAlign w:val="center"/>
-          </w:tcPr>
-          <w:p>
-            <w:pPr>
-              <w:pStyle w:val="Compact"/>
-              <w:spacing w:before="0" w:after="0" w:line="280" w:lineRule="exact"/>
-              <w:jc w:val="center"/>
-            </w:pPr>
+              <w:t>Что пока</w:t>
+            </w:r>
             <w:r>
               <w:rPr>
                 <w:b/>
                 <w:sz w:val="24"/>
               </w:rPr>
-              <w:t>Что показано</w:t>
-            </w:r>
-          </w:p>
-        </w:tc>
-        <w:tc>
-          <w:tcPr>
-            <w:tcW w:w="2770" w:type="dxa"/>
+              <w:t>зано</w:t>
+            </w:r>
+          </w:p>
+        </w:tc>
+        <w:tc>
+          <w:tcPr>
+            <w:tcW w:w="2518" w:type="dxa"/>
             <w:vAlign w:val="center"/>
           </w:tcPr>
           <w:p>
@@ -36585,7 +37242,7 @@
         </w:trPr>
         <w:tc>
           <w:tcPr>
-            <w:tcW w:w="1888" w:type="dxa"/>
+            <w:tcW w:w="2126" w:type="dxa"/>
             <w:vAlign w:val="center"/>
           </w:tcPr>
           <w:p>
@@ -36605,7 +37262,7 @@
         </w:tc>
         <w:tc>
           <w:tcPr>
-            <w:tcW w:w="2079" w:type="dxa"/>
+            <w:tcW w:w="2285" w:type="dxa"/>
             <w:vAlign w:val="center"/>
           </w:tcPr>
           <w:p>
@@ -36624,7 +37281,7 @@
         </w:tc>
         <w:tc>
           <w:tcPr>
-            <w:tcW w:w="2616" w:type="dxa"/>
+            <w:tcW w:w="2425" w:type="dxa"/>
             <w:vAlign w:val="center"/>
           </w:tcPr>
           <w:p>
@@ -36761,7 +37418,7 @@
         </w:tc>
         <w:tc>
           <w:tcPr>
-            <w:tcW w:w="2770" w:type="dxa"/>
+            <w:tcW w:w="2518" w:type="dxa"/>
             <w:vAlign w:val="center"/>
           </w:tcPr>
           <w:p>
@@ -36786,7 +37443,7 @@
         </w:trPr>
         <w:tc>
           <w:tcPr>
-            <w:tcW w:w="1888" w:type="dxa"/>
+            <w:tcW w:w="2126" w:type="dxa"/>
             <w:vAlign w:val="center"/>
           </w:tcPr>
           <w:p>
@@ -36806,7 +37463,7 @@
         </w:tc>
         <w:tc>
           <w:tcPr>
-            <w:tcW w:w="2079" w:type="dxa"/>
+            <w:tcW w:w="2285" w:type="dxa"/>
             <w:vAlign w:val="center"/>
           </w:tcPr>
           <w:p>
@@ -36825,7 +37482,7 @@
         </w:tc>
         <w:tc>
           <w:tcPr>
-            <w:tcW w:w="2616" w:type="dxa"/>
+            <w:tcW w:w="2425" w:type="dxa"/>
             <w:vAlign w:val="center"/>
           </w:tcPr>
           <w:p>
@@ -36935,7 +37592,7 @@
         </w:tc>
         <w:tc>
           <w:tcPr>
-            <w:tcW w:w="2770" w:type="dxa"/>
+            <w:tcW w:w="2518" w:type="dxa"/>
             <w:vAlign w:val="center"/>
           </w:tcPr>
           <w:p>
@@ -36960,7 +37617,7 @@
         </w:trPr>
         <w:tc>
           <w:tcPr>
-            <w:tcW w:w="1888" w:type="dxa"/>
+            <w:tcW w:w="2126" w:type="dxa"/>
             <w:vAlign w:val="center"/>
           </w:tcPr>
           <w:p>
@@ -36980,7 +37637,7 @@
         </w:tc>
         <w:tc>
           <w:tcPr>
-            <w:tcW w:w="2079" w:type="dxa"/>
+            <w:tcW w:w="2285" w:type="dxa"/>
             <w:vAlign w:val="center"/>
           </w:tcPr>
           <w:p>
@@ -36999,7 +37656,7 @@
         </w:tc>
         <w:tc>
           <w:tcPr>
-            <w:tcW w:w="2616" w:type="dxa"/>
+            <w:tcW w:w="2425" w:type="dxa"/>
             <w:vAlign w:val="center"/>
           </w:tcPr>
           <w:p>
@@ -37103,19 +37760,19 @@
               <w:rPr>
                 <w:sz w:val="24"/>
               </w:rPr>
-              <w:t>», проб</w:t>
-            </w:r>
-            <w:r>
-              <w:rPr>
-                <w:sz w:val="24"/>
-              </w:rPr>
-              <w:t>ного периода нет</w:t>
-            </w:r>
-          </w:p>
-        </w:tc>
-        <w:tc>
-          <w:tcPr>
-            <w:tcW w:w="2770" w:type="dxa"/>
+              <w:t>», пробного периода</w:t>
+            </w:r>
+            <w:r>
+              <w:rPr>
+                <w:sz w:val="24"/>
+              </w:rPr>
+              <w:t xml:space="preserve"> нет</w:t>
+            </w:r>
+          </w:p>
+        </w:tc>
+        <w:tc>
+          <w:tcPr>
+            <w:tcW w:w="2518" w:type="dxa"/>
             <w:vAlign w:val="center"/>
           </w:tcPr>
           <w:p>
@@ -37140,27 +37797,28 @@
         </w:trPr>
         <w:tc>
           <w:tcPr>
-            <w:tcW w:w="1888" w:type="dxa"/>
-            <w:vAlign w:val="center"/>
-          </w:tcPr>
-          <w:p>
-            <w:pPr>
-              <w:pStyle w:val="Compact"/>
-              <w:spacing w:before="0" w:after="0" w:line="280" w:lineRule="exact"/>
-              <w:jc w:val="center"/>
-            </w:pPr>
-            <w:r>
-              <w:rPr>
-                <w:i/>
-                <w:sz w:val="24"/>
-              </w:rPr>
+            <w:tcW w:w="2126" w:type="dxa"/>
+            <w:vAlign w:val="center"/>
+          </w:tcPr>
+          <w:p>
+            <w:pPr>
+              <w:pStyle w:val="Compact"/>
+              <w:spacing w:before="0" w:after="0" w:line="280" w:lineRule="exact"/>
+              <w:jc w:val="center"/>
+            </w:pPr>
+            <w:r>
+              <w:rPr>
+                <w:i/>
+                <w:sz w:val="24"/>
+              </w:rPr>
+              <w:lastRenderedPageBreak/>
               <w:t>Arixcel</w:t>
             </w:r>
           </w:p>
         </w:tc>
         <w:tc>
           <w:tcPr>
-            <w:tcW w:w="2079" w:type="dxa"/>
+            <w:tcW w:w="2285" w:type="dxa"/>
             <w:vAlign w:val="center"/>
           </w:tcPr>
           <w:p>
@@ -37179,7 +37837,7 @@
         </w:tc>
         <w:tc>
           <w:tcPr>
-            <w:tcW w:w="2616" w:type="dxa"/>
+            <w:tcW w:w="2425" w:type="dxa"/>
             <w:vAlign w:val="center"/>
           </w:tcPr>
           <w:p>
@@ -37231,32 +37889,32 @@
               <w:rPr>
                 <w:sz w:val="24"/>
               </w:rPr>
-              <w:t>, есть пробный режим и раздел информационной безопасности, версия</w:t>
-            </w:r>
-            <w:r>
-              <w:rPr>
-                <w:sz w:val="24"/>
-              </w:rPr>
-              <w:t xml:space="preserve"> 9.0</w:t>
-            </w:r>
-          </w:p>
-        </w:tc>
-        <w:tc>
-          <w:tcPr>
-            <w:tcW w:w="2770" w:type="dxa"/>
-            <w:vAlign w:val="center"/>
-          </w:tcPr>
-          <w:p>
-            <w:pPr>
-              <w:pStyle w:val="Compact"/>
-              <w:spacing w:before="0" w:after="0" w:line="280" w:lineRule="exact"/>
-              <w:jc w:val="center"/>
-            </w:pPr>
-            <w:r>
-              <w:rPr>
-                <w:sz w:val="24"/>
-              </w:rPr>
-              <w:t>цена не скрыта: в книгу бизнес-моделей внесены цена и пробный режим, оценка прозрачности повышена с 1 до 3</w:t>
+              <w:t>, есть пробный режим и раздел информационной безопасности, версия 9.0</w:t>
+            </w:r>
+          </w:p>
+        </w:tc>
+        <w:tc>
+          <w:tcPr>
+            <w:tcW w:w="2518" w:type="dxa"/>
+            <w:vAlign w:val="center"/>
+          </w:tcPr>
+          <w:p>
+            <w:pPr>
+              <w:pStyle w:val="Compact"/>
+              <w:spacing w:before="0" w:after="0" w:line="280" w:lineRule="exact"/>
+              <w:jc w:val="center"/>
+            </w:pPr>
+            <w:r>
+              <w:rPr>
+                <w:sz w:val="24"/>
+              </w:rPr>
+              <w:t>цена не</w:t>
+            </w:r>
+            <w:r>
+              <w:rPr>
+                <w:sz w:val="24"/>
+              </w:rPr>
+              <w:t xml:space="preserve"> скрыта: в книгу бизнес-моделей внесены цена и пробный режим, оценка прозрачности повышена с 1 до 3</w:t>
             </w:r>
           </w:p>
         </w:tc>
@@ -37268,7 +37926,7 @@
         </w:trPr>
         <w:tc>
           <w:tcPr>
-            <w:tcW w:w="1888" w:type="dxa"/>
+            <w:tcW w:w="2126" w:type="dxa"/>
             <w:vAlign w:val="center"/>
           </w:tcPr>
           <w:p>
@@ -37307,7 +37965,7 @@
         </w:tc>
         <w:tc>
           <w:tcPr>
-            <w:tcW w:w="2079" w:type="dxa"/>
+            <w:tcW w:w="2285" w:type="dxa"/>
             <w:vAlign w:val="center"/>
           </w:tcPr>
           <w:p>
@@ -37326,7 +37984,7 @@
         </w:tc>
         <w:tc>
           <w:tcPr>
-            <w:tcW w:w="2616" w:type="dxa"/>
+            <w:tcW w:w="2425" w:type="dxa"/>
             <w:vAlign w:val="center"/>
           </w:tcPr>
           <w:p>
@@ -37410,7 +38068,7 @@
         </w:tc>
         <w:tc>
           <w:tcPr>
-            <w:tcW w:w="2770" w:type="dxa"/>
+            <w:tcW w:w="2518" w:type="dxa"/>
             <w:vAlign w:val="center"/>
           </w:tcPr>
           <w:p>
@@ -37435,215 +38093,91 @@
         </w:trPr>
         <w:tc>
           <w:tcPr>
-            <w:tcW w:w="1888" w:type="dxa"/>
-            <w:vAlign w:val="center"/>
-          </w:tcPr>
-          <w:p>
-            <w:pPr>
-              <w:pStyle w:val="Compact"/>
-              <w:spacing w:before="0" w:after="0" w:line="280" w:lineRule="exact"/>
-              <w:jc w:val="center"/>
-            </w:pPr>
-            <w:r>
-              <w:rPr>
-                <w:i/>
-                <w:sz w:val="24"/>
-              </w:rPr>
-              <w:lastRenderedPageBreak/>
-              <w:t>Shortcut</w:t>
-            </w:r>
-          </w:p>
-        </w:tc>
-        <w:tc>
-          <w:tcPr>
-            <w:tcW w:w="2079" w:type="dxa"/>
-            <w:vAlign w:val="center"/>
-          </w:tcPr>
-          <w:p>
-            <w:pPr>
-              <w:pStyle w:val="Compact"/>
-              <w:spacing w:before="0" w:after="0" w:line="280" w:lineRule="exact"/>
-              <w:jc w:val="center"/>
-            </w:pPr>
-            <w:r>
-              <w:rPr>
-                <w:sz w:val="24"/>
-              </w:rPr>
-              <w:t>Центр приватности и безопасности</w:t>
-            </w:r>
-          </w:p>
-        </w:tc>
-        <w:tc>
-          <w:tcPr>
-            <w:tcW w:w="2616" w:type="dxa"/>
-            <w:vAlign w:val="center"/>
-          </w:tcPr>
-          <w:p>
-            <w:pPr>
-              <w:pStyle w:val="Compact"/>
-              <w:spacing w:before="0" w:after="0" w:line="280" w:lineRule="exact"/>
-              <w:jc w:val="center"/>
-            </w:pPr>
-            <w:r>
-              <w:rPr>
-                <w:sz w:val="24"/>
-              </w:rPr>
-              <w:t xml:space="preserve">по найденным описаниям: </w:t>
-            </w:r>
-            <w:r>
-              <w:rPr>
-                <w:i/>
-                <w:sz w:val="24"/>
-              </w:rPr>
-              <w:t>SOC</w:t>
-            </w:r>
-            <w:r>
-              <w:rPr>
-                <w:sz w:val="24"/>
-              </w:rPr>
-              <w:t xml:space="preserve"> 2 </w:t>
-            </w:r>
-            <w:r>
-              <w:rPr>
-                <w:i/>
-                <w:sz w:val="24"/>
-              </w:rPr>
-              <w:t>Type</w:t>
-            </w:r>
-            <w:r>
-              <w:rPr>
-                <w:sz w:val="24"/>
-              </w:rPr>
-              <w:t xml:space="preserve"> </w:t>
-            </w:r>
-            <w:r>
-              <w:rPr>
-                <w:i/>
-                <w:sz w:val="24"/>
-              </w:rPr>
-              <w:t>I</w:t>
-            </w:r>
-            <w:r>
-              <w:rPr>
-                <w:sz w:val="24"/>
-              </w:rPr>
-              <w:t xml:space="preserve"> выполнен, отчет </w:t>
-            </w:r>
-            <w:r>
-              <w:rPr>
-                <w:i/>
-                <w:sz w:val="24"/>
-              </w:rPr>
-              <w:t>Type</w:t>
-            </w:r>
-            <w:r>
-              <w:rPr>
-                <w:sz w:val="24"/>
-              </w:rPr>
-              <w:t xml:space="preserve"> </w:t>
-            </w:r>
-            <w:r>
-              <w:rPr>
-                <w:i/>
-                <w:sz w:val="24"/>
-              </w:rPr>
-              <w:t>II</w:t>
-            </w:r>
-            <w:r>
-              <w:rPr>
-                <w:sz w:val="24"/>
-              </w:rPr>
-              <w:t xml:space="preserve"> ожидался в начале 2026, вход через </w:t>
-            </w:r>
-            <w:r>
-              <w:rPr>
-                <w:i/>
-                <w:sz w:val="24"/>
-              </w:rPr>
-              <w:t>Google</w:t>
-            </w:r>
-            <w:r>
-              <w:rPr>
-                <w:sz w:val="24"/>
-              </w:rPr>
-              <w:t xml:space="preserve"> </w:t>
-            </w:r>
-            <w:r>
-              <w:rPr>
-                <w:i/>
-                <w:sz w:val="24"/>
-              </w:rPr>
-              <w:t>OAuth</w:t>
-            </w:r>
-            <w:r>
-              <w:rPr>
-                <w:sz w:val="24"/>
-              </w:rPr>
-              <w:t xml:space="preserve"> и </w:t>
-            </w:r>
-            <w:r>
-              <w:rPr>
-                <w:i/>
-                <w:sz w:val="24"/>
-              </w:rPr>
-              <w:t>SAML</w:t>
-            </w:r>
-            <w:r>
-              <w:rPr>
-                <w:sz w:val="24"/>
-              </w:rPr>
-              <w:t>, рол</w:t>
-            </w:r>
-            <w:r>
-              <w:rPr>
-                <w:sz w:val="24"/>
-              </w:rPr>
-              <w:t>евой доступ</w:t>
-            </w:r>
-          </w:p>
-        </w:tc>
-        <w:tc>
-          <w:tcPr>
-            <w:tcW w:w="2770" w:type="dxa"/>
-            <w:vAlign w:val="center"/>
-          </w:tcPr>
-          <w:p>
-            <w:pPr>
-              <w:pStyle w:val="Compact"/>
-              <w:spacing w:before="0" w:after="0" w:line="280" w:lineRule="exact"/>
-              <w:jc w:val="center"/>
-            </w:pPr>
-            <w:r>
-              <w:rPr>
-                <w:sz w:val="24"/>
-              </w:rPr>
-              <w:t xml:space="preserve">заявление </w:t>
-            </w:r>
-            <w:r>
-              <w:rPr>
-                <w:i/>
-                <w:sz w:val="24"/>
-              </w:rPr>
-              <w:t>Type</w:t>
-            </w:r>
-            <w:r>
-              <w:rPr>
-                <w:sz w:val="24"/>
-              </w:rPr>
-              <w:t xml:space="preserve"> </w:t>
-            </w:r>
-            <w:r>
-              <w:rPr>
-                <w:i/>
-                <w:sz w:val="24"/>
-              </w:rPr>
-              <w:t>II</w:t>
-            </w:r>
-            <w:r>
-              <w:rPr>
-                <w:sz w:val="24"/>
-              </w:rPr>
-              <w:t xml:space="preserve"> на главной подтверждено частично; надежность средняя</w:t>
+            <w:tcW w:w="2126" w:type="dxa"/>
+            <w:vAlign w:val="center"/>
+          </w:tcPr>
+          <w:p>
+            <w:pPr>
+              <w:pStyle w:val="Compact"/>
+              <w:spacing w:before="0" w:after="0" w:line="280" w:lineRule="exact"/>
+              <w:jc w:val="center"/>
+            </w:pPr>
+            <w:r>
+              <w:rPr>
+                <w:i/>
+                <w:sz w:val="24"/>
+              </w:rPr>
+              <w:t>Numerous.ai</w:t>
+            </w:r>
+          </w:p>
+        </w:tc>
+        <w:tc>
+          <w:tcPr>
+            <w:tcW w:w="2285" w:type="dxa"/>
+            <w:vAlign w:val="center"/>
+          </w:tcPr>
+          <w:p>
+            <w:pPr>
+              <w:pStyle w:val="Compact"/>
+              <w:spacing w:before="0" w:after="0" w:line="280" w:lineRule="exact"/>
+              <w:jc w:val="center"/>
+            </w:pPr>
+            <w:r>
+              <w:rPr>
+                <w:sz w:val="24"/>
+              </w:rPr>
+              <w:t>Цены и регистрация</w:t>
+            </w:r>
+          </w:p>
+        </w:tc>
+        <w:tc>
+          <w:tcPr>
+            <w:tcW w:w="2425" w:type="dxa"/>
+            <w:vAlign w:val="center"/>
+          </w:tcPr>
+          <w:p>
+            <w:pPr>
+              <w:pStyle w:val="Compact"/>
+              <w:spacing w:before="0" w:after="0" w:line="280" w:lineRule="exact"/>
+              <w:jc w:val="center"/>
+            </w:pPr>
+            <w:r>
+              <w:rPr>
+                <w:sz w:val="24"/>
+              </w:rPr>
+              <w:t>первые 7 дней бесплатно для всех тарифов, оплата за год (10 </w:t>
+            </w:r>
+            <w:r>
+              <w:rPr>
+                <w:i/>
+                <w:sz w:val="24"/>
+              </w:rPr>
+              <w:t>USD</w:t>
+            </w:r>
+            <w:r>
+              <w:rPr>
+                <w:sz w:val="24"/>
+              </w:rPr>
+              <w:t xml:space="preserve"> в месяц при годовой оплате), лимит 500 тыс. символов и 500 генераций, неиспользованные токены сохраняются после отмены</w:t>
+            </w:r>
+          </w:p>
+        </w:tc>
+        <w:tc>
+          <w:tcPr>
+            <w:tcW w:w="2518" w:type="dxa"/>
+            <w:vAlign w:val="center"/>
+          </w:tcPr>
+          <w:p>
+            <w:pPr>
+              <w:pStyle w:val="Compact"/>
+              <w:spacing w:before="0" w:after="0" w:line="280" w:lineRule="exact"/>
+              <w:jc w:val="center"/>
+            </w:pPr>
+            <w:r>
+              <w:rPr>
+                <w:sz w:val="24"/>
+              </w:rPr>
+              <w:t>подтверждает путь «бесплатная проба - годовая подписка» без разговора с продавцом</w:t>
             </w:r>
           </w:p>
         </w:tc>
@@ -37655,84 +38189,163 @@
         </w:trPr>
         <w:tc>
           <w:tcPr>
-            <w:tcW w:w="1888" w:type="dxa"/>
-            <w:vAlign w:val="center"/>
-          </w:tcPr>
-          <w:p>
-            <w:pPr>
-              <w:pStyle w:val="Compact"/>
-              <w:spacing w:before="0" w:after="0" w:line="280" w:lineRule="exact"/>
-              <w:jc w:val="center"/>
-            </w:pPr>
-            <w:r>
-              <w:rPr>
-                <w:i/>
-                <w:sz w:val="24"/>
-              </w:rPr>
-              <w:t>PerfectXL</w:t>
-            </w:r>
-          </w:p>
-        </w:tc>
-        <w:tc>
-          <w:tcPr>
-            <w:tcW w:w="2079" w:type="dxa"/>
-            <w:vAlign w:val="center"/>
-          </w:tcPr>
-          <w:p>
-            <w:pPr>
-              <w:pStyle w:val="Compact"/>
-              <w:spacing w:before="0" w:after="0" w:line="280" w:lineRule="exact"/>
-              <w:jc w:val="center"/>
-            </w:pPr>
-            <w:r>
-              <w:rPr>
-                <w:sz w:val="24"/>
-              </w:rPr>
-              <w:t>Политика конфиденциальности</w:t>
-            </w:r>
-          </w:p>
-        </w:tc>
-        <w:tc>
-          <w:tcPr>
-            <w:tcW w:w="2616" w:type="dxa"/>
-            <w:vAlign w:val="center"/>
-          </w:tcPr>
-          <w:p>
-            <w:pPr>
-              <w:pStyle w:val="Compact"/>
-              <w:spacing w:before="0" w:after="0" w:line="280" w:lineRule="exact"/>
-              <w:jc w:val="center"/>
-            </w:pPr>
-            <w:r>
-              <w:rPr>
-                <w:sz w:val="24"/>
-              </w:rPr>
-              <w:t>данные о лицензии и использовании могут проверяться и записываться; сертификаты безопасности на найденных страницах не указаны</w:t>
-            </w:r>
-          </w:p>
-        </w:tc>
-        <w:tc>
-          <w:tcPr>
-            <w:tcW w:w="2770" w:type="dxa"/>
-            <w:vAlign w:val="center"/>
-          </w:tcPr>
-          <w:p>
-            <w:pPr>
-              <w:pStyle w:val="Compact"/>
-              <w:spacing w:before="0" w:after="0" w:line="280" w:lineRule="exact"/>
-              <w:jc w:val="center"/>
-            </w:pPr>
-            <w:r>
-              <w:rPr>
-                <w:sz w:val="24"/>
-              </w:rPr>
-              <w:t>подтвер</w:t>
-            </w:r>
-            <w:r>
-              <w:rPr>
-                <w:sz w:val="24"/>
-              </w:rPr>
-              <w:t>ждает слабое раскрытие безопасности у специализированных игроков</w:t>
+            <w:tcW w:w="2126" w:type="dxa"/>
+            <w:vAlign w:val="center"/>
+          </w:tcPr>
+          <w:p>
+            <w:pPr>
+              <w:pStyle w:val="Compact"/>
+              <w:spacing w:before="0" w:after="0" w:line="280" w:lineRule="exact"/>
+              <w:jc w:val="center"/>
+            </w:pPr>
+            <w:r>
+              <w:rPr>
+                <w:i/>
+                <w:sz w:val="24"/>
+              </w:rPr>
+              <w:t>Datarails</w:t>
+            </w:r>
+          </w:p>
+        </w:tc>
+        <w:tc>
+          <w:tcPr>
+            <w:tcW w:w="2285" w:type="dxa"/>
+            <w:vAlign w:val="center"/>
+          </w:tcPr>
+          <w:p>
+            <w:pPr>
+              <w:pStyle w:val="Compact"/>
+              <w:spacing w:before="0" w:after="0" w:line="280" w:lineRule="exact"/>
+              <w:jc w:val="center"/>
+            </w:pPr>
+            <w:r>
+              <w:rPr>
+                <w:sz w:val="24"/>
+              </w:rPr>
+              <w:t>Интеграции</w:t>
+            </w:r>
+          </w:p>
+        </w:tc>
+        <w:tc>
+          <w:tcPr>
+            <w:tcW w:w="2425" w:type="dxa"/>
+            <w:vAlign w:val="center"/>
+          </w:tcPr>
+          <w:p>
+            <w:pPr>
+              <w:pStyle w:val="Compact"/>
+              <w:spacing w:before="0" w:after="0" w:line="280" w:lineRule="exact"/>
+              <w:jc w:val="center"/>
+            </w:pPr>
+            <w:r>
+              <w:rPr>
+                <w:sz w:val="24"/>
+              </w:rPr>
+              <w:t>более 200 интеграций в списке (</w:t>
+            </w:r>
+            <w:r>
+              <w:rPr>
+                <w:i/>
+                <w:sz w:val="24"/>
+              </w:rPr>
+              <w:t>E</w:t>
+            </w:r>
+            <w:r>
+              <w:rPr>
+                <w:i/>
+                <w:sz w:val="24"/>
+              </w:rPr>
+              <w:t>RP</w:t>
+            </w:r>
+            <w:r>
+              <w:rPr>
+                <w:sz w:val="24"/>
+              </w:rPr>
+              <w:t xml:space="preserve">, </w:t>
+            </w:r>
+            <w:r>
+              <w:rPr>
+                <w:i/>
+                <w:sz w:val="24"/>
+              </w:rPr>
+              <w:t>CRM</w:t>
+            </w:r>
+            <w:r>
+              <w:rPr>
+                <w:sz w:val="24"/>
+              </w:rPr>
+              <w:t xml:space="preserve">, хранилища данных, </w:t>
+            </w:r>
+            <w:r>
+              <w:rPr>
+                <w:i/>
+                <w:sz w:val="24"/>
+              </w:rPr>
+              <w:t>Google</w:t>
+            </w:r>
+            <w:r>
+              <w:rPr>
+                <w:sz w:val="24"/>
+              </w:rPr>
+              <w:t xml:space="preserve"> </w:t>
+            </w:r>
+            <w:r>
+              <w:rPr>
+                <w:i/>
+                <w:sz w:val="24"/>
+              </w:rPr>
+              <w:t>Sheets</w:t>
+            </w:r>
+            <w:r>
+              <w:rPr>
+                <w:sz w:val="24"/>
+              </w:rPr>
+              <w:t xml:space="preserve">, </w:t>
+            </w:r>
+            <w:r>
+              <w:rPr>
+                <w:i/>
+                <w:sz w:val="24"/>
+              </w:rPr>
+              <w:t>Excel</w:t>
+            </w:r>
+            <w:r>
+              <w:rPr>
+                <w:sz w:val="24"/>
+              </w:rPr>
+              <w:t xml:space="preserve"> через </w:t>
+            </w:r>
+            <w:r>
+              <w:rPr>
+                <w:i/>
+                <w:sz w:val="24"/>
+              </w:rPr>
+              <w:t>API</w:t>
+            </w:r>
+            <w:r>
+              <w:rPr>
+                <w:sz w:val="24"/>
+              </w:rPr>
+              <w:t>); главная страница заявляет более 600</w:t>
+            </w:r>
+          </w:p>
+        </w:tc>
+        <w:tc>
+          <w:tcPr>
+            <w:tcW w:w="2518" w:type="dxa"/>
+            <w:vAlign w:val="center"/>
+          </w:tcPr>
+          <w:p>
+            <w:pPr>
+              <w:pStyle w:val="Compact"/>
+              <w:spacing w:before="0" w:after="0" w:line="280" w:lineRule="exact"/>
+              <w:jc w:val="center"/>
+            </w:pPr>
+            <w:r>
+              <w:rPr>
+                <w:sz w:val="24"/>
+              </w:rPr>
+              <w:t>заявление главной страницы завышено относительно списка; интеграции - главный барьер переключения платформы</w:t>
             </w:r>
           </w:p>
         </w:tc>
@@ -37744,7 +38357,7 @@
         </w:trPr>
         <w:tc>
           <w:tcPr>
-            <w:tcW w:w="1888" w:type="dxa"/>
+            <w:tcW w:w="2126" w:type="dxa"/>
             <w:vAlign w:val="center"/>
           </w:tcPr>
           <w:p>
@@ -37760,6 +38373,309 @@
               </w:rPr>
               <w:t>Shortcut</w:t>
             </w:r>
+          </w:p>
+        </w:tc>
+        <w:tc>
+          <w:tcPr>
+            <w:tcW w:w="2285" w:type="dxa"/>
+            <w:vAlign w:val="center"/>
+          </w:tcPr>
+          <w:p>
+            <w:pPr>
+              <w:pStyle w:val="Compact"/>
+              <w:spacing w:before="0" w:after="0" w:line="280" w:lineRule="exact"/>
+              <w:jc w:val="center"/>
+            </w:pPr>
+            <w:r>
+              <w:rPr>
+                <w:sz w:val="24"/>
+              </w:rPr>
+              <w:t>Центр приватности и безопасности</w:t>
+            </w:r>
+          </w:p>
+        </w:tc>
+        <w:tc>
+          <w:tcPr>
+            <w:tcW w:w="2425" w:type="dxa"/>
+            <w:vAlign w:val="center"/>
+          </w:tcPr>
+          <w:p>
+            <w:pPr>
+              <w:pStyle w:val="Compact"/>
+              <w:spacing w:before="0" w:after="0" w:line="280" w:lineRule="exact"/>
+              <w:jc w:val="center"/>
+            </w:pPr>
+            <w:r>
+              <w:rPr>
+                <w:sz w:val="24"/>
+              </w:rPr>
+              <w:t>по найден</w:t>
+            </w:r>
+            <w:r>
+              <w:rPr>
+                <w:sz w:val="24"/>
+              </w:rPr>
+              <w:t xml:space="preserve">ным описаниям: </w:t>
+            </w:r>
+            <w:r>
+              <w:rPr>
+                <w:i/>
+                <w:sz w:val="24"/>
+              </w:rPr>
+              <w:t>SOC</w:t>
+            </w:r>
+            <w:r>
+              <w:rPr>
+                <w:sz w:val="24"/>
+              </w:rPr>
+              <w:t xml:space="preserve"> 2 </w:t>
+            </w:r>
+            <w:r>
+              <w:rPr>
+                <w:i/>
+                <w:sz w:val="24"/>
+              </w:rPr>
+              <w:t>Type</w:t>
+            </w:r>
+            <w:r>
+              <w:rPr>
+                <w:sz w:val="24"/>
+              </w:rPr>
+              <w:t xml:space="preserve"> </w:t>
+            </w:r>
+            <w:r>
+              <w:rPr>
+                <w:i/>
+                <w:sz w:val="24"/>
+              </w:rPr>
+              <w:t>I</w:t>
+            </w:r>
+            <w:r>
+              <w:rPr>
+                <w:sz w:val="24"/>
+              </w:rPr>
+              <w:t xml:space="preserve"> выполнен, отчет </w:t>
+            </w:r>
+            <w:r>
+              <w:rPr>
+                <w:i/>
+                <w:sz w:val="24"/>
+              </w:rPr>
+              <w:t>Type</w:t>
+            </w:r>
+            <w:r>
+              <w:rPr>
+                <w:sz w:val="24"/>
+              </w:rPr>
+              <w:t xml:space="preserve"> </w:t>
+            </w:r>
+            <w:r>
+              <w:rPr>
+                <w:i/>
+                <w:sz w:val="24"/>
+              </w:rPr>
+              <w:t>II</w:t>
+            </w:r>
+            <w:r>
+              <w:rPr>
+                <w:sz w:val="24"/>
+              </w:rPr>
+              <w:t xml:space="preserve"> ожидался в начале 2026, вход через </w:t>
+            </w:r>
+            <w:r>
+              <w:rPr>
+                <w:i/>
+                <w:sz w:val="24"/>
+              </w:rPr>
+              <w:t>Google</w:t>
+            </w:r>
+            <w:r>
+              <w:rPr>
+                <w:sz w:val="24"/>
+              </w:rPr>
+              <w:t xml:space="preserve"> </w:t>
+            </w:r>
+            <w:r>
+              <w:rPr>
+                <w:i/>
+                <w:sz w:val="24"/>
+              </w:rPr>
+              <w:t>OAuth</w:t>
+            </w:r>
+            <w:r>
+              <w:rPr>
+                <w:sz w:val="24"/>
+              </w:rPr>
+              <w:t xml:space="preserve"> и </w:t>
+            </w:r>
+            <w:r>
+              <w:rPr>
+                <w:i/>
+                <w:sz w:val="24"/>
+              </w:rPr>
+              <w:t>SAML</w:t>
+            </w:r>
+            <w:r>
+              <w:rPr>
+                <w:sz w:val="24"/>
+              </w:rPr>
+              <w:t>, ролевой доступ</w:t>
+            </w:r>
+          </w:p>
+        </w:tc>
+        <w:tc>
+          <w:tcPr>
+            <w:tcW w:w="2518" w:type="dxa"/>
+            <w:vAlign w:val="center"/>
+          </w:tcPr>
+          <w:p>
+            <w:pPr>
+              <w:pStyle w:val="Compact"/>
+              <w:spacing w:before="0" w:after="0" w:line="280" w:lineRule="exact"/>
+              <w:jc w:val="center"/>
+            </w:pPr>
+            <w:r>
+              <w:rPr>
+                <w:sz w:val="24"/>
+              </w:rPr>
+              <w:t xml:space="preserve">заявление </w:t>
+            </w:r>
+            <w:r>
+              <w:rPr>
+                <w:i/>
+                <w:sz w:val="24"/>
+              </w:rPr>
+              <w:t>Type</w:t>
+            </w:r>
+            <w:r>
+              <w:rPr>
+                <w:sz w:val="24"/>
+              </w:rPr>
+              <w:t xml:space="preserve"> </w:t>
+            </w:r>
+            <w:r>
+              <w:rPr>
+                <w:i/>
+                <w:sz w:val="24"/>
+              </w:rPr>
+              <w:t>II</w:t>
+            </w:r>
+            <w:r>
+              <w:rPr>
+                <w:sz w:val="24"/>
+              </w:rPr>
+              <w:t xml:space="preserve"> на главной подтверждено частично; надежность средняя</w:t>
+            </w:r>
+          </w:p>
+        </w:tc>
+      </w:tr>
+      <w:tr>
+        <w:trPr>
+          <w:cantSplit/>
+          <w:jc w:val="center"/>
+        </w:trPr>
+        <w:tc>
+          <w:tcPr>
+            <w:tcW w:w="2126" w:type="dxa"/>
+            <w:vAlign w:val="center"/>
+          </w:tcPr>
+          <w:p>
+            <w:pPr>
+              <w:pStyle w:val="Compact"/>
+              <w:spacing w:before="0" w:after="0" w:line="280" w:lineRule="exact"/>
+              <w:jc w:val="center"/>
+            </w:pPr>
+            <w:r>
+              <w:rPr>
+                <w:i/>
+                <w:sz w:val="24"/>
+              </w:rPr>
+              <w:lastRenderedPageBreak/>
+              <w:t>PerfectXL</w:t>
+            </w:r>
+          </w:p>
+        </w:tc>
+        <w:tc>
+          <w:tcPr>
+            <w:tcW w:w="2285" w:type="dxa"/>
+            <w:vAlign w:val="center"/>
+          </w:tcPr>
+          <w:p>
+            <w:pPr>
+              <w:pStyle w:val="Compact"/>
+              <w:spacing w:before="0" w:after="0" w:line="280" w:lineRule="exact"/>
+              <w:jc w:val="center"/>
+            </w:pPr>
+            <w:r>
+              <w:rPr>
+                <w:sz w:val="24"/>
+              </w:rPr>
+              <w:t>Политика конфиденциальности</w:t>
+            </w:r>
+          </w:p>
+        </w:tc>
+        <w:tc>
+          <w:tcPr>
+            <w:tcW w:w="2425" w:type="dxa"/>
+            <w:vAlign w:val="center"/>
+          </w:tcPr>
+          <w:p>
+            <w:pPr>
+              <w:pStyle w:val="Compact"/>
+              <w:spacing w:before="0" w:after="0" w:line="280" w:lineRule="exact"/>
+              <w:jc w:val="center"/>
+            </w:pPr>
+            <w:r>
+              <w:rPr>
+                <w:sz w:val="24"/>
+              </w:rPr>
+              <w:t>данные о лицензии и использовании могут проверяться и записываться; сертификаты безопасности на найденных страницах не указаны</w:t>
+            </w:r>
+          </w:p>
+        </w:tc>
+        <w:tc>
+          <w:tcPr>
+            <w:tcW w:w="2518" w:type="dxa"/>
+            <w:vAlign w:val="center"/>
+          </w:tcPr>
+          <w:p>
+            <w:pPr>
+              <w:pStyle w:val="Compact"/>
+              <w:spacing w:before="0" w:after="0" w:line="280" w:lineRule="exact"/>
+              <w:jc w:val="center"/>
+            </w:pPr>
+            <w:r>
+              <w:rPr>
+                <w:sz w:val="24"/>
+              </w:rPr>
+              <w:t>подтверждает слабое раскрытие безопасности у специализированных игроков</w:t>
+            </w:r>
+          </w:p>
+        </w:tc>
+      </w:tr>
+      <w:tr>
+        <w:trPr>
+          <w:cantSplit/>
+          <w:jc w:val="center"/>
+        </w:trPr>
+        <w:tc>
+          <w:tcPr>
+            <w:tcW w:w="2126" w:type="dxa"/>
+            <w:vAlign w:val="center"/>
+          </w:tcPr>
+          <w:p>
+            <w:pPr>
+              <w:pStyle w:val="Compact"/>
+              <w:spacing w:before="0" w:after="0" w:line="280" w:lineRule="exact"/>
+              <w:jc w:val="center"/>
+            </w:pPr>
+            <w:r>
+              <w:rPr>
+                <w:i/>
+                <w:sz w:val="24"/>
+              </w:rPr>
+              <w:t>Shortcut</w:t>
+            </w:r>
             <w:r>
               <w:rPr>
                 <w:sz w:val="24"/>
@@ -37784,7 +38700,14 @@
                 <w:i/>
                 <w:sz w:val="24"/>
               </w:rPr>
-              <w:t>Datarails</w:t>
+              <w:t>Datarai</w:t>
+            </w:r>
+            <w:r>
+              <w:rPr>
+                <w:i/>
+                <w:sz w:val="24"/>
+              </w:rPr>
+              <w:t>ls</w:t>
             </w:r>
             <w:r>
               <w:rPr>
@@ -37799,62 +38722,101 @@
               </w:rPr>
               <w:t>Numerous.ai</w:t>
             </w:r>
-          </w:p>
-        </w:tc>
-        <w:tc>
-          <w:tcPr>
-            <w:tcW w:w="2079" w:type="dxa"/>
-            <w:vAlign w:val="center"/>
-          </w:tcPr>
-          <w:p>
-            <w:pPr>
-              <w:pStyle w:val="Compact"/>
-              <w:spacing w:before="0" w:after="0" w:line="280" w:lineRule="exact"/>
-              <w:jc w:val="center"/>
-            </w:pPr>
-            <w:r>
-              <w:rPr>
-                <w:sz w:val="24"/>
-              </w:rPr>
-              <w:t>Страницы безопасности</w:t>
-            </w:r>
-          </w:p>
-        </w:tc>
-        <w:tc>
-          <w:tcPr>
-            <w:tcW w:w="2616" w:type="dxa"/>
-            <w:vAlign w:val="center"/>
-          </w:tcPr>
-          <w:p>
-            <w:pPr>
-              <w:pStyle w:val="Compact"/>
-              <w:spacing w:before="0" w:after="0" w:line="280" w:lineRule="exact"/>
-              <w:jc w:val="center"/>
-            </w:pPr>
-            <w:r>
-              <w:rPr>
-                <w:sz w:val="24"/>
-              </w:rPr>
-              <w:t>отдельных страниц нет или они недоступны (ошибки 404 и 502, перенаправление на изображение)</w:t>
-            </w:r>
-          </w:p>
-        </w:tc>
-        <w:tc>
-          <w:tcPr>
-            <w:tcW w:w="2770" w:type="dxa"/>
-            <w:vAlign w:val="center"/>
-          </w:tcPr>
-          <w:p>
-            <w:pPr>
-              <w:pStyle w:val="Compact"/>
-              <w:spacing w:before="0" w:after="0" w:line="280" w:lineRule="exact"/>
-              <w:jc w:val="center"/>
-            </w:pPr>
-            <w:r>
-              <w:rPr>
-                <w:sz w:val="24"/>
-              </w:rPr>
-              <w:t>отсутствие отдельной страницы безопасности само является фактом для признака «раскрытие безопасности»</w:t>
+            <w:r>
+              <w:rPr>
+                <w:sz w:val="24"/>
+              </w:rPr>
+              <w:t xml:space="preserve">, </w:t>
+            </w:r>
+            <w:r>
+              <w:rPr>
+                <w:i/>
+                <w:sz w:val="24"/>
+              </w:rPr>
+              <w:t>DataSnipper</w:t>
+            </w:r>
+          </w:p>
+        </w:tc>
+        <w:tc>
+          <w:tcPr>
+            <w:tcW w:w="2285" w:type="dxa"/>
+            <w:vAlign w:val="center"/>
+          </w:tcPr>
+          <w:p>
+            <w:pPr>
+              <w:pStyle w:val="Compact"/>
+              <w:spacing w:before="0" w:after="0" w:line="280" w:lineRule="exact"/>
+              <w:jc w:val="center"/>
+            </w:pPr>
+            <w:r>
+              <w:rPr>
+                <w:sz w:val="24"/>
+              </w:rPr>
+              <w:t xml:space="preserve">Страницы безопасности, пробного периода, интеграций и цен </w:t>
+            </w:r>
+            <w:r>
+              <w:rPr>
+                <w:i/>
+                <w:sz w:val="24"/>
+              </w:rPr>
+              <w:t>Shortcut</w:t>
+            </w:r>
+          </w:p>
+        </w:tc>
+        <w:tc>
+          <w:tcPr>
+            <w:tcW w:w="2425" w:type="dxa"/>
+            <w:vAlign w:val="center"/>
+          </w:tcPr>
+          <w:p>
+            <w:pPr>
+              <w:pStyle w:val="Compact"/>
+              <w:spacing w:before="0" w:after="0" w:line="280" w:lineRule="exact"/>
+              <w:jc w:val="center"/>
+            </w:pPr>
+            <w:r>
+              <w:rPr>
+                <w:sz w:val="24"/>
+              </w:rPr>
+              <w:t xml:space="preserve">отдельных страниц нет или они недоступны (404, 502, перенаправление на изображение, запрет загрузки у </w:t>
+            </w:r>
+            <w:r>
+              <w:rPr>
+                <w:i/>
+                <w:sz w:val="24"/>
+              </w:rPr>
+              <w:t>Shortcut</w:t>
+            </w:r>
+            <w:r>
+              <w:rPr>
+                <w:sz w:val="24"/>
+              </w:rPr>
+              <w:t>)</w:t>
+            </w:r>
+          </w:p>
+        </w:tc>
+        <w:tc>
+          <w:tcPr>
+            <w:tcW w:w="2518" w:type="dxa"/>
+            <w:vAlign w:val="center"/>
+          </w:tcPr>
+          <w:p>
+            <w:pPr>
+              <w:pStyle w:val="Compact"/>
+              <w:spacing w:before="0" w:after="0" w:line="280" w:lineRule="exact"/>
+              <w:jc w:val="center"/>
+            </w:pPr>
+            <w:r>
+              <w:rPr>
+                <w:sz w:val="24"/>
+              </w:rPr>
+              <w:t xml:space="preserve">отсутствие отдельной страницы безопасности само </w:t>
+            </w:r>
+            <w:r>
+              <w:rPr>
+                <w:sz w:val="24"/>
+              </w:rPr>
+              <w:t>является фактом для признака «раскрытие безопасности»</w:t>
             </w:r>
           </w:p>
         </w:tc>
@@ -37871,7 +38833,7 @@
         <w:rPr>
           <w:sz w:val="28"/>
         </w:rPr>
-        <w:t xml:space="preserve">Проверено 11 адресов: 7 страниц дали данные (пять напрямую, две </w:t>
+        <w:t xml:space="preserve">Проверено 16 адресов: 9 страниц дали данные (семь напрямую, две </w:t>
       </w:r>
       <w:r>
         <w:rPr>
@@ -37897,13 +38859,7 @@
         <w:rPr>
           <w:sz w:val="28"/>
         </w:rPr>
-        <w:t xml:space="preserve"> по описаниям поисковой выдачи), 4 адреса отдельной страницы безопасн</w:t>
-      </w:r>
-      <w:r>
-        <w:rPr>
-          <w:sz w:val="28"/>
-        </w:rPr>
-        <w:t xml:space="preserve">ости не имеют; план 14-20 страниц выполнен частично, а оставшиеся страницы (регистрация, оплата, интеграции) остаются в приложении Б. Результаты уточняют факты ЛР5; цены </w:t>
+        <w:t xml:space="preserve"> по описаниям поисковой выдачи), 7 адресов недоступны или не существуют; план 14-20 страниц выполнен в пределах доступного. Результаты уточняют факты ЛР5; цены </w:t>
       </w:r>
       <w:r>
         <w:rPr>
@@ -37929,13 +38885,13 @@
         <w:rPr>
           <w:sz w:val="28"/>
         </w:rPr>
-        <w:t xml:space="preserve"> были отмечены как не показанные, хотя опубликованы на страницах произ</w:t>
-      </w:r>
-      <w:r>
-        <w:rPr>
-          <w:sz w:val="28"/>
-        </w:rPr>
-        <w:t xml:space="preserve">водителей. Поэтому в книгу бизнес-моделей внесены их цены и пробные режимы, а оценки прозрачности цен повышены с 1 до 3 из 5; 70 независимых проверок </w:t>
+        <w:t xml:space="preserve"> были отмечены как не показанные, хотя опубликованы на страницах производителей.</w:t>
+      </w:r>
+      <w:r>
+        <w:rPr>
+          <w:sz w:val="28"/>
+        </w:rPr>
+        <w:t xml:space="preserve"> Поэтому в книгу бизнес-моделей внесены их цены и пробные режимы, а оценки прозрачности цен повышены с 1 до 3 из 5; 70 независимых проверок </w:t>
       </w:r>
       <w:r>
         <w:rPr>
@@ -37961,13 +38917,13 @@
         <w:rPr>
           <w:sz w:val="28"/>
         </w:rPr>
-        <w:t xml:space="preserve"> по-прежнему сходятся, а индексы бизнес-моделей не изменились, так как оценка прозрачности в</w:t>
-      </w:r>
-      <w:r>
-        <w:rPr>
-          <w:sz w:val="28"/>
-        </w:rPr>
-        <w:t xml:space="preserve"> них не входит.</w:t>
+        <w:t xml:space="preserve"> по-прежнему сходятся, а индексы бизнес-моделей не изменились, так как оценка прозрачности в них не вх</w:t>
+      </w:r>
+      <w:r>
+        <w:rPr>
+          <w:sz w:val="28"/>
+        </w:rPr>
+        <w:t>одит.</w:t>
       </w:r>
     </w:p>
     <w:p>
@@ -38033,13 +38989,13 @@
         <w:rPr>
           <w:sz w:val="28"/>
         </w:rPr>
-        <w:t xml:space="preserve"> не меняют статус «зона дифференциации». Если считать признак</w:t>
-      </w:r>
-      <w:r>
-        <w:rPr>
-          <w:sz w:val="28"/>
-        </w:rPr>
-        <w:t xml:space="preserve">ом любую опубликованную цену, показатель вырастет до 5 из 7 (71 %) и перейдет порог 70 % в рыночный стандарт; тогда возможностью дифференциации остаются лестница тарифов с бесплатным входом и доказательство вывода. Книги </w:t>
+        <w:t xml:space="preserve"> не меняют статус «зона дифференциации». Если считать признаком любую о</w:t>
+      </w:r>
+      <w:r>
+        <w:rPr>
+          <w:sz w:val="28"/>
+        </w:rPr>
+        <w:t xml:space="preserve">публикованную цену, показатель вырастет до 5 из 7 (71 %) и перейдет порог 70 % в рыночный стандарт; тогда возможностью дифференциации остаются лестница тарифов с бесплатным входом и доказательство вывода. Книги </w:t>
       </w:r>
       <w:r>
         <w:rPr>
@@ -38065,7 +39021,13 @@
         <w:rPr>
           <w:sz w:val="28"/>
         </w:rPr>
-        <w:t xml:space="preserve"> и </w:t>
+        <w:t xml:space="preserve"> </w:t>
+      </w:r>
+      <w:r>
+        <w:rPr>
+          <w:sz w:val="28"/>
+        </w:rPr>
+        <w:t xml:space="preserve">и </w:t>
       </w:r>
       <w:r>
         <w:rPr>
@@ -38212,7 +39174,7 @@
   <w:abstractNum w:abstractNumId="0" w15:restartNumberingAfterBreak="0">
     <w:nsid w:val="0000A990"/>
     <w:multiLevelType w:val="multilevel"/>
-    <w:tmpl w:val="53BE2B00"/>
+    <w:tmpl w:val="133AE9F4"/>
     <w:lvl w:ilvl="0">
       <w:numFmt w:val="bullet"/>
       <w:lvlText w:val=" "/>
@@ -38289,7 +39251,7 @@
   <w:abstractNum w:abstractNumId="1" w15:restartNumberingAfterBreak="0">
     <w:nsid w:val="00A99411"/>
     <w:multiLevelType w:val="multilevel"/>
-    <w:tmpl w:val="2A4AAA7A"/>
+    <w:tmpl w:val="D512CE48"/>
     <w:lvl w:ilvl="0">
       <w:start w:val="1"/>
       <w:numFmt w:val="decimal"/>
@@ -39767,7 +40729,7 @@
     <w:autoRedefine/>
     <w:uiPriority w:val="39"/>
     <w:unhideWhenUsed/>
-    <w:rsid w:val="001968F1"/>
+    <w:rsid w:val="00B04651"/>
     <w:pPr>
       <w:spacing w:after="100"/>
     </w:pPr>
@@ -39779,7 +40741,7 @@
     <w:autoRedefine/>
     <w:uiPriority w:val="39"/>
     <w:unhideWhenUsed/>
-    <w:rsid w:val="001968F1"/>
+    <w:rsid w:val="00B04651"/>
     <w:pPr>
       <w:spacing w:after="100"/>
       <w:ind w:left="240"/>

--- a/ЛР5_Анализ_конкурентов/ОТЧЕТ_ЛР5_TableMind.docx
+++ b/ЛР5_Анализ_конкурентов/ОТЧЕТ_ЛР5_TableMind.docx
@@ -36,7 +36,7 @@
         <w:rPr>
           <w:sz w:val="28"/>
         </w:rPr>
-        <w:t>БЕЛОРУССКИЙ ГОСУДАРСТВЕННЫЙ УНИВЕРСИТЕТ</w:t>
+        <w:t>«Белорусский государственный университет</w:t>
       </w:r>
     </w:p>
     <w:p>
@@ -48,7 +48,19 @@
         <w:rPr>
           <w:sz w:val="28"/>
         </w:rPr>
-        <w:t>ИНФОРМАТИКИ И РАДИОЭЛЕКТРОНИКИ</w:t>
+        <w:t>информатики и радиоэлектроники»</w:t>
+      </w:r>
+    </w:p>
+    <w:p>
+      <w:pPr>
+        <w:spacing w:after="0" w:line="360" w:lineRule="exact"/>
+        <w:jc w:val="center"/>
+      </w:pPr>
+      <w:r>
+        <w:rPr>
+          <w:sz w:val="28"/>
+        </w:rPr>
+        <w:t>Обособленное подразделение «Институт информационных технологий БГУИР»</w:t>
       </w:r>
     </w:p>
     <w:p>
@@ -60,7 +72,13 @@
         <w:rPr>
           <w:sz w:val="28"/>
         </w:rPr>
-        <w:t>Факультет повышения квалификации и переподготовки</w:t>
+        <w:t xml:space="preserve">Факультет повышения квалификации и </w:t>
+      </w:r>
+      <w:r>
+        <w:rPr>
+          <w:sz w:val="28"/>
+        </w:rPr>
+        <w:t>переподготовки</w:t>
       </w:r>
     </w:p>
     <w:p>
@@ -97,13 +115,7 @@
         <w:rPr>
           <w:sz w:val="28"/>
         </w:rPr>
-        <w:t xml:space="preserve">по </w:t>
-      </w:r>
-      <w:r>
-        <w:rPr>
-          <w:sz w:val="28"/>
-        </w:rPr>
-        <w:t>лабораторной работе №5</w:t>
+        <w:t>по лабораторной работе №5</w:t>
       </w:r>
     </w:p>
     <w:p>
@@ -153,14 +165,14 @@
         <w:rPr>
           <w:sz w:val="28"/>
         </w:rPr>
-        <w:t>Выполнила:</w:t>
+        <w:t>Слушатель</w:t>
       </w:r>
       <w:r>
         <w:rPr>
           <w:sz w:val="28"/>
         </w:rPr>
         <w:tab/>
-        <w:t>ст. гр. 60131</w:t>
+        <w:t>гр. 60121</w:t>
       </w:r>
     </w:p>
     <w:p>
@@ -189,14 +201,14 @@
         <w:rPr>
           <w:sz w:val="28"/>
         </w:rPr>
-        <w:t>Проверила:</w:t>
+        <w:t>Руководитель:</w:t>
       </w:r>
       <w:r>
         <w:rPr>
           <w:sz w:val="28"/>
         </w:rPr>
         <w:tab/>
-        <w:t>Т. Н. Беляцкая</w:t>
+        <w:t>И. В. Кашникова</w:t>
       </w:r>
     </w:p>
     <w:p>
@@ -208,7 +220,14 @@
         <w:rPr>
           <w:sz w:val="28"/>
         </w:rPr>
-        <w:t>Минск 2026</w:t>
+        <w:lastRenderedPageBreak/>
+        <w:t>Минс</w:t>
+      </w:r>
+      <w:r>
+        <w:rPr>
+          <w:sz w:val="28"/>
+        </w:rPr>
+        <w:t>к 2026</w:t>
       </w:r>
     </w:p>
     <w:p>
@@ -245,7 +264,7 @@
       <w:r>
         <w:fldChar w:fldCharType="separate"/>
       </w:r>
-      <w:hyperlink w:anchor="_Toc241937551" w:history="1">
+      <w:hyperlink w:anchor="_Toc241938603" w:history="1">
         <w:r>
           <w:rPr>
             <w:rStyle w:val="af"/>
@@ -273,76 +292,7 @@
             <w:noProof/>
             <w:webHidden/>
           </w:rPr>
-          <w:instrText xml:space="preserve"> PAGEREF _Toc241937551 \h </w:instrText>
-        </w:r>
-        <w:r>
-          <w:rPr>
-            <w:noProof/>
-            <w:webHidden/>
-          </w:rPr>
-        </w:r>
-        <w:r>
-          <w:rPr>
-            <w:noProof/>
-            <w:webHidden/>
-          </w:rPr>
-          <w:fldChar w:fldCharType="separate"/>
-        </w:r>
-        <w:r>
-          <w:rPr>
-            <w:noProof/>
-            <w:webHidden/>
-          </w:rPr>
-          <w:t>3</w:t>
-        </w:r>
-        <w:r>
-          <w:rPr>
-            <w:noProof/>
-            <w:webHidden/>
-          </w:rPr>
-          <w:fldChar w:fldCharType="end"/>
-        </w:r>
-      </w:hyperlink>
-    </w:p>
-    <w:p>
-      <w:pPr>
-        <w:pStyle w:val="12"/>
-        <w:tabs>
-          <w:tab w:val="right" w:leader="dot" w:pos="9345"/>
-        </w:tabs>
-        <w:rPr>
-          <w:noProof/>
-        </w:rPr>
-      </w:pPr>
-      <w:hyperlink w:anchor="_Toc241937552" w:history="1">
-        <w:r>
-          <w:rPr>
-            <w:rStyle w:val="af"/>
-            <w:b/>
-            <w:noProof/>
-          </w:rPr>
-          <w:t>2 ХОД РАБОТЫ</w:t>
-        </w:r>
-        <w:r>
-          <w:rPr>
-            <w:noProof/>
-            <w:webHidden/>
-          </w:rPr>
-          <w:tab/>
-        </w:r>
-        <w:r>
-          <w:rPr>
-            <w:noProof/>
-            <w:webHidden/>
-          </w:rPr>
-          <w:fldChar w:fldCharType="begin"/>
-        </w:r>
-        <w:r>
-          <w:rPr>
-            <w:noProof/>
-            <w:webHidden/>
-          </w:rPr>
-          <w:instrText xml:space="preserve"> PAGEREF _Toc241937552 \h </w:instrText>
+          <w:instrText xml:space="preserve"> PAGEREF _Toc241938603 \h </w:instrText>
         </w:r>
         <w:r>
           <w:rPr>
@@ -375,7 +325,7 @@
     </w:p>
     <w:p>
       <w:pPr>
-        <w:pStyle w:val="22"/>
+        <w:pStyle w:val="12"/>
         <w:tabs>
           <w:tab w:val="right" w:leader="dot" w:pos="9345"/>
         </w:tabs>
@@ -383,14 +333,14 @@
           <w:noProof/>
         </w:rPr>
       </w:pPr>
-      <w:hyperlink w:anchor="_Toc241937553" w:history="1">
+      <w:hyperlink w:anchor="_Toc241938604" w:history="1">
         <w:r>
           <w:rPr>
             <w:rStyle w:val="af"/>
             <w:b/>
             <w:noProof/>
           </w:rPr>
-          <w:t>2.1 Контур анализа и реестр компаний</w:t>
+          <w:t>2 ХОД РАБОТЫ</w:t>
         </w:r>
         <w:r>
           <w:rPr>
@@ -411,76 +361,7 @@
             <w:noProof/>
             <w:webHidden/>
           </w:rPr>
-          <w:instrText xml:space="preserve"> PAGEREF _Toc241937553 \h </w:instrText>
-        </w:r>
-        <w:r>
-          <w:rPr>
-            <w:noProof/>
-            <w:webHidden/>
-          </w:rPr>
-        </w:r>
-        <w:r>
-          <w:rPr>
-            <w:noProof/>
-            <w:webHidden/>
-          </w:rPr>
-          <w:fldChar w:fldCharType="separate"/>
-        </w:r>
-        <w:r>
-          <w:rPr>
-            <w:noProof/>
-            <w:webHidden/>
-          </w:rPr>
-          <w:t>4</w:t>
-        </w:r>
-        <w:r>
-          <w:rPr>
-            <w:noProof/>
-            <w:webHidden/>
-          </w:rPr>
-          <w:fldChar w:fldCharType="end"/>
-        </w:r>
-      </w:hyperlink>
-    </w:p>
-    <w:p>
-      <w:pPr>
-        <w:pStyle w:val="22"/>
-        <w:tabs>
-          <w:tab w:val="right" w:leader="dot" w:pos="9345"/>
-        </w:tabs>
-        <w:rPr>
-          <w:noProof/>
-        </w:rPr>
-      </w:pPr>
-      <w:hyperlink w:anchor="_Toc241937554" w:history="1">
-        <w:r>
-          <w:rPr>
-            <w:rStyle w:val="af"/>
-            <w:b/>
-            <w:noProof/>
-          </w:rPr>
-          <w:t>2.2 Классификация по уровням конкуренции</w:t>
-        </w:r>
-        <w:r>
-          <w:rPr>
-            <w:noProof/>
-            <w:webHidden/>
-          </w:rPr>
-          <w:tab/>
-        </w:r>
-        <w:r>
-          <w:rPr>
-            <w:noProof/>
-            <w:webHidden/>
-          </w:rPr>
-          <w:fldChar w:fldCharType="begin"/>
-        </w:r>
-        <w:r>
-          <w:rPr>
-            <w:noProof/>
-            <w:webHidden/>
-          </w:rPr>
-          <w:instrText xml:space="preserve"> PAGEREF _Toc241937554 \h </w:instrText>
+          <w:instrText xml:space="preserve"> PAGEREF _Toc241938604 \h </w:instrText>
         </w:r>
         <w:r>
           <w:rPr>
@@ -521,7 +402,145 @@
           <w:noProof/>
         </w:rPr>
       </w:pPr>
-      <w:hyperlink w:anchor="_Toc241937555" w:history="1">
+      <w:hyperlink w:anchor="_Toc241938605" w:history="1">
+        <w:r>
+          <w:rPr>
+            <w:rStyle w:val="af"/>
+            <w:b/>
+            <w:noProof/>
+          </w:rPr>
+          <w:t>2.1 Контур анализа и реестр компаний</w:t>
+        </w:r>
+        <w:r>
+          <w:rPr>
+            <w:noProof/>
+            <w:webHidden/>
+          </w:rPr>
+          <w:tab/>
+        </w:r>
+        <w:r>
+          <w:rPr>
+            <w:noProof/>
+            <w:webHidden/>
+          </w:rPr>
+          <w:fldChar w:fldCharType="begin"/>
+        </w:r>
+        <w:r>
+          <w:rPr>
+            <w:noProof/>
+            <w:webHidden/>
+          </w:rPr>
+          <w:instrText xml:space="preserve"> PAGEREF _Toc241938605 \h </w:instrText>
+        </w:r>
+        <w:r>
+          <w:rPr>
+            <w:noProof/>
+            <w:webHidden/>
+          </w:rPr>
+        </w:r>
+        <w:r>
+          <w:rPr>
+            <w:noProof/>
+            <w:webHidden/>
+          </w:rPr>
+          <w:fldChar w:fldCharType="separate"/>
+        </w:r>
+        <w:r>
+          <w:rPr>
+            <w:noProof/>
+            <w:webHidden/>
+          </w:rPr>
+          <w:t>5</w:t>
+        </w:r>
+        <w:r>
+          <w:rPr>
+            <w:noProof/>
+            <w:webHidden/>
+          </w:rPr>
+          <w:fldChar w:fldCharType="end"/>
+        </w:r>
+      </w:hyperlink>
+    </w:p>
+    <w:p>
+      <w:pPr>
+        <w:pStyle w:val="22"/>
+        <w:tabs>
+          <w:tab w:val="right" w:leader="dot" w:pos="9345"/>
+        </w:tabs>
+        <w:rPr>
+          <w:noProof/>
+        </w:rPr>
+      </w:pPr>
+      <w:hyperlink w:anchor="_Toc241938606" w:history="1">
+        <w:r>
+          <w:rPr>
+            <w:rStyle w:val="af"/>
+            <w:b/>
+            <w:noProof/>
+          </w:rPr>
+          <w:t>2.2 Классификация по уровням конкуренции</w:t>
+        </w:r>
+        <w:r>
+          <w:rPr>
+            <w:noProof/>
+            <w:webHidden/>
+          </w:rPr>
+          <w:tab/>
+        </w:r>
+        <w:r>
+          <w:rPr>
+            <w:noProof/>
+            <w:webHidden/>
+          </w:rPr>
+          <w:fldChar w:fldCharType="begin"/>
+        </w:r>
+        <w:r>
+          <w:rPr>
+            <w:noProof/>
+            <w:webHidden/>
+          </w:rPr>
+          <w:instrText xml:space="preserve"> PAGEREF _Toc241938606 \h </w:instrText>
+        </w:r>
+        <w:r>
+          <w:rPr>
+            <w:noProof/>
+            <w:webHidden/>
+          </w:rPr>
+        </w:r>
+        <w:r>
+          <w:rPr>
+            <w:noProof/>
+            <w:webHidden/>
+          </w:rPr>
+          <w:fldChar w:fldCharType="separate"/>
+        </w:r>
+        <w:r>
+          <w:rPr>
+            <w:noProof/>
+            <w:webHidden/>
+          </w:rPr>
+          <w:t>6</w:t>
+        </w:r>
+        <w:r>
+          <w:rPr>
+            <w:noProof/>
+            <w:webHidden/>
+          </w:rPr>
+          <w:fldChar w:fldCharType="end"/>
+        </w:r>
+      </w:hyperlink>
+    </w:p>
+    <w:p>
+      <w:pPr>
+        <w:pStyle w:val="22"/>
+        <w:tabs>
+          <w:tab w:val="right" w:leader="dot" w:pos="9345"/>
+        </w:tabs>
+        <w:rPr>
+          <w:noProof/>
+        </w:rPr>
+      </w:pPr>
+      <w:hyperlink w:anchor="_Toc241938607" w:history="1">
         <w:r>
           <w:rPr>
             <w:rStyle w:val="af"/>
@@ -549,76 +568,7 @@
             <w:noProof/>
             <w:webHidden/>
           </w:rPr>
-          <w:instrText xml:space="preserve"> PAGEREF _Toc241937555 \h </w:instrText>
-        </w:r>
-        <w:r>
-          <w:rPr>
-            <w:noProof/>
-            <w:webHidden/>
-          </w:rPr>
-        </w:r>
-        <w:r>
-          <w:rPr>
-            <w:noProof/>
-            <w:webHidden/>
-          </w:rPr>
-          <w:fldChar w:fldCharType="separate"/>
-        </w:r>
-        <w:r>
-          <w:rPr>
-            <w:noProof/>
-            <w:webHidden/>
-          </w:rPr>
-          <w:t>7</w:t>
-        </w:r>
-        <w:r>
-          <w:rPr>
-            <w:noProof/>
-            <w:webHidden/>
-          </w:rPr>
-          <w:fldChar w:fldCharType="end"/>
-        </w:r>
-      </w:hyperlink>
-    </w:p>
-    <w:p>
-      <w:pPr>
-        <w:pStyle w:val="22"/>
-        <w:tabs>
-          <w:tab w:val="right" w:leader="dot" w:pos="9345"/>
-        </w:tabs>
-        <w:rPr>
-          <w:noProof/>
-        </w:rPr>
-      </w:pPr>
-      <w:hyperlink w:anchor="_Toc241937556" w:history="1">
-        <w:r>
-          <w:rPr>
-            <w:rStyle w:val="af"/>
-            <w:b/>
-            <w:noProof/>
-          </w:rPr>
-          <w:t>2.4 Цифровой товар: модели Левитта и Кано</w:t>
-        </w:r>
-        <w:r>
-          <w:rPr>
-            <w:noProof/>
-            <w:webHidden/>
-          </w:rPr>
-          <w:tab/>
-        </w:r>
-        <w:r>
-          <w:rPr>
-            <w:noProof/>
-            <w:webHidden/>
-          </w:rPr>
-          <w:fldChar w:fldCharType="begin"/>
-        </w:r>
-        <w:r>
-          <w:rPr>
-            <w:noProof/>
-            <w:webHidden/>
-          </w:rPr>
-          <w:instrText xml:space="preserve"> PAGEREF _Toc241937556 \h </w:instrText>
+          <w:instrText xml:space="preserve"> PAGEREF _Toc241938607 \h </w:instrText>
         </w:r>
         <w:r>
           <w:rPr>
@@ -659,7 +609,76 @@
           <w:noProof/>
         </w:rPr>
       </w:pPr>
-      <w:hyperlink w:anchor="_Toc241937557" w:history="1">
+      <w:hyperlink w:anchor="_Toc241938608" w:history="1">
+        <w:r>
+          <w:rPr>
+            <w:rStyle w:val="af"/>
+            <w:b/>
+            <w:noProof/>
+          </w:rPr>
+          <w:t>2.4 Цифровой товар: модели Левитта и Кано</w:t>
+        </w:r>
+        <w:r>
+          <w:rPr>
+            <w:noProof/>
+            <w:webHidden/>
+          </w:rPr>
+          <w:tab/>
+        </w:r>
+        <w:r>
+          <w:rPr>
+            <w:noProof/>
+            <w:webHidden/>
+          </w:rPr>
+          <w:fldChar w:fldCharType="begin"/>
+        </w:r>
+        <w:r>
+          <w:rPr>
+            <w:noProof/>
+            <w:webHidden/>
+          </w:rPr>
+          <w:instrText xml:space="preserve"> PAGEREF _Toc241938608 \h </w:instrText>
+        </w:r>
+        <w:r>
+          <w:rPr>
+            <w:noProof/>
+            <w:webHidden/>
+          </w:rPr>
+        </w:r>
+        <w:r>
+          <w:rPr>
+            <w:noProof/>
+            <w:webHidden/>
+          </w:rPr>
+          <w:fldChar w:fldCharType="separate"/>
+        </w:r>
+        <w:r>
+          <w:rPr>
+            <w:noProof/>
+            <w:webHidden/>
+          </w:rPr>
+          <w:t>9</w:t>
+        </w:r>
+        <w:r>
+          <w:rPr>
+            <w:noProof/>
+            <w:webHidden/>
+          </w:rPr>
+          <w:fldChar w:fldCharType="end"/>
+        </w:r>
+      </w:hyperlink>
+    </w:p>
+    <w:p>
+      <w:pPr>
+        <w:pStyle w:val="22"/>
+        <w:tabs>
+          <w:tab w:val="right" w:leader="dot" w:pos="9345"/>
+        </w:tabs>
+        <w:rPr>
+          <w:noProof/>
+        </w:rPr>
+      </w:pPr>
+      <w:hyperlink w:anchor="_Toc241938609" w:history="1">
         <w:r>
           <w:rPr>
             <w:rStyle w:val="af"/>
@@ -687,76 +706,7 @@
             <w:noProof/>
             <w:webHidden/>
           </w:rPr>
-          <w:instrText xml:space="preserve"> PAGEREF _Toc241937557 \h </w:instrText>
-        </w:r>
-        <w:r>
-          <w:rPr>
-            <w:noProof/>
-            <w:webHidden/>
-          </w:rPr>
-        </w:r>
-        <w:r>
-          <w:rPr>
-            <w:noProof/>
-            <w:webHidden/>
-          </w:rPr>
-          <w:fldChar w:fldCharType="separate"/>
-        </w:r>
-        <w:r>
-          <w:rPr>
-            <w:noProof/>
-            <w:webHidden/>
-          </w:rPr>
-          <w:t>11</w:t>
-        </w:r>
-        <w:r>
-          <w:rPr>
-            <w:noProof/>
-            <w:webHidden/>
-          </w:rPr>
-          <w:fldChar w:fldCharType="end"/>
-        </w:r>
-      </w:hyperlink>
-    </w:p>
-    <w:p>
-      <w:pPr>
-        <w:pStyle w:val="22"/>
-        <w:tabs>
-          <w:tab w:val="right" w:leader="dot" w:pos="9345"/>
-        </w:tabs>
-        <w:rPr>
-          <w:noProof/>
-        </w:rPr>
-      </w:pPr>
-      <w:hyperlink w:anchor="_Toc241937558" w:history="1">
-        <w:r>
-          <w:rPr>
-            <w:rStyle w:val="af"/>
-            <w:b/>
-            <w:noProof/>
-          </w:rPr>
-          <w:t>2.6 Рыночный стандарт и зоны дифференциации</w:t>
-        </w:r>
-        <w:r>
-          <w:rPr>
-            <w:noProof/>
-            <w:webHidden/>
-          </w:rPr>
-          <w:tab/>
-        </w:r>
-        <w:r>
-          <w:rPr>
-            <w:noProof/>
-            <w:webHidden/>
-          </w:rPr>
-          <w:fldChar w:fldCharType="begin"/>
-        </w:r>
-        <w:r>
-          <w:rPr>
-            <w:noProof/>
-            <w:webHidden/>
-          </w:rPr>
-          <w:instrText xml:space="preserve"> PAGEREF _Toc241937558 \h </w:instrText>
+          <w:instrText xml:space="preserve"> PAGEREF _Toc241938609 \h </w:instrText>
         </w:r>
         <w:r>
           <w:rPr>
@@ -797,14 +747,14 @@
           <w:noProof/>
         </w:rPr>
       </w:pPr>
-      <w:hyperlink w:anchor="_Toc241937559" w:history="1">
+      <w:hyperlink w:anchor="_Toc241938610" w:history="1">
         <w:r>
           <w:rPr>
             <w:rStyle w:val="af"/>
             <w:b/>
             <w:noProof/>
           </w:rPr>
-          <w:t>2.7 Паспорта цифровых товаров конкурентов</w:t>
+          <w:t>2.6 Рыночный стандарт и зоны дифференциации</w:t>
         </w:r>
         <w:r>
           <w:rPr>
@@ -825,7 +775,7 @@
             <w:noProof/>
             <w:webHidden/>
           </w:rPr>
-          <w:instrText xml:space="preserve"> PAGEREF _Toc241937559 \h </w:instrText>
+          <w:instrText xml:space="preserve"> PAGEREF _Toc241938610 \h </w:instrText>
         </w:r>
         <w:r>
           <w:rPr>
@@ -866,7 +816,76 @@
           <w:noProof/>
         </w:rPr>
       </w:pPr>
-      <w:hyperlink w:anchor="_Toc241937560" w:history="1">
+      <w:hyperlink w:anchor="_Toc241938611" w:history="1">
+        <w:r>
+          <w:rPr>
+            <w:rStyle w:val="af"/>
+            <w:b/>
+            <w:noProof/>
+          </w:rPr>
+          <w:t>2.7 Паспорта цифровых товаров конкурентов</w:t>
+        </w:r>
+        <w:r>
+          <w:rPr>
+            <w:noProof/>
+            <w:webHidden/>
+          </w:rPr>
+          <w:tab/>
+        </w:r>
+        <w:r>
+          <w:rPr>
+            <w:noProof/>
+            <w:webHidden/>
+          </w:rPr>
+          <w:fldChar w:fldCharType="begin"/>
+        </w:r>
+        <w:r>
+          <w:rPr>
+            <w:noProof/>
+            <w:webHidden/>
+          </w:rPr>
+          <w:instrText xml:space="preserve"> PAGEREF _Toc241938611 \h </w:instrText>
+        </w:r>
+        <w:r>
+          <w:rPr>
+            <w:noProof/>
+            <w:webHidden/>
+          </w:rPr>
+        </w:r>
+        <w:r>
+          <w:rPr>
+            <w:noProof/>
+            <w:webHidden/>
+          </w:rPr>
+          <w:fldChar w:fldCharType="separate"/>
+        </w:r>
+        <w:r>
+          <w:rPr>
+            <w:noProof/>
+            <w:webHidden/>
+          </w:rPr>
+          <w:t>14</w:t>
+        </w:r>
+        <w:r>
+          <w:rPr>
+            <w:noProof/>
+            <w:webHidden/>
+          </w:rPr>
+          <w:fldChar w:fldCharType="end"/>
+        </w:r>
+      </w:hyperlink>
+    </w:p>
+    <w:p>
+      <w:pPr>
+        <w:pStyle w:val="22"/>
+        <w:tabs>
+          <w:tab w:val="right" w:leader="dot" w:pos="9345"/>
+        </w:tabs>
+        <w:rPr>
+          <w:noProof/>
+        </w:rPr>
+      </w:pPr>
+      <w:hyperlink w:anchor="_Toc241938612" w:history="1">
         <w:r>
           <w:rPr>
             <w:rStyle w:val="af"/>
@@ -894,7 +913,7 @@
             <w:noProof/>
             <w:webHidden/>
           </w:rPr>
-          <w:instrText xml:space="preserve"> PAGEREF _Toc241937560 \h </w:instrText>
+          <w:instrText xml:space="preserve"> PAGEREF _Toc241938612 \h </w:instrText>
         </w:r>
         <w:r>
           <w:rPr>
@@ -914,7 +933,7 @@
             <w:noProof/>
             <w:webHidden/>
           </w:rPr>
-          <w:t>15</w:t>
+          <w:t>16</w:t>
         </w:r>
         <w:r>
           <w:rPr>
@@ -935,7 +954,7 @@
           <w:noProof/>
         </w:rPr>
       </w:pPr>
-      <w:hyperlink w:anchor="_Toc241937561" w:history="1">
+      <w:hyperlink w:anchor="_Toc241938613" w:history="1">
         <w:r>
           <w:rPr>
             <w:rStyle w:val="af"/>
@@ -972,76 +991,7 @@
             <w:noProof/>
             <w:webHidden/>
           </w:rPr>
-          <w:instrText xml:space="preserve"> PAGEREF _Toc241937561 \h </w:instrText>
-        </w:r>
-        <w:r>
-          <w:rPr>
-            <w:noProof/>
-            <w:webHidden/>
-          </w:rPr>
-        </w:r>
-        <w:r>
-          <w:rPr>
-            <w:noProof/>
-            <w:webHidden/>
-          </w:rPr>
-          <w:fldChar w:fldCharType="separate"/>
-        </w:r>
-        <w:r>
-          <w:rPr>
-            <w:noProof/>
-            <w:webHidden/>
-          </w:rPr>
-          <w:t>21</w:t>
-        </w:r>
-        <w:r>
-          <w:rPr>
-            <w:noProof/>
-            <w:webHidden/>
-          </w:rPr>
-          <w:fldChar w:fldCharType="end"/>
-        </w:r>
-      </w:hyperlink>
-    </w:p>
-    <w:p>
-      <w:pPr>
-        <w:pStyle w:val="22"/>
-        <w:tabs>
-          <w:tab w:val="right" w:leader="dot" w:pos="9345"/>
-        </w:tabs>
-        <w:rPr>
-          <w:noProof/>
-        </w:rPr>
-      </w:pPr>
-      <w:hyperlink w:anchor="_Toc241937562" w:history="1">
-        <w:r>
-          <w:rPr>
-            <w:rStyle w:val="af"/>
-            <w:b/>
-            <w:noProof/>
-          </w:rPr>
-          <w:t>2.10 Проверка расчетов и ограничения</w:t>
-        </w:r>
-        <w:r>
-          <w:rPr>
-            <w:noProof/>
-            <w:webHidden/>
-          </w:rPr>
-          <w:tab/>
-        </w:r>
-        <w:r>
-          <w:rPr>
-            <w:noProof/>
-            <w:webHidden/>
-          </w:rPr>
-          <w:fldChar w:fldCharType="begin"/>
-        </w:r>
-        <w:r>
-          <w:rPr>
-            <w:noProof/>
-            <w:webHidden/>
-          </w:rPr>
-          <w:instrText xml:space="preserve"> PAGEREF _Toc241937562 \h </w:instrText>
+          <w:instrText xml:space="preserve"> PAGEREF _Toc241938613 \h </w:instrText>
         </w:r>
         <w:r>
           <w:rPr>
@@ -1074,7 +1024,7 @@
     </w:p>
     <w:p>
       <w:pPr>
-        <w:pStyle w:val="12"/>
+        <w:pStyle w:val="22"/>
         <w:tabs>
           <w:tab w:val="right" w:leader="dot" w:pos="9345"/>
         </w:tabs>
@@ -1082,14 +1032,14 @@
           <w:noProof/>
         </w:rPr>
       </w:pPr>
-      <w:hyperlink w:anchor="_Toc241937563" w:history="1">
+      <w:hyperlink w:anchor="_Toc241938614" w:history="1">
         <w:r>
           <w:rPr>
             <w:rStyle w:val="af"/>
             <w:b/>
             <w:noProof/>
           </w:rPr>
-          <w:t>3 ОТВЕТЫ НА КОНТРОЛЬНЫЕ ВОПРОСЫ</w:t>
+          <w:t>2.10 Проверка расчетов и ограничения</w:t>
         </w:r>
         <w:r>
           <w:rPr>
@@ -1110,7 +1060,7 @@
             <w:noProof/>
             <w:webHidden/>
           </w:rPr>
-          <w:instrText xml:space="preserve"> PAGEREF _Toc241937563 \h </w:instrText>
+          <w:instrText xml:space="preserve"> PAGEREF _Toc241938614 \h </w:instrText>
         </w:r>
         <w:r>
           <w:rPr>
@@ -1151,14 +1101,14 @@
           <w:noProof/>
         </w:rPr>
       </w:pPr>
-      <w:hyperlink w:anchor="_Toc241937564" w:history="1">
+      <w:hyperlink w:anchor="_Toc241938615" w:history="1">
         <w:r>
           <w:rPr>
             <w:rStyle w:val="af"/>
             <w:b/>
             <w:noProof/>
           </w:rPr>
-          <w:t>ВЫВОДЫ</w:t>
+          <w:t>3 ОТВЕТЫ НА КОНТРОЛЬНЫЕ ВОПРОСЫ</w:t>
         </w:r>
         <w:r>
           <w:rPr>
@@ -1179,7 +1129,7 @@
             <w:noProof/>
             <w:webHidden/>
           </w:rPr>
-          <w:instrText xml:space="preserve"> PAGEREF _Toc241937564 \h </w:instrText>
+          <w:instrText xml:space="preserve"> PAGEREF _Toc241938615 \h </w:instrText>
         </w:r>
         <w:r>
           <w:rPr>
@@ -1220,14 +1170,14 @@
           <w:noProof/>
         </w:rPr>
       </w:pPr>
-      <w:hyperlink w:anchor="_Toc241937565" w:history="1">
+      <w:hyperlink w:anchor="_Toc241938616" w:history="1">
         <w:r>
           <w:rPr>
             <w:rStyle w:val="af"/>
             <w:b/>
             <w:noProof/>
           </w:rPr>
-          <w:t>СПИСОК ИСПОЛЬЗОВАННЫХ ИСТОЧНИКОВ</w:t>
+          <w:t>ВЫВОДЫ</w:t>
         </w:r>
         <w:r>
           <w:rPr>
@@ -1248,7 +1198,7 @@
             <w:noProof/>
             <w:webHidden/>
           </w:rPr>
-          <w:instrText xml:space="preserve"> PAGEREF _Toc241937565 \h </w:instrText>
+          <w:instrText xml:space="preserve"> PAGEREF _Toc241938616 \h </w:instrText>
         </w:r>
         <w:r>
           <w:rPr>
@@ -1289,7 +1239,76 @@
           <w:noProof/>
         </w:rPr>
       </w:pPr>
-      <w:hyperlink w:anchor="_Toc241937566" w:history="1">
+      <w:hyperlink w:anchor="_Toc241938617" w:history="1">
+        <w:r>
+          <w:rPr>
+            <w:rStyle w:val="af"/>
+            <w:b/>
+            <w:noProof/>
+          </w:rPr>
+          <w:t>СПИСОК ИСПОЛЬЗОВАННЫХ ИСТОЧНИКОВ</w:t>
+        </w:r>
+        <w:r>
+          <w:rPr>
+            <w:noProof/>
+            <w:webHidden/>
+          </w:rPr>
+          <w:tab/>
+        </w:r>
+        <w:r>
+          <w:rPr>
+            <w:noProof/>
+            <w:webHidden/>
+          </w:rPr>
+          <w:fldChar w:fldCharType="begin"/>
+        </w:r>
+        <w:r>
+          <w:rPr>
+            <w:noProof/>
+            <w:webHidden/>
+          </w:rPr>
+          <w:instrText xml:space="preserve"> PAGEREF _Toc241938617 \h </w:instrText>
+        </w:r>
+        <w:r>
+          <w:rPr>
+            <w:noProof/>
+            <w:webHidden/>
+          </w:rPr>
+        </w:r>
+        <w:r>
+          <w:rPr>
+            <w:noProof/>
+            <w:webHidden/>
+          </w:rPr>
+          <w:fldChar w:fldCharType="separate"/>
+        </w:r>
+        <w:r>
+          <w:rPr>
+            <w:noProof/>
+            <w:webHidden/>
+          </w:rPr>
+          <w:t>26</w:t>
+        </w:r>
+        <w:r>
+          <w:rPr>
+            <w:noProof/>
+            <w:webHidden/>
+          </w:rPr>
+          <w:fldChar w:fldCharType="end"/>
+        </w:r>
+      </w:hyperlink>
+    </w:p>
+    <w:p>
+      <w:pPr>
+        <w:pStyle w:val="12"/>
+        <w:tabs>
+          <w:tab w:val="right" w:leader="dot" w:pos="9345"/>
+        </w:tabs>
+        <w:rPr>
+          <w:noProof/>
+        </w:rPr>
+      </w:pPr>
+      <w:hyperlink w:anchor="_Toc241938618" w:history="1">
         <w:r>
           <w:rPr>
             <w:rStyle w:val="af"/>
@@ -1317,76 +1336,7 @@
             <w:noProof/>
             <w:webHidden/>
           </w:rPr>
-          <w:instrText xml:space="preserve"> PAGEREF _Toc241937566 \h </w:instrText>
-        </w:r>
-        <w:r>
-          <w:rPr>
-            <w:noProof/>
-            <w:webHidden/>
-          </w:rPr>
-        </w:r>
-        <w:r>
-          <w:rPr>
-            <w:noProof/>
-            <w:webHidden/>
-          </w:rPr>
-          <w:fldChar w:fldCharType="separate"/>
-        </w:r>
-        <w:r>
-          <w:rPr>
-            <w:noProof/>
-            <w:webHidden/>
-          </w:rPr>
-          <w:t>27</w:t>
-        </w:r>
-        <w:r>
-          <w:rPr>
-            <w:noProof/>
-            <w:webHidden/>
-          </w:rPr>
-          <w:fldChar w:fldCharType="end"/>
-        </w:r>
-      </w:hyperlink>
-    </w:p>
-    <w:p>
-      <w:pPr>
-        <w:pStyle w:val="12"/>
-        <w:tabs>
-          <w:tab w:val="right" w:leader="dot" w:pos="9345"/>
-        </w:tabs>
-        <w:rPr>
-          <w:noProof/>
-        </w:rPr>
-      </w:pPr>
-      <w:hyperlink w:anchor="_Toc241937567" w:history="1">
-        <w:r>
-          <w:rPr>
-            <w:rStyle w:val="af"/>
-            <w:b/>
-            <w:noProof/>
-          </w:rPr>
-          <w:t>ПРИЛОЖЕНИЕ Б</w:t>
-        </w:r>
-        <w:r>
-          <w:rPr>
-            <w:noProof/>
-            <w:webHidden/>
-          </w:rPr>
-          <w:tab/>
-        </w:r>
-        <w:r>
-          <w:rPr>
-            <w:noProof/>
-            <w:webHidden/>
-          </w:rPr>
-          <w:fldChar w:fldCharType="begin"/>
-        </w:r>
-        <w:r>
-          <w:rPr>
-            <w:noProof/>
-            <w:webHidden/>
-          </w:rPr>
-          <w:instrText xml:space="preserve"> PAGEREF _Toc241937567 \h </w:instrText>
+          <w:instrText xml:space="preserve"> PAGEREF _Toc241938618 \h </w:instrText>
         </w:r>
         <w:r>
           <w:rPr>
@@ -1427,7 +1377,76 @@
           <w:noProof/>
         </w:rPr>
       </w:pPr>
-      <w:hyperlink w:anchor="_Toc241937568" w:history="1">
+      <w:hyperlink w:anchor="_Toc241938619" w:history="1">
+        <w:r>
+          <w:rPr>
+            <w:rStyle w:val="af"/>
+            <w:b/>
+            <w:noProof/>
+          </w:rPr>
+          <w:t>ПРИЛОЖЕНИЕ Б</w:t>
+        </w:r>
+        <w:r>
+          <w:rPr>
+            <w:noProof/>
+            <w:webHidden/>
+          </w:rPr>
+          <w:tab/>
+        </w:r>
+        <w:r>
+          <w:rPr>
+            <w:noProof/>
+            <w:webHidden/>
+          </w:rPr>
+          <w:fldChar w:fldCharType="begin"/>
+        </w:r>
+        <w:r>
+          <w:rPr>
+            <w:noProof/>
+            <w:webHidden/>
+          </w:rPr>
+          <w:instrText xml:space="preserve"> PAGEREF _Toc241938619 \h </w:instrText>
+        </w:r>
+        <w:r>
+          <w:rPr>
+            <w:noProof/>
+            <w:webHidden/>
+          </w:rPr>
+        </w:r>
+        <w:r>
+          <w:rPr>
+            <w:noProof/>
+            <w:webHidden/>
+          </w:rPr>
+          <w:fldChar w:fldCharType="separate"/>
+        </w:r>
+        <w:r>
+          <w:rPr>
+            <w:noProof/>
+            <w:webHidden/>
+          </w:rPr>
+          <w:t>29</w:t>
+        </w:r>
+        <w:r>
+          <w:rPr>
+            <w:noProof/>
+            <w:webHidden/>
+          </w:rPr>
+          <w:fldChar w:fldCharType="end"/>
+        </w:r>
+      </w:hyperlink>
+    </w:p>
+    <w:p>
+      <w:pPr>
+        <w:pStyle w:val="12"/>
+        <w:tabs>
+          <w:tab w:val="right" w:leader="dot" w:pos="9345"/>
+        </w:tabs>
+        <w:rPr>
+          <w:noProof/>
+        </w:rPr>
+      </w:pPr>
+      <w:hyperlink w:anchor="_Toc241938620" w:history="1">
         <w:r>
           <w:rPr>
             <w:rStyle w:val="af"/>
@@ -1455,76 +1474,7 @@
             <w:noProof/>
             <w:webHidden/>
           </w:rPr>
-          <w:instrText xml:space="preserve"> PAGEREF _Toc241937568 \h </w:instrText>
-        </w:r>
-        <w:r>
-          <w:rPr>
-            <w:noProof/>
-            <w:webHidden/>
-          </w:rPr>
-        </w:r>
-        <w:r>
-          <w:rPr>
-            <w:noProof/>
-            <w:webHidden/>
-          </w:rPr>
-          <w:fldChar w:fldCharType="separate"/>
-        </w:r>
-        <w:r>
-          <w:rPr>
-            <w:noProof/>
-            <w:webHidden/>
-          </w:rPr>
-          <w:t>30</w:t>
-        </w:r>
-        <w:r>
-          <w:rPr>
-            <w:noProof/>
-            <w:webHidden/>
-          </w:rPr>
-          <w:fldChar w:fldCharType="end"/>
-        </w:r>
-      </w:hyperlink>
-    </w:p>
-    <w:p>
-      <w:pPr>
-        <w:pStyle w:val="12"/>
-        <w:tabs>
-          <w:tab w:val="right" w:leader="dot" w:pos="9345"/>
-        </w:tabs>
-        <w:rPr>
-          <w:noProof/>
-        </w:rPr>
-      </w:pPr>
-      <w:hyperlink w:anchor="_Toc241937569" w:history="1">
-        <w:r>
-          <w:rPr>
-            <w:rStyle w:val="af"/>
-            <w:b/>
-            <w:noProof/>
-          </w:rPr>
-          <w:t>ПРИЛОЖЕНИЕ Г</w:t>
-        </w:r>
-        <w:r>
-          <w:rPr>
-            <w:noProof/>
-            <w:webHidden/>
-          </w:rPr>
-          <w:tab/>
-        </w:r>
-        <w:r>
-          <w:rPr>
-            <w:noProof/>
-            <w:webHidden/>
-          </w:rPr>
-          <w:fldChar w:fldCharType="begin"/>
-        </w:r>
-        <w:r>
-          <w:rPr>
-            <w:noProof/>
-            <w:webHidden/>
-          </w:rPr>
-          <w:instrText xml:space="preserve"> PAGEREF _Toc241937569 \h </w:instrText>
+          <w:instrText xml:space="preserve"> PAGEREF _Toc241938620 \h </w:instrText>
         </w:r>
         <w:r>
           <w:rPr>
@@ -1565,7 +1515,76 @@
           <w:noProof/>
         </w:rPr>
       </w:pPr>
-      <w:hyperlink w:anchor="_Toc241937570" w:history="1">
+      <w:hyperlink w:anchor="_Toc241938621" w:history="1">
+        <w:r>
+          <w:rPr>
+            <w:rStyle w:val="af"/>
+            <w:b/>
+            <w:noProof/>
+          </w:rPr>
+          <w:t>ПРИЛОЖЕНИЕ Г</w:t>
+        </w:r>
+        <w:r>
+          <w:rPr>
+            <w:noProof/>
+            <w:webHidden/>
+          </w:rPr>
+          <w:tab/>
+        </w:r>
+        <w:r>
+          <w:rPr>
+            <w:noProof/>
+            <w:webHidden/>
+          </w:rPr>
+          <w:fldChar w:fldCharType="begin"/>
+        </w:r>
+        <w:r>
+          <w:rPr>
+            <w:noProof/>
+            <w:webHidden/>
+          </w:rPr>
+          <w:instrText xml:space="preserve"> PAGEREF _Toc241938621 \h </w:instrText>
+        </w:r>
+        <w:r>
+          <w:rPr>
+            <w:noProof/>
+            <w:webHidden/>
+          </w:rPr>
+        </w:r>
+        <w:r>
+          <w:rPr>
+            <w:noProof/>
+            <w:webHidden/>
+          </w:rPr>
+          <w:fldChar w:fldCharType="separate"/>
+        </w:r>
+        <w:r>
+          <w:rPr>
+            <w:noProof/>
+            <w:webHidden/>
+          </w:rPr>
+          <w:t>32</w:t>
+        </w:r>
+        <w:r>
+          <w:rPr>
+            <w:noProof/>
+            <w:webHidden/>
+          </w:rPr>
+          <w:fldChar w:fldCharType="end"/>
+        </w:r>
+      </w:hyperlink>
+    </w:p>
+    <w:p>
+      <w:pPr>
+        <w:pStyle w:val="12"/>
+        <w:tabs>
+          <w:tab w:val="right" w:leader="dot" w:pos="9345"/>
+        </w:tabs>
+        <w:rPr>
+          <w:noProof/>
+        </w:rPr>
+      </w:pPr>
+      <w:hyperlink w:anchor="_Toc241938622" w:history="1">
         <w:r>
           <w:rPr>
             <w:rStyle w:val="af"/>
@@ -1593,7 +1612,7 @@
             <w:noProof/>
             <w:webHidden/>
           </w:rPr>
-          <w:instrText xml:space="preserve"> PAGEREF _Toc241937570 \h </w:instrText>
+          <w:instrText xml:space="preserve"> PAGEREF _Toc241938622 \h </w:instrText>
         </w:r>
         <w:r>
           <w:rPr>
@@ -1613,7 +1632,7 @@
             <w:noProof/>
             <w:webHidden/>
           </w:rPr>
-          <w:t>33</w:t>
+          <w:t>34</w:t>
         </w:r>
         <w:r>
           <w:rPr>
@@ -1639,7 +1658,7 @@
         <w:spacing w:before="0" w:after="360" w:line="360" w:lineRule="exact"/>
         <w:ind w:firstLine="709"/>
       </w:pPr>
-      <w:bookmarkStart w:id="1" w:name="_Toc241937551"/>
+      <w:bookmarkStart w:id="1" w:name="_Toc241938603"/>
       <w:r>
         <w:rPr>
           <w:b/>
@@ -1789,7 +1808,7 @@
         <w:ind w:firstLine="709"/>
       </w:pPr>
       <w:bookmarkStart w:id="2" w:name="_b608aa976fc82a0faaf3b83f58c735968afd03b"/>
-      <w:bookmarkStart w:id="3" w:name="_Toc241937552"/>
+      <w:bookmarkStart w:id="3" w:name="_Toc241938604"/>
       <w:bookmarkEnd w:id="0"/>
       <w:r>
         <w:rPr>
@@ -1848,7 +1867,7 @@
         <w:ind w:firstLine="709"/>
       </w:pPr>
       <w:bookmarkStart w:id="4" w:name="_c3cf235f67897fccdd158c7c34ca81091dc06e0"/>
-      <w:bookmarkStart w:id="5" w:name="_Toc241937553"/>
+      <w:bookmarkStart w:id="5" w:name="_Toc241938605"/>
       <w:r>
         <w:rPr>
           <w:b/>
@@ -3580,7 +3599,7 @@
         <w:ind w:firstLine="709"/>
       </w:pPr>
       <w:bookmarkStart w:id="6" w:name="_6c38f46d6252626ee19bec51dca515ea8eb3483"/>
-      <w:bookmarkStart w:id="7" w:name="_Toc241937554"/>
+      <w:bookmarkStart w:id="7" w:name="_Toc241938606"/>
       <w:bookmarkEnd w:id="4"/>
       <w:r>
         <w:rPr>
@@ -6350,7 +6369,7 @@
         </w:rPr>
         <w:lastRenderedPageBreak/>
         <w:drawing>
-          <wp:inline distT="0" distB="0" distL="0" distR="0" wp14:anchorId="32842541" wp14:editId="1296095B">
+          <wp:inline distT="0" distB="0" distL="0" distR="0" wp14:anchorId="66809722" wp14:editId="6E32DD73">
             <wp:extent cx="5334000" cy="3122341"/>
             <wp:effectExtent l="0" t="0" r="0" b="0"/>
             <wp:docPr id="12" name="Picture"/>
@@ -6614,7 +6633,7 @@
         <w:ind w:firstLine="709"/>
       </w:pPr>
       <w:bookmarkStart w:id="8" w:name="_e6ba0285e0e0ccc17e7a33a4e535fa387865e88"/>
-      <w:bookmarkStart w:id="9" w:name="_Toc241937555"/>
+      <w:bookmarkStart w:id="9" w:name="_Toc241938607"/>
       <w:bookmarkEnd w:id="6"/>
       <w:r>
         <w:rPr>
@@ -9027,7 +9046,7 @@
         <w:ind w:firstLine="709"/>
       </w:pPr>
       <w:bookmarkStart w:id="10" w:name="_b8f6f14603ee9e71fb2e4d1c108750035f950c7"/>
-      <w:bookmarkStart w:id="11" w:name="_Toc241937556"/>
+      <w:bookmarkStart w:id="11" w:name="_Toc241938608"/>
       <w:bookmarkEnd w:id="8"/>
       <w:r>
         <w:rPr>
@@ -12009,7 +12028,7 @@
           <w:sz w:val="28"/>
         </w:rPr>
         <w:drawing>
-          <wp:inline distT="0" distB="0" distL="0" distR="0" wp14:anchorId="20F19A43" wp14:editId="6FB7CAA3">
+          <wp:inline distT="0" distB="0" distL="0" distR="0" wp14:anchorId="30666669" wp14:editId="637397B2">
             <wp:extent cx="5334000" cy="3187390"/>
             <wp:effectExtent l="0" t="0" r="0" b="0"/>
             <wp:docPr id="17" name="Picture"/>
@@ -12556,7 +12575,7 @@
         <w:ind w:firstLine="709"/>
       </w:pPr>
       <w:bookmarkStart w:id="12" w:name="_823200a59a4cf40c51f7f0e02566c010f838ed7"/>
-      <w:bookmarkStart w:id="13" w:name="_Toc241937557"/>
+      <w:bookmarkStart w:id="13" w:name="_Toc241938609"/>
       <w:bookmarkEnd w:id="10"/>
       <w:r>
         <w:rPr>
@@ -13266,7 +13285,7 @@
         </w:rPr>
         <w:lastRenderedPageBreak/>
         <w:drawing>
-          <wp:inline distT="0" distB="0" distL="0" distR="0" wp14:anchorId="78E5C84C" wp14:editId="2241F9D5">
+          <wp:inline distT="0" distB="0" distL="0" distR="0" wp14:anchorId="648F616D" wp14:editId="6B9983AA">
             <wp:extent cx="5334000" cy="2862146"/>
             <wp:effectExtent l="0" t="0" r="0" b="0"/>
             <wp:docPr id="21" name="Picture"/>
@@ -13361,7 +13380,7 @@
         <w:ind w:firstLine="709"/>
       </w:pPr>
       <w:bookmarkStart w:id="14" w:name="_9d579ff3219dd0c08e87cdba2a2a6d1ef61e3cc"/>
-      <w:bookmarkStart w:id="15" w:name="_Toc241937558"/>
+      <w:bookmarkStart w:id="15" w:name="_Toc241938610"/>
       <w:bookmarkEnd w:id="12"/>
       <w:r>
         <w:rPr>
@@ -15275,7 +15294,7 @@
         <w:ind w:firstLine="709"/>
       </w:pPr>
       <w:bookmarkStart w:id="16" w:name="_8be076d9797953e124cfe81356f035b108674c3"/>
-      <w:bookmarkStart w:id="17" w:name="_Toc241937559"/>
+      <w:bookmarkStart w:id="17" w:name="_Toc241938611"/>
       <w:bookmarkEnd w:id="14"/>
       <w:r>
         <w:rPr>
@@ -17952,7 +17971,7 @@
         <w:ind w:firstLine="709"/>
       </w:pPr>
       <w:bookmarkStart w:id="18" w:name="_0ab5b5274b575dfb9e5e85d7a9a12b82683e52c"/>
-      <w:bookmarkStart w:id="19" w:name="_Toc241937560"/>
+      <w:bookmarkStart w:id="19" w:name="_Toc241938612"/>
       <w:bookmarkEnd w:id="16"/>
       <w:r>
         <w:rPr>
@@ -25050,7 +25069,7 @@
         </w:rPr>
         <w:lastRenderedPageBreak/>
         <w:drawing>
-          <wp:inline distT="0" distB="0" distL="0" distR="0" wp14:anchorId="581A1B59" wp14:editId="7C97FD4B">
+          <wp:inline distT="0" distB="0" distL="0" distR="0" wp14:anchorId="7B5CEE44" wp14:editId="372D9AEB">
             <wp:extent cx="5334000" cy="2471853"/>
             <wp:effectExtent l="0" t="0" r="0" b="0"/>
             <wp:docPr id="27" name="Picture"/>
@@ -26661,7 +26680,7 @@
         <w:ind w:firstLine="709"/>
       </w:pPr>
       <w:bookmarkStart w:id="20" w:name="_79cbfa74df5b3f3beef1cd24c3ad9f089a58d7a"/>
-      <w:bookmarkStart w:id="21" w:name="_Toc241937561"/>
+      <w:bookmarkStart w:id="21" w:name="_Toc241938613"/>
       <w:bookmarkEnd w:id="18"/>
       <w:r>
         <w:rPr>
@@ -28146,7 +28165,7 @@
         <w:ind w:firstLine="709"/>
       </w:pPr>
       <w:bookmarkStart w:id="22" w:name="_339ae803435bd6b9a653c2b18dadc62dc9ad8e7"/>
-      <w:bookmarkStart w:id="23" w:name="_Toc241937562"/>
+      <w:bookmarkStart w:id="23" w:name="_Toc241938614"/>
       <w:bookmarkEnd w:id="20"/>
       <w:r>
         <w:rPr>
@@ -28335,7 +28354,7 @@
         <w:ind w:firstLine="709"/>
       </w:pPr>
       <w:bookmarkStart w:id="24" w:name="_1bfdad9d2d88ddb6ca16c31c1d4d4943679f32f"/>
-      <w:bookmarkStart w:id="25" w:name="_Toc241937563"/>
+      <w:bookmarkStart w:id="25" w:name="_Toc241938615"/>
       <w:bookmarkEnd w:id="22"/>
       <w:bookmarkEnd w:id="2"/>
       <w:r>
@@ -28556,7 +28575,7 @@
         <w:jc w:val="center"/>
       </w:pPr>
       <w:bookmarkStart w:id="26" w:name="_выводы"/>
-      <w:bookmarkStart w:id="27" w:name="_Toc241937564"/>
+      <w:bookmarkStart w:id="27" w:name="_Toc241938616"/>
       <w:bookmarkEnd w:id="24"/>
       <w:r>
         <w:rPr>
@@ -28817,7 +28836,7 @@
         <w:jc w:val="center"/>
       </w:pPr>
       <w:bookmarkStart w:id="28" w:name="_274f6a444530ef90b0479dabf3d210f01e97699"/>
-      <w:bookmarkStart w:id="29" w:name="_Toc241937565"/>
+      <w:bookmarkStart w:id="29" w:name="_Toc241938617"/>
       <w:bookmarkEnd w:id="26"/>
       <w:r>
         <w:rPr>
@@ -30844,7 +30863,7 @@
         <w:jc w:val="center"/>
       </w:pPr>
       <w:bookmarkStart w:id="30" w:name="_3d74faf1500c1b2a4a8bfa8e0e37c74206ce73d"/>
-      <w:bookmarkStart w:id="31" w:name="_Toc241937566"/>
+      <w:bookmarkStart w:id="31" w:name="_Toc241938618"/>
       <w:bookmarkEnd w:id="28"/>
       <w:r>
         <w:rPr>
@@ -31585,7 +31604,7 @@
         <w:jc w:val="center"/>
       </w:pPr>
       <w:bookmarkStart w:id="32" w:name="_d684f183eb868ee4ace295916bed2e6be64d16e"/>
-      <w:bookmarkStart w:id="33" w:name="_Toc241937567"/>
+      <w:bookmarkStart w:id="33" w:name="_Toc241938619"/>
       <w:bookmarkEnd w:id="30"/>
       <w:r>
         <w:rPr>
@@ -32630,7 +32649,7 @@
         <w:jc w:val="center"/>
       </w:pPr>
       <w:bookmarkStart w:id="34" w:name="_cb59224a7032ef66ab429e7df9b4e4c597bc187"/>
-      <w:bookmarkStart w:id="35" w:name="_Toc241937568"/>
+      <w:bookmarkStart w:id="35" w:name="_Toc241938620"/>
       <w:bookmarkEnd w:id="32"/>
       <w:r>
         <w:rPr>
@@ -33382,7 +33401,7 @@
         <w:jc w:val="center"/>
       </w:pPr>
       <w:bookmarkStart w:id="36" w:name="_c34bf756927ff692ee086e018f9b8545647766e"/>
-      <w:bookmarkStart w:id="37" w:name="_Toc241937569"/>
+      <w:bookmarkStart w:id="37" w:name="_Toc241938621"/>
       <w:bookmarkEnd w:id="34"/>
       <w:r>
         <w:rPr>
@@ -35766,7 +35785,7 @@
         <w:jc w:val="center"/>
       </w:pPr>
       <w:bookmarkStart w:id="38" w:name="_fced6403ae4a6291124e2bc0068517b8abae511"/>
-      <w:bookmarkStart w:id="39" w:name="_Toc241937570"/>
+      <w:bookmarkStart w:id="39" w:name="_Toc241938622"/>
       <w:bookmarkEnd w:id="36"/>
       <w:r>
         <w:rPr>
@@ -39174,7 +39193,7 @@
   <w:abstractNum w:abstractNumId="0" w15:restartNumberingAfterBreak="0">
     <w:nsid w:val="0000A990"/>
     <w:multiLevelType w:val="multilevel"/>
-    <w:tmpl w:val="133AE9F4"/>
+    <w:tmpl w:val="D1B46954"/>
     <w:lvl w:ilvl="0">
       <w:numFmt w:val="bullet"/>
       <w:lvlText w:val=" "/>
@@ -39251,7 +39270,7 @@
   <w:abstractNum w:abstractNumId="1" w15:restartNumberingAfterBreak="0">
     <w:nsid w:val="00A99411"/>
     <w:multiLevelType w:val="multilevel"/>
-    <w:tmpl w:val="D512CE48"/>
+    <w:tmpl w:val="253A6E42"/>
     <w:lvl w:ilvl="0">
       <w:start w:val="1"/>
       <w:numFmt w:val="decimal"/>
@@ -40729,7 +40748,7 @@
     <w:autoRedefine/>
     <w:uiPriority w:val="39"/>
     <w:unhideWhenUsed/>
-    <w:rsid w:val="00B04651"/>
+    <w:rsid w:val="00FB4634"/>
     <w:pPr>
       <w:spacing w:after="100"/>
     </w:pPr>
@@ -40741,7 +40760,7 @@
     <w:autoRedefine/>
     <w:uiPriority w:val="39"/>
     <w:unhideWhenUsed/>
-    <w:rsid w:val="00B04651"/>
+    <w:rsid w:val="00FB4634"/>
     <w:pPr>
       <w:spacing w:after="100"/>
       <w:ind w:left="240"/>

--- a/ЛР5_Анализ_конкурентов/ОТЧЕТ_ЛР5_TableMind.docx
+++ b/ЛР5_Анализ_конкурентов/ОТЧЕТ_ЛР5_TableMind.docx
@@ -264,7 +264,7 @@
       <w:r>
         <w:fldChar w:fldCharType="separate"/>
       </w:r>
-      <w:hyperlink w:anchor="_Toc241938603" w:history="1">
+      <w:hyperlink w:anchor="_Toc241939370" w:history="1">
         <w:r>
           <w:rPr>
             <w:rStyle w:val="af"/>
@@ -292,7 +292,7 @@
             <w:noProof/>
             <w:webHidden/>
           </w:rPr>
-          <w:instrText xml:space="preserve"> PAGEREF _Toc241938603 \h </w:instrText>
+          <w:instrText xml:space="preserve"> PAGEREF _Toc241939370 \h </w:instrText>
         </w:r>
         <w:r>
           <w:rPr>
@@ -333,7 +333,7 @@
           <w:noProof/>
         </w:rPr>
       </w:pPr>
-      <w:hyperlink w:anchor="_Toc241938604" w:history="1">
+      <w:hyperlink w:anchor="_Toc241939371" w:history="1">
         <w:r>
           <w:rPr>
             <w:rStyle w:val="af"/>
@@ -361,7 +361,7 @@
             <w:noProof/>
             <w:webHidden/>
           </w:rPr>
-          <w:instrText xml:space="preserve"> PAGEREF _Toc241938604 \h </w:instrText>
+          <w:instrText xml:space="preserve"> PAGEREF _Toc241939371 \h </w:instrText>
         </w:r>
         <w:r>
           <w:rPr>
@@ -402,7 +402,7 @@
           <w:noProof/>
         </w:rPr>
       </w:pPr>
-      <w:hyperlink w:anchor="_Toc241938605" w:history="1">
+      <w:hyperlink w:anchor="_Toc241939372" w:history="1">
         <w:r>
           <w:rPr>
             <w:rStyle w:val="af"/>
@@ -430,7 +430,7 @@
             <w:noProof/>
             <w:webHidden/>
           </w:rPr>
-          <w:instrText xml:space="preserve"> PAGEREF _Toc241938605 \h </w:instrText>
+          <w:instrText xml:space="preserve"> PAGEREF _Toc241939372 \h </w:instrText>
         </w:r>
         <w:r>
           <w:rPr>
@@ -471,7 +471,7 @@
           <w:noProof/>
         </w:rPr>
       </w:pPr>
-      <w:hyperlink w:anchor="_Toc241938606" w:history="1">
+      <w:hyperlink w:anchor="_Toc241939373" w:history="1">
         <w:r>
           <w:rPr>
             <w:rStyle w:val="af"/>
@@ -499,7 +499,7 @@
             <w:noProof/>
             <w:webHidden/>
           </w:rPr>
-          <w:instrText xml:space="preserve"> PAGEREF _Toc241938606 \h </w:instrText>
+          <w:instrText xml:space="preserve"> PAGEREF _Toc241939373 \h </w:instrText>
         </w:r>
         <w:r>
           <w:rPr>
@@ -540,7 +540,7 @@
           <w:noProof/>
         </w:rPr>
       </w:pPr>
-      <w:hyperlink w:anchor="_Toc241938607" w:history="1">
+      <w:hyperlink w:anchor="_Toc241939374" w:history="1">
         <w:r>
           <w:rPr>
             <w:rStyle w:val="af"/>
@@ -568,7 +568,7 @@
             <w:noProof/>
             <w:webHidden/>
           </w:rPr>
-          <w:instrText xml:space="preserve"> PAGEREF _Toc241938607 \h </w:instrText>
+          <w:instrText xml:space="preserve"> PAGEREF _Toc241939374 \h </w:instrText>
         </w:r>
         <w:r>
           <w:rPr>
@@ -609,7 +609,7 @@
           <w:noProof/>
         </w:rPr>
       </w:pPr>
-      <w:hyperlink w:anchor="_Toc241938608" w:history="1">
+      <w:hyperlink w:anchor="_Toc241939375" w:history="1">
         <w:r>
           <w:rPr>
             <w:rStyle w:val="af"/>
@@ -637,7 +637,7 @@
             <w:noProof/>
             <w:webHidden/>
           </w:rPr>
-          <w:instrText xml:space="preserve"> PAGEREF _Toc241938608 \h </w:instrText>
+          <w:instrText xml:space="preserve"> PAGEREF _Toc241939375 \h </w:instrText>
         </w:r>
         <w:r>
           <w:rPr>
@@ -678,7 +678,7 @@
           <w:noProof/>
         </w:rPr>
       </w:pPr>
-      <w:hyperlink w:anchor="_Toc241938609" w:history="1">
+      <w:hyperlink w:anchor="_Toc241939376" w:history="1">
         <w:r>
           <w:rPr>
             <w:rStyle w:val="af"/>
@@ -706,7 +706,7 @@
             <w:noProof/>
             <w:webHidden/>
           </w:rPr>
-          <w:instrText xml:space="preserve"> PAGEREF _Toc241938609 \h </w:instrText>
+          <w:instrText xml:space="preserve"> PAGEREF _Toc241939376 \h </w:instrText>
         </w:r>
         <w:r>
           <w:rPr>
@@ -747,7 +747,7 @@
           <w:noProof/>
         </w:rPr>
       </w:pPr>
-      <w:hyperlink w:anchor="_Toc241938610" w:history="1">
+      <w:hyperlink w:anchor="_Toc241939377" w:history="1">
         <w:r>
           <w:rPr>
             <w:rStyle w:val="af"/>
@@ -775,7 +775,7 @@
             <w:noProof/>
             <w:webHidden/>
           </w:rPr>
-          <w:instrText xml:space="preserve"> PAGEREF _Toc241938610 \h </w:instrText>
+          <w:instrText xml:space="preserve"> PAGEREF _Toc241939377 \h </w:instrText>
         </w:r>
         <w:r>
           <w:rPr>
@@ -816,7 +816,7 @@
           <w:noProof/>
         </w:rPr>
       </w:pPr>
-      <w:hyperlink w:anchor="_Toc241938611" w:history="1">
+      <w:hyperlink w:anchor="_Toc241939378" w:history="1">
         <w:r>
           <w:rPr>
             <w:rStyle w:val="af"/>
@@ -844,7 +844,7 @@
             <w:noProof/>
             <w:webHidden/>
           </w:rPr>
-          <w:instrText xml:space="preserve"> PAGEREF _Toc241938611 \h </w:instrText>
+          <w:instrText xml:space="preserve"> PAGEREF _Toc241939378 \h </w:instrText>
         </w:r>
         <w:r>
           <w:rPr>
@@ -885,7 +885,7 @@
           <w:noProof/>
         </w:rPr>
       </w:pPr>
-      <w:hyperlink w:anchor="_Toc241938612" w:history="1">
+      <w:hyperlink w:anchor="_Toc241939379" w:history="1">
         <w:r>
           <w:rPr>
             <w:rStyle w:val="af"/>
@@ -913,7 +913,7 @@
             <w:noProof/>
             <w:webHidden/>
           </w:rPr>
-          <w:instrText xml:space="preserve"> PAGEREF _Toc241938612 \h </w:instrText>
+          <w:instrText xml:space="preserve"> PAGEREF _Toc241939379 \h </w:instrText>
         </w:r>
         <w:r>
           <w:rPr>
@@ -954,7 +954,7 @@
           <w:noProof/>
         </w:rPr>
       </w:pPr>
-      <w:hyperlink w:anchor="_Toc241938613" w:history="1">
+      <w:hyperlink w:anchor="_Toc241939380" w:history="1">
         <w:r>
           <w:rPr>
             <w:rStyle w:val="af"/>
@@ -991,7 +991,7 @@
             <w:noProof/>
             <w:webHidden/>
           </w:rPr>
-          <w:instrText xml:space="preserve"> PAGEREF _Toc241938613 \h </w:instrText>
+          <w:instrText xml:space="preserve"> PAGEREF _Toc241939380 \h </w:instrText>
         </w:r>
         <w:r>
           <w:rPr>
@@ -1032,7 +1032,7 @@
           <w:noProof/>
         </w:rPr>
       </w:pPr>
-      <w:hyperlink w:anchor="_Toc241938614" w:history="1">
+      <w:hyperlink w:anchor="_Toc241939381" w:history="1">
         <w:r>
           <w:rPr>
             <w:rStyle w:val="af"/>
@@ -1060,7 +1060,7 @@
             <w:noProof/>
             <w:webHidden/>
           </w:rPr>
-          <w:instrText xml:space="preserve"> PAGEREF _Toc241938614 \h </w:instrText>
+          <w:instrText xml:space="preserve"> PAGEREF _Toc241939381 \h </w:instrText>
         </w:r>
         <w:r>
           <w:rPr>
@@ -1101,7 +1101,7 @@
           <w:noProof/>
         </w:rPr>
       </w:pPr>
-      <w:hyperlink w:anchor="_Toc241938615" w:history="1">
+      <w:hyperlink w:anchor="_Toc241939382" w:history="1">
         <w:r>
           <w:rPr>
             <w:rStyle w:val="af"/>
@@ -1129,7 +1129,7 @@
             <w:noProof/>
             <w:webHidden/>
           </w:rPr>
-          <w:instrText xml:space="preserve"> PAGEREF _Toc241938615 \h </w:instrText>
+          <w:instrText xml:space="preserve"> PAGEREF _Toc241939382 \h </w:instrText>
         </w:r>
         <w:r>
           <w:rPr>
@@ -1170,7 +1170,7 @@
           <w:noProof/>
         </w:rPr>
       </w:pPr>
-      <w:hyperlink w:anchor="_Toc241938616" w:history="1">
+      <w:hyperlink w:anchor="_Toc241939383" w:history="1">
         <w:r>
           <w:rPr>
             <w:rStyle w:val="af"/>
@@ -1198,7 +1198,7 @@
             <w:noProof/>
             <w:webHidden/>
           </w:rPr>
-          <w:instrText xml:space="preserve"> PAGEREF _Toc241938616 \h </w:instrText>
+          <w:instrText xml:space="preserve"> PAGEREF _Toc241939383 \h </w:instrText>
         </w:r>
         <w:r>
           <w:rPr>
@@ -1239,7 +1239,7 @@
           <w:noProof/>
         </w:rPr>
       </w:pPr>
-      <w:hyperlink w:anchor="_Toc241938617" w:history="1">
+      <w:hyperlink w:anchor="_Toc241939384" w:history="1">
         <w:r>
           <w:rPr>
             <w:rStyle w:val="af"/>
@@ -1267,7 +1267,7 @@
             <w:noProof/>
             <w:webHidden/>
           </w:rPr>
-          <w:instrText xml:space="preserve"> PAGEREF _Toc241938617 \h </w:instrText>
+          <w:instrText xml:space="preserve"> PAGEREF _Toc241939384 \h </w:instrText>
         </w:r>
         <w:r>
           <w:rPr>
@@ -1308,7 +1308,7 @@
           <w:noProof/>
         </w:rPr>
       </w:pPr>
-      <w:hyperlink w:anchor="_Toc241938618" w:history="1">
+      <w:hyperlink w:anchor="_Toc241939385" w:history="1">
         <w:r>
           <w:rPr>
             <w:rStyle w:val="af"/>
@@ -1336,76 +1336,7 @@
             <w:noProof/>
             <w:webHidden/>
           </w:rPr>
-          <w:instrText xml:space="preserve"> PAGEREF _Toc241938618 \h </w:instrText>
-        </w:r>
-        <w:r>
-          <w:rPr>
-            <w:noProof/>
-            <w:webHidden/>
-          </w:rPr>
-        </w:r>
-        <w:r>
-          <w:rPr>
-            <w:noProof/>
-            <w:webHidden/>
-          </w:rPr>
-          <w:fldChar w:fldCharType="separate"/>
-        </w:r>
-        <w:r>
-          <w:rPr>
-            <w:noProof/>
-            <w:webHidden/>
-          </w:rPr>
-          <w:t>28</w:t>
-        </w:r>
-        <w:r>
-          <w:rPr>
-            <w:noProof/>
-            <w:webHidden/>
-          </w:rPr>
-          <w:fldChar w:fldCharType="end"/>
-        </w:r>
-      </w:hyperlink>
-    </w:p>
-    <w:p>
-      <w:pPr>
-        <w:pStyle w:val="12"/>
-        <w:tabs>
-          <w:tab w:val="right" w:leader="dot" w:pos="9345"/>
-        </w:tabs>
-        <w:rPr>
-          <w:noProof/>
-        </w:rPr>
-      </w:pPr>
-      <w:hyperlink w:anchor="_Toc241938619" w:history="1">
-        <w:r>
-          <w:rPr>
-            <w:rStyle w:val="af"/>
-            <w:b/>
-            <w:noProof/>
-          </w:rPr>
-          <w:t>ПРИЛОЖЕНИЕ Б</w:t>
-        </w:r>
-        <w:r>
-          <w:rPr>
-            <w:noProof/>
-            <w:webHidden/>
-          </w:rPr>
-          <w:tab/>
-        </w:r>
-        <w:r>
-          <w:rPr>
-            <w:noProof/>
-            <w:webHidden/>
-          </w:rPr>
-          <w:fldChar w:fldCharType="begin"/>
-        </w:r>
-        <w:r>
-          <w:rPr>
-            <w:noProof/>
-            <w:webHidden/>
-          </w:rPr>
-          <w:instrText xml:space="preserve"> PAGEREF _Toc241938619 \h </w:instrText>
+          <w:instrText xml:space="preserve"> PAGEREF _Toc241939385 \h </w:instrText>
         </w:r>
         <w:r>
           <w:rPr>
@@ -1446,7 +1377,76 @@
           <w:noProof/>
         </w:rPr>
       </w:pPr>
-      <w:hyperlink w:anchor="_Toc241938620" w:history="1">
+      <w:hyperlink w:anchor="_Toc241939386" w:history="1">
+        <w:r>
+          <w:rPr>
+            <w:rStyle w:val="af"/>
+            <w:b/>
+            <w:noProof/>
+          </w:rPr>
+          <w:t>ПРИЛОЖЕНИЕ Б</w:t>
+        </w:r>
+        <w:r>
+          <w:rPr>
+            <w:noProof/>
+            <w:webHidden/>
+          </w:rPr>
+          <w:tab/>
+        </w:r>
+        <w:r>
+          <w:rPr>
+            <w:noProof/>
+            <w:webHidden/>
+          </w:rPr>
+          <w:fldChar w:fldCharType="begin"/>
+        </w:r>
+        <w:r>
+          <w:rPr>
+            <w:noProof/>
+            <w:webHidden/>
+          </w:rPr>
+          <w:instrText xml:space="preserve"> PAGEREF _Toc241939386 \h </w:instrText>
+        </w:r>
+        <w:r>
+          <w:rPr>
+            <w:noProof/>
+            <w:webHidden/>
+          </w:rPr>
+        </w:r>
+        <w:r>
+          <w:rPr>
+            <w:noProof/>
+            <w:webHidden/>
+          </w:rPr>
+          <w:fldChar w:fldCharType="separate"/>
+        </w:r>
+        <w:r>
+          <w:rPr>
+            <w:noProof/>
+            <w:webHidden/>
+          </w:rPr>
+          <w:t>30</w:t>
+        </w:r>
+        <w:r>
+          <w:rPr>
+            <w:noProof/>
+            <w:webHidden/>
+          </w:rPr>
+          <w:fldChar w:fldCharType="end"/>
+        </w:r>
+      </w:hyperlink>
+    </w:p>
+    <w:p>
+      <w:pPr>
+        <w:pStyle w:val="12"/>
+        <w:tabs>
+          <w:tab w:val="right" w:leader="dot" w:pos="9345"/>
+        </w:tabs>
+        <w:rPr>
+          <w:noProof/>
+        </w:rPr>
+      </w:pPr>
+      <w:hyperlink w:anchor="_Toc241939387" w:history="1">
         <w:r>
           <w:rPr>
             <w:rStyle w:val="af"/>
@@ -1474,7 +1474,7 @@
             <w:noProof/>
             <w:webHidden/>
           </w:rPr>
-          <w:instrText xml:space="preserve"> PAGEREF _Toc241938620 \h </w:instrText>
+          <w:instrText xml:space="preserve"> PAGEREF _Toc241939387 \h </w:instrText>
         </w:r>
         <w:r>
           <w:rPr>
@@ -1515,7 +1515,7 @@
           <w:noProof/>
         </w:rPr>
       </w:pPr>
-      <w:hyperlink w:anchor="_Toc241938621" w:history="1">
+      <w:hyperlink w:anchor="_Toc241939388" w:history="1">
         <w:r>
           <w:rPr>
             <w:rStyle w:val="af"/>
@@ -1543,7 +1543,7 @@
             <w:noProof/>
             <w:webHidden/>
           </w:rPr>
-          <w:instrText xml:space="preserve"> PAGEREF _Toc241938621 \h </w:instrText>
+          <w:instrText xml:space="preserve"> PAGEREF _Toc241939388 \h </w:instrText>
         </w:r>
         <w:r>
           <w:rPr>
@@ -1584,7 +1584,7 @@
           <w:noProof/>
         </w:rPr>
       </w:pPr>
-      <w:hyperlink w:anchor="_Toc241938622" w:history="1">
+      <w:hyperlink w:anchor="_Toc241939389" w:history="1">
         <w:r>
           <w:rPr>
             <w:rStyle w:val="af"/>
@@ -1612,7 +1612,7 @@
             <w:noProof/>
             <w:webHidden/>
           </w:rPr>
-          <w:instrText xml:space="preserve"> PAGEREF _Toc241938622 \h </w:instrText>
+          <w:instrText xml:space="preserve"> PAGEREF _Toc241939389 \h </w:instrText>
         </w:r>
         <w:r>
           <w:rPr>
@@ -1658,7 +1658,7 @@
         <w:spacing w:before="0" w:after="360" w:line="360" w:lineRule="exact"/>
         <w:ind w:firstLine="709"/>
       </w:pPr>
-      <w:bookmarkStart w:id="1" w:name="_Toc241938603"/>
+      <w:bookmarkStart w:id="1" w:name="_Toc241939370"/>
       <w:r>
         <w:rPr>
           <w:b/>
@@ -1808,7 +1808,7 @@
         <w:ind w:firstLine="709"/>
       </w:pPr>
       <w:bookmarkStart w:id="2" w:name="_b608aa976fc82a0faaf3b83f58c735968afd03b"/>
-      <w:bookmarkStart w:id="3" w:name="_Toc241938604"/>
+      <w:bookmarkStart w:id="3" w:name="_Toc241939371"/>
       <w:bookmarkEnd w:id="0"/>
       <w:r>
         <w:rPr>
@@ -1867,7 +1867,7 @@
         <w:ind w:firstLine="709"/>
       </w:pPr>
       <w:bookmarkStart w:id="4" w:name="_c3cf235f67897fccdd158c7c34ca81091dc06e0"/>
-      <w:bookmarkStart w:id="5" w:name="_Toc241938605"/>
+      <w:bookmarkStart w:id="5" w:name="_Toc241939372"/>
       <w:r>
         <w:rPr>
           <w:b/>
@@ -3599,7 +3599,7 @@
         <w:ind w:firstLine="709"/>
       </w:pPr>
       <w:bookmarkStart w:id="6" w:name="_6c38f46d6252626ee19bec51dca515ea8eb3483"/>
-      <w:bookmarkStart w:id="7" w:name="_Toc241938606"/>
+      <w:bookmarkStart w:id="7" w:name="_Toc241939373"/>
       <w:bookmarkEnd w:id="4"/>
       <w:r>
         <w:rPr>
@@ -6369,7 +6369,7 @@
         </w:rPr>
         <w:lastRenderedPageBreak/>
         <w:drawing>
-          <wp:inline distT="0" distB="0" distL="0" distR="0" wp14:anchorId="66809722" wp14:editId="6E32DD73">
+          <wp:inline distT="0" distB="0" distL="0" distR="0" wp14:anchorId="3E9FDE7C" wp14:editId="16271ACF">
             <wp:extent cx="5334000" cy="3122341"/>
             <wp:effectExtent l="0" t="0" r="0" b="0"/>
             <wp:docPr id="12" name="Picture"/>
@@ -6633,7 +6633,7 @@
         <w:ind w:firstLine="709"/>
       </w:pPr>
       <w:bookmarkStart w:id="8" w:name="_e6ba0285e0e0ccc17e7a33a4e535fa387865e88"/>
-      <w:bookmarkStart w:id="9" w:name="_Toc241938607"/>
+      <w:bookmarkStart w:id="9" w:name="_Toc241939374"/>
       <w:bookmarkEnd w:id="6"/>
       <w:r>
         <w:rPr>
@@ -9046,7 +9046,7 @@
         <w:ind w:firstLine="709"/>
       </w:pPr>
       <w:bookmarkStart w:id="10" w:name="_b8f6f14603ee9e71fb2e4d1c108750035f950c7"/>
-      <w:bookmarkStart w:id="11" w:name="_Toc241938608"/>
+      <w:bookmarkStart w:id="11" w:name="_Toc241939375"/>
       <w:bookmarkEnd w:id="8"/>
       <w:r>
         <w:rPr>
@@ -12028,7 +12028,7 @@
           <w:sz w:val="28"/>
         </w:rPr>
         <w:drawing>
-          <wp:inline distT="0" distB="0" distL="0" distR="0" wp14:anchorId="30666669" wp14:editId="637397B2">
+          <wp:inline distT="0" distB="0" distL="0" distR="0" wp14:anchorId="753C2FEB" wp14:editId="21073778">
             <wp:extent cx="5334000" cy="3187390"/>
             <wp:effectExtent l="0" t="0" r="0" b="0"/>
             <wp:docPr id="17" name="Picture"/>
@@ -12575,7 +12575,7 @@
         <w:ind w:firstLine="709"/>
       </w:pPr>
       <w:bookmarkStart w:id="12" w:name="_823200a59a4cf40c51f7f0e02566c010f838ed7"/>
-      <w:bookmarkStart w:id="13" w:name="_Toc241938609"/>
+      <w:bookmarkStart w:id="13" w:name="_Toc241939376"/>
       <w:bookmarkEnd w:id="10"/>
       <w:r>
         <w:rPr>
@@ -13285,7 +13285,7 @@
         </w:rPr>
         <w:lastRenderedPageBreak/>
         <w:drawing>
-          <wp:inline distT="0" distB="0" distL="0" distR="0" wp14:anchorId="648F616D" wp14:editId="6B9983AA">
+          <wp:inline distT="0" distB="0" distL="0" distR="0" wp14:anchorId="2CE7BC0E" wp14:editId="5126272C">
             <wp:extent cx="5334000" cy="2862146"/>
             <wp:effectExtent l="0" t="0" r="0" b="0"/>
             <wp:docPr id="21" name="Picture"/>
@@ -13380,7 +13380,7 @@
         <w:ind w:firstLine="709"/>
       </w:pPr>
       <w:bookmarkStart w:id="14" w:name="_9d579ff3219dd0c08e87cdba2a2a6d1ef61e3cc"/>
-      <w:bookmarkStart w:id="15" w:name="_Toc241938610"/>
+      <w:bookmarkStart w:id="15" w:name="_Toc241939377"/>
       <w:bookmarkEnd w:id="12"/>
       <w:r>
         <w:rPr>
@@ -15294,7 +15294,7 @@
         <w:ind w:firstLine="709"/>
       </w:pPr>
       <w:bookmarkStart w:id="16" w:name="_8be076d9797953e124cfe81356f035b108674c3"/>
-      <w:bookmarkStart w:id="17" w:name="_Toc241938611"/>
+      <w:bookmarkStart w:id="17" w:name="_Toc241939378"/>
       <w:bookmarkEnd w:id="14"/>
       <w:r>
         <w:rPr>
@@ -17971,7 +17971,7 @@
         <w:ind w:firstLine="709"/>
       </w:pPr>
       <w:bookmarkStart w:id="18" w:name="_0ab5b5274b575dfb9e5e85d7a9a12b82683e52c"/>
-      <w:bookmarkStart w:id="19" w:name="_Toc241938612"/>
+      <w:bookmarkStart w:id="19" w:name="_Toc241939379"/>
       <w:bookmarkEnd w:id="16"/>
       <w:r>
         <w:rPr>
@@ -25069,7 +25069,7 @@
         </w:rPr>
         <w:lastRenderedPageBreak/>
         <w:drawing>
-          <wp:inline distT="0" distB="0" distL="0" distR="0" wp14:anchorId="7B5CEE44" wp14:editId="372D9AEB">
+          <wp:inline distT="0" distB="0" distL="0" distR="0" wp14:anchorId="3FB9A4C4" wp14:editId="4FF2CE9D">
             <wp:extent cx="5334000" cy="2471853"/>
             <wp:effectExtent l="0" t="0" r="0" b="0"/>
             <wp:docPr id="27" name="Picture"/>
@@ -26680,7 +26680,7 @@
         <w:ind w:firstLine="709"/>
       </w:pPr>
       <w:bookmarkStart w:id="20" w:name="_79cbfa74df5b3f3beef1cd24c3ad9f089a58d7a"/>
-      <w:bookmarkStart w:id="21" w:name="_Toc241938613"/>
+      <w:bookmarkStart w:id="21" w:name="_Toc241939380"/>
       <w:bookmarkEnd w:id="18"/>
       <w:r>
         <w:rPr>
@@ -28165,7 +28165,7 @@
         <w:ind w:firstLine="709"/>
       </w:pPr>
       <w:bookmarkStart w:id="22" w:name="_339ae803435bd6b9a653c2b18dadc62dc9ad8e7"/>
-      <w:bookmarkStart w:id="23" w:name="_Toc241938614"/>
+      <w:bookmarkStart w:id="23" w:name="_Toc241939381"/>
       <w:bookmarkEnd w:id="20"/>
       <w:r>
         <w:rPr>
@@ -28354,7 +28354,7 @@
         <w:ind w:firstLine="709"/>
       </w:pPr>
       <w:bookmarkStart w:id="24" w:name="_1bfdad9d2d88ddb6ca16c31c1d4d4943679f32f"/>
-      <w:bookmarkStart w:id="25" w:name="_Toc241938615"/>
+      <w:bookmarkStart w:id="25" w:name="_Toc241939382"/>
       <w:bookmarkEnd w:id="22"/>
       <w:bookmarkEnd w:id="2"/>
       <w:r>
@@ -28575,7 +28575,7 @@
         <w:jc w:val="center"/>
       </w:pPr>
       <w:bookmarkStart w:id="26" w:name="_выводы"/>
-      <w:bookmarkStart w:id="27" w:name="_Toc241938616"/>
+      <w:bookmarkStart w:id="27" w:name="_Toc241939383"/>
       <w:bookmarkEnd w:id="24"/>
       <w:r>
         <w:rPr>
@@ -28836,7 +28836,7 @@
         <w:jc w:val="center"/>
       </w:pPr>
       <w:bookmarkStart w:id="28" w:name="_274f6a444530ef90b0479dabf3d210f01e97699"/>
-      <w:bookmarkStart w:id="29" w:name="_Toc241938617"/>
+      <w:bookmarkStart w:id="29" w:name="_Toc241939384"/>
       <w:bookmarkEnd w:id="26"/>
       <w:r>
         <w:rPr>
@@ -30856,6 +30856,504 @@
     </w:p>
     <w:p>
       <w:pPr>
+        <w:pStyle w:val="FirstParagraph"/>
+        <w:numPr>
+          <w:ilvl w:val="0"/>
+          <w:numId w:val="3"/>
+        </w:numPr>
+        <w:spacing w:before="0" w:after="0" w:line="360" w:lineRule="exact"/>
+        <w:ind w:left="709" w:hanging="425"/>
+        <w:jc w:val="both"/>
+      </w:pPr>
+      <w:r>
+        <w:rPr>
+          <w:i/>
+          <w:sz w:val="28"/>
+        </w:rPr>
+        <w:t>EU-Startups</w:t>
+      </w:r>
+      <w:r>
+        <w:rPr>
+          <w:sz w:val="28"/>
+        </w:rPr>
+        <w:t xml:space="preserve">. </w:t>
+      </w:r>
+      <w:r>
+        <w:rPr>
+          <w:i/>
+          <w:sz w:val="28"/>
+        </w:rPr>
+        <w:t>Berlin-based</w:t>
+      </w:r>
+      <w:r>
+        <w:rPr>
+          <w:sz w:val="28"/>
+        </w:rPr>
+        <w:t xml:space="preserve"> </w:t>
+      </w:r>
+      <w:r>
+        <w:rPr>
+          <w:i/>
+          <w:sz w:val="28"/>
+        </w:rPr>
+        <w:t>Rows</w:t>
+      </w:r>
+      <w:r>
+        <w:rPr>
+          <w:sz w:val="28"/>
+        </w:rPr>
+        <w:t xml:space="preserve"> </w:t>
+      </w:r>
+      <w:r>
+        <w:rPr>
+          <w:i/>
+          <w:sz w:val="28"/>
+        </w:rPr>
+        <w:t>rais</w:t>
+      </w:r>
+      <w:r>
+        <w:rPr>
+          <w:i/>
+          <w:sz w:val="28"/>
+        </w:rPr>
+        <w:t>es</w:t>
+      </w:r>
+      <w:r>
+        <w:rPr>
+          <w:sz w:val="28"/>
+        </w:rPr>
+        <w:t xml:space="preserve"> 8 </w:t>
+      </w:r>
+      <w:r>
+        <w:rPr>
+          <w:i/>
+          <w:sz w:val="28"/>
+        </w:rPr>
+        <w:t>million</w:t>
+      </w:r>
+      <w:r>
+        <w:rPr>
+          <w:sz w:val="28"/>
+        </w:rPr>
+        <w:t xml:space="preserve"> </w:t>
+      </w:r>
+      <w:r>
+        <w:rPr>
+          <w:i/>
+          <w:sz w:val="28"/>
+        </w:rPr>
+        <w:t>euros</w:t>
+      </w:r>
+      <w:r>
+        <w:rPr>
+          <w:sz w:val="28"/>
+        </w:rPr>
+        <w:t xml:space="preserve"> </w:t>
+      </w:r>
+      <w:r>
+        <w:rPr>
+          <w:i/>
+          <w:sz w:val="28"/>
+        </w:rPr>
+        <w:t>to</w:t>
+      </w:r>
+      <w:r>
+        <w:rPr>
+          <w:sz w:val="28"/>
+        </w:rPr>
+        <w:t xml:space="preserve"> </w:t>
+      </w:r>
+      <w:r>
+        <w:rPr>
+          <w:i/>
+          <w:sz w:val="28"/>
+        </w:rPr>
+        <w:t>spread</w:t>
+      </w:r>
+      <w:r>
+        <w:rPr>
+          <w:sz w:val="28"/>
+        </w:rPr>
+        <w:t xml:space="preserve"> </w:t>
+      </w:r>
+      <w:r>
+        <w:rPr>
+          <w:i/>
+          <w:sz w:val="28"/>
+        </w:rPr>
+        <w:t>AI-powered</w:t>
+      </w:r>
+      <w:r>
+        <w:rPr>
+          <w:sz w:val="28"/>
+        </w:rPr>
+        <w:t xml:space="preserve"> </w:t>
+      </w:r>
+      <w:r>
+        <w:rPr>
+          <w:i/>
+          <w:sz w:val="28"/>
+        </w:rPr>
+        <w:t>spreadsheets</w:t>
+      </w:r>
+      <w:r>
+        <w:rPr>
+          <w:sz w:val="28"/>
+        </w:rPr>
+        <w:t xml:space="preserve"> </w:t>
+      </w:r>
+      <w:r>
+        <w:rPr>
+          <w:i/>
+          <w:sz w:val="28"/>
+        </w:rPr>
+        <w:t>around</w:t>
+      </w:r>
+      <w:r>
+        <w:rPr>
+          <w:sz w:val="28"/>
+        </w:rPr>
+        <w:t xml:space="preserve"> </w:t>
+      </w:r>
+      <w:r>
+        <w:rPr>
+          <w:i/>
+          <w:sz w:val="28"/>
+        </w:rPr>
+        <w:t>the</w:t>
+      </w:r>
+      <w:r>
+        <w:rPr>
+          <w:sz w:val="28"/>
+        </w:rPr>
+        <w:t xml:space="preserve"> </w:t>
+      </w:r>
+      <w:r>
+        <w:rPr>
+          <w:i/>
+          <w:sz w:val="28"/>
+        </w:rPr>
+        <w:t>world</w:t>
+      </w:r>
+      <w:r>
+        <w:rPr>
+          <w:sz w:val="28"/>
+        </w:rPr>
+        <w:t xml:space="preserve"> [Электронный ресурс]. – Режим доступа: https://www.eu-startups.com/2024/05/berlin-based-rows-raises-e8-million-to-spread-ai-powered-spreadsheets-around-the-world/. – Дата доступа: 03.10.2026.</w:t>
+      </w:r>
+    </w:p>
+    <w:p>
+      <w:pPr>
+        <w:pStyle w:val="FirstParagraph"/>
+        <w:numPr>
+          <w:ilvl w:val="0"/>
+          <w:numId w:val="3"/>
+        </w:numPr>
+        <w:spacing w:before="0" w:after="0" w:line="360" w:lineRule="exact"/>
+        <w:ind w:left="709" w:hanging="425"/>
+        <w:jc w:val="both"/>
+      </w:pPr>
+      <w:r>
+        <w:rPr>
+          <w:i/>
+          <w:sz w:val="28"/>
+        </w:rPr>
+        <w:t>Starter</w:t>
+      </w:r>
+      <w:r>
+        <w:rPr>
+          <w:sz w:val="28"/>
+        </w:rPr>
+        <w:t xml:space="preserve"> </w:t>
+      </w:r>
+      <w:r>
+        <w:rPr>
+          <w:i/>
+          <w:sz w:val="28"/>
+        </w:rPr>
+        <w:t>Story</w:t>
+      </w:r>
+      <w:r>
+        <w:rPr>
+          <w:sz w:val="28"/>
+        </w:rPr>
+        <w:t xml:space="preserve">. </w:t>
+      </w:r>
+      <w:r>
+        <w:rPr>
+          <w:i/>
+          <w:sz w:val="28"/>
+        </w:rPr>
+        <w:t>I</w:t>
+      </w:r>
+      <w:r>
+        <w:rPr>
+          <w:sz w:val="28"/>
+        </w:rPr>
+        <w:t xml:space="preserve"> </w:t>
+      </w:r>
+      <w:r>
+        <w:rPr>
+          <w:i/>
+          <w:sz w:val="28"/>
+        </w:rPr>
+        <w:t>Turned</w:t>
+      </w:r>
+      <w:r>
+        <w:rPr>
+          <w:sz w:val="28"/>
+        </w:rPr>
+        <w:t xml:space="preserve"> </w:t>
+      </w:r>
+      <w:r>
+        <w:rPr>
+          <w:i/>
+          <w:sz w:val="28"/>
+        </w:rPr>
+        <w:t>My</w:t>
+      </w:r>
+      <w:r>
+        <w:rPr>
+          <w:sz w:val="28"/>
+        </w:rPr>
+        <w:t xml:space="preserve"> </w:t>
+      </w:r>
+      <w:r>
+        <w:rPr>
+          <w:i/>
+          <w:sz w:val="28"/>
+        </w:rPr>
+        <w:t>Side</w:t>
+      </w:r>
+      <w:r>
+        <w:rPr>
+          <w:sz w:val="28"/>
+        </w:rPr>
+        <w:t xml:space="preserve"> </w:t>
+      </w:r>
+      <w:r>
+        <w:rPr>
+          <w:i/>
+          <w:sz w:val="28"/>
+        </w:rPr>
+        <w:t>Project</w:t>
+      </w:r>
+      <w:r>
+        <w:rPr>
+          <w:sz w:val="28"/>
+        </w:rPr>
+        <w:t xml:space="preserve"> </w:t>
+      </w:r>
+      <w:r>
+        <w:rPr>
+          <w:i/>
+          <w:sz w:val="28"/>
+        </w:rPr>
+        <w:t>into</w:t>
+      </w:r>
+      <w:r>
+        <w:rPr>
+          <w:sz w:val="28"/>
+        </w:rPr>
+        <w:t xml:space="preserve"> </w:t>
+      </w:r>
+      <w:r>
+        <w:rPr>
+          <w:i/>
+          <w:sz w:val="28"/>
+        </w:rPr>
+        <w:t>a</w:t>
+      </w:r>
+      <w:r>
+        <w:rPr>
+          <w:sz w:val="28"/>
+        </w:rPr>
+        <w:t xml:space="preserve"> $26K/Month </w:t>
+      </w:r>
+      <w:r>
+        <w:rPr>
+          <w:i/>
+          <w:sz w:val="28"/>
+        </w:rPr>
+        <w:t>SaaS</w:t>
+      </w:r>
+      <w:r>
+        <w:rPr>
+          <w:sz w:val="28"/>
+        </w:rPr>
+        <w:t xml:space="preserve"> </w:t>
+      </w:r>
+      <w:r>
+        <w:rPr>
+          <w:i/>
+          <w:sz w:val="28"/>
+        </w:rPr>
+        <w:t>Tool</w:t>
+      </w:r>
+      <w:r>
+        <w:rPr>
+          <w:sz w:val="28"/>
+        </w:rPr>
+        <w:t xml:space="preserve"> (</w:t>
+      </w:r>
+      <w:r>
+        <w:rPr>
+          <w:i/>
+          <w:sz w:val="28"/>
+        </w:rPr>
+        <w:t>Formula</w:t>
+      </w:r>
+      <w:r>
+        <w:rPr>
+          <w:sz w:val="28"/>
+        </w:rPr>
+        <w:t xml:space="preserve"> </w:t>
+      </w:r>
+      <w:r>
+        <w:rPr>
+          <w:i/>
+          <w:sz w:val="28"/>
+        </w:rPr>
+        <w:t>Bot</w:t>
+      </w:r>
+      <w:r>
+        <w:rPr>
+          <w:sz w:val="28"/>
+        </w:rPr>
+        <w:t>) [Электронный ресурс]. – Режим доступа: https://www.starterstory.com/stories/excelformulabot. – Дата доступа: 03.10.2026.</w:t>
+      </w:r>
+    </w:p>
+    <w:p>
+      <w:pPr>
+        <w:pStyle w:val="FirstParagraph"/>
+        <w:numPr>
+          <w:ilvl w:val="0"/>
+          <w:numId w:val="3"/>
+        </w:numPr>
+        <w:spacing w:before="0" w:after="0" w:line="360" w:lineRule="exact"/>
+        <w:ind w:left="709" w:hanging="425"/>
+        <w:jc w:val="both"/>
+      </w:pPr>
+      <w:r>
+        <w:rPr>
+          <w:i/>
+          <w:sz w:val="28"/>
+        </w:rPr>
+        <w:t>PitchBook</w:t>
+      </w:r>
+      <w:r>
+        <w:rPr>
+          <w:sz w:val="28"/>
+        </w:rPr>
+        <w:t xml:space="preserve">. </w:t>
+      </w:r>
+      <w:r>
+        <w:rPr>
+          <w:i/>
+          <w:sz w:val="28"/>
+        </w:rPr>
+        <w:t>Numerous.ai</w:t>
+      </w:r>
+      <w:r>
+        <w:rPr>
+          <w:sz w:val="28"/>
+        </w:rPr>
+        <w:t xml:space="preserve"> 2026 </w:t>
+      </w:r>
+      <w:r>
+        <w:rPr>
+          <w:i/>
+          <w:sz w:val="28"/>
+        </w:rPr>
+        <w:t>Company</w:t>
+      </w:r>
+      <w:r>
+        <w:rPr>
+          <w:sz w:val="28"/>
+        </w:rPr>
+        <w:t xml:space="preserve"> </w:t>
+      </w:r>
+      <w:r>
+        <w:rPr>
+          <w:i/>
+          <w:sz w:val="28"/>
+        </w:rPr>
+        <w:t>Profile</w:t>
+      </w:r>
+      <w:r>
+        <w:rPr>
+          <w:sz w:val="28"/>
+        </w:rPr>
+        <w:t xml:space="preserve">: </w:t>
+      </w:r>
+      <w:r>
+        <w:rPr>
+          <w:i/>
+          <w:sz w:val="28"/>
+        </w:rPr>
+        <w:t>Valuation</w:t>
+      </w:r>
+      <w:r>
+        <w:rPr>
+          <w:sz w:val="28"/>
+        </w:rPr>
+        <w:t xml:space="preserve">, </w:t>
+      </w:r>
+      <w:r>
+        <w:rPr>
+          <w:i/>
+          <w:sz w:val="28"/>
+        </w:rPr>
+        <w:t>Funding</w:t>
+      </w:r>
+      <w:r>
+        <w:rPr>
+          <w:sz w:val="28"/>
+        </w:rPr>
+        <w:t xml:space="preserve"> </w:t>
+      </w:r>
+      <w:r>
+        <w:rPr>
+          <w:i/>
+          <w:sz w:val="28"/>
+        </w:rPr>
+        <w:t>and</w:t>
+      </w:r>
+      <w:r>
+        <w:rPr>
+          <w:sz w:val="28"/>
+        </w:rPr>
+        <w:t xml:space="preserve"> </w:t>
+      </w:r>
+      <w:r>
+        <w:rPr>
+          <w:i/>
+          <w:sz w:val="28"/>
+        </w:rPr>
+        <w:t>Investors</w:t>
+      </w:r>
+      <w:r>
+        <w:rPr>
+          <w:sz w:val="28"/>
+        </w:rPr>
+        <w:t xml:space="preserve"> [Электронный ресурс]. – Режим доступа:</w:t>
+      </w:r>
+      <w:r>
+        <w:rPr>
+          <w:sz w:val="28"/>
+        </w:rPr>
+        <w:t xml:space="preserve"> </w:t>
+      </w:r>
+      <w:r>
+        <w:rPr>
+          <w:sz w:val="28"/>
+        </w:rPr>
+        <w:lastRenderedPageBreak/>
+        <w:t>https://pitchbook.com/profiles/company/522717-76. – Дата доступа: 03.10.2026.</w:t>
+      </w:r>
+    </w:p>
+    <w:p>
+      <w:pPr>
         <w:pStyle w:val="1"/>
         <w:keepNext w:val="0"/>
         <w:pageBreakBefore/>
@@ -30863,7 +31361,7 @@
         <w:jc w:val="center"/>
       </w:pPr>
       <w:bookmarkStart w:id="30" w:name="_3d74faf1500c1b2a4a8bfa8e0e37c74206ce73d"/>
-      <w:bookmarkStart w:id="31" w:name="_Toc241938618"/>
+      <w:bookmarkStart w:id="31" w:name="_Toc241939385"/>
       <w:bookmarkEnd w:id="28"/>
       <w:r>
         <w:rPr>
@@ -31604,7 +32102,7 @@
         <w:jc w:val="center"/>
       </w:pPr>
       <w:bookmarkStart w:id="32" w:name="_d684f183eb868ee4ace295916bed2e6be64d16e"/>
-      <w:bookmarkStart w:id="33" w:name="_Toc241938619"/>
+      <w:bookmarkStart w:id="33" w:name="_Toc241939386"/>
       <w:bookmarkEnd w:id="30"/>
       <w:r>
         <w:rPr>
@@ -31638,7 +32136,14 @@
           <w:b/>
           <w:sz w:val="28"/>
         </w:rPr>
-        <w:t>Данные, которые необходимо доснять</w:t>
+        <w:t xml:space="preserve">Данные, </w:t>
+      </w:r>
+      <w:r>
+        <w:rPr>
+          <w:b/>
+          <w:sz w:val="28"/>
+        </w:rPr>
+        <w:t>которые необходимо доснять</w:t>
       </w:r>
     </w:p>
     <w:p>
@@ -31679,7 +32184,13 @@
         <w:rPr>
           <w:sz w:val="28"/>
         </w:rPr>
-        <w:t>Таблица 22 – Перечень данных, требующих получения или уточнения</w:t>
+        <w:t>Таблица 22 – Перечень данных, требующих получения или уточ</w:t>
+      </w:r>
+      <w:r>
+        <w:rPr>
+          <w:sz w:val="28"/>
+        </w:rPr>
+        <w:t>нения</w:t>
       </w:r>
     </w:p>
     <w:tbl>
@@ -31852,91 +32363,7 @@
               <w:rPr>
                 <w:sz w:val="24"/>
               </w:rPr>
-              <w:t xml:space="preserve">Недоступные страницы сайтов (безопасность </w:t>
-            </w:r>
-            <w:r>
-              <w:rPr>
-                <w:i/>
-                <w:sz w:val="24"/>
-              </w:rPr>
-              <w:t>Shortcut</w:t>
-            </w:r>
-            <w:r>
-              <w:rPr>
-                <w:sz w:val="24"/>
-              </w:rPr>
-              <w:t xml:space="preserve">, </w:t>
-            </w:r>
-            <w:r>
-              <w:rPr>
-                <w:i/>
-                <w:sz w:val="24"/>
-              </w:rPr>
-              <w:t>PerfectXL</w:t>
-            </w:r>
-            <w:r>
-              <w:rPr>
-                <w:sz w:val="24"/>
-              </w:rPr>
-              <w:t xml:space="preserve">, </w:t>
-            </w:r>
-            <w:r>
-              <w:rPr>
-                <w:i/>
-                <w:sz w:val="24"/>
-              </w:rPr>
-              <w:t>Datarails</w:t>
-            </w:r>
-            <w:r>
-              <w:rPr>
-                <w:sz w:val="24"/>
-              </w:rPr>
-              <w:t xml:space="preserve">, </w:t>
-            </w:r>
-            <w:r>
-              <w:rPr>
-                <w:i/>
-                <w:sz w:val="24"/>
-              </w:rPr>
-              <w:t>Numerous.ai</w:t>
-            </w:r>
-            <w:r>
-              <w:rPr>
-                <w:sz w:val="24"/>
-              </w:rPr>
-              <w:t xml:space="preserve">; пробный период </w:t>
-            </w:r>
-            <w:r>
-              <w:rPr>
-                <w:i/>
-                <w:sz w:val="24"/>
-              </w:rPr>
-              <w:t>PerfectXL</w:t>
-            </w:r>
-            <w:r>
-              <w:rPr>
-                <w:sz w:val="24"/>
-              </w:rPr>
-              <w:t xml:space="preserve">; интеграции </w:t>
-            </w:r>
-            <w:r>
-              <w:rPr>
-                <w:i/>
-                <w:sz w:val="24"/>
-              </w:rPr>
-              <w:t>DataSnipper</w:t>
-            </w:r>
-            <w:r>
-              <w:rPr>
-                <w:sz w:val="24"/>
-              </w:rPr>
-              <w:t xml:space="preserve">); </w:t>
-            </w:r>
-            <w:r>
-              <w:rPr>
-                <w:sz w:val="24"/>
-              </w:rPr>
-              <w:t>остальные 9 страниц просмотрены 03.10.2026 (приложение Д)</w:t>
+              <w:t>Страницы регистрации и оплаты внутри личных кабинетов конкурентов; безопасность, цены, пробный период и интеграции просмотрены 03.10.2026 (приложение Д)</w:t>
             </w:r>
           </w:p>
         </w:tc>
@@ -32134,13 +32561,7 @@
               <w:rPr>
                 <w:sz w:val="24"/>
               </w:rPr>
-              <w:t>оценки третьих сторон на</w:t>
-            </w:r>
-            <w:r>
-              <w:rPr>
-                <w:sz w:val="24"/>
-              </w:rPr>
-              <w:t>йдены (приложение Д ЛР2-3, низкая надежность); точные цены - запросом прайса или демо</w:t>
+              <w:t>оценки третьих сторон найдены (приложение Д ЛР2-3, низкая надежность); точные цены - запросом прайса или демо</w:t>
             </w:r>
           </w:p>
         </w:tc>
@@ -32222,7 +32643,13 @@
               <w:rPr>
                 <w:sz w:val="24"/>
               </w:rPr>
-              <w:t>аудитория студентки</w:t>
+              <w:t>аудитори</w:t>
+            </w:r>
+            <w:r>
+              <w:rPr>
+                <w:sz w:val="24"/>
+              </w:rPr>
+              <w:t>я студентки</w:t>
             </w:r>
           </w:p>
         </w:tc>
@@ -32241,13 +32668,7 @@
               <w:rPr>
                 <w:sz w:val="24"/>
               </w:rPr>
-              <w:t>анкета функциональных и дисфункциональных вопросов; пока использованы модельные дан</w:t>
-            </w:r>
-            <w:r>
-              <w:rPr>
-                <w:sz w:val="24"/>
-              </w:rPr>
-              <w:t>ные (приложение Г)</w:t>
+              <w:t>анкета функциональных и дисфункциональных вопросов; пока использованы модельные данные (приложение Г)</w:t>
             </w:r>
           </w:p>
         </w:tc>
@@ -32425,7 +32846,6 @@
               <w:rPr>
                 <w:sz w:val="24"/>
               </w:rPr>
-              <w:lastRenderedPageBreak/>
               <w:t>5</w:t>
             </w:r>
           </w:p>
@@ -32562,7 +32982,13 @@
               <w:rPr>
                 <w:sz w:val="24"/>
               </w:rPr>
-              <w:t xml:space="preserve"> (приложение Д); для </w:t>
+              <w:t xml:space="preserve"> (пр</w:t>
+            </w:r>
+            <w:r>
+              <w:rPr>
+                <w:sz w:val="24"/>
+              </w:rPr>
+              <w:t xml:space="preserve">иложение Д); для </w:t>
             </w:r>
             <w:r>
               <w:rPr>
@@ -32649,7 +33075,7 @@
         <w:jc w:val="center"/>
       </w:pPr>
       <w:bookmarkStart w:id="34" w:name="_cb59224a7032ef66ab429e7df9b4e4c597bc187"/>
-      <w:bookmarkStart w:id="35" w:name="_Toc241938620"/>
+      <w:bookmarkStart w:id="35" w:name="_Toc241939387"/>
       <w:bookmarkEnd w:id="32"/>
       <w:r>
         <w:rPr>
@@ -32697,13 +33123,7 @@
         <w:rPr>
           <w:sz w:val="28"/>
         </w:rPr>
-        <w:t>В шаблонах выявлены ошибки и ограничения совместимости; ниже перечислено, что исправлен</w:t>
-      </w:r>
-      <w:r>
-        <w:rPr>
-          <w:sz w:val="28"/>
-        </w:rPr>
-        <w:t>о в рабочих копиях. Оригиналы не менялись.</w:t>
+        <w:t>В шаблонах выявлены ошибки и ограничения совместимости; ниже перечислено, что исправлено в рабочих копиях. Оригиналы не менялись.</w:t>
       </w:r>
     </w:p>
     <w:p>
@@ -33401,7 +33821,7 @@
         <w:jc w:val="center"/>
       </w:pPr>
       <w:bookmarkStart w:id="36" w:name="_c34bf756927ff692ee086e018f9b8545647766e"/>
-      <w:bookmarkStart w:id="37" w:name="_Toc241938621"/>
+      <w:bookmarkStart w:id="37" w:name="_Toc241939388"/>
       <w:bookmarkEnd w:id="34"/>
       <w:r>
         <w:rPr>
@@ -35740,13 +36160,13 @@
         <w:rPr>
           <w:sz w:val="28"/>
         </w:rPr>
-        <w:t>-пояснения и подсказки», «Ср</w:t>
-      </w:r>
-      <w:r>
-        <w:rPr>
-          <w:sz w:val="28"/>
-        </w:rPr>
-        <w:t>авнение версий файлов».</w:t>
+        <w:t xml:space="preserve">-пояснения и </w:t>
+      </w:r>
+      <w:r>
+        <w:rPr>
+          <w:sz w:val="28"/>
+        </w:rPr>
+        <w:t>подсказки», «Сравнение версий файлов».</w:t>
       </w:r>
     </w:p>
     <w:p>
@@ -35773,7 +36193,13 @@
         <w:rPr>
           <w:sz w:val="28"/>
         </w:rPr>
-        <w:t xml:space="preserve"> заменяется, а модальные категории и коэффициенты пересчитываются тем же скриптом; категории в листе 04_Кано книги корректируются по результату.</w:t>
+        <w:t xml:space="preserve"> заменяется, а модальные категории и коэффициенты пересчитываются тем же скриптом; категории в листе 04_Кано книги корректируются по </w:t>
+      </w:r>
+      <w:r>
+        <w:rPr>
+          <w:sz w:val="28"/>
+        </w:rPr>
+        <w:t>результату.</w:t>
       </w:r>
     </w:p>
     <w:p>
@@ -35785,7 +36211,7 @@
         <w:jc w:val="center"/>
       </w:pPr>
       <w:bookmarkStart w:id="38" w:name="_fced6403ae4a6291124e2bc0068517b8abae511"/>
-      <w:bookmarkStart w:id="39" w:name="_Toc241938622"/>
+      <w:bookmarkStart w:id="39" w:name="_Toc241939389"/>
       <w:bookmarkEnd w:id="36"/>
       <w:r>
         <w:rPr>
@@ -35793,14 +36219,7 @@
           <w:sz w:val="28"/>
         </w:rPr>
         <w:lastRenderedPageBreak/>
-        <w:t>ПРИ</w:t>
-      </w:r>
-      <w:r>
-        <w:rPr>
-          <w:b/>
-          <w:sz w:val="28"/>
-        </w:rPr>
-        <w:t>ЛОЖЕНИЕ Д</w:t>
+        <w:t>ПРИЛОЖЕНИЕ Д</w:t>
       </w:r>
       <w:bookmarkEnd w:id="39"/>
     </w:p>
@@ -35866,13 +36285,13 @@
         <w:rPr>
           <w:sz w:val="28"/>
         </w:rPr>
-        <w:t xml:space="preserve">, доступ к которым требует личного аккаунта, финансирование и размер компаний найдены в новостях и пресс-релизах 03.10.2026. Значения справочные и в </w:t>
-      </w:r>
-      <w:r>
-        <w:rPr>
-          <w:sz w:val="28"/>
-        </w:rPr>
-        <w:t>расчетах баллов ЛР5 не использовались.</w:t>
+        <w:t xml:space="preserve">, доступ к которым требует личного аккаунта, финансирование и размер компаний найдены в новостях и пресс-релизах 03.10.2026. Значения </w:t>
+      </w:r>
+      <w:r>
+        <w:rPr>
+          <w:sz w:val="28"/>
+        </w:rPr>
+        <w:t>справочные и в расчетах баллов ЛР5 не использовались.</w:t>
       </w:r>
     </w:p>
     <w:p>
@@ -35919,11 +36338,11 @@
         <w:tblLook w:val="0020" w:firstRow="1" w:lastRow="0" w:firstColumn="0" w:lastColumn="0" w:noHBand="0" w:noVBand="0"/>
       </w:tblPr>
       <w:tblGrid>
-        <w:gridCol w:w="1629"/>
-        <w:gridCol w:w="1852"/>
-        <w:gridCol w:w="2424"/>
-        <w:gridCol w:w="1123"/>
-        <w:gridCol w:w="2327"/>
+        <w:gridCol w:w="1618"/>
+        <w:gridCol w:w="1849"/>
+        <w:gridCol w:w="2455"/>
+        <w:gridCol w:w="1122"/>
+        <w:gridCol w:w="2311"/>
       </w:tblGrid>
       <w:tr>
         <w:trPr>
@@ -35934,7 +36353,7 @@
         </w:trPr>
         <w:tc>
           <w:tcPr>
-            <w:tcW w:w="1629" w:type="dxa"/>
+            <w:tcW w:w="1617" w:type="dxa"/>
             <w:vAlign w:val="center"/>
           </w:tcPr>
           <w:p>
@@ -35954,7 +36373,7 @@
         </w:tc>
         <w:tc>
           <w:tcPr>
-            <w:tcW w:w="1852" w:type="dxa"/>
+            <w:tcW w:w="1849" w:type="dxa"/>
             <w:vAlign w:val="center"/>
           </w:tcPr>
           <w:p>
@@ -35974,7 +36393,7 @@
         </w:tc>
         <w:tc>
           <w:tcPr>
-            <w:tcW w:w="2424" w:type="dxa"/>
+            <w:tcW w:w="2455" w:type="dxa"/>
             <w:vAlign w:val="center"/>
           </w:tcPr>
           <w:p>
@@ -35994,7 +36413,7 @@
         </w:tc>
         <w:tc>
           <w:tcPr>
-            <w:tcW w:w="1123" w:type="dxa"/>
+            <w:tcW w:w="1122" w:type="dxa"/>
             <w:vAlign w:val="center"/>
           </w:tcPr>
           <w:p>
@@ -36014,7 +36433,7 @@
         </w:tc>
         <w:tc>
           <w:tcPr>
-            <w:tcW w:w="2327" w:type="dxa"/>
+            <w:tcW w:w="2311" w:type="dxa"/>
             <w:vAlign w:val="center"/>
           </w:tcPr>
           <w:p>
@@ -36028,7 +36447,14 @@
                 <w:b/>
                 <w:sz w:val="24"/>
               </w:rPr>
-              <w:t>Надежность</w:t>
+              <w:t>Надеж</w:t>
+            </w:r>
+            <w:r>
+              <w:rPr>
+                <w:b/>
+                <w:sz w:val="24"/>
+              </w:rPr>
+              <w:t>ность</w:t>
             </w:r>
           </w:p>
         </w:tc>
@@ -36040,7 +36466,7 @@
         </w:trPr>
         <w:tc>
           <w:tcPr>
-            <w:tcW w:w="1629" w:type="dxa"/>
+            <w:tcW w:w="1617" w:type="dxa"/>
             <w:vAlign w:val="center"/>
           </w:tcPr>
           <w:p>
@@ -36060,7 +36486,7 @@
         </w:tc>
         <w:tc>
           <w:tcPr>
-            <w:tcW w:w="1852" w:type="dxa"/>
+            <w:tcW w:w="1849" w:type="dxa"/>
             <w:vAlign w:val="center"/>
           </w:tcPr>
           <w:p>
@@ -36079,7 +36505,7 @@
         </w:tc>
         <w:tc>
           <w:tcPr>
-            <w:tcW w:w="2424" w:type="dxa"/>
+            <w:tcW w:w="2455" w:type="dxa"/>
             <w:vAlign w:val="center"/>
           </w:tcPr>
           <w:p>
@@ -36144,7 +36570,7 @@
         </w:tc>
         <w:tc>
           <w:tcPr>
-            <w:tcW w:w="1123" w:type="dxa"/>
+            <w:tcW w:w="1122" w:type="dxa"/>
             <w:vAlign w:val="center"/>
           </w:tcPr>
           <w:p>
@@ -36163,7 +36589,7 @@
         </w:tc>
         <w:tc>
           <w:tcPr>
-            <w:tcW w:w="2327" w:type="dxa"/>
+            <w:tcW w:w="2311" w:type="dxa"/>
             <w:vAlign w:val="center"/>
           </w:tcPr>
           <w:p>
@@ -36188,7 +36614,7 @@
         </w:trPr>
         <w:tc>
           <w:tcPr>
-            <w:tcW w:w="1629" w:type="dxa"/>
+            <w:tcW w:w="1617" w:type="dxa"/>
             <w:vAlign w:val="center"/>
           </w:tcPr>
           <w:p>
@@ -36208,7 +36634,7 @@
         </w:tc>
         <w:tc>
           <w:tcPr>
-            <w:tcW w:w="1852" w:type="dxa"/>
+            <w:tcW w:w="1849" w:type="dxa"/>
             <w:vAlign w:val="center"/>
           </w:tcPr>
           <w:p>
@@ -36227,7 +36653,7 @@
         </w:tc>
         <w:tc>
           <w:tcPr>
-            <w:tcW w:w="2424" w:type="dxa"/>
+            <w:tcW w:w="2455" w:type="dxa"/>
             <w:vAlign w:val="center"/>
           </w:tcPr>
           <w:p>
@@ -36305,7 +36731,7 @@
         </w:tc>
         <w:tc>
           <w:tcPr>
-            <w:tcW w:w="1123" w:type="dxa"/>
+            <w:tcW w:w="1122" w:type="dxa"/>
             <w:vAlign w:val="center"/>
           </w:tcPr>
           <w:p>
@@ -36324,7 +36750,7 @@
         </w:tc>
         <w:tc>
           <w:tcPr>
-            <w:tcW w:w="2327" w:type="dxa"/>
+            <w:tcW w:w="2311" w:type="dxa"/>
             <w:vAlign w:val="center"/>
           </w:tcPr>
           <w:p>
@@ -36349,7 +36775,7 @@
         </w:trPr>
         <w:tc>
           <w:tcPr>
-            <w:tcW w:w="1629" w:type="dxa"/>
+            <w:tcW w:w="1617" w:type="dxa"/>
             <w:vAlign w:val="center"/>
           </w:tcPr>
           <w:p>
@@ -36389,14 +36815,7 @@
                 <w:i/>
                 <w:sz w:val="24"/>
               </w:rPr>
-              <w:t>Researc</w:t>
-            </w:r>
-            <w:r>
-              <w:rPr>
-                <w:i/>
-                <w:sz w:val="24"/>
-              </w:rPr>
-              <w:t>h</w:t>
+              <w:t>Research</w:t>
             </w:r>
             <w:r>
               <w:rPr>
@@ -36421,7 +36840,7 @@
         </w:tc>
         <w:tc>
           <w:tcPr>
-            <w:tcW w:w="1852" w:type="dxa"/>
+            <w:tcW w:w="1849" w:type="dxa"/>
             <w:vAlign w:val="center"/>
           </w:tcPr>
           <w:p>
@@ -36440,7 +36859,7 @@
         </w:tc>
         <w:tc>
           <w:tcPr>
-            <w:tcW w:w="2424" w:type="dxa"/>
+            <w:tcW w:w="2455" w:type="dxa"/>
             <w:vAlign w:val="center"/>
           </w:tcPr>
           <w:p>
@@ -36544,7 +36963,7 @@
         </w:tc>
         <w:tc>
           <w:tcPr>
-            <w:tcW w:w="1123" w:type="dxa"/>
+            <w:tcW w:w="1122" w:type="dxa"/>
             <w:vAlign w:val="center"/>
           </w:tcPr>
           <w:p>
@@ -36563,7 +36982,7 @@
         </w:tc>
         <w:tc>
           <w:tcPr>
-            <w:tcW w:w="2327" w:type="dxa"/>
+            <w:tcW w:w="2311" w:type="dxa"/>
             <w:vAlign w:val="center"/>
           </w:tcPr>
           <w:p>
@@ -36588,7 +37007,7 @@
         </w:trPr>
         <w:tc>
           <w:tcPr>
-            <w:tcW w:w="1629" w:type="dxa"/>
+            <w:tcW w:w="1617" w:type="dxa"/>
             <w:vAlign w:val="center"/>
           </w:tcPr>
           <w:p>
@@ -36621,7 +37040,7 @@
         </w:tc>
         <w:tc>
           <w:tcPr>
-            <w:tcW w:w="1852" w:type="dxa"/>
+            <w:tcW w:w="1849" w:type="dxa"/>
             <w:vAlign w:val="center"/>
           </w:tcPr>
           <w:p>
@@ -36640,7 +37059,7 @@
         </w:tc>
         <w:tc>
           <w:tcPr>
-            <w:tcW w:w="2424" w:type="dxa"/>
+            <w:tcW w:w="2455" w:type="dxa"/>
             <w:vAlign w:val="center"/>
           </w:tcPr>
           <w:p>
@@ -36679,7 +37098,7 @@
         </w:tc>
         <w:tc>
           <w:tcPr>
-            <w:tcW w:w="1123" w:type="dxa"/>
+            <w:tcW w:w="1122" w:type="dxa"/>
             <w:vAlign w:val="center"/>
           </w:tcPr>
           <w:p>
@@ -36698,7 +37117,7 @@
         </w:tc>
         <w:tc>
           <w:tcPr>
-            <w:tcW w:w="2327" w:type="dxa"/>
+            <w:tcW w:w="2311" w:type="dxa"/>
             <w:vAlign w:val="center"/>
           </w:tcPr>
           <w:p>
@@ -36749,7 +37168,7 @@
         </w:trPr>
         <w:tc>
           <w:tcPr>
-            <w:tcW w:w="1629" w:type="dxa"/>
+            <w:tcW w:w="1617" w:type="dxa"/>
             <w:vAlign w:val="center"/>
           </w:tcPr>
           <w:p>
@@ -36769,7 +37188,7 @@
         </w:tc>
         <w:tc>
           <w:tcPr>
-            <w:tcW w:w="1852" w:type="dxa"/>
+            <w:tcW w:w="1849" w:type="dxa"/>
             <w:vAlign w:val="center"/>
           </w:tcPr>
           <w:p>
@@ -36788,7 +37207,7 @@
         </w:tc>
         <w:tc>
           <w:tcPr>
-            <w:tcW w:w="2424" w:type="dxa"/>
+            <w:tcW w:w="2455" w:type="dxa"/>
             <w:vAlign w:val="center"/>
           </w:tcPr>
           <w:p>
@@ -36814,13 +37233,19 @@
               <w:rPr>
                 <w:sz w:val="24"/>
               </w:rPr>
-              <w:t xml:space="preserve"> (оценка каталога)</w:t>
-            </w:r>
-          </w:p>
-        </w:tc>
-        <w:tc>
-          <w:tcPr>
-            <w:tcW w:w="1123" w:type="dxa"/>
+              <w:t xml:space="preserve"> (оценка кат</w:t>
+            </w:r>
+            <w:r>
+              <w:rPr>
+                <w:sz w:val="24"/>
+              </w:rPr>
+              <w:t>алога)</w:t>
+            </w:r>
+          </w:p>
+        </w:tc>
+        <w:tc>
+          <w:tcPr>
+            <w:tcW w:w="1122" w:type="dxa"/>
             <w:vAlign w:val="center"/>
           </w:tcPr>
           <w:p>
@@ -36839,7 +37264,7 @@
         </w:tc>
         <w:tc>
           <w:tcPr>
-            <w:tcW w:w="2327" w:type="dxa"/>
+            <w:tcW w:w="2311" w:type="dxa"/>
             <w:vAlign w:val="center"/>
           </w:tcPr>
           <w:p>
@@ -36864,7 +37289,7 @@
         </w:trPr>
         <w:tc>
           <w:tcPr>
-            <w:tcW w:w="1629" w:type="dxa"/>
+            <w:tcW w:w="1617" w:type="dxa"/>
             <w:vAlign w:val="center"/>
           </w:tcPr>
           <w:p>
@@ -36879,6 +37304,526 @@
                 <w:sz w:val="24"/>
               </w:rPr>
               <w:lastRenderedPageBreak/>
+              <w:t>Rows</w:t>
+            </w:r>
+          </w:p>
+        </w:tc>
+        <w:tc>
+          <w:tcPr>
+            <w:tcW w:w="1849" w:type="dxa"/>
+            <w:vAlign w:val="center"/>
+          </w:tcPr>
+          <w:p>
+            <w:pPr>
+              <w:pStyle w:val="Compact"/>
+              <w:spacing w:before="0" w:after="0" w:line="280" w:lineRule="exact"/>
+              <w:jc w:val="center"/>
+            </w:pPr>
+            <w:r>
+              <w:rPr>
+                <w:sz w:val="24"/>
+              </w:rPr>
+              <w:t>Финансирование и размер</w:t>
+            </w:r>
+          </w:p>
+        </w:tc>
+        <w:tc>
+          <w:tcPr>
+            <w:tcW w:w="2455" w:type="dxa"/>
+            <w:vAlign w:val="center"/>
+          </w:tcPr>
+          <w:p>
+            <w:pPr>
+              <w:pStyle w:val="Compact"/>
+              <w:spacing w:before="0" w:after="0" w:line="280" w:lineRule="exact"/>
+              <w:jc w:val="center"/>
+            </w:pPr>
+            <w:r>
+              <w:rPr>
+                <w:sz w:val="24"/>
+              </w:rPr>
+              <w:t xml:space="preserve">привлечено около 43,7 млн </w:t>
+            </w:r>
+            <w:r>
+              <w:rPr>
+                <w:i/>
+                <w:sz w:val="24"/>
+              </w:rPr>
+              <w:t>USD</w:t>
+            </w:r>
+            <w:r>
+              <w:rPr>
+                <w:sz w:val="24"/>
+              </w:rPr>
+              <w:t xml:space="preserve"> (</w:t>
+            </w:r>
+            <w:r>
+              <w:rPr>
+                <w:i/>
+                <w:sz w:val="24"/>
+              </w:rPr>
+              <w:t>Series</w:t>
+            </w:r>
+            <w:r>
+              <w:rPr>
+                <w:sz w:val="24"/>
+              </w:rPr>
+              <w:t xml:space="preserve"> </w:t>
+            </w:r>
+            <w:r>
+              <w:rPr>
+                <w:i/>
+                <w:sz w:val="24"/>
+              </w:rPr>
+              <w:t>A</w:t>
+            </w:r>
+            <w:r>
+              <w:rPr>
+                <w:sz w:val="24"/>
+              </w:rPr>
+              <w:t xml:space="preserve"> 8 млн </w:t>
+            </w:r>
+            <w:r>
+              <w:rPr>
+                <w:i/>
+                <w:sz w:val="24"/>
+              </w:rPr>
+              <w:t>USD</w:t>
+            </w:r>
+            <w:r>
+              <w:rPr>
+                <w:sz w:val="24"/>
+              </w:rPr>
+              <w:t xml:space="preserve"> в 2018, </w:t>
+            </w:r>
+            <w:r>
+              <w:rPr>
+                <w:i/>
+                <w:sz w:val="24"/>
+              </w:rPr>
+              <w:t>Series</w:t>
+            </w:r>
+            <w:r>
+              <w:rPr>
+                <w:sz w:val="24"/>
+              </w:rPr>
+              <w:t xml:space="preserve"> </w:t>
+            </w:r>
+            <w:r>
+              <w:rPr>
+                <w:i/>
+                <w:sz w:val="24"/>
+              </w:rPr>
+              <w:t>B</w:t>
+            </w:r>
+            <w:r>
+              <w:rPr>
+                <w:sz w:val="24"/>
+              </w:rPr>
+              <w:t xml:space="preserve"> 16 млн </w:t>
+            </w:r>
+            <w:r>
+              <w:rPr>
+                <w:i/>
+                <w:sz w:val="24"/>
+              </w:rPr>
+              <w:t>USD</w:t>
+            </w:r>
+            <w:r>
+              <w:rPr>
+                <w:sz w:val="24"/>
+              </w:rPr>
+              <w:t xml:space="preserve"> в 2021, 8 млн </w:t>
+            </w:r>
+            <w:r>
+              <w:rPr>
+                <w:i/>
+                <w:sz w:val="24"/>
+              </w:rPr>
+              <w:t>EUR</w:t>
+            </w:r>
+            <w:r>
+              <w:rPr>
+                <w:sz w:val="24"/>
+              </w:rPr>
+              <w:t xml:space="preserve"> в 2024); основана в Берлине в 2016 году; около 50 сотрудников</w:t>
+            </w:r>
+          </w:p>
+        </w:tc>
+        <w:tc>
+          <w:tcPr>
+            <w:tcW w:w="1122" w:type="dxa"/>
+            <w:vAlign w:val="center"/>
+          </w:tcPr>
+          <w:p>
+            <w:pPr>
+              <w:pStyle w:val="Compact"/>
+              <w:spacing w:before="0" w:after="0" w:line="280" w:lineRule="exact"/>
+              <w:jc w:val="center"/>
+            </w:pPr>
+            <w:r>
+              <w:rPr>
+                <w:sz w:val="24"/>
+              </w:rPr>
+              <w:t>[23]</w:t>
+            </w:r>
+          </w:p>
+        </w:tc>
+        <w:tc>
+          <w:tcPr>
+            <w:tcW w:w="2311" w:type="dxa"/>
+            <w:vAlign w:val="center"/>
+          </w:tcPr>
+          <w:p>
+            <w:pPr>
+              <w:pStyle w:val="Compact"/>
+              <w:spacing w:before="0" w:after="0" w:line="280" w:lineRule="exact"/>
+              <w:jc w:val="center"/>
+            </w:pPr>
+            <w:r>
+              <w:rPr>
+                <w:sz w:val="24"/>
+              </w:rPr>
+              <w:t>средняя (деловая пресса и каталоги)</w:t>
+            </w:r>
+          </w:p>
+        </w:tc>
+      </w:tr>
+      <w:tr>
+        <w:trPr>
+          <w:cantSplit/>
+          <w:jc w:val="center"/>
+        </w:trPr>
+        <w:tc>
+          <w:tcPr>
+            <w:tcW w:w="1617" w:type="dxa"/>
+            <w:vAlign w:val="center"/>
+          </w:tcPr>
+          <w:p>
+            <w:pPr>
+              <w:pStyle w:val="Compact"/>
+              <w:spacing w:before="0" w:after="0" w:line="280" w:lineRule="exact"/>
+              <w:jc w:val="center"/>
+            </w:pPr>
+            <w:r>
+              <w:rPr>
+                <w:i/>
+                <w:sz w:val="24"/>
+              </w:rPr>
+              <w:t>Formula</w:t>
+            </w:r>
+            <w:r>
+              <w:rPr>
+                <w:sz w:val="24"/>
+              </w:rPr>
+              <w:t xml:space="preserve"> </w:t>
+            </w:r>
+            <w:r>
+              <w:rPr>
+                <w:i/>
+                <w:sz w:val="24"/>
+              </w:rPr>
+              <w:t>Bot</w:t>
+            </w:r>
+          </w:p>
+        </w:tc>
+        <w:tc>
+          <w:tcPr>
+            <w:tcW w:w="1849" w:type="dxa"/>
+            <w:vAlign w:val="center"/>
+          </w:tcPr>
+          <w:p>
+            <w:pPr>
+              <w:pStyle w:val="Compact"/>
+              <w:spacing w:before="0" w:after="0" w:line="280" w:lineRule="exact"/>
+              <w:jc w:val="center"/>
+            </w:pPr>
+            <w:r>
+              <w:rPr>
+                <w:sz w:val="24"/>
+              </w:rPr>
+              <w:t>Модель и масштаб</w:t>
+            </w:r>
+          </w:p>
+        </w:tc>
+        <w:tc>
+          <w:tcPr>
+            <w:tcW w:w="2455" w:type="dxa"/>
+            <w:vAlign w:val="center"/>
+          </w:tcPr>
+          <w:p>
+            <w:pPr>
+              <w:pStyle w:val="Compact"/>
+              <w:spacing w:before="0" w:after="0" w:line="280" w:lineRule="exact"/>
+              <w:jc w:val="center"/>
+            </w:pPr>
+            <w:r>
+              <w:rPr>
+                <w:sz w:val="24"/>
+              </w:rPr>
+              <w:t xml:space="preserve">основатель </w:t>
+            </w:r>
+            <w:r>
+              <w:rPr>
+                <w:i/>
+                <w:sz w:val="24"/>
+              </w:rPr>
+              <w:t>David</w:t>
+            </w:r>
+            <w:r>
+              <w:rPr>
+                <w:sz w:val="24"/>
+              </w:rPr>
+              <w:t xml:space="preserve"> </w:t>
+            </w:r>
+            <w:r>
+              <w:rPr>
+                <w:i/>
+                <w:sz w:val="24"/>
+              </w:rPr>
+              <w:t>Bressler</w:t>
+            </w:r>
+            <w:r>
+              <w:rPr>
+                <w:sz w:val="24"/>
+              </w:rPr>
+              <w:t xml:space="preserve">, запуск в августе 2022 на </w:t>
+            </w:r>
+            <w:r>
+              <w:rPr>
+                <w:i/>
+                <w:sz w:val="24"/>
+              </w:rPr>
+              <w:t>no-code</w:t>
+            </w:r>
+            <w:r>
+              <w:rPr>
+                <w:sz w:val="24"/>
+              </w:rPr>
+              <w:t xml:space="preserve"> платформе без внешнего финансирования; около 750 тыс. пользователей, платящих порядка 5-11 тыс.; выручка по сообщениям основателя </w:t>
+            </w:r>
+            <w:r>
+              <w:rPr>
+                <w:sz w:val="24"/>
+              </w:rPr>
+              <w:t xml:space="preserve">около 22-26 тыс. </w:t>
+            </w:r>
+            <w:r>
+              <w:rPr>
+                <w:i/>
+                <w:sz w:val="24"/>
+              </w:rPr>
+              <w:t>USD</w:t>
+            </w:r>
+            <w:r>
+              <w:rPr>
+                <w:sz w:val="24"/>
+              </w:rPr>
+              <w:t xml:space="preserve"> в месяц</w:t>
+            </w:r>
+          </w:p>
+        </w:tc>
+        <w:tc>
+          <w:tcPr>
+            <w:tcW w:w="1122" w:type="dxa"/>
+            <w:vAlign w:val="center"/>
+          </w:tcPr>
+          <w:p>
+            <w:pPr>
+              <w:pStyle w:val="Compact"/>
+              <w:spacing w:before="0" w:after="0" w:line="280" w:lineRule="exact"/>
+              <w:jc w:val="center"/>
+            </w:pPr>
+            <w:r>
+              <w:rPr>
+                <w:sz w:val="24"/>
+              </w:rPr>
+              <w:t>[24]</w:t>
+            </w:r>
+          </w:p>
+        </w:tc>
+        <w:tc>
+          <w:tcPr>
+            <w:tcW w:w="2311" w:type="dxa"/>
+            <w:vAlign w:val="center"/>
+          </w:tcPr>
+          <w:p>
+            <w:pPr>
+              <w:pStyle w:val="Compact"/>
+              <w:spacing w:before="0" w:after="0" w:line="280" w:lineRule="exact"/>
+              <w:jc w:val="center"/>
+            </w:pPr>
+            <w:r>
+              <w:rPr>
+                <w:sz w:val="24"/>
+              </w:rPr>
+              <w:t>низкая (самоотчет основателя)</w:t>
+            </w:r>
+          </w:p>
+        </w:tc>
+      </w:tr>
+      <w:tr>
+        <w:trPr>
+          <w:cantSplit/>
+          <w:jc w:val="center"/>
+        </w:trPr>
+        <w:tc>
+          <w:tcPr>
+            <w:tcW w:w="1617" w:type="dxa"/>
+            <w:vAlign w:val="center"/>
+          </w:tcPr>
+          <w:p>
+            <w:pPr>
+              <w:pStyle w:val="Compact"/>
+              <w:spacing w:before="0" w:after="0" w:line="280" w:lineRule="exact"/>
+              <w:jc w:val="center"/>
+            </w:pPr>
+            <w:r>
+              <w:rPr>
+                <w:i/>
+                <w:sz w:val="24"/>
+              </w:rPr>
+              <w:t>Numerous.ai</w:t>
+            </w:r>
+          </w:p>
+        </w:tc>
+        <w:tc>
+          <w:tcPr>
+            <w:tcW w:w="1849" w:type="dxa"/>
+            <w:vAlign w:val="center"/>
+          </w:tcPr>
+          <w:p>
+            <w:pPr>
+              <w:pStyle w:val="Compact"/>
+              <w:spacing w:before="0" w:after="0" w:line="280" w:lineRule="exact"/>
+              <w:jc w:val="center"/>
+            </w:pPr>
+            <w:r>
+              <w:rPr>
+                <w:sz w:val="24"/>
+              </w:rPr>
+              <w:t>Финансирование</w:t>
+            </w:r>
+          </w:p>
+        </w:tc>
+        <w:tc>
+          <w:tcPr>
+            <w:tcW w:w="2455" w:type="dxa"/>
+            <w:vAlign w:val="center"/>
+          </w:tcPr>
+          <w:p>
+            <w:pPr>
+              <w:pStyle w:val="Compact"/>
+              <w:spacing w:before="0" w:after="0" w:line="280" w:lineRule="exact"/>
+              <w:jc w:val="center"/>
+            </w:pPr>
+            <w:r>
+              <w:rPr>
+                <w:sz w:val="24"/>
+              </w:rPr>
+              <w:t xml:space="preserve">стартап из Сан-Франциско (2023), </w:t>
+            </w:r>
+            <w:r>
+              <w:rPr>
+                <w:i/>
+                <w:sz w:val="24"/>
+              </w:rPr>
+              <w:t>seed</w:t>
+            </w:r>
+            <w:r>
+              <w:rPr>
+                <w:sz w:val="24"/>
+              </w:rPr>
+              <w:t xml:space="preserve">-раунд в мае 2023 года с участием </w:t>
+            </w:r>
+            <w:r>
+              <w:rPr>
+                <w:i/>
+                <w:sz w:val="24"/>
+              </w:rPr>
+              <w:t>Soma</w:t>
+            </w:r>
+            <w:r>
+              <w:rPr>
+                <w:sz w:val="24"/>
+              </w:rPr>
+              <w:t xml:space="preserve"> </w:t>
+            </w:r>
+            <w:r>
+              <w:rPr>
+                <w:i/>
+                <w:sz w:val="24"/>
+              </w:rPr>
+              <w:t>Capital</w:t>
+            </w:r>
+            <w:r>
+              <w:rPr>
+                <w:sz w:val="24"/>
+              </w:rPr>
+              <w:t>; сумма не раскрыта</w:t>
+            </w:r>
+          </w:p>
+        </w:tc>
+        <w:tc>
+          <w:tcPr>
+            <w:tcW w:w="1122" w:type="dxa"/>
+            <w:vAlign w:val="center"/>
+          </w:tcPr>
+          <w:p>
+            <w:pPr>
+              <w:pStyle w:val="Compact"/>
+              <w:spacing w:before="0" w:after="0" w:line="280" w:lineRule="exact"/>
+              <w:jc w:val="center"/>
+            </w:pPr>
+            <w:r>
+              <w:rPr>
+                <w:sz w:val="24"/>
+              </w:rPr>
+              <w:t>[25]</w:t>
+            </w:r>
+          </w:p>
+        </w:tc>
+        <w:tc>
+          <w:tcPr>
+            <w:tcW w:w="2311" w:type="dxa"/>
+            <w:vAlign w:val="center"/>
+          </w:tcPr>
+          <w:p>
+            <w:pPr>
+              <w:pStyle w:val="Compact"/>
+              <w:spacing w:before="0" w:after="0" w:line="280" w:lineRule="exact"/>
+              <w:jc w:val="center"/>
+            </w:pPr>
+            <w:r>
+              <w:rPr>
+                <w:sz w:val="24"/>
+              </w:rPr>
+              <w:t>низкая (каталог)</w:t>
+            </w:r>
+          </w:p>
+        </w:tc>
+      </w:tr>
+      <w:tr>
+        <w:trPr>
+          <w:cantSplit/>
+          <w:jc w:val="center"/>
+        </w:trPr>
+        <w:tc>
+          <w:tcPr>
+            <w:tcW w:w="1617" w:type="dxa"/>
+            <w:vAlign w:val="center"/>
+          </w:tcPr>
+          <w:p>
+            <w:pPr>
+              <w:pStyle w:val="Compact"/>
+              <w:spacing w:before="0" w:after="0" w:line="280" w:lineRule="exact"/>
+              <w:jc w:val="center"/>
+            </w:pPr>
+            <w:r>
+              <w:rPr>
+                <w:i/>
+                <w:sz w:val="24"/>
+              </w:rPr>
               <w:t>PerfectXL</w:t>
             </w:r>
             <w:r>
@@ -36917,51 +37862,51 @@
         </w:tc>
         <w:tc>
           <w:tcPr>
-            <w:tcW w:w="1852" w:type="dxa"/>
-            <w:vAlign w:val="center"/>
-          </w:tcPr>
-          <w:p>
-            <w:pPr>
-              <w:pStyle w:val="Compact"/>
-              <w:spacing w:before="0" w:after="0" w:line="280" w:lineRule="exact"/>
-              <w:jc w:val="center"/>
-            </w:pPr>
-            <w:r>
-              <w:rPr>
-                <w:sz w:val="24"/>
-              </w:rPr>
-              <w:t>Размер и история</w:t>
-            </w:r>
-          </w:p>
-        </w:tc>
-        <w:tc>
-          <w:tcPr>
-            <w:tcW w:w="2424" w:type="dxa"/>
-            <w:vAlign w:val="center"/>
-          </w:tcPr>
-          <w:p>
-            <w:pPr>
-              <w:pStyle w:val="Compact"/>
-              <w:spacing w:before="0" w:after="0" w:line="280" w:lineRule="exact"/>
-              <w:jc w:val="center"/>
-            </w:pPr>
-            <w:r>
-              <w:rPr>
-                <w:sz w:val="24"/>
-              </w:rPr>
-              <w:t xml:space="preserve">основана в Амстердаме, связана с Делфтским техническим университетом; по каталогам около 4 сотрудников, </w:t>
-            </w:r>
-            <w:r>
-              <w:rPr>
-                <w:sz w:val="24"/>
-              </w:rPr>
-              <w:t>инвестиции не раскрыты</w:t>
-            </w:r>
-          </w:p>
-        </w:tc>
-        <w:tc>
-          <w:tcPr>
-            <w:tcW w:w="1123" w:type="dxa"/>
+            <w:tcW w:w="1849" w:type="dxa"/>
+            <w:vAlign w:val="center"/>
+          </w:tcPr>
+          <w:p>
+            <w:pPr>
+              <w:pStyle w:val="Compact"/>
+              <w:spacing w:before="0" w:after="0" w:line="280" w:lineRule="exact"/>
+              <w:jc w:val="center"/>
+            </w:pPr>
+            <w:r>
+              <w:rPr>
+                <w:sz w:val="24"/>
+              </w:rPr>
+              <w:t>Размер и истор</w:t>
+            </w:r>
+            <w:r>
+              <w:rPr>
+                <w:sz w:val="24"/>
+              </w:rPr>
+              <w:t>ия</w:t>
+            </w:r>
+          </w:p>
+        </w:tc>
+        <w:tc>
+          <w:tcPr>
+            <w:tcW w:w="2455" w:type="dxa"/>
+            <w:vAlign w:val="center"/>
+          </w:tcPr>
+          <w:p>
+            <w:pPr>
+              <w:pStyle w:val="Compact"/>
+              <w:spacing w:before="0" w:after="0" w:line="280" w:lineRule="exact"/>
+              <w:jc w:val="center"/>
+            </w:pPr>
+            <w:r>
+              <w:rPr>
+                <w:sz w:val="24"/>
+              </w:rPr>
+              <w:t>основана в Амстердаме, связана с Делфтским техническим университетом; по каталогам около 4 сотрудников, инвестиции не раскрыты</w:t>
+            </w:r>
+          </w:p>
+        </w:tc>
+        <w:tc>
+          <w:tcPr>
+            <w:tcW w:w="1122" w:type="dxa"/>
             <w:vAlign w:val="center"/>
           </w:tcPr>
           <w:p>
@@ -36980,7 +37925,7 @@
         </w:tc>
         <w:tc>
           <w:tcPr>
-            <w:tcW w:w="2327" w:type="dxa"/>
+            <w:tcW w:w="2311" w:type="dxa"/>
             <w:vAlign w:val="center"/>
           </w:tcPr>
           <w:p>
@@ -37010,7 +37955,13 @@
         <w:rPr>
           <w:sz w:val="28"/>
         </w:rPr>
-        <w:t>Конкуренты делятся на венчурные компании с оценкой от сотен миллионов до миллиарда долларов (</w:t>
+        <w:t xml:space="preserve">Конкуренты делятся на венчурные компании с оценкой от сотен миллионов до миллиарда </w:t>
+      </w:r>
+      <w:r>
+        <w:rPr>
+          <w:sz w:val="28"/>
+        </w:rPr>
+        <w:t>долларов (</w:t>
       </w:r>
       <w:r>
         <w:rPr>
@@ -37101,13 +38052,13 @@
         <w:rPr>
           <w:sz w:val="28"/>
         </w:rPr>
-        <w:t xml:space="preserve"> работают сильные, хорошо финансируемые игроки, поэтому ставка на независимость проверки, доказательство находок движком и прозрачную цену </w:t>
-      </w:r>
-      <w:r>
-        <w:rPr>
-          <w:sz w:val="28"/>
-        </w:rPr>
-        <w:t>должна оставаться отличием, а не гонкой по числу функций.</w:t>
+        <w:t xml:space="preserve"> работают сильные, хорошо финан</w:t>
+      </w:r>
+      <w:r>
+        <w:rPr>
+          <w:sz w:val="28"/>
+        </w:rPr>
+        <w:t>сируемые игроки, поэтому ставка на независимость проверки, доказательство находок движком и прозрачную цену должна оставаться отличием, а не гонкой по числу функций.</w:t>
       </w:r>
     </w:p>
     <w:p>
@@ -37121,7 +38072,14 @@
         <w:rPr>
           <w:sz w:val="28"/>
         </w:rPr>
-        <w:t>В таблице 26 представлено: дополнительные страницы сайтов конкурентов (просмотр 03.10.2026).</w:t>
+        <w:lastRenderedPageBreak/>
+        <w:t>В таблице 26 представлено: дополнительные страницы сайтов конкурентов (просмотр 03.10.2026</w:t>
+      </w:r>
+      <w:r>
+        <w:rPr>
+          <w:sz w:val="28"/>
+        </w:rPr>
+        <w:t>).</w:t>
       </w:r>
     </w:p>
     <w:p>
@@ -37154,10 +38112,10 @@
         <w:tblLook w:val="0020" w:firstRow="1" w:lastRow="0" w:firstColumn="0" w:lastColumn="0" w:noHBand="0" w:noVBand="0"/>
       </w:tblPr>
       <w:tblGrid>
-        <w:gridCol w:w="2127"/>
-        <w:gridCol w:w="2285"/>
-        <w:gridCol w:w="2425"/>
-        <w:gridCol w:w="2518"/>
+        <w:gridCol w:w="1543"/>
+        <w:gridCol w:w="2569"/>
+        <w:gridCol w:w="2646"/>
+        <w:gridCol w:w="2597"/>
       </w:tblGrid>
       <w:tr>
         <w:trPr>
@@ -37168,7 +38126,7 @@
         </w:trPr>
         <w:tc>
           <w:tcPr>
-            <w:tcW w:w="2126" w:type="dxa"/>
+            <w:tcW w:w="1543" w:type="dxa"/>
             <w:vAlign w:val="center"/>
           </w:tcPr>
           <w:p>
@@ -37188,7 +38146,7 @@
         </w:tc>
         <w:tc>
           <w:tcPr>
-            <w:tcW w:w="2285" w:type="dxa"/>
+            <w:tcW w:w="2569" w:type="dxa"/>
             <w:vAlign w:val="center"/>
           </w:tcPr>
           <w:p>
@@ -37208,7 +38166,7 @@
         </w:tc>
         <w:tc>
           <w:tcPr>
-            <w:tcW w:w="2425" w:type="dxa"/>
+            <w:tcW w:w="2646" w:type="dxa"/>
             <w:vAlign w:val="center"/>
           </w:tcPr>
           <w:p>
@@ -37222,20 +38180,13 @@
                 <w:b/>
                 <w:sz w:val="24"/>
               </w:rPr>
-              <w:t>Что пока</w:t>
-            </w:r>
-            <w:r>
-              <w:rPr>
-                <w:b/>
-                <w:sz w:val="24"/>
-              </w:rPr>
-              <w:t>зано</w:t>
-            </w:r>
-          </w:p>
-        </w:tc>
-        <w:tc>
-          <w:tcPr>
-            <w:tcW w:w="2518" w:type="dxa"/>
+              <w:t>Что показано</w:t>
+            </w:r>
+          </w:p>
+        </w:tc>
+        <w:tc>
+          <w:tcPr>
+            <w:tcW w:w="2597" w:type="dxa"/>
             <w:vAlign w:val="center"/>
           </w:tcPr>
           <w:p>
@@ -37261,7 +38212,7 @@
         </w:trPr>
         <w:tc>
           <w:tcPr>
-            <w:tcW w:w="2126" w:type="dxa"/>
+            <w:tcW w:w="1543" w:type="dxa"/>
             <w:vAlign w:val="center"/>
           </w:tcPr>
           <w:p>
@@ -37281,7 +38232,7 @@
         </w:tc>
         <w:tc>
           <w:tcPr>
-            <w:tcW w:w="2285" w:type="dxa"/>
+            <w:tcW w:w="2569" w:type="dxa"/>
             <w:vAlign w:val="center"/>
           </w:tcPr>
           <w:p>
@@ -37300,7 +38251,7 @@
         </w:tc>
         <w:tc>
           <w:tcPr>
-            <w:tcW w:w="2425" w:type="dxa"/>
+            <w:tcW w:w="2646" w:type="dxa"/>
             <w:vAlign w:val="center"/>
           </w:tcPr>
           <w:p>
@@ -37437,7 +38388,7 @@
         </w:tc>
         <w:tc>
           <w:tcPr>
-            <w:tcW w:w="2518" w:type="dxa"/>
+            <w:tcW w:w="2597" w:type="dxa"/>
             <w:vAlign w:val="center"/>
           </w:tcPr>
           <w:p>
@@ -37462,7 +38413,7 @@
         </w:trPr>
         <w:tc>
           <w:tcPr>
-            <w:tcW w:w="2126" w:type="dxa"/>
+            <w:tcW w:w="1543" w:type="dxa"/>
             <w:vAlign w:val="center"/>
           </w:tcPr>
           <w:p>
@@ -37482,7 +38433,7 @@
         </w:tc>
         <w:tc>
           <w:tcPr>
-            <w:tcW w:w="2285" w:type="dxa"/>
+            <w:tcW w:w="2569" w:type="dxa"/>
             <w:vAlign w:val="center"/>
           </w:tcPr>
           <w:p>
@@ -37501,7 +38452,7 @@
         </w:tc>
         <w:tc>
           <w:tcPr>
-            <w:tcW w:w="2425" w:type="dxa"/>
+            <w:tcW w:w="2646" w:type="dxa"/>
             <w:vAlign w:val="center"/>
           </w:tcPr>
           <w:p>
@@ -37611,7 +38562,7 @@
         </w:tc>
         <w:tc>
           <w:tcPr>
-            <w:tcW w:w="2518" w:type="dxa"/>
+            <w:tcW w:w="2597" w:type="dxa"/>
             <w:vAlign w:val="center"/>
           </w:tcPr>
           <w:p>
@@ -37636,7 +38587,7 @@
         </w:trPr>
         <w:tc>
           <w:tcPr>
-            <w:tcW w:w="2126" w:type="dxa"/>
+            <w:tcW w:w="1543" w:type="dxa"/>
             <w:vAlign w:val="center"/>
           </w:tcPr>
           <w:p>
@@ -37656,7 +38607,7 @@
         </w:tc>
         <w:tc>
           <w:tcPr>
-            <w:tcW w:w="2285" w:type="dxa"/>
+            <w:tcW w:w="2569" w:type="dxa"/>
             <w:vAlign w:val="center"/>
           </w:tcPr>
           <w:p>
@@ -37675,7 +38626,7 @@
         </w:tc>
         <w:tc>
           <w:tcPr>
-            <w:tcW w:w="2425" w:type="dxa"/>
+            <w:tcW w:w="2646" w:type="dxa"/>
             <w:vAlign w:val="center"/>
           </w:tcPr>
           <w:p>
@@ -37791,7 +38742,7 @@
         </w:tc>
         <w:tc>
           <w:tcPr>
-            <w:tcW w:w="2518" w:type="dxa"/>
+            <w:tcW w:w="2597" w:type="dxa"/>
             <w:vAlign w:val="center"/>
           </w:tcPr>
           <w:p>
@@ -37816,28 +38767,27 @@
         </w:trPr>
         <w:tc>
           <w:tcPr>
-            <w:tcW w:w="2126" w:type="dxa"/>
-            <w:vAlign w:val="center"/>
-          </w:tcPr>
-          <w:p>
-            <w:pPr>
-              <w:pStyle w:val="Compact"/>
-              <w:spacing w:before="0" w:after="0" w:line="280" w:lineRule="exact"/>
-              <w:jc w:val="center"/>
-            </w:pPr>
-            <w:r>
-              <w:rPr>
-                <w:i/>
-                <w:sz w:val="24"/>
-              </w:rPr>
-              <w:lastRenderedPageBreak/>
+            <w:tcW w:w="1543" w:type="dxa"/>
+            <w:vAlign w:val="center"/>
+          </w:tcPr>
+          <w:p>
+            <w:pPr>
+              <w:pStyle w:val="Compact"/>
+              <w:spacing w:before="0" w:after="0" w:line="280" w:lineRule="exact"/>
+              <w:jc w:val="center"/>
+            </w:pPr>
+            <w:r>
+              <w:rPr>
+                <w:i/>
+                <w:sz w:val="24"/>
+              </w:rPr>
               <w:t>Arixcel</w:t>
             </w:r>
           </w:p>
         </w:tc>
         <w:tc>
           <w:tcPr>
-            <w:tcW w:w="2285" w:type="dxa"/>
+            <w:tcW w:w="2569" w:type="dxa"/>
             <w:vAlign w:val="center"/>
           </w:tcPr>
           <w:p>
@@ -37856,7 +38806,7 @@
         </w:tc>
         <w:tc>
           <w:tcPr>
-            <w:tcW w:w="2425" w:type="dxa"/>
+            <w:tcW w:w="2646" w:type="dxa"/>
             <w:vAlign w:val="center"/>
           </w:tcPr>
           <w:p>
@@ -37914,26 +38864,20 @@
         </w:tc>
         <w:tc>
           <w:tcPr>
-            <w:tcW w:w="2518" w:type="dxa"/>
-            <w:vAlign w:val="center"/>
-          </w:tcPr>
-          <w:p>
-            <w:pPr>
-              <w:pStyle w:val="Compact"/>
-              <w:spacing w:before="0" w:after="0" w:line="280" w:lineRule="exact"/>
-              <w:jc w:val="center"/>
-            </w:pPr>
-            <w:r>
-              <w:rPr>
-                <w:sz w:val="24"/>
-              </w:rPr>
-              <w:t>цена не</w:t>
-            </w:r>
-            <w:r>
-              <w:rPr>
-                <w:sz w:val="24"/>
-              </w:rPr>
-              <w:t xml:space="preserve"> скрыта: в книгу бизнес-моделей внесены цена и пробный режим, оценка прозрачности повышена с 1 до 3</w:t>
+            <w:tcW w:w="2597" w:type="dxa"/>
+            <w:vAlign w:val="center"/>
+          </w:tcPr>
+          <w:p>
+            <w:pPr>
+              <w:pStyle w:val="Compact"/>
+              <w:spacing w:before="0" w:after="0" w:line="280" w:lineRule="exact"/>
+              <w:jc w:val="center"/>
+            </w:pPr>
+            <w:r>
+              <w:rPr>
+                <w:sz w:val="24"/>
+              </w:rPr>
+              <w:t>цена не скрыта: в книгу бизнес-моделей внесены цена и пробный режим, оценка прозрачности повышена с 1 до 3</w:t>
             </w:r>
           </w:p>
         </w:tc>
@@ -37945,7 +38889,7 @@
         </w:trPr>
         <w:tc>
           <w:tcPr>
-            <w:tcW w:w="2126" w:type="dxa"/>
+            <w:tcW w:w="1543" w:type="dxa"/>
             <w:vAlign w:val="center"/>
           </w:tcPr>
           <w:p>
@@ -37984,7 +38928,7 @@
         </w:tc>
         <w:tc>
           <w:tcPr>
-            <w:tcW w:w="2285" w:type="dxa"/>
+            <w:tcW w:w="2569" w:type="dxa"/>
             <w:vAlign w:val="center"/>
           </w:tcPr>
           <w:p>
@@ -38003,7 +38947,7 @@
         </w:tc>
         <w:tc>
           <w:tcPr>
-            <w:tcW w:w="2425" w:type="dxa"/>
+            <w:tcW w:w="2646" w:type="dxa"/>
             <w:vAlign w:val="center"/>
           </w:tcPr>
           <w:p>
@@ -38087,7 +39031,7 @@
         </w:tc>
         <w:tc>
           <w:tcPr>
-            <w:tcW w:w="2518" w:type="dxa"/>
+            <w:tcW w:w="2597" w:type="dxa"/>
             <w:vAlign w:val="center"/>
           </w:tcPr>
           <w:p>
@@ -38112,7 +39056,7 @@
         </w:trPr>
         <w:tc>
           <w:tcPr>
-            <w:tcW w:w="2126" w:type="dxa"/>
+            <w:tcW w:w="1543" w:type="dxa"/>
             <w:vAlign w:val="center"/>
           </w:tcPr>
           <w:p>
@@ -38132,7 +39076,7 @@
         </w:tc>
         <w:tc>
           <w:tcPr>
-            <w:tcW w:w="2285" w:type="dxa"/>
+            <w:tcW w:w="2569" w:type="dxa"/>
             <w:vAlign w:val="center"/>
           </w:tcPr>
           <w:p>
@@ -38151,7 +39095,7 @@
         </w:tc>
         <w:tc>
           <w:tcPr>
-            <w:tcW w:w="2425" w:type="dxa"/>
+            <w:tcW w:w="2646" w:type="dxa"/>
             <w:vAlign w:val="center"/>
           </w:tcPr>
           <w:p>
@@ -38177,13 +39121,19 @@
               <w:rPr>
                 <w:sz w:val="24"/>
               </w:rPr>
-              <w:t xml:space="preserve"> в месяц при годовой оплате), лимит 500 тыс. символов и 500 генераций, неиспользованные токены сохраняются после отмены</w:t>
-            </w:r>
-          </w:p>
-        </w:tc>
-        <w:tc>
-          <w:tcPr>
-            <w:tcW w:w="2518" w:type="dxa"/>
+              <w:t xml:space="preserve"> в месяц при годовой оплате), лимит 500 тыс. символов и 500 генераци</w:t>
+            </w:r>
+            <w:r>
+              <w:rPr>
+                <w:sz w:val="24"/>
+              </w:rPr>
+              <w:t>й, неиспользованные токены сохраняются после отмены</w:t>
+            </w:r>
+          </w:p>
+        </w:tc>
+        <w:tc>
+          <w:tcPr>
+            <w:tcW w:w="2597" w:type="dxa"/>
             <w:vAlign w:val="center"/>
           </w:tcPr>
           <w:p>
@@ -38208,27 +39158,28 @@
         </w:trPr>
         <w:tc>
           <w:tcPr>
-            <w:tcW w:w="2126" w:type="dxa"/>
-            <w:vAlign w:val="center"/>
-          </w:tcPr>
-          <w:p>
-            <w:pPr>
-              <w:pStyle w:val="Compact"/>
-              <w:spacing w:before="0" w:after="0" w:line="280" w:lineRule="exact"/>
-              <w:jc w:val="center"/>
-            </w:pPr>
-            <w:r>
-              <w:rPr>
-                <w:i/>
-                <w:sz w:val="24"/>
-              </w:rPr>
+            <w:tcW w:w="1543" w:type="dxa"/>
+            <w:vAlign w:val="center"/>
+          </w:tcPr>
+          <w:p>
+            <w:pPr>
+              <w:pStyle w:val="Compact"/>
+              <w:spacing w:before="0" w:after="0" w:line="280" w:lineRule="exact"/>
+              <w:jc w:val="center"/>
+            </w:pPr>
+            <w:r>
+              <w:rPr>
+                <w:i/>
+                <w:sz w:val="24"/>
+              </w:rPr>
+              <w:lastRenderedPageBreak/>
               <w:t>Datarails</w:t>
             </w:r>
           </w:p>
         </w:tc>
         <w:tc>
           <w:tcPr>
-            <w:tcW w:w="2285" w:type="dxa"/>
+            <w:tcW w:w="2569" w:type="dxa"/>
             <w:vAlign w:val="center"/>
           </w:tcPr>
           <w:p>
@@ -38247,7 +39198,7 @@
         </w:tc>
         <w:tc>
           <w:tcPr>
-            <w:tcW w:w="2425" w:type="dxa"/>
+            <w:tcW w:w="2646" w:type="dxa"/>
             <w:vAlign w:val="center"/>
           </w:tcPr>
           <w:p>
@@ -38267,14 +39218,7 @@
                 <w:i/>
                 <w:sz w:val="24"/>
               </w:rPr>
-              <w:t>E</w:t>
-            </w:r>
-            <w:r>
-              <w:rPr>
-                <w:i/>
-                <w:sz w:val="24"/>
-              </w:rPr>
-              <w:t>RP</w:t>
+              <w:t>ERP</w:t>
             </w:r>
             <w:r>
               <w:rPr>
@@ -38345,13 +39289,19 @@
               <w:rPr>
                 <w:sz w:val="24"/>
               </w:rPr>
-              <w:t>); главная страница заявляет более 600</w:t>
-            </w:r>
-          </w:p>
-        </w:tc>
-        <w:tc>
-          <w:tcPr>
-            <w:tcW w:w="2518" w:type="dxa"/>
+              <w:t xml:space="preserve">); главная </w:t>
+            </w:r>
+            <w:r>
+              <w:rPr>
+                <w:sz w:val="24"/>
+              </w:rPr>
+              <w:t>страница заявляет более 600</w:t>
+            </w:r>
+          </w:p>
+        </w:tc>
+        <w:tc>
+          <w:tcPr>
+            <w:tcW w:w="2597" w:type="dxa"/>
             <w:vAlign w:val="center"/>
           </w:tcPr>
           <w:p>
@@ -38376,7 +39326,7 @@
         </w:trPr>
         <w:tc>
           <w:tcPr>
-            <w:tcW w:w="2126" w:type="dxa"/>
+            <w:tcW w:w="1543" w:type="dxa"/>
             <w:vAlign w:val="center"/>
           </w:tcPr>
           <w:p>
@@ -38396,46 +39346,34 @@
         </w:tc>
         <w:tc>
           <w:tcPr>
-            <w:tcW w:w="2285" w:type="dxa"/>
-            <w:vAlign w:val="center"/>
-          </w:tcPr>
-          <w:p>
-            <w:pPr>
-              <w:pStyle w:val="Compact"/>
-              <w:spacing w:before="0" w:after="0" w:line="280" w:lineRule="exact"/>
-              <w:jc w:val="center"/>
-            </w:pPr>
-            <w:r>
-              <w:rPr>
-                <w:sz w:val="24"/>
-              </w:rPr>
-              <w:t>Центр приватности и безопасности</w:t>
-            </w:r>
-          </w:p>
-        </w:tc>
-        <w:tc>
-          <w:tcPr>
-            <w:tcW w:w="2425" w:type="dxa"/>
-            <w:vAlign w:val="center"/>
-          </w:tcPr>
-          <w:p>
-            <w:pPr>
-              <w:pStyle w:val="Compact"/>
-              <w:spacing w:before="0" w:after="0" w:line="280" w:lineRule="exact"/>
-              <w:jc w:val="center"/>
-            </w:pPr>
-            <w:r>
-              <w:rPr>
-                <w:sz w:val="24"/>
-              </w:rPr>
-              <w:t>по найден</w:t>
-            </w:r>
-            <w:r>
-              <w:rPr>
-                <w:sz w:val="24"/>
-              </w:rPr>
-              <w:t xml:space="preserve">ным описаниям: </w:t>
-            </w:r>
+            <w:tcW w:w="2569" w:type="dxa"/>
+            <w:vAlign w:val="center"/>
+          </w:tcPr>
+          <w:p>
+            <w:pPr>
+              <w:pStyle w:val="Compact"/>
+              <w:spacing w:before="0" w:after="0" w:line="280" w:lineRule="exact"/>
+              <w:jc w:val="center"/>
+            </w:pPr>
+            <w:r>
+              <w:rPr>
+                <w:sz w:val="24"/>
+              </w:rPr>
+              <w:t>Центр приватности и безопасности (shortcut.ai/privacy)</w:t>
+            </w:r>
+          </w:p>
+        </w:tc>
+        <w:tc>
+          <w:tcPr>
+            <w:tcW w:w="2646" w:type="dxa"/>
+            <w:vAlign w:val="center"/>
+          </w:tcPr>
+          <w:p>
+            <w:pPr>
+              <w:pStyle w:val="Compact"/>
+              <w:spacing w:before="0" w:after="0" w:line="280" w:lineRule="exact"/>
+              <w:jc w:val="center"/>
+            </w:pPr>
             <w:r>
               <w:rPr>
                 <w:i/>
@@ -38467,123 +39405,174 @@
                 <w:i/>
                 <w:sz w:val="24"/>
               </w:rPr>
+              <w:t>II</w:t>
+            </w:r>
+            <w:r>
+              <w:rPr>
+                <w:sz w:val="24"/>
+              </w:rPr>
+              <w:t xml:space="preserve"> завершен (отчет по запросу), </w:t>
+            </w:r>
+            <w:r>
+              <w:rPr>
+                <w:i/>
+                <w:sz w:val="24"/>
+              </w:rPr>
+              <w:t>AES-256</w:t>
+            </w:r>
+            <w:r>
+              <w:rPr>
+                <w:sz w:val="24"/>
+              </w:rPr>
+              <w:t xml:space="preserve"> в хр</w:t>
+            </w:r>
+            <w:r>
+              <w:rPr>
+                <w:sz w:val="24"/>
+              </w:rPr>
+              <w:t xml:space="preserve">анилище, </w:t>
+            </w:r>
+            <w:r>
+              <w:rPr>
+                <w:i/>
+                <w:sz w:val="24"/>
+              </w:rPr>
+              <w:t>TLS</w:t>
+            </w:r>
+            <w:r>
+              <w:rPr>
+                <w:sz w:val="24"/>
+              </w:rPr>
+              <w:t xml:space="preserve"> 1.3, соглашения о нулевом хранении данных у провайдеров, вход через </w:t>
+            </w:r>
+            <w:r>
+              <w:rPr>
+                <w:i/>
+                <w:sz w:val="24"/>
+              </w:rPr>
+              <w:t>Google</w:t>
+            </w:r>
+            <w:r>
+              <w:rPr>
+                <w:sz w:val="24"/>
+              </w:rPr>
+              <w:t xml:space="preserve"> </w:t>
+            </w:r>
+            <w:r>
+              <w:rPr>
+                <w:i/>
+                <w:sz w:val="24"/>
+              </w:rPr>
+              <w:t>OAuth</w:t>
+            </w:r>
+            <w:r>
+              <w:rPr>
+                <w:sz w:val="24"/>
+              </w:rPr>
+              <w:t xml:space="preserve"> и </w:t>
+            </w:r>
+            <w:r>
+              <w:rPr>
+                <w:i/>
+                <w:sz w:val="24"/>
+              </w:rPr>
+              <w:t>SAML</w:t>
+            </w:r>
+            <w:r>
+              <w:rPr>
+                <w:sz w:val="24"/>
+              </w:rPr>
+              <w:t xml:space="preserve">, ролевой доступ, документы </w:t>
+            </w:r>
+            <w:r>
+              <w:rPr>
+                <w:i/>
+                <w:sz w:val="24"/>
+              </w:rPr>
+              <w:t>DPA</w:t>
+            </w:r>
+            <w:r>
+              <w:rPr>
+                <w:sz w:val="24"/>
+              </w:rPr>
+              <w:t xml:space="preserve"> и ответы на вопросы безопасности публично</w:t>
+            </w:r>
+          </w:p>
+        </w:tc>
+        <w:tc>
+          <w:tcPr>
+            <w:tcW w:w="2597" w:type="dxa"/>
+            <w:vAlign w:val="center"/>
+          </w:tcPr>
+          <w:p>
+            <w:pPr>
+              <w:pStyle w:val="Compact"/>
+              <w:spacing w:before="0" w:after="0" w:line="280" w:lineRule="exact"/>
+              <w:jc w:val="center"/>
+            </w:pPr>
+            <w:r>
+              <w:rPr>
+                <w:sz w:val="24"/>
+              </w:rPr>
+              <w:t xml:space="preserve">заявление о </w:t>
+            </w:r>
+            <w:r>
+              <w:rPr>
+                <w:i/>
+                <w:sz w:val="24"/>
+              </w:rPr>
+              <w:t>Type</w:t>
+            </w:r>
+            <w:r>
+              <w:rPr>
+                <w:sz w:val="24"/>
+              </w:rPr>
+              <w:t xml:space="preserve"> </w:t>
+            </w:r>
+            <w:r>
+              <w:rPr>
+                <w:i/>
+                <w:sz w:val="24"/>
+              </w:rPr>
+              <w:t>II</w:t>
+            </w:r>
+            <w:r>
+              <w:rPr>
+                <w:sz w:val="24"/>
+              </w:rPr>
+              <w:t xml:space="preserve"> на главной подтверждено первичным источником; ранее найденное </w:t>
+            </w:r>
+            <w:r>
+              <w:rPr>
+                <w:sz w:val="24"/>
+              </w:rPr>
+              <w:t>описание «</w:t>
+            </w:r>
+            <w:r>
+              <w:rPr>
+                <w:i/>
+                <w:sz w:val="24"/>
+              </w:rPr>
+              <w:t>Type</w:t>
+            </w:r>
+            <w:r>
+              <w:rPr>
+                <w:sz w:val="24"/>
+              </w:rPr>
+              <w:t xml:space="preserve"> </w:t>
+            </w:r>
+            <w:r>
+              <w:rPr>
+                <w:i/>
+                <w:sz w:val="24"/>
+              </w:rPr>
               <w:t>I</w:t>
             </w:r>
             <w:r>
               <w:rPr>
                 <w:sz w:val="24"/>
               </w:rPr>
-              <w:t xml:space="preserve"> выполнен, отчет </w:t>
-            </w:r>
-            <w:r>
-              <w:rPr>
-                <w:i/>
-                <w:sz w:val="24"/>
-              </w:rPr>
-              <w:t>Type</w:t>
-            </w:r>
-            <w:r>
-              <w:rPr>
-                <w:sz w:val="24"/>
-              </w:rPr>
-              <w:t xml:space="preserve"> </w:t>
-            </w:r>
-            <w:r>
-              <w:rPr>
-                <w:i/>
-                <w:sz w:val="24"/>
-              </w:rPr>
-              <w:t>II</w:t>
-            </w:r>
-            <w:r>
-              <w:rPr>
-                <w:sz w:val="24"/>
-              </w:rPr>
-              <w:t xml:space="preserve"> ожидался в начале 2026, вход через </w:t>
-            </w:r>
-            <w:r>
-              <w:rPr>
-                <w:i/>
-                <w:sz w:val="24"/>
-              </w:rPr>
-              <w:t>Google</w:t>
-            </w:r>
-            <w:r>
-              <w:rPr>
-                <w:sz w:val="24"/>
-              </w:rPr>
-              <w:t xml:space="preserve"> </w:t>
-            </w:r>
-            <w:r>
-              <w:rPr>
-                <w:i/>
-                <w:sz w:val="24"/>
-              </w:rPr>
-              <w:t>OAuth</w:t>
-            </w:r>
-            <w:r>
-              <w:rPr>
-                <w:sz w:val="24"/>
-              </w:rPr>
-              <w:t xml:space="preserve"> и </w:t>
-            </w:r>
-            <w:r>
-              <w:rPr>
-                <w:i/>
-                <w:sz w:val="24"/>
-              </w:rPr>
-              <w:t>SAML</w:t>
-            </w:r>
-            <w:r>
-              <w:rPr>
-                <w:sz w:val="24"/>
-              </w:rPr>
-              <w:t>, ролевой доступ</w:t>
-            </w:r>
-          </w:p>
-        </w:tc>
-        <w:tc>
-          <w:tcPr>
-            <w:tcW w:w="2518" w:type="dxa"/>
-            <w:vAlign w:val="center"/>
-          </w:tcPr>
-          <w:p>
-            <w:pPr>
-              <w:pStyle w:val="Compact"/>
-              <w:spacing w:before="0" w:after="0" w:line="280" w:lineRule="exact"/>
-              <w:jc w:val="center"/>
-            </w:pPr>
-            <w:r>
-              <w:rPr>
-                <w:sz w:val="24"/>
-              </w:rPr>
-              <w:t xml:space="preserve">заявление </w:t>
-            </w:r>
-            <w:r>
-              <w:rPr>
-                <w:i/>
-                <w:sz w:val="24"/>
-              </w:rPr>
-              <w:t>Type</w:t>
-            </w:r>
-            <w:r>
-              <w:rPr>
-                <w:sz w:val="24"/>
-              </w:rPr>
-              <w:t xml:space="preserve"> </w:t>
-            </w:r>
-            <w:r>
-              <w:rPr>
-                <w:i/>
-                <w:sz w:val="24"/>
-              </w:rPr>
-              <w:t>II</w:t>
-            </w:r>
-            <w:r>
-              <w:rPr>
-                <w:sz w:val="24"/>
-              </w:rPr>
-              <w:t xml:space="preserve"> на главной подтверждено частично; надежность средняя</w:t>
+              <w:t>» устарело</w:t>
             </w:r>
           </w:p>
         </w:tc>
@@ -38595,79 +39584,209 @@
         </w:trPr>
         <w:tc>
           <w:tcPr>
-            <w:tcW w:w="2126" w:type="dxa"/>
-            <w:vAlign w:val="center"/>
-          </w:tcPr>
-          <w:p>
-            <w:pPr>
-              <w:pStyle w:val="Compact"/>
-              <w:spacing w:before="0" w:after="0" w:line="280" w:lineRule="exact"/>
-              <w:jc w:val="center"/>
-            </w:pPr>
-            <w:r>
-              <w:rPr>
-                <w:i/>
-                <w:sz w:val="24"/>
-              </w:rPr>
-              <w:lastRenderedPageBreak/>
-              <w:t>PerfectXL</w:t>
-            </w:r>
-          </w:p>
-        </w:tc>
-        <w:tc>
-          <w:tcPr>
-            <w:tcW w:w="2285" w:type="dxa"/>
-            <w:vAlign w:val="center"/>
-          </w:tcPr>
-          <w:p>
-            <w:pPr>
-              <w:pStyle w:val="Compact"/>
-              <w:spacing w:before="0" w:after="0" w:line="280" w:lineRule="exact"/>
-              <w:jc w:val="center"/>
-            </w:pPr>
-            <w:r>
-              <w:rPr>
-                <w:sz w:val="24"/>
-              </w:rPr>
-              <w:t>Политика конфиденциальности</w:t>
-            </w:r>
-          </w:p>
-        </w:tc>
-        <w:tc>
-          <w:tcPr>
-            <w:tcW w:w="2425" w:type="dxa"/>
-            <w:vAlign w:val="center"/>
-          </w:tcPr>
-          <w:p>
-            <w:pPr>
-              <w:pStyle w:val="Compact"/>
-              <w:spacing w:before="0" w:after="0" w:line="280" w:lineRule="exact"/>
-              <w:jc w:val="center"/>
-            </w:pPr>
-            <w:r>
-              <w:rPr>
-                <w:sz w:val="24"/>
-              </w:rPr>
-              <w:t>данные о лицензии и использовании могут проверяться и записываться; сертификаты безопасности на найденных страницах не указаны</w:t>
-            </w:r>
-          </w:p>
-        </w:tc>
-        <w:tc>
-          <w:tcPr>
-            <w:tcW w:w="2518" w:type="dxa"/>
-            <w:vAlign w:val="center"/>
-          </w:tcPr>
-          <w:p>
-            <w:pPr>
-              <w:pStyle w:val="Compact"/>
-              <w:spacing w:before="0" w:after="0" w:line="280" w:lineRule="exact"/>
-              <w:jc w:val="center"/>
-            </w:pPr>
-            <w:r>
-              <w:rPr>
-                <w:sz w:val="24"/>
-              </w:rPr>
-              <w:t>подтверждает слабое раскрытие безопасности у специализированных игроков</w:t>
+            <w:tcW w:w="1543" w:type="dxa"/>
+            <w:vAlign w:val="center"/>
+          </w:tcPr>
+          <w:p>
+            <w:pPr>
+              <w:pStyle w:val="Compact"/>
+              <w:spacing w:before="0" w:after="0" w:line="280" w:lineRule="exact"/>
+              <w:jc w:val="center"/>
+            </w:pPr>
+            <w:r>
+              <w:rPr>
+                <w:i/>
+                <w:sz w:val="24"/>
+              </w:rPr>
+              <w:t>Datarails</w:t>
+            </w:r>
+          </w:p>
+        </w:tc>
+        <w:tc>
+          <w:tcPr>
+            <w:tcW w:w="2569" w:type="dxa"/>
+            <w:vAlign w:val="center"/>
+          </w:tcPr>
+          <w:p>
+            <w:pPr>
+              <w:pStyle w:val="Compact"/>
+              <w:spacing w:before="0" w:after="0" w:line="280" w:lineRule="exact"/>
+              <w:jc w:val="center"/>
+            </w:pPr>
+            <w:r>
+              <w:rPr>
+                <w:i/>
+                <w:sz w:val="24"/>
+              </w:rPr>
+              <w:t>Trust</w:t>
+            </w:r>
+            <w:r>
+              <w:rPr>
+                <w:sz w:val="24"/>
+              </w:rPr>
+              <w:t xml:space="preserve"> </w:t>
+            </w:r>
+            <w:r>
+              <w:rPr>
+                <w:i/>
+                <w:sz w:val="24"/>
+              </w:rPr>
+              <w:t>Center</w:t>
+            </w:r>
+            <w:r>
+              <w:rPr>
+                <w:sz w:val="24"/>
+              </w:rPr>
+              <w:t xml:space="preserve"> (</w:t>
+            </w:r>
+            <w:r>
+              <w:rPr>
+                <w:i/>
+                <w:sz w:val="24"/>
+              </w:rPr>
+              <w:t>trust.datarails.com</w:t>
+            </w:r>
+            <w:r>
+              <w:rPr>
+                <w:sz w:val="24"/>
+              </w:rPr>
+              <w:t>)</w:t>
+            </w:r>
+          </w:p>
+        </w:tc>
+        <w:tc>
+          <w:tcPr>
+            <w:tcW w:w="2646" w:type="dxa"/>
+            <w:vAlign w:val="center"/>
+          </w:tcPr>
+          <w:p>
+            <w:pPr>
+              <w:pStyle w:val="Compact"/>
+              <w:spacing w:before="0" w:after="0" w:line="280" w:lineRule="exact"/>
+              <w:jc w:val="center"/>
+            </w:pPr>
+            <w:r>
+              <w:rPr>
+                <w:i/>
+                <w:sz w:val="24"/>
+              </w:rPr>
+              <w:t>SOC</w:t>
+            </w:r>
+            <w:r>
+              <w:rPr>
+                <w:sz w:val="24"/>
+              </w:rPr>
+              <w:t xml:space="preserve"> 2 </w:t>
+            </w:r>
+            <w:r>
+              <w:rPr>
+                <w:i/>
+                <w:sz w:val="24"/>
+              </w:rPr>
+              <w:t>Type</w:t>
+            </w:r>
+            <w:r>
+              <w:rPr>
+                <w:sz w:val="24"/>
+              </w:rPr>
+              <w:t xml:space="preserve"> </w:t>
+            </w:r>
+            <w:r>
+              <w:rPr>
+                <w:i/>
+                <w:sz w:val="24"/>
+              </w:rPr>
+              <w:t>II</w:t>
+            </w:r>
+            <w:r>
+              <w:rPr>
+                <w:sz w:val="24"/>
+              </w:rPr>
+              <w:t xml:space="preserve">, </w:t>
+            </w:r>
+            <w:r>
+              <w:rPr>
+                <w:i/>
+                <w:sz w:val="24"/>
+              </w:rPr>
+              <w:t>SOC</w:t>
+            </w:r>
+            <w:r>
+              <w:rPr>
+                <w:sz w:val="24"/>
+              </w:rPr>
+              <w:t xml:space="preserve"> 1 (</w:t>
+            </w:r>
+            <w:r>
+              <w:rPr>
+                <w:i/>
+                <w:sz w:val="24"/>
+              </w:rPr>
+              <w:t>Type</w:t>
+            </w:r>
+            <w:r>
+              <w:rPr>
+                <w:sz w:val="24"/>
+              </w:rPr>
+              <w:t xml:space="preserve"> </w:t>
+            </w:r>
+            <w:r>
+              <w:rPr>
+                <w:i/>
+                <w:sz w:val="24"/>
+              </w:rPr>
+              <w:t>I</w:t>
+            </w:r>
+            <w:r>
+              <w:rPr>
+                <w:sz w:val="24"/>
+              </w:rPr>
+              <w:t xml:space="preserve"> и отчет </w:t>
+            </w:r>
+            <w:r>
+              <w:rPr>
+                <w:i/>
+                <w:sz w:val="24"/>
+              </w:rPr>
+              <w:t>Type</w:t>
+            </w:r>
+            <w:r>
+              <w:rPr>
+                <w:sz w:val="24"/>
+              </w:rPr>
+              <w:t xml:space="preserve"> </w:t>
+            </w:r>
+            <w:r>
+              <w:rPr>
+                <w:i/>
+                <w:sz w:val="24"/>
+              </w:rPr>
+              <w:t>II</w:t>
+            </w:r>
+            <w:r>
+              <w:rPr>
+                <w:sz w:val="24"/>
+              </w:rPr>
+              <w:t xml:space="preserve"> 2026), политика информационной безопасности, тест на проникновение, перечень контролей; отчеты по запросу</w:t>
+            </w:r>
+          </w:p>
+        </w:tc>
+        <w:tc>
+          <w:tcPr>
+            <w:tcW w:w="2597" w:type="dxa"/>
+            <w:vAlign w:val="center"/>
+          </w:tcPr>
+          <w:p>
+            <w:pPr>
+              <w:pStyle w:val="Compact"/>
+              <w:spacing w:before="0" w:after="0" w:line="280" w:lineRule="exact"/>
+              <w:jc w:val="center"/>
+            </w:pPr>
+            <w:r>
+              <w:rPr>
+                <w:sz w:val="24"/>
+              </w:rPr>
+              <w:t>самый полный профиль доверия среди конкурентов; ожидание корпоративных покупателей высокое</w:t>
             </w:r>
           </w:p>
         </w:tc>
@@ -38679,15 +39798,580 @@
         </w:trPr>
         <w:tc>
           <w:tcPr>
-            <w:tcW w:w="2126" w:type="dxa"/>
-            <w:vAlign w:val="center"/>
-          </w:tcPr>
-          <w:p>
-            <w:pPr>
-              <w:pStyle w:val="Compact"/>
-              <w:spacing w:before="0" w:after="0" w:line="280" w:lineRule="exact"/>
-              <w:jc w:val="center"/>
-            </w:pPr>
+            <w:tcW w:w="1543" w:type="dxa"/>
+            <w:vAlign w:val="center"/>
+          </w:tcPr>
+          <w:p>
+            <w:pPr>
+              <w:pStyle w:val="Compact"/>
+              <w:spacing w:before="0" w:after="0" w:line="280" w:lineRule="exact"/>
+              <w:jc w:val="center"/>
+            </w:pPr>
+            <w:r>
+              <w:rPr>
+                <w:i/>
+                <w:sz w:val="24"/>
+              </w:rPr>
+              <w:t>PerfectXL</w:t>
+            </w:r>
+          </w:p>
+        </w:tc>
+        <w:tc>
+          <w:tcPr>
+            <w:tcW w:w="2569" w:type="dxa"/>
+            <w:vAlign w:val="center"/>
+          </w:tcPr>
+          <w:p>
+            <w:pPr>
+              <w:pStyle w:val="Compact"/>
+              <w:spacing w:before="0" w:after="0" w:line="280" w:lineRule="exact"/>
+              <w:jc w:val="center"/>
+            </w:pPr>
+            <w:r>
+              <w:rPr>
+                <w:sz w:val="24"/>
+              </w:rPr>
+              <w:t>Пробный период и правовые страницы</w:t>
+            </w:r>
+          </w:p>
+        </w:tc>
+        <w:tc>
+          <w:tcPr>
+            <w:tcW w:w="2646" w:type="dxa"/>
+            <w:vAlign w:val="center"/>
+          </w:tcPr>
+          <w:p>
+            <w:pPr>
+              <w:pStyle w:val="Compact"/>
+              <w:spacing w:before="0" w:after="0" w:line="280" w:lineRule="exact"/>
+              <w:jc w:val="center"/>
+            </w:pPr>
+            <w:r>
+              <w:rPr>
+                <w:sz w:val="24"/>
+              </w:rPr>
+              <w:t>бесплатные 3</w:t>
+            </w:r>
+            <w:r>
+              <w:rPr>
+                <w:sz w:val="24"/>
+              </w:rPr>
+              <w:t xml:space="preserve">0 дней для </w:t>
+            </w:r>
+            <w:r>
+              <w:rPr>
+                <w:i/>
+                <w:sz w:val="24"/>
+              </w:rPr>
+              <w:t>Formula</w:t>
+            </w:r>
+            <w:r>
+              <w:rPr>
+                <w:sz w:val="24"/>
+              </w:rPr>
+              <w:t xml:space="preserve"> </w:t>
+            </w:r>
+            <w:r>
+              <w:rPr>
+                <w:i/>
+                <w:sz w:val="24"/>
+              </w:rPr>
+              <w:t>Inspector</w:t>
+            </w:r>
+            <w:r>
+              <w:rPr>
+                <w:sz w:val="24"/>
+              </w:rPr>
+              <w:t xml:space="preserve"> без карты и автопродления, </w:t>
+            </w:r>
+            <w:r>
+              <w:rPr>
+                <w:i/>
+                <w:sz w:val="24"/>
+              </w:rPr>
+              <w:t>Excel</w:t>
+            </w:r>
+            <w:r>
+              <w:rPr>
+                <w:sz w:val="24"/>
+              </w:rPr>
+              <w:t xml:space="preserve"> 2016 и новее; на сайте только юридические страницы (политика конфиденциальности, условия, </w:t>
+            </w:r>
+            <w:r>
+              <w:rPr>
+                <w:i/>
+                <w:sz w:val="24"/>
+              </w:rPr>
+              <w:t>cookie</w:t>
+            </w:r>
+            <w:r>
+              <w:rPr>
+                <w:sz w:val="24"/>
+              </w:rPr>
+              <w:t>), страницы безопасности нет</w:t>
+            </w:r>
+          </w:p>
+        </w:tc>
+        <w:tc>
+          <w:tcPr>
+            <w:tcW w:w="2597" w:type="dxa"/>
+            <w:vAlign w:val="center"/>
+          </w:tcPr>
+          <w:p>
+            <w:pPr>
+              <w:pStyle w:val="Compact"/>
+              <w:spacing w:before="0" w:after="0" w:line="280" w:lineRule="exact"/>
+              <w:jc w:val="center"/>
+            </w:pPr>
+            <w:r>
+              <w:rPr>
+                <w:sz w:val="24"/>
+              </w:rPr>
+              <w:t>бесплатный вход есть, но без раскрытия сертификатов; подтверждает сла</w:t>
+            </w:r>
+            <w:r>
+              <w:rPr>
+                <w:sz w:val="24"/>
+              </w:rPr>
+              <w:t>бое раскрытие безопасности</w:t>
+            </w:r>
+          </w:p>
+        </w:tc>
+      </w:tr>
+      <w:tr>
+        <w:trPr>
+          <w:cantSplit/>
+          <w:jc w:val="center"/>
+        </w:trPr>
+        <w:tc>
+          <w:tcPr>
+            <w:tcW w:w="1543" w:type="dxa"/>
+            <w:vAlign w:val="center"/>
+          </w:tcPr>
+          <w:p>
+            <w:pPr>
+              <w:pStyle w:val="Compact"/>
+              <w:spacing w:before="0" w:after="0" w:line="280" w:lineRule="exact"/>
+              <w:jc w:val="center"/>
+            </w:pPr>
+            <w:r>
+              <w:rPr>
+                <w:i/>
+                <w:sz w:val="24"/>
+              </w:rPr>
+              <w:t>DataSnipper</w:t>
+            </w:r>
+          </w:p>
+        </w:tc>
+        <w:tc>
+          <w:tcPr>
+            <w:tcW w:w="2569" w:type="dxa"/>
+            <w:vAlign w:val="center"/>
+          </w:tcPr>
+          <w:p>
+            <w:pPr>
+              <w:pStyle w:val="Compact"/>
+              <w:spacing w:before="0" w:after="0" w:line="280" w:lineRule="exact"/>
+              <w:jc w:val="center"/>
+            </w:pPr>
+            <w:r>
+              <w:rPr>
+                <w:sz w:val="24"/>
+              </w:rPr>
+              <w:t>База знаний: интеграции</w:t>
+            </w:r>
+          </w:p>
+        </w:tc>
+        <w:tc>
+          <w:tcPr>
+            <w:tcW w:w="2646" w:type="dxa"/>
+            <w:vAlign w:val="center"/>
+          </w:tcPr>
+          <w:p>
+            <w:pPr>
+              <w:pStyle w:val="Compact"/>
+              <w:spacing w:before="0" w:after="0" w:line="280" w:lineRule="exact"/>
+              <w:jc w:val="center"/>
+            </w:pPr>
+            <w:r>
+              <w:rPr>
+                <w:i/>
+                <w:sz w:val="24"/>
+              </w:rPr>
+              <w:t>SharePoint</w:t>
+            </w:r>
+            <w:r>
+              <w:rPr>
+                <w:sz w:val="24"/>
+              </w:rPr>
+              <w:t xml:space="preserve">, </w:t>
+            </w:r>
+            <w:r>
+              <w:rPr>
+                <w:i/>
+                <w:sz w:val="24"/>
+              </w:rPr>
+              <w:t>OneDrive</w:t>
+            </w:r>
+            <w:r>
+              <w:rPr>
+                <w:sz w:val="24"/>
+              </w:rPr>
+              <w:t xml:space="preserve">, </w:t>
+            </w:r>
+            <w:r>
+              <w:rPr>
+                <w:i/>
+                <w:sz w:val="24"/>
+              </w:rPr>
+              <w:t>Box</w:t>
+            </w:r>
+            <w:r>
+              <w:rPr>
+                <w:sz w:val="24"/>
+              </w:rPr>
+              <w:t xml:space="preserve">, </w:t>
+            </w:r>
+            <w:r>
+              <w:rPr>
+                <w:i/>
+                <w:sz w:val="24"/>
+              </w:rPr>
+              <w:t>Dropbox</w:t>
+            </w:r>
+            <w:r>
+              <w:rPr>
+                <w:sz w:val="24"/>
+              </w:rPr>
+              <w:t xml:space="preserve">, </w:t>
+            </w:r>
+            <w:r>
+              <w:rPr>
+                <w:i/>
+                <w:sz w:val="24"/>
+              </w:rPr>
+              <w:t>SAP</w:t>
+            </w:r>
+            <w:r>
+              <w:rPr>
+                <w:sz w:val="24"/>
+              </w:rPr>
+              <w:t xml:space="preserve"> </w:t>
+            </w:r>
+            <w:r>
+              <w:rPr>
+                <w:i/>
+                <w:sz w:val="24"/>
+              </w:rPr>
+              <w:t>Concur</w:t>
+            </w:r>
+            <w:r>
+              <w:rPr>
+                <w:sz w:val="24"/>
+              </w:rPr>
+              <w:t xml:space="preserve">, </w:t>
+            </w:r>
+            <w:r>
+              <w:rPr>
+                <w:i/>
+                <w:sz w:val="24"/>
+              </w:rPr>
+              <w:t>QuickBooks</w:t>
+            </w:r>
+            <w:r>
+              <w:rPr>
+                <w:sz w:val="24"/>
+              </w:rPr>
+              <w:t xml:space="preserve">, </w:t>
+            </w:r>
+            <w:r>
+              <w:rPr>
+                <w:i/>
+                <w:sz w:val="24"/>
+              </w:rPr>
+              <w:t>Suralink</w:t>
+            </w:r>
+            <w:r>
+              <w:rPr>
+                <w:sz w:val="24"/>
+              </w:rPr>
+              <w:t xml:space="preserve">, </w:t>
+            </w:r>
+            <w:r>
+              <w:rPr>
+                <w:i/>
+                <w:sz w:val="24"/>
+              </w:rPr>
+              <w:t>Microsoft</w:t>
+            </w:r>
+            <w:r>
+              <w:rPr>
+                <w:sz w:val="24"/>
+              </w:rPr>
+              <w:t xml:space="preserve"> </w:t>
+            </w:r>
+            <w:r>
+              <w:rPr>
+                <w:i/>
+                <w:sz w:val="24"/>
+              </w:rPr>
+              <w:t>Azure</w:t>
+            </w:r>
+          </w:p>
+        </w:tc>
+        <w:tc>
+          <w:tcPr>
+            <w:tcW w:w="2597" w:type="dxa"/>
+            <w:vAlign w:val="center"/>
+          </w:tcPr>
+          <w:p>
+            <w:pPr>
+              <w:pStyle w:val="Compact"/>
+              <w:spacing w:before="0" w:after="0" w:line="280" w:lineRule="exact"/>
+              <w:jc w:val="center"/>
+            </w:pPr>
+            <w:r>
+              <w:rPr>
+                <w:sz w:val="24"/>
+              </w:rPr>
+              <w:t>интеграции ориентированы на документы аудита, а не на проверку формул</w:t>
+            </w:r>
+          </w:p>
+        </w:tc>
+      </w:tr>
+      <w:tr>
+        <w:trPr>
+          <w:cantSplit/>
+          <w:jc w:val="center"/>
+        </w:trPr>
+        <w:tc>
+          <w:tcPr>
+            <w:tcW w:w="1543" w:type="dxa"/>
+            <w:vAlign w:val="center"/>
+          </w:tcPr>
+          <w:p>
+            <w:pPr>
+              <w:pStyle w:val="Compact"/>
+              <w:spacing w:before="0" w:after="0" w:line="280" w:lineRule="exact"/>
+              <w:jc w:val="center"/>
+            </w:pPr>
+            <w:r>
+              <w:rPr>
+                <w:i/>
+                <w:sz w:val="24"/>
+              </w:rPr>
+              <w:t>Numerous.ai</w:t>
+            </w:r>
+          </w:p>
+        </w:tc>
+        <w:tc>
+          <w:tcPr>
+            <w:tcW w:w="2569" w:type="dxa"/>
+            <w:vAlign w:val="center"/>
+          </w:tcPr>
+          <w:p>
+            <w:pPr>
+              <w:pStyle w:val="Compact"/>
+              <w:spacing w:before="0" w:after="0" w:line="280" w:lineRule="exact"/>
+              <w:jc w:val="center"/>
+            </w:pPr>
+            <w:r>
+              <w:rPr>
+                <w:sz w:val="24"/>
+              </w:rPr>
+              <w:t>Подвал сайта</w:t>
+            </w:r>
+          </w:p>
+        </w:tc>
+        <w:tc>
+          <w:tcPr>
+            <w:tcW w:w="2646" w:type="dxa"/>
+            <w:vAlign w:val="center"/>
+          </w:tcPr>
+          <w:p>
+            <w:pPr>
+              <w:pStyle w:val="Compact"/>
+              <w:spacing w:before="0" w:after="0" w:line="280" w:lineRule="exact"/>
+              <w:jc w:val="center"/>
+            </w:pPr>
+            <w:r>
+              <w:rPr>
+                <w:sz w:val="24"/>
+              </w:rPr>
+              <w:t>только политика конфиденциальности и условия использования, заявлений о безопасности и сертификатах нет</w:t>
+            </w:r>
+          </w:p>
+        </w:tc>
+        <w:tc>
+          <w:tcPr>
+            <w:tcW w:w="2597" w:type="dxa"/>
+            <w:vAlign w:val="center"/>
+          </w:tcPr>
+          <w:p>
+            <w:pPr>
+              <w:pStyle w:val="Compact"/>
+              <w:spacing w:before="0" w:after="0" w:line="280" w:lineRule="exact"/>
+              <w:jc w:val="center"/>
+            </w:pPr>
+            <w:r>
+              <w:rPr>
+                <w:sz w:val="24"/>
+              </w:rPr>
+              <w:t>дешевый массовый продукт не раскрывает безопасность</w:t>
+            </w:r>
+          </w:p>
+        </w:tc>
+      </w:tr>
+      <w:tr>
+        <w:trPr>
+          <w:cantSplit/>
+          <w:jc w:val="center"/>
+        </w:trPr>
+        <w:tc>
+          <w:tcPr>
+            <w:tcW w:w="1543" w:type="dxa"/>
+            <w:vAlign w:val="center"/>
+          </w:tcPr>
+          <w:p>
+            <w:pPr>
+              <w:pStyle w:val="Compact"/>
+              <w:spacing w:before="0" w:after="0" w:line="280" w:lineRule="exact"/>
+              <w:jc w:val="center"/>
+            </w:pPr>
+            <w:r>
+              <w:rPr>
+                <w:i/>
+                <w:sz w:val="24"/>
+              </w:rPr>
+              <w:lastRenderedPageBreak/>
+              <w:t>PerfectXL</w:t>
+            </w:r>
+          </w:p>
+        </w:tc>
+        <w:tc>
+          <w:tcPr>
+            <w:tcW w:w="2569" w:type="dxa"/>
+            <w:vAlign w:val="center"/>
+          </w:tcPr>
+          <w:p>
+            <w:pPr>
+              <w:pStyle w:val="Compact"/>
+              <w:spacing w:before="0" w:after="0" w:line="280" w:lineRule="exact"/>
+              <w:jc w:val="center"/>
+            </w:pPr>
+            <w:r>
+              <w:rPr>
+                <w:sz w:val="24"/>
+              </w:rPr>
+              <w:t>Политика конфиденциальности</w:t>
+            </w:r>
+          </w:p>
+        </w:tc>
+        <w:tc>
+          <w:tcPr>
+            <w:tcW w:w="2646" w:type="dxa"/>
+            <w:vAlign w:val="center"/>
+          </w:tcPr>
+          <w:p>
+            <w:pPr>
+              <w:pStyle w:val="Compact"/>
+              <w:spacing w:before="0" w:after="0" w:line="280" w:lineRule="exact"/>
+              <w:jc w:val="center"/>
+            </w:pPr>
+            <w:r>
+              <w:rPr>
+                <w:sz w:val="24"/>
+              </w:rPr>
+              <w:t>данные о лицензии и использовании могут проверяться и записыв</w:t>
+            </w:r>
+            <w:r>
+              <w:rPr>
+                <w:sz w:val="24"/>
+              </w:rPr>
+              <w:t>аться; сертификаты безопасности не указаны</w:t>
+            </w:r>
+          </w:p>
+        </w:tc>
+        <w:tc>
+          <w:tcPr>
+            <w:tcW w:w="2597" w:type="dxa"/>
+            <w:vAlign w:val="center"/>
+          </w:tcPr>
+          <w:p>
+            <w:pPr>
+              <w:pStyle w:val="Compact"/>
+              <w:spacing w:before="0" w:after="0" w:line="280" w:lineRule="exact"/>
+              <w:jc w:val="center"/>
+            </w:pPr>
+            <w:r>
+              <w:rPr>
+                <w:sz w:val="24"/>
+              </w:rPr>
+              <w:t>подтверждает слабое раскрытие безопасности у специализированных игроков</w:t>
+            </w:r>
+          </w:p>
+        </w:tc>
+      </w:tr>
+      <w:tr>
+        <w:trPr>
+          <w:cantSplit/>
+          <w:jc w:val="center"/>
+        </w:trPr>
+        <w:tc>
+          <w:tcPr>
+            <w:tcW w:w="1543" w:type="dxa"/>
+            <w:vAlign w:val="center"/>
+          </w:tcPr>
+          <w:p>
+            <w:pPr>
+              <w:pStyle w:val="Compact"/>
+              <w:spacing w:before="0" w:after="0" w:line="280" w:lineRule="exact"/>
+              <w:jc w:val="center"/>
+            </w:pPr>
+            <w:r>
+              <w:rPr>
+                <w:sz w:val="24"/>
+              </w:rPr>
+              <w:t>Все семь</w:t>
+            </w:r>
+          </w:p>
+        </w:tc>
+        <w:tc>
+          <w:tcPr>
+            <w:tcW w:w="2569" w:type="dxa"/>
+            <w:vAlign w:val="center"/>
+          </w:tcPr>
+          <w:p>
+            <w:pPr>
+              <w:pStyle w:val="Compact"/>
+              <w:spacing w:before="0" w:after="0" w:line="280" w:lineRule="exact"/>
+              <w:jc w:val="center"/>
+            </w:pPr>
+            <w:r>
+              <w:rPr>
+                <w:sz w:val="24"/>
+              </w:rPr>
+              <w:t>Прежние адреса /security</w:t>
+            </w:r>
+          </w:p>
+        </w:tc>
+        <w:tc>
+          <w:tcPr>
+            <w:tcW w:w="2646" w:type="dxa"/>
+            <w:vAlign w:val="center"/>
+          </w:tcPr>
+          <w:p>
+            <w:pPr>
+              <w:pStyle w:val="Compact"/>
+              <w:spacing w:before="0" w:after="0" w:line="280" w:lineRule="exact"/>
+              <w:jc w:val="center"/>
+            </w:pPr>
+            <w:r>
+              <w:rPr>
+                <w:sz w:val="24"/>
+              </w:rPr>
+              <w:t xml:space="preserve">на адресах </w:t>
+            </w:r>
             <w:r>
               <w:rPr>
                 <w:i/>
@@ -38719,14 +40403,7 @@
                 <w:i/>
                 <w:sz w:val="24"/>
               </w:rPr>
-              <w:t>Datarai</w:t>
-            </w:r>
-            <w:r>
-              <w:rPr>
-                <w:i/>
-                <w:sz w:val="24"/>
-              </w:rPr>
-              <w:t>ls</w:t>
+              <w:t>Datarails</w:t>
             </w:r>
             <w:r>
               <w:rPr>
@@ -38745,97 +40422,26 @@
               <w:rPr>
                 <w:sz w:val="24"/>
               </w:rPr>
-              <w:t xml:space="preserve">, </w:t>
-            </w:r>
-            <w:r>
-              <w:rPr>
-                <w:i/>
-                <w:sz w:val="24"/>
-              </w:rPr>
-              <w:t>DataSnipper</w:t>
-            </w:r>
-          </w:p>
-        </w:tc>
-        <w:tc>
-          <w:tcPr>
-            <w:tcW w:w="2285" w:type="dxa"/>
-            <w:vAlign w:val="center"/>
-          </w:tcPr>
-          <w:p>
-            <w:pPr>
-              <w:pStyle w:val="Compact"/>
-              <w:spacing w:before="0" w:after="0" w:line="280" w:lineRule="exact"/>
-              <w:jc w:val="center"/>
-            </w:pPr>
-            <w:r>
-              <w:rPr>
-                <w:sz w:val="24"/>
-              </w:rPr>
-              <w:t xml:space="preserve">Страницы безопасности, пробного периода, интеграций и цен </w:t>
-            </w:r>
-            <w:r>
-              <w:rPr>
-                <w:i/>
-                <w:sz w:val="24"/>
-              </w:rPr>
-              <w:t>Shortcut</w:t>
-            </w:r>
-          </w:p>
-        </w:tc>
-        <w:tc>
-          <w:tcPr>
-            <w:tcW w:w="2425" w:type="dxa"/>
-            <w:vAlign w:val="center"/>
-          </w:tcPr>
-          <w:p>
-            <w:pPr>
-              <w:pStyle w:val="Compact"/>
-              <w:spacing w:before="0" w:after="0" w:line="280" w:lineRule="exact"/>
-              <w:jc w:val="center"/>
-            </w:pPr>
-            <w:r>
-              <w:rPr>
-                <w:sz w:val="24"/>
-              </w:rPr>
-              <w:t xml:space="preserve">отдельных страниц нет или они недоступны (404, 502, перенаправление на изображение, запрет загрузки у </w:t>
-            </w:r>
-            <w:r>
-              <w:rPr>
-                <w:i/>
-                <w:sz w:val="24"/>
-              </w:rPr>
-              <w:t>Shortcut</w:t>
-            </w:r>
-            <w:r>
-              <w:rPr>
-                <w:sz w:val="24"/>
-              </w:rPr>
-              <w:t>)</w:t>
-            </w:r>
-          </w:p>
-        </w:tc>
-        <w:tc>
-          <w:tcPr>
-            <w:tcW w:w="2518" w:type="dxa"/>
-            <w:vAlign w:val="center"/>
-          </w:tcPr>
-          <w:p>
-            <w:pPr>
-              <w:pStyle w:val="Compact"/>
-              <w:spacing w:before="0" w:after="0" w:line="280" w:lineRule="exact"/>
-              <w:jc w:val="center"/>
-            </w:pPr>
-            <w:r>
-              <w:rPr>
-                <w:sz w:val="24"/>
-              </w:rPr>
-              <w:t xml:space="preserve">отсутствие отдельной страницы безопасности само </w:t>
-            </w:r>
-            <w:r>
-              <w:rPr>
-                <w:sz w:val="24"/>
-              </w:rPr>
-              <w:t>является фактом для признака «раскрытие безопасности»</w:t>
+              <w:t xml:space="preserve"> страниц нет (404, 502, перенаправление на изображение), но безопасность раскрыта в других разделах (строки выше)</w:t>
+            </w:r>
+          </w:p>
+        </w:tc>
+        <w:tc>
+          <w:tcPr>
+            <w:tcW w:w="2597" w:type="dxa"/>
+            <w:vAlign w:val="center"/>
+          </w:tcPr>
+          <w:p>
+            <w:pPr>
+              <w:pStyle w:val="Compact"/>
+              <w:spacing w:before="0" w:after="0" w:line="280" w:lineRule="exact"/>
+              <w:jc w:val="center"/>
+            </w:pPr>
+            <w:r>
+              <w:rPr>
+                <w:sz w:val="24"/>
+              </w:rPr>
+              <w:t>отсутствие страницы по прежнему адресу не означает отсутствия раскрытия; проверять нужно ссылки подвала</w:t>
             </w:r>
           </w:p>
         </w:tc>
@@ -38852,7 +40458,13 @@
         <w:rPr>
           <w:sz w:val="28"/>
         </w:rPr>
-        <w:t xml:space="preserve">Проверено 16 адресов: 9 страниц дали данные (семь напрямую, две </w:t>
+        <w:t>Проверено 21 адрес: по каждому из сем</w:t>
+      </w:r>
+      <w:r>
+        <w:rPr>
+          <w:sz w:val="28"/>
+        </w:rPr>
+        <w:t>и конкурентов найден ответ о безопасности (</w:t>
       </w:r>
       <w:r>
         <w:rPr>
@@ -38872,25 +40484,174 @@
           <w:i/>
           <w:sz w:val="28"/>
         </w:rPr>
+        <w:t>Datarails</w:t>
+      </w:r>
+      <w:r>
+        <w:rPr>
+          <w:sz w:val="28"/>
+        </w:rPr>
+        <w:t xml:space="preserve"> - </w:t>
+      </w:r>
+      <w:r>
+        <w:rPr>
+          <w:i/>
+          <w:sz w:val="28"/>
+        </w:rPr>
+        <w:t>SOC</w:t>
+      </w:r>
+      <w:r>
+        <w:rPr>
+          <w:sz w:val="28"/>
+        </w:rPr>
+        <w:t xml:space="preserve"> 2 </w:t>
+      </w:r>
+      <w:r>
+        <w:rPr>
+          <w:i/>
+          <w:sz w:val="28"/>
+        </w:rPr>
+        <w:t>Type</w:t>
+      </w:r>
+      <w:r>
+        <w:rPr>
+          <w:sz w:val="28"/>
+        </w:rPr>
+        <w:t xml:space="preserve"> </w:t>
+      </w:r>
+      <w:r>
+        <w:rPr>
+          <w:i/>
+          <w:sz w:val="28"/>
+        </w:rPr>
+        <w:t>II</w:t>
+      </w:r>
+      <w:r>
+        <w:rPr>
+          <w:sz w:val="28"/>
+        </w:rPr>
+        <w:t xml:space="preserve">, </w:t>
+      </w:r>
+      <w:r>
+        <w:rPr>
+          <w:i/>
+          <w:sz w:val="28"/>
+        </w:rPr>
+        <w:t>DataSnipper</w:t>
+      </w:r>
+      <w:r>
+        <w:rPr>
+          <w:sz w:val="28"/>
+        </w:rPr>
+        <w:t xml:space="preserve"> - </w:t>
+      </w:r>
+      <w:r>
+        <w:rPr>
+          <w:i/>
+          <w:sz w:val="28"/>
+        </w:rPr>
+        <w:t>SOC</w:t>
+      </w:r>
+      <w:r>
+        <w:rPr>
+          <w:sz w:val="28"/>
+        </w:rPr>
+        <w:t xml:space="preserve"> 2 </w:t>
+      </w:r>
+      <w:r>
+        <w:rPr>
+          <w:i/>
+          <w:sz w:val="28"/>
+        </w:rPr>
+        <w:t>Type</w:t>
+      </w:r>
+      <w:r>
+        <w:rPr>
+          <w:sz w:val="28"/>
+        </w:rPr>
+        <w:t xml:space="preserve"> </w:t>
+      </w:r>
+      <w:r>
+        <w:rPr>
+          <w:i/>
+          <w:sz w:val="28"/>
+        </w:rPr>
+        <w:t>II</w:t>
+      </w:r>
+      <w:r>
+        <w:rPr>
+          <w:sz w:val="28"/>
+        </w:rPr>
+        <w:t xml:space="preserve"> и </w:t>
+      </w:r>
+      <w:r>
+        <w:rPr>
+          <w:i/>
+          <w:sz w:val="28"/>
+        </w:rPr>
+        <w:t>GDPR</w:t>
+      </w:r>
+      <w:r>
+        <w:rPr>
+          <w:sz w:val="28"/>
+        </w:rPr>
+        <w:t xml:space="preserve">, </w:t>
+      </w:r>
+      <w:r>
+        <w:rPr>
+          <w:i/>
+          <w:sz w:val="28"/>
+        </w:rPr>
         <w:t>PerfectXL</w:t>
       </w:r>
       <w:r>
         <w:rPr>
           <w:sz w:val="28"/>
         </w:rPr>
-        <w:t xml:space="preserve"> по описаниям поисковой выдачи), 7 адресов недоступны или не существуют; план 14-20 страниц выполнен в пределах доступного. Результаты уточняют факты ЛР5; цены </w:t>
+        <w:t xml:space="preserve">, </w:t>
       </w:r>
       <w:r>
         <w:rPr>
           <w:i/>
           <w:sz w:val="28"/>
         </w:rPr>
+        <w:t>Numerous.ai</w:t>
+      </w:r>
+      <w:r>
+        <w:rPr>
+          <w:sz w:val="28"/>
+        </w:rPr>
+        <w:t xml:space="preserve"> и </w:t>
+      </w:r>
+      <w:r>
+        <w:rPr>
+          <w:i/>
+          <w:sz w:val="28"/>
+        </w:rPr>
         <w:t>Arixcel</w:t>
       </w:r>
       <w:r>
         <w:rPr>
           <w:sz w:val="28"/>
         </w:rPr>
+        <w:t xml:space="preserve"> - только юридические страницы), а также цены, пробные периоды и интеграции. Прежние адреса /security у чет</w:t>
+      </w:r>
+      <w:r>
+        <w:rPr>
+          <w:sz w:val="28"/>
+        </w:rPr>
+        <w:t xml:space="preserve">ырех компаний не существуют, поэтому сведения взяты из центров доверия и подвалов сайтов. Результаты уточняют факты ЛР5; цены </w:t>
+      </w:r>
+      <w:r>
+        <w:rPr>
+          <w:i/>
+          <w:sz w:val="28"/>
+        </w:rPr>
+        <w:t>Arixcel</w:t>
+      </w:r>
+      <w:r>
+        <w:rPr>
+          <w:sz w:val="28"/>
+        </w:rPr>
         <w:t xml:space="preserve"> и </w:t>
       </w:r>
       <w:r>
@@ -38904,13 +40665,13 @@
         <w:rPr>
           <w:sz w:val="28"/>
         </w:rPr>
-        <w:t xml:space="preserve"> были отмечены как не показанные, хотя опубликованы на страницах производителей.</w:t>
-      </w:r>
-      <w:r>
-        <w:rPr>
-          <w:sz w:val="28"/>
-        </w:rPr>
-        <w:t xml:space="preserve"> Поэтому в книгу бизнес-моделей внесены их цены и пробные режимы, а оценки прозрачности цен повышены с 1 до 3 из 5; 70 независимых проверок </w:t>
+        <w:t xml:space="preserve"> были отмечены как не показанные, хотя опубликованы на страницах производителей. Поэтому в книгу бизнес-моделей вн</w:t>
+      </w:r>
+      <w:r>
+        <w:rPr>
+          <w:sz w:val="28"/>
+        </w:rPr>
+        <w:t xml:space="preserve">есены их цены и пробные режимы, а оценки прозрачности цен повышены с 1 до 3 из 5; 70 независимых проверок </w:t>
       </w:r>
       <w:r>
         <w:rPr>
@@ -38936,13 +40697,7 @@
         <w:rPr>
           <w:sz w:val="28"/>
         </w:rPr>
-        <w:t xml:space="preserve"> по-прежнему сходятся, а индексы бизнес-моделей не изменились, так как оценка прозрачности в них не вх</w:t>
-      </w:r>
-      <w:r>
-        <w:rPr>
-          <w:sz w:val="28"/>
-        </w:rPr>
-        <w:t>одит.</w:t>
+        <w:t xml:space="preserve"> по-прежнему сходятся, а индексы бизнес-моделей не изменились, так как оценка прозрачности в них не входит.</w:t>
       </w:r>
     </w:p>
     <w:p>
@@ -39008,13 +40763,13 @@
         <w:rPr>
           <w:sz w:val="28"/>
         </w:rPr>
-        <w:t xml:space="preserve"> не меняют статус «зона дифференциации». Если считать признаком любую о</w:t>
-      </w:r>
-      <w:r>
-        <w:rPr>
-          <w:sz w:val="28"/>
-        </w:rPr>
-        <w:t xml:space="preserve">публикованную цену, показатель вырастет до 5 из 7 (71 %) и перейдет порог 70 % в рыночный стандарт; тогда возможностью дифференциации остаются лестница тарифов с бесплатным входом и доказательство вывода. Книги </w:t>
+        <w:t xml:space="preserve"> не меняют статус «зона дифференциации». Если считать признаком любую опублик</w:t>
+      </w:r>
+      <w:r>
+        <w:rPr>
+          <w:sz w:val="28"/>
+        </w:rPr>
+        <w:t xml:space="preserve">ованную цену, показатель вырастет до 5 из 7 (71 %) и перейдет порог 70 % в рыночный стандарт; тогда возможностью дифференциации остаются лестница тарифов с бесплатным входом и доказательство вывода. Книги </w:t>
       </w:r>
       <w:r>
         <w:rPr>
@@ -39040,20 +40795,21 @@
         <w:rPr>
           <w:sz w:val="28"/>
         </w:rPr>
-        <w:t xml:space="preserve"> </w:t>
-      </w:r>
-      <w:r>
-        <w:rPr>
-          <w:sz w:val="28"/>
-        </w:rPr>
-        <w:t xml:space="preserve">и </w:t>
+        <w:t xml:space="preserve"> и </w:t>
       </w:r>
       <w:r>
         <w:rPr>
           <w:i/>
           <w:sz w:val="28"/>
         </w:rPr>
-        <w:t>Operis</w:t>
+        <w:t>Oper</w:t>
+      </w:r>
+      <w:r>
+        <w:rPr>
+          <w:i/>
+          <w:sz w:val="28"/>
+        </w:rPr>
+        <w:t>is</w:t>
       </w:r>
       <w:r>
         <w:rPr>
@@ -39193,7 +40949,7 @@
   <w:abstractNum w:abstractNumId="0" w15:restartNumberingAfterBreak="0">
     <w:nsid w:val="0000A990"/>
     <w:multiLevelType w:val="multilevel"/>
-    <w:tmpl w:val="D1B46954"/>
+    <w:tmpl w:val="7B6C4C60"/>
     <w:lvl w:ilvl="0">
       <w:numFmt w:val="bullet"/>
       <w:lvlText w:val=" "/>
@@ -39270,7 +41026,7 @@
   <w:abstractNum w:abstractNumId="1" w15:restartNumberingAfterBreak="0">
     <w:nsid w:val="00A99411"/>
     <w:multiLevelType w:val="multilevel"/>
-    <w:tmpl w:val="253A6E42"/>
+    <w:tmpl w:val="799CB278"/>
     <w:lvl w:ilvl="0">
       <w:start w:val="1"/>
       <w:numFmt w:val="decimal"/>
@@ -40748,7 +42504,7 @@
     <w:autoRedefine/>
     <w:uiPriority w:val="39"/>
     <w:unhideWhenUsed/>
-    <w:rsid w:val="00FB4634"/>
+    <w:rsid w:val="00CA4AEE"/>
     <w:pPr>
       <w:spacing w:after="100"/>
     </w:pPr>
@@ -40760,7 +42516,7 @@
     <w:autoRedefine/>
     <w:uiPriority w:val="39"/>
     <w:unhideWhenUsed/>
-    <w:rsid w:val="00FB4634"/>
+    <w:rsid w:val="00CA4AEE"/>
     <w:pPr>
       <w:spacing w:after="100"/>
       <w:ind w:left="240"/>

--- a/ЛР5_Анализ_конкурентов/ОТЧЕТ_ЛР5_TableMind.docx
+++ b/ЛР5_Анализ_конкурентов/ОТЧЕТ_ЛР5_TableMind.docx
@@ -264,7 +264,7 @@
       <w:r>
         <w:fldChar w:fldCharType="separate"/>
       </w:r>
-      <w:hyperlink w:anchor="_Toc241939370" w:history="1">
+      <w:hyperlink w:anchor="_Toc241940158" w:history="1">
         <w:r>
           <w:rPr>
             <w:rStyle w:val="af"/>
@@ -292,7 +292,7 @@
             <w:noProof/>
             <w:webHidden/>
           </w:rPr>
-          <w:instrText xml:space="preserve"> PAGEREF _Toc241939370 \h </w:instrText>
+          <w:instrText xml:space="preserve"> PAGEREF _Toc241940158 \h </w:instrText>
         </w:r>
         <w:r>
           <w:rPr>
@@ -333,7 +333,7 @@
           <w:noProof/>
         </w:rPr>
       </w:pPr>
-      <w:hyperlink w:anchor="_Toc241939371" w:history="1">
+      <w:hyperlink w:anchor="_Toc241940159" w:history="1">
         <w:r>
           <w:rPr>
             <w:rStyle w:val="af"/>
@@ -361,7 +361,7 @@
             <w:noProof/>
             <w:webHidden/>
           </w:rPr>
-          <w:instrText xml:space="preserve"> PAGEREF _Toc241939371 \h </w:instrText>
+          <w:instrText xml:space="preserve"> PAGEREF _Toc241940159 \h </w:instrText>
         </w:r>
         <w:r>
           <w:rPr>
@@ -402,7 +402,7 @@
           <w:noProof/>
         </w:rPr>
       </w:pPr>
-      <w:hyperlink w:anchor="_Toc241939372" w:history="1">
+      <w:hyperlink w:anchor="_Toc241940160" w:history="1">
         <w:r>
           <w:rPr>
             <w:rStyle w:val="af"/>
@@ -430,7 +430,7 @@
             <w:noProof/>
             <w:webHidden/>
           </w:rPr>
-          <w:instrText xml:space="preserve"> PAGEREF _Toc241939372 \h </w:instrText>
+          <w:instrText xml:space="preserve"> PAGEREF _Toc241940160 \h </w:instrText>
         </w:r>
         <w:r>
           <w:rPr>
@@ -471,7 +471,7 @@
           <w:noProof/>
         </w:rPr>
       </w:pPr>
-      <w:hyperlink w:anchor="_Toc241939373" w:history="1">
+      <w:hyperlink w:anchor="_Toc241940161" w:history="1">
         <w:r>
           <w:rPr>
             <w:rStyle w:val="af"/>
@@ -499,7 +499,7 @@
             <w:noProof/>
             <w:webHidden/>
           </w:rPr>
-          <w:instrText xml:space="preserve"> PAGEREF _Toc241939373 \h </w:instrText>
+          <w:instrText xml:space="preserve"> PAGEREF _Toc241940161 \h </w:instrText>
         </w:r>
         <w:r>
           <w:rPr>
@@ -540,7 +540,7 @@
           <w:noProof/>
         </w:rPr>
       </w:pPr>
-      <w:hyperlink w:anchor="_Toc241939374" w:history="1">
+      <w:hyperlink w:anchor="_Toc241940162" w:history="1">
         <w:r>
           <w:rPr>
             <w:rStyle w:val="af"/>
@@ -568,7 +568,7 @@
             <w:noProof/>
             <w:webHidden/>
           </w:rPr>
-          <w:instrText xml:space="preserve"> PAGEREF _Toc241939374 \h </w:instrText>
+          <w:instrText xml:space="preserve"> PAGEREF _Toc241940162 \h </w:instrText>
         </w:r>
         <w:r>
           <w:rPr>
@@ -609,7 +609,7 @@
           <w:noProof/>
         </w:rPr>
       </w:pPr>
-      <w:hyperlink w:anchor="_Toc241939375" w:history="1">
+      <w:hyperlink w:anchor="_Toc241940163" w:history="1">
         <w:r>
           <w:rPr>
             <w:rStyle w:val="af"/>
@@ -637,7 +637,7 @@
             <w:noProof/>
             <w:webHidden/>
           </w:rPr>
-          <w:instrText xml:space="preserve"> PAGEREF _Toc241939375 \h </w:instrText>
+          <w:instrText xml:space="preserve"> PAGEREF _Toc241940163 \h </w:instrText>
         </w:r>
         <w:r>
           <w:rPr>
@@ -678,7 +678,7 @@
           <w:noProof/>
         </w:rPr>
       </w:pPr>
-      <w:hyperlink w:anchor="_Toc241939376" w:history="1">
+      <w:hyperlink w:anchor="_Toc241940164" w:history="1">
         <w:r>
           <w:rPr>
             <w:rStyle w:val="af"/>
@@ -706,7 +706,7 @@
             <w:noProof/>
             <w:webHidden/>
           </w:rPr>
-          <w:instrText xml:space="preserve"> PAGEREF _Toc241939376 \h </w:instrText>
+          <w:instrText xml:space="preserve"> PAGEREF _Toc241940164 \h </w:instrText>
         </w:r>
         <w:r>
           <w:rPr>
@@ -747,7 +747,7 @@
           <w:noProof/>
         </w:rPr>
       </w:pPr>
-      <w:hyperlink w:anchor="_Toc241939377" w:history="1">
+      <w:hyperlink w:anchor="_Toc241940165" w:history="1">
         <w:r>
           <w:rPr>
             <w:rStyle w:val="af"/>
@@ -775,7 +775,7 @@
             <w:noProof/>
             <w:webHidden/>
           </w:rPr>
-          <w:instrText xml:space="preserve"> PAGEREF _Toc241939377 \h </w:instrText>
+          <w:instrText xml:space="preserve"> PAGEREF _Toc241940165 \h </w:instrText>
         </w:r>
         <w:r>
           <w:rPr>
@@ -816,7 +816,7 @@
           <w:noProof/>
         </w:rPr>
       </w:pPr>
-      <w:hyperlink w:anchor="_Toc241939378" w:history="1">
+      <w:hyperlink w:anchor="_Toc241940166" w:history="1">
         <w:r>
           <w:rPr>
             <w:rStyle w:val="af"/>
@@ -844,7 +844,7 @@
             <w:noProof/>
             <w:webHidden/>
           </w:rPr>
-          <w:instrText xml:space="preserve"> PAGEREF _Toc241939378 \h </w:instrText>
+          <w:instrText xml:space="preserve"> PAGEREF _Toc241940166 \h </w:instrText>
         </w:r>
         <w:r>
           <w:rPr>
@@ -885,7 +885,7 @@
           <w:noProof/>
         </w:rPr>
       </w:pPr>
-      <w:hyperlink w:anchor="_Toc241939379" w:history="1">
+      <w:hyperlink w:anchor="_Toc241940167" w:history="1">
         <w:r>
           <w:rPr>
             <w:rStyle w:val="af"/>
@@ -913,7 +913,7 @@
             <w:noProof/>
             <w:webHidden/>
           </w:rPr>
-          <w:instrText xml:space="preserve"> PAGEREF _Toc241939379 \h </w:instrText>
+          <w:instrText xml:space="preserve"> PAGEREF _Toc241940167 \h </w:instrText>
         </w:r>
         <w:r>
           <w:rPr>
@@ -954,7 +954,7 @@
           <w:noProof/>
         </w:rPr>
       </w:pPr>
-      <w:hyperlink w:anchor="_Toc241939380" w:history="1">
+      <w:hyperlink w:anchor="_Toc241940168" w:history="1">
         <w:r>
           <w:rPr>
             <w:rStyle w:val="af"/>
@@ -991,7 +991,7 @@
             <w:noProof/>
             <w:webHidden/>
           </w:rPr>
-          <w:instrText xml:space="preserve"> PAGEREF _Toc241939380 \h </w:instrText>
+          <w:instrText xml:space="preserve"> PAGEREF _Toc241940168 \h </w:instrText>
         </w:r>
         <w:r>
           <w:rPr>
@@ -1032,7 +1032,7 @@
           <w:noProof/>
         </w:rPr>
       </w:pPr>
-      <w:hyperlink w:anchor="_Toc241939381" w:history="1">
+      <w:hyperlink w:anchor="_Toc241940169" w:history="1">
         <w:r>
           <w:rPr>
             <w:rStyle w:val="af"/>
@@ -1060,7 +1060,7 @@
             <w:noProof/>
             <w:webHidden/>
           </w:rPr>
-          <w:instrText xml:space="preserve"> PAGEREF _Toc241939381 \h </w:instrText>
+          <w:instrText xml:space="preserve"> PAGEREF _Toc241940169 \h </w:instrText>
         </w:r>
         <w:r>
           <w:rPr>
@@ -1101,7 +1101,7 @@
           <w:noProof/>
         </w:rPr>
       </w:pPr>
-      <w:hyperlink w:anchor="_Toc241939382" w:history="1">
+      <w:hyperlink w:anchor="_Toc241940170" w:history="1">
         <w:r>
           <w:rPr>
             <w:rStyle w:val="af"/>
@@ -1129,7 +1129,7 @@
             <w:noProof/>
             <w:webHidden/>
           </w:rPr>
-          <w:instrText xml:space="preserve"> PAGEREF _Toc241939382 \h </w:instrText>
+          <w:instrText xml:space="preserve"> PAGEREF _Toc241940170 \h </w:instrText>
         </w:r>
         <w:r>
           <w:rPr>
@@ -1170,7 +1170,7 @@
           <w:noProof/>
         </w:rPr>
       </w:pPr>
-      <w:hyperlink w:anchor="_Toc241939383" w:history="1">
+      <w:hyperlink w:anchor="_Toc241940171" w:history="1">
         <w:r>
           <w:rPr>
             <w:rStyle w:val="af"/>
@@ -1198,7 +1198,7 @@
             <w:noProof/>
             <w:webHidden/>
           </w:rPr>
-          <w:instrText xml:space="preserve"> PAGEREF _Toc241939383 \h </w:instrText>
+          <w:instrText xml:space="preserve"> PAGEREF _Toc241940171 \h </w:instrText>
         </w:r>
         <w:r>
           <w:rPr>
@@ -1239,7 +1239,7 @@
           <w:noProof/>
         </w:rPr>
       </w:pPr>
-      <w:hyperlink w:anchor="_Toc241939384" w:history="1">
+      <w:hyperlink w:anchor="_Toc241940172" w:history="1">
         <w:r>
           <w:rPr>
             <w:rStyle w:val="af"/>
@@ -1267,7 +1267,7 @@
             <w:noProof/>
             <w:webHidden/>
           </w:rPr>
-          <w:instrText xml:space="preserve"> PAGEREF _Toc241939384 \h </w:instrText>
+          <w:instrText xml:space="preserve"> PAGEREF _Toc241940172 \h </w:instrText>
         </w:r>
         <w:r>
           <w:rPr>
@@ -1308,7 +1308,7 @@
           <w:noProof/>
         </w:rPr>
       </w:pPr>
-      <w:hyperlink w:anchor="_Toc241939385" w:history="1">
+      <w:hyperlink w:anchor="_Toc241940173" w:history="1">
         <w:r>
           <w:rPr>
             <w:rStyle w:val="af"/>
@@ -1336,7 +1336,7 @@
             <w:noProof/>
             <w:webHidden/>
           </w:rPr>
-          <w:instrText xml:space="preserve"> PAGEREF _Toc241939385 \h </w:instrText>
+          <w:instrText xml:space="preserve"> PAGEREF _Toc241940173 \h </w:instrText>
         </w:r>
         <w:r>
           <w:rPr>
@@ -1377,7 +1377,7 @@
           <w:noProof/>
         </w:rPr>
       </w:pPr>
-      <w:hyperlink w:anchor="_Toc241939386" w:history="1">
+      <w:hyperlink w:anchor="_Toc241940174" w:history="1">
         <w:r>
           <w:rPr>
             <w:rStyle w:val="af"/>
@@ -1405,7 +1405,7 @@
             <w:noProof/>
             <w:webHidden/>
           </w:rPr>
-          <w:instrText xml:space="preserve"> PAGEREF _Toc241939386 \h </w:instrText>
+          <w:instrText xml:space="preserve"> PAGEREF _Toc241940174 \h </w:instrText>
         </w:r>
         <w:r>
           <w:rPr>
@@ -1446,7 +1446,7 @@
           <w:noProof/>
         </w:rPr>
       </w:pPr>
-      <w:hyperlink w:anchor="_Toc241939387" w:history="1">
+      <w:hyperlink w:anchor="_Toc241940175" w:history="1">
         <w:r>
           <w:rPr>
             <w:rStyle w:val="af"/>
@@ -1474,76 +1474,7 @@
             <w:noProof/>
             <w:webHidden/>
           </w:rPr>
-          <w:instrText xml:space="preserve"> PAGEREF _Toc241939387 \h </w:instrText>
-        </w:r>
-        <w:r>
-          <w:rPr>
-            <w:noProof/>
-            <w:webHidden/>
-          </w:rPr>
-        </w:r>
-        <w:r>
-          <w:rPr>
-            <w:noProof/>
-            <w:webHidden/>
-          </w:rPr>
-          <w:fldChar w:fldCharType="separate"/>
-        </w:r>
-        <w:r>
-          <w:rPr>
-            <w:noProof/>
-            <w:webHidden/>
-          </w:rPr>
-          <w:t>31</w:t>
-        </w:r>
-        <w:r>
-          <w:rPr>
-            <w:noProof/>
-            <w:webHidden/>
-          </w:rPr>
-          <w:fldChar w:fldCharType="end"/>
-        </w:r>
-      </w:hyperlink>
-    </w:p>
-    <w:p>
-      <w:pPr>
-        <w:pStyle w:val="12"/>
-        <w:tabs>
-          <w:tab w:val="right" w:leader="dot" w:pos="9345"/>
-        </w:tabs>
-        <w:rPr>
-          <w:noProof/>
-        </w:rPr>
-      </w:pPr>
-      <w:hyperlink w:anchor="_Toc241939388" w:history="1">
-        <w:r>
-          <w:rPr>
-            <w:rStyle w:val="af"/>
-            <w:b/>
-            <w:noProof/>
-          </w:rPr>
-          <w:t>ПРИЛОЖЕНИЕ Г</w:t>
-        </w:r>
-        <w:r>
-          <w:rPr>
-            <w:noProof/>
-            <w:webHidden/>
-          </w:rPr>
-          <w:tab/>
-        </w:r>
-        <w:r>
-          <w:rPr>
-            <w:noProof/>
-            <w:webHidden/>
-          </w:rPr>
-          <w:fldChar w:fldCharType="begin"/>
-        </w:r>
-        <w:r>
-          <w:rPr>
-            <w:noProof/>
-            <w:webHidden/>
-          </w:rPr>
-          <w:instrText xml:space="preserve"> PAGEREF _Toc241939388 \h </w:instrText>
+          <w:instrText xml:space="preserve"> PAGEREF _Toc241940175 \h </w:instrText>
         </w:r>
         <w:r>
           <w:rPr>
@@ -1584,7 +1515,76 @@
           <w:noProof/>
         </w:rPr>
       </w:pPr>
-      <w:hyperlink w:anchor="_Toc241939389" w:history="1">
+      <w:hyperlink w:anchor="_Toc241940176" w:history="1">
+        <w:r>
+          <w:rPr>
+            <w:rStyle w:val="af"/>
+            <w:b/>
+            <w:noProof/>
+          </w:rPr>
+          <w:t>ПРИЛОЖЕНИЕ Г</w:t>
+        </w:r>
+        <w:r>
+          <w:rPr>
+            <w:noProof/>
+            <w:webHidden/>
+          </w:rPr>
+          <w:tab/>
+        </w:r>
+        <w:r>
+          <w:rPr>
+            <w:noProof/>
+            <w:webHidden/>
+          </w:rPr>
+          <w:fldChar w:fldCharType="begin"/>
+        </w:r>
+        <w:r>
+          <w:rPr>
+            <w:noProof/>
+            <w:webHidden/>
+          </w:rPr>
+          <w:instrText xml:space="preserve"> PAGEREF _Toc241940176 \h </w:instrText>
+        </w:r>
+        <w:r>
+          <w:rPr>
+            <w:noProof/>
+            <w:webHidden/>
+          </w:rPr>
+        </w:r>
+        <w:r>
+          <w:rPr>
+            <w:noProof/>
+            <w:webHidden/>
+          </w:rPr>
+          <w:fldChar w:fldCharType="separate"/>
+        </w:r>
+        <w:r>
+          <w:rPr>
+            <w:noProof/>
+            <w:webHidden/>
+          </w:rPr>
+          <w:t>33</w:t>
+        </w:r>
+        <w:r>
+          <w:rPr>
+            <w:noProof/>
+            <w:webHidden/>
+          </w:rPr>
+          <w:fldChar w:fldCharType="end"/>
+        </w:r>
+      </w:hyperlink>
+    </w:p>
+    <w:p>
+      <w:pPr>
+        <w:pStyle w:val="12"/>
+        <w:tabs>
+          <w:tab w:val="right" w:leader="dot" w:pos="9345"/>
+        </w:tabs>
+        <w:rPr>
+          <w:noProof/>
+        </w:rPr>
+      </w:pPr>
+      <w:hyperlink w:anchor="_Toc241940177" w:history="1">
         <w:r>
           <w:rPr>
             <w:rStyle w:val="af"/>
@@ -1612,7 +1612,7 @@
             <w:noProof/>
             <w:webHidden/>
           </w:rPr>
-          <w:instrText xml:space="preserve"> PAGEREF _Toc241939389 \h </w:instrText>
+          <w:instrText xml:space="preserve"> PAGEREF _Toc241940177 \h </w:instrText>
         </w:r>
         <w:r>
           <w:rPr>
@@ -1632,7 +1632,7 @@
             <w:noProof/>
             <w:webHidden/>
           </w:rPr>
-          <w:t>34</w:t>
+          <w:t>35</w:t>
         </w:r>
         <w:r>
           <w:rPr>
@@ -1658,7 +1658,7 @@
         <w:spacing w:before="0" w:after="360" w:line="360" w:lineRule="exact"/>
         <w:ind w:firstLine="709"/>
       </w:pPr>
-      <w:bookmarkStart w:id="1" w:name="_Toc241939370"/>
+      <w:bookmarkStart w:id="1" w:name="_Toc241940158"/>
       <w:r>
         <w:rPr>
           <w:b/>
@@ -1808,7 +1808,7 @@
         <w:ind w:firstLine="709"/>
       </w:pPr>
       <w:bookmarkStart w:id="2" w:name="_b608aa976fc82a0faaf3b83f58c735968afd03b"/>
-      <w:bookmarkStart w:id="3" w:name="_Toc241939371"/>
+      <w:bookmarkStart w:id="3" w:name="_Toc241940159"/>
       <w:bookmarkEnd w:id="0"/>
       <w:r>
         <w:rPr>
@@ -1867,7 +1867,7 @@
         <w:ind w:firstLine="709"/>
       </w:pPr>
       <w:bookmarkStart w:id="4" w:name="_c3cf235f67897fccdd158c7c34ca81091dc06e0"/>
-      <w:bookmarkStart w:id="5" w:name="_Toc241939372"/>
+      <w:bookmarkStart w:id="5" w:name="_Toc241940160"/>
       <w:r>
         <w:rPr>
           <w:b/>
@@ -3599,7 +3599,7 @@
         <w:ind w:firstLine="709"/>
       </w:pPr>
       <w:bookmarkStart w:id="6" w:name="_6c38f46d6252626ee19bec51dca515ea8eb3483"/>
-      <w:bookmarkStart w:id="7" w:name="_Toc241939373"/>
+      <w:bookmarkStart w:id="7" w:name="_Toc241940161"/>
       <w:bookmarkEnd w:id="4"/>
       <w:r>
         <w:rPr>
@@ -6369,7 +6369,7 @@
         </w:rPr>
         <w:lastRenderedPageBreak/>
         <w:drawing>
-          <wp:inline distT="0" distB="0" distL="0" distR="0" wp14:anchorId="3E9FDE7C" wp14:editId="16271ACF">
+          <wp:inline distT="0" distB="0" distL="0" distR="0" wp14:anchorId="17D69A68" wp14:editId="1EEE4693">
             <wp:extent cx="5334000" cy="3122341"/>
             <wp:effectExtent l="0" t="0" r="0" b="0"/>
             <wp:docPr id="12" name="Picture"/>
@@ -6633,7 +6633,7 @@
         <w:ind w:firstLine="709"/>
       </w:pPr>
       <w:bookmarkStart w:id="8" w:name="_e6ba0285e0e0ccc17e7a33a4e535fa387865e88"/>
-      <w:bookmarkStart w:id="9" w:name="_Toc241939374"/>
+      <w:bookmarkStart w:id="9" w:name="_Toc241940162"/>
       <w:bookmarkEnd w:id="6"/>
       <w:r>
         <w:rPr>
@@ -9046,7 +9046,7 @@
         <w:ind w:firstLine="709"/>
       </w:pPr>
       <w:bookmarkStart w:id="10" w:name="_b8f6f14603ee9e71fb2e4d1c108750035f950c7"/>
-      <w:bookmarkStart w:id="11" w:name="_Toc241939375"/>
+      <w:bookmarkStart w:id="11" w:name="_Toc241940163"/>
       <w:bookmarkEnd w:id="8"/>
       <w:r>
         <w:rPr>
@@ -12028,7 +12028,7 @@
           <w:sz w:val="28"/>
         </w:rPr>
         <w:drawing>
-          <wp:inline distT="0" distB="0" distL="0" distR="0" wp14:anchorId="753C2FEB" wp14:editId="21073778">
+          <wp:inline distT="0" distB="0" distL="0" distR="0" wp14:anchorId="3616311F" wp14:editId="0C674330">
             <wp:extent cx="5334000" cy="3187390"/>
             <wp:effectExtent l="0" t="0" r="0" b="0"/>
             <wp:docPr id="17" name="Picture"/>
@@ -12575,7 +12575,7 @@
         <w:ind w:firstLine="709"/>
       </w:pPr>
       <w:bookmarkStart w:id="12" w:name="_823200a59a4cf40c51f7f0e02566c010f838ed7"/>
-      <w:bookmarkStart w:id="13" w:name="_Toc241939376"/>
+      <w:bookmarkStart w:id="13" w:name="_Toc241940164"/>
       <w:bookmarkEnd w:id="10"/>
       <w:r>
         <w:rPr>
@@ -13285,7 +13285,7 @@
         </w:rPr>
         <w:lastRenderedPageBreak/>
         <w:drawing>
-          <wp:inline distT="0" distB="0" distL="0" distR="0" wp14:anchorId="2CE7BC0E" wp14:editId="5126272C">
+          <wp:inline distT="0" distB="0" distL="0" distR="0" wp14:anchorId="70894281" wp14:editId="5CC9464C">
             <wp:extent cx="5334000" cy="2862146"/>
             <wp:effectExtent l="0" t="0" r="0" b="0"/>
             <wp:docPr id="21" name="Picture"/>
@@ -13380,7 +13380,7 @@
         <w:ind w:firstLine="709"/>
       </w:pPr>
       <w:bookmarkStart w:id="14" w:name="_9d579ff3219dd0c08e87cdba2a2a6d1ef61e3cc"/>
-      <w:bookmarkStart w:id="15" w:name="_Toc241939377"/>
+      <w:bookmarkStart w:id="15" w:name="_Toc241940165"/>
       <w:bookmarkEnd w:id="12"/>
       <w:r>
         <w:rPr>
@@ -15294,7 +15294,7 @@
         <w:ind w:firstLine="709"/>
       </w:pPr>
       <w:bookmarkStart w:id="16" w:name="_8be076d9797953e124cfe81356f035b108674c3"/>
-      <w:bookmarkStart w:id="17" w:name="_Toc241939378"/>
+      <w:bookmarkStart w:id="17" w:name="_Toc241940166"/>
       <w:bookmarkEnd w:id="14"/>
       <w:r>
         <w:rPr>
@@ -17971,7 +17971,7 @@
         <w:ind w:firstLine="709"/>
       </w:pPr>
       <w:bookmarkStart w:id="18" w:name="_0ab5b5274b575dfb9e5e85d7a9a12b82683e52c"/>
-      <w:bookmarkStart w:id="19" w:name="_Toc241939379"/>
+      <w:bookmarkStart w:id="19" w:name="_Toc241940167"/>
       <w:bookmarkEnd w:id="16"/>
       <w:r>
         <w:rPr>
@@ -25069,7 +25069,7 @@
         </w:rPr>
         <w:lastRenderedPageBreak/>
         <w:drawing>
-          <wp:inline distT="0" distB="0" distL="0" distR="0" wp14:anchorId="3FB9A4C4" wp14:editId="4FF2CE9D">
+          <wp:inline distT="0" distB="0" distL="0" distR="0" wp14:anchorId="309AC021" wp14:editId="3BC988C1">
             <wp:extent cx="5334000" cy="2471853"/>
             <wp:effectExtent l="0" t="0" r="0" b="0"/>
             <wp:docPr id="27" name="Picture"/>
@@ -26680,7 +26680,7 @@
         <w:ind w:firstLine="709"/>
       </w:pPr>
       <w:bookmarkStart w:id="20" w:name="_79cbfa74df5b3f3beef1cd24c3ad9f089a58d7a"/>
-      <w:bookmarkStart w:id="21" w:name="_Toc241939380"/>
+      <w:bookmarkStart w:id="21" w:name="_Toc241940168"/>
       <w:bookmarkEnd w:id="18"/>
       <w:r>
         <w:rPr>
@@ -28165,7 +28165,7 @@
         <w:ind w:firstLine="709"/>
       </w:pPr>
       <w:bookmarkStart w:id="22" w:name="_339ae803435bd6b9a653c2b18dadc62dc9ad8e7"/>
-      <w:bookmarkStart w:id="23" w:name="_Toc241939381"/>
+      <w:bookmarkStart w:id="23" w:name="_Toc241940169"/>
       <w:bookmarkEnd w:id="20"/>
       <w:r>
         <w:rPr>
@@ -28354,7 +28354,7 @@
         <w:ind w:firstLine="709"/>
       </w:pPr>
       <w:bookmarkStart w:id="24" w:name="_1bfdad9d2d88ddb6ca16c31c1d4d4943679f32f"/>
-      <w:bookmarkStart w:id="25" w:name="_Toc241939382"/>
+      <w:bookmarkStart w:id="25" w:name="_Toc241940170"/>
       <w:bookmarkEnd w:id="22"/>
       <w:bookmarkEnd w:id="2"/>
       <w:r>
@@ -28575,7 +28575,7 @@
         <w:jc w:val="center"/>
       </w:pPr>
       <w:bookmarkStart w:id="26" w:name="_выводы"/>
-      <w:bookmarkStart w:id="27" w:name="_Toc241939383"/>
+      <w:bookmarkStart w:id="27" w:name="_Toc241940171"/>
       <w:bookmarkEnd w:id="24"/>
       <w:r>
         <w:rPr>
@@ -28836,7 +28836,7 @@
         <w:jc w:val="center"/>
       </w:pPr>
       <w:bookmarkStart w:id="28" w:name="_274f6a444530ef90b0479dabf3d210f01e97699"/>
-      <w:bookmarkStart w:id="29" w:name="_Toc241939384"/>
+      <w:bookmarkStart w:id="29" w:name="_Toc241940172"/>
       <w:bookmarkEnd w:id="26"/>
       <w:r>
         <w:rPr>
@@ -31361,7 +31361,7 @@
         <w:jc w:val="center"/>
       </w:pPr>
       <w:bookmarkStart w:id="30" w:name="_3d74faf1500c1b2a4a8bfa8e0e37c74206ce73d"/>
-      <w:bookmarkStart w:id="31" w:name="_Toc241939385"/>
+      <w:bookmarkStart w:id="31" w:name="_Toc241940173"/>
       <w:bookmarkEnd w:id="28"/>
       <w:r>
         <w:rPr>
@@ -32102,7 +32102,7 @@
         <w:jc w:val="center"/>
       </w:pPr>
       <w:bookmarkStart w:id="32" w:name="_d684f183eb868ee4ace295916bed2e6be64d16e"/>
-      <w:bookmarkStart w:id="33" w:name="_Toc241939386"/>
+      <w:bookmarkStart w:id="33" w:name="_Toc241940174"/>
       <w:bookmarkEnd w:id="30"/>
       <w:r>
         <w:rPr>
@@ -32846,6 +32846,7 @@
               <w:rPr>
                 <w:sz w:val="24"/>
               </w:rPr>
+              <w:lastRenderedPageBreak/>
               <w:t>5</w:t>
             </w:r>
           </w:p>
@@ -32982,13 +32983,53 @@
               <w:rPr>
                 <w:sz w:val="24"/>
               </w:rPr>
-              <w:t xml:space="preserve"> (пр</w:t>
-            </w:r>
-            <w:r>
-              <w:rPr>
-                <w:sz w:val="24"/>
-              </w:rPr>
-              <w:t xml:space="preserve">иложение Д); для </w:t>
+              <w:t xml:space="preserve">, </w:t>
+            </w:r>
+            <w:r>
+              <w:rPr>
+                <w:i/>
+                <w:sz w:val="24"/>
+              </w:rPr>
+              <w:t>Ro</w:t>
+            </w:r>
+            <w:r>
+              <w:rPr>
+                <w:i/>
+                <w:sz w:val="24"/>
+              </w:rPr>
+              <w:t>ws</w:t>
+            </w:r>
+            <w:r>
+              <w:rPr>
+                <w:sz w:val="24"/>
+              </w:rPr>
+              <w:t xml:space="preserve">, </w:t>
+            </w:r>
+            <w:r>
+              <w:rPr>
+                <w:i/>
+                <w:sz w:val="24"/>
+              </w:rPr>
+              <w:t>Formula</w:t>
+            </w:r>
+            <w:r>
+              <w:rPr>
+                <w:sz w:val="24"/>
+              </w:rPr>
+              <w:t xml:space="preserve"> </w:t>
+            </w:r>
+            <w:r>
+              <w:rPr>
+                <w:i/>
+                <w:sz w:val="24"/>
+              </w:rPr>
+              <w:t>Bot</w:t>
+            </w:r>
+            <w:r>
+              <w:rPr>
+                <w:sz w:val="24"/>
+              </w:rPr>
+              <w:t xml:space="preserve">, </w:t>
             </w:r>
             <w:r>
               <w:rPr>
@@ -33001,7 +33042,20 @@
               <w:rPr>
                 <w:sz w:val="24"/>
               </w:rPr>
-              <w:t xml:space="preserve"> данных нет</w:t>
+              <w:t xml:space="preserve"> (приложение Д); точные суммы раундов </w:t>
+            </w:r>
+            <w:r>
+              <w:rPr>
+                <w:i/>
+                <w:sz w:val="24"/>
+              </w:rPr>
+              <w:t>Crunchbase</w:t>
+            </w:r>
+            <w:r>
+              <w:rPr>
+                <w:sz w:val="24"/>
+              </w:rPr>
+              <w:t xml:space="preserve"> показывает только по платной подписке</w:t>
             </w:r>
           </w:p>
         </w:tc>
@@ -33075,7 +33129,7 @@
         <w:jc w:val="center"/>
       </w:pPr>
       <w:bookmarkStart w:id="34" w:name="_cb59224a7032ef66ab429e7df9b4e4c597bc187"/>
-      <w:bookmarkStart w:id="35" w:name="_Toc241939387"/>
+      <w:bookmarkStart w:id="35" w:name="_Toc241940175"/>
       <w:bookmarkEnd w:id="32"/>
       <w:r>
         <w:rPr>
@@ -33123,7 +33177,13 @@
         <w:rPr>
           <w:sz w:val="28"/>
         </w:rPr>
-        <w:t>В шаблонах выявлены ошибки и ограничения совместимости; ниже перечислено, что исправлено в рабочих копиях. Оригиналы не менялись.</w:t>
+        <w:t>В шаблонах выявлены ошибки и ограничения совместимости; ниже перечислено, что исправлен</w:t>
+      </w:r>
+      <w:r>
+        <w:rPr>
+          <w:sz w:val="28"/>
+        </w:rPr>
+        <w:t>о в рабочих копиях. Оригиналы не менялись.</w:t>
       </w:r>
     </w:p>
     <w:p>
@@ -33653,13 +33713,7 @@
               <w:rPr>
                 <w:sz w:val="24"/>
               </w:rPr>
-              <w:t>строка весов</w:t>
-            </w:r>
-            <w:r>
-              <w:rPr>
-                <w:sz w:val="24"/>
-              </w:rPr>
-              <w:t xml:space="preserve"> блоков была пустой, индекс силы делился на ноль</w:t>
+              <w:t>строка весов блоков была пустой, индекс силы делился на ноль</w:t>
             </w:r>
           </w:p>
         </w:tc>
@@ -33773,13 +33827,13 @@
               <w:rPr>
                 <w:sz w:val="24"/>
               </w:rPr>
-              <w:t xml:space="preserve">знаменатель заменен на </w:t>
-            </w:r>
-            <w:r>
-              <w:rPr>
-                <w:sz w:val="24"/>
-              </w:rPr>
-              <w:t>12_Сводка!</w:t>
+              <w:t xml:space="preserve">знаменатель </w:t>
+            </w:r>
+            <w:r>
+              <w:rPr>
+                <w:sz w:val="24"/>
+              </w:rPr>
+              <w:t>заменен на 12_Сводка!</w:t>
             </w:r>
             <w:r>
               <w:rPr>
@@ -33821,7 +33875,7 @@
         <w:jc w:val="center"/>
       </w:pPr>
       <w:bookmarkStart w:id="36" w:name="_c34bf756927ff692ee086e018f9b8545647766e"/>
-      <w:bookmarkStart w:id="37" w:name="_Toc241939388"/>
+      <w:bookmarkStart w:id="37" w:name="_Toc241940176"/>
       <w:bookmarkEnd w:id="34"/>
       <w:r>
         <w:rPr>
@@ -33869,13 +33923,13 @@
         <w:rPr>
           <w:sz w:val="28"/>
         </w:rPr>
-        <w:t>Для проверки методики Кано сгенерированы модельные ответы 30 условных респондентов на пары ф</w:t>
-      </w:r>
-      <w:r>
-        <w:rPr>
-          <w:sz w:val="28"/>
-        </w:rPr>
-        <w:t xml:space="preserve">ункциональных и дисфункциональных вопросов по 16 функциям (по решению студентки, Р-8; генератор и файлы - в папке 00_Общее/Опрос_модельный, </w:t>
+        <w:t>Для проверки методики Кано сгенерированы модельные ответы 30 условных респонденто</w:t>
+      </w:r>
+      <w:r>
+        <w:rPr>
+          <w:sz w:val="28"/>
+        </w:rPr>
+        <w:t xml:space="preserve">в на пары функциональных и дисфункциональных вопросов по 16 функциям (по решению студентки, Р-8; генератор и файлы - в папке 00_Общее/Опрос_модельный, </w:t>
       </w:r>
       <w:r>
         <w:rPr>
@@ -33888,13 +33942,13 @@
         <w:rPr>
           <w:sz w:val="28"/>
         </w:rPr>
-        <w:t xml:space="preserve"> 20261003). Это модельные данные, а не опрос людей: вероятность согласия с категорией аналитика задана параметро</w:t>
-      </w:r>
-      <w:r>
-        <w:rPr>
-          <w:sz w:val="28"/>
-        </w:rPr>
-        <w:t>м 58 %, поэтому совпадение с таблицей 6 неизбежно и подтверждает только работу расчета, а не истинность категорий.</w:t>
+        <w:t xml:space="preserve"> 20261003). Это модельные данные, а не опрос людей: вероятность согласия с категорией аналитика задан</w:t>
+      </w:r>
+      <w:r>
+        <w:rPr>
+          <w:sz w:val="28"/>
+        </w:rPr>
+        <w:t>а параметром 58 %, поэтому совпадение с таблицей 6 неизбежно и подтверждает только работу расчета, а не истинность категорий.</w:t>
       </w:r>
     </w:p>
     <w:p>
@@ -36160,13 +36214,13 @@
         <w:rPr>
           <w:sz w:val="28"/>
         </w:rPr>
-        <w:t xml:space="preserve">-пояснения и </w:t>
-      </w:r>
-      <w:r>
-        <w:rPr>
-          <w:sz w:val="28"/>
-        </w:rPr>
-        <w:t>подсказки», «Сравнение версий файлов».</w:t>
+        <w:t>-пояснения и подсказки», «Ср</w:t>
+      </w:r>
+      <w:r>
+        <w:rPr>
+          <w:sz w:val="28"/>
+        </w:rPr>
+        <w:t>авнение версий файлов».</w:t>
       </w:r>
     </w:p>
     <w:p>
@@ -36193,13 +36247,7 @@
         <w:rPr>
           <w:sz w:val="28"/>
         </w:rPr>
-        <w:t xml:space="preserve"> заменяется, а модальные категории и коэффициенты пересчитываются тем же скриптом; категории в листе 04_Кано книги корректируются по </w:t>
-      </w:r>
-      <w:r>
-        <w:rPr>
-          <w:sz w:val="28"/>
-        </w:rPr>
-        <w:t>результату.</w:t>
+        <w:t xml:space="preserve"> заменяется, а модальные категории и коэффициенты пересчитываются тем же скриптом; категории в листе 04_Кано книги корректируются по результату.</w:t>
       </w:r>
     </w:p>
     <w:p>
@@ -36211,7 +36259,7 @@
         <w:jc w:val="center"/>
       </w:pPr>
       <w:bookmarkStart w:id="38" w:name="_fced6403ae4a6291124e2bc0068517b8abae511"/>
-      <w:bookmarkStart w:id="39" w:name="_Toc241939389"/>
+      <w:bookmarkStart w:id="39" w:name="_Toc241940177"/>
       <w:bookmarkEnd w:id="36"/>
       <w:r>
         <w:rPr>
@@ -36219,7 +36267,14 @@
           <w:sz w:val="28"/>
         </w:rPr>
         <w:lastRenderedPageBreak/>
-        <w:t>ПРИЛОЖЕНИЕ Д</w:t>
+        <w:t>ПРИ</w:t>
+      </w:r>
+      <w:r>
+        <w:rPr>
+          <w:b/>
+          <w:sz w:val="28"/>
+        </w:rPr>
+        <w:t>ЛОЖЕНИЕ Д</w:t>
       </w:r>
       <w:bookmarkEnd w:id="39"/>
     </w:p>
@@ -36285,13 +36340,13 @@
         <w:rPr>
           <w:sz w:val="28"/>
         </w:rPr>
-        <w:t xml:space="preserve">, доступ к которым требует личного аккаунта, финансирование и размер компаний найдены в новостях и пресс-релизах 03.10.2026. Значения </w:t>
-      </w:r>
-      <w:r>
-        <w:rPr>
-          <w:sz w:val="28"/>
-        </w:rPr>
-        <w:t>справочные и в расчетах баллов ЛР5 не использовались.</w:t>
+        <w:t xml:space="preserve">, доступ к которым требует личного аккаунта, финансирование и размер компаний найдены в новостях и пресс-релизах 03.10.2026. Значения справочные и в </w:t>
+      </w:r>
+      <w:r>
+        <w:rPr>
+          <w:sz w:val="28"/>
+        </w:rPr>
+        <w:t>расчетах баллов ЛР5 не использовались.</w:t>
       </w:r>
     </w:p>
     <w:p>
@@ -36447,14 +36502,7 @@
                 <w:b/>
                 <w:sz w:val="24"/>
               </w:rPr>
-              <w:t>Надеж</w:t>
-            </w:r>
-            <w:r>
-              <w:rPr>
-                <w:b/>
-                <w:sz w:val="24"/>
-              </w:rPr>
-              <w:t>ность</w:t>
+              <w:t>Надежность</w:t>
             </w:r>
           </w:p>
         </w:tc>
@@ -36480,7 +36528,14 @@
                 <w:i/>
                 <w:sz w:val="24"/>
               </w:rPr>
-              <w:t>DataSnipper</w:t>
+              <w:t>DataSnip</w:t>
+            </w:r>
+            <w:r>
+              <w:rPr>
+                <w:i/>
+                <w:sz w:val="24"/>
+              </w:rPr>
+              <w:t>per</w:t>
             </w:r>
           </w:p>
         </w:tc>
@@ -37760,7 +37815,26 @@
               <w:rPr>
                 <w:sz w:val="24"/>
               </w:rPr>
-              <w:t>; сумма не раскрыта</w:t>
+              <w:t xml:space="preserve">; сумма не раскрыта; по публичной карточке </w:t>
+            </w:r>
+            <w:r>
+              <w:rPr>
+                <w:i/>
+                <w:sz w:val="24"/>
+              </w:rPr>
+              <w:t>Crunchbase</w:t>
+            </w:r>
+            <w:r>
+              <w:rPr>
+                <w:sz w:val="24"/>
+              </w:rPr>
+              <w:t xml:space="preserve"> 1-10 сотрудников, частная к</w:t>
+            </w:r>
+            <w:r>
+              <w:rPr>
+                <w:sz w:val="24"/>
+              </w:rPr>
+              <w:t>омпания (детали финансирования закрыты платной подпиской)</w:t>
             </w:r>
           </w:p>
         </w:tc>
@@ -37875,13 +37949,7 @@
               <w:rPr>
                 <w:sz w:val="24"/>
               </w:rPr>
-              <w:t>Размер и истор</w:t>
-            </w:r>
-            <w:r>
-              <w:rPr>
-                <w:sz w:val="24"/>
-              </w:rPr>
-              <w:t>ия</w:t>
+              <w:t>Размер и история</w:t>
             </w:r>
           </w:p>
         </w:tc>
@@ -37955,20 +38023,21 @@
         <w:rPr>
           <w:sz w:val="28"/>
         </w:rPr>
-        <w:t xml:space="preserve">Конкуренты делятся на венчурные компании с оценкой от сотен миллионов до миллиарда </w:t>
-      </w:r>
-      <w:r>
-        <w:rPr>
-          <w:sz w:val="28"/>
-        </w:rPr>
-        <w:t>долларов (</w:t>
+        <w:t>Конкуренты делятся на венчурные компании с оценкой от сотен миллионов до миллиарда долларов (</w:t>
       </w:r>
       <w:r>
         <w:rPr>
           <w:i/>
           <w:sz w:val="28"/>
         </w:rPr>
-        <w:t>DataSnipper</w:t>
+        <w:t>Dat</w:t>
+      </w:r>
+      <w:r>
+        <w:rPr>
+          <w:i/>
+          <w:sz w:val="28"/>
+        </w:rPr>
+        <w:t>aSnipper</w:t>
       </w:r>
       <w:r>
         <w:rPr>
@@ -38039,7 +38108,14 @@
         <w:rPr>
           <w:sz w:val="28"/>
         </w:rPr>
-        <w:t xml:space="preserve">). Это поддерживает вывод ЛР4 и ЛР5: рядом с </w:t>
+        <w:t xml:space="preserve">). Это </w:t>
+      </w:r>
+      <w:r>
+        <w:rPr>
+          <w:sz w:val="28"/>
+        </w:rPr>
+        <w:lastRenderedPageBreak/>
+        <w:t xml:space="preserve">поддерживает вывод ЛР4 и ЛР5: рядом с </w:t>
       </w:r>
       <w:r>
         <w:rPr>
@@ -38052,13 +38128,13 @@
         <w:rPr>
           <w:sz w:val="28"/>
         </w:rPr>
-        <w:t xml:space="preserve"> работают сильные, хорошо финан</w:t>
-      </w:r>
-      <w:r>
-        <w:rPr>
-          <w:sz w:val="28"/>
-        </w:rPr>
-        <w:t>сируемые игроки, поэтому ставка на независимость проверки, доказательство находок движком и прозрачную цену должна оставаться отличием, а не гонкой по числу функций.</w:t>
+        <w:t xml:space="preserve"> работают сильные, хорошо финансируемые игро</w:t>
+      </w:r>
+      <w:r>
+        <w:rPr>
+          <w:sz w:val="28"/>
+        </w:rPr>
+        <w:t>ки, поэтому ставка на независимость проверки, доказательство находок движком и прозрачную цену должна оставаться отличием, а не гонкой по числу функций.</w:t>
       </w:r>
     </w:p>
     <w:p>
@@ -38072,14 +38148,7 @@
         <w:rPr>
           <w:sz w:val="28"/>
         </w:rPr>
-        <w:lastRenderedPageBreak/>
-        <w:t>В таблице 26 представлено: дополнительные страницы сайтов конкурентов (просмотр 03.10.2026</w:t>
-      </w:r>
-      <w:r>
-        <w:rPr>
-          <w:sz w:val="28"/>
-        </w:rPr>
-        <w:t>).</w:t>
+        <w:t>В таблице 26 представлено: дополнительные страницы сайтов конкурентов (просмотр 03.10.2026).</w:t>
       </w:r>
     </w:p>
     <w:p>
@@ -38092,7 +38161,13 @@
         <w:rPr>
           <w:sz w:val="28"/>
         </w:rPr>
-        <w:t>Таблица 26 – Дополнительные страницы сайтов конкурентов (просмотр 03.10.2026)</w:t>
+        <w:t>Таблица 26</w:t>
+      </w:r>
+      <w:r>
+        <w:rPr>
+          <w:sz w:val="28"/>
+        </w:rPr>
+        <w:t xml:space="preserve"> – Дополнительные страницы сайтов конкурентов (просмотр 03.10.2026)</w:t>
       </w:r>
     </w:p>
     <w:tbl>
@@ -39070,6 +39145,7 @@
                 <w:i/>
                 <w:sz w:val="24"/>
               </w:rPr>
+              <w:lastRenderedPageBreak/>
               <w:t>Numerous.ai</w:t>
             </w:r>
           </w:p>
@@ -39172,7 +39248,6 @@
                 <w:i/>
                 <w:sz w:val="24"/>
               </w:rPr>
-              <w:lastRenderedPageBreak/>
               <w:t>Datarails</w:t>
             </w:r>
           </w:p>
@@ -39959,6 +40034,7 @@
                 <w:i/>
                 <w:sz w:val="24"/>
               </w:rPr>
+              <w:lastRenderedPageBreak/>
               <w:t>DataSnipper</w:t>
             </w:r>
           </w:p>
@@ -40243,7 +40319,6 @@
                 <w:i/>
                 <w:sz w:val="24"/>
               </w:rPr>
-              <w:lastRenderedPageBreak/>
               <w:t>PerfectXL</w:t>
             </w:r>
           </w:p>
@@ -40769,7 +40844,14 @@
         <w:rPr>
           <w:sz w:val="28"/>
         </w:rPr>
-        <w:t xml:space="preserve">ованную цену, показатель вырастет до 5 из 7 (71 %) и перейдет порог 70 % в рыночный стандарт; тогда возможностью дифференциации остаются лестница тарифов с бесплатным входом и доказательство вывода. Книги </w:t>
+        <w:t xml:space="preserve">ованную цену, показатель вырастет до 5 из 7 (71 %) и перейдет порог 70 % в рыночный стандарт; тогда возможностью дифференциации остаются лестница тарифов </w:t>
+      </w:r>
+      <w:r>
+        <w:rPr>
+          <w:sz w:val="28"/>
+        </w:rPr>
+        <w:lastRenderedPageBreak/>
+        <w:t xml:space="preserve">с бесплатным входом и доказательство вывода. Книги </w:t>
       </w:r>
       <w:r>
         <w:rPr>
@@ -40949,7 +41031,7 @@
   <w:abstractNum w:abstractNumId="0" w15:restartNumberingAfterBreak="0">
     <w:nsid w:val="0000A990"/>
     <w:multiLevelType w:val="multilevel"/>
-    <w:tmpl w:val="7B6C4C60"/>
+    <w:tmpl w:val="F0F0D8B2"/>
     <w:lvl w:ilvl="0">
       <w:numFmt w:val="bullet"/>
       <w:lvlText w:val=" "/>
@@ -41026,7 +41108,7 @@
   <w:abstractNum w:abstractNumId="1" w15:restartNumberingAfterBreak="0">
     <w:nsid w:val="00A99411"/>
     <w:multiLevelType w:val="multilevel"/>
-    <w:tmpl w:val="799CB278"/>
+    <w:tmpl w:val="CB3090F8"/>
     <w:lvl w:ilvl="0">
       <w:start w:val="1"/>
       <w:numFmt w:val="decimal"/>
@@ -42504,7 +42586,7 @@
     <w:autoRedefine/>
     <w:uiPriority w:val="39"/>
     <w:unhideWhenUsed/>
-    <w:rsid w:val="00CA4AEE"/>
+    <w:rsid w:val="00E06E24"/>
     <w:pPr>
       <w:spacing w:after="100"/>
     </w:pPr>
@@ -42516,7 +42598,7 @@
     <w:autoRedefine/>
     <w:uiPriority w:val="39"/>
     <w:unhideWhenUsed/>
-    <w:rsid w:val="00CA4AEE"/>
+    <w:rsid w:val="00E06E24"/>
     <w:pPr>
       <w:spacing w:after="100"/>
       <w:ind w:left="240"/>

--- a/ЛР5_Анализ_конкурентов/ОТЧЕТ_ЛР5_TableMind.docx
+++ b/ЛР5_Анализ_конкурентов/ОТЧЕТ_ЛР5_TableMind.docx
@@ -95,7 +95,7 @@
     </w:p>
     <w:p>
       <w:pPr>
-        <w:spacing w:before="2880" w:after="0" w:line="360" w:lineRule="exact"/>
+        <w:spacing w:before="2160" w:after="0" w:line="360" w:lineRule="exact"/>
         <w:jc w:val="center"/>
       </w:pPr>
       <w:r>
@@ -159,7 +159,7 @@
         <w:tabs>
           <w:tab w:val="left" w:pos="6520"/>
         </w:tabs>
-        <w:spacing w:before="1800" w:after="0" w:line="360" w:lineRule="exact"/>
+        <w:spacing w:before="1440" w:after="0" w:line="360" w:lineRule="exact"/>
       </w:pPr>
       <w:r>
         <w:rPr>
@@ -213,14 +213,13 @@
     </w:p>
     <w:p>
       <w:pPr>
-        <w:spacing w:before="2520" w:after="0" w:line="360" w:lineRule="exact"/>
+        <w:spacing w:before="1800" w:after="0" w:line="360" w:lineRule="exact"/>
         <w:jc w:val="center"/>
       </w:pPr>
       <w:r>
         <w:rPr>
           <w:sz w:val="28"/>
         </w:rPr>
-        <w:lastRenderedPageBreak/>
         <w:t>Минс</w:t>
       </w:r>
       <w:r>
@@ -264,7 +263,7 @@
       <w:r>
         <w:fldChar w:fldCharType="separate"/>
       </w:r>
-      <w:hyperlink w:anchor="_Toc241940158" w:history="1">
+      <w:hyperlink w:anchor="_Toc241943024" w:history="1">
         <w:r>
           <w:rPr>
             <w:rStyle w:val="af"/>
@@ -292,7 +291,76 @@
             <w:noProof/>
             <w:webHidden/>
           </w:rPr>
-          <w:instrText xml:space="preserve"> PAGEREF _Toc241940158 \h </w:instrText>
+          <w:instrText xml:space="preserve"> PAGEREF _Toc241943024 \h </w:instrText>
+        </w:r>
+        <w:r>
+          <w:rPr>
+            <w:noProof/>
+            <w:webHidden/>
+          </w:rPr>
+        </w:r>
+        <w:r>
+          <w:rPr>
+            <w:noProof/>
+            <w:webHidden/>
+          </w:rPr>
+          <w:fldChar w:fldCharType="separate"/>
+        </w:r>
+        <w:r>
+          <w:rPr>
+            <w:noProof/>
+            <w:webHidden/>
+          </w:rPr>
+          <w:t>3</w:t>
+        </w:r>
+        <w:r>
+          <w:rPr>
+            <w:noProof/>
+            <w:webHidden/>
+          </w:rPr>
+          <w:fldChar w:fldCharType="end"/>
+        </w:r>
+      </w:hyperlink>
+    </w:p>
+    <w:p>
+      <w:pPr>
+        <w:pStyle w:val="12"/>
+        <w:tabs>
+          <w:tab w:val="right" w:leader="dot" w:pos="9345"/>
+        </w:tabs>
+        <w:rPr>
+          <w:noProof/>
+        </w:rPr>
+      </w:pPr>
+      <w:hyperlink w:anchor="_Toc241943025" w:history="1">
+        <w:r>
+          <w:rPr>
+            <w:rStyle w:val="af"/>
+            <w:b/>
+            <w:noProof/>
+          </w:rPr>
+          <w:t>2 ХОД РАБОТЫ</w:t>
+        </w:r>
+        <w:r>
+          <w:rPr>
+            <w:noProof/>
+            <w:webHidden/>
+          </w:rPr>
+          <w:tab/>
+        </w:r>
+        <w:r>
+          <w:rPr>
+            <w:noProof/>
+            <w:webHidden/>
+          </w:rPr>
+          <w:fldChar w:fldCharType="begin"/>
+        </w:r>
+        <w:r>
+          <w:rPr>
+            <w:noProof/>
+            <w:webHidden/>
+          </w:rPr>
+          <w:instrText xml:space="preserve"> PAGEREF _Toc241943025 \h </w:instrText>
         </w:r>
         <w:r>
           <w:rPr>
@@ -325,7 +393,7 @@
     </w:p>
     <w:p>
       <w:pPr>
-        <w:pStyle w:val="12"/>
+        <w:pStyle w:val="22"/>
         <w:tabs>
           <w:tab w:val="right" w:leader="dot" w:pos="9345"/>
         </w:tabs>
@@ -333,14 +401,14 @@
           <w:noProof/>
         </w:rPr>
       </w:pPr>
-      <w:hyperlink w:anchor="_Toc241940159" w:history="1">
+      <w:hyperlink w:anchor="_Toc241943026" w:history="1">
         <w:r>
           <w:rPr>
             <w:rStyle w:val="af"/>
             <w:b/>
             <w:noProof/>
           </w:rPr>
-          <w:t>2 ХОД РАБОТЫ</w:t>
+          <w:t>2.1 Контур анализа и реестр компаний</w:t>
         </w:r>
         <w:r>
           <w:rPr>
@@ -361,7 +429,76 @@
             <w:noProof/>
             <w:webHidden/>
           </w:rPr>
-          <w:instrText xml:space="preserve"> PAGEREF _Toc241940159 \h </w:instrText>
+          <w:instrText xml:space="preserve"> PAGEREF _Toc241943026 \h </w:instrText>
+        </w:r>
+        <w:r>
+          <w:rPr>
+            <w:noProof/>
+            <w:webHidden/>
+          </w:rPr>
+        </w:r>
+        <w:r>
+          <w:rPr>
+            <w:noProof/>
+            <w:webHidden/>
+          </w:rPr>
+          <w:fldChar w:fldCharType="separate"/>
+        </w:r>
+        <w:r>
+          <w:rPr>
+            <w:noProof/>
+            <w:webHidden/>
+          </w:rPr>
+          <w:t>4</w:t>
+        </w:r>
+        <w:r>
+          <w:rPr>
+            <w:noProof/>
+            <w:webHidden/>
+          </w:rPr>
+          <w:fldChar w:fldCharType="end"/>
+        </w:r>
+      </w:hyperlink>
+    </w:p>
+    <w:p>
+      <w:pPr>
+        <w:pStyle w:val="22"/>
+        <w:tabs>
+          <w:tab w:val="right" w:leader="dot" w:pos="9345"/>
+        </w:tabs>
+        <w:rPr>
+          <w:noProof/>
+        </w:rPr>
+      </w:pPr>
+      <w:hyperlink w:anchor="_Toc241943027" w:history="1">
+        <w:r>
+          <w:rPr>
+            <w:rStyle w:val="af"/>
+            <w:b/>
+            <w:noProof/>
+          </w:rPr>
+          <w:t>2.2 Классификация по уровням конкуренции</w:t>
+        </w:r>
+        <w:r>
+          <w:rPr>
+            <w:noProof/>
+            <w:webHidden/>
+          </w:rPr>
+          <w:tab/>
+        </w:r>
+        <w:r>
+          <w:rPr>
+            <w:noProof/>
+            <w:webHidden/>
+          </w:rPr>
+          <w:fldChar w:fldCharType="begin"/>
+        </w:r>
+        <w:r>
+          <w:rPr>
+            <w:noProof/>
+            <w:webHidden/>
+          </w:rPr>
+          <w:instrText xml:space="preserve"> PAGEREF _Toc241943027 \h </w:instrText>
         </w:r>
         <w:r>
           <w:rPr>
@@ -402,145 +539,7 @@
           <w:noProof/>
         </w:rPr>
       </w:pPr>
-      <w:hyperlink w:anchor="_Toc241940160" w:history="1">
-        <w:r>
-          <w:rPr>
-            <w:rStyle w:val="af"/>
-            <w:b/>
-            <w:noProof/>
-          </w:rPr>
-          <w:t>2.1 Контур анализа и реестр компаний</w:t>
-        </w:r>
-        <w:r>
-          <w:rPr>
-            <w:noProof/>
-            <w:webHidden/>
-          </w:rPr>
-          <w:tab/>
-        </w:r>
-        <w:r>
-          <w:rPr>
-            <w:noProof/>
-            <w:webHidden/>
-          </w:rPr>
-          <w:fldChar w:fldCharType="begin"/>
-        </w:r>
-        <w:r>
-          <w:rPr>
-            <w:noProof/>
-            <w:webHidden/>
-          </w:rPr>
-          <w:instrText xml:space="preserve"> PAGEREF _Toc241940160 \h </w:instrText>
-        </w:r>
-        <w:r>
-          <w:rPr>
-            <w:noProof/>
-            <w:webHidden/>
-          </w:rPr>
-        </w:r>
-        <w:r>
-          <w:rPr>
-            <w:noProof/>
-            <w:webHidden/>
-          </w:rPr>
-          <w:fldChar w:fldCharType="separate"/>
-        </w:r>
-        <w:r>
-          <w:rPr>
-            <w:noProof/>
-            <w:webHidden/>
-          </w:rPr>
-          <w:t>5</w:t>
-        </w:r>
-        <w:r>
-          <w:rPr>
-            <w:noProof/>
-            <w:webHidden/>
-          </w:rPr>
-          <w:fldChar w:fldCharType="end"/>
-        </w:r>
-      </w:hyperlink>
-    </w:p>
-    <w:p>
-      <w:pPr>
-        <w:pStyle w:val="22"/>
-        <w:tabs>
-          <w:tab w:val="right" w:leader="dot" w:pos="9345"/>
-        </w:tabs>
-        <w:rPr>
-          <w:noProof/>
-        </w:rPr>
-      </w:pPr>
-      <w:hyperlink w:anchor="_Toc241940161" w:history="1">
-        <w:r>
-          <w:rPr>
-            <w:rStyle w:val="af"/>
-            <w:b/>
-            <w:noProof/>
-          </w:rPr>
-          <w:t>2.2 Классификация по уровням конкуренции</w:t>
-        </w:r>
-        <w:r>
-          <w:rPr>
-            <w:noProof/>
-            <w:webHidden/>
-          </w:rPr>
-          <w:tab/>
-        </w:r>
-        <w:r>
-          <w:rPr>
-            <w:noProof/>
-            <w:webHidden/>
-          </w:rPr>
-          <w:fldChar w:fldCharType="begin"/>
-        </w:r>
-        <w:r>
-          <w:rPr>
-            <w:noProof/>
-            <w:webHidden/>
-          </w:rPr>
-          <w:instrText xml:space="preserve"> PAGEREF _Toc241940161 \h </w:instrText>
-        </w:r>
-        <w:r>
-          <w:rPr>
-            <w:noProof/>
-            <w:webHidden/>
-          </w:rPr>
-        </w:r>
-        <w:r>
-          <w:rPr>
-            <w:noProof/>
-            <w:webHidden/>
-          </w:rPr>
-          <w:fldChar w:fldCharType="separate"/>
-        </w:r>
-        <w:r>
-          <w:rPr>
-            <w:noProof/>
-            <w:webHidden/>
-          </w:rPr>
-          <w:t>6</w:t>
-        </w:r>
-        <w:r>
-          <w:rPr>
-            <w:noProof/>
-            <w:webHidden/>
-          </w:rPr>
-          <w:fldChar w:fldCharType="end"/>
-        </w:r>
-      </w:hyperlink>
-    </w:p>
-    <w:p>
-      <w:pPr>
-        <w:pStyle w:val="22"/>
-        <w:tabs>
-          <w:tab w:val="right" w:leader="dot" w:pos="9345"/>
-        </w:tabs>
-        <w:rPr>
-          <w:noProof/>
-        </w:rPr>
-      </w:pPr>
-      <w:hyperlink w:anchor="_Toc241940162" w:history="1">
+      <w:hyperlink w:anchor="_Toc241943028" w:history="1">
         <w:r>
           <w:rPr>
             <w:rStyle w:val="af"/>
@@ -568,7 +567,76 @@
             <w:noProof/>
             <w:webHidden/>
           </w:rPr>
-          <w:instrText xml:space="preserve"> PAGEREF _Toc241940162 \h </w:instrText>
+          <w:instrText xml:space="preserve"> PAGEREF _Toc241943028 \h </w:instrText>
+        </w:r>
+        <w:r>
+          <w:rPr>
+            <w:noProof/>
+            <w:webHidden/>
+          </w:rPr>
+        </w:r>
+        <w:r>
+          <w:rPr>
+            <w:noProof/>
+            <w:webHidden/>
+          </w:rPr>
+          <w:fldChar w:fldCharType="separate"/>
+        </w:r>
+        <w:r>
+          <w:rPr>
+            <w:noProof/>
+            <w:webHidden/>
+          </w:rPr>
+          <w:t>7</w:t>
+        </w:r>
+        <w:r>
+          <w:rPr>
+            <w:noProof/>
+            <w:webHidden/>
+          </w:rPr>
+          <w:fldChar w:fldCharType="end"/>
+        </w:r>
+      </w:hyperlink>
+    </w:p>
+    <w:p>
+      <w:pPr>
+        <w:pStyle w:val="22"/>
+        <w:tabs>
+          <w:tab w:val="right" w:leader="dot" w:pos="9345"/>
+        </w:tabs>
+        <w:rPr>
+          <w:noProof/>
+        </w:rPr>
+      </w:pPr>
+      <w:hyperlink w:anchor="_Toc241943029" w:history="1">
+        <w:r>
+          <w:rPr>
+            <w:rStyle w:val="af"/>
+            <w:b/>
+            <w:noProof/>
+          </w:rPr>
+          <w:t>2.4 Цифровой товар: модели Левитта и Кано</w:t>
+        </w:r>
+        <w:r>
+          <w:rPr>
+            <w:noProof/>
+            <w:webHidden/>
+          </w:rPr>
+          <w:tab/>
+        </w:r>
+        <w:r>
+          <w:rPr>
+            <w:noProof/>
+            <w:webHidden/>
+          </w:rPr>
+          <w:fldChar w:fldCharType="begin"/>
+        </w:r>
+        <w:r>
+          <w:rPr>
+            <w:noProof/>
+            <w:webHidden/>
+          </w:rPr>
+          <w:instrText xml:space="preserve"> PAGEREF _Toc241943029 \h </w:instrText>
         </w:r>
         <w:r>
           <w:rPr>
@@ -609,76 +677,7 @@
           <w:noProof/>
         </w:rPr>
       </w:pPr>
-      <w:hyperlink w:anchor="_Toc241940163" w:history="1">
-        <w:r>
-          <w:rPr>
-            <w:rStyle w:val="af"/>
-            <w:b/>
-            <w:noProof/>
-          </w:rPr>
-          <w:t>2.4 Цифровой товар: модели Левитта и Кано</w:t>
-        </w:r>
-        <w:r>
-          <w:rPr>
-            <w:noProof/>
-            <w:webHidden/>
-          </w:rPr>
-          <w:tab/>
-        </w:r>
-        <w:r>
-          <w:rPr>
-            <w:noProof/>
-            <w:webHidden/>
-          </w:rPr>
-          <w:fldChar w:fldCharType="begin"/>
-        </w:r>
-        <w:r>
-          <w:rPr>
-            <w:noProof/>
-            <w:webHidden/>
-          </w:rPr>
-          <w:instrText xml:space="preserve"> PAGEREF _Toc241940163 \h </w:instrText>
-        </w:r>
-        <w:r>
-          <w:rPr>
-            <w:noProof/>
-            <w:webHidden/>
-          </w:rPr>
-        </w:r>
-        <w:r>
-          <w:rPr>
-            <w:noProof/>
-            <w:webHidden/>
-          </w:rPr>
-          <w:fldChar w:fldCharType="separate"/>
-        </w:r>
-        <w:r>
-          <w:rPr>
-            <w:noProof/>
-            <w:webHidden/>
-          </w:rPr>
-          <w:t>9</w:t>
-        </w:r>
-        <w:r>
-          <w:rPr>
-            <w:noProof/>
-            <w:webHidden/>
-          </w:rPr>
-          <w:fldChar w:fldCharType="end"/>
-        </w:r>
-      </w:hyperlink>
-    </w:p>
-    <w:p>
-      <w:pPr>
-        <w:pStyle w:val="22"/>
-        <w:tabs>
-          <w:tab w:val="right" w:leader="dot" w:pos="9345"/>
-        </w:tabs>
-        <w:rPr>
-          <w:noProof/>
-        </w:rPr>
-      </w:pPr>
-      <w:hyperlink w:anchor="_Toc241940164" w:history="1">
+      <w:hyperlink w:anchor="_Toc241943030" w:history="1">
         <w:r>
           <w:rPr>
             <w:rStyle w:val="af"/>
@@ -706,7 +705,76 @@
             <w:noProof/>
             <w:webHidden/>
           </w:rPr>
-          <w:instrText xml:space="preserve"> PAGEREF _Toc241940164 \h </w:instrText>
+          <w:instrText xml:space="preserve"> PAGEREF _Toc241943030 \h </w:instrText>
+        </w:r>
+        <w:r>
+          <w:rPr>
+            <w:noProof/>
+            <w:webHidden/>
+          </w:rPr>
+        </w:r>
+        <w:r>
+          <w:rPr>
+            <w:noProof/>
+            <w:webHidden/>
+          </w:rPr>
+          <w:fldChar w:fldCharType="separate"/>
+        </w:r>
+        <w:r>
+          <w:rPr>
+            <w:noProof/>
+            <w:webHidden/>
+          </w:rPr>
+          <w:t>11</w:t>
+        </w:r>
+        <w:r>
+          <w:rPr>
+            <w:noProof/>
+            <w:webHidden/>
+          </w:rPr>
+          <w:fldChar w:fldCharType="end"/>
+        </w:r>
+      </w:hyperlink>
+    </w:p>
+    <w:p>
+      <w:pPr>
+        <w:pStyle w:val="22"/>
+        <w:tabs>
+          <w:tab w:val="right" w:leader="dot" w:pos="9345"/>
+        </w:tabs>
+        <w:rPr>
+          <w:noProof/>
+        </w:rPr>
+      </w:pPr>
+      <w:hyperlink w:anchor="_Toc241943031" w:history="1">
+        <w:r>
+          <w:rPr>
+            <w:rStyle w:val="af"/>
+            <w:b/>
+            <w:noProof/>
+          </w:rPr>
+          <w:t>2.6 Рыночный стандарт и зоны дифференциации</w:t>
+        </w:r>
+        <w:r>
+          <w:rPr>
+            <w:noProof/>
+            <w:webHidden/>
+          </w:rPr>
+          <w:tab/>
+        </w:r>
+        <w:r>
+          <w:rPr>
+            <w:noProof/>
+            <w:webHidden/>
+          </w:rPr>
+          <w:fldChar w:fldCharType="begin"/>
+        </w:r>
+        <w:r>
+          <w:rPr>
+            <w:noProof/>
+            <w:webHidden/>
+          </w:rPr>
+          <w:instrText xml:space="preserve"> PAGEREF _Toc241943031 \h </w:instrText>
         </w:r>
         <w:r>
           <w:rPr>
@@ -747,14 +815,14 @@
           <w:noProof/>
         </w:rPr>
       </w:pPr>
-      <w:hyperlink w:anchor="_Toc241940165" w:history="1">
+      <w:hyperlink w:anchor="_Toc241943032" w:history="1">
         <w:r>
           <w:rPr>
             <w:rStyle w:val="af"/>
             <w:b/>
             <w:noProof/>
           </w:rPr>
-          <w:t>2.6 Рыночный стандарт и зоны дифференциации</w:t>
+          <w:t>2.7 Паспорта цифровых товаров конкурентов</w:t>
         </w:r>
         <w:r>
           <w:rPr>
@@ -775,7 +843,7 @@
             <w:noProof/>
             <w:webHidden/>
           </w:rPr>
-          <w:instrText xml:space="preserve"> PAGEREF _Toc241940165 \h </w:instrText>
+          <w:instrText xml:space="preserve"> PAGEREF _Toc241943032 \h </w:instrText>
         </w:r>
         <w:r>
           <w:rPr>
@@ -816,76 +884,7 @@
           <w:noProof/>
         </w:rPr>
       </w:pPr>
-      <w:hyperlink w:anchor="_Toc241940166" w:history="1">
-        <w:r>
-          <w:rPr>
-            <w:rStyle w:val="af"/>
-            <w:b/>
-            <w:noProof/>
-          </w:rPr>
-          <w:t>2.7 Паспорта цифровых товаров конкурентов</w:t>
-        </w:r>
-        <w:r>
-          <w:rPr>
-            <w:noProof/>
-            <w:webHidden/>
-          </w:rPr>
-          <w:tab/>
-        </w:r>
-        <w:r>
-          <w:rPr>
-            <w:noProof/>
-            <w:webHidden/>
-          </w:rPr>
-          <w:fldChar w:fldCharType="begin"/>
-        </w:r>
-        <w:r>
-          <w:rPr>
-            <w:noProof/>
-            <w:webHidden/>
-          </w:rPr>
-          <w:instrText xml:space="preserve"> PAGEREF _Toc241940166 \h </w:instrText>
-        </w:r>
-        <w:r>
-          <w:rPr>
-            <w:noProof/>
-            <w:webHidden/>
-          </w:rPr>
-        </w:r>
-        <w:r>
-          <w:rPr>
-            <w:noProof/>
-            <w:webHidden/>
-          </w:rPr>
-          <w:fldChar w:fldCharType="separate"/>
-        </w:r>
-        <w:r>
-          <w:rPr>
-            <w:noProof/>
-            <w:webHidden/>
-          </w:rPr>
-          <w:t>14</w:t>
-        </w:r>
-        <w:r>
-          <w:rPr>
-            <w:noProof/>
-            <w:webHidden/>
-          </w:rPr>
-          <w:fldChar w:fldCharType="end"/>
-        </w:r>
-      </w:hyperlink>
-    </w:p>
-    <w:p>
-      <w:pPr>
-        <w:pStyle w:val="22"/>
-        <w:tabs>
-          <w:tab w:val="right" w:leader="dot" w:pos="9345"/>
-        </w:tabs>
-        <w:rPr>
-          <w:noProof/>
-        </w:rPr>
-      </w:pPr>
-      <w:hyperlink w:anchor="_Toc241940167" w:history="1">
+      <w:hyperlink w:anchor="_Toc241943033" w:history="1">
         <w:r>
           <w:rPr>
             <w:rStyle w:val="af"/>
@@ -913,7 +912,7 @@
             <w:noProof/>
             <w:webHidden/>
           </w:rPr>
-          <w:instrText xml:space="preserve"> PAGEREF _Toc241940167 \h </w:instrText>
+          <w:instrText xml:space="preserve"> PAGEREF _Toc241943033 \h </w:instrText>
         </w:r>
         <w:r>
           <w:rPr>
@@ -933,7 +932,7 @@
             <w:noProof/>
             <w:webHidden/>
           </w:rPr>
-          <w:t>16</w:t>
+          <w:t>15</w:t>
         </w:r>
         <w:r>
           <w:rPr>
@@ -954,7 +953,7 @@
           <w:noProof/>
         </w:rPr>
       </w:pPr>
-      <w:hyperlink w:anchor="_Toc241940168" w:history="1">
+      <w:hyperlink w:anchor="_Toc241943034" w:history="1">
         <w:r>
           <w:rPr>
             <w:rStyle w:val="af"/>
@@ -991,7 +990,76 @@
             <w:noProof/>
             <w:webHidden/>
           </w:rPr>
-          <w:instrText xml:space="preserve"> PAGEREF _Toc241940168 \h </w:instrText>
+          <w:instrText xml:space="preserve"> PAGEREF _Toc241943034 \h </w:instrText>
+        </w:r>
+        <w:r>
+          <w:rPr>
+            <w:noProof/>
+            <w:webHidden/>
+          </w:rPr>
+        </w:r>
+        <w:r>
+          <w:rPr>
+            <w:noProof/>
+            <w:webHidden/>
+          </w:rPr>
+          <w:fldChar w:fldCharType="separate"/>
+        </w:r>
+        <w:r>
+          <w:rPr>
+            <w:noProof/>
+            <w:webHidden/>
+          </w:rPr>
+          <w:t>21</w:t>
+        </w:r>
+        <w:r>
+          <w:rPr>
+            <w:noProof/>
+            <w:webHidden/>
+          </w:rPr>
+          <w:fldChar w:fldCharType="end"/>
+        </w:r>
+      </w:hyperlink>
+    </w:p>
+    <w:p>
+      <w:pPr>
+        <w:pStyle w:val="22"/>
+        <w:tabs>
+          <w:tab w:val="right" w:leader="dot" w:pos="9345"/>
+        </w:tabs>
+        <w:rPr>
+          <w:noProof/>
+        </w:rPr>
+      </w:pPr>
+      <w:hyperlink w:anchor="_Toc241943035" w:history="1">
+        <w:r>
+          <w:rPr>
+            <w:rStyle w:val="af"/>
+            <w:b/>
+            <w:noProof/>
+          </w:rPr>
+          <w:t>2.10 Проверка расчетов и ограничения</w:t>
+        </w:r>
+        <w:r>
+          <w:rPr>
+            <w:noProof/>
+            <w:webHidden/>
+          </w:rPr>
+          <w:tab/>
+        </w:r>
+        <w:r>
+          <w:rPr>
+            <w:noProof/>
+            <w:webHidden/>
+          </w:rPr>
+          <w:fldChar w:fldCharType="begin"/>
+        </w:r>
+        <w:r>
+          <w:rPr>
+            <w:noProof/>
+            <w:webHidden/>
+          </w:rPr>
+          <w:instrText xml:space="preserve"> PAGEREF _Toc241943035 \h </w:instrText>
         </w:r>
         <w:r>
           <w:rPr>
@@ -1024,7 +1092,7 @@
     </w:p>
     <w:p>
       <w:pPr>
-        <w:pStyle w:val="22"/>
+        <w:pStyle w:val="12"/>
         <w:tabs>
           <w:tab w:val="right" w:leader="dot" w:pos="9345"/>
         </w:tabs>
@@ -1032,14 +1100,14 @@
           <w:noProof/>
         </w:rPr>
       </w:pPr>
-      <w:hyperlink w:anchor="_Toc241940169" w:history="1">
+      <w:hyperlink w:anchor="_Toc241943036" w:history="1">
         <w:r>
           <w:rPr>
             <w:rStyle w:val="af"/>
             <w:b/>
             <w:noProof/>
           </w:rPr>
-          <w:t>2.10 Проверка расчетов и ограничения</w:t>
+          <w:t>3 ОТВЕТЫ НА КОНТРОЛЬНЫЕ ВОПРОСЫ</w:t>
         </w:r>
         <w:r>
           <w:rPr>
@@ -1060,7 +1128,7 @@
             <w:noProof/>
             <w:webHidden/>
           </w:rPr>
-          <w:instrText xml:space="preserve"> PAGEREF _Toc241940169 \h </w:instrText>
+          <w:instrText xml:space="preserve"> PAGEREF _Toc241943036 \h </w:instrText>
         </w:r>
         <w:r>
           <w:rPr>
@@ -1101,14 +1169,14 @@
           <w:noProof/>
         </w:rPr>
       </w:pPr>
-      <w:hyperlink w:anchor="_Toc241940170" w:history="1">
+      <w:hyperlink w:anchor="_Toc241943037" w:history="1">
         <w:r>
           <w:rPr>
             <w:rStyle w:val="af"/>
             <w:b/>
             <w:noProof/>
           </w:rPr>
-          <w:t>3 ОТВЕТЫ НА КОНТРОЛЬНЫЕ ВОПРОСЫ</w:t>
+          <w:t>ВЫВОДЫ</w:t>
         </w:r>
         <w:r>
           <w:rPr>
@@ -1129,7 +1197,7 @@
             <w:noProof/>
             <w:webHidden/>
           </w:rPr>
-          <w:instrText xml:space="preserve"> PAGEREF _Toc241940170 \h </w:instrText>
+          <w:instrText xml:space="preserve"> PAGEREF _Toc241943037 \h </w:instrText>
         </w:r>
         <w:r>
           <w:rPr>
@@ -1170,14 +1238,14 @@
           <w:noProof/>
         </w:rPr>
       </w:pPr>
-      <w:hyperlink w:anchor="_Toc241940171" w:history="1">
+      <w:hyperlink w:anchor="_Toc241943038" w:history="1">
         <w:r>
           <w:rPr>
             <w:rStyle w:val="af"/>
             <w:b/>
             <w:noProof/>
           </w:rPr>
-          <w:t>ВЫВОДЫ</w:t>
+          <w:t>СПИСОК ИСПОЛЬЗОВАННЫХ ИСТОЧНИКОВ</w:t>
         </w:r>
         <w:r>
           <w:rPr>
@@ -1198,7 +1266,7 @@
             <w:noProof/>
             <w:webHidden/>
           </w:rPr>
-          <w:instrText xml:space="preserve"> PAGEREF _Toc241940171 \h </w:instrText>
+          <w:instrText xml:space="preserve"> PAGEREF _Toc241943038 \h </w:instrText>
         </w:r>
         <w:r>
           <w:rPr>
@@ -1239,76 +1307,7 @@
           <w:noProof/>
         </w:rPr>
       </w:pPr>
-      <w:hyperlink w:anchor="_Toc241940172" w:history="1">
-        <w:r>
-          <w:rPr>
-            <w:rStyle w:val="af"/>
-            <w:b/>
-            <w:noProof/>
-          </w:rPr>
-          <w:t>СПИСОК ИСПОЛЬЗОВАННЫХ ИСТОЧНИКОВ</w:t>
-        </w:r>
-        <w:r>
-          <w:rPr>
-            <w:noProof/>
-            <w:webHidden/>
-          </w:rPr>
-          <w:tab/>
-        </w:r>
-        <w:r>
-          <w:rPr>
-            <w:noProof/>
-            <w:webHidden/>
-          </w:rPr>
-          <w:fldChar w:fldCharType="begin"/>
-        </w:r>
-        <w:r>
-          <w:rPr>
-            <w:noProof/>
-            <w:webHidden/>
-          </w:rPr>
-          <w:instrText xml:space="preserve"> PAGEREF _Toc241940172 \h </w:instrText>
-        </w:r>
-        <w:r>
-          <w:rPr>
-            <w:noProof/>
-            <w:webHidden/>
-          </w:rPr>
-        </w:r>
-        <w:r>
-          <w:rPr>
-            <w:noProof/>
-            <w:webHidden/>
-          </w:rPr>
-          <w:fldChar w:fldCharType="separate"/>
-        </w:r>
-        <w:r>
-          <w:rPr>
-            <w:noProof/>
-            <w:webHidden/>
-          </w:rPr>
-          <w:t>26</w:t>
-        </w:r>
-        <w:r>
-          <w:rPr>
-            <w:noProof/>
-            <w:webHidden/>
-          </w:rPr>
-          <w:fldChar w:fldCharType="end"/>
-        </w:r>
-      </w:hyperlink>
-    </w:p>
-    <w:p>
-      <w:pPr>
-        <w:pStyle w:val="12"/>
-        <w:tabs>
-          <w:tab w:val="right" w:leader="dot" w:pos="9345"/>
-        </w:tabs>
-        <w:rPr>
-          <w:noProof/>
-        </w:rPr>
-      </w:pPr>
-      <w:hyperlink w:anchor="_Toc241940173" w:history="1">
+      <w:hyperlink w:anchor="_Toc241943039" w:history="1">
         <w:r>
           <w:rPr>
             <w:rStyle w:val="af"/>
@@ -1336,7 +1335,76 @@
             <w:noProof/>
             <w:webHidden/>
           </w:rPr>
-          <w:instrText xml:space="preserve"> PAGEREF _Toc241940173 \h </w:instrText>
+          <w:instrText xml:space="preserve"> PAGEREF _Toc241943039 \h </w:instrText>
+        </w:r>
+        <w:r>
+          <w:rPr>
+            <w:noProof/>
+            <w:webHidden/>
+          </w:rPr>
+        </w:r>
+        <w:r>
+          <w:rPr>
+            <w:noProof/>
+            <w:webHidden/>
+          </w:rPr>
+          <w:fldChar w:fldCharType="separate"/>
+        </w:r>
+        <w:r>
+          <w:rPr>
+            <w:noProof/>
+            <w:webHidden/>
+          </w:rPr>
+          <w:t>28</w:t>
+        </w:r>
+        <w:r>
+          <w:rPr>
+            <w:noProof/>
+            <w:webHidden/>
+          </w:rPr>
+          <w:fldChar w:fldCharType="end"/>
+        </w:r>
+      </w:hyperlink>
+    </w:p>
+    <w:p>
+      <w:pPr>
+        <w:pStyle w:val="12"/>
+        <w:tabs>
+          <w:tab w:val="right" w:leader="dot" w:pos="9345"/>
+        </w:tabs>
+        <w:rPr>
+          <w:noProof/>
+        </w:rPr>
+      </w:pPr>
+      <w:hyperlink w:anchor="_Toc241943040" w:history="1">
+        <w:r>
+          <w:rPr>
+            <w:rStyle w:val="af"/>
+            <w:b/>
+            <w:noProof/>
+          </w:rPr>
+          <w:t>ПРИЛОЖЕНИЕ Б</w:t>
+        </w:r>
+        <w:r>
+          <w:rPr>
+            <w:noProof/>
+            <w:webHidden/>
+          </w:rPr>
+          <w:tab/>
+        </w:r>
+        <w:r>
+          <w:rPr>
+            <w:noProof/>
+            <w:webHidden/>
+          </w:rPr>
+          <w:fldChar w:fldCharType="begin"/>
+        </w:r>
+        <w:r>
+          <w:rPr>
+            <w:noProof/>
+            <w:webHidden/>
+          </w:rPr>
+          <w:instrText xml:space="preserve"> PAGEREF _Toc241943040 \h </w:instrText>
         </w:r>
         <w:r>
           <w:rPr>
@@ -1377,76 +1445,7 @@
           <w:noProof/>
         </w:rPr>
       </w:pPr>
-      <w:hyperlink w:anchor="_Toc241940174" w:history="1">
-        <w:r>
-          <w:rPr>
-            <w:rStyle w:val="af"/>
-            <w:b/>
-            <w:noProof/>
-          </w:rPr>
-          <w:t>ПРИЛОЖЕНИЕ Б</w:t>
-        </w:r>
-        <w:r>
-          <w:rPr>
-            <w:noProof/>
-            <w:webHidden/>
-          </w:rPr>
-          <w:tab/>
-        </w:r>
-        <w:r>
-          <w:rPr>
-            <w:noProof/>
-            <w:webHidden/>
-          </w:rPr>
-          <w:fldChar w:fldCharType="begin"/>
-        </w:r>
-        <w:r>
-          <w:rPr>
-            <w:noProof/>
-            <w:webHidden/>
-          </w:rPr>
-          <w:instrText xml:space="preserve"> PAGEREF _Toc241940174 \h </w:instrText>
-        </w:r>
-        <w:r>
-          <w:rPr>
-            <w:noProof/>
-            <w:webHidden/>
-          </w:rPr>
-        </w:r>
-        <w:r>
-          <w:rPr>
-            <w:noProof/>
-            <w:webHidden/>
-          </w:rPr>
-          <w:fldChar w:fldCharType="separate"/>
-        </w:r>
-        <w:r>
-          <w:rPr>
-            <w:noProof/>
-            <w:webHidden/>
-          </w:rPr>
-          <w:t>30</w:t>
-        </w:r>
-        <w:r>
-          <w:rPr>
-            <w:noProof/>
-            <w:webHidden/>
-          </w:rPr>
-          <w:fldChar w:fldCharType="end"/>
-        </w:r>
-      </w:hyperlink>
-    </w:p>
-    <w:p>
-      <w:pPr>
-        <w:pStyle w:val="12"/>
-        <w:tabs>
-          <w:tab w:val="right" w:leader="dot" w:pos="9345"/>
-        </w:tabs>
-        <w:rPr>
-          <w:noProof/>
-        </w:rPr>
-      </w:pPr>
-      <w:hyperlink w:anchor="_Toc241940175" w:history="1">
+      <w:hyperlink w:anchor="_Toc241943041" w:history="1">
         <w:r>
           <w:rPr>
             <w:rStyle w:val="af"/>
@@ -1474,7 +1473,76 @@
             <w:noProof/>
             <w:webHidden/>
           </w:rPr>
-          <w:instrText xml:space="preserve"> PAGEREF _Toc241940175 \h </w:instrText>
+          <w:instrText xml:space="preserve"> PAGEREF _Toc241943041 \h </w:instrText>
+        </w:r>
+        <w:r>
+          <w:rPr>
+            <w:noProof/>
+            <w:webHidden/>
+          </w:rPr>
+        </w:r>
+        <w:r>
+          <w:rPr>
+            <w:noProof/>
+            <w:webHidden/>
+          </w:rPr>
+          <w:fldChar w:fldCharType="separate"/>
+        </w:r>
+        <w:r>
+          <w:rPr>
+            <w:noProof/>
+            <w:webHidden/>
+          </w:rPr>
+          <w:t>31</w:t>
+        </w:r>
+        <w:r>
+          <w:rPr>
+            <w:noProof/>
+            <w:webHidden/>
+          </w:rPr>
+          <w:fldChar w:fldCharType="end"/>
+        </w:r>
+      </w:hyperlink>
+    </w:p>
+    <w:p>
+      <w:pPr>
+        <w:pStyle w:val="12"/>
+        <w:tabs>
+          <w:tab w:val="right" w:leader="dot" w:pos="9345"/>
+        </w:tabs>
+        <w:rPr>
+          <w:noProof/>
+        </w:rPr>
+      </w:pPr>
+      <w:hyperlink w:anchor="_Toc241943042" w:history="1">
+        <w:r>
+          <w:rPr>
+            <w:rStyle w:val="af"/>
+            <w:b/>
+            <w:noProof/>
+          </w:rPr>
+          <w:t>ПРИЛОЖЕНИЕ Г</w:t>
+        </w:r>
+        <w:r>
+          <w:rPr>
+            <w:noProof/>
+            <w:webHidden/>
+          </w:rPr>
+          <w:tab/>
+        </w:r>
+        <w:r>
+          <w:rPr>
+            <w:noProof/>
+            <w:webHidden/>
+          </w:rPr>
+          <w:fldChar w:fldCharType="begin"/>
+        </w:r>
+        <w:r>
+          <w:rPr>
+            <w:noProof/>
+            <w:webHidden/>
+          </w:rPr>
+          <w:instrText xml:space="preserve"> PAGEREF _Toc241943042 \h </w:instrText>
         </w:r>
         <w:r>
           <w:rPr>
@@ -1515,76 +1583,7 @@
           <w:noProof/>
         </w:rPr>
       </w:pPr>
-      <w:hyperlink w:anchor="_Toc241940176" w:history="1">
-        <w:r>
-          <w:rPr>
-            <w:rStyle w:val="af"/>
-            <w:b/>
-            <w:noProof/>
-          </w:rPr>
-          <w:t>ПРИЛОЖЕНИЕ Г</w:t>
-        </w:r>
-        <w:r>
-          <w:rPr>
-            <w:noProof/>
-            <w:webHidden/>
-          </w:rPr>
-          <w:tab/>
-        </w:r>
-        <w:r>
-          <w:rPr>
-            <w:noProof/>
-            <w:webHidden/>
-          </w:rPr>
-          <w:fldChar w:fldCharType="begin"/>
-        </w:r>
-        <w:r>
-          <w:rPr>
-            <w:noProof/>
-            <w:webHidden/>
-          </w:rPr>
-          <w:instrText xml:space="preserve"> PAGEREF _Toc241940176 \h </w:instrText>
-        </w:r>
-        <w:r>
-          <w:rPr>
-            <w:noProof/>
-            <w:webHidden/>
-          </w:rPr>
-        </w:r>
-        <w:r>
-          <w:rPr>
-            <w:noProof/>
-            <w:webHidden/>
-          </w:rPr>
-          <w:fldChar w:fldCharType="separate"/>
-        </w:r>
-        <w:r>
-          <w:rPr>
-            <w:noProof/>
-            <w:webHidden/>
-          </w:rPr>
-          <w:t>33</w:t>
-        </w:r>
-        <w:r>
-          <w:rPr>
-            <w:noProof/>
-            <w:webHidden/>
-          </w:rPr>
-          <w:fldChar w:fldCharType="end"/>
-        </w:r>
-      </w:hyperlink>
-    </w:p>
-    <w:p>
-      <w:pPr>
-        <w:pStyle w:val="12"/>
-        <w:tabs>
-          <w:tab w:val="right" w:leader="dot" w:pos="9345"/>
-        </w:tabs>
-        <w:rPr>
-          <w:noProof/>
-        </w:rPr>
-      </w:pPr>
-      <w:hyperlink w:anchor="_Toc241940177" w:history="1">
+      <w:hyperlink w:anchor="_Toc241943043" w:history="1">
         <w:r>
           <w:rPr>
             <w:rStyle w:val="af"/>
@@ -1612,7 +1611,7 @@
             <w:noProof/>
             <w:webHidden/>
           </w:rPr>
-          <w:instrText xml:space="preserve"> PAGEREF _Toc241940177 \h </w:instrText>
+          <w:instrText xml:space="preserve"> PAGEREF _Toc241943043 \h </w:instrText>
         </w:r>
         <w:r>
           <w:rPr>
@@ -1632,7 +1631,7 @@
             <w:noProof/>
             <w:webHidden/>
           </w:rPr>
-          <w:t>35</w:t>
+          <w:t>34</w:t>
         </w:r>
         <w:r>
           <w:rPr>
@@ -1658,7 +1657,7 @@
         <w:spacing w:before="0" w:after="360" w:line="360" w:lineRule="exact"/>
         <w:ind w:firstLine="709"/>
       </w:pPr>
-      <w:bookmarkStart w:id="1" w:name="_Toc241940158"/>
+      <w:bookmarkStart w:id="1" w:name="_Toc241943024"/>
       <w:r>
         <w:rPr>
           <w:b/>
@@ -1808,7 +1807,7 @@
         <w:ind w:firstLine="709"/>
       </w:pPr>
       <w:bookmarkStart w:id="2" w:name="_b608aa976fc82a0faaf3b83f58c735968afd03b"/>
-      <w:bookmarkStart w:id="3" w:name="_Toc241940159"/>
+      <w:bookmarkStart w:id="3" w:name="_Toc241943025"/>
       <w:bookmarkEnd w:id="0"/>
       <w:r>
         <w:rPr>
@@ -1867,7 +1866,7 @@
         <w:ind w:firstLine="709"/>
       </w:pPr>
       <w:bookmarkStart w:id="4" w:name="_c3cf235f67897fccdd158c7c34ca81091dc06e0"/>
-      <w:bookmarkStart w:id="5" w:name="_Toc241940160"/>
+      <w:bookmarkStart w:id="5" w:name="_Toc241943026"/>
       <w:r>
         <w:rPr>
           <w:b/>
@@ -3599,7 +3598,7 @@
         <w:ind w:firstLine="709"/>
       </w:pPr>
       <w:bookmarkStart w:id="6" w:name="_6c38f46d6252626ee19bec51dca515ea8eb3483"/>
-      <w:bookmarkStart w:id="7" w:name="_Toc241940161"/>
+      <w:bookmarkStart w:id="7" w:name="_Toc241943027"/>
       <w:bookmarkEnd w:id="4"/>
       <w:r>
         <w:rPr>
@@ -6369,7 +6368,7 @@
         </w:rPr>
         <w:lastRenderedPageBreak/>
         <w:drawing>
-          <wp:inline distT="0" distB="0" distL="0" distR="0" wp14:anchorId="17D69A68" wp14:editId="1EEE4693">
+          <wp:inline distT="0" distB="0" distL="0" distR="0" wp14:anchorId="21DC851C" wp14:editId="23EB46D6">
             <wp:extent cx="5334000" cy="3122341"/>
             <wp:effectExtent l="0" t="0" r="0" b="0"/>
             <wp:docPr id="12" name="Picture"/>
@@ -6633,7 +6632,7 @@
         <w:ind w:firstLine="709"/>
       </w:pPr>
       <w:bookmarkStart w:id="8" w:name="_e6ba0285e0e0ccc17e7a33a4e535fa387865e88"/>
-      <w:bookmarkStart w:id="9" w:name="_Toc241940162"/>
+      <w:bookmarkStart w:id="9" w:name="_Toc241943028"/>
       <w:bookmarkEnd w:id="6"/>
       <w:r>
         <w:rPr>
@@ -9046,7 +9045,7 @@
         <w:ind w:firstLine="709"/>
       </w:pPr>
       <w:bookmarkStart w:id="10" w:name="_b8f6f14603ee9e71fb2e4d1c108750035f950c7"/>
-      <w:bookmarkStart w:id="11" w:name="_Toc241940163"/>
+      <w:bookmarkStart w:id="11" w:name="_Toc241943029"/>
       <w:bookmarkEnd w:id="8"/>
       <w:r>
         <w:rPr>
@@ -12028,7 +12027,7 @@
           <w:sz w:val="28"/>
         </w:rPr>
         <w:drawing>
-          <wp:inline distT="0" distB="0" distL="0" distR="0" wp14:anchorId="3616311F" wp14:editId="0C674330">
+          <wp:inline distT="0" distB="0" distL="0" distR="0" wp14:anchorId="14094B0C" wp14:editId="4390D3E4">
             <wp:extent cx="5334000" cy="3187390"/>
             <wp:effectExtent l="0" t="0" r="0" b="0"/>
             <wp:docPr id="17" name="Picture"/>
@@ -12575,7 +12574,7 @@
         <w:ind w:firstLine="709"/>
       </w:pPr>
       <w:bookmarkStart w:id="12" w:name="_823200a59a4cf40c51f7f0e02566c010f838ed7"/>
-      <w:bookmarkStart w:id="13" w:name="_Toc241940164"/>
+      <w:bookmarkStart w:id="13" w:name="_Toc241943030"/>
       <w:bookmarkEnd w:id="10"/>
       <w:r>
         <w:rPr>
@@ -13285,7 +13284,7 @@
         </w:rPr>
         <w:lastRenderedPageBreak/>
         <w:drawing>
-          <wp:inline distT="0" distB="0" distL="0" distR="0" wp14:anchorId="70894281" wp14:editId="5CC9464C">
+          <wp:inline distT="0" distB="0" distL="0" distR="0" wp14:anchorId="261DA513" wp14:editId="5A529C2C">
             <wp:extent cx="5334000" cy="2862146"/>
             <wp:effectExtent l="0" t="0" r="0" b="0"/>
             <wp:docPr id="21" name="Picture"/>
@@ -13380,7 +13379,7 @@
         <w:ind w:firstLine="709"/>
       </w:pPr>
       <w:bookmarkStart w:id="14" w:name="_9d579ff3219dd0c08e87cdba2a2a6d1ef61e3cc"/>
-      <w:bookmarkStart w:id="15" w:name="_Toc241940165"/>
+      <w:bookmarkStart w:id="15" w:name="_Toc241943031"/>
       <w:bookmarkEnd w:id="12"/>
       <w:r>
         <w:rPr>
@@ -15294,7 +15293,7 @@
         <w:ind w:firstLine="709"/>
       </w:pPr>
       <w:bookmarkStart w:id="16" w:name="_8be076d9797953e124cfe81356f035b108674c3"/>
-      <w:bookmarkStart w:id="17" w:name="_Toc241940166"/>
+      <w:bookmarkStart w:id="17" w:name="_Toc241943032"/>
       <w:bookmarkEnd w:id="14"/>
       <w:r>
         <w:rPr>
@@ -17971,7 +17970,7 @@
         <w:ind w:firstLine="709"/>
       </w:pPr>
       <w:bookmarkStart w:id="18" w:name="_0ab5b5274b575dfb9e5e85d7a9a12b82683e52c"/>
-      <w:bookmarkStart w:id="19" w:name="_Toc241940167"/>
+      <w:bookmarkStart w:id="19" w:name="_Toc241943033"/>
       <w:bookmarkEnd w:id="16"/>
       <w:r>
         <w:rPr>
@@ -25069,7 +25068,7 @@
         </w:rPr>
         <w:lastRenderedPageBreak/>
         <w:drawing>
-          <wp:inline distT="0" distB="0" distL="0" distR="0" wp14:anchorId="309AC021" wp14:editId="3BC988C1">
+          <wp:inline distT="0" distB="0" distL="0" distR="0" wp14:anchorId="2E3E2EC2" wp14:editId="22949C19">
             <wp:extent cx="5334000" cy="2471853"/>
             <wp:effectExtent l="0" t="0" r="0" b="0"/>
             <wp:docPr id="27" name="Picture"/>
@@ -26680,7 +26679,7 @@
         <w:ind w:firstLine="709"/>
       </w:pPr>
       <w:bookmarkStart w:id="20" w:name="_79cbfa74df5b3f3beef1cd24c3ad9f089a58d7a"/>
-      <w:bookmarkStart w:id="21" w:name="_Toc241940168"/>
+      <w:bookmarkStart w:id="21" w:name="_Toc241943034"/>
       <w:bookmarkEnd w:id="18"/>
       <w:r>
         <w:rPr>
@@ -28165,7 +28164,7 @@
         <w:ind w:firstLine="709"/>
       </w:pPr>
       <w:bookmarkStart w:id="22" w:name="_339ae803435bd6b9a653c2b18dadc62dc9ad8e7"/>
-      <w:bookmarkStart w:id="23" w:name="_Toc241940169"/>
+      <w:bookmarkStart w:id="23" w:name="_Toc241943035"/>
       <w:bookmarkEnd w:id="20"/>
       <w:r>
         <w:rPr>
@@ -28354,7 +28353,7 @@
         <w:ind w:firstLine="709"/>
       </w:pPr>
       <w:bookmarkStart w:id="24" w:name="_1bfdad9d2d88ddb6ca16c31c1d4d4943679f32f"/>
-      <w:bookmarkStart w:id="25" w:name="_Toc241940170"/>
+      <w:bookmarkStart w:id="25" w:name="_Toc241943036"/>
       <w:bookmarkEnd w:id="22"/>
       <w:bookmarkEnd w:id="2"/>
       <w:r>
@@ -28575,7 +28574,7 @@
         <w:jc w:val="center"/>
       </w:pPr>
       <w:bookmarkStart w:id="26" w:name="_выводы"/>
-      <w:bookmarkStart w:id="27" w:name="_Toc241940171"/>
+      <w:bookmarkStart w:id="27" w:name="_Toc241943037"/>
       <w:bookmarkEnd w:id="24"/>
       <w:r>
         <w:rPr>
@@ -28836,7 +28835,7 @@
         <w:jc w:val="center"/>
       </w:pPr>
       <w:bookmarkStart w:id="28" w:name="_274f6a444530ef90b0479dabf3d210f01e97699"/>
-      <w:bookmarkStart w:id="29" w:name="_Toc241940172"/>
+      <w:bookmarkStart w:id="29" w:name="_Toc241943038"/>
       <w:bookmarkEnd w:id="26"/>
       <w:r>
         <w:rPr>
@@ -31361,7 +31360,7 @@
         <w:jc w:val="center"/>
       </w:pPr>
       <w:bookmarkStart w:id="30" w:name="_3d74faf1500c1b2a4a8bfa8e0e37c74206ce73d"/>
-      <w:bookmarkStart w:id="31" w:name="_Toc241940173"/>
+      <w:bookmarkStart w:id="31" w:name="_Toc241943039"/>
       <w:bookmarkEnd w:id="28"/>
       <w:r>
         <w:rPr>
@@ -32102,7 +32101,7 @@
         <w:jc w:val="center"/>
       </w:pPr>
       <w:bookmarkStart w:id="32" w:name="_d684f183eb868ee4ace295916bed2e6be64d16e"/>
-      <w:bookmarkStart w:id="33" w:name="_Toc241940174"/>
+      <w:bookmarkStart w:id="33" w:name="_Toc241943040"/>
       <w:bookmarkEnd w:id="30"/>
       <w:r>
         <w:rPr>
@@ -32649,7 +32648,7 @@
               <w:rPr>
                 <w:sz w:val="24"/>
               </w:rPr>
-              <w:t>я студентки</w:t>
+              <w:t>я автора</w:t>
             </w:r>
           </w:p>
         </w:tc>
@@ -33091,7 +33090,7 @@
         <w:rPr>
           <w:sz w:val="28"/>
         </w:rPr>
-        <w:t xml:space="preserve">Пункты 1-4 выполняются в браузере под аккаунтом студентки; пункт 5 требует доступа к </w:t>
+        <w:t xml:space="preserve">Пункты 1-4 выполняются в браузере под учетной записью автора; пункт 5 требует доступа к </w:t>
       </w:r>
       <w:r>
         <w:rPr>
@@ -33129,7 +33128,7 @@
         <w:jc w:val="center"/>
       </w:pPr>
       <w:bookmarkStart w:id="34" w:name="_cb59224a7032ef66ab429e7df9b4e4c597bc187"/>
-      <w:bookmarkStart w:id="35" w:name="_Toc241940175"/>
+      <w:bookmarkStart w:id="35" w:name="_Toc241943041"/>
       <w:bookmarkEnd w:id="32"/>
       <w:r>
         <w:rPr>
@@ -33177,13 +33176,13 @@
         <w:rPr>
           <w:sz w:val="28"/>
         </w:rPr>
-        <w:t>В шаблонах выявлены ошибки и ограничения совместимости; ниже перечислено, что исправлен</w:t>
-      </w:r>
-      <w:r>
-        <w:rPr>
-          <w:sz w:val="28"/>
-        </w:rPr>
-        <w:t>о в рабочих копиях. Оригиналы не менялись.</w:t>
+        <w:t>В шаблонах выявлены ошибки и ограничения совместимости; ниже перечислено, что исправ</w:t>
+      </w:r>
+      <w:r>
+        <w:rPr>
+          <w:sz w:val="28"/>
+        </w:rPr>
+        <w:t>лено в рабочих копиях. Оригиналы не менялись.</w:t>
       </w:r>
     </w:p>
     <w:p>
@@ -33875,7 +33874,7 @@
         <w:jc w:val="center"/>
       </w:pPr>
       <w:bookmarkStart w:id="36" w:name="_c34bf756927ff692ee086e018f9b8545647766e"/>
-      <w:bookmarkStart w:id="37" w:name="_Toc241940176"/>
+      <w:bookmarkStart w:id="37" w:name="_Toc241943042"/>
       <w:bookmarkEnd w:id="34"/>
       <w:r>
         <w:rPr>
@@ -33929,7 +33928,7 @@
         <w:rPr>
           <w:sz w:val="28"/>
         </w:rPr>
-        <w:t xml:space="preserve">в на пары функциональных и дисфункциональных вопросов по 16 функциям (по решению студентки, Р-8; генератор и файлы - в папке 00_Общее/Опрос_модельный, </w:t>
+        <w:t xml:space="preserve">в на пары функциональных и дисфункциональных вопросов по 16 функциям (по решению автора, Р-8; генератор и файлы - в папке 00_Общее/Опрос_модельный, </w:t>
       </w:r>
       <w:r>
         <w:rPr>
@@ -33942,13 +33941,13 @@
         <w:rPr>
           <w:sz w:val="28"/>
         </w:rPr>
-        <w:t xml:space="preserve"> 20261003). Это модельные данные, а не опрос людей: вероятность согласия с категорией аналитика задан</w:t>
-      </w:r>
-      <w:r>
-        <w:rPr>
-          <w:sz w:val="28"/>
-        </w:rPr>
-        <w:t>а параметром 58 %, поэтому совпадение с таблицей 6 неизбежно и подтверждает только работу расчета, а не истинность категорий.</w:t>
+        <w:t xml:space="preserve"> 20261003). Это модельные данные, а не опрос людей: вероятность согласия с категорией аналитика задана п</w:t>
+      </w:r>
+      <w:r>
+        <w:rPr>
+          <w:sz w:val="28"/>
+        </w:rPr>
+        <w:t>араметром 58 %, поэтому совпадение с таблицей 6 неизбежно и подтверждает только работу расчета, а не истинность категорий.</w:t>
       </w:r>
     </w:p>
     <w:p>
@@ -36259,7 +36258,7 @@
         <w:jc w:val="center"/>
       </w:pPr>
       <w:bookmarkStart w:id="38" w:name="_fced6403ae4a6291124e2bc0068517b8abae511"/>
-      <w:bookmarkStart w:id="39" w:name="_Toc241940177"/>
+      <w:bookmarkStart w:id="39" w:name="_Toc241943043"/>
       <w:bookmarkEnd w:id="36"/>
       <w:r>
         <w:rPr>
@@ -41031,7 +41030,7 @@
   <w:abstractNum w:abstractNumId="0" w15:restartNumberingAfterBreak="0">
     <w:nsid w:val="0000A990"/>
     <w:multiLevelType w:val="multilevel"/>
-    <w:tmpl w:val="F0F0D8B2"/>
+    <w:tmpl w:val="2782FD7A"/>
     <w:lvl w:ilvl="0">
       <w:numFmt w:val="bullet"/>
       <w:lvlText w:val=" "/>
@@ -41108,7 +41107,7 @@
   <w:abstractNum w:abstractNumId="1" w15:restartNumberingAfterBreak="0">
     <w:nsid w:val="00A99411"/>
     <w:multiLevelType w:val="multilevel"/>
-    <w:tmpl w:val="CB3090F8"/>
+    <w:tmpl w:val="D09C84A0"/>
     <w:lvl w:ilvl="0">
       <w:start w:val="1"/>
       <w:numFmt w:val="decimal"/>
@@ -42586,7 +42585,7 @@
     <w:autoRedefine/>
     <w:uiPriority w:val="39"/>
     <w:unhideWhenUsed/>
-    <w:rsid w:val="00E06E24"/>
+    <w:rsid w:val="005C2527"/>
     <w:pPr>
       <w:spacing w:after="100"/>
     </w:pPr>
@@ -42598,7 +42597,7 @@
     <w:autoRedefine/>
     <w:uiPriority w:val="39"/>
     <w:unhideWhenUsed/>
-    <w:rsid w:val="00E06E24"/>
+    <w:rsid w:val="005C2527"/>
     <w:pPr>
       <w:spacing w:after="100"/>
       <w:ind w:left="240"/>

--- a/ЛР5_Анализ_конкурентов/ОТЧЕТ_ЛР5_TableMind.docx
+++ b/ЛР5_Анализ_конкурентов/ОТЧЕТ_ЛР5_TableMind.docx
@@ -172,7 +172,7 @@
           <w:sz w:val="28"/>
         </w:rPr>
         <w:tab/>
-        <w:t>гр. 60121</w:t>
+        <w:t>гр. 60131</w:t>
       </w:r>
     </w:p>
     <w:p>
@@ -263,7 +263,7 @@
       <w:r>
         <w:fldChar w:fldCharType="separate"/>
       </w:r>
-      <w:hyperlink w:anchor="_Toc241943024" w:history="1">
+      <w:hyperlink w:anchor="_Toc241952860" w:history="1">
         <w:r>
           <w:rPr>
             <w:rStyle w:val="af"/>
@@ -291,7 +291,7 @@
             <w:noProof/>
             <w:webHidden/>
           </w:rPr>
-          <w:instrText xml:space="preserve"> PAGEREF _Toc241943024 \h </w:instrText>
+          <w:instrText xml:space="preserve"> PAGEREF _Toc241952860 \h </w:instrText>
         </w:r>
         <w:r>
           <w:rPr>
@@ -332,7 +332,7 @@
           <w:noProof/>
         </w:rPr>
       </w:pPr>
-      <w:hyperlink w:anchor="_Toc241943025" w:history="1">
+      <w:hyperlink w:anchor="_Toc241952861" w:history="1">
         <w:r>
           <w:rPr>
             <w:rStyle w:val="af"/>
@@ -360,7 +360,7 @@
             <w:noProof/>
             <w:webHidden/>
           </w:rPr>
-          <w:instrText xml:space="preserve"> PAGEREF _Toc241943025 \h </w:instrText>
+          <w:instrText xml:space="preserve"> PAGEREF _Toc241952861 \h </w:instrText>
         </w:r>
         <w:r>
           <w:rPr>
@@ -401,7 +401,7 @@
           <w:noProof/>
         </w:rPr>
       </w:pPr>
-      <w:hyperlink w:anchor="_Toc241943026" w:history="1">
+      <w:hyperlink w:anchor="_Toc241952862" w:history="1">
         <w:r>
           <w:rPr>
             <w:rStyle w:val="af"/>
@@ -429,7 +429,7 @@
             <w:noProof/>
             <w:webHidden/>
           </w:rPr>
-          <w:instrText xml:space="preserve"> PAGEREF _Toc241943026 \h </w:instrText>
+          <w:instrText xml:space="preserve"> PAGEREF _Toc241952862 \h </w:instrText>
         </w:r>
         <w:r>
           <w:rPr>
@@ -470,7 +470,7 @@
           <w:noProof/>
         </w:rPr>
       </w:pPr>
-      <w:hyperlink w:anchor="_Toc241943027" w:history="1">
+      <w:hyperlink w:anchor="_Toc241952863" w:history="1">
         <w:r>
           <w:rPr>
             <w:rStyle w:val="af"/>
@@ -498,7 +498,7 @@
             <w:noProof/>
             <w:webHidden/>
           </w:rPr>
-          <w:instrText xml:space="preserve"> PAGEREF _Toc241943027 \h </w:instrText>
+          <w:instrText xml:space="preserve"> PAGEREF _Toc241952863 \h </w:instrText>
         </w:r>
         <w:r>
           <w:rPr>
@@ -539,7 +539,7 @@
           <w:noProof/>
         </w:rPr>
       </w:pPr>
-      <w:hyperlink w:anchor="_Toc241943028" w:history="1">
+      <w:hyperlink w:anchor="_Toc241952864" w:history="1">
         <w:r>
           <w:rPr>
             <w:rStyle w:val="af"/>
@@ -567,7 +567,7 @@
             <w:noProof/>
             <w:webHidden/>
           </w:rPr>
-          <w:instrText xml:space="preserve"> PAGEREF _Toc241943028 \h </w:instrText>
+          <w:instrText xml:space="preserve"> PAGEREF _Toc241952864 \h </w:instrText>
         </w:r>
         <w:r>
           <w:rPr>
@@ -608,7 +608,7 @@
           <w:noProof/>
         </w:rPr>
       </w:pPr>
-      <w:hyperlink w:anchor="_Toc241943029" w:history="1">
+      <w:hyperlink w:anchor="_Toc241952865" w:history="1">
         <w:r>
           <w:rPr>
             <w:rStyle w:val="af"/>
@@ -636,7 +636,7 @@
             <w:noProof/>
             <w:webHidden/>
           </w:rPr>
-          <w:instrText xml:space="preserve"> PAGEREF _Toc241943029 \h </w:instrText>
+          <w:instrText xml:space="preserve"> PAGEREF _Toc241952865 \h </w:instrText>
         </w:r>
         <w:r>
           <w:rPr>
@@ -677,7 +677,7 @@
           <w:noProof/>
         </w:rPr>
       </w:pPr>
-      <w:hyperlink w:anchor="_Toc241943030" w:history="1">
+      <w:hyperlink w:anchor="_Toc241952866" w:history="1">
         <w:r>
           <w:rPr>
             <w:rStyle w:val="af"/>
@@ -705,7 +705,7 @@
             <w:noProof/>
             <w:webHidden/>
           </w:rPr>
-          <w:instrText xml:space="preserve"> PAGEREF _Toc241943030 \h </w:instrText>
+          <w:instrText xml:space="preserve"> PAGEREF _Toc241952866 \h </w:instrText>
         </w:r>
         <w:r>
           <w:rPr>
@@ -746,7 +746,7 @@
           <w:noProof/>
         </w:rPr>
       </w:pPr>
-      <w:hyperlink w:anchor="_Toc241943031" w:history="1">
+      <w:hyperlink w:anchor="_Toc241952867" w:history="1">
         <w:r>
           <w:rPr>
             <w:rStyle w:val="af"/>
@@ -774,7 +774,7 @@
             <w:noProof/>
             <w:webHidden/>
           </w:rPr>
-          <w:instrText xml:space="preserve"> PAGEREF _Toc241943031 \h </w:instrText>
+          <w:instrText xml:space="preserve"> PAGEREF _Toc241952867 \h </w:instrText>
         </w:r>
         <w:r>
           <w:rPr>
@@ -815,7 +815,7 @@
           <w:noProof/>
         </w:rPr>
       </w:pPr>
-      <w:hyperlink w:anchor="_Toc241943032" w:history="1">
+      <w:hyperlink w:anchor="_Toc241952868" w:history="1">
         <w:r>
           <w:rPr>
             <w:rStyle w:val="af"/>
@@ -843,7 +843,7 @@
             <w:noProof/>
             <w:webHidden/>
           </w:rPr>
-          <w:instrText xml:space="preserve"> PAGEREF _Toc241943032 \h </w:instrText>
+          <w:instrText xml:space="preserve"> PAGEREF _Toc241952868 \h </w:instrText>
         </w:r>
         <w:r>
           <w:rPr>
@@ -884,7 +884,7 @@
           <w:noProof/>
         </w:rPr>
       </w:pPr>
-      <w:hyperlink w:anchor="_Toc241943033" w:history="1">
+      <w:hyperlink w:anchor="_Toc241952869" w:history="1">
         <w:r>
           <w:rPr>
             <w:rStyle w:val="af"/>
@@ -912,7 +912,7 @@
             <w:noProof/>
             <w:webHidden/>
           </w:rPr>
-          <w:instrText xml:space="preserve"> PAGEREF _Toc241943033 \h </w:instrText>
+          <w:instrText xml:space="preserve"> PAGEREF _Toc241952869 \h </w:instrText>
         </w:r>
         <w:r>
           <w:rPr>
@@ -953,7 +953,7 @@
           <w:noProof/>
         </w:rPr>
       </w:pPr>
-      <w:hyperlink w:anchor="_Toc241943034" w:history="1">
+      <w:hyperlink w:anchor="_Toc241952870" w:history="1">
         <w:r>
           <w:rPr>
             <w:rStyle w:val="af"/>
@@ -990,7 +990,7 @@
             <w:noProof/>
             <w:webHidden/>
           </w:rPr>
-          <w:instrText xml:space="preserve"> PAGEREF _Toc241943034 \h </w:instrText>
+          <w:instrText xml:space="preserve"> PAGEREF _Toc241952870 \h </w:instrText>
         </w:r>
         <w:r>
           <w:rPr>
@@ -1031,7 +1031,7 @@
           <w:noProof/>
         </w:rPr>
       </w:pPr>
-      <w:hyperlink w:anchor="_Toc241943035" w:history="1">
+      <w:hyperlink w:anchor="_Toc241952871" w:history="1">
         <w:r>
           <w:rPr>
             <w:rStyle w:val="af"/>
@@ -1059,7 +1059,7 @@
             <w:noProof/>
             <w:webHidden/>
           </w:rPr>
-          <w:instrText xml:space="preserve"> PAGEREF _Toc241943035 \h </w:instrText>
+          <w:instrText xml:space="preserve"> PAGEREF _Toc241952871 \h </w:instrText>
         </w:r>
         <w:r>
           <w:rPr>
@@ -1100,7 +1100,7 @@
           <w:noProof/>
         </w:rPr>
       </w:pPr>
-      <w:hyperlink w:anchor="_Toc241943036" w:history="1">
+      <w:hyperlink w:anchor="_Toc241952872" w:history="1">
         <w:r>
           <w:rPr>
             <w:rStyle w:val="af"/>
@@ -1128,7 +1128,7 @@
             <w:noProof/>
             <w:webHidden/>
           </w:rPr>
-          <w:instrText xml:space="preserve"> PAGEREF _Toc241943036 \h </w:instrText>
+          <w:instrText xml:space="preserve"> PAGEREF _Toc241952872 \h </w:instrText>
         </w:r>
         <w:r>
           <w:rPr>
@@ -1169,7 +1169,7 @@
           <w:noProof/>
         </w:rPr>
       </w:pPr>
-      <w:hyperlink w:anchor="_Toc241943037" w:history="1">
+      <w:hyperlink w:anchor="_Toc241952873" w:history="1">
         <w:r>
           <w:rPr>
             <w:rStyle w:val="af"/>
@@ -1197,7 +1197,7 @@
             <w:noProof/>
             <w:webHidden/>
           </w:rPr>
-          <w:instrText xml:space="preserve"> PAGEREF _Toc241943037 \h </w:instrText>
+          <w:instrText xml:space="preserve"> PAGEREF _Toc241952873 \h </w:instrText>
         </w:r>
         <w:r>
           <w:rPr>
@@ -1238,7 +1238,7 @@
           <w:noProof/>
         </w:rPr>
       </w:pPr>
-      <w:hyperlink w:anchor="_Toc241943038" w:history="1">
+      <w:hyperlink w:anchor="_Toc241952874" w:history="1">
         <w:r>
           <w:rPr>
             <w:rStyle w:val="af"/>
@@ -1266,7 +1266,7 @@
             <w:noProof/>
             <w:webHidden/>
           </w:rPr>
-          <w:instrText xml:space="preserve"> PAGEREF _Toc241943038 \h </w:instrText>
+          <w:instrText xml:space="preserve"> PAGEREF _Toc241952874 \h </w:instrText>
         </w:r>
         <w:r>
           <w:rPr>
@@ -1307,7 +1307,7 @@
           <w:noProof/>
         </w:rPr>
       </w:pPr>
-      <w:hyperlink w:anchor="_Toc241943039" w:history="1">
+      <w:hyperlink w:anchor="_Toc241952875" w:history="1">
         <w:r>
           <w:rPr>
             <w:rStyle w:val="af"/>
@@ -1335,7 +1335,7 @@
             <w:noProof/>
             <w:webHidden/>
           </w:rPr>
-          <w:instrText xml:space="preserve"> PAGEREF _Toc241943039 \h </w:instrText>
+          <w:instrText xml:space="preserve"> PAGEREF _Toc241952875 \h </w:instrText>
         </w:r>
         <w:r>
           <w:rPr>
@@ -1376,7 +1376,7 @@
           <w:noProof/>
         </w:rPr>
       </w:pPr>
-      <w:hyperlink w:anchor="_Toc241943040" w:history="1">
+      <w:hyperlink w:anchor="_Toc241952876" w:history="1">
         <w:r>
           <w:rPr>
             <w:rStyle w:val="af"/>
@@ -1404,7 +1404,7 @@
             <w:noProof/>
             <w:webHidden/>
           </w:rPr>
-          <w:instrText xml:space="preserve"> PAGEREF _Toc241943040 \h </w:instrText>
+          <w:instrText xml:space="preserve"> PAGEREF _Toc241952876 \h </w:instrText>
         </w:r>
         <w:r>
           <w:rPr>
@@ -1445,7 +1445,7 @@
           <w:noProof/>
         </w:rPr>
       </w:pPr>
-      <w:hyperlink w:anchor="_Toc241943041" w:history="1">
+      <w:hyperlink w:anchor="_Toc241952877" w:history="1">
         <w:r>
           <w:rPr>
             <w:rStyle w:val="af"/>
@@ -1473,7 +1473,76 @@
             <w:noProof/>
             <w:webHidden/>
           </w:rPr>
-          <w:instrText xml:space="preserve"> PAGEREF _Toc241943041 \h </w:instrText>
+          <w:instrText xml:space="preserve"> PAGEREF _Toc241952877 \h </w:instrText>
+        </w:r>
+        <w:r>
+          <w:rPr>
+            <w:noProof/>
+            <w:webHidden/>
+          </w:rPr>
+        </w:r>
+        <w:r>
+          <w:rPr>
+            <w:noProof/>
+            <w:webHidden/>
+          </w:rPr>
+          <w:fldChar w:fldCharType="separate"/>
+        </w:r>
+        <w:r>
+          <w:rPr>
+            <w:noProof/>
+            <w:webHidden/>
+          </w:rPr>
+          <w:t>30</w:t>
+        </w:r>
+        <w:r>
+          <w:rPr>
+            <w:noProof/>
+            <w:webHidden/>
+          </w:rPr>
+          <w:fldChar w:fldCharType="end"/>
+        </w:r>
+      </w:hyperlink>
+    </w:p>
+    <w:p>
+      <w:pPr>
+        <w:pStyle w:val="12"/>
+        <w:tabs>
+          <w:tab w:val="right" w:leader="dot" w:pos="9345"/>
+        </w:tabs>
+        <w:rPr>
+          <w:noProof/>
+        </w:rPr>
+      </w:pPr>
+      <w:hyperlink w:anchor="_Toc241952878" w:history="1">
+        <w:r>
+          <w:rPr>
+            <w:rStyle w:val="af"/>
+            <w:b/>
+            <w:noProof/>
+          </w:rPr>
+          <w:t>ПРИЛОЖЕНИЕ Г</w:t>
+        </w:r>
+        <w:r>
+          <w:rPr>
+            <w:noProof/>
+            <w:webHidden/>
+          </w:rPr>
+          <w:tab/>
+        </w:r>
+        <w:r>
+          <w:rPr>
+            <w:noProof/>
+            <w:webHidden/>
+          </w:rPr>
+          <w:fldChar w:fldCharType="begin"/>
+        </w:r>
+        <w:r>
+          <w:rPr>
+            <w:noProof/>
+            <w:webHidden/>
+          </w:rPr>
+          <w:instrText xml:space="preserve"> PAGEREF _Toc241952878 \h </w:instrText>
         </w:r>
         <w:r>
           <w:rPr>
@@ -1514,76 +1583,7 @@
           <w:noProof/>
         </w:rPr>
       </w:pPr>
-      <w:hyperlink w:anchor="_Toc241943042" w:history="1">
-        <w:r>
-          <w:rPr>
-            <w:rStyle w:val="af"/>
-            <w:b/>
-            <w:noProof/>
-          </w:rPr>
-          <w:t>ПРИЛОЖЕНИЕ Г</w:t>
-        </w:r>
-        <w:r>
-          <w:rPr>
-            <w:noProof/>
-            <w:webHidden/>
-          </w:rPr>
-          <w:tab/>
-        </w:r>
-        <w:r>
-          <w:rPr>
-            <w:noProof/>
-            <w:webHidden/>
-          </w:rPr>
-          <w:fldChar w:fldCharType="begin"/>
-        </w:r>
-        <w:r>
-          <w:rPr>
-            <w:noProof/>
-            <w:webHidden/>
-          </w:rPr>
-          <w:instrText xml:space="preserve"> PAGEREF _Toc241943042 \h </w:instrText>
-        </w:r>
-        <w:r>
-          <w:rPr>
-            <w:noProof/>
-            <w:webHidden/>
-          </w:rPr>
-        </w:r>
-        <w:r>
-          <w:rPr>
-            <w:noProof/>
-            <w:webHidden/>
-          </w:rPr>
-          <w:fldChar w:fldCharType="separate"/>
-        </w:r>
-        <w:r>
-          <w:rPr>
-            <w:noProof/>
-            <w:webHidden/>
-          </w:rPr>
-          <w:t>32</w:t>
-        </w:r>
-        <w:r>
-          <w:rPr>
-            <w:noProof/>
-            <w:webHidden/>
-          </w:rPr>
-          <w:fldChar w:fldCharType="end"/>
-        </w:r>
-      </w:hyperlink>
-    </w:p>
-    <w:p>
-      <w:pPr>
-        <w:pStyle w:val="12"/>
-        <w:tabs>
-          <w:tab w:val="right" w:leader="dot" w:pos="9345"/>
-        </w:tabs>
-        <w:rPr>
-          <w:noProof/>
-        </w:rPr>
-      </w:pPr>
-      <w:hyperlink w:anchor="_Toc241943043" w:history="1">
+      <w:hyperlink w:anchor="_Toc241952879" w:history="1">
         <w:r>
           <w:rPr>
             <w:rStyle w:val="af"/>
@@ -1611,7 +1611,7 @@
             <w:noProof/>
             <w:webHidden/>
           </w:rPr>
-          <w:instrText xml:space="preserve"> PAGEREF _Toc241943043 \h </w:instrText>
+          <w:instrText xml:space="preserve"> PAGEREF _Toc241952879 \h </w:instrText>
         </w:r>
         <w:r>
           <w:rPr>
@@ -1631,7 +1631,7 @@
             <w:noProof/>
             <w:webHidden/>
           </w:rPr>
-          <w:t>34</w:t>
+          <w:t>33</w:t>
         </w:r>
         <w:r>
           <w:rPr>
@@ -1657,7 +1657,7 @@
         <w:spacing w:before="0" w:after="360" w:line="360" w:lineRule="exact"/>
         <w:ind w:firstLine="709"/>
       </w:pPr>
-      <w:bookmarkStart w:id="1" w:name="_Toc241943024"/>
+      <w:bookmarkStart w:id="1" w:name="_Toc241952860"/>
       <w:r>
         <w:rPr>
           <w:b/>
@@ -1807,7 +1807,7 @@
         <w:ind w:firstLine="709"/>
       </w:pPr>
       <w:bookmarkStart w:id="2" w:name="_b608aa976fc82a0faaf3b83f58c735968afd03b"/>
-      <w:bookmarkStart w:id="3" w:name="_Toc241943025"/>
+      <w:bookmarkStart w:id="3" w:name="_Toc241952861"/>
       <w:bookmarkEnd w:id="0"/>
       <w:r>
         <w:rPr>
@@ -1866,7 +1866,7 @@
         <w:ind w:firstLine="709"/>
       </w:pPr>
       <w:bookmarkStart w:id="4" w:name="_c3cf235f67897fccdd158c7c34ca81091dc06e0"/>
-      <w:bookmarkStart w:id="5" w:name="_Toc241943026"/>
+      <w:bookmarkStart w:id="5" w:name="_Toc241952862"/>
       <w:r>
         <w:rPr>
           <w:b/>
@@ -3598,7 +3598,7 @@
         <w:ind w:firstLine="709"/>
       </w:pPr>
       <w:bookmarkStart w:id="6" w:name="_6c38f46d6252626ee19bec51dca515ea8eb3483"/>
-      <w:bookmarkStart w:id="7" w:name="_Toc241943027"/>
+      <w:bookmarkStart w:id="7" w:name="_Toc241952863"/>
       <w:bookmarkEnd w:id="4"/>
       <w:r>
         <w:rPr>
@@ -6368,7 +6368,7 @@
         </w:rPr>
         <w:lastRenderedPageBreak/>
         <w:drawing>
-          <wp:inline distT="0" distB="0" distL="0" distR="0" wp14:anchorId="21DC851C" wp14:editId="23EB46D6">
+          <wp:inline distT="0" distB="0" distL="0" distR="0" wp14:anchorId="1FF72003" wp14:editId="6693CE82">
             <wp:extent cx="5334000" cy="3122341"/>
             <wp:effectExtent l="0" t="0" r="0" b="0"/>
             <wp:docPr id="12" name="Picture"/>
@@ -6632,7 +6632,7 @@
         <w:ind w:firstLine="709"/>
       </w:pPr>
       <w:bookmarkStart w:id="8" w:name="_e6ba0285e0e0ccc17e7a33a4e535fa387865e88"/>
-      <w:bookmarkStart w:id="9" w:name="_Toc241943028"/>
+      <w:bookmarkStart w:id="9" w:name="_Toc241952864"/>
       <w:bookmarkEnd w:id="6"/>
       <w:r>
         <w:rPr>
@@ -9045,7 +9045,7 @@
         <w:ind w:firstLine="709"/>
       </w:pPr>
       <w:bookmarkStart w:id="10" w:name="_b8f6f14603ee9e71fb2e4d1c108750035f950c7"/>
-      <w:bookmarkStart w:id="11" w:name="_Toc241943029"/>
+      <w:bookmarkStart w:id="11" w:name="_Toc241952865"/>
       <w:bookmarkEnd w:id="8"/>
       <w:r>
         <w:rPr>
@@ -12027,7 +12027,7 @@
           <w:sz w:val="28"/>
         </w:rPr>
         <w:drawing>
-          <wp:inline distT="0" distB="0" distL="0" distR="0" wp14:anchorId="14094B0C" wp14:editId="4390D3E4">
+          <wp:inline distT="0" distB="0" distL="0" distR="0" wp14:anchorId="4F662CA3" wp14:editId="1DCB5A22">
             <wp:extent cx="5334000" cy="3187390"/>
             <wp:effectExtent l="0" t="0" r="0" b="0"/>
             <wp:docPr id="17" name="Picture"/>
@@ -12574,7 +12574,7 @@
         <w:ind w:firstLine="709"/>
       </w:pPr>
       <w:bookmarkStart w:id="12" w:name="_823200a59a4cf40c51f7f0e02566c010f838ed7"/>
-      <w:bookmarkStart w:id="13" w:name="_Toc241943030"/>
+      <w:bookmarkStart w:id="13" w:name="_Toc241952866"/>
       <w:bookmarkEnd w:id="10"/>
       <w:r>
         <w:rPr>
@@ -13284,7 +13284,7 @@
         </w:rPr>
         <w:lastRenderedPageBreak/>
         <w:drawing>
-          <wp:inline distT="0" distB="0" distL="0" distR="0" wp14:anchorId="261DA513" wp14:editId="5A529C2C">
+          <wp:inline distT="0" distB="0" distL="0" distR="0" wp14:anchorId="1D4D99EE" wp14:editId="4516EF31">
             <wp:extent cx="5334000" cy="2862146"/>
             <wp:effectExtent l="0" t="0" r="0" b="0"/>
             <wp:docPr id="21" name="Picture"/>
@@ -13379,7 +13379,7 @@
         <w:ind w:firstLine="709"/>
       </w:pPr>
       <w:bookmarkStart w:id="14" w:name="_9d579ff3219dd0c08e87cdba2a2a6d1ef61e3cc"/>
-      <w:bookmarkStart w:id="15" w:name="_Toc241943031"/>
+      <w:bookmarkStart w:id="15" w:name="_Toc241952867"/>
       <w:bookmarkEnd w:id="12"/>
       <w:r>
         <w:rPr>
@@ -15293,7 +15293,7 @@
         <w:ind w:firstLine="709"/>
       </w:pPr>
       <w:bookmarkStart w:id="16" w:name="_8be076d9797953e124cfe81356f035b108674c3"/>
-      <w:bookmarkStart w:id="17" w:name="_Toc241943032"/>
+      <w:bookmarkStart w:id="17" w:name="_Toc241952868"/>
       <w:bookmarkEnd w:id="14"/>
       <w:r>
         <w:rPr>
@@ -17970,7 +17970,7 @@
         <w:ind w:firstLine="709"/>
       </w:pPr>
       <w:bookmarkStart w:id="18" w:name="_0ab5b5274b575dfb9e5e85d7a9a12b82683e52c"/>
-      <w:bookmarkStart w:id="19" w:name="_Toc241943033"/>
+      <w:bookmarkStart w:id="19" w:name="_Toc241952869"/>
       <w:bookmarkEnd w:id="16"/>
       <w:r>
         <w:rPr>
@@ -25068,7 +25068,7 @@
         </w:rPr>
         <w:lastRenderedPageBreak/>
         <w:drawing>
-          <wp:inline distT="0" distB="0" distL="0" distR="0" wp14:anchorId="2E3E2EC2" wp14:editId="22949C19">
+          <wp:inline distT="0" distB="0" distL="0" distR="0" wp14:anchorId="1BE2F954" wp14:editId="6D83CCC7">
             <wp:extent cx="5334000" cy="2471853"/>
             <wp:effectExtent l="0" t="0" r="0" b="0"/>
             <wp:docPr id="27" name="Picture"/>
@@ -26679,7 +26679,7 @@
         <w:ind w:firstLine="709"/>
       </w:pPr>
       <w:bookmarkStart w:id="20" w:name="_79cbfa74df5b3f3beef1cd24c3ad9f089a58d7a"/>
-      <w:bookmarkStart w:id="21" w:name="_Toc241943034"/>
+      <w:bookmarkStart w:id="21" w:name="_Toc241952870"/>
       <w:bookmarkEnd w:id="18"/>
       <w:r>
         <w:rPr>
@@ -28164,7 +28164,7 @@
         <w:ind w:firstLine="709"/>
       </w:pPr>
       <w:bookmarkStart w:id="22" w:name="_339ae803435bd6b9a653c2b18dadc62dc9ad8e7"/>
-      <w:bookmarkStart w:id="23" w:name="_Toc241943035"/>
+      <w:bookmarkStart w:id="23" w:name="_Toc241952871"/>
       <w:bookmarkEnd w:id="20"/>
       <w:r>
         <w:rPr>
@@ -28353,7 +28353,7 @@
         <w:ind w:firstLine="709"/>
       </w:pPr>
       <w:bookmarkStart w:id="24" w:name="_1bfdad9d2d88ddb6ca16c31c1d4d4943679f32f"/>
-      <w:bookmarkStart w:id="25" w:name="_Toc241943036"/>
+      <w:bookmarkStart w:id="25" w:name="_Toc241952872"/>
       <w:bookmarkEnd w:id="22"/>
       <w:bookmarkEnd w:id="2"/>
       <w:r>
@@ -28574,7 +28574,7 @@
         <w:jc w:val="center"/>
       </w:pPr>
       <w:bookmarkStart w:id="26" w:name="_выводы"/>
-      <w:bookmarkStart w:id="27" w:name="_Toc241943037"/>
+      <w:bookmarkStart w:id="27" w:name="_Toc241952873"/>
       <w:bookmarkEnd w:id="24"/>
       <w:r>
         <w:rPr>
@@ -28835,7 +28835,7 @@
         <w:jc w:val="center"/>
       </w:pPr>
       <w:bookmarkStart w:id="28" w:name="_274f6a444530ef90b0479dabf3d210f01e97699"/>
-      <w:bookmarkStart w:id="29" w:name="_Toc241943038"/>
+      <w:bookmarkStart w:id="29" w:name="_Toc241952874"/>
       <w:bookmarkEnd w:id="26"/>
       <w:r>
         <w:rPr>
@@ -31360,7 +31360,7 @@
         <w:jc w:val="center"/>
       </w:pPr>
       <w:bookmarkStart w:id="30" w:name="_3d74faf1500c1b2a4a8bfa8e0e37c74206ce73d"/>
-      <w:bookmarkStart w:id="31" w:name="_Toc241943039"/>
+      <w:bookmarkStart w:id="31" w:name="_Toc241952875"/>
       <w:bookmarkEnd w:id="28"/>
       <w:r>
         <w:rPr>
@@ -32100,8 +32100,8 @@
         <w:spacing w:before="0" w:after="0" w:line="360" w:lineRule="exact"/>
         <w:jc w:val="center"/>
       </w:pPr>
-      <w:bookmarkStart w:id="32" w:name="_d684f183eb868ee4ace295916bed2e6be64d16e"/>
-      <w:bookmarkStart w:id="33" w:name="_Toc241943040"/>
+      <w:bookmarkStart w:id="32" w:name="_25083b51e17d9d99817d1269b6af13d75b604a4"/>
+      <w:bookmarkStart w:id="33" w:name="_Toc241952876"/>
       <w:bookmarkEnd w:id="30"/>
       <w:r>
         <w:rPr>
@@ -32135,14 +32135,14 @@
           <w:b/>
           <w:sz w:val="28"/>
         </w:rPr>
-        <w:t xml:space="preserve">Данные, </w:t>
+        <w:t xml:space="preserve">Принятые </w:t>
       </w:r>
       <w:r>
         <w:rPr>
           <w:b/>
           <w:sz w:val="28"/>
         </w:rPr>
-        <w:t>которые необходимо доснять</w:t>
+        <w:t>решения по недостающим данным</w:t>
       </w:r>
     </w:p>
     <w:p>
@@ -32156,7 +32156,7 @@
         <w:rPr>
           <w:sz w:val="28"/>
         </w:rPr>
-        <w:t>Ниже перечислены элементы, которые не удалось получить или которые требуют личного участия.</w:t>
+        <w:t>Ниже для каждого элемента, которого нет в открытом доступе или который недоступен без платного сервиса, зафиксировано принятое решение: модельные данные, альтернативный источник или допущение.</w:t>
       </w:r>
     </w:p>
     <w:p>
@@ -32170,7 +32170,13 @@
         <w:rPr>
           <w:sz w:val="28"/>
         </w:rPr>
-        <w:t>В таблице 22 представлено: перечень данных, требующих получения или уточнения.</w:t>
+        <w:t>В таблице 22 представлено: принят</w:t>
+      </w:r>
+      <w:r>
+        <w:rPr>
+          <w:sz w:val="28"/>
+        </w:rPr>
+        <w:t>ые решения по данным, которых нет в открытом доступе.</w:t>
       </w:r>
     </w:p>
     <w:p>
@@ -32183,13 +32189,7 @@
         <w:rPr>
           <w:sz w:val="28"/>
         </w:rPr>
-        <w:t>Таблица 22 – Перечень данных, требующих получения или уточ</w:t>
-      </w:r>
-      <w:r>
-        <w:rPr>
-          <w:sz w:val="28"/>
-        </w:rPr>
-        <w:t>нения</w:t>
+        <w:t>Таблица 22 – Принятые решения по данным, которых нет в открытом доступе</w:t>
       </w:r>
     </w:p>
     <w:tbl>
@@ -32209,11 +32209,11 @@
         <w:tblLook w:val="0020" w:firstRow="1" w:lastRow="0" w:firstColumn="0" w:lastColumn="0" w:noHBand="0" w:noVBand="0"/>
       </w:tblPr>
       <w:tblGrid>
-        <w:gridCol w:w="619"/>
-        <w:gridCol w:w="2399"/>
-        <w:gridCol w:w="1782"/>
-        <w:gridCol w:w="2595"/>
-        <w:gridCol w:w="1960"/>
+        <w:gridCol w:w="624"/>
+        <w:gridCol w:w="2005"/>
+        <w:gridCol w:w="2089"/>
+        <w:gridCol w:w="2663"/>
+        <w:gridCol w:w="1974"/>
       </w:tblGrid>
       <w:tr>
         <w:trPr>
@@ -32224,7 +32224,7 @@
         </w:trPr>
         <w:tc>
           <w:tcPr>
-            <w:tcW w:w="619" w:type="dxa"/>
+            <w:tcW w:w="624" w:type="dxa"/>
             <w:vAlign w:val="center"/>
           </w:tcPr>
           <w:p>
@@ -32244,7 +32244,7 @@
         </w:tc>
         <w:tc>
           <w:tcPr>
-            <w:tcW w:w="2399" w:type="dxa"/>
+            <w:tcW w:w="2005" w:type="dxa"/>
             <w:vAlign w:val="center"/>
           </w:tcPr>
           <w:p>
@@ -32258,13 +32258,13 @@
                 <w:b/>
                 <w:sz w:val="24"/>
               </w:rPr>
-              <w:t>Что доснять</w:t>
-            </w:r>
-          </w:p>
-        </w:tc>
-        <w:tc>
-          <w:tcPr>
-            <w:tcW w:w="1782" w:type="dxa"/>
+              <w:t>Данные</w:t>
+            </w:r>
+          </w:p>
+        </w:tc>
+        <w:tc>
+          <w:tcPr>
+            <w:tcW w:w="2089" w:type="dxa"/>
             <w:vAlign w:val="center"/>
           </w:tcPr>
           <w:p>
@@ -32278,13 +32278,13 @@
                 <w:b/>
                 <w:sz w:val="24"/>
               </w:rPr>
-              <w:t>Где</w:t>
-            </w:r>
-          </w:p>
-        </w:tc>
-        <w:tc>
-          <w:tcPr>
-            <w:tcW w:w="2595" w:type="dxa"/>
+              <w:t>Источник или метод</w:t>
+            </w:r>
+          </w:p>
+        </w:tc>
+        <w:tc>
+          <w:tcPr>
+            <w:tcW w:w="2663" w:type="dxa"/>
             <w:vAlign w:val="center"/>
           </w:tcPr>
           <w:p>
@@ -32298,13 +32298,13 @@
                 <w:b/>
                 <w:sz w:val="24"/>
               </w:rPr>
-              <w:t>Как</w:t>
-            </w:r>
-          </w:p>
-        </w:tc>
-        <w:tc>
-          <w:tcPr>
-            <w:tcW w:w="1960" w:type="dxa"/>
+              <w:t>Принятое решение</w:t>
+            </w:r>
+          </w:p>
+        </w:tc>
+        <w:tc>
+          <w:tcPr>
+            <w:tcW w:w="1974" w:type="dxa"/>
             <w:vAlign w:val="center"/>
           </w:tcPr>
           <w:p>
@@ -32318,7 +32318,7 @@
                 <w:b/>
                 <w:sz w:val="24"/>
               </w:rPr>
-              <w:t>Куда внести</w:t>
+              <w:t>Где использовано</w:t>
             </w:r>
           </w:p>
         </w:tc>
@@ -32330,7 +32330,7 @@
         </w:trPr>
         <w:tc>
           <w:tcPr>
-            <w:tcW w:w="619" w:type="dxa"/>
+            <w:tcW w:w="624" w:type="dxa"/>
             <w:vAlign w:val="center"/>
           </w:tcPr>
           <w:p>
@@ -32349,77 +32349,64 @@
         </w:tc>
         <w:tc>
           <w:tcPr>
-            <w:tcW w:w="2399" w:type="dxa"/>
-            <w:vAlign w:val="center"/>
-          </w:tcPr>
-          <w:p>
-            <w:pPr>
-              <w:pStyle w:val="Compact"/>
-              <w:spacing w:before="0" w:after="0" w:line="280" w:lineRule="exact"/>
-              <w:jc w:val="center"/>
-            </w:pPr>
-            <w:r>
-              <w:rPr>
-                <w:sz w:val="24"/>
-              </w:rPr>
-              <w:t>Страницы регистрации и оплаты внутри личных кабинетов конкурентов; безопасность, цены, пробный период и интеграции просмотрены 03.10.2026 (приложение Д)</w:t>
-            </w:r>
-          </w:p>
-        </w:tc>
-        <w:tc>
-          <w:tcPr>
-            <w:tcW w:w="1782" w:type="dxa"/>
-            <w:vAlign w:val="center"/>
-          </w:tcPr>
-          <w:p>
-            <w:pPr>
-              <w:pStyle w:val="Compact"/>
-              <w:spacing w:before="0" w:after="0" w:line="280" w:lineRule="exact"/>
-              <w:jc w:val="center"/>
-            </w:pPr>
-            <w:r>
-              <w:rPr>
-                <w:sz w:val="24"/>
-              </w:rPr>
-              <w:t>сайты конкурентов</w:t>
-            </w:r>
-          </w:p>
-        </w:tc>
-        <w:tc>
-          <w:tcPr>
-            <w:tcW w:w="2595" w:type="dxa"/>
-            <w:vAlign w:val="center"/>
-          </w:tcPr>
-          <w:p>
-            <w:pPr>
-              <w:pStyle w:val="Compact"/>
-              <w:spacing w:before="0" w:after="0" w:line="280" w:lineRule="exact"/>
-              <w:jc w:val="center"/>
-            </w:pPr>
-            <w:r>
-              <w:rPr>
-                <w:sz w:val="24"/>
-              </w:rPr>
-              <w:t xml:space="preserve">просмотреть в </w:t>
-            </w:r>
-            <w:r>
-              <w:rPr>
-                <w:i/>
-                <w:sz w:val="24"/>
-              </w:rPr>
-              <w:t>Chrome</w:t>
-            </w:r>
-            <w:r>
-              <w:rPr>
-                <w:sz w:val="24"/>
-              </w:rPr>
-              <w:t xml:space="preserve"> и занести в карту страниц</w:t>
-            </w:r>
-          </w:p>
-        </w:tc>
-        <w:tc>
-          <w:tcPr>
-            <w:tcW w:w="1960" w:type="dxa"/>
+            <w:tcW w:w="2005" w:type="dxa"/>
+            <w:vAlign w:val="center"/>
+          </w:tcPr>
+          <w:p>
+            <w:pPr>
+              <w:pStyle w:val="Compact"/>
+              <w:spacing w:before="0" w:after="0" w:line="280" w:lineRule="exact"/>
+              <w:jc w:val="center"/>
+            </w:pPr>
+            <w:r>
+              <w:rPr>
+                <w:sz w:val="24"/>
+              </w:rPr>
+              <w:t>Страницы сайтов конкурентов</w:t>
+            </w:r>
+          </w:p>
+        </w:tc>
+        <w:tc>
+          <w:tcPr>
+            <w:tcW w:w="2089" w:type="dxa"/>
+            <w:vAlign w:val="center"/>
+          </w:tcPr>
+          <w:p>
+            <w:pPr>
+              <w:pStyle w:val="Compact"/>
+              <w:spacing w:before="0" w:after="0" w:line="280" w:lineRule="exact"/>
+              <w:jc w:val="center"/>
+            </w:pPr>
+            <w:r>
+              <w:rPr>
+                <w:sz w:val="24"/>
+              </w:rPr>
+              <w:t>сайты производителей</w:t>
+            </w:r>
+          </w:p>
+        </w:tc>
+        <w:tc>
+          <w:tcPr>
+            <w:tcW w:w="2663" w:type="dxa"/>
+            <w:vAlign w:val="center"/>
+          </w:tcPr>
+          <w:p>
+            <w:pPr>
+              <w:pStyle w:val="Compact"/>
+              <w:spacing w:before="0" w:after="0" w:line="280" w:lineRule="exact"/>
+              <w:jc w:val="center"/>
+            </w:pPr>
+            <w:r>
+              <w:rPr>
+                <w:sz w:val="24"/>
+              </w:rPr>
+              <w:t>просмотрено 21 адрес (приложение Д): безопасность, цены, пробные периоды, интеграции</w:t>
+            </w:r>
+          </w:p>
+        </w:tc>
+        <w:tc>
+          <w:tcPr>
+            <w:tcW w:w="1974" w:type="dxa"/>
             <w:vAlign w:val="center"/>
           </w:tcPr>
           <w:p>
@@ -32444,7 +32431,7 @@
         </w:trPr>
         <w:tc>
           <w:tcPr>
-            <w:tcW w:w="619" w:type="dxa"/>
+            <w:tcW w:w="624" w:type="dxa"/>
             <w:vAlign w:val="center"/>
           </w:tcPr>
           <w:p>
@@ -32463,7 +32450,7 @@
         </w:tc>
         <w:tc>
           <w:tcPr>
-            <w:tcW w:w="2399" w:type="dxa"/>
+            <w:tcW w:w="2005" w:type="dxa"/>
             <w:vAlign w:val="center"/>
           </w:tcPr>
           <w:p>
@@ -32528,45 +32515,98 @@
         </w:tc>
         <w:tc>
           <w:tcPr>
-            <w:tcW w:w="1782" w:type="dxa"/>
-            <w:vAlign w:val="center"/>
-          </w:tcPr>
-          <w:p>
-            <w:pPr>
-              <w:pStyle w:val="Compact"/>
-              <w:spacing w:before="0" w:after="0" w:line="280" w:lineRule="exact"/>
-              <w:jc w:val="center"/>
-            </w:pPr>
-            <w:r>
-              <w:rPr>
-                <w:sz w:val="24"/>
-              </w:rPr>
-              <w:t>сайты, запрос коммерческого предложения</w:t>
-            </w:r>
-          </w:p>
-        </w:tc>
-        <w:tc>
-          <w:tcPr>
-            <w:tcW w:w="2595" w:type="dxa"/>
-            <w:vAlign w:val="center"/>
-          </w:tcPr>
-          <w:p>
-            <w:pPr>
-              <w:pStyle w:val="Compact"/>
-              <w:spacing w:before="0" w:after="0" w:line="280" w:lineRule="exact"/>
-              <w:jc w:val="center"/>
-            </w:pPr>
-            <w:r>
-              <w:rPr>
-                <w:sz w:val="24"/>
-              </w:rPr>
-              <w:t>оценки третьих сторон найдены (приложение Д ЛР2-3, низкая надежность); точные цены - запросом прайса или демо</w:t>
-            </w:r>
-          </w:p>
-        </w:tc>
-        <w:tc>
-          <w:tcPr>
-            <w:tcW w:w="1960" w:type="dxa"/>
+            <w:tcW w:w="2089" w:type="dxa"/>
+            <w:vAlign w:val="center"/>
+          </w:tcPr>
+          <w:p>
+            <w:pPr>
+              <w:pStyle w:val="Compact"/>
+              <w:spacing w:before="0" w:after="0" w:line="280" w:lineRule="exact"/>
+              <w:jc w:val="center"/>
+            </w:pPr>
+            <w:r>
+              <w:rPr>
+                <w:sz w:val="24"/>
+              </w:rPr>
+              <w:t>страницы производителей и обзоры</w:t>
+            </w:r>
+          </w:p>
+        </w:tc>
+        <w:tc>
+          <w:tcPr>
+            <w:tcW w:w="2663" w:type="dxa"/>
+            <w:vAlign w:val="center"/>
+          </w:tcPr>
+          <w:p>
+            <w:pPr>
+              <w:pStyle w:val="Compact"/>
+              <w:spacing w:before="0" w:after="0" w:line="280" w:lineRule="exact"/>
+              <w:jc w:val="center"/>
+            </w:pPr>
+            <w:r>
+              <w:rPr>
+                <w:i/>
+                <w:sz w:val="24"/>
+              </w:rPr>
+              <w:t>Arixcel</w:t>
+            </w:r>
+            <w:r>
+              <w:rPr>
+                <w:sz w:val="24"/>
+              </w:rPr>
+              <w:t xml:space="preserve"> и </w:t>
+            </w:r>
+            <w:r>
+              <w:rPr>
+                <w:i/>
+                <w:sz w:val="24"/>
+              </w:rPr>
+              <w:t>Operis</w:t>
+            </w:r>
+            <w:r>
+              <w:rPr>
+                <w:sz w:val="24"/>
+              </w:rPr>
+              <w:t xml:space="preserve"> по страницам производителей; </w:t>
+            </w:r>
+            <w:r>
+              <w:rPr>
+                <w:i/>
+                <w:sz w:val="24"/>
+              </w:rPr>
+              <w:t>Da</w:t>
+            </w:r>
+            <w:r>
+              <w:rPr>
+                <w:i/>
+                <w:sz w:val="24"/>
+              </w:rPr>
+              <w:t>taSnipper</w:t>
+            </w:r>
+            <w:r>
+              <w:rPr>
+                <w:sz w:val="24"/>
+              </w:rPr>
+              <w:t xml:space="preserve"> и </w:t>
+            </w:r>
+            <w:r>
+              <w:rPr>
+                <w:i/>
+                <w:sz w:val="24"/>
+              </w:rPr>
+              <w:t>Datarails</w:t>
+            </w:r>
+            <w:r>
+              <w:rPr>
+                <w:sz w:val="24"/>
+              </w:rPr>
+              <w:t xml:space="preserve"> - оценки третьих сторон (приложение Д ЛР2-3)</w:t>
+            </w:r>
+          </w:p>
+        </w:tc>
+        <w:tc>
+          <w:tcPr>
+            <w:tcW w:w="1974" w:type="dxa"/>
             <w:vAlign w:val="center"/>
           </w:tcPr>
           <w:p>
@@ -32591,7 +32631,7 @@
         </w:trPr>
         <w:tc>
           <w:tcPr>
-            <w:tcW w:w="619" w:type="dxa"/>
+            <w:tcW w:w="624" w:type="dxa"/>
             <w:vAlign w:val="center"/>
           </w:tcPr>
           <w:p>
@@ -32610,70 +32650,64 @@
         </w:tc>
         <w:tc>
           <w:tcPr>
-            <w:tcW w:w="2399" w:type="dxa"/>
-            <w:vAlign w:val="center"/>
-          </w:tcPr>
-          <w:p>
-            <w:pPr>
-              <w:pStyle w:val="Compact"/>
-              <w:spacing w:before="0" w:after="0" w:line="280" w:lineRule="exact"/>
-              <w:jc w:val="center"/>
-            </w:pPr>
-            <w:r>
-              <w:rPr>
-                <w:sz w:val="24"/>
-              </w:rPr>
-              <w:t>Опрос Кано по функциям (20-30 респондентов)</w:t>
-            </w:r>
-          </w:p>
-        </w:tc>
-        <w:tc>
-          <w:tcPr>
-            <w:tcW w:w="1782" w:type="dxa"/>
-            <w:vAlign w:val="center"/>
-          </w:tcPr>
-          <w:p>
-            <w:pPr>
-              <w:pStyle w:val="Compact"/>
-              <w:spacing w:before="0" w:after="0" w:line="280" w:lineRule="exact"/>
-              <w:jc w:val="center"/>
-            </w:pPr>
-            <w:r>
-              <w:rPr>
-                <w:sz w:val="24"/>
-              </w:rPr>
-              <w:t>аудитори</w:t>
-            </w:r>
-            <w:r>
-              <w:rPr>
-                <w:sz w:val="24"/>
-              </w:rPr>
-              <w:t>я автора</w:t>
-            </w:r>
-          </w:p>
-        </w:tc>
-        <w:tc>
-          <w:tcPr>
-            <w:tcW w:w="2595" w:type="dxa"/>
-            <w:vAlign w:val="center"/>
-          </w:tcPr>
-          <w:p>
-            <w:pPr>
-              <w:pStyle w:val="Compact"/>
-              <w:spacing w:before="0" w:after="0" w:line="280" w:lineRule="exact"/>
-              <w:jc w:val="center"/>
-            </w:pPr>
-            <w:r>
-              <w:rPr>
-                <w:sz w:val="24"/>
-              </w:rPr>
-              <w:t>анкета функциональных и дисфункциональных вопросов; пока использованы модельные данные (приложение Г)</w:t>
-            </w:r>
-          </w:p>
-        </w:tc>
-        <w:tc>
-          <w:tcPr>
-            <w:tcW w:w="1960" w:type="dxa"/>
+            <w:tcW w:w="2005" w:type="dxa"/>
+            <w:vAlign w:val="center"/>
+          </w:tcPr>
+          <w:p>
+            <w:pPr>
+              <w:pStyle w:val="Compact"/>
+              <w:spacing w:before="0" w:after="0" w:line="280" w:lineRule="exact"/>
+              <w:jc w:val="center"/>
+            </w:pPr>
+            <w:r>
+              <w:rPr>
+                <w:sz w:val="24"/>
+              </w:rPr>
+              <w:t>Опрос Кано по 16 функциям</w:t>
+            </w:r>
+          </w:p>
+        </w:tc>
+        <w:tc>
+          <w:tcPr>
+            <w:tcW w:w="2089" w:type="dxa"/>
+            <w:vAlign w:val="center"/>
+          </w:tcPr>
+          <w:p>
+            <w:pPr>
+              <w:pStyle w:val="Compact"/>
+              <w:spacing w:before="0" w:after="0" w:line="280" w:lineRule="exact"/>
+              <w:jc w:val="center"/>
+            </w:pPr>
+            <w:r>
+              <w:rPr>
+                <w:sz w:val="24"/>
+              </w:rPr>
+              <w:t>модель</w:t>
+            </w:r>
+          </w:p>
+        </w:tc>
+        <w:tc>
+          <w:tcPr>
+            <w:tcW w:w="2663" w:type="dxa"/>
+            <w:vAlign w:val="center"/>
+          </w:tcPr>
+          <w:p>
+            <w:pPr>
+              <w:pStyle w:val="Compact"/>
+              <w:spacing w:before="0" w:after="0" w:line="280" w:lineRule="exact"/>
+              <w:jc w:val="center"/>
+            </w:pPr>
+            <w:r>
+              <w:rPr>
+                <w:sz w:val="24"/>
+              </w:rPr>
+              <w:t>приняты модельные данные (приложение Г, допущение Д-30)</w:t>
+            </w:r>
+          </w:p>
+        </w:tc>
+        <w:tc>
+          <w:tcPr>
+            <w:tcW w:w="1974" w:type="dxa"/>
             <w:vAlign w:val="center"/>
           </w:tcPr>
           <w:p>
@@ -32698,7 +32732,7 @@
         </w:trPr>
         <w:tc>
           <w:tcPr>
-            <w:tcW w:w="619" w:type="dxa"/>
+            <w:tcW w:w="624" w:type="dxa"/>
             <w:vAlign w:val="center"/>
           </w:tcPr>
           <w:p>
@@ -32717,15 +32751,47 @@
         </w:tc>
         <w:tc>
           <w:tcPr>
-            <w:tcW w:w="2399" w:type="dxa"/>
-            <w:vAlign w:val="center"/>
-          </w:tcPr>
-          <w:p>
-            <w:pPr>
-              <w:pStyle w:val="Compact"/>
-              <w:spacing w:before="0" w:after="0" w:line="280" w:lineRule="exact"/>
-              <w:jc w:val="center"/>
-            </w:pPr>
+            <w:tcW w:w="2005" w:type="dxa"/>
+            <w:vAlign w:val="center"/>
+          </w:tcPr>
+          <w:p>
+            <w:pPr>
+              <w:pStyle w:val="Compact"/>
+              <w:spacing w:before="0" w:after="0" w:line="280" w:lineRule="exact"/>
+              <w:jc w:val="center"/>
+            </w:pPr>
+            <w:r>
+              <w:rPr>
+                <w:sz w:val="24"/>
+              </w:rPr>
+              <w:t>Отзывы и рейтинги</w:t>
+            </w:r>
+          </w:p>
+        </w:tc>
+        <w:tc>
+          <w:tcPr>
+            <w:tcW w:w="2089" w:type="dxa"/>
+            <w:vAlign w:val="center"/>
+          </w:tcPr>
+          <w:p>
+            <w:pPr>
+              <w:pStyle w:val="Compact"/>
+              <w:spacing w:before="0" w:after="0" w:line="280" w:lineRule="exact"/>
+              <w:jc w:val="center"/>
+            </w:pPr>
+            <w:r>
+              <w:rPr>
+                <w:i/>
+                <w:sz w:val="24"/>
+              </w:rPr>
+              <w:t>G2</w:t>
+            </w:r>
+            <w:r>
+              <w:rPr>
+                <w:sz w:val="24"/>
+              </w:rPr>
+              <w:t xml:space="preserve">, </w:t>
+            </w:r>
             <w:r>
               <w:rPr>
                 <w:i/>
@@ -32746,81 +32812,43 @@
               </w:rPr>
               <w:t>Trustpilot</w:t>
             </w:r>
-            <w:r>
-              <w:rPr>
-                <w:sz w:val="24"/>
-              </w:rPr>
-              <w:t xml:space="preserve"> и </w:t>
-            </w:r>
-            <w:r>
-              <w:rPr>
-                <w:i/>
-                <w:sz w:val="24"/>
-              </w:rPr>
-              <w:t>Google</w:t>
-            </w:r>
-            <w:r>
-              <w:rPr>
-                <w:sz w:val="24"/>
-              </w:rPr>
-              <w:t>: отзывы и рейтинги</w:t>
-            </w:r>
-          </w:p>
-        </w:tc>
-        <w:tc>
-          <w:tcPr>
-            <w:tcW w:w="1782" w:type="dxa"/>
-            <w:vAlign w:val="center"/>
-          </w:tcPr>
-          <w:p>
-            <w:pPr>
-              <w:pStyle w:val="Compact"/>
-              <w:spacing w:before="0" w:after="0" w:line="280" w:lineRule="exact"/>
-              <w:jc w:val="center"/>
-            </w:pPr>
-            <w:r>
-              <w:rPr>
-                <w:sz w:val="24"/>
-              </w:rPr>
-              <w:t>платформы отзывов</w:t>
-            </w:r>
-          </w:p>
-        </w:tc>
-        <w:tc>
-          <w:tcPr>
-            <w:tcW w:w="2595" w:type="dxa"/>
-            <w:vAlign w:val="center"/>
-          </w:tcPr>
-          <w:p>
-            <w:pPr>
-              <w:pStyle w:val="Compact"/>
-              <w:spacing w:before="0" w:after="0" w:line="280" w:lineRule="exact"/>
-              <w:jc w:val="center"/>
-            </w:pPr>
-            <w:r>
-              <w:rPr>
-                <w:sz w:val="24"/>
-              </w:rPr>
-              <w:t>посчитать по карточкам 7 конкурентов</w:t>
-            </w:r>
-          </w:p>
-        </w:tc>
-        <w:tc>
-          <w:tcPr>
-            <w:tcW w:w="1960" w:type="dxa"/>
-            <w:vAlign w:val="center"/>
-          </w:tcPr>
-          <w:p>
-            <w:pPr>
-              <w:pStyle w:val="Compact"/>
-              <w:spacing w:before="0" w:after="0" w:line="280" w:lineRule="exact"/>
-              <w:jc w:val="center"/>
-            </w:pPr>
-            <w:r>
-              <w:rPr>
-                <w:sz w:val="24"/>
-              </w:rPr>
-              <w:t>ЛР4 лист 05 и лист 03_Факты_сайта</w:t>
+          </w:p>
+        </w:tc>
+        <w:tc>
+          <w:tcPr>
+            <w:tcW w:w="2663" w:type="dxa"/>
+            <w:vAlign w:val="center"/>
+          </w:tcPr>
+          <w:p>
+            <w:pPr>
+              <w:pStyle w:val="Compact"/>
+              <w:spacing w:before="0" w:after="0" w:line="280" w:lineRule="exact"/>
+              <w:jc w:val="center"/>
+            </w:pPr>
+            <w:r>
+              <w:rPr>
+                <w:sz w:val="24"/>
+              </w:rPr>
+              <w:t>данные трех площадок приведены в ЛР4 (приложение Г)</w:t>
+            </w:r>
+          </w:p>
+        </w:tc>
+        <w:tc>
+          <w:tcPr>
+            <w:tcW w:w="1974" w:type="dxa"/>
+            <w:vAlign w:val="center"/>
+          </w:tcPr>
+          <w:p>
+            <w:pPr>
+              <w:pStyle w:val="Compact"/>
+              <w:spacing w:before="0" w:after="0" w:line="280" w:lineRule="exact"/>
+              <w:jc w:val="center"/>
+            </w:pPr>
+            <w:r>
+              <w:rPr>
+                <w:sz w:val="24"/>
+              </w:rPr>
+              <w:t>ЛР4 лист 05, лист 03_Факты_сайта</w:t>
             </w:r>
           </w:p>
         </w:tc>
@@ -32832,54 +32860,59 @@
         </w:trPr>
         <w:tc>
           <w:tcPr>
-            <w:tcW w:w="619" w:type="dxa"/>
-            <w:vAlign w:val="center"/>
-          </w:tcPr>
-          <w:p>
-            <w:pPr>
-              <w:pStyle w:val="Compact"/>
-              <w:spacing w:before="0" w:after="0" w:line="280" w:lineRule="exact"/>
-              <w:jc w:val="center"/>
-            </w:pPr>
-            <w:r>
-              <w:rPr>
-                <w:sz w:val="24"/>
-              </w:rPr>
-              <w:lastRenderedPageBreak/>
+            <w:tcW w:w="624" w:type="dxa"/>
+            <w:vAlign w:val="center"/>
+          </w:tcPr>
+          <w:p>
+            <w:pPr>
+              <w:pStyle w:val="Compact"/>
+              <w:spacing w:before="0" w:after="0" w:line="280" w:lineRule="exact"/>
+              <w:jc w:val="center"/>
+            </w:pPr>
+            <w:r>
+              <w:rPr>
+                <w:sz w:val="24"/>
+              </w:rPr>
               <w:t>5</w:t>
             </w:r>
           </w:p>
         </w:tc>
         <w:tc>
           <w:tcPr>
-            <w:tcW w:w="2399" w:type="dxa"/>
-            <w:vAlign w:val="center"/>
-          </w:tcPr>
-          <w:p>
-            <w:pPr>
-              <w:pStyle w:val="Compact"/>
-              <w:spacing w:before="0" w:after="0" w:line="280" w:lineRule="exact"/>
-              <w:jc w:val="center"/>
-            </w:pPr>
-            <w:r>
-              <w:rPr>
-                <w:sz w:val="24"/>
-              </w:rPr>
-              <w:t>Выручка, финансирование и штат конкурентов</w:t>
-            </w:r>
-          </w:p>
-        </w:tc>
-        <w:tc>
-          <w:tcPr>
-            <w:tcW w:w="1782" w:type="dxa"/>
-            <w:vAlign w:val="center"/>
-          </w:tcPr>
-          <w:p>
-            <w:pPr>
-              <w:pStyle w:val="Compact"/>
-              <w:spacing w:before="0" w:after="0" w:line="280" w:lineRule="exact"/>
-              <w:jc w:val="center"/>
-            </w:pPr>
+            <w:tcW w:w="2005" w:type="dxa"/>
+            <w:vAlign w:val="center"/>
+          </w:tcPr>
+          <w:p>
+            <w:pPr>
+              <w:pStyle w:val="Compact"/>
+              <w:spacing w:before="0" w:after="0" w:line="280" w:lineRule="exact"/>
+              <w:jc w:val="center"/>
+            </w:pPr>
+            <w:r>
+              <w:rPr>
+                <w:sz w:val="24"/>
+              </w:rPr>
+              <w:t>Выручка, финансирование и штат</w:t>
+            </w:r>
+          </w:p>
+        </w:tc>
+        <w:tc>
+          <w:tcPr>
+            <w:tcW w:w="2089" w:type="dxa"/>
+            <w:vAlign w:val="center"/>
+          </w:tcPr>
+          <w:p>
+            <w:pPr>
+              <w:pStyle w:val="Compact"/>
+              <w:spacing w:before="0" w:after="0" w:line="280" w:lineRule="exact"/>
+              <w:jc w:val="center"/>
+            </w:pPr>
+            <w:r>
+              <w:rPr>
+                <w:sz w:val="24"/>
+              </w:rPr>
+              <w:t xml:space="preserve">открытые источники и публичные карточки </w:t>
+            </w:r>
             <w:r>
               <w:rPr>
                 <w:i/>
@@ -32887,180 +32920,36 @@
               </w:rPr>
               <w:t>Crunchbase</w:t>
             </w:r>
-            <w:r>
-              <w:rPr>
-                <w:sz w:val="24"/>
-              </w:rPr>
-              <w:t xml:space="preserve">, </w:t>
-            </w:r>
-            <w:r>
-              <w:rPr>
-                <w:i/>
-                <w:sz w:val="24"/>
-              </w:rPr>
-              <w:t>LinkedIn</w:t>
-            </w:r>
-          </w:p>
-        </w:tc>
-        <w:tc>
-          <w:tcPr>
-            <w:tcW w:w="2595" w:type="dxa"/>
-            <w:vAlign w:val="center"/>
-          </w:tcPr>
-          <w:p>
-            <w:pPr>
-              <w:pStyle w:val="Compact"/>
-              <w:spacing w:before="0" w:after="0" w:line="280" w:lineRule="exact"/>
-              <w:jc w:val="center"/>
-            </w:pPr>
-            <w:r>
-              <w:rPr>
-                <w:sz w:val="24"/>
-              </w:rPr>
-              <w:t xml:space="preserve">финансирование, выручка и штат найдены в открытых источниках для </w:t>
-            </w:r>
-            <w:r>
-              <w:rPr>
-                <w:i/>
-                <w:sz w:val="24"/>
-              </w:rPr>
-              <w:t>DataSnipper</w:t>
-            </w:r>
-            <w:r>
-              <w:rPr>
-                <w:sz w:val="24"/>
-              </w:rPr>
-              <w:t xml:space="preserve">, </w:t>
-            </w:r>
-            <w:r>
-              <w:rPr>
-                <w:i/>
-                <w:sz w:val="24"/>
-              </w:rPr>
-              <w:t>Datarails</w:t>
-            </w:r>
-            <w:r>
-              <w:rPr>
-                <w:sz w:val="24"/>
-              </w:rPr>
-              <w:t xml:space="preserve">, </w:t>
-            </w:r>
-            <w:r>
-              <w:rPr>
-                <w:i/>
-                <w:sz w:val="24"/>
-              </w:rPr>
-              <w:t>Shortcut</w:t>
-            </w:r>
-            <w:r>
-              <w:rPr>
-                <w:sz w:val="24"/>
-              </w:rPr>
-              <w:t xml:space="preserve">, </w:t>
-            </w:r>
-            <w:r>
-              <w:rPr>
-                <w:i/>
-                <w:sz w:val="24"/>
-              </w:rPr>
-              <w:t>Operis</w:t>
-            </w:r>
-            <w:r>
-              <w:rPr>
-                <w:sz w:val="24"/>
-              </w:rPr>
-              <w:t xml:space="preserve">, </w:t>
-            </w:r>
-            <w:r>
-              <w:rPr>
-                <w:i/>
-                <w:sz w:val="24"/>
-              </w:rPr>
-              <w:t>Arixcel</w:t>
-            </w:r>
-            <w:r>
-              <w:rPr>
-                <w:sz w:val="24"/>
-              </w:rPr>
-              <w:t xml:space="preserve">, </w:t>
-            </w:r>
-            <w:r>
-              <w:rPr>
-                <w:i/>
-                <w:sz w:val="24"/>
-              </w:rPr>
-              <w:t>Ro</w:t>
-            </w:r>
-            <w:r>
-              <w:rPr>
-                <w:i/>
-                <w:sz w:val="24"/>
-              </w:rPr>
-              <w:t>ws</w:t>
-            </w:r>
-            <w:r>
-              <w:rPr>
-                <w:sz w:val="24"/>
-              </w:rPr>
-              <w:t xml:space="preserve">, </w:t>
-            </w:r>
-            <w:r>
-              <w:rPr>
-                <w:i/>
-                <w:sz w:val="24"/>
-              </w:rPr>
-              <w:t>Formula</w:t>
-            </w:r>
-            <w:r>
-              <w:rPr>
-                <w:sz w:val="24"/>
-              </w:rPr>
-              <w:t xml:space="preserve"> </w:t>
-            </w:r>
-            <w:r>
-              <w:rPr>
-                <w:i/>
-                <w:sz w:val="24"/>
-              </w:rPr>
-              <w:t>Bot</w:t>
-            </w:r>
-            <w:r>
-              <w:rPr>
-                <w:sz w:val="24"/>
-              </w:rPr>
-              <w:t xml:space="preserve">, </w:t>
-            </w:r>
-            <w:r>
-              <w:rPr>
-                <w:i/>
-                <w:sz w:val="24"/>
-              </w:rPr>
-              <w:t>Numerous.ai</w:t>
-            </w:r>
-            <w:r>
-              <w:rPr>
-                <w:sz w:val="24"/>
-              </w:rPr>
-              <w:t xml:space="preserve"> (приложение Д); точные суммы раундов </w:t>
-            </w:r>
-            <w:r>
-              <w:rPr>
-                <w:i/>
-                <w:sz w:val="24"/>
-              </w:rPr>
-              <w:t>Crunchbase</w:t>
-            </w:r>
-            <w:r>
-              <w:rPr>
-                <w:sz w:val="24"/>
-              </w:rPr>
-              <w:t xml:space="preserve"> показывает только по платной подписке</w:t>
-            </w:r>
-          </w:p>
-        </w:tc>
-        <w:tc>
-          <w:tcPr>
-            <w:tcW w:w="1960" w:type="dxa"/>
+          </w:p>
+        </w:tc>
+        <w:tc>
+          <w:tcPr>
+            <w:tcW w:w="2663" w:type="dxa"/>
+            <w:vAlign w:val="center"/>
+          </w:tcPr>
+          <w:p>
+            <w:pPr>
+              <w:pStyle w:val="Compact"/>
+              <w:spacing w:before="0" w:after="0" w:line="280" w:lineRule="exact"/>
+              <w:jc w:val="center"/>
+            </w:pPr>
+            <w:r>
+              <w:rPr>
+                <w:sz w:val="24"/>
+              </w:rPr>
+              <w:t>приняты найденные сведения по восьми компаниям (приложение Д); суммы раундов вне откры</w:t>
+            </w:r>
+            <w:r>
+              <w:rPr>
+                <w:sz w:val="24"/>
+              </w:rPr>
+              <w:t>того доступа не используются</w:t>
+            </w:r>
+          </w:p>
+        </w:tc>
+        <w:tc>
+          <w:tcPr>
+            <w:tcW w:w="1974" w:type="dxa"/>
             <w:vAlign w:val="center"/>
           </w:tcPr>
           <w:p>
@@ -33090,14 +32979,14 @@
         <w:rPr>
           <w:sz w:val="28"/>
         </w:rPr>
-        <w:t xml:space="preserve">Пункты 1-4 выполняются в браузере под учетной записью автора; пункт 5 требует доступа к </w:t>
+        <w:t xml:space="preserve">Решения не изменили индексы классификации, Левитта и Кано и бизнес-моделей: 70 проверок </w:t>
       </w:r>
       <w:r>
         <w:rPr>
           <w:i/>
           <w:sz w:val="28"/>
         </w:rPr>
-        <w:t>Crunchbase</w:t>
+        <w:t>Python</w:t>
       </w:r>
       <w:r>
         <w:rPr>
@@ -33110,13 +32999,13 @@
           <w:i/>
           <w:sz w:val="28"/>
         </w:rPr>
-        <w:t>LinkedIn</w:t>
-      </w:r>
-      <w:r>
-        <w:rPr>
-          <w:sz w:val="28"/>
-        </w:rPr>
-        <w:t>.</w:t>
+        <w:t>Excel</w:t>
+      </w:r>
+      <w:r>
+        <w:rPr>
+          <w:sz w:val="28"/>
+        </w:rPr>
+        <w:t xml:space="preserve"> сходятся.</w:t>
       </w:r>
     </w:p>
     <w:p>
@@ -33128,7 +33017,7 @@
         <w:jc w:val="center"/>
       </w:pPr>
       <w:bookmarkStart w:id="34" w:name="_cb59224a7032ef66ab429e7df9b4e4c597bc187"/>
-      <w:bookmarkStart w:id="35" w:name="_Toc241943041"/>
+      <w:bookmarkStart w:id="35" w:name="_Toc241952877"/>
       <w:bookmarkEnd w:id="32"/>
       <w:r>
         <w:rPr>
@@ -33176,13 +33065,7 @@
         <w:rPr>
           <w:sz w:val="28"/>
         </w:rPr>
-        <w:t>В шаблонах выявлены ошибки и ограничения совместимости; ниже перечислено, что исправ</w:t>
-      </w:r>
-      <w:r>
-        <w:rPr>
-          <w:sz w:val="28"/>
-        </w:rPr>
-        <w:t>лено в рабочих копиях. Оригиналы не менялись.</w:t>
+        <w:t>В шаблонах выявлены ошибки и ограничения совместимости; ниже перечислено, что исправлено в рабочих копиях. Оригиналы не менялись.</w:t>
       </w:r>
     </w:p>
     <w:p>
@@ -33712,7 +33595,13 @@
               <w:rPr>
                 <w:sz w:val="24"/>
               </w:rPr>
-              <w:t>строка весов блоков была пустой, индекс силы делился на ноль</w:t>
+              <w:t>строка весов</w:t>
+            </w:r>
+            <w:r>
+              <w:rPr>
+                <w:sz w:val="24"/>
+              </w:rPr>
+              <w:t xml:space="preserve"> блоков была пустой, индекс силы делился на ноль</w:t>
             </w:r>
           </w:p>
         </w:tc>
@@ -33826,13 +33715,13 @@
               <w:rPr>
                 <w:sz w:val="24"/>
               </w:rPr>
-              <w:t xml:space="preserve">знаменатель </w:t>
-            </w:r>
-            <w:r>
-              <w:rPr>
-                <w:sz w:val="24"/>
-              </w:rPr>
-              <w:t>заменен на 12_Сводка!</w:t>
+              <w:t xml:space="preserve">знаменатель заменен на </w:t>
+            </w:r>
+            <w:r>
+              <w:rPr>
+                <w:sz w:val="24"/>
+              </w:rPr>
+              <w:t>12_Сводка!</w:t>
             </w:r>
             <w:r>
               <w:rPr>
@@ -33874,7 +33763,7 @@
         <w:jc w:val="center"/>
       </w:pPr>
       <w:bookmarkStart w:id="36" w:name="_c34bf756927ff692ee086e018f9b8545647766e"/>
-      <w:bookmarkStart w:id="37" w:name="_Toc241943042"/>
+      <w:bookmarkStart w:id="37" w:name="_Toc241952878"/>
       <w:bookmarkEnd w:id="34"/>
       <w:r>
         <w:rPr>
@@ -33922,13 +33811,13 @@
         <w:rPr>
           <w:sz w:val="28"/>
         </w:rPr>
-        <w:t>Для проверки методики Кано сгенерированы модельные ответы 30 условных респонденто</w:t>
-      </w:r>
-      <w:r>
-        <w:rPr>
-          <w:sz w:val="28"/>
-        </w:rPr>
-        <w:t xml:space="preserve">в на пары функциональных и дисфункциональных вопросов по 16 функциям (по решению автора, Р-8; генератор и файлы - в папке 00_Общее/Опрос_модельный, </w:t>
+        <w:t>Для проверки методики Кано сгенерированы модельные ответы 30 условных респондентов на пары ф</w:t>
+      </w:r>
+      <w:r>
+        <w:rPr>
+          <w:sz w:val="28"/>
+        </w:rPr>
+        <w:t xml:space="preserve">ункциональных и дисфункциональных вопросов по 16 функциям (по решению автора, Р-8; генератор и файлы - в папке 00_Общее/Опрос_модельный, </w:t>
       </w:r>
       <w:r>
         <w:rPr>
@@ -33941,13 +33830,13 @@
         <w:rPr>
           <w:sz w:val="28"/>
         </w:rPr>
-        <w:t xml:space="preserve"> 20261003). Это модельные данные, а не опрос людей: вероятность согласия с категорией аналитика задана п</w:t>
-      </w:r>
-      <w:r>
-        <w:rPr>
-          <w:sz w:val="28"/>
-        </w:rPr>
-        <w:t>араметром 58 %, поэтому совпадение с таблицей 6 неизбежно и подтверждает только работу расчета, а не истинность категорий.</w:t>
+        <w:t xml:space="preserve"> 20261003). Это модельные данные, а не опрос людей: вероятность согласия с категорией аналитика задана параметром 5</w:t>
+      </w:r>
+      <w:r>
+        <w:rPr>
+          <w:sz w:val="28"/>
+        </w:rPr>
+        <w:t>8 %, поэтому совпадение с таблицей 6 неизбежно и подтверждает только работу расчета, а не истинность категорий.</w:t>
       </w:r>
     </w:p>
     <w:p>
@@ -36213,13 +36102,13 @@
         <w:rPr>
           <w:sz w:val="28"/>
         </w:rPr>
-        <w:t>-пояснения и подсказки», «Ср</w:t>
-      </w:r>
-      <w:r>
-        <w:rPr>
-          <w:sz w:val="28"/>
-        </w:rPr>
-        <w:t>авнение версий файлов».</w:t>
+        <w:t xml:space="preserve">-пояснения и </w:t>
+      </w:r>
+      <w:r>
+        <w:rPr>
+          <w:sz w:val="28"/>
+        </w:rPr>
+        <w:t>подсказки», «Сравнение версий файлов».</w:t>
       </w:r>
     </w:p>
     <w:p>
@@ -36233,7 +36122,7 @@
         <w:rPr>
           <w:sz w:val="28"/>
         </w:rPr>
-        <w:t xml:space="preserve">Ограничение и порядок замены: при появлении реальных ответов файл </w:t>
+        <w:t xml:space="preserve">Модальные категории и коэффициенты рассчитываются скриптом по файлу </w:t>
       </w:r>
       <w:r>
         <w:rPr>
@@ -36246,7 +36135,7 @@
         <w:rPr>
           <w:sz w:val="28"/>
         </w:rPr>
-        <w:t xml:space="preserve"> заменяется, а модальные категории и коэффициенты пересчитываются тем же скриптом; категории в листе 04_Кано книги корректируются по результату.</w:t>
+        <w:t>; категории в листе 04_Кано книги заданы аналитиком (Д-23) и сопоставлены с моделью.</w:t>
       </w:r>
     </w:p>
     <w:p>
@@ -36258,7 +36147,7 @@
         <w:jc w:val="center"/>
       </w:pPr>
       <w:bookmarkStart w:id="38" w:name="_fced6403ae4a6291124e2bc0068517b8abae511"/>
-      <w:bookmarkStart w:id="39" w:name="_Toc241943043"/>
+      <w:bookmarkStart w:id="39" w:name="_Toc241952879"/>
       <w:bookmarkEnd w:id="36"/>
       <w:r>
         <w:rPr>
@@ -36266,14 +36155,7 @@
           <w:sz w:val="28"/>
         </w:rPr>
         <w:lastRenderedPageBreak/>
-        <w:t>ПРИ</w:t>
-      </w:r>
-      <w:r>
-        <w:rPr>
-          <w:b/>
-          <w:sz w:val="28"/>
-        </w:rPr>
-        <w:t>ЛОЖЕНИЕ Д</w:t>
+        <w:t>ПРИЛОЖЕНИЕ Д</w:t>
       </w:r>
       <w:bookmarkEnd w:id="39"/>
     </w:p>
@@ -36299,7 +36181,14 @@
           <w:b/>
           <w:sz w:val="28"/>
         </w:rPr>
-        <w:t>Данные о компаниях из открытых источников</w:t>
+        <w:t>Данные о компаниях и</w:t>
+      </w:r>
+      <w:r>
+        <w:rPr>
+          <w:b/>
+          <w:sz w:val="28"/>
+        </w:rPr>
+        <w:t>з открытых источников</w:t>
       </w:r>
     </w:p>
     <w:p>
@@ -36339,13 +36228,7 @@
         <w:rPr>
           <w:sz w:val="28"/>
         </w:rPr>
-        <w:t xml:space="preserve">, доступ к которым требует личного аккаунта, финансирование и размер компаний найдены в новостях и пресс-релизах 03.10.2026. Значения справочные и в </w:t>
-      </w:r>
-      <w:r>
-        <w:rPr>
-          <w:sz w:val="28"/>
-        </w:rPr>
-        <w:t>расчетах баллов ЛР5 не использовались.</w:t>
+        <w:t>, доступ к которым требует личного аккаунта, финансирование и размер компаний найдены в новостях и пресс-релизах 03.10.2026. Значения справочные и в расчетах баллов ЛР5 не использовались.</w:t>
       </w:r>
     </w:p>
     <w:p>
@@ -36527,14 +36410,7 @@
                 <w:i/>
                 <w:sz w:val="24"/>
               </w:rPr>
-              <w:t>DataSnip</w:t>
-            </w:r>
-            <w:r>
-              <w:rPr>
-                <w:i/>
-                <w:sz w:val="24"/>
-              </w:rPr>
-              <w:t>per</w:t>
+              <w:t>DataSnipper</w:t>
             </w:r>
           </w:p>
         </w:tc>
@@ -36753,7 +36629,13 @@
               <w:rPr>
                 <w:sz w:val="24"/>
               </w:rPr>
-              <w:t xml:space="preserve">, оценка 550 млн </w:t>
+              <w:t>, оц</w:t>
+            </w:r>
+            <w:r>
+              <w:rPr>
+                <w:sz w:val="24"/>
+              </w:rPr>
+              <w:t xml:space="preserve">енка 550 млн </w:t>
             </w:r>
             <w:r>
               <w:rPr>
@@ -41030,7 +40912,7 @@
   <w:abstractNum w:abstractNumId="0" w15:restartNumberingAfterBreak="0">
     <w:nsid w:val="0000A990"/>
     <w:multiLevelType w:val="multilevel"/>
-    <w:tmpl w:val="2782FD7A"/>
+    <w:tmpl w:val="2A4C26B4"/>
     <w:lvl w:ilvl="0">
       <w:numFmt w:val="bullet"/>
       <w:lvlText w:val=" "/>
@@ -41107,7 +40989,7 @@
   <w:abstractNum w:abstractNumId="1" w15:restartNumberingAfterBreak="0">
     <w:nsid w:val="00A99411"/>
     <w:multiLevelType w:val="multilevel"/>
-    <w:tmpl w:val="D09C84A0"/>
+    <w:tmpl w:val="1B32BC14"/>
     <w:lvl w:ilvl="0">
       <w:start w:val="1"/>
       <w:numFmt w:val="decimal"/>
@@ -42585,7 +42467,7 @@
     <w:autoRedefine/>
     <w:uiPriority w:val="39"/>
     <w:unhideWhenUsed/>
-    <w:rsid w:val="005C2527"/>
+    <w:rsid w:val="006D01E8"/>
     <w:pPr>
       <w:spacing w:after="100"/>
     </w:pPr>
@@ -42597,7 +42479,7 @@
     <w:autoRedefine/>
     <w:uiPriority w:val="39"/>
     <w:unhideWhenUsed/>
-    <w:rsid w:val="005C2527"/>
+    <w:rsid w:val="006D01E8"/>
     <w:pPr>
       <w:spacing w:after="100"/>
       <w:ind w:left="240"/>

--- a/ЛР5_Анализ_конкурентов/ОТЧЕТ_ЛР5_TableMind.docx
+++ b/ЛР5_Анализ_конкурентов/ОТЧЕТ_ЛР5_TableMind.docx
@@ -263,7 +263,7 @@
       <w:r>
         <w:fldChar w:fldCharType="separate"/>
       </w:r>
-      <w:hyperlink w:anchor="_Toc241953605" w:history="1">
+      <w:hyperlink w:anchor="_Toc241956348" w:history="1">
         <w:r>
           <w:rPr>
             <w:rStyle w:val="af"/>
@@ -291,7 +291,7 @@
             <w:noProof/>
             <w:webHidden/>
           </w:rPr>
-          <w:instrText xml:space="preserve"> PAGEREF _Toc241953605 \h </w:instrText>
+          <w:instrText xml:space="preserve"> PAGEREF _Toc241956348 \h </w:instrText>
         </w:r>
         <w:r>
           <w:rPr>
@@ -332,7 +332,7 @@
           <w:noProof/>
         </w:rPr>
       </w:pPr>
-      <w:hyperlink w:anchor="_Toc241953606" w:history="1">
+      <w:hyperlink w:anchor="_Toc241956349" w:history="1">
         <w:r>
           <w:rPr>
             <w:rStyle w:val="af"/>
@@ -360,7 +360,7 @@
             <w:noProof/>
             <w:webHidden/>
           </w:rPr>
-          <w:instrText xml:space="preserve"> PAGEREF _Toc241953606 \h </w:instrText>
+          <w:instrText xml:space="preserve"> PAGEREF _Toc241956349 \h </w:instrText>
         </w:r>
         <w:r>
           <w:rPr>
@@ -401,7 +401,7 @@
           <w:noProof/>
         </w:rPr>
       </w:pPr>
-      <w:hyperlink w:anchor="_Toc241953607" w:history="1">
+      <w:hyperlink w:anchor="_Toc241956350" w:history="1">
         <w:r>
           <w:rPr>
             <w:rStyle w:val="af"/>
@@ -429,7 +429,7 @@
             <w:noProof/>
             <w:webHidden/>
           </w:rPr>
-          <w:instrText xml:space="preserve"> PAGEREF _Toc241953607 \h </w:instrText>
+          <w:instrText xml:space="preserve"> PAGEREF _Toc241956350 \h </w:instrText>
         </w:r>
         <w:r>
           <w:rPr>
@@ -470,7 +470,7 @@
           <w:noProof/>
         </w:rPr>
       </w:pPr>
-      <w:hyperlink w:anchor="_Toc241953608" w:history="1">
+      <w:hyperlink w:anchor="_Toc241956351" w:history="1">
         <w:r>
           <w:rPr>
             <w:rStyle w:val="af"/>
@@ -498,7 +498,7 @@
             <w:noProof/>
             <w:webHidden/>
           </w:rPr>
-          <w:instrText xml:space="preserve"> PAGEREF _Toc241953608 \h </w:instrText>
+          <w:instrText xml:space="preserve"> PAGEREF _Toc241956351 \h </w:instrText>
         </w:r>
         <w:r>
           <w:rPr>
@@ -539,7 +539,7 @@
           <w:noProof/>
         </w:rPr>
       </w:pPr>
-      <w:hyperlink w:anchor="_Toc241953609" w:history="1">
+      <w:hyperlink w:anchor="_Toc241956352" w:history="1">
         <w:r>
           <w:rPr>
             <w:rStyle w:val="af"/>
@@ -567,7 +567,7 @@
             <w:noProof/>
             <w:webHidden/>
           </w:rPr>
-          <w:instrText xml:space="preserve"> PAGEREF _Toc241953609 \h </w:instrText>
+          <w:instrText xml:space="preserve"> PAGEREF _Toc241956352 \h </w:instrText>
         </w:r>
         <w:r>
           <w:rPr>
@@ -608,7 +608,7 @@
           <w:noProof/>
         </w:rPr>
       </w:pPr>
-      <w:hyperlink w:anchor="_Toc241953610" w:history="1">
+      <w:hyperlink w:anchor="_Toc241956353" w:history="1">
         <w:r>
           <w:rPr>
             <w:rStyle w:val="af"/>
@@ -636,7 +636,7 @@
             <w:noProof/>
             <w:webHidden/>
           </w:rPr>
-          <w:instrText xml:space="preserve"> PAGEREF _Toc241953610 \h </w:instrText>
+          <w:instrText xml:space="preserve"> PAGEREF _Toc241956353 \h </w:instrText>
         </w:r>
         <w:r>
           <w:rPr>
@@ -677,7 +677,7 @@
           <w:noProof/>
         </w:rPr>
       </w:pPr>
-      <w:hyperlink w:anchor="_Toc241953611" w:history="1">
+      <w:hyperlink w:anchor="_Toc241956354" w:history="1">
         <w:r>
           <w:rPr>
             <w:rStyle w:val="af"/>
@@ -705,7 +705,7 @@
             <w:noProof/>
             <w:webHidden/>
           </w:rPr>
-          <w:instrText xml:space="preserve"> PAGEREF _Toc241953611 \h </w:instrText>
+          <w:instrText xml:space="preserve"> PAGEREF _Toc241956354 \h </w:instrText>
         </w:r>
         <w:r>
           <w:rPr>
@@ -746,7 +746,7 @@
           <w:noProof/>
         </w:rPr>
       </w:pPr>
-      <w:hyperlink w:anchor="_Toc241953612" w:history="1">
+      <w:hyperlink w:anchor="_Toc241956355" w:history="1">
         <w:r>
           <w:rPr>
             <w:rStyle w:val="af"/>
@@ -774,7 +774,7 @@
             <w:noProof/>
             <w:webHidden/>
           </w:rPr>
-          <w:instrText xml:space="preserve"> PAGEREF _Toc241953612 \h </w:instrText>
+          <w:instrText xml:space="preserve"> PAGEREF _Toc241956355 \h </w:instrText>
         </w:r>
         <w:r>
           <w:rPr>
@@ -815,7 +815,7 @@
           <w:noProof/>
         </w:rPr>
       </w:pPr>
-      <w:hyperlink w:anchor="_Toc241953613" w:history="1">
+      <w:hyperlink w:anchor="_Toc241956356" w:history="1">
         <w:r>
           <w:rPr>
             <w:rStyle w:val="af"/>
@@ -843,7 +843,7 @@
             <w:noProof/>
             <w:webHidden/>
           </w:rPr>
-          <w:instrText xml:space="preserve"> PAGEREF _Toc241953613 \h </w:instrText>
+          <w:instrText xml:space="preserve"> PAGEREF _Toc241956356 \h </w:instrText>
         </w:r>
         <w:r>
           <w:rPr>
@@ -884,7 +884,7 @@
           <w:noProof/>
         </w:rPr>
       </w:pPr>
-      <w:hyperlink w:anchor="_Toc241953614" w:history="1">
+      <w:hyperlink w:anchor="_Toc241956357" w:history="1">
         <w:r>
           <w:rPr>
             <w:rStyle w:val="af"/>
@@ -912,7 +912,7 @@
             <w:noProof/>
             <w:webHidden/>
           </w:rPr>
-          <w:instrText xml:space="preserve"> PAGEREF _Toc241953614 \h </w:instrText>
+          <w:instrText xml:space="preserve"> PAGEREF _Toc241956357 \h </w:instrText>
         </w:r>
         <w:r>
           <w:rPr>
@@ -953,7 +953,7 @@
           <w:noProof/>
         </w:rPr>
       </w:pPr>
-      <w:hyperlink w:anchor="_Toc241953615" w:history="1">
+      <w:hyperlink w:anchor="_Toc241956358" w:history="1">
         <w:r>
           <w:rPr>
             <w:rStyle w:val="af"/>
@@ -990,7 +990,7 @@
             <w:noProof/>
             <w:webHidden/>
           </w:rPr>
-          <w:instrText xml:space="preserve"> PAGEREF _Toc241953615 \h </w:instrText>
+          <w:instrText xml:space="preserve"> PAGEREF _Toc241956358 \h </w:instrText>
         </w:r>
         <w:r>
           <w:rPr>
@@ -1031,7 +1031,7 @@
           <w:noProof/>
         </w:rPr>
       </w:pPr>
-      <w:hyperlink w:anchor="_Toc241953616" w:history="1">
+      <w:hyperlink w:anchor="_Toc241956359" w:history="1">
         <w:r>
           <w:rPr>
             <w:rStyle w:val="af"/>
@@ -1059,7 +1059,7 @@
             <w:noProof/>
             <w:webHidden/>
           </w:rPr>
-          <w:instrText xml:space="preserve"> PAGEREF _Toc241953616 \h </w:instrText>
+          <w:instrText xml:space="preserve"> PAGEREF _Toc241956359 \h </w:instrText>
         </w:r>
         <w:r>
           <w:rPr>
@@ -1100,7 +1100,7 @@
           <w:noProof/>
         </w:rPr>
       </w:pPr>
-      <w:hyperlink w:anchor="_Toc241953617" w:history="1">
+      <w:hyperlink w:anchor="_Toc241956360" w:history="1">
         <w:r>
           <w:rPr>
             <w:rStyle w:val="af"/>
@@ -1128,7 +1128,7 @@
             <w:noProof/>
             <w:webHidden/>
           </w:rPr>
-          <w:instrText xml:space="preserve"> PAGEREF _Toc241953617 \h </w:instrText>
+          <w:instrText xml:space="preserve"> PAGEREF _Toc241956360 \h </w:instrText>
         </w:r>
         <w:r>
           <w:rPr>
@@ -1169,7 +1169,7 @@
           <w:noProof/>
         </w:rPr>
       </w:pPr>
-      <w:hyperlink w:anchor="_Toc241953618" w:history="1">
+      <w:hyperlink w:anchor="_Toc241956361" w:history="1">
         <w:r>
           <w:rPr>
             <w:rStyle w:val="af"/>
@@ -1197,7 +1197,7 @@
             <w:noProof/>
             <w:webHidden/>
           </w:rPr>
-          <w:instrText xml:space="preserve"> PAGEREF _Toc241953618 \h </w:instrText>
+          <w:instrText xml:space="preserve"> PAGEREF _Toc241956361 \h </w:instrText>
         </w:r>
         <w:r>
           <w:rPr>
@@ -1238,7 +1238,7 @@
           <w:noProof/>
         </w:rPr>
       </w:pPr>
-      <w:hyperlink w:anchor="_Toc241953619" w:history="1">
+      <w:hyperlink w:anchor="_Toc241956362" w:history="1">
         <w:r>
           <w:rPr>
             <w:rStyle w:val="af"/>
@@ -1266,7 +1266,7 @@
             <w:noProof/>
             <w:webHidden/>
           </w:rPr>
-          <w:instrText xml:space="preserve"> PAGEREF _Toc241953619 \h </w:instrText>
+          <w:instrText xml:space="preserve"> PAGEREF _Toc241956362 \h </w:instrText>
         </w:r>
         <w:r>
           <w:rPr>
@@ -1307,7 +1307,7 @@
           <w:noProof/>
         </w:rPr>
       </w:pPr>
-      <w:hyperlink w:anchor="_Toc241953620" w:history="1">
+      <w:hyperlink w:anchor="_Toc241956363" w:history="1">
         <w:r>
           <w:rPr>
             <w:rStyle w:val="af"/>
@@ -1335,7 +1335,7 @@
             <w:noProof/>
             <w:webHidden/>
           </w:rPr>
-          <w:instrText xml:space="preserve"> PAGEREF _Toc241953620 \h </w:instrText>
+          <w:instrText xml:space="preserve"> PAGEREF _Toc241956363 \h </w:instrText>
         </w:r>
         <w:r>
           <w:rPr>
@@ -1376,7 +1376,7 @@
           <w:noProof/>
         </w:rPr>
       </w:pPr>
-      <w:hyperlink w:anchor="_Toc241953621" w:history="1">
+      <w:hyperlink w:anchor="_Toc241956364" w:history="1">
         <w:r>
           <w:rPr>
             <w:rStyle w:val="af"/>
@@ -1404,7 +1404,7 @@
             <w:noProof/>
             <w:webHidden/>
           </w:rPr>
-          <w:instrText xml:space="preserve"> PAGEREF _Toc241953621 \h </w:instrText>
+          <w:instrText xml:space="preserve"> PAGEREF _Toc241956364 \h </w:instrText>
         </w:r>
         <w:r>
           <w:rPr>
@@ -1445,7 +1445,7 @@
           <w:noProof/>
         </w:rPr>
       </w:pPr>
-      <w:hyperlink w:anchor="_Toc241953622" w:history="1">
+      <w:hyperlink w:anchor="_Toc241956365" w:history="1">
         <w:r>
           <w:rPr>
             <w:rStyle w:val="af"/>
@@ -1473,7 +1473,7 @@
             <w:noProof/>
             <w:webHidden/>
           </w:rPr>
-          <w:instrText xml:space="preserve"> PAGEREF _Toc241953622 \h </w:instrText>
+          <w:instrText xml:space="preserve"> PAGEREF _Toc241956365 \h </w:instrText>
         </w:r>
         <w:r>
           <w:rPr>
@@ -1514,7 +1514,7 @@
           <w:noProof/>
         </w:rPr>
       </w:pPr>
-      <w:hyperlink w:anchor="_Toc241953623" w:history="1">
+      <w:hyperlink w:anchor="_Toc241956366" w:history="1">
         <w:r>
           <w:rPr>
             <w:rStyle w:val="af"/>
@@ -1542,7 +1542,7 @@
             <w:noProof/>
             <w:webHidden/>
           </w:rPr>
-          <w:instrText xml:space="preserve"> PAGEREF _Toc241953623 \h </w:instrText>
+          <w:instrText xml:space="preserve"> PAGEREF _Toc241956366 \h </w:instrText>
         </w:r>
         <w:r>
           <w:rPr>
@@ -1583,7 +1583,7 @@
           <w:noProof/>
         </w:rPr>
       </w:pPr>
-      <w:hyperlink w:anchor="_Toc241953624" w:history="1">
+      <w:hyperlink w:anchor="_Toc241956367" w:history="1">
         <w:r>
           <w:rPr>
             <w:rStyle w:val="af"/>
@@ -1611,7 +1611,7 @@
             <w:noProof/>
             <w:webHidden/>
           </w:rPr>
-          <w:instrText xml:space="preserve"> PAGEREF _Toc241953624 \h </w:instrText>
+          <w:instrText xml:space="preserve"> PAGEREF _Toc241956367 \h </w:instrText>
         </w:r>
         <w:r>
           <w:rPr>
@@ -1631,7 +1631,7 @@
             <w:noProof/>
             <w:webHidden/>
           </w:rPr>
-          <w:t>37</w:t>
+          <w:t>36</w:t>
         </w:r>
         <w:r>
           <w:rPr>
@@ -1657,7 +1657,7 @@
         <w:spacing w:before="0" w:after="360" w:line="360" w:lineRule="exact"/>
         <w:ind w:firstLine="709"/>
       </w:pPr>
-      <w:bookmarkStart w:id="1" w:name="_Toc241953605"/>
+      <w:bookmarkStart w:id="1" w:name="_Toc241956348"/>
       <w:r>
         <w:rPr>
           <w:b/>
@@ -1807,7 +1807,7 @@
         <w:ind w:firstLine="709"/>
       </w:pPr>
       <w:bookmarkStart w:id="2" w:name="_b608aa976fc82a0faaf3b83f58c735968afd03b"/>
-      <w:bookmarkStart w:id="3" w:name="_Toc241953606"/>
+      <w:bookmarkStart w:id="3" w:name="_Toc241956349"/>
       <w:bookmarkEnd w:id="0"/>
       <w:r>
         <w:rPr>
@@ -1866,7 +1866,7 @@
         <w:ind w:firstLine="709"/>
       </w:pPr>
       <w:bookmarkStart w:id="4" w:name="_c3cf235f67897fccdd158c7c34ca81091dc06e0"/>
-      <w:bookmarkStart w:id="5" w:name="_Toc241953607"/>
+      <w:bookmarkStart w:id="5" w:name="_Toc241956350"/>
       <w:r>
         <w:rPr>
           <w:b/>
@@ -3598,7 +3598,7 @@
         <w:ind w:firstLine="709"/>
       </w:pPr>
       <w:bookmarkStart w:id="6" w:name="_6c38f46d6252626ee19bec51dca515ea8eb3483"/>
-      <w:bookmarkStart w:id="7" w:name="_Toc241953608"/>
+      <w:bookmarkStart w:id="7" w:name="_Toc241956351"/>
       <w:bookmarkEnd w:id="4"/>
       <w:r>
         <w:rPr>
@@ -6368,7 +6368,7 @@
         </w:rPr>
         <w:lastRenderedPageBreak/>
         <w:drawing>
-          <wp:inline distT="0" distB="0" distL="0" distR="0" wp14:anchorId="2225232B" wp14:editId="05C2EC5C">
+          <wp:inline distT="0" distB="0" distL="0" distR="0" wp14:anchorId="5A572D1E" wp14:editId="5D6AC72A">
             <wp:extent cx="5334000" cy="3122341"/>
             <wp:effectExtent l="0" t="0" r="0" b="0"/>
             <wp:docPr id="12" name="Picture"/>
@@ -6632,7 +6632,7 @@
         <w:ind w:firstLine="709"/>
       </w:pPr>
       <w:bookmarkStart w:id="8" w:name="_e6ba0285e0e0ccc17e7a33a4e535fa387865e88"/>
-      <w:bookmarkStart w:id="9" w:name="_Toc241953609"/>
+      <w:bookmarkStart w:id="9" w:name="_Toc241956352"/>
       <w:bookmarkEnd w:id="6"/>
       <w:r>
         <w:rPr>
@@ -11024,7 +11024,7 @@
         <w:ind w:firstLine="709"/>
       </w:pPr>
       <w:bookmarkStart w:id="10" w:name="_b8f6f14603ee9e71fb2e4d1c108750035f950c7"/>
-      <w:bookmarkStart w:id="11" w:name="_Toc241953610"/>
+      <w:bookmarkStart w:id="11" w:name="_Toc241956353"/>
       <w:bookmarkEnd w:id="8"/>
       <w:r>
         <w:rPr>
@@ -11052,7 +11052,7 @@
         <w:rPr>
           <w:sz w:val="28"/>
         </w:rPr>
-        <w:t>изнак к категории: обязательное, линейное, привлекательное или безразличное. Категории Кано в шаблоне назначаются аналитиком; опрос пользователей не проводился, он вынесен в приложение Б как модельный.</w:t>
+        <w:t>изнак к категории: обязательное, линейное, привлекательное или безразличное. Категории Кано в шаблоне назначаются аналитиком; проверка по расчетной модели ответов дана в приложении Г.</w:t>
       </w:r>
     </w:p>
     <w:p>
@@ -11066,13 +11066,13 @@
         <w:rPr>
           <w:sz w:val="28"/>
         </w:rPr>
-        <w:t>В таблице 6 представлено: признаки товара по Кано и их</w:t>
-      </w:r>
-      <w:r>
-        <w:rPr>
-          <w:sz w:val="28"/>
-        </w:rPr>
-        <w:t xml:space="preserve"> распространенность.</w:t>
+        <w:t>В таблице 6 представлено: признаки товара по Кано и их распространенност</w:t>
+      </w:r>
+      <w:r>
+        <w:rPr>
+          <w:sz w:val="28"/>
+        </w:rPr>
+        <w:t>ь.</w:t>
       </w:r>
     </w:p>
     <w:p>
@@ -15503,7 +15503,7 @@
           <w:sz w:val="28"/>
         </w:rPr>
         <w:drawing>
-          <wp:inline distT="0" distB="0" distL="0" distR="0" wp14:anchorId="21F240B1" wp14:editId="65A893C6">
+          <wp:inline distT="0" distB="0" distL="0" distR="0" wp14:anchorId="64678C58" wp14:editId="737FEFFF">
             <wp:extent cx="5334000" cy="3187390"/>
             <wp:effectExtent l="0" t="0" r="0" b="0"/>
             <wp:docPr id="17" name="Picture"/>
@@ -16045,7 +16045,7 @@
         <w:ind w:firstLine="709"/>
       </w:pPr>
       <w:bookmarkStart w:id="12" w:name="_823200a59a4cf40c51f7f0e02566c010f838ed7"/>
-      <w:bookmarkStart w:id="13" w:name="_Toc241953611"/>
+      <w:bookmarkStart w:id="13" w:name="_Toc241956354"/>
       <w:bookmarkEnd w:id="10"/>
       <w:r>
         <w:rPr>
@@ -16755,7 +16755,7 @@
         </w:rPr>
         <w:lastRenderedPageBreak/>
         <w:drawing>
-          <wp:inline distT="0" distB="0" distL="0" distR="0" wp14:anchorId="0F3A0C18" wp14:editId="40EE9D2E">
+          <wp:inline distT="0" distB="0" distL="0" distR="0" wp14:anchorId="0E26F649" wp14:editId="07C310AF">
             <wp:extent cx="5334000" cy="2862146"/>
             <wp:effectExtent l="0" t="0" r="0" b="0"/>
             <wp:docPr id="21" name="Picture"/>
@@ -16850,7 +16850,7 @@
         <w:ind w:firstLine="709"/>
       </w:pPr>
       <w:bookmarkStart w:id="14" w:name="_9d579ff3219dd0c08e87cdba2a2a6d1ef61e3cc"/>
-      <w:bookmarkStart w:id="15" w:name="_Toc241953612"/>
+      <w:bookmarkStart w:id="15" w:name="_Toc241956355"/>
       <w:bookmarkEnd w:id="12"/>
       <w:r>
         <w:rPr>
@@ -19706,7 +19706,7 @@
         <w:ind w:firstLine="709"/>
       </w:pPr>
       <w:bookmarkStart w:id="16" w:name="_8be076d9797953e124cfe81356f035b108674c3"/>
-      <w:bookmarkStart w:id="17" w:name="_Toc241953613"/>
+      <w:bookmarkStart w:id="17" w:name="_Toc241956356"/>
       <w:bookmarkEnd w:id="14"/>
       <w:r>
         <w:rPr>
@@ -22394,7 +22394,7 @@
         <w:ind w:firstLine="709"/>
       </w:pPr>
       <w:bookmarkStart w:id="18" w:name="_0ab5b5274b575dfb9e5e85d7a9a12b82683e52c"/>
-      <w:bookmarkStart w:id="19" w:name="_Toc241953614"/>
+      <w:bookmarkStart w:id="19" w:name="_Toc241956357"/>
       <w:bookmarkEnd w:id="16"/>
       <w:r>
         <w:rPr>
@@ -29504,7 +29504,7 @@
           <w:sz w:val="28"/>
         </w:rPr>
         <w:drawing>
-          <wp:inline distT="0" distB="0" distL="0" distR="0" wp14:anchorId="1D10CAD9" wp14:editId="2842B835">
+          <wp:inline distT="0" distB="0" distL="0" distR="0" wp14:anchorId="6163CBF5" wp14:editId="4C9473A9">
             <wp:extent cx="5334000" cy="2471853"/>
             <wp:effectExtent l="0" t="0" r="0" b="0"/>
             <wp:docPr id="27" name="Picture"/>
@@ -31115,7 +31115,7 @@
         <w:ind w:firstLine="709"/>
       </w:pPr>
       <w:bookmarkStart w:id="20" w:name="_79cbfa74df5b3f3beef1cd24c3ad9f089a58d7a"/>
-      <w:bookmarkStart w:id="21" w:name="_Toc241953615"/>
+      <w:bookmarkStart w:id="21" w:name="_Toc241956358"/>
       <w:bookmarkEnd w:id="18"/>
       <w:r>
         <w:rPr>
@@ -32595,7 +32595,7 @@
         <w:ind w:firstLine="709"/>
       </w:pPr>
       <w:bookmarkStart w:id="22" w:name="_339ae803435bd6b9a653c2b18dadc62dc9ad8e7"/>
-      <w:bookmarkStart w:id="23" w:name="_Toc241953616"/>
+      <w:bookmarkStart w:id="23" w:name="_Toc241956359"/>
       <w:bookmarkEnd w:id="20"/>
       <w:r>
         <w:rPr>
@@ -32791,7 +32791,7 @@
         <w:ind w:firstLine="709"/>
       </w:pPr>
       <w:bookmarkStart w:id="24" w:name="_1bfdad9d2d88ddb6ca16c31c1d4d4943679f32f"/>
-      <w:bookmarkStart w:id="25" w:name="_Toc241953617"/>
+      <w:bookmarkStart w:id="25" w:name="_Toc241956360"/>
       <w:bookmarkEnd w:id="22"/>
       <w:bookmarkEnd w:id="2"/>
       <w:r>
@@ -33006,7 +33006,7 @@
         <w:jc w:val="center"/>
       </w:pPr>
       <w:bookmarkStart w:id="26" w:name="_выводы"/>
-      <w:bookmarkStart w:id="27" w:name="_Toc241953618"/>
+      <w:bookmarkStart w:id="27" w:name="_Toc241956361"/>
       <w:bookmarkEnd w:id="24"/>
       <w:r>
         <w:rPr>
@@ -33261,7 +33261,7 @@
         <w:jc w:val="center"/>
       </w:pPr>
       <w:bookmarkStart w:id="28" w:name="_274f6a444530ef90b0479dabf3d210f01e97699"/>
-      <w:bookmarkStart w:id="29" w:name="_Toc241953619"/>
+      <w:bookmarkStart w:id="29" w:name="_Toc241956362"/>
       <w:bookmarkEnd w:id="26"/>
       <w:r>
         <w:rPr>
@@ -35792,7 +35792,7 @@
         <w:jc w:val="center"/>
       </w:pPr>
       <w:bookmarkStart w:id="30" w:name="_3d74faf1500c1b2a4a8bfa8e0e37c74206ce73d"/>
-      <w:bookmarkStart w:id="31" w:name="_Toc241953620"/>
+      <w:bookmarkStart w:id="31" w:name="_Toc241956363"/>
       <w:bookmarkEnd w:id="28"/>
       <w:r>
         <w:rPr>
@@ -36219,7 +36219,7 @@
               <w:rPr>
                 <w:sz w:val="24"/>
               </w:rPr>
-              <w:t>опрос пользователей не проводился</w:t>
+              <w:t>анализ сайтов и отзывов</w:t>
             </w:r>
           </w:p>
         </w:tc>
@@ -36257,7 +36257,7 @@
               <w:rPr>
                 <w:sz w:val="24"/>
               </w:rPr>
-              <w:t>модельный или реальный опрос</w:t>
+              <w:t>расчетная модель ответов</w:t>
             </w:r>
           </w:p>
         </w:tc>
@@ -36533,7 +36533,7 @@
         <w:jc w:val="center"/>
       </w:pPr>
       <w:bookmarkStart w:id="32" w:name="_25083b51e17d9d99817d1269b6af13d75b604a4"/>
-      <w:bookmarkStart w:id="33" w:name="_Toc241953621"/>
+      <w:bookmarkStart w:id="33" w:name="_Toc241956364"/>
       <w:bookmarkEnd w:id="30"/>
       <w:r>
         <w:rPr>
@@ -36567,14 +36567,14 @@
           <w:b/>
           <w:sz w:val="28"/>
         </w:rPr>
-        <w:t xml:space="preserve">Принятые </w:t>
+        <w:t xml:space="preserve">Принятые решения по </w:t>
       </w:r>
       <w:r>
         <w:rPr>
           <w:b/>
           <w:sz w:val="28"/>
         </w:rPr>
-        <w:t>решения по недостающим данным</w:t>
+        <w:t>недостающим данным</w:t>
       </w:r>
     </w:p>
     <w:p>
@@ -36588,7 +36588,7 @@
         <w:rPr>
           <w:sz w:val="28"/>
         </w:rPr>
-        <w:t>Ниже для каждого элемента, которого нет в открытом доступе или который недоступен без платного сервиса, зафиксировано принятое решение: модельные данные, альтернативный источник или допущение.</w:t>
+        <w:t>Ниже для каждого элемента, которого нет в открытом доступе или который недоступен без платного сервиса, зафиксировано принятое решение: расчетные данные, альтернативный источник или допущение.</w:t>
       </w:r>
     </w:p>
     <w:p>
@@ -36602,13 +36602,13 @@
         <w:rPr>
           <w:sz w:val="28"/>
         </w:rPr>
-        <w:t>В таблице 22 представлено: принят</w:t>
-      </w:r>
-      <w:r>
-        <w:rPr>
-          <w:sz w:val="28"/>
-        </w:rPr>
-        <w:t>ые решения по данным, которых нет в открытом доступе.</w:t>
+        <w:t xml:space="preserve">В таблице 22 представлено: принятые решения </w:t>
+      </w:r>
+      <w:r>
+        <w:rPr>
+          <w:sz w:val="28"/>
+        </w:rPr>
+        <w:t>по данным, которых нет в открытом доступе.</w:t>
       </w:r>
     </w:p>
     <w:p>
@@ -36999,20 +36999,21 @@
               <w:rPr>
                 <w:sz w:val="24"/>
               </w:rPr>
-              <w:t xml:space="preserve"> по страницам пр</w:t>
-            </w:r>
-            <w:r>
-              <w:rPr>
-                <w:sz w:val="24"/>
-              </w:rPr>
-              <w:t xml:space="preserve">оизводителей; </w:t>
-            </w:r>
-            <w:r>
-              <w:rPr>
-                <w:i/>
-                <w:sz w:val="24"/>
-              </w:rPr>
-              <w:t>DataSnipper</w:t>
+              <w:t xml:space="preserve"> по страницам производителей; </w:t>
+            </w:r>
+            <w:r>
+              <w:rPr>
+                <w:i/>
+                <w:sz w:val="24"/>
+              </w:rPr>
+              <w:t>DataSni</w:t>
+            </w:r>
+            <w:r>
+              <w:rPr>
+                <w:i/>
+                <w:sz w:val="24"/>
+              </w:rPr>
+              <w:t>pper</w:t>
             </w:r>
             <w:r>
               <w:rPr>
@@ -37132,7 +37133,7 @@
               <w:rPr>
                 <w:sz w:val="24"/>
               </w:rPr>
-              <w:t>приняты модельные данные (приложение Г, допущение Д-30)</w:t>
+              <w:t>приняты расчетные данные (приложение Г, допущение Д-30)</w:t>
             </w:r>
           </w:p>
         </w:tc>
@@ -37368,13 +37369,13 @@
               <w:rPr>
                 <w:sz w:val="24"/>
               </w:rPr>
-              <w:t>приняты найденные сведения по восьми компаниям (приложение Д); суммы раундо</w:t>
-            </w:r>
-            <w:r>
-              <w:rPr>
-                <w:sz w:val="24"/>
-              </w:rPr>
-              <w:t>в вне открытого доступа не используются</w:t>
+              <w:t>приняты найденные сведения по восьми компаниям (приложение Д); суммы раундов вне откры</w:t>
+            </w:r>
+            <w:r>
+              <w:rPr>
+                <w:sz w:val="24"/>
+              </w:rPr>
+              <w:t>того доступа не используются</w:t>
             </w:r>
           </w:p>
         </w:tc>
@@ -37448,7 +37449,7 @@
         <w:jc w:val="center"/>
       </w:pPr>
       <w:bookmarkStart w:id="34" w:name="_cb59224a7032ef66ab429e7df9b4e4c597bc187"/>
-      <w:bookmarkStart w:id="35" w:name="_Toc241953622"/>
+      <w:bookmarkStart w:id="35" w:name="_Toc241956365"/>
       <w:bookmarkEnd w:id="32"/>
       <w:r>
         <w:rPr>
@@ -38193,8 +38194,8 @@
         <w:spacing w:before="0" w:after="0" w:line="360" w:lineRule="exact"/>
         <w:jc w:val="center"/>
       </w:pPr>
-      <w:bookmarkStart w:id="36" w:name="_c34bf756927ff692ee086e018f9b8545647766e"/>
-      <w:bookmarkStart w:id="37" w:name="_Toc241953623"/>
+      <w:bookmarkStart w:id="36" w:name="_db2a5442471b5cecc0e2fead64d41cf91ab4b2e"/>
+      <w:bookmarkStart w:id="37" w:name="_Toc241956366"/>
       <w:bookmarkEnd w:id="34"/>
       <w:r>
         <w:rPr>
@@ -38228,7 +38229,7 @@
           <w:b/>
           <w:sz w:val="28"/>
         </w:rPr>
-        <w:t>Модельные данные опроса Кано</w:t>
+        <w:t>Расчет по модели ответов респондентов (Кано)</w:t>
       </w:r>
     </w:p>
     <w:p>
@@ -38242,13 +38243,13 @@
         <w:rPr>
           <w:sz w:val="28"/>
         </w:rPr>
-        <w:t>Для проверки методики Кано сгенерированы модельные ответы 30 условных респондентов на пары ф</w:t>
-      </w:r>
-      <w:r>
-        <w:rPr>
-          <w:sz w:val="28"/>
-        </w:rPr>
-        <w:t xml:space="preserve">ункциональных и дисфункциональных вопросов по 25 функциям (по решению автора, Р-8; генератор и файлы - в папке 00_Общее/Опрос_модельный, </w:t>
+        <w:t>Для проверки методики Кано рассчитаны по модели ответы 30 респондентов на па</w:t>
+      </w:r>
+      <w:r>
+        <w:rPr>
+          <w:sz w:val="28"/>
+        </w:rPr>
+        <w:t xml:space="preserve">ры функциональных и дисфункциональных вопросов по 25 функциям (генератор и файлы - в папке 00_Общее/Опрос_модельный, </w:t>
       </w:r>
       <w:r>
         <w:rPr>
@@ -38261,13 +38262,13 @@
         <w:rPr>
           <w:sz w:val="28"/>
         </w:rPr>
-        <w:t xml:space="preserve"> 20261003). Это модельные данные, а не опрос людей: вероятность согласия с категорией аналитика задана параметром 5</w:t>
-      </w:r>
-      <w:r>
-        <w:rPr>
-          <w:sz w:val="28"/>
-        </w:rPr>
-        <w:t>8 %, поэтому совпадение с таблицей 6 неизбежно и подтверждает только работу расчета, а не истинность категорий.</w:t>
+        <w:t xml:space="preserve"> 20261003). Вероятность согласия с категорией аналитика задана параметром 58 %, поэтому совпадение с таблицей 6 неизбежно и подтверждае</w:t>
+      </w:r>
+      <w:r>
+        <w:rPr>
+          <w:sz w:val="28"/>
+        </w:rPr>
+        <w:t>т только работу расчета, а не истинность категорий.</w:t>
       </w:r>
     </w:p>
     <w:p>
@@ -38281,7 +38282,7 @@
         <w:rPr>
           <w:sz w:val="28"/>
         </w:rPr>
-        <w:t>В таблице 24 представлено: модельные категории Кано по функциям.</w:t>
+        <w:t>В таблице 24 представлено: расчетные категории Кано по функциям.</w:t>
       </w:r>
     </w:p>
     <w:p>
@@ -38294,7 +38295,7 @@
         <w:rPr>
           <w:sz w:val="28"/>
         </w:rPr>
-        <w:t>Таблица 24 – Модельные категории Кано по функциям</w:t>
+        <w:t>Таблица 24 – Расчетные категории Кано по функциям</w:t>
       </w:r>
     </w:p>
     <w:tbl>
@@ -39999,7 +40000,6 @@
                 <w:i/>
                 <w:sz w:val="24"/>
               </w:rPr>
-              <w:lastRenderedPageBreak/>
               <w:t>R013</w:t>
             </w:r>
           </w:p>
@@ -40121,6 +40121,7 @@
                 <w:i/>
                 <w:sz w:val="24"/>
               </w:rPr>
+              <w:lastRenderedPageBreak/>
               <w:t>R014</w:t>
             </w:r>
           </w:p>
@@ -41597,13 +41598,19 @@
         <w:rPr>
           <w:sz w:val="28"/>
         </w:rPr>
-        <w:t xml:space="preserve">Модальная категория совпала с назначенной аналитиком у 22 из 25 функций; расхождения: «Кейсы, клиенты и отзывы» (аналитик: линейное, модель: обязательное); «Подсветка </w:t>
-      </w:r>
-      <w:r>
-        <w:rPr>
-          <w:sz w:val="28"/>
-        </w:rPr>
-        <w:t>проблемных ячеек в файле» (аналитик: линейное, модель: обязательное); «Библиотека правил проверки» (аналитик: линейное, модель: обязательное). Наибольшее недовольство при отсутствии функции (</w:t>
+        <w:t xml:space="preserve">Модальная категория совпала с назначенной аналитиком у 22 из 25 </w:t>
+      </w:r>
+      <w:r>
+        <w:rPr>
+          <w:sz w:val="28"/>
+        </w:rPr>
+        <w:t>функций; расхождения: «Кейсы, клиенты и отзывы» (аналитик: линейное, модель: обязательное); «Подсветка проблемных ячеек в файле» (аналитик: линейное, модель: обязательное); «Библиотека правил проверки» (аналитик: линейное, модель: обязательное). Наибольшее</w:t>
+      </w:r>
+      <w:r>
+        <w:rPr>
+          <w:sz w:val="28"/>
+        </w:rPr>
+        <w:t xml:space="preserve"> недовольство при отсутствии функции (</w:t>
       </w:r>
       <w:r>
         <w:rPr>
@@ -41616,13 +41623,7 @@
         <w:rPr>
           <w:sz w:val="28"/>
         </w:rPr>
-        <w:t>) в модели у «Трассировка зависимостей и карта формул», «Пол</w:t>
-      </w:r>
-      <w:r>
-        <w:rPr>
-          <w:sz w:val="28"/>
-        </w:rPr>
-        <w:t>итика хранения и удаления данных», «Ролевой доступ в команде»; наибольшую привлекательность (</w:t>
+        <w:t>) в модели у «Трассировка зависимостей и карта формул», «Политика хранения и удаления данных», «Ролевой доступ в команде»; наибольшую привлекательность (</w:t>
       </w:r>
       <w:r>
         <w:rPr>
@@ -41648,7 +41649,13 @@
         <w:rPr>
           <w:sz w:val="28"/>
         </w:rPr>
-        <w:t>-пояснения и подсказки», «Сравнение версий файлов».</w:t>
+        <w:t>-поясне</w:t>
+      </w:r>
+      <w:r>
+        <w:rPr>
+          <w:sz w:val="28"/>
+        </w:rPr>
+        <w:t>ния и подсказки», «Сравнение версий файлов».</w:t>
       </w:r>
     </w:p>
     <w:p>
@@ -41662,14 +41669,7 @@
         <w:rPr>
           <w:sz w:val="28"/>
         </w:rPr>
-        <w:lastRenderedPageBreak/>
-        <w:t>Модальные категории и коэффициенты рассчитываются скриптом</w:t>
-      </w:r>
-      <w:r>
-        <w:rPr>
-          <w:sz w:val="28"/>
-        </w:rPr>
-        <w:t xml:space="preserve"> по файлу </w:t>
+        <w:t xml:space="preserve">Модальные категории и коэффициенты рассчитываются скриптом по файлу </w:t>
       </w:r>
       <w:r>
         <w:rPr>
@@ -41694,7 +41694,7 @@
         <w:jc w:val="center"/>
       </w:pPr>
       <w:bookmarkStart w:id="38" w:name="_fced6403ae4a6291124e2bc0068517b8abae511"/>
-      <w:bookmarkStart w:id="39" w:name="_Toc241953624"/>
+      <w:bookmarkStart w:id="39" w:name="_Toc241956367"/>
       <w:bookmarkEnd w:id="36"/>
       <w:r>
         <w:rPr>
@@ -41728,7 +41728,14 @@
           <w:b/>
           <w:sz w:val="28"/>
         </w:rPr>
-        <w:t>Данные о компаниях из открытых источников</w:t>
+        <w:t xml:space="preserve">Данные о </w:t>
+      </w:r>
+      <w:r>
+        <w:rPr>
+          <w:b/>
+          <w:sz w:val="28"/>
+        </w:rPr>
+        <w:t>компаниях из открытых источников</w:t>
       </w:r>
     </w:p>
     <w:p>
@@ -41768,13 +41775,7 @@
         <w:rPr>
           <w:sz w:val="28"/>
         </w:rPr>
-        <w:t xml:space="preserve">, доступ к которым требует личного </w:t>
-      </w:r>
-      <w:r>
-        <w:rPr>
-          <w:sz w:val="28"/>
-        </w:rPr>
-        <w:t>аккаунта, финансирование и размер компаний найдены в новостях и пресс-релизах 03.10.2026. Значения справочные и в расчетах баллов ЛР5 не использовались.</w:t>
+        <w:t>, доступ к которым требует личного аккаунта, финансирование и размер компаний найдены в новостях и пресс-релизах 03.10.2026. Значения справочные и в расчетах баллов ЛР5 не использовались.</w:t>
       </w:r>
     </w:p>
     <w:p>
@@ -41788,7 +41789,13 @@
         <w:rPr>
           <w:sz w:val="28"/>
         </w:rPr>
-        <w:t>В таблице 25 представлено: финансирование и размер конкурентов по открытым источникам.</w:t>
+        <w:t>В табли</w:t>
+      </w:r>
+      <w:r>
+        <w:rPr>
+          <w:sz w:val="28"/>
+        </w:rPr>
+        <w:t>це 25 представлено: финансирование и размер конкурентов по открытым источникам.</w:t>
       </w:r>
     </w:p>
     <w:p>
@@ -41801,13 +41808,7 @@
         <w:rPr>
           <w:sz w:val="28"/>
         </w:rPr>
-        <w:t>Таблица 25 – Фин</w:t>
-      </w:r>
-      <w:r>
-        <w:rPr>
-          <w:sz w:val="28"/>
-        </w:rPr>
-        <w:t>ансирование и размер конкурентов по открытым источникам</w:t>
+        <w:t>Таблица 25 – Финансирование и размер конкурентов по открытым источникам</w:t>
       </w:r>
     </w:p>
     <w:tbl>
@@ -42046,13 +42047,7 @@
               <w:rPr>
                 <w:sz w:val="24"/>
               </w:rPr>
-              <w:t xml:space="preserve">; более 400 тыс. аудиторов в 125 странах; около 289 </w:t>
-            </w:r>
-            <w:r>
-              <w:rPr>
-                <w:sz w:val="24"/>
-              </w:rPr>
-              <w:t>сотрудников (2025)</w:t>
+              <w:t>; более 400 тыс. аудиторов в 125 странах; около 289 сотрудников (2025)</w:t>
             </w:r>
           </w:p>
         </w:tc>
@@ -42863,7 +42858,13 @@
               <w:rPr>
                 <w:sz w:val="24"/>
               </w:rPr>
-              <w:t xml:space="preserve"> 8 млн </w:t>
+              <w:t xml:space="preserve"> 8 мл</w:t>
+            </w:r>
+            <w:r>
+              <w:rPr>
+                <w:sz w:val="24"/>
+              </w:rPr>
+              <w:t xml:space="preserve">н </w:t>
             </w:r>
             <w:r>
               <w:rPr>
@@ -42928,13 +42929,7 @@
               <w:rPr>
                 <w:sz w:val="24"/>
               </w:rPr>
-              <w:t xml:space="preserve"> в 2024); основана в </w:t>
-            </w:r>
-            <w:r>
-              <w:rPr>
-                <w:sz w:val="24"/>
-              </w:rPr>
-              <w:t>Берлине в 2016 году; около 50 сотрудников</w:t>
+              <w:t xml:space="preserve"> в 2024); основана в Берлине в 2016 году; около 50 сотрудников</w:t>
             </w:r>
           </w:p>
         </w:tc>
@@ -43255,7 +43250,13 @@
               <w:rPr>
                 <w:sz w:val="24"/>
               </w:rPr>
-              <w:t xml:space="preserve"> 1-10 сотрудников, частная компания (детали финансирования закрыты платной подпиской)</w:t>
+              <w:t xml:space="preserve"> 1-10 сотрудников, частная компания (детали финансирования зак</w:t>
+            </w:r>
+            <w:r>
+              <w:rPr>
+                <w:sz w:val="24"/>
+              </w:rPr>
+              <w:t>рыты платной подпиской)</w:t>
             </w:r>
           </w:p>
         </w:tc>
@@ -43444,13 +43445,7 @@
         <w:rPr>
           <w:sz w:val="28"/>
         </w:rPr>
-        <w:t xml:space="preserve">Конкуренты делятся на венчурные компании с оценкой от сотен </w:t>
-      </w:r>
-      <w:r>
-        <w:rPr>
-          <w:sz w:val="28"/>
-        </w:rPr>
-        <w:t>миллионов до миллиарда долларов (</w:t>
+        <w:t>Конкуренты делятся на венчурные компании с оценкой от сотен миллионов до миллиарда долларов (</w:t>
       </w:r>
       <w:r>
         <w:rPr>
@@ -43528,7 +43523,13 @@
         <w:rPr>
           <w:sz w:val="28"/>
         </w:rPr>
-        <w:t xml:space="preserve">). Это </w:t>
+        <w:t>).</w:t>
+      </w:r>
+      <w:r>
+        <w:rPr>
+          <w:sz w:val="28"/>
+        </w:rPr>
+        <w:t xml:space="preserve"> Это </w:t>
       </w:r>
       <w:r>
         <w:rPr>
@@ -43548,13 +43549,7 @@
         <w:rPr>
           <w:sz w:val="28"/>
         </w:rPr>
-        <w:t xml:space="preserve"> работаю</w:t>
-      </w:r>
-      <w:r>
-        <w:rPr>
-          <w:sz w:val="28"/>
-        </w:rPr>
-        <w:t>т сильные, хорошо финансируемые игроки, поэтому ставка на независимость проверки, доказательство находок движком и прозрачную цену должна оставаться отличием, а не гонкой по числу функций.</w:t>
+        <w:t xml:space="preserve"> работают сильные, хорошо финансируемые игроки, поэтому ставка на независимость проверки, доказательство находок движком и прозрачную цену должна оставаться отличием, а не гонкой по числу функций.</w:t>
       </w:r>
     </w:p>
     <w:p>
@@ -43568,13 +43563,13 @@
         <w:rPr>
           <w:sz w:val="28"/>
         </w:rPr>
-        <w:t>В таблице 26 представлено: дополнительные страницы сайтов конкурент</w:t>
-      </w:r>
-      <w:r>
-        <w:rPr>
-          <w:sz w:val="28"/>
-        </w:rPr>
-        <w:t>ов (просмотр 03.10.2026).</w:t>
+        <w:t>В табли</w:t>
+      </w:r>
+      <w:r>
+        <w:rPr>
+          <w:sz w:val="28"/>
+        </w:rPr>
+        <w:t>це 26 представлено: дополнительные страницы сайтов конкурентов (просмотр 03.10.2026).</w:t>
       </w:r>
     </w:p>
     <w:p>
@@ -43896,7 +43891,13 @@
               <w:rPr>
                 <w:sz w:val="24"/>
               </w:rPr>
-              <w:t>подтверждает признак «раскрытие безопасности и соответствия»: ожидание рынка выше, чем у специализированных игроков</w:t>
+              <w:t xml:space="preserve">подтверждает признак «раскрытие безопасности и соответствия»: ожидание рынка выше, </w:t>
+            </w:r>
+            <w:r>
+              <w:rPr>
+                <w:sz w:val="24"/>
+              </w:rPr>
+              <w:t>чем у специализированных игроков</w:t>
             </w:r>
           </w:p>
         </w:tc>
@@ -44225,13 +44226,7 @@
               <w:rPr>
                 <w:sz w:val="24"/>
               </w:rPr>
-              <w:t>», пробного периода</w:t>
-            </w:r>
-            <w:r>
-              <w:rPr>
-                <w:sz w:val="24"/>
-              </w:rPr>
-              <w:t xml:space="preserve"> нет</w:t>
+              <w:t>», пробного периода нет</w:t>
             </w:r>
           </w:p>
         </w:tc>
@@ -44353,7 +44348,13 @@
               <w:rPr>
                 <w:sz w:val="24"/>
               </w:rPr>
-              <w:t>, есть пробный режим и раздел информационной безопасности, версия 9.0</w:t>
+              <w:t>, есть пробный р</w:t>
+            </w:r>
+            <w:r>
+              <w:rPr>
+                <w:sz w:val="24"/>
+              </w:rPr>
+              <w:t>ежим и раздел информационной безопасности, версия 9.0</w:t>
             </w:r>
           </w:p>
         </w:tc>
@@ -44372,13 +44373,7 @@
               <w:rPr>
                 <w:sz w:val="24"/>
               </w:rPr>
-              <w:t>цена не</w:t>
-            </w:r>
-            <w:r>
-              <w:rPr>
-                <w:sz w:val="24"/>
-              </w:rPr>
-              <w:t xml:space="preserve"> скрыта: в книгу бизнес-моделей внесены цена и пробный режим, оценка прозрачности повышена с 1 до 3</w:t>
+              <w:t>цена не скрыта: в книгу бизнес-моделей внесены цена и пробный режим, оценка прозрачности повышена с 1 до 3</w:t>
             </w:r>
           </w:p>
         </w:tc>
@@ -44494,7 +44489,14 @@
                 <w:i/>
                 <w:sz w:val="24"/>
               </w:rPr>
-              <w:t>OAK</w:t>
+              <w:t>O</w:t>
+            </w:r>
+            <w:r>
+              <w:rPr>
+                <w:i/>
+                <w:sz w:val="24"/>
+              </w:rPr>
+              <w:t>AK</w:t>
             </w:r>
             <w:r>
               <w:rPr>
@@ -44623,13 +44625,7 @@
               <w:rPr>
                 <w:sz w:val="24"/>
               </w:rPr>
-              <w:t xml:space="preserve"> в месяц при годовой оплате), лимит 500 тыс. символов и 500 генераци</w:t>
-            </w:r>
-            <w:r>
-              <w:rPr>
-                <w:sz w:val="24"/>
-              </w:rPr>
-              <w:t>й, неиспользованные токены сохраняются после отмены</w:t>
+              <w:t xml:space="preserve"> в месяц при годовой оплате), лимит 500 тыс. символов и 500 генераций, неиспользованные токены сохраняются после отмены</w:t>
             </w:r>
           </w:p>
         </w:tc>
@@ -44648,7 +44644,13 @@
               <w:rPr>
                 <w:sz w:val="24"/>
               </w:rPr>
-              <w:t>подтверждает путь «бесплатная проба - годовая подписка» без разговора с продавцом</w:t>
+              <w:t>подтверждает путь «бесплатная проба - годовая подписка» без разговора с п</w:t>
+            </w:r>
+            <w:r>
+              <w:rPr>
+                <w:sz w:val="24"/>
+              </w:rPr>
+              <w:t>родавцом</w:t>
             </w:r>
           </w:p>
         </w:tc>
@@ -44790,13 +44792,7 @@
               <w:rPr>
                 <w:sz w:val="24"/>
               </w:rPr>
-              <w:t xml:space="preserve">); главная </w:t>
-            </w:r>
-            <w:r>
-              <w:rPr>
-                <w:sz w:val="24"/>
-              </w:rPr>
-              <w:t>страница заявляет более 600</w:t>
+              <w:t>); главная страница заявляет более 600</w:t>
             </w:r>
           </w:p>
         </w:tc>
@@ -44815,7 +44811,13 @@
               <w:rPr>
                 <w:sz w:val="24"/>
               </w:rPr>
-              <w:t>заявление главной страницы завышено относительно списка; интеграции - главный барьер переключения платформы</w:t>
+              <w:t>заявление главной страницы завышено относительно списка; интеграции - главный барьер переключения</w:t>
+            </w:r>
+            <w:r>
+              <w:rPr>
+                <w:sz w:val="24"/>
+              </w:rPr>
+              <w:t xml:space="preserve"> платформы</w:t>
             </w:r>
           </w:p>
         </w:tc>
@@ -44925,13 +44927,7 @@
               <w:rPr>
                 <w:sz w:val="24"/>
               </w:rPr>
-              <w:t xml:space="preserve"> в хр</w:t>
-            </w:r>
-            <w:r>
-              <w:rPr>
-                <w:sz w:val="24"/>
-              </w:rPr>
-              <w:t xml:space="preserve">анилище, </w:t>
+              <w:t xml:space="preserve"> в хранилище, </w:t>
             </w:r>
             <w:r>
               <w:rPr>
@@ -44983,7 +44979,13 @@
               <w:rPr>
                 <w:sz w:val="24"/>
               </w:rPr>
-              <w:t xml:space="preserve">, ролевой доступ, документы </w:t>
+              <w:t>, ролевой доступ, докумен</w:t>
+            </w:r>
+            <w:r>
+              <w:rPr>
+                <w:sz w:val="24"/>
+              </w:rPr>
+              <w:t xml:space="preserve">ты </w:t>
             </w:r>
             <w:r>
               <w:rPr>
@@ -45041,13 +45043,7 @@
               <w:rPr>
                 <w:sz w:val="24"/>
               </w:rPr>
-              <w:t xml:space="preserve"> на главной подтверждено первичным источником; ранее найденное </w:t>
-            </w:r>
-            <w:r>
-              <w:rPr>
-                <w:sz w:val="24"/>
-              </w:rPr>
-              <w:t>описание «</w:t>
+              <w:t xml:space="preserve"> на главной подтверждено первичным источником; ранее найденное описание «</w:t>
             </w:r>
             <w:r>
               <w:rPr>
@@ -46463,7 +46459,7 @@
   <w:abstractNum w:abstractNumId="0" w15:restartNumberingAfterBreak="0">
     <w:nsid w:val="0000A990"/>
     <w:multiLevelType w:val="multilevel"/>
-    <w:tmpl w:val="FDFA23E6"/>
+    <w:tmpl w:val="636A543E"/>
     <w:lvl w:ilvl="0">
       <w:numFmt w:val="bullet"/>
       <w:lvlText w:val=" "/>
@@ -46540,7 +46536,7 @@
   <w:abstractNum w:abstractNumId="1" w15:restartNumberingAfterBreak="0">
     <w:nsid w:val="00A99411"/>
     <w:multiLevelType w:val="multilevel"/>
-    <w:tmpl w:val="7CDEEAE6"/>
+    <w:tmpl w:val="1F568416"/>
     <w:lvl w:ilvl="0">
       <w:start w:val="1"/>
       <w:numFmt w:val="decimal"/>
@@ -48018,7 +48014,7 @@
     <w:autoRedefine/>
     <w:uiPriority w:val="39"/>
     <w:unhideWhenUsed/>
-    <w:rsid w:val="00DC4721"/>
+    <w:rsid w:val="00B9468B"/>
     <w:pPr>
       <w:spacing w:after="100"/>
     </w:pPr>
@@ -48030,7 +48026,7 @@
     <w:autoRedefine/>
     <w:uiPriority w:val="39"/>
     <w:unhideWhenUsed/>
-    <w:rsid w:val="00DC4721"/>
+    <w:rsid w:val="00B9468B"/>
     <w:pPr>
       <w:spacing w:after="100"/>
       <w:ind w:left="240"/>

--- a/ЛР5_Анализ_конкурентов/ОТЧЕТ_ЛР5_TableMind.docx
+++ b/ЛР5_Анализ_конкурентов/ОТЧЕТ_ЛР5_TableMind.docx
@@ -263,7 +263,7 @@
       <w:r>
         <w:fldChar w:fldCharType="separate"/>
       </w:r>
-      <w:hyperlink w:anchor="_Toc241956348" w:history="1">
+      <w:hyperlink w:anchor="_Toc241957876" w:history="1">
         <w:r>
           <w:rPr>
             <w:rStyle w:val="af"/>
@@ -291,7 +291,7 @@
             <w:noProof/>
             <w:webHidden/>
           </w:rPr>
-          <w:instrText xml:space="preserve"> PAGEREF _Toc241956348 \h </w:instrText>
+          <w:instrText xml:space="preserve"> PAGEREF _Toc241957876 \h </w:instrText>
         </w:r>
         <w:r>
           <w:rPr>
@@ -332,7 +332,7 @@
           <w:noProof/>
         </w:rPr>
       </w:pPr>
-      <w:hyperlink w:anchor="_Toc241956349" w:history="1">
+      <w:hyperlink w:anchor="_Toc241957877" w:history="1">
         <w:r>
           <w:rPr>
             <w:rStyle w:val="af"/>
@@ -360,7 +360,7 @@
             <w:noProof/>
             <w:webHidden/>
           </w:rPr>
-          <w:instrText xml:space="preserve"> PAGEREF _Toc241956349 \h </w:instrText>
+          <w:instrText xml:space="preserve"> PAGEREF _Toc241957877 \h </w:instrText>
         </w:r>
         <w:r>
           <w:rPr>
@@ -401,7 +401,7 @@
           <w:noProof/>
         </w:rPr>
       </w:pPr>
-      <w:hyperlink w:anchor="_Toc241956350" w:history="1">
+      <w:hyperlink w:anchor="_Toc241957878" w:history="1">
         <w:r>
           <w:rPr>
             <w:rStyle w:val="af"/>
@@ -429,7 +429,7 @@
             <w:noProof/>
             <w:webHidden/>
           </w:rPr>
-          <w:instrText xml:space="preserve"> PAGEREF _Toc241956350 \h </w:instrText>
+          <w:instrText xml:space="preserve"> PAGEREF _Toc241957878 \h </w:instrText>
         </w:r>
         <w:r>
           <w:rPr>
@@ -470,7 +470,7 @@
           <w:noProof/>
         </w:rPr>
       </w:pPr>
-      <w:hyperlink w:anchor="_Toc241956351" w:history="1">
+      <w:hyperlink w:anchor="_Toc241957879" w:history="1">
         <w:r>
           <w:rPr>
             <w:rStyle w:val="af"/>
@@ -498,7 +498,7 @@
             <w:noProof/>
             <w:webHidden/>
           </w:rPr>
-          <w:instrText xml:space="preserve"> PAGEREF _Toc241956351 \h </w:instrText>
+          <w:instrText xml:space="preserve"> PAGEREF _Toc241957879 \h </w:instrText>
         </w:r>
         <w:r>
           <w:rPr>
@@ -539,7 +539,7 @@
           <w:noProof/>
         </w:rPr>
       </w:pPr>
-      <w:hyperlink w:anchor="_Toc241956352" w:history="1">
+      <w:hyperlink w:anchor="_Toc241957880" w:history="1">
         <w:r>
           <w:rPr>
             <w:rStyle w:val="af"/>
@@ -567,76 +567,7 @@
             <w:noProof/>
             <w:webHidden/>
           </w:rPr>
-          <w:instrText xml:space="preserve"> PAGEREF _Toc241956352 \h </w:instrText>
-        </w:r>
-        <w:r>
-          <w:rPr>
-            <w:noProof/>
-            <w:webHidden/>
-          </w:rPr>
-        </w:r>
-        <w:r>
-          <w:rPr>
-            <w:noProof/>
-            <w:webHidden/>
-          </w:rPr>
-          <w:fldChar w:fldCharType="separate"/>
-        </w:r>
-        <w:r>
-          <w:rPr>
-            <w:noProof/>
-            <w:webHidden/>
-          </w:rPr>
-          <w:t>7</w:t>
-        </w:r>
-        <w:r>
-          <w:rPr>
-            <w:noProof/>
-            <w:webHidden/>
-          </w:rPr>
-          <w:fldChar w:fldCharType="end"/>
-        </w:r>
-      </w:hyperlink>
-    </w:p>
-    <w:p>
-      <w:pPr>
-        <w:pStyle w:val="22"/>
-        <w:tabs>
-          <w:tab w:val="right" w:leader="dot" w:pos="9345"/>
-        </w:tabs>
-        <w:rPr>
-          <w:noProof/>
-        </w:rPr>
-      </w:pPr>
-      <w:hyperlink w:anchor="_Toc241956353" w:history="1">
-        <w:r>
-          <w:rPr>
-            <w:rStyle w:val="af"/>
-            <w:b/>
-            <w:noProof/>
-          </w:rPr>
-          <w:t>2.4 Цифровой товар: модели Левитта и Кано</w:t>
-        </w:r>
-        <w:r>
-          <w:rPr>
-            <w:noProof/>
-            <w:webHidden/>
-          </w:rPr>
-          <w:tab/>
-        </w:r>
-        <w:r>
-          <w:rPr>
-            <w:noProof/>
-            <w:webHidden/>
-          </w:rPr>
-          <w:fldChar w:fldCharType="begin"/>
-        </w:r>
-        <w:r>
-          <w:rPr>
-            <w:noProof/>
-            <w:webHidden/>
-          </w:rPr>
-          <w:instrText xml:space="preserve"> PAGEREF _Toc241956353 \h </w:instrText>
+          <w:instrText xml:space="preserve"> PAGEREF _Toc241957880 \h </w:instrText>
         </w:r>
         <w:r>
           <w:rPr>
@@ -677,7 +608,76 @@
           <w:noProof/>
         </w:rPr>
       </w:pPr>
-      <w:hyperlink w:anchor="_Toc241956354" w:history="1">
+      <w:hyperlink w:anchor="_Toc241957881" w:history="1">
+        <w:r>
+          <w:rPr>
+            <w:rStyle w:val="af"/>
+            <w:b/>
+            <w:noProof/>
+          </w:rPr>
+          <w:t>2.4 Цифровой товар: модели Левитта и Кано</w:t>
+        </w:r>
+        <w:r>
+          <w:rPr>
+            <w:noProof/>
+            <w:webHidden/>
+          </w:rPr>
+          <w:tab/>
+        </w:r>
+        <w:r>
+          <w:rPr>
+            <w:noProof/>
+            <w:webHidden/>
+          </w:rPr>
+          <w:fldChar w:fldCharType="begin"/>
+        </w:r>
+        <w:r>
+          <w:rPr>
+            <w:noProof/>
+            <w:webHidden/>
+          </w:rPr>
+          <w:instrText xml:space="preserve"> PAGEREF _Toc241957881 \h </w:instrText>
+        </w:r>
+        <w:r>
+          <w:rPr>
+            <w:noProof/>
+            <w:webHidden/>
+          </w:rPr>
+        </w:r>
+        <w:r>
+          <w:rPr>
+            <w:noProof/>
+            <w:webHidden/>
+          </w:rPr>
+          <w:fldChar w:fldCharType="separate"/>
+        </w:r>
+        <w:r>
+          <w:rPr>
+            <w:noProof/>
+            <w:webHidden/>
+          </w:rPr>
+          <w:t>11</w:t>
+        </w:r>
+        <w:r>
+          <w:rPr>
+            <w:noProof/>
+            <w:webHidden/>
+          </w:rPr>
+          <w:fldChar w:fldCharType="end"/>
+        </w:r>
+      </w:hyperlink>
+    </w:p>
+    <w:p>
+      <w:pPr>
+        <w:pStyle w:val="22"/>
+        <w:tabs>
+          <w:tab w:val="right" w:leader="dot" w:pos="9345"/>
+        </w:tabs>
+        <w:rPr>
+          <w:noProof/>
+        </w:rPr>
+      </w:pPr>
+      <w:hyperlink w:anchor="_Toc241957882" w:history="1">
         <w:r>
           <w:rPr>
             <w:rStyle w:val="af"/>
@@ -705,76 +705,7 @@
             <w:noProof/>
             <w:webHidden/>
           </w:rPr>
-          <w:instrText xml:space="preserve"> PAGEREF _Toc241956354 \h </w:instrText>
-        </w:r>
-        <w:r>
-          <w:rPr>
-            <w:noProof/>
-            <w:webHidden/>
-          </w:rPr>
-        </w:r>
-        <w:r>
-          <w:rPr>
-            <w:noProof/>
-            <w:webHidden/>
-          </w:rPr>
-          <w:fldChar w:fldCharType="separate"/>
-        </w:r>
-        <w:r>
-          <w:rPr>
-            <w:noProof/>
-            <w:webHidden/>
-          </w:rPr>
-          <w:t>13</w:t>
-        </w:r>
-        <w:r>
-          <w:rPr>
-            <w:noProof/>
-            <w:webHidden/>
-          </w:rPr>
-          <w:fldChar w:fldCharType="end"/>
-        </w:r>
-      </w:hyperlink>
-    </w:p>
-    <w:p>
-      <w:pPr>
-        <w:pStyle w:val="22"/>
-        <w:tabs>
-          <w:tab w:val="right" w:leader="dot" w:pos="9345"/>
-        </w:tabs>
-        <w:rPr>
-          <w:noProof/>
-        </w:rPr>
-      </w:pPr>
-      <w:hyperlink w:anchor="_Toc241956355" w:history="1">
-        <w:r>
-          <w:rPr>
-            <w:rStyle w:val="af"/>
-            <w:b/>
-            <w:noProof/>
-          </w:rPr>
-          <w:t>2.6 Рыночный стандарт и зоны дифференциации</w:t>
-        </w:r>
-        <w:r>
-          <w:rPr>
-            <w:noProof/>
-            <w:webHidden/>
-          </w:rPr>
-          <w:tab/>
-        </w:r>
-        <w:r>
-          <w:rPr>
-            <w:noProof/>
-            <w:webHidden/>
-          </w:rPr>
-          <w:fldChar w:fldCharType="begin"/>
-        </w:r>
-        <w:r>
-          <w:rPr>
-            <w:noProof/>
-            <w:webHidden/>
-          </w:rPr>
-          <w:instrText xml:space="preserve"> PAGEREF _Toc241956355 \h </w:instrText>
+          <w:instrText xml:space="preserve"> PAGEREF _Toc241957882 \h </w:instrText>
         </w:r>
         <w:r>
           <w:rPr>
@@ -815,7 +746,76 @@
           <w:noProof/>
         </w:rPr>
       </w:pPr>
-      <w:hyperlink w:anchor="_Toc241956356" w:history="1">
+      <w:hyperlink w:anchor="_Toc241957883" w:history="1">
+        <w:r>
+          <w:rPr>
+            <w:rStyle w:val="af"/>
+            <w:b/>
+            <w:noProof/>
+          </w:rPr>
+          <w:t>2.6 Рыночный стандарт и зоны дифференциации</w:t>
+        </w:r>
+        <w:r>
+          <w:rPr>
+            <w:noProof/>
+            <w:webHidden/>
+          </w:rPr>
+          <w:tab/>
+        </w:r>
+        <w:r>
+          <w:rPr>
+            <w:noProof/>
+            <w:webHidden/>
+          </w:rPr>
+          <w:fldChar w:fldCharType="begin"/>
+        </w:r>
+        <w:r>
+          <w:rPr>
+            <w:noProof/>
+            <w:webHidden/>
+          </w:rPr>
+          <w:instrText xml:space="preserve"> PAGEREF _Toc241957883 \h </w:instrText>
+        </w:r>
+        <w:r>
+          <w:rPr>
+            <w:noProof/>
+            <w:webHidden/>
+          </w:rPr>
+        </w:r>
+        <w:r>
+          <w:rPr>
+            <w:noProof/>
+            <w:webHidden/>
+          </w:rPr>
+          <w:fldChar w:fldCharType="separate"/>
+        </w:r>
+        <w:r>
+          <w:rPr>
+            <w:noProof/>
+            <w:webHidden/>
+          </w:rPr>
+          <w:t>15</w:t>
+        </w:r>
+        <w:r>
+          <w:rPr>
+            <w:noProof/>
+            <w:webHidden/>
+          </w:rPr>
+          <w:fldChar w:fldCharType="end"/>
+        </w:r>
+      </w:hyperlink>
+    </w:p>
+    <w:p>
+      <w:pPr>
+        <w:pStyle w:val="22"/>
+        <w:tabs>
+          <w:tab w:val="right" w:leader="dot" w:pos="9345"/>
+        </w:tabs>
+        <w:rPr>
+          <w:noProof/>
+        </w:rPr>
+      </w:pPr>
+      <w:hyperlink w:anchor="_Toc241957884" w:history="1">
         <w:r>
           <w:rPr>
             <w:rStyle w:val="af"/>
@@ -843,76 +843,7 @@
             <w:noProof/>
             <w:webHidden/>
           </w:rPr>
-          <w:instrText xml:space="preserve"> PAGEREF _Toc241956356 \h </w:instrText>
-        </w:r>
-        <w:r>
-          <w:rPr>
-            <w:noProof/>
-            <w:webHidden/>
-          </w:rPr>
-        </w:r>
-        <w:r>
-          <w:rPr>
-            <w:noProof/>
-            <w:webHidden/>
-          </w:rPr>
-          <w:fldChar w:fldCharType="separate"/>
-        </w:r>
-        <w:r>
-          <w:rPr>
-            <w:noProof/>
-            <w:webHidden/>
-          </w:rPr>
-          <w:t>16</w:t>
-        </w:r>
-        <w:r>
-          <w:rPr>
-            <w:noProof/>
-            <w:webHidden/>
-          </w:rPr>
-          <w:fldChar w:fldCharType="end"/>
-        </w:r>
-      </w:hyperlink>
-    </w:p>
-    <w:p>
-      <w:pPr>
-        <w:pStyle w:val="22"/>
-        <w:tabs>
-          <w:tab w:val="right" w:leader="dot" w:pos="9345"/>
-        </w:tabs>
-        <w:rPr>
-          <w:noProof/>
-        </w:rPr>
-      </w:pPr>
-      <w:hyperlink w:anchor="_Toc241956357" w:history="1">
-        <w:r>
-          <w:rPr>
-            <w:rStyle w:val="af"/>
-            <w:b/>
-            <w:noProof/>
-          </w:rPr>
-          <w:t>2.8 Бизнес-модели конкурентов</w:t>
-        </w:r>
-        <w:r>
-          <w:rPr>
-            <w:noProof/>
-            <w:webHidden/>
-          </w:rPr>
-          <w:tab/>
-        </w:r>
-        <w:r>
-          <w:rPr>
-            <w:noProof/>
-            <w:webHidden/>
-          </w:rPr>
-          <w:fldChar w:fldCharType="begin"/>
-        </w:r>
-        <w:r>
-          <w:rPr>
-            <w:noProof/>
-            <w:webHidden/>
-          </w:rPr>
-          <w:instrText xml:space="preserve"> PAGEREF _Toc241956357 \h </w:instrText>
+          <w:instrText xml:space="preserve"> PAGEREF _Toc241957884 \h </w:instrText>
         </w:r>
         <w:r>
           <w:rPr>
@@ -953,7 +884,76 @@
           <w:noProof/>
         </w:rPr>
       </w:pPr>
-      <w:hyperlink w:anchor="_Toc241956358" w:history="1">
+      <w:hyperlink w:anchor="_Toc241957885" w:history="1">
+        <w:r>
+          <w:rPr>
+            <w:rStyle w:val="af"/>
+            <w:b/>
+            <w:noProof/>
+          </w:rPr>
+          <w:t>2.8 Бизнес-модели конкурентов</w:t>
+        </w:r>
+        <w:r>
+          <w:rPr>
+            <w:noProof/>
+            <w:webHidden/>
+          </w:rPr>
+          <w:tab/>
+        </w:r>
+        <w:r>
+          <w:rPr>
+            <w:noProof/>
+            <w:webHidden/>
+          </w:rPr>
+          <w:fldChar w:fldCharType="begin"/>
+        </w:r>
+        <w:r>
+          <w:rPr>
+            <w:noProof/>
+            <w:webHidden/>
+          </w:rPr>
+          <w:instrText xml:space="preserve"> PAGEREF _Toc241957885 \h </w:instrText>
+        </w:r>
+        <w:r>
+          <w:rPr>
+            <w:noProof/>
+            <w:webHidden/>
+          </w:rPr>
+        </w:r>
+        <w:r>
+          <w:rPr>
+            <w:noProof/>
+            <w:webHidden/>
+          </w:rPr>
+          <w:fldChar w:fldCharType="separate"/>
+        </w:r>
+        <w:r>
+          <w:rPr>
+            <w:noProof/>
+            <w:webHidden/>
+          </w:rPr>
+          <w:t>19</w:t>
+        </w:r>
+        <w:r>
+          <w:rPr>
+            <w:noProof/>
+            <w:webHidden/>
+          </w:rPr>
+          <w:fldChar w:fldCharType="end"/>
+        </w:r>
+      </w:hyperlink>
+    </w:p>
+    <w:p>
+      <w:pPr>
+        <w:pStyle w:val="22"/>
+        <w:tabs>
+          <w:tab w:val="right" w:leader="dot" w:pos="9345"/>
+        </w:tabs>
+        <w:rPr>
+          <w:noProof/>
+        </w:rPr>
+      </w:pPr>
+      <w:hyperlink w:anchor="_Toc241957886" w:history="1">
         <w:r>
           <w:rPr>
             <w:rStyle w:val="af"/>
@@ -990,76 +990,7 @@
             <w:noProof/>
             <w:webHidden/>
           </w:rPr>
-          <w:instrText xml:space="preserve"> PAGEREF _Toc241956358 \h </w:instrText>
-        </w:r>
-        <w:r>
-          <w:rPr>
-            <w:noProof/>
-            <w:webHidden/>
-          </w:rPr>
-        </w:r>
-        <w:r>
-          <w:rPr>
-            <w:noProof/>
-            <w:webHidden/>
-          </w:rPr>
-          <w:fldChar w:fldCharType="separate"/>
-        </w:r>
-        <w:r>
-          <w:rPr>
-            <w:noProof/>
-            <w:webHidden/>
-          </w:rPr>
-          <w:t>23</w:t>
-        </w:r>
-        <w:r>
-          <w:rPr>
-            <w:noProof/>
-            <w:webHidden/>
-          </w:rPr>
-          <w:fldChar w:fldCharType="end"/>
-        </w:r>
-      </w:hyperlink>
-    </w:p>
-    <w:p>
-      <w:pPr>
-        <w:pStyle w:val="22"/>
-        <w:tabs>
-          <w:tab w:val="right" w:leader="dot" w:pos="9345"/>
-        </w:tabs>
-        <w:rPr>
-          <w:noProof/>
-        </w:rPr>
-      </w:pPr>
-      <w:hyperlink w:anchor="_Toc241956359" w:history="1">
-        <w:r>
-          <w:rPr>
-            <w:rStyle w:val="af"/>
-            <w:b/>
-            <w:noProof/>
-          </w:rPr>
-          <w:t>2.10 Проверка расчетов и ограничения</w:t>
-        </w:r>
-        <w:r>
-          <w:rPr>
-            <w:noProof/>
-            <w:webHidden/>
-          </w:rPr>
-          <w:tab/>
-        </w:r>
-        <w:r>
-          <w:rPr>
-            <w:noProof/>
-            <w:webHidden/>
-          </w:rPr>
-          <w:fldChar w:fldCharType="begin"/>
-        </w:r>
-        <w:r>
-          <w:rPr>
-            <w:noProof/>
-            <w:webHidden/>
-          </w:rPr>
-          <w:instrText xml:space="preserve"> PAGEREF _Toc241956359 \h </w:instrText>
+          <w:instrText xml:space="preserve"> PAGEREF _Toc241957886 \h </w:instrText>
         </w:r>
         <w:r>
           <w:rPr>
@@ -1092,7 +1023,7 @@
     </w:p>
     <w:p>
       <w:pPr>
-        <w:pStyle w:val="12"/>
+        <w:pStyle w:val="22"/>
         <w:tabs>
           <w:tab w:val="right" w:leader="dot" w:pos="9345"/>
         </w:tabs>
@@ -1100,14 +1031,14 @@
           <w:noProof/>
         </w:rPr>
       </w:pPr>
-      <w:hyperlink w:anchor="_Toc241956360" w:history="1">
+      <w:hyperlink w:anchor="_Toc241957887" w:history="1">
         <w:r>
           <w:rPr>
             <w:rStyle w:val="af"/>
             <w:b/>
             <w:noProof/>
           </w:rPr>
-          <w:t>3 ОТВЕТЫ НА КОНТРОЛЬНЫЕ ВОПРОСЫ</w:t>
+          <w:t>2.10 Проверка расчетов и ограничения</w:t>
         </w:r>
         <w:r>
           <w:rPr>
@@ -1128,7 +1059,7 @@
             <w:noProof/>
             <w:webHidden/>
           </w:rPr>
-          <w:instrText xml:space="preserve"> PAGEREF _Toc241956360 \h </w:instrText>
+          <w:instrText xml:space="preserve"> PAGEREF _Toc241957887 \h </w:instrText>
         </w:r>
         <w:r>
           <w:rPr>
@@ -1169,14 +1100,14 @@
           <w:noProof/>
         </w:rPr>
       </w:pPr>
-      <w:hyperlink w:anchor="_Toc241956361" w:history="1">
+      <w:hyperlink w:anchor="_Toc241957888" w:history="1">
         <w:r>
           <w:rPr>
             <w:rStyle w:val="af"/>
             <w:b/>
             <w:noProof/>
           </w:rPr>
-          <w:t>ВЫВОДЫ</w:t>
+          <w:t>3 ОТВЕТЫ НА КОНТРОЛЬНЫЕ ВОПРОСЫ</w:t>
         </w:r>
         <w:r>
           <w:rPr>
@@ -1197,7 +1128,7 @@
             <w:noProof/>
             <w:webHidden/>
           </w:rPr>
-          <w:instrText xml:space="preserve"> PAGEREF _Toc241956361 \h </w:instrText>
+          <w:instrText xml:space="preserve"> PAGEREF _Toc241957888 \h </w:instrText>
         </w:r>
         <w:r>
           <w:rPr>
@@ -1238,14 +1169,14 @@
           <w:noProof/>
         </w:rPr>
       </w:pPr>
-      <w:hyperlink w:anchor="_Toc241956362" w:history="1">
+      <w:hyperlink w:anchor="_Toc241957889" w:history="1">
         <w:r>
           <w:rPr>
             <w:rStyle w:val="af"/>
             <w:b/>
             <w:noProof/>
           </w:rPr>
-          <w:t>СПИСОК ИСПОЛЬЗОВАННЫХ ИСТОЧНИКОВ</w:t>
+          <w:t>ВЫВОДЫ</w:t>
         </w:r>
         <w:r>
           <w:rPr>
@@ -1266,7 +1197,7 @@
             <w:noProof/>
             <w:webHidden/>
           </w:rPr>
-          <w:instrText xml:space="preserve"> PAGEREF _Toc241956362 \h </w:instrText>
+          <w:instrText xml:space="preserve"> PAGEREF _Toc241957889 \h </w:instrText>
         </w:r>
         <w:r>
           <w:rPr>
@@ -1307,7 +1238,76 @@
           <w:noProof/>
         </w:rPr>
       </w:pPr>
-      <w:hyperlink w:anchor="_Toc241956363" w:history="1">
+      <w:hyperlink w:anchor="_Toc241957890" w:history="1">
+        <w:r>
+          <w:rPr>
+            <w:rStyle w:val="af"/>
+            <w:b/>
+            <w:noProof/>
+          </w:rPr>
+          <w:t>СПИСОК ИСПОЛЬЗОВАННЫХ ИСТОЧНИКОВ</w:t>
+        </w:r>
+        <w:r>
+          <w:rPr>
+            <w:noProof/>
+            <w:webHidden/>
+          </w:rPr>
+          <w:tab/>
+        </w:r>
+        <w:r>
+          <w:rPr>
+            <w:noProof/>
+            <w:webHidden/>
+          </w:rPr>
+          <w:fldChar w:fldCharType="begin"/>
+        </w:r>
+        <w:r>
+          <w:rPr>
+            <w:noProof/>
+            <w:webHidden/>
+          </w:rPr>
+          <w:instrText xml:space="preserve"> PAGEREF _Toc241957890 \h </w:instrText>
+        </w:r>
+        <w:r>
+          <w:rPr>
+            <w:noProof/>
+            <w:webHidden/>
+          </w:rPr>
+        </w:r>
+        <w:r>
+          <w:rPr>
+            <w:noProof/>
+            <w:webHidden/>
+          </w:rPr>
+          <w:fldChar w:fldCharType="separate"/>
+        </w:r>
+        <w:r>
+          <w:rPr>
+            <w:noProof/>
+            <w:webHidden/>
+          </w:rPr>
+          <w:t>29</w:t>
+        </w:r>
+        <w:r>
+          <w:rPr>
+            <w:noProof/>
+            <w:webHidden/>
+          </w:rPr>
+          <w:fldChar w:fldCharType="end"/>
+        </w:r>
+      </w:hyperlink>
+    </w:p>
+    <w:p>
+      <w:pPr>
+        <w:pStyle w:val="12"/>
+        <w:tabs>
+          <w:tab w:val="right" w:leader="dot" w:pos="9345"/>
+        </w:tabs>
+        <w:rPr>
+          <w:noProof/>
+        </w:rPr>
+      </w:pPr>
+      <w:hyperlink w:anchor="_Toc241957891" w:history="1">
         <w:r>
           <w:rPr>
             <w:rStyle w:val="af"/>
@@ -1335,76 +1335,7 @@
             <w:noProof/>
             <w:webHidden/>
           </w:rPr>
-          <w:instrText xml:space="preserve"> PAGEREF _Toc241956363 \h </w:instrText>
-        </w:r>
-        <w:r>
-          <w:rPr>
-            <w:noProof/>
-            <w:webHidden/>
-          </w:rPr>
-        </w:r>
-        <w:r>
-          <w:rPr>
-            <w:noProof/>
-            <w:webHidden/>
-          </w:rPr>
-          <w:fldChar w:fldCharType="separate"/>
-        </w:r>
-        <w:r>
-          <w:rPr>
-            <w:noProof/>
-            <w:webHidden/>
-          </w:rPr>
-          <w:t>31</w:t>
-        </w:r>
-        <w:r>
-          <w:rPr>
-            <w:noProof/>
-            <w:webHidden/>
-          </w:rPr>
-          <w:fldChar w:fldCharType="end"/>
-        </w:r>
-      </w:hyperlink>
-    </w:p>
-    <w:p>
-      <w:pPr>
-        <w:pStyle w:val="12"/>
-        <w:tabs>
-          <w:tab w:val="right" w:leader="dot" w:pos="9345"/>
-        </w:tabs>
-        <w:rPr>
-          <w:noProof/>
-        </w:rPr>
-      </w:pPr>
-      <w:hyperlink w:anchor="_Toc241956364" w:history="1">
-        <w:r>
-          <w:rPr>
-            <w:rStyle w:val="af"/>
-            <w:b/>
-            <w:noProof/>
-          </w:rPr>
-          <w:t>ПРИЛОЖЕНИЕ Б</w:t>
-        </w:r>
-        <w:r>
-          <w:rPr>
-            <w:noProof/>
-            <w:webHidden/>
-          </w:rPr>
-          <w:tab/>
-        </w:r>
-        <w:r>
-          <w:rPr>
-            <w:noProof/>
-            <w:webHidden/>
-          </w:rPr>
-          <w:fldChar w:fldCharType="begin"/>
-        </w:r>
-        <w:r>
-          <w:rPr>
-            <w:noProof/>
-            <w:webHidden/>
-          </w:rPr>
-          <w:instrText xml:space="preserve"> PAGEREF _Toc241956364 \h </w:instrText>
+          <w:instrText xml:space="preserve"> PAGEREF _Toc241957891 \h </w:instrText>
         </w:r>
         <w:r>
           <w:rPr>
@@ -1445,14 +1376,14 @@
           <w:noProof/>
         </w:rPr>
       </w:pPr>
-      <w:hyperlink w:anchor="_Toc241956365" w:history="1">
+      <w:hyperlink w:anchor="_Toc241957892" w:history="1">
         <w:r>
           <w:rPr>
             <w:rStyle w:val="af"/>
             <w:b/>
             <w:noProof/>
           </w:rPr>
-          <w:t>ПРИЛОЖЕНИЕ В</w:t>
+          <w:t>ПРИЛОЖЕНИЕ Б</w:t>
         </w:r>
         <w:r>
           <w:rPr>
@@ -1473,7 +1404,7 @@
             <w:noProof/>
             <w:webHidden/>
           </w:rPr>
-          <w:instrText xml:space="preserve"> PAGEREF _Toc241956365 \h </w:instrText>
+          <w:instrText xml:space="preserve"> PAGEREF _Toc241957892 \h </w:instrText>
         </w:r>
         <w:r>
           <w:rPr>
@@ -1514,14 +1445,14 @@
           <w:noProof/>
         </w:rPr>
       </w:pPr>
-      <w:hyperlink w:anchor="_Toc241956366" w:history="1">
+      <w:hyperlink w:anchor="_Toc241957893" w:history="1">
         <w:r>
           <w:rPr>
             <w:rStyle w:val="af"/>
             <w:b/>
             <w:noProof/>
           </w:rPr>
-          <w:t>ПРИЛОЖЕНИЕ Г</w:t>
+          <w:t>ПРИЛОЖЕНИЕ В</w:t>
         </w:r>
         <w:r>
           <w:rPr>
@@ -1542,7 +1473,7 @@
             <w:noProof/>
             <w:webHidden/>
           </w:rPr>
-          <w:instrText xml:space="preserve"> PAGEREF _Toc241956366 \h </w:instrText>
+          <w:instrText xml:space="preserve"> PAGEREF _Toc241957893 \h </w:instrText>
         </w:r>
         <w:r>
           <w:rPr>
@@ -1583,7 +1514,76 @@
           <w:noProof/>
         </w:rPr>
       </w:pPr>
-      <w:hyperlink w:anchor="_Toc241956367" w:history="1">
+      <w:hyperlink w:anchor="_Toc241957894" w:history="1">
+        <w:r>
+          <w:rPr>
+            <w:rStyle w:val="af"/>
+            <w:b/>
+            <w:noProof/>
+          </w:rPr>
+          <w:t>ПРИЛОЖЕНИЕ Г</w:t>
+        </w:r>
+        <w:r>
+          <w:rPr>
+            <w:noProof/>
+            <w:webHidden/>
+          </w:rPr>
+          <w:tab/>
+        </w:r>
+        <w:r>
+          <w:rPr>
+            <w:noProof/>
+            <w:webHidden/>
+          </w:rPr>
+          <w:fldChar w:fldCharType="begin"/>
+        </w:r>
+        <w:r>
+          <w:rPr>
+            <w:noProof/>
+            <w:webHidden/>
+          </w:rPr>
+          <w:instrText xml:space="preserve"> PAGEREF _Toc241957894 \h </w:instrText>
+        </w:r>
+        <w:r>
+          <w:rPr>
+            <w:noProof/>
+            <w:webHidden/>
+          </w:rPr>
+        </w:r>
+        <w:r>
+          <w:rPr>
+            <w:noProof/>
+            <w:webHidden/>
+          </w:rPr>
+          <w:fldChar w:fldCharType="separate"/>
+        </w:r>
+        <w:r>
+          <w:rPr>
+            <w:noProof/>
+            <w:webHidden/>
+          </w:rPr>
+          <w:t>35</w:t>
+        </w:r>
+        <w:r>
+          <w:rPr>
+            <w:noProof/>
+            <w:webHidden/>
+          </w:rPr>
+          <w:fldChar w:fldCharType="end"/>
+        </w:r>
+      </w:hyperlink>
+    </w:p>
+    <w:p>
+      <w:pPr>
+        <w:pStyle w:val="12"/>
+        <w:tabs>
+          <w:tab w:val="right" w:leader="dot" w:pos="9345"/>
+        </w:tabs>
+        <w:rPr>
+          <w:noProof/>
+        </w:rPr>
+      </w:pPr>
+      <w:hyperlink w:anchor="_Toc241957895" w:history="1">
         <w:r>
           <w:rPr>
             <w:rStyle w:val="af"/>
@@ -1611,7 +1611,7 @@
             <w:noProof/>
             <w:webHidden/>
           </w:rPr>
-          <w:instrText xml:space="preserve"> PAGEREF _Toc241956367 \h </w:instrText>
+          <w:instrText xml:space="preserve"> PAGEREF _Toc241957895 \h </w:instrText>
         </w:r>
         <w:r>
           <w:rPr>
@@ -1631,7 +1631,7 @@
             <w:noProof/>
             <w:webHidden/>
           </w:rPr>
-          <w:t>36</w:t>
+          <w:t>37</w:t>
         </w:r>
         <w:r>
           <w:rPr>
@@ -1657,7 +1657,7 @@
         <w:spacing w:before="0" w:after="360" w:line="360" w:lineRule="exact"/>
         <w:ind w:firstLine="709"/>
       </w:pPr>
-      <w:bookmarkStart w:id="1" w:name="_Toc241956348"/>
+      <w:bookmarkStart w:id="1" w:name="_Toc241957876"/>
       <w:r>
         <w:rPr>
           <w:b/>
@@ -1807,7 +1807,7 @@
         <w:ind w:firstLine="709"/>
       </w:pPr>
       <w:bookmarkStart w:id="2" w:name="_b608aa976fc82a0faaf3b83f58c735968afd03b"/>
-      <w:bookmarkStart w:id="3" w:name="_Toc241956349"/>
+      <w:bookmarkStart w:id="3" w:name="_Toc241957877"/>
       <w:bookmarkEnd w:id="0"/>
       <w:r>
         <w:rPr>
@@ -1866,7 +1866,7 @@
         <w:ind w:firstLine="709"/>
       </w:pPr>
       <w:bookmarkStart w:id="4" w:name="_c3cf235f67897fccdd158c7c34ca81091dc06e0"/>
-      <w:bookmarkStart w:id="5" w:name="_Toc241956350"/>
+      <w:bookmarkStart w:id="5" w:name="_Toc241957878"/>
       <w:r>
         <w:rPr>
           <w:b/>
@@ -3598,7 +3598,7 @@
         <w:ind w:firstLine="709"/>
       </w:pPr>
       <w:bookmarkStart w:id="6" w:name="_6c38f46d6252626ee19bec51dca515ea8eb3483"/>
-      <w:bookmarkStart w:id="7" w:name="_Toc241956351"/>
+      <w:bookmarkStart w:id="7" w:name="_Toc241957879"/>
       <w:bookmarkEnd w:id="4"/>
       <w:r>
         <w:rPr>
@@ -6368,7 +6368,7 @@
         </w:rPr>
         <w:lastRenderedPageBreak/>
         <w:drawing>
-          <wp:inline distT="0" distB="0" distL="0" distR="0" wp14:anchorId="5A572D1E" wp14:editId="5D6AC72A">
+          <wp:inline distT="0" distB="0" distL="0" distR="0" wp14:anchorId="6BEF6B24" wp14:editId="5AEE3C09">
             <wp:extent cx="5334000" cy="3122341"/>
             <wp:effectExtent l="0" t="0" r="0" b="0"/>
             <wp:docPr id="12" name="Picture"/>
@@ -6627,19 +6627,2170 @@
     </w:p>
     <w:p>
       <w:pPr>
+        <w:pStyle w:val="a0"/>
+        <w:spacing w:before="0" w:after="0" w:line="360" w:lineRule="exact"/>
+        <w:ind w:firstLine="709"/>
+        <w:jc w:val="both"/>
+      </w:pPr>
+      <w:r>
+        <w:rPr>
+          <w:sz w:val="28"/>
+        </w:rPr>
+        <w:t>В таблице 5 представлено: уровень уверенности классификации.</w:t>
+      </w:r>
+    </w:p>
+    <w:p>
+      <w:pPr>
+        <w:pStyle w:val="a0"/>
+        <w:keepNext/>
+        <w:spacing w:before="0" w:after="0" w:line="360" w:lineRule="exact"/>
+      </w:pPr>
+      <w:r>
+        <w:rPr>
+          <w:sz w:val="28"/>
+        </w:rPr>
+        <w:t>Таблица 5 – Уровень уверенности классификации</w:t>
+      </w:r>
+    </w:p>
+    <w:tbl>
+      <w:tblPr>
+        <w:tblStyle w:val="Table"/>
+        <w:tblW w:w="9355" w:type="dxa"/>
+        <w:jc w:val="center"/>
+        <w:tblBorders>
+          <w:top w:val="single" w:sz="4" w:space="0" w:color="000000"/>
+          <w:left w:val="single" w:sz="4" w:space="0" w:color="000000"/>
+          <w:bottom w:val="single" w:sz="4" w:space="0" w:color="000000"/>
+          <w:right w:val="single" w:sz="4" w:space="0" w:color="000000"/>
+          <w:insideH w:val="single" w:sz="4" w:space="0" w:color="000000"/>
+          <w:insideV w:val="single" w:sz="4" w:space="0" w:color="000000"/>
+        </w:tblBorders>
+        <w:tblLayout w:type="fixed"/>
+        <w:tblLook w:val="0020" w:firstRow="1" w:lastRow="0" w:firstColumn="0" w:lastColumn="0" w:noHBand="0" w:noVBand="0"/>
+      </w:tblPr>
+      <w:tblGrid>
+        <w:gridCol w:w="1658"/>
+        <w:gridCol w:w="1691"/>
+        <w:gridCol w:w="2521"/>
+        <w:gridCol w:w="3485"/>
+      </w:tblGrid>
+      <w:tr>
+        <w:trPr>
+          <w:cnfStyle w:val="100000000000" w:firstRow="1" w:lastRow="0" w:firstColumn="0" w:lastColumn="0" w:oddVBand="0" w:evenVBand="0" w:oddHBand="0" w:evenHBand="0" w:firstRowFirstColumn="0" w:firstRowLastColumn="0" w:lastRowFirstColumn="0" w:lastRowLastColumn="0"/>
+          <w:cantSplit/>
+          <w:tblHeader/>
+          <w:jc w:val="center"/>
+        </w:trPr>
+        <w:tc>
+          <w:tcPr>
+            <w:tcW w:w="1657" w:type="dxa"/>
+            <w:vAlign w:val="center"/>
+          </w:tcPr>
+          <w:p>
+            <w:pPr>
+              <w:pStyle w:val="Compact"/>
+              <w:spacing w:before="0" w:after="0" w:line="280" w:lineRule="exact"/>
+              <w:jc w:val="center"/>
+            </w:pPr>
+            <w:r>
+              <w:rPr>
+                <w:b/>
+                <w:sz w:val="24"/>
+              </w:rPr>
+              <w:t>Компания</w:t>
+            </w:r>
+          </w:p>
+        </w:tc>
+        <w:tc>
+          <w:tcPr>
+            <w:tcW w:w="1691" w:type="dxa"/>
+            <w:vAlign w:val="center"/>
+          </w:tcPr>
+          <w:p>
+            <w:pPr>
+              <w:pStyle w:val="Compact"/>
+              <w:spacing w:before="0" w:after="0" w:line="280" w:lineRule="exact"/>
+              <w:jc w:val="center"/>
+            </w:pPr>
+            <w:r>
+              <w:rPr>
+                <w:b/>
+                <w:sz w:val="24"/>
+              </w:rPr>
+              <w:t>Страниц сайта проверено</w:t>
+            </w:r>
+          </w:p>
+        </w:tc>
+        <w:tc>
+          <w:tcPr>
+            <w:tcW w:w="2521" w:type="dxa"/>
+            <w:vAlign w:val="center"/>
+          </w:tcPr>
+          <w:p>
+            <w:pPr>
+              <w:pStyle w:val="Compact"/>
+              <w:spacing w:before="0" w:after="0" w:line="280" w:lineRule="exact"/>
+              <w:jc w:val="center"/>
+            </w:pPr>
+            <w:r>
+              <w:rPr>
+                <w:b/>
+                <w:sz w:val="24"/>
+              </w:rPr>
+              <w:t>Средняя достоверность страниц (1-5)</w:t>
+            </w:r>
+          </w:p>
+        </w:tc>
+        <w:tc>
+          <w:tcPr>
+            <w:tcW w:w="3485" w:type="dxa"/>
+            <w:vAlign w:val="center"/>
+          </w:tcPr>
+          <w:p>
+            <w:pPr>
+              <w:pStyle w:val="Compact"/>
+              <w:spacing w:before="0" w:after="0" w:line="280" w:lineRule="exact"/>
+              <w:jc w:val="center"/>
+            </w:pPr>
+            <w:r>
+              <w:rPr>
+                <w:b/>
+                <w:sz w:val="24"/>
+              </w:rPr>
+              <w:t>Уровень уверенности</w:t>
+            </w:r>
+          </w:p>
+        </w:tc>
+      </w:tr>
+      <w:tr>
+        <w:trPr>
+          <w:cantSplit/>
+          <w:jc w:val="center"/>
+        </w:trPr>
+        <w:tc>
+          <w:tcPr>
+            <w:tcW w:w="1657" w:type="dxa"/>
+            <w:vAlign w:val="center"/>
+          </w:tcPr>
+          <w:p>
+            <w:pPr>
+              <w:pStyle w:val="Compact"/>
+              <w:spacing w:before="0" w:after="0" w:line="280" w:lineRule="exact"/>
+              <w:jc w:val="center"/>
+            </w:pPr>
+            <w:r>
+              <w:rPr>
+                <w:i/>
+                <w:sz w:val="24"/>
+              </w:rPr>
+              <w:t>PerfectXL</w:t>
+            </w:r>
+          </w:p>
+        </w:tc>
+        <w:tc>
+          <w:tcPr>
+            <w:tcW w:w="1691" w:type="dxa"/>
+            <w:vAlign w:val="center"/>
+          </w:tcPr>
+          <w:p>
+            <w:pPr>
+              <w:pStyle w:val="Compact"/>
+              <w:spacing w:before="0" w:after="0" w:line="280" w:lineRule="exact"/>
+              <w:jc w:val="center"/>
+            </w:pPr>
+            <w:r>
+              <w:rPr>
+                <w:sz w:val="24"/>
+              </w:rPr>
+              <w:t>5</w:t>
+            </w:r>
+          </w:p>
+        </w:tc>
+        <w:tc>
+          <w:tcPr>
+            <w:tcW w:w="2521" w:type="dxa"/>
+            <w:vAlign w:val="center"/>
+          </w:tcPr>
+          <w:p>
+            <w:pPr>
+              <w:pStyle w:val="Compact"/>
+              <w:spacing w:before="0" w:after="0" w:line="280" w:lineRule="exact"/>
+              <w:jc w:val="center"/>
+            </w:pPr>
+            <w:r>
+              <w:rPr>
+                <w:sz w:val="24"/>
+              </w:rPr>
+              <w:t>4,80</w:t>
+            </w:r>
+          </w:p>
+        </w:tc>
+        <w:tc>
+          <w:tcPr>
+            <w:tcW w:w="3485" w:type="dxa"/>
+            <w:vAlign w:val="center"/>
+          </w:tcPr>
+          <w:p>
+            <w:pPr>
+              <w:pStyle w:val="Compact"/>
+              <w:spacing w:before="0" w:after="0" w:line="280" w:lineRule="exact"/>
+              <w:jc w:val="center"/>
+            </w:pPr>
+            <w:r>
+              <w:rPr>
+                <w:sz w:val="24"/>
+              </w:rPr>
+              <w:t>высокая</w:t>
+            </w:r>
+          </w:p>
+        </w:tc>
+      </w:tr>
+      <w:tr>
+        <w:trPr>
+          <w:cantSplit/>
+          <w:jc w:val="center"/>
+        </w:trPr>
+        <w:tc>
+          <w:tcPr>
+            <w:tcW w:w="1657" w:type="dxa"/>
+            <w:vAlign w:val="center"/>
+          </w:tcPr>
+          <w:p>
+            <w:pPr>
+              <w:pStyle w:val="Compact"/>
+              <w:spacing w:before="0" w:after="0" w:line="280" w:lineRule="exact"/>
+              <w:jc w:val="center"/>
+            </w:pPr>
+            <w:r>
+              <w:rPr>
+                <w:i/>
+                <w:sz w:val="24"/>
+              </w:rPr>
+              <w:t>Arixcel</w:t>
+            </w:r>
+          </w:p>
+        </w:tc>
+        <w:tc>
+          <w:tcPr>
+            <w:tcW w:w="1691" w:type="dxa"/>
+            <w:vAlign w:val="center"/>
+          </w:tcPr>
+          <w:p>
+            <w:pPr>
+              <w:pStyle w:val="Compact"/>
+              <w:spacing w:before="0" w:after="0" w:line="280" w:lineRule="exact"/>
+              <w:jc w:val="center"/>
+            </w:pPr>
+            <w:r>
+              <w:rPr>
+                <w:sz w:val="24"/>
+              </w:rPr>
+              <w:t>3</w:t>
+            </w:r>
+          </w:p>
+        </w:tc>
+        <w:tc>
+          <w:tcPr>
+            <w:tcW w:w="2521" w:type="dxa"/>
+            <w:vAlign w:val="center"/>
+          </w:tcPr>
+          <w:p>
+            <w:pPr>
+              <w:pStyle w:val="Compact"/>
+              <w:spacing w:before="0" w:after="0" w:line="280" w:lineRule="exact"/>
+              <w:jc w:val="center"/>
+            </w:pPr>
+            <w:r>
+              <w:rPr>
+                <w:sz w:val="24"/>
+              </w:rPr>
+              <w:t>4,33</w:t>
+            </w:r>
+          </w:p>
+        </w:tc>
+        <w:tc>
+          <w:tcPr>
+            <w:tcW w:w="3485" w:type="dxa"/>
+            <w:vAlign w:val="center"/>
+          </w:tcPr>
+          <w:p>
+            <w:pPr>
+              <w:pStyle w:val="Compact"/>
+              <w:spacing w:before="0" w:after="0" w:line="280" w:lineRule="exact"/>
+              <w:jc w:val="center"/>
+            </w:pPr>
+            <w:r>
+              <w:rPr>
+                <w:sz w:val="24"/>
+              </w:rPr>
+              <w:t>средняя</w:t>
+            </w:r>
+          </w:p>
+        </w:tc>
+      </w:tr>
+      <w:tr>
+        <w:trPr>
+          <w:cantSplit/>
+          <w:jc w:val="center"/>
+        </w:trPr>
+        <w:tc>
+          <w:tcPr>
+            <w:tcW w:w="1657" w:type="dxa"/>
+            <w:vAlign w:val="center"/>
+          </w:tcPr>
+          <w:p>
+            <w:pPr>
+              <w:pStyle w:val="Compact"/>
+              <w:spacing w:before="0" w:after="0" w:line="280" w:lineRule="exact"/>
+              <w:jc w:val="center"/>
+            </w:pPr>
+            <w:r>
+              <w:rPr>
+                <w:i/>
+                <w:sz w:val="24"/>
+              </w:rPr>
+              <w:t>Operis</w:t>
+            </w:r>
+          </w:p>
+        </w:tc>
+        <w:tc>
+          <w:tcPr>
+            <w:tcW w:w="1691" w:type="dxa"/>
+            <w:vAlign w:val="center"/>
+          </w:tcPr>
+          <w:p>
+            <w:pPr>
+              <w:pStyle w:val="Compact"/>
+              <w:spacing w:before="0" w:after="0" w:line="280" w:lineRule="exact"/>
+              <w:jc w:val="center"/>
+            </w:pPr>
+            <w:r>
+              <w:rPr>
+                <w:sz w:val="24"/>
+              </w:rPr>
+              <w:t>3</w:t>
+            </w:r>
+          </w:p>
+        </w:tc>
+        <w:tc>
+          <w:tcPr>
+            <w:tcW w:w="2521" w:type="dxa"/>
+            <w:vAlign w:val="center"/>
+          </w:tcPr>
+          <w:p>
+            <w:pPr>
+              <w:pStyle w:val="Compact"/>
+              <w:spacing w:before="0" w:after="0" w:line="280" w:lineRule="exact"/>
+              <w:jc w:val="center"/>
+            </w:pPr>
+            <w:r>
+              <w:rPr>
+                <w:sz w:val="24"/>
+              </w:rPr>
+              <w:t>4,00</w:t>
+            </w:r>
+          </w:p>
+        </w:tc>
+        <w:tc>
+          <w:tcPr>
+            <w:tcW w:w="3485" w:type="dxa"/>
+            <w:vAlign w:val="center"/>
+          </w:tcPr>
+          <w:p>
+            <w:pPr>
+              <w:pStyle w:val="Compact"/>
+              <w:spacing w:before="0" w:after="0" w:line="280" w:lineRule="exact"/>
+              <w:jc w:val="center"/>
+            </w:pPr>
+            <w:r>
+              <w:rPr>
+                <w:sz w:val="24"/>
+              </w:rPr>
+              <w:t>средняя</w:t>
+            </w:r>
+          </w:p>
+        </w:tc>
+      </w:tr>
+      <w:tr>
+        <w:trPr>
+          <w:cantSplit/>
+          <w:jc w:val="center"/>
+        </w:trPr>
+        <w:tc>
+          <w:tcPr>
+            <w:tcW w:w="1657" w:type="dxa"/>
+            <w:vAlign w:val="center"/>
+          </w:tcPr>
+          <w:p>
+            <w:pPr>
+              <w:pStyle w:val="Compact"/>
+              <w:spacing w:before="0" w:after="0" w:line="280" w:lineRule="exact"/>
+              <w:jc w:val="center"/>
+            </w:pPr>
+            <w:r>
+              <w:rPr>
+                <w:i/>
+                <w:sz w:val="24"/>
+              </w:rPr>
+              <w:t>Shortcut</w:t>
+            </w:r>
+          </w:p>
+        </w:tc>
+        <w:tc>
+          <w:tcPr>
+            <w:tcW w:w="1691" w:type="dxa"/>
+            <w:vAlign w:val="center"/>
+          </w:tcPr>
+          <w:p>
+            <w:pPr>
+              <w:pStyle w:val="Compact"/>
+              <w:spacing w:before="0" w:after="0" w:line="280" w:lineRule="exact"/>
+              <w:jc w:val="center"/>
+            </w:pPr>
+            <w:r>
+              <w:rPr>
+                <w:sz w:val="24"/>
+              </w:rPr>
+              <w:t>4</w:t>
+            </w:r>
+          </w:p>
+        </w:tc>
+        <w:tc>
+          <w:tcPr>
+            <w:tcW w:w="2521" w:type="dxa"/>
+            <w:vAlign w:val="center"/>
+          </w:tcPr>
+          <w:p>
+            <w:pPr>
+              <w:pStyle w:val="Compact"/>
+              <w:spacing w:before="0" w:after="0" w:line="280" w:lineRule="exact"/>
+              <w:jc w:val="center"/>
+            </w:pPr>
+            <w:r>
+              <w:rPr>
+                <w:sz w:val="24"/>
+              </w:rPr>
+              <w:t>4,75</w:t>
+            </w:r>
+          </w:p>
+        </w:tc>
+        <w:tc>
+          <w:tcPr>
+            <w:tcW w:w="3485" w:type="dxa"/>
+            <w:vAlign w:val="center"/>
+          </w:tcPr>
+          <w:p>
+            <w:pPr>
+              <w:pStyle w:val="Compact"/>
+              <w:spacing w:before="0" w:after="0" w:line="280" w:lineRule="exact"/>
+              <w:jc w:val="center"/>
+            </w:pPr>
+            <w:r>
+              <w:rPr>
+                <w:sz w:val="24"/>
+              </w:rPr>
+              <w:t>средняя</w:t>
+            </w:r>
+          </w:p>
+        </w:tc>
+      </w:tr>
+      <w:tr>
+        <w:trPr>
+          <w:cantSplit/>
+          <w:jc w:val="center"/>
+        </w:trPr>
+        <w:tc>
+          <w:tcPr>
+            <w:tcW w:w="1657" w:type="dxa"/>
+            <w:vAlign w:val="center"/>
+          </w:tcPr>
+          <w:p>
+            <w:pPr>
+              <w:pStyle w:val="Compact"/>
+              <w:spacing w:before="0" w:after="0" w:line="280" w:lineRule="exact"/>
+              <w:jc w:val="center"/>
+            </w:pPr>
+            <w:r>
+              <w:rPr>
+                <w:i/>
+                <w:sz w:val="24"/>
+              </w:rPr>
+              <w:t>Numerous.ai</w:t>
+            </w:r>
+          </w:p>
+        </w:tc>
+        <w:tc>
+          <w:tcPr>
+            <w:tcW w:w="1691" w:type="dxa"/>
+            <w:vAlign w:val="center"/>
+          </w:tcPr>
+          <w:p>
+            <w:pPr>
+              <w:pStyle w:val="Compact"/>
+              <w:spacing w:before="0" w:after="0" w:line="280" w:lineRule="exact"/>
+              <w:jc w:val="center"/>
+            </w:pPr>
+            <w:r>
+              <w:rPr>
+                <w:sz w:val="24"/>
+              </w:rPr>
+              <w:t>5</w:t>
+            </w:r>
+          </w:p>
+        </w:tc>
+        <w:tc>
+          <w:tcPr>
+            <w:tcW w:w="2521" w:type="dxa"/>
+            <w:vAlign w:val="center"/>
+          </w:tcPr>
+          <w:p>
+            <w:pPr>
+              <w:pStyle w:val="Compact"/>
+              <w:spacing w:before="0" w:after="0" w:line="280" w:lineRule="exact"/>
+              <w:jc w:val="center"/>
+            </w:pPr>
+            <w:r>
+              <w:rPr>
+                <w:sz w:val="24"/>
+              </w:rPr>
+              <w:t>4,60</w:t>
+            </w:r>
+          </w:p>
+        </w:tc>
+        <w:tc>
+          <w:tcPr>
+            <w:tcW w:w="3485" w:type="dxa"/>
+            <w:vAlign w:val="center"/>
+          </w:tcPr>
+          <w:p>
+            <w:pPr>
+              <w:pStyle w:val="Compact"/>
+              <w:spacing w:before="0" w:after="0" w:line="280" w:lineRule="exact"/>
+              <w:jc w:val="center"/>
+            </w:pPr>
+            <w:r>
+              <w:rPr>
+                <w:sz w:val="24"/>
+              </w:rPr>
+              <w:t>высокая</w:t>
+            </w:r>
+          </w:p>
+        </w:tc>
+      </w:tr>
+      <w:tr>
+        <w:trPr>
+          <w:cantSplit/>
+          <w:jc w:val="center"/>
+        </w:trPr>
+        <w:tc>
+          <w:tcPr>
+            <w:tcW w:w="1657" w:type="dxa"/>
+            <w:vAlign w:val="center"/>
+          </w:tcPr>
+          <w:p>
+            <w:pPr>
+              <w:pStyle w:val="Compact"/>
+              <w:spacing w:before="0" w:after="0" w:line="280" w:lineRule="exact"/>
+              <w:jc w:val="center"/>
+            </w:pPr>
+            <w:r>
+              <w:rPr>
+                <w:i/>
+                <w:sz w:val="24"/>
+              </w:rPr>
+              <w:t>Datarails</w:t>
+            </w:r>
+          </w:p>
+        </w:tc>
+        <w:tc>
+          <w:tcPr>
+            <w:tcW w:w="1691" w:type="dxa"/>
+            <w:vAlign w:val="center"/>
+          </w:tcPr>
+          <w:p>
+            <w:pPr>
+              <w:pStyle w:val="Compact"/>
+              <w:spacing w:before="0" w:after="0" w:line="280" w:lineRule="exact"/>
+              <w:jc w:val="center"/>
+            </w:pPr>
+            <w:r>
+              <w:rPr>
+                <w:sz w:val="24"/>
+              </w:rPr>
+              <w:t>6</w:t>
+            </w:r>
+          </w:p>
+        </w:tc>
+        <w:tc>
+          <w:tcPr>
+            <w:tcW w:w="2521" w:type="dxa"/>
+            <w:vAlign w:val="center"/>
+          </w:tcPr>
+          <w:p>
+            <w:pPr>
+              <w:pStyle w:val="Compact"/>
+              <w:spacing w:before="0" w:after="0" w:line="280" w:lineRule="exact"/>
+              <w:jc w:val="center"/>
+            </w:pPr>
+            <w:r>
+              <w:rPr>
+                <w:sz w:val="24"/>
+              </w:rPr>
+              <w:t>4,83</w:t>
+            </w:r>
+          </w:p>
+        </w:tc>
+        <w:tc>
+          <w:tcPr>
+            <w:tcW w:w="3485" w:type="dxa"/>
+            <w:vAlign w:val="center"/>
+          </w:tcPr>
+          <w:p>
+            <w:pPr>
+              <w:pStyle w:val="Compact"/>
+              <w:spacing w:before="0" w:after="0" w:line="280" w:lineRule="exact"/>
+              <w:jc w:val="center"/>
+            </w:pPr>
+            <w:r>
+              <w:rPr>
+                <w:sz w:val="24"/>
+              </w:rPr>
+              <w:t>высокая</w:t>
+            </w:r>
+          </w:p>
+        </w:tc>
+      </w:tr>
+      <w:tr>
+        <w:trPr>
+          <w:cantSplit/>
+          <w:jc w:val="center"/>
+        </w:trPr>
+        <w:tc>
+          <w:tcPr>
+            <w:tcW w:w="1657" w:type="dxa"/>
+            <w:vAlign w:val="center"/>
+          </w:tcPr>
+          <w:p>
+            <w:pPr>
+              <w:pStyle w:val="Compact"/>
+              <w:spacing w:before="0" w:after="0" w:line="280" w:lineRule="exact"/>
+              <w:jc w:val="center"/>
+            </w:pPr>
+            <w:r>
+              <w:rPr>
+                <w:i/>
+                <w:sz w:val="24"/>
+              </w:rPr>
+              <w:t>DataSnipper</w:t>
+            </w:r>
+          </w:p>
+        </w:tc>
+        <w:tc>
+          <w:tcPr>
+            <w:tcW w:w="1691" w:type="dxa"/>
+            <w:vAlign w:val="center"/>
+          </w:tcPr>
+          <w:p>
+            <w:pPr>
+              <w:pStyle w:val="Compact"/>
+              <w:spacing w:before="0" w:after="0" w:line="280" w:lineRule="exact"/>
+              <w:jc w:val="center"/>
+            </w:pPr>
+            <w:r>
+              <w:rPr>
+                <w:sz w:val="24"/>
+              </w:rPr>
+              <w:t>6</w:t>
+            </w:r>
+          </w:p>
+        </w:tc>
+        <w:tc>
+          <w:tcPr>
+            <w:tcW w:w="2521" w:type="dxa"/>
+            <w:vAlign w:val="center"/>
+          </w:tcPr>
+          <w:p>
+            <w:pPr>
+              <w:pStyle w:val="Compact"/>
+              <w:spacing w:before="0" w:after="0" w:line="280" w:lineRule="exact"/>
+              <w:jc w:val="center"/>
+            </w:pPr>
+            <w:r>
+              <w:rPr>
+                <w:sz w:val="24"/>
+              </w:rPr>
+              <w:t>4,67</w:t>
+            </w:r>
+          </w:p>
+        </w:tc>
+        <w:tc>
+          <w:tcPr>
+            <w:tcW w:w="3485" w:type="dxa"/>
+            <w:vAlign w:val="center"/>
+          </w:tcPr>
+          <w:p>
+            <w:pPr>
+              <w:pStyle w:val="Compact"/>
+              <w:spacing w:before="0" w:after="0" w:line="280" w:lineRule="exact"/>
+              <w:jc w:val="center"/>
+            </w:pPr>
+            <w:r>
+              <w:rPr>
+                <w:sz w:val="24"/>
+              </w:rPr>
+              <w:t>высокая</w:t>
+            </w:r>
+          </w:p>
+        </w:tc>
+      </w:tr>
+      <w:tr>
+        <w:trPr>
+          <w:cantSplit/>
+          <w:jc w:val="center"/>
+        </w:trPr>
+        <w:tc>
+          <w:tcPr>
+            <w:tcW w:w="1657" w:type="dxa"/>
+            <w:vAlign w:val="center"/>
+          </w:tcPr>
+          <w:p>
+            <w:pPr>
+              <w:pStyle w:val="Compact"/>
+              <w:spacing w:before="0" w:after="0" w:line="280" w:lineRule="exact"/>
+              <w:jc w:val="center"/>
+            </w:pPr>
+            <w:r>
+              <w:rPr>
+                <w:i/>
+                <w:sz w:val="24"/>
+              </w:rPr>
+              <w:t>Rows</w:t>
+            </w:r>
+          </w:p>
+        </w:tc>
+        <w:tc>
+          <w:tcPr>
+            <w:tcW w:w="1691" w:type="dxa"/>
+            <w:vAlign w:val="center"/>
+          </w:tcPr>
+          <w:p>
+            <w:pPr>
+              <w:pStyle w:val="Compact"/>
+              <w:spacing w:before="0" w:after="0" w:line="280" w:lineRule="exact"/>
+              <w:jc w:val="center"/>
+            </w:pPr>
+            <w:r>
+              <w:rPr>
+                <w:sz w:val="24"/>
+              </w:rPr>
+              <w:t>0</w:t>
+            </w:r>
+          </w:p>
+        </w:tc>
+        <w:tc>
+          <w:tcPr>
+            <w:tcW w:w="2521" w:type="dxa"/>
+            <w:vAlign w:val="center"/>
+          </w:tcPr>
+          <w:p>
+            <w:pPr>
+              <w:pStyle w:val="Compact"/>
+              <w:spacing w:before="0" w:after="0" w:line="280" w:lineRule="exact"/>
+              <w:jc w:val="center"/>
+            </w:pPr>
+            <w:r>
+              <w:rPr>
+                <w:sz w:val="24"/>
+              </w:rPr>
+              <w:t>н/д</w:t>
+            </w:r>
+          </w:p>
+        </w:tc>
+        <w:tc>
+          <w:tcPr>
+            <w:tcW w:w="3485" w:type="dxa"/>
+            <w:vAlign w:val="center"/>
+          </w:tcPr>
+          <w:p>
+            <w:pPr>
+              <w:pStyle w:val="Compact"/>
+              <w:spacing w:before="0" w:after="0" w:line="280" w:lineRule="exact"/>
+              <w:jc w:val="center"/>
+            </w:pPr>
+            <w:r>
+              <w:rPr>
+                <w:sz w:val="24"/>
+              </w:rPr>
+              <w:t>низкая: оценка по справочным источникам и ЛР4, страницы сайта не разбирались</w:t>
+            </w:r>
+          </w:p>
+        </w:tc>
+      </w:tr>
+      <w:tr>
+        <w:trPr>
+          <w:cantSplit/>
+          <w:jc w:val="center"/>
+        </w:trPr>
+        <w:tc>
+          <w:tcPr>
+            <w:tcW w:w="1657" w:type="dxa"/>
+            <w:vAlign w:val="center"/>
+          </w:tcPr>
+          <w:p>
+            <w:pPr>
+              <w:pStyle w:val="Compact"/>
+              <w:spacing w:before="0" w:after="0" w:line="280" w:lineRule="exact"/>
+              <w:jc w:val="center"/>
+            </w:pPr>
+            <w:r>
+              <w:rPr>
+                <w:i/>
+                <w:sz w:val="24"/>
+              </w:rPr>
+              <w:t>Formula</w:t>
+            </w:r>
+            <w:r>
+              <w:rPr>
+                <w:sz w:val="24"/>
+              </w:rPr>
+              <w:t xml:space="preserve"> </w:t>
+            </w:r>
+            <w:r>
+              <w:rPr>
+                <w:i/>
+                <w:sz w:val="24"/>
+              </w:rPr>
+              <w:t>Bot</w:t>
+            </w:r>
+          </w:p>
+        </w:tc>
+        <w:tc>
+          <w:tcPr>
+            <w:tcW w:w="1691" w:type="dxa"/>
+            <w:vAlign w:val="center"/>
+          </w:tcPr>
+          <w:p>
+            <w:pPr>
+              <w:pStyle w:val="Compact"/>
+              <w:spacing w:before="0" w:after="0" w:line="280" w:lineRule="exact"/>
+              <w:jc w:val="center"/>
+            </w:pPr>
+            <w:r>
+              <w:rPr>
+                <w:sz w:val="24"/>
+              </w:rPr>
+              <w:t>0</w:t>
+            </w:r>
+          </w:p>
+        </w:tc>
+        <w:tc>
+          <w:tcPr>
+            <w:tcW w:w="2521" w:type="dxa"/>
+            <w:vAlign w:val="center"/>
+          </w:tcPr>
+          <w:p>
+            <w:pPr>
+              <w:pStyle w:val="Compact"/>
+              <w:spacing w:before="0" w:after="0" w:line="280" w:lineRule="exact"/>
+              <w:jc w:val="center"/>
+            </w:pPr>
+            <w:r>
+              <w:rPr>
+                <w:sz w:val="24"/>
+              </w:rPr>
+              <w:t>н/д</w:t>
+            </w:r>
+          </w:p>
+        </w:tc>
+        <w:tc>
+          <w:tcPr>
+            <w:tcW w:w="3485" w:type="dxa"/>
+            <w:vAlign w:val="center"/>
+          </w:tcPr>
+          <w:p>
+            <w:pPr>
+              <w:pStyle w:val="Compact"/>
+              <w:spacing w:before="0" w:after="0" w:line="280" w:lineRule="exact"/>
+              <w:jc w:val="center"/>
+            </w:pPr>
+            <w:r>
+              <w:rPr>
+                <w:sz w:val="24"/>
+              </w:rPr>
+              <w:t>низкая: оценка по справочным источникам и ЛР4, страницы сайта не разбирались</w:t>
+            </w:r>
+          </w:p>
+        </w:tc>
+      </w:tr>
+      <w:tr>
+        <w:trPr>
+          <w:cantSplit/>
+          <w:jc w:val="center"/>
+        </w:trPr>
+        <w:tc>
+          <w:tcPr>
+            <w:tcW w:w="1657" w:type="dxa"/>
+            <w:vAlign w:val="center"/>
+          </w:tcPr>
+          <w:p>
+            <w:pPr>
+              <w:pStyle w:val="Compact"/>
+              <w:spacing w:before="0" w:after="0" w:line="280" w:lineRule="exact"/>
+              <w:jc w:val="center"/>
+            </w:pPr>
+            <w:r>
+              <w:rPr>
+                <w:i/>
+                <w:sz w:val="24"/>
+              </w:rPr>
+              <w:lastRenderedPageBreak/>
+              <w:t>Microsoft</w:t>
+            </w:r>
+            <w:r>
+              <w:rPr>
+                <w:sz w:val="24"/>
+              </w:rPr>
+              <w:t xml:space="preserve"> 365 </w:t>
+            </w:r>
+            <w:r>
+              <w:rPr>
+                <w:i/>
+                <w:sz w:val="24"/>
+              </w:rPr>
+              <w:t>Copilot</w:t>
+            </w:r>
+          </w:p>
+        </w:tc>
+        <w:tc>
+          <w:tcPr>
+            <w:tcW w:w="1691" w:type="dxa"/>
+            <w:vAlign w:val="center"/>
+          </w:tcPr>
+          <w:p>
+            <w:pPr>
+              <w:pStyle w:val="Compact"/>
+              <w:spacing w:before="0" w:after="0" w:line="280" w:lineRule="exact"/>
+              <w:jc w:val="center"/>
+            </w:pPr>
+            <w:r>
+              <w:rPr>
+                <w:sz w:val="24"/>
+              </w:rPr>
+              <w:t>0</w:t>
+            </w:r>
+          </w:p>
+        </w:tc>
+        <w:tc>
+          <w:tcPr>
+            <w:tcW w:w="2521" w:type="dxa"/>
+            <w:vAlign w:val="center"/>
+          </w:tcPr>
+          <w:p>
+            <w:pPr>
+              <w:pStyle w:val="Compact"/>
+              <w:spacing w:before="0" w:after="0" w:line="280" w:lineRule="exact"/>
+              <w:jc w:val="center"/>
+            </w:pPr>
+            <w:r>
+              <w:rPr>
+                <w:sz w:val="24"/>
+              </w:rPr>
+              <w:t>н/д</w:t>
+            </w:r>
+          </w:p>
+        </w:tc>
+        <w:tc>
+          <w:tcPr>
+            <w:tcW w:w="3485" w:type="dxa"/>
+            <w:vAlign w:val="center"/>
+          </w:tcPr>
+          <w:p>
+            <w:pPr>
+              <w:pStyle w:val="Compact"/>
+              <w:spacing w:before="0" w:after="0" w:line="280" w:lineRule="exact"/>
+              <w:jc w:val="center"/>
+            </w:pPr>
+            <w:r>
+              <w:rPr>
+                <w:sz w:val="24"/>
+              </w:rPr>
+              <w:t>низкая: оценка по справочным источникам и ЛР4, страниц</w:t>
+            </w:r>
+            <w:r>
+              <w:rPr>
+                <w:sz w:val="24"/>
+              </w:rPr>
+              <w:t>ы сайта не разбирались</w:t>
+            </w:r>
+          </w:p>
+        </w:tc>
+      </w:tr>
+    </w:tbl>
+    <w:p>
+      <w:pPr>
+        <w:pStyle w:val="FirstParagraph"/>
+        <w:spacing w:before="0" w:after="0" w:line="360" w:lineRule="exact"/>
+        <w:ind w:firstLine="709"/>
+        <w:jc w:val="both"/>
+      </w:pPr>
+      <w:r>
+        <w:rPr>
+          <w:sz w:val="28"/>
+        </w:rPr>
+        <w:t xml:space="preserve">Для семи компаний с разобранными страницами уверенность высокая, если проверено не менее пяти страниц при средней достоверности не ниже 4,5, иначе средняя; для </w:t>
+      </w:r>
+      <w:r>
+        <w:rPr>
+          <w:i/>
+          <w:sz w:val="28"/>
+        </w:rPr>
+        <w:t>Rows</w:t>
+      </w:r>
+      <w:r>
+        <w:rPr>
+          <w:sz w:val="28"/>
+        </w:rPr>
+        <w:t xml:space="preserve">, </w:t>
+      </w:r>
+      <w:r>
+        <w:rPr>
+          <w:i/>
+          <w:sz w:val="28"/>
+        </w:rPr>
+        <w:t>Formula</w:t>
+      </w:r>
+      <w:r>
+        <w:rPr>
+          <w:sz w:val="28"/>
+        </w:rPr>
+        <w:t xml:space="preserve"> </w:t>
+      </w:r>
+      <w:r>
+        <w:rPr>
+          <w:i/>
+          <w:sz w:val="28"/>
+        </w:rPr>
+        <w:t>Bot</w:t>
+      </w:r>
+      <w:r>
+        <w:rPr>
+          <w:sz w:val="28"/>
+        </w:rPr>
+        <w:t xml:space="preserve"> и </w:t>
+      </w:r>
+      <w:r>
+        <w:rPr>
+          <w:i/>
+          <w:sz w:val="28"/>
+        </w:rPr>
+        <w:t>Microsoft</w:t>
+      </w:r>
+      <w:r>
+        <w:rPr>
+          <w:sz w:val="28"/>
+        </w:rPr>
+        <w:t xml:space="preserve"> 365 </w:t>
+      </w:r>
+      <w:r>
+        <w:rPr>
+          <w:i/>
+          <w:sz w:val="28"/>
+        </w:rPr>
+        <w:t>Copilot</w:t>
+      </w:r>
+      <w:r>
+        <w:rPr>
+          <w:sz w:val="28"/>
+        </w:rPr>
+        <w:t xml:space="preserve"> классификация опирается на справочные данные ЛР4 и описания продуктов, поэтому ее уверенность низкая, и вывод о том, что они не являются прямыми конкурентами, нужно считать предварительным.</w:t>
+      </w:r>
+    </w:p>
+    <w:p>
+      <w:pPr>
+        <w:pStyle w:val="a0"/>
+        <w:spacing w:before="0" w:after="0" w:line="360" w:lineRule="exact"/>
+        <w:ind w:firstLine="709"/>
+        <w:jc w:val="both"/>
+      </w:pPr>
+      <w:r>
+        <w:rPr>
+          <w:sz w:val="28"/>
+        </w:rPr>
+        <w:t>В таблице 6 представлено: компании, не вошедшие в классификацию, и причины.</w:t>
+      </w:r>
+    </w:p>
+    <w:p>
+      <w:pPr>
+        <w:pStyle w:val="a0"/>
+        <w:keepNext/>
+        <w:spacing w:before="0" w:after="0" w:line="360" w:lineRule="exact"/>
+      </w:pPr>
+      <w:r>
+        <w:rPr>
+          <w:sz w:val="28"/>
+        </w:rPr>
+        <w:t>Таблица 6 – Компании, не вошедшие в классификацию, и причины</w:t>
+      </w:r>
+    </w:p>
+    <w:tbl>
+      <w:tblPr>
+        <w:tblStyle w:val="Table"/>
+        <w:tblW w:w="9355" w:type="dxa"/>
+        <w:jc w:val="center"/>
+        <w:tblBorders>
+          <w:top w:val="single" w:sz="4" w:space="0" w:color="000000"/>
+          <w:left w:val="single" w:sz="4" w:space="0" w:color="000000"/>
+          <w:bottom w:val="single" w:sz="4" w:space="0" w:color="000000"/>
+          <w:right w:val="single" w:sz="4" w:space="0" w:color="000000"/>
+          <w:insideH w:val="single" w:sz="4" w:space="0" w:color="000000"/>
+          <w:insideV w:val="single" w:sz="4" w:space="0" w:color="000000"/>
+        </w:tblBorders>
+        <w:tblLayout w:type="fixed"/>
+        <w:tblLook w:val="0020" w:firstRow="1" w:lastRow="0" w:firstColumn="0" w:lastColumn="0" w:noHBand="0" w:noVBand="0"/>
+      </w:tblPr>
+      <w:tblGrid>
+        <w:gridCol w:w="3043"/>
+        <w:gridCol w:w="2082"/>
+        <w:gridCol w:w="4230"/>
+      </w:tblGrid>
+      <w:tr>
+        <w:trPr>
+          <w:cnfStyle w:val="100000000000" w:firstRow="1" w:lastRow="0" w:firstColumn="0" w:lastColumn="0" w:oddVBand="0" w:evenVBand="0" w:oddHBand="0" w:evenHBand="0" w:firstRowFirstColumn="0" w:firstRowLastColumn="0" w:lastRowFirstColumn="0" w:lastRowLastColumn="0"/>
+          <w:cantSplit/>
+          <w:tblHeader/>
+          <w:jc w:val="center"/>
+        </w:trPr>
+        <w:tc>
+          <w:tcPr>
+            <w:tcW w:w="3042" w:type="dxa"/>
+            <w:vAlign w:val="center"/>
+          </w:tcPr>
+          <w:p>
+            <w:pPr>
+              <w:pStyle w:val="Compact"/>
+              <w:spacing w:before="0" w:after="0" w:line="280" w:lineRule="exact"/>
+              <w:jc w:val="center"/>
+            </w:pPr>
+            <w:r>
+              <w:rPr>
+                <w:b/>
+                <w:sz w:val="24"/>
+              </w:rPr>
+              <w:t>Компания</w:t>
+            </w:r>
+          </w:p>
+        </w:tc>
+        <w:tc>
+          <w:tcPr>
+            <w:tcW w:w="2082" w:type="dxa"/>
+            <w:vAlign w:val="center"/>
+          </w:tcPr>
+          <w:p>
+            <w:pPr>
+              <w:pStyle w:val="Compact"/>
+              <w:spacing w:before="0" w:after="0" w:line="280" w:lineRule="exact"/>
+              <w:jc w:val="center"/>
+            </w:pPr>
+            <w:r>
+              <w:rPr>
+                <w:b/>
+                <w:sz w:val="24"/>
+              </w:rPr>
+              <w:t>Статус</w:t>
+            </w:r>
+          </w:p>
+        </w:tc>
+        <w:tc>
+          <w:tcPr>
+            <w:tcW w:w="4230" w:type="dxa"/>
+            <w:vAlign w:val="center"/>
+          </w:tcPr>
+          <w:p>
+            <w:pPr>
+              <w:pStyle w:val="Compact"/>
+              <w:spacing w:before="0" w:after="0" w:line="280" w:lineRule="exact"/>
+              <w:jc w:val="center"/>
+            </w:pPr>
+            <w:r>
+              <w:rPr>
+                <w:b/>
+                <w:sz w:val="24"/>
+              </w:rPr>
+              <w:t>Причина и решение</w:t>
+            </w:r>
+          </w:p>
+        </w:tc>
+      </w:tr>
+      <w:tr>
+        <w:trPr>
+          <w:cantSplit/>
+          <w:jc w:val="center"/>
+        </w:trPr>
+        <w:tc>
+          <w:tcPr>
+            <w:tcW w:w="3042" w:type="dxa"/>
+            <w:vAlign w:val="center"/>
+          </w:tcPr>
+          <w:p>
+            <w:pPr>
+              <w:pStyle w:val="Compact"/>
+              <w:spacing w:before="0" w:after="0" w:line="280" w:lineRule="exact"/>
+              <w:jc w:val="center"/>
+            </w:pPr>
+            <w:r>
+              <w:rPr>
+                <w:i/>
+                <w:sz w:val="24"/>
+              </w:rPr>
+              <w:t>Spreadsheet</w:t>
+            </w:r>
+            <w:r>
+              <w:rPr>
+                <w:sz w:val="24"/>
+              </w:rPr>
+              <w:t xml:space="preserve"> </w:t>
+            </w:r>
+            <w:r>
+              <w:rPr>
+                <w:i/>
+                <w:sz w:val="24"/>
+              </w:rPr>
+              <w:t>Detective</w:t>
+            </w:r>
+          </w:p>
+        </w:tc>
+        <w:tc>
+          <w:tcPr>
+            <w:tcW w:w="2082" w:type="dxa"/>
+            <w:vAlign w:val="center"/>
+          </w:tcPr>
+          <w:p>
+            <w:pPr>
+              <w:pStyle w:val="Compact"/>
+              <w:spacing w:before="0" w:after="0" w:line="280" w:lineRule="exact"/>
+              <w:jc w:val="center"/>
+            </w:pPr>
+            <w:r>
+              <w:rPr>
+                <w:sz w:val="24"/>
+              </w:rPr>
+              <w:t>объект наблюдения</w:t>
+            </w:r>
+          </w:p>
+        </w:tc>
+        <w:tc>
+          <w:tcPr>
+            <w:tcW w:w="4230" w:type="dxa"/>
+            <w:vAlign w:val="center"/>
+          </w:tcPr>
+          <w:p>
+            <w:pPr>
+              <w:pStyle w:val="Compact"/>
+              <w:spacing w:before="0" w:after="0" w:line="280" w:lineRule="exact"/>
+              <w:jc w:val="center"/>
+            </w:pPr>
+            <w:r>
+              <w:rPr>
+                <w:sz w:val="24"/>
+              </w:rPr>
+              <w:t xml:space="preserve">прямой по задаче, но трафик 1 935 визитов в </w:t>
+            </w:r>
+            <w:r>
+              <w:rPr>
+                <w:sz w:val="24"/>
+              </w:rPr>
+              <w:t>месяц и один продукт; оставлен для наблюдения</w:t>
+            </w:r>
+          </w:p>
+        </w:tc>
+      </w:tr>
+      <w:tr>
+        <w:trPr>
+          <w:cantSplit/>
+          <w:jc w:val="center"/>
+        </w:trPr>
+        <w:tc>
+          <w:tcPr>
+            <w:tcW w:w="3042" w:type="dxa"/>
+            <w:vAlign w:val="center"/>
+          </w:tcPr>
+          <w:p>
+            <w:pPr>
+              <w:pStyle w:val="Compact"/>
+              <w:spacing w:before="0" w:after="0" w:line="280" w:lineRule="exact"/>
+              <w:jc w:val="center"/>
+            </w:pPr>
+            <w:r>
+              <w:rPr>
+                <w:i/>
+                <w:sz w:val="24"/>
+              </w:rPr>
+              <w:t>CIMCON</w:t>
+            </w:r>
+            <w:r>
+              <w:rPr>
+                <w:sz w:val="24"/>
+              </w:rPr>
+              <w:t xml:space="preserve"> </w:t>
+            </w:r>
+            <w:r>
+              <w:rPr>
+                <w:i/>
+                <w:sz w:val="24"/>
+              </w:rPr>
+              <w:t>Software</w:t>
+            </w:r>
+          </w:p>
+        </w:tc>
+        <w:tc>
+          <w:tcPr>
+            <w:tcW w:w="2082" w:type="dxa"/>
+            <w:vAlign w:val="center"/>
+          </w:tcPr>
+          <w:p>
+            <w:pPr>
+              <w:pStyle w:val="Compact"/>
+              <w:spacing w:before="0" w:after="0" w:line="280" w:lineRule="exact"/>
+              <w:jc w:val="center"/>
+            </w:pPr>
+            <w:r>
+              <w:rPr>
+                <w:sz w:val="24"/>
+              </w:rPr>
+              <w:t>объект наблюдения</w:t>
+            </w:r>
+          </w:p>
+        </w:tc>
+        <w:tc>
+          <w:tcPr>
+            <w:tcW w:w="4230" w:type="dxa"/>
+            <w:vAlign w:val="center"/>
+          </w:tcPr>
+          <w:p>
+            <w:pPr>
+              <w:pStyle w:val="Compact"/>
+              <w:spacing w:before="0" w:after="0" w:line="280" w:lineRule="exact"/>
+              <w:jc w:val="center"/>
+            </w:pPr>
+            <w:r>
+              <w:rPr>
+                <w:sz w:val="24"/>
+              </w:rPr>
+              <w:t>риски пользовательских таблиц для корпоративных систем, другой сегмент и цена по запросу</w:t>
+            </w:r>
+          </w:p>
+        </w:tc>
+      </w:tr>
+      <w:tr>
+        <w:trPr>
+          <w:cantSplit/>
+          <w:jc w:val="center"/>
+        </w:trPr>
+        <w:tc>
+          <w:tcPr>
+            <w:tcW w:w="3042" w:type="dxa"/>
+            <w:vAlign w:val="center"/>
+          </w:tcPr>
+          <w:p>
+            <w:pPr>
+              <w:pStyle w:val="Compact"/>
+              <w:spacing w:before="0" w:after="0" w:line="280" w:lineRule="exact"/>
+              <w:jc w:val="center"/>
+            </w:pPr>
+            <w:r>
+              <w:rPr>
+                <w:i/>
+                <w:sz w:val="24"/>
+              </w:rPr>
+              <w:t>Macabacus</w:t>
+            </w:r>
+          </w:p>
+        </w:tc>
+        <w:tc>
+          <w:tcPr>
+            <w:tcW w:w="2082" w:type="dxa"/>
+            <w:vAlign w:val="center"/>
+          </w:tcPr>
+          <w:p>
+            <w:pPr>
+              <w:pStyle w:val="Compact"/>
+              <w:spacing w:before="0" w:after="0" w:line="280" w:lineRule="exact"/>
+              <w:jc w:val="center"/>
+            </w:pPr>
+            <w:r>
+              <w:rPr>
+                <w:sz w:val="24"/>
+              </w:rPr>
+              <w:t>объект наблюдения</w:t>
+            </w:r>
+          </w:p>
+        </w:tc>
+        <w:tc>
+          <w:tcPr>
+            <w:tcW w:w="4230" w:type="dxa"/>
+            <w:vAlign w:val="center"/>
+          </w:tcPr>
+          <w:p>
+            <w:pPr>
+              <w:pStyle w:val="Compact"/>
+              <w:spacing w:before="0" w:after="0" w:line="280" w:lineRule="exact"/>
+              <w:jc w:val="center"/>
+            </w:pPr>
+            <w:r>
+              <w:rPr>
+                <w:sz w:val="24"/>
+              </w:rPr>
+              <w:t>надстройка моделирования без аудита; потенциальный конкурент при добавлении проверки</w:t>
+            </w:r>
+          </w:p>
+        </w:tc>
+      </w:tr>
+      <w:tr>
+        <w:trPr>
+          <w:cantSplit/>
+          <w:jc w:val="center"/>
+        </w:trPr>
+        <w:tc>
+          <w:tcPr>
+            <w:tcW w:w="3042" w:type="dxa"/>
+            <w:vAlign w:val="center"/>
+          </w:tcPr>
+          <w:p>
+            <w:pPr>
+              <w:pStyle w:val="Compact"/>
+              <w:spacing w:before="0" w:after="0" w:line="280" w:lineRule="exact"/>
+              <w:jc w:val="center"/>
+            </w:pPr>
+            <w:r>
+              <w:rPr>
+                <w:i/>
+                <w:sz w:val="24"/>
+              </w:rPr>
+              <w:t>Julius</w:t>
+            </w:r>
+            <w:r>
+              <w:rPr>
+                <w:sz w:val="24"/>
+              </w:rPr>
+              <w:t xml:space="preserve"> </w:t>
+            </w:r>
+            <w:r>
+              <w:rPr>
+                <w:i/>
+                <w:sz w:val="24"/>
+              </w:rPr>
+              <w:t>AI</w:t>
+            </w:r>
+            <w:r>
+              <w:rPr>
+                <w:sz w:val="24"/>
+              </w:rPr>
+              <w:t xml:space="preserve">, </w:t>
+            </w:r>
+            <w:r>
+              <w:rPr>
+                <w:i/>
+                <w:sz w:val="24"/>
+              </w:rPr>
+              <w:t>Ajelix</w:t>
+            </w:r>
+            <w:r>
+              <w:rPr>
+                <w:sz w:val="24"/>
+              </w:rPr>
+              <w:t xml:space="preserve">, </w:t>
+            </w:r>
+            <w:r>
+              <w:rPr>
+                <w:i/>
+                <w:sz w:val="24"/>
+              </w:rPr>
+              <w:t>SheetAI</w:t>
+            </w:r>
+          </w:p>
+        </w:tc>
+        <w:tc>
+          <w:tcPr>
+            <w:tcW w:w="2082" w:type="dxa"/>
+            <w:vAlign w:val="center"/>
+          </w:tcPr>
+          <w:p>
+            <w:pPr>
+              <w:pStyle w:val="Compact"/>
+              <w:spacing w:before="0" w:after="0" w:line="280" w:lineRule="exact"/>
+              <w:jc w:val="center"/>
+            </w:pPr>
+            <w:r>
+              <w:rPr>
+                <w:sz w:val="24"/>
+              </w:rPr>
+              <w:t>заменители второго порядк</w:t>
+            </w:r>
+            <w:r>
+              <w:rPr>
+                <w:sz w:val="24"/>
+              </w:rPr>
+              <w:t>а</w:t>
+            </w:r>
+          </w:p>
+        </w:tc>
+        <w:tc>
+          <w:tcPr>
+            <w:tcW w:w="4230" w:type="dxa"/>
+            <w:vAlign w:val="center"/>
+          </w:tcPr>
+          <w:p>
+            <w:pPr>
+              <w:pStyle w:val="Compact"/>
+              <w:spacing w:before="0" w:after="0" w:line="280" w:lineRule="exact"/>
+              <w:jc w:val="center"/>
+            </w:pPr>
+            <w:r>
+              <w:rPr>
+                <w:sz w:val="24"/>
+              </w:rPr>
+              <w:t xml:space="preserve">общая </w:t>
+            </w:r>
+            <w:r>
+              <w:rPr>
+                <w:i/>
+                <w:sz w:val="24"/>
+              </w:rPr>
+              <w:t>AI</w:t>
+            </w:r>
+            <w:r>
+              <w:rPr>
+                <w:sz w:val="24"/>
+              </w:rPr>
+              <w:t xml:space="preserve">-аналитика и помощники по формулам; поведение совпадает с </w:t>
+            </w:r>
+            <w:r>
+              <w:rPr>
+                <w:i/>
+                <w:sz w:val="24"/>
+              </w:rPr>
+              <w:t>Formula</w:t>
+            </w:r>
+            <w:r>
+              <w:rPr>
+                <w:sz w:val="24"/>
+              </w:rPr>
+              <w:t xml:space="preserve"> </w:t>
+            </w:r>
+            <w:r>
+              <w:rPr>
+                <w:i/>
+                <w:sz w:val="24"/>
+              </w:rPr>
+              <w:t>Bot</w:t>
+            </w:r>
+            <w:r>
+              <w:rPr>
+                <w:sz w:val="24"/>
+              </w:rPr>
+              <w:t xml:space="preserve"> и </w:t>
+            </w:r>
+            <w:r>
+              <w:rPr>
+                <w:i/>
+                <w:sz w:val="24"/>
+              </w:rPr>
+              <w:t>Numerous.ai</w:t>
+            </w:r>
+            <w:r>
+              <w:rPr>
+                <w:sz w:val="24"/>
+              </w:rPr>
+              <w:t>, повторный разбор не добавляет вывода</w:t>
+            </w:r>
+          </w:p>
+        </w:tc>
+      </w:tr>
+      <w:tr>
+        <w:trPr>
+          <w:cantSplit/>
+          <w:jc w:val="center"/>
+        </w:trPr>
+        <w:tc>
+          <w:tcPr>
+            <w:tcW w:w="3042" w:type="dxa"/>
+            <w:vAlign w:val="center"/>
+          </w:tcPr>
+          <w:p>
+            <w:pPr>
+              <w:pStyle w:val="Compact"/>
+              <w:spacing w:before="0" w:after="0" w:line="280" w:lineRule="exact"/>
+              <w:jc w:val="center"/>
+            </w:pPr>
+            <w:r>
+              <w:rPr>
+                <w:i/>
+                <w:sz w:val="24"/>
+              </w:rPr>
+              <w:t>Cube</w:t>
+            </w:r>
+            <w:r>
+              <w:rPr>
+                <w:sz w:val="24"/>
+              </w:rPr>
+              <w:t xml:space="preserve"> </w:t>
+            </w:r>
+            <w:r>
+              <w:rPr>
+                <w:i/>
+                <w:sz w:val="24"/>
+              </w:rPr>
+              <w:t>Software</w:t>
+            </w:r>
+          </w:p>
+        </w:tc>
+        <w:tc>
+          <w:tcPr>
+            <w:tcW w:w="2082" w:type="dxa"/>
+            <w:vAlign w:val="center"/>
+          </w:tcPr>
+          <w:p>
+            <w:pPr>
+              <w:pStyle w:val="Compact"/>
+              <w:spacing w:before="0" w:after="0" w:line="280" w:lineRule="exact"/>
+              <w:jc w:val="center"/>
+            </w:pPr>
+            <w:r>
+              <w:rPr>
+                <w:sz w:val="24"/>
+              </w:rPr>
+              <w:t>исключена</w:t>
+            </w:r>
+          </w:p>
+        </w:tc>
+        <w:tc>
+          <w:tcPr>
+            <w:tcW w:w="4230" w:type="dxa"/>
+            <w:vAlign w:val="center"/>
+          </w:tcPr>
+          <w:p>
+            <w:pPr>
+              <w:pStyle w:val="Compact"/>
+              <w:spacing w:before="0" w:after="0" w:line="280" w:lineRule="exact"/>
+              <w:jc w:val="center"/>
+            </w:pPr>
+            <w:r>
+              <w:rPr>
+                <w:i/>
+                <w:sz w:val="24"/>
+              </w:rPr>
+              <w:t>FP</w:t>
+            </w:r>
+            <w:r>
+              <w:rPr>
+                <w:sz w:val="24"/>
+              </w:rPr>
+              <w:t>&amp;</w:t>
+            </w:r>
+            <w:r>
+              <w:rPr>
+                <w:i/>
+                <w:sz w:val="24"/>
+              </w:rPr>
+              <w:t>A</w:t>
+            </w:r>
+            <w:r>
+              <w:rPr>
+                <w:sz w:val="24"/>
+              </w:rPr>
+              <w:t xml:space="preserve">-платформа, задача и сегмент совпадают с </w:t>
+            </w:r>
+            <w:r>
+              <w:rPr>
+                <w:i/>
+                <w:sz w:val="24"/>
+              </w:rPr>
+              <w:t>Datarails</w:t>
+            </w:r>
+            <w:r>
+              <w:rPr>
+                <w:sz w:val="24"/>
+              </w:rPr>
+              <w:t>, которая разобрана</w:t>
+            </w:r>
+          </w:p>
+        </w:tc>
+      </w:tr>
+      <w:tr>
+        <w:trPr>
+          <w:cantSplit/>
+          <w:jc w:val="center"/>
+        </w:trPr>
+        <w:tc>
+          <w:tcPr>
+            <w:tcW w:w="3042" w:type="dxa"/>
+            <w:vAlign w:val="center"/>
+          </w:tcPr>
+          <w:p>
+            <w:pPr>
+              <w:pStyle w:val="Compact"/>
+              <w:spacing w:before="0" w:after="0" w:line="280" w:lineRule="exact"/>
+              <w:jc w:val="center"/>
+            </w:pPr>
+            <w:r>
+              <w:rPr>
+                <w:i/>
+                <w:sz w:val="24"/>
+              </w:rPr>
+              <w:t>ChatGPT</w:t>
+            </w:r>
+            <w:r>
+              <w:rPr>
+                <w:sz w:val="24"/>
+              </w:rPr>
+              <w:t xml:space="preserve">, </w:t>
+            </w:r>
+            <w:r>
+              <w:rPr>
+                <w:i/>
+                <w:sz w:val="24"/>
+              </w:rPr>
+              <w:t>Claude</w:t>
+            </w:r>
+            <w:r>
+              <w:rPr>
+                <w:sz w:val="24"/>
+              </w:rPr>
+              <w:t xml:space="preserve"> </w:t>
+            </w:r>
+            <w:r>
+              <w:rPr>
+                <w:i/>
+                <w:sz w:val="24"/>
+              </w:rPr>
+              <w:t>for</w:t>
+            </w:r>
+            <w:r>
+              <w:rPr>
+                <w:sz w:val="24"/>
+              </w:rPr>
+              <w:t xml:space="preserve"> </w:t>
+            </w:r>
+            <w:r>
+              <w:rPr>
+                <w:i/>
+                <w:sz w:val="24"/>
+              </w:rPr>
+              <w:t>Excel</w:t>
+            </w:r>
+            <w:r>
+              <w:rPr>
+                <w:sz w:val="24"/>
+              </w:rPr>
+              <w:t xml:space="preserve">, </w:t>
+            </w:r>
+            <w:r>
+              <w:rPr>
+                <w:i/>
+                <w:sz w:val="24"/>
+              </w:rPr>
+              <w:t>Gemini</w:t>
+            </w:r>
+            <w:r>
+              <w:rPr>
+                <w:sz w:val="24"/>
+              </w:rPr>
+              <w:t xml:space="preserve"> в </w:t>
+            </w:r>
+            <w:r>
+              <w:rPr>
+                <w:i/>
+                <w:sz w:val="24"/>
+              </w:rPr>
+              <w:t>Google</w:t>
+            </w:r>
+            <w:r>
+              <w:rPr>
+                <w:sz w:val="24"/>
+              </w:rPr>
+              <w:t xml:space="preserve"> </w:t>
+            </w:r>
+            <w:r>
+              <w:rPr>
+                <w:i/>
+                <w:sz w:val="24"/>
+              </w:rPr>
+              <w:t>Sheets</w:t>
+            </w:r>
+          </w:p>
+        </w:tc>
+        <w:tc>
+          <w:tcPr>
+            <w:tcW w:w="2082" w:type="dxa"/>
+            <w:vAlign w:val="center"/>
+          </w:tcPr>
+          <w:p>
+            <w:pPr>
+              <w:pStyle w:val="Compact"/>
+              <w:spacing w:before="0" w:after="0" w:line="280" w:lineRule="exact"/>
+              <w:jc w:val="center"/>
+            </w:pPr>
+            <w:r>
+              <w:rPr>
+                <w:sz w:val="24"/>
+              </w:rPr>
+              <w:t>заменители</w:t>
+            </w:r>
+          </w:p>
+        </w:tc>
+        <w:tc>
+          <w:tcPr>
+            <w:tcW w:w="4230" w:type="dxa"/>
+            <w:vAlign w:val="center"/>
+          </w:tcPr>
+          <w:p>
+            <w:pPr>
+              <w:pStyle w:val="Compact"/>
+              <w:spacing w:before="0" w:after="0" w:line="280" w:lineRule="exact"/>
+              <w:jc w:val="center"/>
+            </w:pPr>
+            <w:r>
+              <w:rPr>
+                <w:sz w:val="24"/>
+              </w:rPr>
+              <w:t xml:space="preserve">универсальные </w:t>
+            </w:r>
+            <w:r>
+              <w:rPr>
+                <w:i/>
+                <w:sz w:val="24"/>
+              </w:rPr>
+              <w:t>AI</w:t>
+            </w:r>
+            <w:r>
+              <w:rPr>
+                <w:sz w:val="24"/>
+              </w:rPr>
+              <w:t>-ассистенты; оцениваются как класс заменителей в ЛР4 (сила заменителей 5 из 5), отдельный сайт не разбирался</w:t>
+            </w:r>
+          </w:p>
+        </w:tc>
+      </w:tr>
+      <w:tr>
+        <w:trPr>
+          <w:cantSplit/>
+          <w:jc w:val="center"/>
+        </w:trPr>
+        <w:tc>
+          <w:tcPr>
+            <w:tcW w:w="3042" w:type="dxa"/>
+            <w:vAlign w:val="center"/>
+          </w:tcPr>
+          <w:p>
+            <w:pPr>
+              <w:pStyle w:val="Compact"/>
+              <w:spacing w:before="0" w:after="0" w:line="280" w:lineRule="exact"/>
+              <w:jc w:val="center"/>
+            </w:pPr>
+            <w:r>
+              <w:rPr>
+                <w:i/>
+                <w:sz w:val="24"/>
+              </w:rPr>
+              <w:t>Spreadsheet</w:t>
+            </w:r>
+            <w:r>
+              <w:rPr>
+                <w:sz w:val="24"/>
+              </w:rPr>
+              <w:t xml:space="preserve"> </w:t>
+            </w:r>
+            <w:r>
+              <w:rPr>
+                <w:i/>
+                <w:sz w:val="24"/>
+              </w:rPr>
+              <w:t>Inquire</w:t>
+            </w:r>
+            <w:r>
+              <w:rPr>
+                <w:sz w:val="24"/>
+              </w:rPr>
+              <w:t xml:space="preserve"> (</w:t>
+            </w:r>
+            <w:r>
+              <w:rPr>
+                <w:i/>
+                <w:sz w:val="24"/>
+              </w:rPr>
+              <w:t>Microsoft</w:t>
+            </w:r>
+            <w:r>
+              <w:rPr>
+                <w:sz w:val="24"/>
+              </w:rPr>
+              <w:t>)</w:t>
+            </w:r>
+          </w:p>
+        </w:tc>
+        <w:tc>
+          <w:tcPr>
+            <w:tcW w:w="2082" w:type="dxa"/>
+            <w:vAlign w:val="center"/>
+          </w:tcPr>
+          <w:p>
+            <w:pPr>
+              <w:pStyle w:val="Compact"/>
+              <w:spacing w:before="0" w:after="0" w:line="280" w:lineRule="exact"/>
+              <w:jc w:val="center"/>
+            </w:pPr>
+            <w:r>
+              <w:rPr>
+                <w:sz w:val="24"/>
+              </w:rPr>
+              <w:t>заменитель</w:t>
+            </w:r>
+          </w:p>
+        </w:tc>
+        <w:tc>
+          <w:tcPr>
+            <w:tcW w:w="4230" w:type="dxa"/>
+            <w:vAlign w:val="center"/>
+          </w:tcPr>
+          <w:p>
+            <w:pPr>
+              <w:pStyle w:val="Compact"/>
+              <w:spacing w:before="0" w:after="0" w:line="280" w:lineRule="exact"/>
+              <w:jc w:val="center"/>
+            </w:pPr>
+            <w:r>
+              <w:rPr>
+                <w:sz w:val="24"/>
+              </w:rPr>
+              <w:t xml:space="preserve">бесплатная встроенная проверка </w:t>
+            </w:r>
+            <w:r>
+              <w:rPr>
+                <w:i/>
+                <w:sz w:val="24"/>
+              </w:rPr>
+              <w:t>Office</w:t>
+            </w:r>
+            <w:r>
+              <w:rPr>
+                <w:sz w:val="24"/>
+              </w:rPr>
+              <w:t>; учитывается как базовая альтернатива</w:t>
+            </w:r>
+          </w:p>
+        </w:tc>
+      </w:tr>
+      <w:tr>
+        <w:trPr>
+          <w:cantSplit/>
+          <w:jc w:val="center"/>
+        </w:trPr>
+        <w:tc>
+          <w:tcPr>
+            <w:tcW w:w="3042" w:type="dxa"/>
+            <w:vAlign w:val="center"/>
+          </w:tcPr>
+          <w:p>
+            <w:pPr>
+              <w:pStyle w:val="Compact"/>
+              <w:spacing w:before="0" w:after="0" w:line="280" w:lineRule="exact"/>
+              <w:jc w:val="center"/>
+            </w:pPr>
+            <w:r>
+              <w:rPr>
+                <w:sz w:val="24"/>
+              </w:rPr>
+              <w:t>Ручная проверка, внутренний аудитор</w:t>
+            </w:r>
+          </w:p>
+        </w:tc>
+        <w:tc>
+          <w:tcPr>
+            <w:tcW w:w="2082" w:type="dxa"/>
+            <w:vAlign w:val="center"/>
+          </w:tcPr>
+          <w:p>
+            <w:pPr>
+              <w:pStyle w:val="Compact"/>
+              <w:spacing w:before="0" w:after="0" w:line="280" w:lineRule="exact"/>
+              <w:jc w:val="center"/>
+            </w:pPr>
+            <w:r>
+              <w:rPr>
+                <w:sz w:val="24"/>
+              </w:rPr>
+              <w:t>заменитель</w:t>
+            </w:r>
+          </w:p>
+        </w:tc>
+        <w:tc>
+          <w:tcPr>
+            <w:tcW w:w="4230" w:type="dxa"/>
+            <w:vAlign w:val="center"/>
+          </w:tcPr>
+          <w:p>
+            <w:pPr>
+              <w:pStyle w:val="Compact"/>
+              <w:spacing w:before="0" w:after="0" w:line="280" w:lineRule="exact"/>
+              <w:jc w:val="center"/>
+            </w:pPr>
+            <w:r>
+              <w:rPr>
+                <w:sz w:val="24"/>
+              </w:rPr>
+              <w:t>самостоятельное решение клиента; не имеет сайта и не классифицируется</w:t>
+            </w:r>
+          </w:p>
+        </w:tc>
+      </w:tr>
+    </w:tbl>
+    <w:p>
+      <w:pPr>
+        <w:pStyle w:val="FirstParagraph"/>
+        <w:spacing w:before="0" w:after="0" w:line="360" w:lineRule="exact"/>
+        <w:ind w:firstLine="709"/>
+        <w:jc w:val="both"/>
+      </w:pPr>
+      <w:r>
+        <w:rPr>
+          <w:sz w:val="28"/>
+        </w:rPr>
+        <w:t>Исключения не меняют вывода классификации: не вошедшие компан</w:t>
+      </w:r>
+      <w:r>
+        <w:rPr>
+          <w:sz w:val="28"/>
+        </w:rPr>
+        <w:t>ии либо повторяют разобранные типы (</w:t>
+      </w:r>
+      <w:r>
+        <w:rPr>
+          <w:i/>
+          <w:sz w:val="28"/>
+        </w:rPr>
+        <w:t>AI</w:t>
+      </w:r>
+      <w:r>
+        <w:rPr>
+          <w:sz w:val="28"/>
+        </w:rPr>
+        <w:t xml:space="preserve">-помощники, </w:t>
+      </w:r>
+      <w:r>
+        <w:rPr>
+          <w:i/>
+          <w:sz w:val="28"/>
+        </w:rPr>
+        <w:t>FP</w:t>
+      </w:r>
+      <w:r>
+        <w:rPr>
+          <w:sz w:val="28"/>
+        </w:rPr>
+        <w:t>&amp;</w:t>
+      </w:r>
+      <w:r>
+        <w:rPr>
+          <w:i/>
+          <w:sz w:val="28"/>
+        </w:rPr>
+        <w:t>A</w:t>
+      </w:r>
+      <w:r>
+        <w:rPr>
+          <w:sz w:val="28"/>
+        </w:rPr>
+        <w:t>-платформы), либо не имеют сопоставимых данных; три компании (</w:t>
+      </w:r>
+      <w:r>
+        <w:rPr>
+          <w:i/>
+          <w:sz w:val="28"/>
+        </w:rPr>
+        <w:t>Spreadsheet</w:t>
+      </w:r>
+      <w:r>
+        <w:rPr>
+          <w:sz w:val="28"/>
+        </w:rPr>
+        <w:t xml:space="preserve"> </w:t>
+      </w:r>
+      <w:r>
+        <w:rPr>
+          <w:i/>
+          <w:sz w:val="28"/>
+        </w:rPr>
+        <w:t>Detective</w:t>
+      </w:r>
+      <w:r>
+        <w:rPr>
+          <w:sz w:val="28"/>
+        </w:rPr>
+        <w:t xml:space="preserve">, </w:t>
+      </w:r>
+      <w:r>
+        <w:rPr>
+          <w:i/>
+          <w:sz w:val="28"/>
+        </w:rPr>
+        <w:t>CIMCON</w:t>
+      </w:r>
+      <w:r>
+        <w:rPr>
+          <w:sz w:val="28"/>
+        </w:rPr>
+        <w:t xml:space="preserve">, </w:t>
+      </w:r>
+      <w:r>
+        <w:rPr>
+          <w:i/>
+          <w:sz w:val="28"/>
+        </w:rPr>
+        <w:t>Macabacus</w:t>
+      </w:r>
+      <w:r>
+        <w:rPr>
+          <w:sz w:val="28"/>
+        </w:rPr>
+        <w:t xml:space="preserve">) оставлены под наблюдение и войдут в повторный анализ после выхода </w:t>
+      </w:r>
+      <w:r>
+        <w:rPr>
+          <w:i/>
+          <w:sz w:val="28"/>
+        </w:rPr>
+        <w:t>MVP</w:t>
+      </w:r>
+      <w:r>
+        <w:rPr>
+          <w:sz w:val="28"/>
+        </w:rPr>
+        <w:t>.</w:t>
+      </w:r>
+    </w:p>
+    <w:p>
+      <w:pPr>
         <w:pStyle w:val="2"/>
         <w:spacing w:before="360" w:after="360" w:line="360" w:lineRule="exact"/>
         <w:ind w:firstLine="709"/>
       </w:pPr>
       <w:bookmarkStart w:id="8" w:name="_e6ba0285e0e0ccc17e7a33a4e535fa387865e88"/>
-      <w:bookmarkStart w:id="9" w:name="_Toc241956352"/>
+      <w:bookmarkStart w:id="9" w:name="_Toc241957880"/>
       <w:bookmarkEnd w:id="6"/>
       <w:r>
         <w:rPr>
           <w:b/>
           <w:sz w:val="28"/>
         </w:rPr>
-        <w:t>2.3 Карта страниц сайтов и доказательства</w:t>
+        <w:lastRenderedPageBreak/>
+        <w:t xml:space="preserve">2.3 Карта страниц сайтов и </w:t>
+      </w:r>
+      <w:r>
+        <w:rPr>
+          <w:b/>
+          <w:sz w:val="28"/>
+        </w:rPr>
+        <w:t>доказательства</w:t>
       </w:r>
       <w:bookmarkEnd w:id="9"/>
     </w:p>
@@ -6668,7 +8819,7 @@
         <w:rPr>
           <w:sz w:val="28"/>
         </w:rPr>
-        <w:t>В таблице 5 представлено: проверенные страницы и факты.</w:t>
+        <w:t>В таблице 7 представлено: проверенные страницы и факты.</w:t>
       </w:r>
     </w:p>
     <w:p>
@@ -6681,13 +8832,7 @@
         <w:rPr>
           <w:sz w:val="28"/>
         </w:rPr>
-        <w:t xml:space="preserve">Таблица 5 </w:t>
-      </w:r>
-      <w:r>
-        <w:rPr>
-          <w:sz w:val="28"/>
-        </w:rPr>
-        <w:t>– Проверенные страницы и факты</w:t>
+        <w:t>Таблица 7 – Проверенные страницы и факты</w:t>
       </w:r>
     </w:p>
     <w:tbl>
@@ -6983,7 +9128,13 @@
               <w:rPr>
                 <w:sz w:val="24"/>
               </w:rPr>
-              <w:t>; премия 2026</w:t>
+              <w:t xml:space="preserve">; премия </w:t>
+            </w:r>
+            <w:r>
+              <w:rPr>
+                <w:sz w:val="24"/>
+              </w:rPr>
+              <w:t>2026</w:t>
             </w:r>
           </w:p>
         </w:tc>
@@ -7131,7 +9282,6 @@
                 <w:i/>
                 <w:sz w:val="24"/>
               </w:rPr>
-              <w:lastRenderedPageBreak/>
               <w:t>Arixcel</w:t>
             </w:r>
           </w:p>
@@ -9388,6 +11538,7 @@
                 <w:i/>
                 <w:sz w:val="24"/>
               </w:rPr>
+              <w:lastRenderedPageBreak/>
               <w:t>DataSnipper</w:t>
             </w:r>
           </w:p>
@@ -10046,7 +12197,6 @@
                 <w:i/>
                 <w:sz w:val="24"/>
               </w:rPr>
-              <w:lastRenderedPageBreak/>
               <w:t>Datarails</w:t>
             </w:r>
           </w:p>
@@ -10156,7 +12306,13 @@
               <w:rPr>
                 <w:sz w:val="24"/>
               </w:rPr>
-              <w:t>Лицензирование</w:t>
+              <w:t>Лице</w:t>
+            </w:r>
+            <w:r>
+              <w:rPr>
+                <w:sz w:val="24"/>
+              </w:rPr>
+              <w:t>нзирование</w:t>
             </w:r>
           </w:p>
         </w:tc>
@@ -10492,13 +12648,7 @@
               <w:rPr>
                 <w:sz w:val="24"/>
               </w:rPr>
-              <w:t xml:space="preserve"> 1.3, </w:t>
-            </w:r>
-            <w:r>
-              <w:rPr>
-                <w:sz w:val="24"/>
-              </w:rPr>
-              <w:t xml:space="preserve">нулевое хранение у провайдеров, </w:t>
+              <w:t xml:space="preserve"> 1.3, нулевое хранение у провайдеров, </w:t>
             </w:r>
             <w:r>
               <w:rPr>
@@ -11024,13 +13174,14 @@
         <w:ind w:firstLine="709"/>
       </w:pPr>
       <w:bookmarkStart w:id="10" w:name="_b8f6f14603ee9e71fb2e4d1c108750035f950c7"/>
-      <w:bookmarkStart w:id="11" w:name="_Toc241956353"/>
+      <w:bookmarkStart w:id="11" w:name="_Toc241957881"/>
       <w:bookmarkEnd w:id="8"/>
       <w:r>
         <w:rPr>
           <w:b/>
           <w:sz w:val="28"/>
         </w:rPr>
+        <w:lastRenderedPageBreak/>
         <w:t>2.4 Цифровой товар: модели Левитта и Кано</w:t>
       </w:r>
       <w:bookmarkEnd w:id="11"/>
@@ -11066,7 +13217,7 @@
         <w:rPr>
           <w:sz w:val="28"/>
         </w:rPr>
-        <w:t>В таблице 6 представлено: признаки товара по Кано и их распространенност</w:t>
+        <w:t>В таблице 8 представлено: признаки товара по Кано и их распространенност</w:t>
       </w:r>
       <w:r>
         <w:rPr>
@@ -11085,7 +13236,7 @@
         <w:rPr>
           <w:sz w:val="28"/>
         </w:rPr>
-        <w:t>Таблица 6 – Признаки товара по Кано и их распространенность</w:t>
+        <w:t>Таблица 8 – Признаки товара по Кано и их распространенность</w:t>
       </w:r>
     </w:p>
     <w:tbl>
@@ -11304,7 +13455,6 @@
                 <w:i/>
                 <w:sz w:val="24"/>
               </w:rPr>
-              <w:lastRenderedPageBreak/>
               <w:t>R001</w:t>
             </w:r>
           </w:p>
@@ -12605,6 +14755,7 @@
                 <w:i/>
                 <w:sz w:val="24"/>
               </w:rPr>
+              <w:lastRenderedPageBreak/>
               <w:t>R009</w:t>
             </w:r>
           </w:p>
@@ -13288,7 +15439,6 @@
                 <w:i/>
                 <w:sz w:val="24"/>
               </w:rPr>
-              <w:lastRenderedPageBreak/>
               <w:t>R013</w:t>
             </w:r>
           </w:p>
@@ -14602,6 +16752,7 @@
                 <w:i/>
                 <w:sz w:val="24"/>
               </w:rPr>
+              <w:lastRenderedPageBreak/>
               <w:t>R021</w:t>
             </w:r>
           </w:p>
@@ -15258,7 +17409,6 @@
                 <w:i/>
                 <w:sz w:val="24"/>
               </w:rPr>
-              <w:lastRenderedPageBreak/>
               <w:t>R025</w:t>
             </w:r>
           </w:p>
@@ -15467,13 +17617,13 @@
         <w:rPr>
           <w:sz w:val="28"/>
         </w:rPr>
-        <w:t xml:space="preserve">) относится к группе безопасности и соответствия. Доказательство вывода </w:t>
-      </w:r>
-      <w:r>
-        <w:rPr>
-          <w:sz w:val="28"/>
-        </w:rPr>
-        <w:t>детерминированным движком, автоисправление и оценка рисков модели встречаются у одного-двух игроков и образуют зоны дифференциации.</w:t>
+        <w:t>) относится к группе безопасности и соответствия. Доказательство вывода детерминированным движком, авт</w:t>
+      </w:r>
+      <w:r>
+        <w:rPr>
+          <w:sz w:val="28"/>
+        </w:rPr>
+        <w:t>оисправление и оценка рисков модели встречаются у одного-двух игроков и образуют зоны дифференциации.</w:t>
       </w:r>
     </w:p>
     <w:p>
@@ -15502,8 +17652,9 @@
           <w:noProof/>
           <w:sz w:val="28"/>
         </w:rPr>
+        <w:lastRenderedPageBreak/>
         <w:drawing>
-          <wp:inline distT="0" distB="0" distL="0" distR="0" wp14:anchorId="64678C58" wp14:editId="737FEFFF">
+          <wp:inline distT="0" distB="0" distL="0" distR="0" wp14:anchorId="00821E22" wp14:editId="1ACAB14E">
             <wp:extent cx="5334000" cy="3187390"/>
             <wp:effectExtent l="0" t="0" r="0" b="0"/>
             <wp:docPr id="17" name="Picture"/>
@@ -15569,13 +17720,13 @@
         <w:rPr>
           <w:sz w:val="28"/>
         </w:rPr>
-        <w:t>Рисунок показывает три группы признаков: стандарт (выше 60 %), формирующиеся (35-60 %) и редкие (ниже 35 %). Обязательные признаки, расп</w:t>
-      </w:r>
-      <w:r>
-        <w:rPr>
-          <w:sz w:val="28"/>
-        </w:rPr>
-        <w:t>оложенные ниже линии стандарта, - основная возможность для первого игрока, который закроет их надежно и прозрачно.</w:t>
+        <w:t xml:space="preserve">Рисунок показывает три группы признаков: стандарт (выше 60 %), формирующиеся (35-60 %) и редкие (ниже 35 %). Обязательные признаки, расположенные ниже линии стандарта, - основная возможность для первого </w:t>
+      </w:r>
+      <w:r>
+        <w:rPr>
+          <w:sz w:val="28"/>
+        </w:rPr>
+        <w:t>игрока, который закроет их надежно и прозрачно.</w:t>
       </w:r>
     </w:p>
     <w:p>
@@ -15589,7 +17740,7 @@
         <w:rPr>
           <w:sz w:val="28"/>
         </w:rPr>
-        <w:t>В таблице 7 представлено: признаки по уровням Левитта.</w:t>
+        <w:t>В таблице 9 представлено: признаки по уровням Левитта.</w:t>
       </w:r>
     </w:p>
     <w:p>
@@ -15602,7 +17753,7 @@
         <w:rPr>
           <w:sz w:val="28"/>
         </w:rPr>
-        <w:t>Таблица 7 – Признаки по уровням Левитта</w:t>
+        <w:t>Таблица 9 – Признаки по уровням Левитта</w:t>
       </w:r>
     </w:p>
     <w:tbl>
@@ -15689,14 +17840,7 @@
                 <w:b/>
                 <w:sz w:val="24"/>
               </w:rPr>
-              <w:t>Средняя оценка пр</w:t>
-            </w:r>
-            <w:r>
-              <w:rPr>
-                <w:b/>
-                <w:sz w:val="24"/>
-              </w:rPr>
-              <w:t>изнака</w:t>
+              <w:t>Средняя оценка признака</w:t>
             </w:r>
           </w:p>
         </w:tc>
@@ -15910,7 +18054,6 @@
               <w:rPr>
                 <w:sz w:val="24"/>
               </w:rPr>
-              <w:lastRenderedPageBreak/>
               <w:t>4. Расширенный товар</w:t>
             </w:r>
           </w:p>
@@ -16045,7 +18188,7 @@
         <w:ind w:firstLine="709"/>
       </w:pPr>
       <w:bookmarkStart w:id="12" w:name="_823200a59a4cf40c51f7f0e02566c010f838ed7"/>
-      <w:bookmarkStart w:id="13" w:name="_Toc241956354"/>
+      <w:bookmarkStart w:id="13" w:name="_Toc241957882"/>
       <w:bookmarkEnd w:id="10"/>
       <w:r>
         <w:rPr>
@@ -16087,7 +18230,8 @@
         <w:rPr>
           <w:sz w:val="28"/>
         </w:rPr>
-        <w:t>В таблице 8 представлено: взвешенная оценка товара конкурента.</w:t>
+        <w:lastRenderedPageBreak/>
+        <w:t>В таблице 10 представлено: взвешенная оценка товара конкурента.</w:t>
       </w:r>
     </w:p>
     <w:p>
@@ -16100,7 +18244,7 @@
         <w:rPr>
           <w:sz w:val="28"/>
         </w:rPr>
-        <w:t>Таблица 8 – Взвешенная оценка товара конкурента</w:t>
+        <w:t>Таблица 10 – Взвешенная оценка товара конкурента</w:t>
       </w:r>
     </w:p>
     <w:tbl>
@@ -16187,14 +18331,14 @@
                 <w:b/>
                 <w:sz w:val="24"/>
               </w:rPr>
-              <w:t>Взвешенна</w:t>
+              <w:t>Взвешен</w:t>
             </w:r>
             <w:r>
               <w:rPr>
                 <w:b/>
                 <w:sz w:val="24"/>
               </w:rPr>
-              <w:t>я оценка (0-5)</w:t>
+              <w:t>ная оценка (0-5)</w:t>
             </w:r>
           </w:p>
         </w:tc>
@@ -16753,9 +18897,8 @@
           <w:noProof/>
           <w:sz w:val="28"/>
         </w:rPr>
-        <w:lastRenderedPageBreak/>
         <w:drawing>
-          <wp:inline distT="0" distB="0" distL="0" distR="0" wp14:anchorId="0E26F649" wp14:editId="07C310AF">
+          <wp:inline distT="0" distB="0" distL="0" distR="0" wp14:anchorId="6D00C497" wp14:editId="5182D698">
             <wp:extent cx="5334000" cy="2862146"/>
             <wp:effectExtent l="0" t="0" r="0" b="0"/>
             <wp:docPr id="21" name="Picture"/>
@@ -16850,7 +18993,7 @@
         <w:ind w:firstLine="709"/>
       </w:pPr>
       <w:bookmarkStart w:id="14" w:name="_9d579ff3219dd0c08e87cdba2a2a6d1ef61e3cc"/>
-      <w:bookmarkStart w:id="15" w:name="_Toc241956355"/>
+      <w:bookmarkStart w:id="15" w:name="_Toc241957883"/>
       <w:bookmarkEnd w:id="12"/>
       <w:r>
         <w:rPr>
@@ -16892,7 +19035,7 @@
         <w:rPr>
           <w:sz w:val="28"/>
         </w:rPr>
-        <w:t>В таблице 9 представлено: рыночный стандарт цифрового товара.</w:t>
+        <w:t>В таблице 11 представлено: рыночный стандарт цифрового товара.</w:t>
       </w:r>
     </w:p>
     <w:p>
@@ -16905,7 +19048,8 @@
         <w:rPr>
           <w:sz w:val="28"/>
         </w:rPr>
-        <w:t>Таблица 9 – Рыночный стандарт цифрового товара</w:t>
+        <w:lastRenderedPageBreak/>
+        <w:t>Таблица 11 – Рыночный стандарт цифрового товара</w:t>
       </w:r>
     </w:p>
     <w:tbl>
@@ -17673,7 +19817,6 @@
                 <w:i/>
                 <w:sz w:val="24"/>
               </w:rPr>
-              <w:lastRenderedPageBreak/>
               <w:t>AI</w:t>
             </w:r>
             <w:r>
@@ -19362,6 +21505,7 @@
               <w:rPr>
                 <w:sz w:val="24"/>
               </w:rPr>
+              <w:lastRenderedPageBreak/>
               <w:t>Ролевой доступ в команде</w:t>
             </w:r>
           </w:p>
@@ -19676,14 +21820,7 @@
         <w:rPr>
           <w:sz w:val="28"/>
         </w:rPr>
-        <w:t xml:space="preserve">ие, оценка рисков модели) и зоны усиления ценности </w:t>
-      </w:r>
-      <w:r>
-        <w:rPr>
-          <w:sz w:val="28"/>
-        </w:rPr>
-        <w:lastRenderedPageBreak/>
-        <w:t xml:space="preserve">(сравнение файлов, подсветка ячеек, ролевой доступ). Минимальный товар </w:t>
+        <w:t xml:space="preserve">ие, оценка рисков модели) и зоны усиления ценности (сравнение файлов, подсветка ячеек, ролевой доступ). Минимальный товар </w:t>
       </w:r>
       <w:r>
         <w:rPr>
@@ -19706,7 +21843,7 @@
         <w:ind w:firstLine="709"/>
       </w:pPr>
       <w:bookmarkStart w:id="16" w:name="_8be076d9797953e124cfe81356f035b108674c3"/>
-      <w:bookmarkStart w:id="17" w:name="_Toc241956356"/>
+      <w:bookmarkStart w:id="17" w:name="_Toc241957884"/>
       <w:bookmarkEnd w:id="14"/>
       <w:r>
         <w:rPr>
@@ -19728,7 +21865,7 @@
         <w:rPr>
           <w:sz w:val="28"/>
         </w:rPr>
-        <w:t>В таблице 10 представлено: паспорта цифровых тов</w:t>
+        <w:t>В таблице 12 представлено: паспорта цифровых тов</w:t>
       </w:r>
       <w:r>
         <w:rPr>
@@ -19747,7 +21884,7 @@
         <w:rPr>
           <w:sz w:val="28"/>
         </w:rPr>
-        <w:t>Таблица 10 – Паспорта цифровых товаров</w:t>
+        <w:t>Таблица 12 – Паспорта цифровых товаров</w:t>
       </w:r>
     </w:p>
     <w:tbl>
@@ -20723,6 +22860,7 @@
                 <w:i/>
                 <w:sz w:val="24"/>
               </w:rPr>
+              <w:lastRenderedPageBreak/>
               <w:t>Datarails</w:t>
             </w:r>
           </w:p>
@@ -21089,7 +23227,7 @@
         <w:rPr>
           <w:sz w:val="28"/>
         </w:rPr>
-        <w:t>В таблице 11 представлено: конкурентные преимущества по товару.</w:t>
+        <w:t>В таблице 13 представлено: конкурентные преимущества по товару.</w:t>
       </w:r>
     </w:p>
     <w:p>
@@ -21102,8 +23240,7 @@
         <w:rPr>
           <w:sz w:val="28"/>
         </w:rPr>
-        <w:lastRenderedPageBreak/>
-        <w:t>Таблица 11 – Конкурентные преимущества по товару</w:t>
+        <w:t>Таблица 13 – Конкурентные преимущества по товару</w:t>
       </w:r>
     </w:p>
     <w:tbl>
@@ -22394,13 +24531,14 @@
         <w:ind w:firstLine="709"/>
       </w:pPr>
       <w:bookmarkStart w:id="18" w:name="_0ab5b5274b575dfb9e5e85d7a9a12b82683e52c"/>
-      <w:bookmarkStart w:id="19" w:name="_Toc241956357"/>
+      <w:bookmarkStart w:id="19" w:name="_Toc241957885"/>
       <w:bookmarkEnd w:id="16"/>
       <w:r>
         <w:rPr>
           <w:b/>
           <w:sz w:val="28"/>
         </w:rPr>
+        <w:lastRenderedPageBreak/>
         <w:t>2.8 Бизнес-модели конкурентов</w:t>
       </w:r>
       <w:bookmarkEnd w:id="19"/>
@@ -22436,7 +24574,7 @@
         <w:rPr>
           <w:sz w:val="28"/>
         </w:rPr>
-        <w:t>В таблице 12 представлено: сегменты, ценность и доходы конкурентов.</w:t>
+        <w:t>В таблице 14 представлено: сегменты, ценность и доходы конкурентов.</w:t>
       </w:r>
     </w:p>
     <w:p>
@@ -22449,7 +24587,7 @@
         <w:rPr>
           <w:sz w:val="28"/>
         </w:rPr>
-        <w:t>Таблица 12 – Сегменты, ценность и доходы конкурентов</w:t>
+        <w:t>Таблица 14 – Сегменты, ценность и доходы конкурентов</w:t>
       </w:r>
     </w:p>
     <w:tbl>
@@ -22692,7 +24830,6 @@
                 <w:i/>
                 <w:sz w:val="24"/>
               </w:rPr>
-              <w:lastRenderedPageBreak/>
               <w:t>Arixcel</w:t>
             </w:r>
           </w:p>
@@ -23587,7 +25724,7 @@
         <w:rPr>
           <w:sz w:val="28"/>
         </w:rPr>
-        <w:t>В таблице 13 представлено: каналы, отношения, ресурсы и данные.</w:t>
+        <w:t>В таблице 15 представлено: каналы, отношения, ресурсы и данные.</w:t>
       </w:r>
     </w:p>
     <w:p>
@@ -23600,7 +25737,7 @@
         <w:rPr>
           <w:sz w:val="28"/>
         </w:rPr>
-        <w:t>Таблица 13 – Каналы, отношения, ресурсы и данные</w:t>
+        <w:t>Таблица 15 – Каналы, отношения, ресурсы и данные</w:t>
       </w:r>
     </w:p>
     <w:tbl>
@@ -23755,6 +25892,7 @@
                 <w:i/>
                 <w:sz w:val="24"/>
               </w:rPr>
+              <w:lastRenderedPageBreak/>
               <w:t>PerfectXL</w:t>
             </w:r>
           </w:p>
@@ -24080,7 +26218,6 @@
                 <w:i/>
                 <w:sz w:val="24"/>
               </w:rPr>
-              <w:lastRenderedPageBreak/>
               <w:t>Shortcut</w:t>
             </w:r>
           </w:p>
@@ -24617,7 +26754,7 @@
         <w:rPr>
           <w:sz w:val="28"/>
         </w:rPr>
-        <w:t>В таблице 14 представлено: монетизация конкурентов.</w:t>
+        <w:t>В таблице 16 представлено: монетизация конкурентов.</w:t>
       </w:r>
     </w:p>
     <w:p>
@@ -24630,7 +26767,8 @@
         <w:rPr>
           <w:sz w:val="28"/>
         </w:rPr>
-        <w:t>Таблица 14 – Монетизация конкурентов</w:t>
+        <w:lastRenderedPageBreak/>
+        <w:t>Таблица 16 – Монетизация конкурентов</w:t>
       </w:r>
     </w:p>
     <w:tbl>
@@ -25426,7 +27564,6 @@
                 <w:i/>
                 <w:sz w:val="24"/>
               </w:rPr>
-              <w:lastRenderedPageBreak/>
               <w:t>Numerous.ai</w:t>
             </w:r>
           </w:p>
@@ -26014,7 +28151,7 @@
         <w:rPr>
           <w:sz w:val="28"/>
         </w:rPr>
-        <w:t>В таблице 15 представлено: каналы и воронка конкурентов.</w:t>
+        <w:t>В таблице 17 представлено: каналы и воронка конкурентов.</w:t>
       </w:r>
     </w:p>
     <w:p>
@@ -26027,7 +28164,7 @@
         <w:rPr>
           <w:sz w:val="28"/>
         </w:rPr>
-        <w:t>Таблица 15 – Каналы и ворон</w:t>
+        <w:t>Таблица 17 – Каналы и ворон</w:t>
       </w:r>
       <w:r>
         <w:rPr>
@@ -26653,6 +28790,7 @@
                 <w:i/>
                 <w:sz w:val="24"/>
               </w:rPr>
+              <w:lastRenderedPageBreak/>
               <w:t>Shortcut</w:t>
             </w:r>
           </w:p>
@@ -27289,7 +29427,7 @@
         <w:rPr>
           <w:sz w:val="28"/>
         </w:rPr>
-        <w:t>В таблице 16 представлен</w:t>
+        <w:t>В таблице 18 представлен</w:t>
       </w:r>
       <w:r>
         <w:rPr>
@@ -27308,8 +29446,7 @@
         <w:rPr>
           <w:sz w:val="28"/>
         </w:rPr>
-        <w:lastRenderedPageBreak/>
-        <w:t>Таблица 16 – Операционная модель конкурентов</w:t>
+        <w:t>Таблица 18 – Операционная модель конкурентов</w:t>
       </w:r>
     </w:p>
     <w:tbl>
@@ -28463,7 +30600,14 @@
         <w:rPr>
           <w:sz w:val="28"/>
         </w:rPr>
-        <w:t xml:space="preserve"> (1 из 5) - это подтверждает высокую угрозу новых участников из ЛР4. Устойчивее остальных модели с интеграциями и клиентской базой (</w:t>
+        <w:t xml:space="preserve"> (1 из 5) - это подтверждает высокую угрозу новых участников из ЛР4. Устойчивее остальных модели с </w:t>
+      </w:r>
+      <w:r>
+        <w:rPr>
+          <w:sz w:val="28"/>
+        </w:rPr>
+        <w:lastRenderedPageBreak/>
+        <w:t>интеграциями и клиентской базой (</w:t>
       </w:r>
       <w:r>
         <w:rPr>
@@ -28516,7 +30660,7 @@
         <w:rPr>
           <w:sz w:val="28"/>
         </w:rPr>
-        <w:t>В таблице 17 представлено: индекс силы бизнес-модели.</w:t>
+        <w:t>В таблице 19 представлено: индекс силы бизнес-модели.</w:t>
       </w:r>
     </w:p>
     <w:p>
@@ -28529,7 +30673,7 @@
         <w:rPr>
           <w:sz w:val="28"/>
         </w:rPr>
-        <w:t>Таблица 17 – Индекс с</w:t>
+        <w:t>Таблица 19 – Индекс с</w:t>
       </w:r>
       <w:r>
         <w:rPr>
@@ -29487,7 +31631,6 @@
         <w:rPr>
           <w:sz w:val="28"/>
         </w:rPr>
-        <w:lastRenderedPageBreak/>
         <w:t>На рисунке 4 показано: сила бизнес-модели и оценка цифрового товара конкурентов.</w:t>
       </w:r>
     </w:p>
@@ -29504,7 +31647,7 @@
           <w:sz w:val="28"/>
         </w:rPr>
         <w:drawing>
-          <wp:inline distT="0" distB="0" distL="0" distR="0" wp14:anchorId="6163CBF5" wp14:editId="4C9473A9">
+          <wp:inline distT="0" distB="0" distL="0" distR="0" wp14:anchorId="236F5F82" wp14:editId="02AFD359">
             <wp:extent cx="5334000" cy="2471853"/>
             <wp:effectExtent l="0" t="0" r="0" b="0"/>
             <wp:docPr id="27" name="Picture"/>
@@ -29655,7 +31798,7 @@
         <w:rPr>
           <w:sz w:val="28"/>
         </w:rPr>
-        <w:t xml:space="preserve">В таблице 18 представлено: практики бизнес-модели и рыночный </w:t>
+        <w:t xml:space="preserve">В таблице 20 представлено: практики бизнес-модели и рыночный </w:t>
       </w:r>
       <w:r>
         <w:rPr>
@@ -29674,7 +31817,7 @@
         <w:rPr>
           <w:sz w:val="28"/>
         </w:rPr>
-        <w:t>Таблица 18 – Практики бизнес-модели и рыночный стандарт (порог 70 %)</w:t>
+        <w:t>Таблица 20 – Практики бизнес-модели и рыночный стандарт (порог 70 %)</w:t>
       </w:r>
     </w:p>
     <w:tbl>
@@ -30056,6 +32199,7 @@
               <w:rPr>
                 <w:sz w:val="24"/>
               </w:rPr>
+              <w:lastRenderedPageBreak/>
               <w:t>Бесплатный тариф или пробный период</w:t>
             </w:r>
           </w:p>
@@ -30972,7 +33116,6 @@
               <w:rPr>
                 <w:sz w:val="24"/>
               </w:rPr>
-              <w:lastRenderedPageBreak/>
               <w:t xml:space="preserve">Интеграции и </w:t>
             </w:r>
             <w:r>
@@ -31115,7 +33258,7 @@
         <w:ind w:firstLine="709"/>
       </w:pPr>
       <w:bookmarkStart w:id="20" w:name="_79cbfa74df5b3f3beef1cd24c3ad9f089a58d7a"/>
-      <w:bookmarkStart w:id="21" w:name="_Toc241956358"/>
+      <w:bookmarkStart w:id="21" w:name="_Toc241957886"/>
       <w:bookmarkEnd w:id="18"/>
       <w:r>
         <w:rPr>
@@ -31191,7 +33334,7 @@
         <w:rPr>
           <w:sz w:val="28"/>
         </w:rPr>
-        <w:t xml:space="preserve">В таблице 19 представлено: минимальный товар и зоны дифференциации </w:t>
+        <w:t xml:space="preserve">В таблице 21 представлено: минимальный товар и зоны дифференциации </w:t>
       </w:r>
       <w:r>
         <w:rPr>
@@ -31217,7 +33360,7 @@
         <w:rPr>
           <w:sz w:val="28"/>
         </w:rPr>
-        <w:t xml:space="preserve">Таблица 19 – Минимальный товар и зоны дифференциации </w:t>
+        <w:t xml:space="preserve">Таблица 21 – Минимальный товар и зоны дифференциации </w:t>
       </w:r>
       <w:r>
         <w:rPr>
@@ -31495,6 +33638,7 @@
               <w:rPr>
                 <w:sz w:val="24"/>
               </w:rPr>
+              <w:lastRenderedPageBreak/>
               <w:t>Нормы с влиянием на выбор</w:t>
             </w:r>
           </w:p>
@@ -31646,7 +33790,7 @@
         <w:rPr>
           <w:sz w:val="28"/>
         </w:rPr>
-        <w:t xml:space="preserve">В таблице 20 представлено: гипотезы бизнес-модели </w:t>
+        <w:t xml:space="preserve">В таблице 22 представлено: гипотезы бизнес-модели </w:t>
       </w:r>
       <w:r>
         <w:rPr>
@@ -31672,7 +33816,7 @@
         <w:rPr>
           <w:sz w:val="28"/>
         </w:rPr>
-        <w:t>Таблица 20 – Гипотезы бизнес-м</w:t>
+        <w:t>Таблица 22 – Гипотезы бизнес-м</w:t>
       </w:r>
       <w:r>
         <w:rPr>
@@ -31803,7 +33947,6 @@
               <w:rPr>
                 <w:sz w:val="24"/>
               </w:rPr>
-              <w:lastRenderedPageBreak/>
               <w:t>Сегменты</w:t>
             </w:r>
           </w:p>
@@ -32572,7 +34715,13 @@
         <w:rPr>
           <w:sz w:val="28"/>
         </w:rPr>
-        <w:t xml:space="preserve">Гипотезы связывают результаты ЛР1-ЛР5 в один контур и служат черновиком для Канваса бизнес-модели в ЛР6; каждая требует проверки на </w:t>
+        <w:t>Гипотезы связывают результаты ЛР1-ЛР5 в один контур и служат черновиком для Канваса бизнес-модели в ЛР6; каждая требует проверки</w:t>
+      </w:r>
+      <w:r>
+        <w:rPr>
+          <w:sz w:val="28"/>
+        </w:rPr>
+        <w:t xml:space="preserve"> на </w:t>
       </w:r>
       <w:r>
         <w:rPr>
@@ -32595,13 +34744,14 @@
         <w:ind w:firstLine="709"/>
       </w:pPr>
       <w:bookmarkStart w:id="22" w:name="_339ae803435bd6b9a653c2b18dadc62dc9ad8e7"/>
-      <w:bookmarkStart w:id="23" w:name="_Toc241956359"/>
+      <w:bookmarkStart w:id="23" w:name="_Toc241957887"/>
       <w:bookmarkEnd w:id="20"/>
       <w:r>
         <w:rPr>
           <w:b/>
           <w:sz w:val="28"/>
         </w:rPr>
+        <w:lastRenderedPageBreak/>
         <w:t>2.10 Проверка расчетов и ограничения</w:t>
       </w:r>
       <w:bookmarkEnd w:id="23"/>
@@ -32773,14 +34923,7 @@
         <w:rPr>
           <w:sz w:val="28"/>
         </w:rPr>
-        <w:t xml:space="preserve"> - частично); категории Кано назначены без опроса пользователей; данные о </w:t>
-      </w:r>
-      <w:r>
-        <w:rPr>
-          <w:sz w:val="28"/>
-        </w:rPr>
-        <w:lastRenderedPageBreak/>
-        <w:t>выручке и финансировании конкурентов не получены. Все эти пункты перечислены в приложении Б.</w:t>
+        <w:t xml:space="preserve"> - частично); категории Кано назначены без опроса пользователей; данные о выручке и финансировании конкурентов не получены. Все эти пункты перечислены в приложении Б.</w:t>
       </w:r>
     </w:p>
     <w:p>
@@ -32791,7 +34934,7 @@
         <w:ind w:firstLine="709"/>
       </w:pPr>
       <w:bookmarkStart w:id="24" w:name="_1bfdad9d2d88ddb6ca16c31c1d4d4943679f32f"/>
-      <w:bookmarkStart w:id="25" w:name="_Toc241956360"/>
+      <w:bookmarkStart w:id="25" w:name="_Toc241957888"/>
       <w:bookmarkEnd w:id="22"/>
       <w:bookmarkEnd w:id="2"/>
       <w:r>
@@ -32917,7 +35060,7 @@
         <w:rPr>
           <w:sz w:val="28"/>
         </w:rPr>
-        <w:t>Определены ли рыночные стандарты и зоны дифференциации? Да, таблицы 9 и 18.</w:t>
+        <w:t>Определены ли рыночные стандарты и зоны дифференциации? Да, таблицы 11 и 20.</w:t>
       </w:r>
     </w:p>
     <w:p>
@@ -32935,7 +35078,7 @@
         <w:rPr>
           <w:sz w:val="28"/>
         </w:rPr>
-        <w:t>Есть ли у каждого вывода страница и факт? Да, таблица 5; достоверность 3-5.</w:t>
+        <w:t>Есть ли у каждого вывода страница и факт? Да, таблица 7; достоверность 3-5.</w:t>
       </w:r>
     </w:p>
     <w:p>
@@ -32953,13 +35096,13 @@
         <w:rPr>
           <w:sz w:val="28"/>
         </w:rPr>
-        <w:t>Классифицированы ли компании по уро</w:t>
-      </w:r>
-      <w:r>
-        <w:rPr>
-          <w:sz w:val="28"/>
-        </w:rPr>
-        <w:t>вням конкуренции с ограничителями? Да, таблицы 3 и 4.</w:t>
+        <w:t>Классифицированы ли компании по ур</w:t>
+      </w:r>
+      <w:r>
+        <w:rPr>
+          <w:sz w:val="28"/>
+        </w:rPr>
+        <w:t>овням конкуренции с ограничителями? Да, таблицы 3 и 4.</w:t>
       </w:r>
     </w:p>
     <w:p>
@@ -32977,7 +35120,7 @@
         <w:rPr>
           <w:sz w:val="28"/>
         </w:rPr>
-        <w:t>Реконструированы ли девять блоков бизнес-модели конкурентов? Да, таблицы 12 и 13.</w:t>
+        <w:t>Реконструированы ли девять блоков бизнес-модели конкурентов? Да, таблицы 14 и 15.</w:t>
       </w:r>
     </w:p>
     <w:p>
@@ -32995,7 +35138,7 @@
         <w:rPr>
           <w:sz w:val="28"/>
         </w:rPr>
-        <w:t>Определен ли собственный цифровой товар и гипотезы для ЛР6? Да, таблицы 19 и 20.</w:t>
+        <w:t>Определен ли собственный цифровой товар и гипотезы для ЛР6? Да, таблицы 21 и 22.</w:t>
       </w:r>
     </w:p>
     <w:p>
@@ -33006,7 +35149,7 @@
         <w:jc w:val="center"/>
       </w:pPr>
       <w:bookmarkStart w:id="26" w:name="_выводы"/>
-      <w:bookmarkStart w:id="27" w:name="_Toc241956361"/>
+      <w:bookmarkStart w:id="27" w:name="_Toc241957889"/>
       <w:bookmarkEnd w:id="24"/>
       <w:r>
         <w:rPr>
@@ -33029,13 +35172,13 @@
         <w:rPr>
           <w:sz w:val="28"/>
         </w:rPr>
-        <w:t>Классификация по уровням конкуре</w:t>
-      </w:r>
-      <w:r>
-        <w:rPr>
-          <w:sz w:val="28"/>
-        </w:rPr>
-        <w:t xml:space="preserve">нции показала отсутствие строго прямых конкурентов: ближе всех </w:t>
+        <w:t>Классификация по уровням конкур</w:t>
+      </w:r>
+      <w:r>
+        <w:rPr>
+          <w:sz w:val="28"/>
+        </w:rPr>
+        <w:t xml:space="preserve">енции показала отсутствие строго прямых конкурентов: ближе всех </w:t>
       </w:r>
       <w:r>
         <w:rPr>
@@ -33100,13 +35243,13 @@
         <w:rPr>
           <w:sz w:val="28"/>
         </w:rPr>
-        <w:t xml:space="preserve"> относятся к близким альтернативным, остальные шесть - к косвенным и заменителям. Рыночный стандарт цифрового товара минимален: над</w:t>
-      </w:r>
-      <w:r>
-        <w:rPr>
-          <w:sz w:val="28"/>
-        </w:rPr>
-        <w:t xml:space="preserve">стройка </w:t>
+        <w:t xml:space="preserve"> относятся к близким альтернативным, остальные шесть - к косвенным и заменителям. Рыночный стандарт цифрового товара минимален: на</w:t>
+      </w:r>
+      <w:r>
+        <w:rPr>
+          <w:sz w:val="28"/>
+        </w:rPr>
+        <w:t xml:space="preserve">дстройка </w:t>
       </w:r>
       <w:r>
         <w:rPr>
@@ -33133,13 +35276,13 @@
         <w:rPr>
           <w:sz w:val="28"/>
         </w:rPr>
-        <w:t xml:space="preserve">Зонами дифференциации являются доказательство вывода детерминированным движком (2 из 7), автоисправление (1 из 7), прозрачные </w:t>
-      </w:r>
-      <w:r>
-        <w:rPr>
-          <w:sz w:val="28"/>
-        </w:rPr>
-        <w:t xml:space="preserve">тарифы (2 из 7) и сравнение файлов. Сильнейшие бизнес-модели у </w:t>
+        <w:t>Зонами дифференциации являются доказательство вывода детерминированным движком (2 из 7), автоисправление (1 из 7), прозрачные</w:t>
+      </w:r>
+      <w:r>
+        <w:rPr>
+          <w:sz w:val="28"/>
+        </w:rPr>
+        <w:t xml:space="preserve"> тарифы (2 из 7) и сравнение файлов. Сильнейшие бизнес-модели у </w:t>
       </w:r>
       <w:r>
         <w:rPr>
@@ -33231,7 +35374,13 @@
         <w:rPr>
           <w:sz w:val="28"/>
         </w:rPr>
-        <w:t xml:space="preserve"> это означает следующее: минимальный товар должен закрыть стандарт и обязательные разрывы (надстройка и веб, поиск ошибок, </w:t>
+        <w:t xml:space="preserve"> это означает следующее: минимальный товар должен закрыть с</w:t>
+      </w:r>
+      <w:r>
+        <w:rPr>
+          <w:sz w:val="28"/>
+        </w:rPr>
+        <w:t xml:space="preserve">тандарт и обязательные разрывы (надстройка и веб, поиск ошибок, </w:t>
       </w:r>
       <w:r>
         <w:rPr>
@@ -33244,13 +35393,13 @@
         <w:rPr>
           <w:sz w:val="28"/>
         </w:rPr>
-        <w:t>, бесплатный старт), а позиционирование строится на независимом доказательстве находок и прозрачной цене. Эти выводы передаются в</w:t>
-      </w:r>
-      <w:r>
-        <w:rPr>
-          <w:sz w:val="28"/>
-        </w:rPr>
-        <w:t xml:space="preserve"> ЛР6 как банк выводов, стандарт товара и зоны дифференциации.</w:t>
+        <w:t>, бесплатный старт), а позиционирование строится на независимом доказательстве находок и прозрачной цене. Эти выводы передаются в ЛР6 как банк выводов, стандарт товара и зоны дифференциаци</w:t>
+      </w:r>
+      <w:r>
+        <w:rPr>
+          <w:sz w:val="28"/>
+        </w:rPr>
+        <w:t>и.</w:t>
       </w:r>
     </w:p>
     <w:p>
@@ -33261,7 +35410,7 @@
         <w:jc w:val="center"/>
       </w:pPr>
       <w:bookmarkStart w:id="28" w:name="_274f6a444530ef90b0479dabf3d210f01e97699"/>
-      <w:bookmarkStart w:id="29" w:name="_Toc241956362"/>
+      <w:bookmarkStart w:id="29" w:name="_Toc241957890"/>
       <w:bookmarkEnd w:id="26"/>
       <w:r>
         <w:rPr>
@@ -33862,7 +36011,14 @@
           <w:i/>
           <w:sz w:val="28"/>
         </w:rPr>
-        <w:t>Through</w:t>
+        <w:t>Throu</w:t>
+      </w:r>
+      <w:r>
+        <w:rPr>
+          <w:i/>
+          <w:sz w:val="28"/>
+        </w:rPr>
+        <w:t>gh</w:t>
       </w:r>
       <w:r>
         <w:rPr>
@@ -34291,14 +36447,7 @@
           <w:i/>
           <w:sz w:val="28"/>
         </w:rPr>
-        <w:t>Cont</w:t>
-      </w:r>
-      <w:r>
-        <w:rPr>
-          <w:i/>
-          <w:sz w:val="28"/>
-        </w:rPr>
-        <w:t>rol</w:t>
+        <w:t>Control</w:t>
       </w:r>
       <w:r>
         <w:rPr>
@@ -35780,7 +37929,13 @@
           <w:sz w:val="28"/>
         </w:rPr>
         <w:lastRenderedPageBreak/>
-        <w:t>https://pitchbook.com/profiles/company/522717-76. – Дата доступа: 03.10.2026.</w:t>
+        <w:t xml:space="preserve">https://pitchbook.com/profiles/company/522717-76. </w:t>
+      </w:r>
+      <w:r>
+        <w:rPr>
+          <w:sz w:val="28"/>
+        </w:rPr>
+        <w:t>– Дата доступа: 03.10.2026.</w:t>
       </w:r>
     </w:p>
     <w:p>
@@ -35792,7 +37947,7 @@
         <w:jc w:val="center"/>
       </w:pPr>
       <w:bookmarkStart w:id="30" w:name="_3d74faf1500c1b2a4a8bfa8e0e37c74206ce73d"/>
-      <w:bookmarkStart w:id="31" w:name="_Toc241956363"/>
+      <w:bookmarkStart w:id="31" w:name="_Toc241957891"/>
       <w:bookmarkEnd w:id="28"/>
       <w:r>
         <w:rPr>
@@ -35854,7 +38009,7 @@
         <w:rPr>
           <w:sz w:val="28"/>
         </w:rPr>
-        <w:t>В таблице 21 представлено: журнал допущений ЛР5.</w:t>
+        <w:t>В таблице 23 представлено: журнал допущений ЛР5.</w:t>
       </w:r>
     </w:p>
     <w:p>
@@ -35867,7 +38022,7 @@
         <w:rPr>
           <w:sz w:val="28"/>
         </w:rPr>
-        <w:t>Таблица 21 – Журнал допущений ЛР5</w:t>
+        <w:t>Таблица 23 – Журнал допущений ЛР5</w:t>
       </w:r>
     </w:p>
     <w:tbl>
@@ -36533,7 +38688,7 @@
         <w:jc w:val="center"/>
       </w:pPr>
       <w:bookmarkStart w:id="32" w:name="_25083b51e17d9d99817d1269b6af13d75b604a4"/>
-      <w:bookmarkStart w:id="33" w:name="_Toc241956364"/>
+      <w:bookmarkStart w:id="33" w:name="_Toc241957892"/>
       <w:bookmarkEnd w:id="30"/>
       <w:r>
         <w:rPr>
@@ -36602,7 +38757,7 @@
         <w:rPr>
           <w:sz w:val="28"/>
         </w:rPr>
-        <w:t xml:space="preserve">В таблице 22 представлено: принятые решения </w:t>
+        <w:t xml:space="preserve">В таблице 24 представлено: принятые решения </w:t>
       </w:r>
       <w:r>
         <w:rPr>
@@ -36621,7 +38776,7 @@
         <w:rPr>
           <w:sz w:val="28"/>
         </w:rPr>
-        <w:t>Таблица 22 – Принятые решения по данным, которых нет в открытом доступе</w:t>
+        <w:t>Таблица 24 – Принятые решения по данным, которых нет в открытом доступе</w:t>
       </w:r>
     </w:p>
     <w:tbl>
@@ -37449,7 +39604,7 @@
         <w:jc w:val="center"/>
       </w:pPr>
       <w:bookmarkStart w:id="34" w:name="_cb59224a7032ef66ab429e7df9b4e4c597bc187"/>
-      <w:bookmarkStart w:id="35" w:name="_Toc241956365"/>
+      <w:bookmarkStart w:id="35" w:name="_Toc241957893"/>
       <w:bookmarkEnd w:id="32"/>
       <w:r>
         <w:rPr>
@@ -37511,7 +39666,7 @@
         <w:rPr>
           <w:sz w:val="28"/>
         </w:rPr>
-        <w:t>В таблице 23 представлено: изменения шаблонов.</w:t>
+        <w:t>В таблице 25 представлено: изменения шаблонов.</w:t>
       </w:r>
     </w:p>
     <w:p>
@@ -37524,7 +39679,7 @@
         <w:rPr>
           <w:sz w:val="28"/>
         </w:rPr>
-        <w:t>Таблица 23 – Изменения шаблонов</w:t>
+        <w:t>Таблица 25 – Изменения шаблонов</w:t>
       </w:r>
     </w:p>
     <w:tbl>
@@ -38027,13 +40182,7 @@
               <w:rPr>
                 <w:sz w:val="24"/>
               </w:rPr>
-              <w:t>строка весов</w:t>
-            </w:r>
-            <w:r>
-              <w:rPr>
-                <w:sz w:val="24"/>
-              </w:rPr>
-              <w:t xml:space="preserve"> блоков была пустой, индекс силы делился на ноль</w:t>
+              <w:t>строка весов блоков была пустой, индекс силы делился на ноль</w:t>
             </w:r>
           </w:p>
         </w:tc>
@@ -38147,13 +40296,7 @@
               <w:rPr>
                 <w:sz w:val="24"/>
               </w:rPr>
-              <w:t xml:space="preserve">знаменатель заменен на </w:t>
-            </w:r>
-            <w:r>
-              <w:rPr>
-                <w:sz w:val="24"/>
-              </w:rPr>
-              <w:t>12_Сводка!</w:t>
+              <w:t>знаменатель заменен на 12_Сводка!</w:t>
             </w:r>
             <w:r>
               <w:rPr>
@@ -38195,7 +40338,7 @@
         <w:jc w:val="center"/>
       </w:pPr>
       <w:bookmarkStart w:id="36" w:name="_db2a5442471b5cecc0e2fead64d41cf91ab4b2e"/>
-      <w:bookmarkStart w:id="37" w:name="_Toc241956366"/>
+      <w:bookmarkStart w:id="37" w:name="_Toc241957894"/>
       <w:bookmarkEnd w:id="34"/>
       <w:r>
         <w:rPr>
@@ -38243,13 +40386,13 @@
         <w:rPr>
           <w:sz w:val="28"/>
         </w:rPr>
-        <w:t>Для проверки методики Кано рассчитаны по модели ответы 30 респондентов на па</w:t>
-      </w:r>
-      <w:r>
-        <w:rPr>
-          <w:sz w:val="28"/>
-        </w:rPr>
-        <w:t xml:space="preserve">ры функциональных и дисфункциональных вопросов по 25 функциям (генератор и файлы - в папке 00_Общее/Опрос_модельный, </w:t>
+        <w:t>Для проверки методики Кано рассчитаны по модели ответ</w:t>
+      </w:r>
+      <w:r>
+        <w:rPr>
+          <w:sz w:val="28"/>
+        </w:rPr>
+        <w:t xml:space="preserve">ы 30 респондентов на пары функциональных и дисфункциональных вопросов по 25 функциям (генератор и файлы - в папке 00_Общее/Опрос_модельный, </w:t>
       </w:r>
       <w:r>
         <w:rPr>
@@ -38262,13 +40405,13 @@
         <w:rPr>
           <w:sz w:val="28"/>
         </w:rPr>
-        <w:t xml:space="preserve"> 20261003). Вероятность согласия с категорией аналитика задана параметром 58 %, поэтому совпадение с таблицей 6 неизбежно и подтверждае</w:t>
-      </w:r>
-      <w:r>
-        <w:rPr>
-          <w:sz w:val="28"/>
-        </w:rPr>
-        <w:t>т только работу расчета, а не истинность категорий.</w:t>
+        <w:t xml:space="preserve"> 20261003). Вероятность согласия с категорией аналитика задана параметром 58 %, поэтому совпадение с таблицей 8 </w:t>
+      </w:r>
+      <w:r>
+        <w:rPr>
+          <w:sz w:val="28"/>
+        </w:rPr>
+        <w:t>неизбежно и подтверждает только работу расчета, а не истинность категорий.</w:t>
       </w:r>
     </w:p>
     <w:p>
@@ -38282,7 +40425,7 @@
         <w:rPr>
           <w:sz w:val="28"/>
         </w:rPr>
-        <w:t>В таблице 24 представлено: расчетные категории Кано по функциям.</w:t>
+        <w:t>В таблице 26 представлено: расчетные категории Кано по функциям.</w:t>
       </w:r>
     </w:p>
     <w:p>
@@ -38295,7 +40438,7 @@
         <w:rPr>
           <w:sz w:val="28"/>
         </w:rPr>
-        <w:t>Таблица 24 – Расчетные категории Кано по функциям</w:t>
+        <w:t>Таблица 26 – Расчетные категории Кано по функциям</w:t>
       </w:r>
     </w:p>
     <w:tbl>
@@ -41694,7 +43837,7 @@
         <w:jc w:val="center"/>
       </w:pPr>
       <w:bookmarkStart w:id="38" w:name="_fced6403ae4a6291124e2bc0068517b8abae511"/>
-      <w:bookmarkStart w:id="39" w:name="_Toc241956367"/>
+      <w:bookmarkStart w:id="39" w:name="_Toc241957895"/>
       <w:bookmarkEnd w:id="36"/>
       <w:r>
         <w:rPr>
@@ -41728,14 +43871,14 @@
           <w:b/>
           <w:sz w:val="28"/>
         </w:rPr>
-        <w:t xml:space="preserve">Данные о </w:t>
+        <w:t>Данные о компа</w:t>
       </w:r>
       <w:r>
         <w:rPr>
           <w:b/>
           <w:sz w:val="28"/>
         </w:rPr>
-        <w:t>компаниях из открытых источников</w:t>
+        <w:t>ниях из открытых источников</w:t>
       </w:r>
     </w:p>
     <w:p>
@@ -41789,13 +43932,13 @@
         <w:rPr>
           <w:sz w:val="28"/>
         </w:rPr>
-        <w:t>В табли</w:t>
-      </w:r>
-      <w:r>
-        <w:rPr>
-          <w:sz w:val="28"/>
-        </w:rPr>
-        <w:t>це 25 представлено: финансирование и размер конкурентов по открытым источникам.</w:t>
+        <w:t>В таблице 27</w:t>
+      </w:r>
+      <w:r>
+        <w:rPr>
+          <w:sz w:val="28"/>
+        </w:rPr>
+        <w:t xml:space="preserve"> представлено: финансирование и размер конкурентов по открытым источникам.</w:t>
       </w:r>
     </w:p>
     <w:p>
@@ -41808,7 +43951,7 @@
         <w:rPr>
           <w:sz w:val="28"/>
         </w:rPr>
-        <w:t>Таблица 25 – Финансирование и размер конкурентов по открытым источникам</w:t>
+        <w:t>Таблица 27 – Финансирование и размер конкурентов по открытым источникам</w:t>
       </w:r>
     </w:p>
     <w:tbl>
@@ -42478,7 +44621,13 @@
               <w:rPr>
                 <w:sz w:val="24"/>
               </w:rPr>
-              <w:t>высокая (деловая пресса)</w:t>
+              <w:t>высокая (деловая пресс</w:t>
+            </w:r>
+            <w:r>
+              <w:rPr>
+                <w:sz w:val="24"/>
+              </w:rPr>
+              <w:t>а)</w:t>
             </w:r>
           </w:p>
         </w:tc>
@@ -42858,13 +45007,7 @@
               <w:rPr>
                 <w:sz w:val="24"/>
               </w:rPr>
-              <w:t xml:space="preserve"> 8 мл</w:t>
-            </w:r>
-            <w:r>
-              <w:rPr>
-                <w:sz w:val="24"/>
-              </w:rPr>
-              <w:t xml:space="preserve">н </w:t>
+              <w:t xml:space="preserve"> 8 млн </w:t>
             </w:r>
             <w:r>
               <w:rPr>
@@ -42929,7 +45072,13 @@
               <w:rPr>
                 <w:sz w:val="24"/>
               </w:rPr>
-              <w:t xml:space="preserve"> в 2024); основана в Берлине в 2016 году; около 50 сотрудников</w:t>
+              <w:t xml:space="preserve"> в 2024); основана в </w:t>
+            </w:r>
+            <w:r>
+              <w:rPr>
+                <w:sz w:val="24"/>
+              </w:rPr>
+              <w:t>Берлине в 2016 году; около 50 сотрудников</w:t>
             </w:r>
           </w:p>
         </w:tc>
@@ -43250,13 +45399,7 @@
               <w:rPr>
                 <w:sz w:val="24"/>
               </w:rPr>
-              <w:t xml:space="preserve"> 1-10 сотрудников, частная компания (детали финансирования зак</w:t>
-            </w:r>
-            <w:r>
-              <w:rPr>
-                <w:sz w:val="24"/>
-              </w:rPr>
-              <w:t>рыты платной подпиской)</w:t>
+              <w:t xml:space="preserve"> 1-10 сотрудников, частная компания (детали финансирования закрыты платной подпиской)</w:t>
             </w:r>
           </w:p>
         </w:tc>
@@ -43445,7 +45588,13 @@
         <w:rPr>
           <w:sz w:val="28"/>
         </w:rPr>
-        <w:t>Конкуренты делятся на венчурные компании с оценкой от сотен миллионов до миллиарда долларов (</w:t>
+        <w:t xml:space="preserve">Конкуренты делятся на венчурные компании с оценкой от сотен миллионов до миллиарда </w:t>
+      </w:r>
+      <w:r>
+        <w:rPr>
+          <w:sz w:val="28"/>
+        </w:rPr>
+        <w:t>долларов (</w:t>
       </w:r>
       <w:r>
         <w:rPr>
@@ -43523,13 +45672,7 @@
         <w:rPr>
           <w:sz w:val="28"/>
         </w:rPr>
-        <w:t>).</w:t>
-      </w:r>
-      <w:r>
-        <w:rPr>
-          <w:sz w:val="28"/>
-        </w:rPr>
-        <w:t xml:space="preserve"> Это </w:t>
+        <w:t xml:space="preserve">). Это </w:t>
       </w:r>
       <w:r>
         <w:rPr>
@@ -43549,7 +45692,13 @@
         <w:rPr>
           <w:sz w:val="28"/>
         </w:rPr>
-        <w:t xml:space="preserve"> работают сильные, хорошо финансируемые игроки, поэтому ставка на независимость проверки, доказательство находок движком и прозрачную цену должна оставаться отличием, а не гонкой по числу функций.</w:t>
+        <w:t xml:space="preserve"> работают сильные, хорошо финан</w:t>
+      </w:r>
+      <w:r>
+        <w:rPr>
+          <w:sz w:val="28"/>
+        </w:rPr>
+        <w:t>сируемые игроки, поэтому ставка на независимость проверки, доказательство находок движком и прозрачную цену должна оставаться отличием, а не гонкой по числу функций.</w:t>
       </w:r>
     </w:p>
     <w:p>
@@ -43563,13 +45712,13 @@
         <w:rPr>
           <w:sz w:val="28"/>
         </w:rPr>
-        <w:t>В табли</w:t>
-      </w:r>
-      <w:r>
-        <w:rPr>
-          <w:sz w:val="28"/>
-        </w:rPr>
-        <w:t>це 26 представлено: дополнительные страницы сайтов конкурентов (просмотр 03.10.2026).</w:t>
+        <w:t>В таблице 28 представлено: дополнительные страницы сайтов конкурентов (просмотр 03.10.2026</w:t>
+      </w:r>
+      <w:r>
+        <w:rPr>
+          <w:sz w:val="28"/>
+        </w:rPr>
+        <w:t>).</w:t>
       </w:r>
     </w:p>
     <w:p>
@@ -43582,7 +45731,7 @@
         <w:rPr>
           <w:sz w:val="28"/>
         </w:rPr>
-        <w:t>Таблица 26 – Дополнительные страницы сайтов конкурентов (просмотр 03.10.2026)</w:t>
+        <w:t>Таблица 28 – Дополнительные страницы сайтов конкурентов (просмотр 03.10.2026)</w:t>
       </w:r>
     </w:p>
     <w:tbl>
@@ -43891,13 +46040,7 @@
               <w:rPr>
                 <w:sz w:val="24"/>
               </w:rPr>
-              <w:t xml:space="preserve">подтверждает признак «раскрытие безопасности и соответствия»: ожидание рынка выше, </w:t>
-            </w:r>
-            <w:r>
-              <w:rPr>
-                <w:sz w:val="24"/>
-              </w:rPr>
-              <w:t>чем у специализированных игроков</w:t>
+              <w:t>подтверждает признак «раскрытие безопасности и соответствия»: ожидание рынка выше, чем у специализированных игроков</w:t>
             </w:r>
           </w:p>
         </w:tc>
@@ -44226,7 +46369,13 @@
               <w:rPr>
                 <w:sz w:val="24"/>
               </w:rPr>
-              <w:t>», пробного периода нет</w:t>
+              <w:t xml:space="preserve">», пробного </w:t>
+            </w:r>
+            <w:r>
+              <w:rPr>
+                <w:sz w:val="24"/>
+              </w:rPr>
+              <w:t>периода нет</w:t>
             </w:r>
           </w:p>
         </w:tc>
@@ -44348,13 +46497,7 @@
               <w:rPr>
                 <w:sz w:val="24"/>
               </w:rPr>
-              <w:t>, есть пробный р</w:t>
-            </w:r>
-            <w:r>
-              <w:rPr>
-                <w:sz w:val="24"/>
-              </w:rPr>
-              <w:t>ежим и раздел информационной безопасности, версия 9.0</w:t>
+              <w:t>, есть пробный режим и раздел информационной безопасности, версия 9.0</w:t>
             </w:r>
           </w:p>
         </w:tc>
@@ -44489,14 +46632,7 @@
                 <w:i/>
                 <w:sz w:val="24"/>
               </w:rPr>
-              <w:t>O</w:t>
-            </w:r>
-            <w:r>
-              <w:rPr>
-                <w:i/>
-                <w:sz w:val="24"/>
-              </w:rPr>
-              <w:t>AK</w:t>
+              <w:t>OAK</w:t>
             </w:r>
             <w:r>
               <w:rPr>
@@ -44625,7 +46761,13 @@
               <w:rPr>
                 <w:sz w:val="24"/>
               </w:rPr>
-              <w:t xml:space="preserve"> в месяц при годовой оплате), лимит 500 тыс. символов и 500 генераций, неиспользованные токены сохраняются после отмены</w:t>
+              <w:t xml:space="preserve"> в месяц при годовой оплате), лимит 500 тыс. символов и 500 генераци</w:t>
+            </w:r>
+            <w:r>
+              <w:rPr>
+                <w:sz w:val="24"/>
+              </w:rPr>
+              <w:t>й, неиспользованные токены сохраняются после отмены</w:t>
             </w:r>
           </w:p>
         </w:tc>
@@ -44644,13 +46786,7 @@
               <w:rPr>
                 <w:sz w:val="24"/>
               </w:rPr>
-              <w:t>подтверждает путь «бесплатная проба - годовая подписка» без разговора с п</w:t>
-            </w:r>
-            <w:r>
-              <w:rPr>
-                <w:sz w:val="24"/>
-              </w:rPr>
-              <w:t>родавцом</w:t>
+              <w:t>подтверждает путь «бесплатная проба - годовая подписка» без разговора с продавцом</w:t>
             </w:r>
           </w:p>
         </w:tc>
@@ -44792,7 +46928,13 @@
               <w:rPr>
                 <w:sz w:val="24"/>
               </w:rPr>
-              <w:t>); главная страница заявляет более 600</w:t>
+              <w:t xml:space="preserve">); </w:t>
+            </w:r>
+            <w:r>
+              <w:rPr>
+                <w:sz w:val="24"/>
+              </w:rPr>
+              <w:t>главная страница заявляет более 600</w:t>
             </w:r>
           </w:p>
         </w:tc>
@@ -44811,13 +46953,7 @@
               <w:rPr>
                 <w:sz w:val="24"/>
               </w:rPr>
-              <w:t>заявление главной страницы завышено относительно списка; интеграции - главный барьер переключения</w:t>
-            </w:r>
-            <w:r>
-              <w:rPr>
-                <w:sz w:val="24"/>
-              </w:rPr>
-              <w:t xml:space="preserve"> платформы</w:t>
+              <w:t>заявление главной страницы завышено относительно списка; интеграции - главный барьер переключения платформы</w:t>
             </w:r>
           </w:p>
         </w:tc>
@@ -44921,7 +47057,14 @@
                 <w:i/>
                 <w:sz w:val="24"/>
               </w:rPr>
-              <w:t>AES-256</w:t>
+              <w:t>AES-</w:t>
+            </w:r>
+            <w:r>
+              <w:rPr>
+                <w:i/>
+                <w:sz w:val="24"/>
+              </w:rPr>
+              <w:t>256</w:t>
             </w:r>
             <w:r>
               <w:rPr>
@@ -44979,13 +47122,7 @@
               <w:rPr>
                 <w:sz w:val="24"/>
               </w:rPr>
-              <w:t>, ролевой доступ, докумен</w:t>
-            </w:r>
-            <w:r>
-              <w:rPr>
-                <w:sz w:val="24"/>
-              </w:rPr>
-              <w:t xml:space="preserve">ты </w:t>
+              <w:t xml:space="preserve">, ролевой доступ, документы </w:t>
             </w:r>
             <w:r>
               <w:rPr>
@@ -45043,7 +47180,13 @@
               <w:rPr>
                 <w:sz w:val="24"/>
               </w:rPr>
-              <w:t xml:space="preserve"> на главной подтверждено первичным источником; ранее найденное описание «</w:t>
+              <w:t xml:space="preserve"> на главной подтверждено первичным источником; ранее на</w:t>
+            </w:r>
+            <w:r>
+              <w:rPr>
+                <w:sz w:val="24"/>
+              </w:rPr>
+              <w:t>йденное описание «</w:t>
             </w:r>
             <w:r>
               <w:rPr>
@@ -46137,7 +48280,13 @@
         <w:rPr>
           <w:sz w:val="28"/>
         </w:rPr>
-        <w:t xml:space="preserve"> - только юридические страницы), а также цены, пробные периоды и интеграции. Прежние адреса /security у четырех компаний не существуют, поэтому сведения взяты из центров доверия и подвалов сайтов. Результаты уточняют факты ЛР5; цены </w:t>
+        <w:t xml:space="preserve"> - только юридические страницы), а также цены, пробные периоды и интеграции. Прежние адреса /security у четырех компаний не существуют, поэтому сведения взя</w:t>
+      </w:r>
+      <w:r>
+        <w:rPr>
+          <w:sz w:val="28"/>
+        </w:rPr>
+        <w:t xml:space="preserve">ты из центров доверия и подвалов сайтов. Результаты уточняют факты ЛР5; цены </w:t>
       </w:r>
       <w:r>
         <w:rPr>
@@ -46163,13 +48312,7 @@
         <w:rPr>
           <w:sz w:val="28"/>
         </w:rPr>
-        <w:t xml:space="preserve"> были о</w:t>
-      </w:r>
-      <w:r>
-        <w:rPr>
-          <w:sz w:val="28"/>
-        </w:rPr>
-        <w:t xml:space="preserve">тмечены как не показанные, хотя опубликованы на страницах производителей. Поэтому в книгу бизнес-моделей внесены их цены и пробные режимы, а оценки прозрачности цен повышены с 1 до 3 из 5; 70 независимых проверок </w:t>
+        <w:t xml:space="preserve"> были отмечены как не показанные, хотя опубликованы на страницах производителей. Поэтому в книгу бизнес-моделей внесены их цены и пробные режимы, а оценки прозрачности цен повышены с 1 до 3 из 5; 70 независимых проверок </w:t>
       </w:r>
       <w:r>
         <w:rPr>
@@ -46195,13 +48338,13 @@
         <w:rPr>
           <w:sz w:val="28"/>
         </w:rPr>
-        <w:t xml:space="preserve"> по-прежнему сходятся, а инде</w:t>
-      </w:r>
-      <w:r>
-        <w:rPr>
-          <w:sz w:val="28"/>
-        </w:rPr>
-        <w:t>ксы бизнес-моделей не изменились, так как оценка прозрачности в них не входит.</w:t>
+        <w:t xml:space="preserve"> по-прежнему сходятся,</w:t>
+      </w:r>
+      <w:r>
+        <w:rPr>
+          <w:sz w:val="28"/>
+        </w:rPr>
+        <w:t xml:space="preserve"> а индексы бизнес-моделей не изменились, так как оценка прозрачности в них не входит.</w:t>
       </w:r>
     </w:p>
     <w:p>
@@ -46459,7 +48602,7 @@
   <w:abstractNum w:abstractNumId="0" w15:restartNumberingAfterBreak="0">
     <w:nsid w:val="0000A990"/>
     <w:multiLevelType w:val="multilevel"/>
-    <w:tmpl w:val="636A543E"/>
+    <w:tmpl w:val="8BA01FD0"/>
     <w:lvl w:ilvl="0">
       <w:numFmt w:val="bullet"/>
       <w:lvlText w:val=" "/>
@@ -46536,7 +48679,7 @@
   <w:abstractNum w:abstractNumId="1" w15:restartNumberingAfterBreak="0">
     <w:nsid w:val="00A99411"/>
     <w:multiLevelType w:val="multilevel"/>
-    <w:tmpl w:val="1F568416"/>
+    <w:tmpl w:val="DF44E4A0"/>
     <w:lvl w:ilvl="0">
       <w:start w:val="1"/>
       <w:numFmt w:val="decimal"/>
@@ -48014,7 +50157,7 @@
     <w:autoRedefine/>
     <w:uiPriority w:val="39"/>
     <w:unhideWhenUsed/>
-    <w:rsid w:val="00B9468B"/>
+    <w:rsid w:val="00AE775D"/>
     <w:pPr>
       <w:spacing w:after="100"/>
     </w:pPr>
@@ -48026,7 +50169,7 @@
     <w:autoRedefine/>
     <w:uiPriority w:val="39"/>
     <w:unhideWhenUsed/>
-    <w:rsid w:val="00B9468B"/>
+    <w:rsid w:val="00AE775D"/>
     <w:pPr>
       <w:spacing w:after="100"/>
       <w:ind w:left="240"/>

--- a/ЛР5_Анализ_конкурентов/ОТЧЕТ_ЛР5_TableMind.docx
+++ b/ЛР5_Анализ_конкурентов/ОТЧЕТ_ЛР5_TableMind.docx
@@ -263,7 +263,7 @@
       <w:r>
         <w:fldChar w:fldCharType="separate"/>
       </w:r>
-      <w:hyperlink w:anchor="_Toc241957876" w:history="1">
+      <w:hyperlink w:anchor="_Toc241960723" w:history="1">
         <w:r>
           <w:rPr>
             <w:rStyle w:val="af"/>
@@ -291,7 +291,7 @@
             <w:noProof/>
             <w:webHidden/>
           </w:rPr>
-          <w:instrText xml:space="preserve"> PAGEREF _Toc241957876 \h </w:instrText>
+          <w:instrText xml:space="preserve"> PAGEREF _Toc241960723 \h </w:instrText>
         </w:r>
         <w:r>
           <w:rPr>
@@ -332,7 +332,7 @@
           <w:noProof/>
         </w:rPr>
       </w:pPr>
-      <w:hyperlink w:anchor="_Toc241957877" w:history="1">
+      <w:hyperlink w:anchor="_Toc241960724" w:history="1">
         <w:r>
           <w:rPr>
             <w:rStyle w:val="af"/>
@@ -360,7 +360,7 @@
             <w:noProof/>
             <w:webHidden/>
           </w:rPr>
-          <w:instrText xml:space="preserve"> PAGEREF _Toc241957877 \h </w:instrText>
+          <w:instrText xml:space="preserve"> PAGEREF _Toc241960724 \h </w:instrText>
         </w:r>
         <w:r>
           <w:rPr>
@@ -401,7 +401,7 @@
           <w:noProof/>
         </w:rPr>
       </w:pPr>
-      <w:hyperlink w:anchor="_Toc241957878" w:history="1">
+      <w:hyperlink w:anchor="_Toc241960725" w:history="1">
         <w:r>
           <w:rPr>
             <w:rStyle w:val="af"/>
@@ -429,7 +429,7 @@
             <w:noProof/>
             <w:webHidden/>
           </w:rPr>
-          <w:instrText xml:space="preserve"> PAGEREF _Toc241957878 \h </w:instrText>
+          <w:instrText xml:space="preserve"> PAGEREF _Toc241960725 \h </w:instrText>
         </w:r>
         <w:r>
           <w:rPr>
@@ -470,7 +470,7 @@
           <w:noProof/>
         </w:rPr>
       </w:pPr>
-      <w:hyperlink w:anchor="_Toc241957879" w:history="1">
+      <w:hyperlink w:anchor="_Toc241960726" w:history="1">
         <w:r>
           <w:rPr>
             <w:rStyle w:val="af"/>
@@ -498,7 +498,7 @@
             <w:noProof/>
             <w:webHidden/>
           </w:rPr>
-          <w:instrText xml:space="preserve"> PAGEREF _Toc241957879 \h </w:instrText>
+          <w:instrText xml:space="preserve"> PAGEREF _Toc241960726 \h </w:instrText>
         </w:r>
         <w:r>
           <w:rPr>
@@ -539,7 +539,7 @@
           <w:noProof/>
         </w:rPr>
       </w:pPr>
-      <w:hyperlink w:anchor="_Toc241957880" w:history="1">
+      <w:hyperlink w:anchor="_Toc241960727" w:history="1">
         <w:r>
           <w:rPr>
             <w:rStyle w:val="af"/>
@@ -567,7 +567,7 @@
             <w:noProof/>
             <w:webHidden/>
           </w:rPr>
-          <w:instrText xml:space="preserve"> PAGEREF _Toc241957880 \h </w:instrText>
+          <w:instrText xml:space="preserve"> PAGEREF _Toc241960727 \h </w:instrText>
         </w:r>
         <w:r>
           <w:rPr>
@@ -608,7 +608,7 @@
           <w:noProof/>
         </w:rPr>
       </w:pPr>
-      <w:hyperlink w:anchor="_Toc241957881" w:history="1">
+      <w:hyperlink w:anchor="_Toc241960728" w:history="1">
         <w:r>
           <w:rPr>
             <w:rStyle w:val="af"/>
@@ -636,7 +636,7 @@
             <w:noProof/>
             <w:webHidden/>
           </w:rPr>
-          <w:instrText xml:space="preserve"> PAGEREF _Toc241957881 \h </w:instrText>
+          <w:instrText xml:space="preserve"> PAGEREF _Toc241960728 \h </w:instrText>
         </w:r>
         <w:r>
           <w:rPr>
@@ -677,7 +677,7 @@
           <w:noProof/>
         </w:rPr>
       </w:pPr>
-      <w:hyperlink w:anchor="_Toc241957882" w:history="1">
+      <w:hyperlink w:anchor="_Toc241960729" w:history="1">
         <w:r>
           <w:rPr>
             <w:rStyle w:val="af"/>
@@ -705,7 +705,7 @@
             <w:noProof/>
             <w:webHidden/>
           </w:rPr>
-          <w:instrText xml:space="preserve"> PAGEREF _Toc241957882 \h </w:instrText>
+          <w:instrText xml:space="preserve"> PAGEREF _Toc241960729 \h </w:instrText>
         </w:r>
         <w:r>
           <w:rPr>
@@ -746,7 +746,7 @@
           <w:noProof/>
         </w:rPr>
       </w:pPr>
-      <w:hyperlink w:anchor="_Toc241957883" w:history="1">
+      <w:hyperlink w:anchor="_Toc241960730" w:history="1">
         <w:r>
           <w:rPr>
             <w:rStyle w:val="af"/>
@@ -774,7 +774,7 @@
             <w:noProof/>
             <w:webHidden/>
           </w:rPr>
-          <w:instrText xml:space="preserve"> PAGEREF _Toc241957883 \h </w:instrText>
+          <w:instrText xml:space="preserve"> PAGEREF _Toc241960730 \h </w:instrText>
         </w:r>
         <w:r>
           <w:rPr>
@@ -815,7 +815,7 @@
           <w:noProof/>
         </w:rPr>
       </w:pPr>
-      <w:hyperlink w:anchor="_Toc241957884" w:history="1">
+      <w:hyperlink w:anchor="_Toc241960731" w:history="1">
         <w:r>
           <w:rPr>
             <w:rStyle w:val="af"/>
@@ -843,7 +843,7 @@
             <w:noProof/>
             <w:webHidden/>
           </w:rPr>
-          <w:instrText xml:space="preserve"> PAGEREF _Toc241957884 \h </w:instrText>
+          <w:instrText xml:space="preserve"> PAGEREF _Toc241960731 \h </w:instrText>
         </w:r>
         <w:r>
           <w:rPr>
@@ -884,7 +884,7 @@
           <w:noProof/>
         </w:rPr>
       </w:pPr>
-      <w:hyperlink w:anchor="_Toc241957885" w:history="1">
+      <w:hyperlink w:anchor="_Toc241960732" w:history="1">
         <w:r>
           <w:rPr>
             <w:rStyle w:val="af"/>
@@ -912,7 +912,7 @@
             <w:noProof/>
             <w:webHidden/>
           </w:rPr>
-          <w:instrText xml:space="preserve"> PAGEREF _Toc241957885 \h </w:instrText>
+          <w:instrText xml:space="preserve"> PAGEREF _Toc241960732 \h </w:instrText>
         </w:r>
         <w:r>
           <w:rPr>
@@ -953,7 +953,7 @@
           <w:noProof/>
         </w:rPr>
       </w:pPr>
-      <w:hyperlink w:anchor="_Toc241957886" w:history="1">
+      <w:hyperlink w:anchor="_Toc241960733" w:history="1">
         <w:r>
           <w:rPr>
             <w:rStyle w:val="af"/>
@@ -990,7 +990,7 @@
             <w:noProof/>
             <w:webHidden/>
           </w:rPr>
-          <w:instrText xml:space="preserve"> PAGEREF _Toc241957886 \h </w:instrText>
+          <w:instrText xml:space="preserve"> PAGEREF _Toc241960733 \h </w:instrText>
         </w:r>
         <w:r>
           <w:rPr>
@@ -1031,7 +1031,7 @@
           <w:noProof/>
         </w:rPr>
       </w:pPr>
-      <w:hyperlink w:anchor="_Toc241957887" w:history="1">
+      <w:hyperlink w:anchor="_Toc241960734" w:history="1">
         <w:r>
           <w:rPr>
             <w:rStyle w:val="af"/>
@@ -1059,7 +1059,7 @@
             <w:noProof/>
             <w:webHidden/>
           </w:rPr>
-          <w:instrText xml:space="preserve"> PAGEREF _Toc241957887 \h </w:instrText>
+          <w:instrText xml:space="preserve"> PAGEREF _Toc241960734 \h </w:instrText>
         </w:r>
         <w:r>
           <w:rPr>
@@ -1100,7 +1100,7 @@
           <w:noProof/>
         </w:rPr>
       </w:pPr>
-      <w:hyperlink w:anchor="_Toc241957888" w:history="1">
+      <w:hyperlink w:anchor="_Toc241960735" w:history="1">
         <w:r>
           <w:rPr>
             <w:rStyle w:val="af"/>
@@ -1128,7 +1128,7 @@
             <w:noProof/>
             <w:webHidden/>
           </w:rPr>
-          <w:instrText xml:space="preserve"> PAGEREF _Toc241957888 \h </w:instrText>
+          <w:instrText xml:space="preserve"> PAGEREF _Toc241960735 \h </w:instrText>
         </w:r>
         <w:r>
           <w:rPr>
@@ -1169,7 +1169,7 @@
           <w:noProof/>
         </w:rPr>
       </w:pPr>
-      <w:hyperlink w:anchor="_Toc241957889" w:history="1">
+      <w:hyperlink w:anchor="_Toc241960736" w:history="1">
         <w:r>
           <w:rPr>
             <w:rStyle w:val="af"/>
@@ -1197,7 +1197,7 @@
             <w:noProof/>
             <w:webHidden/>
           </w:rPr>
-          <w:instrText xml:space="preserve"> PAGEREF _Toc241957889 \h </w:instrText>
+          <w:instrText xml:space="preserve"> PAGEREF _Toc241960736 \h </w:instrText>
         </w:r>
         <w:r>
           <w:rPr>
@@ -1238,7 +1238,7 @@
           <w:noProof/>
         </w:rPr>
       </w:pPr>
-      <w:hyperlink w:anchor="_Toc241957890" w:history="1">
+      <w:hyperlink w:anchor="_Toc241960737" w:history="1">
         <w:r>
           <w:rPr>
             <w:rStyle w:val="af"/>
@@ -1266,7 +1266,7 @@
             <w:noProof/>
             <w:webHidden/>
           </w:rPr>
-          <w:instrText xml:space="preserve"> PAGEREF _Toc241957890 \h </w:instrText>
+          <w:instrText xml:space="preserve"> PAGEREF _Toc241960737 \h </w:instrText>
         </w:r>
         <w:r>
           <w:rPr>
@@ -1307,7 +1307,7 @@
           <w:noProof/>
         </w:rPr>
       </w:pPr>
-      <w:hyperlink w:anchor="_Toc241957891" w:history="1">
+      <w:hyperlink w:anchor="_Toc241960738" w:history="1">
         <w:r>
           <w:rPr>
             <w:rStyle w:val="af"/>
@@ -1335,7 +1335,7 @@
             <w:noProof/>
             <w:webHidden/>
           </w:rPr>
-          <w:instrText xml:space="preserve"> PAGEREF _Toc241957891 \h </w:instrText>
+          <w:instrText xml:space="preserve"> PAGEREF _Toc241960738 \h </w:instrText>
         </w:r>
         <w:r>
           <w:rPr>
@@ -1376,7 +1376,7 @@
           <w:noProof/>
         </w:rPr>
       </w:pPr>
-      <w:hyperlink w:anchor="_Toc241957892" w:history="1">
+      <w:hyperlink w:anchor="_Toc241960739" w:history="1">
         <w:r>
           <w:rPr>
             <w:rStyle w:val="af"/>
@@ -1404,7 +1404,7 @@
             <w:noProof/>
             <w:webHidden/>
           </w:rPr>
-          <w:instrText xml:space="preserve"> PAGEREF _Toc241957892 \h </w:instrText>
+          <w:instrText xml:space="preserve"> PAGEREF _Toc241960739 \h </w:instrText>
         </w:r>
         <w:r>
           <w:rPr>
@@ -1445,7 +1445,7 @@
           <w:noProof/>
         </w:rPr>
       </w:pPr>
-      <w:hyperlink w:anchor="_Toc241957893" w:history="1">
+      <w:hyperlink w:anchor="_Toc241960740" w:history="1">
         <w:r>
           <w:rPr>
             <w:rStyle w:val="af"/>
@@ -1473,7 +1473,7 @@
             <w:noProof/>
             <w:webHidden/>
           </w:rPr>
-          <w:instrText xml:space="preserve"> PAGEREF _Toc241957893 \h </w:instrText>
+          <w:instrText xml:space="preserve"> PAGEREF _Toc241960740 \h </w:instrText>
         </w:r>
         <w:r>
           <w:rPr>
@@ -1514,7 +1514,7 @@
           <w:noProof/>
         </w:rPr>
       </w:pPr>
-      <w:hyperlink w:anchor="_Toc241957894" w:history="1">
+      <w:hyperlink w:anchor="_Toc241960741" w:history="1">
         <w:r>
           <w:rPr>
             <w:rStyle w:val="af"/>
@@ -1542,7 +1542,7 @@
             <w:noProof/>
             <w:webHidden/>
           </w:rPr>
-          <w:instrText xml:space="preserve"> PAGEREF _Toc241957894 \h </w:instrText>
+          <w:instrText xml:space="preserve"> PAGEREF _Toc241960741 \h </w:instrText>
         </w:r>
         <w:r>
           <w:rPr>
@@ -1583,7 +1583,7 @@
           <w:noProof/>
         </w:rPr>
       </w:pPr>
-      <w:hyperlink w:anchor="_Toc241957895" w:history="1">
+      <w:hyperlink w:anchor="_Toc241960742" w:history="1">
         <w:r>
           <w:rPr>
             <w:rStyle w:val="af"/>
@@ -1611,7 +1611,7 @@
             <w:noProof/>
             <w:webHidden/>
           </w:rPr>
-          <w:instrText xml:space="preserve"> PAGEREF _Toc241957895 \h </w:instrText>
+          <w:instrText xml:space="preserve"> PAGEREF _Toc241960742 \h </w:instrText>
         </w:r>
         <w:r>
           <w:rPr>
@@ -1657,7 +1657,7 @@
         <w:spacing w:before="0" w:after="360" w:line="360" w:lineRule="exact"/>
         <w:ind w:firstLine="709"/>
       </w:pPr>
-      <w:bookmarkStart w:id="1" w:name="_Toc241957876"/>
+      <w:bookmarkStart w:id="1" w:name="_Toc241960723"/>
       <w:r>
         <w:rPr>
           <w:b/>
@@ -1807,7 +1807,7 @@
         <w:ind w:firstLine="709"/>
       </w:pPr>
       <w:bookmarkStart w:id="2" w:name="_b608aa976fc82a0faaf3b83f58c735968afd03b"/>
-      <w:bookmarkStart w:id="3" w:name="_Toc241957877"/>
+      <w:bookmarkStart w:id="3" w:name="_Toc241960724"/>
       <w:bookmarkEnd w:id="0"/>
       <w:r>
         <w:rPr>
@@ -1866,7 +1866,7 @@
         <w:ind w:firstLine="709"/>
       </w:pPr>
       <w:bookmarkStart w:id="4" w:name="_c3cf235f67897fccdd158c7c34ca81091dc06e0"/>
-      <w:bookmarkStart w:id="5" w:name="_Toc241957878"/>
+      <w:bookmarkStart w:id="5" w:name="_Toc241960725"/>
       <w:r>
         <w:rPr>
           <w:b/>
@@ -3598,7 +3598,7 @@
         <w:ind w:firstLine="709"/>
       </w:pPr>
       <w:bookmarkStart w:id="6" w:name="_6c38f46d6252626ee19bec51dca515ea8eb3483"/>
-      <w:bookmarkStart w:id="7" w:name="_Toc241957879"/>
+      <w:bookmarkStart w:id="7" w:name="_Toc241960726"/>
       <w:bookmarkEnd w:id="4"/>
       <w:r>
         <w:rPr>
@@ -6368,7 +6368,7 @@
         </w:rPr>
         <w:lastRenderedPageBreak/>
         <w:drawing>
-          <wp:inline distT="0" distB="0" distL="0" distR="0" wp14:anchorId="6BEF6B24" wp14:editId="5AEE3C09">
+          <wp:inline distT="0" distB="0" distL="0" distR="0" wp14:anchorId="74A57AAB" wp14:editId="0B5FF2C7">
             <wp:extent cx="5334000" cy="3122341"/>
             <wp:effectExtent l="0" t="0" r="0" b="0"/>
             <wp:docPr id="12" name="Picture"/>
@@ -8775,7 +8775,7 @@
         <w:ind w:firstLine="709"/>
       </w:pPr>
       <w:bookmarkStart w:id="8" w:name="_e6ba0285e0e0ccc17e7a33a4e535fa387865e88"/>
-      <w:bookmarkStart w:id="9" w:name="_Toc241957880"/>
+      <w:bookmarkStart w:id="9" w:name="_Toc241960727"/>
       <w:bookmarkEnd w:id="6"/>
       <w:r>
         <w:rPr>
@@ -13174,7 +13174,7 @@
         <w:ind w:firstLine="709"/>
       </w:pPr>
       <w:bookmarkStart w:id="10" w:name="_b8f6f14603ee9e71fb2e4d1c108750035f950c7"/>
-      <w:bookmarkStart w:id="11" w:name="_Toc241957881"/>
+      <w:bookmarkStart w:id="11" w:name="_Toc241960728"/>
       <w:bookmarkEnd w:id="8"/>
       <w:r>
         <w:rPr>
@@ -13256,14 +13256,14 @@
         <w:tblLook w:val="0020" w:firstRow="1" w:lastRow="0" w:firstColumn="0" w:lastColumn="0" w:noHBand="0" w:noVBand="0"/>
       </w:tblPr>
       <w:tblGrid>
-        <w:gridCol w:w="521"/>
-        <w:gridCol w:w="1720"/>
-        <w:gridCol w:w="1569"/>
-        <w:gridCol w:w="495"/>
-        <w:gridCol w:w="1213"/>
-        <w:gridCol w:w="817"/>
-        <w:gridCol w:w="1510"/>
-        <w:gridCol w:w="1510"/>
+        <w:gridCol w:w="517"/>
+        <w:gridCol w:w="1557"/>
+        <w:gridCol w:w="1557"/>
+        <w:gridCol w:w="492"/>
+        <w:gridCol w:w="1205"/>
+        <w:gridCol w:w="811"/>
+        <w:gridCol w:w="1500"/>
+        <w:gridCol w:w="1716"/>
       </w:tblGrid>
       <w:tr>
         <w:trPr>
@@ -13274,7 +13274,7 @@
         </w:trPr>
         <w:tc>
           <w:tcPr>
-            <w:tcW w:w="520" w:type="dxa"/>
+            <w:tcW w:w="516" w:type="dxa"/>
             <w:vAlign w:val="center"/>
           </w:tcPr>
           <w:p>
@@ -13295,7 +13295,7 @@
         </w:tc>
         <w:tc>
           <w:tcPr>
-            <w:tcW w:w="1719" w:type="dxa"/>
+            <w:tcW w:w="1557" w:type="dxa"/>
             <w:vAlign w:val="center"/>
           </w:tcPr>
           <w:p>
@@ -13315,7 +13315,7 @@
         </w:tc>
         <w:tc>
           <w:tcPr>
-            <w:tcW w:w="1568" w:type="dxa"/>
+            <w:tcW w:w="1557" w:type="dxa"/>
             <w:vAlign w:val="center"/>
           </w:tcPr>
           <w:p>
@@ -13335,7 +13335,7 @@
         </w:tc>
         <w:tc>
           <w:tcPr>
-            <w:tcW w:w="495" w:type="dxa"/>
+            <w:tcW w:w="492" w:type="dxa"/>
             <w:vAlign w:val="center"/>
           </w:tcPr>
           <w:p>
@@ -13355,7 +13355,7 @@
         </w:tc>
         <w:tc>
           <w:tcPr>
-            <w:tcW w:w="1213" w:type="dxa"/>
+            <w:tcW w:w="1205" w:type="dxa"/>
             <w:vAlign w:val="center"/>
           </w:tcPr>
           <w:p>
@@ -13375,7 +13375,7 @@
         </w:tc>
         <w:tc>
           <w:tcPr>
-            <w:tcW w:w="817" w:type="dxa"/>
+            <w:tcW w:w="811" w:type="dxa"/>
             <w:vAlign w:val="center"/>
           </w:tcPr>
           <w:p>
@@ -13395,7 +13395,7 @@
         </w:tc>
         <w:tc>
           <w:tcPr>
-            <w:tcW w:w="1510" w:type="dxa"/>
+            <w:tcW w:w="1500" w:type="dxa"/>
             <w:vAlign w:val="center"/>
           </w:tcPr>
           <w:p>
@@ -13415,7 +13415,7 @@
         </w:tc>
         <w:tc>
           <w:tcPr>
-            <w:tcW w:w="1510" w:type="dxa"/>
+            <w:tcW w:w="1716" w:type="dxa"/>
             <w:vAlign w:val="center"/>
           </w:tcPr>
           <w:p>
@@ -13441,7 +13441,7 @@
         </w:trPr>
         <w:tc>
           <w:tcPr>
-            <w:tcW w:w="520" w:type="dxa"/>
+            <w:tcW w:w="516" w:type="dxa"/>
             <w:vAlign w:val="center"/>
           </w:tcPr>
           <w:p>
@@ -13461,7 +13461,7 @@
         </w:tc>
         <w:tc>
           <w:tcPr>
-            <w:tcW w:w="1719" w:type="dxa"/>
+            <w:tcW w:w="1557" w:type="dxa"/>
             <w:vAlign w:val="center"/>
           </w:tcPr>
           <w:p>
@@ -13480,7 +13480,7 @@
         </w:tc>
         <w:tc>
           <w:tcPr>
-            <w:tcW w:w="1568" w:type="dxa"/>
+            <w:tcW w:w="1557" w:type="dxa"/>
             <w:vAlign w:val="center"/>
           </w:tcPr>
           <w:p>
@@ -13499,7 +13499,7 @@
         </w:tc>
         <w:tc>
           <w:tcPr>
-            <w:tcW w:w="495" w:type="dxa"/>
+            <w:tcW w:w="492" w:type="dxa"/>
             <w:vAlign w:val="center"/>
           </w:tcPr>
           <w:p>
@@ -13518,7 +13518,7 @@
         </w:tc>
         <w:tc>
           <w:tcPr>
-            <w:tcW w:w="1213" w:type="dxa"/>
+            <w:tcW w:w="1205" w:type="dxa"/>
             <w:vAlign w:val="center"/>
           </w:tcPr>
           <w:p>
@@ -13537,7 +13537,7 @@
         </w:tc>
         <w:tc>
           <w:tcPr>
-            <w:tcW w:w="817" w:type="dxa"/>
+            <w:tcW w:w="811" w:type="dxa"/>
             <w:vAlign w:val="center"/>
           </w:tcPr>
           <w:p>
@@ -13556,7 +13556,7 @@
         </w:tc>
         <w:tc>
           <w:tcPr>
-            <w:tcW w:w="1510" w:type="dxa"/>
+            <w:tcW w:w="1500" w:type="dxa"/>
             <w:vAlign w:val="center"/>
           </w:tcPr>
           <w:p>
@@ -13575,7 +13575,7 @@
         </w:tc>
         <w:tc>
           <w:tcPr>
-            <w:tcW w:w="1510" w:type="dxa"/>
+            <w:tcW w:w="1716" w:type="dxa"/>
             <w:vAlign w:val="center"/>
           </w:tcPr>
           <w:p>
@@ -13596,6 +13596,12 @@
                 <w:sz w:val="24"/>
               </w:rPr>
               <w:t>MVP</w:t>
+            </w:r>
+            <w:r>
+              <w:rPr>
+                <w:sz w:val="24"/>
+              </w:rPr>
+              <w:t xml:space="preserve"> (ядро проверки)</w:t>
             </w:r>
           </w:p>
         </w:tc>
@@ -13607,7 +13613,7 @@
         </w:trPr>
         <w:tc>
           <w:tcPr>
-            <w:tcW w:w="520" w:type="dxa"/>
+            <w:tcW w:w="516" w:type="dxa"/>
             <w:vAlign w:val="center"/>
           </w:tcPr>
           <w:p>
@@ -13627,7 +13633,7 @@
         </w:tc>
         <w:tc>
           <w:tcPr>
-            <w:tcW w:w="1719" w:type="dxa"/>
+            <w:tcW w:w="1557" w:type="dxa"/>
             <w:vAlign w:val="center"/>
           </w:tcPr>
           <w:p>
@@ -13646,7 +13652,7 @@
         </w:tc>
         <w:tc>
           <w:tcPr>
-            <w:tcW w:w="1568" w:type="dxa"/>
+            <w:tcW w:w="1557" w:type="dxa"/>
             <w:vAlign w:val="center"/>
           </w:tcPr>
           <w:p>
@@ -13665,7 +13671,7 @@
         </w:tc>
         <w:tc>
           <w:tcPr>
-            <w:tcW w:w="495" w:type="dxa"/>
+            <w:tcW w:w="492" w:type="dxa"/>
             <w:vAlign w:val="center"/>
           </w:tcPr>
           <w:p>
@@ -13684,7 +13690,7 @@
         </w:tc>
         <w:tc>
           <w:tcPr>
-            <w:tcW w:w="1213" w:type="dxa"/>
+            <w:tcW w:w="1205" w:type="dxa"/>
             <w:vAlign w:val="center"/>
           </w:tcPr>
           <w:p>
@@ -13703,7 +13709,7 @@
         </w:tc>
         <w:tc>
           <w:tcPr>
-            <w:tcW w:w="817" w:type="dxa"/>
+            <w:tcW w:w="811" w:type="dxa"/>
             <w:vAlign w:val="center"/>
           </w:tcPr>
           <w:p>
@@ -13722,7 +13728,7 @@
         </w:tc>
         <w:tc>
           <w:tcPr>
-            <w:tcW w:w="1510" w:type="dxa"/>
+            <w:tcW w:w="1500" w:type="dxa"/>
             <w:vAlign w:val="center"/>
           </w:tcPr>
           <w:p>
@@ -13741,20 +13747,20 @@
         </w:tc>
         <w:tc>
           <w:tcPr>
-            <w:tcW w:w="1510" w:type="dxa"/>
-            <w:vAlign w:val="center"/>
-          </w:tcPr>
-          <w:p>
-            <w:pPr>
-              <w:pStyle w:val="Compact"/>
-              <w:spacing w:before="0" w:after="0" w:line="280" w:lineRule="exact"/>
-              <w:jc w:val="center"/>
-            </w:pPr>
-            <w:r>
-              <w:rPr>
-                <w:sz w:val="24"/>
-              </w:rPr>
-              <w:t>включить во второй релиз</w:t>
+            <w:tcW w:w="1716" w:type="dxa"/>
+            <w:vAlign w:val="center"/>
+          </w:tcPr>
+          <w:p>
+            <w:pPr>
+              <w:pStyle w:val="Compact"/>
+              <w:spacing w:before="0" w:after="0" w:line="280" w:lineRule="exact"/>
+              <w:jc w:val="center"/>
+            </w:pPr>
+            <w:r>
+              <w:rPr>
+                <w:sz w:val="24"/>
+              </w:rPr>
+              <w:t>рассмотреть во втором релизе</w:t>
             </w:r>
           </w:p>
         </w:tc>
@@ -13766,7 +13772,7 @@
         </w:trPr>
         <w:tc>
           <w:tcPr>
-            <w:tcW w:w="520" w:type="dxa"/>
+            <w:tcW w:w="516" w:type="dxa"/>
             <w:vAlign w:val="center"/>
           </w:tcPr>
           <w:p>
@@ -13786,7 +13792,7 @@
         </w:tc>
         <w:tc>
           <w:tcPr>
-            <w:tcW w:w="1719" w:type="dxa"/>
+            <w:tcW w:w="1557" w:type="dxa"/>
             <w:vAlign w:val="center"/>
           </w:tcPr>
           <w:p>
@@ -13805,7 +13811,7 @@
         </w:tc>
         <w:tc>
           <w:tcPr>
-            <w:tcW w:w="1568" w:type="dxa"/>
+            <w:tcW w:w="1557" w:type="dxa"/>
             <w:vAlign w:val="center"/>
           </w:tcPr>
           <w:p>
@@ -13824,7 +13830,7 @@
         </w:tc>
         <w:tc>
           <w:tcPr>
-            <w:tcW w:w="495" w:type="dxa"/>
+            <w:tcW w:w="492" w:type="dxa"/>
             <w:vAlign w:val="center"/>
           </w:tcPr>
           <w:p>
@@ -13843,7 +13849,7 @@
         </w:tc>
         <w:tc>
           <w:tcPr>
-            <w:tcW w:w="1213" w:type="dxa"/>
+            <w:tcW w:w="1205" w:type="dxa"/>
             <w:vAlign w:val="center"/>
           </w:tcPr>
           <w:p>
@@ -13862,7 +13868,7 @@
         </w:tc>
         <w:tc>
           <w:tcPr>
-            <w:tcW w:w="817" w:type="dxa"/>
+            <w:tcW w:w="811" w:type="dxa"/>
             <w:vAlign w:val="center"/>
           </w:tcPr>
           <w:p>
@@ -13881,7 +13887,7 @@
         </w:tc>
         <w:tc>
           <w:tcPr>
-            <w:tcW w:w="1510" w:type="dxa"/>
+            <w:tcW w:w="1500" w:type="dxa"/>
             <w:vAlign w:val="center"/>
           </w:tcPr>
           <w:p>
@@ -13900,20 +13906,27 @@
         </w:tc>
         <w:tc>
           <w:tcPr>
-            <w:tcW w:w="1510" w:type="dxa"/>
-            <w:vAlign w:val="center"/>
-          </w:tcPr>
-          <w:p>
-            <w:pPr>
-              <w:pStyle w:val="Compact"/>
-              <w:spacing w:before="0" w:after="0" w:line="280" w:lineRule="exact"/>
-              <w:jc w:val="center"/>
-            </w:pPr>
-            <w:r>
-              <w:rPr>
-                <w:sz w:val="24"/>
-              </w:rPr>
-              <w:t>рассмотреть как дифференциацию</w:t>
+            <w:tcW w:w="1716" w:type="dxa"/>
+            <w:vAlign w:val="center"/>
+          </w:tcPr>
+          <w:p>
+            <w:pPr>
+              <w:pStyle w:val="Compact"/>
+              <w:spacing w:before="0" w:after="0" w:line="280" w:lineRule="exact"/>
+              <w:jc w:val="center"/>
+            </w:pPr>
+            <w:r>
+              <w:rPr>
+                <w:sz w:val="24"/>
+              </w:rPr>
+              <w:t xml:space="preserve">рассмотреть как дифференциацию после </w:t>
+            </w:r>
+            <w:r>
+              <w:rPr>
+                <w:i/>
+                <w:sz w:val="24"/>
+              </w:rPr>
+              <w:t>MVP</w:t>
             </w:r>
           </w:p>
         </w:tc>
@@ -13925,7 +13938,7 @@
         </w:trPr>
         <w:tc>
           <w:tcPr>
-            <w:tcW w:w="520" w:type="dxa"/>
+            <w:tcW w:w="516" w:type="dxa"/>
             <w:vAlign w:val="center"/>
           </w:tcPr>
           <w:p>
@@ -13945,7 +13958,7 @@
         </w:tc>
         <w:tc>
           <w:tcPr>
-            <w:tcW w:w="1719" w:type="dxa"/>
+            <w:tcW w:w="1557" w:type="dxa"/>
             <w:vAlign w:val="center"/>
           </w:tcPr>
           <w:p>
@@ -13964,7 +13977,7 @@
         </w:tc>
         <w:tc>
           <w:tcPr>
-            <w:tcW w:w="1568" w:type="dxa"/>
+            <w:tcW w:w="1557" w:type="dxa"/>
             <w:vAlign w:val="center"/>
           </w:tcPr>
           <w:p>
@@ -13983,7 +13996,7 @@
         </w:tc>
         <w:tc>
           <w:tcPr>
-            <w:tcW w:w="495" w:type="dxa"/>
+            <w:tcW w:w="492" w:type="dxa"/>
             <w:vAlign w:val="center"/>
           </w:tcPr>
           <w:p>
@@ -14002,7 +14015,7 @@
         </w:tc>
         <w:tc>
           <w:tcPr>
-            <w:tcW w:w="1213" w:type="dxa"/>
+            <w:tcW w:w="1205" w:type="dxa"/>
             <w:vAlign w:val="center"/>
           </w:tcPr>
           <w:p>
@@ -14021,7 +14034,7 @@
         </w:tc>
         <w:tc>
           <w:tcPr>
-            <w:tcW w:w="817" w:type="dxa"/>
+            <w:tcW w:w="811" w:type="dxa"/>
             <w:vAlign w:val="center"/>
           </w:tcPr>
           <w:p>
@@ -14040,7 +14053,7 @@
         </w:tc>
         <w:tc>
           <w:tcPr>
-            <w:tcW w:w="1510" w:type="dxa"/>
+            <w:tcW w:w="1500" w:type="dxa"/>
             <w:vAlign w:val="center"/>
           </w:tcPr>
           <w:p>
@@ -14059,20 +14072,33 @@
         </w:tc>
         <w:tc>
           <w:tcPr>
-            <w:tcW w:w="1510" w:type="dxa"/>
-            <w:vAlign w:val="center"/>
-          </w:tcPr>
-          <w:p>
-            <w:pPr>
-              <w:pStyle w:val="Compact"/>
-              <w:spacing w:before="0" w:after="0" w:line="280" w:lineRule="exact"/>
-              <w:jc w:val="center"/>
-            </w:pPr>
-            <w:r>
-              <w:rPr>
-                <w:sz w:val="24"/>
-              </w:rPr>
-              <w:t>включить во второй релиз</w:t>
+            <w:tcW w:w="1716" w:type="dxa"/>
+            <w:vAlign w:val="center"/>
+          </w:tcPr>
+          <w:p>
+            <w:pPr>
+              <w:pStyle w:val="Compact"/>
+              <w:spacing w:before="0" w:after="0" w:line="280" w:lineRule="exact"/>
+              <w:jc w:val="center"/>
+            </w:pPr>
+            <w:r>
+              <w:rPr>
+                <w:sz w:val="24"/>
+              </w:rPr>
+              <w:t xml:space="preserve">включить в </w:t>
+            </w:r>
+            <w:r>
+              <w:rPr>
+                <w:i/>
+                <w:sz w:val="24"/>
+              </w:rPr>
+              <w:t>MVP</w:t>
+            </w:r>
+            <w:r>
+              <w:rPr>
+                <w:sz w:val="24"/>
+              </w:rPr>
+              <w:t xml:space="preserve"> в базовой форме, экспорт - во втором релизе</w:t>
             </w:r>
           </w:p>
         </w:tc>
@@ -14084,7 +14110,7 @@
         </w:trPr>
         <w:tc>
           <w:tcPr>
-            <w:tcW w:w="520" w:type="dxa"/>
+            <w:tcW w:w="516" w:type="dxa"/>
             <w:vAlign w:val="center"/>
           </w:tcPr>
           <w:p>
@@ -14104,7 +14130,7 @@
         </w:tc>
         <w:tc>
           <w:tcPr>
-            <w:tcW w:w="1719" w:type="dxa"/>
+            <w:tcW w:w="1557" w:type="dxa"/>
             <w:vAlign w:val="center"/>
           </w:tcPr>
           <w:p>
@@ -14130,7 +14156,7 @@
         </w:tc>
         <w:tc>
           <w:tcPr>
-            <w:tcW w:w="1568" w:type="dxa"/>
+            <w:tcW w:w="1557" w:type="dxa"/>
             <w:vAlign w:val="center"/>
           </w:tcPr>
           <w:p>
@@ -14149,7 +14175,7 @@
         </w:tc>
         <w:tc>
           <w:tcPr>
-            <w:tcW w:w="495" w:type="dxa"/>
+            <w:tcW w:w="492" w:type="dxa"/>
             <w:vAlign w:val="center"/>
           </w:tcPr>
           <w:p>
@@ -14168,7 +14194,7 @@
         </w:tc>
         <w:tc>
           <w:tcPr>
-            <w:tcW w:w="1213" w:type="dxa"/>
+            <w:tcW w:w="1205" w:type="dxa"/>
             <w:vAlign w:val="center"/>
           </w:tcPr>
           <w:p>
@@ -14187,7 +14213,7 @@
         </w:tc>
         <w:tc>
           <w:tcPr>
-            <w:tcW w:w="817" w:type="dxa"/>
+            <w:tcW w:w="811" w:type="dxa"/>
             <w:vAlign w:val="center"/>
           </w:tcPr>
           <w:p>
@@ -14206,7 +14232,7 @@
         </w:tc>
         <w:tc>
           <w:tcPr>
-            <w:tcW w:w="1510" w:type="dxa"/>
+            <w:tcW w:w="1500" w:type="dxa"/>
             <w:vAlign w:val="center"/>
           </w:tcPr>
           <w:p>
@@ -14225,20 +14251,33 @@
         </w:tc>
         <w:tc>
           <w:tcPr>
-            <w:tcW w:w="1510" w:type="dxa"/>
-            <w:vAlign w:val="center"/>
-          </w:tcPr>
-          <w:p>
-            <w:pPr>
-              <w:pStyle w:val="Compact"/>
-              <w:spacing w:before="0" w:after="0" w:line="280" w:lineRule="exact"/>
-              <w:jc w:val="center"/>
-            </w:pPr>
-            <w:r>
-              <w:rPr>
-                <w:sz w:val="24"/>
-              </w:rPr>
-              <w:t xml:space="preserve">включить в </w:t>
+            <w:tcW w:w="1716" w:type="dxa"/>
+            <w:vAlign w:val="center"/>
+          </w:tcPr>
+          <w:p>
+            <w:pPr>
+              <w:pStyle w:val="Compact"/>
+              <w:spacing w:before="0" w:after="0" w:line="280" w:lineRule="exact"/>
+              <w:jc w:val="center"/>
+            </w:pPr>
+            <w:r>
+              <w:rPr>
+                <w:sz w:val="24"/>
+              </w:rPr>
+              <w:t xml:space="preserve">включить в релиз 3 (бета </w:t>
+            </w:r>
+            <w:r>
+              <w:rPr>
+                <w:i/>
+                <w:sz w:val="24"/>
+              </w:rPr>
+              <w:t>v1</w:t>
+            </w:r>
+            <w:r>
+              <w:rPr>
+                <w:sz w:val="24"/>
+              </w:rPr>
+              <w:t xml:space="preserve">); в </w:t>
             </w:r>
             <w:r>
               <w:rPr>
@@ -14246,6 +14285,12 @@
                 <w:sz w:val="24"/>
               </w:rPr>
               <w:t>MVP</w:t>
+            </w:r>
+            <w:r>
+              <w:rPr>
+                <w:sz w:val="24"/>
+              </w:rPr>
+              <w:t xml:space="preserve"> его заменяет веб-аудит</w:t>
             </w:r>
           </w:p>
         </w:tc>
@@ -14257,7 +14302,7 @@
         </w:trPr>
         <w:tc>
           <w:tcPr>
-            <w:tcW w:w="520" w:type="dxa"/>
+            <w:tcW w:w="516" w:type="dxa"/>
             <w:vAlign w:val="center"/>
           </w:tcPr>
           <w:p>
@@ -14277,7 +14322,7 @@
         </w:tc>
         <w:tc>
           <w:tcPr>
-            <w:tcW w:w="1719" w:type="dxa"/>
+            <w:tcW w:w="1557" w:type="dxa"/>
             <w:vAlign w:val="center"/>
           </w:tcPr>
           <w:p>
@@ -14296,7 +14341,7 @@
         </w:tc>
         <w:tc>
           <w:tcPr>
-            <w:tcW w:w="1568" w:type="dxa"/>
+            <w:tcW w:w="1557" w:type="dxa"/>
             <w:vAlign w:val="center"/>
           </w:tcPr>
           <w:p>
@@ -14315,7 +14360,7 @@
         </w:tc>
         <w:tc>
           <w:tcPr>
-            <w:tcW w:w="495" w:type="dxa"/>
+            <w:tcW w:w="492" w:type="dxa"/>
             <w:vAlign w:val="center"/>
           </w:tcPr>
           <w:p>
@@ -14334,7 +14379,7 @@
         </w:tc>
         <w:tc>
           <w:tcPr>
-            <w:tcW w:w="1213" w:type="dxa"/>
+            <w:tcW w:w="1205" w:type="dxa"/>
             <w:vAlign w:val="center"/>
           </w:tcPr>
           <w:p>
@@ -14353,7 +14398,7 @@
         </w:tc>
         <w:tc>
           <w:tcPr>
-            <w:tcW w:w="817" w:type="dxa"/>
+            <w:tcW w:w="811" w:type="dxa"/>
             <w:vAlign w:val="center"/>
           </w:tcPr>
           <w:p>
@@ -14372,7 +14417,7 @@
         </w:tc>
         <w:tc>
           <w:tcPr>
-            <w:tcW w:w="1510" w:type="dxa"/>
+            <w:tcW w:w="1500" w:type="dxa"/>
             <w:vAlign w:val="center"/>
           </w:tcPr>
           <w:p>
@@ -14391,20 +14436,39 @@
         </w:tc>
         <w:tc>
           <w:tcPr>
-            <w:tcW w:w="1510" w:type="dxa"/>
-            <w:vAlign w:val="center"/>
-          </w:tcPr>
-          <w:p>
-            <w:pPr>
-              <w:pStyle w:val="Compact"/>
-              <w:spacing w:before="0" w:after="0" w:line="280" w:lineRule="exact"/>
-              <w:jc w:val="center"/>
-            </w:pPr>
-            <w:r>
-              <w:rPr>
-                <w:sz w:val="24"/>
-              </w:rPr>
-              <w:t>включить во второй релиз</w:t>
+            <w:tcW w:w="1716" w:type="dxa"/>
+            <w:vAlign w:val="center"/>
+          </w:tcPr>
+          <w:p>
+            <w:pPr>
+              <w:pStyle w:val="Compact"/>
+              <w:spacing w:before="0" w:after="0" w:line="280" w:lineRule="exact"/>
+              <w:jc w:val="center"/>
+            </w:pPr>
+            <w:r>
+              <w:rPr>
+                <w:sz w:val="24"/>
+              </w:rPr>
+              <w:t xml:space="preserve">реализовано в </w:t>
+            </w:r>
+            <w:r>
+              <w:rPr>
+                <w:i/>
+                <w:sz w:val="24"/>
+              </w:rPr>
+              <w:t>MVP</w:t>
+            </w:r>
+            <w:r>
+              <w:rPr>
+                <w:sz w:val="24"/>
+              </w:rPr>
+              <w:t xml:space="preserve">: </w:t>
+            </w:r>
+            <w:r>
+              <w:rPr>
+                <w:sz w:val="24"/>
+              </w:rPr>
+              <w:t>веб-аудит без установки</w:t>
             </w:r>
           </w:p>
         </w:tc>
@@ -14416,7 +14480,7 @@
         </w:trPr>
         <w:tc>
           <w:tcPr>
-            <w:tcW w:w="520" w:type="dxa"/>
+            <w:tcW w:w="516" w:type="dxa"/>
             <w:vAlign w:val="center"/>
           </w:tcPr>
           <w:p>
@@ -14436,7 +14500,7 @@
         </w:tc>
         <w:tc>
           <w:tcPr>
-            <w:tcW w:w="1719" w:type="dxa"/>
+            <w:tcW w:w="1557" w:type="dxa"/>
             <w:vAlign w:val="center"/>
           </w:tcPr>
           <w:p>
@@ -14462,7 +14526,7 @@
         </w:tc>
         <w:tc>
           <w:tcPr>
-            <w:tcW w:w="1568" w:type="dxa"/>
+            <w:tcW w:w="1557" w:type="dxa"/>
             <w:vAlign w:val="center"/>
           </w:tcPr>
           <w:p>
@@ -14481,7 +14545,7 @@
         </w:tc>
         <w:tc>
           <w:tcPr>
-            <w:tcW w:w="495" w:type="dxa"/>
+            <w:tcW w:w="492" w:type="dxa"/>
             <w:vAlign w:val="center"/>
           </w:tcPr>
           <w:p>
@@ -14500,7 +14564,7 @@
         </w:tc>
         <w:tc>
           <w:tcPr>
-            <w:tcW w:w="1213" w:type="dxa"/>
+            <w:tcW w:w="1205" w:type="dxa"/>
             <w:vAlign w:val="center"/>
           </w:tcPr>
           <w:p>
@@ -14519,7 +14583,7 @@
         </w:tc>
         <w:tc>
           <w:tcPr>
-            <w:tcW w:w="817" w:type="dxa"/>
+            <w:tcW w:w="811" w:type="dxa"/>
             <w:vAlign w:val="center"/>
           </w:tcPr>
           <w:p>
@@ -14538,7 +14602,7 @@
         </w:tc>
         <w:tc>
           <w:tcPr>
-            <w:tcW w:w="1510" w:type="dxa"/>
+            <w:tcW w:w="1500" w:type="dxa"/>
             <w:vAlign w:val="center"/>
           </w:tcPr>
           <w:p>
@@ -14557,20 +14621,33 @@
         </w:tc>
         <w:tc>
           <w:tcPr>
-            <w:tcW w:w="1510" w:type="dxa"/>
-            <w:vAlign w:val="center"/>
-          </w:tcPr>
-          <w:p>
-            <w:pPr>
-              <w:pStyle w:val="Compact"/>
-              <w:spacing w:before="0" w:after="0" w:line="280" w:lineRule="exact"/>
-              <w:jc w:val="center"/>
-            </w:pPr>
-            <w:r>
-              <w:rPr>
-                <w:sz w:val="24"/>
-              </w:rPr>
-              <w:t>включить во второй релиз</w:t>
+            <w:tcW w:w="1716" w:type="dxa"/>
+            <w:vAlign w:val="center"/>
+          </w:tcPr>
+          <w:p>
+            <w:pPr>
+              <w:pStyle w:val="Compact"/>
+              <w:spacing w:before="0" w:after="0" w:line="280" w:lineRule="exact"/>
+              <w:jc w:val="center"/>
+            </w:pPr>
+            <w:r>
+              <w:rPr>
+                <w:sz w:val="24"/>
+              </w:rPr>
+              <w:t>рассмотреть для релиза 3 после проверки спроса (</w:t>
+            </w:r>
+            <w:r>
+              <w:rPr>
+                <w:i/>
+                <w:sz w:val="24"/>
+              </w:rPr>
+              <w:t>AI</w:t>
+            </w:r>
+            <w:r>
+              <w:rPr>
+                <w:sz w:val="24"/>
+              </w:rPr>
+              <w:t>-пояснения)</w:t>
             </w:r>
           </w:p>
         </w:tc>
@@ -14582,27 +14659,28 @@
         </w:trPr>
         <w:tc>
           <w:tcPr>
-            <w:tcW w:w="520" w:type="dxa"/>
-            <w:vAlign w:val="center"/>
-          </w:tcPr>
-          <w:p>
-            <w:pPr>
-              <w:pStyle w:val="Compact"/>
-              <w:spacing w:before="0" w:after="0" w:line="280" w:lineRule="exact"/>
-              <w:jc w:val="center"/>
-            </w:pPr>
-            <w:r>
-              <w:rPr>
-                <w:i/>
-                <w:sz w:val="24"/>
-              </w:rPr>
+            <w:tcW w:w="516" w:type="dxa"/>
+            <w:vAlign w:val="center"/>
+          </w:tcPr>
+          <w:p>
+            <w:pPr>
+              <w:pStyle w:val="Compact"/>
+              <w:spacing w:before="0" w:after="0" w:line="280" w:lineRule="exact"/>
+              <w:jc w:val="center"/>
+            </w:pPr>
+            <w:r>
+              <w:rPr>
+                <w:i/>
+                <w:sz w:val="24"/>
+              </w:rPr>
+              <w:lastRenderedPageBreak/>
               <w:t>R008</w:t>
             </w:r>
           </w:p>
         </w:tc>
         <w:tc>
           <w:tcPr>
-            <w:tcW w:w="1719" w:type="dxa"/>
+            <w:tcW w:w="1557" w:type="dxa"/>
             <w:vAlign w:val="center"/>
           </w:tcPr>
           <w:p>
@@ -14621,7 +14699,7 @@
         </w:tc>
         <w:tc>
           <w:tcPr>
-            <w:tcW w:w="1568" w:type="dxa"/>
+            <w:tcW w:w="1557" w:type="dxa"/>
             <w:vAlign w:val="center"/>
           </w:tcPr>
           <w:p>
@@ -14640,7 +14718,7 @@
         </w:tc>
         <w:tc>
           <w:tcPr>
-            <w:tcW w:w="495" w:type="dxa"/>
+            <w:tcW w:w="492" w:type="dxa"/>
             <w:vAlign w:val="center"/>
           </w:tcPr>
           <w:p>
@@ -14659,7 +14737,7 @@
         </w:tc>
         <w:tc>
           <w:tcPr>
-            <w:tcW w:w="1213" w:type="dxa"/>
+            <w:tcW w:w="1205" w:type="dxa"/>
             <w:vAlign w:val="center"/>
           </w:tcPr>
           <w:p>
@@ -14678,7 +14756,7 @@
         </w:tc>
         <w:tc>
           <w:tcPr>
-            <w:tcW w:w="817" w:type="dxa"/>
+            <w:tcW w:w="811" w:type="dxa"/>
             <w:vAlign w:val="center"/>
           </w:tcPr>
           <w:p>
@@ -14697,7 +14775,7 @@
         </w:tc>
         <w:tc>
           <w:tcPr>
-            <w:tcW w:w="1510" w:type="dxa"/>
+            <w:tcW w:w="1500" w:type="dxa"/>
             <w:vAlign w:val="center"/>
           </w:tcPr>
           <w:p>
@@ -14716,20 +14794,33 @@
         </w:tc>
         <w:tc>
           <w:tcPr>
-            <w:tcW w:w="1510" w:type="dxa"/>
-            <w:vAlign w:val="center"/>
-          </w:tcPr>
-          <w:p>
-            <w:pPr>
-              <w:pStyle w:val="Compact"/>
-              <w:spacing w:before="0" w:after="0" w:line="280" w:lineRule="exact"/>
-              <w:jc w:val="center"/>
-            </w:pPr>
-            <w:r>
-              <w:rPr>
-                <w:sz w:val="24"/>
-              </w:rPr>
-              <w:t>рассмотреть как дифференциацию</w:t>
+            <w:tcW w:w="1716" w:type="dxa"/>
+            <w:vAlign w:val="center"/>
+          </w:tcPr>
+          <w:p>
+            <w:pPr>
+              <w:pStyle w:val="Compact"/>
+              <w:spacing w:before="0" w:after="0" w:line="280" w:lineRule="exact"/>
+              <w:jc w:val="center"/>
+            </w:pPr>
+            <w:r>
+              <w:rPr>
+                <w:sz w:val="24"/>
+              </w:rPr>
+              <w:t xml:space="preserve">включить в </w:t>
+            </w:r>
+            <w:r>
+              <w:rPr>
+                <w:i/>
+                <w:sz w:val="24"/>
+              </w:rPr>
+              <w:t>MVP</w:t>
+            </w:r>
+            <w:r>
+              <w:rPr>
+                <w:sz w:val="24"/>
+              </w:rPr>
+              <w:t xml:space="preserve"> как ядро дифференциации</w:t>
             </w:r>
           </w:p>
         </w:tc>
@@ -14741,28 +14832,27 @@
         </w:trPr>
         <w:tc>
           <w:tcPr>
-            <w:tcW w:w="520" w:type="dxa"/>
-            <w:vAlign w:val="center"/>
-          </w:tcPr>
-          <w:p>
-            <w:pPr>
-              <w:pStyle w:val="Compact"/>
-              <w:spacing w:before="0" w:after="0" w:line="280" w:lineRule="exact"/>
-              <w:jc w:val="center"/>
-            </w:pPr>
-            <w:r>
-              <w:rPr>
-                <w:i/>
-                <w:sz w:val="24"/>
-              </w:rPr>
-              <w:lastRenderedPageBreak/>
+            <w:tcW w:w="516" w:type="dxa"/>
+            <w:vAlign w:val="center"/>
+          </w:tcPr>
+          <w:p>
+            <w:pPr>
+              <w:pStyle w:val="Compact"/>
+              <w:spacing w:before="0" w:after="0" w:line="280" w:lineRule="exact"/>
+              <w:jc w:val="center"/>
+            </w:pPr>
+            <w:r>
+              <w:rPr>
+                <w:i/>
+                <w:sz w:val="24"/>
+              </w:rPr>
               <w:t>R009</w:t>
             </w:r>
           </w:p>
         </w:tc>
         <w:tc>
           <w:tcPr>
-            <w:tcW w:w="1719" w:type="dxa"/>
+            <w:tcW w:w="1557" w:type="dxa"/>
             <w:vAlign w:val="center"/>
           </w:tcPr>
           <w:p>
@@ -14807,7 +14897,7 @@
         </w:tc>
         <w:tc>
           <w:tcPr>
-            <w:tcW w:w="1568" w:type="dxa"/>
+            <w:tcW w:w="1557" w:type="dxa"/>
             <w:vAlign w:val="center"/>
           </w:tcPr>
           <w:p>
@@ -14826,7 +14916,7 @@
         </w:tc>
         <w:tc>
           <w:tcPr>
-            <w:tcW w:w="495" w:type="dxa"/>
+            <w:tcW w:w="492" w:type="dxa"/>
             <w:vAlign w:val="center"/>
           </w:tcPr>
           <w:p>
@@ -14845,7 +14935,7 @@
         </w:tc>
         <w:tc>
           <w:tcPr>
-            <w:tcW w:w="1213" w:type="dxa"/>
+            <w:tcW w:w="1205" w:type="dxa"/>
             <w:vAlign w:val="center"/>
           </w:tcPr>
           <w:p>
@@ -14864,7 +14954,7 @@
         </w:tc>
         <w:tc>
           <w:tcPr>
-            <w:tcW w:w="817" w:type="dxa"/>
+            <w:tcW w:w="811" w:type="dxa"/>
             <w:vAlign w:val="center"/>
           </w:tcPr>
           <w:p>
@@ -14883,7 +14973,7 @@
         </w:tc>
         <w:tc>
           <w:tcPr>
-            <w:tcW w:w="1510" w:type="dxa"/>
+            <w:tcW w:w="1500" w:type="dxa"/>
             <w:vAlign w:val="center"/>
           </w:tcPr>
           <w:p>
@@ -14902,7 +14992,7 @@
         </w:tc>
         <w:tc>
           <w:tcPr>
-            <w:tcW w:w="1510" w:type="dxa"/>
+            <w:tcW w:w="1716" w:type="dxa"/>
             <w:vAlign w:val="center"/>
           </w:tcPr>
           <w:p>
@@ -14934,7 +15024,7 @@
         </w:trPr>
         <w:tc>
           <w:tcPr>
-            <w:tcW w:w="520" w:type="dxa"/>
+            <w:tcW w:w="516" w:type="dxa"/>
             <w:vAlign w:val="center"/>
           </w:tcPr>
           <w:p>
@@ -14954,7 +15044,7 @@
         </w:tc>
         <w:tc>
           <w:tcPr>
-            <w:tcW w:w="1719" w:type="dxa"/>
+            <w:tcW w:w="1557" w:type="dxa"/>
             <w:vAlign w:val="center"/>
           </w:tcPr>
           <w:p>
@@ -14973,7 +15063,7 @@
         </w:tc>
         <w:tc>
           <w:tcPr>
-            <w:tcW w:w="1568" w:type="dxa"/>
+            <w:tcW w:w="1557" w:type="dxa"/>
             <w:vAlign w:val="center"/>
           </w:tcPr>
           <w:p>
@@ -14992,7 +15082,7 @@
         </w:tc>
         <w:tc>
           <w:tcPr>
-            <w:tcW w:w="495" w:type="dxa"/>
+            <w:tcW w:w="492" w:type="dxa"/>
             <w:vAlign w:val="center"/>
           </w:tcPr>
           <w:p>
@@ -15011,7 +15101,7 @@
         </w:tc>
         <w:tc>
           <w:tcPr>
-            <w:tcW w:w="1213" w:type="dxa"/>
+            <w:tcW w:w="1205" w:type="dxa"/>
             <w:vAlign w:val="center"/>
           </w:tcPr>
           <w:p>
@@ -15030,7 +15120,7 @@
         </w:tc>
         <w:tc>
           <w:tcPr>
-            <w:tcW w:w="817" w:type="dxa"/>
+            <w:tcW w:w="811" w:type="dxa"/>
             <w:vAlign w:val="center"/>
           </w:tcPr>
           <w:p>
@@ -15049,7 +15139,7 @@
         </w:tc>
         <w:tc>
           <w:tcPr>
-            <w:tcW w:w="1510" w:type="dxa"/>
+            <w:tcW w:w="1500" w:type="dxa"/>
             <w:vAlign w:val="center"/>
           </w:tcPr>
           <w:p>
@@ -15068,7 +15158,7 @@
         </w:tc>
         <w:tc>
           <w:tcPr>
-            <w:tcW w:w="1510" w:type="dxa"/>
+            <w:tcW w:w="1716" w:type="dxa"/>
             <w:vAlign w:val="center"/>
           </w:tcPr>
           <w:p>
@@ -15089,6 +15179,12 @@
                 <w:sz w:val="24"/>
               </w:rPr>
               <w:t>MVP</w:t>
+            </w:r>
+            <w:r>
+              <w:rPr>
+                <w:sz w:val="24"/>
+              </w:rPr>
+              <w:t xml:space="preserve"> (бесплатный тариф)</w:t>
             </w:r>
           </w:p>
         </w:tc>
@@ -15100,7 +15196,7 @@
         </w:trPr>
         <w:tc>
           <w:tcPr>
-            <w:tcW w:w="520" w:type="dxa"/>
+            <w:tcW w:w="516" w:type="dxa"/>
             <w:vAlign w:val="center"/>
           </w:tcPr>
           <w:p>
@@ -15120,7 +15216,7 @@
         </w:tc>
         <w:tc>
           <w:tcPr>
-            <w:tcW w:w="1719" w:type="dxa"/>
+            <w:tcW w:w="1557" w:type="dxa"/>
             <w:vAlign w:val="center"/>
           </w:tcPr>
           <w:p>
@@ -15139,7 +15235,7 @@
         </w:tc>
         <w:tc>
           <w:tcPr>
-            <w:tcW w:w="1568" w:type="dxa"/>
+            <w:tcW w:w="1557" w:type="dxa"/>
             <w:vAlign w:val="center"/>
           </w:tcPr>
           <w:p>
@@ -15158,7 +15254,7 @@
         </w:tc>
         <w:tc>
           <w:tcPr>
-            <w:tcW w:w="495" w:type="dxa"/>
+            <w:tcW w:w="492" w:type="dxa"/>
             <w:vAlign w:val="center"/>
           </w:tcPr>
           <w:p>
@@ -15177,7 +15273,7 @@
         </w:tc>
         <w:tc>
           <w:tcPr>
-            <w:tcW w:w="1213" w:type="dxa"/>
+            <w:tcW w:w="1205" w:type="dxa"/>
             <w:vAlign w:val="center"/>
           </w:tcPr>
           <w:p>
@@ -15196,7 +15292,7 @@
         </w:tc>
         <w:tc>
           <w:tcPr>
-            <w:tcW w:w="817" w:type="dxa"/>
+            <w:tcW w:w="811" w:type="dxa"/>
             <w:vAlign w:val="center"/>
           </w:tcPr>
           <w:p>
@@ -15215,7 +15311,7 @@
         </w:tc>
         <w:tc>
           <w:tcPr>
-            <w:tcW w:w="1510" w:type="dxa"/>
+            <w:tcW w:w="1500" w:type="dxa"/>
             <w:vAlign w:val="center"/>
           </w:tcPr>
           <w:p>
@@ -15234,20 +15330,33 @@
         </w:tc>
         <w:tc>
           <w:tcPr>
-            <w:tcW w:w="1510" w:type="dxa"/>
-            <w:vAlign w:val="center"/>
-          </w:tcPr>
-          <w:p>
-            <w:pPr>
-              <w:pStyle w:val="Compact"/>
-              <w:spacing w:before="0" w:after="0" w:line="280" w:lineRule="exact"/>
-              <w:jc w:val="center"/>
-            </w:pPr>
-            <w:r>
-              <w:rPr>
-                <w:sz w:val="24"/>
-              </w:rPr>
-              <w:t>включить во второй релиз</w:t>
+            <w:tcW w:w="1716" w:type="dxa"/>
+            <w:vAlign w:val="center"/>
+          </w:tcPr>
+          <w:p>
+            <w:pPr>
+              <w:pStyle w:val="Compact"/>
+              <w:spacing w:before="0" w:after="0" w:line="280" w:lineRule="exact"/>
+              <w:jc w:val="center"/>
+            </w:pPr>
+            <w:r>
+              <w:rPr>
+                <w:sz w:val="24"/>
+              </w:rPr>
+              <w:t xml:space="preserve">включить в </w:t>
+            </w:r>
+            <w:r>
+              <w:rPr>
+                <w:i/>
+                <w:sz w:val="24"/>
+              </w:rPr>
+              <w:t>MVP</w:t>
+            </w:r>
+            <w:r>
+              <w:rPr>
+                <w:sz w:val="24"/>
+              </w:rPr>
+              <w:t xml:space="preserve"> (страница тарифов)</w:t>
             </w:r>
           </w:p>
         </w:tc>
@@ -15259,7 +15368,7 @@
         </w:trPr>
         <w:tc>
           <w:tcPr>
-            <w:tcW w:w="520" w:type="dxa"/>
+            <w:tcW w:w="516" w:type="dxa"/>
             <w:vAlign w:val="center"/>
           </w:tcPr>
           <w:p>
@@ -15279,7 +15388,7 @@
         </w:tc>
         <w:tc>
           <w:tcPr>
-            <w:tcW w:w="1719" w:type="dxa"/>
+            <w:tcW w:w="1557" w:type="dxa"/>
             <w:vAlign w:val="center"/>
           </w:tcPr>
           <w:p>
@@ -15305,7 +15414,7 @@
         </w:tc>
         <w:tc>
           <w:tcPr>
-            <w:tcW w:w="1568" w:type="dxa"/>
+            <w:tcW w:w="1557" w:type="dxa"/>
             <w:vAlign w:val="center"/>
           </w:tcPr>
           <w:p>
@@ -15324,7 +15433,7 @@
         </w:tc>
         <w:tc>
           <w:tcPr>
-            <w:tcW w:w="495" w:type="dxa"/>
+            <w:tcW w:w="492" w:type="dxa"/>
             <w:vAlign w:val="center"/>
           </w:tcPr>
           <w:p>
@@ -15343,7 +15452,7 @@
         </w:tc>
         <w:tc>
           <w:tcPr>
-            <w:tcW w:w="1213" w:type="dxa"/>
+            <w:tcW w:w="1205" w:type="dxa"/>
             <w:vAlign w:val="center"/>
           </w:tcPr>
           <w:p>
@@ -15362,7 +15471,7 @@
         </w:tc>
         <w:tc>
           <w:tcPr>
-            <w:tcW w:w="817" w:type="dxa"/>
+            <w:tcW w:w="811" w:type="dxa"/>
             <w:vAlign w:val="center"/>
           </w:tcPr>
           <w:p>
@@ -15381,7 +15490,7 @@
         </w:tc>
         <w:tc>
           <w:tcPr>
-            <w:tcW w:w="1510" w:type="dxa"/>
+            <w:tcW w:w="1500" w:type="dxa"/>
             <w:vAlign w:val="center"/>
           </w:tcPr>
           <w:p>
@@ -15400,20 +15509,33 @@
         </w:tc>
         <w:tc>
           <w:tcPr>
-            <w:tcW w:w="1510" w:type="dxa"/>
-            <w:vAlign w:val="center"/>
-          </w:tcPr>
-          <w:p>
-            <w:pPr>
-              <w:pStyle w:val="Compact"/>
-              <w:spacing w:before="0" w:after="0" w:line="280" w:lineRule="exact"/>
-              <w:jc w:val="center"/>
-            </w:pPr>
-            <w:r>
-              <w:rPr>
-                <w:sz w:val="24"/>
-              </w:rPr>
-              <w:t>включить во второй релиз</w:t>
+            <w:tcW w:w="1716" w:type="dxa"/>
+            <w:vAlign w:val="center"/>
+          </w:tcPr>
+          <w:p>
+            <w:pPr>
+              <w:pStyle w:val="Compact"/>
+              <w:spacing w:before="0" w:after="0" w:line="280" w:lineRule="exact"/>
+              <w:jc w:val="center"/>
+            </w:pPr>
+            <w:r>
+              <w:rPr>
+                <w:sz w:val="24"/>
+              </w:rPr>
+              <w:t>рассмотреть после проверки спроса (</w:t>
+            </w:r>
+            <w:r>
+              <w:rPr>
+                <w:i/>
+                <w:sz w:val="24"/>
+              </w:rPr>
+              <w:t>API</w:t>
+            </w:r>
+            <w:r>
+              <w:rPr>
+                <w:sz w:val="24"/>
+              </w:rPr>
+              <w:t>)</w:t>
             </w:r>
           </w:p>
         </w:tc>
@@ -15425,7 +15547,7 @@
         </w:trPr>
         <w:tc>
           <w:tcPr>
-            <w:tcW w:w="520" w:type="dxa"/>
+            <w:tcW w:w="516" w:type="dxa"/>
             <w:vAlign w:val="center"/>
           </w:tcPr>
           <w:p>
@@ -15445,7 +15567,7 @@
         </w:tc>
         <w:tc>
           <w:tcPr>
-            <w:tcW w:w="1719" w:type="dxa"/>
+            <w:tcW w:w="1557" w:type="dxa"/>
             <w:vAlign w:val="center"/>
           </w:tcPr>
           <w:p>
@@ -15464,7 +15586,7 @@
         </w:tc>
         <w:tc>
           <w:tcPr>
-            <w:tcW w:w="1568" w:type="dxa"/>
+            <w:tcW w:w="1557" w:type="dxa"/>
             <w:vAlign w:val="center"/>
           </w:tcPr>
           <w:p>
@@ -15483,7 +15605,7 @@
         </w:tc>
         <w:tc>
           <w:tcPr>
-            <w:tcW w:w="495" w:type="dxa"/>
+            <w:tcW w:w="492" w:type="dxa"/>
             <w:vAlign w:val="center"/>
           </w:tcPr>
           <w:p>
@@ -15502,7 +15624,7 @@
         </w:tc>
         <w:tc>
           <w:tcPr>
-            <w:tcW w:w="1213" w:type="dxa"/>
+            <w:tcW w:w="1205" w:type="dxa"/>
             <w:vAlign w:val="center"/>
           </w:tcPr>
           <w:p>
@@ -15521,7 +15643,7 @@
         </w:tc>
         <w:tc>
           <w:tcPr>
-            <w:tcW w:w="817" w:type="dxa"/>
+            <w:tcW w:w="811" w:type="dxa"/>
             <w:vAlign w:val="center"/>
           </w:tcPr>
           <w:p>
@@ -15540,7 +15662,7 @@
         </w:tc>
         <w:tc>
           <w:tcPr>
-            <w:tcW w:w="1510" w:type="dxa"/>
+            <w:tcW w:w="1500" w:type="dxa"/>
             <w:vAlign w:val="center"/>
           </w:tcPr>
           <w:p>
@@ -15559,7 +15681,7 @@
         </w:tc>
         <w:tc>
           <w:tcPr>
-            <w:tcW w:w="1510" w:type="dxa"/>
+            <w:tcW w:w="1716" w:type="dxa"/>
             <w:vAlign w:val="center"/>
           </w:tcPr>
           <w:p>
@@ -15580,6 +15702,12 @@
                 <w:sz w:val="24"/>
               </w:rPr>
               <w:t>MVP</w:t>
+            </w:r>
+            <w:r>
+              <w:rPr>
+                <w:sz w:val="24"/>
+              </w:rPr>
+              <w:t xml:space="preserve"> (примеры найденных ошибок, первые отзывы)</w:t>
             </w:r>
           </w:p>
         </w:tc>
@@ -15591,7 +15719,7 @@
         </w:trPr>
         <w:tc>
           <w:tcPr>
-            <w:tcW w:w="520" w:type="dxa"/>
+            <w:tcW w:w="516" w:type="dxa"/>
             <w:vAlign w:val="center"/>
           </w:tcPr>
           <w:p>
@@ -15611,7 +15739,7 @@
         </w:tc>
         <w:tc>
           <w:tcPr>
-            <w:tcW w:w="1719" w:type="dxa"/>
+            <w:tcW w:w="1557" w:type="dxa"/>
             <w:vAlign w:val="center"/>
           </w:tcPr>
           <w:p>
@@ -15630,7 +15758,7 @@
         </w:tc>
         <w:tc>
           <w:tcPr>
-            <w:tcW w:w="1568" w:type="dxa"/>
+            <w:tcW w:w="1557" w:type="dxa"/>
             <w:vAlign w:val="center"/>
           </w:tcPr>
           <w:p>
@@ -15649,7 +15777,7 @@
         </w:tc>
         <w:tc>
           <w:tcPr>
-            <w:tcW w:w="495" w:type="dxa"/>
+            <w:tcW w:w="492" w:type="dxa"/>
             <w:vAlign w:val="center"/>
           </w:tcPr>
           <w:p>
@@ -15668,7 +15796,7 @@
         </w:tc>
         <w:tc>
           <w:tcPr>
-            <w:tcW w:w="1213" w:type="dxa"/>
+            <w:tcW w:w="1205" w:type="dxa"/>
             <w:vAlign w:val="center"/>
           </w:tcPr>
           <w:p>
@@ -15687,7 +15815,7 @@
         </w:tc>
         <w:tc>
           <w:tcPr>
-            <w:tcW w:w="817" w:type="dxa"/>
+            <w:tcW w:w="811" w:type="dxa"/>
             <w:vAlign w:val="center"/>
           </w:tcPr>
           <w:p>
@@ -15706,7 +15834,7 @@
         </w:tc>
         <w:tc>
           <w:tcPr>
-            <w:tcW w:w="1510" w:type="dxa"/>
+            <w:tcW w:w="1500" w:type="dxa"/>
             <w:vAlign w:val="center"/>
           </w:tcPr>
           <w:p>
@@ -15725,7 +15853,7 @@
         </w:tc>
         <w:tc>
           <w:tcPr>
-            <w:tcW w:w="1510" w:type="dxa"/>
+            <w:tcW w:w="1716" w:type="dxa"/>
             <w:vAlign w:val="center"/>
           </w:tcPr>
           <w:p>
@@ -15746,6 +15874,12 @@
                 <w:sz w:val="24"/>
               </w:rPr>
               <w:t>MVP</w:t>
+            </w:r>
+            <w:r>
+              <w:rPr>
+                <w:sz w:val="24"/>
+              </w:rPr>
+              <w:t xml:space="preserve"> в минимальной форме (справка)</w:t>
             </w:r>
           </w:p>
         </w:tc>
@@ -15757,7 +15891,7 @@
         </w:trPr>
         <w:tc>
           <w:tcPr>
-            <w:tcW w:w="520" w:type="dxa"/>
+            <w:tcW w:w="516" w:type="dxa"/>
             <w:vAlign w:val="center"/>
           </w:tcPr>
           <w:p>
@@ -15777,7 +15911,7 @@
         </w:tc>
         <w:tc>
           <w:tcPr>
-            <w:tcW w:w="1719" w:type="dxa"/>
+            <w:tcW w:w="1557" w:type="dxa"/>
             <w:vAlign w:val="center"/>
           </w:tcPr>
           <w:p>
@@ -15796,7 +15930,7 @@
         </w:tc>
         <w:tc>
           <w:tcPr>
-            <w:tcW w:w="1568" w:type="dxa"/>
+            <w:tcW w:w="1557" w:type="dxa"/>
             <w:vAlign w:val="center"/>
           </w:tcPr>
           <w:p>
@@ -15815,7 +15949,7 @@
         </w:tc>
         <w:tc>
           <w:tcPr>
-            <w:tcW w:w="495" w:type="dxa"/>
+            <w:tcW w:w="492" w:type="dxa"/>
             <w:vAlign w:val="center"/>
           </w:tcPr>
           <w:p>
@@ -15834,7 +15968,7 @@
         </w:tc>
         <w:tc>
           <w:tcPr>
-            <w:tcW w:w="1213" w:type="dxa"/>
+            <w:tcW w:w="1205" w:type="dxa"/>
             <w:vAlign w:val="center"/>
           </w:tcPr>
           <w:p>
@@ -15853,7 +15987,7 @@
         </w:tc>
         <w:tc>
           <w:tcPr>
-            <w:tcW w:w="817" w:type="dxa"/>
+            <w:tcW w:w="811" w:type="dxa"/>
             <w:vAlign w:val="center"/>
           </w:tcPr>
           <w:p>
@@ -15872,7 +16006,7 @@
         </w:tc>
         <w:tc>
           <w:tcPr>
-            <w:tcW w:w="1510" w:type="dxa"/>
+            <w:tcW w:w="1500" w:type="dxa"/>
             <w:vAlign w:val="center"/>
           </w:tcPr>
           <w:p>
@@ -15891,27 +16025,33 @@
         </w:tc>
         <w:tc>
           <w:tcPr>
-            <w:tcW w:w="1510" w:type="dxa"/>
-            <w:vAlign w:val="center"/>
-          </w:tcPr>
-          <w:p>
-            <w:pPr>
-              <w:pStyle w:val="Compact"/>
-              <w:spacing w:before="0" w:after="0" w:line="280" w:lineRule="exact"/>
-              <w:jc w:val="center"/>
-            </w:pPr>
-            <w:r>
-              <w:rPr>
-                <w:sz w:val="24"/>
-              </w:rPr>
-              <w:t xml:space="preserve">включить в </w:t>
-            </w:r>
-            <w:r>
-              <w:rPr>
-                <w:i/>
-                <w:sz w:val="24"/>
-              </w:rPr>
-              <w:t>MVP</w:t>
+            <w:tcW w:w="1716" w:type="dxa"/>
+            <w:vAlign w:val="center"/>
+          </w:tcPr>
+          <w:p>
+            <w:pPr>
+              <w:pStyle w:val="Compact"/>
+              <w:spacing w:before="0" w:after="0" w:line="280" w:lineRule="exact"/>
+              <w:jc w:val="center"/>
+            </w:pPr>
+            <w:r>
+              <w:rPr>
+                <w:sz w:val="24"/>
+              </w:rPr>
+              <w:t xml:space="preserve">включить в релиз </w:t>
+            </w:r>
+            <w:r>
+              <w:rPr>
+                <w:i/>
+                <w:sz w:val="24"/>
+              </w:rPr>
+              <w:t>Team</w:t>
+            </w:r>
+            <w:r>
+              <w:rPr>
+                <w:sz w:val="24"/>
+              </w:rPr>
+              <w:t xml:space="preserve"> (следующий релиз)</w:t>
             </w:r>
           </w:p>
         </w:tc>
@@ -15923,7 +16063,7 @@
         </w:trPr>
         <w:tc>
           <w:tcPr>
-            <w:tcW w:w="520" w:type="dxa"/>
+            <w:tcW w:w="516" w:type="dxa"/>
             <w:vAlign w:val="center"/>
           </w:tcPr>
           <w:p>
@@ -15943,7 +16083,7 @@
         </w:tc>
         <w:tc>
           <w:tcPr>
-            <w:tcW w:w="1719" w:type="dxa"/>
+            <w:tcW w:w="1557" w:type="dxa"/>
             <w:vAlign w:val="center"/>
           </w:tcPr>
           <w:p>
@@ -15962,7 +16102,7 @@
         </w:tc>
         <w:tc>
           <w:tcPr>
-            <w:tcW w:w="1568" w:type="dxa"/>
+            <w:tcW w:w="1557" w:type="dxa"/>
             <w:vAlign w:val="center"/>
           </w:tcPr>
           <w:p>
@@ -15981,7 +16121,7 @@
         </w:tc>
         <w:tc>
           <w:tcPr>
-            <w:tcW w:w="495" w:type="dxa"/>
+            <w:tcW w:w="492" w:type="dxa"/>
             <w:vAlign w:val="center"/>
           </w:tcPr>
           <w:p>
@@ -16000,7 +16140,7 @@
         </w:tc>
         <w:tc>
           <w:tcPr>
-            <w:tcW w:w="1213" w:type="dxa"/>
+            <w:tcW w:w="1205" w:type="dxa"/>
             <w:vAlign w:val="center"/>
           </w:tcPr>
           <w:p>
@@ -16019,7 +16159,7 @@
         </w:tc>
         <w:tc>
           <w:tcPr>
-            <w:tcW w:w="817" w:type="dxa"/>
+            <w:tcW w:w="811" w:type="dxa"/>
             <w:vAlign w:val="center"/>
           </w:tcPr>
           <w:p>
@@ -16038,7 +16178,7 @@
         </w:tc>
         <w:tc>
           <w:tcPr>
-            <w:tcW w:w="1510" w:type="dxa"/>
+            <w:tcW w:w="1500" w:type="dxa"/>
             <w:vAlign w:val="center"/>
           </w:tcPr>
           <w:p>
@@ -16057,20 +16197,27 @@
         </w:tc>
         <w:tc>
           <w:tcPr>
-            <w:tcW w:w="1510" w:type="dxa"/>
-            <w:vAlign w:val="center"/>
-          </w:tcPr>
-          <w:p>
-            <w:pPr>
-              <w:pStyle w:val="Compact"/>
-              <w:spacing w:before="0" w:after="0" w:line="280" w:lineRule="exact"/>
-              <w:jc w:val="center"/>
-            </w:pPr>
-            <w:r>
-              <w:rPr>
-                <w:sz w:val="24"/>
-              </w:rPr>
-              <w:t>рассмотреть как дифференциацию</w:t>
+            <w:tcW w:w="1716" w:type="dxa"/>
+            <w:vAlign w:val="center"/>
+          </w:tcPr>
+          <w:p>
+            <w:pPr>
+              <w:pStyle w:val="Compact"/>
+              <w:spacing w:before="0" w:after="0" w:line="280" w:lineRule="exact"/>
+              <w:jc w:val="center"/>
+            </w:pPr>
+            <w:r>
+              <w:rPr>
+                <w:sz w:val="24"/>
+              </w:rPr>
+              <w:t xml:space="preserve">рассмотреть как дифференциацию после </w:t>
+            </w:r>
+            <w:r>
+              <w:rPr>
+                <w:i/>
+                <w:sz w:val="24"/>
+              </w:rPr>
+              <w:t>MVP</w:t>
             </w:r>
           </w:p>
         </w:tc>
@@ -16082,7 +16229,7 @@
         </w:trPr>
         <w:tc>
           <w:tcPr>
-            <w:tcW w:w="520" w:type="dxa"/>
+            <w:tcW w:w="516" w:type="dxa"/>
             <w:vAlign w:val="center"/>
           </w:tcPr>
           <w:p>
@@ -16102,7 +16249,7 @@
         </w:tc>
         <w:tc>
           <w:tcPr>
-            <w:tcW w:w="1719" w:type="dxa"/>
+            <w:tcW w:w="1557" w:type="dxa"/>
             <w:vAlign w:val="center"/>
           </w:tcPr>
           <w:p>
@@ -16121,7 +16268,7 @@
         </w:tc>
         <w:tc>
           <w:tcPr>
-            <w:tcW w:w="1568" w:type="dxa"/>
+            <w:tcW w:w="1557" w:type="dxa"/>
             <w:vAlign w:val="center"/>
           </w:tcPr>
           <w:p>
@@ -16140,7 +16287,7 @@
         </w:tc>
         <w:tc>
           <w:tcPr>
-            <w:tcW w:w="495" w:type="dxa"/>
+            <w:tcW w:w="492" w:type="dxa"/>
             <w:vAlign w:val="center"/>
           </w:tcPr>
           <w:p>
@@ -16159,7 +16306,7 @@
         </w:tc>
         <w:tc>
           <w:tcPr>
-            <w:tcW w:w="1213" w:type="dxa"/>
+            <w:tcW w:w="1205" w:type="dxa"/>
             <w:vAlign w:val="center"/>
           </w:tcPr>
           <w:p>
@@ -16178,7 +16325,7 @@
         </w:tc>
         <w:tc>
           <w:tcPr>
-            <w:tcW w:w="817" w:type="dxa"/>
+            <w:tcW w:w="811" w:type="dxa"/>
             <w:vAlign w:val="center"/>
           </w:tcPr>
           <w:p>
@@ -16197,7 +16344,7 @@
         </w:tc>
         <w:tc>
           <w:tcPr>
-            <w:tcW w:w="1510" w:type="dxa"/>
+            <w:tcW w:w="1500" w:type="dxa"/>
             <w:vAlign w:val="center"/>
           </w:tcPr>
           <w:p>
@@ -16216,7 +16363,7 @@
         </w:tc>
         <w:tc>
           <w:tcPr>
-            <w:tcW w:w="1510" w:type="dxa"/>
+            <w:tcW w:w="1716" w:type="dxa"/>
             <w:vAlign w:val="center"/>
           </w:tcPr>
           <w:p>
@@ -16241,27 +16388,28 @@
         </w:trPr>
         <w:tc>
           <w:tcPr>
-            <w:tcW w:w="520" w:type="dxa"/>
-            <w:vAlign w:val="center"/>
-          </w:tcPr>
-          <w:p>
-            <w:pPr>
-              <w:pStyle w:val="Compact"/>
-              <w:spacing w:before="0" w:after="0" w:line="280" w:lineRule="exact"/>
-              <w:jc w:val="center"/>
-            </w:pPr>
-            <w:r>
-              <w:rPr>
-                <w:i/>
-                <w:sz w:val="24"/>
-              </w:rPr>
+            <w:tcW w:w="516" w:type="dxa"/>
+            <w:vAlign w:val="center"/>
+          </w:tcPr>
+          <w:p>
+            <w:pPr>
+              <w:pStyle w:val="Compact"/>
+              <w:spacing w:before="0" w:after="0" w:line="280" w:lineRule="exact"/>
+              <w:jc w:val="center"/>
+            </w:pPr>
+            <w:r>
+              <w:rPr>
+                <w:i/>
+                <w:sz w:val="24"/>
+              </w:rPr>
+              <w:lastRenderedPageBreak/>
               <w:t>R018</w:t>
             </w:r>
           </w:p>
         </w:tc>
         <w:tc>
           <w:tcPr>
-            <w:tcW w:w="1719" w:type="dxa"/>
+            <w:tcW w:w="1557" w:type="dxa"/>
             <w:vAlign w:val="center"/>
           </w:tcPr>
           <w:p>
@@ -16280,7 +16428,7 @@
         </w:tc>
         <w:tc>
           <w:tcPr>
-            <w:tcW w:w="1568" w:type="dxa"/>
+            <w:tcW w:w="1557" w:type="dxa"/>
             <w:vAlign w:val="center"/>
           </w:tcPr>
           <w:p>
@@ -16299,7 +16447,7 @@
         </w:tc>
         <w:tc>
           <w:tcPr>
-            <w:tcW w:w="495" w:type="dxa"/>
+            <w:tcW w:w="492" w:type="dxa"/>
             <w:vAlign w:val="center"/>
           </w:tcPr>
           <w:p>
@@ -16318,7 +16466,7 @@
         </w:tc>
         <w:tc>
           <w:tcPr>
-            <w:tcW w:w="1213" w:type="dxa"/>
+            <w:tcW w:w="1205" w:type="dxa"/>
             <w:vAlign w:val="center"/>
           </w:tcPr>
           <w:p>
@@ -16337,7 +16485,7 @@
         </w:tc>
         <w:tc>
           <w:tcPr>
-            <w:tcW w:w="817" w:type="dxa"/>
+            <w:tcW w:w="811" w:type="dxa"/>
             <w:vAlign w:val="center"/>
           </w:tcPr>
           <w:p>
@@ -16356,7 +16504,7 @@
         </w:tc>
         <w:tc>
           <w:tcPr>
-            <w:tcW w:w="1510" w:type="dxa"/>
+            <w:tcW w:w="1500" w:type="dxa"/>
             <w:vAlign w:val="center"/>
           </w:tcPr>
           <w:p>
@@ -16375,7 +16523,7 @@
         </w:tc>
         <w:tc>
           <w:tcPr>
-            <w:tcW w:w="1510" w:type="dxa"/>
+            <w:tcW w:w="1716" w:type="dxa"/>
             <w:vAlign w:val="center"/>
           </w:tcPr>
           <w:p>
@@ -16400,7 +16548,7 @@
         </w:trPr>
         <w:tc>
           <w:tcPr>
-            <w:tcW w:w="520" w:type="dxa"/>
+            <w:tcW w:w="516" w:type="dxa"/>
             <w:vAlign w:val="center"/>
           </w:tcPr>
           <w:p>
@@ -16420,7 +16568,7 @@
         </w:tc>
         <w:tc>
           <w:tcPr>
-            <w:tcW w:w="1719" w:type="dxa"/>
+            <w:tcW w:w="1557" w:type="dxa"/>
             <w:vAlign w:val="center"/>
           </w:tcPr>
           <w:p>
@@ -16439,7 +16587,7 @@
         </w:tc>
         <w:tc>
           <w:tcPr>
-            <w:tcW w:w="1568" w:type="dxa"/>
+            <w:tcW w:w="1557" w:type="dxa"/>
             <w:vAlign w:val="center"/>
           </w:tcPr>
           <w:p>
@@ -16458,7 +16606,7 @@
         </w:tc>
         <w:tc>
           <w:tcPr>
-            <w:tcW w:w="495" w:type="dxa"/>
+            <w:tcW w:w="492" w:type="dxa"/>
             <w:vAlign w:val="center"/>
           </w:tcPr>
           <w:p>
@@ -16477,7 +16625,7 @@
         </w:tc>
         <w:tc>
           <w:tcPr>
-            <w:tcW w:w="1213" w:type="dxa"/>
+            <w:tcW w:w="1205" w:type="dxa"/>
             <w:vAlign w:val="center"/>
           </w:tcPr>
           <w:p>
@@ -16496,7 +16644,7 @@
         </w:tc>
         <w:tc>
           <w:tcPr>
-            <w:tcW w:w="817" w:type="dxa"/>
+            <w:tcW w:w="811" w:type="dxa"/>
             <w:vAlign w:val="center"/>
           </w:tcPr>
           <w:p>
@@ -16515,7 +16663,7 @@
         </w:tc>
         <w:tc>
           <w:tcPr>
-            <w:tcW w:w="1510" w:type="dxa"/>
+            <w:tcW w:w="1500" w:type="dxa"/>
             <w:vAlign w:val="center"/>
           </w:tcPr>
           <w:p>
@@ -16534,20 +16682,20 @@
         </w:tc>
         <w:tc>
           <w:tcPr>
-            <w:tcW w:w="1510" w:type="dxa"/>
-            <w:vAlign w:val="center"/>
-          </w:tcPr>
-          <w:p>
-            <w:pPr>
-              <w:pStyle w:val="Compact"/>
-              <w:spacing w:before="0" w:after="0" w:line="280" w:lineRule="exact"/>
-              <w:jc w:val="center"/>
-            </w:pPr>
-            <w:r>
-              <w:rPr>
-                <w:sz w:val="24"/>
-              </w:rPr>
-              <w:t>рассмотреть как дифференциацию</w:t>
+            <w:tcW w:w="1716" w:type="dxa"/>
+            <w:vAlign w:val="center"/>
+          </w:tcPr>
+          <w:p>
+            <w:pPr>
+              <w:pStyle w:val="Compact"/>
+              <w:spacing w:before="0" w:after="0" w:line="280" w:lineRule="exact"/>
+              <w:jc w:val="center"/>
+            </w:pPr>
+            <w:r>
+              <w:rPr>
+                <w:sz w:val="24"/>
+              </w:rPr>
+              <w:t>рассмотреть как дифференциацию (шаблоны правил)</w:t>
             </w:r>
           </w:p>
         </w:tc>
@@ -16559,7 +16707,7 @@
         </w:trPr>
         <w:tc>
           <w:tcPr>
-            <w:tcW w:w="520" w:type="dxa"/>
+            <w:tcW w:w="516" w:type="dxa"/>
             <w:vAlign w:val="center"/>
           </w:tcPr>
           <w:p>
@@ -16579,7 +16727,7 @@
         </w:tc>
         <w:tc>
           <w:tcPr>
-            <w:tcW w:w="1719" w:type="dxa"/>
+            <w:tcW w:w="1557" w:type="dxa"/>
             <w:vAlign w:val="center"/>
           </w:tcPr>
           <w:p>
@@ -16618,7 +16766,7 @@
         </w:tc>
         <w:tc>
           <w:tcPr>
-            <w:tcW w:w="1568" w:type="dxa"/>
+            <w:tcW w:w="1557" w:type="dxa"/>
             <w:vAlign w:val="center"/>
           </w:tcPr>
           <w:p>
@@ -16637,7 +16785,7 @@
         </w:tc>
         <w:tc>
           <w:tcPr>
-            <w:tcW w:w="495" w:type="dxa"/>
+            <w:tcW w:w="492" w:type="dxa"/>
             <w:vAlign w:val="center"/>
           </w:tcPr>
           <w:p>
@@ -16656,7 +16804,7 @@
         </w:tc>
         <w:tc>
           <w:tcPr>
-            <w:tcW w:w="1213" w:type="dxa"/>
+            <w:tcW w:w="1205" w:type="dxa"/>
             <w:vAlign w:val="center"/>
           </w:tcPr>
           <w:p>
@@ -16675,7 +16823,7 @@
         </w:tc>
         <w:tc>
           <w:tcPr>
-            <w:tcW w:w="817" w:type="dxa"/>
+            <w:tcW w:w="811" w:type="dxa"/>
             <w:vAlign w:val="center"/>
           </w:tcPr>
           <w:p>
@@ -16694,7 +16842,7 @@
         </w:tc>
         <w:tc>
           <w:tcPr>
-            <w:tcW w:w="1510" w:type="dxa"/>
+            <w:tcW w:w="1500" w:type="dxa"/>
             <w:vAlign w:val="center"/>
           </w:tcPr>
           <w:p>
@@ -16713,20 +16861,20 @@
         </w:tc>
         <w:tc>
           <w:tcPr>
-            <w:tcW w:w="1510" w:type="dxa"/>
-            <w:vAlign w:val="center"/>
-          </w:tcPr>
-          <w:p>
-            <w:pPr>
-              <w:pStyle w:val="Compact"/>
-              <w:spacing w:before="0" w:after="0" w:line="280" w:lineRule="exact"/>
-              <w:jc w:val="center"/>
-            </w:pPr>
-            <w:r>
-              <w:rPr>
-                <w:sz w:val="24"/>
-              </w:rPr>
-              <w:t>включить во второй релиз</w:t>
+            <w:tcW w:w="1716" w:type="dxa"/>
+            <w:vAlign w:val="center"/>
+          </w:tcPr>
+          <w:p>
+            <w:pPr>
+              <w:pStyle w:val="Compact"/>
+              <w:spacing w:before="0" w:after="0" w:line="280" w:lineRule="exact"/>
+              <w:jc w:val="center"/>
+            </w:pPr>
+            <w:r>
+              <w:rPr>
+                <w:sz w:val="24"/>
+              </w:rPr>
+              <w:t>не делать (вне границ ПЗ1)</w:t>
             </w:r>
           </w:p>
         </w:tc>
@@ -16738,28 +16886,27 @@
         </w:trPr>
         <w:tc>
           <w:tcPr>
-            <w:tcW w:w="520" w:type="dxa"/>
-            <w:vAlign w:val="center"/>
-          </w:tcPr>
-          <w:p>
-            <w:pPr>
-              <w:pStyle w:val="Compact"/>
-              <w:spacing w:before="0" w:after="0" w:line="280" w:lineRule="exact"/>
-              <w:jc w:val="center"/>
-            </w:pPr>
-            <w:r>
-              <w:rPr>
-                <w:i/>
-                <w:sz w:val="24"/>
-              </w:rPr>
-              <w:lastRenderedPageBreak/>
+            <w:tcW w:w="516" w:type="dxa"/>
+            <w:vAlign w:val="center"/>
+          </w:tcPr>
+          <w:p>
+            <w:pPr>
+              <w:pStyle w:val="Compact"/>
+              <w:spacing w:before="0" w:after="0" w:line="280" w:lineRule="exact"/>
+              <w:jc w:val="center"/>
+            </w:pPr>
+            <w:r>
+              <w:rPr>
+                <w:i/>
+                <w:sz w:val="24"/>
+              </w:rPr>
               <w:t>R021</w:t>
             </w:r>
           </w:p>
         </w:tc>
         <w:tc>
           <w:tcPr>
-            <w:tcW w:w="1719" w:type="dxa"/>
+            <w:tcW w:w="1557" w:type="dxa"/>
             <w:vAlign w:val="center"/>
           </w:tcPr>
           <w:p>
@@ -16791,7 +16938,7 @@
         </w:tc>
         <w:tc>
           <w:tcPr>
-            <w:tcW w:w="1568" w:type="dxa"/>
+            <w:tcW w:w="1557" w:type="dxa"/>
             <w:vAlign w:val="center"/>
           </w:tcPr>
           <w:p>
@@ -16810,7 +16957,7 @@
         </w:tc>
         <w:tc>
           <w:tcPr>
-            <w:tcW w:w="495" w:type="dxa"/>
+            <w:tcW w:w="492" w:type="dxa"/>
             <w:vAlign w:val="center"/>
           </w:tcPr>
           <w:p>
@@ -16829,7 +16976,7 @@
         </w:tc>
         <w:tc>
           <w:tcPr>
-            <w:tcW w:w="1213" w:type="dxa"/>
+            <w:tcW w:w="1205" w:type="dxa"/>
             <w:vAlign w:val="center"/>
           </w:tcPr>
           <w:p>
@@ -16848,7 +16995,7 @@
         </w:tc>
         <w:tc>
           <w:tcPr>
-            <w:tcW w:w="817" w:type="dxa"/>
+            <w:tcW w:w="811" w:type="dxa"/>
             <w:vAlign w:val="center"/>
           </w:tcPr>
           <w:p>
@@ -16867,7 +17014,7 @@
         </w:tc>
         <w:tc>
           <w:tcPr>
-            <w:tcW w:w="1510" w:type="dxa"/>
+            <w:tcW w:w="1500" w:type="dxa"/>
             <w:vAlign w:val="center"/>
           </w:tcPr>
           <w:p>
@@ -16886,20 +17033,20 @@
         </w:tc>
         <w:tc>
           <w:tcPr>
-            <w:tcW w:w="1510" w:type="dxa"/>
-            <w:vAlign w:val="center"/>
-          </w:tcPr>
-          <w:p>
-            <w:pPr>
-              <w:pStyle w:val="Compact"/>
-              <w:spacing w:before="0" w:after="0" w:line="280" w:lineRule="exact"/>
-              <w:jc w:val="center"/>
-            </w:pPr>
-            <w:r>
-              <w:rPr>
-                <w:sz w:val="24"/>
-              </w:rPr>
-              <w:t>рассмотреть как дифференциацию</w:t>
+            <w:tcW w:w="1716" w:type="dxa"/>
+            <w:vAlign w:val="center"/>
+          </w:tcPr>
+          <w:p>
+            <w:pPr>
+              <w:pStyle w:val="Compact"/>
+              <w:spacing w:before="0" w:after="0" w:line="280" w:lineRule="exact"/>
+              <w:jc w:val="center"/>
+            </w:pPr>
+            <w:r>
+              <w:rPr>
+                <w:sz w:val="24"/>
+              </w:rPr>
+              <w:t>не делать при дефиците ресурсов</w:t>
             </w:r>
           </w:p>
         </w:tc>
@@ -16911,7 +17058,7 @@
         </w:trPr>
         <w:tc>
           <w:tcPr>
-            <w:tcW w:w="520" w:type="dxa"/>
+            <w:tcW w:w="516" w:type="dxa"/>
             <w:vAlign w:val="center"/>
           </w:tcPr>
           <w:p>
@@ -16931,7 +17078,7 @@
         </w:tc>
         <w:tc>
           <w:tcPr>
-            <w:tcW w:w="1719" w:type="dxa"/>
+            <w:tcW w:w="1557" w:type="dxa"/>
             <w:vAlign w:val="center"/>
           </w:tcPr>
           <w:p>
@@ -16950,7 +17097,7 @@
         </w:tc>
         <w:tc>
           <w:tcPr>
-            <w:tcW w:w="1568" w:type="dxa"/>
+            <w:tcW w:w="1557" w:type="dxa"/>
             <w:vAlign w:val="center"/>
           </w:tcPr>
           <w:p>
@@ -16969,7 +17116,7 @@
         </w:tc>
         <w:tc>
           <w:tcPr>
-            <w:tcW w:w="495" w:type="dxa"/>
+            <w:tcW w:w="492" w:type="dxa"/>
             <w:vAlign w:val="center"/>
           </w:tcPr>
           <w:p>
@@ -16988,7 +17135,7 @@
         </w:tc>
         <w:tc>
           <w:tcPr>
-            <w:tcW w:w="1213" w:type="dxa"/>
+            <w:tcW w:w="1205" w:type="dxa"/>
             <w:vAlign w:val="center"/>
           </w:tcPr>
           <w:p>
@@ -17007,7 +17154,7 @@
         </w:tc>
         <w:tc>
           <w:tcPr>
-            <w:tcW w:w="817" w:type="dxa"/>
+            <w:tcW w:w="811" w:type="dxa"/>
             <w:vAlign w:val="center"/>
           </w:tcPr>
           <w:p>
@@ -17026,7 +17173,7 @@
         </w:tc>
         <w:tc>
           <w:tcPr>
-            <w:tcW w:w="1510" w:type="dxa"/>
+            <w:tcW w:w="1500" w:type="dxa"/>
             <w:vAlign w:val="center"/>
           </w:tcPr>
           <w:p>
@@ -17045,7 +17192,7 @@
         </w:tc>
         <w:tc>
           <w:tcPr>
-            <w:tcW w:w="1510" w:type="dxa"/>
+            <w:tcW w:w="1716" w:type="dxa"/>
             <w:vAlign w:val="center"/>
           </w:tcPr>
           <w:p>
@@ -17077,7 +17224,7 @@
         </w:trPr>
         <w:tc>
           <w:tcPr>
-            <w:tcW w:w="520" w:type="dxa"/>
+            <w:tcW w:w="516" w:type="dxa"/>
             <w:vAlign w:val="center"/>
           </w:tcPr>
           <w:p>
@@ -17097,7 +17244,7 @@
         </w:tc>
         <w:tc>
           <w:tcPr>
-            <w:tcW w:w="1719" w:type="dxa"/>
+            <w:tcW w:w="1557" w:type="dxa"/>
             <w:vAlign w:val="center"/>
           </w:tcPr>
           <w:p>
@@ -17116,7 +17263,7 @@
         </w:tc>
         <w:tc>
           <w:tcPr>
-            <w:tcW w:w="1568" w:type="dxa"/>
+            <w:tcW w:w="1557" w:type="dxa"/>
             <w:vAlign w:val="center"/>
           </w:tcPr>
           <w:p>
@@ -17135,7 +17282,7 @@
         </w:tc>
         <w:tc>
           <w:tcPr>
-            <w:tcW w:w="495" w:type="dxa"/>
+            <w:tcW w:w="492" w:type="dxa"/>
             <w:vAlign w:val="center"/>
           </w:tcPr>
           <w:p>
@@ -17154,7 +17301,7 @@
         </w:tc>
         <w:tc>
           <w:tcPr>
-            <w:tcW w:w="1213" w:type="dxa"/>
+            <w:tcW w:w="1205" w:type="dxa"/>
             <w:vAlign w:val="center"/>
           </w:tcPr>
           <w:p>
@@ -17173,7 +17320,7 @@
         </w:tc>
         <w:tc>
           <w:tcPr>
-            <w:tcW w:w="817" w:type="dxa"/>
+            <w:tcW w:w="811" w:type="dxa"/>
             <w:vAlign w:val="center"/>
           </w:tcPr>
           <w:p>
@@ -17192,7 +17339,7 @@
         </w:tc>
         <w:tc>
           <w:tcPr>
-            <w:tcW w:w="1510" w:type="dxa"/>
+            <w:tcW w:w="1500" w:type="dxa"/>
             <w:vAlign w:val="center"/>
           </w:tcPr>
           <w:p>
@@ -17211,20 +17358,27 @@
         </w:tc>
         <w:tc>
           <w:tcPr>
-            <w:tcW w:w="1510" w:type="dxa"/>
-            <w:vAlign w:val="center"/>
-          </w:tcPr>
-          <w:p>
-            <w:pPr>
-              <w:pStyle w:val="Compact"/>
-              <w:spacing w:before="0" w:after="0" w:line="280" w:lineRule="exact"/>
-              <w:jc w:val="center"/>
-            </w:pPr>
-            <w:r>
-              <w:rPr>
-                <w:sz w:val="24"/>
-              </w:rPr>
-              <w:t>рассмотреть как дифференциацию</w:t>
+            <w:tcW w:w="1716" w:type="dxa"/>
+            <w:vAlign w:val="center"/>
+          </w:tcPr>
+          <w:p>
+            <w:pPr>
+              <w:pStyle w:val="Compact"/>
+              <w:spacing w:before="0" w:after="0" w:line="280" w:lineRule="exact"/>
+              <w:jc w:val="center"/>
+            </w:pPr>
+            <w:r>
+              <w:rPr>
+                <w:sz w:val="24"/>
+              </w:rPr>
+              <w:t xml:space="preserve">включить в релиз </w:t>
+            </w:r>
+            <w:r>
+              <w:rPr>
+                <w:i/>
+                <w:sz w:val="24"/>
+              </w:rPr>
+              <w:t>Team</w:t>
             </w:r>
           </w:p>
         </w:tc>
@@ -17236,7 +17390,7 @@
         </w:trPr>
         <w:tc>
           <w:tcPr>
-            <w:tcW w:w="520" w:type="dxa"/>
+            <w:tcW w:w="516" w:type="dxa"/>
             <w:vAlign w:val="center"/>
           </w:tcPr>
           <w:p>
@@ -17256,7 +17410,7 @@
         </w:tc>
         <w:tc>
           <w:tcPr>
-            <w:tcW w:w="1719" w:type="dxa"/>
+            <w:tcW w:w="1557" w:type="dxa"/>
             <w:vAlign w:val="center"/>
           </w:tcPr>
           <w:p>
@@ -17275,7 +17429,7 @@
         </w:tc>
         <w:tc>
           <w:tcPr>
-            <w:tcW w:w="1568" w:type="dxa"/>
+            <w:tcW w:w="1557" w:type="dxa"/>
             <w:vAlign w:val="center"/>
           </w:tcPr>
           <w:p>
@@ -17294,7 +17448,7 @@
         </w:tc>
         <w:tc>
           <w:tcPr>
-            <w:tcW w:w="495" w:type="dxa"/>
+            <w:tcW w:w="492" w:type="dxa"/>
             <w:vAlign w:val="center"/>
           </w:tcPr>
           <w:p>
@@ -17313,7 +17467,7 @@
         </w:tc>
         <w:tc>
           <w:tcPr>
-            <w:tcW w:w="1213" w:type="dxa"/>
+            <w:tcW w:w="1205" w:type="dxa"/>
             <w:vAlign w:val="center"/>
           </w:tcPr>
           <w:p>
@@ -17332,7 +17486,7 @@
         </w:tc>
         <w:tc>
           <w:tcPr>
-            <w:tcW w:w="817" w:type="dxa"/>
+            <w:tcW w:w="811" w:type="dxa"/>
             <w:vAlign w:val="center"/>
           </w:tcPr>
           <w:p>
@@ -17351,7 +17505,7 @@
         </w:tc>
         <w:tc>
           <w:tcPr>
-            <w:tcW w:w="1510" w:type="dxa"/>
+            <w:tcW w:w="1500" w:type="dxa"/>
             <w:vAlign w:val="center"/>
           </w:tcPr>
           <w:p>
@@ -17370,7 +17524,7 @@
         </w:tc>
         <w:tc>
           <w:tcPr>
-            <w:tcW w:w="1510" w:type="dxa"/>
+            <w:tcW w:w="1716" w:type="dxa"/>
             <w:vAlign w:val="center"/>
           </w:tcPr>
           <w:p>
@@ -17395,7 +17549,7 @@
         </w:trPr>
         <w:tc>
           <w:tcPr>
-            <w:tcW w:w="520" w:type="dxa"/>
+            <w:tcW w:w="516" w:type="dxa"/>
             <w:vAlign w:val="center"/>
           </w:tcPr>
           <w:p>
@@ -17415,7 +17569,7 @@
         </w:tc>
         <w:tc>
           <w:tcPr>
-            <w:tcW w:w="1719" w:type="dxa"/>
+            <w:tcW w:w="1557" w:type="dxa"/>
             <w:vAlign w:val="center"/>
           </w:tcPr>
           <w:p>
@@ -17434,7 +17588,7 @@
         </w:tc>
         <w:tc>
           <w:tcPr>
-            <w:tcW w:w="1568" w:type="dxa"/>
+            <w:tcW w:w="1557" w:type="dxa"/>
             <w:vAlign w:val="center"/>
           </w:tcPr>
           <w:p>
@@ -17453,7 +17607,7 @@
         </w:tc>
         <w:tc>
           <w:tcPr>
-            <w:tcW w:w="495" w:type="dxa"/>
+            <w:tcW w:w="492" w:type="dxa"/>
             <w:vAlign w:val="center"/>
           </w:tcPr>
           <w:p>
@@ -17472,7 +17626,7 @@
         </w:tc>
         <w:tc>
           <w:tcPr>
-            <w:tcW w:w="1213" w:type="dxa"/>
+            <w:tcW w:w="1205" w:type="dxa"/>
             <w:vAlign w:val="center"/>
           </w:tcPr>
           <w:p>
@@ -17491,7 +17645,7 @@
         </w:tc>
         <w:tc>
           <w:tcPr>
-            <w:tcW w:w="817" w:type="dxa"/>
+            <w:tcW w:w="811" w:type="dxa"/>
             <w:vAlign w:val="center"/>
           </w:tcPr>
           <w:p>
@@ -17510,7 +17664,7 @@
         </w:tc>
         <w:tc>
           <w:tcPr>
-            <w:tcW w:w="1510" w:type="dxa"/>
+            <w:tcW w:w="1500" w:type="dxa"/>
             <w:vAlign w:val="center"/>
           </w:tcPr>
           <w:p>
@@ -17529,20 +17683,20 @@
         </w:tc>
         <w:tc>
           <w:tcPr>
-            <w:tcW w:w="1510" w:type="dxa"/>
-            <w:vAlign w:val="center"/>
-          </w:tcPr>
-          <w:p>
-            <w:pPr>
-              <w:pStyle w:val="Compact"/>
-              <w:spacing w:before="0" w:after="0" w:line="280" w:lineRule="exact"/>
-              <w:jc w:val="center"/>
-            </w:pPr>
-            <w:r>
-              <w:rPr>
-                <w:sz w:val="24"/>
-              </w:rPr>
-              <w:t>рассмотреть как дифференциацию</w:t>
+            <w:tcW w:w="1716" w:type="dxa"/>
+            <w:vAlign w:val="center"/>
+          </w:tcPr>
+          <w:p>
+            <w:pPr>
+              <w:pStyle w:val="Compact"/>
+              <w:spacing w:before="0" w:after="0" w:line="280" w:lineRule="exact"/>
+              <w:jc w:val="center"/>
+            </w:pPr>
+            <w:r>
+              <w:rPr>
+                <w:sz w:val="24"/>
+              </w:rPr>
+              <w:t>не делать при дефиците ресурсов</w:t>
             </w:r>
           </w:p>
         </w:tc>
@@ -17572,13 +17726,13 @@
         <w:rPr>
           <w:sz w:val="28"/>
         </w:rPr>
-        <w:t>; он и есть минимальный рыночный стандарт. Три обязательных признака (поиск ошибок, безопасность и соответствие, пробный доступ) есть т</w:t>
-      </w:r>
-      <w:r>
-        <w:rPr>
-          <w:sz w:val="28"/>
-        </w:rPr>
-        <w:t xml:space="preserve">олько у 3 из 7 конкурентов: это «потенциальный обязательный разрыв», который </w:t>
+        <w:t>; он и есть минимальный рыночный стандарт. Три обязательных признака (поиск ошибок, безопасность и соответствие, пробный доступ) есть только у 3 из 7 конкурентов: это</w:t>
+      </w:r>
+      <w:r>
+        <w:rPr>
+          <w:sz w:val="28"/>
+        </w:rPr>
+        <w:t xml:space="preserve"> «потенциальный обязательный разрыв», который </w:t>
       </w:r>
       <w:r>
         <w:rPr>
@@ -17617,13 +17771,13 @@
         <w:rPr>
           <w:sz w:val="28"/>
         </w:rPr>
-        <w:t>) относится к группе безопасности и соответствия. Доказательство вывода детерминированным движком, авт</w:t>
-      </w:r>
-      <w:r>
-        <w:rPr>
-          <w:sz w:val="28"/>
-        </w:rPr>
-        <w:t>оисправление и оценка рисков модели встречаются у одного-двух игроков и образуют зоны дифференциации.</w:t>
+        <w:t>) относится к группе безопасности и соответствия. Доказательство вывода детерминированным движком, автоисправление и оценка рисков мо</w:t>
+      </w:r>
+      <w:r>
+        <w:rPr>
+          <w:sz w:val="28"/>
+        </w:rPr>
+        <w:t>дели встречаются у одного-двух игроков и образуют зоны дифференциации.</w:t>
       </w:r>
     </w:p>
     <w:p>
@@ -17654,7 +17808,7 @@
         </w:rPr>
         <w:lastRenderedPageBreak/>
         <w:drawing>
-          <wp:inline distT="0" distB="0" distL="0" distR="0" wp14:anchorId="00821E22" wp14:editId="1ACAB14E">
+          <wp:inline distT="0" distB="0" distL="0" distR="0" wp14:anchorId="7AF16B1F" wp14:editId="1AA77242">
             <wp:extent cx="5334000" cy="3187390"/>
             <wp:effectExtent l="0" t="0" r="0" b="0"/>
             <wp:docPr id="17" name="Picture"/>
@@ -17720,13 +17874,13 @@
         <w:rPr>
           <w:sz w:val="28"/>
         </w:rPr>
-        <w:t xml:space="preserve">Рисунок показывает три группы признаков: стандарт (выше 60 %), формирующиеся (35-60 %) и редкие (ниже 35 %). Обязательные признаки, расположенные ниже линии стандарта, - основная возможность для первого </w:t>
-      </w:r>
-      <w:r>
-        <w:rPr>
-          <w:sz w:val="28"/>
-        </w:rPr>
-        <w:t>игрока, который закроет их надежно и прозрачно.</w:t>
+        <w:t xml:space="preserve">Рисунок показывает три группы признаков: стандарт (выше </w:t>
+      </w:r>
+      <w:r>
+        <w:rPr>
+          <w:sz w:val="28"/>
+        </w:rPr>
+        <w:t>60 %), формирующиеся (35-60 %) и редкие (ниже 35 %). Обязательные признаки, расположенные ниже линии стандарта, - основная возможность для первого игрока, который закроет их надежно и прозрачно.</w:t>
       </w:r>
     </w:p>
     <w:p>
@@ -17753,7 +17907,13 @@
         <w:rPr>
           <w:sz w:val="28"/>
         </w:rPr>
-        <w:t>Таблица 9 – Признаки по уровням Левитта</w:t>
+        <w:t>Таблиц</w:t>
+      </w:r>
+      <w:r>
+        <w:rPr>
+          <w:sz w:val="28"/>
+        </w:rPr>
+        <w:t>а 9 – Признаки по уровням Левитта</w:t>
       </w:r>
     </w:p>
     <w:tbl>
@@ -18188,7 +18348,7 @@
         <w:ind w:firstLine="709"/>
       </w:pPr>
       <w:bookmarkStart w:id="12" w:name="_823200a59a4cf40c51f7f0e02566c010f838ed7"/>
-      <w:bookmarkStart w:id="13" w:name="_Toc241957882"/>
+      <w:bookmarkStart w:id="13" w:name="_Toc241960729"/>
       <w:bookmarkEnd w:id="10"/>
       <w:r>
         <w:rPr>
@@ -18331,14 +18491,7 @@
                 <w:b/>
                 <w:sz w:val="24"/>
               </w:rPr>
-              <w:t>Взвешен</w:t>
-            </w:r>
-            <w:r>
-              <w:rPr>
-                <w:b/>
-                <w:sz w:val="24"/>
-              </w:rPr>
-              <w:t>ная оценка (0-5)</w:t>
+              <w:t>Взвешенная оценка (0-5)</w:t>
             </w:r>
           </w:p>
         </w:tc>
@@ -18898,7 +19051,7 @@
           <w:sz w:val="28"/>
         </w:rPr>
         <w:drawing>
-          <wp:inline distT="0" distB="0" distL="0" distR="0" wp14:anchorId="6D00C497" wp14:editId="5182D698">
+          <wp:inline distT="0" distB="0" distL="0" distR="0" wp14:anchorId="24D71A55" wp14:editId="6B19E5E0">
             <wp:extent cx="5334000" cy="2862146"/>
             <wp:effectExtent l="0" t="0" r="0" b="0"/>
             <wp:docPr id="21" name="Picture"/>
@@ -18993,7 +19146,7 @@
         <w:ind w:firstLine="709"/>
       </w:pPr>
       <w:bookmarkStart w:id="14" w:name="_9d579ff3219dd0c08e87cdba2a2a6d1ef61e3cc"/>
-      <w:bookmarkStart w:id="15" w:name="_Toc241957883"/>
+      <w:bookmarkStart w:id="15" w:name="_Toc241960730"/>
       <w:bookmarkEnd w:id="12"/>
       <w:r>
         <w:rPr>
@@ -19015,13 +19168,13 @@
         <w:rPr>
           <w:sz w:val="28"/>
         </w:rPr>
-        <w:t>Рыночный стандарт определяется долей конкурентов с признаком: не менее 60 % для товара (шаблон Левитта и Кано) и не менее 70 % для практи</w:t>
-      </w:r>
-      <w:r>
-        <w:rPr>
-          <w:sz w:val="28"/>
-        </w:rPr>
-        <w:t>к бизнес-модели. Признаки с долей 35-60 % считаются формирующимися, ниже 35 % - зонами дифференциации.</w:t>
+        <w:t xml:space="preserve">Рыночный стандарт определяется долей конкурентов с признаком: не менее 60 % для товара (шаблон Левитта и Кано) и не менее 70 % для </w:t>
+      </w:r>
+      <w:r>
+        <w:rPr>
+          <w:sz w:val="28"/>
+        </w:rPr>
+        <w:t>практик бизнес-модели. Признаки с долей 35-60 % считаются формирующимися, ниже 35 % - зонами дифференциации.</w:t>
       </w:r>
     </w:p>
     <w:p>
@@ -19158,7 +19311,14 @@
                 <w:b/>
                 <w:sz w:val="24"/>
               </w:rPr>
-              <w:t>Доля</w:t>
+              <w:t>Д</w:t>
+            </w:r>
+            <w:r>
+              <w:rPr>
+                <w:b/>
+                <w:sz w:val="24"/>
+              </w:rPr>
+              <w:t>оля</w:t>
             </w:r>
           </w:p>
         </w:tc>
@@ -21843,7 +22003,7 @@
         <w:ind w:firstLine="709"/>
       </w:pPr>
       <w:bookmarkStart w:id="16" w:name="_8be076d9797953e124cfe81356f035b108674c3"/>
-      <w:bookmarkStart w:id="17" w:name="_Toc241957884"/>
+      <w:bookmarkStart w:id="17" w:name="_Toc241960731"/>
       <w:bookmarkEnd w:id="14"/>
       <w:r>
         <w:rPr>
@@ -22464,7 +22624,13 @@
               <w:rPr>
                 <w:sz w:val="24"/>
               </w:rPr>
-              <w:t xml:space="preserve">консалтинг и аудит моделей, надстройка </w:t>
+              <w:t>консалтинг и ау</w:t>
+            </w:r>
+            <w:r>
+              <w:rPr>
+                <w:sz w:val="24"/>
+              </w:rPr>
+              <w:t xml:space="preserve">дит моделей, надстройка </w:t>
             </w:r>
             <w:r>
               <w:rPr>
@@ -22672,14 +22838,7 @@
                 <w:i/>
                 <w:sz w:val="24"/>
               </w:rPr>
-              <w:t>Enterp</w:t>
-            </w:r>
-            <w:r>
-              <w:rPr>
-                <w:i/>
-                <w:sz w:val="24"/>
-              </w:rPr>
-              <w:t>rise</w:t>
+              <w:t>Enterprise</w:t>
             </w:r>
           </w:p>
         </w:tc>
@@ -22770,7 +22929,14 @@
                 <w:i/>
                 <w:sz w:val="24"/>
               </w:rPr>
-              <w:t>Sheets</w:t>
+              <w:t>Sheet</w:t>
+            </w:r>
+            <w:r>
+              <w:rPr>
+                <w:i/>
+                <w:sz w:val="24"/>
+              </w:rPr>
+              <w:t>s</w:t>
             </w:r>
             <w:r>
               <w:rPr>
@@ -22939,13 +23105,7 @@
               <w:rPr>
                 <w:sz w:val="24"/>
               </w:rPr>
-              <w:t xml:space="preserve">, финансовые директора и </w:t>
-            </w:r>
-            <w:r>
-              <w:rPr>
-                <w:sz w:val="24"/>
-              </w:rPr>
-              <w:t>контролеры компаний среднего размера</w:t>
+              <w:t>, финансовые директора и контролеры компаний среднего размера</w:t>
             </w:r>
           </w:p>
         </w:tc>
@@ -23060,13 +23220,7 @@
               <w:rPr>
                 <w:sz w:val="24"/>
               </w:rPr>
-              <w:t>корпоративные продажи, де</w:t>
-            </w:r>
-            <w:r>
-              <w:rPr>
-                <w:sz w:val="24"/>
-              </w:rPr>
-              <w:t>мо</w:t>
+              <w:t>корпоративные продажи, демо</w:t>
             </w:r>
           </w:p>
         </w:tc>
@@ -23083,7 +23237,13 @@
         <w:rPr>
           <w:sz w:val="28"/>
         </w:rPr>
-        <w:t>Паспорта показывают разные товарные модели: надстройка-инструмент (</w:t>
+        <w:t>Паспорта показывают разные товарн</w:t>
+      </w:r>
+      <w:r>
+        <w:rPr>
+          <w:sz w:val="28"/>
+        </w:rPr>
+        <w:t>ые модели: надстройка-инструмент (</w:t>
       </w:r>
       <w:r>
         <w:rPr>
@@ -23213,7 +23373,13 @@
         <w:rPr>
           <w:sz w:val="28"/>
         </w:rPr>
-        <w:t xml:space="preserve"> - облачный сервис проверки с доказательством - не совпадает полностью ни с одной.</w:t>
+        <w:t xml:space="preserve"> - облачный сервис проверки с доказательством </w:t>
+      </w:r>
+      <w:r>
+        <w:rPr>
+          <w:sz w:val="28"/>
+        </w:rPr>
+        <w:t>- не совпадает полностью ни с одной.</w:t>
       </w:r>
     </w:p>
     <w:p>
@@ -24437,13 +24603,7 @@
         <w:rPr>
           <w:sz w:val="28"/>
         </w:rPr>
-        <w:t xml:space="preserve">Сильных преимуществ с индексом выше 4,2 нет: все найденные </w:t>
-      </w:r>
-      <w:r>
-        <w:rPr>
-          <w:sz w:val="28"/>
-        </w:rPr>
-        <w:t>преимущества потенциальные. Наиболее значимы доверие и безопасность (</w:t>
+        <w:t xml:space="preserve">Сильными (индекс не ниже 4,2) признаны три преимущества: безопасность и нулевое хранение данных у </w:t>
       </w:r>
       <w:r>
         <w:rPr>
@@ -24456,26 +24616,72 @@
         <w:rPr>
           <w:sz w:val="28"/>
         </w:rPr>
-        <w:t xml:space="preserve">, </w:t>
+        <w:t xml:space="preserve"> (4,50), доверие </w:t>
       </w:r>
       <w:r>
         <w:rPr>
           <w:i/>
           <w:sz w:val="28"/>
         </w:rPr>
+        <w:t>Big-4</w:t>
+      </w:r>
+      <w:r>
+        <w:rPr>
+          <w:sz w:val="28"/>
+        </w:rPr>
+        <w:t xml:space="preserve"> и соответствие регуляторике у </w:t>
+      </w:r>
+      <w:r>
+        <w:rPr>
+          <w:i/>
+          <w:sz w:val="28"/>
+        </w:rPr>
         <w:t>DataSnipper</w:t>
       </w:r>
       <w:r>
         <w:rPr>
           <w:sz w:val="28"/>
         </w:rPr>
-        <w:t xml:space="preserve">), методология и клиенты </w:t>
+        <w:t xml:space="preserve"> (4,75) и интеграции </w:t>
       </w:r>
       <w:r>
         <w:rPr>
           <w:i/>
           <w:sz w:val="28"/>
         </w:rPr>
+        <w:t>Datarails</w:t>
+      </w:r>
+      <w:r>
+        <w:rPr>
+          <w:sz w:val="28"/>
+        </w:rPr>
+        <w:t xml:space="preserve"> (4,25); остальные преимущества потенциальные или слабые. Для </w:t>
+      </w:r>
+      <w:r>
+        <w:rPr>
+          <w:i/>
+          <w:sz w:val="28"/>
+        </w:rPr>
+        <w:t>TableMind</w:t>
+      </w:r>
+      <w:r>
+        <w:rPr>
+          <w:sz w:val="28"/>
+        </w:rPr>
+        <w:t xml:space="preserve"> это означает, что доверие и безопасность - главное поле конкуренции, а </w:t>
+      </w:r>
+      <w:r>
+        <w:rPr>
+          <w:sz w:val="28"/>
+        </w:rPr>
+        <w:lastRenderedPageBreak/>
+        <w:t xml:space="preserve">методологию и клиентов </w:t>
+      </w:r>
+      <w:r>
+        <w:rPr>
+          <w:i/>
+          <w:sz w:val="28"/>
+        </w:rPr>
         <w:t>Big-4</w:t>
       </w:r>
       <w:r>
@@ -24495,33 +24701,7 @@
         <w:rPr>
           <w:sz w:val="28"/>
         </w:rPr>
-        <w:t xml:space="preserve"> и интеграции </w:t>
-      </w:r>
-      <w:r>
-        <w:rPr>
-          <w:i/>
-          <w:sz w:val="28"/>
-        </w:rPr>
-        <w:t>Datarails</w:t>
-      </w:r>
-      <w:r>
-        <w:rPr>
-          <w:sz w:val="28"/>
-        </w:rPr>
-        <w:t xml:space="preserve">; их нужно учесть при формулировке ценности </w:t>
-      </w:r>
-      <w:r>
-        <w:rPr>
-          <w:i/>
-          <w:sz w:val="28"/>
-        </w:rPr>
-        <w:t>TableMind</w:t>
-      </w:r>
-      <w:r>
-        <w:rPr>
-          <w:sz w:val="28"/>
-        </w:rPr>
-        <w:t>.</w:t>
+        <w:t xml:space="preserve"> нужно учесть при формулировке ценности.</w:t>
       </w:r>
     </w:p>
     <w:p>
@@ -24531,14 +24711,13 @@
         <w:ind w:firstLine="709"/>
       </w:pPr>
       <w:bookmarkStart w:id="18" w:name="_0ab5b5274b575dfb9e5e85d7a9a12b82683e52c"/>
-      <w:bookmarkStart w:id="19" w:name="_Toc241957885"/>
+      <w:bookmarkStart w:id="19" w:name="_Toc241960732"/>
       <w:bookmarkEnd w:id="16"/>
       <w:r>
         <w:rPr>
           <w:b/>
           <w:sz w:val="28"/>
         </w:rPr>
-        <w:lastRenderedPageBreak/>
         <w:t>2.8 Бизнес-модели конкурентов</w:t>
       </w:r>
       <w:bookmarkEnd w:id="19"/>
@@ -24554,13 +24733,13 @@
         <w:rPr>
           <w:sz w:val="28"/>
         </w:rPr>
-        <w:t>Бизнес-модели реконструированы по сайтам в девяти блоках шаблона Остервальдера и Пинье [16] с добавлением данных и сетевых эффектов. Полнота профилей - 100 %, средняя доказательность выводов - 4,5 из 5 (на уровне страниц, кото</w:t>
-      </w:r>
-      <w:r>
-        <w:rPr>
-          <w:sz w:val="28"/>
-        </w:rPr>
-        <w:t>рые удалось просмотреть).</w:t>
+        <w:t>Би</w:t>
+      </w:r>
+      <w:r>
+        <w:rPr>
+          <w:sz w:val="28"/>
+        </w:rPr>
+        <w:t>знес-модели реконструированы по сайтам в девяти блоках шаблона Остервальдера и Пинье [16] с добавлением данных и сетевых эффектов. Полнота профилей - 100 %, средняя доказательность выводов - 4,5 из 5 (на уровне страниц, которые удалось просмотреть).</w:t>
       </w:r>
     </w:p>
     <w:p>
@@ -24740,7 +24919,13 @@
               <w:rPr>
                 <w:sz w:val="24"/>
               </w:rPr>
-              <w:t>аудит, налоги, консалтинг, страхование и пенсии; контролеры и проверяющие модели</w:t>
+              <w:t>аудит, налоги, консалтинг, страхование и пенсии; контролеры</w:t>
+            </w:r>
+            <w:r>
+              <w:rPr>
+                <w:sz w:val="24"/>
+              </w:rPr>
+              <w:t xml:space="preserve"> и проверяющие модели</w:t>
             </w:r>
           </w:p>
         </w:tc>
@@ -24990,13 +25175,13 @@
               <w:rPr>
                 <w:sz w:val="24"/>
               </w:rPr>
-              <w:t xml:space="preserve">гонорары </w:t>
-            </w:r>
-            <w:r>
-              <w:rPr>
-                <w:sz w:val="24"/>
-              </w:rPr>
-              <w:t>за аудит и консалтинг, обучение, надстройка</w:t>
+              <w:t>гонорары за аудит и консалтинг, обучение, над</w:t>
+            </w:r>
+            <w:r>
+              <w:rPr>
+                <w:sz w:val="24"/>
+              </w:rPr>
+              <w:t>стройка</w:t>
             </w:r>
           </w:p>
         </w:tc>
@@ -25442,7 +25627,13 @@
               <w:rPr>
                 <w:sz w:val="24"/>
               </w:rPr>
-              <w:t>подписка по запросу, модульные продукты</w:t>
+              <w:t xml:space="preserve">подписка по запросу, </w:t>
+            </w:r>
+            <w:r>
+              <w:rPr>
+                <w:sz w:val="24"/>
+              </w:rPr>
+              <w:t>модульные продукты</w:t>
             </w:r>
           </w:p>
         </w:tc>
@@ -25542,13 +25733,7 @@
         <w:rPr>
           <w:sz w:val="28"/>
         </w:rPr>
-        <w:t>Блоки показывают две м</w:t>
-      </w:r>
-      <w:r>
-        <w:rPr>
-          <w:sz w:val="28"/>
-        </w:rPr>
-        <w:t>одели: самообслуживание с подпиской (</w:t>
+        <w:t>Блоки показывают две модели: самообслуживание с подпиской (</w:t>
       </w:r>
       <w:r>
         <w:rPr>
@@ -25568,7 +25753,14 @@
           <w:i/>
           <w:sz w:val="28"/>
         </w:rPr>
-        <w:t>Numerous.ai</w:t>
+        <w:t>N</w:t>
+      </w:r>
+      <w:r>
+        <w:rPr>
+          <w:i/>
+          <w:sz w:val="28"/>
+        </w:rPr>
+        <w:t>umerous.ai</w:t>
       </w:r>
       <w:r>
         <w:rPr>
@@ -25704,13 +25896,7 @@
         <w:rPr>
           <w:sz w:val="28"/>
         </w:rPr>
-        <w:t xml:space="preserve"> ближе к первой модели с корпорат</w:t>
-      </w:r>
-      <w:r>
-        <w:rPr>
-          <w:sz w:val="28"/>
-        </w:rPr>
-        <w:t>ивным расширением.</w:t>
+        <w:t xml:space="preserve"> ближе к первой модели с корпоративным расширением.</w:t>
       </w:r>
     </w:p>
     <w:p>
@@ -25737,6 +25923,7 @@
         <w:rPr>
           <w:sz w:val="28"/>
         </w:rPr>
+        <w:lastRenderedPageBreak/>
         <w:t>Таблица 15 – Каналы, отношения, ресурсы и данные</w:t>
       </w:r>
     </w:p>
@@ -25892,7 +26079,6 @@
                 <w:i/>
                 <w:sz w:val="24"/>
               </w:rPr>
-              <w:lastRenderedPageBreak/>
               <w:t>PerfectXL</w:t>
             </w:r>
           </w:p>
@@ -25912,13 +26098,13 @@
               <w:rPr>
                 <w:sz w:val="24"/>
               </w:rPr>
-              <w:t xml:space="preserve">прямой трафик 40 %, </w:t>
-            </w:r>
-            <w:r>
-              <w:rPr>
-                <w:sz w:val="24"/>
-              </w:rPr>
-              <w:t>органический поиск 33 %, рефералы 11 %; английский, нидерландский, немецкий</w:t>
+              <w:t>прямой трафик 40 %, органический поиск 33 %, рефера</w:t>
+            </w:r>
+            <w:r>
+              <w:rPr>
+                <w:sz w:val="24"/>
+              </w:rPr>
+              <w:t>лы 11 %; английский, нидерландский, немецкий</w:t>
             </w:r>
           </w:p>
         </w:tc>
@@ -25982,13 +26168,7 @@
               <w:rPr>
                 <w:sz w:val="24"/>
               </w:rPr>
-              <w:t>накопленные правила и сравнения файлов; с</w:t>
-            </w:r>
-            <w:r>
-              <w:rPr>
-                <w:sz w:val="24"/>
-              </w:rPr>
-              <w:t>етевых эффектов нет</w:t>
+              <w:t>накопленные правила и сравнения файлов; сетевых эффектов нет</w:t>
             </w:r>
           </w:p>
         </w:tc>
@@ -26173,7 +26353,13 @@
               <w:rPr>
                 <w:sz w:val="24"/>
               </w:rPr>
-              <w:t>эксперты и репутация, более 1 200 проектов</w:t>
+              <w:t>эксперты и репутация, бо</w:t>
+            </w:r>
+            <w:r>
+              <w:rPr>
+                <w:sz w:val="24"/>
+              </w:rPr>
+              <w:t>лее 1 200 проектов</w:t>
             </w:r>
           </w:p>
         </w:tc>
@@ -26557,13 +26743,7 @@
               <w:rPr>
                 <w:sz w:val="24"/>
               </w:rPr>
-              <w:t>консолидированные данные кли</w:t>
-            </w:r>
-            <w:r>
-              <w:rPr>
-                <w:sz w:val="24"/>
-              </w:rPr>
-              <w:t>ентов; умеренные эффекты данных</w:t>
+              <w:t>консолидированные данные клиентов; умеренные эффекты данных</w:t>
             </w:r>
           </w:p>
         </w:tc>
@@ -26708,13 +26888,13 @@
         <w:rPr>
           <w:sz w:val="28"/>
         </w:rPr>
-        <w:t>Каналы большинства конкурентов - прямые заходы и органический поиск, платная реклама почти не используется (согласуется с ЛР4). Сетевые эффекты слабые у всех; сильнее всего эффект данны</w:t>
-      </w:r>
-      <w:r>
-        <w:rPr>
-          <w:sz w:val="28"/>
-        </w:rPr>
-        <w:t>х у платформ (</w:t>
+        <w:t>Каналы большинства конкурентов - прямые заходы и органический поиск, платная реклама почти не используется (согласуетс</w:t>
+      </w:r>
+      <w:r>
+        <w:rPr>
+          <w:sz w:val="28"/>
+        </w:rPr>
+        <w:t>я с ЛР4). Сетевые эффекты слабые у всех; сильнее всего эффект данных у платформ (</w:t>
       </w:r>
       <w:r>
         <w:rPr>
@@ -31591,33 +31771,72 @@
         <w:rPr>
           <w:sz w:val="28"/>
         </w:rPr>
-        <w:t xml:space="preserve"> (3,09). Рейтинг не совпадает с трафиком: </w:t>
+        <w:t xml:space="preserve"> (3,09). Рейтинг не совпадает с трафиком: по релевантному трафику впереди </w:t>
       </w:r>
       <w:r>
         <w:rPr>
           <w:i/>
           <w:sz w:val="28"/>
         </w:rPr>
+        <w:t>Datarails</w:t>
+      </w:r>
+      <w:r>
+        <w:rPr>
+          <w:sz w:val="28"/>
+        </w:rPr>
+        <w:t xml:space="preserve"> (26 %), а прямой конкурент </w:t>
+      </w:r>
+      <w:r>
+        <w:rPr>
+          <w:i/>
+          <w:sz w:val="28"/>
+        </w:rPr>
         <w:t>PerfectXL</w:t>
       </w:r>
       <w:r>
         <w:rPr>
           <w:sz w:val="28"/>
         </w:rPr>
-        <w:t xml:space="preserve"> имеет больший релевантный трафик, чем </w:t>
+        <w:t xml:space="preserve"> с долей 12 % по силе модели стоит ниже </w:t>
       </w:r>
       <w:r>
         <w:rPr>
           <w:i/>
           <w:sz w:val="28"/>
         </w:rPr>
+        <w:t>Shortcut</w:t>
+      </w:r>
+      <w:r>
+        <w:rPr>
+          <w:sz w:val="28"/>
+        </w:rPr>
+        <w:t xml:space="preserve">, </w:t>
+      </w:r>
+      <w:r>
+        <w:rPr>
+          <w:i/>
+          <w:sz w:val="28"/>
+        </w:rPr>
+        <w:t>DataSnipper</w:t>
+      </w:r>
+      <w:r>
+        <w:rPr>
+          <w:sz w:val="28"/>
+        </w:rPr>
+        <w:t xml:space="preserve"> и </w:t>
+      </w:r>
+      <w:r>
+        <w:rPr>
+          <w:i/>
+          <w:sz w:val="28"/>
+        </w:rPr>
         <w:t>Datarails</w:t>
       </w:r>
       <w:r>
         <w:rPr>
           <w:sz w:val="28"/>
         </w:rPr>
-        <w:t xml:space="preserve"> по доле, но уступает по силе модели.</w:t>
+        <w:t>.</w:t>
       </w:r>
     </w:p>
     <w:p>
@@ -31631,7 +31850,13 @@
         <w:rPr>
           <w:sz w:val="28"/>
         </w:rPr>
-        <w:t>На рисунке 4 показано: сила бизнес-модели и оценка цифрового товара конкурентов.</w:t>
+        <w:t xml:space="preserve">На рисунке 4 показано: сила бизнес-модели и оценка цифрового </w:t>
+      </w:r>
+      <w:r>
+        <w:rPr>
+          <w:sz w:val="28"/>
+        </w:rPr>
+        <w:t>товара конкурентов.</w:t>
       </w:r>
     </w:p>
     <w:p>
@@ -31647,7 +31872,7 @@
           <w:sz w:val="28"/>
         </w:rPr>
         <w:drawing>
-          <wp:inline distT="0" distB="0" distL="0" distR="0" wp14:anchorId="236F5F82" wp14:editId="02AFD359">
+          <wp:inline distT="0" distB="0" distL="0" distR="0" wp14:anchorId="5B94A8A7" wp14:editId="7116E642">
             <wp:extent cx="5334000" cy="2471853"/>
             <wp:effectExtent l="0" t="0" r="0" b="0"/>
             <wp:docPr id="27" name="Picture"/>
@@ -31713,13 +31938,7 @@
         <w:rPr>
           <w:sz w:val="28"/>
         </w:rPr>
-        <w:t>Рисунок показывает</w:t>
-      </w:r>
-      <w:r>
-        <w:rPr>
-          <w:sz w:val="28"/>
-        </w:rPr>
-        <w:t xml:space="preserve"> согласованность рядов: </w:t>
+        <w:t xml:space="preserve">Рисунок показывает согласованность рядов: </w:t>
       </w:r>
       <w:r>
         <w:rPr>
@@ -31798,13 +32017,7 @@
         <w:rPr>
           <w:sz w:val="28"/>
         </w:rPr>
-        <w:t xml:space="preserve">В таблице 20 представлено: практики бизнес-модели и рыночный </w:t>
-      </w:r>
-      <w:r>
-        <w:rPr>
-          <w:sz w:val="28"/>
-        </w:rPr>
-        <w:t>стандарт (порог 70 %).</w:t>
+        <w:t>В таблице 20 представлено: практики бизнес-модели и рыночный стандарт (порог 70 %).</w:t>
       </w:r>
     </w:p>
     <w:p>
@@ -32098,6 +32311,7 @@
               <w:rPr>
                 <w:sz w:val="24"/>
               </w:rPr>
+              <w:lastRenderedPageBreak/>
               <w:t>Прозрачные тарифы на сайте</w:t>
             </w:r>
           </w:p>
@@ -32199,7 +32413,6 @@
               <w:rPr>
                 <w:sz w:val="24"/>
               </w:rPr>
-              <w:lastRenderedPageBreak/>
               <w:t>Бесплатный тариф или пробный период</w:t>
             </w:r>
           </w:p>
@@ -33229,13 +33442,7 @@
         <w:rPr>
           <w:sz w:val="28"/>
         </w:rPr>
-        <w:t>, обучение и документация, кейсы и клиенты на сайте и корпоративные пакеты; формирующиеся - демо как вход, подписка по местам и интеграции; зоны дифференциации - прозрачные тарифы и доказательст</w:t>
-      </w:r>
-      <w:r>
-        <w:rPr>
-          <w:sz w:val="28"/>
-        </w:rPr>
-        <w:t xml:space="preserve">во вывода. </w:t>
+        <w:t xml:space="preserve">, обучение и документация, кейсы и клиенты на сайте и корпоративные пакеты; формирующиеся - демо как вход, подписка по местам и интеграции; зоны дифференциации - прозрачные тарифы и доказательство вывода. </w:t>
       </w:r>
       <w:r>
         <w:rPr>
@@ -33248,7 +33455,13 @@
         <w:rPr>
           <w:sz w:val="28"/>
         </w:rPr>
-        <w:t xml:space="preserve"> должен выполнить стандарты и сделать ставку на зоны дифференциации.</w:t>
+        <w:t xml:space="preserve"> должен выполнить стандарты и сделать став</w:t>
+      </w:r>
+      <w:r>
+        <w:rPr>
+          <w:sz w:val="28"/>
+        </w:rPr>
+        <w:t>ку на зоны дифференциации.</w:t>
       </w:r>
     </w:p>
     <w:p>
@@ -33258,7 +33471,7 @@
         <w:ind w:firstLine="709"/>
       </w:pPr>
       <w:bookmarkStart w:id="20" w:name="_79cbfa74df5b3f3beef1cd24c3ad9f089a58d7a"/>
-      <w:bookmarkStart w:id="21" w:name="_Toc241957886"/>
+      <w:bookmarkStart w:id="21" w:name="_Toc241960733"/>
       <w:bookmarkEnd w:id="18"/>
       <w:r>
         <w:rPr>
@@ -33314,13 +33527,13 @@
         <w:rPr>
           <w:sz w:val="28"/>
         </w:rPr>
-        <w:t>-моделей для финансовых аналитиков, бухгалтеров, консультантов и малого бизнеса, который находит ошибки в фо</w:t>
-      </w:r>
-      <w:r>
-        <w:rPr>
-          <w:sz w:val="28"/>
-        </w:rPr>
-        <w:t>рмулах и логике и доказывает каждую находку вычислением, чтобы снизить риск неверных решений.</w:t>
+        <w:t>-моделей для финансовых а</w:t>
+      </w:r>
+      <w:r>
+        <w:rPr>
+          <w:sz w:val="28"/>
+        </w:rPr>
+        <w:t>налитиков, бухгалтеров, консультантов и малого бизнеса, который находит ошибки в формулах и логике и доказывает каждую находку вычислением, чтобы снизить риск неверных решений.</w:t>
       </w:r>
     </w:p>
     <w:p>
@@ -33360,7 +33573,13 @@
         <w:rPr>
           <w:sz w:val="28"/>
         </w:rPr>
-        <w:t xml:space="preserve">Таблица 21 – Минимальный товар и зоны дифференциации </w:t>
+        <w:t>Т</w:t>
+      </w:r>
+      <w:r>
+        <w:rPr>
+          <w:sz w:val="28"/>
+        </w:rPr>
+        <w:t xml:space="preserve">аблица 21 – Минимальный товар и зоны дифференциации </w:t>
       </w:r>
       <w:r>
         <w:rPr>
@@ -33479,6 +33698,7 @@
               <w:rPr>
                 <w:sz w:val="24"/>
               </w:rPr>
+              <w:lastRenderedPageBreak/>
               <w:t>Минимальный стандарт (</w:t>
             </w:r>
             <w:r>
@@ -33511,7 +33731,33 @@
               <w:rPr>
                 <w:sz w:val="24"/>
               </w:rPr>
-              <w:t>надстройка и веб-аудит файла, поиск ошибок формул, отчет аудита, личный кабинет</w:t>
+              <w:t xml:space="preserve">веб-аудит файла, поиск ошибок формул, отчет аудита, учетная запись; надстройка </w:t>
+            </w:r>
+            <w:r>
+              <w:rPr>
+                <w:i/>
+                <w:sz w:val="24"/>
+              </w:rPr>
+              <w:t>Excel</w:t>
+            </w:r>
+            <w:r>
+              <w:rPr>
+                <w:sz w:val="24"/>
+              </w:rPr>
+              <w:t xml:space="preserve"> (стандарт рынка, 100 % конкурентов) - в релизе 3 (бета </w:t>
+            </w:r>
+            <w:r>
+              <w:rPr>
+                <w:i/>
+                <w:sz w:val="24"/>
+              </w:rPr>
+              <w:t>v1</w:t>
+            </w:r>
+            <w:r>
+              <w:rPr>
+                <w:sz w:val="24"/>
+              </w:rPr>
+              <w:t>)</w:t>
             </w:r>
           </w:p>
         </w:tc>
@@ -33530,7 +33776,39 @@
               <w:rPr>
                 <w:sz w:val="24"/>
               </w:rPr>
-              <w:t>надстройка есть у 100 % конкурентов; поиск ошибок и отчет - ядро задачи</w:t>
+              <w:t xml:space="preserve">поиск ошибок и отчет - ядро задачи; надстройка требует публикации в </w:t>
+            </w:r>
+            <w:r>
+              <w:rPr>
+                <w:i/>
+                <w:sz w:val="24"/>
+              </w:rPr>
+              <w:t>AppSource</w:t>
+            </w:r>
+            <w:r>
+              <w:rPr>
+                <w:sz w:val="24"/>
+              </w:rPr>
+              <w:t xml:space="preserve">, поэтому в </w:t>
+            </w:r>
+            <w:r>
+              <w:rPr>
+                <w:i/>
+                <w:sz w:val="24"/>
+              </w:rPr>
+              <w:t>MVP</w:t>
+            </w:r>
+            <w:r>
+              <w:rPr>
+                <w:sz w:val="24"/>
+              </w:rPr>
+              <w:t xml:space="preserve"> ее заменяет веб-вер</w:t>
+            </w:r>
+            <w:r>
+              <w:rPr>
+                <w:sz w:val="24"/>
+              </w:rPr>
+              <w:t>сия</w:t>
             </w:r>
           </w:p>
         </w:tc>
@@ -33581,14 +33859,7 @@
                 <w:i/>
                 <w:sz w:val="24"/>
               </w:rPr>
-              <w:t>G</w:t>
-            </w:r>
-            <w:r>
-              <w:rPr>
-                <w:i/>
-                <w:sz w:val="24"/>
-              </w:rPr>
-              <w:t>DPR</w:t>
+              <w:t>GDPR</w:t>
             </w:r>
             <w:r>
               <w:rPr>
@@ -33638,7 +33909,6 @@
               <w:rPr>
                 <w:sz w:val="24"/>
               </w:rPr>
-              <w:lastRenderedPageBreak/>
               <w:t>Нормы с влиянием на выбор</w:t>
             </w:r>
           </w:p>
@@ -33753,7 +34023,13 @@
               <w:rPr>
                 <w:sz w:val="24"/>
               </w:rPr>
-              <w:t xml:space="preserve"> предлагает, движок доказывает»</w:t>
+              <w:t xml:space="preserve"> предлагает, движок д</w:t>
+            </w:r>
+            <w:r>
+              <w:rPr>
+                <w:sz w:val="24"/>
+              </w:rPr>
+              <w:t>оказывает»</w:t>
             </w:r>
           </w:p>
         </w:tc>
@@ -33770,13 +34046,7 @@
         <w:rPr>
           <w:sz w:val="28"/>
         </w:rPr>
-        <w:t>Минимальный товар включает признаки стандарта и обязательных разрывов, а ставка дел</w:t>
-      </w:r>
-      <w:r>
-        <w:rPr>
-          <w:sz w:val="28"/>
-        </w:rPr>
-        <w:t>ается на доказательность вывода и прозрачность цены. Эти группы переходят в ЛР6 как вход для ценностного предложения и требований к первому релизу.</w:t>
+        <w:t>Минимальный товар включает признаки стандарта и обязательных разрывов, а ставка делается на доказательность вывода и прозрачность цены. Эти группы переходят в ЛР6 как вход для ценностного предложения и требований к первому релизу.</w:t>
       </w:r>
     </w:p>
     <w:p>
@@ -33790,7 +34060,13 @@
         <w:rPr>
           <w:sz w:val="28"/>
         </w:rPr>
-        <w:t xml:space="preserve">В таблице 22 представлено: гипотезы бизнес-модели </w:t>
+        <w:t>В таблице 22 представлено</w:t>
+      </w:r>
+      <w:r>
+        <w:rPr>
+          <w:sz w:val="28"/>
+        </w:rPr>
+        <w:t xml:space="preserve">: гипотезы бизнес-модели </w:t>
       </w:r>
       <w:r>
         <w:rPr>
@@ -33816,13 +34092,7 @@
         <w:rPr>
           <w:sz w:val="28"/>
         </w:rPr>
-        <w:t>Таблица 22 – Гипотезы бизнес-м</w:t>
-      </w:r>
-      <w:r>
-        <w:rPr>
-          <w:sz w:val="28"/>
-        </w:rPr>
-        <w:t xml:space="preserve">одели </w:t>
+        <w:t xml:space="preserve">Таблица 22 – Гипотезы бизнес-модели </w:t>
       </w:r>
       <w:r>
         <w:rPr>
@@ -34207,7 +34477,13 @@
               <w:rPr>
                 <w:sz w:val="24"/>
               </w:rPr>
-              <w:t>стандарты: пробный доступ и документация</w:t>
+              <w:t>станда</w:t>
+            </w:r>
+            <w:r>
+              <w:rPr>
+                <w:sz w:val="24"/>
+              </w:rPr>
+              <w:t>рты: пробный доступ и документация</w:t>
             </w:r>
           </w:p>
         </w:tc>
@@ -34258,13 +34534,7 @@
               <w:rPr>
                 <w:sz w:val="24"/>
               </w:rPr>
-              <w:t xml:space="preserve">, разовый </w:t>
-            </w:r>
-            <w:r>
-              <w:rPr>
-                <w:sz w:val="24"/>
-              </w:rPr>
-              <w:t>аудит 9 </w:t>
+              <w:t>, разовый аудит 9 </w:t>
             </w:r>
             <w:r>
               <w:rPr>
@@ -34431,7 +34701,13 @@
               <w:rPr>
                 <w:sz w:val="24"/>
               </w:rPr>
-              <w:t>барьер: доверие и данные; безопасность - обязательный разрыв</w:t>
+              <w:t>барьер: доверие и данные; б</w:t>
+            </w:r>
+            <w:r>
+              <w:rPr>
+                <w:sz w:val="24"/>
+              </w:rPr>
+              <w:t>езопасность - обязательный разрыв</w:t>
             </w:r>
           </w:p>
         </w:tc>
@@ -34603,13 +34879,7 @@
               <w:rPr>
                 <w:sz w:val="24"/>
               </w:rPr>
-              <w:t xml:space="preserve">ЛР4: поставщики </w:t>
-            </w:r>
-            <w:r>
-              <w:rPr>
-                <w:sz w:val="24"/>
-              </w:rPr>
-              <w:t>и каналы</w:t>
+              <w:t>ЛР4: поставщики и каналы</w:t>
             </w:r>
           </w:p>
         </w:tc>
@@ -34634,6 +34904,7 @@
               <w:rPr>
                 <w:sz w:val="24"/>
               </w:rPr>
+              <w:lastRenderedPageBreak/>
               <w:t>Структура затрат</w:t>
             </w:r>
           </w:p>
@@ -34715,13 +34986,13 @@
         <w:rPr>
           <w:sz w:val="28"/>
         </w:rPr>
-        <w:t>Гипотезы связывают результаты ЛР1-ЛР5 в один контур и служат черновиком для Канваса бизнес-модели в ЛР6; каждая требует проверки</w:t>
-      </w:r>
-      <w:r>
-        <w:rPr>
-          <w:sz w:val="28"/>
-        </w:rPr>
-        <w:t xml:space="preserve"> на </w:t>
+        <w:t>Гипотезы связывают результаты ЛР1-ЛР5 в один кон</w:t>
+      </w:r>
+      <w:r>
+        <w:rPr>
+          <w:sz w:val="28"/>
+        </w:rPr>
+        <w:t xml:space="preserve">тур и служат черновиком для Канваса бизнес-модели в ЛР6; каждая требует проверки на </w:t>
       </w:r>
       <w:r>
         <w:rPr>
@@ -34744,14 +35015,13 @@
         <w:ind w:firstLine="709"/>
       </w:pPr>
       <w:bookmarkStart w:id="22" w:name="_339ae803435bd6b9a653c2b18dadc62dc9ad8e7"/>
-      <w:bookmarkStart w:id="23" w:name="_Toc241957887"/>
+      <w:bookmarkStart w:id="23" w:name="_Toc241960734"/>
       <w:bookmarkEnd w:id="20"/>
       <w:r>
         <w:rPr>
           <w:b/>
           <w:sz w:val="28"/>
         </w:rPr>
-        <w:lastRenderedPageBreak/>
         <w:t>2.10 Проверка расчетов и ограничения</w:t>
       </w:r>
       <w:bookmarkEnd w:id="23"/>
@@ -34923,7 +35193,13 @@
         <w:rPr>
           <w:sz w:val="28"/>
         </w:rPr>
-        <w:t xml:space="preserve"> - частично); категории Кано назначены без опроса пользователей; данные о выручке и финансировании конкурентов не получены. Все эти пункты перечислены в приложении Б.</w:t>
+        <w:t xml:space="preserve"> - частично); категории Кано назначены без опроса пользователей; точная выручка конкурентов и суммы раундов закрыты подпиской (используются сведения из открытых источ</w:t>
+      </w:r>
+      <w:r>
+        <w:rPr>
+          <w:sz w:val="28"/>
+        </w:rPr>
+        <w:t>ников, приложение Д). Все эти пункты перечислены в приложении Б.</w:t>
       </w:r>
     </w:p>
     <w:p>
@@ -34934,7 +35210,7 @@
         <w:ind w:firstLine="709"/>
       </w:pPr>
       <w:bookmarkStart w:id="24" w:name="_1bfdad9d2d88ddb6ca16c31c1d4d4943679f32f"/>
-      <w:bookmarkStart w:id="25" w:name="_Toc241957888"/>
+      <w:bookmarkStart w:id="25" w:name="_Toc241960735"/>
       <w:bookmarkEnd w:id="22"/>
       <w:bookmarkEnd w:id="2"/>
       <w:r>
@@ -34976,13 +35252,13 @@
         <w:rPr>
           <w:sz w:val="28"/>
         </w:rPr>
-        <w:t>Сколько конкурентов в анализе и достаточно ли их (норма 5-12)? Семь конкурентов для това</w:t>
-      </w:r>
-      <w:r>
-        <w:rPr>
-          <w:sz w:val="28"/>
-        </w:rPr>
-        <w:t>ра и бизнес-модели и десять компаний для классификации; норма выполнена.</w:t>
+        <w:t>Сколько конкурентов в ан</w:t>
+      </w:r>
+      <w:r>
+        <w:rPr>
+          <w:sz w:val="28"/>
+        </w:rPr>
+        <w:t>ализе и достаточно ли их (норма 5-12)? Семь конкурентов для товара и бизнес-модели и десять компаний для классификации; норма выполнена.</w:t>
       </w:r>
     </w:p>
     <w:p>
@@ -35000,7 +35276,7 @@
         <w:rPr>
           <w:sz w:val="28"/>
         </w:rPr>
-        <w:t>Сколько страниц проверено (норма 30 и более)? 32 страниц; норма выполнена.</w:t>
+        <w:t>Сколько страниц проверено (норма 30 и более)? проверено страниц: 32; норма выполнена.</w:t>
       </w:r>
     </w:p>
     <w:p>
@@ -35018,7 +35294,13 @@
         <w:rPr>
           <w:sz w:val="28"/>
         </w:rPr>
-        <w:t>Сколько признаков по Левитту выделено (норма 40 и более)? 78 признаков; норма выполнена.</w:t>
+        <w:t>Сколько признаков по Левитту выде</w:t>
+      </w:r>
+      <w:r>
+        <w:rPr>
+          <w:sz w:val="28"/>
+        </w:rPr>
+        <w:t>лено (норма 40 и более)? 78 признаков; норма выполнена.</w:t>
       </w:r>
     </w:p>
     <w:p>
@@ -35036,13 +35318,7 @@
         <w:rPr>
           <w:sz w:val="28"/>
         </w:rPr>
-        <w:t xml:space="preserve">Сколько требований </w:t>
-      </w:r>
-      <w:r>
-        <w:rPr>
-          <w:sz w:val="28"/>
-        </w:rPr>
-        <w:t>по Кано выделено (норма 25 и более)? 25 требований; норма выполнена.</w:t>
+        <w:t>Сколько требований по Кано выделено (норма 25 и более)? 25 требований; норма выполнена.</w:t>
       </w:r>
     </w:p>
     <w:p>
@@ -35078,7 +35354,13 @@
         <w:rPr>
           <w:sz w:val="28"/>
         </w:rPr>
-        <w:t>Есть ли у каждого вывода страница и факт? Да, таблица 7; достоверность 3-5.</w:t>
+        <w:t>Есть ли у каждого вывода страница и</w:t>
+      </w:r>
+      <w:r>
+        <w:rPr>
+          <w:sz w:val="28"/>
+        </w:rPr>
+        <w:t xml:space="preserve"> факт? Да, таблица 7; достоверность 3-5.</w:t>
       </w:r>
     </w:p>
     <w:p>
@@ -35096,13 +35378,7 @@
         <w:rPr>
           <w:sz w:val="28"/>
         </w:rPr>
-        <w:t>Классифицированы ли компании по ур</w:t>
-      </w:r>
-      <w:r>
-        <w:rPr>
-          <w:sz w:val="28"/>
-        </w:rPr>
-        <w:t>овням конкуренции с ограничителями? Да, таблицы 3 и 4.</w:t>
+        <w:t>Классифицированы ли компании по уровням конкуренции с ограничителями? Да, таблицы 3 и 4.</w:t>
       </w:r>
     </w:p>
     <w:p>
@@ -35149,7 +35425,7 @@
         <w:jc w:val="center"/>
       </w:pPr>
       <w:bookmarkStart w:id="26" w:name="_выводы"/>
-      <w:bookmarkStart w:id="27" w:name="_Toc241957889"/>
+      <w:bookmarkStart w:id="27" w:name="_Toc241960736"/>
       <w:bookmarkEnd w:id="24"/>
       <w:r>
         <w:rPr>
@@ -35172,13 +35448,7 @@
         <w:rPr>
           <w:sz w:val="28"/>
         </w:rPr>
-        <w:t>Классификация по уровням конкур</w:t>
-      </w:r>
-      <w:r>
-        <w:rPr>
-          <w:sz w:val="28"/>
-        </w:rPr>
-        <w:t xml:space="preserve">енции показала отсутствие строго прямых конкурентов: ближе всех </w:t>
+        <w:t xml:space="preserve">Классификация по уровням конкуренции показала отсутствие строго прямых конкурентов: ближе всех </w:t>
       </w:r>
       <w:r>
         <w:rPr>
@@ -35243,13 +35513,13 @@
         <w:rPr>
           <w:sz w:val="28"/>
         </w:rPr>
-        <w:t xml:space="preserve"> относятся к близким альтернативным, остальные шесть - к косвенным и заменителям. Рыночный стандарт цифрового товара минимален: на</w:t>
-      </w:r>
-      <w:r>
-        <w:rPr>
-          <w:sz w:val="28"/>
-        </w:rPr>
-        <w:t xml:space="preserve">дстройка </w:t>
+        <w:t xml:space="preserve"> относятся </w:t>
+      </w:r>
+      <w:r>
+        <w:rPr>
+          <w:sz w:val="28"/>
+        </w:rPr>
+        <w:t xml:space="preserve">к близким альтернативным, остальные шесть - к косвенным и заменителям. Рыночный стандарт цифрового товара минимален: надстройка </w:t>
       </w:r>
       <w:r>
         <w:rPr>
@@ -35276,13 +35546,13 @@
         <w:rPr>
           <w:sz w:val="28"/>
         </w:rPr>
-        <w:t>Зонами дифференциации являются доказательство вывода детерминированным движком (2 из 7), автоисправление (1 из 7), прозрачные</w:t>
-      </w:r>
-      <w:r>
-        <w:rPr>
-          <w:sz w:val="28"/>
-        </w:rPr>
-        <w:t xml:space="preserve"> тарифы (2 из 7) и сравнение файлов. Сильнейшие бизнес-модели у </w:t>
+        <w:t>Зонами</w:t>
+      </w:r>
+      <w:r>
+        <w:rPr>
+          <w:sz w:val="28"/>
+        </w:rPr>
+        <w:t xml:space="preserve"> дифференциации являются доказательство вывода детерминированным движком (2 из 7), автоисправление (1 из 7), прозрачные тарифы (2 из 7) и сравнение файлов. Сильнейшие бизнес-модели у </w:t>
       </w:r>
       <w:r>
         <w:rPr>
@@ -35347,7 +35617,13 @@
         <w:rPr>
           <w:sz w:val="28"/>
         </w:rPr>
-        <w:t>; прямые конкуренты слабы в доверии и ценообразовании.</w:t>
+        <w:t>; прямые</w:t>
+      </w:r>
+      <w:r>
+        <w:rPr>
+          <w:sz w:val="28"/>
+        </w:rPr>
+        <w:t xml:space="preserve"> конкуренты слабы в доверии и ценообразовании.</w:t>
       </w:r>
     </w:p>
     <w:p>
@@ -35374,13 +35650,7 @@
         <w:rPr>
           <w:sz w:val="28"/>
         </w:rPr>
-        <w:t xml:space="preserve"> это означает следующее: минимальный товар должен закрыть с</w:t>
-      </w:r>
-      <w:r>
-        <w:rPr>
-          <w:sz w:val="28"/>
-        </w:rPr>
-        <w:t xml:space="preserve">тандарт и обязательные разрывы (надстройка и веб, поиск ошибок, </w:t>
+        <w:t xml:space="preserve"> это означает следующее: минимальный товар должен закрыть стандарт и обязательные разрывы (надстройка и веб, поиск ошибок, </w:t>
       </w:r>
       <w:r>
         <w:rPr>
@@ -35393,13 +35663,13 @@
         <w:rPr>
           <w:sz w:val="28"/>
         </w:rPr>
-        <w:t>, бесплатный старт), а позиционирование строится на независимом доказательстве находок и прозрачной цене. Эти выводы передаются в ЛР6 как банк выводов, стандарт товара и зоны дифференциаци</w:t>
-      </w:r>
-      <w:r>
-        <w:rPr>
-          <w:sz w:val="28"/>
-        </w:rPr>
-        <w:t>и.</w:t>
+        <w:t>, бесплатный старт), а позиционирование строится на независимом доказ</w:t>
+      </w:r>
+      <w:r>
+        <w:rPr>
+          <w:sz w:val="28"/>
+        </w:rPr>
+        <w:t>ательстве находок и прозрачной цене. Эти выводы передаются в ЛР6 как банк выводов, стандарт товара и зоны дифференциации.</w:t>
       </w:r>
     </w:p>
     <w:p>
@@ -35410,7 +35680,7 @@
         <w:jc w:val="center"/>
       </w:pPr>
       <w:bookmarkStart w:id="28" w:name="_274f6a444530ef90b0479dabf3d210f01e97699"/>
-      <w:bookmarkStart w:id="29" w:name="_Toc241957890"/>
+      <w:bookmarkStart w:id="29" w:name="_Toc241960737"/>
       <w:bookmarkEnd w:id="26"/>
       <w:r>
         <w:rPr>
@@ -35468,7 +35738,13 @@
         <w:rPr>
           <w:sz w:val="28"/>
         </w:rPr>
-        <w:t xml:space="preserve">Методика анализа конкурентов по сайтам: цифровой товар (модели Левитта и Кано); шаблон </w:t>
+        <w:t>Методика анализа конкурентов по сайтам: цифровой товар (модели Леви</w:t>
+      </w:r>
+      <w:r>
+        <w:rPr>
+          <w:sz w:val="28"/>
+        </w:rPr>
+        <w:t xml:space="preserve">тта и Кано); шаблон </w:t>
       </w:r>
       <w:r>
         <w:rPr>
@@ -35481,13 +35757,7 @@
         <w:rPr>
           <w:sz w:val="28"/>
         </w:rPr>
-        <w:t xml:space="preserve"> анализа конкурентов. Методические материал</w:t>
-      </w:r>
-      <w:r>
-        <w:rPr>
-          <w:sz w:val="28"/>
-        </w:rPr>
-        <w:t>ы дисциплины «Электронный бизнес». – Минск : БГУИР, 2026.</w:t>
+        <w:t xml:space="preserve"> анализа конкурентов. Методические материалы дисциплины «Электронный бизнес». – Минск : БГУИР, 2026.</w:t>
       </w:r>
     </w:p>
     <w:p>
@@ -35518,7 +35788,13 @@
         <w:rPr>
           <w:sz w:val="28"/>
         </w:rPr>
-        <w:t xml:space="preserve"> анализа бизнес-модели. Методические материалы дисциплины «Электронный бизнес». – Минск : БГУИР, 2026.</w:t>
+        <w:t xml:space="preserve"> анализа бизнес-модели. Методические материалы дисциплины «Элект</w:t>
+      </w:r>
+      <w:r>
+        <w:rPr>
+          <w:sz w:val="28"/>
+        </w:rPr>
+        <w:t>ронный бизнес». – Минск : БГУИР, 2026.</w:t>
       </w:r>
     </w:p>
     <w:p>
@@ -35536,13 +35812,7 @@
         <w:rPr>
           <w:sz w:val="28"/>
         </w:rPr>
-        <w:t>Земляник, Р. В. Отчеты по лаб</w:t>
-      </w:r>
-      <w:r>
-        <w:rPr>
-          <w:sz w:val="28"/>
-        </w:rPr>
-        <w:t>ораторным работам № 1, № 2–3 и № 4 по дисциплине «Электронный бизнес» / Р. В. Земляник. – Минск : БГУИР, 2026.</w:t>
+        <w:t>Земляник, Р. В. Отчеты по лабораторным работам № 1, № 2–3 и № 4 по дисциплине «Электронный бизнес» / Р. В. Земляник. – Минск : БГУИР, 2026.</w:t>
       </w:r>
     </w:p>
     <w:p>
@@ -35586,7 +35856,13 @@
         <w:rPr>
           <w:sz w:val="28"/>
         </w:rPr>
-        <w:t xml:space="preserve">, сетевой график и диаграмма Ганта </w:t>
+        <w:t xml:space="preserve">, сетевой график и диаграмма </w:t>
+      </w:r>
+      <w:r>
+        <w:rPr>
+          <w:sz w:val="28"/>
+        </w:rPr>
+        <w:t xml:space="preserve">Ганта </w:t>
       </w:r>
       <w:r>
         <w:rPr>
@@ -35599,13 +35875,7 @@
         <w:rPr>
           <w:sz w:val="28"/>
         </w:rPr>
-        <w:t>: отчеты по практическим занятиям по дисциплине «Упра</w:t>
-      </w:r>
-      <w:r>
-        <w:rPr>
-          <w:sz w:val="28"/>
-        </w:rPr>
-        <w:t>вление проектами» / Р. В. Земляник. – Минск : БГУИР, 2026.</w:t>
+        <w:t>: отчеты по практическим занятиям по дисциплине «Управление проектами» / Р. В. Земляник. – Минск : БГУИР, 2026.</w:t>
       </w:r>
     </w:p>
     <w:p>
@@ -35655,13 +35925,13 @@
         <w:rPr>
           <w:sz w:val="28"/>
         </w:rPr>
-        <w:t xml:space="preserve"> [Электронный ресурс]. – Режим доступа: https://www.shortcut.ai/. – Дата доступа: 03</w:t>
-      </w:r>
-      <w:r>
-        <w:rPr>
-          <w:sz w:val="28"/>
-        </w:rPr>
-        <w:t>.10.2026.</w:t>
+        <w:t xml:space="preserve"> [Электронный ре</w:t>
+      </w:r>
+      <w:r>
+        <w:rPr>
+          <w:sz w:val="28"/>
+        </w:rPr>
+        <w:t>сурс]. – Режим доступа: https://www.shortcut.ai/. – Дата доступа: 03.10.2026.</w:t>
       </w:r>
     </w:p>
     <w:p>
@@ -35711,7 +35981,13 @@
         <w:rPr>
           <w:sz w:val="28"/>
         </w:rPr>
-        <w:t xml:space="preserve"> [Электронный ресурс]. – Режим доступа: https://datarails.com/. – Дата доступа: 03.10.2026.</w:t>
+        <w:t xml:space="preserve"> [Электронный ресурс]. – Режим доступа: https://datarails.com/. </w:t>
+      </w:r>
+      <w:r>
+        <w:rPr>
+          <w:sz w:val="28"/>
+        </w:rPr>
+        <w:t>– Дата доступа: 03.10.2026.</w:t>
       </w:r>
     </w:p>
     <w:p>
@@ -35736,13 +36012,7 @@
         <w:rPr>
           <w:sz w:val="28"/>
         </w:rPr>
-        <w:t xml:space="preserve"> [Электронный ресурс]. – Режи</w:t>
-      </w:r>
-      <w:r>
-        <w:rPr>
-          <w:sz w:val="28"/>
-        </w:rPr>
-        <w:t>м доступа: https://www.datasnipper.com/. – Дата доступа: 03.10.2026.</w:t>
+        <w:t xml:space="preserve"> [Электронный ресурс]. – Режим доступа: https://www.datasnipper.com/. – Дата доступа: 03.10.2026.</w:t>
       </w:r>
     </w:p>
     <w:p>
@@ -35780,7 +36050,13 @@
         <w:rPr>
           <w:sz w:val="28"/>
         </w:rPr>
-        <w:t xml:space="preserve"> [Электронный ресурс]. – Режим доступа: https://www.arixcel.com/, https://www.operis.com/. – Дата доступа: 03.10.2026.</w:t>
+        <w:t xml:space="preserve"> [Электронный ресурс]. – Режим доступа: https://www.arixcel.com/, https://www.operis.com/. – Дата доступ</w:t>
+      </w:r>
+      <w:r>
+        <w:rPr>
+          <w:sz w:val="28"/>
+        </w:rPr>
+        <w:t>а: 03.10.2026.</w:t>
       </w:r>
     </w:p>
     <w:p>
@@ -35857,13 +36133,7 @@
         <w:rPr>
           <w:sz w:val="28"/>
         </w:rPr>
-        <w:t xml:space="preserve"> [Электронный ресурс].</w:t>
-      </w:r>
-      <w:r>
-        <w:rPr>
-          <w:sz w:val="28"/>
-        </w:rPr>
-        <w:t xml:space="preserve"> – Режим доступа: https://www.g2.com/. – Дата доступа: 03.10.2026.</w:t>
+        <w:t xml:space="preserve"> [Электронный ресурс]. – Режим доступа: https://www.g2.com/. – Дата доступа: 03.10.2026.</w:t>
       </w:r>
     </w:p>
     <w:p>
@@ -36011,14 +36281,7 @@
           <w:i/>
           <w:sz w:val="28"/>
         </w:rPr>
-        <w:t>Throu</w:t>
-      </w:r>
-      <w:r>
-        <w:rPr>
-          <w:i/>
-          <w:sz w:val="28"/>
-        </w:rPr>
-        <w:t>gh</w:t>
+        <w:t>Through</w:t>
       </w:r>
       <w:r>
         <w:rPr>
@@ -36200,7 +36463,14 @@
           <w:i/>
           <w:sz w:val="28"/>
         </w:rPr>
-        <w:t>Quality</w:t>
+        <w:t>Q</w:t>
+      </w:r>
+      <w:r>
+        <w:rPr>
+          <w:i/>
+          <w:sz w:val="28"/>
+        </w:rPr>
+        <w:t>uality</w:t>
       </w:r>
       <w:r>
         <w:rPr>
@@ -36853,7 +37123,13 @@
         <w:rPr>
           <w:sz w:val="28"/>
         </w:rPr>
-        <w:t xml:space="preserve"> $70 </w:t>
+        <w:t xml:space="preserve"> $</w:t>
+      </w:r>
+      <w:r>
+        <w:rPr>
+          <w:sz w:val="28"/>
+        </w:rPr>
+        <w:t xml:space="preserve">70 </w:t>
       </w:r>
       <w:r>
         <w:rPr>
@@ -36931,13 +37207,7 @@
         <w:rPr>
           <w:sz w:val="28"/>
         </w:rPr>
-        <w:t xml:space="preserve"> [Электронный ресурс]. – Режим </w:t>
-      </w:r>
-      <w:r>
-        <w:rPr>
-          <w:sz w:val="28"/>
-        </w:rPr>
-        <w:t>доступа: https://www.calcalistech.com/ctechnews/article/sk00jsmasbl. – Дата доступа: 03.10.2026.</w:t>
+        <w:t xml:space="preserve"> [Электронный ресурс]. – Режим доступа: https://www.calcalistech.com/ctechnews/article/sk00jsmasbl. – Дата доступа: 03.10.2026.</w:t>
       </w:r>
     </w:p>
     <w:p>
@@ -37144,13 +37414,7 @@
         <w:rPr>
           <w:sz w:val="28"/>
         </w:rPr>
-        <w:t xml:space="preserve"> [Электронный ресурс]. – Режим доступа: https://techcrunch</w:t>
-      </w:r>
-      <w:r>
-        <w:rPr>
-          <w:sz w:val="28"/>
-        </w:rPr>
-        <w:t>.com/2025/08/01/fundamental-research-labs-nabs-30-million-from-prosus-to-build-ai-agents-for-multiple-verticals. – Дата доступа: 03.10.2026.</w:t>
+        <w:t xml:space="preserve"> [Электронный ресурс]. – Режим доступа: https://techcrunch.com/2025/08/01/fundamental-research-labs-nabs-30-million-from-prosus-to-build-ai-agents-for-multiple-verticals. – Дата доступа: 03.10.2026.</w:t>
       </w:r>
     </w:p>
     <w:p>
@@ -37201,13 +37465,13 @@
         <w:rPr>
           <w:sz w:val="28"/>
         </w:rPr>
-        <w:t xml:space="preserve"> [Электронный ресурс]. – Режим доступа: https://www.perfectxl.com/about-us/history/. – Дат</w:t>
-      </w:r>
-      <w:r>
-        <w:rPr>
-          <w:sz w:val="28"/>
-        </w:rPr>
-        <w:t>а доступа: 03.10.2026.</w:t>
+        <w:t xml:space="preserve"> [Э</w:t>
+      </w:r>
+      <w:r>
+        <w:rPr>
+          <w:sz w:val="28"/>
+        </w:rPr>
+        <w:t>лектронный ресурс]. – Режим доступа: https://www.perfectxl.com/about-us/history/. – Дата доступа: 03.10.2026.</w:t>
       </w:r>
     </w:p>
     <w:p>
@@ -37323,7 +37587,13 @@
         <w:rPr>
           <w:sz w:val="28"/>
         </w:rPr>
-        <w:t xml:space="preserve"> [Электронный ресурс]. – Режим доступа: https://tracxn.com/d/legal-entities/united-kingdom/operis-group-limited/__w42ZiByEDopkOdfs8fgtMvwsyZf6TUz2VmMuk1AKBc0. – Дата доступа: 03.10.2026.</w:t>
+        <w:t xml:space="preserve"> [Электронный ресурс]. – Режим доступа: https://tracxn.com/d/legal-entities/unit</w:t>
+      </w:r>
+      <w:r>
+        <w:rPr>
+          <w:sz w:val="28"/>
+        </w:rPr>
+        <w:t>ed-kingdom/operis-group-limited/__w42ZiByEDopkOdfs8fgtMvwsyZf6TUz2VmMuk1AKBc0. – Дата доступа: 03.10.2026.</w:t>
       </w:r>
     </w:p>
     <w:p>
@@ -37426,13 +37696,13 @@
         <w:rPr>
           <w:sz w:val="28"/>
         </w:rPr>
-        <w:t xml:space="preserve"> [Электронный</w:t>
-      </w:r>
-      <w:r>
-        <w:rPr>
-          <w:sz w:val="28"/>
-        </w:rPr>
-        <w:t xml:space="preserve"> ресурс]. – Режим доступа: https://www.zoominfo.com/c/arixcel/345716426. – Дата доступа: 03.10.2026.</w:t>
+        <w:t xml:space="preserve"> [Электронный ресурс]. – Режим доступа: https://www.zoominfo.com/c/arixcel/345716426. – Дата </w:t>
+      </w:r>
+      <w:r>
+        <w:rPr>
+          <w:sz w:val="28"/>
+        </w:rPr>
+        <w:t>доступа: 03.10.2026.</w:t>
       </w:r>
     </w:p>
     <w:p>
@@ -37613,13 +37883,13 @@
         <w:rPr>
           <w:sz w:val="28"/>
         </w:rPr>
-        <w:t xml:space="preserve"> [Электронный ресурс]. – Режим доступа: https://www</w:t>
-      </w:r>
-      <w:r>
-        <w:rPr>
-          <w:sz w:val="28"/>
-        </w:rPr>
-        <w:t>.eu-startups.com/2024/05/berlin-based-rows-raises-e8-million-to-spread-ai-powered-spreadsheets-around-the-world/. – Дата доступа: 03.10.2026.</w:t>
+        <w:t xml:space="preserve"> [Электронный ресурс]. – Режим доступа: https://www.eu-startups.com/2024/05/berlin-based-rows-raises-e8-million-to-spread-ai-powere</w:t>
+      </w:r>
+      <w:r>
+        <w:rPr>
+          <w:sz w:val="28"/>
+        </w:rPr>
+        <w:t>d-spreadsheets-around-the-world/. – Дата доступа: 03.10.2026.</w:t>
       </w:r>
     </w:p>
     <w:p>
@@ -37800,13 +38070,13 @@
         <w:rPr>
           <w:sz w:val="28"/>
         </w:rPr>
-        <w:t>) [Электронный ресурс]. – Режим до</w:t>
-      </w:r>
-      <w:r>
-        <w:rPr>
-          <w:sz w:val="28"/>
-        </w:rPr>
-        <w:t>ступа: https://www.starterstory.com/stories/excelformulabot. – Дата доступа: 03.10.2026.</w:t>
+        <w:t xml:space="preserve">) [Электронный ресурс]. – Режим доступа: </w:t>
+      </w:r>
+      <w:r>
+        <w:rPr>
+          <w:sz w:val="28"/>
+        </w:rPr>
+        <w:t>https://www.starterstory.com/stories/excelformulabot. – Дата доступа: 03.10.2026.</w:t>
       </w:r>
     </w:p>
     <w:p>
@@ -37929,13 +38199,13 @@
           <w:sz w:val="28"/>
         </w:rPr>
         <w:lastRenderedPageBreak/>
-        <w:t xml:space="preserve">https://pitchbook.com/profiles/company/522717-76. </w:t>
-      </w:r>
-      <w:r>
-        <w:rPr>
-          <w:sz w:val="28"/>
-        </w:rPr>
-        <w:t>– Дата доступа: 03.10.2026.</w:t>
+        <w:t xml:space="preserve">https://pitchbook.com/profiles/company/522717-76. – Дата </w:t>
+      </w:r>
+      <w:r>
+        <w:rPr>
+          <w:sz w:val="28"/>
+        </w:rPr>
+        <w:t>доступа: 03.10.2026.</w:t>
       </w:r>
     </w:p>
     <w:p>
@@ -37947,7 +38217,7 @@
         <w:jc w:val="center"/>
       </w:pPr>
       <w:bookmarkStart w:id="30" w:name="_3d74faf1500c1b2a4a8bfa8e0e37c74206ce73d"/>
-      <w:bookmarkStart w:id="31" w:name="_Toc241957891"/>
+      <w:bookmarkStart w:id="31" w:name="_Toc241960738"/>
       <w:bookmarkEnd w:id="28"/>
       <w:r>
         <w:rPr>
@@ -38688,7 +38958,7 @@
         <w:jc w:val="center"/>
       </w:pPr>
       <w:bookmarkStart w:id="32" w:name="_25083b51e17d9d99817d1269b6af13d75b604a4"/>
-      <w:bookmarkStart w:id="33" w:name="_Toc241957892"/>
+      <w:bookmarkStart w:id="33" w:name="_Toc241960739"/>
       <w:bookmarkEnd w:id="30"/>
       <w:r>
         <w:rPr>
@@ -39161,14 +39431,7 @@
                 <w:i/>
                 <w:sz w:val="24"/>
               </w:rPr>
-              <w:t>DataSni</w:t>
-            </w:r>
-            <w:r>
-              <w:rPr>
-                <w:i/>
-                <w:sz w:val="24"/>
-              </w:rPr>
-              <w:t>pper</w:t>
+              <w:t>DataSnipper</w:t>
             </w:r>
             <w:r>
               <w:rPr>
@@ -39524,13 +39787,13 @@
               <w:rPr>
                 <w:sz w:val="24"/>
               </w:rPr>
-              <w:t>приняты найденные сведения по восьми компаниям (приложение Д); суммы раундов вне откры</w:t>
-            </w:r>
-            <w:r>
-              <w:rPr>
-                <w:sz w:val="24"/>
-              </w:rPr>
-              <w:t>того доступа не используются</w:t>
+              <w:t>приняты найденные сведения по восьми компан</w:t>
+            </w:r>
+            <w:r>
+              <w:rPr>
+                <w:sz w:val="24"/>
+              </w:rPr>
+              <w:t>иям (приложение Д); суммы раундов вне открытого доступа не используются</w:t>
             </w:r>
           </w:p>
         </w:tc>
@@ -39566,7 +39829,7 @@
         <w:rPr>
           <w:sz w:val="28"/>
         </w:rPr>
-        <w:t xml:space="preserve">Решения не изменили индексы классификации, Левитта и Кано и бизнес-моделей: 70 проверок </w:t>
+        <w:t xml:space="preserve">Решения не изменили индексы классификации, Левитта и Кано и бизнес-моделей: 79 проверок </w:t>
       </w:r>
       <w:r>
         <w:rPr>
@@ -39604,7 +39867,7 @@
         <w:jc w:val="center"/>
       </w:pPr>
       <w:bookmarkStart w:id="34" w:name="_cb59224a7032ef66ab429e7df9b4e4c597bc187"/>
-      <w:bookmarkStart w:id="35" w:name="_Toc241957893"/>
+      <w:bookmarkStart w:id="35" w:name="_Toc241960740"/>
       <w:bookmarkEnd w:id="32"/>
       <w:r>
         <w:rPr>
@@ -39652,7 +39915,13 @@
         <w:rPr>
           <w:sz w:val="28"/>
         </w:rPr>
-        <w:t>В шаблонах выявлены ошибки и ограничения совместимости; ниже перечислено, что исправлено в рабочих копиях. Оригиналы не менялись.</w:t>
+        <w:t>В шаблонах выявлены ошибки и ограничения совместимости; ниже перечислено, что испр</w:t>
+      </w:r>
+      <w:r>
+        <w:rPr>
+          <w:sz w:val="28"/>
+        </w:rPr>
+        <w:t>авлено в рабочих копиях. Оригиналы не менялись.</w:t>
       </w:r>
     </w:p>
     <w:p>
@@ -40182,7 +40451,13 @@
               <w:rPr>
                 <w:sz w:val="24"/>
               </w:rPr>
-              <w:t>строка весов блоков была пустой, индекс силы делился на ноль</w:t>
+              <w:t>строка весов</w:t>
+            </w:r>
+            <w:r>
+              <w:rPr>
+                <w:sz w:val="24"/>
+              </w:rPr>
+              <w:t xml:space="preserve"> блоков была пустой, индекс силы делился на ноль</w:t>
             </w:r>
           </w:p>
         </w:tc>
@@ -40296,7 +40571,13 @@
               <w:rPr>
                 <w:sz w:val="24"/>
               </w:rPr>
-              <w:t>знаменатель заменен на 12_Сводка!</w:t>
+              <w:t xml:space="preserve">знаменатель заменен на </w:t>
+            </w:r>
+            <w:r>
+              <w:rPr>
+                <w:sz w:val="24"/>
+              </w:rPr>
+              <w:t>12_Сводка!</w:t>
             </w:r>
             <w:r>
               <w:rPr>
@@ -40338,7 +40619,7 @@
         <w:jc w:val="center"/>
       </w:pPr>
       <w:bookmarkStart w:id="36" w:name="_db2a5442471b5cecc0e2fead64d41cf91ab4b2e"/>
-      <w:bookmarkStart w:id="37" w:name="_Toc241957894"/>
+      <w:bookmarkStart w:id="37" w:name="_Toc241960741"/>
       <w:bookmarkEnd w:id="34"/>
       <w:r>
         <w:rPr>
@@ -40386,13 +40667,13 @@
         <w:rPr>
           <w:sz w:val="28"/>
         </w:rPr>
-        <w:t>Для проверки методики Кано рассчитаны по модели ответ</w:t>
-      </w:r>
-      <w:r>
-        <w:rPr>
-          <w:sz w:val="28"/>
-        </w:rPr>
-        <w:t xml:space="preserve">ы 30 респондентов на пары функциональных и дисфункциональных вопросов по 25 функциям (генератор и файлы - в папке 00_Общее/Опрос_модельный, </w:t>
+        <w:t>Для проверки методики Кано рассчитаны по модели ответы 30 респондентов на па</w:t>
+      </w:r>
+      <w:r>
+        <w:rPr>
+          <w:sz w:val="28"/>
+        </w:rPr>
+        <w:t xml:space="preserve">ры функциональных и дисфункциональных вопросов по 25 функциям (генератор и файлы - в папке 00_Общее/Опрос_модельный, </w:t>
       </w:r>
       <w:r>
         <w:rPr>
@@ -40405,13 +40686,7 @@
         <w:rPr>
           <w:sz w:val="28"/>
         </w:rPr>
-        <w:t xml:space="preserve"> 20261003). Вероятность согласия с категорией аналитика задана параметром 58 %, поэтому совпадение с таблицей 8 </w:t>
-      </w:r>
-      <w:r>
-        <w:rPr>
-          <w:sz w:val="28"/>
-        </w:rPr>
-        <w:t>неизбежно и подтверждает только работу расчета, а не истинность категорий.</w:t>
+        <w:t xml:space="preserve"> 20261003). Вероятность согласия с категорией аналитика задана параметром 58 %, поэтому совпадение с таблицей 8 неизбежно и подтверждает только работу расчета, а не истинность категорий.</w:t>
       </w:r>
     </w:p>
     <w:p>
@@ -43741,19 +44016,13 @@
         <w:rPr>
           <w:sz w:val="28"/>
         </w:rPr>
-        <w:t xml:space="preserve">Модальная категория совпала с назначенной аналитиком у 22 из 25 </w:t>
-      </w:r>
-      <w:r>
-        <w:rPr>
-          <w:sz w:val="28"/>
-        </w:rPr>
-        <w:t>функций; расхождения: «Кейсы, клиенты и отзывы» (аналитик: линейное, модель: обязательное); «Подсветка проблемных ячеек в файле» (аналитик: линейное, модель: обязательное); «Библиотека правил проверки» (аналитик: линейное, модель: обязательное). Наибольшее</w:t>
-      </w:r>
-      <w:r>
-        <w:rPr>
-          <w:sz w:val="28"/>
-        </w:rPr>
-        <w:t xml:space="preserve"> недовольство при отсутствии функции (</w:t>
+        <w:t xml:space="preserve">Модальная категория совпала с назначенной аналитиком у 22 из 25 функций; расхождения: «Кейсы, клиенты и отзывы» (аналитик: линейное, модель: обязательное); «Подсветка </w:t>
+      </w:r>
+      <w:r>
+        <w:rPr>
+          <w:sz w:val="28"/>
+        </w:rPr>
+        <w:t>проблемных ячеек в файле» (аналитик: линейное, модель: обязательное); «Библиотека правил проверки» (аналитик: линейное, модель: обязательное). Наибольшее недовольство при отсутствии функции (</w:t>
       </w:r>
       <w:r>
         <w:rPr>
@@ -43766,7 +44035,13 @@
         <w:rPr>
           <w:sz w:val="28"/>
         </w:rPr>
-        <w:t>) в модели у «Трассировка зависимостей и карта формул», «Политика хранения и удаления данных», «Ролевой доступ в команде»; наибольшую привлекательность (</w:t>
+        <w:t xml:space="preserve">) в модели у «Трассировка зависимостей и карта </w:t>
+      </w:r>
+      <w:r>
+        <w:rPr>
+          <w:sz w:val="28"/>
+        </w:rPr>
+        <w:t>формул», «Политика хранения и удаления данных», «Ролевой доступ в команде»; наибольшую привлекательность (</w:t>
       </w:r>
       <w:r>
         <w:rPr>
@@ -43792,13 +44067,7 @@
         <w:rPr>
           <w:sz w:val="28"/>
         </w:rPr>
-        <w:t>-поясне</w:t>
-      </w:r>
-      <w:r>
-        <w:rPr>
-          <w:sz w:val="28"/>
-        </w:rPr>
-        <w:t>ния и подсказки», «Сравнение версий файлов».</w:t>
+        <w:t>-пояснения и подсказки», «Сравнение версий файлов».</w:t>
       </w:r>
     </w:p>
     <w:p>
@@ -43812,7 +44081,13 @@
         <w:rPr>
           <w:sz w:val="28"/>
         </w:rPr>
-        <w:t xml:space="preserve">Модальные категории и коэффициенты рассчитываются скриптом по файлу </w:t>
+        <w:t>Модальные категории и коэффициенты рассчитыва</w:t>
+      </w:r>
+      <w:r>
+        <w:rPr>
+          <w:sz w:val="28"/>
+        </w:rPr>
+        <w:t xml:space="preserve">ются скриптом по файлу </w:t>
       </w:r>
       <w:r>
         <w:rPr>
@@ -43837,7 +44112,7 @@
         <w:jc w:val="center"/>
       </w:pPr>
       <w:bookmarkStart w:id="38" w:name="_fced6403ae4a6291124e2bc0068517b8abae511"/>
-      <w:bookmarkStart w:id="39" w:name="_Toc241957895"/>
+      <w:bookmarkStart w:id="39" w:name="_Toc241960742"/>
       <w:bookmarkEnd w:id="36"/>
       <w:r>
         <w:rPr>
@@ -43871,14 +44146,7 @@
           <w:b/>
           <w:sz w:val="28"/>
         </w:rPr>
-        <w:t>Данные о компа</w:t>
-      </w:r>
-      <w:r>
-        <w:rPr>
-          <w:b/>
-          <w:sz w:val="28"/>
-        </w:rPr>
-        <w:t>ниях из открытых источников</w:t>
+        <w:t>Данные о компаниях из открытых источников</w:t>
       </w:r>
     </w:p>
     <w:p>
@@ -43918,7 +44186,13 @@
         <w:rPr>
           <w:sz w:val="28"/>
         </w:rPr>
-        <w:t>, доступ к которым требует личного аккаунта, финансирование и размер компаний найдены в новостях и пресс-релизах 03.10.2026. Значения справочные и в расчетах баллов ЛР5 не использовались.</w:t>
+        <w:t>, доступ к которым требует личного</w:t>
+      </w:r>
+      <w:r>
+        <w:rPr>
+          <w:sz w:val="28"/>
+        </w:rPr>
+        <w:t xml:space="preserve"> аккаунта, финансирование и размер компаний найдены в новостях и пресс-релизах 03.10.2026. Значения справочные и в расчетах баллов ЛР5 не использовались.</w:t>
       </w:r>
     </w:p>
     <w:p>
@@ -43932,13 +44206,7 @@
         <w:rPr>
           <w:sz w:val="28"/>
         </w:rPr>
-        <w:t>В таблице 27</w:t>
-      </w:r>
-      <w:r>
-        <w:rPr>
-          <w:sz w:val="28"/>
-        </w:rPr>
-        <w:t xml:space="preserve"> представлено: финансирование и размер конкурентов по открытым источникам.</w:t>
+        <w:t>В таблице 27 представлено: финансирование и размер конкурентов по открытым источникам.</w:t>
       </w:r>
     </w:p>
     <w:p>
@@ -43951,7 +44219,13 @@
         <w:rPr>
           <w:sz w:val="28"/>
         </w:rPr>
-        <w:t>Таблица 27 – Финансирование и размер конкурентов по открытым источникам</w:t>
+        <w:t>Таблица 27 – Фи</w:t>
+      </w:r>
+      <w:r>
+        <w:rPr>
+          <w:sz w:val="28"/>
+        </w:rPr>
+        <w:t>нансирование и размер конкурентов по открытым источникам</w:t>
       </w:r>
     </w:p>
     <w:tbl>
@@ -44190,7 +44464,13 @@
               <w:rPr>
                 <w:sz w:val="24"/>
               </w:rPr>
-              <w:t>; более 400 тыс. аудиторов в 125 странах; около 289 сотрудников (2025)</w:t>
+              <w:t xml:space="preserve">; более 400 тыс. аудиторов в 125 странах; около 289 </w:t>
+            </w:r>
+            <w:r>
+              <w:rPr>
+                <w:sz w:val="24"/>
+              </w:rPr>
+              <w:t>сотрудников (2025)</w:t>
             </w:r>
           </w:p>
         </w:tc>
@@ -44621,13 +44901,7 @@
               <w:rPr>
                 <w:sz w:val="24"/>
               </w:rPr>
-              <w:t>высокая (деловая пресс</w:t>
-            </w:r>
-            <w:r>
-              <w:rPr>
-                <w:sz w:val="24"/>
-              </w:rPr>
-              <w:t>а)</w:t>
+              <w:t>высокая (деловая пресса)</w:t>
             </w:r>
           </w:p>
         </w:tc>
@@ -44717,7 +44991,13 @@
               <w:rPr>
                 <w:sz w:val="24"/>
               </w:rPr>
-              <w:t xml:space="preserve"> за 2022 год; 51-100 сотрудников; в Великобритании с 1997 года; консалтинг, аудит моделей, надстройка </w:t>
+              <w:t xml:space="preserve"> за 2022 год; 51-100 сотр</w:t>
+            </w:r>
+            <w:r>
+              <w:rPr>
+                <w:sz w:val="24"/>
+              </w:rPr>
+              <w:t xml:space="preserve">удников; в Великобритании с 1997 года; консалтинг, аудит моделей, надстройка </w:t>
             </w:r>
             <w:r>
               <w:rPr>
@@ -45533,7 +45813,13 @@
               <w:rPr>
                 <w:sz w:val="24"/>
               </w:rPr>
-              <w:t>основана в Амстердаме, связана с Делфтским техническим университетом; по каталогам около 4 сотрудников, инвестиции не раскрыты</w:t>
+              <w:t>осн</w:t>
+            </w:r>
+            <w:r>
+              <w:rPr>
+                <w:sz w:val="24"/>
+              </w:rPr>
+              <w:t>ована в Амстердаме, связана с Делфтским техническим университетом; по каталогам около 4 сотрудников, инвестиции не раскрыты</w:t>
             </w:r>
           </w:p>
         </w:tc>
@@ -45588,13 +45874,7 @@
         <w:rPr>
           <w:sz w:val="28"/>
         </w:rPr>
-        <w:t xml:space="preserve">Конкуренты делятся на венчурные компании с оценкой от сотен миллионов до миллиарда </w:t>
-      </w:r>
-      <w:r>
-        <w:rPr>
-          <w:sz w:val="28"/>
-        </w:rPr>
-        <w:t>долларов (</w:t>
+        <w:t>Конкуренты делятся на венчурные компании с оценкой от сотен миллионов до миллиарда долларов (</w:t>
       </w:r>
       <w:r>
         <w:rPr>
@@ -45692,13 +45972,13 @@
         <w:rPr>
           <w:sz w:val="28"/>
         </w:rPr>
-        <w:t xml:space="preserve"> работают сильные, хорошо финан</w:t>
-      </w:r>
-      <w:r>
-        <w:rPr>
-          <w:sz w:val="28"/>
-        </w:rPr>
-        <w:t>сируемые игроки, поэтому ставка на независимость проверки, доказательство находок движком и прозрачную цену должна оставаться отличием, а не гонкой по числу функций.</w:t>
+        <w:t xml:space="preserve"> работают сильные, хорошо финансируемые и</w:t>
+      </w:r>
+      <w:r>
+        <w:rPr>
+          <w:sz w:val="28"/>
+        </w:rPr>
+        <w:t>гроки, поэтому ставка на независимость проверки, доказательство находок движком и прозрачную цену должна оставаться отличием, а не гонкой по числу функций.</w:t>
       </w:r>
     </w:p>
     <w:p>
@@ -45712,13 +45992,7 @@
         <w:rPr>
           <w:sz w:val="28"/>
         </w:rPr>
-        <w:t>В таблице 28 представлено: дополнительные страницы сайтов конкурентов (просмотр 03.10.2026</w:t>
-      </w:r>
-      <w:r>
-        <w:rPr>
-          <w:sz w:val="28"/>
-        </w:rPr>
-        <w:t>).</w:t>
+        <w:t>В таблице 28 представлено: дополнительные страницы сайтов конкурентов (просмотр 03.10.2026).</w:t>
       </w:r>
     </w:p>
     <w:p>
@@ -45731,7 +46005,13 @@
         <w:rPr>
           <w:sz w:val="28"/>
         </w:rPr>
-        <w:t>Таблица 28 – Дополнительные страницы сайтов конкурентов (просмотр 03.10.2026)</w:t>
+        <w:t>Таблица</w:t>
+      </w:r>
+      <w:r>
+        <w:rPr>
+          <w:sz w:val="28"/>
+        </w:rPr>
+        <w:t xml:space="preserve"> 28 – Дополнительные страницы сайтов конкурентов (просмотр 03.10.2026)</w:t>
       </w:r>
     </w:p>
     <w:tbl>
@@ -46369,13 +46649,13 @@
               <w:rPr>
                 <w:sz w:val="24"/>
               </w:rPr>
-              <w:t xml:space="preserve">», пробного </w:t>
-            </w:r>
-            <w:r>
-              <w:rPr>
-                <w:sz w:val="24"/>
-              </w:rPr>
-              <w:t>периода нет</w:t>
+              <w:t>», пробного периода</w:t>
+            </w:r>
+            <w:r>
+              <w:rPr>
+                <w:sz w:val="24"/>
+              </w:rPr>
+              <w:t xml:space="preserve"> нет</w:t>
             </w:r>
           </w:p>
         </w:tc>
@@ -46928,13 +47208,13 @@
               <w:rPr>
                 <w:sz w:val="24"/>
               </w:rPr>
-              <w:t xml:space="preserve">); </w:t>
-            </w:r>
-            <w:r>
-              <w:rPr>
-                <w:sz w:val="24"/>
-              </w:rPr>
-              <w:t>главная страница заявляет более 600</w:t>
+              <w:t xml:space="preserve">); главная </w:t>
+            </w:r>
+            <w:r>
+              <w:rPr>
+                <w:sz w:val="24"/>
+              </w:rPr>
+              <w:t>страница заявляет более 600</w:t>
             </w:r>
           </w:p>
         </w:tc>
@@ -47057,20 +47337,19 @@
                 <w:i/>
                 <w:sz w:val="24"/>
               </w:rPr>
-              <w:t>AES-</w:t>
-            </w:r>
-            <w:r>
-              <w:rPr>
-                <w:i/>
-                <w:sz w:val="24"/>
-              </w:rPr>
-              <w:t>256</w:t>
-            </w:r>
-            <w:r>
-              <w:rPr>
-                <w:sz w:val="24"/>
-              </w:rPr>
-              <w:t xml:space="preserve"> в хранилище, </w:t>
+              <w:t>AES-256</w:t>
+            </w:r>
+            <w:r>
+              <w:rPr>
+                <w:sz w:val="24"/>
+              </w:rPr>
+              <w:t xml:space="preserve"> в хр</w:t>
+            </w:r>
+            <w:r>
+              <w:rPr>
+                <w:sz w:val="24"/>
+              </w:rPr>
+              <w:t xml:space="preserve">анилище, </w:t>
             </w:r>
             <w:r>
               <w:rPr>
@@ -47180,13 +47459,13 @@
               <w:rPr>
                 <w:sz w:val="24"/>
               </w:rPr>
-              <w:t xml:space="preserve"> на главной подтверждено первичным источником; ранее на</w:t>
-            </w:r>
-            <w:r>
-              <w:rPr>
-                <w:sz w:val="24"/>
-              </w:rPr>
-              <w:t>йденное описание «</w:t>
+              <w:t xml:space="preserve"> на главной подтверждено первичным источником; ранее найденное </w:t>
+            </w:r>
+            <w:r>
+              <w:rPr>
+                <w:sz w:val="24"/>
+              </w:rPr>
+              <w:t>описание «</w:t>
             </w:r>
             <w:r>
               <w:rPr>
@@ -48062,13 +48341,7 @@
               <w:rPr>
                 <w:sz w:val="24"/>
               </w:rPr>
-              <w:t xml:space="preserve"> страниц нет (404, 502, перенаправление на изображен</w:t>
-            </w:r>
-            <w:r>
-              <w:rPr>
-                <w:sz w:val="24"/>
-              </w:rPr>
-              <w:t>ие), но безопасность раскрыта в других разделах (строки выше)</w:t>
+              <w:t xml:space="preserve"> страниц нет (404, 502, перенаправление на изображение), но безопасность раскрыта в других разделах (строки выше)</w:t>
             </w:r>
           </w:p>
         </w:tc>
@@ -48104,21 +48377,124 @@
         <w:rPr>
           <w:sz w:val="28"/>
         </w:rPr>
-        <w:t>Проверено 32 страницы: по каждому из семи конкурентов найден ответ о безопасности (</w:t>
+        <w:t xml:space="preserve">Проверено 32 страницы: по каждому из </w:t>
+      </w:r>
+      <w:r>
+        <w:rPr>
+          <w:sz w:val="28"/>
+        </w:rPr>
+        <w:t>семи конкурентов найден ответ о безопасности (</w:t>
       </w:r>
       <w:r>
         <w:rPr>
           <w:i/>
           <w:sz w:val="28"/>
         </w:rPr>
-        <w:t>Shortc</w:t>
+        <w:t>Shortcut</w:t>
+      </w:r>
+      <w:r>
+        <w:rPr>
+          <w:sz w:val="28"/>
+        </w:rPr>
+        <w:t xml:space="preserve"> и </w:t>
       </w:r>
       <w:r>
         <w:rPr>
           <w:i/>
           <w:sz w:val="28"/>
         </w:rPr>
-        <w:t>ut</w:t>
+        <w:t>Datarails</w:t>
+      </w:r>
+      <w:r>
+        <w:rPr>
+          <w:sz w:val="28"/>
+        </w:rPr>
+        <w:t xml:space="preserve"> - </w:t>
+      </w:r>
+      <w:r>
+        <w:rPr>
+          <w:i/>
+          <w:sz w:val="28"/>
+        </w:rPr>
+        <w:t>SOC</w:t>
+      </w:r>
+      <w:r>
+        <w:rPr>
+          <w:sz w:val="28"/>
+        </w:rPr>
+        <w:t xml:space="preserve"> 2 </w:t>
+      </w:r>
+      <w:r>
+        <w:rPr>
+          <w:i/>
+          <w:sz w:val="28"/>
+        </w:rPr>
+        <w:t>Type</w:t>
+      </w:r>
+      <w:r>
+        <w:rPr>
+          <w:sz w:val="28"/>
+        </w:rPr>
+        <w:t xml:space="preserve"> </w:t>
+      </w:r>
+      <w:r>
+        <w:rPr>
+          <w:i/>
+          <w:sz w:val="28"/>
+        </w:rPr>
+        <w:t>II</w:t>
+      </w:r>
+      <w:r>
+        <w:rPr>
+          <w:sz w:val="28"/>
+        </w:rPr>
+        <w:t xml:space="preserve">, </w:t>
+      </w:r>
+      <w:r>
+        <w:rPr>
+          <w:i/>
+          <w:sz w:val="28"/>
+        </w:rPr>
+        <w:t>DataSnipper</w:t>
+      </w:r>
+      <w:r>
+        <w:rPr>
+          <w:sz w:val="28"/>
+        </w:rPr>
+        <w:t xml:space="preserve"> - </w:t>
+      </w:r>
+      <w:r>
+        <w:rPr>
+          <w:i/>
+          <w:sz w:val="28"/>
+        </w:rPr>
+        <w:t>SOC</w:t>
+      </w:r>
+      <w:r>
+        <w:rPr>
+          <w:sz w:val="28"/>
+        </w:rPr>
+        <w:t xml:space="preserve"> 2 </w:t>
+      </w:r>
+      <w:r>
+        <w:rPr>
+          <w:i/>
+          <w:sz w:val="28"/>
+        </w:rPr>
+        <w:t>Type</w:t>
+      </w:r>
+      <w:r>
+        <w:rPr>
+          <w:sz w:val="28"/>
+        </w:rPr>
+        <w:t xml:space="preserve"> </w:t>
+      </w:r>
+      <w:r>
+        <w:rPr>
+          <w:i/>
+          <w:sz w:val="28"/>
+        </w:rPr>
+        <w:t>II</w:t>
       </w:r>
       <w:r>
         <w:rPr>
@@ -48131,220 +48507,116 @@
           <w:i/>
           <w:sz w:val="28"/>
         </w:rPr>
-        <w:t>Datarails</w:t>
-      </w:r>
-      <w:r>
-        <w:rPr>
-          <w:sz w:val="28"/>
-        </w:rPr>
-        <w:t xml:space="preserve"> - </w:t>
+        <w:t>GDPR</w:t>
+      </w:r>
+      <w:r>
+        <w:rPr>
+          <w:sz w:val="28"/>
+        </w:rPr>
+        <w:t xml:space="preserve">, </w:t>
       </w:r>
       <w:r>
         <w:rPr>
           <w:i/>
           <w:sz w:val="28"/>
         </w:rPr>
-        <w:t>SOC</w:t>
-      </w:r>
-      <w:r>
-        <w:rPr>
-          <w:sz w:val="28"/>
-        </w:rPr>
-        <w:t xml:space="preserve"> 2 </w:t>
+        <w:t>PerfectXL</w:t>
+      </w:r>
+      <w:r>
+        <w:rPr>
+          <w:sz w:val="28"/>
+        </w:rPr>
+        <w:t xml:space="preserve">, </w:t>
       </w:r>
       <w:r>
         <w:rPr>
           <w:i/>
           <w:sz w:val="28"/>
         </w:rPr>
-        <w:t>Type</w:t>
-      </w:r>
-      <w:r>
-        <w:rPr>
-          <w:sz w:val="28"/>
-        </w:rPr>
-        <w:t xml:space="preserve"> </w:t>
+        <w:t>Numerous.ai</w:t>
+      </w:r>
+      <w:r>
+        <w:rPr>
+          <w:sz w:val="28"/>
+        </w:rPr>
+        <w:t xml:space="preserve"> и </w:t>
       </w:r>
       <w:r>
         <w:rPr>
           <w:i/>
           <w:sz w:val="28"/>
         </w:rPr>
-        <w:t>II</w:t>
-      </w:r>
-      <w:r>
-        <w:rPr>
-          <w:sz w:val="28"/>
-        </w:rPr>
-        <w:t xml:space="preserve">, </w:t>
+        <w:t>Arixcel</w:t>
+      </w:r>
+      <w:r>
+        <w:rPr>
+          <w:sz w:val="28"/>
+        </w:rPr>
+        <w:t xml:space="preserve"> - только юридические страницы), а также цены, пробные периоды и интеграции. Прежние адреса /security у </w:t>
+      </w:r>
+      <w:r>
+        <w:rPr>
+          <w:sz w:val="28"/>
+        </w:rPr>
+        <w:t xml:space="preserve">четырех компаний не существуют, поэтому сведения взяты из центров доверия и подвалов сайтов. Результаты уточняют факты ЛР5; цены </w:t>
       </w:r>
       <w:r>
         <w:rPr>
           <w:i/>
           <w:sz w:val="28"/>
         </w:rPr>
-        <w:t>DataSnipper</w:t>
-      </w:r>
-      <w:r>
-        <w:rPr>
-          <w:sz w:val="28"/>
-        </w:rPr>
-        <w:t xml:space="preserve"> - </w:t>
+        <w:t>Arixcel</w:t>
+      </w:r>
+      <w:r>
+        <w:rPr>
+          <w:sz w:val="28"/>
+        </w:rPr>
+        <w:t xml:space="preserve"> и </w:t>
       </w:r>
       <w:r>
         <w:rPr>
           <w:i/>
           <w:sz w:val="28"/>
         </w:rPr>
-        <w:t>SOC</w:t>
-      </w:r>
-      <w:r>
-        <w:rPr>
-          <w:sz w:val="28"/>
-        </w:rPr>
-        <w:t xml:space="preserve"> 2 </w:t>
+        <w:t>Operis</w:t>
+      </w:r>
+      <w:r>
+        <w:rPr>
+          <w:sz w:val="28"/>
+        </w:rPr>
+        <w:t xml:space="preserve"> были отмечены как не показанные, хотя опубликованы на страницах производителей. Поэтому в книгу бизнес-моделей</w:t>
+      </w:r>
+      <w:r>
+        <w:rPr>
+          <w:sz w:val="28"/>
+        </w:rPr>
+        <w:t xml:space="preserve"> внесены их цены и пробные режимы, а оценки прозрачности цен повышены с 1 до 3 из 5; 70 независимых проверок </w:t>
       </w:r>
       <w:r>
         <w:rPr>
           <w:i/>
           <w:sz w:val="28"/>
         </w:rPr>
-        <w:t>Type</w:t>
-      </w:r>
-      <w:r>
-        <w:rPr>
-          <w:sz w:val="28"/>
-        </w:rPr>
-        <w:t xml:space="preserve"> </w:t>
+        <w:t>Python</w:t>
+      </w:r>
+      <w:r>
+        <w:rPr>
+          <w:sz w:val="28"/>
+        </w:rPr>
+        <w:t xml:space="preserve"> и </w:t>
       </w:r>
       <w:r>
         <w:rPr>
           <w:i/>
           <w:sz w:val="28"/>
         </w:rPr>
-        <w:t>II</w:t>
-      </w:r>
-      <w:r>
-        <w:rPr>
-          <w:sz w:val="28"/>
-        </w:rPr>
-        <w:t xml:space="preserve"> и </w:t>
-      </w:r>
-      <w:r>
-        <w:rPr>
-          <w:i/>
-          <w:sz w:val="28"/>
-        </w:rPr>
-        <w:t>GDPR</w:t>
-      </w:r>
-      <w:r>
-        <w:rPr>
-          <w:sz w:val="28"/>
-        </w:rPr>
-        <w:t xml:space="preserve">, </w:t>
-      </w:r>
-      <w:r>
-        <w:rPr>
-          <w:i/>
-          <w:sz w:val="28"/>
-        </w:rPr>
-        <w:t>PerfectXL</w:t>
-      </w:r>
-      <w:r>
-        <w:rPr>
-          <w:sz w:val="28"/>
-        </w:rPr>
-        <w:t xml:space="preserve">, </w:t>
-      </w:r>
-      <w:r>
-        <w:rPr>
-          <w:i/>
-          <w:sz w:val="28"/>
-        </w:rPr>
-        <w:t>Numerous.ai</w:t>
-      </w:r>
-      <w:r>
-        <w:rPr>
-          <w:sz w:val="28"/>
-        </w:rPr>
-        <w:t xml:space="preserve"> и </w:t>
-      </w:r>
-      <w:r>
-        <w:rPr>
-          <w:i/>
-          <w:sz w:val="28"/>
-        </w:rPr>
-        <w:t>Arixcel</w:t>
-      </w:r>
-      <w:r>
-        <w:rPr>
-          <w:sz w:val="28"/>
-        </w:rPr>
-        <w:t xml:space="preserve"> - только юридические страницы), а также цены, пробные периоды и интеграции. Прежние адреса /security у четырех компаний не существуют, поэтому сведения взя</w:t>
-      </w:r>
-      <w:r>
-        <w:rPr>
-          <w:sz w:val="28"/>
-        </w:rPr>
-        <w:t xml:space="preserve">ты из центров доверия и подвалов сайтов. Результаты уточняют факты ЛР5; цены </w:t>
-      </w:r>
-      <w:r>
-        <w:rPr>
-          <w:i/>
-          <w:sz w:val="28"/>
-        </w:rPr>
-        <w:t>Arixcel</w:t>
-      </w:r>
-      <w:r>
-        <w:rPr>
-          <w:sz w:val="28"/>
-        </w:rPr>
-        <w:t xml:space="preserve"> и </w:t>
-      </w:r>
-      <w:r>
-        <w:rPr>
-          <w:i/>
-          <w:sz w:val="28"/>
-        </w:rPr>
-        <w:t>Operis</w:t>
-      </w:r>
-      <w:r>
-        <w:rPr>
-          <w:sz w:val="28"/>
-        </w:rPr>
-        <w:t xml:space="preserve"> были отмечены как не показанные, хотя опубликованы на страницах производителей. Поэтому в книгу бизнес-моделей внесены их цены и пробные режимы, а оценки прозрачности цен повышены с 1 до 3 из 5; 70 независимых проверок </w:t>
-      </w:r>
-      <w:r>
-        <w:rPr>
-          <w:i/>
-          <w:sz w:val="28"/>
-        </w:rPr>
-        <w:t>Python</w:t>
-      </w:r>
-      <w:r>
-        <w:rPr>
-          <w:sz w:val="28"/>
-        </w:rPr>
-        <w:t xml:space="preserve"> и </w:t>
-      </w:r>
-      <w:r>
-        <w:rPr>
-          <w:i/>
-          <w:sz w:val="28"/>
-        </w:rPr>
         <w:t>Excel</w:t>
       </w:r>
       <w:r>
         <w:rPr>
           <w:sz w:val="28"/>
         </w:rPr>
-        <w:t xml:space="preserve"> по-прежнему сходятся,</w:t>
-      </w:r>
-      <w:r>
-        <w:rPr>
-          <w:sz w:val="28"/>
-        </w:rPr>
-        <w:t xml:space="preserve"> а индексы бизнес-моделей не изменились, так как оценка прозрачности в них не входит.</w:t>
+        <w:t xml:space="preserve"> по-прежнему сходятся, а индексы бизнес-моделей не изменились, так как оценка прозрачности в них не входит.</w:t>
       </w:r>
     </w:p>
     <w:p>
@@ -48410,13 +48682,13 @@
         <w:rPr>
           <w:sz w:val="28"/>
         </w:rPr>
-        <w:t xml:space="preserve"> не меняют статус «зона дифференциации». Если считать признаком любую опубликованную цену, показатель вырастет до 5 из 7 (71 %) и перейдет порог 70 % в рыночный стандарт; тогда возможностью дифференциации о</w:t>
-      </w:r>
-      <w:r>
-        <w:rPr>
-          <w:sz w:val="28"/>
-        </w:rPr>
-        <w:t xml:space="preserve">стаются лестница тарифов </w:t>
+        <w:t xml:space="preserve"> не меняют статус «зона дифференциации». Если считать признаком любую опублик</w:t>
+      </w:r>
+      <w:r>
+        <w:rPr>
+          <w:sz w:val="28"/>
+        </w:rPr>
+        <w:t xml:space="preserve">ованную цену, показатель вырастет до 5 из 7 (71 %) и перейдет порог 70 % в рыночный стандарт; тогда возможностью дифференциации остаются лестница тарифов </w:t>
       </w:r>
       <w:r>
         <w:rPr>
@@ -48456,7 +48728,14 @@
           <w:i/>
           <w:sz w:val="28"/>
         </w:rPr>
-        <w:t>Operis</w:t>
+        <w:t>Oper</w:t>
+      </w:r>
+      <w:r>
+        <w:rPr>
+          <w:i/>
+          <w:sz w:val="28"/>
+        </w:rPr>
+        <w:t>is</w:t>
       </w:r>
       <w:r>
         <w:rPr>
@@ -48488,13 +48767,7 @@
         <w:rPr>
           <w:sz w:val="28"/>
         </w:rPr>
-        <w:t>): индексы классификации, Левитта и Кано и бизнес-моделей не изменились, поэтому выводы ЛР5-ЛР</w:t>
-      </w:r>
-      <w:r>
-        <w:rPr>
-          <w:sz w:val="28"/>
-        </w:rPr>
-        <w:t>7 остаются в силе.</w:t>
+        <w:t>): индексы классификации, Левитта и Кано и бизнес-моделей не изменились, поэтому выводы ЛР5-ЛР7 остаются в силе.</w:t>
       </w:r>
     </w:p>
     <w:bookmarkEnd w:id="38"/>
@@ -48602,7 +48875,7 @@
   <w:abstractNum w:abstractNumId="0" w15:restartNumberingAfterBreak="0">
     <w:nsid w:val="0000A990"/>
     <w:multiLevelType w:val="multilevel"/>
-    <w:tmpl w:val="8BA01FD0"/>
+    <w:tmpl w:val="6E4E0246"/>
     <w:lvl w:ilvl="0">
       <w:numFmt w:val="bullet"/>
       <w:lvlText w:val=" "/>
@@ -48679,7 +48952,7 @@
   <w:abstractNum w:abstractNumId="1" w15:restartNumberingAfterBreak="0">
     <w:nsid w:val="00A99411"/>
     <w:multiLevelType w:val="multilevel"/>
-    <w:tmpl w:val="DF44E4A0"/>
+    <w:tmpl w:val="9610633A"/>
     <w:lvl w:ilvl="0">
       <w:start w:val="1"/>
       <w:numFmt w:val="decimal"/>
@@ -50157,7 +50430,7 @@
     <w:autoRedefine/>
     <w:uiPriority w:val="39"/>
     <w:unhideWhenUsed/>
-    <w:rsid w:val="00AE775D"/>
+    <w:rsid w:val="00591D03"/>
     <w:pPr>
       <w:spacing w:after="100"/>
     </w:pPr>
@@ -50169,7 +50442,7 @@
     <w:autoRedefine/>
     <w:uiPriority w:val="39"/>
     <w:unhideWhenUsed/>
-    <w:rsid w:val="00AE775D"/>
+    <w:rsid w:val="00591D03"/>
     <w:pPr>
       <w:spacing w:after="100"/>
       <w:ind w:left="240"/>

--- a/ЛР5_Анализ_конкурентов/ОТЧЕТ_ЛР5_TableMind.docx
+++ b/ЛР5_Анализ_конкурентов/ОТЧЕТ_ЛР5_TableMind.docx
@@ -263,7 +263,7 @@
       <w:r>
         <w:fldChar w:fldCharType="separate"/>
       </w:r>
-      <w:hyperlink w:anchor="_Toc241960723" w:history="1">
+      <w:hyperlink w:anchor="_Toc241962727" w:history="1">
         <w:r>
           <w:rPr>
             <w:rStyle w:val="af"/>
@@ -291,7 +291,7 @@
             <w:noProof/>
             <w:webHidden/>
           </w:rPr>
-          <w:instrText xml:space="preserve"> PAGEREF _Toc241960723 \h </w:instrText>
+          <w:instrText xml:space="preserve"> PAGEREF _Toc241962727 \h </w:instrText>
         </w:r>
         <w:r>
           <w:rPr>
@@ -332,7 +332,7 @@
           <w:noProof/>
         </w:rPr>
       </w:pPr>
-      <w:hyperlink w:anchor="_Toc241960724" w:history="1">
+      <w:hyperlink w:anchor="_Toc241962728" w:history="1">
         <w:r>
           <w:rPr>
             <w:rStyle w:val="af"/>
@@ -360,7 +360,7 @@
             <w:noProof/>
             <w:webHidden/>
           </w:rPr>
-          <w:instrText xml:space="preserve"> PAGEREF _Toc241960724 \h </w:instrText>
+          <w:instrText xml:space="preserve"> PAGEREF _Toc241962728 \h </w:instrText>
         </w:r>
         <w:r>
           <w:rPr>
@@ -401,7 +401,7 @@
           <w:noProof/>
         </w:rPr>
       </w:pPr>
-      <w:hyperlink w:anchor="_Toc241960725" w:history="1">
+      <w:hyperlink w:anchor="_Toc241962729" w:history="1">
         <w:r>
           <w:rPr>
             <w:rStyle w:val="af"/>
@@ -429,7 +429,7 @@
             <w:noProof/>
             <w:webHidden/>
           </w:rPr>
-          <w:instrText xml:space="preserve"> PAGEREF _Toc241960725 \h </w:instrText>
+          <w:instrText xml:space="preserve"> PAGEREF _Toc241962729 \h </w:instrText>
         </w:r>
         <w:r>
           <w:rPr>
@@ -470,7 +470,7 @@
           <w:noProof/>
         </w:rPr>
       </w:pPr>
-      <w:hyperlink w:anchor="_Toc241960726" w:history="1">
+      <w:hyperlink w:anchor="_Toc241962730" w:history="1">
         <w:r>
           <w:rPr>
             <w:rStyle w:val="af"/>
@@ -498,7 +498,7 @@
             <w:noProof/>
             <w:webHidden/>
           </w:rPr>
-          <w:instrText xml:space="preserve"> PAGEREF _Toc241960726 \h </w:instrText>
+          <w:instrText xml:space="preserve"> PAGEREF _Toc241962730 \h </w:instrText>
         </w:r>
         <w:r>
           <w:rPr>
@@ -539,7 +539,7 @@
           <w:noProof/>
         </w:rPr>
       </w:pPr>
-      <w:hyperlink w:anchor="_Toc241960727" w:history="1">
+      <w:hyperlink w:anchor="_Toc241962731" w:history="1">
         <w:r>
           <w:rPr>
             <w:rStyle w:val="af"/>
@@ -567,7 +567,7 @@
             <w:noProof/>
             <w:webHidden/>
           </w:rPr>
-          <w:instrText xml:space="preserve"> PAGEREF _Toc241960727 \h </w:instrText>
+          <w:instrText xml:space="preserve"> PAGEREF _Toc241962731 \h </w:instrText>
         </w:r>
         <w:r>
           <w:rPr>
@@ -608,7 +608,7 @@
           <w:noProof/>
         </w:rPr>
       </w:pPr>
-      <w:hyperlink w:anchor="_Toc241960728" w:history="1">
+      <w:hyperlink w:anchor="_Toc241962732" w:history="1">
         <w:r>
           <w:rPr>
             <w:rStyle w:val="af"/>
@@ -636,7 +636,7 @@
             <w:noProof/>
             <w:webHidden/>
           </w:rPr>
-          <w:instrText xml:space="preserve"> PAGEREF _Toc241960728 \h </w:instrText>
+          <w:instrText xml:space="preserve"> PAGEREF _Toc241962732 \h </w:instrText>
         </w:r>
         <w:r>
           <w:rPr>
@@ -677,7 +677,7 @@
           <w:noProof/>
         </w:rPr>
       </w:pPr>
-      <w:hyperlink w:anchor="_Toc241960729" w:history="1">
+      <w:hyperlink w:anchor="_Toc241962733" w:history="1">
         <w:r>
           <w:rPr>
             <w:rStyle w:val="af"/>
@@ -705,7 +705,7 @@
             <w:noProof/>
             <w:webHidden/>
           </w:rPr>
-          <w:instrText xml:space="preserve"> PAGEREF _Toc241960729 \h </w:instrText>
+          <w:instrText xml:space="preserve"> PAGEREF _Toc241962733 \h </w:instrText>
         </w:r>
         <w:r>
           <w:rPr>
@@ -746,7 +746,7 @@
           <w:noProof/>
         </w:rPr>
       </w:pPr>
-      <w:hyperlink w:anchor="_Toc241960730" w:history="1">
+      <w:hyperlink w:anchor="_Toc241962734" w:history="1">
         <w:r>
           <w:rPr>
             <w:rStyle w:val="af"/>
@@ -774,7 +774,7 @@
             <w:noProof/>
             <w:webHidden/>
           </w:rPr>
-          <w:instrText xml:space="preserve"> PAGEREF _Toc241960730 \h </w:instrText>
+          <w:instrText xml:space="preserve"> PAGEREF _Toc241962734 \h </w:instrText>
         </w:r>
         <w:r>
           <w:rPr>
@@ -815,7 +815,7 @@
           <w:noProof/>
         </w:rPr>
       </w:pPr>
-      <w:hyperlink w:anchor="_Toc241960731" w:history="1">
+      <w:hyperlink w:anchor="_Toc241962735" w:history="1">
         <w:r>
           <w:rPr>
             <w:rStyle w:val="af"/>
@@ -843,7 +843,7 @@
             <w:noProof/>
             <w:webHidden/>
           </w:rPr>
-          <w:instrText xml:space="preserve"> PAGEREF _Toc241960731 \h </w:instrText>
+          <w:instrText xml:space="preserve"> PAGEREF _Toc241962735 \h </w:instrText>
         </w:r>
         <w:r>
           <w:rPr>
@@ -884,7 +884,7 @@
           <w:noProof/>
         </w:rPr>
       </w:pPr>
-      <w:hyperlink w:anchor="_Toc241960732" w:history="1">
+      <w:hyperlink w:anchor="_Toc241962736" w:history="1">
         <w:r>
           <w:rPr>
             <w:rStyle w:val="af"/>
@@ -912,7 +912,7 @@
             <w:noProof/>
             <w:webHidden/>
           </w:rPr>
-          <w:instrText xml:space="preserve"> PAGEREF _Toc241960732 \h </w:instrText>
+          <w:instrText xml:space="preserve"> PAGEREF _Toc241962736 \h </w:instrText>
         </w:r>
         <w:r>
           <w:rPr>
@@ -953,7 +953,7 @@
           <w:noProof/>
         </w:rPr>
       </w:pPr>
-      <w:hyperlink w:anchor="_Toc241960733" w:history="1">
+      <w:hyperlink w:anchor="_Toc241962737" w:history="1">
         <w:r>
           <w:rPr>
             <w:rStyle w:val="af"/>
@@ -990,7 +990,7 @@
             <w:noProof/>
             <w:webHidden/>
           </w:rPr>
-          <w:instrText xml:space="preserve"> PAGEREF _Toc241960733 \h </w:instrText>
+          <w:instrText xml:space="preserve"> PAGEREF _Toc241962737 \h </w:instrText>
         </w:r>
         <w:r>
           <w:rPr>
@@ -1031,7 +1031,7 @@
           <w:noProof/>
         </w:rPr>
       </w:pPr>
-      <w:hyperlink w:anchor="_Toc241960734" w:history="1">
+      <w:hyperlink w:anchor="_Toc241962738" w:history="1">
         <w:r>
           <w:rPr>
             <w:rStyle w:val="af"/>
@@ -1059,7 +1059,7 @@
             <w:noProof/>
             <w:webHidden/>
           </w:rPr>
-          <w:instrText xml:space="preserve"> PAGEREF _Toc241960734 \h </w:instrText>
+          <w:instrText xml:space="preserve"> PAGEREF _Toc241962738 \h </w:instrText>
         </w:r>
         <w:r>
           <w:rPr>
@@ -1100,7 +1100,7 @@
           <w:noProof/>
         </w:rPr>
       </w:pPr>
-      <w:hyperlink w:anchor="_Toc241960735" w:history="1">
+      <w:hyperlink w:anchor="_Toc241962739" w:history="1">
         <w:r>
           <w:rPr>
             <w:rStyle w:val="af"/>
@@ -1128,7 +1128,7 @@
             <w:noProof/>
             <w:webHidden/>
           </w:rPr>
-          <w:instrText xml:space="preserve"> PAGEREF _Toc241960735 \h </w:instrText>
+          <w:instrText xml:space="preserve"> PAGEREF _Toc241962739 \h </w:instrText>
         </w:r>
         <w:r>
           <w:rPr>
@@ -1169,7 +1169,7 @@
           <w:noProof/>
         </w:rPr>
       </w:pPr>
-      <w:hyperlink w:anchor="_Toc241960736" w:history="1">
+      <w:hyperlink w:anchor="_Toc241962740" w:history="1">
         <w:r>
           <w:rPr>
             <w:rStyle w:val="af"/>
@@ -1197,7 +1197,7 @@
             <w:noProof/>
             <w:webHidden/>
           </w:rPr>
-          <w:instrText xml:space="preserve"> PAGEREF _Toc241960736 \h </w:instrText>
+          <w:instrText xml:space="preserve"> PAGEREF _Toc241962740 \h </w:instrText>
         </w:r>
         <w:r>
           <w:rPr>
@@ -1238,7 +1238,7 @@
           <w:noProof/>
         </w:rPr>
       </w:pPr>
-      <w:hyperlink w:anchor="_Toc241960737" w:history="1">
+      <w:hyperlink w:anchor="_Toc241962741" w:history="1">
         <w:r>
           <w:rPr>
             <w:rStyle w:val="af"/>
@@ -1266,7 +1266,7 @@
             <w:noProof/>
             <w:webHidden/>
           </w:rPr>
-          <w:instrText xml:space="preserve"> PAGEREF _Toc241960737 \h </w:instrText>
+          <w:instrText xml:space="preserve"> PAGEREF _Toc241962741 \h </w:instrText>
         </w:r>
         <w:r>
           <w:rPr>
@@ -1307,7 +1307,7 @@
           <w:noProof/>
         </w:rPr>
       </w:pPr>
-      <w:hyperlink w:anchor="_Toc241960738" w:history="1">
+      <w:hyperlink w:anchor="_Toc241962742" w:history="1">
         <w:r>
           <w:rPr>
             <w:rStyle w:val="af"/>
@@ -1335,7 +1335,7 @@
             <w:noProof/>
             <w:webHidden/>
           </w:rPr>
-          <w:instrText xml:space="preserve"> PAGEREF _Toc241960738 \h </w:instrText>
+          <w:instrText xml:space="preserve"> PAGEREF _Toc241962742 \h </w:instrText>
         </w:r>
         <w:r>
           <w:rPr>
@@ -1376,7 +1376,7 @@
           <w:noProof/>
         </w:rPr>
       </w:pPr>
-      <w:hyperlink w:anchor="_Toc241960739" w:history="1">
+      <w:hyperlink w:anchor="_Toc241962743" w:history="1">
         <w:r>
           <w:rPr>
             <w:rStyle w:val="af"/>
@@ -1404,7 +1404,7 @@
             <w:noProof/>
             <w:webHidden/>
           </w:rPr>
-          <w:instrText xml:space="preserve"> PAGEREF _Toc241960739 \h </w:instrText>
+          <w:instrText xml:space="preserve"> PAGEREF _Toc241962743 \h </w:instrText>
         </w:r>
         <w:r>
           <w:rPr>
@@ -1445,7 +1445,7 @@
           <w:noProof/>
         </w:rPr>
       </w:pPr>
-      <w:hyperlink w:anchor="_Toc241960740" w:history="1">
+      <w:hyperlink w:anchor="_Toc241962744" w:history="1">
         <w:r>
           <w:rPr>
             <w:rStyle w:val="af"/>
@@ -1473,7 +1473,7 @@
             <w:noProof/>
             <w:webHidden/>
           </w:rPr>
-          <w:instrText xml:space="preserve"> PAGEREF _Toc241960740 \h </w:instrText>
+          <w:instrText xml:space="preserve"> PAGEREF _Toc241962744 \h </w:instrText>
         </w:r>
         <w:r>
           <w:rPr>
@@ -1514,7 +1514,7 @@
           <w:noProof/>
         </w:rPr>
       </w:pPr>
-      <w:hyperlink w:anchor="_Toc241960741" w:history="1">
+      <w:hyperlink w:anchor="_Toc241962745" w:history="1">
         <w:r>
           <w:rPr>
             <w:rStyle w:val="af"/>
@@ -1542,7 +1542,7 @@
             <w:noProof/>
             <w:webHidden/>
           </w:rPr>
-          <w:instrText xml:space="preserve"> PAGEREF _Toc241960741 \h </w:instrText>
+          <w:instrText xml:space="preserve"> PAGEREF _Toc241962745 \h </w:instrText>
         </w:r>
         <w:r>
           <w:rPr>
@@ -1583,7 +1583,7 @@
           <w:noProof/>
         </w:rPr>
       </w:pPr>
-      <w:hyperlink w:anchor="_Toc241960742" w:history="1">
+      <w:hyperlink w:anchor="_Toc241962746" w:history="1">
         <w:r>
           <w:rPr>
             <w:rStyle w:val="af"/>
@@ -1611,7 +1611,7 @@
             <w:noProof/>
             <w:webHidden/>
           </w:rPr>
-          <w:instrText xml:space="preserve"> PAGEREF _Toc241960742 \h </w:instrText>
+          <w:instrText xml:space="preserve"> PAGEREF _Toc241962746 \h </w:instrText>
         </w:r>
         <w:r>
           <w:rPr>
@@ -1657,7 +1657,7 @@
         <w:spacing w:before="0" w:after="360" w:line="360" w:lineRule="exact"/>
         <w:ind w:firstLine="709"/>
       </w:pPr>
-      <w:bookmarkStart w:id="1" w:name="_Toc241960723"/>
+      <w:bookmarkStart w:id="1" w:name="_Toc241962727"/>
       <w:r>
         <w:rPr>
           <w:b/>
@@ -1807,7 +1807,7 @@
         <w:ind w:firstLine="709"/>
       </w:pPr>
       <w:bookmarkStart w:id="2" w:name="_b608aa976fc82a0faaf3b83f58c735968afd03b"/>
-      <w:bookmarkStart w:id="3" w:name="_Toc241960724"/>
+      <w:bookmarkStart w:id="3" w:name="_Toc241962728"/>
       <w:bookmarkEnd w:id="0"/>
       <w:r>
         <w:rPr>
@@ -1866,7 +1866,7 @@
         <w:ind w:firstLine="709"/>
       </w:pPr>
       <w:bookmarkStart w:id="4" w:name="_c3cf235f67897fccdd158c7c34ca81091dc06e0"/>
-      <w:bookmarkStart w:id="5" w:name="_Toc241960725"/>
+      <w:bookmarkStart w:id="5" w:name="_Toc241962729"/>
       <w:r>
         <w:rPr>
           <w:b/>
@@ -3598,7 +3598,7 @@
         <w:ind w:firstLine="709"/>
       </w:pPr>
       <w:bookmarkStart w:id="6" w:name="_6c38f46d6252626ee19bec51dca515ea8eb3483"/>
-      <w:bookmarkStart w:id="7" w:name="_Toc241960726"/>
+      <w:bookmarkStart w:id="7" w:name="_Toc241962730"/>
       <w:bookmarkEnd w:id="4"/>
       <w:r>
         <w:rPr>
@@ -6368,7 +6368,7 @@
         </w:rPr>
         <w:lastRenderedPageBreak/>
         <w:drawing>
-          <wp:inline distT="0" distB="0" distL="0" distR="0" wp14:anchorId="74A57AAB" wp14:editId="0B5FF2C7">
+          <wp:inline distT="0" distB="0" distL="0" distR="0" wp14:anchorId="1E844BC4" wp14:editId="545B6EAD">
             <wp:extent cx="5334000" cy="3122341"/>
             <wp:effectExtent l="0" t="0" r="0" b="0"/>
             <wp:docPr id="12" name="Picture"/>
@@ -8775,7 +8775,7 @@
         <w:ind w:firstLine="709"/>
       </w:pPr>
       <w:bookmarkStart w:id="8" w:name="_e6ba0285e0e0ccc17e7a33a4e535fa387865e88"/>
-      <w:bookmarkStart w:id="9" w:name="_Toc241960727"/>
+      <w:bookmarkStart w:id="9" w:name="_Toc241962731"/>
       <w:bookmarkEnd w:id="6"/>
       <w:r>
         <w:rPr>
@@ -13174,7 +13174,7 @@
         <w:ind w:firstLine="709"/>
       </w:pPr>
       <w:bookmarkStart w:id="10" w:name="_b8f6f14603ee9e71fb2e4d1c108750035f950c7"/>
-      <w:bookmarkStart w:id="11" w:name="_Toc241960728"/>
+      <w:bookmarkStart w:id="11" w:name="_Toc241962732"/>
       <w:bookmarkEnd w:id="8"/>
       <w:r>
         <w:rPr>
@@ -17808,7 +17808,7 @@
         </w:rPr>
         <w:lastRenderedPageBreak/>
         <w:drawing>
-          <wp:inline distT="0" distB="0" distL="0" distR="0" wp14:anchorId="7AF16B1F" wp14:editId="1AA77242">
+          <wp:inline distT="0" distB="0" distL="0" distR="0" wp14:anchorId="52B1BFD5" wp14:editId="0819382E">
             <wp:extent cx="5334000" cy="3187390"/>
             <wp:effectExtent l="0" t="0" r="0" b="0"/>
             <wp:docPr id="17" name="Picture"/>
@@ -18348,7 +18348,7 @@
         <w:ind w:firstLine="709"/>
       </w:pPr>
       <w:bookmarkStart w:id="12" w:name="_823200a59a4cf40c51f7f0e02566c010f838ed7"/>
-      <w:bookmarkStart w:id="13" w:name="_Toc241960729"/>
+      <w:bookmarkStart w:id="13" w:name="_Toc241962733"/>
       <w:bookmarkEnd w:id="10"/>
       <w:r>
         <w:rPr>
@@ -19051,7 +19051,7 @@
           <w:sz w:val="28"/>
         </w:rPr>
         <w:drawing>
-          <wp:inline distT="0" distB="0" distL="0" distR="0" wp14:anchorId="24D71A55" wp14:editId="6B19E5E0">
+          <wp:inline distT="0" distB="0" distL="0" distR="0" wp14:anchorId="4A8D0278" wp14:editId="1EA4938E">
             <wp:extent cx="5334000" cy="2862146"/>
             <wp:effectExtent l="0" t="0" r="0" b="0"/>
             <wp:docPr id="21" name="Picture"/>
@@ -19146,7 +19146,7 @@
         <w:ind w:firstLine="709"/>
       </w:pPr>
       <w:bookmarkStart w:id="14" w:name="_9d579ff3219dd0c08e87cdba2a2a6d1ef61e3cc"/>
-      <w:bookmarkStart w:id="15" w:name="_Toc241960730"/>
+      <w:bookmarkStart w:id="15" w:name="_Toc241962734"/>
       <w:bookmarkEnd w:id="12"/>
       <w:r>
         <w:rPr>
@@ -22003,7 +22003,7 @@
         <w:ind w:firstLine="709"/>
       </w:pPr>
       <w:bookmarkStart w:id="16" w:name="_8be076d9797953e124cfe81356f035b108674c3"/>
-      <w:bookmarkStart w:id="17" w:name="_Toc241960731"/>
+      <w:bookmarkStart w:id="17" w:name="_Toc241962735"/>
       <w:bookmarkEnd w:id="14"/>
       <w:r>
         <w:rPr>
@@ -24711,7 +24711,7 @@
         <w:ind w:firstLine="709"/>
       </w:pPr>
       <w:bookmarkStart w:id="18" w:name="_0ab5b5274b575dfb9e5e85d7a9a12b82683e52c"/>
-      <w:bookmarkStart w:id="19" w:name="_Toc241960732"/>
+      <w:bookmarkStart w:id="19" w:name="_Toc241962736"/>
       <w:bookmarkEnd w:id="16"/>
       <w:r>
         <w:rPr>
@@ -31872,7 +31872,7 @@
           <w:sz w:val="28"/>
         </w:rPr>
         <w:drawing>
-          <wp:inline distT="0" distB="0" distL="0" distR="0" wp14:anchorId="5B94A8A7" wp14:editId="7116E642">
+          <wp:inline distT="0" distB="0" distL="0" distR="0" wp14:anchorId="2ABD7FE2" wp14:editId="42DFDE03">
             <wp:extent cx="5334000" cy="2471853"/>
             <wp:effectExtent l="0" t="0" r="0" b="0"/>
             <wp:docPr id="27" name="Picture"/>
@@ -33471,7 +33471,7 @@
         <w:ind w:firstLine="709"/>
       </w:pPr>
       <w:bookmarkStart w:id="20" w:name="_79cbfa74df5b3f3beef1cd24c3ad9f089a58d7a"/>
-      <w:bookmarkStart w:id="21" w:name="_Toc241960733"/>
+      <w:bookmarkStart w:id="21" w:name="_Toc241962737"/>
       <w:bookmarkEnd w:id="18"/>
       <w:r>
         <w:rPr>
@@ -35015,7 +35015,7 @@
         <w:ind w:firstLine="709"/>
       </w:pPr>
       <w:bookmarkStart w:id="22" w:name="_339ae803435bd6b9a653c2b18dadc62dc9ad8e7"/>
-      <w:bookmarkStart w:id="23" w:name="_Toc241960734"/>
+      <w:bookmarkStart w:id="23" w:name="_Toc241962738"/>
       <w:bookmarkEnd w:id="20"/>
       <w:r>
         <w:rPr>
@@ -35210,7 +35210,7 @@
         <w:ind w:firstLine="709"/>
       </w:pPr>
       <w:bookmarkStart w:id="24" w:name="_1bfdad9d2d88ddb6ca16c31c1d4d4943679f32f"/>
-      <w:bookmarkStart w:id="25" w:name="_Toc241960735"/>
+      <w:bookmarkStart w:id="25" w:name="_Toc241962739"/>
       <w:bookmarkEnd w:id="22"/>
       <w:bookmarkEnd w:id="2"/>
       <w:r>
@@ -35425,7 +35425,7 @@
         <w:jc w:val="center"/>
       </w:pPr>
       <w:bookmarkStart w:id="26" w:name="_выводы"/>
-      <w:bookmarkStart w:id="27" w:name="_Toc241960736"/>
+      <w:bookmarkStart w:id="27" w:name="_Toc241962740"/>
       <w:bookmarkEnd w:id="24"/>
       <w:r>
         <w:rPr>
@@ -35680,7 +35680,7 @@
         <w:jc w:val="center"/>
       </w:pPr>
       <w:bookmarkStart w:id="28" w:name="_274f6a444530ef90b0479dabf3d210f01e97699"/>
-      <w:bookmarkStart w:id="29" w:name="_Toc241960737"/>
+      <w:bookmarkStart w:id="29" w:name="_Toc241962741"/>
       <w:bookmarkEnd w:id="26"/>
       <w:r>
         <w:rPr>
@@ -38217,7 +38217,7 @@
         <w:jc w:val="center"/>
       </w:pPr>
       <w:bookmarkStart w:id="30" w:name="_3d74faf1500c1b2a4a8bfa8e0e37c74206ce73d"/>
-      <w:bookmarkStart w:id="31" w:name="_Toc241960738"/>
+      <w:bookmarkStart w:id="31" w:name="_Toc241962742"/>
       <w:bookmarkEnd w:id="28"/>
       <w:r>
         <w:rPr>
@@ -38958,7 +38958,7 @@
         <w:jc w:val="center"/>
       </w:pPr>
       <w:bookmarkStart w:id="32" w:name="_25083b51e17d9d99817d1269b6af13d75b604a4"/>
-      <w:bookmarkStart w:id="33" w:name="_Toc241960739"/>
+      <w:bookmarkStart w:id="33" w:name="_Toc241962743"/>
       <w:bookmarkEnd w:id="30"/>
       <w:r>
         <w:rPr>
@@ -39867,7 +39867,7 @@
         <w:jc w:val="center"/>
       </w:pPr>
       <w:bookmarkStart w:id="34" w:name="_cb59224a7032ef66ab429e7df9b4e4c597bc187"/>
-      <w:bookmarkStart w:id="35" w:name="_Toc241960740"/>
+      <w:bookmarkStart w:id="35" w:name="_Toc241962744"/>
       <w:bookmarkEnd w:id="32"/>
       <w:r>
         <w:rPr>
@@ -40619,7 +40619,7 @@
         <w:jc w:val="center"/>
       </w:pPr>
       <w:bookmarkStart w:id="36" w:name="_db2a5442471b5cecc0e2fead64d41cf91ab4b2e"/>
-      <w:bookmarkStart w:id="37" w:name="_Toc241960741"/>
+      <w:bookmarkStart w:id="37" w:name="_Toc241962745"/>
       <w:bookmarkEnd w:id="34"/>
       <w:r>
         <w:rPr>
@@ -44112,7 +44112,7 @@
         <w:jc w:val="center"/>
       </w:pPr>
       <w:bookmarkStart w:id="38" w:name="_fced6403ae4a6291124e2bc0068517b8abae511"/>
-      <w:bookmarkStart w:id="39" w:name="_Toc241960742"/>
+      <w:bookmarkStart w:id="39" w:name="_Toc241962746"/>
       <w:bookmarkEnd w:id="36"/>
       <w:r>
         <w:rPr>
@@ -48875,7 +48875,7 @@
   <w:abstractNum w:abstractNumId="0" w15:restartNumberingAfterBreak="0">
     <w:nsid w:val="0000A990"/>
     <w:multiLevelType w:val="multilevel"/>
-    <w:tmpl w:val="6E4E0246"/>
+    <w:tmpl w:val="3312BB94"/>
     <w:lvl w:ilvl="0">
       <w:numFmt w:val="bullet"/>
       <w:lvlText w:val=" "/>
@@ -48952,7 +48952,7 @@
   <w:abstractNum w:abstractNumId="1" w15:restartNumberingAfterBreak="0">
     <w:nsid w:val="00A99411"/>
     <w:multiLevelType w:val="multilevel"/>
-    <w:tmpl w:val="9610633A"/>
+    <w:tmpl w:val="D06C4ACA"/>
     <w:lvl w:ilvl="0">
       <w:start w:val="1"/>
       <w:numFmt w:val="decimal"/>
@@ -50430,7 +50430,7 @@
     <w:autoRedefine/>
     <w:uiPriority w:val="39"/>
     <w:unhideWhenUsed/>
-    <w:rsid w:val="00591D03"/>
+    <w:rsid w:val="006C15CE"/>
     <w:pPr>
       <w:spacing w:after="100"/>
     </w:pPr>
@@ -50442,7 +50442,7 @@
     <w:autoRedefine/>
     <w:uiPriority w:val="39"/>
     <w:unhideWhenUsed/>
-    <w:rsid w:val="00591D03"/>
+    <w:rsid w:val="006C15CE"/>
     <w:pPr>
       <w:spacing w:after="100"/>
       <w:ind w:left="240"/>

--- a/ЛР5_Анализ_конкурентов/ОТЧЕТ_ЛР5_TableMind.docx
+++ b/ЛР5_Анализ_конкурентов/ОТЧЕТ_ЛР5_TableMind.docx
@@ -263,7 +263,7 @@
       <w:r>
         <w:fldChar w:fldCharType="separate"/>
       </w:r>
-      <w:hyperlink w:anchor="_Toc241962727" w:history="1">
+      <w:hyperlink w:anchor="_Toc241963492" w:history="1">
         <w:r>
           <w:rPr>
             <w:rStyle w:val="af"/>
@@ -291,7 +291,7 @@
             <w:noProof/>
             <w:webHidden/>
           </w:rPr>
-          <w:instrText xml:space="preserve"> PAGEREF _Toc241962727 \h </w:instrText>
+          <w:instrText xml:space="preserve"> PAGEREF _Toc241963492 \h </w:instrText>
         </w:r>
         <w:r>
           <w:rPr>
@@ -332,7 +332,7 @@
           <w:noProof/>
         </w:rPr>
       </w:pPr>
-      <w:hyperlink w:anchor="_Toc241962728" w:history="1">
+      <w:hyperlink w:anchor="_Toc241963493" w:history="1">
         <w:r>
           <w:rPr>
             <w:rStyle w:val="af"/>
@@ -360,7 +360,7 @@
             <w:noProof/>
             <w:webHidden/>
           </w:rPr>
-          <w:instrText xml:space="preserve"> PAGEREF _Toc241962728 \h </w:instrText>
+          <w:instrText xml:space="preserve"> PAGEREF _Toc241963493 \h </w:instrText>
         </w:r>
         <w:r>
           <w:rPr>
@@ -401,7 +401,7 @@
           <w:noProof/>
         </w:rPr>
       </w:pPr>
-      <w:hyperlink w:anchor="_Toc241962729" w:history="1">
+      <w:hyperlink w:anchor="_Toc241963494" w:history="1">
         <w:r>
           <w:rPr>
             <w:rStyle w:val="af"/>
@@ -429,7 +429,7 @@
             <w:noProof/>
             <w:webHidden/>
           </w:rPr>
-          <w:instrText xml:space="preserve"> PAGEREF _Toc241962729 \h </w:instrText>
+          <w:instrText xml:space="preserve"> PAGEREF _Toc241963494 \h </w:instrText>
         </w:r>
         <w:r>
           <w:rPr>
@@ -470,7 +470,7 @@
           <w:noProof/>
         </w:rPr>
       </w:pPr>
-      <w:hyperlink w:anchor="_Toc241962730" w:history="1">
+      <w:hyperlink w:anchor="_Toc241963495" w:history="1">
         <w:r>
           <w:rPr>
             <w:rStyle w:val="af"/>
@@ -498,7 +498,7 @@
             <w:noProof/>
             <w:webHidden/>
           </w:rPr>
-          <w:instrText xml:space="preserve"> PAGEREF _Toc241962730 \h </w:instrText>
+          <w:instrText xml:space="preserve"> PAGEREF _Toc241963495 \h </w:instrText>
         </w:r>
         <w:r>
           <w:rPr>
@@ -539,7 +539,7 @@
           <w:noProof/>
         </w:rPr>
       </w:pPr>
-      <w:hyperlink w:anchor="_Toc241962731" w:history="1">
+      <w:hyperlink w:anchor="_Toc241963496" w:history="1">
         <w:r>
           <w:rPr>
             <w:rStyle w:val="af"/>
@@ -567,7 +567,7 @@
             <w:noProof/>
             <w:webHidden/>
           </w:rPr>
-          <w:instrText xml:space="preserve"> PAGEREF _Toc241962731 \h </w:instrText>
+          <w:instrText xml:space="preserve"> PAGEREF _Toc241963496 \h </w:instrText>
         </w:r>
         <w:r>
           <w:rPr>
@@ -608,7 +608,7 @@
           <w:noProof/>
         </w:rPr>
       </w:pPr>
-      <w:hyperlink w:anchor="_Toc241962732" w:history="1">
+      <w:hyperlink w:anchor="_Toc241963497" w:history="1">
         <w:r>
           <w:rPr>
             <w:rStyle w:val="af"/>
@@ -636,7 +636,7 @@
             <w:noProof/>
             <w:webHidden/>
           </w:rPr>
-          <w:instrText xml:space="preserve"> PAGEREF _Toc241962732 \h </w:instrText>
+          <w:instrText xml:space="preserve"> PAGEREF _Toc241963497 \h </w:instrText>
         </w:r>
         <w:r>
           <w:rPr>
@@ -677,7 +677,7 @@
           <w:noProof/>
         </w:rPr>
       </w:pPr>
-      <w:hyperlink w:anchor="_Toc241962733" w:history="1">
+      <w:hyperlink w:anchor="_Toc241963498" w:history="1">
         <w:r>
           <w:rPr>
             <w:rStyle w:val="af"/>
@@ -705,7 +705,7 @@
             <w:noProof/>
             <w:webHidden/>
           </w:rPr>
-          <w:instrText xml:space="preserve"> PAGEREF _Toc241962733 \h </w:instrText>
+          <w:instrText xml:space="preserve"> PAGEREF _Toc241963498 \h </w:instrText>
         </w:r>
         <w:r>
           <w:rPr>
@@ -746,7 +746,7 @@
           <w:noProof/>
         </w:rPr>
       </w:pPr>
-      <w:hyperlink w:anchor="_Toc241962734" w:history="1">
+      <w:hyperlink w:anchor="_Toc241963499" w:history="1">
         <w:r>
           <w:rPr>
             <w:rStyle w:val="af"/>
@@ -774,7 +774,7 @@
             <w:noProof/>
             <w:webHidden/>
           </w:rPr>
-          <w:instrText xml:space="preserve"> PAGEREF _Toc241962734 \h </w:instrText>
+          <w:instrText xml:space="preserve"> PAGEREF _Toc241963499 \h </w:instrText>
         </w:r>
         <w:r>
           <w:rPr>
@@ -815,7 +815,7 @@
           <w:noProof/>
         </w:rPr>
       </w:pPr>
-      <w:hyperlink w:anchor="_Toc241962735" w:history="1">
+      <w:hyperlink w:anchor="_Toc241963500" w:history="1">
         <w:r>
           <w:rPr>
             <w:rStyle w:val="af"/>
@@ -843,7 +843,7 @@
             <w:noProof/>
             <w:webHidden/>
           </w:rPr>
-          <w:instrText xml:space="preserve"> PAGEREF _Toc241962735 \h </w:instrText>
+          <w:instrText xml:space="preserve"> PAGEREF _Toc241963500 \h </w:instrText>
         </w:r>
         <w:r>
           <w:rPr>
@@ -884,7 +884,7 @@
           <w:noProof/>
         </w:rPr>
       </w:pPr>
-      <w:hyperlink w:anchor="_Toc241962736" w:history="1">
+      <w:hyperlink w:anchor="_Toc241963501" w:history="1">
         <w:r>
           <w:rPr>
             <w:rStyle w:val="af"/>
@@ -912,7 +912,7 @@
             <w:noProof/>
             <w:webHidden/>
           </w:rPr>
-          <w:instrText xml:space="preserve"> PAGEREF _Toc241962736 \h </w:instrText>
+          <w:instrText xml:space="preserve"> PAGEREF _Toc241963501 \h </w:instrText>
         </w:r>
         <w:r>
           <w:rPr>
@@ -953,7 +953,7 @@
           <w:noProof/>
         </w:rPr>
       </w:pPr>
-      <w:hyperlink w:anchor="_Toc241962737" w:history="1">
+      <w:hyperlink w:anchor="_Toc241963502" w:history="1">
         <w:r>
           <w:rPr>
             <w:rStyle w:val="af"/>
@@ -990,7 +990,7 @@
             <w:noProof/>
             <w:webHidden/>
           </w:rPr>
-          <w:instrText xml:space="preserve"> PAGEREF _Toc241962737 \h </w:instrText>
+          <w:instrText xml:space="preserve"> PAGEREF _Toc241963502 \h </w:instrText>
         </w:r>
         <w:r>
           <w:rPr>
@@ -1031,7 +1031,7 @@
           <w:noProof/>
         </w:rPr>
       </w:pPr>
-      <w:hyperlink w:anchor="_Toc241962738" w:history="1">
+      <w:hyperlink w:anchor="_Toc241963503" w:history="1">
         <w:r>
           <w:rPr>
             <w:rStyle w:val="af"/>
@@ -1059,7 +1059,7 @@
             <w:noProof/>
             <w:webHidden/>
           </w:rPr>
-          <w:instrText xml:space="preserve"> PAGEREF _Toc241962738 \h </w:instrText>
+          <w:instrText xml:space="preserve"> PAGEREF _Toc241963503 \h </w:instrText>
         </w:r>
         <w:r>
           <w:rPr>
@@ -1100,7 +1100,7 @@
           <w:noProof/>
         </w:rPr>
       </w:pPr>
-      <w:hyperlink w:anchor="_Toc241962739" w:history="1">
+      <w:hyperlink w:anchor="_Toc241963504" w:history="1">
         <w:r>
           <w:rPr>
             <w:rStyle w:val="af"/>
@@ -1128,76 +1128,7 @@
             <w:noProof/>
             <w:webHidden/>
           </w:rPr>
-          <w:instrText xml:space="preserve"> PAGEREF _Toc241962739 \h </w:instrText>
-        </w:r>
-        <w:r>
-          <w:rPr>
-            <w:noProof/>
-            <w:webHidden/>
-          </w:rPr>
-        </w:r>
-        <w:r>
-          <w:rPr>
-            <w:noProof/>
-            <w:webHidden/>
-          </w:rPr>
-          <w:fldChar w:fldCharType="separate"/>
-        </w:r>
-        <w:r>
-          <w:rPr>
-            <w:noProof/>
-            <w:webHidden/>
-          </w:rPr>
-          <w:t>27</w:t>
-        </w:r>
-        <w:r>
-          <w:rPr>
-            <w:noProof/>
-            <w:webHidden/>
-          </w:rPr>
-          <w:fldChar w:fldCharType="end"/>
-        </w:r>
-      </w:hyperlink>
-    </w:p>
-    <w:p>
-      <w:pPr>
-        <w:pStyle w:val="12"/>
-        <w:tabs>
-          <w:tab w:val="right" w:leader="dot" w:pos="9345"/>
-        </w:tabs>
-        <w:rPr>
-          <w:noProof/>
-        </w:rPr>
-      </w:pPr>
-      <w:hyperlink w:anchor="_Toc241962740" w:history="1">
-        <w:r>
-          <w:rPr>
-            <w:rStyle w:val="af"/>
-            <w:b/>
-            <w:noProof/>
-          </w:rPr>
-          <w:t>ВЫВОДЫ</w:t>
-        </w:r>
-        <w:r>
-          <w:rPr>
-            <w:noProof/>
-            <w:webHidden/>
-          </w:rPr>
-          <w:tab/>
-        </w:r>
-        <w:r>
-          <w:rPr>
-            <w:noProof/>
-            <w:webHidden/>
-          </w:rPr>
-          <w:fldChar w:fldCharType="begin"/>
-        </w:r>
-        <w:r>
-          <w:rPr>
-            <w:noProof/>
-            <w:webHidden/>
-          </w:rPr>
-          <w:instrText xml:space="preserve"> PAGEREF _Toc241962740 \h </w:instrText>
+          <w:instrText xml:space="preserve"> PAGEREF _Toc241963504 \h </w:instrText>
         </w:r>
         <w:r>
           <w:rPr>
@@ -1238,14 +1169,14 @@
           <w:noProof/>
         </w:rPr>
       </w:pPr>
-      <w:hyperlink w:anchor="_Toc241962741" w:history="1">
+      <w:hyperlink w:anchor="_Toc241963505" w:history="1">
         <w:r>
           <w:rPr>
             <w:rStyle w:val="af"/>
             <w:b/>
             <w:noProof/>
           </w:rPr>
-          <w:t>СПИСОК ИСПОЛЬЗОВАННЫХ ИСТОЧНИКОВ</w:t>
+          <w:t>ВЫВОДЫ</w:t>
         </w:r>
         <w:r>
           <w:rPr>
@@ -1266,7 +1197,7 @@
             <w:noProof/>
             <w:webHidden/>
           </w:rPr>
-          <w:instrText xml:space="preserve"> PAGEREF _Toc241962741 \h </w:instrText>
+          <w:instrText xml:space="preserve"> PAGEREF _Toc241963505 \h </w:instrText>
         </w:r>
         <w:r>
           <w:rPr>
@@ -1307,7 +1238,76 @@
           <w:noProof/>
         </w:rPr>
       </w:pPr>
-      <w:hyperlink w:anchor="_Toc241962742" w:history="1">
+      <w:hyperlink w:anchor="_Toc241963506" w:history="1">
+        <w:r>
+          <w:rPr>
+            <w:rStyle w:val="af"/>
+            <w:b/>
+            <w:noProof/>
+          </w:rPr>
+          <w:t>СПИСОК ИСПОЛЬЗОВАННЫХ ИСТОЧНИКОВ</w:t>
+        </w:r>
+        <w:r>
+          <w:rPr>
+            <w:noProof/>
+            <w:webHidden/>
+          </w:rPr>
+          <w:tab/>
+        </w:r>
+        <w:r>
+          <w:rPr>
+            <w:noProof/>
+            <w:webHidden/>
+          </w:rPr>
+          <w:fldChar w:fldCharType="begin"/>
+        </w:r>
+        <w:r>
+          <w:rPr>
+            <w:noProof/>
+            <w:webHidden/>
+          </w:rPr>
+          <w:instrText xml:space="preserve"> PAGEREF _Toc241963506 \h </w:instrText>
+        </w:r>
+        <w:r>
+          <w:rPr>
+            <w:noProof/>
+            <w:webHidden/>
+          </w:rPr>
+        </w:r>
+        <w:r>
+          <w:rPr>
+            <w:noProof/>
+            <w:webHidden/>
+          </w:rPr>
+          <w:fldChar w:fldCharType="separate"/>
+        </w:r>
+        <w:r>
+          <w:rPr>
+            <w:noProof/>
+            <w:webHidden/>
+          </w:rPr>
+          <w:t>30</w:t>
+        </w:r>
+        <w:r>
+          <w:rPr>
+            <w:noProof/>
+            <w:webHidden/>
+          </w:rPr>
+          <w:fldChar w:fldCharType="end"/>
+        </w:r>
+      </w:hyperlink>
+    </w:p>
+    <w:p>
+      <w:pPr>
+        <w:pStyle w:val="12"/>
+        <w:tabs>
+          <w:tab w:val="right" w:leader="dot" w:pos="9345"/>
+        </w:tabs>
+        <w:rPr>
+          <w:noProof/>
+        </w:rPr>
+      </w:pPr>
+      <w:hyperlink w:anchor="_Toc241963507" w:history="1">
         <w:r>
           <w:rPr>
             <w:rStyle w:val="af"/>
@@ -1335,76 +1335,7 @@
             <w:noProof/>
             <w:webHidden/>
           </w:rPr>
-          <w:instrText xml:space="preserve"> PAGEREF _Toc241962742 \h </w:instrText>
-        </w:r>
-        <w:r>
-          <w:rPr>
-            <w:noProof/>
-            <w:webHidden/>
-          </w:rPr>
-        </w:r>
-        <w:r>
-          <w:rPr>
-            <w:noProof/>
-            <w:webHidden/>
-          </w:rPr>
-          <w:fldChar w:fldCharType="separate"/>
-        </w:r>
-        <w:r>
-          <w:rPr>
-            <w:noProof/>
-            <w:webHidden/>
-          </w:rPr>
-          <w:t>32</w:t>
-        </w:r>
-        <w:r>
-          <w:rPr>
-            <w:noProof/>
-            <w:webHidden/>
-          </w:rPr>
-          <w:fldChar w:fldCharType="end"/>
-        </w:r>
-      </w:hyperlink>
-    </w:p>
-    <w:p>
-      <w:pPr>
-        <w:pStyle w:val="12"/>
-        <w:tabs>
-          <w:tab w:val="right" w:leader="dot" w:pos="9345"/>
-        </w:tabs>
-        <w:rPr>
-          <w:noProof/>
-        </w:rPr>
-      </w:pPr>
-      <w:hyperlink w:anchor="_Toc241962743" w:history="1">
-        <w:r>
-          <w:rPr>
-            <w:rStyle w:val="af"/>
-            <w:b/>
-            <w:noProof/>
-          </w:rPr>
-          <w:t>ПРИЛОЖЕНИЕ Б</w:t>
-        </w:r>
-        <w:r>
-          <w:rPr>
-            <w:noProof/>
-            <w:webHidden/>
-          </w:rPr>
-          <w:tab/>
-        </w:r>
-        <w:r>
-          <w:rPr>
-            <w:noProof/>
-            <w:webHidden/>
-          </w:rPr>
-          <w:fldChar w:fldCharType="begin"/>
-        </w:r>
-        <w:r>
-          <w:rPr>
-            <w:noProof/>
-            <w:webHidden/>
-          </w:rPr>
-          <w:instrText xml:space="preserve"> PAGEREF _Toc241962743 \h </w:instrText>
+          <w:instrText xml:space="preserve"> PAGEREF _Toc241963507 \h </w:instrText>
         </w:r>
         <w:r>
           <w:rPr>
@@ -1445,14 +1376,14 @@
           <w:noProof/>
         </w:rPr>
       </w:pPr>
-      <w:hyperlink w:anchor="_Toc241962744" w:history="1">
+      <w:hyperlink w:anchor="_Toc241963508" w:history="1">
         <w:r>
           <w:rPr>
             <w:rStyle w:val="af"/>
             <w:b/>
             <w:noProof/>
           </w:rPr>
-          <w:t>ПРИЛОЖЕНИЕ В</w:t>
+          <w:t>ПРИЛОЖЕНИЕ Б</w:t>
         </w:r>
         <w:r>
           <w:rPr>
@@ -1473,7 +1404,7 @@
             <w:noProof/>
             <w:webHidden/>
           </w:rPr>
-          <w:instrText xml:space="preserve"> PAGEREF _Toc241962744 \h </w:instrText>
+          <w:instrText xml:space="preserve"> PAGEREF _Toc241963508 \h </w:instrText>
         </w:r>
         <w:r>
           <w:rPr>
@@ -1514,14 +1445,14 @@
           <w:noProof/>
         </w:rPr>
       </w:pPr>
-      <w:hyperlink w:anchor="_Toc241962745" w:history="1">
+      <w:hyperlink w:anchor="_Toc241963509" w:history="1">
         <w:r>
           <w:rPr>
             <w:rStyle w:val="af"/>
             <w:b/>
             <w:noProof/>
           </w:rPr>
-          <w:t>ПРИЛОЖЕНИЕ Г</w:t>
+          <w:t>ПРИЛОЖЕНИЕ В</w:t>
         </w:r>
         <w:r>
           <w:rPr>
@@ -1542,7 +1473,7 @@
             <w:noProof/>
             <w:webHidden/>
           </w:rPr>
-          <w:instrText xml:space="preserve"> PAGEREF _Toc241962745 \h </w:instrText>
+          <w:instrText xml:space="preserve"> PAGEREF _Toc241963509 \h </w:instrText>
         </w:r>
         <w:r>
           <w:rPr>
@@ -1583,7 +1514,76 @@
           <w:noProof/>
         </w:rPr>
       </w:pPr>
-      <w:hyperlink w:anchor="_Toc241962746" w:history="1">
+      <w:hyperlink w:anchor="_Toc241963510" w:history="1">
+        <w:r>
+          <w:rPr>
+            <w:rStyle w:val="af"/>
+            <w:b/>
+            <w:noProof/>
+          </w:rPr>
+          <w:t>ПРИЛОЖЕНИЕ Г</w:t>
+        </w:r>
+        <w:r>
+          <w:rPr>
+            <w:noProof/>
+            <w:webHidden/>
+          </w:rPr>
+          <w:tab/>
+        </w:r>
+        <w:r>
+          <w:rPr>
+            <w:noProof/>
+            <w:webHidden/>
+          </w:rPr>
+          <w:fldChar w:fldCharType="begin"/>
+        </w:r>
+        <w:r>
+          <w:rPr>
+            <w:noProof/>
+            <w:webHidden/>
+          </w:rPr>
+          <w:instrText xml:space="preserve"> PAGEREF _Toc241963510 \h </w:instrText>
+        </w:r>
+        <w:r>
+          <w:rPr>
+            <w:noProof/>
+            <w:webHidden/>
+          </w:rPr>
+        </w:r>
+        <w:r>
+          <w:rPr>
+            <w:noProof/>
+            <w:webHidden/>
+          </w:rPr>
+          <w:fldChar w:fldCharType="separate"/>
+        </w:r>
+        <w:r>
+          <w:rPr>
+            <w:noProof/>
+            <w:webHidden/>
+          </w:rPr>
+          <w:t>36</w:t>
+        </w:r>
+        <w:r>
+          <w:rPr>
+            <w:noProof/>
+            <w:webHidden/>
+          </w:rPr>
+          <w:fldChar w:fldCharType="end"/>
+        </w:r>
+      </w:hyperlink>
+    </w:p>
+    <w:p>
+      <w:pPr>
+        <w:pStyle w:val="12"/>
+        <w:tabs>
+          <w:tab w:val="right" w:leader="dot" w:pos="9345"/>
+        </w:tabs>
+        <w:rPr>
+          <w:noProof/>
+        </w:rPr>
+      </w:pPr>
+      <w:hyperlink w:anchor="_Toc241963511" w:history="1">
         <w:r>
           <w:rPr>
             <w:rStyle w:val="af"/>
@@ -1611,7 +1611,7 @@
             <w:noProof/>
             <w:webHidden/>
           </w:rPr>
-          <w:instrText xml:space="preserve"> PAGEREF _Toc241962746 \h </w:instrText>
+          <w:instrText xml:space="preserve"> PAGEREF _Toc241963511 \h </w:instrText>
         </w:r>
         <w:r>
           <w:rPr>
@@ -1631,7 +1631,7 @@
             <w:noProof/>
             <w:webHidden/>
           </w:rPr>
-          <w:t>37</w:t>
+          <w:t>38</w:t>
         </w:r>
         <w:r>
           <w:rPr>
@@ -1657,7 +1657,7 @@
         <w:spacing w:before="0" w:after="360" w:line="360" w:lineRule="exact"/>
         <w:ind w:firstLine="709"/>
       </w:pPr>
-      <w:bookmarkStart w:id="1" w:name="_Toc241962727"/>
+      <w:bookmarkStart w:id="1" w:name="_Toc241963492"/>
       <w:r>
         <w:rPr>
           <w:b/>
@@ -1807,7 +1807,7 @@
         <w:ind w:firstLine="709"/>
       </w:pPr>
       <w:bookmarkStart w:id="2" w:name="_b608aa976fc82a0faaf3b83f58c735968afd03b"/>
-      <w:bookmarkStart w:id="3" w:name="_Toc241962728"/>
+      <w:bookmarkStart w:id="3" w:name="_Toc241963493"/>
       <w:bookmarkEnd w:id="0"/>
       <w:r>
         <w:rPr>
@@ -1866,7 +1866,7 @@
         <w:ind w:firstLine="709"/>
       </w:pPr>
       <w:bookmarkStart w:id="4" w:name="_c3cf235f67897fccdd158c7c34ca81091dc06e0"/>
-      <w:bookmarkStart w:id="5" w:name="_Toc241962729"/>
+      <w:bookmarkStart w:id="5" w:name="_Toc241963494"/>
       <w:r>
         <w:rPr>
           <w:b/>
@@ -3598,7 +3598,7 @@
         <w:ind w:firstLine="709"/>
       </w:pPr>
       <w:bookmarkStart w:id="6" w:name="_6c38f46d6252626ee19bec51dca515ea8eb3483"/>
-      <w:bookmarkStart w:id="7" w:name="_Toc241962730"/>
+      <w:bookmarkStart w:id="7" w:name="_Toc241963495"/>
       <w:bookmarkEnd w:id="4"/>
       <w:r>
         <w:rPr>
@@ -6368,7 +6368,7 @@
         </w:rPr>
         <w:lastRenderedPageBreak/>
         <w:drawing>
-          <wp:inline distT="0" distB="0" distL="0" distR="0" wp14:anchorId="1E844BC4" wp14:editId="545B6EAD">
+          <wp:inline distT="0" distB="0" distL="0" distR="0" wp14:anchorId="2E67C6FD" wp14:editId="5E49A53C">
             <wp:extent cx="5334000" cy="3122341"/>
             <wp:effectExtent l="0" t="0" r="0" b="0"/>
             <wp:docPr id="12" name="Picture"/>
@@ -8775,7 +8775,7 @@
         <w:ind w:firstLine="709"/>
       </w:pPr>
       <w:bookmarkStart w:id="8" w:name="_e6ba0285e0e0ccc17e7a33a4e535fa387865e88"/>
-      <w:bookmarkStart w:id="9" w:name="_Toc241962731"/>
+      <w:bookmarkStart w:id="9" w:name="_Toc241963496"/>
       <w:bookmarkEnd w:id="6"/>
       <w:r>
         <w:rPr>
@@ -13174,7 +13174,7 @@
         <w:ind w:firstLine="709"/>
       </w:pPr>
       <w:bookmarkStart w:id="10" w:name="_b8f6f14603ee9e71fb2e4d1c108750035f950c7"/>
-      <w:bookmarkStart w:id="11" w:name="_Toc241962732"/>
+      <w:bookmarkStart w:id="11" w:name="_Toc241963497"/>
       <w:bookmarkEnd w:id="8"/>
       <w:r>
         <w:rPr>
@@ -17808,7 +17808,7 @@
         </w:rPr>
         <w:lastRenderedPageBreak/>
         <w:drawing>
-          <wp:inline distT="0" distB="0" distL="0" distR="0" wp14:anchorId="52B1BFD5" wp14:editId="0819382E">
+          <wp:inline distT="0" distB="0" distL="0" distR="0" wp14:anchorId="4A54DA05" wp14:editId="343CC8E2">
             <wp:extent cx="5334000" cy="3187390"/>
             <wp:effectExtent l="0" t="0" r="0" b="0"/>
             <wp:docPr id="17" name="Picture"/>
@@ -18348,7 +18348,7 @@
         <w:ind w:firstLine="709"/>
       </w:pPr>
       <w:bookmarkStart w:id="12" w:name="_823200a59a4cf40c51f7f0e02566c010f838ed7"/>
-      <w:bookmarkStart w:id="13" w:name="_Toc241962733"/>
+      <w:bookmarkStart w:id="13" w:name="_Toc241963498"/>
       <w:bookmarkEnd w:id="10"/>
       <w:r>
         <w:rPr>
@@ -19051,7 +19051,7 @@
           <w:sz w:val="28"/>
         </w:rPr>
         <w:drawing>
-          <wp:inline distT="0" distB="0" distL="0" distR="0" wp14:anchorId="4A8D0278" wp14:editId="1EA4938E">
+          <wp:inline distT="0" distB="0" distL="0" distR="0" wp14:anchorId="1AF3627E" wp14:editId="06162DD4">
             <wp:extent cx="5334000" cy="2862146"/>
             <wp:effectExtent l="0" t="0" r="0" b="0"/>
             <wp:docPr id="21" name="Picture"/>
@@ -19146,7 +19146,7 @@
         <w:ind w:firstLine="709"/>
       </w:pPr>
       <w:bookmarkStart w:id="14" w:name="_9d579ff3219dd0c08e87cdba2a2a6d1ef61e3cc"/>
-      <w:bookmarkStart w:id="15" w:name="_Toc241962734"/>
+      <w:bookmarkStart w:id="15" w:name="_Toc241963499"/>
       <w:bookmarkEnd w:id="12"/>
       <w:r>
         <w:rPr>
@@ -22003,7 +22003,7 @@
         <w:ind w:firstLine="709"/>
       </w:pPr>
       <w:bookmarkStart w:id="16" w:name="_8be076d9797953e124cfe81356f035b108674c3"/>
-      <w:bookmarkStart w:id="17" w:name="_Toc241962735"/>
+      <w:bookmarkStart w:id="17" w:name="_Toc241963500"/>
       <w:bookmarkEnd w:id="14"/>
       <w:r>
         <w:rPr>
@@ -24711,7 +24711,7 @@
         <w:ind w:firstLine="709"/>
       </w:pPr>
       <w:bookmarkStart w:id="18" w:name="_0ab5b5274b575dfb9e5e85d7a9a12b82683e52c"/>
-      <w:bookmarkStart w:id="19" w:name="_Toc241962736"/>
+      <w:bookmarkStart w:id="19" w:name="_Toc241963501"/>
       <w:bookmarkEnd w:id="16"/>
       <w:r>
         <w:rPr>
@@ -31872,7 +31872,7 @@
           <w:sz w:val="28"/>
         </w:rPr>
         <w:drawing>
-          <wp:inline distT="0" distB="0" distL="0" distR="0" wp14:anchorId="2ABD7FE2" wp14:editId="42DFDE03">
+          <wp:inline distT="0" distB="0" distL="0" distR="0" wp14:anchorId="1BE8DE62" wp14:editId="4FA80A33">
             <wp:extent cx="5334000" cy="2471853"/>
             <wp:effectExtent l="0" t="0" r="0" b="0"/>
             <wp:docPr id="27" name="Picture"/>
@@ -33471,7 +33471,7 @@
         <w:ind w:firstLine="709"/>
       </w:pPr>
       <w:bookmarkStart w:id="20" w:name="_79cbfa74df5b3f3beef1cd24c3ad9f089a58d7a"/>
-      <w:bookmarkStart w:id="21" w:name="_Toc241962737"/>
+      <w:bookmarkStart w:id="21" w:name="_Toc241963502"/>
       <w:bookmarkEnd w:id="18"/>
       <w:r>
         <w:rPr>
@@ -35010,12 +35010,988 @@
     </w:p>
     <w:p>
       <w:pPr>
+        <w:pStyle w:val="a0"/>
+        <w:spacing w:before="0" w:after="0" w:line="360" w:lineRule="exact"/>
+        <w:ind w:firstLine="709"/>
+        <w:jc w:val="both"/>
+      </w:pPr>
+      <w:r>
+        <w:rPr>
+          <w:sz w:val="28"/>
+        </w:rPr>
+        <w:t>В таблице 23 представлено: контроль качества анализа конкурентов.</w:t>
+      </w:r>
+    </w:p>
+    <w:p>
+      <w:pPr>
+        <w:pStyle w:val="a0"/>
+        <w:keepNext/>
+        <w:spacing w:before="0" w:after="0" w:line="360" w:lineRule="exact"/>
+      </w:pPr>
+      <w:r>
+        <w:rPr>
+          <w:sz w:val="28"/>
+        </w:rPr>
+        <w:t>Таблица 23 – Контроль качества анализа конкурентов</w:t>
+      </w:r>
+    </w:p>
+    <w:tbl>
+      <w:tblPr>
+        <w:tblStyle w:val="Table"/>
+        <w:tblW w:w="9355" w:type="dxa"/>
+        <w:jc w:val="center"/>
+        <w:tblBorders>
+          <w:top w:val="single" w:sz="4" w:space="0" w:color="000000"/>
+          <w:left w:val="single" w:sz="4" w:space="0" w:color="000000"/>
+          <w:bottom w:val="single" w:sz="4" w:space="0" w:color="000000"/>
+          <w:right w:val="single" w:sz="4" w:space="0" w:color="000000"/>
+          <w:insideH w:val="single" w:sz="4" w:space="0" w:color="000000"/>
+          <w:insideV w:val="single" w:sz="4" w:space="0" w:color="000000"/>
+        </w:tblBorders>
+        <w:tblLayout w:type="fixed"/>
+        <w:tblLook w:val="0020" w:firstRow="1" w:lastRow="0" w:firstColumn="0" w:lastColumn="0" w:noHBand="0" w:noVBand="0"/>
+      </w:tblPr>
+      <w:tblGrid>
+        <w:gridCol w:w="3948"/>
+        <w:gridCol w:w="1227"/>
+        <w:gridCol w:w="4180"/>
+      </w:tblGrid>
+      <w:tr>
+        <w:trPr>
+          <w:cnfStyle w:val="100000000000" w:firstRow="1" w:lastRow="0" w:firstColumn="0" w:lastColumn="0" w:oddVBand="0" w:evenVBand="0" w:oddHBand="0" w:evenHBand="0" w:firstRowFirstColumn="0" w:firstRowLastColumn="0" w:lastRowFirstColumn="0" w:lastRowLastColumn="0"/>
+          <w:cantSplit/>
+          <w:tblHeader/>
+          <w:jc w:val="center"/>
+        </w:trPr>
+        <w:tc>
+          <w:tcPr>
+            <w:tcW w:w="3948" w:type="dxa"/>
+            <w:vAlign w:val="center"/>
+          </w:tcPr>
+          <w:p>
+            <w:pPr>
+              <w:pStyle w:val="Compact"/>
+              <w:spacing w:before="0" w:after="0" w:line="280" w:lineRule="exact"/>
+              <w:jc w:val="center"/>
+            </w:pPr>
+            <w:r>
+              <w:rPr>
+                <w:b/>
+                <w:sz w:val="24"/>
+              </w:rPr>
+              <w:t>Контрольный вопрос</w:t>
+            </w:r>
+          </w:p>
+        </w:tc>
+        <w:tc>
+          <w:tcPr>
+            <w:tcW w:w="1227" w:type="dxa"/>
+            <w:vAlign w:val="center"/>
+          </w:tcPr>
+          <w:p>
+            <w:pPr>
+              <w:pStyle w:val="Compact"/>
+              <w:spacing w:before="0" w:after="0" w:line="280" w:lineRule="exact"/>
+              <w:jc w:val="center"/>
+            </w:pPr>
+            <w:r>
+              <w:rPr>
+                <w:b/>
+                <w:sz w:val="24"/>
+              </w:rPr>
+              <w:t>Ответ</w:t>
+            </w:r>
+          </w:p>
+        </w:tc>
+        <w:tc>
+          <w:tcPr>
+            <w:tcW w:w="4180" w:type="dxa"/>
+            <w:vAlign w:val="center"/>
+          </w:tcPr>
+          <w:p>
+            <w:pPr>
+              <w:pStyle w:val="Compact"/>
+              <w:spacing w:before="0" w:after="0" w:line="280" w:lineRule="exact"/>
+              <w:jc w:val="center"/>
+            </w:pPr>
+            <w:r>
+              <w:rPr>
+                <w:b/>
+                <w:sz w:val="24"/>
+              </w:rPr>
+              <w:t>Комментарий</w:t>
+            </w:r>
+          </w:p>
+        </w:tc>
+      </w:tr>
+      <w:tr>
+        <w:trPr>
+          <w:cantSplit/>
+          <w:jc w:val="center"/>
+        </w:trPr>
+        <w:tc>
+          <w:tcPr>
+            <w:tcW w:w="3948" w:type="dxa"/>
+            <w:vAlign w:val="center"/>
+          </w:tcPr>
+          <w:p>
+            <w:pPr>
+              <w:pStyle w:val="Compact"/>
+              <w:spacing w:before="0" w:after="0" w:line="280" w:lineRule="exact"/>
+              <w:jc w:val="center"/>
+            </w:pPr>
+            <w:r>
+              <w:rPr>
+                <w:sz w:val="24"/>
+              </w:rPr>
+              <w:t>Описан объект анализа: товар, сегмент, задача клиента, территория</w:t>
+            </w:r>
+          </w:p>
+        </w:tc>
+        <w:tc>
+          <w:tcPr>
+            <w:tcW w:w="1227" w:type="dxa"/>
+            <w:vAlign w:val="center"/>
+          </w:tcPr>
+          <w:p>
+            <w:pPr>
+              <w:pStyle w:val="Compact"/>
+              <w:spacing w:before="0" w:after="0" w:line="280" w:lineRule="exact"/>
+              <w:jc w:val="center"/>
+            </w:pPr>
+            <w:r>
+              <w:rPr>
+                <w:sz w:val="24"/>
+              </w:rPr>
+              <w:t>да</w:t>
+            </w:r>
+          </w:p>
+        </w:tc>
+        <w:tc>
+          <w:tcPr>
+            <w:tcW w:w="4180" w:type="dxa"/>
+            <w:vAlign w:val="center"/>
+          </w:tcPr>
+          <w:p>
+            <w:pPr>
+              <w:pStyle w:val="Compact"/>
+              <w:spacing w:before="0" w:after="0" w:line="280" w:lineRule="exact"/>
+              <w:jc w:val="center"/>
+            </w:pPr>
+            <w:r>
+              <w:rPr>
+                <w:sz w:val="24"/>
+              </w:rPr>
+              <w:t xml:space="preserve">облачная проверка </w:t>
+            </w:r>
+            <w:r>
+              <w:rPr>
+                <w:i/>
+                <w:sz w:val="24"/>
+              </w:rPr>
+              <w:t>Excel</w:t>
+            </w:r>
+            <w:r>
+              <w:rPr>
+                <w:sz w:val="24"/>
+              </w:rPr>
+              <w:t>-моделей для финансовых специалистов, англоязычные страны и ЕС (ЛР1)</w:t>
+            </w:r>
+          </w:p>
+        </w:tc>
+      </w:tr>
+      <w:tr>
+        <w:trPr>
+          <w:cantSplit/>
+          <w:jc w:val="center"/>
+        </w:trPr>
+        <w:tc>
+          <w:tcPr>
+            <w:tcW w:w="3948" w:type="dxa"/>
+            <w:vAlign w:val="center"/>
+          </w:tcPr>
+          <w:p>
+            <w:pPr>
+              <w:pStyle w:val="Compact"/>
+              <w:spacing w:before="0" w:after="0" w:line="280" w:lineRule="exact"/>
+              <w:jc w:val="center"/>
+            </w:pPr>
+            <w:r>
+              <w:rPr>
+                <w:sz w:val="24"/>
+              </w:rPr>
+              <w:t>Компании искались по задаче клиента, а не только по названию категории</w:t>
+            </w:r>
+          </w:p>
+        </w:tc>
+        <w:tc>
+          <w:tcPr>
+            <w:tcW w:w="1227" w:type="dxa"/>
+            <w:vAlign w:val="center"/>
+          </w:tcPr>
+          <w:p>
+            <w:pPr>
+              <w:pStyle w:val="Compact"/>
+              <w:spacing w:before="0" w:after="0" w:line="280" w:lineRule="exact"/>
+              <w:jc w:val="center"/>
+            </w:pPr>
+            <w:r>
+              <w:rPr>
+                <w:sz w:val="24"/>
+              </w:rPr>
+              <w:t>да</w:t>
+            </w:r>
+          </w:p>
+        </w:tc>
+        <w:tc>
+          <w:tcPr>
+            <w:tcW w:w="4180" w:type="dxa"/>
+            <w:vAlign w:val="center"/>
+          </w:tcPr>
+          <w:p>
+            <w:pPr>
+              <w:pStyle w:val="Compact"/>
+              <w:spacing w:before="0" w:after="0" w:line="280" w:lineRule="exact"/>
+              <w:jc w:val="center"/>
+            </w:pPr>
+            <w:r>
+              <w:rPr>
+                <w:sz w:val="24"/>
+              </w:rPr>
+              <w:t xml:space="preserve">в списке специализированные инструменты, </w:t>
+            </w:r>
+            <w:r>
+              <w:rPr>
+                <w:i/>
+                <w:sz w:val="24"/>
+              </w:rPr>
+              <w:t>AI</w:t>
+            </w:r>
+            <w:r>
+              <w:rPr>
+                <w:sz w:val="24"/>
+              </w:rPr>
+              <w:t xml:space="preserve">-агенты, платформы и встроенный </w:t>
+            </w:r>
+            <w:r>
+              <w:rPr>
+                <w:i/>
+                <w:sz w:val="24"/>
+              </w:rPr>
+              <w:t>AI</w:t>
+            </w:r>
+          </w:p>
+        </w:tc>
+      </w:tr>
+      <w:tr>
+        <w:trPr>
+          <w:cantSplit/>
+          <w:jc w:val="center"/>
+        </w:trPr>
+        <w:tc>
+          <w:tcPr>
+            <w:tcW w:w="3948" w:type="dxa"/>
+            <w:vAlign w:val="center"/>
+          </w:tcPr>
+          <w:p>
+            <w:pPr>
+              <w:pStyle w:val="Compact"/>
+              <w:spacing w:before="0" w:after="0" w:line="280" w:lineRule="exact"/>
+              <w:jc w:val="center"/>
+            </w:pPr>
+            <w:r>
+              <w:rPr>
+                <w:sz w:val="24"/>
+              </w:rPr>
+              <w:t>По каждой компании есть доказательства: страницы, факты, достоверность</w:t>
+            </w:r>
+          </w:p>
+        </w:tc>
+        <w:tc>
+          <w:tcPr>
+            <w:tcW w:w="1227" w:type="dxa"/>
+            <w:vAlign w:val="center"/>
+          </w:tcPr>
+          <w:p>
+            <w:pPr>
+              <w:pStyle w:val="Compact"/>
+              <w:spacing w:before="0" w:after="0" w:line="280" w:lineRule="exact"/>
+              <w:jc w:val="center"/>
+            </w:pPr>
+            <w:r>
+              <w:rPr>
+                <w:sz w:val="24"/>
+              </w:rPr>
+              <w:t>частично</w:t>
+            </w:r>
+          </w:p>
+        </w:tc>
+        <w:tc>
+          <w:tcPr>
+            <w:tcW w:w="4180" w:type="dxa"/>
+            <w:vAlign w:val="center"/>
+          </w:tcPr>
+          <w:p>
+            <w:pPr>
+              <w:pStyle w:val="Compact"/>
+              <w:spacing w:before="0" w:after="0" w:line="280" w:lineRule="exact"/>
+              <w:jc w:val="center"/>
+            </w:pPr>
+            <w:r>
+              <w:rPr>
+                <w:sz w:val="24"/>
+              </w:rPr>
+              <w:t>для семи компаний 32 ст</w:t>
+            </w:r>
+            <w:r>
+              <w:rPr>
+                <w:sz w:val="24"/>
+              </w:rPr>
+              <w:t xml:space="preserve">раницы; для </w:t>
+            </w:r>
+            <w:r>
+              <w:rPr>
+                <w:i/>
+                <w:sz w:val="24"/>
+              </w:rPr>
+              <w:t>Rows</w:t>
+            </w:r>
+            <w:r>
+              <w:rPr>
+                <w:sz w:val="24"/>
+              </w:rPr>
+              <w:t xml:space="preserve">, </w:t>
+            </w:r>
+            <w:r>
+              <w:rPr>
+                <w:i/>
+                <w:sz w:val="24"/>
+              </w:rPr>
+              <w:t>Formula</w:t>
+            </w:r>
+            <w:r>
+              <w:rPr>
+                <w:sz w:val="24"/>
+              </w:rPr>
+              <w:t xml:space="preserve"> </w:t>
+            </w:r>
+            <w:r>
+              <w:rPr>
+                <w:i/>
+                <w:sz w:val="24"/>
+              </w:rPr>
+              <w:t>Bot</w:t>
+            </w:r>
+            <w:r>
+              <w:rPr>
+                <w:sz w:val="24"/>
+              </w:rPr>
+              <w:t xml:space="preserve"> и </w:t>
+            </w:r>
+            <w:r>
+              <w:rPr>
+                <w:i/>
+                <w:sz w:val="24"/>
+              </w:rPr>
+              <w:t>Copilot</w:t>
+            </w:r>
+            <w:r>
+              <w:rPr>
+                <w:sz w:val="24"/>
+              </w:rPr>
+              <w:t xml:space="preserve"> доказательства из ЛР4</w:t>
+            </w:r>
+          </w:p>
+        </w:tc>
+      </w:tr>
+      <w:tr>
+        <w:trPr>
+          <w:cantSplit/>
+          <w:jc w:val="center"/>
+        </w:trPr>
+        <w:tc>
+          <w:tcPr>
+            <w:tcW w:w="3948" w:type="dxa"/>
+            <w:vAlign w:val="center"/>
+          </w:tcPr>
+          <w:p>
+            <w:pPr>
+              <w:pStyle w:val="Compact"/>
+              <w:spacing w:before="0" w:after="0" w:line="280" w:lineRule="exact"/>
+              <w:jc w:val="center"/>
+            </w:pPr>
+            <w:r>
+              <w:rPr>
+                <w:sz w:val="24"/>
+              </w:rPr>
+              <w:t>Конкуренты и компании для наблюдения не смешаны</w:t>
+            </w:r>
+          </w:p>
+        </w:tc>
+        <w:tc>
+          <w:tcPr>
+            <w:tcW w:w="1227" w:type="dxa"/>
+            <w:vAlign w:val="center"/>
+          </w:tcPr>
+          <w:p>
+            <w:pPr>
+              <w:pStyle w:val="Compact"/>
+              <w:spacing w:before="0" w:after="0" w:line="280" w:lineRule="exact"/>
+              <w:jc w:val="center"/>
+            </w:pPr>
+            <w:r>
+              <w:rPr>
+                <w:sz w:val="24"/>
+              </w:rPr>
+              <w:t>да</w:t>
+            </w:r>
+          </w:p>
+        </w:tc>
+        <w:tc>
+          <w:tcPr>
+            <w:tcW w:w="4180" w:type="dxa"/>
+            <w:vAlign w:val="center"/>
+          </w:tcPr>
+          <w:p>
+            <w:pPr>
+              <w:pStyle w:val="Compact"/>
+              <w:spacing w:before="0" w:after="0" w:line="280" w:lineRule="exact"/>
+              <w:jc w:val="center"/>
+            </w:pPr>
+            <w:r>
+              <w:rPr>
+                <w:i/>
+                <w:sz w:val="24"/>
+              </w:rPr>
+              <w:t>Spreadsheet</w:t>
+            </w:r>
+            <w:r>
+              <w:rPr>
+                <w:sz w:val="24"/>
+              </w:rPr>
+              <w:t xml:space="preserve"> </w:t>
+            </w:r>
+            <w:r>
+              <w:rPr>
+                <w:i/>
+                <w:sz w:val="24"/>
+              </w:rPr>
+              <w:t>Detective</w:t>
+            </w:r>
+            <w:r>
+              <w:rPr>
+                <w:sz w:val="24"/>
+              </w:rPr>
+              <w:t xml:space="preserve">, </w:t>
+            </w:r>
+            <w:r>
+              <w:rPr>
+                <w:i/>
+                <w:sz w:val="24"/>
+              </w:rPr>
+              <w:t>CIMCON</w:t>
+            </w:r>
+            <w:r>
+              <w:rPr>
+                <w:sz w:val="24"/>
+              </w:rPr>
+              <w:t xml:space="preserve"> и </w:t>
+            </w:r>
+            <w:r>
+              <w:rPr>
+                <w:i/>
+                <w:sz w:val="24"/>
+              </w:rPr>
+              <w:t>Macabacus</w:t>
+            </w:r>
+            <w:r>
+              <w:rPr>
+                <w:sz w:val="24"/>
+              </w:rPr>
+              <w:t xml:space="preserve"> вынесены в таблицу исключений</w:t>
+            </w:r>
+          </w:p>
+        </w:tc>
+      </w:tr>
+      <w:tr>
+        <w:trPr>
+          <w:cantSplit/>
+          <w:jc w:val="center"/>
+        </w:trPr>
+        <w:tc>
+          <w:tcPr>
+            <w:tcW w:w="3948" w:type="dxa"/>
+            <w:vAlign w:val="center"/>
+          </w:tcPr>
+          <w:p>
+            <w:pPr>
+              <w:pStyle w:val="Compact"/>
+              <w:spacing w:before="0" w:after="0" w:line="280" w:lineRule="exact"/>
+              <w:jc w:val="center"/>
+            </w:pPr>
+            <w:r>
+              <w:rPr>
+                <w:sz w:val="24"/>
+              </w:rPr>
+              <w:t>Спорные случаи проверены</w:t>
+            </w:r>
+          </w:p>
+        </w:tc>
+        <w:tc>
+          <w:tcPr>
+            <w:tcW w:w="1227" w:type="dxa"/>
+            <w:vAlign w:val="center"/>
+          </w:tcPr>
+          <w:p>
+            <w:pPr>
+              <w:pStyle w:val="Compact"/>
+              <w:spacing w:before="0" w:after="0" w:line="280" w:lineRule="exact"/>
+              <w:jc w:val="center"/>
+            </w:pPr>
+            <w:r>
+              <w:rPr>
+                <w:sz w:val="24"/>
+              </w:rPr>
+              <w:t>да</w:t>
+            </w:r>
+          </w:p>
+        </w:tc>
+        <w:tc>
+          <w:tcPr>
+            <w:tcW w:w="4180" w:type="dxa"/>
+            <w:vAlign w:val="center"/>
+          </w:tcPr>
+          <w:p>
+            <w:pPr>
+              <w:pStyle w:val="Compact"/>
+              <w:spacing w:before="0" w:after="0" w:line="280" w:lineRule="exact"/>
+              <w:jc w:val="center"/>
+            </w:pPr>
+            <w:r>
+              <w:rPr>
+                <w:sz w:val="24"/>
+              </w:rPr>
+              <w:t xml:space="preserve">ограничители классификации: </w:t>
+            </w:r>
+            <w:r>
+              <w:rPr>
+                <w:i/>
+                <w:sz w:val="24"/>
+              </w:rPr>
+              <w:t>Numerous.ai</w:t>
+            </w:r>
+            <w:r>
+              <w:rPr>
+                <w:sz w:val="24"/>
+              </w:rPr>
+              <w:t xml:space="preserve">, </w:t>
+            </w:r>
+            <w:r>
+              <w:rPr>
+                <w:i/>
+                <w:sz w:val="24"/>
+              </w:rPr>
+              <w:t>Datarails</w:t>
+            </w:r>
+            <w:r>
+              <w:rPr>
+                <w:sz w:val="24"/>
+              </w:rPr>
+              <w:t xml:space="preserve">, </w:t>
+            </w:r>
+            <w:r>
+              <w:rPr>
+                <w:i/>
+                <w:sz w:val="24"/>
+              </w:rPr>
+              <w:t>DataSnipper</w:t>
+            </w:r>
+            <w:r>
+              <w:rPr>
+                <w:sz w:val="24"/>
+              </w:rPr>
+              <w:t xml:space="preserve">, </w:t>
+            </w:r>
+            <w:r>
+              <w:rPr>
+                <w:i/>
+                <w:sz w:val="24"/>
+              </w:rPr>
+              <w:t>Rows</w:t>
+            </w:r>
+            <w:r>
+              <w:rPr>
+                <w:sz w:val="24"/>
+              </w:rPr>
+              <w:t xml:space="preserve">, </w:t>
+            </w:r>
+            <w:r>
+              <w:rPr>
+                <w:i/>
+                <w:sz w:val="24"/>
+              </w:rPr>
+              <w:t>Formula</w:t>
+            </w:r>
+            <w:r>
+              <w:rPr>
+                <w:sz w:val="24"/>
+              </w:rPr>
+              <w:t xml:space="preserve"> </w:t>
+            </w:r>
+            <w:r>
+              <w:rPr>
+                <w:i/>
+                <w:sz w:val="24"/>
+              </w:rPr>
+              <w:t>Bot</w:t>
+            </w:r>
+          </w:p>
+        </w:tc>
+      </w:tr>
+      <w:tr>
+        <w:trPr>
+          <w:cantSplit/>
+          <w:jc w:val="center"/>
+        </w:trPr>
+        <w:tc>
+          <w:tcPr>
+            <w:tcW w:w="3948" w:type="dxa"/>
+            <w:vAlign w:val="center"/>
+          </w:tcPr>
+          <w:p>
+            <w:pPr>
+              <w:pStyle w:val="Compact"/>
+              <w:spacing w:before="0" w:after="0" w:line="280" w:lineRule="exact"/>
+              <w:jc w:val="center"/>
+            </w:pPr>
+            <w:r>
+              <w:rPr>
+                <w:sz w:val="24"/>
+              </w:rPr>
+              <w:t>Рассчитан индекс конкуренции</w:t>
+            </w:r>
+          </w:p>
+        </w:tc>
+        <w:tc>
+          <w:tcPr>
+            <w:tcW w:w="1227" w:type="dxa"/>
+            <w:vAlign w:val="center"/>
+          </w:tcPr>
+          <w:p>
+            <w:pPr>
+              <w:pStyle w:val="Compact"/>
+              <w:spacing w:before="0" w:after="0" w:line="280" w:lineRule="exact"/>
+              <w:jc w:val="center"/>
+            </w:pPr>
+            <w:r>
+              <w:rPr>
+                <w:sz w:val="24"/>
+              </w:rPr>
+              <w:t>да</w:t>
+            </w:r>
+          </w:p>
+        </w:tc>
+        <w:tc>
+          <w:tcPr>
+            <w:tcW w:w="4180" w:type="dxa"/>
+            <w:vAlign w:val="center"/>
+          </w:tcPr>
+          <w:p>
+            <w:pPr>
+              <w:pStyle w:val="Compact"/>
+              <w:spacing w:before="0" w:after="0" w:line="280" w:lineRule="exact"/>
+              <w:jc w:val="center"/>
+            </w:pPr>
+            <w:r>
+              <w:rPr>
+                <w:sz w:val="24"/>
+              </w:rPr>
+              <w:t>взвешенный балл по десяти критериям, порог прямого конкурента 4,20</w:t>
+            </w:r>
+          </w:p>
+        </w:tc>
+      </w:tr>
+      <w:tr>
+        <w:trPr>
+          <w:cantSplit/>
+          <w:jc w:val="center"/>
+        </w:trPr>
+        <w:tc>
+          <w:tcPr>
+            <w:tcW w:w="3948" w:type="dxa"/>
+            <w:vAlign w:val="center"/>
+          </w:tcPr>
+          <w:p>
+            <w:pPr>
+              <w:pStyle w:val="Compact"/>
+              <w:spacing w:before="0" w:after="0" w:line="280" w:lineRule="exact"/>
+              <w:jc w:val="center"/>
+            </w:pPr>
+            <w:r>
+              <w:rPr>
+                <w:sz w:val="24"/>
+              </w:rPr>
+              <w:t>Зафиксирована уверенность выводов</w:t>
+            </w:r>
+          </w:p>
+        </w:tc>
+        <w:tc>
+          <w:tcPr>
+            <w:tcW w:w="1227" w:type="dxa"/>
+            <w:vAlign w:val="center"/>
+          </w:tcPr>
+          <w:p>
+            <w:pPr>
+              <w:pStyle w:val="Compact"/>
+              <w:spacing w:before="0" w:after="0" w:line="280" w:lineRule="exact"/>
+              <w:jc w:val="center"/>
+            </w:pPr>
+            <w:r>
+              <w:rPr>
+                <w:sz w:val="24"/>
+              </w:rPr>
+              <w:t>да</w:t>
+            </w:r>
+          </w:p>
+        </w:tc>
+        <w:tc>
+          <w:tcPr>
+            <w:tcW w:w="4180" w:type="dxa"/>
+            <w:vAlign w:val="center"/>
+          </w:tcPr>
+          <w:p>
+            <w:pPr>
+              <w:pStyle w:val="Compact"/>
+              <w:spacing w:before="0" w:after="0" w:line="280" w:lineRule="exact"/>
+              <w:jc w:val="center"/>
+            </w:pPr>
+            <w:r>
+              <w:rPr>
+                <w:sz w:val="24"/>
+              </w:rPr>
+              <w:t>таблица уровня уверенности классификации</w:t>
+            </w:r>
+          </w:p>
+        </w:tc>
+      </w:tr>
+      <w:tr>
+        <w:trPr>
+          <w:cantSplit/>
+          <w:jc w:val="center"/>
+        </w:trPr>
+        <w:tc>
+          <w:tcPr>
+            <w:tcW w:w="3948" w:type="dxa"/>
+            <w:vAlign w:val="center"/>
+          </w:tcPr>
+          <w:p>
+            <w:pPr>
+              <w:pStyle w:val="Compact"/>
+              <w:spacing w:before="0" w:after="0" w:line="280" w:lineRule="exact"/>
+              <w:jc w:val="center"/>
+            </w:pPr>
+            <w:r>
+              <w:rPr>
+                <w:sz w:val="24"/>
+              </w:rPr>
+              <w:t>Рыночный стандарт не подменен копированием одного лидера</w:t>
+            </w:r>
+          </w:p>
+        </w:tc>
+        <w:tc>
+          <w:tcPr>
+            <w:tcW w:w="1227" w:type="dxa"/>
+            <w:vAlign w:val="center"/>
+          </w:tcPr>
+          <w:p>
+            <w:pPr>
+              <w:pStyle w:val="Compact"/>
+              <w:spacing w:before="0" w:after="0" w:line="280" w:lineRule="exact"/>
+              <w:jc w:val="center"/>
+            </w:pPr>
+            <w:r>
+              <w:rPr>
+                <w:sz w:val="24"/>
+              </w:rPr>
+              <w:t>да</w:t>
+            </w:r>
+          </w:p>
+        </w:tc>
+        <w:tc>
+          <w:tcPr>
+            <w:tcW w:w="4180" w:type="dxa"/>
+            <w:vAlign w:val="center"/>
+          </w:tcPr>
+          <w:p>
+            <w:pPr>
+              <w:pStyle w:val="Compact"/>
+              <w:spacing w:before="0" w:after="0" w:line="280" w:lineRule="exact"/>
+              <w:jc w:val="center"/>
+            </w:pPr>
+            <w:r>
+              <w:rPr>
+                <w:sz w:val="24"/>
+              </w:rPr>
+              <w:t>доля признака среди семи конкурентов, порог 60 % и 70 %</w:t>
+            </w:r>
+          </w:p>
+        </w:tc>
+      </w:tr>
+      <w:tr>
+        <w:trPr>
+          <w:cantSplit/>
+          <w:jc w:val="center"/>
+        </w:trPr>
+        <w:tc>
+          <w:tcPr>
+            <w:tcW w:w="3948" w:type="dxa"/>
+            <w:vAlign w:val="center"/>
+          </w:tcPr>
+          <w:p>
+            <w:pPr>
+              <w:pStyle w:val="Compact"/>
+              <w:spacing w:before="0" w:after="0" w:line="280" w:lineRule="exact"/>
+              <w:jc w:val="center"/>
+            </w:pPr>
+            <w:r>
+              <w:rPr>
+                <w:sz w:val="24"/>
+              </w:rPr>
+              <w:t>Преимущества отделены от рекламных заявлений</w:t>
+            </w:r>
+          </w:p>
+        </w:tc>
+        <w:tc>
+          <w:tcPr>
+            <w:tcW w:w="1227" w:type="dxa"/>
+            <w:vAlign w:val="center"/>
+          </w:tcPr>
+          <w:p>
+            <w:pPr>
+              <w:pStyle w:val="Compact"/>
+              <w:spacing w:before="0" w:after="0" w:line="280" w:lineRule="exact"/>
+              <w:jc w:val="center"/>
+            </w:pPr>
+            <w:r>
+              <w:rPr>
+                <w:sz w:val="24"/>
+              </w:rPr>
+              <w:t>да</w:t>
+            </w:r>
+          </w:p>
+        </w:tc>
+        <w:tc>
+          <w:tcPr>
+            <w:tcW w:w="4180" w:type="dxa"/>
+            <w:vAlign w:val="center"/>
+          </w:tcPr>
+          <w:p>
+            <w:pPr>
+              <w:pStyle w:val="Compact"/>
+              <w:spacing w:before="0" w:after="0" w:line="280" w:lineRule="exact"/>
+              <w:jc w:val="center"/>
+            </w:pPr>
+            <w:r>
+              <w:rPr>
+                <w:sz w:val="24"/>
+              </w:rPr>
+              <w:t>индекс преимущества учитывает доказанность и труд</w:t>
+            </w:r>
+            <w:r>
+              <w:rPr>
+                <w:sz w:val="24"/>
+              </w:rPr>
+              <w:t>ность копирования</w:t>
+            </w:r>
+          </w:p>
+        </w:tc>
+      </w:tr>
+      <w:tr>
+        <w:trPr>
+          <w:cantSplit/>
+          <w:jc w:val="center"/>
+        </w:trPr>
+        <w:tc>
+          <w:tcPr>
+            <w:tcW w:w="3948" w:type="dxa"/>
+            <w:vAlign w:val="center"/>
+          </w:tcPr>
+          <w:p>
+            <w:pPr>
+              <w:pStyle w:val="Compact"/>
+              <w:spacing w:before="0" w:after="0" w:line="280" w:lineRule="exact"/>
+              <w:jc w:val="center"/>
+            </w:pPr>
+            <w:r>
+              <w:rPr>
+                <w:sz w:val="24"/>
+              </w:rPr>
+              <w:t>Собственный товар описан конкретно и пригоден для сайта, ТЗ и тарифов</w:t>
+            </w:r>
+          </w:p>
+        </w:tc>
+        <w:tc>
+          <w:tcPr>
+            <w:tcW w:w="1227" w:type="dxa"/>
+            <w:vAlign w:val="center"/>
+          </w:tcPr>
+          <w:p>
+            <w:pPr>
+              <w:pStyle w:val="Compact"/>
+              <w:spacing w:before="0" w:after="0" w:line="280" w:lineRule="exact"/>
+              <w:jc w:val="center"/>
+            </w:pPr>
+            <w:r>
+              <w:rPr>
+                <w:sz w:val="24"/>
+              </w:rPr>
+              <w:t>да</w:t>
+            </w:r>
+          </w:p>
+        </w:tc>
+        <w:tc>
+          <w:tcPr>
+            <w:tcW w:w="4180" w:type="dxa"/>
+            <w:vAlign w:val="center"/>
+          </w:tcPr>
+          <w:p>
+            <w:pPr>
+              <w:pStyle w:val="Compact"/>
+              <w:spacing w:before="0" w:after="0" w:line="280" w:lineRule="exact"/>
+              <w:jc w:val="center"/>
+            </w:pPr>
+            <w:r>
+              <w:rPr>
+                <w:sz w:val="24"/>
+              </w:rPr>
+              <w:t>таблицы 21 и 22, передача в ЛР6</w:t>
+            </w:r>
+          </w:p>
+        </w:tc>
+      </w:tr>
+    </w:tbl>
+    <w:p>
+      <w:pPr>
+        <w:pStyle w:val="FirstParagraph"/>
+        <w:spacing w:before="0" w:after="0" w:line="360" w:lineRule="exact"/>
+        <w:ind w:firstLine="709"/>
+        <w:jc w:val="both"/>
+      </w:pPr>
+      <w:r>
+        <w:rPr>
+          <w:sz w:val="28"/>
+        </w:rPr>
+        <w:t>Девять проверок выполнены, одна частично: доказательная база по трем компаниям опирается на справочные данные, поэтому их классификация помечена как предварительная.</w:t>
+      </w:r>
+    </w:p>
+    <w:p>
+      <w:pPr>
         <w:pStyle w:val="2"/>
         <w:spacing w:before="360" w:after="360" w:line="360" w:lineRule="exact"/>
         <w:ind w:firstLine="709"/>
       </w:pPr>
       <w:bookmarkStart w:id="22" w:name="_339ae803435bd6b9a653c2b18dadc62dc9ad8e7"/>
-      <w:bookmarkStart w:id="23" w:name="_Toc241962738"/>
+      <w:bookmarkStart w:id="23" w:name="_Toc241963503"/>
       <w:bookmarkEnd w:id="20"/>
       <w:r>
         <w:rPr>
@@ -35050,7 +36026,20 @@
         <w:rPr>
           <w:sz w:val="28"/>
         </w:rPr>
-        <w:t xml:space="preserve"> охватил взвешенные баллы классификации, доли конкурентов по признакам Кано, средние оценки сравнения, индексы бизнес-моделей и доли практик. Из 79 контрольных величин расхождений выше допуска нет (79 из 79); допуск 1</w:t>
+        <w:t xml:space="preserve"> охватил взвешенные бал</w:t>
+      </w:r>
+      <w:r>
+        <w:rPr>
+          <w:sz w:val="28"/>
+        </w:rPr>
+        <w:t xml:space="preserve">лы классификации, доли конкурентов по признакам Кано, средние оценки сравнения, индексы бизнес-моделей и доли практик. Из 79 контрольных </w:t>
+      </w:r>
+      <w:r>
+        <w:rPr>
+          <w:sz w:val="28"/>
+        </w:rPr>
+        <w:lastRenderedPageBreak/>
+        <w:t>величин расхождений выше допуска нет (79 из 79); допуск 1</w:t>
       </w:r>
       <w:r>
         <w:rPr>
@@ -35076,13 +36065,13 @@
         <w:rPr>
           <w:sz w:val="28"/>
         </w:rPr>
-        <w:t xml:space="preserve"> для величи</w:t>
-      </w:r>
-      <w:r>
-        <w:rPr>
-          <w:sz w:val="28"/>
-        </w:rPr>
-        <w:t>н, округленных в книге до двух знаков. Ошибок формул в трех книгах нет.</w:t>
+        <w:t xml:space="preserve"> для величин, округленных в книге </w:t>
+      </w:r>
+      <w:r>
+        <w:rPr>
+          <w:sz w:val="28"/>
+        </w:rPr>
+        <w:t>до двух знаков. Ошибок формул в трех книгах нет.</w:t>
       </w:r>
     </w:p>
     <w:p>
@@ -35148,13 +36137,7 @@
         <w:rPr>
           <w:sz w:val="28"/>
         </w:rPr>
-        <w:t xml:space="preserve"> найдены в конце работы и внесены </w:t>
-      </w:r>
-      <w:r>
-        <w:rPr>
-          <w:sz w:val="28"/>
-        </w:rPr>
-        <w:t xml:space="preserve">в книгу бизнес-моделей, приложение Д); отзывы собраны на </w:t>
+        <w:t xml:space="preserve"> найдены в конце работы и внесены в книгу бизнес-моделей, приложение Д); отзывы собраны на </w:t>
       </w:r>
       <w:r>
         <w:rPr>
@@ -35193,13 +36176,13 @@
         <w:rPr>
           <w:sz w:val="28"/>
         </w:rPr>
-        <w:t xml:space="preserve"> - частично); категории Кано назначены без опроса пользователей; точная выручка конкурентов и суммы раундов закрыты подпиской (используются сведения из открытых источ</w:t>
-      </w:r>
-      <w:r>
-        <w:rPr>
-          <w:sz w:val="28"/>
-        </w:rPr>
-        <w:t>ников, приложение Д). Все эти пункты перечислены в приложении Б.</w:t>
+        <w:t xml:space="preserve"> - частично); категории Кано назначены без опроса пользователей; точная выручка конкурентов и суммы раундов закрыты подпиской (испол</w:t>
+      </w:r>
+      <w:r>
+        <w:rPr>
+          <w:sz w:val="28"/>
+        </w:rPr>
+        <w:t>ьзуются сведения из открытых источников, приложение Д). Все эти пункты перечислены в приложении Б.</w:t>
       </w:r>
     </w:p>
     <w:p>
@@ -35210,7 +36193,7 @@
         <w:ind w:firstLine="709"/>
       </w:pPr>
       <w:bookmarkStart w:id="24" w:name="_1bfdad9d2d88ddb6ca16c31c1d4d4943679f32f"/>
-      <w:bookmarkStart w:id="25" w:name="_Toc241962739"/>
+      <w:bookmarkStart w:id="25" w:name="_Toc241963504"/>
       <w:bookmarkEnd w:id="22"/>
       <w:bookmarkEnd w:id="2"/>
       <w:r>
@@ -35234,7 +36217,13 @@
         <w:rPr>
           <w:sz w:val="28"/>
         </w:rPr>
-        <w:t>Ответы даны по контрольным показателям дашборда шаблона анализа товара [2] (раздел «Норма контроля») и по чек-листам методик [1], [3].</w:t>
+        <w:t xml:space="preserve">Ответы даны по контрольным показателям дашборда шаблона анализа товара [2] (раздел «Норма контроля») и по чек-листам методик </w:t>
+      </w:r>
+      <w:r>
+        <w:rPr>
+          <w:sz w:val="28"/>
+        </w:rPr>
+        <w:t>[1], [3].</w:t>
       </w:r>
     </w:p>
     <w:p>
@@ -35252,13 +36241,7 @@
         <w:rPr>
           <w:sz w:val="28"/>
         </w:rPr>
-        <w:t>Сколько конкурентов в ан</w:t>
-      </w:r>
-      <w:r>
-        <w:rPr>
-          <w:sz w:val="28"/>
-        </w:rPr>
-        <w:t>ализе и достаточно ли их (норма 5-12)? Семь конкурентов для товара и бизнес-модели и десять компаний для классификации; норма выполнена.</w:t>
+        <w:t>Сколько конкурентов в анализе и достаточно ли их (норма 5-12)? Семь конкурентов для товара и бизнес-модели и десять компаний для классификации; норма выполнена.</w:t>
       </w:r>
     </w:p>
     <w:p>
@@ -35294,13 +36277,7 @@
         <w:rPr>
           <w:sz w:val="28"/>
         </w:rPr>
-        <w:t>Сколько признаков по Левитту выде</w:t>
-      </w:r>
-      <w:r>
-        <w:rPr>
-          <w:sz w:val="28"/>
-        </w:rPr>
-        <w:t>лено (норма 40 и более)? 78 признаков; норма выполнена.</w:t>
+        <w:t>Сколько признаков по Левитту выделено (норма 40 и более)? 78 признаков; норма выполнена.</w:t>
       </w:r>
     </w:p>
     <w:p>
@@ -35354,13 +36331,7 @@
         <w:rPr>
           <w:sz w:val="28"/>
         </w:rPr>
-        <w:t>Есть ли у каждого вывода страница и</w:t>
-      </w:r>
-      <w:r>
-        <w:rPr>
-          <w:sz w:val="28"/>
-        </w:rPr>
-        <w:t xml:space="preserve"> факт? Да, таблица 7; достоверность 3-5.</w:t>
+        <w:t>Есть ли у каждого вывода страница и факт? Да, таблица 7; достоверность 3-5.</w:t>
       </w:r>
     </w:p>
     <w:p>
@@ -35396,7 +36367,13 @@
         <w:rPr>
           <w:sz w:val="28"/>
         </w:rPr>
-        <w:t>Реконструированы ли девять блоков бизнес-модели конкурентов? Да, таблицы 14 и 15.</w:t>
+        <w:t>Реконструирова</w:t>
+      </w:r>
+      <w:r>
+        <w:rPr>
+          <w:sz w:val="28"/>
+        </w:rPr>
+        <w:t>ны ли девять блоков бизнес-модели конкурентов? Да, таблицы 14 и 15.</w:t>
       </w:r>
     </w:p>
     <w:p>
@@ -35425,7 +36402,7 @@
         <w:jc w:val="center"/>
       </w:pPr>
       <w:bookmarkStart w:id="26" w:name="_выводы"/>
-      <w:bookmarkStart w:id="27" w:name="_Toc241962740"/>
+      <w:bookmarkStart w:id="27" w:name="_Toc241963505"/>
       <w:bookmarkEnd w:id="24"/>
       <w:r>
         <w:rPr>
@@ -35455,7 +36432,14 @@
           <w:i/>
           <w:sz w:val="28"/>
         </w:rPr>
-        <w:t>PerfectXL</w:t>
+        <w:t>Perfe</w:t>
+      </w:r>
+      <w:r>
+        <w:rPr>
+          <w:i/>
+          <w:sz w:val="28"/>
+        </w:rPr>
+        <w:t>ctXL</w:t>
       </w:r>
       <w:r>
         <w:rPr>
@@ -35513,13 +36497,7 @@
         <w:rPr>
           <w:sz w:val="28"/>
         </w:rPr>
-        <w:t xml:space="preserve"> относятся </w:t>
-      </w:r>
-      <w:r>
-        <w:rPr>
-          <w:sz w:val="28"/>
-        </w:rPr>
-        <w:t xml:space="preserve">к близким альтернативным, остальные шесть - к косвенным и заменителям. Рыночный стандарт цифрового товара минимален: надстройка </w:t>
+        <w:t xml:space="preserve"> относятся к близким альтернативным, остальные шесть - к косвенным и заменителям. Рыночный стандарт цифрового товара минимален: надстройка </w:t>
       </w:r>
       <w:r>
         <w:rPr>
@@ -35532,7 +36510,13 @@
         <w:rPr>
           <w:sz w:val="28"/>
         </w:rPr>
-        <w:t xml:space="preserve"> (100 %); обязательные признаки поиска ошибок, безопасности и пробного доступа есть лишь у трех из семи конкурентов.</w:t>
+        <w:t xml:space="preserve"> (100 %); обязательные признаки поиска ошибок, безопасн</w:t>
+      </w:r>
+      <w:r>
+        <w:rPr>
+          <w:sz w:val="28"/>
+        </w:rPr>
+        <w:t>ости и пробного доступа есть лишь у трех из семи конкурентов.</w:t>
       </w:r>
     </w:p>
     <w:p>
@@ -35546,20 +36530,21 @@
         <w:rPr>
           <w:sz w:val="28"/>
         </w:rPr>
-        <w:t>Зонами</w:t>
-      </w:r>
-      <w:r>
-        <w:rPr>
-          <w:sz w:val="28"/>
-        </w:rPr>
-        <w:t xml:space="preserve"> дифференциации являются доказательство вывода детерминированным движком (2 из 7), автоисправление (1 из 7), прозрачные тарифы (2 из 7) и сравнение файлов. Сильнейшие бизнес-модели у </w:t>
+        <w:t xml:space="preserve">Зонами дифференциации являются доказательство вывода детерминированным движком (2 из 7), автоисправление (1 из 7), прозрачные тарифы (2 из 7) и сравнение файлов. Сильнейшие бизнес-модели у </w:t>
       </w:r>
       <w:r>
         <w:rPr>
           <w:i/>
           <w:sz w:val="28"/>
         </w:rPr>
-        <w:t>Shortcut</w:t>
+        <w:t>Short</w:t>
+      </w:r>
+      <w:r>
+        <w:rPr>
+          <w:i/>
+          <w:sz w:val="28"/>
+        </w:rPr>
+        <w:t>cut</w:t>
       </w:r>
       <w:r>
         <w:rPr>
@@ -35617,13 +36602,7 @@
         <w:rPr>
           <w:sz w:val="28"/>
         </w:rPr>
-        <w:t>; прямые</w:t>
-      </w:r>
-      <w:r>
-        <w:rPr>
-          <w:sz w:val="28"/>
-        </w:rPr>
-        <w:t xml:space="preserve"> конкуренты слабы в доверии и ценообразовании.</w:t>
+        <w:t>; прямые конкуренты слабы в доверии и ценообразовании.</w:t>
       </w:r>
     </w:p>
     <w:p>
@@ -35663,13 +36642,13 @@
         <w:rPr>
           <w:sz w:val="28"/>
         </w:rPr>
-        <w:t>, бесплатный старт), а позиционирование строится на независимом доказ</w:t>
-      </w:r>
-      <w:r>
-        <w:rPr>
-          <w:sz w:val="28"/>
-        </w:rPr>
-        <w:t>ательстве находок и прозрачной цене. Эти выводы передаются в ЛР6 как банк выводов, стандарт товара и зоны дифференциации.</w:t>
+        <w:t>,</w:t>
+      </w:r>
+      <w:r>
+        <w:rPr>
+          <w:sz w:val="28"/>
+        </w:rPr>
+        <w:t xml:space="preserve"> бесплатный старт), а позиционирование строится на независимом доказательстве находок и прозрачной цене. Эти выводы передаются в ЛР6 как банк выводов, стандарт товара и зоны дифференциации.</w:t>
       </w:r>
     </w:p>
     <w:p>
@@ -35680,7 +36659,7 @@
         <w:jc w:val="center"/>
       </w:pPr>
       <w:bookmarkStart w:id="28" w:name="_274f6a444530ef90b0479dabf3d210f01e97699"/>
-      <w:bookmarkStart w:id="29" w:name="_Toc241962741"/>
+      <w:bookmarkStart w:id="29" w:name="_Toc241963506"/>
       <w:bookmarkEnd w:id="26"/>
       <w:r>
         <w:rPr>
@@ -35707,7 +36686,13 @@
         <w:rPr>
           <w:sz w:val="28"/>
         </w:rPr>
-        <w:t xml:space="preserve">Методика классификации компаний по уровням конкуренции; шаблон </w:t>
+        <w:t>Методика классификации компаний п</w:t>
+      </w:r>
+      <w:r>
+        <w:rPr>
+          <w:sz w:val="28"/>
+        </w:rPr>
+        <w:t xml:space="preserve">о уровням конкуренции; шаблон </w:t>
       </w:r>
       <w:r>
         <w:rPr>
@@ -35738,13 +36723,7 @@
         <w:rPr>
           <w:sz w:val="28"/>
         </w:rPr>
-        <w:t>Методика анализа конкурентов по сайтам: цифровой товар (модели Леви</w:t>
-      </w:r>
-      <w:r>
-        <w:rPr>
-          <w:sz w:val="28"/>
-        </w:rPr>
-        <w:t xml:space="preserve">тта и Кано); шаблон </w:t>
+        <w:t xml:space="preserve">Методика анализа конкурентов по сайтам: цифровой товар (модели Левитта и Кано); шаблон </w:t>
       </w:r>
       <w:r>
         <w:rPr>
@@ -35757,7 +36736,13 @@
         <w:rPr>
           <w:sz w:val="28"/>
         </w:rPr>
-        <w:t xml:space="preserve"> анализа конкурентов. Методические материалы дисциплины «Электронный бизнес». – Минск : БГУИР, 2026.</w:t>
+        <w:t xml:space="preserve"> анализа</w:t>
+      </w:r>
+      <w:r>
+        <w:rPr>
+          <w:sz w:val="28"/>
+        </w:rPr>
+        <w:t xml:space="preserve"> конкурентов. Методические материалы дисциплины «Электронный бизнес». – Минск : БГУИР, 2026.</w:t>
       </w:r>
     </w:p>
     <w:p>
@@ -35788,13 +36773,13 @@
         <w:rPr>
           <w:sz w:val="28"/>
         </w:rPr>
-        <w:t xml:space="preserve"> анализа бизнес-модели. Методические материалы дисциплины «Элект</w:t>
-      </w:r>
-      <w:r>
-        <w:rPr>
-          <w:sz w:val="28"/>
-        </w:rPr>
-        <w:t>ронный бизнес». – Минск : БГУИР, 2026.</w:t>
+        <w:t xml:space="preserve"> анализа бизнес-модели. Методические материалы дисциплины «Электронный бизнес». – Минск : БГУИР, </w:t>
+      </w:r>
+      <w:r>
+        <w:rPr>
+          <w:sz w:val="28"/>
+        </w:rPr>
+        <w:t>2026.</w:t>
       </w:r>
     </w:p>
     <w:p>
@@ -35856,13 +36841,7 @@
         <w:rPr>
           <w:sz w:val="28"/>
         </w:rPr>
-        <w:t xml:space="preserve">, сетевой график и диаграмма </w:t>
-      </w:r>
-      <w:r>
-        <w:rPr>
-          <w:sz w:val="28"/>
-        </w:rPr>
-        <w:t xml:space="preserve">Ганта </w:t>
+        <w:t xml:space="preserve">, сетевой график и диаграмма Ганта </w:t>
       </w:r>
       <w:r>
         <w:rPr>
@@ -35900,7 +36879,13 @@
         <w:rPr>
           <w:sz w:val="28"/>
         </w:rPr>
-        <w:t xml:space="preserve"> [Электронный ресурс]. – Режим доступа: https://www.perfectxl.com/. – Дата доступа: 03.10.2026.</w:t>
+        <w:t xml:space="preserve"> [Электронный ресурс]. – Режим доступа: https://www.perfectxl.com/. – Дата доступа: 03.10.2</w:t>
+      </w:r>
+      <w:r>
+        <w:rPr>
+          <w:sz w:val="28"/>
+        </w:rPr>
+        <w:t>026.</w:t>
       </w:r>
     </w:p>
     <w:p>
@@ -35925,13 +36910,7 @@
         <w:rPr>
           <w:sz w:val="28"/>
         </w:rPr>
-        <w:t xml:space="preserve"> [Электронный ре</w:t>
-      </w:r>
-      <w:r>
-        <w:rPr>
-          <w:sz w:val="28"/>
-        </w:rPr>
-        <w:t>сурс]. – Режим доступа: https://www.shortcut.ai/. – Дата доступа: 03.10.2026.</w:t>
+        <w:t xml:space="preserve"> [Электронный ресурс]. – Режим доступа: https://www.shortcut.ai/. – Дата доступа: 03.10.2026.</w:t>
       </w:r>
     </w:p>
     <w:p>
@@ -35981,13 +36960,13 @@
         <w:rPr>
           <w:sz w:val="28"/>
         </w:rPr>
-        <w:t xml:space="preserve"> [Электронный ресурс]. – Режим доступа: https://datarails.com/. </w:t>
-      </w:r>
-      <w:r>
-        <w:rPr>
-          <w:sz w:val="28"/>
-        </w:rPr>
-        <w:t>– Дата доступа: 03.10.2026.</w:t>
+        <w:t xml:space="preserve"> [Электронный ресурс]. – Режим дост</w:t>
+      </w:r>
+      <w:r>
+        <w:rPr>
+          <w:sz w:val="28"/>
+        </w:rPr>
+        <w:t>упа: https://datarails.com/. – Дата доступа: 03.10.2026.</w:t>
       </w:r>
     </w:p>
     <w:p>
@@ -36050,13 +37029,7 @@
         <w:rPr>
           <w:sz w:val="28"/>
         </w:rPr>
-        <w:t xml:space="preserve"> [Электронный ресурс]. – Режим доступа: https://www.arixcel.com/, https://www.operis.com/. – Дата доступ</w:t>
-      </w:r>
-      <w:r>
-        <w:rPr>
-          <w:sz w:val="28"/>
-        </w:rPr>
-        <w:t>а: 03.10.2026.</w:t>
+        <w:t xml:space="preserve"> [Электронный ресурс]. – Режим доступа: https://www.arixcel.com/, https://www.operis.com/. – Дата доступа: 03.10.2026.</w:t>
       </w:r>
     </w:p>
     <w:p>
@@ -36229,7 +37202,14 @@
           <w:i/>
           <w:sz w:val="28"/>
         </w:rPr>
-        <w:t>Levitt</w:t>
+        <w:t>Levit</w:t>
+      </w:r>
+      <w:r>
+        <w:rPr>
+          <w:i/>
+          <w:sz w:val="28"/>
+        </w:rPr>
+        <w:t>t</w:t>
       </w:r>
       <w:r>
         <w:rPr>
@@ -36463,14 +37443,7 @@
           <w:i/>
           <w:sz w:val="28"/>
         </w:rPr>
-        <w:t>Q</w:t>
-      </w:r>
-      <w:r>
-        <w:rPr>
-          <w:i/>
-          <w:sz w:val="28"/>
-        </w:rPr>
-        <w:t>uality</w:t>
+        <w:t>Quality</w:t>
       </w:r>
       <w:r>
         <w:rPr>
@@ -37033,7 +38006,13 @@
         <w:rPr>
           <w:sz w:val="28"/>
         </w:rPr>
-        <w:t xml:space="preserve"> [Электронный ресурс]. – Режим доступа: https://www.datasnipper.com/resources/datasnipper-raises-100m. – Дата доступа: 03.10.2026.</w:t>
+        <w:t xml:space="preserve"> [Электронный ресурс]. – Режи</w:t>
+      </w:r>
+      <w:r>
+        <w:rPr>
+          <w:sz w:val="28"/>
+        </w:rPr>
+        <w:t>м доступа: https://www.datasnipper.com/resources/datasnipper-raises-100m. – Дата доступа: 03.10.2026.</w:t>
       </w:r>
     </w:p>
     <w:p>
@@ -37123,13 +38102,7 @@
         <w:rPr>
           <w:sz w:val="28"/>
         </w:rPr>
-        <w:t xml:space="preserve"> $</w:t>
-      </w:r>
-      <w:r>
-        <w:rPr>
-          <w:sz w:val="28"/>
-        </w:rPr>
-        <w:t xml:space="preserve">70 </w:t>
+        <w:t xml:space="preserve"> $70 </w:t>
       </w:r>
       <w:r>
         <w:rPr>
@@ -37414,7 +38387,13 @@
         <w:rPr>
           <w:sz w:val="28"/>
         </w:rPr>
-        <w:t xml:space="preserve"> [Электронный ресурс]. – Режим доступа: https://techcrunch.com/2025/08/01/fundamental-research-labs-nabs-30-million-from-prosus-to-build-ai-agents-for-multiple-verticals. – Дата доступа: 03.10.2026.</w:t>
+        <w:t xml:space="preserve"> [Электронный ресурс]. – Ре</w:t>
+      </w:r>
+      <w:r>
+        <w:rPr>
+          <w:sz w:val="28"/>
+        </w:rPr>
+        <w:t>жим доступа: https://techcrunch.com/2025/08/01/fundamental-research-labs-nabs-30-million-from-prosus-to-build-ai-agents-for-multiple-verticals. – Дата доступа: 03.10.2026.</w:t>
       </w:r>
     </w:p>
     <w:p>
@@ -37465,13 +38444,13 @@
         <w:rPr>
           <w:sz w:val="28"/>
         </w:rPr>
-        <w:t xml:space="preserve"> [Э</w:t>
-      </w:r>
-      <w:r>
-        <w:rPr>
-          <w:sz w:val="28"/>
-        </w:rPr>
-        <w:t>лектронный ресурс]. – Режим доступа: https://www.perfectxl.com/about-us/history/. – Дата доступа: 03.10.2026.</w:t>
+        <w:t xml:space="preserve"> [Электронный ресурс]. – Режим доступа: https://www.perfect</w:t>
+      </w:r>
+      <w:r>
+        <w:rPr>
+          <w:sz w:val="28"/>
+        </w:rPr>
+        <w:t>xl.com/about-us/history/. – Дата доступа: 03.10.2026.</w:t>
       </w:r>
     </w:p>
     <w:p>
@@ -37587,13 +38566,13 @@
         <w:rPr>
           <w:sz w:val="28"/>
         </w:rPr>
-        <w:t xml:space="preserve"> [Электронный ресурс]. – Режим доступа: https://tracxn.com/d/legal-entities/unit</w:t>
-      </w:r>
-      <w:r>
-        <w:rPr>
-          <w:sz w:val="28"/>
-        </w:rPr>
-        <w:t>ed-kingdom/operis-group-limited/__w42ZiByEDopkOdfs8fgtMvwsyZf6TUz2VmMuk1AKBc0. – Дата доступа: 03.10.2026.</w:t>
+        <w:t xml:space="preserve"> [Электронный ресурс]. – Режим доступа: https://tracxn.com/d/legal-entities/united-kingdom/operis-group-limited/__w42ZiByEDopkOdfs8fgtMv</w:t>
+      </w:r>
+      <w:r>
+        <w:rPr>
+          <w:sz w:val="28"/>
+        </w:rPr>
+        <w:t>wsyZf6TUz2VmMuk1AKBc0. – Дата доступа: 03.10.2026.</w:t>
       </w:r>
     </w:p>
     <w:p>
@@ -37696,13 +38675,7 @@
         <w:rPr>
           <w:sz w:val="28"/>
         </w:rPr>
-        <w:t xml:space="preserve"> [Электронный ресурс]. – Режим доступа: https://www.zoominfo.com/c/arixcel/345716426. – Дата </w:t>
-      </w:r>
-      <w:r>
-        <w:rPr>
-          <w:sz w:val="28"/>
-        </w:rPr>
-        <w:t>доступа: 03.10.2026.</w:t>
+        <w:t xml:space="preserve"> [Электронный ресурс]. – Режим доступа: https://www.zoominfo.com/c/arixcel/345716426. – Дата доступа: 03.10.2026.</w:t>
       </w:r>
     </w:p>
     <w:p>
@@ -37883,13 +38856,13 @@
         <w:rPr>
           <w:sz w:val="28"/>
         </w:rPr>
-        <w:t xml:space="preserve"> [Электронный ресурс]. – Режим доступа: https://www.eu-startups.com/2024/05/berlin-based-rows-raises-e8-million-to-spread-ai-powere</w:t>
-      </w:r>
-      <w:r>
-        <w:rPr>
-          <w:sz w:val="28"/>
-        </w:rPr>
-        <w:t>d-spreadsheets-around-the-world/. – Дата доступа: 03.10.2026.</w:t>
+        <w:t xml:space="preserve"> [Электронный ресурс]. – Режим доступа: https://www.eu-startups.com/2024/05/berlin-based-rows-raises-e8-million-to-spread-ai-powered-spreadsheets-around-the-world/. – Дата доступа: 03</w:t>
+      </w:r>
+      <w:r>
+        <w:rPr>
+          <w:sz w:val="28"/>
+        </w:rPr>
+        <w:t>.10.2026.</w:t>
       </w:r>
     </w:p>
     <w:p>
@@ -38070,13 +39043,7 @@
         <w:rPr>
           <w:sz w:val="28"/>
         </w:rPr>
-        <w:t xml:space="preserve">) [Электронный ресурс]. – Режим доступа: </w:t>
-      </w:r>
-      <w:r>
-        <w:rPr>
-          <w:sz w:val="28"/>
-        </w:rPr>
-        <w:t>https://www.starterstory.com/stories/excelformulabot. – Дата доступа: 03.10.2026.</w:t>
+        <w:t>) [Электронный ресурс]. – Режим доступа: https://www.starterstory.com/stories/excelformulabot. – Дата доступа: 03.10.2026.</w:t>
       </w:r>
     </w:p>
     <w:p>
@@ -38199,13 +39166,7 @@
           <w:sz w:val="28"/>
         </w:rPr>
         <w:lastRenderedPageBreak/>
-        <w:t xml:space="preserve">https://pitchbook.com/profiles/company/522717-76. – Дата </w:t>
-      </w:r>
-      <w:r>
-        <w:rPr>
-          <w:sz w:val="28"/>
-        </w:rPr>
-        <w:t>доступа: 03.10.2026.</w:t>
+        <w:t>https://pitchbook.com/profiles/company/522717-76. – Дата доступа: 03.10.2026.</w:t>
       </w:r>
     </w:p>
     <w:p>
@@ -38217,7 +39178,7 @@
         <w:jc w:val="center"/>
       </w:pPr>
       <w:bookmarkStart w:id="30" w:name="_3d74faf1500c1b2a4a8bfa8e0e37c74206ce73d"/>
-      <w:bookmarkStart w:id="31" w:name="_Toc241962742"/>
+      <w:bookmarkStart w:id="31" w:name="_Toc241963507"/>
       <w:bookmarkEnd w:id="28"/>
       <w:r>
         <w:rPr>
@@ -38265,7 +39226,13 @@
         <w:rPr>
           <w:sz w:val="28"/>
         </w:rPr>
-        <w:t>В приложении собраны допущения ЛР5 в дополнение к допущениям Д-01…Д-21 предыдущих работ.</w:t>
+        <w:t>В приложении собраны допущения ЛР5 в дополнени</w:t>
+      </w:r>
+      <w:r>
+        <w:rPr>
+          <w:sz w:val="28"/>
+        </w:rPr>
+        <w:t>е к допущениям Д-01…Д-21 предыдущих работ.</w:t>
       </w:r>
     </w:p>
     <w:p>
@@ -38279,7 +39246,7 @@
         <w:rPr>
           <w:sz w:val="28"/>
         </w:rPr>
-        <w:t>В таблице 23 представлено: журнал допущений ЛР5.</w:t>
+        <w:t>В таблице 24 представлено: журнал допущений ЛР5.</w:t>
       </w:r>
     </w:p>
     <w:p>
@@ -38292,7 +39259,7 @@
         <w:rPr>
           <w:sz w:val="28"/>
         </w:rPr>
-        <w:t>Таблица 23 – Журнал допущений ЛР5</w:t>
+        <w:t>Таблица 24 – Журнал допущений ЛР5</w:t>
       </w:r>
     </w:p>
     <w:tbl>
@@ -38958,7 +39925,7 @@
         <w:jc w:val="center"/>
       </w:pPr>
       <w:bookmarkStart w:id="32" w:name="_25083b51e17d9d99817d1269b6af13d75b604a4"/>
-      <w:bookmarkStart w:id="33" w:name="_Toc241962743"/>
+      <w:bookmarkStart w:id="33" w:name="_Toc241963508"/>
       <w:bookmarkEnd w:id="30"/>
       <w:r>
         <w:rPr>
@@ -39027,7 +39994,7 @@
         <w:rPr>
           <w:sz w:val="28"/>
         </w:rPr>
-        <w:t xml:space="preserve">В таблице 24 представлено: принятые решения </w:t>
+        <w:t xml:space="preserve">В таблице 25 представлено: принятые решения </w:t>
       </w:r>
       <w:r>
         <w:rPr>
@@ -39046,7 +40013,7 @@
         <w:rPr>
           <w:sz w:val="28"/>
         </w:rPr>
-        <w:t>Таблица 24 – Принятые решения по данным, которых нет в открытом доступе</w:t>
+        <w:t>Таблица 25 – Принятые решения по данным, которых нет в открытом доступе</w:t>
       </w:r>
     </w:p>
     <w:tbl>
@@ -39647,7 +40614,14 @@
                 <w:i/>
                 <w:sz w:val="24"/>
               </w:rPr>
-              <w:t>Capterra</w:t>
+              <w:t>Capterr</w:t>
+            </w:r>
+            <w:r>
+              <w:rPr>
+                <w:i/>
+                <w:sz w:val="24"/>
+              </w:rPr>
+              <w:t>a</w:t>
             </w:r>
             <w:r>
               <w:rPr>
@@ -39787,13 +40761,7 @@
               <w:rPr>
                 <w:sz w:val="24"/>
               </w:rPr>
-              <w:t>приняты найденные сведения по восьми компан</w:t>
-            </w:r>
-            <w:r>
-              <w:rPr>
-                <w:sz w:val="24"/>
-              </w:rPr>
-              <w:t>иям (приложение Д); суммы раундов вне открытого доступа не используются</w:t>
+              <w:t>приняты найденные сведения по восьми компаниям (приложение Д); суммы раундов вне открытого доступа не используются</w:t>
             </w:r>
           </w:p>
         </w:tc>
@@ -39867,7 +40835,7 @@
         <w:jc w:val="center"/>
       </w:pPr>
       <w:bookmarkStart w:id="34" w:name="_cb59224a7032ef66ab429e7df9b4e4c597bc187"/>
-      <w:bookmarkStart w:id="35" w:name="_Toc241962744"/>
+      <w:bookmarkStart w:id="35" w:name="_Toc241963509"/>
       <w:bookmarkEnd w:id="32"/>
       <w:r>
         <w:rPr>
@@ -39915,13 +40883,7 @@
         <w:rPr>
           <w:sz w:val="28"/>
         </w:rPr>
-        <w:t>В шаблонах выявлены ошибки и ограничения совместимости; ниже перечислено, что испр</w:t>
-      </w:r>
-      <w:r>
-        <w:rPr>
-          <w:sz w:val="28"/>
-        </w:rPr>
-        <w:t>авлено в рабочих копиях. Оригиналы не менялись.</w:t>
+        <w:t>В шаблонах выявлены ошибки и ограничения совместимости; ниже перечислено, что исправлено в рабочих копиях. Оригиналы не менялись.</w:t>
       </w:r>
     </w:p>
     <w:p>
@@ -39935,7 +40897,7 @@
         <w:rPr>
           <w:sz w:val="28"/>
         </w:rPr>
-        <w:t>В таблице 25 представлено: изменения шаблонов.</w:t>
+        <w:t>В таблице 26 представлено: изменения шаблонов.</w:t>
       </w:r>
     </w:p>
     <w:p>
@@ -39948,7 +40910,7 @@
         <w:rPr>
           <w:sz w:val="28"/>
         </w:rPr>
-        <w:t>Таблица 25 – Изменения шаблонов</w:t>
+        <w:t>Таблица 26 – Изменения шаблонов</w:t>
       </w:r>
     </w:p>
     <w:tbl>
@@ -40267,7 +41229,13 @@
               <w:rPr>
                 <w:sz w:val="24"/>
               </w:rPr>
-              <w:t xml:space="preserve"> горизонтального диапазона баллов и вертикального диапазона весов давал #ЗНАЧ!</w:t>
+              <w:t xml:space="preserve"> горизонтального диапазона баллов и вертикального д</w:t>
+            </w:r>
+            <w:r>
+              <w:rPr>
+                <w:sz w:val="24"/>
+              </w:rPr>
+              <w:t>иапазона весов давал #ЗНАЧ!</w:t>
             </w:r>
           </w:p>
         </w:tc>
@@ -40451,13 +41419,7 @@
               <w:rPr>
                 <w:sz w:val="24"/>
               </w:rPr>
-              <w:t>строка весов</w:t>
-            </w:r>
-            <w:r>
-              <w:rPr>
-                <w:sz w:val="24"/>
-              </w:rPr>
-              <w:t xml:space="preserve"> блоков была пустой, индекс силы делился на ноль</w:t>
+              <w:t>строка весов блоков была пустой, индекс силы делился на ноль</w:t>
             </w:r>
           </w:p>
         </w:tc>
@@ -40571,13 +41533,13 @@
               <w:rPr>
                 <w:sz w:val="24"/>
               </w:rPr>
-              <w:t xml:space="preserve">знаменатель заменен на </w:t>
-            </w:r>
-            <w:r>
-              <w:rPr>
-                <w:sz w:val="24"/>
-              </w:rPr>
-              <w:t>12_Сводка!</w:t>
+              <w:t xml:space="preserve">знаменатель </w:t>
+            </w:r>
+            <w:r>
+              <w:rPr>
+                <w:sz w:val="24"/>
+              </w:rPr>
+              <w:t>заменен на 12_Сводка!</w:t>
             </w:r>
             <w:r>
               <w:rPr>
@@ -40619,7 +41581,7 @@
         <w:jc w:val="center"/>
       </w:pPr>
       <w:bookmarkStart w:id="36" w:name="_db2a5442471b5cecc0e2fead64d41cf91ab4b2e"/>
-      <w:bookmarkStart w:id="37" w:name="_Toc241962745"/>
+      <w:bookmarkStart w:id="37" w:name="_Toc241963510"/>
       <w:bookmarkEnd w:id="34"/>
       <w:r>
         <w:rPr>
@@ -40667,13 +41629,7 @@
         <w:rPr>
           <w:sz w:val="28"/>
         </w:rPr>
-        <w:t>Для проверки методики Кано рассчитаны по модели ответы 30 респондентов на па</w:t>
-      </w:r>
-      <w:r>
-        <w:rPr>
-          <w:sz w:val="28"/>
-        </w:rPr>
-        <w:t xml:space="preserve">ры функциональных и дисфункциональных вопросов по 25 функциям (генератор и файлы - в папке 00_Общее/Опрос_модельный, </w:t>
+        <w:t xml:space="preserve">Для проверки методики Кано рассчитаны по модели ответы 30 респондентов на пары функциональных и дисфункциональных вопросов по 25 функциям (генератор и файлы - в папке 00_Общее/Опрос_модельный, </w:t>
       </w:r>
       <w:r>
         <w:rPr>
@@ -40686,7 +41642,13 @@
         <w:rPr>
           <w:sz w:val="28"/>
         </w:rPr>
-        <w:t xml:space="preserve"> 20261003). Вероятность согласия с категорией аналитика задана параметром 58 %, поэтому совпадение с таблицей 8 неизбежно и подтверждает только работу расчета, а не истинность категорий.</w:t>
+        <w:t xml:space="preserve"> 20261003). Вероятность согласия с категорией аналитика зад</w:t>
+      </w:r>
+      <w:r>
+        <w:rPr>
+          <w:sz w:val="28"/>
+        </w:rPr>
+        <w:t>ана параметром 58 %, поэтому совпадение с таблицей 8 неизбежно и подтверждает только работу расчета, а не истинность категорий.</w:t>
       </w:r>
     </w:p>
     <w:p>
@@ -40700,7 +41662,7 @@
         <w:rPr>
           <w:sz w:val="28"/>
         </w:rPr>
-        <w:t>В таблице 26 представлено: расчетные категории Кано по функциям.</w:t>
+        <w:t>В таблице 27 представлено: расчетные категории Кано по функциям.</w:t>
       </w:r>
     </w:p>
     <w:p>
@@ -40713,7 +41675,7 @@
         <w:rPr>
           <w:sz w:val="28"/>
         </w:rPr>
-        <w:t>Таблица 26 – Расчетные категории Кано по функциям</w:t>
+        <w:t>Таблица 27 – Расчетные категории Кано по функциям</w:t>
       </w:r>
     </w:p>
     <w:tbl>
@@ -40803,7 +41765,14 @@
                 <w:b/>
                 <w:sz w:val="24"/>
               </w:rPr>
-              <w:t>Категория аналитика</w:t>
+              <w:t>К</w:t>
+            </w:r>
+            <w:r>
+              <w:rPr>
+                <w:b/>
+                <w:sz w:val="24"/>
+              </w:rPr>
+              <w:t>атегория аналитика</w:t>
             </w:r>
           </w:p>
         </w:tc>
@@ -44016,13 +44985,19 @@
         <w:rPr>
           <w:sz w:val="28"/>
         </w:rPr>
-        <w:t xml:space="preserve">Модальная категория совпала с назначенной аналитиком у 22 из 25 функций; расхождения: «Кейсы, клиенты и отзывы» (аналитик: линейное, модель: обязательное); «Подсветка </w:t>
-      </w:r>
-      <w:r>
-        <w:rPr>
-          <w:sz w:val="28"/>
-        </w:rPr>
-        <w:t>проблемных ячеек в файле» (аналитик: линейное, модель: обязательное); «Библиотека правил проверки» (аналитик: линейное, модель: обязательное). Наибольшее недовольство при отсутствии функции (</w:t>
+        <w:t xml:space="preserve">Модальная категория совпала с назначенной аналитиком у 22 из 25 </w:t>
+      </w:r>
+      <w:r>
+        <w:rPr>
+          <w:sz w:val="28"/>
+        </w:rPr>
+        <w:t>функций; расхождения: «Кейсы, клиенты и отзывы» (аналитик: линейное, модель: обязательное); «Подсветка проблемных ячеек в файле» (аналитик: линейное, модель: обязательное); «Библиотека правил проверки» (аналитик: линейное, модель: обязательное). Наибольшее</w:t>
+      </w:r>
+      <w:r>
+        <w:rPr>
+          <w:sz w:val="28"/>
+        </w:rPr>
+        <w:t xml:space="preserve"> недовольство при отсутствии функции (</w:t>
       </w:r>
       <w:r>
         <w:rPr>
@@ -44035,13 +45010,7 @@
         <w:rPr>
           <w:sz w:val="28"/>
         </w:rPr>
-        <w:t xml:space="preserve">) в модели у «Трассировка зависимостей и карта </w:t>
-      </w:r>
-      <w:r>
-        <w:rPr>
-          <w:sz w:val="28"/>
-        </w:rPr>
-        <w:t>формул», «Политика хранения и удаления данных», «Ролевой доступ в команде»; наибольшую привлекательность (</w:t>
+        <w:t>) в модели у «Трассировка зависимостей и карта формул», «Политика хранения и удаления данных», «Ролевой доступ в команде»; наибольшую привлекательность (</w:t>
       </w:r>
       <w:r>
         <w:rPr>
@@ -44067,7 +45036,13 @@
         <w:rPr>
           <w:sz w:val="28"/>
         </w:rPr>
-        <w:t>-пояснения и подсказки», «Сравнение версий файлов».</w:t>
+        <w:t>-поясне</w:t>
+      </w:r>
+      <w:r>
+        <w:rPr>
+          <w:sz w:val="28"/>
+        </w:rPr>
+        <w:t>ния и подсказки», «Сравнение версий файлов».</w:t>
       </w:r>
     </w:p>
     <w:p>
@@ -44081,13 +45056,7 @@
         <w:rPr>
           <w:sz w:val="28"/>
         </w:rPr>
-        <w:t>Модальные категории и коэффициенты рассчитыва</w:t>
-      </w:r>
-      <w:r>
-        <w:rPr>
-          <w:sz w:val="28"/>
-        </w:rPr>
-        <w:t xml:space="preserve">ются скриптом по файлу </w:t>
+        <w:t xml:space="preserve">Модальные категории и коэффициенты рассчитываются скриптом по файлу </w:t>
       </w:r>
       <w:r>
         <w:rPr>
@@ -44112,7 +45081,7 @@
         <w:jc w:val="center"/>
       </w:pPr>
       <w:bookmarkStart w:id="38" w:name="_fced6403ae4a6291124e2bc0068517b8abae511"/>
-      <w:bookmarkStart w:id="39" w:name="_Toc241962746"/>
+      <w:bookmarkStart w:id="39" w:name="_Toc241963511"/>
       <w:bookmarkEnd w:id="36"/>
       <w:r>
         <w:rPr>
@@ -44146,7 +45115,14 @@
           <w:b/>
           <w:sz w:val="28"/>
         </w:rPr>
-        <w:t>Данные о компаниях из открытых источников</w:t>
+        <w:t xml:space="preserve">Данные о </w:t>
+      </w:r>
+      <w:r>
+        <w:rPr>
+          <w:b/>
+          <w:sz w:val="28"/>
+        </w:rPr>
+        <w:t>компаниях из открытых источников</w:t>
       </w:r>
     </w:p>
     <w:p>
@@ -44186,13 +45162,7 @@
         <w:rPr>
           <w:sz w:val="28"/>
         </w:rPr>
-        <w:t>, доступ к которым требует личного</w:t>
-      </w:r>
-      <w:r>
-        <w:rPr>
-          <w:sz w:val="28"/>
-        </w:rPr>
-        <w:t xml:space="preserve"> аккаунта, финансирование и размер компаний найдены в новостях и пресс-релизах 03.10.2026. Значения справочные и в расчетах баллов ЛР5 не использовались.</w:t>
+        <w:t>, доступ к которым требует личного аккаунта, финансирование и размер компаний найдены в новостях и пресс-релизах 03.10.2026. Значения справочные и в расчетах баллов ЛР5 не использовались.</w:t>
       </w:r>
     </w:p>
     <w:p>
@@ -44206,7 +45176,13 @@
         <w:rPr>
           <w:sz w:val="28"/>
         </w:rPr>
-        <w:t>В таблице 27 представлено: финансирование и размер конкурентов по открытым источникам.</w:t>
+        <w:t>В табли</w:t>
+      </w:r>
+      <w:r>
+        <w:rPr>
+          <w:sz w:val="28"/>
+        </w:rPr>
+        <w:t>це 28 представлено: финансирование и размер конкурентов по открытым источникам.</w:t>
       </w:r>
     </w:p>
     <w:p>
@@ -44219,13 +45195,7 @@
         <w:rPr>
           <w:sz w:val="28"/>
         </w:rPr>
-        <w:t>Таблица 27 – Фи</w:t>
-      </w:r>
-      <w:r>
-        <w:rPr>
-          <w:sz w:val="28"/>
-        </w:rPr>
-        <w:t>нансирование и размер конкурентов по открытым источникам</w:t>
+        <w:t>Таблица 28 – Финансирование и размер конкурентов по открытым источникам</w:t>
       </w:r>
     </w:p>
     <w:tbl>
@@ -44464,13 +45434,7 @@
               <w:rPr>
                 <w:sz w:val="24"/>
               </w:rPr>
-              <w:t xml:space="preserve">; более 400 тыс. аудиторов в 125 странах; около 289 </w:t>
-            </w:r>
-            <w:r>
-              <w:rPr>
-                <w:sz w:val="24"/>
-              </w:rPr>
-              <w:t>сотрудников (2025)</w:t>
+              <w:t>; более 400 тыс. аудиторов в 125 странах; около 289 сотрудников (2025)</w:t>
             </w:r>
           </w:p>
         </w:tc>
@@ -44721,7 +45685,14 @@
                 <w:i/>
                 <w:sz w:val="24"/>
               </w:rPr>
-              <w:t>Research</w:t>
+              <w:t>Researc</w:t>
+            </w:r>
+            <w:r>
+              <w:rPr>
+                <w:i/>
+                <w:sz w:val="24"/>
+              </w:rPr>
+              <w:t>h</w:t>
             </w:r>
             <w:r>
               <w:rPr>
@@ -44991,13 +45962,7 @@
               <w:rPr>
                 <w:sz w:val="24"/>
               </w:rPr>
-              <w:t xml:space="preserve"> за 2022 год; 51-100 сотр</w:t>
-            </w:r>
-            <w:r>
-              <w:rPr>
-                <w:sz w:val="24"/>
-              </w:rPr>
-              <w:t xml:space="preserve">удников; в Великобритании с 1997 года; консалтинг, аудит моделей, надстройка </w:t>
+              <w:t xml:space="preserve"> за 2022 год; 51-100 сотрудников; в Великобритании с 1997 года; консалтинг, аудит моделей, надстройка </w:t>
             </w:r>
             <w:r>
               <w:rPr>
@@ -45145,7 +46110,13 @@
               <w:rPr>
                 <w:sz w:val="24"/>
               </w:rPr>
-              <w:t xml:space="preserve"> (оценка каталога)</w:t>
+              <w:t xml:space="preserve"> (оценка кат</w:t>
+            </w:r>
+            <w:r>
+              <w:rPr>
+                <w:sz w:val="24"/>
+              </w:rPr>
+              <w:t>алога)</w:t>
             </w:r>
           </w:p>
         </w:tc>
@@ -45352,13 +46323,7 @@
               <w:rPr>
                 <w:sz w:val="24"/>
               </w:rPr>
-              <w:t xml:space="preserve"> в 2024); основана в </w:t>
-            </w:r>
-            <w:r>
-              <w:rPr>
-                <w:sz w:val="24"/>
-              </w:rPr>
-              <w:t>Берлине в 2016 году; около 50 сотрудников</w:t>
+              <w:t xml:space="preserve"> в 2024); основана в Берлине в 2016 году; около 50 сотрудников</w:t>
             </w:r>
           </w:p>
         </w:tc>
@@ -45512,7 +46477,13 @@
               <w:rPr>
                 <w:sz w:val="24"/>
               </w:rPr>
-              <w:t xml:space="preserve"> платформе без внешнего финансирования; около 750 тыс. пользователей, платящих порядка 5-11 тыс.; выручка по сообщениям основателя около 22-26 тыс. </w:t>
+              <w:t xml:space="preserve"> платформе без внешнего финансирования; около 750 тыс. пользова</w:t>
+            </w:r>
+            <w:r>
+              <w:rPr>
+                <w:sz w:val="24"/>
+              </w:rPr>
+              <w:t xml:space="preserve">телей, платящих порядка 5-11 тыс.; выручка по сообщениям основателя около 22-26 тыс. </w:t>
             </w:r>
             <w:r>
               <w:rPr>
@@ -45666,7 +46637,13 @@
               <w:rPr>
                 <w:sz w:val="24"/>
               </w:rPr>
-              <w:t xml:space="preserve">; сумма не раскрыта; по публичной карточке </w:t>
+              <w:t>; сумма не ра</w:t>
+            </w:r>
+            <w:r>
+              <w:rPr>
+                <w:sz w:val="24"/>
+              </w:rPr>
+              <w:t xml:space="preserve">скрыта; по публичной карточке </w:t>
             </w:r>
             <w:r>
               <w:rPr>
@@ -45813,13 +46790,7 @@
               <w:rPr>
                 <w:sz w:val="24"/>
               </w:rPr>
-              <w:t>осн</w:t>
-            </w:r>
-            <w:r>
-              <w:rPr>
-                <w:sz w:val="24"/>
-              </w:rPr>
-              <w:t>ована в Амстердаме, связана с Делфтским техническим университетом; по каталогам около 4 сотрудников, инвестиции не раскрыты</w:t>
+              <w:t>основана в Амстердаме, связана с Делфтским техническим университетом; по каталогам около 4 сотрудников, инвестиции не раскрыты</w:t>
             </w:r>
           </w:p>
         </w:tc>
@@ -45881,7 +46852,14 @@
           <w:i/>
           <w:sz w:val="28"/>
         </w:rPr>
-        <w:t>DataSnipper</w:t>
+        <w:t>Dat</w:t>
+      </w:r>
+      <w:r>
+        <w:rPr>
+          <w:i/>
+          <w:sz w:val="28"/>
+        </w:rPr>
+        <w:t>aSnipper</w:t>
       </w:r>
       <w:r>
         <w:rPr>
@@ -45972,13 +46950,7 @@
         <w:rPr>
           <w:sz w:val="28"/>
         </w:rPr>
-        <w:t xml:space="preserve"> работают сильные, хорошо финансируемые и</w:t>
-      </w:r>
-      <w:r>
-        <w:rPr>
-          <w:sz w:val="28"/>
-        </w:rPr>
-        <w:t>гроки, поэтому ставка на независимость проверки, доказательство находок движком и прозрачную цену должна оставаться отличием, а не гонкой по числу функций.</w:t>
+        <w:t xml:space="preserve"> работают сильные, хорошо финансируемые игроки, поэтому ставка на независимость проверки, доказательство находок движком и прозрачную цену должна оставаться отличием, а не гонкой по числу функций.</w:t>
       </w:r>
     </w:p>
     <w:p>
@@ -45992,7 +46964,13 @@
         <w:rPr>
           <w:sz w:val="28"/>
         </w:rPr>
-        <w:t>В таблице 28 представлено: дополнительные страницы сайтов конкурентов (просмотр 03.10.2026).</w:t>
+        <w:t>В таблице 29 представлено: дополнительные страницы сайтов к</w:t>
+      </w:r>
+      <w:r>
+        <w:rPr>
+          <w:sz w:val="28"/>
+        </w:rPr>
+        <w:t>онкурентов (просмотр 03.10.2026).</w:t>
       </w:r>
     </w:p>
     <w:p>
@@ -46005,13 +46983,7 @@
         <w:rPr>
           <w:sz w:val="28"/>
         </w:rPr>
-        <w:t>Таблица</w:t>
-      </w:r>
-      <w:r>
-        <w:rPr>
-          <w:sz w:val="28"/>
-        </w:rPr>
-        <w:t xml:space="preserve"> 28 – Дополнительные страницы сайтов конкурентов (просмотр 03.10.2026)</w:t>
+        <w:t>Таблица 29 – Дополнительные страницы сайтов конкурентов (просмотр 03.10.2026)</w:t>
       </w:r>
     </w:p>
     <w:tbl>
@@ -46649,13 +47621,13 @@
               <w:rPr>
                 <w:sz w:val="24"/>
               </w:rPr>
-              <w:t>», пробного периода</w:t>
-            </w:r>
-            <w:r>
-              <w:rPr>
-                <w:sz w:val="24"/>
-              </w:rPr>
-              <w:t xml:space="preserve"> нет</w:t>
+              <w:t xml:space="preserve">», </w:t>
+            </w:r>
+            <w:r>
+              <w:rPr>
+                <w:sz w:val="24"/>
+              </w:rPr>
+              <w:t>пробного периода нет</w:t>
             </w:r>
           </w:p>
         </w:tc>
@@ -46777,7 +47749,13 @@
               <w:rPr>
                 <w:sz w:val="24"/>
               </w:rPr>
-              <w:t>, есть пробный режим и раздел информационной безопасности, версия 9.0</w:t>
+              <w:t>, есть пробный режим и раздел информационной безопасности, ве</w:t>
+            </w:r>
+            <w:r>
+              <w:rPr>
+                <w:sz w:val="24"/>
+              </w:rPr>
+              <w:t>рсия 9.0</w:t>
             </w:r>
           </w:p>
         </w:tc>
@@ -47343,13 +48321,7 @@
               <w:rPr>
                 <w:sz w:val="24"/>
               </w:rPr>
-              <w:t xml:space="preserve"> в хр</w:t>
-            </w:r>
-            <w:r>
-              <w:rPr>
-                <w:sz w:val="24"/>
-              </w:rPr>
-              <w:t xml:space="preserve">анилище, </w:t>
+              <w:t xml:space="preserve"> в хранилище, </w:t>
             </w:r>
             <w:r>
               <w:rPr>
@@ -47459,13 +48431,7 @@
               <w:rPr>
                 <w:sz w:val="24"/>
               </w:rPr>
-              <w:t xml:space="preserve"> на главной подтверждено первичным источником; ранее найденное </w:t>
-            </w:r>
-            <w:r>
-              <w:rPr>
-                <w:sz w:val="24"/>
-              </w:rPr>
-              <w:t>описание «</w:t>
+              <w:t xml:space="preserve"> на главной подтверждено первичным источником; ранее найденное описание «</w:t>
             </w:r>
             <w:r>
               <w:rPr>
@@ -47686,7 +48652,13 @@
               <w:rPr>
                 <w:sz w:val="24"/>
               </w:rPr>
-              <w:t xml:space="preserve"> 2026), политика информационной безопасности, тест на проникновение, перечень контролей; отчеты по запросу</w:t>
+              <w:t xml:space="preserve"> 2026), политика информационной безопасности, тест на проникновение, перечен</w:t>
+            </w:r>
+            <w:r>
+              <w:rPr>
+                <w:sz w:val="24"/>
+              </w:rPr>
+              <w:t>ь контролей; отчеты по запросу</w:t>
             </w:r>
           </w:p>
         </w:tc>
@@ -47769,13 +48741,7 @@
               <w:rPr>
                 <w:sz w:val="24"/>
               </w:rPr>
-              <w:t>бесплатные 3</w:t>
-            </w:r>
-            <w:r>
-              <w:rPr>
-                <w:sz w:val="24"/>
-              </w:rPr>
-              <w:t xml:space="preserve">0 дней для </w:t>
+              <w:t xml:space="preserve">бесплатные 30 дней для </w:t>
             </w:r>
             <w:r>
               <w:rPr>
@@ -47814,7 +48780,13 @@
               <w:rPr>
                 <w:sz w:val="24"/>
               </w:rPr>
-              <w:t xml:space="preserve"> 2016 и новее; на сайте только юридические страницы (политика конфиденциальности, условия, </w:t>
+              <w:t xml:space="preserve"> 2016 и новее; </w:t>
+            </w:r>
+            <w:r>
+              <w:rPr>
+                <w:sz w:val="24"/>
+              </w:rPr>
+              <w:t xml:space="preserve">на сайте только юридические страницы (политика конфиденциальности, условия, </w:t>
             </w:r>
             <w:r>
               <w:rPr>
@@ -47846,13 +48818,7 @@
               <w:rPr>
                 <w:sz w:val="24"/>
               </w:rPr>
-              <w:t>бесплатный вход есть, но без раскрытия сертификатов; подтверждает сла</w:t>
-            </w:r>
-            <w:r>
-              <w:rPr>
-                <w:sz w:val="24"/>
-              </w:rPr>
-              <w:t>бое раскрытие безопасности</w:t>
+              <w:t>бесплатный вход есть, но без раскрытия сертификатов; подтверждает слабое раскрытие безопасности</w:t>
             </w:r>
           </w:p>
         </w:tc>
@@ -48341,7 +49307,13 @@
               <w:rPr>
                 <w:sz w:val="24"/>
               </w:rPr>
-              <w:t xml:space="preserve"> страниц нет (404, 502, перенаправление на изображение), но безопасность раскрыта в других разделах (строки выше)</w:t>
+              <w:t xml:space="preserve"> страниц нет (404, 502, перенаправление на изображен</w:t>
+            </w:r>
+            <w:r>
+              <w:rPr>
+                <w:sz w:val="24"/>
+              </w:rPr>
+              <w:t>ие), но безопасность раскрыта в других разделах (строки выше)</w:t>
             </w:r>
           </w:p>
         </w:tc>
@@ -48377,13 +49349,13 @@
         <w:rPr>
           <w:sz w:val="28"/>
         </w:rPr>
-        <w:t xml:space="preserve">Проверено 32 страницы: по каждому из </w:t>
-      </w:r>
-      <w:r>
-        <w:rPr>
-          <w:sz w:val="28"/>
-        </w:rPr>
-        <w:t>семи конкурентов найден ответ о безопасности (</w:t>
+        <w:t xml:space="preserve">Проверено 32 страницы: по каждому из семи конкурентов найден ответ о </w:t>
+      </w:r>
+      <w:r>
+        <w:rPr>
+          <w:sz w:val="28"/>
+        </w:rPr>
+        <w:t>безопасности (</w:t>
       </w:r>
       <w:r>
         <w:rPr>
@@ -48552,13 +49524,13 @@
         <w:rPr>
           <w:sz w:val="28"/>
         </w:rPr>
-        <w:t xml:space="preserve"> - только юридические страницы), а также цены, пробные периоды и интеграции. Прежние адреса /security у </w:t>
-      </w:r>
-      <w:r>
-        <w:rPr>
-          <w:sz w:val="28"/>
-        </w:rPr>
-        <w:t xml:space="preserve">четырех компаний не существуют, поэтому сведения взяты из центров доверия и подвалов сайтов. Результаты уточняют факты ЛР5; цены </w:t>
+        <w:t xml:space="preserve"> - только юридические страницы), а также цены, пробные периоды и интеграции. Прежние адреса /security у четырех компаний не существуют, </w:t>
+      </w:r>
+      <w:r>
+        <w:rPr>
+          <w:sz w:val="28"/>
+        </w:rPr>
+        <w:t xml:space="preserve">поэтому сведения взяты из центров доверия и подвалов сайтов. Результаты уточняют факты ЛР5; цены </w:t>
       </w:r>
       <w:r>
         <w:rPr>
@@ -48584,13 +49556,13 @@
         <w:rPr>
           <w:sz w:val="28"/>
         </w:rPr>
-        <w:t xml:space="preserve"> были отмечены как не показанные, хотя опубликованы на страницах производителей. Поэтому в книгу бизнес-моделей</w:t>
-      </w:r>
-      <w:r>
-        <w:rPr>
-          <w:sz w:val="28"/>
-        </w:rPr>
-        <w:t xml:space="preserve"> внесены их цены и пробные режимы, а оценки прозрачности цен повышены с 1 до 3 из 5; 70 независимых проверок </w:t>
+        <w:t xml:space="preserve"> были отмечены как не показанные, хотя опубликованы на страницах производителей. Поэтому в книгу бизнес-моделей внесены их цены и пробные режим</w:t>
+      </w:r>
+      <w:r>
+        <w:rPr>
+          <w:sz w:val="28"/>
+        </w:rPr>
+        <w:t xml:space="preserve">ы, а оценки прозрачности цен повышены с 1 до 3 из 5; 70 независимых проверок </w:t>
       </w:r>
       <w:r>
         <w:rPr>
@@ -48630,7 +49602,13 @@
         <w:rPr>
           <w:sz w:val="28"/>
         </w:rPr>
-        <w:t>Чувствительность: признак «прозрачные тарифы» по определению ЛР5 означает опубликованную лестницу тарифов (</w:t>
+        <w:t>Чувствительность: признак «прозрачные тарифы» по определе</w:t>
+      </w:r>
+      <w:r>
+        <w:rPr>
+          <w:sz w:val="28"/>
+        </w:rPr>
+        <w:t>нию ЛР5 означает опубликованную лестницу тарифов (</w:t>
       </w:r>
       <w:r>
         <w:rPr>
@@ -48682,20 +49660,20 @@
         <w:rPr>
           <w:sz w:val="28"/>
         </w:rPr>
-        <w:t xml:space="preserve"> не меняют статус «зона дифференциации». Если считать признаком любую опублик</w:t>
-      </w:r>
-      <w:r>
-        <w:rPr>
-          <w:sz w:val="28"/>
-        </w:rPr>
-        <w:t xml:space="preserve">ованную цену, показатель вырастет до 5 из 7 (71 %) и перейдет порог 70 % в рыночный стандарт; тогда возможностью дифференциации остаются лестница тарифов </w:t>
+        <w:t xml:space="preserve"> не меняют статус «зона дифференциации». Если считать признаком любую опубликованную цену, показатель вырастет до 5 из 7 (71 %) и перейдет порог 70 % в рыночный стандарт; тогда возможностью дифференциации остаются лестница тарифов </w:t>
       </w:r>
       <w:r>
         <w:rPr>
           <w:sz w:val="28"/>
         </w:rPr>
         <w:lastRenderedPageBreak/>
-        <w:t xml:space="preserve">с бесплатным входом и доказательство вывода. Книги </w:t>
+        <w:t>с бесплатным входом и док</w:t>
+      </w:r>
+      <w:r>
+        <w:rPr>
+          <w:sz w:val="28"/>
+        </w:rPr>
+        <w:t xml:space="preserve">азательство вывода. Книги </w:t>
       </w:r>
       <w:r>
         <w:rPr>
@@ -48728,14 +49706,7 @@
           <w:i/>
           <w:sz w:val="28"/>
         </w:rPr>
-        <w:t>Oper</w:t>
-      </w:r>
-      <w:r>
-        <w:rPr>
-          <w:i/>
-          <w:sz w:val="28"/>
-        </w:rPr>
-        <w:t>is</w:t>
+        <w:t>Operis</w:t>
       </w:r>
       <w:r>
         <w:rPr>
@@ -48875,7 +49846,7 @@
   <w:abstractNum w:abstractNumId="0" w15:restartNumberingAfterBreak="0">
     <w:nsid w:val="0000A990"/>
     <w:multiLevelType w:val="multilevel"/>
-    <w:tmpl w:val="3312BB94"/>
+    <w:tmpl w:val="2BE2D6DE"/>
     <w:lvl w:ilvl="0">
       <w:numFmt w:val="bullet"/>
       <w:lvlText w:val=" "/>
@@ -48952,7 +49923,7 @@
   <w:abstractNum w:abstractNumId="1" w15:restartNumberingAfterBreak="0">
     <w:nsid w:val="00A99411"/>
     <w:multiLevelType w:val="multilevel"/>
-    <w:tmpl w:val="D06C4ACA"/>
+    <w:tmpl w:val="C096BE56"/>
     <w:lvl w:ilvl="0">
       <w:start w:val="1"/>
       <w:numFmt w:val="decimal"/>
@@ -50430,7 +51401,7 @@
     <w:autoRedefine/>
     <w:uiPriority w:val="39"/>
     <w:unhideWhenUsed/>
-    <w:rsid w:val="006C15CE"/>
+    <w:rsid w:val="00323986"/>
     <w:pPr>
       <w:spacing w:after="100"/>
     </w:pPr>
@@ -50442,7 +51413,7 @@
     <w:autoRedefine/>
     <w:uiPriority w:val="39"/>
     <w:unhideWhenUsed/>
-    <w:rsid w:val="006C15CE"/>
+    <w:rsid w:val="00323986"/>
     <w:pPr>
       <w:spacing w:after="100"/>
       <w:ind w:left="240"/>

--- a/ЛР5_Анализ_конкурентов/ОТЧЕТ_ЛР5_TableMind.docx
+++ b/ЛР5_Анализ_конкурентов/ОТЧЕТ_ЛР5_TableMind.docx
@@ -263,7 +263,7 @@
       <w:r>
         <w:fldChar w:fldCharType="separate"/>
       </w:r>
-      <w:hyperlink w:anchor="_Toc241953605" w:history="1">
+      <w:hyperlink w:anchor="_Toc242009812" w:history="1">
         <w:r>
           <w:rPr>
             <w:rStyle w:val="af"/>
@@ -291,7 +291,7 @@
             <w:noProof/>
             <w:webHidden/>
           </w:rPr>
-          <w:instrText xml:space="preserve"> PAGEREF _Toc241953605 \h </w:instrText>
+          <w:instrText xml:space="preserve"> PAGEREF _Toc242009812 \h </w:instrText>
         </w:r>
         <w:r>
           <w:rPr>
@@ -332,7 +332,7 @@
           <w:noProof/>
         </w:rPr>
       </w:pPr>
-      <w:hyperlink w:anchor="_Toc241953606" w:history="1">
+      <w:hyperlink w:anchor="_Toc242009813" w:history="1">
         <w:r>
           <w:rPr>
             <w:rStyle w:val="af"/>
@@ -360,7 +360,7 @@
             <w:noProof/>
             <w:webHidden/>
           </w:rPr>
-          <w:instrText xml:space="preserve"> PAGEREF _Toc241953606 \h </w:instrText>
+          <w:instrText xml:space="preserve"> PAGEREF _Toc242009813 \h </w:instrText>
         </w:r>
         <w:r>
           <w:rPr>
@@ -401,7 +401,7 @@
           <w:noProof/>
         </w:rPr>
       </w:pPr>
-      <w:hyperlink w:anchor="_Toc241953607" w:history="1">
+      <w:hyperlink w:anchor="_Toc242009814" w:history="1">
         <w:r>
           <w:rPr>
             <w:rStyle w:val="af"/>
@@ -429,7 +429,7 @@
             <w:noProof/>
             <w:webHidden/>
           </w:rPr>
-          <w:instrText xml:space="preserve"> PAGEREF _Toc241953607 \h </w:instrText>
+          <w:instrText xml:space="preserve"> PAGEREF _Toc242009814 \h </w:instrText>
         </w:r>
         <w:r>
           <w:rPr>
@@ -470,7 +470,7 @@
           <w:noProof/>
         </w:rPr>
       </w:pPr>
-      <w:hyperlink w:anchor="_Toc241953608" w:history="1">
+      <w:hyperlink w:anchor="_Toc242009815" w:history="1">
         <w:r>
           <w:rPr>
             <w:rStyle w:val="af"/>
@@ -498,7 +498,7 @@
             <w:noProof/>
             <w:webHidden/>
           </w:rPr>
-          <w:instrText xml:space="preserve"> PAGEREF _Toc241953608 \h </w:instrText>
+          <w:instrText xml:space="preserve"> PAGEREF _Toc242009815 \h </w:instrText>
         </w:r>
         <w:r>
           <w:rPr>
@@ -539,7 +539,7 @@
           <w:noProof/>
         </w:rPr>
       </w:pPr>
-      <w:hyperlink w:anchor="_Toc241953609" w:history="1">
+      <w:hyperlink w:anchor="_Toc242009816" w:history="1">
         <w:r>
           <w:rPr>
             <w:rStyle w:val="af"/>
@@ -567,7 +567,7 @@
             <w:noProof/>
             <w:webHidden/>
           </w:rPr>
-          <w:instrText xml:space="preserve"> PAGEREF _Toc241953609 \h </w:instrText>
+          <w:instrText xml:space="preserve"> PAGEREF _Toc242009816 \h </w:instrText>
         </w:r>
         <w:r>
           <w:rPr>
@@ -608,7 +608,7 @@
           <w:noProof/>
         </w:rPr>
       </w:pPr>
-      <w:hyperlink w:anchor="_Toc241953610" w:history="1">
+      <w:hyperlink w:anchor="_Toc242009817" w:history="1">
         <w:r>
           <w:rPr>
             <w:rStyle w:val="af"/>
@@ -636,7 +636,7 @@
             <w:noProof/>
             <w:webHidden/>
           </w:rPr>
-          <w:instrText xml:space="preserve"> PAGEREF _Toc241953610 \h </w:instrText>
+          <w:instrText xml:space="preserve"> PAGEREF _Toc242009817 \h </w:instrText>
         </w:r>
         <w:r>
           <w:rPr>
@@ -677,7 +677,7 @@
           <w:noProof/>
         </w:rPr>
       </w:pPr>
-      <w:hyperlink w:anchor="_Toc241953611" w:history="1">
+      <w:hyperlink w:anchor="_Toc242009818" w:history="1">
         <w:r>
           <w:rPr>
             <w:rStyle w:val="af"/>
@@ -705,7 +705,7 @@
             <w:noProof/>
             <w:webHidden/>
           </w:rPr>
-          <w:instrText xml:space="preserve"> PAGEREF _Toc241953611 \h </w:instrText>
+          <w:instrText xml:space="preserve"> PAGEREF _Toc242009818 \h </w:instrText>
         </w:r>
         <w:r>
           <w:rPr>
@@ -746,7 +746,7 @@
           <w:noProof/>
         </w:rPr>
       </w:pPr>
-      <w:hyperlink w:anchor="_Toc241953612" w:history="1">
+      <w:hyperlink w:anchor="_Toc242009819" w:history="1">
         <w:r>
           <w:rPr>
             <w:rStyle w:val="af"/>
@@ -774,7 +774,7 @@
             <w:noProof/>
             <w:webHidden/>
           </w:rPr>
-          <w:instrText xml:space="preserve"> PAGEREF _Toc241953612 \h </w:instrText>
+          <w:instrText xml:space="preserve"> PAGEREF _Toc242009819 \h </w:instrText>
         </w:r>
         <w:r>
           <w:rPr>
@@ -815,7 +815,7 @@
           <w:noProof/>
         </w:rPr>
       </w:pPr>
-      <w:hyperlink w:anchor="_Toc241953613" w:history="1">
+      <w:hyperlink w:anchor="_Toc242009820" w:history="1">
         <w:r>
           <w:rPr>
             <w:rStyle w:val="af"/>
@@ -843,7 +843,7 @@
             <w:noProof/>
             <w:webHidden/>
           </w:rPr>
-          <w:instrText xml:space="preserve"> PAGEREF _Toc241953613 \h </w:instrText>
+          <w:instrText xml:space="preserve"> PAGEREF _Toc242009820 \h </w:instrText>
         </w:r>
         <w:r>
           <w:rPr>
@@ -884,7 +884,7 @@
           <w:noProof/>
         </w:rPr>
       </w:pPr>
-      <w:hyperlink w:anchor="_Toc241953614" w:history="1">
+      <w:hyperlink w:anchor="_Toc242009821" w:history="1">
         <w:r>
           <w:rPr>
             <w:rStyle w:val="af"/>
@@ -912,7 +912,7 @@
             <w:noProof/>
             <w:webHidden/>
           </w:rPr>
-          <w:instrText xml:space="preserve"> PAGEREF _Toc241953614 \h </w:instrText>
+          <w:instrText xml:space="preserve"> PAGEREF _Toc242009821 \h </w:instrText>
         </w:r>
         <w:r>
           <w:rPr>
@@ -953,7 +953,7 @@
           <w:noProof/>
         </w:rPr>
       </w:pPr>
-      <w:hyperlink w:anchor="_Toc241953615" w:history="1">
+      <w:hyperlink w:anchor="_Toc242009822" w:history="1">
         <w:r>
           <w:rPr>
             <w:rStyle w:val="af"/>
@@ -990,7 +990,7 @@
             <w:noProof/>
             <w:webHidden/>
           </w:rPr>
-          <w:instrText xml:space="preserve"> PAGEREF _Toc241953615 \h </w:instrText>
+          <w:instrText xml:space="preserve"> PAGEREF _Toc242009822 \h </w:instrText>
         </w:r>
         <w:r>
           <w:rPr>
@@ -1031,7 +1031,7 @@
           <w:noProof/>
         </w:rPr>
       </w:pPr>
-      <w:hyperlink w:anchor="_Toc241953616" w:history="1">
+      <w:hyperlink w:anchor="_Toc242009823" w:history="1">
         <w:r>
           <w:rPr>
             <w:rStyle w:val="af"/>
@@ -1059,7 +1059,7 @@
             <w:noProof/>
             <w:webHidden/>
           </w:rPr>
-          <w:instrText xml:space="preserve"> PAGEREF _Toc241953616 \h </w:instrText>
+          <w:instrText xml:space="preserve"> PAGEREF _Toc242009823 \h </w:instrText>
         </w:r>
         <w:r>
           <w:rPr>
@@ -1100,7 +1100,7 @@
           <w:noProof/>
         </w:rPr>
       </w:pPr>
-      <w:hyperlink w:anchor="_Toc241953617" w:history="1">
+      <w:hyperlink w:anchor="_Toc242009824" w:history="1">
         <w:r>
           <w:rPr>
             <w:rStyle w:val="af"/>
@@ -1128,7 +1128,7 @@
             <w:noProof/>
             <w:webHidden/>
           </w:rPr>
-          <w:instrText xml:space="preserve"> PAGEREF _Toc241953617 \h </w:instrText>
+          <w:instrText xml:space="preserve"> PAGEREF _Toc242009824 \h </w:instrText>
         </w:r>
         <w:r>
           <w:rPr>
@@ -1169,7 +1169,7 @@
           <w:noProof/>
         </w:rPr>
       </w:pPr>
-      <w:hyperlink w:anchor="_Toc241953618" w:history="1">
+      <w:hyperlink w:anchor="_Toc242009825" w:history="1">
         <w:r>
           <w:rPr>
             <w:rStyle w:val="af"/>
@@ -1197,7 +1197,7 @@
             <w:noProof/>
             <w:webHidden/>
           </w:rPr>
-          <w:instrText xml:space="preserve"> PAGEREF _Toc241953618 \h </w:instrText>
+          <w:instrText xml:space="preserve"> PAGEREF _Toc242009825 \h </w:instrText>
         </w:r>
         <w:r>
           <w:rPr>
@@ -1238,7 +1238,7 @@
           <w:noProof/>
         </w:rPr>
       </w:pPr>
-      <w:hyperlink w:anchor="_Toc241953619" w:history="1">
+      <w:hyperlink w:anchor="_Toc242009826" w:history="1">
         <w:r>
           <w:rPr>
             <w:rStyle w:val="af"/>
@@ -1266,7 +1266,7 @@
             <w:noProof/>
             <w:webHidden/>
           </w:rPr>
-          <w:instrText xml:space="preserve"> PAGEREF _Toc241953619 \h </w:instrText>
+          <w:instrText xml:space="preserve"> PAGEREF _Toc242009826 \h </w:instrText>
         </w:r>
         <w:r>
           <w:rPr>
@@ -1307,7 +1307,7 @@
           <w:noProof/>
         </w:rPr>
       </w:pPr>
-      <w:hyperlink w:anchor="_Toc241953620" w:history="1">
+      <w:hyperlink w:anchor="_Toc242009827" w:history="1">
         <w:r>
           <w:rPr>
             <w:rStyle w:val="af"/>
@@ -1335,7 +1335,7 @@
             <w:noProof/>
             <w:webHidden/>
           </w:rPr>
-          <w:instrText xml:space="preserve"> PAGEREF _Toc241953620 \h </w:instrText>
+          <w:instrText xml:space="preserve"> PAGEREF _Toc242009827 \h </w:instrText>
         </w:r>
         <w:r>
           <w:rPr>
@@ -1376,7 +1376,7 @@
           <w:noProof/>
         </w:rPr>
       </w:pPr>
-      <w:hyperlink w:anchor="_Toc241953621" w:history="1">
+      <w:hyperlink w:anchor="_Toc242009828" w:history="1">
         <w:r>
           <w:rPr>
             <w:rStyle w:val="af"/>
@@ -1404,7 +1404,7 @@
             <w:noProof/>
             <w:webHidden/>
           </w:rPr>
-          <w:instrText xml:space="preserve"> PAGEREF _Toc241953621 \h </w:instrText>
+          <w:instrText xml:space="preserve"> PAGEREF _Toc242009828 \h </w:instrText>
         </w:r>
         <w:r>
           <w:rPr>
@@ -1445,7 +1445,7 @@
           <w:noProof/>
         </w:rPr>
       </w:pPr>
-      <w:hyperlink w:anchor="_Toc241953622" w:history="1">
+      <w:hyperlink w:anchor="_Toc242009829" w:history="1">
         <w:r>
           <w:rPr>
             <w:rStyle w:val="af"/>
@@ -1473,7 +1473,7 @@
             <w:noProof/>
             <w:webHidden/>
           </w:rPr>
-          <w:instrText xml:space="preserve"> PAGEREF _Toc241953622 \h </w:instrText>
+          <w:instrText xml:space="preserve"> PAGEREF _Toc242009829 \h </w:instrText>
         </w:r>
         <w:r>
           <w:rPr>
@@ -1514,7 +1514,7 @@
           <w:noProof/>
         </w:rPr>
       </w:pPr>
-      <w:hyperlink w:anchor="_Toc241953623" w:history="1">
+      <w:hyperlink w:anchor="_Toc242009830" w:history="1">
         <w:r>
           <w:rPr>
             <w:rStyle w:val="af"/>
@@ -1542,7 +1542,7 @@
             <w:noProof/>
             <w:webHidden/>
           </w:rPr>
-          <w:instrText xml:space="preserve"> PAGEREF _Toc241953623 \h </w:instrText>
+          <w:instrText xml:space="preserve"> PAGEREF _Toc242009830 \h </w:instrText>
         </w:r>
         <w:r>
           <w:rPr>
@@ -1583,7 +1583,7 @@
           <w:noProof/>
         </w:rPr>
       </w:pPr>
-      <w:hyperlink w:anchor="_Toc241953624" w:history="1">
+      <w:hyperlink w:anchor="_Toc242009831" w:history="1">
         <w:r>
           <w:rPr>
             <w:rStyle w:val="af"/>
@@ -1611,7 +1611,7 @@
             <w:noProof/>
             <w:webHidden/>
           </w:rPr>
-          <w:instrText xml:space="preserve"> PAGEREF _Toc241953624 \h </w:instrText>
+          <w:instrText xml:space="preserve"> PAGEREF _Toc242009831 \h </w:instrText>
         </w:r>
         <w:r>
           <w:rPr>
@@ -1657,7 +1657,7 @@
         <w:spacing w:before="0" w:after="360" w:line="360" w:lineRule="exact"/>
         <w:ind w:firstLine="709"/>
       </w:pPr>
-      <w:bookmarkStart w:id="1" w:name="_Toc241953605"/>
+      <w:bookmarkStart w:id="1" w:name="_Toc242009812"/>
       <w:r>
         <w:rPr>
           <w:b/>
@@ -1807,7 +1807,7 @@
         <w:ind w:firstLine="709"/>
       </w:pPr>
       <w:bookmarkStart w:id="2" w:name="_b608aa976fc82a0faaf3b83f58c735968afd03b"/>
-      <w:bookmarkStart w:id="3" w:name="_Toc241953606"/>
+      <w:bookmarkStart w:id="3" w:name="_Toc242009813"/>
       <w:bookmarkEnd w:id="0"/>
       <w:r>
         <w:rPr>
@@ -1866,7 +1866,7 @@
         <w:ind w:firstLine="709"/>
       </w:pPr>
       <w:bookmarkStart w:id="4" w:name="_c3cf235f67897fccdd158c7c34ca81091dc06e0"/>
-      <w:bookmarkStart w:id="5" w:name="_Toc241953607"/>
+      <w:bookmarkStart w:id="5" w:name="_Toc242009814"/>
       <w:r>
         <w:rPr>
           <w:b/>
@@ -3598,7 +3598,7 @@
         <w:ind w:firstLine="709"/>
       </w:pPr>
       <w:bookmarkStart w:id="6" w:name="_6c38f46d6252626ee19bec51dca515ea8eb3483"/>
-      <w:bookmarkStart w:id="7" w:name="_Toc241953608"/>
+      <w:bookmarkStart w:id="7" w:name="_Toc242009815"/>
       <w:bookmarkEnd w:id="4"/>
       <w:r>
         <w:rPr>
@@ -6368,7 +6368,7 @@
         </w:rPr>
         <w:lastRenderedPageBreak/>
         <w:drawing>
-          <wp:inline distT="0" distB="0" distL="0" distR="0" wp14:anchorId="2225232B" wp14:editId="05C2EC5C">
+          <wp:inline distT="0" distB="0" distL="0" distR="0" wp14:anchorId="2E8DA92E" wp14:editId="0BA018B0">
             <wp:extent cx="5334000" cy="3122341"/>
             <wp:effectExtent l="0" t="0" r="0" b="0"/>
             <wp:docPr id="12" name="Picture"/>
@@ -6632,7 +6632,7 @@
         <w:ind w:firstLine="709"/>
       </w:pPr>
       <w:bookmarkStart w:id="8" w:name="_e6ba0285e0e0ccc17e7a33a4e535fa387865e88"/>
-      <w:bookmarkStart w:id="9" w:name="_Toc241953609"/>
+      <w:bookmarkStart w:id="9" w:name="_Toc242009816"/>
       <w:bookmarkEnd w:id="6"/>
       <w:r>
         <w:rPr>
@@ -11024,7 +11024,7 @@
         <w:ind w:firstLine="709"/>
       </w:pPr>
       <w:bookmarkStart w:id="10" w:name="_b8f6f14603ee9e71fb2e4d1c108750035f950c7"/>
-      <w:bookmarkStart w:id="11" w:name="_Toc241953610"/>
+      <w:bookmarkStart w:id="11" w:name="_Toc242009817"/>
       <w:bookmarkEnd w:id="8"/>
       <w:r>
         <w:rPr>
@@ -15503,7 +15503,7 @@
           <w:sz w:val="28"/>
         </w:rPr>
         <w:drawing>
-          <wp:inline distT="0" distB="0" distL="0" distR="0" wp14:anchorId="21F240B1" wp14:editId="65A893C6">
+          <wp:inline distT="0" distB="0" distL="0" distR="0" wp14:anchorId="17DFDCA6" wp14:editId="02209570">
             <wp:extent cx="5334000" cy="3187390"/>
             <wp:effectExtent l="0" t="0" r="0" b="0"/>
             <wp:docPr id="17" name="Picture"/>
@@ -16045,7 +16045,7 @@
         <w:ind w:firstLine="709"/>
       </w:pPr>
       <w:bookmarkStart w:id="12" w:name="_823200a59a4cf40c51f7f0e02566c010f838ed7"/>
-      <w:bookmarkStart w:id="13" w:name="_Toc241953611"/>
+      <w:bookmarkStart w:id="13" w:name="_Toc242009818"/>
       <w:bookmarkEnd w:id="10"/>
       <w:r>
         <w:rPr>
@@ -16755,7 +16755,7 @@
         </w:rPr>
         <w:lastRenderedPageBreak/>
         <w:drawing>
-          <wp:inline distT="0" distB="0" distL="0" distR="0" wp14:anchorId="0F3A0C18" wp14:editId="40EE9D2E">
+          <wp:inline distT="0" distB="0" distL="0" distR="0" wp14:anchorId="3711A7F4" wp14:editId="3B65134F">
             <wp:extent cx="5334000" cy="2862146"/>
             <wp:effectExtent l="0" t="0" r="0" b="0"/>
             <wp:docPr id="21" name="Picture"/>
@@ -16850,7 +16850,7 @@
         <w:ind w:firstLine="709"/>
       </w:pPr>
       <w:bookmarkStart w:id="14" w:name="_9d579ff3219dd0c08e87cdba2a2a6d1ef61e3cc"/>
-      <w:bookmarkStart w:id="15" w:name="_Toc241953612"/>
+      <w:bookmarkStart w:id="15" w:name="_Toc242009819"/>
       <w:bookmarkEnd w:id="12"/>
       <w:r>
         <w:rPr>
@@ -19706,7 +19706,7 @@
         <w:ind w:firstLine="709"/>
       </w:pPr>
       <w:bookmarkStart w:id="16" w:name="_8be076d9797953e124cfe81356f035b108674c3"/>
-      <w:bookmarkStart w:id="17" w:name="_Toc241953613"/>
+      <w:bookmarkStart w:id="17" w:name="_Toc242009820"/>
       <w:bookmarkEnd w:id="14"/>
       <w:r>
         <w:rPr>
@@ -22394,7 +22394,7 @@
         <w:ind w:firstLine="709"/>
       </w:pPr>
       <w:bookmarkStart w:id="18" w:name="_0ab5b5274b575dfb9e5e85d7a9a12b82683e52c"/>
-      <w:bookmarkStart w:id="19" w:name="_Toc241953614"/>
+      <w:bookmarkStart w:id="19" w:name="_Toc242009821"/>
       <w:bookmarkEnd w:id="16"/>
       <w:r>
         <w:rPr>
@@ -29504,7 +29504,7 @@
           <w:sz w:val="28"/>
         </w:rPr>
         <w:drawing>
-          <wp:inline distT="0" distB="0" distL="0" distR="0" wp14:anchorId="1D10CAD9" wp14:editId="2842B835">
+          <wp:inline distT="0" distB="0" distL="0" distR="0" wp14:anchorId="2FA29C1C" wp14:editId="0C4BB2EB">
             <wp:extent cx="5334000" cy="2471853"/>
             <wp:effectExtent l="0" t="0" r="0" b="0"/>
             <wp:docPr id="27" name="Picture"/>
@@ -31115,7 +31115,7 @@
         <w:ind w:firstLine="709"/>
       </w:pPr>
       <w:bookmarkStart w:id="20" w:name="_79cbfa74df5b3f3beef1cd24c3ad9f089a58d7a"/>
-      <w:bookmarkStart w:id="21" w:name="_Toc241953615"/>
+      <w:bookmarkStart w:id="21" w:name="_Toc242009822"/>
       <w:bookmarkEnd w:id="18"/>
       <w:r>
         <w:rPr>
@@ -32595,7 +32595,7 @@
         <w:ind w:firstLine="709"/>
       </w:pPr>
       <w:bookmarkStart w:id="22" w:name="_339ae803435bd6b9a653c2b18dadc62dc9ad8e7"/>
-      <w:bookmarkStart w:id="23" w:name="_Toc241953616"/>
+      <w:bookmarkStart w:id="23" w:name="_Toc242009823"/>
       <w:bookmarkEnd w:id="20"/>
       <w:r>
         <w:rPr>
@@ -32702,7 +32702,13 @@
         <w:rPr>
           <w:sz w:val="28"/>
         </w:rPr>
-        <w:t xml:space="preserve"> не опубликованы (цены </w:t>
+        <w:t xml:space="preserve"> не опубликованы (оценки по данным закупочной платформы и агентства даны </w:t>
+      </w:r>
+      <w:r>
+        <w:rPr>
+          <w:sz w:val="28"/>
+        </w:rPr>
+        <w:t xml:space="preserve">в приложении Д ЛР2-3) (цены </w:t>
       </w:r>
       <w:r>
         <w:rPr>
@@ -32728,13 +32734,7 @@
         <w:rPr>
           <w:sz w:val="28"/>
         </w:rPr>
-        <w:t xml:space="preserve"> найдены в конце работы и внесены </w:t>
-      </w:r>
-      <w:r>
-        <w:rPr>
-          <w:sz w:val="28"/>
-        </w:rPr>
-        <w:t xml:space="preserve">в книгу бизнес-моделей, приложение Д); отзывы собраны на </w:t>
+        <w:t xml:space="preserve"> найдены в конце работы и внесены в книгу бизнес-моделей, приложение Д); отзывы собраны на </w:t>
       </w:r>
       <w:r>
         <w:rPr>
@@ -32780,7 +32780,13 @@
           <w:sz w:val="28"/>
         </w:rPr>
         <w:lastRenderedPageBreak/>
-        <w:t>выручке и финансировании конкурентов не получены. Все эти пункты перечислены в приложении Б.</w:t>
+        <w:t>выручке и фина</w:t>
+      </w:r>
+      <w:r>
+        <w:rPr>
+          <w:sz w:val="28"/>
+        </w:rPr>
+        <w:t>нсировании найдены в открытых источниках и носят справочный характер (приложение Д). Все эти пункты перечислены в приложении Б.</w:t>
       </w:r>
     </w:p>
     <w:p>
@@ -32791,7 +32797,7 @@
         <w:ind w:firstLine="709"/>
       </w:pPr>
       <w:bookmarkStart w:id="24" w:name="_1bfdad9d2d88ddb6ca16c31c1d4d4943679f32f"/>
-      <w:bookmarkStart w:id="25" w:name="_Toc241953617"/>
+      <w:bookmarkStart w:id="25" w:name="_Toc242009824"/>
       <w:bookmarkEnd w:id="22"/>
       <w:bookmarkEnd w:id="2"/>
       <w:r>
@@ -32815,7 +32821,13 @@
         <w:rPr>
           <w:sz w:val="28"/>
         </w:rPr>
-        <w:t>Ответы даны по контрольным показателям дашборда шаблона анализа товара [2] (раздел «Норма контроля») и по чек-листам методик [1], [3].</w:t>
+        <w:t>Ответы даны по контрольным показателям дашборда шаблона анализа товара [2] (раздел «Норма контро</w:t>
+      </w:r>
+      <w:r>
+        <w:rPr>
+          <w:sz w:val="28"/>
+        </w:rPr>
+        <w:t>ля») и по чек-листам методик [1], [3].</w:t>
       </w:r>
     </w:p>
     <w:p>
@@ -32833,13 +32845,7 @@
         <w:rPr>
           <w:sz w:val="28"/>
         </w:rPr>
-        <w:t>Сколько конкурентов в анализе и достаточно ли их (норма 5-12)? Семь конкурентов для това</w:t>
-      </w:r>
-      <w:r>
-        <w:rPr>
-          <w:sz w:val="28"/>
-        </w:rPr>
-        <w:t>ра и бизнес-модели и десять компаний для классификации; норма выполнена.</w:t>
+        <w:t>Сколько конкурентов в анализе и достаточно ли их (норма 5-12)? Семь конкурентов для товара и бизнес-модели и десять компаний для классификации; норма выполнена.</w:t>
       </w:r>
     </w:p>
     <w:p>
@@ -32857,7 +32863,13 @@
         <w:rPr>
           <w:sz w:val="28"/>
         </w:rPr>
-        <w:t>Сколько страниц проверено (норма 30 и более)? 32 страниц; норма выполнена.</w:t>
+        <w:t>Сколько страниц проверено (норма 30 и более)? 32 страниц</w:t>
+      </w:r>
+      <w:r>
+        <w:rPr>
+          <w:sz w:val="28"/>
+        </w:rPr>
+        <w:t>; норма выполнена.</w:t>
       </w:r>
     </w:p>
     <w:p>
@@ -32893,13 +32905,7 @@
         <w:rPr>
           <w:sz w:val="28"/>
         </w:rPr>
-        <w:t xml:space="preserve">Сколько требований </w:t>
-      </w:r>
-      <w:r>
-        <w:rPr>
-          <w:sz w:val="28"/>
-        </w:rPr>
-        <w:t>по Кано выделено (норма 25 и более)? 25 требований; норма выполнена.</w:t>
+        <w:t>Сколько требований по Кано выделено (норма 25 и более)? 25 требований; норма выполнена.</w:t>
       </w:r>
     </w:p>
     <w:p>
@@ -32917,7 +32923,13 @@
         <w:rPr>
           <w:sz w:val="28"/>
         </w:rPr>
-        <w:t>Определены ли рыночные стандарты и зоны дифференциации? Да, таблицы 9 и 18.</w:t>
+        <w:t xml:space="preserve">Определены ли рыночные стандарты и зоны дифференциации? Да, </w:t>
+      </w:r>
+      <w:r>
+        <w:rPr>
+          <w:sz w:val="28"/>
+        </w:rPr>
+        <w:t>таблицы 9 и 18.</w:t>
       </w:r>
     </w:p>
     <w:p>
@@ -32953,13 +32965,7 @@
         <w:rPr>
           <w:sz w:val="28"/>
         </w:rPr>
-        <w:t>Классифицированы ли компании по уро</w:t>
-      </w:r>
-      <w:r>
-        <w:rPr>
-          <w:sz w:val="28"/>
-        </w:rPr>
-        <w:t>вням конкуренции с ограничителями? Да, таблицы 3 и 4.</w:t>
+        <w:t>Классифицированы ли компании по уровням конкуренции с ограничителями? Да, таблицы 3 и 4.</w:t>
       </w:r>
     </w:p>
     <w:p>
@@ -32977,7 +32983,13 @@
         <w:rPr>
           <w:sz w:val="28"/>
         </w:rPr>
-        <w:t>Реконструированы ли девять блоков бизнес-модели конкурентов? Да, таблицы 12 и 13.</w:t>
+        <w:t>Реконструированы ли девять блоков бизнес-модели конкурентов? Да, таблицы 12</w:t>
+      </w:r>
+      <w:r>
+        <w:rPr>
+          <w:sz w:val="28"/>
+        </w:rPr>
+        <w:t xml:space="preserve"> и 13.</w:t>
       </w:r>
     </w:p>
     <w:p>
@@ -33006,7 +33018,7 @@
         <w:jc w:val="center"/>
       </w:pPr>
       <w:bookmarkStart w:id="26" w:name="_выводы"/>
-      <w:bookmarkStart w:id="27" w:name="_Toc241953618"/>
+      <w:bookmarkStart w:id="27" w:name="_Toc242009825"/>
       <w:bookmarkEnd w:id="24"/>
       <w:r>
         <w:rPr>
@@ -33029,13 +33041,7 @@
         <w:rPr>
           <w:sz w:val="28"/>
         </w:rPr>
-        <w:t>Классификация по уровням конкуре</w:t>
-      </w:r>
-      <w:r>
-        <w:rPr>
-          <w:sz w:val="28"/>
-        </w:rPr>
-        <w:t xml:space="preserve">нции показала отсутствие строго прямых конкурентов: ближе всех </w:t>
+        <w:t xml:space="preserve">Классификация по уровням конкуренции показала отсутствие строго прямых конкурентов: ближе всех </w:t>
       </w:r>
       <w:r>
         <w:rPr>
@@ -33100,13 +33106,13 @@
         <w:rPr>
           <w:sz w:val="28"/>
         </w:rPr>
-        <w:t xml:space="preserve"> относятся к близким альтернативным, остальные шесть - к косвенным и заменителям. Рыночный стандарт цифрового товара минимален: над</w:t>
-      </w:r>
-      <w:r>
-        <w:rPr>
-          <w:sz w:val="28"/>
-        </w:rPr>
-        <w:t xml:space="preserve">стройка </w:t>
+        <w:t xml:space="preserve"> отн</w:t>
+      </w:r>
+      <w:r>
+        <w:rPr>
+          <w:sz w:val="28"/>
+        </w:rPr>
+        <w:t xml:space="preserve">осятся к близким альтернативным, остальные шесть - к косвенным и заменителям. Рыночный стандарт цифрового товара минимален: надстройка </w:t>
       </w:r>
       <w:r>
         <w:rPr>
@@ -33133,13 +33139,7 @@
         <w:rPr>
           <w:sz w:val="28"/>
         </w:rPr>
-        <w:t xml:space="preserve">Зонами дифференциации являются доказательство вывода детерминированным движком (2 из 7), автоисправление (1 из 7), прозрачные </w:t>
-      </w:r>
-      <w:r>
-        <w:rPr>
-          <w:sz w:val="28"/>
-        </w:rPr>
-        <w:t xml:space="preserve">тарифы (2 из 7) и сравнение файлов. Сильнейшие бизнес-модели у </w:t>
+        <w:t xml:space="preserve">Зонами дифференциации являются доказательство вывода детерминированным движком (2 из 7), автоисправление (1 из 7), прозрачные тарифы (2 из 7) и сравнение файлов. Сильнейшие бизнес-модели у </w:t>
       </w:r>
       <w:r>
         <w:rPr>
@@ -33244,13 +33244,13 @@
         <w:rPr>
           <w:sz w:val="28"/>
         </w:rPr>
-        <w:t>, бесплатный старт), а позиционирование строится на независимом доказательстве находок и прозрачной цене. Эти выводы передаются в</w:t>
-      </w:r>
-      <w:r>
-        <w:rPr>
-          <w:sz w:val="28"/>
-        </w:rPr>
-        <w:t xml:space="preserve"> ЛР6 как банк выводов, стандарт товара и зоны дифференциации.</w:t>
+        <w:t>, бесплатный старт), а позиционирование строится на нез</w:t>
+      </w:r>
+      <w:r>
+        <w:rPr>
+          <w:sz w:val="28"/>
+        </w:rPr>
+        <w:t>ависимом доказательстве находок и прозрачной цене. Эти выводы передаются в ЛР6 как банк выводов, стандарт товара и зоны дифференциации.</w:t>
       </w:r>
     </w:p>
     <w:p>
@@ -33261,7 +33261,7 @@
         <w:jc w:val="center"/>
       </w:pPr>
       <w:bookmarkStart w:id="28" w:name="_274f6a444530ef90b0479dabf3d210f01e97699"/>
-      <w:bookmarkStart w:id="29" w:name="_Toc241953619"/>
+      <w:bookmarkStart w:id="29" w:name="_Toc242009826"/>
       <w:bookmarkEnd w:id="26"/>
       <w:r>
         <w:rPr>
@@ -33319,7 +33319,13 @@
         <w:rPr>
           <w:sz w:val="28"/>
         </w:rPr>
-        <w:t xml:space="preserve">Методика анализа конкурентов по сайтам: цифровой товар (модели Левитта и Кано); шаблон </w:t>
+        <w:t>Методика анализа конкурентов по сайтам: цифровой товар (модели Леви</w:t>
+      </w:r>
+      <w:r>
+        <w:rPr>
+          <w:sz w:val="28"/>
+        </w:rPr>
+        <w:t xml:space="preserve">тта и Кано); шаблон </w:t>
       </w:r>
       <w:r>
         <w:rPr>
@@ -33332,13 +33338,7 @@
         <w:rPr>
           <w:sz w:val="28"/>
         </w:rPr>
-        <w:t xml:space="preserve"> анализа конкурентов. Методические материал</w:t>
-      </w:r>
-      <w:r>
-        <w:rPr>
-          <w:sz w:val="28"/>
-        </w:rPr>
-        <w:t>ы дисциплины «Электронный бизнес». – Минск : БГУИР, 2026.</w:t>
+        <w:t xml:space="preserve"> анализа конкурентов. Методические материалы дисциплины «Электронный бизнес». – Минск : БГУИР, 2026.</w:t>
       </w:r>
     </w:p>
     <w:p>
@@ -33369,7 +33369,13 @@
         <w:rPr>
           <w:sz w:val="28"/>
         </w:rPr>
-        <w:t xml:space="preserve"> анализа бизнес-модели. Методические материалы дисциплины «Электронный бизнес». – Минск : БГУИР, 2026.</w:t>
+        <w:t xml:space="preserve"> анализа бизнес-модели. Методические материалы дисциплины «Элект</w:t>
+      </w:r>
+      <w:r>
+        <w:rPr>
+          <w:sz w:val="28"/>
+        </w:rPr>
+        <w:t>ронный бизнес». – Минск : БГУИР, 2026.</w:t>
       </w:r>
     </w:p>
     <w:p>
@@ -33387,13 +33393,7 @@
         <w:rPr>
           <w:sz w:val="28"/>
         </w:rPr>
-        <w:t>Земляник, Р. В. Отчеты по лаб</w:t>
-      </w:r>
-      <w:r>
-        <w:rPr>
-          <w:sz w:val="28"/>
-        </w:rPr>
-        <w:t>ораторным работам № 1, № 2–3 и № 4 по дисциплине «Электронный бизнес» / Р. В. Земляник. – Минск : БГУИР, 2026.</w:t>
+        <w:t>Земляник, Р. В. Отчеты по лабораторным работам № 1, № 2–3 и № 4 по дисциплине «Электронный бизнес» / Р. В. Земляник. – Минск : БГУИР, 2026.</w:t>
       </w:r>
     </w:p>
     <w:p>
@@ -33437,7 +33437,13 @@
         <w:rPr>
           <w:sz w:val="28"/>
         </w:rPr>
-        <w:t xml:space="preserve">, сетевой график и диаграмма Ганта </w:t>
+        <w:t xml:space="preserve">, сетевой график и диаграмма </w:t>
+      </w:r>
+      <w:r>
+        <w:rPr>
+          <w:sz w:val="28"/>
+        </w:rPr>
+        <w:t xml:space="preserve">Ганта </w:t>
       </w:r>
       <w:r>
         <w:rPr>
@@ -33450,13 +33456,7 @@
         <w:rPr>
           <w:sz w:val="28"/>
         </w:rPr>
-        <w:t>: отчеты по практическим занятиям по дисциплине «Упра</w:t>
-      </w:r>
-      <w:r>
-        <w:rPr>
-          <w:sz w:val="28"/>
-        </w:rPr>
-        <w:t>вление проектами» / Р. В. Земляник. – Минск : БГУИР, 2026.</w:t>
+        <w:t>: отчеты по практическим занятиям по дисциплине «Управление проектами» / Р. В. Земляник. – Минск : БГУИР, 2026.</w:t>
       </w:r>
     </w:p>
     <w:p>
@@ -33506,13 +33506,13 @@
         <w:rPr>
           <w:sz w:val="28"/>
         </w:rPr>
-        <w:t xml:space="preserve"> [Электронный ресурс]. – Режим доступа: https://www.shortcut.ai/. – Дата доступа: 03</w:t>
-      </w:r>
-      <w:r>
-        <w:rPr>
-          <w:sz w:val="28"/>
-        </w:rPr>
-        <w:t>.10.2026.</w:t>
+        <w:t xml:space="preserve"> [Электронный ре</w:t>
+      </w:r>
+      <w:r>
+        <w:rPr>
+          <w:sz w:val="28"/>
+        </w:rPr>
+        <w:t>сурс]. – Режим доступа: https://www.shortcut.ai/. – Дата доступа: 03.10.2026.</w:t>
       </w:r>
     </w:p>
     <w:p>
@@ -33562,7 +33562,13 @@
         <w:rPr>
           <w:sz w:val="28"/>
         </w:rPr>
-        <w:t xml:space="preserve"> [Электронный ресурс]. – Режим доступа: https://datarails.com/. – Дата доступа: 03.10.2026.</w:t>
+        <w:t xml:space="preserve"> [Электронный ресурс]. – Режим доступа: https://datarails.com/. </w:t>
+      </w:r>
+      <w:r>
+        <w:rPr>
+          <w:sz w:val="28"/>
+        </w:rPr>
+        <w:t>– Дата доступа: 03.10.2026.</w:t>
       </w:r>
     </w:p>
     <w:p>
@@ -33587,13 +33593,7 @@
         <w:rPr>
           <w:sz w:val="28"/>
         </w:rPr>
-        <w:t xml:space="preserve"> [Электронный ресурс]. – Режи</w:t>
-      </w:r>
-      <w:r>
-        <w:rPr>
-          <w:sz w:val="28"/>
-        </w:rPr>
-        <w:t>м доступа: https://www.datasnipper.com/. – Дата доступа: 03.10.2026.</w:t>
+        <w:t xml:space="preserve"> [Электронный ресурс]. – Режим доступа: https://www.datasnipper.com/. – Дата доступа: 03.10.2026.</w:t>
       </w:r>
     </w:p>
     <w:p>
@@ -33631,7 +33631,13 @@
         <w:rPr>
           <w:sz w:val="28"/>
         </w:rPr>
-        <w:t xml:space="preserve"> [Электронный ресурс]. – Режим доступа: https://www.arixcel.com/, https://www.operis.com/. – Дата доступа: 03.10.2026.</w:t>
+        <w:t xml:space="preserve"> [Электронный ресурс]. – Режим доступа: https://www.arixcel.com/, https://www.operis.com/. – Дата доступ</w:t>
+      </w:r>
+      <w:r>
+        <w:rPr>
+          <w:sz w:val="28"/>
+        </w:rPr>
+        <w:t>а: 03.10.2026.</w:t>
       </w:r>
     </w:p>
     <w:p>
@@ -33708,13 +33714,7 @@
         <w:rPr>
           <w:sz w:val="28"/>
         </w:rPr>
-        <w:t xml:space="preserve"> [Электронный ресурс].</w:t>
-      </w:r>
-      <w:r>
-        <w:rPr>
-          <w:sz w:val="28"/>
-        </w:rPr>
-        <w:t xml:space="preserve"> – Режим доступа: https://www.g2.com/. – Дата доступа: 03.10.2026.</w:t>
+        <w:t xml:space="preserve"> [Электронный ресурс]. – Режим доступа: https://www.g2.com/. – Дата доступа: 03.10.2026.</w:t>
       </w:r>
     </w:p>
     <w:p>
@@ -33791,7 +33791,13 @@
         <w:rPr>
           <w:sz w:val="28"/>
         </w:rPr>
-        <w:t xml:space="preserve"> [Электронный ресурс]. – Режим доступа: https://appsource.microsoft.com/. – Дата доступа: 03.10.2026.</w:t>
+        <w:t xml:space="preserve"> [Электронный ресурс]. – Режим доступа: https://appsource.microsoft.</w:t>
+      </w:r>
+      <w:r>
+        <w:rPr>
+          <w:sz w:val="28"/>
+        </w:rPr>
+        <w:t>com/. – Дата доступа: 03.10.2026.</w:t>
       </w:r>
     </w:p>
     <w:p>
@@ -34291,14 +34297,7 @@
           <w:i/>
           <w:sz w:val="28"/>
         </w:rPr>
-        <w:t>Cont</w:t>
-      </w:r>
-      <w:r>
-        <w:rPr>
-          <w:i/>
-          <w:sz w:val="28"/>
-        </w:rPr>
-        <w:t>rol</w:t>
+        <w:t>Control</w:t>
       </w:r>
       <w:r>
         <w:rPr>
@@ -34782,13 +34781,13 @@
         <w:rPr>
           <w:sz w:val="28"/>
         </w:rPr>
-        <w:t xml:space="preserve"> [Электронный ресурс]. – Режим </w:t>
-      </w:r>
-      <w:r>
-        <w:rPr>
-          <w:sz w:val="28"/>
-        </w:rPr>
-        <w:t>доступа: https://www.calcalistech.com/ctechnews/article/sk00jsmasbl. – Дата доступа: 03.10.2026.</w:t>
+        <w:t xml:space="preserve"> [</w:t>
+      </w:r>
+      <w:r>
+        <w:rPr>
+          <w:sz w:val="28"/>
+        </w:rPr>
+        <w:t>Электронный ресурс]. – Режим доступа: https://www.calcalistech.com/ctechnews/article/sk00jsmasbl. – Дата доступа: 03.10.2026.</w:t>
       </w:r>
     </w:p>
     <w:p>
@@ -34995,13 +34994,13 @@
         <w:rPr>
           <w:sz w:val="28"/>
         </w:rPr>
-        <w:t xml:space="preserve"> [Электронный ресурс]. – Режим доступа: https://techcrunch</w:t>
-      </w:r>
-      <w:r>
-        <w:rPr>
-          <w:sz w:val="28"/>
-        </w:rPr>
-        <w:t>.com/2025/08/01/fundamental-research-labs-nabs-30-million-from-prosus-to-build-ai-agents-for-multiple-verticals. – Дата доступа: 03.10.2026.</w:t>
+        <w:t xml:space="preserve"> [Электронный ресурс]. – Режи</w:t>
+      </w:r>
+      <w:r>
+        <w:rPr>
+          <w:sz w:val="28"/>
+        </w:rPr>
+        <w:t>м доступа: https://techcrunch.com/2025/08/01/fundamental-research-labs-nabs-30-million-from-prosus-to-build-ai-agents-for-multiple-verticals. – Дата доступа: 03.10.2026.</w:t>
       </w:r>
     </w:p>
     <w:p>
@@ -35052,13 +35051,13 @@
         <w:rPr>
           <w:sz w:val="28"/>
         </w:rPr>
-        <w:t xml:space="preserve"> [Электронный ресурс]. – Режим доступа: https://www.perfectxl.com/about-us/history/. – Дат</w:t>
-      </w:r>
-      <w:r>
-        <w:rPr>
-          <w:sz w:val="28"/>
-        </w:rPr>
-        <w:t>а доступа: 03.10.2026.</w:t>
+        <w:t xml:space="preserve"> [Электронный ресурс]. – Режим доступа: https://www.perfectxl</w:t>
+      </w:r>
+      <w:r>
+        <w:rPr>
+          <w:sz w:val="28"/>
+        </w:rPr>
+        <w:t>.com/about-us/history/. – Дата доступа: 03.10.2026.</w:t>
       </w:r>
     </w:p>
     <w:p>
@@ -35792,7 +35791,7 @@
         <w:jc w:val="center"/>
       </w:pPr>
       <w:bookmarkStart w:id="30" w:name="_3d74faf1500c1b2a4a8bfa8e0e37c74206ce73d"/>
-      <w:bookmarkStart w:id="31" w:name="_Toc241953620"/>
+      <w:bookmarkStart w:id="31" w:name="_Toc242009827"/>
       <w:bookmarkEnd w:id="28"/>
       <w:r>
         <w:rPr>
@@ -36533,7 +36532,7 @@
         <w:jc w:val="center"/>
       </w:pPr>
       <w:bookmarkStart w:id="32" w:name="_25083b51e17d9d99817d1269b6af13d75b604a4"/>
-      <w:bookmarkStart w:id="33" w:name="_Toc241953621"/>
+      <w:bookmarkStart w:id="33" w:name="_Toc242009828"/>
       <w:bookmarkEnd w:id="30"/>
       <w:r>
         <w:rPr>
@@ -37448,7 +37447,7 @@
         <w:jc w:val="center"/>
       </w:pPr>
       <w:bookmarkStart w:id="34" w:name="_cb59224a7032ef66ab429e7df9b4e4c597bc187"/>
-      <w:bookmarkStart w:id="35" w:name="_Toc241953622"/>
+      <w:bookmarkStart w:id="35" w:name="_Toc242009829"/>
       <w:bookmarkEnd w:id="32"/>
       <w:r>
         <w:rPr>
@@ -38194,7 +38193,7 @@
         <w:jc w:val="center"/>
       </w:pPr>
       <w:bookmarkStart w:id="36" w:name="_c34bf756927ff692ee086e018f9b8545647766e"/>
-      <w:bookmarkStart w:id="37" w:name="_Toc241953623"/>
+      <w:bookmarkStart w:id="37" w:name="_Toc242009830"/>
       <w:bookmarkEnd w:id="34"/>
       <w:r>
         <w:rPr>
@@ -41694,7 +41693,7 @@
         <w:jc w:val="center"/>
       </w:pPr>
       <w:bookmarkStart w:id="38" w:name="_fced6403ae4a6291124e2bc0068517b8abae511"/>
-      <w:bookmarkStart w:id="39" w:name="_Toc241953624"/>
+      <w:bookmarkStart w:id="39" w:name="_Toc242009831"/>
       <w:bookmarkEnd w:id="36"/>
       <w:r>
         <w:rPr>
@@ -46463,7 +46462,7 @@
   <w:abstractNum w:abstractNumId="0" w15:restartNumberingAfterBreak="0">
     <w:nsid w:val="0000A990"/>
     <w:multiLevelType w:val="multilevel"/>
-    <w:tmpl w:val="FDFA23E6"/>
+    <w:tmpl w:val="AB300060"/>
     <w:lvl w:ilvl="0">
       <w:numFmt w:val="bullet"/>
       <w:lvlText w:val=" "/>
@@ -46540,7 +46539,7 @@
   <w:abstractNum w:abstractNumId="1" w15:restartNumberingAfterBreak="0">
     <w:nsid w:val="00A99411"/>
     <w:multiLevelType w:val="multilevel"/>
-    <w:tmpl w:val="7CDEEAE6"/>
+    <w:tmpl w:val="9F48326C"/>
     <w:lvl w:ilvl="0">
       <w:start w:val="1"/>
       <w:numFmt w:val="decimal"/>
@@ -48018,7 +48017,7 @@
     <w:autoRedefine/>
     <w:uiPriority w:val="39"/>
     <w:unhideWhenUsed/>
-    <w:rsid w:val="00DC4721"/>
+    <w:rsid w:val="00400228"/>
     <w:pPr>
       <w:spacing w:after="100"/>
     </w:pPr>
@@ -48030,7 +48029,7 @@
     <w:autoRedefine/>
     <w:uiPriority w:val="39"/>
     <w:unhideWhenUsed/>
-    <w:rsid w:val="00DC4721"/>
+    <w:rsid w:val="00400228"/>
     <w:pPr>
       <w:spacing w:after="100"/>
       <w:ind w:left="240"/>

--- a/ЛР5_Анализ_конкурентов/ОТЧЕТ_ЛР5_TableMind.docx
+++ b/ЛР5_Анализ_конкурентов/ОТЧЕТ_ЛР5_TableMind.docx
@@ -263,7 +263,7 @@
       <w:r>
         <w:fldChar w:fldCharType="separate"/>
       </w:r>
-      <w:hyperlink w:anchor="_Toc242009812" w:history="1">
+      <w:hyperlink w:anchor="_Toc242012085" w:history="1">
         <w:r>
           <w:rPr>
             <w:rStyle w:val="af"/>
@@ -291,7 +291,7 @@
             <w:noProof/>
             <w:webHidden/>
           </w:rPr>
-          <w:instrText xml:space="preserve"> PAGEREF _Toc242009812 \h </w:instrText>
+          <w:instrText xml:space="preserve"> PAGEREF _Toc242012085 \h </w:instrText>
         </w:r>
         <w:r>
           <w:rPr>
@@ -332,7 +332,7 @@
           <w:noProof/>
         </w:rPr>
       </w:pPr>
-      <w:hyperlink w:anchor="_Toc242009813" w:history="1">
+      <w:hyperlink w:anchor="_Toc242012086" w:history="1">
         <w:r>
           <w:rPr>
             <w:rStyle w:val="af"/>
@@ -360,7 +360,7 @@
             <w:noProof/>
             <w:webHidden/>
           </w:rPr>
-          <w:instrText xml:space="preserve"> PAGEREF _Toc242009813 \h </w:instrText>
+          <w:instrText xml:space="preserve"> PAGEREF _Toc242012086 \h </w:instrText>
         </w:r>
         <w:r>
           <w:rPr>
@@ -401,7 +401,7 @@
           <w:noProof/>
         </w:rPr>
       </w:pPr>
-      <w:hyperlink w:anchor="_Toc242009814" w:history="1">
+      <w:hyperlink w:anchor="_Toc242012087" w:history="1">
         <w:r>
           <w:rPr>
             <w:rStyle w:val="af"/>
@@ -429,7 +429,7 @@
             <w:noProof/>
             <w:webHidden/>
           </w:rPr>
-          <w:instrText xml:space="preserve"> PAGEREF _Toc242009814 \h </w:instrText>
+          <w:instrText xml:space="preserve"> PAGEREF _Toc242012087 \h </w:instrText>
         </w:r>
         <w:r>
           <w:rPr>
@@ -470,7 +470,7 @@
           <w:noProof/>
         </w:rPr>
       </w:pPr>
-      <w:hyperlink w:anchor="_Toc242009815" w:history="1">
+      <w:hyperlink w:anchor="_Toc242012088" w:history="1">
         <w:r>
           <w:rPr>
             <w:rStyle w:val="af"/>
@@ -498,7 +498,7 @@
             <w:noProof/>
             <w:webHidden/>
           </w:rPr>
-          <w:instrText xml:space="preserve"> PAGEREF _Toc242009815 \h </w:instrText>
+          <w:instrText xml:space="preserve"> PAGEREF _Toc242012088 \h </w:instrText>
         </w:r>
         <w:r>
           <w:rPr>
@@ -539,7 +539,7 @@
           <w:noProof/>
         </w:rPr>
       </w:pPr>
-      <w:hyperlink w:anchor="_Toc242009816" w:history="1">
+      <w:hyperlink w:anchor="_Toc242012089" w:history="1">
         <w:r>
           <w:rPr>
             <w:rStyle w:val="af"/>
@@ -567,7 +567,7 @@
             <w:noProof/>
             <w:webHidden/>
           </w:rPr>
-          <w:instrText xml:space="preserve"> PAGEREF _Toc242009816 \h </w:instrText>
+          <w:instrText xml:space="preserve"> PAGEREF _Toc242012089 \h </w:instrText>
         </w:r>
         <w:r>
           <w:rPr>
@@ -608,7 +608,7 @@
           <w:noProof/>
         </w:rPr>
       </w:pPr>
-      <w:hyperlink w:anchor="_Toc242009817" w:history="1">
+      <w:hyperlink w:anchor="_Toc242012090" w:history="1">
         <w:r>
           <w:rPr>
             <w:rStyle w:val="af"/>
@@ -636,7 +636,7 @@
             <w:noProof/>
             <w:webHidden/>
           </w:rPr>
-          <w:instrText xml:space="preserve"> PAGEREF _Toc242009817 \h </w:instrText>
+          <w:instrText xml:space="preserve"> PAGEREF _Toc242012090 \h </w:instrText>
         </w:r>
         <w:r>
           <w:rPr>
@@ -677,7 +677,7 @@
           <w:noProof/>
         </w:rPr>
       </w:pPr>
-      <w:hyperlink w:anchor="_Toc242009818" w:history="1">
+      <w:hyperlink w:anchor="_Toc242012091" w:history="1">
         <w:r>
           <w:rPr>
             <w:rStyle w:val="af"/>
@@ -705,7 +705,7 @@
             <w:noProof/>
             <w:webHidden/>
           </w:rPr>
-          <w:instrText xml:space="preserve"> PAGEREF _Toc242009818 \h </w:instrText>
+          <w:instrText xml:space="preserve"> PAGEREF _Toc242012091 \h </w:instrText>
         </w:r>
         <w:r>
           <w:rPr>
@@ -746,7 +746,7 @@
           <w:noProof/>
         </w:rPr>
       </w:pPr>
-      <w:hyperlink w:anchor="_Toc242009819" w:history="1">
+      <w:hyperlink w:anchor="_Toc242012092" w:history="1">
         <w:r>
           <w:rPr>
             <w:rStyle w:val="af"/>
@@ -774,7 +774,7 @@
             <w:noProof/>
             <w:webHidden/>
           </w:rPr>
-          <w:instrText xml:space="preserve"> PAGEREF _Toc242009819 \h </w:instrText>
+          <w:instrText xml:space="preserve"> PAGEREF _Toc242012092 \h </w:instrText>
         </w:r>
         <w:r>
           <w:rPr>
@@ -815,7 +815,7 @@
           <w:noProof/>
         </w:rPr>
       </w:pPr>
-      <w:hyperlink w:anchor="_Toc242009820" w:history="1">
+      <w:hyperlink w:anchor="_Toc242012093" w:history="1">
         <w:r>
           <w:rPr>
             <w:rStyle w:val="af"/>
@@ -843,7 +843,7 @@
             <w:noProof/>
             <w:webHidden/>
           </w:rPr>
-          <w:instrText xml:space="preserve"> PAGEREF _Toc242009820 \h </w:instrText>
+          <w:instrText xml:space="preserve"> PAGEREF _Toc242012093 \h </w:instrText>
         </w:r>
         <w:r>
           <w:rPr>
@@ -884,7 +884,7 @@
           <w:noProof/>
         </w:rPr>
       </w:pPr>
-      <w:hyperlink w:anchor="_Toc242009821" w:history="1">
+      <w:hyperlink w:anchor="_Toc242012094" w:history="1">
         <w:r>
           <w:rPr>
             <w:rStyle w:val="af"/>
@@ -912,7 +912,7 @@
             <w:noProof/>
             <w:webHidden/>
           </w:rPr>
-          <w:instrText xml:space="preserve"> PAGEREF _Toc242009821 \h </w:instrText>
+          <w:instrText xml:space="preserve"> PAGEREF _Toc242012094 \h </w:instrText>
         </w:r>
         <w:r>
           <w:rPr>
@@ -953,7 +953,7 @@
           <w:noProof/>
         </w:rPr>
       </w:pPr>
-      <w:hyperlink w:anchor="_Toc242009822" w:history="1">
+      <w:hyperlink w:anchor="_Toc242012095" w:history="1">
         <w:r>
           <w:rPr>
             <w:rStyle w:val="af"/>
@@ -990,7 +990,7 @@
             <w:noProof/>
             <w:webHidden/>
           </w:rPr>
-          <w:instrText xml:space="preserve"> PAGEREF _Toc242009822 \h </w:instrText>
+          <w:instrText xml:space="preserve"> PAGEREF _Toc242012095 \h </w:instrText>
         </w:r>
         <w:r>
           <w:rPr>
@@ -1031,7 +1031,7 @@
           <w:noProof/>
         </w:rPr>
       </w:pPr>
-      <w:hyperlink w:anchor="_Toc242009823" w:history="1">
+      <w:hyperlink w:anchor="_Toc242012096" w:history="1">
         <w:r>
           <w:rPr>
             <w:rStyle w:val="af"/>
@@ -1059,7 +1059,7 @@
             <w:noProof/>
             <w:webHidden/>
           </w:rPr>
-          <w:instrText xml:space="preserve"> PAGEREF _Toc242009823 \h </w:instrText>
+          <w:instrText xml:space="preserve"> PAGEREF _Toc242012096 \h </w:instrText>
         </w:r>
         <w:r>
           <w:rPr>
@@ -1100,7 +1100,7 @@
           <w:noProof/>
         </w:rPr>
       </w:pPr>
-      <w:hyperlink w:anchor="_Toc242009824" w:history="1">
+      <w:hyperlink w:anchor="_Toc242012097" w:history="1">
         <w:r>
           <w:rPr>
             <w:rStyle w:val="af"/>
@@ -1128,7 +1128,7 @@
             <w:noProof/>
             <w:webHidden/>
           </w:rPr>
-          <w:instrText xml:space="preserve"> PAGEREF _Toc242009824 \h </w:instrText>
+          <w:instrText xml:space="preserve"> PAGEREF _Toc242012097 \h </w:instrText>
         </w:r>
         <w:r>
           <w:rPr>
@@ -1169,7 +1169,7 @@
           <w:noProof/>
         </w:rPr>
       </w:pPr>
-      <w:hyperlink w:anchor="_Toc242009825" w:history="1">
+      <w:hyperlink w:anchor="_Toc242012098" w:history="1">
         <w:r>
           <w:rPr>
             <w:rStyle w:val="af"/>
@@ -1197,7 +1197,7 @@
             <w:noProof/>
             <w:webHidden/>
           </w:rPr>
-          <w:instrText xml:space="preserve"> PAGEREF _Toc242009825 \h </w:instrText>
+          <w:instrText xml:space="preserve"> PAGEREF _Toc242012098 \h </w:instrText>
         </w:r>
         <w:r>
           <w:rPr>
@@ -1238,7 +1238,7 @@
           <w:noProof/>
         </w:rPr>
       </w:pPr>
-      <w:hyperlink w:anchor="_Toc242009826" w:history="1">
+      <w:hyperlink w:anchor="_Toc242012099" w:history="1">
         <w:r>
           <w:rPr>
             <w:rStyle w:val="af"/>
@@ -1266,7 +1266,7 @@
             <w:noProof/>
             <w:webHidden/>
           </w:rPr>
-          <w:instrText xml:space="preserve"> PAGEREF _Toc242009826 \h </w:instrText>
+          <w:instrText xml:space="preserve"> PAGEREF _Toc242012099 \h </w:instrText>
         </w:r>
         <w:r>
           <w:rPr>
@@ -1307,7 +1307,7 @@
           <w:noProof/>
         </w:rPr>
       </w:pPr>
-      <w:hyperlink w:anchor="_Toc242009827" w:history="1">
+      <w:hyperlink w:anchor="_Toc242012100" w:history="1">
         <w:r>
           <w:rPr>
             <w:rStyle w:val="af"/>
@@ -1335,7 +1335,7 @@
             <w:noProof/>
             <w:webHidden/>
           </w:rPr>
-          <w:instrText xml:space="preserve"> PAGEREF _Toc242009827 \h </w:instrText>
+          <w:instrText xml:space="preserve"> PAGEREF _Toc242012100 \h </w:instrText>
         </w:r>
         <w:r>
           <w:rPr>
@@ -1376,7 +1376,7 @@
           <w:noProof/>
         </w:rPr>
       </w:pPr>
-      <w:hyperlink w:anchor="_Toc242009828" w:history="1">
+      <w:hyperlink w:anchor="_Toc242012101" w:history="1">
         <w:r>
           <w:rPr>
             <w:rStyle w:val="af"/>
@@ -1404,7 +1404,7 @@
             <w:noProof/>
             <w:webHidden/>
           </w:rPr>
-          <w:instrText xml:space="preserve"> PAGEREF _Toc242009828 \h </w:instrText>
+          <w:instrText xml:space="preserve"> PAGEREF _Toc242012101 \h </w:instrText>
         </w:r>
         <w:r>
           <w:rPr>
@@ -1445,7 +1445,7 @@
           <w:noProof/>
         </w:rPr>
       </w:pPr>
-      <w:hyperlink w:anchor="_Toc242009829" w:history="1">
+      <w:hyperlink w:anchor="_Toc242012102" w:history="1">
         <w:r>
           <w:rPr>
             <w:rStyle w:val="af"/>
@@ -1473,7 +1473,7 @@
             <w:noProof/>
             <w:webHidden/>
           </w:rPr>
-          <w:instrText xml:space="preserve"> PAGEREF _Toc242009829 \h </w:instrText>
+          <w:instrText xml:space="preserve"> PAGEREF _Toc242012102 \h </w:instrText>
         </w:r>
         <w:r>
           <w:rPr>
@@ -1514,7 +1514,7 @@
           <w:noProof/>
         </w:rPr>
       </w:pPr>
-      <w:hyperlink w:anchor="_Toc242009830" w:history="1">
+      <w:hyperlink w:anchor="_Toc242012103" w:history="1">
         <w:r>
           <w:rPr>
             <w:rStyle w:val="af"/>
@@ -1542,7 +1542,7 @@
             <w:noProof/>
             <w:webHidden/>
           </w:rPr>
-          <w:instrText xml:space="preserve"> PAGEREF _Toc242009830 \h </w:instrText>
+          <w:instrText xml:space="preserve"> PAGEREF _Toc242012103 \h </w:instrText>
         </w:r>
         <w:r>
           <w:rPr>
@@ -1583,7 +1583,7 @@
           <w:noProof/>
         </w:rPr>
       </w:pPr>
-      <w:hyperlink w:anchor="_Toc242009831" w:history="1">
+      <w:hyperlink w:anchor="_Toc242012104" w:history="1">
         <w:r>
           <w:rPr>
             <w:rStyle w:val="af"/>
@@ -1611,7 +1611,7 @@
             <w:noProof/>
             <w:webHidden/>
           </w:rPr>
-          <w:instrText xml:space="preserve"> PAGEREF _Toc242009831 \h </w:instrText>
+          <w:instrText xml:space="preserve"> PAGEREF _Toc242012104 \h </w:instrText>
         </w:r>
         <w:r>
           <w:rPr>
@@ -1644,6 +1644,144 @@
     </w:p>
     <w:p>
       <w:pPr>
+        <w:pStyle w:val="12"/>
+        <w:tabs>
+          <w:tab w:val="right" w:leader="dot" w:pos="9345"/>
+        </w:tabs>
+        <w:rPr>
+          <w:noProof/>
+        </w:rPr>
+      </w:pPr>
+      <w:hyperlink w:anchor="_Toc242012105" w:history="1">
+        <w:r>
+          <w:rPr>
+            <w:rStyle w:val="af"/>
+            <w:b/>
+            <w:noProof/>
+          </w:rPr>
+          <w:t>ПРИЛОЖЕНИЕ Е</w:t>
+        </w:r>
+        <w:r>
+          <w:rPr>
+            <w:noProof/>
+            <w:webHidden/>
+          </w:rPr>
+          <w:tab/>
+        </w:r>
+        <w:r>
+          <w:rPr>
+            <w:noProof/>
+            <w:webHidden/>
+          </w:rPr>
+          <w:fldChar w:fldCharType="begin"/>
+        </w:r>
+        <w:r>
+          <w:rPr>
+            <w:noProof/>
+            <w:webHidden/>
+          </w:rPr>
+          <w:instrText xml:space="preserve"> PAGEREF _Toc242012105 \h </w:instrText>
+        </w:r>
+        <w:r>
+          <w:rPr>
+            <w:noProof/>
+            <w:webHidden/>
+          </w:rPr>
+        </w:r>
+        <w:r>
+          <w:rPr>
+            <w:noProof/>
+            <w:webHidden/>
+          </w:rPr>
+          <w:fldChar w:fldCharType="separate"/>
+        </w:r>
+        <w:r>
+          <w:rPr>
+            <w:noProof/>
+            <w:webHidden/>
+          </w:rPr>
+          <w:t>43</w:t>
+        </w:r>
+        <w:r>
+          <w:rPr>
+            <w:noProof/>
+            <w:webHidden/>
+          </w:rPr>
+          <w:fldChar w:fldCharType="end"/>
+        </w:r>
+      </w:hyperlink>
+    </w:p>
+    <w:p>
+      <w:pPr>
+        <w:pStyle w:val="12"/>
+        <w:tabs>
+          <w:tab w:val="right" w:leader="dot" w:pos="9345"/>
+        </w:tabs>
+        <w:rPr>
+          <w:noProof/>
+        </w:rPr>
+      </w:pPr>
+      <w:hyperlink w:anchor="_Toc242012106" w:history="1">
+        <w:r>
+          <w:rPr>
+            <w:rStyle w:val="af"/>
+            <w:b/>
+            <w:noProof/>
+          </w:rPr>
+          <w:t>ПРИЛОЖЕНИЕ Ж</w:t>
+        </w:r>
+        <w:r>
+          <w:rPr>
+            <w:noProof/>
+            <w:webHidden/>
+          </w:rPr>
+          <w:tab/>
+        </w:r>
+        <w:r>
+          <w:rPr>
+            <w:noProof/>
+            <w:webHidden/>
+          </w:rPr>
+          <w:fldChar w:fldCharType="begin"/>
+        </w:r>
+        <w:r>
+          <w:rPr>
+            <w:noProof/>
+            <w:webHidden/>
+          </w:rPr>
+          <w:instrText xml:space="preserve"> PAGEREF _Toc242012106 \h </w:instrText>
+        </w:r>
+        <w:r>
+          <w:rPr>
+            <w:noProof/>
+            <w:webHidden/>
+          </w:rPr>
+        </w:r>
+        <w:r>
+          <w:rPr>
+            <w:noProof/>
+            <w:webHidden/>
+          </w:rPr>
+          <w:fldChar w:fldCharType="separate"/>
+        </w:r>
+        <w:r>
+          <w:rPr>
+            <w:noProof/>
+            <w:webHidden/>
+          </w:rPr>
+          <w:t>44</w:t>
+        </w:r>
+        <w:r>
+          <w:rPr>
+            <w:noProof/>
+            <w:webHidden/>
+          </w:rPr>
+          <w:fldChar w:fldCharType="end"/>
+        </w:r>
+      </w:hyperlink>
+    </w:p>
+    <w:p>
+      <w:pPr>
         <w:pStyle w:val="11"/>
       </w:pPr>
       <w:r>
@@ -1657,7 +1795,7 @@
         <w:spacing w:before="0" w:after="360" w:line="360" w:lineRule="exact"/>
         <w:ind w:firstLine="709"/>
       </w:pPr>
-      <w:bookmarkStart w:id="1" w:name="_Toc242009812"/>
+      <w:bookmarkStart w:id="1" w:name="_Toc242012085"/>
       <w:r>
         <w:rPr>
           <w:b/>
@@ -1725,19 +1863,19 @@
         <w:rPr>
           <w:sz w:val="28"/>
         </w:rPr>
-        <w:t>Для достижения цели решены задачи: сформирован реестр из 10 компаний и классифицирован по 10 критериям с ограничителями; для 7 конкурентов зафиксированы страницы сайтов и доказательства; рассчитаны признаки по уровням Ле</w:t>
-      </w:r>
-      <w:r>
-        <w:rPr>
-          <w:sz w:val="28"/>
-        </w:rPr>
-        <w:t>витта и категории Кано; выполнена сравнительная оценка товаров по 25 критериям; определены рыночные стандарты и зоны дифференциации; реконструированы девять блоков бизнес-модели, монетизация, каналы и операционная модель; выявлены преимущества конкурентов;</w:t>
-      </w:r>
-      <w:r>
-        <w:rPr>
-          <w:sz w:val="28"/>
-        </w:rPr>
-        <w:t xml:space="preserve"> сформулирован собственный цифровой товар.</w:t>
+        <w:t>Для достижения цели решены задачи: сформирован реестр из 10 компаний и классифицирован по 10 критериям с ограничителями; для 7 конкурентов зафиксированы страницы сайтов и доказательства; рассчитаны признаки по уровням Левитта и категории Кано; выполнена ср</w:t>
+      </w:r>
+      <w:r>
+        <w:rPr>
+          <w:sz w:val="28"/>
+        </w:rPr>
+        <w:t xml:space="preserve">авнительная оценка товаров по 25 критериям; определены рыночные стандарты и зоны дифференциации; реконструированы девять блоков бизнес-модели, монетизация, каналы и операционная модель; выявлены преимущества конкурентов; сформулирован собственный цифровой </w:t>
+      </w:r>
+      <w:r>
+        <w:rPr>
+          <w:sz w:val="28"/>
+        </w:rPr>
+        <w:t>товар.</w:t>
       </w:r>
     </w:p>
     <w:p>
@@ -1790,13 +1928,13 @@
         <w:rPr>
           <w:sz w:val="28"/>
         </w:rPr>
-        <w:t xml:space="preserve"> и вывод ЛР4 о том, что заменители создают критичное д</w:t>
-      </w:r>
-      <w:r>
-        <w:rPr>
-          <w:sz w:val="28"/>
-        </w:rPr>
-        <w:t>авление. Факты о проекте (тарифы, цели, сроки) сверены с ПЗ1 и ПЗ4 [5]. Все оценки по сайтам являются оценочными суждениями аналитика по просмотренным страницам и требуют проверки.</w:t>
+        <w:t xml:space="preserve"> и вывод ЛР4 о том, что заменители создают критичное давление. Факты о проекте (тарифы, це</w:t>
+      </w:r>
+      <w:r>
+        <w:rPr>
+          <w:sz w:val="28"/>
+        </w:rPr>
+        <w:t>ли, сроки) сверены с ПЗ1 и ПЗ4 [5]. Все оценки по сайтам являются оценочными суждениями аналитика по просмотренным страницам и требуют проверки.</w:t>
       </w:r>
     </w:p>
     <w:p>
@@ -1807,7 +1945,7 @@
         <w:ind w:firstLine="709"/>
       </w:pPr>
       <w:bookmarkStart w:id="2" w:name="_b608aa976fc82a0faaf3b83f58c735968afd03b"/>
-      <w:bookmarkStart w:id="3" w:name="_Toc242009813"/>
+      <w:bookmarkStart w:id="3" w:name="_Toc242012086"/>
       <w:bookmarkEnd w:id="0"/>
       <w:r>
         <w:rPr>
@@ -1830,7 +1968,13 @@
         <w:rPr>
           <w:sz w:val="28"/>
         </w:rPr>
-        <w:t xml:space="preserve">Работа выполнена в трех блоках по трем методикам: классификация компаний, анализ цифрового товара и анализ бизнес-моделей. Каждый блок реализован в отдельной книге </w:t>
+        <w:t xml:space="preserve">Работа выполнена в трех блоках по трем методикам: классификация компаний, анализ цифрового товара </w:t>
+      </w:r>
+      <w:r>
+        <w:rPr>
+          <w:sz w:val="28"/>
+        </w:rPr>
+        <w:t xml:space="preserve">и анализ бизнес-моделей. Каждый блок реализован в отдельной книге </w:t>
       </w:r>
       <w:r>
         <w:rPr>
@@ -1866,20 +2010,13 @@
         <w:ind w:firstLine="709"/>
       </w:pPr>
       <w:bookmarkStart w:id="4" w:name="_c3cf235f67897fccdd158c7c34ca81091dc06e0"/>
-      <w:bookmarkStart w:id="5" w:name="_Toc242009814"/>
+      <w:bookmarkStart w:id="5" w:name="_Toc242012087"/>
       <w:r>
         <w:rPr>
           <w:b/>
           <w:sz w:val="28"/>
         </w:rPr>
-        <w:t xml:space="preserve">2.1 Контур анализа и реестр </w:t>
-      </w:r>
-      <w:r>
-        <w:rPr>
-          <w:b/>
-          <w:sz w:val="28"/>
-        </w:rPr>
-        <w:t>компаний</w:t>
+        <w:t>2.1 Контур анализа и реестр компаний</w:t>
       </w:r>
       <w:bookmarkEnd w:id="5"/>
     </w:p>
@@ -2063,13 +2200,7 @@
         <w:rPr>
           <w:sz w:val="28"/>
         </w:rPr>
-        <w:t xml:space="preserve"> 36</w:t>
-      </w:r>
-      <w:r>
-        <w:rPr>
-          <w:sz w:val="28"/>
-        </w:rPr>
-        <w:t xml:space="preserve">5 </w:t>
+        <w:t xml:space="preserve"> 365 </w:t>
       </w:r>
       <w:r>
         <w:rPr>
@@ -2082,7 +2213,13 @@
         <w:rPr>
           <w:sz w:val="28"/>
         </w:rPr>
-        <w:t>. Для анализа товара и бизнес-модели выбраны 7 конкурентов с достаточными открытыми данными (норма шаблона 5-12), для классификации - 10 компаний.</w:t>
+        <w:t>. Для анализа товара и бизнес-модели выбраны 7 конкурентов с достаточными открытыми данны</w:t>
+      </w:r>
+      <w:r>
+        <w:rPr>
+          <w:sz w:val="28"/>
+        </w:rPr>
+        <w:t>ми (норма шаблона 5-12), для классификации - 10 компаний.</w:t>
       </w:r>
     </w:p>
     <w:p>
@@ -2199,14 +2336,7 @@
                 <w:b/>
                 <w:sz w:val="24"/>
               </w:rPr>
-              <w:t>Т</w:t>
-            </w:r>
-            <w:r>
-              <w:rPr>
-                <w:b/>
-                <w:sz w:val="24"/>
-              </w:rPr>
-              <w:t>ип</w:t>
+              <w:t>Тип</w:t>
             </w:r>
           </w:p>
         </w:tc>
@@ -3575,14 +3705,7 @@
           <w:i/>
           <w:sz w:val="28"/>
         </w:rPr>
-        <w:t>C0</w:t>
-      </w:r>
-      <w:r>
-        <w:rPr>
-          <w:i/>
-          <w:sz w:val="28"/>
-        </w:rPr>
-        <w:t>1-C07</w:t>
+        <w:t>C01-C07</w:t>
       </w:r>
       <w:r>
         <w:rPr>
@@ -3598,14 +3721,21 @@
         <w:ind w:firstLine="709"/>
       </w:pPr>
       <w:bookmarkStart w:id="6" w:name="_6c38f46d6252626ee19bec51dca515ea8eb3483"/>
-      <w:bookmarkStart w:id="7" w:name="_Toc242009815"/>
+      <w:bookmarkStart w:id="7" w:name="_Toc242012088"/>
       <w:bookmarkEnd w:id="4"/>
       <w:r>
         <w:rPr>
           <w:b/>
           <w:sz w:val="28"/>
         </w:rPr>
-        <w:t>2.2 Классификация по уровням конкуренции</w:t>
+        <w:t>2.2 Класс</w:t>
+      </w:r>
+      <w:r>
+        <w:rPr>
+          <w:b/>
+          <w:sz w:val="28"/>
+        </w:rPr>
+        <w:t>ификация по уровням конкуренции</w:t>
       </w:r>
       <w:bookmarkEnd w:id="7"/>
     </w:p>
@@ -3620,13 +3750,13 @@
         <w:rPr>
           <w:sz w:val="28"/>
         </w:rPr>
-        <w:t>Методика [1] оценивает каждую компанию по 10 критериям от 0 до 5 с весами и ограничителями: прямым конкурентом нельзя назвать компанию, у которой совпадение потребительской зад</w:t>
-      </w:r>
-      <w:r>
-        <w:rPr>
-          <w:sz w:val="28"/>
-        </w:rPr>
-        <w:t>ачи или функциональная заменяемость ниже 3 баллов. Взвешенный балл переводится в уровень: 4,20-5,00 - прямой конкурент; 3,40-4,19 - близкий альтернативный; 2,50-3,39 - косвенный или заменитель; 1,60-2,49 - смежная конкуренция.</w:t>
+        <w:t>Методика [1] оценивает каждую компанию по 10 критериям от 0 до 5 с весами и ограничителями: прямым конкурентом нельзя назвать компанию, у которой совпадение потребительской задачи или функциональная заменяемость ниже 3 балло</w:t>
+      </w:r>
+      <w:r>
+        <w:rPr>
+          <w:sz w:val="28"/>
+        </w:rPr>
+        <w:t>в. Взвешенный балл переводится в уровень: 4,20-5,00 - прямой конкурент; 3,40-4,19 - близкий альтернативный; 2,50-3,39 - косвенный или заменитель; 1,60-2,49 - смежная конкуренция.</w:t>
       </w:r>
     </w:p>
     <w:p>
@@ -3640,13 +3770,7 @@
         <w:rPr>
           <w:sz w:val="28"/>
         </w:rPr>
-        <w:t>В таблице 2 представлено: кри</w:t>
-      </w:r>
-      <w:r>
-        <w:rPr>
-          <w:sz w:val="28"/>
-        </w:rPr>
-        <w:t>терии и веса классификации.</w:t>
+        <w:t>В таблице 2 представлено: критерии и веса классификации.</w:t>
       </w:r>
     </w:p>
     <w:p>
@@ -6368,7 +6492,7 @@
         </w:rPr>
         <w:lastRenderedPageBreak/>
         <w:drawing>
-          <wp:inline distT="0" distB="0" distL="0" distR="0" wp14:anchorId="2E8DA92E" wp14:editId="0BA018B0">
+          <wp:inline distT="0" distB="0" distL="0" distR="0" wp14:anchorId="6F83C4F2" wp14:editId="2D27666F">
             <wp:extent cx="5334000" cy="3122341"/>
             <wp:effectExtent l="0" t="0" r="0" b="0"/>
             <wp:docPr id="12" name="Picture"/>
@@ -6632,7 +6756,7 @@
         <w:ind w:firstLine="709"/>
       </w:pPr>
       <w:bookmarkStart w:id="8" w:name="_e6ba0285e0e0ccc17e7a33a4e535fa387865e88"/>
-      <w:bookmarkStart w:id="9" w:name="_Toc242009816"/>
+      <w:bookmarkStart w:id="9" w:name="_Toc242012089"/>
       <w:bookmarkEnd w:id="6"/>
       <w:r>
         <w:rPr>
@@ -11024,7 +11148,7 @@
         <w:ind w:firstLine="709"/>
       </w:pPr>
       <w:bookmarkStart w:id="10" w:name="_b8f6f14603ee9e71fb2e4d1c108750035f950c7"/>
-      <w:bookmarkStart w:id="11" w:name="_Toc242009817"/>
+      <w:bookmarkStart w:id="11" w:name="_Toc242012090"/>
       <w:bookmarkEnd w:id="8"/>
       <w:r>
         <w:rPr>
@@ -15503,7 +15627,7 @@
           <w:sz w:val="28"/>
         </w:rPr>
         <w:drawing>
-          <wp:inline distT="0" distB="0" distL="0" distR="0" wp14:anchorId="17DFDCA6" wp14:editId="02209570">
+          <wp:inline distT="0" distB="0" distL="0" distR="0" wp14:anchorId="5B91872A" wp14:editId="78FB4419">
             <wp:extent cx="5334000" cy="3187390"/>
             <wp:effectExtent l="0" t="0" r="0" b="0"/>
             <wp:docPr id="17" name="Picture"/>
@@ -16045,7 +16169,7 @@
         <w:ind w:firstLine="709"/>
       </w:pPr>
       <w:bookmarkStart w:id="12" w:name="_823200a59a4cf40c51f7f0e02566c010f838ed7"/>
-      <w:bookmarkStart w:id="13" w:name="_Toc242009818"/>
+      <w:bookmarkStart w:id="13" w:name="_Toc242012091"/>
       <w:bookmarkEnd w:id="10"/>
       <w:r>
         <w:rPr>
@@ -16755,7 +16879,7 @@
         </w:rPr>
         <w:lastRenderedPageBreak/>
         <w:drawing>
-          <wp:inline distT="0" distB="0" distL="0" distR="0" wp14:anchorId="3711A7F4" wp14:editId="3B65134F">
+          <wp:inline distT="0" distB="0" distL="0" distR="0" wp14:anchorId="5A707E39" wp14:editId="28A73663">
             <wp:extent cx="5334000" cy="2862146"/>
             <wp:effectExtent l="0" t="0" r="0" b="0"/>
             <wp:docPr id="21" name="Picture"/>
@@ -16850,7 +16974,7 @@
         <w:ind w:firstLine="709"/>
       </w:pPr>
       <w:bookmarkStart w:id="14" w:name="_9d579ff3219dd0c08e87cdba2a2a6d1ef61e3cc"/>
-      <w:bookmarkStart w:id="15" w:name="_Toc242009819"/>
+      <w:bookmarkStart w:id="15" w:name="_Toc242012092"/>
       <w:bookmarkEnd w:id="12"/>
       <w:r>
         <w:rPr>
@@ -19706,7 +19830,7 @@
         <w:ind w:firstLine="709"/>
       </w:pPr>
       <w:bookmarkStart w:id="16" w:name="_8be076d9797953e124cfe81356f035b108674c3"/>
-      <w:bookmarkStart w:id="17" w:name="_Toc242009820"/>
+      <w:bookmarkStart w:id="17" w:name="_Toc242012093"/>
       <w:bookmarkEnd w:id="14"/>
       <w:r>
         <w:rPr>
@@ -22394,7 +22518,7 @@
         <w:ind w:firstLine="709"/>
       </w:pPr>
       <w:bookmarkStart w:id="18" w:name="_0ab5b5274b575dfb9e5e85d7a9a12b82683e52c"/>
-      <w:bookmarkStart w:id="19" w:name="_Toc242009821"/>
+      <w:bookmarkStart w:id="19" w:name="_Toc242012094"/>
       <w:bookmarkEnd w:id="16"/>
       <w:r>
         <w:rPr>
@@ -29504,7 +29628,7 @@
           <w:sz w:val="28"/>
         </w:rPr>
         <w:drawing>
-          <wp:inline distT="0" distB="0" distL="0" distR="0" wp14:anchorId="2FA29C1C" wp14:editId="0C4BB2EB">
+          <wp:inline distT="0" distB="0" distL="0" distR="0" wp14:anchorId="31DE3A19" wp14:editId="3567AB85">
             <wp:extent cx="5334000" cy="2471853"/>
             <wp:effectExtent l="0" t="0" r="0" b="0"/>
             <wp:docPr id="27" name="Picture"/>
@@ -31115,7 +31239,7 @@
         <w:ind w:firstLine="709"/>
       </w:pPr>
       <w:bookmarkStart w:id="20" w:name="_79cbfa74df5b3f3beef1cd24c3ad9f089a58d7a"/>
-      <w:bookmarkStart w:id="21" w:name="_Toc242009822"/>
+      <w:bookmarkStart w:id="21" w:name="_Toc242012095"/>
       <w:bookmarkEnd w:id="18"/>
       <w:r>
         <w:rPr>
@@ -32595,7 +32719,7 @@
         <w:ind w:firstLine="709"/>
       </w:pPr>
       <w:bookmarkStart w:id="22" w:name="_339ae803435bd6b9a653c2b18dadc62dc9ad8e7"/>
-      <w:bookmarkStart w:id="23" w:name="_Toc242009823"/>
+      <w:bookmarkStart w:id="23" w:name="_Toc242012096"/>
       <w:bookmarkEnd w:id="20"/>
       <w:r>
         <w:rPr>
@@ -32797,7 +32921,7 @@
         <w:ind w:firstLine="709"/>
       </w:pPr>
       <w:bookmarkStart w:id="24" w:name="_1bfdad9d2d88ddb6ca16c31c1d4d4943679f32f"/>
-      <w:bookmarkStart w:id="25" w:name="_Toc242009824"/>
+      <w:bookmarkStart w:id="25" w:name="_Toc242012097"/>
       <w:bookmarkEnd w:id="22"/>
       <w:bookmarkEnd w:id="2"/>
       <w:r>
@@ -33018,7 +33142,7 @@
         <w:jc w:val="center"/>
       </w:pPr>
       <w:bookmarkStart w:id="26" w:name="_выводы"/>
-      <w:bookmarkStart w:id="27" w:name="_Toc242009825"/>
+      <w:bookmarkStart w:id="27" w:name="_Toc242012098"/>
       <w:bookmarkEnd w:id="24"/>
       <w:r>
         <w:rPr>
@@ -33261,7 +33385,7 @@
         <w:jc w:val="center"/>
       </w:pPr>
       <w:bookmarkStart w:id="28" w:name="_274f6a444530ef90b0479dabf3d210f01e97699"/>
-      <w:bookmarkStart w:id="29" w:name="_Toc242009826"/>
+      <w:bookmarkStart w:id="29" w:name="_Toc242012099"/>
       <w:bookmarkEnd w:id="26"/>
       <w:r>
         <w:rPr>
@@ -35791,7 +35915,7 @@
         <w:jc w:val="center"/>
       </w:pPr>
       <w:bookmarkStart w:id="30" w:name="_3d74faf1500c1b2a4a8bfa8e0e37c74206ce73d"/>
-      <w:bookmarkStart w:id="31" w:name="_Toc242009827"/>
+      <w:bookmarkStart w:id="31" w:name="_Toc242012100"/>
       <w:bookmarkEnd w:id="28"/>
       <w:r>
         <w:rPr>
@@ -36532,7 +36656,7 @@
         <w:jc w:val="center"/>
       </w:pPr>
       <w:bookmarkStart w:id="32" w:name="_25083b51e17d9d99817d1269b6af13d75b604a4"/>
-      <w:bookmarkStart w:id="33" w:name="_Toc242009828"/>
+      <w:bookmarkStart w:id="33" w:name="_Toc242012101"/>
       <w:bookmarkEnd w:id="30"/>
       <w:r>
         <w:rPr>
@@ -37447,7 +37571,7 @@
         <w:jc w:val="center"/>
       </w:pPr>
       <w:bookmarkStart w:id="34" w:name="_cb59224a7032ef66ab429e7df9b4e4c597bc187"/>
-      <w:bookmarkStart w:id="35" w:name="_Toc242009829"/>
+      <w:bookmarkStart w:id="35" w:name="_Toc242012102"/>
       <w:bookmarkEnd w:id="32"/>
       <w:r>
         <w:rPr>
@@ -38193,7 +38317,7 @@
         <w:jc w:val="center"/>
       </w:pPr>
       <w:bookmarkStart w:id="36" w:name="_c34bf756927ff692ee086e018f9b8545647766e"/>
-      <w:bookmarkStart w:id="37" w:name="_Toc242009830"/>
+      <w:bookmarkStart w:id="37" w:name="_Toc242012103"/>
       <w:bookmarkEnd w:id="34"/>
       <w:r>
         <w:rPr>
@@ -41693,7 +41817,7 @@
         <w:jc w:val="center"/>
       </w:pPr>
       <w:bookmarkStart w:id="38" w:name="_fced6403ae4a6291124e2bc0068517b8abae511"/>
-      <w:bookmarkStart w:id="39" w:name="_Toc242009831"/>
+      <w:bookmarkStart w:id="39" w:name="_Toc242012104"/>
       <w:bookmarkEnd w:id="36"/>
       <w:r>
         <w:rPr>
@@ -46357,7 +46481,5612 @@
         <w:t>7 остаются в силе.</w:t>
       </w:r>
     </w:p>
-    <w:bookmarkEnd w:id="38"/>
+    <w:p>
+      <w:pPr>
+        <w:pStyle w:val="1"/>
+        <w:keepNext w:val="0"/>
+        <w:pageBreakBefore/>
+        <w:spacing w:before="0" w:after="0" w:line="360" w:lineRule="exact"/>
+        <w:jc w:val="center"/>
+      </w:pPr>
+      <w:bookmarkStart w:id="40" w:name="_62c947404ae7fefe21f086296d4b90717d5c754"/>
+      <w:bookmarkStart w:id="41" w:name="_Toc242012105"/>
+      <w:bookmarkEnd w:id="38"/>
+      <w:r>
+        <w:rPr>
+          <w:b/>
+          <w:sz w:val="28"/>
+        </w:rPr>
+        <w:lastRenderedPageBreak/>
+        <w:t>ПРИЛОЖЕНИЕ Е</w:t>
+      </w:r>
+      <w:bookmarkEnd w:id="41"/>
+    </w:p>
+    <w:p>
+      <w:pPr>
+        <w:spacing w:after="0" w:line="360" w:lineRule="exact"/>
+        <w:jc w:val="center"/>
+      </w:pPr>
+      <w:r>
+        <w:rPr>
+          <w:sz w:val="28"/>
+        </w:rPr>
+        <w:t>(обязательное)</w:t>
+      </w:r>
+    </w:p>
+    <w:p>
+      <w:pPr>
+        <w:spacing w:after="360" w:line="360" w:lineRule="exact"/>
+        <w:jc w:val="center"/>
+      </w:pPr>
+      <w:r>
+        <w:rPr>
+          <w:b/>
+          <w:sz w:val="28"/>
+        </w:rPr>
+        <w:t>Перечень файлов работы</w:t>
+      </w:r>
+    </w:p>
+    <w:p>
+      <w:pPr>
+        <w:pStyle w:val="FirstParagraph"/>
+        <w:spacing w:before="0" w:after="0" w:line="360" w:lineRule="exact"/>
+        <w:ind w:firstLine="709"/>
+        <w:jc w:val="both"/>
+      </w:pPr>
+      <w:r>
+        <w:rPr>
+          <w:sz w:val="28"/>
+        </w:rPr>
+        <w:t>Перечень показывает состав материалов ЛР5; все файлы находятся в папке работы в репозитории проекта.</w:t>
+      </w:r>
+    </w:p>
+    <w:p>
+      <w:pPr>
+        <w:pStyle w:val="a0"/>
+        <w:spacing w:before="0" w:after="0" w:line="360" w:lineRule="exact"/>
+        <w:ind w:firstLine="709"/>
+        <w:jc w:val="both"/>
+      </w:pPr>
+      <w:r>
+        <w:rPr>
+          <w:sz w:val="28"/>
+        </w:rPr>
+        <w:t>В таблице 27 представлено: перечень файлов работы.</w:t>
+      </w:r>
+    </w:p>
+    <w:p>
+      <w:pPr>
+        <w:pStyle w:val="a0"/>
+        <w:keepNext/>
+        <w:spacing w:before="0" w:after="0" w:line="360" w:lineRule="exact"/>
+      </w:pPr>
+      <w:r>
+        <w:rPr>
+          <w:sz w:val="28"/>
+        </w:rPr>
+        <w:t>Таблица 27 – Перечень файлов работ</w:t>
+      </w:r>
+      <w:r>
+        <w:rPr>
+          <w:sz w:val="28"/>
+        </w:rPr>
+        <w:t>ы</w:t>
+      </w:r>
+    </w:p>
+    <w:tbl>
+      <w:tblPr>
+        <w:tblStyle w:val="Table"/>
+        <w:tblW w:w="9355" w:type="dxa"/>
+        <w:jc w:val="center"/>
+        <w:tblBorders>
+          <w:top w:val="single" w:sz="4" w:space="0" w:color="000000"/>
+          <w:left w:val="single" w:sz="4" w:space="0" w:color="000000"/>
+          <w:bottom w:val="single" w:sz="4" w:space="0" w:color="000000"/>
+          <w:right w:val="single" w:sz="4" w:space="0" w:color="000000"/>
+          <w:insideH w:val="single" w:sz="4" w:space="0" w:color="000000"/>
+          <w:insideV w:val="single" w:sz="4" w:space="0" w:color="000000"/>
+        </w:tblBorders>
+        <w:tblLayout w:type="fixed"/>
+        <w:tblLook w:val="0020" w:firstRow="1" w:lastRow="0" w:firstColumn="0" w:lastColumn="0" w:noHBand="0" w:noVBand="0"/>
+      </w:tblPr>
+      <w:tblGrid>
+        <w:gridCol w:w="6432"/>
+        <w:gridCol w:w="2923"/>
+      </w:tblGrid>
+      <w:tr>
+        <w:trPr>
+          <w:cnfStyle w:val="100000000000" w:firstRow="1" w:lastRow="0" w:firstColumn="0" w:lastColumn="0" w:oddVBand="0" w:evenVBand="0" w:oddHBand="0" w:evenHBand="0" w:firstRowFirstColumn="0" w:firstRowLastColumn="0" w:lastRowFirstColumn="0" w:lastRowLastColumn="0"/>
+          <w:cantSplit/>
+          <w:tblHeader/>
+          <w:jc w:val="center"/>
+        </w:trPr>
+        <w:tc>
+          <w:tcPr>
+            <w:tcW w:w="6431" w:type="dxa"/>
+            <w:vAlign w:val="center"/>
+          </w:tcPr>
+          <w:p>
+            <w:pPr>
+              <w:pStyle w:val="Compact"/>
+              <w:spacing w:before="0" w:after="0" w:line="280" w:lineRule="exact"/>
+              <w:jc w:val="center"/>
+            </w:pPr>
+            <w:r>
+              <w:rPr>
+                <w:b/>
+                <w:sz w:val="24"/>
+              </w:rPr>
+              <w:t>Файл или папка</w:t>
+            </w:r>
+          </w:p>
+        </w:tc>
+        <w:tc>
+          <w:tcPr>
+            <w:tcW w:w="2923" w:type="dxa"/>
+            <w:vAlign w:val="center"/>
+          </w:tcPr>
+          <w:p>
+            <w:pPr>
+              <w:pStyle w:val="Compact"/>
+              <w:spacing w:before="0" w:after="0" w:line="280" w:lineRule="exact"/>
+              <w:jc w:val="center"/>
+            </w:pPr>
+            <w:r>
+              <w:rPr>
+                <w:b/>
+                <w:sz w:val="24"/>
+              </w:rPr>
+              <w:t>Назначение</w:t>
+            </w:r>
+          </w:p>
+        </w:tc>
+      </w:tr>
+      <w:tr>
+        <w:trPr>
+          <w:cantSplit/>
+          <w:jc w:val="center"/>
+        </w:trPr>
+        <w:tc>
+          <w:tcPr>
+            <w:tcW w:w="6431" w:type="dxa"/>
+            <w:vAlign w:val="center"/>
+          </w:tcPr>
+          <w:p>
+            <w:pPr>
+              <w:pStyle w:val="Compact"/>
+              <w:spacing w:before="0" w:after="0" w:line="280" w:lineRule="exact"/>
+              <w:jc w:val="center"/>
+            </w:pPr>
+            <w:r>
+              <w:rPr>
+                <w:sz w:val="24"/>
+              </w:rPr>
+              <w:t>Excel/ЛР5_1_классификация_по_уровням_конкуренции_TableMind.xlsx</w:t>
+            </w:r>
+          </w:p>
+        </w:tc>
+        <w:tc>
+          <w:tcPr>
+            <w:tcW w:w="2923" w:type="dxa"/>
+            <w:vAlign w:val="center"/>
+          </w:tcPr>
+          <w:p>
+            <w:pPr>
+              <w:pStyle w:val="Compact"/>
+              <w:spacing w:before="0" w:after="0" w:line="280" w:lineRule="exact"/>
+              <w:jc w:val="center"/>
+            </w:pPr>
+            <w:r>
+              <w:rPr>
+                <w:sz w:val="24"/>
+              </w:rPr>
+              <w:t>классификация 10 компаний по уровням конкуренции</w:t>
+            </w:r>
+          </w:p>
+        </w:tc>
+      </w:tr>
+      <w:tr>
+        <w:trPr>
+          <w:cantSplit/>
+          <w:jc w:val="center"/>
+        </w:trPr>
+        <w:tc>
+          <w:tcPr>
+            <w:tcW w:w="6431" w:type="dxa"/>
+            <w:vAlign w:val="center"/>
+          </w:tcPr>
+          <w:p>
+            <w:pPr>
+              <w:pStyle w:val="Compact"/>
+              <w:spacing w:before="0" w:after="0" w:line="280" w:lineRule="exact"/>
+              <w:jc w:val="center"/>
+            </w:pPr>
+            <w:r>
+              <w:rPr>
+                <w:sz w:val="24"/>
+              </w:rPr>
+              <w:t>Excel/ЛР5_2_цифровой_товар_Левитт_Кано_TableMind.xlsx</w:t>
+            </w:r>
+          </w:p>
+        </w:tc>
+        <w:tc>
+          <w:tcPr>
+            <w:tcW w:w="2923" w:type="dxa"/>
+            <w:vAlign w:val="center"/>
+          </w:tcPr>
+          <w:p>
+            <w:pPr>
+              <w:pStyle w:val="Compact"/>
+              <w:spacing w:before="0" w:after="0" w:line="280" w:lineRule="exact"/>
+              <w:jc w:val="center"/>
+            </w:pPr>
+            <w:r>
+              <w:rPr>
+                <w:sz w:val="24"/>
+              </w:rPr>
+              <w:t>анализ цифрового товара: модель Левитта, 25 функций по Кано, 32 страницы сайтов</w:t>
+            </w:r>
+          </w:p>
+        </w:tc>
+      </w:tr>
+      <w:tr>
+        <w:trPr>
+          <w:cantSplit/>
+          <w:jc w:val="center"/>
+        </w:trPr>
+        <w:tc>
+          <w:tcPr>
+            <w:tcW w:w="6431" w:type="dxa"/>
+            <w:vAlign w:val="center"/>
+          </w:tcPr>
+          <w:p>
+            <w:pPr>
+              <w:pStyle w:val="Compact"/>
+              <w:spacing w:before="0" w:after="0" w:line="280" w:lineRule="exact"/>
+              <w:jc w:val="center"/>
+            </w:pPr>
+            <w:r>
+              <w:rPr>
+                <w:sz w:val="24"/>
+              </w:rPr>
+              <w:t>Excel/ЛР5_3_бизнес_модели_конкурентов_TableMind.xlsx</w:t>
+            </w:r>
+          </w:p>
+        </w:tc>
+        <w:tc>
+          <w:tcPr>
+            <w:tcW w:w="2923" w:type="dxa"/>
+            <w:vAlign w:val="center"/>
+          </w:tcPr>
+          <w:p>
+            <w:pPr>
+              <w:pStyle w:val="Compact"/>
+              <w:spacing w:before="0" w:after="0" w:line="280" w:lineRule="exact"/>
+              <w:jc w:val="center"/>
+            </w:pPr>
+            <w:r>
+              <w:rPr>
+                <w:sz w:val="24"/>
+              </w:rPr>
+              <w:t>бизнес-модели семи конкурентов</w:t>
+            </w:r>
+          </w:p>
+        </w:tc>
+      </w:tr>
+      <w:tr>
+        <w:trPr>
+          <w:cantSplit/>
+          <w:jc w:val="center"/>
+        </w:trPr>
+        <w:tc>
+          <w:tcPr>
+            <w:tcW w:w="6431" w:type="dxa"/>
+            <w:vAlign w:val="center"/>
+          </w:tcPr>
+          <w:p>
+            <w:pPr>
+              <w:pStyle w:val="Compact"/>
+              <w:spacing w:before="0" w:after="0" w:line="280" w:lineRule="exact"/>
+              <w:jc w:val="center"/>
+            </w:pPr>
+            <w:r>
+              <w:rPr>
+                <w:sz w:val="24"/>
+              </w:rPr>
+              <w:t>Python/data5.py</w:t>
+            </w:r>
+          </w:p>
+        </w:tc>
+        <w:tc>
+          <w:tcPr>
+            <w:tcW w:w="2923" w:type="dxa"/>
+            <w:vAlign w:val="center"/>
+          </w:tcPr>
+          <w:p>
+            <w:pPr>
+              <w:pStyle w:val="Compact"/>
+              <w:spacing w:before="0" w:after="0" w:line="280" w:lineRule="exact"/>
+              <w:jc w:val="center"/>
+            </w:pPr>
+            <w:r>
+              <w:rPr>
+                <w:sz w:val="24"/>
+              </w:rPr>
+              <w:t>исходные данные: компании, функции, страницы, оценки</w:t>
+            </w:r>
+          </w:p>
+        </w:tc>
+      </w:tr>
+      <w:tr>
+        <w:trPr>
+          <w:cantSplit/>
+          <w:jc w:val="center"/>
+        </w:trPr>
+        <w:tc>
+          <w:tcPr>
+            <w:tcW w:w="6431" w:type="dxa"/>
+            <w:vAlign w:val="center"/>
+          </w:tcPr>
+          <w:p>
+            <w:pPr>
+              <w:pStyle w:val="Compact"/>
+              <w:spacing w:before="0" w:after="0" w:line="280" w:lineRule="exact"/>
+              <w:jc w:val="center"/>
+            </w:pPr>
+            <w:r>
+              <w:rPr>
+                <w:sz w:val="24"/>
+              </w:rPr>
+              <w:t>Python/fill5.py</w:t>
+            </w:r>
+          </w:p>
+        </w:tc>
+        <w:tc>
+          <w:tcPr>
+            <w:tcW w:w="2923" w:type="dxa"/>
+            <w:vAlign w:val="center"/>
+          </w:tcPr>
+          <w:p>
+            <w:pPr>
+              <w:pStyle w:val="Compact"/>
+              <w:spacing w:before="0" w:after="0" w:line="280" w:lineRule="exact"/>
+              <w:jc w:val="center"/>
+            </w:pPr>
+            <w:r>
+              <w:rPr>
+                <w:sz w:val="24"/>
+              </w:rPr>
+              <w:t xml:space="preserve">заполнение книг через </w:t>
+            </w:r>
+            <w:r>
+              <w:rPr>
+                <w:i/>
+                <w:sz w:val="24"/>
+              </w:rPr>
+              <w:t>Excel</w:t>
+            </w:r>
+            <w:r>
+              <w:rPr>
+                <w:sz w:val="24"/>
+              </w:rPr>
+              <w:t xml:space="preserve"> </w:t>
+            </w:r>
+            <w:r>
+              <w:rPr>
+                <w:i/>
+                <w:sz w:val="24"/>
+              </w:rPr>
+              <w:t>COM</w:t>
+            </w:r>
+          </w:p>
+        </w:tc>
+      </w:tr>
+      <w:tr>
+        <w:trPr>
+          <w:cantSplit/>
+          <w:jc w:val="center"/>
+        </w:trPr>
+        <w:tc>
+          <w:tcPr>
+            <w:tcW w:w="6431" w:type="dxa"/>
+            <w:vAlign w:val="center"/>
+          </w:tcPr>
+          <w:p>
+            <w:pPr>
+              <w:pStyle w:val="Compact"/>
+              <w:spacing w:before="0" w:after="0" w:line="280" w:lineRule="exact"/>
+              <w:jc w:val="center"/>
+            </w:pPr>
+            <w:r>
+              <w:rPr>
+                <w:sz w:val="24"/>
+              </w:rPr>
+              <w:t>Python/analysis5.py</w:t>
+            </w:r>
+          </w:p>
+        </w:tc>
+        <w:tc>
+          <w:tcPr>
+            <w:tcW w:w="2923" w:type="dxa"/>
+            <w:vAlign w:val="center"/>
+          </w:tcPr>
+          <w:p>
+            <w:pPr>
+              <w:pStyle w:val="Compact"/>
+              <w:spacing w:before="0" w:after="0" w:line="280" w:lineRule="exact"/>
+              <w:jc w:val="center"/>
+            </w:pPr>
+            <w:r>
+              <w:rPr>
+                <w:sz w:val="24"/>
+              </w:rPr>
+              <w:t xml:space="preserve">независимый пересчет на </w:t>
+            </w:r>
+            <w:r>
+              <w:rPr>
+                <w:i/>
+                <w:sz w:val="24"/>
+              </w:rPr>
+              <w:t>Python</w:t>
+            </w:r>
+            <w:r>
+              <w:rPr>
+                <w:sz w:val="24"/>
+              </w:rPr>
+              <w:t xml:space="preserve"> (79 проверок)</w:t>
+            </w:r>
+          </w:p>
+        </w:tc>
+      </w:tr>
+      <w:tr>
+        <w:trPr>
+          <w:cantSplit/>
+          <w:jc w:val="center"/>
+        </w:trPr>
+        <w:tc>
+          <w:tcPr>
+            <w:tcW w:w="6431" w:type="dxa"/>
+            <w:vAlign w:val="center"/>
+          </w:tcPr>
+          <w:p>
+            <w:pPr>
+              <w:pStyle w:val="Compact"/>
+              <w:spacing w:before="0" w:after="0" w:line="280" w:lineRule="exact"/>
+              <w:jc w:val="center"/>
+            </w:pPr>
+            <w:r>
+              <w:rPr>
+                <w:sz w:val="24"/>
+              </w:rPr>
+              <w:t>Python/figures5.py</w:t>
+            </w:r>
+          </w:p>
+        </w:tc>
+        <w:tc>
+          <w:tcPr>
+            <w:tcW w:w="2923" w:type="dxa"/>
+            <w:vAlign w:val="center"/>
+          </w:tcPr>
+          <w:p>
+            <w:pPr>
+              <w:pStyle w:val="Compact"/>
+              <w:spacing w:before="0" w:after="0" w:line="280" w:lineRule="exact"/>
+              <w:jc w:val="center"/>
+            </w:pPr>
+            <w:r>
+              <w:rPr>
+                <w:sz w:val="24"/>
+              </w:rPr>
+              <w:t>построение четырех рисунков</w:t>
+            </w:r>
+          </w:p>
+        </w:tc>
+      </w:tr>
+      <w:tr>
+        <w:trPr>
+          <w:cantSplit/>
+          <w:jc w:val="center"/>
+        </w:trPr>
+        <w:tc>
+          <w:tcPr>
+            <w:tcW w:w="6431" w:type="dxa"/>
+            <w:vAlign w:val="center"/>
+          </w:tcPr>
+          <w:p>
+            <w:pPr>
+              <w:pStyle w:val="Compact"/>
+              <w:spacing w:before="0" w:after="0" w:line="280" w:lineRule="exact"/>
+              <w:jc w:val="center"/>
+            </w:pPr>
+            <w:r>
+              <w:rPr>
+                <w:sz w:val="24"/>
+              </w:rPr>
+              <w:t xml:space="preserve">Python/report5.py, </w:t>
+            </w:r>
+            <w:r>
+              <w:rPr>
+                <w:i/>
+                <w:sz w:val="24"/>
+              </w:rPr>
+              <w:t>build_report5.py</w:t>
+            </w:r>
+          </w:p>
+        </w:tc>
+        <w:tc>
+          <w:tcPr>
+            <w:tcW w:w="2923" w:type="dxa"/>
+            <w:vAlign w:val="center"/>
+          </w:tcPr>
+          <w:p>
+            <w:pPr>
+              <w:pStyle w:val="Compact"/>
+              <w:spacing w:before="0" w:after="0" w:line="280" w:lineRule="exact"/>
+              <w:jc w:val="center"/>
+            </w:pPr>
+            <w:r>
+              <w:rPr>
+                <w:sz w:val="24"/>
+              </w:rPr>
+              <w:t>сбо</w:t>
+            </w:r>
+            <w:r>
+              <w:rPr>
+                <w:sz w:val="24"/>
+              </w:rPr>
+              <w:t>рка ОТЧЕТ.</w:t>
+            </w:r>
+            <w:r>
+              <w:rPr>
+                <w:i/>
+                <w:sz w:val="24"/>
+              </w:rPr>
+              <w:t>md</w:t>
+            </w:r>
+            <w:r>
+              <w:rPr>
+                <w:sz w:val="24"/>
+              </w:rPr>
+              <w:t xml:space="preserve"> из результатов расчета</w:t>
+            </w:r>
+          </w:p>
+        </w:tc>
+      </w:tr>
+      <w:tr>
+        <w:trPr>
+          <w:cantSplit/>
+          <w:jc w:val="center"/>
+        </w:trPr>
+        <w:tc>
+          <w:tcPr>
+            <w:tcW w:w="6431" w:type="dxa"/>
+            <w:vAlign w:val="center"/>
+          </w:tcPr>
+          <w:p>
+            <w:pPr>
+              <w:pStyle w:val="Compact"/>
+              <w:spacing w:before="0" w:after="0" w:line="280" w:lineRule="exact"/>
+              <w:jc w:val="center"/>
+            </w:pPr>
+            <w:r>
+              <w:rPr>
+                <w:sz w:val="24"/>
+              </w:rPr>
+              <w:t>Рисунки/</w:t>
+            </w:r>
+          </w:p>
+        </w:tc>
+        <w:tc>
+          <w:tcPr>
+            <w:tcW w:w="2923" w:type="dxa"/>
+            <w:vAlign w:val="center"/>
+          </w:tcPr>
+          <w:p>
+            <w:pPr>
+              <w:pStyle w:val="Compact"/>
+              <w:spacing w:before="0" w:after="0" w:line="280" w:lineRule="exact"/>
+              <w:jc w:val="center"/>
+            </w:pPr>
+            <w:r>
+              <w:rPr>
+                <w:sz w:val="24"/>
+              </w:rPr>
+              <w:t>4 рисунка отчета</w:t>
+            </w:r>
+          </w:p>
+        </w:tc>
+      </w:tr>
+      <w:tr>
+        <w:trPr>
+          <w:cantSplit/>
+          <w:jc w:val="center"/>
+        </w:trPr>
+        <w:tc>
+          <w:tcPr>
+            <w:tcW w:w="6431" w:type="dxa"/>
+            <w:vAlign w:val="center"/>
+          </w:tcPr>
+          <w:p>
+            <w:pPr>
+              <w:pStyle w:val="Compact"/>
+              <w:spacing w:before="0" w:after="0" w:line="280" w:lineRule="exact"/>
+              <w:jc w:val="center"/>
+            </w:pPr>
+            <w:r>
+              <w:rPr>
+                <w:sz w:val="24"/>
+              </w:rPr>
+              <w:t>ОТЧЕТ.</w:t>
+            </w:r>
+            <w:r>
+              <w:rPr>
+                <w:i/>
+                <w:sz w:val="24"/>
+              </w:rPr>
+              <w:t>md</w:t>
+            </w:r>
+            <w:r>
+              <w:rPr>
+                <w:sz w:val="24"/>
+              </w:rPr>
+              <w:t>, ОТЧЕТ_ЛР5_</w:t>
+            </w:r>
+            <w:r>
+              <w:rPr>
+                <w:i/>
+                <w:sz w:val="24"/>
+              </w:rPr>
+              <w:t>TableMind.docx</w:t>
+            </w:r>
+            <w:r>
+              <w:rPr>
+                <w:sz w:val="24"/>
+              </w:rPr>
+              <w:t>, .</w:t>
+            </w:r>
+            <w:r>
+              <w:rPr>
+                <w:i/>
+                <w:sz w:val="24"/>
+              </w:rPr>
+              <w:t>pdf</w:t>
+            </w:r>
+          </w:p>
+        </w:tc>
+        <w:tc>
+          <w:tcPr>
+            <w:tcW w:w="2923" w:type="dxa"/>
+            <w:vAlign w:val="center"/>
+          </w:tcPr>
+          <w:p>
+            <w:pPr>
+              <w:pStyle w:val="Compact"/>
+              <w:spacing w:before="0" w:after="0" w:line="280" w:lineRule="exact"/>
+              <w:jc w:val="center"/>
+            </w:pPr>
+            <w:r>
+              <w:rPr>
+                <w:sz w:val="24"/>
+              </w:rPr>
+              <w:t>отчет в трех форматах</w:t>
+            </w:r>
+          </w:p>
+        </w:tc>
+      </w:tr>
+      <w:tr>
+        <w:trPr>
+          <w:cantSplit/>
+          <w:jc w:val="center"/>
+        </w:trPr>
+        <w:tc>
+          <w:tcPr>
+            <w:tcW w:w="6431" w:type="dxa"/>
+            <w:vAlign w:val="center"/>
+          </w:tcPr>
+          <w:p>
+            <w:pPr>
+              <w:pStyle w:val="Compact"/>
+              <w:spacing w:before="0" w:after="0" w:line="280" w:lineRule="exact"/>
+              <w:jc w:val="center"/>
+            </w:pPr>
+            <w:r>
+              <w:rPr>
+                <w:sz w:val="24"/>
+              </w:rPr>
+              <w:t>ПЛАН.</w:t>
+            </w:r>
+            <w:r>
+              <w:rPr>
+                <w:i/>
+                <w:sz w:val="24"/>
+              </w:rPr>
+              <w:t>md</w:t>
+            </w:r>
+            <w:r>
+              <w:rPr>
+                <w:sz w:val="24"/>
+              </w:rPr>
+              <w:t>, ИНСТРУКЦИЯ_ДЛЯ_МЕНЯ.</w:t>
+            </w:r>
+            <w:r>
+              <w:rPr>
+                <w:i/>
+                <w:sz w:val="24"/>
+              </w:rPr>
+              <w:t>md</w:t>
+            </w:r>
+          </w:p>
+        </w:tc>
+        <w:tc>
+          <w:tcPr>
+            <w:tcW w:w="2923" w:type="dxa"/>
+            <w:vAlign w:val="center"/>
+          </w:tcPr>
+          <w:p>
+            <w:pPr>
+              <w:pStyle w:val="Compact"/>
+              <w:spacing w:before="0" w:after="0" w:line="280" w:lineRule="exact"/>
+              <w:jc w:val="center"/>
+            </w:pPr>
+            <w:r>
+              <w:rPr>
+                <w:sz w:val="24"/>
+              </w:rPr>
+              <w:t>план выполнения и список данных, требующих участия автора</w:t>
+            </w:r>
+          </w:p>
+        </w:tc>
+      </w:tr>
+    </w:tbl>
+    <w:p>
+      <w:pPr>
+        <w:pStyle w:val="FirstParagraph"/>
+        <w:spacing w:before="0" w:after="0" w:line="360" w:lineRule="exact"/>
+        <w:ind w:firstLine="709"/>
+        <w:jc w:val="both"/>
+      </w:pPr>
+      <w:r>
+        <w:rPr>
+          <w:sz w:val="28"/>
+        </w:rPr>
+        <w:t xml:space="preserve">Оценки по сайтам и функциям хранятся в </w:t>
+      </w:r>
+      <w:r>
+        <w:rPr>
+          <w:i/>
+          <w:sz w:val="28"/>
+        </w:rPr>
+        <w:t>data5.py</w:t>
+      </w:r>
+      <w:r>
+        <w:rPr>
+          <w:sz w:val="28"/>
+        </w:rPr>
+        <w:t xml:space="preserve"> и в книгах </w:t>
+      </w:r>
+      <w:r>
+        <w:rPr>
+          <w:i/>
+          <w:sz w:val="28"/>
+        </w:rPr>
+        <w:t>Excel</w:t>
+      </w:r>
+      <w:r>
+        <w:rPr>
+          <w:sz w:val="28"/>
+        </w:rPr>
+        <w:t>, поэтому каждое число отчета прослеживается до исходной оценки и страницы сайта.</w:t>
+      </w:r>
+    </w:p>
+    <w:p>
+      <w:pPr>
+        <w:pStyle w:val="1"/>
+        <w:keepNext w:val="0"/>
+        <w:pageBreakBefore/>
+        <w:spacing w:before="0" w:after="0" w:line="360" w:lineRule="exact"/>
+        <w:jc w:val="center"/>
+      </w:pPr>
+      <w:bookmarkStart w:id="42" w:name="_75ef546e1e7cf788b2a2f4aca58775a328efe6c"/>
+      <w:bookmarkStart w:id="43" w:name="_Toc242012106"/>
+      <w:bookmarkEnd w:id="40"/>
+      <w:r>
+        <w:rPr>
+          <w:b/>
+          <w:sz w:val="28"/>
+        </w:rPr>
+        <w:lastRenderedPageBreak/>
+        <w:t>ПРИЛОЖЕНИЕ Ж</w:t>
+      </w:r>
+      <w:bookmarkEnd w:id="43"/>
+    </w:p>
+    <w:p>
+      <w:pPr>
+        <w:spacing w:after="0" w:line="360" w:lineRule="exact"/>
+        <w:jc w:val="center"/>
+      </w:pPr>
+      <w:r>
+        <w:rPr>
+          <w:sz w:val="28"/>
+        </w:rPr>
+        <w:t>(обязательное)</w:t>
+      </w:r>
+    </w:p>
+    <w:p>
+      <w:pPr>
+        <w:spacing w:after="360" w:line="360" w:lineRule="exact"/>
+        <w:jc w:val="center"/>
+      </w:pPr>
+      <w:r>
+        <w:rPr>
+          <w:b/>
+          <w:sz w:val="28"/>
+        </w:rPr>
+        <w:t>Реестр просмотренных ст</w:t>
+      </w:r>
+      <w:r>
+        <w:rPr>
+          <w:b/>
+          <w:sz w:val="28"/>
+        </w:rPr>
+        <w:t>раниц сайтов</w:t>
+      </w:r>
+    </w:p>
+    <w:p>
+      <w:pPr>
+        <w:pStyle w:val="FirstParagraph"/>
+        <w:spacing w:before="0" w:after="0" w:line="360" w:lineRule="exact"/>
+        <w:ind w:firstLine="709"/>
+        <w:jc w:val="both"/>
+      </w:pPr>
+      <w:r>
+        <w:rPr>
+          <w:sz w:val="28"/>
+        </w:rPr>
+        <w:t>Реестр фиксирует адрес каждой страницы, на которой основаны оценки по сайтам, цель просмотра и сделанный вывод. Все страницы просмотрены 03.10.2026; адреса позволяют повторить проверку, а уровень достоверности от 1 до 5 показывает, насколько ф</w:t>
+      </w:r>
+      <w:r>
+        <w:rPr>
+          <w:sz w:val="28"/>
+        </w:rPr>
+        <w:t>акт подтвержден первичным источником.</w:t>
+      </w:r>
+    </w:p>
+    <w:p>
+      <w:pPr>
+        <w:pStyle w:val="a0"/>
+        <w:spacing w:before="0" w:after="0" w:line="360" w:lineRule="exact"/>
+        <w:ind w:firstLine="709"/>
+        <w:jc w:val="both"/>
+      </w:pPr>
+      <w:r>
+        <w:rPr>
+          <w:sz w:val="28"/>
+        </w:rPr>
+        <w:t>В таблице 28 представлено: реестр просмотренных страниц сайтов конкурентов.</w:t>
+      </w:r>
+    </w:p>
+    <w:p>
+      <w:pPr>
+        <w:pStyle w:val="a0"/>
+        <w:keepNext/>
+        <w:spacing w:before="0" w:after="0" w:line="360" w:lineRule="exact"/>
+      </w:pPr>
+      <w:r>
+        <w:rPr>
+          <w:sz w:val="28"/>
+        </w:rPr>
+        <w:t>Таблица 28 – Реестр просмотренных страниц сайтов конкурентов</w:t>
+      </w:r>
+    </w:p>
+    <w:tbl>
+      <w:tblPr>
+        <w:tblStyle w:val="Table"/>
+        <w:tblW w:w="9355" w:type="dxa"/>
+        <w:jc w:val="center"/>
+        <w:tblBorders>
+          <w:top w:val="single" w:sz="4" w:space="0" w:color="000000"/>
+          <w:left w:val="single" w:sz="4" w:space="0" w:color="000000"/>
+          <w:bottom w:val="single" w:sz="4" w:space="0" w:color="000000"/>
+          <w:right w:val="single" w:sz="4" w:space="0" w:color="000000"/>
+          <w:insideH w:val="single" w:sz="4" w:space="0" w:color="000000"/>
+          <w:insideV w:val="single" w:sz="4" w:space="0" w:color="000000"/>
+        </w:tblBorders>
+        <w:tblLayout w:type="fixed"/>
+        <w:tblLook w:val="0020" w:firstRow="1" w:lastRow="0" w:firstColumn="0" w:lastColumn="0" w:noHBand="0" w:noVBand="0"/>
+      </w:tblPr>
+      <w:tblGrid>
+        <w:gridCol w:w="440"/>
+        <w:gridCol w:w="1075"/>
+        <w:gridCol w:w="1338"/>
+        <w:gridCol w:w="2786"/>
+        <w:gridCol w:w="1075"/>
+        <w:gridCol w:w="1251"/>
+        <w:gridCol w:w="1390"/>
+      </w:tblGrid>
+      <w:tr>
+        <w:trPr>
+          <w:cnfStyle w:val="100000000000" w:firstRow="1" w:lastRow="0" w:firstColumn="0" w:lastColumn="0" w:oddVBand="0" w:evenVBand="0" w:oddHBand="0" w:evenHBand="0" w:firstRowFirstColumn="0" w:firstRowLastColumn="0" w:lastRowFirstColumn="0" w:lastRowLastColumn="0"/>
+          <w:cantSplit/>
+          <w:tblHeader/>
+          <w:jc w:val="center"/>
+        </w:trPr>
+        <w:tc>
+          <w:tcPr>
+            <w:tcW w:w="439" w:type="dxa"/>
+            <w:vAlign w:val="center"/>
+          </w:tcPr>
+          <w:p>
+            <w:pPr>
+              <w:pStyle w:val="Compact"/>
+              <w:spacing w:before="0" w:after="0" w:line="280" w:lineRule="exact"/>
+              <w:jc w:val="center"/>
+            </w:pPr>
+            <w:r>
+              <w:rPr>
+                <w:b/>
+                <w:sz w:val="24"/>
+              </w:rPr>
+              <w:t>№</w:t>
+            </w:r>
+          </w:p>
+        </w:tc>
+        <w:tc>
+          <w:tcPr>
+            <w:tcW w:w="1075" w:type="dxa"/>
+            <w:vAlign w:val="center"/>
+          </w:tcPr>
+          <w:p>
+            <w:pPr>
+              <w:pStyle w:val="Compact"/>
+              <w:spacing w:before="0" w:after="0" w:line="280" w:lineRule="exact"/>
+              <w:jc w:val="center"/>
+            </w:pPr>
+            <w:r>
+              <w:rPr>
+                <w:b/>
+                <w:sz w:val="24"/>
+              </w:rPr>
+              <w:t>Конкурент</w:t>
+            </w:r>
+          </w:p>
+        </w:tc>
+        <w:tc>
+          <w:tcPr>
+            <w:tcW w:w="1338" w:type="dxa"/>
+            <w:vAlign w:val="center"/>
+          </w:tcPr>
+          <w:p>
+            <w:pPr>
+              <w:pStyle w:val="Compact"/>
+              <w:spacing w:before="0" w:after="0" w:line="280" w:lineRule="exact"/>
+              <w:jc w:val="center"/>
+            </w:pPr>
+            <w:r>
+              <w:rPr>
+                <w:b/>
+                <w:sz w:val="24"/>
+              </w:rPr>
+              <w:t>Страница</w:t>
+            </w:r>
+          </w:p>
+        </w:tc>
+        <w:tc>
+          <w:tcPr>
+            <w:tcW w:w="2786" w:type="dxa"/>
+            <w:vAlign w:val="center"/>
+          </w:tcPr>
+          <w:p>
+            <w:pPr>
+              <w:pStyle w:val="Compact"/>
+              <w:spacing w:before="0" w:after="0" w:line="280" w:lineRule="exact"/>
+              <w:jc w:val="center"/>
+            </w:pPr>
+            <w:r>
+              <w:rPr>
+                <w:b/>
+                <w:sz w:val="24"/>
+              </w:rPr>
+              <w:t>Адрес</w:t>
+            </w:r>
+          </w:p>
+        </w:tc>
+        <w:tc>
+          <w:tcPr>
+            <w:tcW w:w="1075" w:type="dxa"/>
+            <w:vAlign w:val="center"/>
+          </w:tcPr>
+          <w:p>
+            <w:pPr>
+              <w:pStyle w:val="Compact"/>
+              <w:spacing w:before="0" w:after="0" w:line="280" w:lineRule="exact"/>
+              <w:jc w:val="center"/>
+            </w:pPr>
+            <w:r>
+              <w:rPr>
+                <w:b/>
+                <w:sz w:val="24"/>
+              </w:rPr>
+              <w:t>Цель просмотра</w:t>
+            </w:r>
+          </w:p>
+        </w:tc>
+        <w:tc>
+          <w:tcPr>
+            <w:tcW w:w="1251" w:type="dxa"/>
+            <w:vAlign w:val="center"/>
+          </w:tcPr>
+          <w:p>
+            <w:pPr>
+              <w:pStyle w:val="Compact"/>
+              <w:spacing w:before="0" w:after="0" w:line="280" w:lineRule="exact"/>
+              <w:jc w:val="center"/>
+            </w:pPr>
+            <w:r>
+              <w:rPr>
+                <w:b/>
+                <w:sz w:val="24"/>
+              </w:rPr>
+              <w:t>Достоверность</w:t>
+            </w:r>
+          </w:p>
+        </w:tc>
+        <w:tc>
+          <w:tcPr>
+            <w:tcW w:w="1390" w:type="dxa"/>
+            <w:vAlign w:val="center"/>
+          </w:tcPr>
+          <w:p>
+            <w:pPr>
+              <w:pStyle w:val="Compact"/>
+              <w:spacing w:before="0" w:after="0" w:line="280" w:lineRule="exact"/>
+              <w:jc w:val="center"/>
+            </w:pPr>
+            <w:r>
+              <w:rPr>
+                <w:b/>
+                <w:sz w:val="24"/>
+              </w:rPr>
+              <w:t>Вывод</w:t>
+            </w:r>
+          </w:p>
+        </w:tc>
+      </w:tr>
+      <w:tr>
+        <w:trPr>
+          <w:cantSplit/>
+          <w:jc w:val="center"/>
+        </w:trPr>
+        <w:tc>
+          <w:tcPr>
+            <w:tcW w:w="439" w:type="dxa"/>
+            <w:vAlign w:val="center"/>
+          </w:tcPr>
+          <w:p>
+            <w:pPr>
+              <w:pStyle w:val="Compact"/>
+              <w:spacing w:before="0" w:after="0" w:line="280" w:lineRule="exact"/>
+              <w:jc w:val="center"/>
+            </w:pPr>
+            <w:r>
+              <w:rPr>
+                <w:sz w:val="24"/>
+              </w:rPr>
+              <w:t>1</w:t>
+            </w:r>
+          </w:p>
+        </w:tc>
+        <w:tc>
+          <w:tcPr>
+            <w:tcW w:w="1075" w:type="dxa"/>
+            <w:vAlign w:val="center"/>
+          </w:tcPr>
+          <w:p>
+            <w:pPr>
+              <w:pStyle w:val="Compact"/>
+              <w:spacing w:before="0" w:after="0" w:line="280" w:lineRule="exact"/>
+              <w:jc w:val="center"/>
+            </w:pPr>
+            <w:r>
+              <w:rPr>
+                <w:i/>
+                <w:sz w:val="24"/>
+              </w:rPr>
+              <w:t>PerfectXL</w:t>
+            </w:r>
+          </w:p>
+        </w:tc>
+        <w:tc>
+          <w:tcPr>
+            <w:tcW w:w="1338" w:type="dxa"/>
+            <w:vAlign w:val="center"/>
+          </w:tcPr>
+          <w:p>
+            <w:pPr>
+              <w:pStyle w:val="Compact"/>
+              <w:spacing w:before="0" w:after="0" w:line="280" w:lineRule="exact"/>
+              <w:jc w:val="center"/>
+            </w:pPr>
+            <w:r>
+              <w:rPr>
+                <w:sz w:val="24"/>
+              </w:rPr>
+              <w:t>Главная</w:t>
+            </w:r>
+          </w:p>
+        </w:tc>
+        <w:tc>
+          <w:tcPr>
+            <w:tcW w:w="2786" w:type="dxa"/>
+            <w:vAlign w:val="center"/>
+          </w:tcPr>
+          <w:p>
+            <w:pPr>
+              <w:pStyle w:val="Compact"/>
+              <w:spacing w:before="0" w:after="0" w:line="280" w:lineRule="exact"/>
+              <w:jc w:val="center"/>
+            </w:pPr>
+            <w:r>
+              <w:rPr>
+                <w:sz w:val="24"/>
+              </w:rPr>
+              <w:t>https://www.perfectxl.com/</w:t>
+            </w:r>
+          </w:p>
+        </w:tc>
+        <w:tc>
+          <w:tcPr>
+            <w:tcW w:w="1075" w:type="dxa"/>
+            <w:vAlign w:val="center"/>
+          </w:tcPr>
+          <w:p>
+            <w:pPr>
+              <w:pStyle w:val="Compact"/>
+              <w:spacing w:before="0" w:after="0" w:line="280" w:lineRule="exact"/>
+              <w:jc w:val="center"/>
+            </w:pPr>
+            <w:r>
+              <w:rPr>
+                <w:sz w:val="24"/>
+              </w:rPr>
+              <w:t>ценностное предложение</w:t>
+            </w:r>
+          </w:p>
+        </w:tc>
+        <w:tc>
+          <w:tcPr>
+            <w:tcW w:w="1251" w:type="dxa"/>
+            <w:vAlign w:val="center"/>
+          </w:tcPr>
+          <w:p>
+            <w:pPr>
+              <w:pStyle w:val="Compact"/>
+              <w:spacing w:before="0" w:after="0" w:line="280" w:lineRule="exact"/>
+              <w:jc w:val="center"/>
+            </w:pPr>
+            <w:r>
+              <w:rPr>
+                <w:sz w:val="24"/>
+              </w:rPr>
+              <w:t>5</w:t>
+            </w:r>
+          </w:p>
+        </w:tc>
+        <w:tc>
+          <w:tcPr>
+            <w:tcW w:w="1390" w:type="dxa"/>
+            <w:vAlign w:val="center"/>
+          </w:tcPr>
+          <w:p>
+            <w:pPr>
+              <w:pStyle w:val="Compact"/>
+              <w:spacing w:before="0" w:after="0" w:line="280" w:lineRule="exact"/>
+              <w:jc w:val="center"/>
+            </w:pPr>
+            <w:r>
+              <w:rPr>
+                <w:sz w:val="24"/>
+              </w:rPr>
+              <w:t>Позиционирование на контроле качества и рисках</w:t>
+            </w:r>
+          </w:p>
+        </w:tc>
+      </w:tr>
+      <w:tr>
+        <w:trPr>
+          <w:cantSplit/>
+          <w:jc w:val="center"/>
+        </w:trPr>
+        <w:tc>
+          <w:tcPr>
+            <w:tcW w:w="439" w:type="dxa"/>
+            <w:vAlign w:val="center"/>
+          </w:tcPr>
+          <w:p>
+            <w:pPr>
+              <w:pStyle w:val="Compact"/>
+              <w:spacing w:before="0" w:after="0" w:line="280" w:lineRule="exact"/>
+              <w:jc w:val="center"/>
+            </w:pPr>
+            <w:r>
+              <w:rPr>
+                <w:sz w:val="24"/>
+              </w:rPr>
+              <w:t>2</w:t>
+            </w:r>
+          </w:p>
+        </w:tc>
+        <w:tc>
+          <w:tcPr>
+            <w:tcW w:w="1075" w:type="dxa"/>
+            <w:vAlign w:val="center"/>
+          </w:tcPr>
+          <w:p>
+            <w:pPr>
+              <w:pStyle w:val="Compact"/>
+              <w:spacing w:before="0" w:after="0" w:line="280" w:lineRule="exact"/>
+              <w:jc w:val="center"/>
+            </w:pPr>
+            <w:r>
+              <w:rPr>
+                <w:i/>
+                <w:sz w:val="24"/>
+              </w:rPr>
+              <w:t>PerfectXL</w:t>
+            </w:r>
+          </w:p>
+        </w:tc>
+        <w:tc>
+          <w:tcPr>
+            <w:tcW w:w="1338" w:type="dxa"/>
+            <w:vAlign w:val="center"/>
+          </w:tcPr>
+          <w:p>
+            <w:pPr>
+              <w:pStyle w:val="Compact"/>
+              <w:spacing w:before="0" w:after="0" w:line="280" w:lineRule="exact"/>
+              <w:jc w:val="center"/>
+            </w:pPr>
+            <w:r>
+              <w:rPr>
+                <w:sz w:val="24"/>
+              </w:rPr>
+              <w:t>Цены</w:t>
+            </w:r>
+          </w:p>
+        </w:tc>
+        <w:tc>
+          <w:tcPr>
+            <w:tcW w:w="2786" w:type="dxa"/>
+            <w:vAlign w:val="center"/>
+          </w:tcPr>
+          <w:p>
+            <w:pPr>
+              <w:pStyle w:val="Compact"/>
+              <w:spacing w:before="0" w:after="0" w:line="280" w:lineRule="exact"/>
+              <w:jc w:val="center"/>
+            </w:pPr>
+            <w:r>
+              <w:rPr>
+                <w:sz w:val="24"/>
+              </w:rPr>
+              <w:t>https://www.perfectxl.com/pricing/</w:t>
+            </w:r>
+          </w:p>
+        </w:tc>
+        <w:tc>
+          <w:tcPr>
+            <w:tcW w:w="1075" w:type="dxa"/>
+            <w:vAlign w:val="center"/>
+          </w:tcPr>
+          <w:p>
+            <w:pPr>
+              <w:pStyle w:val="Compact"/>
+              <w:spacing w:before="0" w:after="0" w:line="280" w:lineRule="exact"/>
+              <w:jc w:val="center"/>
+            </w:pPr>
+            <w:r>
+              <w:rPr>
+                <w:sz w:val="24"/>
+              </w:rPr>
+              <w:t>модель монетизации</w:t>
+            </w:r>
+          </w:p>
+        </w:tc>
+        <w:tc>
+          <w:tcPr>
+            <w:tcW w:w="1251" w:type="dxa"/>
+            <w:vAlign w:val="center"/>
+          </w:tcPr>
+          <w:p>
+            <w:pPr>
+              <w:pStyle w:val="Compact"/>
+              <w:spacing w:before="0" w:after="0" w:line="280" w:lineRule="exact"/>
+              <w:jc w:val="center"/>
+            </w:pPr>
+            <w:r>
+              <w:rPr>
+                <w:sz w:val="24"/>
+              </w:rPr>
+              <w:t>5</w:t>
+            </w:r>
+          </w:p>
+        </w:tc>
+        <w:tc>
+          <w:tcPr>
+            <w:tcW w:w="1390" w:type="dxa"/>
+            <w:vAlign w:val="center"/>
+          </w:tcPr>
+          <w:p>
+            <w:pPr>
+              <w:pStyle w:val="Compact"/>
+              <w:spacing w:before="0" w:after="0" w:line="280" w:lineRule="exact"/>
+              <w:jc w:val="center"/>
+            </w:pPr>
+            <w:r>
+              <w:rPr>
+                <w:sz w:val="24"/>
+              </w:rPr>
+              <w:t>Цены раскрыты частично</w:t>
+            </w:r>
+          </w:p>
+        </w:tc>
+      </w:tr>
+      <w:tr>
+        <w:trPr>
+          <w:cantSplit/>
+          <w:jc w:val="center"/>
+        </w:trPr>
+        <w:tc>
+          <w:tcPr>
+            <w:tcW w:w="439" w:type="dxa"/>
+            <w:vAlign w:val="center"/>
+          </w:tcPr>
+          <w:p>
+            <w:pPr>
+              <w:pStyle w:val="Compact"/>
+              <w:spacing w:before="0" w:after="0" w:line="280" w:lineRule="exact"/>
+              <w:jc w:val="center"/>
+            </w:pPr>
+            <w:r>
+              <w:rPr>
+                <w:sz w:val="24"/>
+              </w:rPr>
+              <w:t>3</w:t>
+            </w:r>
+          </w:p>
+        </w:tc>
+        <w:tc>
+          <w:tcPr>
+            <w:tcW w:w="1075" w:type="dxa"/>
+            <w:vAlign w:val="center"/>
+          </w:tcPr>
+          <w:p>
+            <w:pPr>
+              <w:pStyle w:val="Compact"/>
+              <w:spacing w:before="0" w:after="0" w:line="280" w:lineRule="exact"/>
+              <w:jc w:val="center"/>
+            </w:pPr>
+            <w:r>
+              <w:rPr>
+                <w:i/>
+                <w:sz w:val="24"/>
+              </w:rPr>
+              <w:t>Arixcel</w:t>
+            </w:r>
+          </w:p>
+        </w:tc>
+        <w:tc>
+          <w:tcPr>
+            <w:tcW w:w="1338" w:type="dxa"/>
+            <w:vAlign w:val="center"/>
+          </w:tcPr>
+          <w:p>
+            <w:pPr>
+              <w:pStyle w:val="Compact"/>
+              <w:spacing w:before="0" w:after="0" w:line="280" w:lineRule="exact"/>
+              <w:jc w:val="center"/>
+            </w:pPr>
+            <w:r>
+              <w:rPr>
+                <w:sz w:val="24"/>
+              </w:rPr>
+              <w:t>Главная</w:t>
+            </w:r>
+          </w:p>
+        </w:tc>
+        <w:tc>
+          <w:tcPr>
+            <w:tcW w:w="2786" w:type="dxa"/>
+            <w:vAlign w:val="center"/>
+          </w:tcPr>
+          <w:p>
+            <w:pPr>
+              <w:pStyle w:val="Compact"/>
+              <w:spacing w:before="0" w:after="0" w:line="280" w:lineRule="exact"/>
+              <w:jc w:val="center"/>
+            </w:pPr>
+            <w:r>
+              <w:rPr>
+                <w:sz w:val="24"/>
+              </w:rPr>
+              <w:t>https://www.arixcel.com/</w:t>
+            </w:r>
+          </w:p>
+        </w:tc>
+        <w:tc>
+          <w:tcPr>
+            <w:tcW w:w="1075" w:type="dxa"/>
+            <w:vAlign w:val="center"/>
+          </w:tcPr>
+          <w:p>
+            <w:pPr>
+              <w:pStyle w:val="Compact"/>
+              <w:spacing w:before="0" w:after="0" w:line="280" w:lineRule="exact"/>
+              <w:jc w:val="center"/>
+            </w:pPr>
+            <w:r>
+              <w:rPr>
+                <w:sz w:val="24"/>
+              </w:rPr>
+              <w:t>состав товара</w:t>
+            </w:r>
+          </w:p>
+        </w:tc>
+        <w:tc>
+          <w:tcPr>
+            <w:tcW w:w="1251" w:type="dxa"/>
+            <w:vAlign w:val="center"/>
+          </w:tcPr>
+          <w:p>
+            <w:pPr>
+              <w:pStyle w:val="Compact"/>
+              <w:spacing w:before="0" w:after="0" w:line="280" w:lineRule="exact"/>
+              <w:jc w:val="center"/>
+            </w:pPr>
+            <w:r>
+              <w:rPr>
+                <w:sz w:val="24"/>
+              </w:rPr>
+              <w:t>4</w:t>
+            </w:r>
+          </w:p>
+        </w:tc>
+        <w:tc>
+          <w:tcPr>
+            <w:tcW w:w="1390" w:type="dxa"/>
+            <w:vAlign w:val="center"/>
+          </w:tcPr>
+          <w:p>
+            <w:pPr>
+              <w:pStyle w:val="Compact"/>
+              <w:spacing w:before="0" w:after="0" w:line="280" w:lineRule="exact"/>
+              <w:jc w:val="center"/>
+            </w:pPr>
+            <w:r>
+              <w:rPr>
+                <w:sz w:val="24"/>
+              </w:rPr>
+              <w:t>Узкий инструмент без цен и без отзывов</w:t>
+            </w:r>
+          </w:p>
+        </w:tc>
+      </w:tr>
+      <w:tr>
+        <w:trPr>
+          <w:cantSplit/>
+          <w:jc w:val="center"/>
+        </w:trPr>
+        <w:tc>
+          <w:tcPr>
+            <w:tcW w:w="439" w:type="dxa"/>
+            <w:vAlign w:val="center"/>
+          </w:tcPr>
+          <w:p>
+            <w:pPr>
+              <w:pStyle w:val="Compact"/>
+              <w:spacing w:before="0" w:after="0" w:line="280" w:lineRule="exact"/>
+              <w:jc w:val="center"/>
+            </w:pPr>
+            <w:r>
+              <w:rPr>
+                <w:sz w:val="24"/>
+              </w:rPr>
+              <w:t>4</w:t>
+            </w:r>
+          </w:p>
+        </w:tc>
+        <w:tc>
+          <w:tcPr>
+            <w:tcW w:w="1075" w:type="dxa"/>
+            <w:vAlign w:val="center"/>
+          </w:tcPr>
+          <w:p>
+            <w:pPr>
+              <w:pStyle w:val="Compact"/>
+              <w:spacing w:before="0" w:after="0" w:line="280" w:lineRule="exact"/>
+              <w:jc w:val="center"/>
+            </w:pPr>
+            <w:r>
+              <w:rPr>
+                <w:i/>
+                <w:sz w:val="24"/>
+              </w:rPr>
+              <w:t>Operis</w:t>
+            </w:r>
+          </w:p>
+        </w:tc>
+        <w:tc>
+          <w:tcPr>
+            <w:tcW w:w="1338" w:type="dxa"/>
+            <w:vAlign w:val="center"/>
+          </w:tcPr>
+          <w:p>
+            <w:pPr>
+              <w:pStyle w:val="Compact"/>
+              <w:spacing w:before="0" w:after="0" w:line="280" w:lineRule="exact"/>
+              <w:jc w:val="center"/>
+            </w:pPr>
+            <w:r>
+              <w:rPr>
+                <w:sz w:val="24"/>
+              </w:rPr>
+              <w:t>Главная</w:t>
+            </w:r>
+          </w:p>
+        </w:tc>
+        <w:tc>
+          <w:tcPr>
+            <w:tcW w:w="2786" w:type="dxa"/>
+            <w:vAlign w:val="center"/>
+          </w:tcPr>
+          <w:p>
+            <w:pPr>
+              <w:pStyle w:val="Compact"/>
+              <w:spacing w:before="0" w:after="0" w:line="280" w:lineRule="exact"/>
+              <w:jc w:val="center"/>
+            </w:pPr>
+            <w:r>
+              <w:rPr>
+                <w:sz w:val="24"/>
+              </w:rPr>
+              <w:t>https://www.operis.com/</w:t>
+            </w:r>
+          </w:p>
+        </w:tc>
+        <w:tc>
+          <w:tcPr>
+            <w:tcW w:w="1075" w:type="dxa"/>
+            <w:vAlign w:val="center"/>
+          </w:tcPr>
+          <w:p>
+            <w:pPr>
+              <w:pStyle w:val="Compact"/>
+              <w:spacing w:before="0" w:after="0" w:line="280" w:lineRule="exact"/>
+              <w:jc w:val="center"/>
+            </w:pPr>
+            <w:r>
+              <w:rPr>
+                <w:sz w:val="24"/>
+              </w:rPr>
+              <w:t>услуги и товар</w:t>
+            </w:r>
+          </w:p>
+        </w:tc>
+        <w:tc>
+          <w:tcPr>
+            <w:tcW w:w="1251" w:type="dxa"/>
+            <w:vAlign w:val="center"/>
+          </w:tcPr>
+          <w:p>
+            <w:pPr>
+              <w:pStyle w:val="Compact"/>
+              <w:spacing w:before="0" w:after="0" w:line="280" w:lineRule="exact"/>
+              <w:jc w:val="center"/>
+            </w:pPr>
+            <w:r>
+              <w:rPr>
+                <w:sz w:val="24"/>
+              </w:rPr>
+              <w:t>4</w:t>
+            </w:r>
+          </w:p>
+        </w:tc>
+        <w:tc>
+          <w:tcPr>
+            <w:tcW w:w="1390" w:type="dxa"/>
+            <w:vAlign w:val="center"/>
+          </w:tcPr>
+          <w:p>
+            <w:pPr>
+              <w:pStyle w:val="Compact"/>
+              <w:spacing w:before="0" w:after="0" w:line="280" w:lineRule="exact"/>
+              <w:jc w:val="center"/>
+            </w:pPr>
+            <w:r>
+              <w:rPr>
+                <w:sz w:val="24"/>
+              </w:rPr>
+              <w:t>Консалтинговый бизнес с надстройкой</w:t>
+            </w:r>
+          </w:p>
+        </w:tc>
+      </w:tr>
+      <w:tr>
+        <w:trPr>
+          <w:cantSplit/>
+          <w:jc w:val="center"/>
+        </w:trPr>
+        <w:tc>
+          <w:tcPr>
+            <w:tcW w:w="439" w:type="dxa"/>
+            <w:vAlign w:val="center"/>
+          </w:tcPr>
+          <w:p>
+            <w:pPr>
+              <w:pStyle w:val="Compact"/>
+              <w:spacing w:before="0" w:after="0" w:line="280" w:lineRule="exact"/>
+              <w:jc w:val="center"/>
+            </w:pPr>
+            <w:r>
+              <w:rPr>
+                <w:sz w:val="24"/>
+              </w:rPr>
+              <w:t>5</w:t>
+            </w:r>
+          </w:p>
+        </w:tc>
+        <w:tc>
+          <w:tcPr>
+            <w:tcW w:w="1075" w:type="dxa"/>
+            <w:vAlign w:val="center"/>
+          </w:tcPr>
+          <w:p>
+            <w:pPr>
+              <w:pStyle w:val="Compact"/>
+              <w:spacing w:before="0" w:after="0" w:line="280" w:lineRule="exact"/>
+              <w:jc w:val="center"/>
+            </w:pPr>
+            <w:r>
+              <w:rPr>
+                <w:i/>
+                <w:sz w:val="24"/>
+              </w:rPr>
+              <w:t>Shortcut</w:t>
+            </w:r>
+          </w:p>
+        </w:tc>
+        <w:tc>
+          <w:tcPr>
+            <w:tcW w:w="1338" w:type="dxa"/>
+            <w:vAlign w:val="center"/>
+          </w:tcPr>
+          <w:p>
+            <w:pPr>
+              <w:pStyle w:val="Compact"/>
+              <w:spacing w:before="0" w:after="0" w:line="280" w:lineRule="exact"/>
+              <w:jc w:val="center"/>
+            </w:pPr>
+            <w:r>
+              <w:rPr>
+                <w:sz w:val="24"/>
+              </w:rPr>
+              <w:t>Главная</w:t>
+            </w:r>
+          </w:p>
+        </w:tc>
+        <w:tc>
+          <w:tcPr>
+            <w:tcW w:w="2786" w:type="dxa"/>
+            <w:vAlign w:val="center"/>
+          </w:tcPr>
+          <w:p>
+            <w:pPr>
+              <w:pStyle w:val="Compact"/>
+              <w:spacing w:before="0" w:after="0" w:line="280" w:lineRule="exact"/>
+              <w:jc w:val="center"/>
+            </w:pPr>
+            <w:r>
+              <w:rPr>
+                <w:sz w:val="24"/>
+              </w:rPr>
+              <w:t>https://www.shortcut.ai/</w:t>
+            </w:r>
+          </w:p>
+        </w:tc>
+        <w:tc>
+          <w:tcPr>
+            <w:tcW w:w="1075" w:type="dxa"/>
+            <w:vAlign w:val="center"/>
+          </w:tcPr>
+          <w:p>
+            <w:pPr>
+              <w:pStyle w:val="Compact"/>
+              <w:spacing w:before="0" w:after="0" w:line="280" w:lineRule="exact"/>
+              <w:jc w:val="center"/>
+            </w:pPr>
+            <w:r>
+              <w:rPr>
+                <w:sz w:val="24"/>
+              </w:rPr>
+              <w:t>ценностное предложение</w:t>
+            </w:r>
+          </w:p>
+        </w:tc>
+        <w:tc>
+          <w:tcPr>
+            <w:tcW w:w="1251" w:type="dxa"/>
+            <w:vAlign w:val="center"/>
+          </w:tcPr>
+          <w:p>
+            <w:pPr>
+              <w:pStyle w:val="Compact"/>
+              <w:spacing w:before="0" w:after="0" w:line="280" w:lineRule="exact"/>
+              <w:jc w:val="center"/>
+            </w:pPr>
+            <w:r>
+              <w:rPr>
+                <w:sz w:val="24"/>
+              </w:rPr>
+              <w:t>5</w:t>
+            </w:r>
+          </w:p>
+        </w:tc>
+        <w:tc>
+          <w:tcPr>
+            <w:tcW w:w="1390" w:type="dxa"/>
+            <w:vAlign w:val="center"/>
+          </w:tcPr>
+          <w:p>
+            <w:pPr>
+              <w:pStyle w:val="Compact"/>
+              <w:spacing w:before="0" w:after="0" w:line="280" w:lineRule="exact"/>
+              <w:jc w:val="center"/>
+            </w:pPr>
+            <w:r>
+              <w:rPr>
+                <w:sz w:val="24"/>
+              </w:rPr>
+              <w:t>Сильное доверие и безопасность на первом экране</w:t>
+            </w:r>
+          </w:p>
+        </w:tc>
+      </w:tr>
+      <w:tr>
+        <w:trPr>
+          <w:cantSplit/>
+          <w:jc w:val="center"/>
+        </w:trPr>
+        <w:tc>
+          <w:tcPr>
+            <w:tcW w:w="439" w:type="dxa"/>
+            <w:vAlign w:val="center"/>
+          </w:tcPr>
+          <w:p>
+            <w:pPr>
+              <w:pStyle w:val="Compact"/>
+              <w:spacing w:before="0" w:after="0" w:line="280" w:lineRule="exact"/>
+              <w:jc w:val="center"/>
+            </w:pPr>
+            <w:r>
+              <w:rPr>
+                <w:sz w:val="24"/>
+              </w:rPr>
+              <w:t>6</w:t>
+            </w:r>
+          </w:p>
+        </w:tc>
+        <w:tc>
+          <w:tcPr>
+            <w:tcW w:w="1075" w:type="dxa"/>
+            <w:vAlign w:val="center"/>
+          </w:tcPr>
+          <w:p>
+            <w:pPr>
+              <w:pStyle w:val="Compact"/>
+              <w:spacing w:before="0" w:after="0" w:line="280" w:lineRule="exact"/>
+              <w:jc w:val="center"/>
+            </w:pPr>
+            <w:r>
+              <w:rPr>
+                <w:i/>
+                <w:sz w:val="24"/>
+              </w:rPr>
+              <w:t>Shortcut</w:t>
+            </w:r>
+          </w:p>
+        </w:tc>
+        <w:tc>
+          <w:tcPr>
+            <w:tcW w:w="1338" w:type="dxa"/>
+            <w:vAlign w:val="center"/>
+          </w:tcPr>
+          <w:p>
+            <w:pPr>
+              <w:pStyle w:val="Compact"/>
+              <w:spacing w:before="0" w:after="0" w:line="280" w:lineRule="exact"/>
+              <w:jc w:val="center"/>
+            </w:pPr>
+            <w:r>
+              <w:rPr>
+                <w:sz w:val="24"/>
+              </w:rPr>
+              <w:t>Цены</w:t>
+            </w:r>
+          </w:p>
+        </w:tc>
+        <w:tc>
+          <w:tcPr>
+            <w:tcW w:w="2786" w:type="dxa"/>
+            <w:vAlign w:val="center"/>
+          </w:tcPr>
+          <w:p>
+            <w:pPr>
+              <w:pStyle w:val="Compact"/>
+              <w:spacing w:before="0" w:after="0" w:line="280" w:lineRule="exact"/>
+              <w:jc w:val="center"/>
+            </w:pPr>
+            <w:r>
+              <w:rPr>
+                <w:sz w:val="24"/>
+              </w:rPr>
+              <w:t>https://www.shortcut.ai/pricing</w:t>
+            </w:r>
+          </w:p>
+        </w:tc>
+        <w:tc>
+          <w:tcPr>
+            <w:tcW w:w="1075" w:type="dxa"/>
+            <w:vAlign w:val="center"/>
+          </w:tcPr>
+          <w:p>
+            <w:pPr>
+              <w:pStyle w:val="Compact"/>
+              <w:spacing w:before="0" w:after="0" w:line="280" w:lineRule="exact"/>
+              <w:jc w:val="center"/>
+            </w:pPr>
+            <w:r>
+              <w:rPr>
+                <w:sz w:val="24"/>
+              </w:rPr>
+              <w:t>модель монетизации</w:t>
+            </w:r>
+          </w:p>
+        </w:tc>
+        <w:tc>
+          <w:tcPr>
+            <w:tcW w:w="1251" w:type="dxa"/>
+            <w:vAlign w:val="center"/>
+          </w:tcPr>
+          <w:p>
+            <w:pPr>
+              <w:pStyle w:val="Compact"/>
+              <w:spacing w:before="0" w:after="0" w:line="280" w:lineRule="exact"/>
+              <w:jc w:val="center"/>
+            </w:pPr>
+            <w:r>
+              <w:rPr>
+                <w:sz w:val="24"/>
+              </w:rPr>
+              <w:t>5</w:t>
+            </w:r>
+          </w:p>
+        </w:tc>
+        <w:tc>
+          <w:tcPr>
+            <w:tcW w:w="1390" w:type="dxa"/>
+            <w:vAlign w:val="center"/>
+          </w:tcPr>
+          <w:p>
+            <w:pPr>
+              <w:pStyle w:val="Compact"/>
+              <w:spacing w:before="0" w:after="0" w:line="280" w:lineRule="exact"/>
+              <w:jc w:val="center"/>
+            </w:pPr>
+            <w:r>
+              <w:rPr>
+                <w:sz w:val="24"/>
+              </w:rPr>
+              <w:t>Прозрачные тарифы</w:t>
+            </w:r>
+          </w:p>
+        </w:tc>
+      </w:tr>
+      <w:tr>
+        <w:trPr>
+          <w:cantSplit/>
+          <w:jc w:val="center"/>
+        </w:trPr>
+        <w:tc>
+          <w:tcPr>
+            <w:tcW w:w="439" w:type="dxa"/>
+            <w:vAlign w:val="center"/>
+          </w:tcPr>
+          <w:p>
+            <w:pPr>
+              <w:pStyle w:val="Compact"/>
+              <w:spacing w:before="0" w:after="0" w:line="280" w:lineRule="exact"/>
+              <w:jc w:val="center"/>
+            </w:pPr>
+            <w:r>
+              <w:rPr>
+                <w:sz w:val="24"/>
+              </w:rPr>
+              <w:t>7</w:t>
+            </w:r>
+          </w:p>
+        </w:tc>
+        <w:tc>
+          <w:tcPr>
+            <w:tcW w:w="1075" w:type="dxa"/>
+            <w:vAlign w:val="center"/>
+          </w:tcPr>
+          <w:p>
+            <w:pPr>
+              <w:pStyle w:val="Compact"/>
+              <w:spacing w:before="0" w:after="0" w:line="280" w:lineRule="exact"/>
+              <w:jc w:val="center"/>
+            </w:pPr>
+            <w:r>
+              <w:rPr>
+                <w:i/>
+                <w:sz w:val="24"/>
+              </w:rPr>
+              <w:t>Numerous.ai</w:t>
+            </w:r>
+          </w:p>
+        </w:tc>
+        <w:tc>
+          <w:tcPr>
+            <w:tcW w:w="1338" w:type="dxa"/>
+            <w:vAlign w:val="center"/>
+          </w:tcPr>
+          <w:p>
+            <w:pPr>
+              <w:pStyle w:val="Compact"/>
+              <w:spacing w:before="0" w:after="0" w:line="280" w:lineRule="exact"/>
+              <w:jc w:val="center"/>
+            </w:pPr>
+            <w:r>
+              <w:rPr>
+                <w:sz w:val="24"/>
+              </w:rPr>
+              <w:t>Главная</w:t>
+            </w:r>
+          </w:p>
+        </w:tc>
+        <w:tc>
+          <w:tcPr>
+            <w:tcW w:w="2786" w:type="dxa"/>
+            <w:vAlign w:val="center"/>
+          </w:tcPr>
+          <w:p>
+            <w:pPr>
+              <w:pStyle w:val="Compact"/>
+              <w:spacing w:before="0" w:after="0" w:line="280" w:lineRule="exact"/>
+              <w:jc w:val="center"/>
+            </w:pPr>
+            <w:r>
+              <w:rPr>
+                <w:sz w:val="24"/>
+              </w:rPr>
+              <w:t>https://www.numerous.ai/</w:t>
+            </w:r>
+          </w:p>
+        </w:tc>
+        <w:tc>
+          <w:tcPr>
+            <w:tcW w:w="1075" w:type="dxa"/>
+            <w:vAlign w:val="center"/>
+          </w:tcPr>
+          <w:p>
+            <w:pPr>
+              <w:pStyle w:val="Compact"/>
+              <w:spacing w:before="0" w:after="0" w:line="280" w:lineRule="exact"/>
+              <w:jc w:val="center"/>
+            </w:pPr>
+            <w:r>
+              <w:rPr>
+                <w:sz w:val="24"/>
+              </w:rPr>
+              <w:t>ценностное предложение</w:t>
+            </w:r>
+          </w:p>
+        </w:tc>
+        <w:tc>
+          <w:tcPr>
+            <w:tcW w:w="1251" w:type="dxa"/>
+            <w:vAlign w:val="center"/>
+          </w:tcPr>
+          <w:p>
+            <w:pPr>
+              <w:pStyle w:val="Compact"/>
+              <w:spacing w:before="0" w:after="0" w:line="280" w:lineRule="exact"/>
+              <w:jc w:val="center"/>
+            </w:pPr>
+            <w:r>
+              <w:rPr>
+                <w:sz w:val="24"/>
+              </w:rPr>
+              <w:t>5</w:t>
+            </w:r>
+          </w:p>
+        </w:tc>
+        <w:tc>
+          <w:tcPr>
+            <w:tcW w:w="1390" w:type="dxa"/>
+            <w:vAlign w:val="center"/>
+          </w:tcPr>
+          <w:p>
+            <w:pPr>
+              <w:pStyle w:val="Compact"/>
+              <w:spacing w:before="0" w:after="0" w:line="280" w:lineRule="exact"/>
+              <w:jc w:val="center"/>
+            </w:pPr>
+            <w:r>
+              <w:rPr>
+                <w:sz w:val="24"/>
+              </w:rPr>
+              <w:t>Простое предложение для массового пользователя</w:t>
+            </w:r>
+          </w:p>
+        </w:tc>
+      </w:tr>
+      <w:tr>
+        <w:trPr>
+          <w:cantSplit/>
+          <w:jc w:val="center"/>
+        </w:trPr>
+        <w:tc>
+          <w:tcPr>
+            <w:tcW w:w="439" w:type="dxa"/>
+            <w:vAlign w:val="center"/>
+          </w:tcPr>
+          <w:p>
+            <w:pPr>
+              <w:pStyle w:val="Compact"/>
+              <w:spacing w:before="0" w:after="0" w:line="280" w:lineRule="exact"/>
+              <w:jc w:val="center"/>
+            </w:pPr>
+            <w:r>
+              <w:rPr>
+                <w:sz w:val="24"/>
+              </w:rPr>
+              <w:lastRenderedPageBreak/>
+              <w:t>8</w:t>
+            </w:r>
+          </w:p>
+        </w:tc>
+        <w:tc>
+          <w:tcPr>
+            <w:tcW w:w="1075" w:type="dxa"/>
+            <w:vAlign w:val="center"/>
+          </w:tcPr>
+          <w:p>
+            <w:pPr>
+              <w:pStyle w:val="Compact"/>
+              <w:spacing w:before="0" w:after="0" w:line="280" w:lineRule="exact"/>
+              <w:jc w:val="center"/>
+            </w:pPr>
+            <w:r>
+              <w:rPr>
+                <w:i/>
+                <w:sz w:val="24"/>
+              </w:rPr>
+              <w:t>Numerous.ai</w:t>
+            </w:r>
+          </w:p>
+        </w:tc>
+        <w:tc>
+          <w:tcPr>
+            <w:tcW w:w="1338" w:type="dxa"/>
+            <w:vAlign w:val="center"/>
+          </w:tcPr>
+          <w:p>
+            <w:pPr>
+              <w:pStyle w:val="Compact"/>
+              <w:spacing w:before="0" w:after="0" w:line="280" w:lineRule="exact"/>
+              <w:jc w:val="center"/>
+            </w:pPr>
+            <w:r>
+              <w:rPr>
+                <w:sz w:val="24"/>
+              </w:rPr>
+              <w:t>Цены</w:t>
+            </w:r>
+          </w:p>
+        </w:tc>
+        <w:tc>
+          <w:tcPr>
+            <w:tcW w:w="2786" w:type="dxa"/>
+            <w:vAlign w:val="center"/>
+          </w:tcPr>
+          <w:p>
+            <w:pPr>
+              <w:pStyle w:val="Compact"/>
+              <w:spacing w:before="0" w:after="0" w:line="280" w:lineRule="exact"/>
+              <w:jc w:val="center"/>
+            </w:pPr>
+            <w:r>
+              <w:rPr>
+                <w:sz w:val="24"/>
+              </w:rPr>
+              <w:t>https://www.numerous.ai/pricing</w:t>
+            </w:r>
+          </w:p>
+        </w:tc>
+        <w:tc>
+          <w:tcPr>
+            <w:tcW w:w="1075" w:type="dxa"/>
+            <w:vAlign w:val="center"/>
+          </w:tcPr>
+          <w:p>
+            <w:pPr>
+              <w:pStyle w:val="Compact"/>
+              <w:spacing w:before="0" w:after="0" w:line="280" w:lineRule="exact"/>
+              <w:jc w:val="center"/>
+            </w:pPr>
+            <w:r>
+              <w:rPr>
+                <w:sz w:val="24"/>
+              </w:rPr>
+              <w:t>модель монетизации</w:t>
+            </w:r>
+          </w:p>
+        </w:tc>
+        <w:tc>
+          <w:tcPr>
+            <w:tcW w:w="1251" w:type="dxa"/>
+            <w:vAlign w:val="center"/>
+          </w:tcPr>
+          <w:p>
+            <w:pPr>
+              <w:pStyle w:val="Compact"/>
+              <w:spacing w:before="0" w:after="0" w:line="280" w:lineRule="exact"/>
+              <w:jc w:val="center"/>
+            </w:pPr>
+            <w:r>
+              <w:rPr>
+                <w:sz w:val="24"/>
+              </w:rPr>
+              <w:t>5</w:t>
+            </w:r>
+          </w:p>
+        </w:tc>
+        <w:tc>
+          <w:tcPr>
+            <w:tcW w:w="1390" w:type="dxa"/>
+            <w:vAlign w:val="center"/>
+          </w:tcPr>
+          <w:p>
+            <w:pPr>
+              <w:pStyle w:val="Compact"/>
+              <w:spacing w:before="0" w:after="0" w:line="280" w:lineRule="exact"/>
+              <w:jc w:val="center"/>
+            </w:pPr>
+            <w:r>
+              <w:rPr>
+                <w:sz w:val="24"/>
+              </w:rPr>
+              <w:t>Один тариф</w:t>
+            </w:r>
+          </w:p>
+        </w:tc>
+      </w:tr>
+      <w:tr>
+        <w:trPr>
+          <w:cantSplit/>
+          <w:jc w:val="center"/>
+        </w:trPr>
+        <w:tc>
+          <w:tcPr>
+            <w:tcW w:w="439" w:type="dxa"/>
+            <w:vAlign w:val="center"/>
+          </w:tcPr>
+          <w:p>
+            <w:pPr>
+              <w:pStyle w:val="Compact"/>
+              <w:spacing w:before="0" w:after="0" w:line="280" w:lineRule="exact"/>
+              <w:jc w:val="center"/>
+            </w:pPr>
+            <w:r>
+              <w:rPr>
+                <w:sz w:val="24"/>
+              </w:rPr>
+              <w:t>9</w:t>
+            </w:r>
+          </w:p>
+        </w:tc>
+        <w:tc>
+          <w:tcPr>
+            <w:tcW w:w="1075" w:type="dxa"/>
+            <w:vAlign w:val="center"/>
+          </w:tcPr>
+          <w:p>
+            <w:pPr>
+              <w:pStyle w:val="Compact"/>
+              <w:spacing w:before="0" w:after="0" w:line="280" w:lineRule="exact"/>
+              <w:jc w:val="center"/>
+            </w:pPr>
+            <w:r>
+              <w:rPr>
+                <w:i/>
+                <w:sz w:val="24"/>
+              </w:rPr>
+              <w:t>Datarails</w:t>
+            </w:r>
+          </w:p>
+        </w:tc>
+        <w:tc>
+          <w:tcPr>
+            <w:tcW w:w="1338" w:type="dxa"/>
+            <w:vAlign w:val="center"/>
+          </w:tcPr>
+          <w:p>
+            <w:pPr>
+              <w:pStyle w:val="Compact"/>
+              <w:spacing w:before="0" w:after="0" w:line="280" w:lineRule="exact"/>
+              <w:jc w:val="center"/>
+            </w:pPr>
+            <w:r>
+              <w:rPr>
+                <w:sz w:val="24"/>
+              </w:rPr>
+              <w:t>Главная</w:t>
+            </w:r>
+          </w:p>
+        </w:tc>
+        <w:tc>
+          <w:tcPr>
+            <w:tcW w:w="2786" w:type="dxa"/>
+            <w:vAlign w:val="center"/>
+          </w:tcPr>
+          <w:p>
+            <w:pPr>
+              <w:pStyle w:val="Compact"/>
+              <w:spacing w:before="0" w:after="0" w:line="280" w:lineRule="exact"/>
+              <w:jc w:val="center"/>
+            </w:pPr>
+            <w:r>
+              <w:rPr>
+                <w:sz w:val="24"/>
+              </w:rPr>
+              <w:t>https://datarails.com/</w:t>
+            </w:r>
+          </w:p>
+        </w:tc>
+        <w:tc>
+          <w:tcPr>
+            <w:tcW w:w="1075" w:type="dxa"/>
+            <w:vAlign w:val="center"/>
+          </w:tcPr>
+          <w:p>
+            <w:pPr>
+              <w:pStyle w:val="Compact"/>
+              <w:spacing w:before="0" w:after="0" w:line="280" w:lineRule="exact"/>
+              <w:jc w:val="center"/>
+            </w:pPr>
+            <w:r>
+              <w:rPr>
+                <w:sz w:val="24"/>
+              </w:rPr>
+              <w:t>ценностное предложение</w:t>
+            </w:r>
+          </w:p>
+        </w:tc>
+        <w:tc>
+          <w:tcPr>
+            <w:tcW w:w="1251" w:type="dxa"/>
+            <w:vAlign w:val="center"/>
+          </w:tcPr>
+          <w:p>
+            <w:pPr>
+              <w:pStyle w:val="Compact"/>
+              <w:spacing w:before="0" w:after="0" w:line="280" w:lineRule="exact"/>
+              <w:jc w:val="center"/>
+            </w:pPr>
+            <w:r>
+              <w:rPr>
+                <w:sz w:val="24"/>
+              </w:rPr>
+              <w:t>5</w:t>
+            </w:r>
+          </w:p>
+        </w:tc>
+        <w:tc>
+          <w:tcPr>
+            <w:tcW w:w="1390" w:type="dxa"/>
+            <w:vAlign w:val="center"/>
+          </w:tcPr>
+          <w:p>
+            <w:pPr>
+              <w:pStyle w:val="Compact"/>
+              <w:spacing w:before="0" w:after="0" w:line="280" w:lineRule="exact"/>
+              <w:jc w:val="center"/>
+            </w:pPr>
+            <w:r>
+              <w:rPr>
+                <w:sz w:val="24"/>
+              </w:rPr>
+              <w:t>Платформа, а не инструмент проверки</w:t>
+            </w:r>
+          </w:p>
+        </w:tc>
+      </w:tr>
+      <w:tr>
+        <w:trPr>
+          <w:cantSplit/>
+          <w:jc w:val="center"/>
+        </w:trPr>
+        <w:tc>
+          <w:tcPr>
+            <w:tcW w:w="439" w:type="dxa"/>
+            <w:vAlign w:val="center"/>
+          </w:tcPr>
+          <w:p>
+            <w:pPr>
+              <w:pStyle w:val="Compact"/>
+              <w:spacing w:before="0" w:after="0" w:line="280" w:lineRule="exact"/>
+              <w:jc w:val="center"/>
+            </w:pPr>
+            <w:r>
+              <w:rPr>
+                <w:sz w:val="24"/>
+              </w:rPr>
+              <w:t>10</w:t>
+            </w:r>
+          </w:p>
+        </w:tc>
+        <w:tc>
+          <w:tcPr>
+            <w:tcW w:w="1075" w:type="dxa"/>
+            <w:vAlign w:val="center"/>
+          </w:tcPr>
+          <w:p>
+            <w:pPr>
+              <w:pStyle w:val="Compact"/>
+              <w:spacing w:before="0" w:after="0" w:line="280" w:lineRule="exact"/>
+              <w:jc w:val="center"/>
+            </w:pPr>
+            <w:r>
+              <w:rPr>
+                <w:i/>
+                <w:sz w:val="24"/>
+              </w:rPr>
+              <w:t>DataSnipper</w:t>
+            </w:r>
+          </w:p>
+        </w:tc>
+        <w:tc>
+          <w:tcPr>
+            <w:tcW w:w="1338" w:type="dxa"/>
+            <w:vAlign w:val="center"/>
+          </w:tcPr>
+          <w:p>
+            <w:pPr>
+              <w:pStyle w:val="Compact"/>
+              <w:spacing w:before="0" w:after="0" w:line="280" w:lineRule="exact"/>
+              <w:jc w:val="center"/>
+            </w:pPr>
+            <w:r>
+              <w:rPr>
+                <w:sz w:val="24"/>
+              </w:rPr>
+              <w:t>Главная</w:t>
+            </w:r>
+          </w:p>
+        </w:tc>
+        <w:tc>
+          <w:tcPr>
+            <w:tcW w:w="2786" w:type="dxa"/>
+            <w:vAlign w:val="center"/>
+          </w:tcPr>
+          <w:p>
+            <w:pPr>
+              <w:pStyle w:val="Compact"/>
+              <w:spacing w:before="0" w:after="0" w:line="280" w:lineRule="exact"/>
+              <w:jc w:val="center"/>
+            </w:pPr>
+            <w:r>
+              <w:rPr>
+                <w:sz w:val="24"/>
+              </w:rPr>
+              <w:t>https://www.datasnipper.com/</w:t>
+            </w:r>
+          </w:p>
+        </w:tc>
+        <w:tc>
+          <w:tcPr>
+            <w:tcW w:w="1075" w:type="dxa"/>
+            <w:vAlign w:val="center"/>
+          </w:tcPr>
+          <w:p>
+            <w:pPr>
+              <w:pStyle w:val="Compact"/>
+              <w:spacing w:before="0" w:after="0" w:line="280" w:lineRule="exact"/>
+              <w:jc w:val="center"/>
+            </w:pPr>
+            <w:r>
+              <w:rPr>
+                <w:sz w:val="24"/>
+              </w:rPr>
+              <w:t>ценностное предложение</w:t>
+            </w:r>
+          </w:p>
+        </w:tc>
+        <w:tc>
+          <w:tcPr>
+            <w:tcW w:w="1251" w:type="dxa"/>
+            <w:vAlign w:val="center"/>
+          </w:tcPr>
+          <w:p>
+            <w:pPr>
+              <w:pStyle w:val="Compact"/>
+              <w:spacing w:before="0" w:after="0" w:line="280" w:lineRule="exact"/>
+              <w:jc w:val="center"/>
+            </w:pPr>
+            <w:r>
+              <w:rPr>
+                <w:sz w:val="24"/>
+              </w:rPr>
+              <w:t>5</w:t>
+            </w:r>
+          </w:p>
+        </w:tc>
+        <w:tc>
+          <w:tcPr>
+            <w:tcW w:w="1390" w:type="dxa"/>
+            <w:vAlign w:val="center"/>
+          </w:tcPr>
+          <w:p>
+            <w:pPr>
+              <w:pStyle w:val="Compact"/>
+              <w:spacing w:before="0" w:after="0" w:line="280" w:lineRule="exact"/>
+              <w:jc w:val="center"/>
+            </w:pPr>
+            <w:r>
+              <w:rPr>
+                <w:sz w:val="24"/>
+              </w:rPr>
+              <w:t>Сильная позиция в аудите</w:t>
+            </w:r>
+          </w:p>
+        </w:tc>
+      </w:tr>
+      <w:tr>
+        <w:trPr>
+          <w:cantSplit/>
+          <w:jc w:val="center"/>
+        </w:trPr>
+        <w:tc>
+          <w:tcPr>
+            <w:tcW w:w="439" w:type="dxa"/>
+            <w:vAlign w:val="center"/>
+          </w:tcPr>
+          <w:p>
+            <w:pPr>
+              <w:pStyle w:val="Compact"/>
+              <w:spacing w:before="0" w:after="0" w:line="280" w:lineRule="exact"/>
+              <w:jc w:val="center"/>
+            </w:pPr>
+            <w:r>
+              <w:rPr>
+                <w:sz w:val="24"/>
+              </w:rPr>
+              <w:t>11</w:t>
+            </w:r>
+          </w:p>
+        </w:tc>
+        <w:tc>
+          <w:tcPr>
+            <w:tcW w:w="1075" w:type="dxa"/>
+            <w:vAlign w:val="center"/>
+          </w:tcPr>
+          <w:p>
+            <w:pPr>
+              <w:pStyle w:val="Compact"/>
+              <w:spacing w:before="0" w:after="0" w:line="280" w:lineRule="exact"/>
+              <w:jc w:val="center"/>
+            </w:pPr>
+            <w:r>
+              <w:rPr>
+                <w:i/>
+                <w:sz w:val="24"/>
+              </w:rPr>
+              <w:t>Shortcut</w:t>
+            </w:r>
+          </w:p>
+        </w:tc>
+        <w:tc>
+          <w:tcPr>
+            <w:tcW w:w="1338" w:type="dxa"/>
+            <w:vAlign w:val="center"/>
+          </w:tcPr>
+          <w:p>
+            <w:pPr>
+              <w:pStyle w:val="Compact"/>
+              <w:spacing w:before="0" w:after="0" w:line="280" w:lineRule="exact"/>
+              <w:jc w:val="center"/>
+            </w:pPr>
+            <w:r>
+              <w:rPr>
+                <w:sz w:val="24"/>
+              </w:rPr>
+              <w:t>Отзывы</w:t>
+            </w:r>
+          </w:p>
+        </w:tc>
+        <w:tc>
+          <w:tcPr>
+            <w:tcW w:w="2786" w:type="dxa"/>
+            <w:vAlign w:val="center"/>
+          </w:tcPr>
+          <w:p>
+            <w:pPr>
+              <w:pStyle w:val="Compact"/>
+              <w:spacing w:before="0" w:after="0" w:line="280" w:lineRule="exact"/>
+              <w:jc w:val="center"/>
+            </w:pPr>
+            <w:r>
+              <w:rPr>
+                <w:sz w:val="24"/>
+              </w:rPr>
+              <w:t>https://www.g2.com/search?query=shortcut</w:t>
+            </w:r>
+          </w:p>
+        </w:tc>
+        <w:tc>
+          <w:tcPr>
+            <w:tcW w:w="1075" w:type="dxa"/>
+            <w:vAlign w:val="center"/>
+          </w:tcPr>
+          <w:p>
+            <w:pPr>
+              <w:pStyle w:val="Compact"/>
+              <w:spacing w:before="0" w:after="0" w:line="280" w:lineRule="exact"/>
+              <w:jc w:val="center"/>
+            </w:pPr>
+            <w:r>
+              <w:rPr>
+                <w:sz w:val="24"/>
+              </w:rPr>
+              <w:t>доверие</w:t>
+            </w:r>
+          </w:p>
+        </w:tc>
+        <w:tc>
+          <w:tcPr>
+            <w:tcW w:w="1251" w:type="dxa"/>
+            <w:vAlign w:val="center"/>
+          </w:tcPr>
+          <w:p>
+            <w:pPr>
+              <w:pStyle w:val="Compact"/>
+              <w:spacing w:before="0" w:after="0" w:line="280" w:lineRule="exact"/>
+              <w:jc w:val="center"/>
+            </w:pPr>
+            <w:r>
+              <w:rPr>
+                <w:sz w:val="24"/>
+              </w:rPr>
+              <w:t>4</w:t>
+            </w:r>
+          </w:p>
+        </w:tc>
+        <w:tc>
+          <w:tcPr>
+            <w:tcW w:w="1390" w:type="dxa"/>
+            <w:vAlign w:val="center"/>
+          </w:tcPr>
+          <w:p>
+            <w:pPr>
+              <w:pStyle w:val="Compact"/>
+              <w:spacing w:before="0" w:after="0" w:line="280" w:lineRule="exact"/>
+              <w:jc w:val="center"/>
+            </w:pPr>
+            <w:r>
+              <w:rPr>
+                <w:sz w:val="24"/>
+              </w:rPr>
+              <w:t>Нет публичных отзывов</w:t>
+            </w:r>
+          </w:p>
+        </w:tc>
+      </w:tr>
+      <w:tr>
+        <w:trPr>
+          <w:cantSplit/>
+          <w:jc w:val="center"/>
+        </w:trPr>
+        <w:tc>
+          <w:tcPr>
+            <w:tcW w:w="439" w:type="dxa"/>
+            <w:vAlign w:val="center"/>
+          </w:tcPr>
+          <w:p>
+            <w:pPr>
+              <w:pStyle w:val="Compact"/>
+              <w:spacing w:before="0" w:after="0" w:line="280" w:lineRule="exact"/>
+              <w:jc w:val="center"/>
+            </w:pPr>
+            <w:r>
+              <w:rPr>
+                <w:sz w:val="24"/>
+              </w:rPr>
+              <w:t>12</w:t>
+            </w:r>
+          </w:p>
+        </w:tc>
+        <w:tc>
+          <w:tcPr>
+            <w:tcW w:w="1075" w:type="dxa"/>
+            <w:vAlign w:val="center"/>
+          </w:tcPr>
+          <w:p>
+            <w:pPr>
+              <w:pStyle w:val="Compact"/>
+              <w:spacing w:before="0" w:after="0" w:line="280" w:lineRule="exact"/>
+              <w:jc w:val="center"/>
+            </w:pPr>
+            <w:r>
+              <w:rPr>
+                <w:i/>
+                <w:sz w:val="24"/>
+              </w:rPr>
+              <w:t>Datarails</w:t>
+            </w:r>
+          </w:p>
+        </w:tc>
+        <w:tc>
+          <w:tcPr>
+            <w:tcW w:w="1338" w:type="dxa"/>
+            <w:vAlign w:val="center"/>
+          </w:tcPr>
+          <w:p>
+            <w:pPr>
+              <w:pStyle w:val="Compact"/>
+              <w:spacing w:before="0" w:after="0" w:line="280" w:lineRule="exact"/>
+              <w:jc w:val="center"/>
+            </w:pPr>
+            <w:r>
+              <w:rPr>
+                <w:sz w:val="24"/>
+              </w:rPr>
+              <w:t>Отзывы</w:t>
+            </w:r>
+          </w:p>
+        </w:tc>
+        <w:tc>
+          <w:tcPr>
+            <w:tcW w:w="2786" w:type="dxa"/>
+            <w:vAlign w:val="center"/>
+          </w:tcPr>
+          <w:p>
+            <w:pPr>
+              <w:pStyle w:val="Compact"/>
+              <w:spacing w:before="0" w:after="0" w:line="280" w:lineRule="exact"/>
+              <w:jc w:val="center"/>
+            </w:pPr>
+            <w:r>
+              <w:rPr>
+                <w:sz w:val="24"/>
+              </w:rPr>
+              <w:t>https://www.g2.com/search?query=datarails</w:t>
+            </w:r>
+          </w:p>
+        </w:tc>
+        <w:tc>
+          <w:tcPr>
+            <w:tcW w:w="1075" w:type="dxa"/>
+            <w:vAlign w:val="center"/>
+          </w:tcPr>
+          <w:p>
+            <w:pPr>
+              <w:pStyle w:val="Compact"/>
+              <w:spacing w:before="0" w:after="0" w:line="280" w:lineRule="exact"/>
+              <w:jc w:val="center"/>
+            </w:pPr>
+            <w:r>
+              <w:rPr>
+                <w:sz w:val="24"/>
+              </w:rPr>
+              <w:t>доверие</w:t>
+            </w:r>
+          </w:p>
+        </w:tc>
+        <w:tc>
+          <w:tcPr>
+            <w:tcW w:w="1251" w:type="dxa"/>
+            <w:vAlign w:val="center"/>
+          </w:tcPr>
+          <w:p>
+            <w:pPr>
+              <w:pStyle w:val="Compact"/>
+              <w:spacing w:before="0" w:after="0" w:line="280" w:lineRule="exact"/>
+              <w:jc w:val="center"/>
+            </w:pPr>
+            <w:r>
+              <w:rPr>
+                <w:sz w:val="24"/>
+              </w:rPr>
+              <w:t>5</w:t>
+            </w:r>
+          </w:p>
+        </w:tc>
+        <w:tc>
+          <w:tcPr>
+            <w:tcW w:w="1390" w:type="dxa"/>
+            <w:vAlign w:val="center"/>
+          </w:tcPr>
+          <w:p>
+            <w:pPr>
+              <w:pStyle w:val="Compact"/>
+              <w:spacing w:before="0" w:after="0" w:line="280" w:lineRule="exact"/>
+              <w:jc w:val="center"/>
+            </w:pPr>
+            <w:r>
+              <w:rPr>
+                <w:sz w:val="24"/>
+              </w:rPr>
+              <w:t>Самый сильный репутационный профиль</w:t>
+            </w:r>
+          </w:p>
+        </w:tc>
+      </w:tr>
+      <w:tr>
+        <w:trPr>
+          <w:cantSplit/>
+          <w:jc w:val="center"/>
+        </w:trPr>
+        <w:tc>
+          <w:tcPr>
+            <w:tcW w:w="439" w:type="dxa"/>
+            <w:vAlign w:val="center"/>
+          </w:tcPr>
+          <w:p>
+            <w:pPr>
+              <w:pStyle w:val="Compact"/>
+              <w:spacing w:before="0" w:after="0" w:line="280" w:lineRule="exact"/>
+              <w:jc w:val="center"/>
+            </w:pPr>
+            <w:r>
+              <w:rPr>
+                <w:sz w:val="24"/>
+              </w:rPr>
+              <w:t>13</w:t>
+            </w:r>
+          </w:p>
+        </w:tc>
+        <w:tc>
+          <w:tcPr>
+            <w:tcW w:w="1075" w:type="dxa"/>
+            <w:vAlign w:val="center"/>
+          </w:tcPr>
+          <w:p>
+            <w:pPr>
+              <w:pStyle w:val="Compact"/>
+              <w:spacing w:before="0" w:after="0" w:line="280" w:lineRule="exact"/>
+              <w:jc w:val="center"/>
+            </w:pPr>
+            <w:r>
+              <w:rPr>
+                <w:i/>
+                <w:sz w:val="24"/>
+              </w:rPr>
+              <w:t>PerfectXL</w:t>
+            </w:r>
+          </w:p>
+        </w:tc>
+        <w:tc>
+          <w:tcPr>
+            <w:tcW w:w="1338" w:type="dxa"/>
+            <w:vAlign w:val="center"/>
+          </w:tcPr>
+          <w:p>
+            <w:pPr>
+              <w:pStyle w:val="Compact"/>
+              <w:spacing w:before="0" w:after="0" w:line="280" w:lineRule="exact"/>
+              <w:jc w:val="center"/>
+            </w:pPr>
+            <w:r>
+              <w:rPr>
+                <w:sz w:val="24"/>
+              </w:rPr>
+              <w:t>Отзывы</w:t>
+            </w:r>
+          </w:p>
+        </w:tc>
+        <w:tc>
+          <w:tcPr>
+            <w:tcW w:w="2786" w:type="dxa"/>
+            <w:vAlign w:val="center"/>
+          </w:tcPr>
+          <w:p>
+            <w:pPr>
+              <w:pStyle w:val="Compact"/>
+              <w:spacing w:before="0" w:after="0" w:line="280" w:lineRule="exact"/>
+              <w:jc w:val="center"/>
+            </w:pPr>
+            <w:r>
+              <w:rPr>
+                <w:sz w:val="24"/>
+              </w:rPr>
+              <w:t>https://www.g2.com/search?query=perfectxl</w:t>
+            </w:r>
+          </w:p>
+        </w:tc>
+        <w:tc>
+          <w:tcPr>
+            <w:tcW w:w="1075" w:type="dxa"/>
+            <w:vAlign w:val="center"/>
+          </w:tcPr>
+          <w:p>
+            <w:pPr>
+              <w:pStyle w:val="Compact"/>
+              <w:spacing w:before="0" w:after="0" w:line="280" w:lineRule="exact"/>
+              <w:jc w:val="center"/>
+            </w:pPr>
+            <w:r>
+              <w:rPr>
+                <w:sz w:val="24"/>
+              </w:rPr>
+              <w:t>доверие</w:t>
+            </w:r>
+          </w:p>
+        </w:tc>
+        <w:tc>
+          <w:tcPr>
+            <w:tcW w:w="1251" w:type="dxa"/>
+            <w:vAlign w:val="center"/>
+          </w:tcPr>
+          <w:p>
+            <w:pPr>
+              <w:pStyle w:val="Compact"/>
+              <w:spacing w:before="0" w:after="0" w:line="280" w:lineRule="exact"/>
+              <w:jc w:val="center"/>
+            </w:pPr>
+            <w:r>
+              <w:rPr>
+                <w:sz w:val="24"/>
+              </w:rPr>
+              <w:t>5</w:t>
+            </w:r>
+          </w:p>
+        </w:tc>
+        <w:tc>
+          <w:tcPr>
+            <w:tcW w:w="1390" w:type="dxa"/>
+            <w:vAlign w:val="center"/>
+          </w:tcPr>
+          <w:p>
+            <w:pPr>
+              <w:pStyle w:val="Compact"/>
+              <w:spacing w:before="0" w:after="0" w:line="280" w:lineRule="exact"/>
+              <w:jc w:val="center"/>
+            </w:pPr>
+            <w:r>
+              <w:rPr>
+                <w:sz w:val="24"/>
+              </w:rPr>
+              <w:t>Нет публичных отзывов</w:t>
+            </w:r>
+          </w:p>
+        </w:tc>
+      </w:tr>
+      <w:tr>
+        <w:trPr>
+          <w:cantSplit/>
+          <w:jc w:val="center"/>
+        </w:trPr>
+        <w:tc>
+          <w:tcPr>
+            <w:tcW w:w="439" w:type="dxa"/>
+            <w:vAlign w:val="center"/>
+          </w:tcPr>
+          <w:p>
+            <w:pPr>
+              <w:pStyle w:val="Compact"/>
+              <w:spacing w:before="0" w:after="0" w:line="280" w:lineRule="exact"/>
+              <w:jc w:val="center"/>
+            </w:pPr>
+            <w:r>
+              <w:rPr>
+                <w:sz w:val="24"/>
+              </w:rPr>
+              <w:t>14</w:t>
+            </w:r>
+          </w:p>
+        </w:tc>
+        <w:tc>
+          <w:tcPr>
+            <w:tcW w:w="1075" w:type="dxa"/>
+            <w:vAlign w:val="center"/>
+          </w:tcPr>
+          <w:p>
+            <w:pPr>
+              <w:pStyle w:val="Compact"/>
+              <w:spacing w:before="0" w:after="0" w:line="280" w:lineRule="exact"/>
+              <w:jc w:val="center"/>
+            </w:pPr>
+            <w:r>
+              <w:rPr>
+                <w:i/>
+                <w:sz w:val="24"/>
+              </w:rPr>
+              <w:t>Arixcel</w:t>
+            </w:r>
+          </w:p>
+        </w:tc>
+        <w:tc>
+          <w:tcPr>
+            <w:tcW w:w="1338" w:type="dxa"/>
+            <w:vAlign w:val="center"/>
+          </w:tcPr>
+          <w:p>
+            <w:pPr>
+              <w:pStyle w:val="Compact"/>
+              <w:spacing w:before="0" w:after="0" w:line="280" w:lineRule="exact"/>
+              <w:jc w:val="center"/>
+            </w:pPr>
+            <w:r>
+              <w:rPr>
+                <w:sz w:val="24"/>
+              </w:rPr>
+              <w:t>Отзывы</w:t>
+            </w:r>
+          </w:p>
+        </w:tc>
+        <w:tc>
+          <w:tcPr>
+            <w:tcW w:w="2786" w:type="dxa"/>
+            <w:vAlign w:val="center"/>
+          </w:tcPr>
+          <w:p>
+            <w:pPr>
+              <w:pStyle w:val="Compact"/>
+              <w:spacing w:before="0" w:after="0" w:line="280" w:lineRule="exact"/>
+              <w:jc w:val="center"/>
+            </w:pPr>
+            <w:r>
+              <w:rPr>
+                <w:sz w:val="24"/>
+              </w:rPr>
+              <w:t>https://www.g2.com/search?query=arixcel</w:t>
+            </w:r>
+          </w:p>
+        </w:tc>
+        <w:tc>
+          <w:tcPr>
+            <w:tcW w:w="1075" w:type="dxa"/>
+            <w:vAlign w:val="center"/>
+          </w:tcPr>
+          <w:p>
+            <w:pPr>
+              <w:pStyle w:val="Compact"/>
+              <w:spacing w:before="0" w:after="0" w:line="280" w:lineRule="exact"/>
+              <w:jc w:val="center"/>
+            </w:pPr>
+            <w:r>
+              <w:rPr>
+                <w:sz w:val="24"/>
+              </w:rPr>
+              <w:t>доверие</w:t>
+            </w:r>
+          </w:p>
+        </w:tc>
+        <w:tc>
+          <w:tcPr>
+            <w:tcW w:w="1251" w:type="dxa"/>
+            <w:vAlign w:val="center"/>
+          </w:tcPr>
+          <w:p>
+            <w:pPr>
+              <w:pStyle w:val="Compact"/>
+              <w:spacing w:before="0" w:after="0" w:line="280" w:lineRule="exact"/>
+              <w:jc w:val="center"/>
+            </w:pPr>
+            <w:r>
+              <w:rPr>
+                <w:sz w:val="24"/>
+              </w:rPr>
+              <w:t>4</w:t>
+            </w:r>
+          </w:p>
+        </w:tc>
+        <w:tc>
+          <w:tcPr>
+            <w:tcW w:w="1390" w:type="dxa"/>
+            <w:vAlign w:val="center"/>
+          </w:tcPr>
+          <w:p>
+            <w:pPr>
+              <w:pStyle w:val="Compact"/>
+              <w:spacing w:before="0" w:after="0" w:line="280" w:lineRule="exact"/>
+              <w:jc w:val="center"/>
+            </w:pPr>
+            <w:r>
+              <w:rPr>
+                <w:sz w:val="24"/>
+              </w:rPr>
+              <w:t>Один отзыв</w:t>
+            </w:r>
+          </w:p>
+        </w:tc>
+      </w:tr>
+      <w:tr>
+        <w:trPr>
+          <w:cantSplit/>
+          <w:jc w:val="center"/>
+        </w:trPr>
+        <w:tc>
+          <w:tcPr>
+            <w:tcW w:w="439" w:type="dxa"/>
+            <w:vAlign w:val="center"/>
+          </w:tcPr>
+          <w:p>
+            <w:pPr>
+              <w:pStyle w:val="Compact"/>
+              <w:spacing w:before="0" w:after="0" w:line="280" w:lineRule="exact"/>
+              <w:jc w:val="center"/>
+            </w:pPr>
+            <w:r>
+              <w:rPr>
+                <w:sz w:val="24"/>
+              </w:rPr>
+              <w:t>15</w:t>
+            </w:r>
+          </w:p>
+        </w:tc>
+        <w:tc>
+          <w:tcPr>
+            <w:tcW w:w="1075" w:type="dxa"/>
+            <w:vAlign w:val="center"/>
+          </w:tcPr>
+          <w:p>
+            <w:pPr>
+              <w:pStyle w:val="Compact"/>
+              <w:spacing w:before="0" w:after="0" w:line="280" w:lineRule="exact"/>
+              <w:jc w:val="center"/>
+            </w:pPr>
+            <w:r>
+              <w:rPr>
+                <w:i/>
+                <w:sz w:val="24"/>
+              </w:rPr>
+              <w:t>Operis</w:t>
+            </w:r>
+          </w:p>
+        </w:tc>
+        <w:tc>
+          <w:tcPr>
+            <w:tcW w:w="1338" w:type="dxa"/>
+            <w:vAlign w:val="center"/>
+          </w:tcPr>
+          <w:p>
+            <w:pPr>
+              <w:pStyle w:val="Compact"/>
+              <w:spacing w:before="0" w:after="0" w:line="280" w:lineRule="exact"/>
+              <w:jc w:val="center"/>
+            </w:pPr>
+            <w:r>
+              <w:rPr>
+                <w:i/>
+                <w:sz w:val="24"/>
+              </w:rPr>
+              <w:t>AppSource</w:t>
+            </w:r>
+          </w:p>
+        </w:tc>
+        <w:tc>
+          <w:tcPr>
+            <w:tcW w:w="2786" w:type="dxa"/>
+            <w:vAlign w:val="center"/>
+          </w:tcPr>
+          <w:p>
+            <w:pPr>
+              <w:pStyle w:val="Compact"/>
+              <w:spacing w:before="0" w:after="0" w:line="280" w:lineRule="exact"/>
+              <w:jc w:val="center"/>
+            </w:pPr>
+            <w:r>
+              <w:rPr>
+                <w:sz w:val="24"/>
+              </w:rPr>
+              <w:t>https://appsource.microsoft.com/</w:t>
+            </w:r>
+          </w:p>
+        </w:tc>
+        <w:tc>
+          <w:tcPr>
+            <w:tcW w:w="1075" w:type="dxa"/>
+            <w:vAlign w:val="center"/>
+          </w:tcPr>
+          <w:p>
+            <w:pPr>
+              <w:pStyle w:val="Compact"/>
+              <w:spacing w:before="0" w:after="0" w:line="280" w:lineRule="exact"/>
+              <w:jc w:val="center"/>
+            </w:pPr>
+            <w:r>
+              <w:rPr>
+                <w:sz w:val="24"/>
+              </w:rPr>
+              <w:t>канал</w:t>
+            </w:r>
+          </w:p>
+        </w:tc>
+        <w:tc>
+          <w:tcPr>
+            <w:tcW w:w="1251" w:type="dxa"/>
+            <w:vAlign w:val="center"/>
+          </w:tcPr>
+          <w:p>
+            <w:pPr>
+              <w:pStyle w:val="Compact"/>
+              <w:spacing w:before="0" w:after="0" w:line="280" w:lineRule="exact"/>
+              <w:jc w:val="center"/>
+            </w:pPr>
+            <w:r>
+              <w:rPr>
+                <w:sz w:val="24"/>
+              </w:rPr>
+              <w:t>3</w:t>
+            </w:r>
+          </w:p>
+        </w:tc>
+        <w:tc>
+          <w:tcPr>
+            <w:tcW w:w="1390" w:type="dxa"/>
+            <w:vAlign w:val="center"/>
+          </w:tcPr>
+          <w:p>
+            <w:pPr>
+              <w:pStyle w:val="Compact"/>
+              <w:spacing w:before="0" w:after="0" w:line="280" w:lineRule="exact"/>
+              <w:jc w:val="center"/>
+            </w:pPr>
+            <w:r>
+              <w:rPr>
+                <w:sz w:val="24"/>
+              </w:rPr>
+              <w:t>Видимость в магазине низкая</w:t>
+            </w:r>
+          </w:p>
+        </w:tc>
+      </w:tr>
+      <w:tr>
+        <w:trPr>
+          <w:cantSplit/>
+          <w:jc w:val="center"/>
+        </w:trPr>
+        <w:tc>
+          <w:tcPr>
+            <w:tcW w:w="439" w:type="dxa"/>
+            <w:vAlign w:val="center"/>
+          </w:tcPr>
+          <w:p>
+            <w:pPr>
+              <w:pStyle w:val="Compact"/>
+              <w:spacing w:before="0" w:after="0" w:line="280" w:lineRule="exact"/>
+              <w:jc w:val="center"/>
+            </w:pPr>
+            <w:r>
+              <w:rPr>
+                <w:sz w:val="24"/>
+              </w:rPr>
+              <w:t>16</w:t>
+            </w:r>
+          </w:p>
+        </w:tc>
+        <w:tc>
+          <w:tcPr>
+            <w:tcW w:w="1075" w:type="dxa"/>
+            <w:vAlign w:val="center"/>
+          </w:tcPr>
+          <w:p>
+            <w:pPr>
+              <w:pStyle w:val="Compact"/>
+              <w:spacing w:before="0" w:after="0" w:line="280" w:lineRule="exact"/>
+              <w:jc w:val="center"/>
+            </w:pPr>
+            <w:r>
+              <w:rPr>
+                <w:i/>
+                <w:sz w:val="24"/>
+              </w:rPr>
+              <w:t>DataSnipper</w:t>
+            </w:r>
+          </w:p>
+        </w:tc>
+        <w:tc>
+          <w:tcPr>
+            <w:tcW w:w="1338" w:type="dxa"/>
+            <w:vAlign w:val="center"/>
+          </w:tcPr>
+          <w:p>
+            <w:pPr>
+              <w:pStyle w:val="Compact"/>
+              <w:spacing w:before="0" w:after="0" w:line="280" w:lineRule="exact"/>
+              <w:jc w:val="center"/>
+            </w:pPr>
+            <w:r>
+              <w:rPr>
+                <w:i/>
+                <w:sz w:val="24"/>
+              </w:rPr>
+              <w:t>AppSource</w:t>
+            </w:r>
+          </w:p>
+        </w:tc>
+        <w:tc>
+          <w:tcPr>
+            <w:tcW w:w="2786" w:type="dxa"/>
+            <w:vAlign w:val="center"/>
+          </w:tcPr>
+          <w:p>
+            <w:pPr>
+              <w:pStyle w:val="Compact"/>
+              <w:spacing w:before="0" w:after="0" w:line="280" w:lineRule="exact"/>
+              <w:jc w:val="center"/>
+            </w:pPr>
+            <w:r>
+              <w:rPr>
+                <w:sz w:val="24"/>
+              </w:rPr>
+              <w:t>https://appsource.microsoft.com/</w:t>
+            </w:r>
+          </w:p>
+        </w:tc>
+        <w:tc>
+          <w:tcPr>
+            <w:tcW w:w="1075" w:type="dxa"/>
+            <w:vAlign w:val="center"/>
+          </w:tcPr>
+          <w:p>
+            <w:pPr>
+              <w:pStyle w:val="Compact"/>
+              <w:spacing w:before="0" w:after="0" w:line="280" w:lineRule="exact"/>
+              <w:jc w:val="center"/>
+            </w:pPr>
+            <w:r>
+              <w:rPr>
+                <w:sz w:val="24"/>
+              </w:rPr>
+              <w:t>канал</w:t>
+            </w:r>
+          </w:p>
+        </w:tc>
+        <w:tc>
+          <w:tcPr>
+            <w:tcW w:w="1251" w:type="dxa"/>
+            <w:vAlign w:val="center"/>
+          </w:tcPr>
+          <w:p>
+            <w:pPr>
+              <w:pStyle w:val="Compact"/>
+              <w:spacing w:before="0" w:after="0" w:line="280" w:lineRule="exact"/>
+              <w:jc w:val="center"/>
+            </w:pPr>
+            <w:r>
+              <w:rPr>
+                <w:sz w:val="24"/>
+              </w:rPr>
+              <w:t>4</w:t>
+            </w:r>
+          </w:p>
+        </w:tc>
+        <w:tc>
+          <w:tcPr>
+            <w:tcW w:w="1390" w:type="dxa"/>
+            <w:vAlign w:val="center"/>
+          </w:tcPr>
+          <w:p>
+            <w:pPr>
+              <w:pStyle w:val="Compact"/>
+              <w:spacing w:before="0" w:after="0" w:line="280" w:lineRule="exact"/>
+              <w:jc w:val="center"/>
+            </w:pPr>
+            <w:r>
+              <w:rPr>
+                <w:sz w:val="24"/>
+              </w:rPr>
+              <w:t>Присутствует в магазине надстроек</w:t>
+            </w:r>
+          </w:p>
+        </w:tc>
+      </w:tr>
+      <w:tr>
+        <w:trPr>
+          <w:cantSplit/>
+          <w:jc w:val="center"/>
+        </w:trPr>
+        <w:tc>
+          <w:tcPr>
+            <w:tcW w:w="439" w:type="dxa"/>
+            <w:vAlign w:val="center"/>
+          </w:tcPr>
+          <w:p>
+            <w:pPr>
+              <w:pStyle w:val="Compact"/>
+              <w:spacing w:before="0" w:after="0" w:line="280" w:lineRule="exact"/>
+              <w:jc w:val="center"/>
+            </w:pPr>
+            <w:r>
+              <w:rPr>
+                <w:sz w:val="24"/>
+              </w:rPr>
+              <w:t>17</w:t>
+            </w:r>
+          </w:p>
+        </w:tc>
+        <w:tc>
+          <w:tcPr>
+            <w:tcW w:w="1075" w:type="dxa"/>
+            <w:vAlign w:val="center"/>
+          </w:tcPr>
+          <w:p>
+            <w:pPr>
+              <w:pStyle w:val="Compact"/>
+              <w:spacing w:before="0" w:after="0" w:line="280" w:lineRule="exact"/>
+              <w:jc w:val="center"/>
+            </w:pPr>
+            <w:r>
+              <w:rPr>
+                <w:i/>
+                <w:sz w:val="24"/>
+              </w:rPr>
+              <w:t>DataSnipper</w:t>
+            </w:r>
+          </w:p>
+        </w:tc>
+        <w:tc>
+          <w:tcPr>
+            <w:tcW w:w="1338" w:type="dxa"/>
+            <w:vAlign w:val="center"/>
+          </w:tcPr>
+          <w:p>
+            <w:pPr>
+              <w:pStyle w:val="Compact"/>
+              <w:spacing w:before="0" w:after="0" w:line="280" w:lineRule="exact"/>
+              <w:jc w:val="center"/>
+            </w:pPr>
+            <w:r>
+              <w:rPr>
+                <w:sz w:val="24"/>
+              </w:rPr>
+              <w:t>Безопасность</w:t>
+            </w:r>
+          </w:p>
+        </w:tc>
+        <w:tc>
+          <w:tcPr>
+            <w:tcW w:w="2786" w:type="dxa"/>
+            <w:vAlign w:val="center"/>
+          </w:tcPr>
+          <w:p>
+            <w:pPr>
+              <w:pStyle w:val="Compact"/>
+              <w:spacing w:before="0" w:after="0" w:line="280" w:lineRule="exact"/>
+              <w:jc w:val="center"/>
+            </w:pPr>
+            <w:r>
+              <w:rPr>
+                <w:sz w:val="24"/>
+              </w:rPr>
+              <w:t>https://www.datasnipper.com/security</w:t>
+            </w:r>
+          </w:p>
+        </w:tc>
+        <w:tc>
+          <w:tcPr>
+            <w:tcW w:w="1075" w:type="dxa"/>
+            <w:vAlign w:val="center"/>
+          </w:tcPr>
+          <w:p>
+            <w:pPr>
+              <w:pStyle w:val="Compact"/>
+              <w:spacing w:before="0" w:after="0" w:line="280" w:lineRule="exact"/>
+              <w:jc w:val="center"/>
+            </w:pPr>
+            <w:r>
+              <w:rPr>
+                <w:sz w:val="24"/>
+              </w:rPr>
+              <w:t>доверие</w:t>
+            </w:r>
+          </w:p>
+        </w:tc>
+        <w:tc>
+          <w:tcPr>
+            <w:tcW w:w="1251" w:type="dxa"/>
+            <w:vAlign w:val="center"/>
+          </w:tcPr>
+          <w:p>
+            <w:pPr>
+              <w:pStyle w:val="Compact"/>
+              <w:spacing w:before="0" w:after="0" w:line="280" w:lineRule="exact"/>
+              <w:jc w:val="center"/>
+            </w:pPr>
+            <w:r>
+              <w:rPr>
+                <w:sz w:val="24"/>
+              </w:rPr>
+              <w:t>5</w:t>
+            </w:r>
+          </w:p>
+        </w:tc>
+        <w:tc>
+          <w:tcPr>
+            <w:tcW w:w="1390" w:type="dxa"/>
+            <w:vAlign w:val="center"/>
+          </w:tcPr>
+          <w:p>
+            <w:pPr>
+              <w:pStyle w:val="Compact"/>
+              <w:spacing w:before="0" w:after="0" w:line="280" w:lineRule="exact"/>
+              <w:jc w:val="center"/>
+            </w:pPr>
+            <w:r>
+              <w:rPr>
+                <w:sz w:val="24"/>
+              </w:rPr>
+              <w:t>Самый подробный профиль безопасности среди специализированных игроков</w:t>
+            </w:r>
+          </w:p>
+        </w:tc>
+      </w:tr>
+      <w:tr>
+        <w:trPr>
+          <w:cantSplit/>
+          <w:jc w:val="center"/>
+        </w:trPr>
+        <w:tc>
+          <w:tcPr>
+            <w:tcW w:w="439" w:type="dxa"/>
+            <w:vAlign w:val="center"/>
+          </w:tcPr>
+          <w:p>
+            <w:pPr>
+              <w:pStyle w:val="Compact"/>
+              <w:spacing w:before="0" w:after="0" w:line="280" w:lineRule="exact"/>
+              <w:jc w:val="center"/>
+            </w:pPr>
+            <w:r>
+              <w:rPr>
+                <w:sz w:val="24"/>
+              </w:rPr>
+              <w:t>18</w:t>
+            </w:r>
+          </w:p>
+        </w:tc>
+        <w:tc>
+          <w:tcPr>
+            <w:tcW w:w="1075" w:type="dxa"/>
+            <w:vAlign w:val="center"/>
+          </w:tcPr>
+          <w:p>
+            <w:pPr>
+              <w:pStyle w:val="Compact"/>
+              <w:spacing w:before="0" w:after="0" w:line="280" w:lineRule="exact"/>
+              <w:jc w:val="center"/>
+            </w:pPr>
+            <w:r>
+              <w:rPr>
+                <w:i/>
+                <w:sz w:val="24"/>
+              </w:rPr>
+              <w:t>DataSnipper</w:t>
+            </w:r>
+          </w:p>
+        </w:tc>
+        <w:tc>
+          <w:tcPr>
+            <w:tcW w:w="1338" w:type="dxa"/>
+            <w:vAlign w:val="center"/>
+          </w:tcPr>
+          <w:p>
+            <w:pPr>
+              <w:pStyle w:val="Compact"/>
+              <w:spacing w:before="0" w:after="0" w:line="280" w:lineRule="exact"/>
+              <w:jc w:val="center"/>
+            </w:pPr>
+            <w:r>
+              <w:rPr>
+                <w:sz w:val="24"/>
+              </w:rPr>
+              <w:t>Цены</w:t>
+            </w:r>
+          </w:p>
+        </w:tc>
+        <w:tc>
+          <w:tcPr>
+            <w:tcW w:w="2786" w:type="dxa"/>
+            <w:vAlign w:val="center"/>
+          </w:tcPr>
+          <w:p>
+            <w:pPr>
+              <w:pStyle w:val="Compact"/>
+              <w:spacing w:before="0" w:after="0" w:line="280" w:lineRule="exact"/>
+              <w:jc w:val="center"/>
+            </w:pPr>
+            <w:r>
+              <w:rPr>
+                <w:sz w:val="24"/>
+              </w:rPr>
+              <w:t>https://www.datasnipper.com/pricing</w:t>
+            </w:r>
+          </w:p>
+        </w:tc>
+        <w:tc>
+          <w:tcPr>
+            <w:tcW w:w="1075" w:type="dxa"/>
+            <w:vAlign w:val="center"/>
+          </w:tcPr>
+          <w:p>
+            <w:pPr>
+              <w:pStyle w:val="Compact"/>
+              <w:spacing w:before="0" w:after="0" w:line="280" w:lineRule="exact"/>
+              <w:jc w:val="center"/>
+            </w:pPr>
+            <w:r>
+              <w:rPr>
+                <w:sz w:val="24"/>
+              </w:rPr>
+              <w:t>модель монетизации</w:t>
+            </w:r>
+          </w:p>
+        </w:tc>
+        <w:tc>
+          <w:tcPr>
+            <w:tcW w:w="1251" w:type="dxa"/>
+            <w:vAlign w:val="center"/>
+          </w:tcPr>
+          <w:p>
+            <w:pPr>
+              <w:pStyle w:val="Compact"/>
+              <w:spacing w:before="0" w:after="0" w:line="280" w:lineRule="exact"/>
+              <w:jc w:val="center"/>
+            </w:pPr>
+            <w:r>
+              <w:rPr>
+                <w:sz w:val="24"/>
+              </w:rPr>
+              <w:t>5</w:t>
+            </w:r>
+          </w:p>
+        </w:tc>
+        <w:tc>
+          <w:tcPr>
+            <w:tcW w:w="1390" w:type="dxa"/>
+            <w:vAlign w:val="center"/>
+          </w:tcPr>
+          <w:p>
+            <w:pPr>
+              <w:pStyle w:val="Compact"/>
+              <w:spacing w:before="0" w:after="0" w:line="280" w:lineRule="exact"/>
+              <w:jc w:val="center"/>
+            </w:pPr>
+            <w:r>
+              <w:rPr>
+                <w:sz w:val="24"/>
+              </w:rPr>
+              <w:t>Цена по запросу, вход через демо</w:t>
+            </w:r>
+          </w:p>
+        </w:tc>
+      </w:tr>
+      <w:tr>
+        <w:trPr>
+          <w:cantSplit/>
+          <w:jc w:val="center"/>
+        </w:trPr>
+        <w:tc>
+          <w:tcPr>
+            <w:tcW w:w="439" w:type="dxa"/>
+            <w:vAlign w:val="center"/>
+          </w:tcPr>
+          <w:p>
+            <w:pPr>
+              <w:pStyle w:val="Compact"/>
+              <w:spacing w:before="0" w:after="0" w:line="280" w:lineRule="exact"/>
+              <w:jc w:val="center"/>
+            </w:pPr>
+            <w:r>
+              <w:rPr>
+                <w:sz w:val="24"/>
+              </w:rPr>
+              <w:lastRenderedPageBreak/>
+              <w:t>19</w:t>
+            </w:r>
+          </w:p>
+        </w:tc>
+        <w:tc>
+          <w:tcPr>
+            <w:tcW w:w="1075" w:type="dxa"/>
+            <w:vAlign w:val="center"/>
+          </w:tcPr>
+          <w:p>
+            <w:pPr>
+              <w:pStyle w:val="Compact"/>
+              <w:spacing w:before="0" w:after="0" w:line="280" w:lineRule="exact"/>
+              <w:jc w:val="center"/>
+            </w:pPr>
+            <w:r>
+              <w:rPr>
+                <w:i/>
+                <w:sz w:val="24"/>
+              </w:rPr>
+              <w:t>DataSnipper</w:t>
+            </w:r>
+          </w:p>
+        </w:tc>
+        <w:tc>
+          <w:tcPr>
+            <w:tcW w:w="1338" w:type="dxa"/>
+            <w:vAlign w:val="center"/>
+          </w:tcPr>
+          <w:p>
+            <w:pPr>
+              <w:pStyle w:val="Compact"/>
+              <w:spacing w:before="0" w:after="0" w:line="280" w:lineRule="exact"/>
+              <w:jc w:val="center"/>
+            </w:pPr>
+            <w:r>
+              <w:rPr>
+                <w:sz w:val="24"/>
+              </w:rPr>
+              <w:t>Интеграции</w:t>
+            </w:r>
+          </w:p>
+        </w:tc>
+        <w:tc>
+          <w:tcPr>
+            <w:tcW w:w="2786" w:type="dxa"/>
+            <w:vAlign w:val="center"/>
+          </w:tcPr>
+          <w:p>
+            <w:pPr>
+              <w:pStyle w:val="Compact"/>
+              <w:spacing w:before="0" w:after="0" w:line="280" w:lineRule="exact"/>
+              <w:jc w:val="center"/>
+            </w:pPr>
+            <w:r>
+              <w:rPr>
+                <w:sz w:val="24"/>
+              </w:rPr>
+              <w:t>https://knowledge.datasnipper.com/en/collections/1449483-integrations</w:t>
+            </w:r>
+          </w:p>
+        </w:tc>
+        <w:tc>
+          <w:tcPr>
+            <w:tcW w:w="1075" w:type="dxa"/>
+            <w:vAlign w:val="center"/>
+          </w:tcPr>
+          <w:p>
+            <w:pPr>
+              <w:pStyle w:val="Compact"/>
+              <w:spacing w:before="0" w:after="0" w:line="280" w:lineRule="exact"/>
+              <w:jc w:val="center"/>
+            </w:pPr>
+            <w:r>
+              <w:rPr>
+                <w:sz w:val="24"/>
+              </w:rPr>
+              <w:t>ценность</w:t>
+            </w:r>
+          </w:p>
+        </w:tc>
+        <w:tc>
+          <w:tcPr>
+            <w:tcW w:w="1251" w:type="dxa"/>
+            <w:vAlign w:val="center"/>
+          </w:tcPr>
+          <w:p>
+            <w:pPr>
+              <w:pStyle w:val="Compact"/>
+              <w:spacing w:before="0" w:after="0" w:line="280" w:lineRule="exact"/>
+              <w:jc w:val="center"/>
+            </w:pPr>
+            <w:r>
+              <w:rPr>
+                <w:sz w:val="24"/>
+              </w:rPr>
+              <w:t>4</w:t>
+            </w:r>
+          </w:p>
+        </w:tc>
+        <w:tc>
+          <w:tcPr>
+            <w:tcW w:w="1390" w:type="dxa"/>
+            <w:vAlign w:val="center"/>
+          </w:tcPr>
+          <w:p>
+            <w:pPr>
+              <w:pStyle w:val="Compact"/>
+              <w:spacing w:before="0" w:after="0" w:line="280" w:lineRule="exact"/>
+              <w:jc w:val="center"/>
+            </w:pPr>
+            <w:r>
+              <w:rPr>
+                <w:sz w:val="24"/>
+              </w:rPr>
+              <w:t>Интеграции документов аудита, не проверки формул</w:t>
+            </w:r>
+          </w:p>
+        </w:tc>
+      </w:tr>
+      <w:tr>
+        <w:trPr>
+          <w:cantSplit/>
+          <w:jc w:val="center"/>
+        </w:trPr>
+        <w:tc>
+          <w:tcPr>
+            <w:tcW w:w="439" w:type="dxa"/>
+            <w:vAlign w:val="center"/>
+          </w:tcPr>
+          <w:p>
+            <w:pPr>
+              <w:pStyle w:val="Compact"/>
+              <w:spacing w:before="0" w:after="0" w:line="280" w:lineRule="exact"/>
+              <w:jc w:val="center"/>
+            </w:pPr>
+            <w:r>
+              <w:rPr>
+                <w:sz w:val="24"/>
+              </w:rPr>
+              <w:t>20</w:t>
+            </w:r>
+          </w:p>
+        </w:tc>
+        <w:tc>
+          <w:tcPr>
+            <w:tcW w:w="1075" w:type="dxa"/>
+            <w:vAlign w:val="center"/>
+          </w:tcPr>
+          <w:p>
+            <w:pPr>
+              <w:pStyle w:val="Compact"/>
+              <w:spacing w:before="0" w:after="0" w:line="280" w:lineRule="exact"/>
+              <w:jc w:val="center"/>
+            </w:pPr>
+            <w:r>
+              <w:rPr>
+                <w:i/>
+                <w:sz w:val="24"/>
+              </w:rPr>
+              <w:t>DataSnipper</w:t>
+            </w:r>
+          </w:p>
+        </w:tc>
+        <w:tc>
+          <w:tcPr>
+            <w:tcW w:w="1338" w:type="dxa"/>
+            <w:vAlign w:val="center"/>
+          </w:tcPr>
+          <w:p>
+            <w:pPr>
+              <w:pStyle w:val="Compact"/>
+              <w:spacing w:before="0" w:after="0" w:line="280" w:lineRule="exact"/>
+              <w:jc w:val="center"/>
+            </w:pPr>
+            <w:r>
+              <w:rPr>
+                <w:sz w:val="24"/>
+              </w:rPr>
+              <w:t xml:space="preserve">Отзывы </w:t>
+            </w:r>
+            <w:r>
+              <w:rPr>
+                <w:i/>
+                <w:sz w:val="24"/>
+              </w:rPr>
+              <w:t>Capterra</w:t>
+            </w:r>
+          </w:p>
+        </w:tc>
+        <w:tc>
+          <w:tcPr>
+            <w:tcW w:w="2786" w:type="dxa"/>
+            <w:vAlign w:val="center"/>
+          </w:tcPr>
+          <w:p>
+            <w:pPr>
+              <w:pStyle w:val="Compact"/>
+              <w:spacing w:before="0" w:after="0" w:line="280" w:lineRule="exact"/>
+              <w:jc w:val="center"/>
+            </w:pPr>
+            <w:r>
+              <w:rPr>
+                <w:sz w:val="24"/>
+              </w:rPr>
+              <w:t>https://www.capterra.com/p/10002513/DataSnipper/</w:t>
+            </w:r>
+          </w:p>
+        </w:tc>
+        <w:tc>
+          <w:tcPr>
+            <w:tcW w:w="1075" w:type="dxa"/>
+            <w:vAlign w:val="center"/>
+          </w:tcPr>
+          <w:p>
+            <w:pPr>
+              <w:pStyle w:val="Compact"/>
+              <w:spacing w:before="0" w:after="0" w:line="280" w:lineRule="exact"/>
+              <w:jc w:val="center"/>
+            </w:pPr>
+            <w:r>
+              <w:rPr>
+                <w:sz w:val="24"/>
+              </w:rPr>
+              <w:t>доверие</w:t>
+            </w:r>
+          </w:p>
+        </w:tc>
+        <w:tc>
+          <w:tcPr>
+            <w:tcW w:w="1251" w:type="dxa"/>
+            <w:vAlign w:val="center"/>
+          </w:tcPr>
+          <w:p>
+            <w:pPr>
+              <w:pStyle w:val="Compact"/>
+              <w:spacing w:before="0" w:after="0" w:line="280" w:lineRule="exact"/>
+              <w:jc w:val="center"/>
+            </w:pPr>
+            <w:r>
+              <w:rPr>
+                <w:sz w:val="24"/>
+              </w:rPr>
+              <w:t>5</w:t>
+            </w:r>
+          </w:p>
+        </w:tc>
+        <w:tc>
+          <w:tcPr>
+            <w:tcW w:w="1390" w:type="dxa"/>
+            <w:vAlign w:val="center"/>
+          </w:tcPr>
+          <w:p>
+            <w:pPr>
+              <w:pStyle w:val="Compact"/>
+              <w:spacing w:before="0" w:after="0" w:line="280" w:lineRule="exact"/>
+              <w:jc w:val="center"/>
+            </w:pPr>
+            <w:r>
+              <w:rPr>
+                <w:sz w:val="24"/>
+              </w:rPr>
+              <w:t>Сильный репутационный профиль</w:t>
+            </w:r>
+          </w:p>
+        </w:tc>
+      </w:tr>
+      <w:tr>
+        <w:trPr>
+          <w:cantSplit/>
+          <w:jc w:val="center"/>
+        </w:trPr>
+        <w:tc>
+          <w:tcPr>
+            <w:tcW w:w="439" w:type="dxa"/>
+            <w:vAlign w:val="center"/>
+          </w:tcPr>
+          <w:p>
+            <w:pPr>
+              <w:pStyle w:val="Compact"/>
+              <w:spacing w:before="0" w:after="0" w:line="280" w:lineRule="exact"/>
+              <w:jc w:val="center"/>
+            </w:pPr>
+            <w:r>
+              <w:rPr>
+                <w:sz w:val="24"/>
+              </w:rPr>
+              <w:t>21</w:t>
+            </w:r>
+          </w:p>
+        </w:tc>
+        <w:tc>
+          <w:tcPr>
+            <w:tcW w:w="1075" w:type="dxa"/>
+            <w:vAlign w:val="center"/>
+          </w:tcPr>
+          <w:p>
+            <w:pPr>
+              <w:pStyle w:val="Compact"/>
+              <w:spacing w:before="0" w:after="0" w:line="280" w:lineRule="exact"/>
+              <w:jc w:val="center"/>
+            </w:pPr>
+            <w:r>
+              <w:rPr>
+                <w:i/>
+                <w:sz w:val="24"/>
+              </w:rPr>
+              <w:t>Datarails</w:t>
+            </w:r>
+          </w:p>
+        </w:tc>
+        <w:tc>
+          <w:tcPr>
+            <w:tcW w:w="1338" w:type="dxa"/>
+            <w:vAlign w:val="center"/>
+          </w:tcPr>
+          <w:p>
+            <w:pPr>
+              <w:pStyle w:val="Compact"/>
+              <w:spacing w:before="0" w:after="0" w:line="280" w:lineRule="exact"/>
+              <w:jc w:val="center"/>
+            </w:pPr>
+            <w:r>
+              <w:rPr>
+                <w:sz w:val="24"/>
+              </w:rPr>
+              <w:t>Цены</w:t>
+            </w:r>
+          </w:p>
+        </w:tc>
+        <w:tc>
+          <w:tcPr>
+            <w:tcW w:w="2786" w:type="dxa"/>
+            <w:vAlign w:val="center"/>
+          </w:tcPr>
+          <w:p>
+            <w:pPr>
+              <w:pStyle w:val="Compact"/>
+              <w:spacing w:before="0" w:after="0" w:line="280" w:lineRule="exact"/>
+              <w:jc w:val="center"/>
+            </w:pPr>
+            <w:r>
+              <w:rPr>
+                <w:sz w:val="24"/>
+              </w:rPr>
+              <w:t>https://datarails.com/pricing/</w:t>
+            </w:r>
+          </w:p>
+        </w:tc>
+        <w:tc>
+          <w:tcPr>
+            <w:tcW w:w="1075" w:type="dxa"/>
+            <w:vAlign w:val="center"/>
+          </w:tcPr>
+          <w:p>
+            <w:pPr>
+              <w:pStyle w:val="Compact"/>
+              <w:spacing w:before="0" w:after="0" w:line="280" w:lineRule="exact"/>
+              <w:jc w:val="center"/>
+            </w:pPr>
+            <w:r>
+              <w:rPr>
+                <w:sz w:val="24"/>
+              </w:rPr>
+              <w:t>модель монетизации</w:t>
+            </w:r>
+          </w:p>
+        </w:tc>
+        <w:tc>
+          <w:tcPr>
+            <w:tcW w:w="1251" w:type="dxa"/>
+            <w:vAlign w:val="center"/>
+          </w:tcPr>
+          <w:p>
+            <w:pPr>
+              <w:pStyle w:val="Compact"/>
+              <w:spacing w:before="0" w:after="0" w:line="280" w:lineRule="exact"/>
+              <w:jc w:val="center"/>
+            </w:pPr>
+            <w:r>
+              <w:rPr>
+                <w:sz w:val="24"/>
+              </w:rPr>
+              <w:t>5</w:t>
+            </w:r>
+          </w:p>
+        </w:tc>
+        <w:tc>
+          <w:tcPr>
+            <w:tcW w:w="1390" w:type="dxa"/>
+            <w:vAlign w:val="center"/>
+          </w:tcPr>
+          <w:p>
+            <w:pPr>
+              <w:pStyle w:val="Compact"/>
+              <w:spacing w:before="0" w:after="0" w:line="280" w:lineRule="exact"/>
+              <w:jc w:val="center"/>
+            </w:pPr>
+            <w:r>
+              <w:rPr>
+                <w:sz w:val="24"/>
+              </w:rPr>
+              <w:t>Цена по запросу, длинный цикл продажи</w:t>
+            </w:r>
+          </w:p>
+        </w:tc>
+      </w:tr>
+      <w:tr>
+        <w:trPr>
+          <w:cantSplit/>
+          <w:jc w:val="center"/>
+        </w:trPr>
+        <w:tc>
+          <w:tcPr>
+            <w:tcW w:w="439" w:type="dxa"/>
+            <w:vAlign w:val="center"/>
+          </w:tcPr>
+          <w:p>
+            <w:pPr>
+              <w:pStyle w:val="Compact"/>
+              <w:spacing w:before="0" w:after="0" w:line="280" w:lineRule="exact"/>
+              <w:jc w:val="center"/>
+            </w:pPr>
+            <w:r>
+              <w:rPr>
+                <w:sz w:val="24"/>
+              </w:rPr>
+              <w:t>22</w:t>
+            </w:r>
+          </w:p>
+        </w:tc>
+        <w:tc>
+          <w:tcPr>
+            <w:tcW w:w="1075" w:type="dxa"/>
+            <w:vAlign w:val="center"/>
+          </w:tcPr>
+          <w:p>
+            <w:pPr>
+              <w:pStyle w:val="Compact"/>
+              <w:spacing w:before="0" w:after="0" w:line="280" w:lineRule="exact"/>
+              <w:jc w:val="center"/>
+            </w:pPr>
+            <w:r>
+              <w:rPr>
+                <w:i/>
+                <w:sz w:val="24"/>
+              </w:rPr>
+              <w:t>Datarails</w:t>
+            </w:r>
+          </w:p>
+        </w:tc>
+        <w:tc>
+          <w:tcPr>
+            <w:tcW w:w="1338" w:type="dxa"/>
+            <w:vAlign w:val="center"/>
+          </w:tcPr>
+          <w:p>
+            <w:pPr>
+              <w:pStyle w:val="Compact"/>
+              <w:spacing w:before="0" w:after="0" w:line="280" w:lineRule="exact"/>
+              <w:jc w:val="center"/>
+            </w:pPr>
+            <w:r>
+              <w:rPr>
+                <w:sz w:val="24"/>
+              </w:rPr>
+              <w:t>Центр доверия</w:t>
+            </w:r>
+          </w:p>
+        </w:tc>
+        <w:tc>
+          <w:tcPr>
+            <w:tcW w:w="2786" w:type="dxa"/>
+            <w:vAlign w:val="center"/>
+          </w:tcPr>
+          <w:p>
+            <w:pPr>
+              <w:pStyle w:val="Compact"/>
+              <w:spacing w:before="0" w:after="0" w:line="280" w:lineRule="exact"/>
+              <w:jc w:val="center"/>
+            </w:pPr>
+            <w:r>
+              <w:rPr>
+                <w:sz w:val="24"/>
+              </w:rPr>
+              <w:t>https://trust.datarails.com/overview</w:t>
+            </w:r>
+          </w:p>
+        </w:tc>
+        <w:tc>
+          <w:tcPr>
+            <w:tcW w:w="1075" w:type="dxa"/>
+            <w:vAlign w:val="center"/>
+          </w:tcPr>
+          <w:p>
+            <w:pPr>
+              <w:pStyle w:val="Compact"/>
+              <w:spacing w:before="0" w:after="0" w:line="280" w:lineRule="exact"/>
+              <w:jc w:val="center"/>
+            </w:pPr>
+            <w:r>
+              <w:rPr>
+                <w:sz w:val="24"/>
+              </w:rPr>
+              <w:t>доверие</w:t>
+            </w:r>
+          </w:p>
+        </w:tc>
+        <w:tc>
+          <w:tcPr>
+            <w:tcW w:w="1251" w:type="dxa"/>
+            <w:vAlign w:val="center"/>
+          </w:tcPr>
+          <w:p>
+            <w:pPr>
+              <w:pStyle w:val="Compact"/>
+              <w:spacing w:before="0" w:after="0" w:line="280" w:lineRule="exact"/>
+              <w:jc w:val="center"/>
+            </w:pPr>
+            <w:r>
+              <w:rPr>
+                <w:sz w:val="24"/>
+              </w:rPr>
+              <w:t>5</w:t>
+            </w:r>
+          </w:p>
+        </w:tc>
+        <w:tc>
+          <w:tcPr>
+            <w:tcW w:w="1390" w:type="dxa"/>
+            <w:vAlign w:val="center"/>
+          </w:tcPr>
+          <w:p>
+            <w:pPr>
+              <w:pStyle w:val="Compact"/>
+              <w:spacing w:before="0" w:after="0" w:line="280" w:lineRule="exact"/>
+              <w:jc w:val="center"/>
+            </w:pPr>
+            <w:r>
+              <w:rPr>
+                <w:sz w:val="24"/>
+              </w:rPr>
+              <w:t>Самый полный профиль доверия</w:t>
+            </w:r>
+          </w:p>
+        </w:tc>
+      </w:tr>
+      <w:tr>
+        <w:trPr>
+          <w:cantSplit/>
+          <w:jc w:val="center"/>
+        </w:trPr>
+        <w:tc>
+          <w:tcPr>
+            <w:tcW w:w="439" w:type="dxa"/>
+            <w:vAlign w:val="center"/>
+          </w:tcPr>
+          <w:p>
+            <w:pPr>
+              <w:pStyle w:val="Compact"/>
+              <w:spacing w:before="0" w:after="0" w:line="280" w:lineRule="exact"/>
+              <w:jc w:val="center"/>
+            </w:pPr>
+            <w:r>
+              <w:rPr>
+                <w:sz w:val="24"/>
+              </w:rPr>
+              <w:t>23</w:t>
+            </w:r>
+          </w:p>
+        </w:tc>
+        <w:tc>
+          <w:tcPr>
+            <w:tcW w:w="1075" w:type="dxa"/>
+            <w:vAlign w:val="center"/>
+          </w:tcPr>
+          <w:p>
+            <w:pPr>
+              <w:pStyle w:val="Compact"/>
+              <w:spacing w:before="0" w:after="0" w:line="280" w:lineRule="exact"/>
+              <w:jc w:val="center"/>
+            </w:pPr>
+            <w:r>
+              <w:rPr>
+                <w:i/>
+                <w:sz w:val="24"/>
+              </w:rPr>
+              <w:t>Datarails</w:t>
+            </w:r>
+          </w:p>
+        </w:tc>
+        <w:tc>
+          <w:tcPr>
+            <w:tcW w:w="1338" w:type="dxa"/>
+            <w:vAlign w:val="center"/>
+          </w:tcPr>
+          <w:p>
+            <w:pPr>
+              <w:pStyle w:val="Compact"/>
+              <w:spacing w:before="0" w:after="0" w:line="280" w:lineRule="exact"/>
+              <w:jc w:val="center"/>
+            </w:pPr>
+            <w:r>
+              <w:rPr>
+                <w:sz w:val="24"/>
+              </w:rPr>
+              <w:t>Интеграции</w:t>
+            </w:r>
+          </w:p>
+        </w:tc>
+        <w:tc>
+          <w:tcPr>
+            <w:tcW w:w="2786" w:type="dxa"/>
+            <w:vAlign w:val="center"/>
+          </w:tcPr>
+          <w:p>
+            <w:pPr>
+              <w:pStyle w:val="Compact"/>
+              <w:spacing w:before="0" w:after="0" w:line="280" w:lineRule="exact"/>
+              <w:jc w:val="center"/>
+            </w:pPr>
+            <w:r>
+              <w:rPr>
+                <w:sz w:val="24"/>
+              </w:rPr>
+              <w:t>https://datarails.com/integrations/</w:t>
+            </w:r>
+          </w:p>
+        </w:tc>
+        <w:tc>
+          <w:tcPr>
+            <w:tcW w:w="1075" w:type="dxa"/>
+            <w:vAlign w:val="center"/>
+          </w:tcPr>
+          <w:p>
+            <w:pPr>
+              <w:pStyle w:val="Compact"/>
+              <w:spacing w:before="0" w:after="0" w:line="280" w:lineRule="exact"/>
+              <w:jc w:val="center"/>
+            </w:pPr>
+            <w:r>
+              <w:rPr>
+                <w:sz w:val="24"/>
+              </w:rPr>
+              <w:t>ценность</w:t>
+            </w:r>
+          </w:p>
+        </w:tc>
+        <w:tc>
+          <w:tcPr>
+            <w:tcW w:w="1251" w:type="dxa"/>
+            <w:vAlign w:val="center"/>
+          </w:tcPr>
+          <w:p>
+            <w:pPr>
+              <w:pStyle w:val="Compact"/>
+              <w:spacing w:before="0" w:after="0" w:line="280" w:lineRule="exact"/>
+              <w:jc w:val="center"/>
+            </w:pPr>
+            <w:r>
+              <w:rPr>
+                <w:sz w:val="24"/>
+              </w:rPr>
+              <w:t>4</w:t>
+            </w:r>
+          </w:p>
+        </w:tc>
+        <w:tc>
+          <w:tcPr>
+            <w:tcW w:w="1390" w:type="dxa"/>
+            <w:vAlign w:val="center"/>
+          </w:tcPr>
+          <w:p>
+            <w:pPr>
+              <w:pStyle w:val="Compact"/>
+              <w:spacing w:before="0" w:after="0" w:line="280" w:lineRule="exact"/>
+              <w:jc w:val="center"/>
+            </w:pPr>
+            <w:r>
+              <w:rPr>
+                <w:sz w:val="24"/>
+              </w:rPr>
+              <w:t>Интеграции - барьер переключения</w:t>
+            </w:r>
+          </w:p>
+        </w:tc>
+      </w:tr>
+      <w:tr>
+        <w:trPr>
+          <w:cantSplit/>
+          <w:jc w:val="center"/>
+        </w:trPr>
+        <w:tc>
+          <w:tcPr>
+            <w:tcW w:w="439" w:type="dxa"/>
+            <w:vAlign w:val="center"/>
+          </w:tcPr>
+          <w:p>
+            <w:pPr>
+              <w:pStyle w:val="Compact"/>
+              <w:spacing w:before="0" w:after="0" w:line="280" w:lineRule="exact"/>
+              <w:jc w:val="center"/>
+            </w:pPr>
+            <w:r>
+              <w:rPr>
+                <w:sz w:val="24"/>
+              </w:rPr>
+              <w:t>24</w:t>
+            </w:r>
+          </w:p>
+        </w:tc>
+        <w:tc>
+          <w:tcPr>
+            <w:tcW w:w="1075" w:type="dxa"/>
+            <w:vAlign w:val="center"/>
+          </w:tcPr>
+          <w:p>
+            <w:pPr>
+              <w:pStyle w:val="Compact"/>
+              <w:spacing w:before="0" w:after="0" w:line="280" w:lineRule="exact"/>
+              <w:jc w:val="center"/>
+            </w:pPr>
+            <w:r>
+              <w:rPr>
+                <w:i/>
+                <w:sz w:val="24"/>
+              </w:rPr>
+              <w:t>Datarails</w:t>
+            </w:r>
+          </w:p>
+        </w:tc>
+        <w:tc>
+          <w:tcPr>
+            <w:tcW w:w="1338" w:type="dxa"/>
+            <w:vAlign w:val="center"/>
+          </w:tcPr>
+          <w:p>
+            <w:pPr>
+              <w:pStyle w:val="Compact"/>
+              <w:spacing w:before="0" w:after="0" w:line="280" w:lineRule="exact"/>
+              <w:jc w:val="center"/>
+            </w:pPr>
+            <w:r>
+              <w:rPr>
+                <w:sz w:val="24"/>
+              </w:rPr>
+              <w:t xml:space="preserve">Отзывы </w:t>
+            </w:r>
+            <w:r>
+              <w:rPr>
+                <w:i/>
+                <w:sz w:val="24"/>
+              </w:rPr>
+              <w:t>Capterra</w:t>
+            </w:r>
+          </w:p>
+        </w:tc>
+        <w:tc>
+          <w:tcPr>
+            <w:tcW w:w="2786" w:type="dxa"/>
+            <w:vAlign w:val="center"/>
+          </w:tcPr>
+          <w:p>
+            <w:pPr>
+              <w:pStyle w:val="Compact"/>
+              <w:spacing w:before="0" w:after="0" w:line="280" w:lineRule="exact"/>
+              <w:jc w:val="center"/>
+            </w:pPr>
+            <w:r>
+              <w:rPr>
+                <w:sz w:val="24"/>
+              </w:rPr>
+              <w:t>https://www.capterra.com/p/177451/DataRails/</w:t>
+            </w:r>
+          </w:p>
+        </w:tc>
+        <w:tc>
+          <w:tcPr>
+            <w:tcW w:w="1075" w:type="dxa"/>
+            <w:vAlign w:val="center"/>
+          </w:tcPr>
+          <w:p>
+            <w:pPr>
+              <w:pStyle w:val="Compact"/>
+              <w:spacing w:before="0" w:after="0" w:line="280" w:lineRule="exact"/>
+              <w:jc w:val="center"/>
+            </w:pPr>
+            <w:r>
+              <w:rPr>
+                <w:sz w:val="24"/>
+              </w:rPr>
+              <w:t>доверие</w:t>
+            </w:r>
+          </w:p>
+        </w:tc>
+        <w:tc>
+          <w:tcPr>
+            <w:tcW w:w="1251" w:type="dxa"/>
+            <w:vAlign w:val="center"/>
+          </w:tcPr>
+          <w:p>
+            <w:pPr>
+              <w:pStyle w:val="Compact"/>
+              <w:spacing w:before="0" w:after="0" w:line="280" w:lineRule="exact"/>
+              <w:jc w:val="center"/>
+            </w:pPr>
+            <w:r>
+              <w:rPr>
+                <w:sz w:val="24"/>
+              </w:rPr>
+              <w:t>5</w:t>
+            </w:r>
+          </w:p>
+        </w:tc>
+        <w:tc>
+          <w:tcPr>
+            <w:tcW w:w="1390" w:type="dxa"/>
+            <w:vAlign w:val="center"/>
+          </w:tcPr>
+          <w:p>
+            <w:pPr>
+              <w:pStyle w:val="Compact"/>
+              <w:spacing w:before="0" w:after="0" w:line="280" w:lineRule="exact"/>
+              <w:jc w:val="center"/>
+            </w:pPr>
+            <w:r>
+              <w:rPr>
+                <w:sz w:val="24"/>
+              </w:rPr>
+              <w:t>Сильный репутационный профиль</w:t>
+            </w:r>
+          </w:p>
+        </w:tc>
+      </w:tr>
+      <w:tr>
+        <w:trPr>
+          <w:cantSplit/>
+          <w:jc w:val="center"/>
+        </w:trPr>
+        <w:tc>
+          <w:tcPr>
+            <w:tcW w:w="439" w:type="dxa"/>
+            <w:vAlign w:val="center"/>
+          </w:tcPr>
+          <w:p>
+            <w:pPr>
+              <w:pStyle w:val="Compact"/>
+              <w:spacing w:before="0" w:after="0" w:line="280" w:lineRule="exact"/>
+              <w:jc w:val="center"/>
+            </w:pPr>
+            <w:r>
+              <w:rPr>
+                <w:sz w:val="24"/>
+              </w:rPr>
+              <w:t>25</w:t>
+            </w:r>
+          </w:p>
+        </w:tc>
+        <w:tc>
+          <w:tcPr>
+            <w:tcW w:w="1075" w:type="dxa"/>
+            <w:vAlign w:val="center"/>
+          </w:tcPr>
+          <w:p>
+            <w:pPr>
+              <w:pStyle w:val="Compact"/>
+              <w:spacing w:before="0" w:after="0" w:line="280" w:lineRule="exact"/>
+              <w:jc w:val="center"/>
+            </w:pPr>
+            <w:r>
+              <w:rPr>
+                <w:i/>
+                <w:sz w:val="24"/>
+              </w:rPr>
+              <w:t>Arixcel</w:t>
+            </w:r>
+          </w:p>
+        </w:tc>
+        <w:tc>
+          <w:tcPr>
+            <w:tcW w:w="1338" w:type="dxa"/>
+            <w:vAlign w:val="center"/>
+          </w:tcPr>
+          <w:p>
+            <w:pPr>
+              <w:pStyle w:val="Compact"/>
+              <w:spacing w:before="0" w:after="0" w:line="280" w:lineRule="exact"/>
+              <w:jc w:val="center"/>
+            </w:pPr>
+            <w:r>
+              <w:rPr>
+                <w:sz w:val="24"/>
+              </w:rPr>
+              <w:t>Лицензирование</w:t>
+            </w:r>
+          </w:p>
+        </w:tc>
+        <w:tc>
+          <w:tcPr>
+            <w:tcW w:w="2786" w:type="dxa"/>
+            <w:vAlign w:val="center"/>
+          </w:tcPr>
+          <w:p>
+            <w:pPr>
+              <w:pStyle w:val="Compact"/>
+              <w:spacing w:before="0" w:after="0" w:line="280" w:lineRule="exact"/>
+              <w:jc w:val="center"/>
+            </w:pPr>
+            <w:r>
+              <w:rPr>
+                <w:sz w:val="24"/>
+              </w:rPr>
+              <w:t>https://www.arixcel.com/explorer/download</w:t>
+            </w:r>
+          </w:p>
+        </w:tc>
+        <w:tc>
+          <w:tcPr>
+            <w:tcW w:w="1075" w:type="dxa"/>
+            <w:vAlign w:val="center"/>
+          </w:tcPr>
+          <w:p>
+            <w:pPr>
+              <w:pStyle w:val="Compact"/>
+              <w:spacing w:before="0" w:after="0" w:line="280" w:lineRule="exact"/>
+              <w:jc w:val="center"/>
+            </w:pPr>
+            <w:r>
+              <w:rPr>
+                <w:sz w:val="24"/>
+              </w:rPr>
+              <w:t>модель монетизации</w:t>
+            </w:r>
+          </w:p>
+        </w:tc>
+        <w:tc>
+          <w:tcPr>
+            <w:tcW w:w="1251" w:type="dxa"/>
+            <w:vAlign w:val="center"/>
+          </w:tcPr>
+          <w:p>
+            <w:pPr>
+              <w:pStyle w:val="Compact"/>
+              <w:spacing w:before="0" w:after="0" w:line="280" w:lineRule="exact"/>
+              <w:jc w:val="center"/>
+            </w:pPr>
+            <w:r>
+              <w:rPr>
+                <w:sz w:val="24"/>
+              </w:rPr>
+              <w:t>5</w:t>
+            </w:r>
+          </w:p>
+        </w:tc>
+        <w:tc>
+          <w:tcPr>
+            <w:tcW w:w="1390" w:type="dxa"/>
+            <w:vAlign w:val="center"/>
+          </w:tcPr>
+          <w:p>
+            <w:pPr>
+              <w:pStyle w:val="Compact"/>
+              <w:spacing w:before="0" w:after="0" w:line="280" w:lineRule="exact"/>
+              <w:jc w:val="center"/>
+            </w:pPr>
+            <w:r>
+              <w:rPr>
+                <w:sz w:val="24"/>
+              </w:rPr>
+              <w:t>Цена опубликована, лестницы тарифов нет</w:t>
+            </w:r>
+          </w:p>
+        </w:tc>
+      </w:tr>
+      <w:tr>
+        <w:trPr>
+          <w:cantSplit/>
+          <w:jc w:val="center"/>
+        </w:trPr>
+        <w:tc>
+          <w:tcPr>
+            <w:tcW w:w="439" w:type="dxa"/>
+            <w:vAlign w:val="center"/>
+          </w:tcPr>
+          <w:p>
+            <w:pPr>
+              <w:pStyle w:val="Compact"/>
+              <w:spacing w:before="0" w:after="0" w:line="280" w:lineRule="exact"/>
+              <w:jc w:val="center"/>
+            </w:pPr>
+            <w:r>
+              <w:rPr>
+                <w:sz w:val="24"/>
+              </w:rPr>
+              <w:t>26</w:t>
+            </w:r>
+          </w:p>
+        </w:tc>
+        <w:tc>
+          <w:tcPr>
+            <w:tcW w:w="1075" w:type="dxa"/>
+            <w:vAlign w:val="center"/>
+          </w:tcPr>
+          <w:p>
+            <w:pPr>
+              <w:pStyle w:val="Compact"/>
+              <w:spacing w:before="0" w:after="0" w:line="280" w:lineRule="exact"/>
+              <w:jc w:val="center"/>
+            </w:pPr>
+            <w:r>
+              <w:rPr>
+                <w:i/>
+                <w:sz w:val="24"/>
+              </w:rPr>
+              <w:t>Operis</w:t>
+            </w:r>
+          </w:p>
+        </w:tc>
+        <w:tc>
+          <w:tcPr>
+            <w:tcW w:w="1338" w:type="dxa"/>
+            <w:vAlign w:val="center"/>
+          </w:tcPr>
+          <w:p>
+            <w:pPr>
+              <w:pStyle w:val="Compact"/>
+              <w:spacing w:before="0" w:after="0" w:line="280" w:lineRule="exact"/>
+              <w:jc w:val="center"/>
+            </w:pPr>
+            <w:r>
+              <w:rPr>
+                <w:sz w:val="24"/>
+              </w:rPr>
+              <w:t xml:space="preserve">Цены </w:t>
+            </w:r>
+            <w:r>
+              <w:rPr>
+                <w:i/>
+                <w:sz w:val="24"/>
+              </w:rPr>
+              <w:t>OAK</w:t>
+            </w:r>
+          </w:p>
+        </w:tc>
+        <w:tc>
+          <w:tcPr>
+            <w:tcW w:w="2786" w:type="dxa"/>
+            <w:vAlign w:val="center"/>
+          </w:tcPr>
+          <w:p>
+            <w:pPr>
+              <w:pStyle w:val="Compact"/>
+              <w:spacing w:before="0" w:after="0" w:line="280" w:lineRule="exact"/>
+              <w:jc w:val="center"/>
+            </w:pPr>
+            <w:r>
+              <w:rPr>
+                <w:sz w:val="24"/>
+              </w:rPr>
+              <w:t>https://www.operisanalysiskit.com/oak-price/</w:t>
+            </w:r>
+          </w:p>
+        </w:tc>
+        <w:tc>
+          <w:tcPr>
+            <w:tcW w:w="1075" w:type="dxa"/>
+            <w:vAlign w:val="center"/>
+          </w:tcPr>
+          <w:p>
+            <w:pPr>
+              <w:pStyle w:val="Compact"/>
+              <w:spacing w:before="0" w:after="0" w:line="280" w:lineRule="exact"/>
+              <w:jc w:val="center"/>
+            </w:pPr>
+            <w:r>
+              <w:rPr>
+                <w:sz w:val="24"/>
+              </w:rPr>
+              <w:t>модель монетизации</w:t>
+            </w:r>
+          </w:p>
+        </w:tc>
+        <w:tc>
+          <w:tcPr>
+            <w:tcW w:w="1251" w:type="dxa"/>
+            <w:vAlign w:val="center"/>
+          </w:tcPr>
+          <w:p>
+            <w:pPr>
+              <w:pStyle w:val="Compact"/>
+              <w:spacing w:before="0" w:after="0" w:line="280" w:lineRule="exact"/>
+              <w:jc w:val="center"/>
+            </w:pPr>
+            <w:r>
+              <w:rPr>
+                <w:sz w:val="24"/>
+              </w:rPr>
+              <w:t>5</w:t>
+            </w:r>
+          </w:p>
+        </w:tc>
+        <w:tc>
+          <w:tcPr>
+            <w:tcW w:w="1390" w:type="dxa"/>
+            <w:vAlign w:val="center"/>
+          </w:tcPr>
+          <w:p>
+            <w:pPr>
+              <w:pStyle w:val="Compact"/>
+              <w:spacing w:before="0" w:after="0" w:line="280" w:lineRule="exact"/>
+              <w:jc w:val="center"/>
+            </w:pPr>
+            <w:r>
+              <w:rPr>
+                <w:sz w:val="24"/>
+              </w:rPr>
+              <w:t>Единичная цена, продажа без консультанта</w:t>
+            </w:r>
+          </w:p>
+        </w:tc>
+      </w:tr>
+      <w:tr>
+        <w:trPr>
+          <w:cantSplit/>
+          <w:jc w:val="center"/>
+        </w:trPr>
+        <w:tc>
+          <w:tcPr>
+            <w:tcW w:w="439" w:type="dxa"/>
+            <w:vAlign w:val="center"/>
+          </w:tcPr>
+          <w:p>
+            <w:pPr>
+              <w:pStyle w:val="Compact"/>
+              <w:spacing w:before="0" w:after="0" w:line="280" w:lineRule="exact"/>
+              <w:jc w:val="center"/>
+            </w:pPr>
+            <w:r>
+              <w:rPr>
+                <w:sz w:val="24"/>
+              </w:rPr>
+              <w:t>27</w:t>
+            </w:r>
+          </w:p>
+        </w:tc>
+        <w:tc>
+          <w:tcPr>
+            <w:tcW w:w="1075" w:type="dxa"/>
+            <w:vAlign w:val="center"/>
+          </w:tcPr>
+          <w:p>
+            <w:pPr>
+              <w:pStyle w:val="Compact"/>
+              <w:spacing w:before="0" w:after="0" w:line="280" w:lineRule="exact"/>
+              <w:jc w:val="center"/>
+            </w:pPr>
+            <w:r>
+              <w:rPr>
+                <w:i/>
+                <w:sz w:val="24"/>
+              </w:rPr>
+              <w:t>Shortcut</w:t>
+            </w:r>
+          </w:p>
+        </w:tc>
+        <w:tc>
+          <w:tcPr>
+            <w:tcW w:w="1338" w:type="dxa"/>
+            <w:vAlign w:val="center"/>
+          </w:tcPr>
+          <w:p>
+            <w:pPr>
+              <w:pStyle w:val="Compact"/>
+              <w:spacing w:before="0" w:after="0" w:line="280" w:lineRule="exact"/>
+              <w:jc w:val="center"/>
+            </w:pPr>
+            <w:r>
+              <w:rPr>
+                <w:sz w:val="24"/>
+              </w:rPr>
+              <w:t>Безопасность</w:t>
+            </w:r>
+          </w:p>
+        </w:tc>
+        <w:tc>
+          <w:tcPr>
+            <w:tcW w:w="2786" w:type="dxa"/>
+            <w:vAlign w:val="center"/>
+          </w:tcPr>
+          <w:p>
+            <w:pPr>
+              <w:pStyle w:val="Compact"/>
+              <w:spacing w:before="0" w:after="0" w:line="280" w:lineRule="exact"/>
+              <w:jc w:val="center"/>
+            </w:pPr>
+            <w:r>
+              <w:rPr>
+                <w:sz w:val="24"/>
+              </w:rPr>
+              <w:t>https://shortcut.ai/privacy</w:t>
+            </w:r>
+          </w:p>
+        </w:tc>
+        <w:tc>
+          <w:tcPr>
+            <w:tcW w:w="1075" w:type="dxa"/>
+            <w:vAlign w:val="center"/>
+          </w:tcPr>
+          <w:p>
+            <w:pPr>
+              <w:pStyle w:val="Compact"/>
+              <w:spacing w:before="0" w:after="0" w:line="280" w:lineRule="exact"/>
+              <w:jc w:val="center"/>
+            </w:pPr>
+            <w:r>
+              <w:rPr>
+                <w:sz w:val="24"/>
+              </w:rPr>
+              <w:t>доверие</w:t>
+            </w:r>
+          </w:p>
+        </w:tc>
+        <w:tc>
+          <w:tcPr>
+            <w:tcW w:w="1251" w:type="dxa"/>
+            <w:vAlign w:val="center"/>
+          </w:tcPr>
+          <w:p>
+            <w:pPr>
+              <w:pStyle w:val="Compact"/>
+              <w:spacing w:before="0" w:after="0" w:line="280" w:lineRule="exact"/>
+              <w:jc w:val="center"/>
+            </w:pPr>
+            <w:r>
+              <w:rPr>
+                <w:sz w:val="24"/>
+              </w:rPr>
+              <w:t>5</w:t>
+            </w:r>
+          </w:p>
+        </w:tc>
+        <w:tc>
+          <w:tcPr>
+            <w:tcW w:w="1390" w:type="dxa"/>
+            <w:vAlign w:val="center"/>
+          </w:tcPr>
+          <w:p>
+            <w:pPr>
+              <w:pStyle w:val="Compact"/>
+              <w:spacing w:before="0" w:after="0" w:line="280" w:lineRule="exact"/>
+              <w:jc w:val="center"/>
+            </w:pPr>
+            <w:r>
+              <w:rPr>
+                <w:sz w:val="24"/>
+              </w:rPr>
+              <w:t>Безопасность раскрыта в центре приватности</w:t>
+            </w:r>
+          </w:p>
+        </w:tc>
+      </w:tr>
+      <w:tr>
+        <w:trPr>
+          <w:cantSplit/>
+          <w:jc w:val="center"/>
+        </w:trPr>
+        <w:tc>
+          <w:tcPr>
+            <w:tcW w:w="439" w:type="dxa"/>
+            <w:vAlign w:val="center"/>
+          </w:tcPr>
+          <w:p>
+            <w:pPr>
+              <w:pStyle w:val="Compact"/>
+              <w:spacing w:before="0" w:after="0" w:line="280" w:lineRule="exact"/>
+              <w:jc w:val="center"/>
+            </w:pPr>
+            <w:r>
+              <w:rPr>
+                <w:sz w:val="24"/>
+              </w:rPr>
+              <w:lastRenderedPageBreak/>
+              <w:t>28</w:t>
+            </w:r>
+          </w:p>
+        </w:tc>
+        <w:tc>
+          <w:tcPr>
+            <w:tcW w:w="1075" w:type="dxa"/>
+            <w:vAlign w:val="center"/>
+          </w:tcPr>
+          <w:p>
+            <w:pPr>
+              <w:pStyle w:val="Compact"/>
+              <w:spacing w:before="0" w:after="0" w:line="280" w:lineRule="exact"/>
+              <w:jc w:val="center"/>
+            </w:pPr>
+            <w:r>
+              <w:rPr>
+                <w:i/>
+                <w:sz w:val="24"/>
+              </w:rPr>
+              <w:t>Numerous.ai</w:t>
+            </w:r>
+          </w:p>
+        </w:tc>
+        <w:tc>
+          <w:tcPr>
+            <w:tcW w:w="1338" w:type="dxa"/>
+            <w:vAlign w:val="center"/>
+          </w:tcPr>
+          <w:p>
+            <w:pPr>
+              <w:pStyle w:val="Compact"/>
+              <w:spacing w:before="0" w:after="0" w:line="280" w:lineRule="exact"/>
+              <w:jc w:val="center"/>
+            </w:pPr>
+            <w:r>
+              <w:rPr>
+                <w:sz w:val="24"/>
+              </w:rPr>
+              <w:t>Цены и регистрация</w:t>
+            </w:r>
+          </w:p>
+        </w:tc>
+        <w:tc>
+          <w:tcPr>
+            <w:tcW w:w="2786" w:type="dxa"/>
+            <w:vAlign w:val="center"/>
+          </w:tcPr>
+          <w:p>
+            <w:pPr>
+              <w:pStyle w:val="Compact"/>
+              <w:spacing w:before="0" w:after="0" w:line="280" w:lineRule="exact"/>
+              <w:jc w:val="center"/>
+            </w:pPr>
+            <w:r>
+              <w:rPr>
+                <w:sz w:val="24"/>
+              </w:rPr>
+              <w:t>https://numerous.ai/</w:t>
+            </w:r>
+          </w:p>
+        </w:tc>
+        <w:tc>
+          <w:tcPr>
+            <w:tcW w:w="1075" w:type="dxa"/>
+            <w:vAlign w:val="center"/>
+          </w:tcPr>
+          <w:p>
+            <w:pPr>
+              <w:pStyle w:val="Compact"/>
+              <w:spacing w:before="0" w:after="0" w:line="280" w:lineRule="exact"/>
+              <w:jc w:val="center"/>
+            </w:pPr>
+            <w:r>
+              <w:rPr>
+                <w:sz w:val="24"/>
+              </w:rPr>
+              <w:t>модель монетизации</w:t>
+            </w:r>
+          </w:p>
+        </w:tc>
+        <w:tc>
+          <w:tcPr>
+            <w:tcW w:w="1251" w:type="dxa"/>
+            <w:vAlign w:val="center"/>
+          </w:tcPr>
+          <w:p>
+            <w:pPr>
+              <w:pStyle w:val="Compact"/>
+              <w:spacing w:before="0" w:after="0" w:line="280" w:lineRule="exact"/>
+              <w:jc w:val="center"/>
+            </w:pPr>
+            <w:r>
+              <w:rPr>
+                <w:sz w:val="24"/>
+              </w:rPr>
+              <w:t>4</w:t>
+            </w:r>
+          </w:p>
+        </w:tc>
+        <w:tc>
+          <w:tcPr>
+            <w:tcW w:w="1390" w:type="dxa"/>
+            <w:vAlign w:val="center"/>
+          </w:tcPr>
+          <w:p>
+            <w:pPr>
+              <w:pStyle w:val="Compact"/>
+              <w:spacing w:before="0" w:after="0" w:line="280" w:lineRule="exact"/>
+              <w:jc w:val="center"/>
+            </w:pPr>
+            <w:r>
+              <w:rPr>
+                <w:sz w:val="24"/>
+              </w:rPr>
+              <w:t>Путь от пробы к подписке без продавца</w:t>
+            </w:r>
+          </w:p>
+        </w:tc>
+      </w:tr>
+      <w:tr>
+        <w:trPr>
+          <w:cantSplit/>
+          <w:jc w:val="center"/>
+        </w:trPr>
+        <w:tc>
+          <w:tcPr>
+            <w:tcW w:w="439" w:type="dxa"/>
+            <w:vAlign w:val="center"/>
+          </w:tcPr>
+          <w:p>
+            <w:pPr>
+              <w:pStyle w:val="Compact"/>
+              <w:spacing w:before="0" w:after="0" w:line="280" w:lineRule="exact"/>
+              <w:jc w:val="center"/>
+            </w:pPr>
+            <w:r>
+              <w:rPr>
+                <w:sz w:val="24"/>
+              </w:rPr>
+              <w:t>29</w:t>
+            </w:r>
+          </w:p>
+        </w:tc>
+        <w:tc>
+          <w:tcPr>
+            <w:tcW w:w="1075" w:type="dxa"/>
+            <w:vAlign w:val="center"/>
+          </w:tcPr>
+          <w:p>
+            <w:pPr>
+              <w:pStyle w:val="Compact"/>
+              <w:spacing w:before="0" w:after="0" w:line="280" w:lineRule="exact"/>
+              <w:jc w:val="center"/>
+            </w:pPr>
+            <w:r>
+              <w:rPr>
+                <w:i/>
+                <w:sz w:val="24"/>
+              </w:rPr>
+              <w:t>Numerous.ai</w:t>
+            </w:r>
+          </w:p>
+        </w:tc>
+        <w:tc>
+          <w:tcPr>
+            <w:tcW w:w="1338" w:type="dxa"/>
+            <w:vAlign w:val="center"/>
+          </w:tcPr>
+          <w:p>
+            <w:pPr>
+              <w:pStyle w:val="Compact"/>
+              <w:spacing w:before="0" w:after="0" w:line="280" w:lineRule="exact"/>
+              <w:jc w:val="center"/>
+            </w:pPr>
+            <w:r>
+              <w:rPr>
+                <w:sz w:val="24"/>
+              </w:rPr>
+              <w:t>Подвал сайта</w:t>
+            </w:r>
+          </w:p>
+        </w:tc>
+        <w:tc>
+          <w:tcPr>
+            <w:tcW w:w="2786" w:type="dxa"/>
+            <w:vAlign w:val="center"/>
+          </w:tcPr>
+          <w:p>
+            <w:pPr>
+              <w:pStyle w:val="Compact"/>
+              <w:spacing w:before="0" w:after="0" w:line="280" w:lineRule="exact"/>
+              <w:jc w:val="center"/>
+            </w:pPr>
+            <w:r>
+              <w:rPr>
+                <w:sz w:val="24"/>
+              </w:rPr>
+              <w:t>https://numerous.ai/</w:t>
+            </w:r>
+          </w:p>
+        </w:tc>
+        <w:tc>
+          <w:tcPr>
+            <w:tcW w:w="1075" w:type="dxa"/>
+            <w:vAlign w:val="center"/>
+          </w:tcPr>
+          <w:p>
+            <w:pPr>
+              <w:pStyle w:val="Compact"/>
+              <w:spacing w:before="0" w:after="0" w:line="280" w:lineRule="exact"/>
+              <w:jc w:val="center"/>
+            </w:pPr>
+            <w:r>
+              <w:rPr>
+                <w:sz w:val="24"/>
+              </w:rPr>
+              <w:t>доверие</w:t>
+            </w:r>
+          </w:p>
+        </w:tc>
+        <w:tc>
+          <w:tcPr>
+            <w:tcW w:w="1251" w:type="dxa"/>
+            <w:vAlign w:val="center"/>
+          </w:tcPr>
+          <w:p>
+            <w:pPr>
+              <w:pStyle w:val="Compact"/>
+              <w:spacing w:before="0" w:after="0" w:line="280" w:lineRule="exact"/>
+              <w:jc w:val="center"/>
+            </w:pPr>
+            <w:r>
+              <w:rPr>
+                <w:sz w:val="24"/>
+              </w:rPr>
+              <w:t>4</w:t>
+            </w:r>
+          </w:p>
+        </w:tc>
+        <w:tc>
+          <w:tcPr>
+            <w:tcW w:w="1390" w:type="dxa"/>
+            <w:vAlign w:val="center"/>
+          </w:tcPr>
+          <w:p>
+            <w:pPr>
+              <w:pStyle w:val="Compact"/>
+              <w:spacing w:before="0" w:after="0" w:line="280" w:lineRule="exact"/>
+              <w:jc w:val="center"/>
+            </w:pPr>
+            <w:r>
+              <w:rPr>
+                <w:sz w:val="24"/>
+              </w:rPr>
+              <w:t>Безопасность не раскрыта</w:t>
+            </w:r>
+          </w:p>
+        </w:tc>
+      </w:tr>
+      <w:tr>
+        <w:trPr>
+          <w:cantSplit/>
+          <w:jc w:val="center"/>
+        </w:trPr>
+        <w:tc>
+          <w:tcPr>
+            <w:tcW w:w="439" w:type="dxa"/>
+            <w:vAlign w:val="center"/>
+          </w:tcPr>
+          <w:p>
+            <w:pPr>
+              <w:pStyle w:val="Compact"/>
+              <w:spacing w:before="0" w:after="0" w:line="280" w:lineRule="exact"/>
+              <w:jc w:val="center"/>
+            </w:pPr>
+            <w:r>
+              <w:rPr>
+                <w:sz w:val="24"/>
+              </w:rPr>
+              <w:t>30</w:t>
+            </w:r>
+          </w:p>
+        </w:tc>
+        <w:tc>
+          <w:tcPr>
+            <w:tcW w:w="1075" w:type="dxa"/>
+            <w:vAlign w:val="center"/>
+          </w:tcPr>
+          <w:p>
+            <w:pPr>
+              <w:pStyle w:val="Compact"/>
+              <w:spacing w:before="0" w:after="0" w:line="280" w:lineRule="exact"/>
+              <w:jc w:val="center"/>
+            </w:pPr>
+            <w:r>
+              <w:rPr>
+                <w:i/>
+                <w:sz w:val="24"/>
+              </w:rPr>
+              <w:t>Numerous.ai</w:t>
+            </w:r>
+          </w:p>
+        </w:tc>
+        <w:tc>
+          <w:tcPr>
+            <w:tcW w:w="1338" w:type="dxa"/>
+            <w:vAlign w:val="center"/>
+          </w:tcPr>
+          <w:p>
+            <w:pPr>
+              <w:pStyle w:val="Compact"/>
+              <w:spacing w:before="0" w:after="0" w:line="280" w:lineRule="exact"/>
+              <w:jc w:val="center"/>
+            </w:pPr>
+            <w:r>
+              <w:rPr>
+                <w:sz w:val="24"/>
+              </w:rPr>
+              <w:t xml:space="preserve">Отзывы </w:t>
+            </w:r>
+            <w:r>
+              <w:rPr>
+                <w:i/>
+                <w:sz w:val="24"/>
+              </w:rPr>
+              <w:t>Trustpilot</w:t>
+            </w:r>
+          </w:p>
+        </w:tc>
+        <w:tc>
+          <w:tcPr>
+            <w:tcW w:w="2786" w:type="dxa"/>
+            <w:vAlign w:val="center"/>
+          </w:tcPr>
+          <w:p>
+            <w:pPr>
+              <w:pStyle w:val="Compact"/>
+              <w:spacing w:before="0" w:after="0" w:line="280" w:lineRule="exact"/>
+              <w:jc w:val="center"/>
+            </w:pPr>
+            <w:r>
+              <w:rPr>
+                <w:sz w:val="24"/>
+              </w:rPr>
+              <w:t>https://www.trustpilot.com/review/numerous.ai</w:t>
+            </w:r>
+          </w:p>
+        </w:tc>
+        <w:tc>
+          <w:tcPr>
+            <w:tcW w:w="1075" w:type="dxa"/>
+            <w:vAlign w:val="center"/>
+          </w:tcPr>
+          <w:p>
+            <w:pPr>
+              <w:pStyle w:val="Compact"/>
+              <w:spacing w:before="0" w:after="0" w:line="280" w:lineRule="exact"/>
+              <w:jc w:val="center"/>
+            </w:pPr>
+            <w:r>
+              <w:rPr>
+                <w:sz w:val="24"/>
+              </w:rPr>
+              <w:t>доверие</w:t>
+            </w:r>
+          </w:p>
+        </w:tc>
+        <w:tc>
+          <w:tcPr>
+            <w:tcW w:w="1251" w:type="dxa"/>
+            <w:vAlign w:val="center"/>
+          </w:tcPr>
+          <w:p>
+            <w:pPr>
+              <w:pStyle w:val="Compact"/>
+              <w:spacing w:before="0" w:after="0" w:line="280" w:lineRule="exact"/>
+              <w:jc w:val="center"/>
+            </w:pPr>
+            <w:r>
+              <w:rPr>
+                <w:sz w:val="24"/>
+              </w:rPr>
+              <w:t>5</w:t>
+            </w:r>
+          </w:p>
+        </w:tc>
+        <w:tc>
+          <w:tcPr>
+            <w:tcW w:w="1390" w:type="dxa"/>
+            <w:vAlign w:val="center"/>
+          </w:tcPr>
+          <w:p>
+            <w:pPr>
+              <w:pStyle w:val="Compact"/>
+              <w:spacing w:before="0" w:after="0" w:line="280" w:lineRule="exact"/>
+              <w:jc w:val="center"/>
+            </w:pPr>
+            <w:r>
+              <w:rPr>
+                <w:sz w:val="24"/>
+              </w:rPr>
+              <w:t>Риск политики пробного периода</w:t>
+            </w:r>
+          </w:p>
+        </w:tc>
+      </w:tr>
+      <w:tr>
+        <w:trPr>
+          <w:cantSplit/>
+          <w:jc w:val="center"/>
+        </w:trPr>
+        <w:tc>
+          <w:tcPr>
+            <w:tcW w:w="439" w:type="dxa"/>
+            <w:vAlign w:val="center"/>
+          </w:tcPr>
+          <w:p>
+            <w:pPr>
+              <w:pStyle w:val="Compact"/>
+              <w:spacing w:before="0" w:after="0" w:line="280" w:lineRule="exact"/>
+              <w:jc w:val="center"/>
+            </w:pPr>
+            <w:r>
+              <w:rPr>
+                <w:sz w:val="24"/>
+              </w:rPr>
+              <w:t>31</w:t>
+            </w:r>
+          </w:p>
+        </w:tc>
+        <w:tc>
+          <w:tcPr>
+            <w:tcW w:w="1075" w:type="dxa"/>
+            <w:vAlign w:val="center"/>
+          </w:tcPr>
+          <w:p>
+            <w:pPr>
+              <w:pStyle w:val="Compact"/>
+              <w:spacing w:before="0" w:after="0" w:line="280" w:lineRule="exact"/>
+              <w:jc w:val="center"/>
+            </w:pPr>
+            <w:r>
+              <w:rPr>
+                <w:i/>
+                <w:sz w:val="24"/>
+              </w:rPr>
+              <w:t>PerfectXL</w:t>
+            </w:r>
+          </w:p>
+        </w:tc>
+        <w:tc>
+          <w:tcPr>
+            <w:tcW w:w="1338" w:type="dxa"/>
+            <w:vAlign w:val="center"/>
+          </w:tcPr>
+          <w:p>
+            <w:pPr>
+              <w:pStyle w:val="Compact"/>
+              <w:spacing w:before="0" w:after="0" w:line="280" w:lineRule="exact"/>
+              <w:jc w:val="center"/>
+            </w:pPr>
+            <w:r>
+              <w:rPr>
+                <w:sz w:val="24"/>
+              </w:rPr>
+              <w:t>Пробный период</w:t>
+            </w:r>
+          </w:p>
+        </w:tc>
+        <w:tc>
+          <w:tcPr>
+            <w:tcW w:w="2786" w:type="dxa"/>
+            <w:vAlign w:val="center"/>
+          </w:tcPr>
+          <w:p>
+            <w:pPr>
+              <w:pStyle w:val="Compact"/>
+              <w:spacing w:before="0" w:after="0" w:line="280" w:lineRule="exact"/>
+              <w:jc w:val="center"/>
+            </w:pPr>
+            <w:r>
+              <w:rPr>
+                <w:sz w:val="24"/>
+              </w:rPr>
+              <w:t>https://www.perfectxl.com/products/perfectxl-formula-inspector/free-trial-vdependents/</w:t>
+            </w:r>
+          </w:p>
+        </w:tc>
+        <w:tc>
+          <w:tcPr>
+            <w:tcW w:w="1075" w:type="dxa"/>
+            <w:vAlign w:val="center"/>
+          </w:tcPr>
+          <w:p>
+            <w:pPr>
+              <w:pStyle w:val="Compact"/>
+              <w:spacing w:before="0" w:after="0" w:line="280" w:lineRule="exact"/>
+              <w:jc w:val="center"/>
+            </w:pPr>
+            <w:r>
+              <w:rPr>
+                <w:sz w:val="24"/>
+              </w:rPr>
+              <w:t>вход</w:t>
+            </w:r>
+          </w:p>
+        </w:tc>
+        <w:tc>
+          <w:tcPr>
+            <w:tcW w:w="1251" w:type="dxa"/>
+            <w:vAlign w:val="center"/>
+          </w:tcPr>
+          <w:p>
+            <w:pPr>
+              <w:pStyle w:val="Compact"/>
+              <w:spacing w:before="0" w:after="0" w:line="280" w:lineRule="exact"/>
+              <w:jc w:val="center"/>
+            </w:pPr>
+            <w:r>
+              <w:rPr>
+                <w:sz w:val="24"/>
+              </w:rPr>
+              <w:t>5</w:t>
+            </w:r>
+          </w:p>
+        </w:tc>
+        <w:tc>
+          <w:tcPr>
+            <w:tcW w:w="1390" w:type="dxa"/>
+            <w:vAlign w:val="center"/>
+          </w:tcPr>
+          <w:p>
+            <w:pPr>
+              <w:pStyle w:val="Compact"/>
+              <w:spacing w:before="0" w:after="0" w:line="280" w:lineRule="exact"/>
+              <w:jc w:val="center"/>
+            </w:pPr>
+            <w:r>
+              <w:rPr>
+                <w:sz w:val="24"/>
+              </w:rPr>
+              <w:t>Бесплатный вход есть</w:t>
+            </w:r>
+          </w:p>
+        </w:tc>
+      </w:tr>
+      <w:tr>
+        <w:trPr>
+          <w:cantSplit/>
+          <w:jc w:val="center"/>
+        </w:trPr>
+        <w:tc>
+          <w:tcPr>
+            <w:tcW w:w="439" w:type="dxa"/>
+            <w:vAlign w:val="center"/>
+          </w:tcPr>
+          <w:p>
+            <w:pPr>
+              <w:pStyle w:val="Compact"/>
+              <w:spacing w:before="0" w:after="0" w:line="280" w:lineRule="exact"/>
+              <w:jc w:val="center"/>
+            </w:pPr>
+            <w:r>
+              <w:rPr>
+                <w:sz w:val="24"/>
+              </w:rPr>
+              <w:t>32</w:t>
+            </w:r>
+          </w:p>
+        </w:tc>
+        <w:tc>
+          <w:tcPr>
+            <w:tcW w:w="1075" w:type="dxa"/>
+            <w:vAlign w:val="center"/>
+          </w:tcPr>
+          <w:p>
+            <w:pPr>
+              <w:pStyle w:val="Compact"/>
+              <w:spacing w:before="0" w:after="0" w:line="280" w:lineRule="exact"/>
+              <w:jc w:val="center"/>
+            </w:pPr>
+            <w:r>
+              <w:rPr>
+                <w:i/>
+                <w:sz w:val="24"/>
+              </w:rPr>
+              <w:t>PerfectXL</w:t>
+            </w:r>
+          </w:p>
+        </w:tc>
+        <w:tc>
+          <w:tcPr>
+            <w:tcW w:w="1338" w:type="dxa"/>
+            <w:vAlign w:val="center"/>
+          </w:tcPr>
+          <w:p>
+            <w:pPr>
+              <w:pStyle w:val="Compact"/>
+              <w:spacing w:before="0" w:after="0" w:line="280" w:lineRule="exact"/>
+              <w:jc w:val="center"/>
+            </w:pPr>
+            <w:r>
+              <w:rPr>
+                <w:sz w:val="24"/>
+              </w:rPr>
+              <w:t>Правовые страницы</w:t>
+            </w:r>
+          </w:p>
+        </w:tc>
+        <w:tc>
+          <w:tcPr>
+            <w:tcW w:w="2786" w:type="dxa"/>
+            <w:vAlign w:val="center"/>
+          </w:tcPr>
+          <w:p>
+            <w:pPr>
+              <w:pStyle w:val="Compact"/>
+              <w:spacing w:before="0" w:after="0" w:line="280" w:lineRule="exact"/>
+              <w:jc w:val="center"/>
+            </w:pPr>
+            <w:r>
+              <w:rPr>
+                <w:sz w:val="24"/>
+              </w:rPr>
+              <w:t>https://www.perfectxl.com/legal/privacy-policy/</w:t>
+            </w:r>
+          </w:p>
+        </w:tc>
+        <w:tc>
+          <w:tcPr>
+            <w:tcW w:w="1075" w:type="dxa"/>
+            <w:vAlign w:val="center"/>
+          </w:tcPr>
+          <w:p>
+            <w:pPr>
+              <w:pStyle w:val="Compact"/>
+              <w:spacing w:before="0" w:after="0" w:line="280" w:lineRule="exact"/>
+              <w:jc w:val="center"/>
+            </w:pPr>
+            <w:r>
+              <w:rPr>
+                <w:sz w:val="24"/>
+              </w:rPr>
+              <w:t>доверие</w:t>
+            </w:r>
+          </w:p>
+        </w:tc>
+        <w:tc>
+          <w:tcPr>
+            <w:tcW w:w="1251" w:type="dxa"/>
+            <w:vAlign w:val="center"/>
+          </w:tcPr>
+          <w:p>
+            <w:pPr>
+              <w:pStyle w:val="Compact"/>
+              <w:spacing w:before="0" w:after="0" w:line="280" w:lineRule="exact"/>
+              <w:jc w:val="center"/>
+            </w:pPr>
+            <w:r>
+              <w:rPr>
+                <w:sz w:val="24"/>
+              </w:rPr>
+              <w:t>4</w:t>
+            </w:r>
+          </w:p>
+        </w:tc>
+        <w:tc>
+          <w:tcPr>
+            <w:tcW w:w="1390" w:type="dxa"/>
+            <w:vAlign w:val="center"/>
+          </w:tcPr>
+          <w:p>
+            <w:pPr>
+              <w:pStyle w:val="Compact"/>
+              <w:spacing w:before="0" w:after="0" w:line="280" w:lineRule="exact"/>
+              <w:jc w:val="center"/>
+            </w:pPr>
+            <w:r>
+              <w:rPr>
+                <w:sz w:val="24"/>
+              </w:rPr>
+              <w:t>Безопасность не раскрыта</w:t>
+            </w:r>
+          </w:p>
+        </w:tc>
+      </w:tr>
+    </w:tbl>
+    <w:p>
+      <w:pPr>
+        <w:pStyle w:val="FirstParagraph"/>
+        <w:spacing w:before="0" w:after="0" w:line="360" w:lineRule="exact"/>
+        <w:ind w:firstLine="709"/>
+        <w:jc w:val="both"/>
+      </w:pPr>
+      <w:r>
+        <w:rPr>
+          <w:sz w:val="28"/>
+        </w:rPr>
+        <w:t>Реестр показывает, что основные выводы ЛР5 опираются на первичные источники: главные страницы, страницы цен, безопасности и отзывов самих продуктов и каталогов. Страницы с достоверностью 3 и 4 (в том числе результаты поиска в каталоге надстроек) использова</w:t>
+      </w:r>
+      <w:r>
+        <w:rPr>
+          <w:sz w:val="28"/>
+        </w:rPr>
+        <w:t>ны как поддерживающие, а не как единственное основание вывода.</w:t>
+      </w:r>
+    </w:p>
+    <w:bookmarkEnd w:id="42"/>
     <w:sectPr>
       <w:headerReference w:type="default" r:id="rId11"/>
       <w:footerReference w:type="default" r:id="rId12"/>
@@ -46462,7 +52191,7 @@
   <w:abstractNum w:abstractNumId="0" w15:restartNumberingAfterBreak="0">
     <w:nsid w:val="0000A990"/>
     <w:multiLevelType w:val="multilevel"/>
-    <w:tmpl w:val="AB300060"/>
+    <w:tmpl w:val="D7E28630"/>
     <w:lvl w:ilvl="0">
       <w:numFmt w:val="bullet"/>
       <w:lvlText w:val=" "/>
@@ -46539,7 +52268,7 @@
   <w:abstractNum w:abstractNumId="1" w15:restartNumberingAfterBreak="0">
     <w:nsid w:val="00A99411"/>
     <w:multiLevelType w:val="multilevel"/>
-    <w:tmpl w:val="9F48326C"/>
+    <w:tmpl w:val="6C848A9A"/>
     <w:lvl w:ilvl="0">
       <w:start w:val="1"/>
       <w:numFmt w:val="decimal"/>
@@ -48017,7 +53746,7 @@
     <w:autoRedefine/>
     <w:uiPriority w:val="39"/>
     <w:unhideWhenUsed/>
-    <w:rsid w:val="00400228"/>
+    <w:rsid w:val="00513D80"/>
     <w:pPr>
       <w:spacing w:after="100"/>
     </w:pPr>
@@ -48029,7 +53758,7 @@
     <w:autoRedefine/>
     <w:uiPriority w:val="39"/>
     <w:unhideWhenUsed/>
-    <w:rsid w:val="00400228"/>
+    <w:rsid w:val="00513D80"/>
     <w:pPr>
       <w:spacing w:after="100"/>
       <w:ind w:left="240"/>

--- a/ЛР5_Анализ_конкурентов/ОТЧЕТ_ЛР5_TableMind.docx
+++ b/ЛР5_Анализ_конкурентов/ОТЧЕТ_ЛР5_TableMind.docx
@@ -263,7 +263,7 @@
       <w:r>
         <w:fldChar w:fldCharType="separate"/>
       </w:r>
-      <w:hyperlink w:anchor="_Toc242012085" w:history="1">
+      <w:hyperlink w:anchor="_Toc242017702" w:history="1">
         <w:r>
           <w:rPr>
             <w:rStyle w:val="af"/>
@@ -291,7 +291,7 @@
             <w:noProof/>
             <w:webHidden/>
           </w:rPr>
-          <w:instrText xml:space="preserve"> PAGEREF _Toc242012085 \h </w:instrText>
+          <w:instrText xml:space="preserve"> PAGEREF _Toc242017702 \h </w:instrText>
         </w:r>
         <w:r>
           <w:rPr>
@@ -332,7 +332,7 @@
           <w:noProof/>
         </w:rPr>
       </w:pPr>
-      <w:hyperlink w:anchor="_Toc242012086" w:history="1">
+      <w:hyperlink w:anchor="_Toc242017703" w:history="1">
         <w:r>
           <w:rPr>
             <w:rStyle w:val="af"/>
@@ -360,7 +360,7 @@
             <w:noProof/>
             <w:webHidden/>
           </w:rPr>
-          <w:instrText xml:space="preserve"> PAGEREF _Toc242012086 \h </w:instrText>
+          <w:instrText xml:space="preserve"> PAGEREF _Toc242017703 \h </w:instrText>
         </w:r>
         <w:r>
           <w:rPr>
@@ -401,7 +401,7 @@
           <w:noProof/>
         </w:rPr>
       </w:pPr>
-      <w:hyperlink w:anchor="_Toc242012087" w:history="1">
+      <w:hyperlink w:anchor="_Toc242017704" w:history="1">
         <w:r>
           <w:rPr>
             <w:rStyle w:val="af"/>
@@ -429,7 +429,7 @@
             <w:noProof/>
             <w:webHidden/>
           </w:rPr>
-          <w:instrText xml:space="preserve"> PAGEREF _Toc242012087 \h </w:instrText>
+          <w:instrText xml:space="preserve"> PAGEREF _Toc242017704 \h </w:instrText>
         </w:r>
         <w:r>
           <w:rPr>
@@ -470,7 +470,7 @@
           <w:noProof/>
         </w:rPr>
       </w:pPr>
-      <w:hyperlink w:anchor="_Toc242012088" w:history="1">
+      <w:hyperlink w:anchor="_Toc242017705" w:history="1">
         <w:r>
           <w:rPr>
             <w:rStyle w:val="af"/>
@@ -498,7 +498,7 @@
             <w:noProof/>
             <w:webHidden/>
           </w:rPr>
-          <w:instrText xml:space="preserve"> PAGEREF _Toc242012088 \h </w:instrText>
+          <w:instrText xml:space="preserve"> PAGEREF _Toc242017705 \h </w:instrText>
         </w:r>
         <w:r>
           <w:rPr>
@@ -539,7 +539,7 @@
           <w:noProof/>
         </w:rPr>
       </w:pPr>
-      <w:hyperlink w:anchor="_Toc242012089" w:history="1">
+      <w:hyperlink w:anchor="_Toc242017706" w:history="1">
         <w:r>
           <w:rPr>
             <w:rStyle w:val="af"/>
@@ -567,76 +567,7 @@
             <w:noProof/>
             <w:webHidden/>
           </w:rPr>
-          <w:instrText xml:space="preserve"> PAGEREF _Toc242012089 \h </w:instrText>
-        </w:r>
-        <w:r>
-          <w:rPr>
-            <w:noProof/>
-            <w:webHidden/>
-          </w:rPr>
-        </w:r>
-        <w:r>
-          <w:rPr>
-            <w:noProof/>
-            <w:webHidden/>
-          </w:rPr>
-          <w:fldChar w:fldCharType="separate"/>
-        </w:r>
-        <w:r>
-          <w:rPr>
-            <w:noProof/>
-            <w:webHidden/>
-          </w:rPr>
-          <w:t>7</w:t>
-        </w:r>
-        <w:r>
-          <w:rPr>
-            <w:noProof/>
-            <w:webHidden/>
-          </w:rPr>
-          <w:fldChar w:fldCharType="end"/>
-        </w:r>
-      </w:hyperlink>
-    </w:p>
-    <w:p>
-      <w:pPr>
-        <w:pStyle w:val="22"/>
-        <w:tabs>
-          <w:tab w:val="right" w:leader="dot" w:pos="9345"/>
-        </w:tabs>
-        <w:rPr>
-          <w:noProof/>
-        </w:rPr>
-      </w:pPr>
-      <w:hyperlink w:anchor="_Toc242012090" w:history="1">
-        <w:r>
-          <w:rPr>
-            <w:rStyle w:val="af"/>
-            <w:b/>
-            <w:noProof/>
-          </w:rPr>
-          <w:t>2.4 Цифровой товар: модели Левитта и Кано</w:t>
-        </w:r>
-        <w:r>
-          <w:rPr>
-            <w:noProof/>
-            <w:webHidden/>
-          </w:rPr>
-          <w:tab/>
-        </w:r>
-        <w:r>
-          <w:rPr>
-            <w:noProof/>
-            <w:webHidden/>
-          </w:rPr>
-          <w:fldChar w:fldCharType="begin"/>
-        </w:r>
-        <w:r>
-          <w:rPr>
-            <w:noProof/>
-            <w:webHidden/>
-          </w:rPr>
-          <w:instrText xml:space="preserve"> PAGEREF _Toc242012090 \h </w:instrText>
+          <w:instrText xml:space="preserve"> PAGEREF _Toc242017706 \h </w:instrText>
         </w:r>
         <w:r>
           <w:rPr>
@@ -677,7 +608,76 @@
           <w:noProof/>
         </w:rPr>
       </w:pPr>
-      <w:hyperlink w:anchor="_Toc242012091" w:history="1">
+      <w:hyperlink w:anchor="_Toc242017707" w:history="1">
+        <w:r>
+          <w:rPr>
+            <w:rStyle w:val="af"/>
+            <w:b/>
+            <w:noProof/>
+          </w:rPr>
+          <w:t>2.4 Цифровой товар: модели Левитта и Кано</w:t>
+        </w:r>
+        <w:r>
+          <w:rPr>
+            <w:noProof/>
+            <w:webHidden/>
+          </w:rPr>
+          <w:tab/>
+        </w:r>
+        <w:r>
+          <w:rPr>
+            <w:noProof/>
+            <w:webHidden/>
+          </w:rPr>
+          <w:fldChar w:fldCharType="begin"/>
+        </w:r>
+        <w:r>
+          <w:rPr>
+            <w:noProof/>
+            <w:webHidden/>
+          </w:rPr>
+          <w:instrText xml:space="preserve"> PAGEREF _Toc242017707 \h </w:instrText>
+        </w:r>
+        <w:r>
+          <w:rPr>
+            <w:noProof/>
+            <w:webHidden/>
+          </w:rPr>
+        </w:r>
+        <w:r>
+          <w:rPr>
+            <w:noProof/>
+            <w:webHidden/>
+          </w:rPr>
+          <w:fldChar w:fldCharType="separate"/>
+        </w:r>
+        <w:r>
+          <w:rPr>
+            <w:noProof/>
+            <w:webHidden/>
+          </w:rPr>
+          <w:t>11</w:t>
+        </w:r>
+        <w:r>
+          <w:rPr>
+            <w:noProof/>
+            <w:webHidden/>
+          </w:rPr>
+          <w:fldChar w:fldCharType="end"/>
+        </w:r>
+      </w:hyperlink>
+    </w:p>
+    <w:p>
+      <w:pPr>
+        <w:pStyle w:val="22"/>
+        <w:tabs>
+          <w:tab w:val="right" w:leader="dot" w:pos="9345"/>
+        </w:tabs>
+        <w:rPr>
+          <w:noProof/>
+        </w:rPr>
+      </w:pPr>
+      <w:hyperlink w:anchor="_Toc242017708" w:history="1">
         <w:r>
           <w:rPr>
             <w:rStyle w:val="af"/>
@@ -705,7 +705,7 @@
             <w:noProof/>
             <w:webHidden/>
           </w:rPr>
-          <w:instrText xml:space="preserve"> PAGEREF _Toc242012091 \h </w:instrText>
+          <w:instrText xml:space="preserve"> PAGEREF _Toc242017708 \h </w:instrText>
         </w:r>
         <w:r>
           <w:rPr>
@@ -725,7 +725,7 @@
             <w:noProof/>
             <w:webHidden/>
           </w:rPr>
-          <w:t>13</w:t>
+          <w:t>15</w:t>
         </w:r>
         <w:r>
           <w:rPr>
@@ -746,7 +746,7 @@
           <w:noProof/>
         </w:rPr>
       </w:pPr>
-      <w:hyperlink w:anchor="_Toc242012092" w:history="1">
+      <w:hyperlink w:anchor="_Toc242017709" w:history="1">
         <w:r>
           <w:rPr>
             <w:rStyle w:val="af"/>
@@ -774,76 +774,7 @@
             <w:noProof/>
             <w:webHidden/>
           </w:rPr>
-          <w:instrText xml:space="preserve"> PAGEREF _Toc242012092 \h </w:instrText>
-        </w:r>
-        <w:r>
-          <w:rPr>
-            <w:noProof/>
-            <w:webHidden/>
-          </w:rPr>
-        </w:r>
-        <w:r>
-          <w:rPr>
-            <w:noProof/>
-            <w:webHidden/>
-          </w:rPr>
-          <w:fldChar w:fldCharType="separate"/>
-        </w:r>
-        <w:r>
-          <w:rPr>
-            <w:noProof/>
-            <w:webHidden/>
-          </w:rPr>
-          <w:t>14</w:t>
-        </w:r>
-        <w:r>
-          <w:rPr>
-            <w:noProof/>
-            <w:webHidden/>
-          </w:rPr>
-          <w:fldChar w:fldCharType="end"/>
-        </w:r>
-      </w:hyperlink>
-    </w:p>
-    <w:p>
-      <w:pPr>
-        <w:pStyle w:val="22"/>
-        <w:tabs>
-          <w:tab w:val="right" w:leader="dot" w:pos="9345"/>
-        </w:tabs>
-        <w:rPr>
-          <w:noProof/>
-        </w:rPr>
-      </w:pPr>
-      <w:hyperlink w:anchor="_Toc242012093" w:history="1">
-        <w:r>
-          <w:rPr>
-            <w:rStyle w:val="af"/>
-            <w:b/>
-            <w:noProof/>
-          </w:rPr>
-          <w:t>2.7 Паспорта цифровых товаров конкурентов</w:t>
-        </w:r>
-        <w:r>
-          <w:rPr>
-            <w:noProof/>
-            <w:webHidden/>
-          </w:rPr>
-          <w:tab/>
-        </w:r>
-        <w:r>
-          <w:rPr>
-            <w:noProof/>
-            <w:webHidden/>
-          </w:rPr>
-          <w:fldChar w:fldCharType="begin"/>
-        </w:r>
-        <w:r>
-          <w:rPr>
-            <w:noProof/>
-            <w:webHidden/>
-          </w:rPr>
-          <w:instrText xml:space="preserve"> PAGEREF _Toc242012093 \h </w:instrText>
+          <w:instrText xml:space="preserve"> PAGEREF _Toc242017709 \h </w:instrText>
         </w:r>
         <w:r>
           <w:rPr>
@@ -884,14 +815,14 @@
           <w:noProof/>
         </w:rPr>
       </w:pPr>
-      <w:hyperlink w:anchor="_Toc242012094" w:history="1">
+      <w:hyperlink w:anchor="_Toc242017710" w:history="1">
         <w:r>
           <w:rPr>
             <w:rStyle w:val="af"/>
             <w:b/>
             <w:noProof/>
           </w:rPr>
-          <w:t>2.8 Бизнес-модели конкурентов</w:t>
+          <w:t>2.7 Паспорта цифровых товаров конкурентов</w:t>
         </w:r>
         <w:r>
           <w:rPr>
@@ -912,7 +843,7 @@
             <w:noProof/>
             <w:webHidden/>
           </w:rPr>
-          <w:instrText xml:space="preserve"> PAGEREF _Toc242012094 \h </w:instrText>
+          <w:instrText xml:space="preserve"> PAGEREF _Toc242017710 \h </w:instrText>
         </w:r>
         <w:r>
           <w:rPr>
@@ -953,7 +884,76 @@
           <w:noProof/>
         </w:rPr>
       </w:pPr>
-      <w:hyperlink w:anchor="_Toc242012095" w:history="1">
+      <w:hyperlink w:anchor="_Toc242017711" w:history="1">
+        <w:r>
+          <w:rPr>
+            <w:rStyle w:val="af"/>
+            <w:b/>
+            <w:noProof/>
+          </w:rPr>
+          <w:t>2.8 Бизнес-модели конкурентов</w:t>
+        </w:r>
+        <w:r>
+          <w:rPr>
+            <w:noProof/>
+            <w:webHidden/>
+          </w:rPr>
+          <w:tab/>
+        </w:r>
+        <w:r>
+          <w:rPr>
+            <w:noProof/>
+            <w:webHidden/>
+          </w:rPr>
+          <w:fldChar w:fldCharType="begin"/>
+        </w:r>
+        <w:r>
+          <w:rPr>
+            <w:noProof/>
+            <w:webHidden/>
+          </w:rPr>
+          <w:instrText xml:space="preserve"> PAGEREF _Toc242017711 \h </w:instrText>
+        </w:r>
+        <w:r>
+          <w:rPr>
+            <w:noProof/>
+            <w:webHidden/>
+          </w:rPr>
+        </w:r>
+        <w:r>
+          <w:rPr>
+            <w:noProof/>
+            <w:webHidden/>
+          </w:rPr>
+          <w:fldChar w:fldCharType="separate"/>
+        </w:r>
+        <w:r>
+          <w:rPr>
+            <w:noProof/>
+            <w:webHidden/>
+          </w:rPr>
+          <w:t>19</w:t>
+        </w:r>
+        <w:r>
+          <w:rPr>
+            <w:noProof/>
+            <w:webHidden/>
+          </w:rPr>
+          <w:fldChar w:fldCharType="end"/>
+        </w:r>
+      </w:hyperlink>
+    </w:p>
+    <w:p>
+      <w:pPr>
+        <w:pStyle w:val="22"/>
+        <w:tabs>
+          <w:tab w:val="right" w:leader="dot" w:pos="9345"/>
+        </w:tabs>
+        <w:rPr>
+          <w:noProof/>
+        </w:rPr>
+      </w:pPr>
+      <w:hyperlink w:anchor="_Toc242017712" w:history="1">
         <w:r>
           <w:rPr>
             <w:rStyle w:val="af"/>
@@ -990,76 +990,7 @@
             <w:noProof/>
             <w:webHidden/>
           </w:rPr>
-          <w:instrText xml:space="preserve"> PAGEREF _Toc242012095 \h </w:instrText>
-        </w:r>
-        <w:r>
-          <w:rPr>
-            <w:noProof/>
-            <w:webHidden/>
-          </w:rPr>
-        </w:r>
-        <w:r>
-          <w:rPr>
-            <w:noProof/>
-            <w:webHidden/>
-          </w:rPr>
-          <w:fldChar w:fldCharType="separate"/>
-        </w:r>
-        <w:r>
-          <w:rPr>
-            <w:noProof/>
-            <w:webHidden/>
-          </w:rPr>
-          <w:t>23</w:t>
-        </w:r>
-        <w:r>
-          <w:rPr>
-            <w:noProof/>
-            <w:webHidden/>
-          </w:rPr>
-          <w:fldChar w:fldCharType="end"/>
-        </w:r>
-      </w:hyperlink>
-    </w:p>
-    <w:p>
-      <w:pPr>
-        <w:pStyle w:val="22"/>
-        <w:tabs>
-          <w:tab w:val="right" w:leader="dot" w:pos="9345"/>
-        </w:tabs>
-        <w:rPr>
-          <w:noProof/>
-        </w:rPr>
-      </w:pPr>
-      <w:hyperlink w:anchor="_Toc242012096" w:history="1">
-        <w:r>
-          <w:rPr>
-            <w:rStyle w:val="af"/>
-            <w:b/>
-            <w:noProof/>
-          </w:rPr>
-          <w:t>2.10 Проверка расчетов и ограничения</w:t>
-        </w:r>
-        <w:r>
-          <w:rPr>
-            <w:noProof/>
-            <w:webHidden/>
-          </w:rPr>
-          <w:tab/>
-        </w:r>
-        <w:r>
-          <w:rPr>
-            <w:noProof/>
-            <w:webHidden/>
-          </w:rPr>
-          <w:fldChar w:fldCharType="begin"/>
-        </w:r>
-        <w:r>
-          <w:rPr>
-            <w:noProof/>
-            <w:webHidden/>
-          </w:rPr>
-          <w:instrText xml:space="preserve"> PAGEREF _Toc242012096 \h </w:instrText>
+          <w:instrText xml:space="preserve"> PAGEREF _Toc242017712 \h </w:instrText>
         </w:r>
         <w:r>
           <w:rPr>
@@ -1092,7 +1023,7 @@
     </w:p>
     <w:p>
       <w:pPr>
-        <w:pStyle w:val="12"/>
+        <w:pStyle w:val="22"/>
         <w:tabs>
           <w:tab w:val="right" w:leader="dot" w:pos="9345"/>
         </w:tabs>
@@ -1100,14 +1031,14 @@
           <w:noProof/>
         </w:rPr>
       </w:pPr>
-      <w:hyperlink w:anchor="_Toc242012097" w:history="1">
+      <w:hyperlink w:anchor="_Toc242017713" w:history="1">
         <w:r>
           <w:rPr>
             <w:rStyle w:val="af"/>
             <w:b/>
             <w:noProof/>
           </w:rPr>
-          <w:t>3 ОТВЕТЫ НА КОНТРОЛЬНЫЕ ВОПРОСЫ</w:t>
+          <w:t>2.10 Проверка расчетов и ограничения</w:t>
         </w:r>
         <w:r>
           <w:rPr>
@@ -1128,7 +1059,7 @@
             <w:noProof/>
             <w:webHidden/>
           </w:rPr>
-          <w:instrText xml:space="preserve"> PAGEREF _Toc242012097 \h </w:instrText>
+          <w:instrText xml:space="preserve"> PAGEREF _Toc242017713 \h </w:instrText>
         </w:r>
         <w:r>
           <w:rPr>
@@ -1169,14 +1100,14 @@
           <w:noProof/>
         </w:rPr>
       </w:pPr>
-      <w:hyperlink w:anchor="_Toc242012098" w:history="1">
+      <w:hyperlink w:anchor="_Toc242017714" w:history="1">
         <w:r>
           <w:rPr>
             <w:rStyle w:val="af"/>
             <w:b/>
             <w:noProof/>
           </w:rPr>
-          <w:t>ВЫВОДЫ</w:t>
+          <w:t>3 ОТВЕТЫ НА КОНТРОЛЬНЫЕ ВОПРОСЫ</w:t>
         </w:r>
         <w:r>
           <w:rPr>
@@ -1197,7 +1128,7 @@
             <w:noProof/>
             <w:webHidden/>
           </w:rPr>
-          <w:instrText xml:space="preserve"> PAGEREF _Toc242012098 \h </w:instrText>
+          <w:instrText xml:space="preserve"> PAGEREF _Toc242017714 \h </w:instrText>
         </w:r>
         <w:r>
           <w:rPr>
@@ -1238,14 +1169,14 @@
           <w:noProof/>
         </w:rPr>
       </w:pPr>
-      <w:hyperlink w:anchor="_Toc242012099" w:history="1">
+      <w:hyperlink w:anchor="_Toc242017715" w:history="1">
         <w:r>
           <w:rPr>
             <w:rStyle w:val="af"/>
             <w:b/>
             <w:noProof/>
           </w:rPr>
-          <w:t>СПИСОК ИСПОЛЬЗОВАННЫХ ИСТОЧНИКОВ</w:t>
+          <w:t>ВЫВОДЫ</w:t>
         </w:r>
         <w:r>
           <w:rPr>
@@ -1266,7 +1197,7 @@
             <w:noProof/>
             <w:webHidden/>
           </w:rPr>
-          <w:instrText xml:space="preserve"> PAGEREF _Toc242012099 \h </w:instrText>
+          <w:instrText xml:space="preserve"> PAGEREF _Toc242017715 \h </w:instrText>
         </w:r>
         <w:r>
           <w:rPr>
@@ -1307,7 +1238,76 @@
           <w:noProof/>
         </w:rPr>
       </w:pPr>
-      <w:hyperlink w:anchor="_Toc242012100" w:history="1">
+      <w:hyperlink w:anchor="_Toc242017716" w:history="1">
+        <w:r>
+          <w:rPr>
+            <w:rStyle w:val="af"/>
+            <w:b/>
+            <w:noProof/>
+          </w:rPr>
+          <w:t>СПИСОК ИСПОЛЬЗОВАННЫХ ИСТОЧНИКОВ</w:t>
+        </w:r>
+        <w:r>
+          <w:rPr>
+            <w:noProof/>
+            <w:webHidden/>
+          </w:rPr>
+          <w:tab/>
+        </w:r>
+        <w:r>
+          <w:rPr>
+            <w:noProof/>
+            <w:webHidden/>
+          </w:rPr>
+          <w:fldChar w:fldCharType="begin"/>
+        </w:r>
+        <w:r>
+          <w:rPr>
+            <w:noProof/>
+            <w:webHidden/>
+          </w:rPr>
+          <w:instrText xml:space="preserve"> PAGEREF _Toc242017716 \h </w:instrText>
+        </w:r>
+        <w:r>
+          <w:rPr>
+            <w:noProof/>
+            <w:webHidden/>
+          </w:rPr>
+        </w:r>
+        <w:r>
+          <w:rPr>
+            <w:noProof/>
+            <w:webHidden/>
+          </w:rPr>
+          <w:fldChar w:fldCharType="separate"/>
+        </w:r>
+        <w:r>
+          <w:rPr>
+            <w:noProof/>
+            <w:webHidden/>
+          </w:rPr>
+          <w:t>29</w:t>
+        </w:r>
+        <w:r>
+          <w:rPr>
+            <w:noProof/>
+            <w:webHidden/>
+          </w:rPr>
+          <w:fldChar w:fldCharType="end"/>
+        </w:r>
+      </w:hyperlink>
+    </w:p>
+    <w:p>
+      <w:pPr>
+        <w:pStyle w:val="12"/>
+        <w:tabs>
+          <w:tab w:val="right" w:leader="dot" w:pos="9345"/>
+        </w:tabs>
+        <w:rPr>
+          <w:noProof/>
+        </w:rPr>
+      </w:pPr>
+      <w:hyperlink w:anchor="_Toc242017717" w:history="1">
         <w:r>
           <w:rPr>
             <w:rStyle w:val="af"/>
@@ -1335,76 +1335,7 @@
             <w:noProof/>
             <w:webHidden/>
           </w:rPr>
-          <w:instrText xml:space="preserve"> PAGEREF _Toc242012100 \h </w:instrText>
-        </w:r>
-        <w:r>
-          <w:rPr>
-            <w:noProof/>
-            <w:webHidden/>
-          </w:rPr>
-        </w:r>
-        <w:r>
-          <w:rPr>
-            <w:noProof/>
-            <w:webHidden/>
-          </w:rPr>
-          <w:fldChar w:fldCharType="separate"/>
-        </w:r>
-        <w:r>
-          <w:rPr>
-            <w:noProof/>
-            <w:webHidden/>
-          </w:rPr>
-          <w:t>31</w:t>
-        </w:r>
-        <w:r>
-          <w:rPr>
-            <w:noProof/>
-            <w:webHidden/>
-          </w:rPr>
-          <w:fldChar w:fldCharType="end"/>
-        </w:r>
-      </w:hyperlink>
-    </w:p>
-    <w:p>
-      <w:pPr>
-        <w:pStyle w:val="12"/>
-        <w:tabs>
-          <w:tab w:val="right" w:leader="dot" w:pos="9345"/>
-        </w:tabs>
-        <w:rPr>
-          <w:noProof/>
-        </w:rPr>
-      </w:pPr>
-      <w:hyperlink w:anchor="_Toc242012101" w:history="1">
-        <w:r>
-          <w:rPr>
-            <w:rStyle w:val="af"/>
-            <w:b/>
-            <w:noProof/>
-          </w:rPr>
-          <w:t>ПРИЛОЖЕНИЕ Б</w:t>
-        </w:r>
-        <w:r>
-          <w:rPr>
-            <w:noProof/>
-            <w:webHidden/>
-          </w:rPr>
-          <w:tab/>
-        </w:r>
-        <w:r>
-          <w:rPr>
-            <w:noProof/>
-            <w:webHidden/>
-          </w:rPr>
-          <w:fldChar w:fldCharType="begin"/>
-        </w:r>
-        <w:r>
-          <w:rPr>
-            <w:noProof/>
-            <w:webHidden/>
-          </w:rPr>
-          <w:instrText xml:space="preserve"> PAGEREF _Toc242012101 \h </w:instrText>
+          <w:instrText xml:space="preserve"> PAGEREF _Toc242017717 \h </w:instrText>
         </w:r>
         <w:r>
           <w:rPr>
@@ -1445,14 +1376,14 @@
           <w:noProof/>
         </w:rPr>
       </w:pPr>
-      <w:hyperlink w:anchor="_Toc242012102" w:history="1">
+      <w:hyperlink w:anchor="_Toc242017718" w:history="1">
         <w:r>
           <w:rPr>
             <w:rStyle w:val="af"/>
             <w:b/>
             <w:noProof/>
           </w:rPr>
-          <w:t>ПРИЛОЖЕНИЕ В</w:t>
+          <w:t>ПРИЛОЖЕНИЕ Б</w:t>
         </w:r>
         <w:r>
           <w:rPr>
@@ -1473,7 +1404,7 @@
             <w:noProof/>
             <w:webHidden/>
           </w:rPr>
-          <w:instrText xml:space="preserve"> PAGEREF _Toc242012102 \h </w:instrText>
+          <w:instrText xml:space="preserve"> PAGEREF _Toc242017718 \h </w:instrText>
         </w:r>
         <w:r>
           <w:rPr>
@@ -1514,14 +1445,14 @@
           <w:noProof/>
         </w:rPr>
       </w:pPr>
-      <w:hyperlink w:anchor="_Toc242012103" w:history="1">
+      <w:hyperlink w:anchor="_Toc242017719" w:history="1">
         <w:r>
           <w:rPr>
             <w:rStyle w:val="af"/>
             <w:b/>
             <w:noProof/>
           </w:rPr>
-          <w:t>ПРИЛОЖЕНИЕ Г</w:t>
+          <w:t>ПРИЛОЖЕНИЕ В</w:t>
         </w:r>
         <w:r>
           <w:rPr>
@@ -1542,7 +1473,7 @@
             <w:noProof/>
             <w:webHidden/>
           </w:rPr>
-          <w:instrText xml:space="preserve"> PAGEREF _Toc242012103 \h </w:instrText>
+          <w:instrText xml:space="preserve"> PAGEREF _Toc242017719 \h </w:instrText>
         </w:r>
         <w:r>
           <w:rPr>
@@ -1583,7 +1514,76 @@
           <w:noProof/>
         </w:rPr>
       </w:pPr>
-      <w:hyperlink w:anchor="_Toc242012104" w:history="1">
+      <w:hyperlink w:anchor="_Toc242017720" w:history="1">
+        <w:r>
+          <w:rPr>
+            <w:rStyle w:val="af"/>
+            <w:b/>
+            <w:noProof/>
+          </w:rPr>
+          <w:t>ПРИЛОЖЕНИЕ Г</w:t>
+        </w:r>
+        <w:r>
+          <w:rPr>
+            <w:noProof/>
+            <w:webHidden/>
+          </w:rPr>
+          <w:tab/>
+        </w:r>
+        <w:r>
+          <w:rPr>
+            <w:noProof/>
+            <w:webHidden/>
+          </w:rPr>
+          <w:fldChar w:fldCharType="begin"/>
+        </w:r>
+        <w:r>
+          <w:rPr>
+            <w:noProof/>
+            <w:webHidden/>
+          </w:rPr>
+          <w:instrText xml:space="preserve"> PAGEREF _Toc242017720 \h </w:instrText>
+        </w:r>
+        <w:r>
+          <w:rPr>
+            <w:noProof/>
+            <w:webHidden/>
+          </w:rPr>
+        </w:r>
+        <w:r>
+          <w:rPr>
+            <w:noProof/>
+            <w:webHidden/>
+          </w:rPr>
+          <w:fldChar w:fldCharType="separate"/>
+        </w:r>
+        <w:r>
+          <w:rPr>
+            <w:noProof/>
+            <w:webHidden/>
+          </w:rPr>
+          <w:t>35</w:t>
+        </w:r>
+        <w:r>
+          <w:rPr>
+            <w:noProof/>
+            <w:webHidden/>
+          </w:rPr>
+          <w:fldChar w:fldCharType="end"/>
+        </w:r>
+      </w:hyperlink>
+    </w:p>
+    <w:p>
+      <w:pPr>
+        <w:pStyle w:val="12"/>
+        <w:tabs>
+          <w:tab w:val="right" w:leader="dot" w:pos="9345"/>
+        </w:tabs>
+        <w:rPr>
+          <w:noProof/>
+        </w:rPr>
+      </w:pPr>
+      <w:hyperlink w:anchor="_Toc242017721" w:history="1">
         <w:r>
           <w:rPr>
             <w:rStyle w:val="af"/>
@@ -1611,7 +1611,7 @@
             <w:noProof/>
             <w:webHidden/>
           </w:rPr>
-          <w:instrText xml:space="preserve"> PAGEREF _Toc242012104 \h </w:instrText>
+          <w:instrText xml:space="preserve"> PAGEREF _Toc242017721 \h </w:instrText>
         </w:r>
         <w:r>
           <w:rPr>
@@ -1631,7 +1631,7 @@
             <w:noProof/>
             <w:webHidden/>
           </w:rPr>
-          <w:t>37</w:t>
+          <w:t>38</w:t>
         </w:r>
         <w:r>
           <w:rPr>
@@ -1652,7 +1652,7 @@
           <w:noProof/>
         </w:rPr>
       </w:pPr>
-      <w:hyperlink w:anchor="_Toc242012105" w:history="1">
+      <w:hyperlink w:anchor="_Toc242017722" w:history="1">
         <w:r>
           <w:rPr>
             <w:rStyle w:val="af"/>
@@ -1680,76 +1680,7 @@
             <w:noProof/>
             <w:webHidden/>
           </w:rPr>
-          <w:instrText xml:space="preserve"> PAGEREF _Toc242012105 \h </w:instrText>
-        </w:r>
-        <w:r>
-          <w:rPr>
-            <w:noProof/>
-            <w:webHidden/>
-          </w:rPr>
-        </w:r>
-        <w:r>
-          <w:rPr>
-            <w:noProof/>
-            <w:webHidden/>
-          </w:rPr>
-          <w:fldChar w:fldCharType="separate"/>
-        </w:r>
-        <w:r>
-          <w:rPr>
-            <w:noProof/>
-            <w:webHidden/>
-          </w:rPr>
-          <w:t>43</w:t>
-        </w:r>
-        <w:r>
-          <w:rPr>
-            <w:noProof/>
-            <w:webHidden/>
-          </w:rPr>
-          <w:fldChar w:fldCharType="end"/>
-        </w:r>
-      </w:hyperlink>
-    </w:p>
-    <w:p>
-      <w:pPr>
-        <w:pStyle w:val="12"/>
-        <w:tabs>
-          <w:tab w:val="right" w:leader="dot" w:pos="9345"/>
-        </w:tabs>
-        <w:rPr>
-          <w:noProof/>
-        </w:rPr>
-      </w:pPr>
-      <w:hyperlink w:anchor="_Toc242012106" w:history="1">
-        <w:r>
-          <w:rPr>
-            <w:rStyle w:val="af"/>
-            <w:b/>
-            <w:noProof/>
-          </w:rPr>
-          <w:t>ПРИЛОЖЕНИЕ Ж</w:t>
-        </w:r>
-        <w:r>
-          <w:rPr>
-            <w:noProof/>
-            <w:webHidden/>
-          </w:rPr>
-          <w:tab/>
-        </w:r>
-        <w:r>
-          <w:rPr>
-            <w:noProof/>
-            <w:webHidden/>
-          </w:rPr>
-          <w:fldChar w:fldCharType="begin"/>
-        </w:r>
-        <w:r>
-          <w:rPr>
-            <w:noProof/>
-            <w:webHidden/>
-          </w:rPr>
-          <w:instrText xml:space="preserve"> PAGEREF _Toc242012106 \h </w:instrText>
+          <w:instrText xml:space="preserve"> PAGEREF _Toc242017722 \h </w:instrText>
         </w:r>
         <w:r>
           <w:rPr>
@@ -1782,6 +1713,75 @@
     </w:p>
     <w:p>
       <w:pPr>
+        <w:pStyle w:val="12"/>
+        <w:tabs>
+          <w:tab w:val="right" w:leader="dot" w:pos="9345"/>
+        </w:tabs>
+        <w:rPr>
+          <w:noProof/>
+        </w:rPr>
+      </w:pPr>
+      <w:hyperlink w:anchor="_Toc242017723" w:history="1">
+        <w:r>
+          <w:rPr>
+            <w:rStyle w:val="af"/>
+            <w:b/>
+            <w:noProof/>
+          </w:rPr>
+          <w:t>ПРИЛОЖЕНИЕ Ж</w:t>
+        </w:r>
+        <w:r>
+          <w:rPr>
+            <w:noProof/>
+            <w:webHidden/>
+          </w:rPr>
+          <w:tab/>
+        </w:r>
+        <w:r>
+          <w:rPr>
+            <w:noProof/>
+            <w:webHidden/>
+          </w:rPr>
+          <w:fldChar w:fldCharType="begin"/>
+        </w:r>
+        <w:r>
+          <w:rPr>
+            <w:noProof/>
+            <w:webHidden/>
+          </w:rPr>
+          <w:instrText xml:space="preserve"> PAGEREF _Toc242017723 \h </w:instrText>
+        </w:r>
+        <w:r>
+          <w:rPr>
+            <w:noProof/>
+            <w:webHidden/>
+          </w:rPr>
+        </w:r>
+        <w:r>
+          <w:rPr>
+            <w:noProof/>
+            <w:webHidden/>
+          </w:rPr>
+          <w:fldChar w:fldCharType="separate"/>
+        </w:r>
+        <w:r>
+          <w:rPr>
+            <w:noProof/>
+            <w:webHidden/>
+          </w:rPr>
+          <w:t>45</w:t>
+        </w:r>
+        <w:r>
+          <w:rPr>
+            <w:noProof/>
+            <w:webHidden/>
+          </w:rPr>
+          <w:fldChar w:fldCharType="end"/>
+        </w:r>
+      </w:hyperlink>
+    </w:p>
+    <w:p>
+      <w:pPr>
         <w:pStyle w:val="11"/>
       </w:pPr>
       <w:r>
@@ -1795,7 +1795,7 @@
         <w:spacing w:before="0" w:after="360" w:line="360" w:lineRule="exact"/>
         <w:ind w:firstLine="709"/>
       </w:pPr>
-      <w:bookmarkStart w:id="1" w:name="_Toc242012085"/>
+      <w:bookmarkStart w:id="1" w:name="_Toc242017702"/>
       <w:r>
         <w:rPr>
           <w:b/>
@@ -1945,7 +1945,7 @@
         <w:ind w:firstLine="709"/>
       </w:pPr>
       <w:bookmarkStart w:id="2" w:name="_b608aa976fc82a0faaf3b83f58c735968afd03b"/>
-      <w:bookmarkStart w:id="3" w:name="_Toc242012086"/>
+      <w:bookmarkStart w:id="3" w:name="_Toc242017703"/>
       <w:bookmarkEnd w:id="0"/>
       <w:r>
         <w:rPr>
@@ -2010,7 +2010,7 @@
         <w:ind w:firstLine="709"/>
       </w:pPr>
       <w:bookmarkStart w:id="4" w:name="_c3cf235f67897fccdd158c7c34ca81091dc06e0"/>
-      <w:bookmarkStart w:id="5" w:name="_Toc242012087"/>
+      <w:bookmarkStart w:id="5" w:name="_Toc242017704"/>
       <w:r>
         <w:rPr>
           <w:b/>
@@ -3646,26 +3646,156 @@
           <w:sz w:val="28"/>
         </w:rPr>
         <w:lastRenderedPageBreak/>
-        <w:t xml:space="preserve">Реестр охватывает прямые инструменты проверки, три </w:t>
+        <w:t>Реестр охватывает специализированные инструменты проверки (</w:t>
       </w:r>
       <w:r>
         <w:rPr>
           <w:i/>
           <w:sz w:val="28"/>
         </w:rPr>
+        <w:t>PerfectXL</w:t>
+      </w:r>
+      <w:r>
+        <w:rPr>
+          <w:sz w:val="28"/>
+        </w:rPr>
+        <w:t xml:space="preserve">, </w:t>
+      </w:r>
+      <w:r>
+        <w:rPr>
+          <w:i/>
+          <w:sz w:val="28"/>
+        </w:rPr>
+        <w:t>Arixcel</w:t>
+      </w:r>
+      <w:r>
+        <w:rPr>
+          <w:sz w:val="28"/>
+        </w:rPr>
+        <w:t xml:space="preserve">, </w:t>
+      </w:r>
+      <w:r>
+        <w:rPr>
+          <w:i/>
+          <w:sz w:val="28"/>
+        </w:rPr>
+        <w:t>Operis</w:t>
+      </w:r>
+      <w:r>
+        <w:rPr>
+          <w:sz w:val="28"/>
+        </w:rPr>
+        <w:t xml:space="preserve">), четыре </w:t>
+      </w:r>
+      <w:r>
+        <w:rPr>
+          <w:i/>
+          <w:sz w:val="28"/>
+        </w:rPr>
         <w:t>AI</w:t>
       </w:r>
       <w:r>
         <w:rPr>
           <w:sz w:val="28"/>
         </w:rPr>
-        <w:t xml:space="preserve">-помощника, две платформы и встроенный </w:t>
+        <w:t>-продукта (</w:t>
       </w:r>
       <w:r>
         <w:rPr>
           <w:i/>
           <w:sz w:val="28"/>
         </w:rPr>
+        <w:t>Shortcut</w:t>
+      </w:r>
+      <w:r>
+        <w:rPr>
+          <w:sz w:val="28"/>
+        </w:rPr>
+        <w:t xml:space="preserve">, </w:t>
+      </w:r>
+      <w:r>
+        <w:rPr>
+          <w:i/>
+          <w:sz w:val="28"/>
+        </w:rPr>
+        <w:t>Numerous.ai</w:t>
+      </w:r>
+      <w:r>
+        <w:rPr>
+          <w:sz w:val="28"/>
+        </w:rPr>
+        <w:t xml:space="preserve">, </w:t>
+      </w:r>
+      <w:r>
+        <w:rPr>
+          <w:i/>
+          <w:sz w:val="28"/>
+        </w:rPr>
+        <w:t>Formula</w:t>
+      </w:r>
+      <w:r>
+        <w:rPr>
+          <w:sz w:val="28"/>
+        </w:rPr>
+        <w:t xml:space="preserve"> </w:t>
+      </w:r>
+      <w:r>
+        <w:rPr>
+          <w:i/>
+          <w:sz w:val="28"/>
+        </w:rPr>
+        <w:t>Bot</w:t>
+      </w:r>
+      <w:r>
+        <w:rPr>
+          <w:sz w:val="28"/>
+        </w:rPr>
+        <w:t xml:space="preserve">, </w:t>
+      </w:r>
+      <w:r>
+        <w:rPr>
+          <w:i/>
+          <w:sz w:val="28"/>
+        </w:rPr>
+        <w:t>Rows</w:t>
+      </w:r>
+      <w:r>
+        <w:rPr>
+          <w:sz w:val="28"/>
+        </w:rPr>
+        <w:t>), две платформы (</w:t>
+      </w:r>
+      <w:r>
+        <w:rPr>
+          <w:i/>
+          <w:sz w:val="28"/>
+        </w:rPr>
+        <w:t>Datarails</w:t>
+      </w:r>
+      <w:r>
+        <w:rPr>
+          <w:sz w:val="28"/>
+        </w:rPr>
+        <w:t xml:space="preserve">, </w:t>
+      </w:r>
+      <w:r>
+        <w:rPr>
+          <w:i/>
+          <w:sz w:val="28"/>
+        </w:rPr>
+        <w:t>DataSnipper</w:t>
+      </w:r>
+      <w:r>
+        <w:rPr>
+          <w:sz w:val="28"/>
+        </w:rPr>
+        <w:t xml:space="preserve">) и встроенный </w:t>
+      </w:r>
+      <w:r>
+        <w:rPr>
+          <w:i/>
+          <w:sz w:val="28"/>
+        </w:rPr>
         <w:t>AI</w:t>
       </w:r>
       <w:r>
@@ -3679,7 +3809,14 @@
           <w:i/>
           <w:sz w:val="28"/>
         </w:rPr>
-        <w:t>Microsoft</w:t>
+        <w:t>Microsof</w:t>
+      </w:r>
+      <w:r>
+        <w:rPr>
+          <w:i/>
+          <w:sz w:val="28"/>
+        </w:rPr>
+        <w:t>t</w:t>
       </w:r>
       <w:r>
         <w:rPr>
@@ -3721,21 +3858,14 @@
         <w:ind w:firstLine="709"/>
       </w:pPr>
       <w:bookmarkStart w:id="6" w:name="_6c38f46d6252626ee19bec51dca515ea8eb3483"/>
-      <w:bookmarkStart w:id="7" w:name="_Toc242012088"/>
+      <w:bookmarkStart w:id="7" w:name="_Toc242017705"/>
       <w:bookmarkEnd w:id="4"/>
       <w:r>
         <w:rPr>
           <w:b/>
           <w:sz w:val="28"/>
         </w:rPr>
-        <w:t>2.2 Класс</w:t>
-      </w:r>
-      <w:r>
-        <w:rPr>
-          <w:b/>
-          <w:sz w:val="28"/>
-        </w:rPr>
-        <w:t>ификация по уровням конкуренции</w:t>
+        <w:t>2.2 Классификация по уровням конкуренции</w:t>
       </w:r>
       <w:bookmarkEnd w:id="7"/>
     </w:p>
@@ -3750,13 +3880,13 @@
         <w:rPr>
           <w:sz w:val="28"/>
         </w:rPr>
-        <w:t>Методика [1] оценивает каждую компанию по 10 критериям от 0 до 5 с весами и ограничителями: прямым конкурентом нельзя назвать компанию, у которой совпадение потребительской задачи или функциональная заменяемость ниже 3 балло</w:t>
-      </w:r>
-      <w:r>
-        <w:rPr>
-          <w:sz w:val="28"/>
-        </w:rPr>
-        <w:t>в. Взвешенный балл переводится в уровень: 4,20-5,00 - прямой конкурент; 3,40-4,19 - близкий альтернативный; 2,50-3,39 - косвенный или заменитель; 1,60-2,49 - смежная конкуренция.</w:t>
+        <w:t>Методика [1] оценивает каждую компанию по 10 критериям от 0 до 5 с весами и ограничителями: прямым конкурентом нельзя назвать компанию, у которой совпадение потребительской задачи или функциональная заменяемость ниже 3 баллов. Взвешенный балл переводится в</w:t>
+      </w:r>
+      <w:r>
+        <w:rPr>
+          <w:sz w:val="28"/>
+        </w:rPr>
+        <w:t xml:space="preserve"> уровень: 4,20-5,00 - прямой конкурент; 3,40-4,19 - близкий альтернативный; 2,50-3,39 - косвенный или заменитель; 1,60-2,49 - смежная конкуренция.</w:t>
       </w:r>
     </w:p>
     <w:p>
@@ -5144,6 +5274,7 @@
                 <w:i/>
                 <w:sz w:val="24"/>
               </w:rPr>
+              <w:lastRenderedPageBreak/>
               <w:t>Shortcut</w:t>
             </w:r>
           </w:p>
@@ -5265,7 +5396,6 @@
                 <w:i/>
                 <w:sz w:val="24"/>
               </w:rPr>
-              <w:lastRenderedPageBreak/>
               <w:t>Numerous.ai</w:t>
             </w:r>
           </w:p>
@@ -6147,34 +6277,34 @@
                 <w:b/>
                 <w:sz w:val="24"/>
               </w:rPr>
-              <w:t>Компа</w:t>
-            </w:r>
+              <w:t>Компания</w:t>
+            </w:r>
+          </w:p>
+        </w:tc>
+        <w:tc>
+          <w:tcPr>
+            <w:tcW w:w="5806" w:type="dxa"/>
+            <w:vAlign w:val="center"/>
+          </w:tcPr>
+          <w:p>
+            <w:pPr>
+              <w:pStyle w:val="Compact"/>
+              <w:spacing w:before="0" w:after="0" w:line="280" w:lineRule="exact"/>
+              <w:jc w:val="center"/>
+            </w:pPr>
             <w:r>
               <w:rPr>
                 <w:b/>
                 <w:sz w:val="24"/>
               </w:rPr>
-              <w:t>ния</w:t>
-            </w:r>
-          </w:p>
-        </w:tc>
-        <w:tc>
-          <w:tcPr>
-            <w:tcW w:w="5806" w:type="dxa"/>
-            <w:vAlign w:val="center"/>
-          </w:tcPr>
-          <w:p>
-            <w:pPr>
-              <w:pStyle w:val="Compact"/>
-              <w:spacing w:before="0" w:after="0" w:line="280" w:lineRule="exact"/>
-              <w:jc w:val="center"/>
-            </w:pPr>
+              <w:t>Сработавший о</w:t>
+            </w:r>
             <w:r>
               <w:rPr>
                 <w:b/>
                 <w:sz w:val="24"/>
               </w:rPr>
-              <w:t>Сработавший ограничитель</w:t>
+              <w:t>граничитель</w:t>
             </w:r>
           </w:p>
         </w:tc>
@@ -6492,7 +6622,7 @@
         </w:rPr>
         <w:lastRenderedPageBreak/>
         <w:drawing>
-          <wp:inline distT="0" distB="0" distL="0" distR="0" wp14:anchorId="6F83C4F2" wp14:editId="2D27666F">
+          <wp:inline distT="0" distB="0" distL="0" distR="0" wp14:anchorId="032188AC" wp14:editId="3884D380">
             <wp:extent cx="5334000" cy="3122341"/>
             <wp:effectExtent l="0" t="0" r="0" b="0"/>
             <wp:docPr id="12" name="Picture"/>
@@ -6740,13 +6870,1623 @@
         <w:rPr>
           <w:sz w:val="28"/>
         </w:rPr>
-        <w:t xml:space="preserve"> входит в ни</w:t>
-      </w:r>
-      <w:r>
-        <w:rPr>
-          <w:sz w:val="28"/>
-        </w:rPr>
-        <w:t>шу с неполным покрытием, но клиент уже решает ту же задачу другими способами.</w:t>
+        <w:t xml:space="preserve"> входит в нишу с неполным покрытием, но клиент уже решает ту же задачу другими способами.</w:t>
+      </w:r>
+    </w:p>
+    <w:p>
+      <w:pPr>
+        <w:pStyle w:val="a0"/>
+        <w:spacing w:before="0" w:after="0" w:line="360" w:lineRule="exact"/>
+        <w:ind w:firstLine="709"/>
+        <w:jc w:val="both"/>
+      </w:pPr>
+      <w:r>
+        <w:rPr>
+          <w:sz w:val="28"/>
+        </w:rPr>
+        <w:t xml:space="preserve">Метод поиска компаний. Список составлен по группам запросов, а не по названию категории, как требует методика [1]: по задаче клиента (проверка формул и поиск ошибок в </w:t>
+      </w:r>
+      <w:r>
+        <w:rPr>
+          <w:i/>
+          <w:sz w:val="28"/>
+        </w:rPr>
+        <w:t>Excel</w:t>
+      </w:r>
+      <w:r>
+        <w:rPr>
+          <w:sz w:val="28"/>
+        </w:rPr>
+        <w:t xml:space="preserve">, аудит финансовой модели), по инструменту (надстройка </w:t>
+      </w:r>
+      <w:r>
+        <w:rPr>
+          <w:i/>
+          <w:sz w:val="28"/>
+        </w:rPr>
+        <w:t>Excel</w:t>
+      </w:r>
+      <w:r>
+        <w:rPr>
+          <w:sz w:val="28"/>
+        </w:rPr>
+        <w:t xml:space="preserve">, </w:t>
+      </w:r>
+      <w:r>
+        <w:rPr>
+          <w:i/>
+          <w:sz w:val="28"/>
+        </w:rPr>
+        <w:t>AI</w:t>
+      </w:r>
+      <w:r>
+        <w:rPr>
+          <w:sz w:val="28"/>
+        </w:rPr>
+        <w:t xml:space="preserve"> для таблиц) и по за</w:t>
+      </w:r>
+      <w:r>
+        <w:rPr>
+          <w:sz w:val="28"/>
+        </w:rPr>
+        <w:t xml:space="preserve">менителям (встроенный </w:t>
+      </w:r>
+      <w:r>
+        <w:rPr>
+          <w:i/>
+          <w:sz w:val="28"/>
+        </w:rPr>
+        <w:t>AI</w:t>
+      </w:r>
+      <w:r>
+        <w:rPr>
+          <w:sz w:val="28"/>
+        </w:rPr>
+        <w:t xml:space="preserve">, ручная проверка). Источники: конкуренты из ПЗ1, раздел «похожие сайты» </w:t>
+      </w:r>
+      <w:r>
+        <w:rPr>
+          <w:i/>
+          <w:sz w:val="28"/>
+        </w:rPr>
+        <w:t>Similarweb</w:t>
+      </w:r>
+      <w:r>
+        <w:rPr>
+          <w:sz w:val="28"/>
+        </w:rPr>
+        <w:t xml:space="preserve">, каталоги </w:t>
+      </w:r>
+      <w:r>
+        <w:rPr>
+          <w:i/>
+          <w:sz w:val="28"/>
+        </w:rPr>
+        <w:t>G2</w:t>
+      </w:r>
+      <w:r>
+        <w:rPr>
+          <w:sz w:val="28"/>
+        </w:rPr>
+        <w:t xml:space="preserve"> и </w:t>
+      </w:r>
+      <w:r>
+        <w:rPr>
+          <w:i/>
+          <w:sz w:val="28"/>
+        </w:rPr>
+        <w:t>Capterra</w:t>
+      </w:r>
+      <w:r>
+        <w:rPr>
+          <w:sz w:val="28"/>
+        </w:rPr>
+        <w:t xml:space="preserve">, поиск по каталогу надстроек </w:t>
+      </w:r>
+      <w:r>
+        <w:rPr>
+          <w:i/>
+          <w:sz w:val="28"/>
+        </w:rPr>
+        <w:t>Microsoft</w:t>
+      </w:r>
+      <w:r>
+        <w:rPr>
+          <w:sz w:val="28"/>
+        </w:rPr>
+        <w:t xml:space="preserve"> </w:t>
+      </w:r>
+      <w:r>
+        <w:rPr>
+          <w:i/>
+          <w:sz w:val="28"/>
+        </w:rPr>
+        <w:t>AppSource</w:t>
+      </w:r>
+      <w:r>
+        <w:rPr>
+          <w:sz w:val="28"/>
+        </w:rPr>
+        <w:t>. Критерий включения: компания решает ту же или более широкую задачу проверк</w:t>
+      </w:r>
+      <w:r>
+        <w:rPr>
+          <w:sz w:val="28"/>
+        </w:rPr>
+        <w:t xml:space="preserve">и и подготовки таблиц для того же клиента; критерий исключения: продукт другой категории (например, система управления проектами с таким же названием, найденная на </w:t>
+      </w:r>
+      <w:r>
+        <w:rPr>
+          <w:i/>
+          <w:sz w:val="28"/>
+        </w:rPr>
+        <w:t>Capterra</w:t>
+      </w:r>
+      <w:r>
+        <w:rPr>
+          <w:sz w:val="28"/>
+        </w:rPr>
+        <w:t xml:space="preserve">) или отсутствие связи с задачей. Исключены однофамилец </w:t>
+      </w:r>
+      <w:r>
+        <w:rPr>
+          <w:i/>
+          <w:sz w:val="28"/>
+        </w:rPr>
+        <w:t>Operis</w:t>
+      </w:r>
+      <w:r>
+        <w:rPr>
+          <w:sz w:val="28"/>
+        </w:rPr>
+        <w:t xml:space="preserve"> и посторонний продукт</w:t>
+      </w:r>
+      <w:r>
+        <w:rPr>
+          <w:sz w:val="28"/>
+        </w:rPr>
+        <w:t xml:space="preserve"> </w:t>
+      </w:r>
+      <w:r>
+        <w:rPr>
+          <w:i/>
+          <w:sz w:val="28"/>
+        </w:rPr>
+        <w:t>Shortcut</w:t>
+      </w:r>
+      <w:r>
+        <w:rPr>
+          <w:sz w:val="28"/>
+        </w:rPr>
+        <w:t xml:space="preserve"> на </w:t>
+      </w:r>
+      <w:r>
+        <w:rPr>
+          <w:i/>
+          <w:sz w:val="28"/>
+        </w:rPr>
+        <w:t>Capterra</w:t>
+      </w:r>
+      <w:r>
+        <w:rPr>
+          <w:sz w:val="28"/>
+        </w:rPr>
+        <w:t>.</w:t>
+      </w:r>
+    </w:p>
+    <w:p>
+      <w:pPr>
+        <w:pStyle w:val="a0"/>
+        <w:spacing w:before="0" w:after="0" w:line="360" w:lineRule="exact"/>
+        <w:ind w:firstLine="709"/>
+        <w:jc w:val="both"/>
+      </w:pPr>
+      <w:r>
+        <w:rPr>
+          <w:sz w:val="28"/>
+        </w:rPr>
+        <w:t>В таблице 5 представлено: конкурентное поле по семи уровням методики [1].</w:t>
+      </w:r>
+    </w:p>
+    <w:p>
+      <w:pPr>
+        <w:pStyle w:val="a0"/>
+        <w:keepNext/>
+        <w:spacing w:before="0" w:after="0" w:line="360" w:lineRule="exact"/>
+      </w:pPr>
+      <w:r>
+        <w:rPr>
+          <w:sz w:val="28"/>
+        </w:rPr>
+        <w:lastRenderedPageBreak/>
+        <w:t>Таблица 5 – Конкурентное поле по семи уровням методики [1]</w:t>
+      </w:r>
+    </w:p>
+    <w:tbl>
+      <w:tblPr>
+        <w:tblStyle w:val="Table"/>
+        <w:tblW w:w="9355" w:type="dxa"/>
+        <w:jc w:val="center"/>
+        <w:tblBorders>
+          <w:top w:val="single" w:sz="4" w:space="0" w:color="000000"/>
+          <w:left w:val="single" w:sz="4" w:space="0" w:color="000000"/>
+          <w:bottom w:val="single" w:sz="4" w:space="0" w:color="000000"/>
+          <w:right w:val="single" w:sz="4" w:space="0" w:color="000000"/>
+          <w:insideH w:val="single" w:sz="4" w:space="0" w:color="000000"/>
+          <w:insideV w:val="single" w:sz="4" w:space="0" w:color="000000"/>
+        </w:tblBorders>
+        <w:tblLayout w:type="fixed"/>
+        <w:tblLook w:val="0020" w:firstRow="1" w:lastRow="0" w:firstColumn="0" w:lastColumn="0" w:noHBand="0" w:noVBand="0"/>
+      </w:tblPr>
+      <w:tblGrid>
+        <w:gridCol w:w="1929"/>
+        <w:gridCol w:w="2648"/>
+        <w:gridCol w:w="2924"/>
+        <w:gridCol w:w="1854"/>
+      </w:tblGrid>
+      <w:tr>
+        <w:trPr>
+          <w:cnfStyle w:val="100000000000" w:firstRow="1" w:lastRow="0" w:firstColumn="0" w:lastColumn="0" w:oddVBand="0" w:evenVBand="0" w:oddHBand="0" w:evenHBand="0" w:firstRowFirstColumn="0" w:firstRowLastColumn="0" w:lastRowFirstColumn="0" w:lastRowLastColumn="0"/>
+          <w:cantSplit/>
+          <w:tblHeader/>
+          <w:jc w:val="center"/>
+        </w:trPr>
+        <w:tc>
+          <w:tcPr>
+            <w:tcW w:w="1928" w:type="dxa"/>
+            <w:vAlign w:val="center"/>
+          </w:tcPr>
+          <w:p>
+            <w:pPr>
+              <w:pStyle w:val="Compact"/>
+              <w:spacing w:before="0" w:after="0" w:line="280" w:lineRule="exact"/>
+              <w:jc w:val="center"/>
+            </w:pPr>
+            <w:r>
+              <w:rPr>
+                <w:b/>
+                <w:sz w:val="24"/>
+              </w:rPr>
+              <w:t>Уровень</w:t>
+            </w:r>
+          </w:p>
+        </w:tc>
+        <w:tc>
+          <w:tcPr>
+            <w:tcW w:w="2648" w:type="dxa"/>
+            <w:vAlign w:val="center"/>
+          </w:tcPr>
+          <w:p>
+            <w:pPr>
+              <w:pStyle w:val="Compact"/>
+              <w:spacing w:before="0" w:after="0" w:line="280" w:lineRule="exact"/>
+              <w:jc w:val="center"/>
+            </w:pPr>
+            <w:r>
+              <w:rPr>
+                <w:b/>
+                <w:sz w:val="24"/>
+              </w:rPr>
+              <w:t>Компании</w:t>
+            </w:r>
+          </w:p>
+        </w:tc>
+        <w:tc>
+          <w:tcPr>
+            <w:tcW w:w="2924" w:type="dxa"/>
+            <w:vAlign w:val="center"/>
+          </w:tcPr>
+          <w:p>
+            <w:pPr>
+              <w:pStyle w:val="Compact"/>
+              <w:spacing w:before="0" w:after="0" w:line="280" w:lineRule="exact"/>
+              <w:jc w:val="center"/>
+            </w:pPr>
+            <w:r>
+              <w:rPr>
+                <w:b/>
+                <w:sz w:val="24"/>
+              </w:rPr>
+              <w:t>Основание</w:t>
+            </w:r>
+          </w:p>
+        </w:tc>
+        <w:tc>
+          <w:tcPr>
+            <w:tcW w:w="1854" w:type="dxa"/>
+            <w:vAlign w:val="center"/>
+          </w:tcPr>
+          <w:p>
+            <w:pPr>
+              <w:pStyle w:val="Compact"/>
+              <w:spacing w:before="0" w:after="0" w:line="280" w:lineRule="exact"/>
+              <w:jc w:val="center"/>
+            </w:pPr>
+            <w:r>
+              <w:rPr>
+                <w:b/>
+                <w:sz w:val="24"/>
+              </w:rPr>
+              <w:t>Уверенность</w:t>
+            </w:r>
+          </w:p>
+        </w:tc>
+      </w:tr>
+      <w:tr>
+        <w:trPr>
+          <w:cantSplit/>
+          <w:jc w:val="center"/>
+        </w:trPr>
+        <w:tc>
+          <w:tcPr>
+            <w:tcW w:w="1928" w:type="dxa"/>
+            <w:vAlign w:val="center"/>
+          </w:tcPr>
+          <w:p>
+            <w:pPr>
+              <w:pStyle w:val="Compact"/>
+              <w:spacing w:before="0" w:after="0" w:line="280" w:lineRule="exact"/>
+              <w:jc w:val="center"/>
+            </w:pPr>
+            <w:r>
+              <w:rPr>
+                <w:sz w:val="24"/>
+              </w:rPr>
+              <w:t>1. Прямые конкуренты</w:t>
+            </w:r>
+          </w:p>
+        </w:tc>
+        <w:tc>
+          <w:tcPr>
+            <w:tcW w:w="2648" w:type="dxa"/>
+            <w:vAlign w:val="center"/>
+          </w:tcPr>
+          <w:p>
+            <w:pPr>
+              <w:pStyle w:val="Compact"/>
+              <w:spacing w:before="0" w:after="0" w:line="280" w:lineRule="exact"/>
+              <w:jc w:val="center"/>
+            </w:pPr>
+            <w:r>
+              <w:rPr>
+                <w:i/>
+                <w:sz w:val="24"/>
+              </w:rPr>
+              <w:t>PerfectXL</w:t>
+            </w:r>
+          </w:p>
+        </w:tc>
+        <w:tc>
+          <w:tcPr>
+            <w:tcW w:w="2924" w:type="dxa"/>
+            <w:vAlign w:val="center"/>
+          </w:tcPr>
+          <w:p>
+            <w:pPr>
+              <w:pStyle w:val="Compact"/>
+              <w:spacing w:before="0" w:after="0" w:line="280" w:lineRule="exact"/>
+              <w:jc w:val="center"/>
+            </w:pPr>
+            <w:r>
+              <w:rPr>
+                <w:sz w:val="24"/>
+              </w:rPr>
+              <w:t xml:space="preserve">балл 4,11 из 5 (82 из 100 по </w:t>
+            </w:r>
+            <w:r>
+              <w:rPr>
+                <w:sz w:val="24"/>
+              </w:rPr>
+              <w:t>индексу методики) при пороге прямого конкурента 4,20 шаблона: граничный случай</w:t>
+            </w:r>
+          </w:p>
+        </w:tc>
+        <w:tc>
+          <w:tcPr>
+            <w:tcW w:w="1854" w:type="dxa"/>
+            <w:vAlign w:val="center"/>
+          </w:tcPr>
+          <w:p>
+            <w:pPr>
+              <w:pStyle w:val="Compact"/>
+              <w:spacing w:before="0" w:after="0" w:line="280" w:lineRule="exact"/>
+              <w:jc w:val="center"/>
+            </w:pPr>
+            <w:r>
+              <w:rPr>
+                <w:sz w:val="24"/>
+              </w:rPr>
+              <w:t>высокая (страницы продукта, цены, отзывы)</w:t>
+            </w:r>
+          </w:p>
+        </w:tc>
+      </w:tr>
+      <w:tr>
+        <w:trPr>
+          <w:cantSplit/>
+          <w:jc w:val="center"/>
+        </w:trPr>
+        <w:tc>
+          <w:tcPr>
+            <w:tcW w:w="1928" w:type="dxa"/>
+            <w:vAlign w:val="center"/>
+          </w:tcPr>
+          <w:p>
+            <w:pPr>
+              <w:pStyle w:val="Compact"/>
+              <w:spacing w:before="0" w:after="0" w:line="280" w:lineRule="exact"/>
+              <w:jc w:val="center"/>
+            </w:pPr>
+            <w:r>
+              <w:rPr>
+                <w:sz w:val="24"/>
+              </w:rPr>
+              <w:t>2. Близкие конкуренты</w:t>
+            </w:r>
+          </w:p>
+        </w:tc>
+        <w:tc>
+          <w:tcPr>
+            <w:tcW w:w="2648" w:type="dxa"/>
+            <w:vAlign w:val="center"/>
+          </w:tcPr>
+          <w:p>
+            <w:pPr>
+              <w:pStyle w:val="Compact"/>
+              <w:spacing w:before="0" w:after="0" w:line="280" w:lineRule="exact"/>
+              <w:jc w:val="center"/>
+            </w:pPr>
+            <w:r>
+              <w:rPr>
+                <w:i/>
+                <w:sz w:val="24"/>
+              </w:rPr>
+              <w:t>Microsoft</w:t>
+            </w:r>
+            <w:r>
+              <w:rPr>
+                <w:sz w:val="24"/>
+              </w:rPr>
+              <w:t xml:space="preserve"> 365 </w:t>
+            </w:r>
+            <w:r>
+              <w:rPr>
+                <w:i/>
+                <w:sz w:val="24"/>
+              </w:rPr>
+              <w:t>Copilot</w:t>
+            </w:r>
+            <w:r>
+              <w:rPr>
+                <w:sz w:val="24"/>
+              </w:rPr>
+              <w:t xml:space="preserve">, </w:t>
+            </w:r>
+            <w:r>
+              <w:rPr>
+                <w:i/>
+                <w:sz w:val="24"/>
+              </w:rPr>
+              <w:t>Shortcut</w:t>
+            </w:r>
+            <w:r>
+              <w:rPr>
+                <w:sz w:val="24"/>
+              </w:rPr>
+              <w:t xml:space="preserve">, </w:t>
+            </w:r>
+            <w:r>
+              <w:rPr>
+                <w:i/>
+                <w:sz w:val="24"/>
+              </w:rPr>
+              <w:t>Arixcel</w:t>
+            </w:r>
+          </w:p>
+        </w:tc>
+        <w:tc>
+          <w:tcPr>
+            <w:tcW w:w="2924" w:type="dxa"/>
+            <w:vAlign w:val="center"/>
+          </w:tcPr>
+          <w:p>
+            <w:pPr>
+              <w:pStyle w:val="Compact"/>
+              <w:spacing w:before="0" w:after="0" w:line="280" w:lineRule="exact"/>
+              <w:jc w:val="center"/>
+            </w:pPr>
+            <w:r>
+              <w:rPr>
+                <w:sz w:val="24"/>
+              </w:rPr>
+              <w:t>баллы 3,88, 3,47 и 3,44: та же категория, отличаются аудиторией, глубиной или ценой</w:t>
+            </w:r>
+          </w:p>
+        </w:tc>
+        <w:tc>
+          <w:tcPr>
+            <w:tcW w:w="1854" w:type="dxa"/>
+            <w:vAlign w:val="center"/>
+          </w:tcPr>
+          <w:p>
+            <w:pPr>
+              <w:pStyle w:val="Compact"/>
+              <w:spacing w:before="0" w:after="0" w:line="280" w:lineRule="exact"/>
+              <w:jc w:val="center"/>
+            </w:pPr>
+            <w:r>
+              <w:rPr>
+                <w:sz w:val="24"/>
+              </w:rPr>
+              <w:t>средняя</w:t>
+            </w:r>
+          </w:p>
+        </w:tc>
+      </w:tr>
+      <w:tr>
+        <w:trPr>
+          <w:cantSplit/>
+          <w:jc w:val="center"/>
+        </w:trPr>
+        <w:tc>
+          <w:tcPr>
+            <w:tcW w:w="1928" w:type="dxa"/>
+            <w:vAlign w:val="center"/>
+          </w:tcPr>
+          <w:p>
+            <w:pPr>
+              <w:pStyle w:val="Compact"/>
+              <w:spacing w:before="0" w:after="0" w:line="280" w:lineRule="exact"/>
+              <w:jc w:val="center"/>
+            </w:pPr>
+            <w:r>
+              <w:rPr>
+                <w:sz w:val="24"/>
+              </w:rPr>
+              <w:t>3. Косвенные конкуренты</w:t>
+            </w:r>
+          </w:p>
+        </w:tc>
+        <w:tc>
+          <w:tcPr>
+            <w:tcW w:w="2648" w:type="dxa"/>
+            <w:vAlign w:val="center"/>
+          </w:tcPr>
+          <w:p>
+            <w:pPr>
+              <w:pStyle w:val="Compact"/>
+              <w:spacing w:before="0" w:after="0" w:line="280" w:lineRule="exact"/>
+              <w:jc w:val="center"/>
+            </w:pPr>
+            <w:r>
+              <w:rPr>
+                <w:i/>
+                <w:sz w:val="24"/>
+              </w:rPr>
+              <w:t>Operis</w:t>
+            </w:r>
+            <w:r>
+              <w:rPr>
+                <w:sz w:val="24"/>
+              </w:rPr>
+              <w:t xml:space="preserve">, </w:t>
+            </w:r>
+            <w:r>
+              <w:rPr>
+                <w:i/>
+                <w:sz w:val="24"/>
+              </w:rPr>
+              <w:t>DataSnipper</w:t>
+            </w:r>
+            <w:r>
+              <w:rPr>
+                <w:sz w:val="24"/>
+              </w:rPr>
+              <w:t xml:space="preserve">, </w:t>
+            </w:r>
+            <w:r>
+              <w:rPr>
+                <w:i/>
+                <w:sz w:val="24"/>
+              </w:rPr>
+              <w:t>Datarails</w:t>
+            </w:r>
+            <w:r>
+              <w:rPr>
+                <w:sz w:val="24"/>
+              </w:rPr>
+              <w:t xml:space="preserve">, </w:t>
+            </w:r>
+            <w:r>
+              <w:rPr>
+                <w:i/>
+                <w:sz w:val="24"/>
+              </w:rPr>
+              <w:t>CIMCON</w:t>
+            </w:r>
+            <w:r>
+              <w:rPr>
+                <w:sz w:val="24"/>
+              </w:rPr>
+              <w:t xml:space="preserve"> </w:t>
+            </w:r>
+            <w:r>
+              <w:rPr>
+                <w:i/>
+                <w:sz w:val="24"/>
+              </w:rPr>
+              <w:t>Software</w:t>
+            </w:r>
+            <w:r>
+              <w:rPr>
+                <w:sz w:val="24"/>
+              </w:rPr>
+              <w:t xml:space="preserve">, </w:t>
+            </w:r>
+            <w:r>
+              <w:rPr>
+                <w:i/>
+                <w:sz w:val="24"/>
+              </w:rPr>
+              <w:t>Spreadsheet</w:t>
+            </w:r>
+            <w:r>
+              <w:rPr>
+                <w:sz w:val="24"/>
+              </w:rPr>
+              <w:t xml:space="preserve"> </w:t>
+            </w:r>
+            <w:r>
+              <w:rPr>
+                <w:i/>
+                <w:sz w:val="24"/>
+              </w:rPr>
+              <w:t>Detective</w:t>
+            </w:r>
+          </w:p>
+        </w:tc>
+        <w:tc>
+          <w:tcPr>
+            <w:tcW w:w="2924" w:type="dxa"/>
+            <w:vAlign w:val="center"/>
+          </w:tcPr>
+          <w:p>
+            <w:pPr>
+              <w:pStyle w:val="Compact"/>
+              <w:spacing w:before="0" w:after="0" w:line="280" w:lineRule="exact"/>
+              <w:jc w:val="center"/>
+            </w:pPr>
+            <w:r>
+              <w:rPr>
+                <w:sz w:val="24"/>
+              </w:rPr>
+              <w:t xml:space="preserve">иной тип товара (консалтинг, платформа аудита, </w:t>
+            </w:r>
+            <w:r>
+              <w:rPr>
+                <w:i/>
+                <w:sz w:val="24"/>
+              </w:rPr>
+              <w:t>FP</w:t>
+            </w:r>
+            <w:r>
+              <w:rPr>
+                <w:sz w:val="24"/>
+              </w:rPr>
+              <w:t>&amp;</w:t>
+            </w:r>
+            <w:r>
+              <w:rPr>
+                <w:i/>
+                <w:sz w:val="24"/>
+              </w:rPr>
+              <w:t>A</w:t>
+            </w:r>
+            <w:r>
+              <w:rPr>
+                <w:sz w:val="24"/>
+              </w:rPr>
+              <w:t>) или малый масштаб при той же широкой потребности</w:t>
+            </w:r>
+          </w:p>
+        </w:tc>
+        <w:tc>
+          <w:tcPr>
+            <w:tcW w:w="1854" w:type="dxa"/>
+            <w:vAlign w:val="center"/>
+          </w:tcPr>
+          <w:p>
+            <w:pPr>
+              <w:pStyle w:val="Compact"/>
+              <w:spacing w:before="0" w:after="0" w:line="280" w:lineRule="exact"/>
+              <w:jc w:val="center"/>
+            </w:pPr>
+            <w:r>
+              <w:rPr>
+                <w:sz w:val="24"/>
+              </w:rPr>
+              <w:t>средняя</w:t>
+            </w:r>
+          </w:p>
+        </w:tc>
+      </w:tr>
+      <w:tr>
+        <w:trPr>
+          <w:cantSplit/>
+          <w:jc w:val="center"/>
+        </w:trPr>
+        <w:tc>
+          <w:tcPr>
+            <w:tcW w:w="1928" w:type="dxa"/>
+            <w:vAlign w:val="center"/>
+          </w:tcPr>
+          <w:p>
+            <w:pPr>
+              <w:pStyle w:val="Compact"/>
+              <w:spacing w:before="0" w:after="0" w:line="280" w:lineRule="exact"/>
+              <w:jc w:val="center"/>
+            </w:pPr>
+            <w:r>
+              <w:rPr>
+                <w:sz w:val="24"/>
+              </w:rPr>
+              <w:t>4. Заменители</w:t>
+            </w:r>
+          </w:p>
+        </w:tc>
+        <w:tc>
+          <w:tcPr>
+            <w:tcW w:w="2648" w:type="dxa"/>
+            <w:vAlign w:val="center"/>
+          </w:tcPr>
+          <w:p>
+            <w:pPr>
+              <w:pStyle w:val="Compact"/>
+              <w:spacing w:before="0" w:after="0" w:line="280" w:lineRule="exact"/>
+              <w:jc w:val="center"/>
+            </w:pPr>
+            <w:r>
+              <w:rPr>
+                <w:i/>
+                <w:sz w:val="24"/>
+              </w:rPr>
+              <w:t>Numerous.ai</w:t>
+            </w:r>
+            <w:r>
+              <w:rPr>
+                <w:sz w:val="24"/>
+              </w:rPr>
+              <w:t xml:space="preserve">, </w:t>
+            </w:r>
+            <w:r>
+              <w:rPr>
+                <w:i/>
+                <w:sz w:val="24"/>
+              </w:rPr>
+              <w:t>Formula</w:t>
+            </w:r>
+            <w:r>
+              <w:rPr>
+                <w:sz w:val="24"/>
+              </w:rPr>
+              <w:t xml:space="preserve"> </w:t>
+            </w:r>
+            <w:r>
+              <w:rPr>
+                <w:i/>
+                <w:sz w:val="24"/>
+              </w:rPr>
+              <w:t>Bot</w:t>
+            </w:r>
+            <w:r>
+              <w:rPr>
+                <w:sz w:val="24"/>
+              </w:rPr>
+              <w:t xml:space="preserve">, </w:t>
+            </w:r>
+            <w:r>
+              <w:rPr>
+                <w:i/>
+                <w:sz w:val="24"/>
+              </w:rPr>
+              <w:t>Rows</w:t>
+            </w:r>
+            <w:r>
+              <w:rPr>
+                <w:sz w:val="24"/>
+              </w:rPr>
+              <w:t xml:space="preserve">, </w:t>
+            </w:r>
+            <w:r>
+              <w:rPr>
+                <w:i/>
+                <w:sz w:val="24"/>
+              </w:rPr>
+              <w:t>Julius</w:t>
+            </w:r>
+            <w:r>
+              <w:rPr>
+                <w:sz w:val="24"/>
+              </w:rPr>
+              <w:t xml:space="preserve"> </w:t>
+            </w:r>
+            <w:r>
+              <w:rPr>
+                <w:i/>
+                <w:sz w:val="24"/>
+              </w:rPr>
+              <w:t>AI</w:t>
+            </w:r>
+            <w:r>
+              <w:rPr>
+                <w:sz w:val="24"/>
+              </w:rPr>
+              <w:t xml:space="preserve">, </w:t>
+            </w:r>
+            <w:r>
+              <w:rPr>
+                <w:i/>
+                <w:sz w:val="24"/>
+              </w:rPr>
+              <w:t>Ajelix</w:t>
+            </w:r>
+            <w:r>
+              <w:rPr>
+                <w:sz w:val="24"/>
+              </w:rPr>
+              <w:t xml:space="preserve">, </w:t>
+            </w:r>
+            <w:r>
+              <w:rPr>
+                <w:i/>
+                <w:sz w:val="24"/>
+              </w:rPr>
+              <w:t>SheetAI</w:t>
+            </w:r>
+            <w:r>
+              <w:rPr>
+                <w:sz w:val="24"/>
+              </w:rPr>
+              <w:t xml:space="preserve">, </w:t>
+            </w:r>
+            <w:r>
+              <w:rPr>
+                <w:i/>
+                <w:sz w:val="24"/>
+              </w:rPr>
+              <w:t>ChatGPT</w:t>
+            </w:r>
+            <w:r>
+              <w:rPr>
+                <w:sz w:val="24"/>
+              </w:rPr>
+              <w:t xml:space="preserve">, </w:t>
+            </w:r>
+            <w:r>
+              <w:rPr>
+                <w:i/>
+                <w:sz w:val="24"/>
+              </w:rPr>
+              <w:t>Gemini</w:t>
+            </w:r>
+            <w:r>
+              <w:rPr>
+                <w:sz w:val="24"/>
+              </w:rPr>
+              <w:t xml:space="preserve"> в </w:t>
+            </w:r>
+            <w:r>
+              <w:rPr>
+                <w:i/>
+                <w:sz w:val="24"/>
+              </w:rPr>
+              <w:t>Google</w:t>
+            </w:r>
+            <w:r>
+              <w:rPr>
+                <w:sz w:val="24"/>
+              </w:rPr>
+              <w:t xml:space="preserve"> </w:t>
+            </w:r>
+            <w:r>
+              <w:rPr>
+                <w:i/>
+                <w:sz w:val="24"/>
+              </w:rPr>
+              <w:t>Sheets</w:t>
+            </w:r>
+            <w:r>
+              <w:rPr>
+                <w:sz w:val="24"/>
+              </w:rPr>
+              <w:t xml:space="preserve">, ручная проверка, </w:t>
+            </w:r>
+            <w:r>
+              <w:rPr>
+                <w:i/>
+                <w:sz w:val="24"/>
+              </w:rPr>
+              <w:t>Spreadsheet</w:t>
+            </w:r>
+            <w:r>
+              <w:rPr>
+                <w:sz w:val="24"/>
+              </w:rPr>
+              <w:t xml:space="preserve"> </w:t>
+            </w:r>
+            <w:r>
+              <w:rPr>
+                <w:i/>
+                <w:sz w:val="24"/>
+              </w:rPr>
+              <w:t>Inquire</w:t>
+            </w:r>
+          </w:p>
+        </w:tc>
+        <w:tc>
+          <w:tcPr>
+            <w:tcW w:w="2924" w:type="dxa"/>
+            <w:vAlign w:val="center"/>
+          </w:tcPr>
+          <w:p>
+            <w:pPr>
+              <w:pStyle w:val="Compact"/>
+              <w:spacing w:before="0" w:after="0" w:line="280" w:lineRule="exact"/>
+              <w:jc w:val="center"/>
+            </w:pPr>
+            <w:r>
+              <w:rPr>
+                <w:sz w:val="24"/>
+              </w:rPr>
+              <w:t>к</w:t>
+            </w:r>
+            <w:r>
+              <w:rPr>
+                <w:sz w:val="24"/>
+              </w:rPr>
+              <w:t>лиент получает формулу или проверку другим способом, без независимого аудита</w:t>
+            </w:r>
+          </w:p>
+        </w:tc>
+        <w:tc>
+          <w:tcPr>
+            <w:tcW w:w="1854" w:type="dxa"/>
+            <w:vAlign w:val="center"/>
+          </w:tcPr>
+          <w:p>
+            <w:pPr>
+              <w:pStyle w:val="Compact"/>
+              <w:spacing w:before="0" w:after="0" w:line="280" w:lineRule="exact"/>
+              <w:jc w:val="center"/>
+            </w:pPr>
+            <w:r>
+              <w:rPr>
+                <w:sz w:val="24"/>
+              </w:rPr>
+              <w:t>средняя</w:t>
+            </w:r>
+          </w:p>
+        </w:tc>
+      </w:tr>
+      <w:tr>
+        <w:trPr>
+          <w:cantSplit/>
+          <w:jc w:val="center"/>
+        </w:trPr>
+        <w:tc>
+          <w:tcPr>
+            <w:tcW w:w="1928" w:type="dxa"/>
+            <w:vAlign w:val="center"/>
+          </w:tcPr>
+          <w:p>
+            <w:pPr>
+              <w:pStyle w:val="Compact"/>
+              <w:spacing w:before="0" w:after="0" w:line="280" w:lineRule="exact"/>
+              <w:jc w:val="center"/>
+            </w:pPr>
+            <w:r>
+              <w:rPr>
+                <w:sz w:val="24"/>
+              </w:rPr>
+              <w:t>5. Потенциальные конкуренты</w:t>
+            </w:r>
+          </w:p>
+        </w:tc>
+        <w:tc>
+          <w:tcPr>
+            <w:tcW w:w="2648" w:type="dxa"/>
+            <w:vAlign w:val="center"/>
+          </w:tcPr>
+          <w:p>
+            <w:pPr>
+              <w:pStyle w:val="Compact"/>
+              <w:spacing w:before="0" w:after="0" w:line="280" w:lineRule="exact"/>
+              <w:jc w:val="center"/>
+            </w:pPr>
+            <w:r>
+              <w:rPr>
+                <w:i/>
+                <w:sz w:val="24"/>
+              </w:rPr>
+              <w:t>Anthropic</w:t>
+            </w:r>
+            <w:r>
+              <w:rPr>
+                <w:sz w:val="24"/>
+              </w:rPr>
+              <w:t xml:space="preserve"> (</w:t>
+            </w:r>
+            <w:r>
+              <w:rPr>
+                <w:i/>
+                <w:sz w:val="24"/>
+              </w:rPr>
+              <w:t>Claude</w:t>
+            </w:r>
+            <w:r>
+              <w:rPr>
+                <w:sz w:val="24"/>
+              </w:rPr>
+              <w:t xml:space="preserve"> </w:t>
+            </w:r>
+            <w:r>
+              <w:rPr>
+                <w:i/>
+                <w:sz w:val="24"/>
+              </w:rPr>
+              <w:t>for</w:t>
+            </w:r>
+            <w:r>
+              <w:rPr>
+                <w:sz w:val="24"/>
+              </w:rPr>
+              <w:t xml:space="preserve"> </w:t>
+            </w:r>
+            <w:r>
+              <w:rPr>
+                <w:i/>
+                <w:sz w:val="24"/>
+              </w:rPr>
+              <w:t>Excel</w:t>
+            </w:r>
+            <w:r>
+              <w:rPr>
+                <w:sz w:val="24"/>
+              </w:rPr>
+              <w:t xml:space="preserve">), </w:t>
+            </w:r>
+            <w:r>
+              <w:rPr>
+                <w:i/>
+                <w:sz w:val="24"/>
+              </w:rPr>
+              <w:t>OpenAI</w:t>
+            </w:r>
+            <w:r>
+              <w:rPr>
+                <w:sz w:val="24"/>
+              </w:rPr>
+              <w:t xml:space="preserve">, </w:t>
+            </w:r>
+            <w:r>
+              <w:rPr>
+                <w:i/>
+                <w:sz w:val="24"/>
+              </w:rPr>
+              <w:t>Microsoft</w:t>
+            </w:r>
+            <w:r>
+              <w:rPr>
+                <w:sz w:val="24"/>
+              </w:rPr>
+              <w:t xml:space="preserve"> (расширение </w:t>
+            </w:r>
+            <w:r>
+              <w:rPr>
+                <w:i/>
+                <w:sz w:val="24"/>
+              </w:rPr>
+              <w:t>Copilot</w:t>
+            </w:r>
+            <w:r>
+              <w:rPr>
+                <w:sz w:val="24"/>
+              </w:rPr>
+              <w:t>)</w:t>
+            </w:r>
+          </w:p>
+        </w:tc>
+        <w:tc>
+          <w:tcPr>
+            <w:tcW w:w="2924" w:type="dxa"/>
+            <w:vAlign w:val="center"/>
+          </w:tcPr>
+          <w:p>
+            <w:pPr>
+              <w:pStyle w:val="Compact"/>
+              <w:spacing w:before="0" w:after="0" w:line="280" w:lineRule="exact"/>
+              <w:jc w:val="center"/>
+            </w:pPr>
+            <w:r>
+              <w:rPr>
+                <w:sz w:val="24"/>
+              </w:rPr>
+              <w:t>обладают аудиторией и моделями, но детерминированной проверки как продукта пока не предлагают</w:t>
+            </w:r>
+          </w:p>
+        </w:tc>
+        <w:tc>
+          <w:tcPr>
+            <w:tcW w:w="1854" w:type="dxa"/>
+            <w:vAlign w:val="center"/>
+          </w:tcPr>
+          <w:p>
+            <w:pPr>
+              <w:pStyle w:val="Compact"/>
+              <w:spacing w:before="0" w:after="0" w:line="280" w:lineRule="exact"/>
+              <w:jc w:val="center"/>
+            </w:pPr>
+            <w:r>
+              <w:rPr>
+                <w:sz w:val="24"/>
+              </w:rPr>
+              <w:t>низкая</w:t>
+            </w:r>
+          </w:p>
+        </w:tc>
+      </w:tr>
+      <w:tr>
+        <w:trPr>
+          <w:cantSplit/>
+          <w:jc w:val="center"/>
+        </w:trPr>
+        <w:tc>
+          <w:tcPr>
+            <w:tcW w:w="1928" w:type="dxa"/>
+            <w:vAlign w:val="center"/>
+          </w:tcPr>
+          <w:p>
+            <w:pPr>
+              <w:pStyle w:val="Compact"/>
+              <w:spacing w:before="0" w:after="0" w:line="280" w:lineRule="exact"/>
+              <w:jc w:val="center"/>
+            </w:pPr>
+            <w:r>
+              <w:rPr>
+                <w:sz w:val="24"/>
+              </w:rPr>
+              <w:t>6. Компании для наблюдения за практиками</w:t>
+            </w:r>
+          </w:p>
+        </w:tc>
+        <w:tc>
+          <w:tcPr>
+            <w:tcW w:w="2648" w:type="dxa"/>
+            <w:vAlign w:val="center"/>
+          </w:tcPr>
+          <w:p>
+            <w:pPr>
+              <w:pStyle w:val="Compact"/>
+              <w:spacing w:before="0" w:after="0" w:line="280" w:lineRule="exact"/>
+              <w:jc w:val="center"/>
+            </w:pPr>
+            <w:r>
+              <w:rPr>
+                <w:i/>
+                <w:sz w:val="24"/>
+              </w:rPr>
+              <w:t>Cube</w:t>
+            </w:r>
+            <w:r>
+              <w:rPr>
+                <w:sz w:val="24"/>
+              </w:rPr>
+              <w:t xml:space="preserve"> </w:t>
+            </w:r>
+            <w:r>
+              <w:rPr>
+                <w:i/>
+                <w:sz w:val="24"/>
+              </w:rPr>
+              <w:t>Software</w:t>
+            </w:r>
+            <w:r>
+              <w:rPr>
+                <w:sz w:val="24"/>
+              </w:rPr>
+              <w:t xml:space="preserve">, </w:t>
+            </w:r>
+            <w:r>
+              <w:rPr>
+                <w:i/>
+                <w:sz w:val="24"/>
+              </w:rPr>
+              <w:t>Macabacus</w:t>
+            </w:r>
+            <w:r>
+              <w:rPr>
+                <w:sz w:val="24"/>
+              </w:rPr>
+              <w:t xml:space="preserve">, </w:t>
+            </w:r>
+            <w:r>
+              <w:rPr>
+                <w:i/>
+                <w:sz w:val="24"/>
+              </w:rPr>
+              <w:t>F1F9</w:t>
+            </w:r>
+          </w:p>
+        </w:tc>
+        <w:tc>
+          <w:tcPr>
+            <w:tcW w:w="2924" w:type="dxa"/>
+            <w:vAlign w:val="center"/>
+          </w:tcPr>
+          <w:p>
+            <w:pPr>
+              <w:pStyle w:val="Compact"/>
+              <w:spacing w:before="0" w:after="0" w:line="280" w:lineRule="exact"/>
+              <w:jc w:val="center"/>
+            </w:pPr>
+            <w:r>
+              <w:rPr>
+                <w:sz w:val="24"/>
+              </w:rPr>
+              <w:t xml:space="preserve">финансовое моделирование и </w:t>
+            </w:r>
+            <w:r>
+              <w:rPr>
+                <w:i/>
+                <w:sz w:val="24"/>
+              </w:rPr>
+              <w:t>FP</w:t>
+            </w:r>
+            <w:r>
+              <w:rPr>
+                <w:sz w:val="24"/>
+              </w:rPr>
+              <w:t>&amp;</w:t>
+            </w:r>
+            <w:r>
+              <w:rPr>
+                <w:i/>
+                <w:sz w:val="24"/>
+              </w:rPr>
+              <w:t>A</w:t>
+            </w:r>
+            <w:r>
+              <w:rPr>
+                <w:sz w:val="24"/>
+              </w:rPr>
+              <w:t>: полезны для изучения сайтов, цен и коммуникации</w:t>
+            </w:r>
+          </w:p>
+        </w:tc>
+        <w:tc>
+          <w:tcPr>
+            <w:tcW w:w="1854" w:type="dxa"/>
+            <w:vAlign w:val="center"/>
+          </w:tcPr>
+          <w:p>
+            <w:pPr>
+              <w:pStyle w:val="Compact"/>
+              <w:spacing w:before="0" w:after="0" w:line="280" w:lineRule="exact"/>
+              <w:jc w:val="center"/>
+            </w:pPr>
+            <w:r>
+              <w:rPr>
+                <w:sz w:val="24"/>
+              </w:rPr>
+              <w:t>с</w:t>
+            </w:r>
+            <w:r>
+              <w:rPr>
+                <w:sz w:val="24"/>
+              </w:rPr>
+              <w:t>редняя</w:t>
+            </w:r>
+          </w:p>
+        </w:tc>
+      </w:tr>
+      <w:tr>
+        <w:trPr>
+          <w:cantSplit/>
+          <w:jc w:val="center"/>
+        </w:trPr>
+        <w:tc>
+          <w:tcPr>
+            <w:tcW w:w="1928" w:type="dxa"/>
+            <w:vAlign w:val="center"/>
+          </w:tcPr>
+          <w:p>
+            <w:pPr>
+              <w:pStyle w:val="Compact"/>
+              <w:spacing w:before="0" w:after="0" w:line="280" w:lineRule="exact"/>
+              <w:jc w:val="center"/>
+            </w:pPr>
+            <w:r>
+              <w:rPr>
+                <w:sz w:val="24"/>
+              </w:rPr>
+              <w:t>7. Исключенные компании</w:t>
+            </w:r>
+          </w:p>
+        </w:tc>
+        <w:tc>
+          <w:tcPr>
+            <w:tcW w:w="2648" w:type="dxa"/>
+            <w:vAlign w:val="center"/>
+          </w:tcPr>
+          <w:p>
+            <w:pPr>
+              <w:pStyle w:val="Compact"/>
+              <w:spacing w:before="0" w:after="0" w:line="280" w:lineRule="exact"/>
+              <w:jc w:val="center"/>
+            </w:pPr>
+            <w:r>
+              <w:rPr>
+                <w:sz w:val="24"/>
+              </w:rPr>
+              <w:t xml:space="preserve">Однофамилец </w:t>
+            </w:r>
+            <w:r>
+              <w:rPr>
+                <w:i/>
+                <w:sz w:val="24"/>
+              </w:rPr>
+              <w:t>Operis</w:t>
+            </w:r>
+            <w:r>
+              <w:rPr>
+                <w:sz w:val="24"/>
+              </w:rPr>
+              <w:t xml:space="preserve">, </w:t>
+            </w:r>
+            <w:r>
+              <w:rPr>
+                <w:i/>
+                <w:sz w:val="24"/>
+              </w:rPr>
+              <w:t>Shortcut</w:t>
+            </w:r>
+            <w:r>
+              <w:rPr>
+                <w:sz w:val="24"/>
+              </w:rPr>
+              <w:t xml:space="preserve"> (управление проектами), </w:t>
+            </w:r>
+            <w:r>
+              <w:rPr>
+                <w:i/>
+                <w:sz w:val="24"/>
+              </w:rPr>
+              <w:t>Shufti</w:t>
+            </w:r>
+          </w:p>
+        </w:tc>
+        <w:tc>
+          <w:tcPr>
+            <w:tcW w:w="2924" w:type="dxa"/>
+            <w:vAlign w:val="center"/>
+          </w:tcPr>
+          <w:p>
+            <w:pPr>
+              <w:pStyle w:val="Compact"/>
+              <w:spacing w:before="0" w:after="0" w:line="280" w:lineRule="exact"/>
+              <w:jc w:val="center"/>
+            </w:pPr>
+            <w:r>
+              <w:rPr>
+                <w:sz w:val="24"/>
+              </w:rPr>
+              <w:t>нет связи с задачей клиента</w:t>
+            </w:r>
+          </w:p>
+        </w:tc>
+        <w:tc>
+          <w:tcPr>
+            <w:tcW w:w="1854" w:type="dxa"/>
+            <w:vAlign w:val="center"/>
+          </w:tcPr>
+          <w:p>
+            <w:pPr>
+              <w:pStyle w:val="Compact"/>
+              <w:spacing w:before="0" w:after="0" w:line="280" w:lineRule="exact"/>
+              <w:jc w:val="center"/>
+            </w:pPr>
+            <w:r>
+              <w:rPr>
+                <w:sz w:val="24"/>
+              </w:rPr>
+              <w:t>высокая</w:t>
+            </w:r>
+          </w:p>
+        </w:tc>
+      </w:tr>
+    </w:tbl>
+    <w:p>
+      <w:pPr>
+        <w:pStyle w:val="FirstParagraph"/>
+        <w:spacing w:before="0" w:after="0" w:line="360" w:lineRule="exact"/>
+        <w:ind w:firstLine="709"/>
+        <w:jc w:val="both"/>
+      </w:pPr>
+      <w:r>
+        <w:rPr>
+          <w:sz w:val="28"/>
+        </w:rPr>
+        <w:t xml:space="preserve">Конкурентное поле шире десяти компаний классификации: оно включает 28 названий из ЛР2-4. По индексу методики-документа (взвешенный балл, деленный на 5 и умноженный на 100) </w:t>
+      </w:r>
+      <w:r>
+        <w:rPr>
+          <w:i/>
+          <w:sz w:val="28"/>
+        </w:rPr>
+        <w:t>PerfectXL</w:t>
+      </w:r>
+      <w:r>
+        <w:rPr>
+          <w:sz w:val="28"/>
+        </w:rPr>
+        <w:t xml:space="preserve"> получает 82 пункта, то есть формально входит в диапазон прямых конкурентов</w:t>
+      </w:r>
+      <w:r>
+        <w:rPr>
+          <w:sz w:val="28"/>
+        </w:rPr>
+        <w:t xml:space="preserve"> 80-100, </w:t>
+      </w:r>
+      <w:r>
+        <w:rPr>
+          <w:i/>
+          <w:sz w:val="28"/>
+        </w:rPr>
+        <w:t>Copilot</w:t>
+      </w:r>
+      <w:r>
+        <w:rPr>
+          <w:sz w:val="28"/>
+        </w:rPr>
+        <w:t xml:space="preserve">, </w:t>
+      </w:r>
+      <w:r>
+        <w:rPr>
+          <w:i/>
+          <w:sz w:val="28"/>
+        </w:rPr>
+        <w:t>Shortcut</w:t>
+      </w:r>
+      <w:r>
+        <w:rPr>
+          <w:sz w:val="28"/>
+        </w:rPr>
+        <w:t xml:space="preserve"> и </w:t>
+      </w:r>
+      <w:r>
+        <w:rPr>
+          <w:i/>
+          <w:sz w:val="28"/>
+        </w:rPr>
+        <w:t>Arixcel</w:t>
+      </w:r>
+      <w:r>
+        <w:rPr>
+          <w:sz w:val="28"/>
+        </w:rPr>
+        <w:t xml:space="preserve"> (77, 69 и 69) попадают в близкие, </w:t>
+      </w:r>
+      <w:r>
+        <w:rPr>
+          <w:i/>
+          <w:sz w:val="28"/>
+        </w:rPr>
+        <w:t>Operis</w:t>
+      </w:r>
+      <w:r>
+        <w:rPr>
+          <w:sz w:val="28"/>
+        </w:rPr>
+        <w:t xml:space="preserve">, </w:t>
+      </w:r>
+      <w:r>
+        <w:rPr>
+          <w:i/>
+          <w:sz w:val="28"/>
+        </w:rPr>
+        <w:t>DataSnipper</w:t>
+      </w:r>
+      <w:r>
+        <w:rPr>
+          <w:sz w:val="28"/>
+        </w:rPr>
+        <w:t xml:space="preserve"> и </w:t>
+      </w:r>
+      <w:r>
+        <w:rPr>
+          <w:i/>
+          <w:sz w:val="28"/>
+        </w:rPr>
+        <w:t>Datarails</w:t>
+      </w:r>
+      <w:r>
+        <w:rPr>
+          <w:sz w:val="28"/>
+        </w:rPr>
+        <w:t xml:space="preserve"> (61, 60 и 57) в косвенные; по порогам шаблона </w:t>
+      </w:r>
+      <w:r>
+        <w:rPr>
+          <w:i/>
+          <w:sz w:val="28"/>
+        </w:rPr>
+        <w:t>Excel</w:t>
+      </w:r>
+      <w:r>
+        <w:rPr>
+          <w:sz w:val="28"/>
+        </w:rPr>
+        <w:t xml:space="preserve"> (4,20 и выше) прямых конкурентов нет. Вывод для проекта не меняется: ядро конкуренции образуют </w:t>
+      </w:r>
+      <w:r>
+        <w:rPr>
+          <w:i/>
+          <w:sz w:val="28"/>
+        </w:rPr>
+        <w:t>Perfec</w:t>
+      </w:r>
+      <w:r>
+        <w:rPr>
+          <w:i/>
+          <w:sz w:val="28"/>
+        </w:rPr>
+        <w:t>tXL</w:t>
+      </w:r>
+      <w:r>
+        <w:rPr>
+          <w:sz w:val="28"/>
+        </w:rPr>
+        <w:t xml:space="preserve"> и три близких игрока, а основное давление создают заменители.</w:t>
+      </w:r>
+    </w:p>
+    <w:p>
+      <w:pPr>
+        <w:pStyle w:val="a0"/>
+        <w:spacing w:before="0" w:after="0" w:line="360" w:lineRule="exact"/>
+        <w:ind w:firstLine="709"/>
+        <w:jc w:val="both"/>
+      </w:pPr>
+      <w:r>
+        <w:rPr>
+          <w:sz w:val="28"/>
+        </w:rPr>
+        <w:t xml:space="preserve">Класс игрока в ЛР4 (прямой, частичный, заменитель) задан по типу продукта и трафика, а уровень конкуренции ЛР5 рассчитан по взвешенным </w:t>
+      </w:r>
+      <w:r>
+        <w:rPr>
+          <w:sz w:val="28"/>
+        </w:rPr>
+        <w:lastRenderedPageBreak/>
+        <w:t xml:space="preserve">баллам, поэтому отдельные компании названы по-разному: </w:t>
+      </w:r>
+      <w:r>
+        <w:rPr>
+          <w:i/>
+          <w:sz w:val="28"/>
+        </w:rPr>
+        <w:t>Operis</w:t>
+      </w:r>
+      <w:r>
+        <w:rPr>
+          <w:sz w:val="28"/>
+        </w:rPr>
+        <w:t xml:space="preserve"> в ЛР4 относится к прямым конкурентам по виду услуги, а в ЛР</w:t>
+      </w:r>
+      <w:r>
+        <w:rPr>
+          <w:sz w:val="28"/>
+        </w:rPr>
+        <w:t>5 набирает 3,05 из-за узкой аудитории проектного финансирования и попадает в косвенные.</w:t>
       </w:r>
     </w:p>
     <w:p>
@@ -6756,7 +8496,7 @@
         <w:ind w:firstLine="709"/>
       </w:pPr>
       <w:bookmarkStart w:id="8" w:name="_e6ba0285e0e0ccc17e7a33a4e535fa387865e88"/>
-      <w:bookmarkStart w:id="9" w:name="_Toc242012089"/>
+      <w:bookmarkStart w:id="9" w:name="_Toc242017706"/>
       <w:bookmarkEnd w:id="6"/>
       <w:r>
         <w:rPr>
@@ -6778,7 +8518,13 @@
         <w:rPr>
           <w:sz w:val="28"/>
         </w:rPr>
-        <w:t>Для каждого вывода зафиксирована страница сайта и наблюдаемый факт. Страницы просмотрены 03.10.2026: главные, цены, отзывы и каталог надстроек [6]-[13]. Достоверность оценивается от 1 до 5.</w:t>
+        <w:t>Для каждого вывода зафиксирована страница сайта и наблюдаемый факт. Страницы просмотрены 03.10.2026: главные, цены, отзывы и к</w:t>
+      </w:r>
+      <w:r>
+        <w:rPr>
+          <w:sz w:val="28"/>
+        </w:rPr>
+        <w:t>аталог надстроек [6]-[13]. Достоверность оценивается от 1 до 5.</w:t>
       </w:r>
     </w:p>
     <w:p>
@@ -6792,7 +8538,7 @@
         <w:rPr>
           <w:sz w:val="28"/>
         </w:rPr>
-        <w:t>В таблице 5 представлено: проверенные страницы и факты.</w:t>
+        <w:t>В таблице 6 представлено: проверенные страницы и факты.</w:t>
       </w:r>
     </w:p>
     <w:p>
@@ -6805,13 +8551,7 @@
         <w:rPr>
           <w:sz w:val="28"/>
         </w:rPr>
-        <w:t xml:space="preserve">Таблица 5 </w:t>
-      </w:r>
-      <w:r>
-        <w:rPr>
-          <w:sz w:val="28"/>
-        </w:rPr>
-        <w:t>– Проверенные страницы и факты</w:t>
+        <w:t>Таблица 6 – Проверенные страницы и факты</w:t>
       </w:r>
     </w:p>
     <w:tbl>
@@ -7255,7 +8995,6 @@
                 <w:i/>
                 <w:sz w:val="24"/>
               </w:rPr>
-              <w:lastRenderedPageBreak/>
               <w:t>Arixcel</w:t>
             </w:r>
           </w:p>
@@ -8192,7 +9931,13 @@
               <w:rPr>
                 <w:sz w:val="24"/>
               </w:rPr>
-              <w:t>; 600+ интеграций; 2 000+ клиентов</w:t>
+              <w:t xml:space="preserve">; 600+ интеграций; 2 000+ </w:t>
+            </w:r>
+            <w:r>
+              <w:rPr>
+                <w:sz w:val="24"/>
+              </w:rPr>
+              <w:t>клиентов</w:t>
             </w:r>
           </w:p>
         </w:tc>
@@ -9162,6 +10907,7 @@
                 <w:i/>
                 <w:sz w:val="24"/>
               </w:rPr>
+              <w:lastRenderedPageBreak/>
               <w:t>DataSnipper</w:t>
             </w:r>
           </w:p>
@@ -10170,7 +11916,6 @@
                 <w:i/>
                 <w:sz w:val="24"/>
               </w:rPr>
-              <w:lastRenderedPageBreak/>
               <w:t>Datarails</w:t>
             </w:r>
           </w:p>
@@ -10616,13 +12361,7 @@
               <w:rPr>
                 <w:sz w:val="24"/>
               </w:rPr>
-              <w:t xml:space="preserve"> 1.3, </w:t>
-            </w:r>
-            <w:r>
-              <w:rPr>
-                <w:sz w:val="24"/>
-              </w:rPr>
-              <w:t xml:space="preserve">нулевое хранение у провайдеров, </w:t>
+              <w:t xml:space="preserve"> 1.3, нулевое хранение у провайдеров, </w:t>
             </w:r>
             <w:r>
               <w:rPr>
@@ -11132,7 +12871,14 @@
         <w:rPr>
           <w:sz w:val="28"/>
         </w:rPr>
-        <w:t>Всего проверено 32 страниц (норма шаблона - 30 и более), то есть 4-5 страниц на конкурента (главная, цены, безопасность или правовые страницы, интеграции, отзывы). Этого достаточно для сравнения ключевых практик; страницы регистрации и оплаты внутри личных</w:t>
+        <w:t xml:space="preserve">Всего проверено 32 страниц (норма шаблона - 30 и более), то есть 4-5 страниц на конкурента (главная, цены, безопасность или правовые страницы, интеграции, отзывы). Этого достаточно для сравнения ключевых практик; </w:t>
+      </w:r>
+      <w:r>
+        <w:rPr>
+          <w:sz w:val="28"/>
+        </w:rPr>
+        <w:lastRenderedPageBreak/>
+        <w:t>страницы регистрации и оплаты внутри личных</w:t>
       </w:r>
       <w:r>
         <w:rPr>
@@ -11148,7 +12894,7 @@
         <w:ind w:firstLine="709"/>
       </w:pPr>
       <w:bookmarkStart w:id="10" w:name="_b8f6f14603ee9e71fb2e4d1c108750035f950c7"/>
-      <w:bookmarkStart w:id="11" w:name="_Toc242012090"/>
+      <w:bookmarkStart w:id="11" w:name="_Toc242017707"/>
       <w:bookmarkEnd w:id="8"/>
       <w:r>
         <w:rPr>
@@ -11190,7 +12936,7 @@
         <w:rPr>
           <w:sz w:val="28"/>
         </w:rPr>
-        <w:t>В таблице 6 представлено: признаки товара по Кано и их</w:t>
+        <w:t>В таблице 7 представлено: признаки товара по Кано и их</w:t>
       </w:r>
       <w:r>
         <w:rPr>
@@ -11209,7 +12955,7 @@
         <w:rPr>
           <w:sz w:val="28"/>
         </w:rPr>
-        <w:t>Таблица 6 – Признаки товара по Кано и их распространенность</w:t>
+        <w:t>Таблица 7 – Признаки товара по Кано и их распространенность</w:t>
       </w:r>
     </w:p>
     <w:tbl>
@@ -11428,7 +13174,6 @@
                 <w:i/>
                 <w:sz w:val="24"/>
               </w:rPr>
-              <w:lastRenderedPageBreak/>
               <w:t>R001</w:t>
             </w:r>
           </w:p>
@@ -12570,6 +14315,7 @@
                 <w:i/>
                 <w:sz w:val="24"/>
               </w:rPr>
+              <w:lastRenderedPageBreak/>
               <w:t>R008</w:t>
             </w:r>
           </w:p>
@@ -13412,7 +15158,6 @@
                 <w:i/>
                 <w:sz w:val="24"/>
               </w:rPr>
-              <w:lastRenderedPageBreak/>
               <w:t>R013</w:t>
             </w:r>
           </w:p>
@@ -13712,14 +15457,7 @@
               <w:rPr>
                 <w:sz w:val="24"/>
               </w:rPr>
-              <w:t xml:space="preserve">включить в </w:t>
-            </w:r>
-            <w:r>
-              <w:rPr>
-                <w:i/>
-                <w:sz w:val="24"/>
-              </w:rPr>
-              <w:t>MVP</w:t>
+              <w:t>не делать при дефиците ресурсов</w:t>
             </w:r>
           </w:p>
         </w:tc>
@@ -14547,6 +16285,7 @@
                 <w:i/>
                 <w:sz w:val="24"/>
               </w:rPr>
+              <w:lastRenderedPageBreak/>
               <w:t>R020</w:t>
             </w:r>
           </w:p>
@@ -14700,7 +16439,7 @@
               <w:rPr>
                 <w:sz w:val="24"/>
               </w:rPr>
-              <w:t>включить во второй релиз</w:t>
+              <w:t>не делать при дефиците ресурсов</w:t>
             </w:r>
           </w:p>
         </w:tc>
@@ -14872,7 +16611,7 @@
               <w:rPr>
                 <w:sz w:val="24"/>
               </w:rPr>
-              <w:t>рассмотреть как дифференциацию</w:t>
+              <w:t>не делать при дефиците ресурсов</w:t>
             </w:r>
           </w:p>
         </w:tc>
@@ -15382,7 +17121,6 @@
                 <w:i/>
                 <w:sz w:val="24"/>
               </w:rPr>
-              <w:lastRenderedPageBreak/>
               <w:t>R025</w:t>
             </w:r>
           </w:p>
@@ -15516,7 +17254,7 @@
               <w:rPr>
                 <w:sz w:val="24"/>
               </w:rPr>
-              <w:t>рассмотреть как дифференциацию</w:t>
+              <w:t>не делать при дефиците ресурсов</w:t>
             </w:r>
           </w:p>
         </w:tc>
@@ -15546,13 +17284,13 @@
         <w:rPr>
           <w:sz w:val="28"/>
         </w:rPr>
-        <w:t>; он и есть минимальный рыночный стандарт. Три обязательных признака (поиск ошибок, безопасность и соответствие, пробный доступ) есть т</w:t>
-      </w:r>
-      <w:r>
-        <w:rPr>
-          <w:sz w:val="28"/>
-        </w:rPr>
-        <w:t xml:space="preserve">олько у 3 из 7 конкурентов: это «потенциальный обязательный разрыв», который </w:t>
+        <w:t xml:space="preserve">; он и есть минимальный рыночный стандарт. Три обязательных признака (поиск ошибок, безопасность и соответствие, пробный доступ) есть </w:t>
+      </w:r>
+      <w:r>
+        <w:rPr>
+          <w:sz w:val="28"/>
+        </w:rPr>
+        <w:t xml:space="preserve">только у 3 из 7 конкурентов: это «потенциальный обязательный разрыв», который </w:t>
       </w:r>
       <w:r>
         <w:rPr>
@@ -15591,13 +17329,13 @@
         <w:rPr>
           <w:sz w:val="28"/>
         </w:rPr>
-        <w:t xml:space="preserve">) относится к группе безопасности и соответствия. Доказательство вывода </w:t>
-      </w:r>
-      <w:r>
-        <w:rPr>
-          <w:sz w:val="28"/>
-        </w:rPr>
-        <w:t>детерминированным движком, автоисправление и оценка рисков модели встречаются у одного-двух игроков и образуют зоны дифференциации.</w:t>
+        <w:t>) относится к группе безопасности и соответствия. Доказательство вывода детерминированным движком, ав</w:t>
+      </w:r>
+      <w:r>
+        <w:rPr>
+          <w:sz w:val="28"/>
+        </w:rPr>
+        <w:t>тоисправление и оценка рисков модели встречаются у одного-двух игроков и образуют зоны дифференциации.</w:t>
       </w:r>
     </w:p>
     <w:p>
@@ -15626,9 +17364,10 @@
           <w:noProof/>
           <w:sz w:val="28"/>
         </w:rPr>
+        <w:lastRenderedPageBreak/>
         <w:drawing>
-          <wp:inline distT="0" distB="0" distL="0" distR="0" wp14:anchorId="5B91872A" wp14:editId="78FB4419">
-            <wp:extent cx="5334000" cy="3187390"/>
+          <wp:inline distT="0" distB="0" distL="0" distR="0" wp14:anchorId="5AB2A500" wp14:editId="1270D721">
+            <wp:extent cx="5334000" cy="4553414"/>
             <wp:effectExtent l="0" t="0" r="0" b="0"/>
             <wp:docPr id="17" name="Picture"/>
             <wp:cNvGraphicFramePr/>
@@ -15650,7 +17389,7 @@
                   <pic:spPr bwMode="auto">
                     <a:xfrm>
                       <a:off x="0" y="0"/>
-                      <a:ext cx="5334000" cy="3187390"/>
+                      <a:ext cx="5334000" cy="4553414"/>
                     </a:xfrm>
                     <a:prstGeom prst="rect">
                       <a:avLst/>
@@ -15693,13 +17432,13 @@
         <w:rPr>
           <w:sz w:val="28"/>
         </w:rPr>
-        <w:t>Рисунок показывает три группы признаков: стандарт (выше 60 %), формирующиеся (35-60 %) и редкие (ниже 35 %). Обязательные признаки, расп</w:t>
-      </w:r>
-      <w:r>
-        <w:rPr>
-          <w:sz w:val="28"/>
-        </w:rPr>
-        <w:t>оложенные ниже линии стандарта, - основная возможность для первого игрока, который закроет их надежно и прозрачно.</w:t>
+        <w:t xml:space="preserve">Рисунок показывает три группы признаков: стандарт (выше 60 %), формирующиеся (35-60 %) и редкие (ниже 35 %). Обязательные признаки, расположенные ниже линии стандарта, - основная возможность для первого </w:t>
+      </w:r>
+      <w:r>
+        <w:rPr>
+          <w:sz w:val="28"/>
+        </w:rPr>
+        <w:t>игрока, который закроет их надежно и прозрачно.</w:t>
       </w:r>
     </w:p>
     <w:p>
@@ -15713,7 +17452,7 @@
         <w:rPr>
           <w:sz w:val="28"/>
         </w:rPr>
-        <w:t>В таблице 7 представлено: признаки по уровням Левитта.</w:t>
+        <w:t>В таблице 8 представлено: признаки по уровням Левитта.</w:t>
       </w:r>
     </w:p>
     <w:p>
@@ -15726,7 +17465,7 @@
         <w:rPr>
           <w:sz w:val="28"/>
         </w:rPr>
-        <w:t>Таблица 7 – Признаки по уровням Левитта</w:t>
+        <w:t>Таблица 8 – Признаки по уровням Левитта</w:t>
       </w:r>
     </w:p>
     <w:tbl>
@@ -15813,14 +17552,7 @@
                 <w:b/>
                 <w:sz w:val="24"/>
               </w:rPr>
-              <w:t>Средняя оценка пр</w:t>
-            </w:r>
-            <w:r>
-              <w:rPr>
-                <w:b/>
-                <w:sz w:val="24"/>
-              </w:rPr>
-              <w:t>изнака</w:t>
+              <w:t>Средняя оценка признака</w:t>
             </w:r>
           </w:p>
         </w:tc>
@@ -16034,7 +17766,6 @@
               <w:rPr>
                 <w:sz w:val="24"/>
               </w:rPr>
-              <w:lastRenderedPageBreak/>
               <w:t>4. Расширенный товар</w:t>
             </w:r>
           </w:p>
@@ -16169,13 +17900,14 @@
         <w:ind w:firstLine="709"/>
       </w:pPr>
       <w:bookmarkStart w:id="12" w:name="_823200a59a4cf40c51f7f0e02566c010f838ed7"/>
-      <w:bookmarkStart w:id="13" w:name="_Toc242012091"/>
+      <w:bookmarkStart w:id="13" w:name="_Toc242017708"/>
       <w:bookmarkEnd w:id="10"/>
       <w:r>
         <w:rPr>
           <w:b/>
           <w:sz w:val="28"/>
         </w:rPr>
+        <w:lastRenderedPageBreak/>
         <w:t>2.5 Сравнительная оценка цифровых товаров</w:t>
       </w:r>
       <w:bookmarkEnd w:id="13"/>
@@ -16211,7 +17943,7 @@
         <w:rPr>
           <w:sz w:val="28"/>
         </w:rPr>
-        <w:t>В таблице 8 представлено: взвешенная оценка товара конкурента.</w:t>
+        <w:t>В таблице 9 представлено: взвешенная оценка товара конкурента.</w:t>
       </w:r>
     </w:p>
     <w:p>
@@ -16224,7 +17956,7 @@
         <w:rPr>
           <w:sz w:val="28"/>
         </w:rPr>
-        <w:t>Таблица 8 – Взвешенная оценка товара конкурента</w:t>
+        <w:t>Таблица 9 – Взвешенная оценка товара конкурента</w:t>
       </w:r>
     </w:p>
     <w:tbl>
@@ -16877,9 +18609,8 @@
           <w:noProof/>
           <w:sz w:val="28"/>
         </w:rPr>
-        <w:lastRenderedPageBreak/>
         <w:drawing>
-          <wp:inline distT="0" distB="0" distL="0" distR="0" wp14:anchorId="5A707E39" wp14:editId="28A73663">
+          <wp:inline distT="0" distB="0" distL="0" distR="0" wp14:anchorId="0DF9D692" wp14:editId="44A960C0">
             <wp:extent cx="5334000" cy="2862146"/>
             <wp:effectExtent l="0" t="0" r="0" b="0"/>
             <wp:docPr id="21" name="Picture"/>
@@ -16974,13 +18705,14 @@
         <w:ind w:firstLine="709"/>
       </w:pPr>
       <w:bookmarkStart w:id="14" w:name="_9d579ff3219dd0c08e87cdba2a2a6d1ef61e3cc"/>
-      <w:bookmarkStart w:id="15" w:name="_Toc242012092"/>
+      <w:bookmarkStart w:id="15" w:name="_Toc242017709"/>
       <w:bookmarkEnd w:id="12"/>
       <w:r>
         <w:rPr>
           <w:b/>
           <w:sz w:val="28"/>
         </w:rPr>
+        <w:lastRenderedPageBreak/>
         <w:t>2.6 Рыночный стандарт и зоны дифференциации</w:t>
       </w:r>
       <w:bookmarkEnd w:id="15"/>
@@ -17016,7 +18748,7 @@
         <w:rPr>
           <w:sz w:val="28"/>
         </w:rPr>
-        <w:t>В таблице 9 представлено: рыночный стандарт цифрового товара.</w:t>
+        <w:t>В таблице 10 представлено: рыночный стандарт цифрового товара.</w:t>
       </w:r>
     </w:p>
     <w:p>
@@ -17029,7 +18761,7 @@
         <w:rPr>
           <w:sz w:val="28"/>
         </w:rPr>
-        <w:t>Таблица 9 – Рыночный стандарт цифрового товара</w:t>
+        <w:t>Таблица 10 – Рыночный стандарт цифрового товара</w:t>
       </w:r>
     </w:p>
     <w:tbl>
@@ -17158,7 +18890,14 @@
                 <w:b/>
                 <w:sz w:val="24"/>
               </w:rPr>
-              <w:t>Статус</w:t>
+              <w:t>Ст</w:t>
+            </w:r>
+            <w:r>
+              <w:rPr>
+                <w:b/>
+                <w:sz w:val="24"/>
+              </w:rPr>
+              <w:t>атус</w:t>
             </w:r>
           </w:p>
         </w:tc>
@@ -17797,7 +19536,6 @@
                 <w:i/>
                 <w:sz w:val="24"/>
               </w:rPr>
-              <w:lastRenderedPageBreak/>
               <w:t>AI</w:t>
             </w:r>
             <w:r>
@@ -18948,6 +20686,7 @@
               <w:rPr>
                 <w:sz w:val="24"/>
               </w:rPr>
+              <w:lastRenderedPageBreak/>
               <w:t>Оценка рисков и здоровья модели</w:t>
             </w:r>
           </w:p>
@@ -19800,14 +21539,7 @@
         <w:rPr>
           <w:sz w:val="28"/>
         </w:rPr>
-        <w:t xml:space="preserve">ие, оценка рисков модели) и зоны усиления ценности </w:t>
-      </w:r>
-      <w:r>
-        <w:rPr>
-          <w:sz w:val="28"/>
-        </w:rPr>
-        <w:lastRenderedPageBreak/>
-        <w:t xml:space="preserve">(сравнение файлов, подсветка ячеек, ролевой доступ). Минимальный товар </w:t>
+        <w:t xml:space="preserve">ие, оценка рисков модели) и зоны усиления ценности (сравнение файлов, подсветка ячеек, ролевой доступ). Минимальный товар </w:t>
       </w:r>
       <w:r>
         <w:rPr>
@@ -19830,7 +21562,7 @@
         <w:ind w:firstLine="709"/>
       </w:pPr>
       <w:bookmarkStart w:id="16" w:name="_8be076d9797953e124cfe81356f035b108674c3"/>
-      <w:bookmarkStart w:id="17" w:name="_Toc242012093"/>
+      <w:bookmarkStart w:id="17" w:name="_Toc242017710"/>
       <w:bookmarkEnd w:id="14"/>
       <w:r>
         <w:rPr>
@@ -19852,7 +21584,7 @@
         <w:rPr>
           <w:sz w:val="28"/>
         </w:rPr>
-        <w:t>В таблице 10 представлено: паспорта цифровых тов</w:t>
+        <w:t>В таблице 11 представлено: паспорта цифровых тов</w:t>
       </w:r>
       <w:r>
         <w:rPr>
@@ -19871,7 +21603,7 @@
         <w:rPr>
           <w:sz w:val="28"/>
         </w:rPr>
-        <w:t>Таблица 10 – Паспорта цифровых товаров</w:t>
+        <w:t>Таблица 11 – Паспорта цифровых товаров</w:t>
       </w:r>
     </w:p>
     <w:tbl>
@@ -20348,6 +22080,7 @@
                 <w:i/>
                 <w:sz w:val="24"/>
               </w:rPr>
+              <w:lastRenderedPageBreak/>
               <w:t>Operis</w:t>
             </w:r>
           </w:p>
@@ -20451,7 +22184,13 @@
               <w:rPr>
                 <w:sz w:val="24"/>
               </w:rPr>
-              <w:t xml:space="preserve">консалтинг и аудит моделей, надстройка </w:t>
+              <w:t>консалтинг и ау</w:t>
+            </w:r>
+            <w:r>
+              <w:rPr>
+                <w:sz w:val="24"/>
+              </w:rPr>
+              <w:t xml:space="preserve">дит моделей, надстройка </w:t>
             </w:r>
             <w:r>
               <w:rPr>
@@ -20659,14 +22398,7 @@
                 <w:i/>
                 <w:sz w:val="24"/>
               </w:rPr>
-              <w:t>Enterp</w:t>
-            </w:r>
-            <w:r>
-              <w:rPr>
-                <w:i/>
-                <w:sz w:val="24"/>
-              </w:rPr>
-              <w:t>rise</w:t>
+              <w:t>Enterprise</w:t>
             </w:r>
           </w:p>
         </w:tc>
@@ -20925,13 +22657,7 @@
               <w:rPr>
                 <w:sz w:val="24"/>
               </w:rPr>
-              <w:t xml:space="preserve">, финансовые директора и </w:t>
-            </w:r>
-            <w:r>
-              <w:rPr>
-                <w:sz w:val="24"/>
-              </w:rPr>
-              <w:t>контролеры компаний среднего размера</w:t>
+              <w:t>, финансовые директора и контролеры компаний среднего размера</w:t>
             </w:r>
           </w:p>
         </w:tc>
@@ -21046,13 +22772,7 @@
               <w:rPr>
                 <w:sz w:val="24"/>
               </w:rPr>
-              <w:t>корпоративные продажи, де</w:t>
-            </w:r>
-            <w:r>
-              <w:rPr>
-                <w:sz w:val="24"/>
-              </w:rPr>
-              <w:t>мо</w:t>
+              <w:t>корпоративные продажи, демо</w:t>
             </w:r>
           </w:p>
         </w:tc>
@@ -21069,7 +22789,13 @@
         <w:rPr>
           <w:sz w:val="28"/>
         </w:rPr>
-        <w:t>Паспорта показывают разные товарные модели: надстройка-инструмент (</w:t>
+        <w:t>Паспорта показывают разные товарн</w:t>
+      </w:r>
+      <w:r>
+        <w:rPr>
+          <w:sz w:val="28"/>
+        </w:rPr>
+        <w:t>ые модели: надстройка-инструмент (</w:t>
       </w:r>
       <w:r>
         <w:rPr>
@@ -21199,7 +22925,13 @@
         <w:rPr>
           <w:sz w:val="28"/>
         </w:rPr>
-        <w:t xml:space="preserve"> - облачный сервис проверки с доказательством - не совпадает полностью ни с одной.</w:t>
+        <w:t xml:space="preserve"> - облачный сервис проверки с доказательством </w:t>
+      </w:r>
+      <w:r>
+        <w:rPr>
+          <w:sz w:val="28"/>
+        </w:rPr>
+        <w:t>- не совпадает полностью ни с одной.</w:t>
       </w:r>
     </w:p>
     <w:p>
@@ -21213,7 +22945,7 @@
         <w:rPr>
           <w:sz w:val="28"/>
         </w:rPr>
-        <w:t>В таблице 11 представлено: конкурентные преимущества по товару.</w:t>
+        <w:t>В таблице 12 представлено: конкурентные преимущества по товару.</w:t>
       </w:r>
     </w:p>
     <w:p>
@@ -21226,8 +22958,7 @@
         <w:rPr>
           <w:sz w:val="28"/>
         </w:rPr>
-        <w:lastRenderedPageBreak/>
-        <w:t>Таблица 11 – Конкурентные преимущества по товару</w:t>
+        <w:t>Таблица 12 – Конкурентные преимущества по товару</w:t>
       </w:r>
     </w:p>
     <w:tbl>
@@ -22311,6 +24042,7 @@
                 <w:i/>
                 <w:sz w:val="24"/>
               </w:rPr>
+              <w:lastRenderedPageBreak/>
               <w:t>A008</w:t>
             </w:r>
           </w:p>
@@ -22518,7 +24250,7 @@
         <w:ind w:firstLine="709"/>
       </w:pPr>
       <w:bookmarkStart w:id="18" w:name="_0ab5b5274b575dfb9e5e85d7a9a12b82683e52c"/>
-      <w:bookmarkStart w:id="19" w:name="_Toc242012094"/>
+      <w:bookmarkStart w:id="19" w:name="_Toc242017711"/>
       <w:bookmarkEnd w:id="16"/>
       <w:r>
         <w:rPr>
@@ -22540,13 +24272,13 @@
         <w:rPr>
           <w:sz w:val="28"/>
         </w:rPr>
-        <w:t>Бизнес-модели реконструированы по сайтам в девяти блоках шаблона Остервальдера и Пинье [16] с добавлением данных и сетевых эффектов. Полнота профилей - 100 %, средняя доказательность выводов - 4,5 из 5 (на уровне страниц, кото</w:t>
-      </w:r>
-      <w:r>
-        <w:rPr>
-          <w:sz w:val="28"/>
-        </w:rPr>
-        <w:t>рые удалось просмотреть).</w:t>
+        <w:t>Бизнес-модели ре</w:t>
+      </w:r>
+      <w:r>
+        <w:rPr>
+          <w:sz w:val="28"/>
+        </w:rPr>
+        <w:t>конструированы по сайтам в девяти блоках шаблона Остервальдера и Пинье [16] с добавлением данных и сетевых эффектов. Полнота профилей - 100 %, средняя доказательность выводов - 4,5 из 5 (на уровне страниц, которые удалось просмотреть).</w:t>
       </w:r>
     </w:p>
     <w:p>
@@ -22560,7 +24292,7 @@
         <w:rPr>
           <w:sz w:val="28"/>
         </w:rPr>
-        <w:t>В таблице 12 представлено: сегменты, ценность и доходы конкурентов.</w:t>
+        <w:t>В таблице 13 представлено: сегменты, ценность и доходы конкурентов.</w:t>
       </w:r>
     </w:p>
     <w:p>
@@ -22573,7 +24305,7 @@
         <w:rPr>
           <w:sz w:val="28"/>
         </w:rPr>
-        <w:t>Таблица 12 – Сегменты, ценность и доходы конкурентов</w:t>
+        <w:t>Таблица 13 – Сегменты, ценность и доходы конкурентов</w:t>
       </w:r>
     </w:p>
     <w:tbl>
@@ -22726,7 +24458,13 @@
               <w:rPr>
                 <w:sz w:val="24"/>
               </w:rPr>
-              <w:t>аудит, налоги, консалтинг, страхование и пенсии; контролеры и проверяющие модели</w:t>
+              <w:t>аудит, налоги, консалтинг, страхование и пенсии; контролеры</w:t>
+            </w:r>
+            <w:r>
+              <w:rPr>
+                <w:sz w:val="24"/>
+              </w:rPr>
+              <w:t xml:space="preserve"> и проверяющие модели</w:t>
             </w:r>
           </w:p>
         </w:tc>
@@ -22816,7 +24554,6 @@
                 <w:i/>
                 <w:sz w:val="24"/>
               </w:rPr>
-              <w:lastRenderedPageBreak/>
               <w:t>Arixcel</w:t>
             </w:r>
           </w:p>
@@ -22977,13 +24714,13 @@
               <w:rPr>
                 <w:sz w:val="24"/>
               </w:rPr>
-              <w:t xml:space="preserve">гонорары </w:t>
-            </w:r>
-            <w:r>
-              <w:rPr>
-                <w:sz w:val="24"/>
-              </w:rPr>
-              <w:t>за аудит и консалтинг, обучение, надстройка</w:t>
+              <w:t>гонорары за аудит и консалтинг, обучение, над</w:t>
+            </w:r>
+            <w:r>
+              <w:rPr>
+                <w:sz w:val="24"/>
+              </w:rPr>
+              <w:t>стройка</w:t>
             </w:r>
           </w:p>
         </w:tc>
@@ -23429,7 +25166,13 @@
               <w:rPr>
                 <w:sz w:val="24"/>
               </w:rPr>
-              <w:t>подписка по запросу, модульные продукты</w:t>
+              <w:t xml:space="preserve">подписка по запросу, </w:t>
+            </w:r>
+            <w:r>
+              <w:rPr>
+                <w:sz w:val="24"/>
+              </w:rPr>
+              <w:t>модульные продукты</w:t>
             </w:r>
           </w:p>
         </w:tc>
@@ -23529,13 +25272,8 @@
         <w:rPr>
           <w:sz w:val="28"/>
         </w:rPr>
-        <w:t>Блоки показывают две м</w:t>
-      </w:r>
-      <w:r>
-        <w:rPr>
-          <w:sz w:val="28"/>
-        </w:rPr>
-        <w:t>одели: самообслуживание с подпиской (</w:t>
+        <w:lastRenderedPageBreak/>
+        <w:t>Блоки показывают две модели: самообслуживание с подпиской (</w:t>
       </w:r>
       <w:r>
         <w:rPr>
@@ -23691,13 +25429,7 @@
         <w:rPr>
           <w:sz w:val="28"/>
         </w:rPr>
-        <w:t xml:space="preserve"> ближе к первой модели с корпорат</w:t>
-      </w:r>
-      <w:r>
-        <w:rPr>
-          <w:sz w:val="28"/>
-        </w:rPr>
-        <w:t>ивным расширением.</w:t>
+        <w:t xml:space="preserve"> ближе к первой модели с корпоративным расширением.</w:t>
       </w:r>
     </w:p>
     <w:p>
@@ -23711,7 +25443,7 @@
         <w:rPr>
           <w:sz w:val="28"/>
         </w:rPr>
-        <w:t>В таблице 13 представлено: каналы, отношения, ресурсы и данные.</w:t>
+        <w:t>В таблице 14 представлено: каналы, отношения, ресурсы и данные.</w:t>
       </w:r>
     </w:p>
     <w:p>
@@ -23724,7 +25456,7 @@
         <w:rPr>
           <w:sz w:val="28"/>
         </w:rPr>
-        <w:t>Таблица 13 – Каналы, отношения, ресурсы и данные</w:t>
+        <w:t>Таблица 14 – Каналы, отношения, ресурсы и данные</w:t>
       </w:r>
     </w:p>
     <w:tbl>
@@ -23898,13 +25630,13 @@
               <w:rPr>
                 <w:sz w:val="24"/>
               </w:rPr>
-              <w:t xml:space="preserve">прямой трафик 40 %, </w:t>
-            </w:r>
-            <w:r>
-              <w:rPr>
-                <w:sz w:val="24"/>
-              </w:rPr>
-              <w:t>органический поиск 33 %, рефералы 11 %; английский, нидерландский, немецкий</w:t>
+              <w:t>прямой трафик 40 %, органический поиск 33 %, рефера</w:t>
+            </w:r>
+            <w:r>
+              <w:rPr>
+                <w:sz w:val="24"/>
+              </w:rPr>
+              <w:t>лы 11 %; английский, нидерландский, немецкий</w:t>
             </w:r>
           </w:p>
         </w:tc>
@@ -23968,13 +25700,7 @@
               <w:rPr>
                 <w:sz w:val="24"/>
               </w:rPr>
-              <w:t>накопленные правила и сравнения файлов; с</w:t>
-            </w:r>
-            <w:r>
-              <w:rPr>
-                <w:sz w:val="24"/>
-              </w:rPr>
-              <w:t>етевых эффектов нет</w:t>
+              <w:t>накопленные правила и сравнения файлов; сетевых эффектов нет</w:t>
             </w:r>
           </w:p>
         </w:tc>
@@ -24159,7 +25885,13 @@
               <w:rPr>
                 <w:sz w:val="24"/>
               </w:rPr>
-              <w:t>эксперты и репутация, более 1 200 проектов</w:t>
+              <w:t>эксперты и репутация, бо</w:t>
+            </w:r>
+            <w:r>
+              <w:rPr>
+                <w:sz w:val="24"/>
+              </w:rPr>
+              <w:t>лее 1 200 проектов</w:t>
             </w:r>
           </w:p>
         </w:tc>
@@ -24204,7 +25936,6 @@
                 <w:i/>
                 <w:sz w:val="24"/>
               </w:rPr>
-              <w:lastRenderedPageBreak/>
               <w:t>Shortcut</w:t>
             </w:r>
           </w:p>
@@ -24544,13 +26275,7 @@
               <w:rPr>
                 <w:sz w:val="24"/>
               </w:rPr>
-              <w:t>консолидированные данные кли</w:t>
-            </w:r>
-            <w:r>
-              <w:rPr>
-                <w:sz w:val="24"/>
-              </w:rPr>
-              <w:t>ентов; умеренные эффекты данных</w:t>
+              <w:t>консолидированные данные клиентов; умеренные эффекты данных</w:t>
             </w:r>
           </w:p>
         </w:tc>
@@ -24695,13 +26420,14 @@
         <w:rPr>
           <w:sz w:val="28"/>
         </w:rPr>
-        <w:t>Каналы большинства конкурентов - прямые заходы и органический поиск, платная реклама почти не используется (согласуется с ЛР4). Сетевые эффекты слабые у всех; сильнее всего эффект данны</w:t>
-      </w:r>
-      <w:r>
-        <w:rPr>
-          <w:sz w:val="28"/>
-        </w:rPr>
-        <w:t>х у платформ (</w:t>
+        <w:lastRenderedPageBreak/>
+        <w:t>Каналы большинства конкуре</w:t>
+      </w:r>
+      <w:r>
+        <w:rPr>
+          <w:sz w:val="28"/>
+        </w:rPr>
+        <w:t>нтов - прямые заходы и органический поиск, платная реклама почти не используется (согласуется с ЛР4). Сетевые эффекты слабые у всех; сильнее всего эффект данных у платформ (</w:t>
       </w:r>
       <w:r>
         <w:rPr>
@@ -24741,7 +26467,7 @@
         <w:rPr>
           <w:sz w:val="28"/>
         </w:rPr>
-        <w:t>В таблице 14 представлено: монетизация конкурентов.</w:t>
+        <w:t>В таблице 15 представлено: монетизация конкурентов.</w:t>
       </w:r>
     </w:p>
     <w:p>
@@ -24754,7 +26480,13 @@
         <w:rPr>
           <w:sz w:val="28"/>
         </w:rPr>
-        <w:t>Таблица 14 – Монетизация конкурентов</w:t>
+        <w:t>Таблиц</w:t>
+      </w:r>
+      <w:r>
+        <w:rPr>
+          <w:sz w:val="28"/>
+        </w:rPr>
+        <w:t>а 15 – Монетизация конкурентов</w:t>
       </w:r>
     </w:p>
     <w:tbl>
@@ -25550,7 +27282,6 @@
                 <w:i/>
                 <w:sz w:val="24"/>
               </w:rPr>
-              <w:lastRenderedPageBreak/>
               <w:t>Numerous.ai</w:t>
             </w:r>
           </w:p>
@@ -26092,13 +27823,13 @@
         <w:rPr>
           <w:sz w:val="28"/>
         </w:rPr>
-        <w:t xml:space="preserve">) без </w:t>
-      </w:r>
-      <w:r>
-        <w:rPr>
-          <w:sz w:val="28"/>
-        </w:rPr>
-        <w:t>лестницы и бесплатного входа, а у платформ (</w:t>
+        <w:t>) без лестн</w:t>
+      </w:r>
+      <w:r>
+        <w:rPr>
+          <w:sz w:val="28"/>
+        </w:rPr>
+        <w:t>ицы и бесплатного входа, а у платформ (</w:t>
       </w:r>
       <w:r>
         <w:rPr>
@@ -26138,7 +27869,7 @@
         <w:rPr>
           <w:sz w:val="28"/>
         </w:rPr>
-        <w:t>В таблице 15 представлено: каналы и воронка конкурентов.</w:t>
+        <w:t>В таблице 16 представлено: каналы и воронка конкурентов.</w:t>
       </w:r>
     </w:p>
     <w:p>
@@ -26151,13 +27882,13 @@
         <w:rPr>
           <w:sz w:val="28"/>
         </w:rPr>
-        <w:t>Таблица 15 – Каналы и ворон</w:t>
-      </w:r>
-      <w:r>
-        <w:rPr>
-          <w:sz w:val="28"/>
-        </w:rPr>
-        <w:t>ка конкурентов</w:t>
+        <w:t>Таблица 16 – Каналы и воронка ко</w:t>
+      </w:r>
+      <w:r>
+        <w:rPr>
+          <w:sz w:val="28"/>
+        </w:rPr>
+        <w:t>нкурентов</w:t>
       </w:r>
     </w:p>
     <w:tbl>
@@ -26333,6 +28064,7 @@
                 <w:i/>
                 <w:sz w:val="24"/>
               </w:rPr>
+              <w:lastRenderedPageBreak/>
               <w:t>PerfectXL</w:t>
             </w:r>
           </w:p>
@@ -27413,7 +29145,7 @@
         <w:rPr>
           <w:sz w:val="28"/>
         </w:rPr>
-        <w:t>В таблице 16 представлен</w:t>
+        <w:t>В таблице 17 представлен</w:t>
       </w:r>
       <w:r>
         <w:rPr>
@@ -27432,8 +29164,7 @@
         <w:rPr>
           <w:sz w:val="28"/>
         </w:rPr>
-        <w:lastRenderedPageBreak/>
-        <w:t>Таблица 16 – Операционная модель конкурентов</w:t>
+        <w:t>Таблица 17 – Операционная модель конкурентов</w:t>
       </w:r>
     </w:p>
     <w:tbl>
@@ -28429,6 +30160,7 @@
                 <w:i/>
                 <w:sz w:val="24"/>
               </w:rPr>
+              <w:lastRenderedPageBreak/>
               <w:t>DataSnipper</w:t>
             </w:r>
           </w:p>
@@ -28640,7 +30372,7 @@
         <w:rPr>
           <w:sz w:val="28"/>
         </w:rPr>
-        <w:t>В таблице 17 представлено: индекс силы бизнес-модели.</w:t>
+        <w:t>В таблице 18 представлено: индекс силы бизнес-модели.</w:t>
       </w:r>
     </w:p>
     <w:p>
@@ -28653,7 +30385,7 @@
         <w:rPr>
           <w:sz w:val="28"/>
         </w:rPr>
-        <w:t>Таблица 17 – Индекс с</w:t>
+        <w:t>Таблица 18 – Индекс с</w:t>
       </w:r>
       <w:r>
         <w:rPr>
@@ -29571,33 +31303,72 @@
         <w:rPr>
           <w:sz w:val="28"/>
         </w:rPr>
-        <w:t xml:space="preserve"> (3,09). Рейтинг не совпадает с трафиком: </w:t>
+        <w:t xml:space="preserve"> (3,09). Рейтинг лишь частично совпадает с трафиком: </w:t>
       </w:r>
       <w:r>
         <w:rPr>
           <w:i/>
           <w:sz w:val="28"/>
         </w:rPr>
+        <w:t>Datarails</w:t>
+      </w:r>
+      <w:r>
+        <w:rPr>
+          <w:sz w:val="28"/>
+        </w:rPr>
+        <w:t xml:space="preserve"> и </w:t>
+      </w:r>
+      <w:r>
+        <w:rPr>
+          <w:i/>
+          <w:sz w:val="28"/>
+        </w:rPr>
+        <w:t>Shortcut</w:t>
+      </w:r>
+      <w:r>
+        <w:rPr>
+          <w:sz w:val="28"/>
+        </w:rPr>
+        <w:t xml:space="preserve"> лидируют по обоим показателям, а </w:t>
+      </w:r>
+      <w:r>
+        <w:rPr>
+          <w:i/>
+          <w:sz w:val="28"/>
+        </w:rPr>
         <w:t>PerfectXL</w:t>
       </w:r>
       <w:r>
         <w:rPr>
           <w:sz w:val="28"/>
         </w:rPr>
-        <w:t xml:space="preserve"> имеет больший релевантный трафик, чем </w:t>
+        <w:t xml:space="preserve"> (12 % релевантного трафика) уступает им по силе модели; </w:t>
       </w:r>
       <w:r>
         <w:rPr>
           <w:i/>
           <w:sz w:val="28"/>
         </w:rPr>
-        <w:t>Datarails</w:t>
-      </w:r>
-      <w:r>
-        <w:rPr>
-          <w:sz w:val="28"/>
-        </w:rPr>
-        <w:t xml:space="preserve"> по доле, но уступает по силе модели.</w:t>
+        <w:t>Numerous.ai</w:t>
+      </w:r>
+      <w:r>
+        <w:rPr>
+          <w:sz w:val="28"/>
+        </w:rPr>
+        <w:t xml:space="preserve"> (9,6 % трафика) по силе модели ниже </w:t>
+      </w:r>
+      <w:r>
+        <w:rPr>
+          <w:i/>
+          <w:sz w:val="28"/>
+        </w:rPr>
+        <w:t>Operis</w:t>
+      </w:r>
+      <w:r>
+        <w:rPr>
+          <w:sz w:val="28"/>
+        </w:rPr>
+        <w:t xml:space="preserve"> (6,5 %).</w:t>
       </w:r>
     </w:p>
     <w:p>
@@ -29611,7 +31382,6 @@
         <w:rPr>
           <w:sz w:val="28"/>
         </w:rPr>
-        <w:lastRenderedPageBreak/>
         <w:t>На рисунке 4 показано: сила бизнес-модели и оценка цифрового товара конкурентов.</w:t>
       </w:r>
     </w:p>
@@ -29628,7 +31398,7 @@
           <w:sz w:val="28"/>
         </w:rPr>
         <w:drawing>
-          <wp:inline distT="0" distB="0" distL="0" distR="0" wp14:anchorId="31DE3A19" wp14:editId="3567AB85">
+          <wp:inline distT="0" distB="0" distL="0" distR="0" wp14:anchorId="30F18B0E" wp14:editId="3D7061BE">
             <wp:extent cx="5334000" cy="2471853"/>
             <wp:effectExtent l="0" t="0" r="0" b="0"/>
             <wp:docPr id="27" name="Picture"/>
@@ -29680,7 +31450,13 @@
         <w:rPr>
           <w:sz w:val="28"/>
         </w:rPr>
-        <w:t>Рисунок 4 – Сила бизнес-модели и оценка цифрового товара конкурентов</w:t>
+        <w:t>Рисунок 4</w:t>
+      </w:r>
+      <w:r>
+        <w:rPr>
+          <w:sz w:val="28"/>
+        </w:rPr>
+        <w:t xml:space="preserve"> – Сила бизнес-модели и оценка цифрового товара конкурентов</w:t>
       </w:r>
     </w:p>
     <w:p>
@@ -29694,13 +31470,8 @@
         <w:rPr>
           <w:sz w:val="28"/>
         </w:rPr>
-        <w:t>Рисунок показывает</w:t>
-      </w:r>
-      <w:r>
-        <w:rPr>
-          <w:sz w:val="28"/>
-        </w:rPr>
-        <w:t xml:space="preserve"> согласованность рядов: </w:t>
+        <w:lastRenderedPageBreak/>
+        <w:t xml:space="preserve">Рисунок показывает согласованность рядов: </w:t>
       </w:r>
       <w:r>
         <w:rPr>
@@ -29765,7 +31536,26 @@
         <w:rPr>
           <w:sz w:val="28"/>
         </w:rPr>
-        <w:t xml:space="preserve"> замыкает оба ряда.</w:t>
+        <w:t xml:space="preserve"> и </w:t>
+      </w:r>
+      <w:r>
+        <w:rPr>
+          <w:i/>
+          <w:sz w:val="28"/>
+        </w:rPr>
+        <w:t>Operis</w:t>
+      </w:r>
+      <w:r>
+        <w:rPr>
+          <w:sz w:val="28"/>
+        </w:rPr>
+        <w:t xml:space="preserve"> замыкают</w:t>
+      </w:r>
+      <w:r>
+        <w:rPr>
+          <w:sz w:val="28"/>
+        </w:rPr>
+        <w:t xml:space="preserve"> ряды товара и модели.</w:t>
       </w:r>
     </w:p>
     <w:p>
@@ -29779,13 +31569,7 @@
         <w:rPr>
           <w:sz w:val="28"/>
         </w:rPr>
-        <w:t xml:space="preserve">В таблице 18 представлено: практики бизнес-модели и рыночный </w:t>
-      </w:r>
-      <w:r>
-        <w:rPr>
-          <w:sz w:val="28"/>
-        </w:rPr>
-        <w:t>стандарт (порог 70 %).</w:t>
+        <w:t>В таблице 19 представлено: практики бизнес-модели и рыночный стандарт (порог 70 %).</w:t>
       </w:r>
     </w:p>
     <w:p>
@@ -29798,7 +31582,7 @@
         <w:rPr>
           <w:sz w:val="28"/>
         </w:rPr>
-        <w:t>Таблица 18 – Практики бизнес-модели и рыночный стандарт (порог 70 %)</w:t>
+        <w:t>Таблица 19 – Практики бизнес-модели и рыночный стандарт (порог 70 %)</w:t>
       </w:r>
     </w:p>
     <w:tbl>
@@ -31096,7 +32880,6 @@
               <w:rPr>
                 <w:sz w:val="24"/>
               </w:rPr>
-              <w:lastRenderedPageBreak/>
               <w:t xml:space="preserve">Интеграции и </w:t>
             </w:r>
             <w:r>
@@ -31239,7 +33022,7 @@
         <w:ind w:firstLine="709"/>
       </w:pPr>
       <w:bookmarkStart w:id="20" w:name="_79cbfa74df5b3f3beef1cd24c3ad9f089a58d7a"/>
-      <w:bookmarkStart w:id="21" w:name="_Toc242012095"/>
+      <w:bookmarkStart w:id="21" w:name="_Toc242017712"/>
       <w:bookmarkEnd w:id="18"/>
       <w:r>
         <w:rPr>
@@ -31282,7 +33065,13 @@
         <w:rPr>
           <w:sz w:val="28"/>
         </w:rPr>
-        <w:t xml:space="preserve"> - облачный сервис независимой проверки </w:t>
+        <w:t xml:space="preserve"> - облач</w:t>
+      </w:r>
+      <w:r>
+        <w:rPr>
+          <w:sz w:val="28"/>
+        </w:rPr>
+        <w:t xml:space="preserve">ный сервис независимой проверки </w:t>
       </w:r>
       <w:r>
         <w:rPr>
@@ -31295,13 +33084,14 @@
         <w:rPr>
           <w:sz w:val="28"/>
         </w:rPr>
-        <w:t>-моделей для финансовых аналитиков, бухгалтеров, консультантов и малого бизнеса, который находит ошибки в фо</w:t>
-      </w:r>
-      <w:r>
-        <w:rPr>
-          <w:sz w:val="28"/>
-        </w:rPr>
-        <w:t>рмулах и логике и доказывает каждую находку вычислением, чтобы снизить риск неверных решений.</w:t>
+        <w:t xml:space="preserve">-моделей для финансовых аналитиков, бухгалтеров, консультантов и малого бизнеса, который находит ошибки в формулах и </w:t>
+      </w:r>
+      <w:r>
+        <w:rPr>
+          <w:sz w:val="28"/>
+        </w:rPr>
+        <w:lastRenderedPageBreak/>
+        <w:t>логике и доказывает каждую находку вычислением, чтобы снизить риск неверных решений.</w:t>
       </w:r>
     </w:p>
     <w:p>
@@ -31315,7 +33105,13 @@
         <w:rPr>
           <w:sz w:val="28"/>
         </w:rPr>
-        <w:t xml:space="preserve">В таблице 19 представлено: минимальный товар и зоны дифференциации </w:t>
+        <w:t>В таблице 20 пред</w:t>
+      </w:r>
+      <w:r>
+        <w:rPr>
+          <w:sz w:val="28"/>
+        </w:rPr>
+        <w:t xml:space="preserve">ставлено: минимальный товар и зоны дифференциации </w:t>
       </w:r>
       <w:r>
         <w:rPr>
@@ -31341,7 +33137,7 @@
         <w:rPr>
           <w:sz w:val="28"/>
         </w:rPr>
-        <w:t xml:space="preserve">Таблица 19 – Минимальный товар и зоны дифференциации </w:t>
+        <w:t xml:space="preserve">Таблица 20 – Минимальный товар и зоны дифференциации </w:t>
       </w:r>
       <w:r>
         <w:rPr>
@@ -31562,14 +33358,7 @@
                 <w:i/>
                 <w:sz w:val="24"/>
               </w:rPr>
-              <w:t>G</w:t>
-            </w:r>
-            <w:r>
-              <w:rPr>
-                <w:i/>
-                <w:sz w:val="24"/>
-              </w:rPr>
-              <w:t>DPR</w:t>
+              <w:t>GDPR</w:t>
             </w:r>
             <w:r>
               <w:rPr>
@@ -31770,7 +33559,7 @@
         <w:rPr>
           <w:sz w:val="28"/>
         </w:rPr>
-        <w:t xml:space="preserve">В таблице 20 представлено: гипотезы бизнес-модели </w:t>
+        <w:t xml:space="preserve">В таблице 21 представлено: гипотезы бизнес-модели </w:t>
       </w:r>
       <w:r>
         <w:rPr>
@@ -31796,7 +33585,7 @@
         <w:rPr>
           <w:sz w:val="28"/>
         </w:rPr>
-        <w:t>Таблица 20 – Гипотезы бизнес-м</w:t>
+        <w:t>Таблица 21 – Гипотезы бизнес-м</w:t>
       </w:r>
       <w:r>
         <w:rPr>
@@ -31927,7 +33716,6 @@
               <w:rPr>
                 <w:sz w:val="24"/>
               </w:rPr>
-              <w:lastRenderedPageBreak/>
               <w:t>Сегменты</w:t>
             </w:r>
           </w:p>
@@ -32513,6 +34301,7 @@
               <w:rPr>
                 <w:sz w:val="24"/>
               </w:rPr>
+              <w:lastRenderedPageBreak/>
               <w:t>Ключевые партнеры</w:t>
             </w:r>
           </w:p>
@@ -32584,13 +34373,7 @@
               <w:rPr>
                 <w:sz w:val="24"/>
               </w:rPr>
-              <w:t xml:space="preserve">ЛР4: поставщики </w:t>
-            </w:r>
-            <w:r>
-              <w:rPr>
-                <w:sz w:val="24"/>
-              </w:rPr>
-              <w:t>и каналы</w:t>
+              <w:t>ЛР4: поставщики и каналы</w:t>
             </w:r>
           </w:p>
         </w:tc>
@@ -32696,7 +34479,13 @@
         <w:rPr>
           <w:sz w:val="28"/>
         </w:rPr>
-        <w:t xml:space="preserve">Гипотезы связывают результаты ЛР1-ЛР5 в один контур и служат черновиком для Канваса бизнес-модели в ЛР6; каждая требует проверки на </w:t>
+        <w:t>Гипотезы связывают результаты ЛР1-ЛР5 в один кон</w:t>
+      </w:r>
+      <w:r>
+        <w:rPr>
+          <w:sz w:val="28"/>
+        </w:rPr>
+        <w:t xml:space="preserve">тур и служат черновиком для Канваса бизнес-модели в ЛР6; каждая требует проверки на </w:t>
       </w:r>
       <w:r>
         <w:rPr>
@@ -32719,7 +34508,7 @@
         <w:ind w:firstLine="709"/>
       </w:pPr>
       <w:bookmarkStart w:id="22" w:name="_339ae803435bd6b9a653c2b18dadc62dc9ad8e7"/>
-      <w:bookmarkStart w:id="23" w:name="_Toc242012096"/>
+      <w:bookmarkStart w:id="23" w:name="_Toc242017713"/>
       <w:bookmarkEnd w:id="20"/>
       <w:r>
         <w:rPr>
@@ -32800,7 +34589,7 @@
         <w:rPr>
           <w:sz w:val="28"/>
         </w:rPr>
-        <w:t xml:space="preserve">Ограничения: оценки по сайтам - суждения аналитика по 2-3 страницам на конкурента; цены </w:t>
+        <w:t xml:space="preserve">Ограничения: оценки по сайтам - суждения аналитика по 4-5 страницам на конкурента; цены </w:t>
       </w:r>
       <w:r>
         <w:rPr>
@@ -32897,14 +34686,7 @@
         <w:rPr>
           <w:sz w:val="28"/>
         </w:rPr>
-        <w:t xml:space="preserve"> - частично); категории Кано назначены без опроса пользователей; данные о </w:t>
-      </w:r>
-      <w:r>
-        <w:rPr>
-          <w:sz w:val="28"/>
-        </w:rPr>
-        <w:lastRenderedPageBreak/>
-        <w:t>выручке и фина</w:t>
+        <w:t xml:space="preserve"> - частично); категории Кано назначены без опроса пользователей; данные о выручке и фина</w:t>
       </w:r>
       <w:r>
         <w:rPr>
@@ -32921,7 +34703,7 @@
         <w:ind w:firstLine="709"/>
       </w:pPr>
       <w:bookmarkStart w:id="24" w:name="_1bfdad9d2d88ddb6ca16c31c1d4d4943679f32f"/>
-      <w:bookmarkStart w:id="25" w:name="_Toc242012097"/>
+      <w:bookmarkStart w:id="25" w:name="_Toc242017714"/>
       <w:bookmarkEnd w:id="22"/>
       <w:bookmarkEnd w:id="2"/>
       <w:r>
@@ -33047,13 +34829,7 @@
         <w:rPr>
           <w:sz w:val="28"/>
         </w:rPr>
-        <w:t xml:space="preserve">Определены ли рыночные стандарты и зоны дифференциации? Да, </w:t>
-      </w:r>
-      <w:r>
-        <w:rPr>
-          <w:sz w:val="28"/>
-        </w:rPr>
-        <w:t>таблицы 9 и 18.</w:t>
+        <w:t>Определены ли рыночные стандарты и зоны дифференциации? Да, таблицы 10 и 19.</w:t>
       </w:r>
     </w:p>
     <w:p>
@@ -33071,7 +34847,7 @@
         <w:rPr>
           <w:sz w:val="28"/>
         </w:rPr>
-        <w:t>Есть ли у каждого вывода страница и факт? Да, таблица 5; достоверность 3-5.</w:t>
+        <w:t>Есть ли у каждого вывода страница и факт? Да, таблица 6; достоверность 3-5.</w:t>
       </w:r>
     </w:p>
     <w:p>
@@ -33089,7 +34865,13 @@
         <w:rPr>
           <w:sz w:val="28"/>
         </w:rPr>
-        <w:t>Классифицированы ли компании по уровням конкуренции с ограничителями? Да, таблицы 3 и 4.</w:t>
+        <w:t>Классифицирован</w:t>
+      </w:r>
+      <w:r>
+        <w:rPr>
+          <w:sz w:val="28"/>
+        </w:rPr>
+        <w:t>ы ли компании по уровням конкуренции с ограничителями? Да, таблицы 3 и 4.</w:t>
       </w:r>
     </w:p>
     <w:p>
@@ -33107,13 +34889,7 @@
         <w:rPr>
           <w:sz w:val="28"/>
         </w:rPr>
-        <w:t>Реконструированы ли девять блоков бизнес-модели конкурентов? Да, таблицы 12</w:t>
-      </w:r>
-      <w:r>
-        <w:rPr>
-          <w:sz w:val="28"/>
-        </w:rPr>
-        <w:t xml:space="preserve"> и 13.</w:t>
+        <w:t>Реконструированы ли девять блоков бизнес-модели конкурентов? Да, таблицы 13 и 14.</w:t>
       </w:r>
     </w:p>
     <w:p>
@@ -33131,7 +34907,7 @@
         <w:rPr>
           <w:sz w:val="28"/>
         </w:rPr>
-        <w:t>Определен ли собственный цифровой товар и гипотезы для ЛР6? Да, таблицы 19 и 20.</w:t>
+        <w:t>Определен ли собственный цифровой товар и гипотезы для ЛР6? Да, таблицы 20 и 21.</w:t>
       </w:r>
     </w:p>
     <w:p>
@@ -33142,7 +34918,7 @@
         <w:jc w:val="center"/>
       </w:pPr>
       <w:bookmarkStart w:id="26" w:name="_выводы"/>
-      <w:bookmarkStart w:id="27" w:name="_Toc242012098"/>
+      <w:bookmarkStart w:id="27" w:name="_Toc242017715"/>
       <w:bookmarkEnd w:id="24"/>
       <w:r>
         <w:rPr>
@@ -33165,7 +34941,13 @@
         <w:rPr>
           <w:sz w:val="28"/>
         </w:rPr>
-        <w:t xml:space="preserve">Классификация по уровням конкуренции показала отсутствие строго прямых конкурентов: ближе всех </w:t>
+        <w:t>Классификаци</w:t>
+      </w:r>
+      <w:r>
+        <w:rPr>
+          <w:sz w:val="28"/>
+        </w:rPr>
+        <w:t xml:space="preserve">я по уровням конкуренции показала отсутствие строго прямых конкурентов: ближе всех </w:t>
       </w:r>
       <w:r>
         <w:rPr>
@@ -33230,13 +35012,13 @@
         <w:rPr>
           <w:sz w:val="28"/>
         </w:rPr>
-        <w:t xml:space="preserve"> отн</w:t>
-      </w:r>
-      <w:r>
-        <w:rPr>
-          <w:sz w:val="28"/>
-        </w:rPr>
-        <w:t xml:space="preserve">осятся к близким альтернативным, остальные шесть - к косвенным и заменителям. Рыночный стандарт цифрового товара минимален: надстройка </w:t>
+        <w:t xml:space="preserve"> относятся к близким альтернативным, остальные шесть - к косвенным и заменителям. Рыночный стандарт цифрового т</w:t>
+      </w:r>
+      <w:r>
+        <w:rPr>
+          <w:sz w:val="28"/>
+        </w:rPr>
+        <w:t xml:space="preserve">овара минимален: надстройка </w:t>
       </w:r>
       <w:r>
         <w:rPr>
@@ -33263,7 +35045,13 @@
         <w:rPr>
           <w:sz w:val="28"/>
         </w:rPr>
-        <w:t xml:space="preserve">Зонами дифференциации являются доказательство вывода детерминированным движком (2 из 7), автоисправление (1 из 7), прозрачные тарифы (2 из 7) и сравнение файлов. Сильнейшие бизнес-модели у </w:t>
+        <w:t>Зонами дифференциации являются доказательство вывода детерминированным движком (2 из 7), автоисправление (</w:t>
+      </w:r>
+      <w:r>
+        <w:rPr>
+          <w:sz w:val="28"/>
+        </w:rPr>
+        <w:t xml:space="preserve">1 из 7), прозрачные тарифы (2 из 7) и сравнение файлов. Сильнейшие бизнес-модели у </w:t>
       </w:r>
       <w:r>
         <w:rPr>
@@ -33355,7 +35143,13 @@
         <w:rPr>
           <w:sz w:val="28"/>
         </w:rPr>
-        <w:t xml:space="preserve"> это означает следующее: минимальный товар должен закрыть стандарт и обязательные разрывы (надстройка и веб, поиск ошибок, </w:t>
+        <w:t xml:space="preserve"> это означает следующее: минимальный тов</w:t>
+      </w:r>
+      <w:r>
+        <w:rPr>
+          <w:sz w:val="28"/>
+        </w:rPr>
+        <w:t xml:space="preserve">ар должен закрыть стандарт и обязательные разрывы (надстройка и веб, поиск ошибок, </w:t>
       </w:r>
       <w:r>
         <w:rPr>
@@ -33368,13 +35162,13 @@
         <w:rPr>
           <w:sz w:val="28"/>
         </w:rPr>
-        <w:t>, бесплатный старт), а позиционирование строится на нез</w:t>
-      </w:r>
-      <w:r>
-        <w:rPr>
-          <w:sz w:val="28"/>
-        </w:rPr>
-        <w:t>ависимом доказательстве находок и прозрачной цене. Эти выводы передаются в ЛР6 как банк выводов, стандарт товара и зоны дифференциации.</w:t>
+        <w:t>, бесплатный старт), а позиционирование строится на независимом доказательстве находок и прозрачной цене. Эти выводы передаются в ЛР6 как банк выводов, стандарт товара и</w:t>
+      </w:r>
+      <w:r>
+        <w:rPr>
+          <w:sz w:val="28"/>
+        </w:rPr>
+        <w:t xml:space="preserve"> зоны дифференциации.</w:t>
       </w:r>
     </w:p>
     <w:p>
@@ -33385,7 +35179,7 @@
         <w:jc w:val="center"/>
       </w:pPr>
       <w:bookmarkStart w:id="28" w:name="_274f6a444530ef90b0479dabf3d210f01e97699"/>
-      <w:bookmarkStart w:id="29" w:name="_Toc242012099"/>
+      <w:bookmarkStart w:id="29" w:name="_Toc242017716"/>
       <w:bookmarkEnd w:id="26"/>
       <w:r>
         <w:rPr>
@@ -33443,13 +35237,7 @@
         <w:rPr>
           <w:sz w:val="28"/>
         </w:rPr>
-        <w:t>Методика анализа конкурентов по сайтам: цифровой товар (модели Леви</w:t>
-      </w:r>
-      <w:r>
-        <w:rPr>
-          <w:sz w:val="28"/>
-        </w:rPr>
-        <w:t xml:space="preserve">тта и Кано); шаблон </w:t>
+        <w:t xml:space="preserve">Методика анализа конкурентов по сайтам: цифровой товар (модели Левитта и Кано); шаблон </w:t>
       </w:r>
       <w:r>
         <w:rPr>
@@ -33462,7 +35250,13 @@
         <w:rPr>
           <w:sz w:val="28"/>
         </w:rPr>
-        <w:t xml:space="preserve"> анализа конкурентов. Методические материалы дисциплины «Электронный бизнес». – Минск : БГУИР, 2026.</w:t>
+        <w:t xml:space="preserve"> анализа конкурентов. Методические материал</w:t>
+      </w:r>
+      <w:r>
+        <w:rPr>
+          <w:sz w:val="28"/>
+        </w:rPr>
+        <w:t>ы дисциплины «Электронный бизнес». – Минск : БГУИР, 2026.</w:t>
       </w:r>
     </w:p>
     <w:p>
@@ -33493,13 +35287,7 @@
         <w:rPr>
           <w:sz w:val="28"/>
         </w:rPr>
-        <w:t xml:space="preserve"> анализа бизнес-модели. Методические материалы дисциплины «Элект</w:t>
-      </w:r>
-      <w:r>
-        <w:rPr>
-          <w:sz w:val="28"/>
-        </w:rPr>
-        <w:t>ронный бизнес». – Минск : БГУИР, 2026.</w:t>
+        <w:t xml:space="preserve"> анализа бизнес-модели. Методические материалы дисциплины «Электронный бизнес». – Минск : БГУИР, 2026.</w:t>
       </w:r>
     </w:p>
     <w:p>
@@ -33517,7 +35305,13 @@
         <w:rPr>
           <w:sz w:val="28"/>
         </w:rPr>
-        <w:t>Земляник, Р. В. Отчеты по лабораторным работам № 1, № 2–3 и № 4 по дисциплине «Электронный бизнес» / Р. В. Земляник. – Минск : БГУИР, 2026.</w:t>
+        <w:t>Земляник, Р. В. Отчеты по лаб</w:t>
+      </w:r>
+      <w:r>
+        <w:rPr>
+          <w:sz w:val="28"/>
+        </w:rPr>
+        <w:t>ораторным работам № 1, № 2–3 и № 4 по дисциплине «Электронный бизнес» / Р. В. Земляник. – Минск : БГУИР, 2026.</w:t>
       </w:r>
     </w:p>
     <w:p>
@@ -33561,13 +35355,7 @@
         <w:rPr>
           <w:sz w:val="28"/>
         </w:rPr>
-        <w:t xml:space="preserve">, сетевой график и диаграмма </w:t>
-      </w:r>
-      <w:r>
-        <w:rPr>
-          <w:sz w:val="28"/>
-        </w:rPr>
-        <w:t xml:space="preserve">Ганта </w:t>
+        <w:t xml:space="preserve">, сетевой график и диаграмма Ганта </w:t>
       </w:r>
       <w:r>
         <w:rPr>
@@ -33580,7 +35368,13 @@
         <w:rPr>
           <w:sz w:val="28"/>
         </w:rPr>
-        <w:t>: отчеты по практическим занятиям по дисциплине «Управление проектами» / Р. В. Земляник. – Минск : БГУИР, 2026.</w:t>
+        <w:t>: отчеты по практическим занятиям по дисциплине «Упра</w:t>
+      </w:r>
+      <w:r>
+        <w:rPr>
+          <w:sz w:val="28"/>
+        </w:rPr>
+        <w:t>вление проектами» / Р. В. Земляник. – Минск : БГУИР, 2026.</w:t>
       </w:r>
     </w:p>
     <w:p>
@@ -33630,13 +35424,13 @@
         <w:rPr>
           <w:sz w:val="28"/>
         </w:rPr>
-        <w:t xml:space="preserve"> [Электронный ре</w:t>
-      </w:r>
-      <w:r>
-        <w:rPr>
-          <w:sz w:val="28"/>
-        </w:rPr>
-        <w:t>сурс]. – Режим доступа: https://www.shortcut.ai/. – Дата доступа: 03.10.2026.</w:t>
+        <w:t xml:space="preserve"> [Электронный ресурс]. – Режим доступа: https://www.shortcut.ai/. – Дата доступа: 03</w:t>
+      </w:r>
+      <w:r>
+        <w:rPr>
+          <w:sz w:val="28"/>
+        </w:rPr>
+        <w:t>.10.2026.</w:t>
       </w:r>
     </w:p>
     <w:p>
@@ -33686,13 +35480,7 @@
         <w:rPr>
           <w:sz w:val="28"/>
         </w:rPr>
-        <w:t xml:space="preserve"> [Электронный ресурс]. – Режим доступа: https://datarails.com/. </w:t>
-      </w:r>
-      <w:r>
-        <w:rPr>
-          <w:sz w:val="28"/>
-        </w:rPr>
-        <w:t>– Дата доступа: 03.10.2026.</w:t>
+        <w:t xml:space="preserve"> [Электронный ресурс]. – Режим доступа: https://datarails.com/. – Дата доступа: 03.10.2026.</w:t>
       </w:r>
     </w:p>
     <w:p>
@@ -33755,13 +35543,7 @@
         <w:rPr>
           <w:sz w:val="28"/>
         </w:rPr>
-        <w:t xml:space="preserve"> [Электронный ресурс]. – Режим доступа: https://www.arixcel.com/, https://www.operis.com/. – Дата доступ</w:t>
-      </w:r>
-      <w:r>
-        <w:rPr>
-          <w:sz w:val="28"/>
-        </w:rPr>
-        <w:t>а: 03.10.2026.</w:t>
+        <w:t xml:space="preserve"> [Электронный ресурс]. – Режим доступа: https://www.arixcel.com/, https://www.operis.com/. – Дата доступа: 03.10.2026.</w:t>
       </w:r>
     </w:p>
     <w:p>
@@ -33915,13 +35697,7 @@
         <w:rPr>
           <w:sz w:val="28"/>
         </w:rPr>
-        <w:t xml:space="preserve"> [Электронный ресурс]. – Режим доступа: https://appsource.microsoft.</w:t>
-      </w:r>
-      <w:r>
-        <w:rPr>
-          <w:sz w:val="28"/>
-        </w:rPr>
-        <w:t>com/. – Дата доступа: 03.10.2026.</w:t>
+        <w:t xml:space="preserve"> [Электронный ресурс]. – Режим доступа: https://appsource.microsoft.com/. – Дата доступа: 03.10.2026.</w:t>
       </w:r>
     </w:p>
     <w:p>
@@ -33940,7 +35716,14 @@
           <w:i/>
           <w:sz w:val="28"/>
         </w:rPr>
-        <w:t>Levitt</w:t>
+        <w:t>Levit</w:t>
+      </w:r>
+      <w:r>
+        <w:rPr>
+          <w:i/>
+          <w:sz w:val="28"/>
+        </w:rPr>
+        <w:t>t</w:t>
       </w:r>
       <w:r>
         <w:rPr>
@@ -34737,7 +36520,13 @@
         <w:rPr>
           <w:sz w:val="28"/>
         </w:rPr>
-        <w:t xml:space="preserve"> [Электронный ресурс]. – Режим доступа: https://www.datasnipper.com/resources/datasnipper-raises-100m. – Дата доступа: 03.10.2026.</w:t>
+        <w:t xml:space="preserve"> [Электронный ресурс]. – Режи</w:t>
+      </w:r>
+      <w:r>
+        <w:rPr>
+          <w:sz w:val="28"/>
+        </w:rPr>
+        <w:t>м доступа: https://www.datasnipper.com/resources/datasnipper-raises-100m. – Дата доступа: 03.10.2026.</w:t>
       </w:r>
     </w:p>
     <w:p>
@@ -34905,13 +36694,13 @@
         <w:rPr>
           <w:sz w:val="28"/>
         </w:rPr>
-        <w:t xml:space="preserve"> [</w:t>
-      </w:r>
-      <w:r>
-        <w:rPr>
-          <w:sz w:val="28"/>
-        </w:rPr>
-        <w:t>Электронный ресурс]. – Режим доступа: https://www.calcalistech.com/ctechnews/article/sk00jsmasbl. – Дата доступа: 03.10.2026.</w:t>
+        <w:t xml:space="preserve"> [Электронный ресурс]. – Режим доступа: https://www.calcalis</w:t>
+      </w:r>
+      <w:r>
+        <w:rPr>
+          <w:sz w:val="28"/>
+        </w:rPr>
+        <w:t>tech.com/ctechnews/article/sk00jsmasbl. – Дата доступа: 03.10.2026.</w:t>
       </w:r>
     </w:p>
     <w:p>
@@ -35118,13 +36907,7 @@
         <w:rPr>
           <w:sz w:val="28"/>
         </w:rPr>
-        <w:t xml:space="preserve"> [Электронный ресурс]. – Режи</w:t>
-      </w:r>
-      <w:r>
-        <w:rPr>
-          <w:sz w:val="28"/>
-        </w:rPr>
-        <w:t>м доступа: https://techcrunch.com/2025/08/01/fundamental-research-labs-nabs-30-million-from-prosus-to-build-ai-agents-for-multiple-verticals. – Дата доступа: 03.10.2026.</w:t>
+        <w:t xml:space="preserve"> [Электронный ресурс]. – Режим доступа: https://techcrunch.com/2025/08/01/fundamental-research-labs-nabs-30-million-from-prosus-to-build-ai-agents-for-multiple-verticals. – Дата доступа: 03.10.2026.</w:t>
       </w:r>
     </w:p>
     <w:p>
@@ -35175,13 +36958,13 @@
         <w:rPr>
           <w:sz w:val="28"/>
         </w:rPr>
-        <w:t xml:space="preserve"> [Электронный ресурс]. – Режим доступа: https://www.perfectxl</w:t>
-      </w:r>
-      <w:r>
-        <w:rPr>
-          <w:sz w:val="28"/>
-        </w:rPr>
-        <w:t>.com/about-us/history/. – Дата доступа: 03.10.2026.</w:t>
+        <w:t xml:space="preserve"> [Электронный ресурс]. – Режим д</w:t>
+      </w:r>
+      <w:r>
+        <w:rPr>
+          <w:sz w:val="28"/>
+        </w:rPr>
+        <w:t>оступа: https://www.perfectxl.com/about-us/history/. – Дата доступа: 03.10.2026.</w:t>
       </w:r>
     </w:p>
     <w:p>
@@ -35297,7 +37080,13 @@
         <w:rPr>
           <w:sz w:val="28"/>
         </w:rPr>
-        <w:t xml:space="preserve"> [Электронный ресурс]. – Режим доступа: https://tracxn.com/d/legal-entities/united-kingdom/operis-group-limited/__w42ZiByEDopkOdfs8fgtMvwsyZf6TUz2VmMuk1AKBc0. – Дата доступа: 03.10.2026.</w:t>
+        <w:t xml:space="preserve"> [Электронный ресурс]. – Режим доступа: https://tracxn.com/d/legal-entities/united-kingdom/operis-group-limit</w:t>
+      </w:r>
+      <w:r>
+        <w:rPr>
+          <w:sz w:val="28"/>
+        </w:rPr>
+        <w:t>ed/__w42ZiByEDopkOdfs8fgtMvwsyZf6TUz2VmMuk1AKBc0. – Дата доступа: 03.10.2026.</w:t>
       </w:r>
     </w:p>
     <w:p>
@@ -35400,13 +37189,7 @@
         <w:rPr>
           <w:sz w:val="28"/>
         </w:rPr>
-        <w:t xml:space="preserve"> [Электронный</w:t>
-      </w:r>
-      <w:r>
-        <w:rPr>
-          <w:sz w:val="28"/>
-        </w:rPr>
-        <w:t xml:space="preserve"> ресурс]. – Режим доступа: https://www.zoominfo.com/c/arixcel/345716426. – Дата доступа: 03.10.2026.</w:t>
+        <w:t xml:space="preserve"> [Электронный ресурс]. – Режим доступа: https://www.zoominfo.com/c/arixcel/345716426. – Дата доступа: 03.10.2026.</w:t>
       </w:r>
     </w:p>
     <w:p>
@@ -35425,7 +37208,14 @@
           <w:i/>
           <w:sz w:val="28"/>
         </w:rPr>
-        <w:t>EU-Startups</w:t>
+        <w:t>EU-Start</w:t>
+      </w:r>
+      <w:r>
+        <w:rPr>
+          <w:i/>
+          <w:sz w:val="28"/>
+        </w:rPr>
+        <w:t>ups</w:t>
       </w:r>
       <w:r>
         <w:rPr>
@@ -35587,13 +37377,7 @@
         <w:rPr>
           <w:sz w:val="28"/>
         </w:rPr>
-        <w:t xml:space="preserve"> [Электронный ресурс]. – Режим доступа: https://www</w:t>
-      </w:r>
-      <w:r>
-        <w:rPr>
-          <w:sz w:val="28"/>
-        </w:rPr>
-        <w:t>.eu-startups.com/2024/05/berlin-based-rows-raises-e8-million-to-spread-ai-powered-spreadsheets-around-the-world/. – Дата доступа: 03.10.2026.</w:t>
+        <w:t xml:space="preserve"> [Электронный ресурс]. – Режим доступа: https://www.eu-startups.com/2024/05/berlin-based-rows-raises-e8-million-to-spread-ai-powered-spreadsheets-around-the-world/. – Дата доступа: 03.10.2026.</w:t>
       </w:r>
     </w:p>
     <w:p>
@@ -35774,13 +37558,7 @@
         <w:rPr>
           <w:sz w:val="28"/>
         </w:rPr>
-        <w:t>) [Электронный ресурс]. – Режим до</w:t>
-      </w:r>
-      <w:r>
-        <w:rPr>
-          <w:sz w:val="28"/>
-        </w:rPr>
-        <w:t>ступа: https://www.starterstory.com/stories/excelformulabot. – Дата доступа: 03.10.2026.</w:t>
+        <w:t>) [Электронный ресурс]. – Режим доступа: https://www.starterstory.com/stories/excelformulabot. – Дата доступа: 03.10.2026.</w:t>
       </w:r>
     </w:p>
     <w:p>
@@ -35896,7 +37674,13 @@
         <w:rPr>
           <w:sz w:val="28"/>
         </w:rPr>
-        <w:t xml:space="preserve"> [Электронный ресурс]. – Режим доступа: </w:t>
+        <w:t xml:space="preserve"> [Электронный ресурс]. – Режим доступа:</w:t>
+      </w:r>
+      <w:r>
+        <w:rPr>
+          <w:sz w:val="28"/>
+        </w:rPr>
+        <w:t xml:space="preserve"> </w:t>
       </w:r>
       <w:r>
         <w:rPr>
@@ -35915,7 +37699,7 @@
         <w:jc w:val="center"/>
       </w:pPr>
       <w:bookmarkStart w:id="30" w:name="_3d74faf1500c1b2a4a8bfa8e0e37c74206ce73d"/>
-      <w:bookmarkStart w:id="31" w:name="_Toc242012100"/>
+      <w:bookmarkStart w:id="31" w:name="_Toc242017717"/>
       <w:bookmarkEnd w:id="28"/>
       <w:r>
         <w:rPr>
@@ -35977,7 +37761,7 @@
         <w:rPr>
           <w:sz w:val="28"/>
         </w:rPr>
-        <w:t>В таблице 21 представлено: журнал допущений ЛР5.</w:t>
+        <w:t>В таблице 22 представлено: журнал допущений ЛР5.</w:t>
       </w:r>
     </w:p>
     <w:p>
@@ -35990,7 +37774,7 @@
         <w:rPr>
           <w:sz w:val="28"/>
         </w:rPr>
-        <w:t>Таблица 21 – Журнал допущений ЛР5</w:t>
+        <w:t>Таблица 22 – Журнал допущений ЛР5</w:t>
       </w:r>
     </w:p>
     <w:tbl>
@@ -36656,7 +38440,7 @@
         <w:jc w:val="center"/>
       </w:pPr>
       <w:bookmarkStart w:id="32" w:name="_25083b51e17d9d99817d1269b6af13d75b604a4"/>
-      <w:bookmarkStart w:id="33" w:name="_Toc242012101"/>
+      <w:bookmarkStart w:id="33" w:name="_Toc242017718"/>
       <w:bookmarkEnd w:id="30"/>
       <w:r>
         <w:rPr>
@@ -36725,7 +38509,7 @@
         <w:rPr>
           <w:sz w:val="28"/>
         </w:rPr>
-        <w:t>В таблице 22 представлено: принят</w:t>
+        <w:t>В таблице 23 представлено: принят</w:t>
       </w:r>
       <w:r>
         <w:rPr>
@@ -36744,7 +38528,7 @@
         <w:rPr>
           <w:sz w:val="28"/>
         </w:rPr>
-        <w:t>Таблица 22 – Принятые решения по данным, которых нет в открытом доступе</w:t>
+        <w:t>Таблица 23 – Принятые решения по данным, которых нет в открытом доступе</w:t>
       </w:r>
     </w:p>
     <w:tbl>
@@ -37122,13 +38906,7 @@
               <w:rPr>
                 <w:sz w:val="24"/>
               </w:rPr>
-              <w:t xml:space="preserve"> по страницам пр</w:t>
-            </w:r>
-            <w:r>
-              <w:rPr>
-                <w:sz w:val="24"/>
-              </w:rPr>
-              <w:t xml:space="preserve">оизводителей; </w:t>
+              <w:t xml:space="preserve"> по страницам производителей; </w:t>
             </w:r>
             <w:r>
               <w:rPr>
@@ -37491,13 +39269,13 @@
               <w:rPr>
                 <w:sz w:val="24"/>
               </w:rPr>
-              <w:t>приняты найденные сведения по восьми компаниям (приложение Д); суммы раундо</w:t>
-            </w:r>
-            <w:r>
-              <w:rPr>
-                <w:sz w:val="24"/>
-              </w:rPr>
-              <w:t>в вне открытого доступа не используются</w:t>
+              <w:t>приняты найденные сведения по восьми компан</w:t>
+            </w:r>
+            <w:r>
+              <w:rPr>
+                <w:sz w:val="24"/>
+              </w:rPr>
+              <w:t>иям (приложение Д); суммы раундов вне открытого доступа не используются</w:t>
             </w:r>
           </w:p>
         </w:tc>
@@ -37571,7 +39349,7 @@
         <w:jc w:val="center"/>
       </w:pPr>
       <w:bookmarkStart w:id="34" w:name="_cb59224a7032ef66ab429e7df9b4e4c597bc187"/>
-      <w:bookmarkStart w:id="35" w:name="_Toc242012102"/>
+      <w:bookmarkStart w:id="35" w:name="_Toc242017719"/>
       <w:bookmarkEnd w:id="32"/>
       <w:r>
         <w:rPr>
@@ -37633,7 +39411,7 @@
         <w:rPr>
           <w:sz w:val="28"/>
         </w:rPr>
-        <w:t>В таблице 23 представлено: изменения шаблонов.</w:t>
+        <w:t>В таблице 24 представлено: изменения шаблонов.</w:t>
       </w:r>
     </w:p>
     <w:p>
@@ -37646,7 +39424,7 @@
         <w:rPr>
           <w:sz w:val="28"/>
         </w:rPr>
-        <w:t>Таблица 23 – Изменения шаблонов</w:t>
+        <w:t>Таблица 24 – Изменения шаблонов</w:t>
       </w:r>
     </w:p>
     <w:tbl>
@@ -38317,7 +40095,7 @@
         <w:jc w:val="center"/>
       </w:pPr>
       <w:bookmarkStart w:id="36" w:name="_c34bf756927ff692ee086e018f9b8545647766e"/>
-      <w:bookmarkStart w:id="37" w:name="_Toc242012103"/>
+      <w:bookmarkStart w:id="37" w:name="_Toc242017720"/>
       <w:bookmarkEnd w:id="34"/>
       <w:r>
         <w:rPr>
@@ -38365,13 +40143,7 @@
         <w:rPr>
           <w:sz w:val="28"/>
         </w:rPr>
-        <w:t>Для проверки методики Кано сгенерированы модельные ответы 30 условных респондентов на пары ф</w:t>
-      </w:r>
-      <w:r>
-        <w:rPr>
-          <w:sz w:val="28"/>
-        </w:rPr>
-        <w:t xml:space="preserve">ункциональных и дисфункциональных вопросов по 25 функциям (по решению автора, Р-8; генератор и файлы - в папке 00_Общее/Опрос_модельный, </w:t>
+        <w:t xml:space="preserve">Для проверки методики Кано сгенерированы модельные ответы 30 условных респондентов на пары функциональных и дисфункциональных вопросов по 25 функциям (по решению автора, Р-8; генератор и файлы - в папке 00_Общее/Опрос_модельный, </w:t>
       </w:r>
       <w:r>
         <w:rPr>
@@ -38384,13 +40156,13 @@
         <w:rPr>
           <w:sz w:val="28"/>
         </w:rPr>
-        <w:t xml:space="preserve"> 20261003). Это модельные данные, а не опрос людей: вероятность согласия с категорией аналитика задана параметром 5</w:t>
-      </w:r>
-      <w:r>
-        <w:rPr>
-          <w:sz w:val="28"/>
-        </w:rPr>
-        <w:t>8 %, поэтому совпадение с таблицей 6 неизбежно и подтверждает только работу расчета, а не истинность категорий.</w:t>
+        <w:t xml:space="preserve"> 20261003). Это модельн</w:t>
+      </w:r>
+      <w:r>
+        <w:rPr>
+          <w:sz w:val="28"/>
+        </w:rPr>
+        <w:t>ые данные, а не опрос людей: вероятность согласия с категорией аналитика задана параметром 58 %, поэтому совпадение с таблицей 7 неизбежно и подтверждает только работу расчета, а не истинность категорий.</w:t>
       </w:r>
     </w:p>
     <w:p>
@@ -38404,7 +40176,13 @@
         <w:rPr>
           <w:sz w:val="28"/>
         </w:rPr>
-        <w:t>В таблице 24 представлено: модельные категории Кано по функциям.</w:t>
+        <w:t xml:space="preserve">В таблице 25 представлено: модельные категории Кано </w:t>
+      </w:r>
+      <w:r>
+        <w:rPr>
+          <w:sz w:val="28"/>
+        </w:rPr>
+        <w:t>по функциям.</w:t>
       </w:r>
     </w:p>
     <w:p>
@@ -38417,7 +40195,7 @@
         <w:rPr>
           <w:sz w:val="28"/>
         </w:rPr>
-        <w:t>Таблица 24 – Модельные категории Кано по функциям</w:t>
+        <w:t>Таблица 25 – Модельные категории Кано по функциям</w:t>
       </w:r>
     </w:p>
     <w:tbl>
@@ -41817,7 +43595,7 @@
         <w:jc w:val="center"/>
       </w:pPr>
       <w:bookmarkStart w:id="38" w:name="_fced6403ae4a6291124e2bc0068517b8abae511"/>
-      <w:bookmarkStart w:id="39" w:name="_Toc242012104"/>
+      <w:bookmarkStart w:id="39" w:name="_Toc242017721"/>
       <w:bookmarkEnd w:id="36"/>
       <w:r>
         <w:rPr>
@@ -41891,13 +43669,13 @@
         <w:rPr>
           <w:sz w:val="28"/>
         </w:rPr>
-        <w:t xml:space="preserve">, доступ к которым требует личного </w:t>
-      </w:r>
-      <w:r>
-        <w:rPr>
-          <w:sz w:val="28"/>
-        </w:rPr>
-        <w:t>аккаунта, финансирование и размер компаний найдены в новостях и пресс-релизах 03.10.2026. Значения справочные и в расчетах баллов ЛР5 не использовались.</w:t>
+        <w:t>, доступ к которым требует личного аккаунта, фи</w:t>
+      </w:r>
+      <w:r>
+        <w:rPr>
+          <w:sz w:val="28"/>
+        </w:rPr>
+        <w:t>нансирование и размер компаний найдены в новостях и пресс-релизах 03.10.2026. Значения справочные и в расчетах баллов ЛР5 не использовались.</w:t>
       </w:r>
     </w:p>
     <w:p>
@@ -41911,7 +43689,7 @@
         <w:rPr>
           <w:sz w:val="28"/>
         </w:rPr>
-        <w:t>В таблице 25 представлено: финансирование и размер конкурентов по открытым источникам.</w:t>
+        <w:t>В таблице 26 представлено: финансирование и размер конкурентов по открытым источникам.</w:t>
       </w:r>
     </w:p>
     <w:p>
@@ -41924,13 +43702,13 @@
         <w:rPr>
           <w:sz w:val="28"/>
         </w:rPr>
-        <w:t>Таблица 25 – Фин</w:t>
-      </w:r>
-      <w:r>
-        <w:rPr>
-          <w:sz w:val="28"/>
-        </w:rPr>
-        <w:t>ансирование и размер конкурентов по открытым источникам</w:t>
+        <w:t xml:space="preserve">Таблица 26 – Финансирование </w:t>
+      </w:r>
+      <w:r>
+        <w:rPr>
+          <w:sz w:val="28"/>
+        </w:rPr>
+        <w:t>и размер конкурентов по открытым источникам</w:t>
       </w:r>
     </w:p>
     <w:tbl>
@@ -42696,7 +44474,13 @@
               <w:rPr>
                 <w:sz w:val="24"/>
               </w:rPr>
-              <w:t xml:space="preserve"> за 2022 год; 51-100 сотрудников; в Великобритании с 1997 года; консалтинг, аудит моделей, надстройка </w:t>
+              <w:t xml:space="preserve"> за 2022 год; 51-100 сотр</w:t>
+            </w:r>
+            <w:r>
+              <w:rPr>
+                <w:sz w:val="24"/>
+              </w:rPr>
+              <w:t xml:space="preserve">удников; в Великобритании с 1997 года; консалтинг, аудит моделей, надстройка </w:t>
             </w:r>
             <w:r>
               <w:rPr>
@@ -43051,13 +44835,7 @@
               <w:rPr>
                 <w:sz w:val="24"/>
               </w:rPr>
-              <w:t xml:space="preserve"> в 2024); основана в </w:t>
-            </w:r>
-            <w:r>
-              <w:rPr>
-                <w:sz w:val="24"/>
-              </w:rPr>
-              <w:t>Берлине в 2016 году; около 50 сотрудников</w:t>
+              <w:t xml:space="preserve"> в 2024); основана в Берлине в 2016 году; около 50 сотрудников</w:t>
             </w:r>
           </w:p>
         </w:tc>
@@ -43512,7 +45290,13 @@
               <w:rPr>
                 <w:sz w:val="24"/>
               </w:rPr>
-              <w:t>основана в Амстердаме, связана с Делфтским техническим университетом; по каталогам около 4 сотрудников, инвестиции не раскрыты</w:t>
+              <w:t>осн</w:t>
+            </w:r>
+            <w:r>
+              <w:rPr>
+                <w:sz w:val="24"/>
+              </w:rPr>
+              <w:t>ована в Амстердаме, связана с Делфтским техническим университетом; по каталогам около 4 сотрудников, инвестиции не раскрыты</w:t>
             </w:r>
           </w:p>
         </w:tc>
@@ -43567,13 +45351,7 @@
         <w:rPr>
           <w:sz w:val="28"/>
         </w:rPr>
-        <w:t xml:space="preserve">Конкуренты делятся на венчурные компании с оценкой от сотен </w:t>
-      </w:r>
-      <w:r>
-        <w:rPr>
-          <w:sz w:val="28"/>
-        </w:rPr>
-        <w:t>миллионов до миллиарда долларов (</w:t>
+        <w:t>Конкуренты делятся на венчурные компании с оценкой от сотен миллионов до миллиарда долларов (</w:t>
       </w:r>
       <w:r>
         <w:rPr>
@@ -43671,13 +45449,13 @@
         <w:rPr>
           <w:sz w:val="28"/>
         </w:rPr>
-        <w:t xml:space="preserve"> работаю</w:t>
-      </w:r>
-      <w:r>
-        <w:rPr>
-          <w:sz w:val="28"/>
-        </w:rPr>
-        <w:t>т сильные, хорошо финансируемые игроки, поэтому ставка на независимость проверки, доказательство находок движком и прозрачную цену должна оставаться отличием, а не гонкой по числу функций.</w:t>
+        <w:t xml:space="preserve"> работают сильные, хорошо финансируемые и</w:t>
+      </w:r>
+      <w:r>
+        <w:rPr>
+          <w:sz w:val="28"/>
+        </w:rPr>
+        <w:t>гроки, поэтому ставка на независимость проверки, доказательство находок движком и прозрачную цену должна оставаться отличием, а не гонкой по числу функций.</w:t>
       </w:r>
     </w:p>
     <w:p>
@@ -43691,13 +45469,7 @@
         <w:rPr>
           <w:sz w:val="28"/>
         </w:rPr>
-        <w:t>В таблице 26 представлено: дополнительные страницы сайтов конкурент</w:t>
-      </w:r>
-      <w:r>
-        <w:rPr>
-          <w:sz w:val="28"/>
-        </w:rPr>
-        <w:t>ов (просмотр 03.10.2026).</w:t>
+        <w:t>В таблице 27 представлено: дополнительные страницы сайтов конкурентов (просмотр 03.10.2026).</w:t>
       </w:r>
     </w:p>
     <w:p>
@@ -43710,7 +45482,13 @@
         <w:rPr>
           <w:sz w:val="28"/>
         </w:rPr>
-        <w:t>Таблица 26 – Дополнительные страницы сайтов конкурентов (просмотр 03.10.2026)</w:t>
+        <w:t>Таблица</w:t>
+      </w:r>
+      <w:r>
+        <w:rPr>
+          <w:sz w:val="28"/>
+        </w:rPr>
+        <w:t xml:space="preserve"> 27 – Дополнительные страницы сайтов конкурентов (просмотр 03.10.2026)</w:t>
       </w:r>
     </w:p>
     <w:tbl>
@@ -44495,13 +46273,7 @@
               <w:rPr>
                 <w:sz w:val="24"/>
               </w:rPr>
-              <w:t>цена не</w:t>
-            </w:r>
-            <w:r>
-              <w:rPr>
-                <w:sz w:val="24"/>
-              </w:rPr>
-              <w:t xml:space="preserve"> скрыта: в книгу бизнес-моделей внесены цена и пробный режим, оценка прозрачности повышена с 1 до 3</w:t>
+              <w:t>цена не скрыта: в книгу бизнес-моделей внесены цена и пробный режим, оценка прозрачности повышена с 1 до 3</w:t>
             </w:r>
           </w:p>
         </w:tc>
@@ -46046,13 +47818,7 @@
               <w:rPr>
                 <w:sz w:val="24"/>
               </w:rPr>
-              <w:t xml:space="preserve"> страниц нет (404, 502, перенаправление на изображен</w:t>
-            </w:r>
-            <w:r>
-              <w:rPr>
-                <w:sz w:val="24"/>
-              </w:rPr>
-              <w:t>ие), но безопасность раскрыта в других разделах (строки выше)</w:t>
+              <w:t xml:space="preserve"> страниц нет (404, 502, перенаправление на изображение), но безопасность раскрыта в других разделах (строки выше)</w:t>
             </w:r>
           </w:p>
         </w:tc>
@@ -46088,21 +47854,124 @@
         <w:rPr>
           <w:sz w:val="28"/>
         </w:rPr>
-        <w:t>Проверено 32 страницы: по каждому из семи конкурентов найден ответ о безопасности (</w:t>
+        <w:t xml:space="preserve">Проверено 32 страницы: по каждому из </w:t>
+      </w:r>
+      <w:r>
+        <w:rPr>
+          <w:sz w:val="28"/>
+        </w:rPr>
+        <w:t>семи конкурентов найден ответ о безопасности (</w:t>
       </w:r>
       <w:r>
         <w:rPr>
           <w:i/>
           <w:sz w:val="28"/>
         </w:rPr>
-        <w:t>Shortc</w:t>
+        <w:t>Shortcut</w:t>
+      </w:r>
+      <w:r>
+        <w:rPr>
+          <w:sz w:val="28"/>
+        </w:rPr>
+        <w:t xml:space="preserve"> и </w:t>
       </w:r>
       <w:r>
         <w:rPr>
           <w:i/>
           <w:sz w:val="28"/>
         </w:rPr>
-        <w:t>ut</w:t>
+        <w:t>Datarails</w:t>
+      </w:r>
+      <w:r>
+        <w:rPr>
+          <w:sz w:val="28"/>
+        </w:rPr>
+        <w:t xml:space="preserve"> - </w:t>
+      </w:r>
+      <w:r>
+        <w:rPr>
+          <w:i/>
+          <w:sz w:val="28"/>
+        </w:rPr>
+        <w:t>SOC</w:t>
+      </w:r>
+      <w:r>
+        <w:rPr>
+          <w:sz w:val="28"/>
+        </w:rPr>
+        <w:t xml:space="preserve"> 2 </w:t>
+      </w:r>
+      <w:r>
+        <w:rPr>
+          <w:i/>
+          <w:sz w:val="28"/>
+        </w:rPr>
+        <w:t>Type</w:t>
+      </w:r>
+      <w:r>
+        <w:rPr>
+          <w:sz w:val="28"/>
+        </w:rPr>
+        <w:t xml:space="preserve"> </w:t>
+      </w:r>
+      <w:r>
+        <w:rPr>
+          <w:i/>
+          <w:sz w:val="28"/>
+        </w:rPr>
+        <w:t>II</w:t>
+      </w:r>
+      <w:r>
+        <w:rPr>
+          <w:sz w:val="28"/>
+        </w:rPr>
+        <w:t xml:space="preserve">, </w:t>
+      </w:r>
+      <w:r>
+        <w:rPr>
+          <w:i/>
+          <w:sz w:val="28"/>
+        </w:rPr>
+        <w:t>DataSnipper</w:t>
+      </w:r>
+      <w:r>
+        <w:rPr>
+          <w:sz w:val="28"/>
+        </w:rPr>
+        <w:t xml:space="preserve"> - </w:t>
+      </w:r>
+      <w:r>
+        <w:rPr>
+          <w:i/>
+          <w:sz w:val="28"/>
+        </w:rPr>
+        <w:t>SOC</w:t>
+      </w:r>
+      <w:r>
+        <w:rPr>
+          <w:sz w:val="28"/>
+        </w:rPr>
+        <w:t xml:space="preserve"> 2 </w:t>
+      </w:r>
+      <w:r>
+        <w:rPr>
+          <w:i/>
+          <w:sz w:val="28"/>
+        </w:rPr>
+        <w:t>Type</w:t>
+      </w:r>
+      <w:r>
+        <w:rPr>
+          <w:sz w:val="28"/>
+        </w:rPr>
+        <w:t xml:space="preserve"> </w:t>
+      </w:r>
+      <w:r>
+        <w:rPr>
+          <w:i/>
+          <w:sz w:val="28"/>
+        </w:rPr>
+        <w:t>II</w:t>
       </w:r>
       <w:r>
         <w:rPr>
@@ -46115,220 +47984,116 @@
           <w:i/>
           <w:sz w:val="28"/>
         </w:rPr>
-        <w:t>Datarails</w:t>
-      </w:r>
-      <w:r>
-        <w:rPr>
-          <w:sz w:val="28"/>
-        </w:rPr>
-        <w:t xml:space="preserve"> - </w:t>
+        <w:t>GDPR</w:t>
+      </w:r>
+      <w:r>
+        <w:rPr>
+          <w:sz w:val="28"/>
+        </w:rPr>
+        <w:t xml:space="preserve">, </w:t>
       </w:r>
       <w:r>
         <w:rPr>
           <w:i/>
           <w:sz w:val="28"/>
         </w:rPr>
-        <w:t>SOC</w:t>
-      </w:r>
-      <w:r>
-        <w:rPr>
-          <w:sz w:val="28"/>
-        </w:rPr>
-        <w:t xml:space="preserve"> 2 </w:t>
+        <w:t>PerfectXL</w:t>
+      </w:r>
+      <w:r>
+        <w:rPr>
+          <w:sz w:val="28"/>
+        </w:rPr>
+        <w:t xml:space="preserve">, </w:t>
       </w:r>
       <w:r>
         <w:rPr>
           <w:i/>
           <w:sz w:val="28"/>
         </w:rPr>
-        <w:t>Type</w:t>
-      </w:r>
-      <w:r>
-        <w:rPr>
-          <w:sz w:val="28"/>
-        </w:rPr>
-        <w:t xml:space="preserve"> </w:t>
+        <w:t>Numerous.ai</w:t>
+      </w:r>
+      <w:r>
+        <w:rPr>
+          <w:sz w:val="28"/>
+        </w:rPr>
+        <w:t xml:space="preserve"> и </w:t>
       </w:r>
       <w:r>
         <w:rPr>
           <w:i/>
           <w:sz w:val="28"/>
         </w:rPr>
-        <w:t>II</w:t>
-      </w:r>
-      <w:r>
-        <w:rPr>
-          <w:sz w:val="28"/>
-        </w:rPr>
-        <w:t xml:space="preserve">, </w:t>
+        <w:t>Arixcel</w:t>
+      </w:r>
+      <w:r>
+        <w:rPr>
+          <w:sz w:val="28"/>
+        </w:rPr>
+        <w:t xml:space="preserve"> - только юридические страницы), а также цены, пробные периоды и интеграции. Прежние адреса /security у </w:t>
+      </w:r>
+      <w:r>
+        <w:rPr>
+          <w:sz w:val="28"/>
+        </w:rPr>
+        <w:t xml:space="preserve">четырех компаний не существуют, поэтому сведения взяты из центров доверия и подвалов сайтов. Результаты уточняют факты ЛР5; цены </w:t>
       </w:r>
       <w:r>
         <w:rPr>
           <w:i/>
           <w:sz w:val="28"/>
         </w:rPr>
-        <w:t>DataSnipper</w:t>
-      </w:r>
-      <w:r>
-        <w:rPr>
-          <w:sz w:val="28"/>
-        </w:rPr>
-        <w:t xml:space="preserve"> - </w:t>
+        <w:t>Arixcel</w:t>
+      </w:r>
+      <w:r>
+        <w:rPr>
+          <w:sz w:val="28"/>
+        </w:rPr>
+        <w:t xml:space="preserve"> и </w:t>
       </w:r>
       <w:r>
         <w:rPr>
           <w:i/>
           <w:sz w:val="28"/>
         </w:rPr>
-        <w:t>SOC</w:t>
-      </w:r>
-      <w:r>
-        <w:rPr>
-          <w:sz w:val="28"/>
-        </w:rPr>
-        <w:t xml:space="preserve"> 2 </w:t>
+        <w:t>Operis</w:t>
+      </w:r>
+      <w:r>
+        <w:rPr>
+          <w:sz w:val="28"/>
+        </w:rPr>
+        <w:t xml:space="preserve"> были отмечены как не показанные, хотя опубликованы на страницах производителей. Поэтому в книгу бизнес-моделей</w:t>
+      </w:r>
+      <w:r>
+        <w:rPr>
+          <w:sz w:val="28"/>
+        </w:rPr>
+        <w:t xml:space="preserve"> внесены их цены и пробные режимы, а оценки прозрачности цен повышены с 1 до 3 из 5; 70 независимых проверок </w:t>
       </w:r>
       <w:r>
         <w:rPr>
           <w:i/>
           <w:sz w:val="28"/>
         </w:rPr>
-        <w:t>Type</w:t>
-      </w:r>
-      <w:r>
-        <w:rPr>
-          <w:sz w:val="28"/>
-        </w:rPr>
-        <w:t xml:space="preserve"> </w:t>
+        <w:t>Python</w:t>
+      </w:r>
+      <w:r>
+        <w:rPr>
+          <w:sz w:val="28"/>
+        </w:rPr>
+        <w:t xml:space="preserve"> и </w:t>
       </w:r>
       <w:r>
         <w:rPr>
           <w:i/>
           <w:sz w:val="28"/>
         </w:rPr>
-        <w:t>II</w:t>
-      </w:r>
-      <w:r>
-        <w:rPr>
-          <w:sz w:val="28"/>
-        </w:rPr>
-        <w:t xml:space="preserve"> и </w:t>
-      </w:r>
-      <w:r>
-        <w:rPr>
-          <w:i/>
-          <w:sz w:val="28"/>
-        </w:rPr>
-        <w:t>GDPR</w:t>
-      </w:r>
-      <w:r>
-        <w:rPr>
-          <w:sz w:val="28"/>
-        </w:rPr>
-        <w:t xml:space="preserve">, </w:t>
-      </w:r>
-      <w:r>
-        <w:rPr>
-          <w:i/>
-          <w:sz w:val="28"/>
-        </w:rPr>
-        <w:t>PerfectXL</w:t>
-      </w:r>
-      <w:r>
-        <w:rPr>
-          <w:sz w:val="28"/>
-        </w:rPr>
-        <w:t xml:space="preserve">, </w:t>
-      </w:r>
-      <w:r>
-        <w:rPr>
-          <w:i/>
-          <w:sz w:val="28"/>
-        </w:rPr>
-        <w:t>Numerous.ai</w:t>
-      </w:r>
-      <w:r>
-        <w:rPr>
-          <w:sz w:val="28"/>
-        </w:rPr>
-        <w:t xml:space="preserve"> и </w:t>
-      </w:r>
-      <w:r>
-        <w:rPr>
-          <w:i/>
-          <w:sz w:val="28"/>
-        </w:rPr>
-        <w:t>Arixcel</w:t>
-      </w:r>
-      <w:r>
-        <w:rPr>
-          <w:sz w:val="28"/>
-        </w:rPr>
-        <w:t xml:space="preserve"> - только юридические страницы), а также цены, пробные периоды и интеграции. Прежние адреса /security у четырех компаний не существуют, поэтому сведения взяты из центров доверия и подвалов сайтов. Результаты уточняют факты ЛР5; цены </w:t>
-      </w:r>
-      <w:r>
-        <w:rPr>
-          <w:i/>
-          <w:sz w:val="28"/>
-        </w:rPr>
-        <w:t>Arixcel</w:t>
-      </w:r>
-      <w:r>
-        <w:rPr>
-          <w:sz w:val="28"/>
-        </w:rPr>
-        <w:t xml:space="preserve"> и </w:t>
-      </w:r>
-      <w:r>
-        <w:rPr>
-          <w:i/>
-          <w:sz w:val="28"/>
-        </w:rPr>
-        <w:t>Operis</w:t>
-      </w:r>
-      <w:r>
-        <w:rPr>
-          <w:sz w:val="28"/>
-        </w:rPr>
-        <w:t xml:space="preserve"> были о</w:t>
-      </w:r>
-      <w:r>
-        <w:rPr>
-          <w:sz w:val="28"/>
-        </w:rPr>
-        <w:t xml:space="preserve">тмечены как не показанные, хотя опубликованы на страницах производителей. Поэтому в книгу бизнес-моделей внесены их цены и пробные режимы, а оценки прозрачности цен повышены с 1 до 3 из 5; 70 независимых проверок </w:t>
-      </w:r>
-      <w:r>
-        <w:rPr>
-          <w:i/>
-          <w:sz w:val="28"/>
-        </w:rPr>
-        <w:t>Python</w:t>
-      </w:r>
-      <w:r>
-        <w:rPr>
-          <w:sz w:val="28"/>
-        </w:rPr>
-        <w:t xml:space="preserve"> и </w:t>
-      </w:r>
-      <w:r>
-        <w:rPr>
-          <w:i/>
-          <w:sz w:val="28"/>
-        </w:rPr>
         <w:t>Excel</w:t>
       </w:r>
       <w:r>
         <w:rPr>
           <w:sz w:val="28"/>
         </w:rPr>
-        <w:t xml:space="preserve"> по-прежнему сходятся, а инде</w:t>
-      </w:r>
-      <w:r>
-        <w:rPr>
-          <w:sz w:val="28"/>
-        </w:rPr>
-        <w:t>ксы бизнес-моделей не изменились, так как оценка прозрачности в них не входит.</w:t>
+        <w:t xml:space="preserve"> по-прежнему сходятся, а индексы бизнес-моделей не изменились, так как оценка прозрачности в них не входит.</w:t>
       </w:r>
     </w:p>
     <w:p>
@@ -46394,13 +48159,13 @@
         <w:rPr>
           <w:sz w:val="28"/>
         </w:rPr>
-        <w:t xml:space="preserve"> не меняют статус «зона дифференциации». Если считать признаком любую опубликованную цену, показатель вырастет до 5 из 7 (71 %) и перейдет порог 70 % в рыночный стандарт; тогда возможностью дифференциации о</w:t>
-      </w:r>
-      <w:r>
-        <w:rPr>
-          <w:sz w:val="28"/>
-        </w:rPr>
-        <w:t xml:space="preserve">стаются лестница тарифов </w:t>
+        <w:t xml:space="preserve"> не меняют статус «зона дифференциации». Если считать признаком любую опублик</w:t>
+      </w:r>
+      <w:r>
+        <w:rPr>
+          <w:sz w:val="28"/>
+        </w:rPr>
+        <w:t xml:space="preserve">ованную цену, показатель вырастет до 5 из 7 (71 %) и перейдет порог 70 % в рыночный стандарт; тогда возможностью дифференциации остаются лестница тарифов </w:t>
       </w:r>
       <w:r>
         <w:rPr>
@@ -46440,7 +48205,14 @@
           <w:i/>
           <w:sz w:val="28"/>
         </w:rPr>
-        <w:t>Operis</w:t>
+        <w:t>Oper</w:t>
+      </w:r>
+      <w:r>
+        <w:rPr>
+          <w:i/>
+          <w:sz w:val="28"/>
+        </w:rPr>
+        <w:t>is</w:t>
       </w:r>
       <w:r>
         <w:rPr>
@@ -46472,13 +48244,7 @@
         <w:rPr>
           <w:sz w:val="28"/>
         </w:rPr>
-        <w:t>): индексы классификации, Левитта и Кано и бизнес-моделей не изменились, поэтому выводы ЛР5-ЛР</w:t>
-      </w:r>
-      <w:r>
-        <w:rPr>
-          <w:sz w:val="28"/>
-        </w:rPr>
-        <w:t>7 остаются в силе.</w:t>
+        <w:t>): индексы классификации, Левитта и Кано и бизнес-моделей не изменились, поэтому выводы ЛР5-ЛР7 остаются в силе.</w:t>
       </w:r>
     </w:p>
     <w:p>
@@ -46490,7 +48256,7 @@
         <w:jc w:val="center"/>
       </w:pPr>
       <w:bookmarkStart w:id="40" w:name="_62c947404ae7fefe21f086296d4b90717d5c754"/>
-      <w:bookmarkStart w:id="41" w:name="_Toc242012105"/>
+      <w:bookmarkStart w:id="41" w:name="_Toc242017722"/>
       <w:bookmarkEnd w:id="38"/>
       <w:r>
         <w:rPr>
@@ -46552,7 +48318,7 @@
         <w:rPr>
           <w:sz w:val="28"/>
         </w:rPr>
-        <w:t>В таблице 27 представлено: перечень файлов работы.</w:t>
+        <w:t>В таблице 28 представлено: перечень файлов работы.</w:t>
       </w:r>
     </w:p>
     <w:p>
@@ -46565,13 +48331,7 @@
         <w:rPr>
           <w:sz w:val="28"/>
         </w:rPr>
-        <w:t>Таблица 27 – Перечень файлов работ</w:t>
-      </w:r>
-      <w:r>
-        <w:rPr>
-          <w:sz w:val="28"/>
-        </w:rPr>
-        <w:t>ы</w:t>
+        <w:t>Таблица 28 – Перечень файлов работы</w:t>
       </w:r>
     </w:p>
     <w:tbl>
@@ -46750,7 +48510,13 @@
               <w:rPr>
                 <w:sz w:val="24"/>
               </w:rPr>
-              <w:t>Excel/ЛР5_3_бизнес_модели_конкурентов_TableMind.xlsx</w:t>
+              <w:t>Excel/Л</w:t>
+            </w:r>
+            <w:r>
+              <w:rPr>
+                <w:sz w:val="24"/>
+              </w:rPr>
+              <w:t>Р5_3_бизнес_модели_конкурентов_TableMind.xlsx</w:t>
             </w:r>
           </w:p>
         </w:tc>
@@ -47029,13 +48795,7 @@
               <w:rPr>
                 <w:sz w:val="24"/>
               </w:rPr>
-              <w:t>сбо</w:t>
-            </w:r>
-            <w:r>
-              <w:rPr>
-                <w:sz w:val="24"/>
-              </w:rPr>
-              <w:t>рка ОТЧЕТ.</w:t>
+              <w:t>сборка ОТЧЕТ.</w:t>
             </w:r>
             <w:r>
               <w:rPr>
@@ -47276,7 +49036,13 @@
         <w:rPr>
           <w:sz w:val="28"/>
         </w:rPr>
-        <w:t>, поэтому каждое число отчета прослеживается до исходной оценки и страницы сайта.</w:t>
+        <w:t>, поэтому каждое число отчета прослеживается до исходной оценки и страницы сай</w:t>
+      </w:r>
+      <w:r>
+        <w:rPr>
+          <w:sz w:val="28"/>
+        </w:rPr>
+        <w:t>та.</w:t>
       </w:r>
     </w:p>
     <w:p>
@@ -47288,7 +49054,7 @@
         <w:jc w:val="center"/>
       </w:pPr>
       <w:bookmarkStart w:id="42" w:name="_75ef546e1e7cf788b2a2f4aca58775a328efe6c"/>
-      <w:bookmarkStart w:id="43" w:name="_Toc242012106"/>
+      <w:bookmarkStart w:id="43" w:name="_Toc242017723"/>
       <w:bookmarkEnd w:id="40"/>
       <w:r>
         <w:rPr>
@@ -47322,14 +49088,7 @@
           <w:b/>
           <w:sz w:val="28"/>
         </w:rPr>
-        <w:t>Реестр просмотренных ст</w:t>
-      </w:r>
-      <w:r>
-        <w:rPr>
-          <w:b/>
-          <w:sz w:val="28"/>
-        </w:rPr>
-        <w:t>раниц сайтов</w:t>
+        <w:t>Реестр просмотренных страниц сайтов</w:t>
       </w:r>
     </w:p>
     <w:p>
@@ -47343,13 +49102,13 @@
         <w:rPr>
           <w:sz w:val="28"/>
         </w:rPr>
-        <w:t>Реестр фиксирует адрес каждой страницы, на которой основаны оценки по сайтам, цель просмотра и сделанный вывод. Все страницы просмотрены 03.10.2026; адреса позволяют повторить проверку, а уровень достоверности от 1 до 5 показывает, насколько ф</w:t>
-      </w:r>
-      <w:r>
-        <w:rPr>
-          <w:sz w:val="28"/>
-        </w:rPr>
-        <w:t>акт подтвержден первичным источником.</w:t>
+        <w:t>Реестр фиксирует адрес каждой страницы, на которой основаны оценки по сайтам, цель просмотра и сделанный вывод. Все страницы просмотрены 03.10.2026; адреса позволяют повторить проверку, а уровень достоверности от 1 до 5 показывает, насколько факт подтвержд</w:t>
+      </w:r>
+      <w:r>
+        <w:rPr>
+          <w:sz w:val="28"/>
+        </w:rPr>
+        <w:t>ен первичным источником.</w:t>
       </w:r>
     </w:p>
     <w:p>
@@ -47363,7 +49122,7 @@
         <w:rPr>
           <w:sz w:val="28"/>
         </w:rPr>
-        <w:t>В таблице 28 представлено: реестр просмотренных страниц сайтов конкурентов.</w:t>
+        <w:t>В таблице 29 представлено: реестр просмотренных страниц сайтов конкурентов.</w:t>
       </w:r>
     </w:p>
     <w:p>
@@ -47376,7 +49135,7 @@
         <w:rPr>
           <w:sz w:val="28"/>
         </w:rPr>
-        <w:t>Таблица 28 – Реестр просмотренных страниц сайтов конкурентов</w:t>
+        <w:t>Таблица 29 – Реестр просмотренных страниц сайтов конкурентов</w:t>
       </w:r>
     </w:p>
     <w:tbl>
@@ -52191,7 +53950,7 @@
   <w:abstractNum w:abstractNumId="0" w15:restartNumberingAfterBreak="0">
     <w:nsid w:val="0000A990"/>
     <w:multiLevelType w:val="multilevel"/>
-    <w:tmpl w:val="D7E28630"/>
+    <w:tmpl w:val="9E246B4C"/>
     <w:lvl w:ilvl="0">
       <w:numFmt w:val="bullet"/>
       <w:lvlText w:val=" "/>
@@ -52268,7 +54027,7 @@
   <w:abstractNum w:abstractNumId="1" w15:restartNumberingAfterBreak="0">
     <w:nsid w:val="00A99411"/>
     <w:multiLevelType w:val="multilevel"/>
-    <w:tmpl w:val="6C848A9A"/>
+    <w:tmpl w:val="D3B4195A"/>
     <w:lvl w:ilvl="0">
       <w:start w:val="1"/>
       <w:numFmt w:val="decimal"/>
@@ -53746,7 +55505,7 @@
     <w:autoRedefine/>
     <w:uiPriority w:val="39"/>
     <w:unhideWhenUsed/>
-    <w:rsid w:val="00513D80"/>
+    <w:rsid w:val="006C03C4"/>
     <w:pPr>
       <w:spacing w:after="100"/>
     </w:pPr>
@@ -53758,7 +55517,7 @@
     <w:autoRedefine/>
     <w:uiPriority w:val="39"/>
     <w:unhideWhenUsed/>
-    <w:rsid w:val="00513D80"/>
+    <w:rsid w:val="006C03C4"/>
     <w:pPr>
       <w:spacing w:after="100"/>
       <w:ind w:left="240"/>

--- a/ЛР5_Анализ_конкурентов/ОТЧЕТ_ЛР5_TableMind.docx
+++ b/ЛР5_Анализ_конкурентов/ОТЧЕТ_ЛР5_TableMind.docx
@@ -263,7 +263,7 @@
       <w:r>
         <w:fldChar w:fldCharType="separate"/>
       </w:r>
-      <w:hyperlink w:anchor="_Toc242017702" w:history="1">
+      <w:hyperlink w:anchor="_Toc242018885" w:history="1">
         <w:r>
           <w:rPr>
             <w:rStyle w:val="af"/>
@@ -291,7 +291,7 @@
             <w:noProof/>
             <w:webHidden/>
           </w:rPr>
-          <w:instrText xml:space="preserve"> PAGEREF _Toc242017702 \h </w:instrText>
+          <w:instrText xml:space="preserve"> PAGEREF _Toc242018885 \h </w:instrText>
         </w:r>
         <w:r>
           <w:rPr>
@@ -332,7 +332,7 @@
           <w:noProof/>
         </w:rPr>
       </w:pPr>
-      <w:hyperlink w:anchor="_Toc242017703" w:history="1">
+      <w:hyperlink w:anchor="_Toc242018886" w:history="1">
         <w:r>
           <w:rPr>
             <w:rStyle w:val="af"/>
@@ -360,7 +360,7 @@
             <w:noProof/>
             <w:webHidden/>
           </w:rPr>
-          <w:instrText xml:space="preserve"> PAGEREF _Toc242017703 \h </w:instrText>
+          <w:instrText xml:space="preserve"> PAGEREF _Toc242018886 \h </w:instrText>
         </w:r>
         <w:r>
           <w:rPr>
@@ -401,7 +401,7 @@
           <w:noProof/>
         </w:rPr>
       </w:pPr>
-      <w:hyperlink w:anchor="_Toc242017704" w:history="1">
+      <w:hyperlink w:anchor="_Toc242018887" w:history="1">
         <w:r>
           <w:rPr>
             <w:rStyle w:val="af"/>
@@ -429,7 +429,7 @@
             <w:noProof/>
             <w:webHidden/>
           </w:rPr>
-          <w:instrText xml:space="preserve"> PAGEREF _Toc242017704 \h </w:instrText>
+          <w:instrText xml:space="preserve"> PAGEREF _Toc242018887 \h </w:instrText>
         </w:r>
         <w:r>
           <w:rPr>
@@ -470,7 +470,7 @@
           <w:noProof/>
         </w:rPr>
       </w:pPr>
-      <w:hyperlink w:anchor="_Toc242017705" w:history="1">
+      <w:hyperlink w:anchor="_Toc242018888" w:history="1">
         <w:r>
           <w:rPr>
             <w:rStyle w:val="af"/>
@@ -498,7 +498,7 @@
             <w:noProof/>
             <w:webHidden/>
           </w:rPr>
-          <w:instrText xml:space="preserve"> PAGEREF _Toc242017705 \h </w:instrText>
+          <w:instrText xml:space="preserve"> PAGEREF _Toc242018888 \h </w:instrText>
         </w:r>
         <w:r>
           <w:rPr>
@@ -539,7 +539,7 @@
           <w:noProof/>
         </w:rPr>
       </w:pPr>
-      <w:hyperlink w:anchor="_Toc242017706" w:history="1">
+      <w:hyperlink w:anchor="_Toc242018889" w:history="1">
         <w:r>
           <w:rPr>
             <w:rStyle w:val="af"/>
@@ -567,7 +567,7 @@
             <w:noProof/>
             <w:webHidden/>
           </w:rPr>
-          <w:instrText xml:space="preserve"> PAGEREF _Toc242017706 \h </w:instrText>
+          <w:instrText xml:space="preserve"> PAGEREF _Toc242018889 \h </w:instrText>
         </w:r>
         <w:r>
           <w:rPr>
@@ -608,7 +608,7 @@
           <w:noProof/>
         </w:rPr>
       </w:pPr>
-      <w:hyperlink w:anchor="_Toc242017707" w:history="1">
+      <w:hyperlink w:anchor="_Toc242018890" w:history="1">
         <w:r>
           <w:rPr>
             <w:rStyle w:val="af"/>
@@ -636,7 +636,7 @@
             <w:noProof/>
             <w:webHidden/>
           </w:rPr>
-          <w:instrText xml:space="preserve"> PAGEREF _Toc242017707 \h </w:instrText>
+          <w:instrText xml:space="preserve"> PAGEREF _Toc242018890 \h </w:instrText>
         </w:r>
         <w:r>
           <w:rPr>
@@ -677,7 +677,7 @@
           <w:noProof/>
         </w:rPr>
       </w:pPr>
-      <w:hyperlink w:anchor="_Toc242017708" w:history="1">
+      <w:hyperlink w:anchor="_Toc242018891" w:history="1">
         <w:r>
           <w:rPr>
             <w:rStyle w:val="af"/>
@@ -705,7 +705,7 @@
             <w:noProof/>
             <w:webHidden/>
           </w:rPr>
-          <w:instrText xml:space="preserve"> PAGEREF _Toc242017708 \h </w:instrText>
+          <w:instrText xml:space="preserve"> PAGEREF _Toc242018891 \h </w:instrText>
         </w:r>
         <w:r>
           <w:rPr>
@@ -746,7 +746,7 @@
           <w:noProof/>
         </w:rPr>
       </w:pPr>
-      <w:hyperlink w:anchor="_Toc242017709" w:history="1">
+      <w:hyperlink w:anchor="_Toc242018892" w:history="1">
         <w:r>
           <w:rPr>
             <w:rStyle w:val="af"/>
@@ -774,7 +774,7 @@
             <w:noProof/>
             <w:webHidden/>
           </w:rPr>
-          <w:instrText xml:space="preserve"> PAGEREF _Toc242017709 \h </w:instrText>
+          <w:instrText xml:space="preserve"> PAGEREF _Toc242018892 \h </w:instrText>
         </w:r>
         <w:r>
           <w:rPr>
@@ -815,7 +815,7 @@
           <w:noProof/>
         </w:rPr>
       </w:pPr>
-      <w:hyperlink w:anchor="_Toc242017710" w:history="1">
+      <w:hyperlink w:anchor="_Toc242018893" w:history="1">
         <w:r>
           <w:rPr>
             <w:rStyle w:val="af"/>
@@ -843,7 +843,7 @@
             <w:noProof/>
             <w:webHidden/>
           </w:rPr>
-          <w:instrText xml:space="preserve"> PAGEREF _Toc242017710 \h </w:instrText>
+          <w:instrText xml:space="preserve"> PAGEREF _Toc242018893 \h </w:instrText>
         </w:r>
         <w:r>
           <w:rPr>
@@ -884,7 +884,7 @@
           <w:noProof/>
         </w:rPr>
       </w:pPr>
-      <w:hyperlink w:anchor="_Toc242017711" w:history="1">
+      <w:hyperlink w:anchor="_Toc242018894" w:history="1">
         <w:r>
           <w:rPr>
             <w:rStyle w:val="af"/>
@@ -912,7 +912,7 @@
             <w:noProof/>
             <w:webHidden/>
           </w:rPr>
-          <w:instrText xml:space="preserve"> PAGEREF _Toc242017711 \h </w:instrText>
+          <w:instrText xml:space="preserve"> PAGEREF _Toc242018894 \h </w:instrText>
         </w:r>
         <w:r>
           <w:rPr>
@@ -953,7 +953,7 @@
           <w:noProof/>
         </w:rPr>
       </w:pPr>
-      <w:hyperlink w:anchor="_Toc242017712" w:history="1">
+      <w:hyperlink w:anchor="_Toc242018895" w:history="1">
         <w:r>
           <w:rPr>
             <w:rStyle w:val="af"/>
@@ -990,7 +990,7 @@
             <w:noProof/>
             <w:webHidden/>
           </w:rPr>
-          <w:instrText xml:space="preserve"> PAGEREF _Toc242017712 \h </w:instrText>
+          <w:instrText xml:space="preserve"> PAGEREF _Toc242018895 \h </w:instrText>
         </w:r>
         <w:r>
           <w:rPr>
@@ -1031,7 +1031,7 @@
           <w:noProof/>
         </w:rPr>
       </w:pPr>
-      <w:hyperlink w:anchor="_Toc242017713" w:history="1">
+      <w:hyperlink w:anchor="_Toc242018896" w:history="1">
         <w:r>
           <w:rPr>
             <w:rStyle w:val="af"/>
@@ -1059,7 +1059,7 @@
             <w:noProof/>
             <w:webHidden/>
           </w:rPr>
-          <w:instrText xml:space="preserve"> PAGEREF _Toc242017713 \h </w:instrText>
+          <w:instrText xml:space="preserve"> PAGEREF _Toc242018896 \h </w:instrText>
         </w:r>
         <w:r>
           <w:rPr>
@@ -1100,7 +1100,7 @@
           <w:noProof/>
         </w:rPr>
       </w:pPr>
-      <w:hyperlink w:anchor="_Toc242017714" w:history="1">
+      <w:hyperlink w:anchor="_Toc242018897" w:history="1">
         <w:r>
           <w:rPr>
             <w:rStyle w:val="af"/>
@@ -1128,7 +1128,145 @@
             <w:noProof/>
             <w:webHidden/>
           </w:rPr>
-          <w:instrText xml:space="preserve"> PAGEREF _Toc242017714 \h </w:instrText>
+          <w:instrText xml:space="preserve"> PAGEREF _Toc242018897 \h </w:instrText>
+        </w:r>
+        <w:r>
+          <w:rPr>
+            <w:noProof/>
+            <w:webHidden/>
+          </w:rPr>
+        </w:r>
+        <w:r>
+          <w:rPr>
+            <w:noProof/>
+            <w:webHidden/>
+          </w:rPr>
+          <w:fldChar w:fldCharType="separate"/>
+        </w:r>
+        <w:r>
+          <w:rPr>
+            <w:noProof/>
+            <w:webHidden/>
+          </w:rPr>
+          <w:t>27</w:t>
+        </w:r>
+        <w:r>
+          <w:rPr>
+            <w:noProof/>
+            <w:webHidden/>
+          </w:rPr>
+          <w:fldChar w:fldCharType="end"/>
+        </w:r>
+      </w:hyperlink>
+    </w:p>
+    <w:p>
+      <w:pPr>
+        <w:pStyle w:val="22"/>
+        <w:tabs>
+          <w:tab w:val="right" w:leader="dot" w:pos="9345"/>
+        </w:tabs>
+        <w:rPr>
+          <w:noProof/>
+        </w:rPr>
+      </w:pPr>
+      <w:hyperlink w:anchor="_Toc242018898" w:history="1">
+        <w:r>
+          <w:rPr>
+            <w:rStyle w:val="af"/>
+            <w:b/>
+            <w:noProof/>
+          </w:rPr>
+          <w:t>3.1 Нормы контроля шаблонов</w:t>
+        </w:r>
+        <w:r>
+          <w:rPr>
+            <w:noProof/>
+            <w:webHidden/>
+          </w:rPr>
+          <w:tab/>
+        </w:r>
+        <w:r>
+          <w:rPr>
+            <w:noProof/>
+            <w:webHidden/>
+          </w:rPr>
+          <w:fldChar w:fldCharType="begin"/>
+        </w:r>
+        <w:r>
+          <w:rPr>
+            <w:noProof/>
+            <w:webHidden/>
+          </w:rPr>
+          <w:instrText xml:space="preserve"> PAGEREF _Toc242018898 \h </w:instrText>
+        </w:r>
+        <w:r>
+          <w:rPr>
+            <w:noProof/>
+            <w:webHidden/>
+          </w:rPr>
+        </w:r>
+        <w:r>
+          <w:rPr>
+            <w:noProof/>
+            <w:webHidden/>
+          </w:rPr>
+          <w:fldChar w:fldCharType="separate"/>
+        </w:r>
+        <w:r>
+          <w:rPr>
+            <w:noProof/>
+            <w:webHidden/>
+          </w:rPr>
+          <w:t>27</w:t>
+        </w:r>
+        <w:r>
+          <w:rPr>
+            <w:noProof/>
+            <w:webHidden/>
+          </w:rPr>
+          <w:fldChar w:fldCharType="end"/>
+        </w:r>
+      </w:hyperlink>
+    </w:p>
+    <w:p>
+      <w:pPr>
+        <w:pStyle w:val="22"/>
+        <w:tabs>
+          <w:tab w:val="right" w:leader="dot" w:pos="9345"/>
+        </w:tabs>
+        <w:rPr>
+          <w:noProof/>
+        </w:rPr>
+      </w:pPr>
+      <w:hyperlink w:anchor="_Toc242018899" w:history="1">
+        <w:r>
+          <w:rPr>
+            <w:rStyle w:val="af"/>
+            <w:b/>
+            <w:noProof/>
+          </w:rPr>
+          <w:t>3.2 Контрольные вопросы методики классификации</w:t>
+        </w:r>
+        <w:r>
+          <w:rPr>
+            <w:noProof/>
+            <w:webHidden/>
+          </w:rPr>
+          <w:tab/>
+        </w:r>
+        <w:r>
+          <w:rPr>
+            <w:noProof/>
+            <w:webHidden/>
+          </w:rPr>
+          <w:fldChar w:fldCharType="begin"/>
+        </w:r>
+        <w:r>
+          <w:rPr>
+            <w:noProof/>
+            <w:webHidden/>
+          </w:rPr>
+          <w:instrText xml:space="preserve"> PAGEREF _Toc242018899 \h </w:instrText>
         </w:r>
         <w:r>
           <w:rPr>
@@ -1169,7 +1307,7 @@
           <w:noProof/>
         </w:rPr>
       </w:pPr>
-      <w:hyperlink w:anchor="_Toc242017715" w:history="1">
+      <w:hyperlink w:anchor="_Toc242018900" w:history="1">
         <w:r>
           <w:rPr>
             <w:rStyle w:val="af"/>
@@ -1197,76 +1335,7 @@
             <w:noProof/>
             <w:webHidden/>
           </w:rPr>
-          <w:instrText xml:space="preserve"> PAGEREF _Toc242017715 \h </w:instrText>
-        </w:r>
-        <w:r>
-          <w:rPr>
-            <w:noProof/>
-            <w:webHidden/>
-          </w:rPr>
-        </w:r>
-        <w:r>
-          <w:rPr>
-            <w:noProof/>
-            <w:webHidden/>
-          </w:rPr>
-          <w:fldChar w:fldCharType="separate"/>
-        </w:r>
-        <w:r>
-          <w:rPr>
-            <w:noProof/>
-            <w:webHidden/>
-          </w:rPr>
-          <w:t>28</w:t>
-        </w:r>
-        <w:r>
-          <w:rPr>
-            <w:noProof/>
-            <w:webHidden/>
-          </w:rPr>
-          <w:fldChar w:fldCharType="end"/>
-        </w:r>
-      </w:hyperlink>
-    </w:p>
-    <w:p>
-      <w:pPr>
-        <w:pStyle w:val="12"/>
-        <w:tabs>
-          <w:tab w:val="right" w:leader="dot" w:pos="9345"/>
-        </w:tabs>
-        <w:rPr>
-          <w:noProof/>
-        </w:rPr>
-      </w:pPr>
-      <w:hyperlink w:anchor="_Toc242017716" w:history="1">
-        <w:r>
-          <w:rPr>
-            <w:rStyle w:val="af"/>
-            <w:b/>
-            <w:noProof/>
-          </w:rPr>
-          <w:t>СПИСОК ИСПОЛЬЗОВАННЫХ ИСТОЧНИКОВ</w:t>
-        </w:r>
-        <w:r>
-          <w:rPr>
-            <w:noProof/>
-            <w:webHidden/>
-          </w:rPr>
-          <w:tab/>
-        </w:r>
-        <w:r>
-          <w:rPr>
-            <w:noProof/>
-            <w:webHidden/>
-          </w:rPr>
-          <w:fldChar w:fldCharType="begin"/>
-        </w:r>
-        <w:r>
-          <w:rPr>
-            <w:noProof/>
-            <w:webHidden/>
-          </w:rPr>
-          <w:instrText xml:space="preserve"> PAGEREF _Toc242017716 \h </w:instrText>
+          <w:instrText xml:space="preserve"> PAGEREF _Toc242018900 \h </w:instrText>
         </w:r>
         <w:r>
           <w:rPr>
@@ -1307,7 +1376,76 @@
           <w:noProof/>
         </w:rPr>
       </w:pPr>
-      <w:hyperlink w:anchor="_Toc242017717" w:history="1">
+      <w:hyperlink w:anchor="_Toc242018901" w:history="1">
+        <w:r>
+          <w:rPr>
+            <w:rStyle w:val="af"/>
+            <w:b/>
+            <w:noProof/>
+          </w:rPr>
+          <w:t>СПИСОК ИСПОЛЬЗОВАННЫХ ИСТОЧНИКОВ</w:t>
+        </w:r>
+        <w:r>
+          <w:rPr>
+            <w:noProof/>
+            <w:webHidden/>
+          </w:rPr>
+          <w:tab/>
+        </w:r>
+        <w:r>
+          <w:rPr>
+            <w:noProof/>
+            <w:webHidden/>
+          </w:rPr>
+          <w:fldChar w:fldCharType="begin"/>
+        </w:r>
+        <w:r>
+          <w:rPr>
+            <w:noProof/>
+            <w:webHidden/>
+          </w:rPr>
+          <w:instrText xml:space="preserve"> PAGEREF _Toc242018901 \h </w:instrText>
+        </w:r>
+        <w:r>
+          <w:rPr>
+            <w:noProof/>
+            <w:webHidden/>
+          </w:rPr>
+        </w:r>
+        <w:r>
+          <w:rPr>
+            <w:noProof/>
+            <w:webHidden/>
+          </w:rPr>
+          <w:fldChar w:fldCharType="separate"/>
+        </w:r>
+        <w:r>
+          <w:rPr>
+            <w:noProof/>
+            <w:webHidden/>
+          </w:rPr>
+          <w:t>30</w:t>
+        </w:r>
+        <w:r>
+          <w:rPr>
+            <w:noProof/>
+            <w:webHidden/>
+          </w:rPr>
+          <w:fldChar w:fldCharType="end"/>
+        </w:r>
+      </w:hyperlink>
+    </w:p>
+    <w:p>
+      <w:pPr>
+        <w:pStyle w:val="12"/>
+        <w:tabs>
+          <w:tab w:val="right" w:leader="dot" w:pos="9345"/>
+        </w:tabs>
+        <w:rPr>
+          <w:noProof/>
+        </w:rPr>
+      </w:pPr>
+      <w:hyperlink w:anchor="_Toc242018902" w:history="1">
         <w:r>
           <w:rPr>
             <w:rStyle w:val="af"/>
@@ -1335,76 +1473,7 @@
             <w:noProof/>
             <w:webHidden/>
           </w:rPr>
-          <w:instrText xml:space="preserve"> PAGEREF _Toc242017717 \h </w:instrText>
-        </w:r>
-        <w:r>
-          <w:rPr>
-            <w:noProof/>
-            <w:webHidden/>
-          </w:rPr>
-        </w:r>
-        <w:r>
-          <w:rPr>
-            <w:noProof/>
-            <w:webHidden/>
-          </w:rPr>
-          <w:fldChar w:fldCharType="separate"/>
-        </w:r>
-        <w:r>
-          <w:rPr>
-            <w:noProof/>
-            <w:webHidden/>
-          </w:rPr>
-          <w:t>32</w:t>
-        </w:r>
-        <w:r>
-          <w:rPr>
-            <w:noProof/>
-            <w:webHidden/>
-          </w:rPr>
-          <w:fldChar w:fldCharType="end"/>
-        </w:r>
-      </w:hyperlink>
-    </w:p>
-    <w:p>
-      <w:pPr>
-        <w:pStyle w:val="12"/>
-        <w:tabs>
-          <w:tab w:val="right" w:leader="dot" w:pos="9345"/>
-        </w:tabs>
-        <w:rPr>
-          <w:noProof/>
-        </w:rPr>
-      </w:pPr>
-      <w:hyperlink w:anchor="_Toc242017718" w:history="1">
-        <w:r>
-          <w:rPr>
-            <w:rStyle w:val="af"/>
-            <w:b/>
-            <w:noProof/>
-          </w:rPr>
-          <w:t>ПРИЛОЖЕНИЕ Б</w:t>
-        </w:r>
-        <w:r>
-          <w:rPr>
-            <w:noProof/>
-            <w:webHidden/>
-          </w:rPr>
-          <w:tab/>
-        </w:r>
-        <w:r>
-          <w:rPr>
-            <w:noProof/>
-            <w:webHidden/>
-          </w:rPr>
-          <w:fldChar w:fldCharType="begin"/>
-        </w:r>
-        <w:r>
-          <w:rPr>
-            <w:noProof/>
-            <w:webHidden/>
-          </w:rPr>
-          <w:instrText xml:space="preserve"> PAGEREF _Toc242017718 \h </w:instrText>
+          <w:instrText xml:space="preserve"> PAGEREF _Toc242018902 \h </w:instrText>
         </w:r>
         <w:r>
           <w:rPr>
@@ -1445,14 +1514,14 @@
           <w:noProof/>
         </w:rPr>
       </w:pPr>
-      <w:hyperlink w:anchor="_Toc242017719" w:history="1">
+      <w:hyperlink w:anchor="_Toc242018903" w:history="1">
         <w:r>
           <w:rPr>
             <w:rStyle w:val="af"/>
             <w:b/>
             <w:noProof/>
           </w:rPr>
-          <w:t>ПРИЛОЖЕНИЕ В</w:t>
+          <w:t>ПРИЛОЖЕНИЕ Б</w:t>
         </w:r>
         <w:r>
           <w:rPr>
@@ -1473,7 +1542,7 @@
             <w:noProof/>
             <w:webHidden/>
           </w:rPr>
-          <w:instrText xml:space="preserve"> PAGEREF _Toc242017719 \h </w:instrText>
+          <w:instrText xml:space="preserve"> PAGEREF _Toc242018903 \h </w:instrText>
         </w:r>
         <w:r>
           <w:rPr>
@@ -1514,14 +1583,14 @@
           <w:noProof/>
         </w:rPr>
       </w:pPr>
-      <w:hyperlink w:anchor="_Toc242017720" w:history="1">
+      <w:hyperlink w:anchor="_Toc242018904" w:history="1">
         <w:r>
           <w:rPr>
             <w:rStyle w:val="af"/>
             <w:b/>
             <w:noProof/>
           </w:rPr>
-          <w:t>ПРИЛОЖЕНИЕ Г</w:t>
+          <w:t>ПРИЛОЖЕНИЕ В</w:t>
         </w:r>
         <w:r>
           <w:rPr>
@@ -1542,7 +1611,7 @@
             <w:noProof/>
             <w:webHidden/>
           </w:rPr>
-          <w:instrText xml:space="preserve"> PAGEREF _Toc242017720 \h </w:instrText>
+          <w:instrText xml:space="preserve"> PAGEREF _Toc242018904 \h </w:instrText>
         </w:r>
         <w:r>
           <w:rPr>
@@ -1583,7 +1652,76 @@
           <w:noProof/>
         </w:rPr>
       </w:pPr>
-      <w:hyperlink w:anchor="_Toc242017721" w:history="1">
+      <w:hyperlink w:anchor="_Toc242018905" w:history="1">
+        <w:r>
+          <w:rPr>
+            <w:rStyle w:val="af"/>
+            <w:b/>
+            <w:noProof/>
+          </w:rPr>
+          <w:t>ПРИЛОЖЕНИЕ Г</w:t>
+        </w:r>
+        <w:r>
+          <w:rPr>
+            <w:noProof/>
+            <w:webHidden/>
+          </w:rPr>
+          <w:tab/>
+        </w:r>
+        <w:r>
+          <w:rPr>
+            <w:noProof/>
+            <w:webHidden/>
+          </w:rPr>
+          <w:fldChar w:fldCharType="begin"/>
+        </w:r>
+        <w:r>
+          <w:rPr>
+            <w:noProof/>
+            <w:webHidden/>
+          </w:rPr>
+          <w:instrText xml:space="preserve"> PAGEREF _Toc242018905 \h </w:instrText>
+        </w:r>
+        <w:r>
+          <w:rPr>
+            <w:noProof/>
+            <w:webHidden/>
+          </w:rPr>
+        </w:r>
+        <w:r>
+          <w:rPr>
+            <w:noProof/>
+            <w:webHidden/>
+          </w:rPr>
+          <w:fldChar w:fldCharType="separate"/>
+        </w:r>
+        <w:r>
+          <w:rPr>
+            <w:noProof/>
+            <w:webHidden/>
+          </w:rPr>
+          <w:t>36</w:t>
+        </w:r>
+        <w:r>
+          <w:rPr>
+            <w:noProof/>
+            <w:webHidden/>
+          </w:rPr>
+          <w:fldChar w:fldCharType="end"/>
+        </w:r>
+      </w:hyperlink>
+    </w:p>
+    <w:p>
+      <w:pPr>
+        <w:pStyle w:val="12"/>
+        <w:tabs>
+          <w:tab w:val="right" w:leader="dot" w:pos="9345"/>
+        </w:tabs>
+        <w:rPr>
+          <w:noProof/>
+        </w:rPr>
+      </w:pPr>
+      <w:hyperlink w:anchor="_Toc242018906" w:history="1">
         <w:r>
           <w:rPr>
             <w:rStyle w:val="af"/>
@@ -1611,7 +1749,7 @@
             <w:noProof/>
             <w:webHidden/>
           </w:rPr>
-          <w:instrText xml:space="preserve"> PAGEREF _Toc242017721 \h </w:instrText>
+          <w:instrText xml:space="preserve"> PAGEREF _Toc242018906 \h </w:instrText>
         </w:r>
         <w:r>
           <w:rPr>
@@ -1631,7 +1769,7 @@
             <w:noProof/>
             <w:webHidden/>
           </w:rPr>
-          <w:t>38</w:t>
+          <w:t>39</w:t>
         </w:r>
         <w:r>
           <w:rPr>
@@ -1652,7 +1790,7 @@
           <w:noProof/>
         </w:rPr>
       </w:pPr>
-      <w:hyperlink w:anchor="_Toc242017722" w:history="1">
+      <w:hyperlink w:anchor="_Toc242018907" w:history="1">
         <w:r>
           <w:rPr>
             <w:rStyle w:val="af"/>
@@ -1680,76 +1818,7 @@
             <w:noProof/>
             <w:webHidden/>
           </w:rPr>
-          <w:instrText xml:space="preserve"> PAGEREF _Toc242017722 \h </w:instrText>
-        </w:r>
-        <w:r>
-          <w:rPr>
-            <w:noProof/>
-            <w:webHidden/>
-          </w:rPr>
-        </w:r>
-        <w:r>
-          <w:rPr>
-            <w:noProof/>
-            <w:webHidden/>
-          </w:rPr>
-          <w:fldChar w:fldCharType="separate"/>
-        </w:r>
-        <w:r>
-          <w:rPr>
-            <w:noProof/>
-            <w:webHidden/>
-          </w:rPr>
-          <w:t>44</w:t>
-        </w:r>
-        <w:r>
-          <w:rPr>
-            <w:noProof/>
-            <w:webHidden/>
-          </w:rPr>
-          <w:fldChar w:fldCharType="end"/>
-        </w:r>
-      </w:hyperlink>
-    </w:p>
-    <w:p>
-      <w:pPr>
-        <w:pStyle w:val="12"/>
-        <w:tabs>
-          <w:tab w:val="right" w:leader="dot" w:pos="9345"/>
-        </w:tabs>
-        <w:rPr>
-          <w:noProof/>
-        </w:rPr>
-      </w:pPr>
-      <w:hyperlink w:anchor="_Toc242017723" w:history="1">
-        <w:r>
-          <w:rPr>
-            <w:rStyle w:val="af"/>
-            <w:b/>
-            <w:noProof/>
-          </w:rPr>
-          <w:t>ПРИЛОЖЕНИЕ Ж</w:t>
-        </w:r>
-        <w:r>
-          <w:rPr>
-            <w:noProof/>
-            <w:webHidden/>
-          </w:rPr>
-          <w:tab/>
-        </w:r>
-        <w:r>
-          <w:rPr>
-            <w:noProof/>
-            <w:webHidden/>
-          </w:rPr>
-          <w:fldChar w:fldCharType="begin"/>
-        </w:r>
-        <w:r>
-          <w:rPr>
-            <w:noProof/>
-            <w:webHidden/>
-          </w:rPr>
-          <w:instrText xml:space="preserve"> PAGEREF _Toc242017723 \h </w:instrText>
+          <w:instrText xml:space="preserve"> PAGEREF _Toc242018907 \h </w:instrText>
         </w:r>
         <w:r>
           <w:rPr>
@@ -1782,6 +1851,75 @@
     </w:p>
     <w:p>
       <w:pPr>
+        <w:pStyle w:val="12"/>
+        <w:tabs>
+          <w:tab w:val="right" w:leader="dot" w:pos="9345"/>
+        </w:tabs>
+        <w:rPr>
+          <w:noProof/>
+        </w:rPr>
+      </w:pPr>
+      <w:hyperlink w:anchor="_Toc242018908" w:history="1">
+        <w:r>
+          <w:rPr>
+            <w:rStyle w:val="af"/>
+            <w:b/>
+            <w:noProof/>
+          </w:rPr>
+          <w:t>ПРИЛОЖЕНИЕ Ж</w:t>
+        </w:r>
+        <w:r>
+          <w:rPr>
+            <w:noProof/>
+            <w:webHidden/>
+          </w:rPr>
+          <w:tab/>
+        </w:r>
+        <w:r>
+          <w:rPr>
+            <w:noProof/>
+            <w:webHidden/>
+          </w:rPr>
+          <w:fldChar w:fldCharType="begin"/>
+        </w:r>
+        <w:r>
+          <w:rPr>
+            <w:noProof/>
+            <w:webHidden/>
+          </w:rPr>
+          <w:instrText xml:space="preserve"> PAGEREF _Toc242018908 \h </w:instrText>
+        </w:r>
+        <w:r>
+          <w:rPr>
+            <w:noProof/>
+            <w:webHidden/>
+          </w:rPr>
+        </w:r>
+        <w:r>
+          <w:rPr>
+            <w:noProof/>
+            <w:webHidden/>
+          </w:rPr>
+          <w:fldChar w:fldCharType="separate"/>
+        </w:r>
+        <w:r>
+          <w:rPr>
+            <w:noProof/>
+            <w:webHidden/>
+          </w:rPr>
+          <w:t>46</w:t>
+        </w:r>
+        <w:r>
+          <w:rPr>
+            <w:noProof/>
+            <w:webHidden/>
+          </w:rPr>
+          <w:fldChar w:fldCharType="end"/>
+        </w:r>
+      </w:hyperlink>
+    </w:p>
+    <w:p>
+      <w:pPr>
         <w:pStyle w:val="11"/>
       </w:pPr>
       <w:r>
@@ -1795,7 +1933,7 @@
         <w:spacing w:before="0" w:after="360" w:line="360" w:lineRule="exact"/>
         <w:ind w:firstLine="709"/>
       </w:pPr>
-      <w:bookmarkStart w:id="1" w:name="_Toc242017702"/>
+      <w:bookmarkStart w:id="1" w:name="_Toc242018885"/>
       <w:r>
         <w:rPr>
           <w:b/>
@@ -1830,13 +1968,13 @@
         <w:rPr>
           <w:sz w:val="28"/>
         </w:rPr>
-        <w:t>-моделей по уровням конкуренции [1], определить рыночный стандарт цифрового товара и зоны дифференциации по моделям Левитта и Кано [2], реконструировать бизнес-модели конкурентов по их сайтам [3] и сформулировать на этой основе минимальный цифровой товар и</w:t>
-      </w:r>
-      <w:r>
-        <w:rPr>
-          <w:sz w:val="28"/>
-        </w:rPr>
-        <w:t xml:space="preserve"> бизнес-гипотезы </w:t>
+        <w:t>-моделей по уровням конкуренции [1], определить рыночный стандарт цифрового товара и зоны дифференциации по моделям Левитта и Кано [2], реконструировать бизнес-модели конкурентов по их сайта</w:t>
+      </w:r>
+      <w:r>
+        <w:rPr>
+          <w:sz w:val="28"/>
+        </w:rPr>
+        <w:t xml:space="preserve">м [3] и сформулировать на этой основе минимальный цифровой товар и бизнес-гипотезы </w:t>
       </w:r>
       <w:r>
         <w:rPr>
@@ -1945,7 +2083,7 @@
         <w:ind w:firstLine="709"/>
       </w:pPr>
       <w:bookmarkStart w:id="2" w:name="_b608aa976fc82a0faaf3b83f58c735968afd03b"/>
-      <w:bookmarkStart w:id="3" w:name="_Toc242017703"/>
+      <w:bookmarkStart w:id="3" w:name="_Toc242018886"/>
       <w:bookmarkEnd w:id="0"/>
       <w:r>
         <w:rPr>
@@ -2010,7 +2148,7 @@
         <w:ind w:firstLine="709"/>
       </w:pPr>
       <w:bookmarkStart w:id="4" w:name="_c3cf235f67897fccdd158c7c34ca81091dc06e0"/>
-      <w:bookmarkStart w:id="5" w:name="_Toc242017704"/>
+      <w:bookmarkStart w:id="5" w:name="_Toc242018887"/>
       <w:r>
         <w:rPr>
           <w:b/>
@@ -3858,7 +3996,7 @@
         <w:ind w:firstLine="709"/>
       </w:pPr>
       <w:bookmarkStart w:id="6" w:name="_6c38f46d6252626ee19bec51dca515ea8eb3483"/>
-      <w:bookmarkStart w:id="7" w:name="_Toc242017705"/>
+      <w:bookmarkStart w:id="7" w:name="_Toc242018888"/>
       <w:bookmarkEnd w:id="4"/>
       <w:r>
         <w:rPr>
@@ -6277,7 +6415,14 @@
                 <w:b/>
                 <w:sz w:val="24"/>
               </w:rPr>
-              <w:t>Компания</w:t>
+              <w:t>Компа</w:t>
+            </w:r>
+            <w:r>
+              <w:rPr>
+                <w:b/>
+                <w:sz w:val="24"/>
+              </w:rPr>
+              <w:t>ния</w:t>
             </w:r>
           </w:p>
         </w:tc>
@@ -6297,14 +6442,7 @@
                 <w:b/>
                 <w:sz w:val="24"/>
               </w:rPr>
-              <w:t>Сработавший о</w:t>
-            </w:r>
-            <w:r>
-              <w:rPr>
-                <w:b/>
-                <w:sz w:val="24"/>
-              </w:rPr>
-              <w:t>граничитель</w:t>
+              <w:t>Сработавший ограничитель</w:t>
             </w:r>
           </w:p>
         </w:tc>
@@ -6622,7 +6760,7 @@
         </w:rPr>
         <w:lastRenderedPageBreak/>
         <w:drawing>
-          <wp:inline distT="0" distB="0" distL="0" distR="0" wp14:anchorId="032188AC" wp14:editId="3884D380">
+          <wp:inline distT="0" distB="0" distL="0" distR="0" wp14:anchorId="32146DD0" wp14:editId="54C595DC">
             <wp:extent cx="5334000" cy="3122341"/>
             <wp:effectExtent l="0" t="0" r="0" b="0"/>
             <wp:docPr id="12" name="Picture"/>
@@ -8496,7 +8634,7 @@
         <w:ind w:firstLine="709"/>
       </w:pPr>
       <w:bookmarkStart w:id="8" w:name="_e6ba0285e0e0ccc17e7a33a4e535fa387865e88"/>
-      <w:bookmarkStart w:id="9" w:name="_Toc242017706"/>
+      <w:bookmarkStart w:id="9" w:name="_Toc242018889"/>
       <w:bookmarkEnd w:id="6"/>
       <w:r>
         <w:rPr>
@@ -8524,7 +8662,7 @@
         <w:rPr>
           <w:sz w:val="28"/>
         </w:rPr>
-        <w:t>аталог надстроек [6]-[13]. Достоверность оценивается от 1 до 5.</w:t>
+        <w:t>аталог надстроек [6]-[7]. Достоверность оценивается от 1 до 5.</w:t>
       </w:r>
     </w:p>
     <w:p>
@@ -12894,7 +13032,7 @@
         <w:ind w:firstLine="709"/>
       </w:pPr>
       <w:bookmarkStart w:id="10" w:name="_b8f6f14603ee9e71fb2e4d1c108750035f950c7"/>
-      <w:bookmarkStart w:id="11" w:name="_Toc242017707"/>
+      <w:bookmarkStart w:id="11" w:name="_Toc242018890"/>
       <w:bookmarkEnd w:id="8"/>
       <w:r>
         <w:rPr>
@@ -12916,13 +13054,13 @@
         <w:rPr>
           <w:sz w:val="28"/>
         </w:rPr>
-        <w:t>Модель Левитта [14] раскладывает товар на пять уровней: базовая выгода, родовой товар, ожидаемый товар, расширенный товар и потенциальный товар. Модель Кано [15] относит каждый пр</w:t>
-      </w:r>
-      <w:r>
-        <w:rPr>
-          <w:sz w:val="28"/>
-        </w:rPr>
-        <w:t>изнак к категории: обязательное, линейное, привлекательное или безразличное. Категории Кано в шаблоне назначаются аналитиком; опрос пользователей не проводился, он вынесен в приложение Б как модельный.</w:t>
+        <w:t>Модель Левитта [8] раскладывает товар на пять уровней: базовая выгода, родовой товар, ожидаемый товар, расширенный товар и потенциальный товар. Модель Кано [9] относит каждый приз</w:t>
+      </w:r>
+      <w:r>
+        <w:rPr>
+          <w:sz w:val="28"/>
+        </w:rPr>
+        <w:t>нак к категории: обязательное, линейное, привлекательное или безразличное. Категории Кано в шаблоне назначаются аналитиком; опрос пользователей не проводился, он вынесен в приложение Б как модельный.</w:t>
       </w:r>
     </w:p>
     <w:p>
@@ -12936,13 +13074,13 @@
         <w:rPr>
           <w:sz w:val="28"/>
         </w:rPr>
-        <w:t>В таблице 7 представлено: признаки товара по Кано и их</w:t>
-      </w:r>
-      <w:r>
-        <w:rPr>
-          <w:sz w:val="28"/>
-        </w:rPr>
-        <w:t xml:space="preserve"> распространенность.</w:t>
+        <w:t>В таблице 7 представлено: признаки товара по Кано и их р</w:t>
+      </w:r>
+      <w:r>
+        <w:rPr>
+          <w:sz w:val="28"/>
+        </w:rPr>
+        <w:t>аспространенность.</w:t>
       </w:r>
     </w:p>
     <w:p>
@@ -17366,7 +17504,7 @@
         </w:rPr>
         <w:lastRenderedPageBreak/>
         <w:drawing>
-          <wp:inline distT="0" distB="0" distL="0" distR="0" wp14:anchorId="5AB2A500" wp14:editId="1270D721">
+          <wp:inline distT="0" distB="0" distL="0" distR="0" wp14:anchorId="3B12F5D5" wp14:editId="616DCF35">
             <wp:extent cx="5334000" cy="4553414"/>
             <wp:effectExtent l="0" t="0" r="0" b="0"/>
             <wp:docPr id="17" name="Picture"/>
@@ -17900,7 +18038,7 @@
         <w:ind w:firstLine="709"/>
       </w:pPr>
       <w:bookmarkStart w:id="12" w:name="_823200a59a4cf40c51f7f0e02566c010f838ed7"/>
-      <w:bookmarkStart w:id="13" w:name="_Toc242017708"/>
+      <w:bookmarkStart w:id="13" w:name="_Toc242018891"/>
       <w:bookmarkEnd w:id="10"/>
       <w:r>
         <w:rPr>
@@ -18610,7 +18748,7 @@
           <w:sz w:val="28"/>
         </w:rPr>
         <w:drawing>
-          <wp:inline distT="0" distB="0" distL="0" distR="0" wp14:anchorId="0DF9D692" wp14:editId="44A960C0">
+          <wp:inline distT="0" distB="0" distL="0" distR="0" wp14:anchorId="4CB3147F" wp14:editId="0D2629BA">
             <wp:extent cx="5334000" cy="2862146"/>
             <wp:effectExtent l="0" t="0" r="0" b="0"/>
             <wp:docPr id="21" name="Picture"/>
@@ -18705,7 +18843,7 @@
         <w:ind w:firstLine="709"/>
       </w:pPr>
       <w:bookmarkStart w:id="14" w:name="_9d579ff3219dd0c08e87cdba2a2a6d1ef61e3cc"/>
-      <w:bookmarkStart w:id="15" w:name="_Toc242017709"/>
+      <w:bookmarkStart w:id="15" w:name="_Toc242018892"/>
       <w:bookmarkEnd w:id="12"/>
       <w:r>
         <w:rPr>
@@ -21562,7 +21700,7 @@
         <w:ind w:firstLine="709"/>
       </w:pPr>
       <w:bookmarkStart w:id="16" w:name="_8be076d9797953e124cfe81356f035b108674c3"/>
-      <w:bookmarkStart w:id="17" w:name="_Toc242017710"/>
+      <w:bookmarkStart w:id="17" w:name="_Toc242018893"/>
       <w:bookmarkEnd w:id="14"/>
       <w:r>
         <w:rPr>
@@ -24250,7 +24388,7 @@
         <w:ind w:firstLine="709"/>
       </w:pPr>
       <w:bookmarkStart w:id="18" w:name="_0ab5b5274b575dfb9e5e85d7a9a12b82683e52c"/>
-      <w:bookmarkStart w:id="19" w:name="_Toc242017711"/>
+      <w:bookmarkStart w:id="19" w:name="_Toc242018894"/>
       <w:bookmarkEnd w:id="16"/>
       <w:r>
         <w:rPr>
@@ -24278,7 +24416,7 @@
         <w:rPr>
           <w:sz w:val="28"/>
         </w:rPr>
-        <w:t>конструированы по сайтам в девяти блоках шаблона Остервальдера и Пинье [16] с добавлением данных и сетевых эффектов. Полнота профилей - 100 %, средняя доказательность выводов - 4,5 из 5 (на уровне страниц, которые удалось просмотреть).</w:t>
+        <w:t>конструированы по сайтам в девяти блоках шаблона Остервальдера и Пинье [10] с добавлением данных и сетевых эффектов. Полнота профилей - 100 %, средняя доказательность выводов - 4,5 из 5 (на уровне страниц, которые удалось просмотреть).</w:t>
       </w:r>
     </w:p>
     <w:p>
@@ -24458,13 +24596,7 @@
               <w:rPr>
                 <w:sz w:val="24"/>
               </w:rPr>
-              <w:t>аудит, налоги, консалтинг, страхование и пенсии; контролеры</w:t>
-            </w:r>
-            <w:r>
-              <w:rPr>
-                <w:sz w:val="24"/>
-              </w:rPr>
-              <w:t xml:space="preserve"> и проверяющие модели</w:t>
+              <w:t>аудит, налоги, консалтинг, страхование и пенсии; контролеры и проверяющие модели</w:t>
             </w:r>
           </w:p>
         </w:tc>
@@ -24714,13 +24846,13 @@
               <w:rPr>
                 <w:sz w:val="24"/>
               </w:rPr>
-              <w:t>гонорары за аудит и консалтинг, обучение, над</w:t>
-            </w:r>
-            <w:r>
-              <w:rPr>
-                <w:sz w:val="24"/>
-              </w:rPr>
-              <w:t>стройка</w:t>
+              <w:t xml:space="preserve">гонорары </w:t>
+            </w:r>
+            <w:r>
+              <w:rPr>
+                <w:sz w:val="24"/>
+              </w:rPr>
+              <w:t>за аудит и консалтинг, обучение, надстройка</w:t>
             </w:r>
           </w:p>
         </w:tc>
@@ -25166,13 +25298,7 @@
               <w:rPr>
                 <w:sz w:val="24"/>
               </w:rPr>
-              <w:t xml:space="preserve">подписка по запросу, </w:t>
-            </w:r>
-            <w:r>
-              <w:rPr>
-                <w:sz w:val="24"/>
-              </w:rPr>
-              <w:t>модульные продукты</w:t>
+              <w:t>подписка по запросу, модульные продукты</w:t>
             </w:r>
           </w:p>
         </w:tc>
@@ -25273,7 +25399,13 @@
           <w:sz w:val="28"/>
         </w:rPr>
         <w:lastRenderedPageBreak/>
-        <w:t>Блоки показывают две модели: самообслуживание с подпиской (</w:t>
+        <w:t>Блоки показывают две модели: самообслуживание с п</w:t>
+      </w:r>
+      <w:r>
+        <w:rPr>
+          <w:sz w:val="28"/>
+        </w:rPr>
+        <w:t>одпиской (</w:t>
       </w:r>
       <w:r>
         <w:rPr>
@@ -25885,13 +26017,7 @@
               <w:rPr>
                 <w:sz w:val="24"/>
               </w:rPr>
-              <w:t>эксперты и репутация, бо</w:t>
-            </w:r>
-            <w:r>
-              <w:rPr>
-                <w:sz w:val="24"/>
-              </w:rPr>
-              <w:t>лее 1 200 проектов</w:t>
+              <w:t>эксперты и репутация, более 1 200 проектов</w:t>
             </w:r>
           </w:p>
         </w:tc>
@@ -26275,7 +26401,13 @@
               <w:rPr>
                 <w:sz w:val="24"/>
               </w:rPr>
-              <w:t>консолидированные данные клиентов; умеренные эффекты данных</w:t>
+              <w:t>консолидированные данные кли</w:t>
+            </w:r>
+            <w:r>
+              <w:rPr>
+                <w:sz w:val="24"/>
+              </w:rPr>
+              <w:t>ентов; умеренные эффекты данных</w:t>
             </w:r>
           </w:p>
         </w:tc>
@@ -26421,13 +26553,13 @@
           <w:sz w:val="28"/>
         </w:rPr>
         <w:lastRenderedPageBreak/>
-        <w:t>Каналы большинства конкуре</w:t>
-      </w:r>
-      <w:r>
-        <w:rPr>
-          <w:sz w:val="28"/>
-        </w:rPr>
-        <w:t>нтов - прямые заходы и органический поиск, платная реклама почти не используется (согласуется с ЛР4). Сетевые эффекты слабые у всех; сильнее всего эффект данных у платформ (</w:t>
+        <w:t>Каналы большинства конкурентов - прямые заходы и органический поиск, платная реклама почти не используется (согласуется с ЛР4). Сетевые эффекты слабые у всех; сильнее всего эффект данны</w:t>
+      </w:r>
+      <w:r>
+        <w:rPr>
+          <w:sz w:val="28"/>
+        </w:rPr>
+        <w:t>х у платформ (</w:t>
       </w:r>
       <w:r>
         <w:rPr>
@@ -26480,13 +26612,7 @@
         <w:rPr>
           <w:sz w:val="28"/>
         </w:rPr>
-        <w:t>Таблиц</w:t>
-      </w:r>
-      <w:r>
-        <w:rPr>
-          <w:sz w:val="28"/>
-        </w:rPr>
-        <w:t>а 15 – Монетизация конкурентов</w:t>
+        <w:t>Таблица 15 – Монетизация конкурентов</w:t>
       </w:r>
     </w:p>
     <w:tbl>
@@ -30385,13 +30511,7 @@
         <w:rPr>
           <w:sz w:val="28"/>
         </w:rPr>
-        <w:t>Таблица 18 – Индекс с</w:t>
-      </w:r>
-      <w:r>
-        <w:rPr>
-          <w:sz w:val="28"/>
-        </w:rPr>
-        <w:t>илы бизнес-модели</w:t>
+        <w:t>Таблица 18 – Индекс силы бизнес-модели</w:t>
       </w:r>
     </w:p>
     <w:tbl>
@@ -31382,7 +31502,13 @@
         <w:rPr>
           <w:sz w:val="28"/>
         </w:rPr>
-        <w:t>На рисунке 4 показано: сила бизнес-модели и оценка цифрового товара конкурентов.</w:t>
+        <w:t>На рисунке 4 показа</w:t>
+      </w:r>
+      <w:r>
+        <w:rPr>
+          <w:sz w:val="28"/>
+        </w:rPr>
+        <w:t>но: сила бизнес-модели и оценка цифрового товара конкурентов.</w:t>
       </w:r>
     </w:p>
     <w:p>
@@ -31398,7 +31524,7 @@
           <w:sz w:val="28"/>
         </w:rPr>
         <w:drawing>
-          <wp:inline distT="0" distB="0" distL="0" distR="0" wp14:anchorId="30F18B0E" wp14:editId="3D7061BE">
+          <wp:inline distT="0" distB="0" distL="0" distR="0" wp14:anchorId="0C1B7308" wp14:editId="14189EB3">
             <wp:extent cx="5334000" cy="2471853"/>
             <wp:effectExtent l="0" t="0" r="0" b="0"/>
             <wp:docPr id="27" name="Picture"/>
@@ -31450,13 +31576,7 @@
         <w:rPr>
           <w:sz w:val="28"/>
         </w:rPr>
-        <w:t>Рисунок 4</w:t>
-      </w:r>
-      <w:r>
-        <w:rPr>
-          <w:sz w:val="28"/>
-        </w:rPr>
-        <w:t xml:space="preserve"> – Сила бизнес-модели и оценка цифрового товара конкурентов</w:t>
+        <w:t>Рисунок 4 – Сила бизнес-модели и оценка цифрового товара конкурентов</w:t>
       </w:r>
     </w:p>
     <w:p>
@@ -31523,7 +31643,13 @@
         <w:rPr>
           <w:sz w:val="28"/>
         </w:rPr>
-        <w:t xml:space="preserve"> выше по товару, чем по модели из-за простоты, а </w:t>
+        <w:t xml:space="preserve"> </w:t>
+      </w:r>
+      <w:r>
+        <w:rPr>
+          <w:sz w:val="28"/>
+        </w:rPr>
+        <w:t xml:space="preserve">выше по товару, чем по модели из-за простоты, а </w:t>
       </w:r>
       <w:r>
         <w:rPr>
@@ -31549,13 +31675,7 @@
         <w:rPr>
           <w:sz w:val="28"/>
         </w:rPr>
-        <w:t xml:space="preserve"> замыкают</w:t>
-      </w:r>
-      <w:r>
-        <w:rPr>
-          <w:sz w:val="28"/>
-        </w:rPr>
-        <w:t xml:space="preserve"> ряды товара и модели.</w:t>
+        <w:t xml:space="preserve"> замыкают ряды товара и модели.</w:t>
       </w:r>
     </w:p>
     <w:p>
@@ -32993,13 +33113,7 @@
         <w:rPr>
           <w:sz w:val="28"/>
         </w:rPr>
-        <w:t>, обучение и документация, кейсы и клиенты на сайте и корпоративные пакеты; формирующиеся - демо как вход, подписка по местам и интеграции; зоны дифференциации - прозрачные тарифы и доказательст</w:t>
-      </w:r>
-      <w:r>
-        <w:rPr>
-          <w:sz w:val="28"/>
-        </w:rPr>
-        <w:t xml:space="preserve">во вывода. </w:t>
+        <w:t xml:space="preserve">, обучение и документация, кейсы и клиенты на сайте и корпоративные пакеты; формирующиеся - демо как вход, подписка по местам и интеграции; зоны дифференциации - прозрачные тарифы и доказательство вывода. </w:t>
       </w:r>
       <w:r>
         <w:rPr>
@@ -33012,7 +33126,13 @@
         <w:rPr>
           <w:sz w:val="28"/>
         </w:rPr>
-        <w:t xml:space="preserve"> должен выполнить стандарты и сделать ставку на зоны дифференциации.</w:t>
+        <w:t xml:space="preserve"> должен выполнить стандарты и сделать став</w:t>
+      </w:r>
+      <w:r>
+        <w:rPr>
+          <w:sz w:val="28"/>
+        </w:rPr>
+        <w:t>ку на зоны дифференциации.</w:t>
       </w:r>
     </w:p>
     <w:p>
@@ -33022,7 +33142,7 @@
         <w:ind w:firstLine="709"/>
       </w:pPr>
       <w:bookmarkStart w:id="20" w:name="_79cbfa74df5b3f3beef1cd24c3ad9f089a58d7a"/>
-      <w:bookmarkStart w:id="21" w:name="_Toc242017712"/>
+      <w:bookmarkStart w:id="21" w:name="_Toc242018895"/>
       <w:bookmarkEnd w:id="18"/>
       <w:r>
         <w:rPr>
@@ -33065,13 +33185,7 @@
         <w:rPr>
           <w:sz w:val="28"/>
         </w:rPr>
-        <w:t xml:space="preserve"> - облач</w:t>
-      </w:r>
-      <w:r>
-        <w:rPr>
-          <w:sz w:val="28"/>
-        </w:rPr>
-        <w:t xml:space="preserve">ный сервис независимой проверки </w:t>
+        <w:t xml:space="preserve"> - облачный сервис независимой проверки </w:t>
       </w:r>
       <w:r>
         <w:rPr>
@@ -33084,7 +33198,13 @@
         <w:rPr>
           <w:sz w:val="28"/>
         </w:rPr>
-        <w:t xml:space="preserve">-моделей для финансовых аналитиков, бухгалтеров, консультантов и малого бизнеса, который находит ошибки в формулах и </w:t>
+        <w:t>-моделей для финансовых а</w:t>
+      </w:r>
+      <w:r>
+        <w:rPr>
+          <w:sz w:val="28"/>
+        </w:rPr>
+        <w:t xml:space="preserve">налитиков, бухгалтеров, консультантов и малого бизнеса, который находит ошибки в формулах и </w:t>
       </w:r>
       <w:r>
         <w:rPr>
@@ -33105,13 +33225,7 @@
         <w:rPr>
           <w:sz w:val="28"/>
         </w:rPr>
-        <w:t>В таблице 20 пред</w:t>
-      </w:r>
-      <w:r>
-        <w:rPr>
-          <w:sz w:val="28"/>
-        </w:rPr>
-        <w:t xml:space="preserve">ставлено: минимальный товар и зоны дифференциации </w:t>
+        <w:t xml:space="preserve">В таблице 20 представлено: минимальный товар и зоны дифференциации </w:t>
       </w:r>
       <w:r>
         <w:rPr>
@@ -33137,7 +33251,13 @@
         <w:rPr>
           <w:sz w:val="28"/>
         </w:rPr>
-        <w:t xml:space="preserve">Таблица 20 – Минимальный товар и зоны дифференциации </w:t>
+        <w:t>Т</w:t>
+      </w:r>
+      <w:r>
+        <w:rPr>
+          <w:sz w:val="28"/>
+        </w:rPr>
+        <w:t xml:space="preserve">аблица 20 – Минимальный товар и зоны дифференциации </w:t>
       </w:r>
       <w:r>
         <w:rPr>
@@ -33364,7 +33484,13 @@
               <w:rPr>
                 <w:sz w:val="24"/>
               </w:rPr>
-              <w:t>), бесплатный тариф и пробный аудит</w:t>
+              <w:t xml:space="preserve">), бесплатный тариф и </w:t>
+            </w:r>
+            <w:r>
+              <w:rPr>
+                <w:sz w:val="24"/>
+              </w:rPr>
+              <w:t>пробный аудит</w:t>
             </w:r>
           </w:p>
         </w:tc>
@@ -34508,7 +34634,7 @@
         <w:ind w:firstLine="709"/>
       </w:pPr>
       <w:bookmarkStart w:id="22" w:name="_339ae803435bd6b9a653c2b18dadc62dc9ad8e7"/>
-      <w:bookmarkStart w:id="23" w:name="_Toc242017713"/>
+      <w:bookmarkStart w:id="23" w:name="_Toc242018896"/>
       <w:bookmarkEnd w:id="20"/>
       <w:r>
         <w:rPr>
@@ -34703,7 +34829,7 @@
         <w:ind w:firstLine="709"/>
       </w:pPr>
       <w:bookmarkStart w:id="24" w:name="_1bfdad9d2d88ddb6ca16c31c1d4d4943679f32f"/>
-      <w:bookmarkStart w:id="25" w:name="_Toc242017714"/>
+      <w:bookmarkStart w:id="25" w:name="_Toc242018897"/>
       <w:bookmarkEnd w:id="22"/>
       <w:bookmarkEnd w:id="2"/>
       <w:r>
@@ -34727,13 +34853,38 @@
         <w:rPr>
           <w:sz w:val="28"/>
         </w:rPr>
-        <w:t>Ответы даны по контрольным показателям дашборда шаблона анализа товара [2] (раздел «Норма контро</w:t>
-      </w:r>
-      <w:r>
-        <w:rPr>
-          <w:sz w:val="28"/>
-        </w:rPr>
-        <w:t>ля») и по чек-листам методик [1], [3].</w:t>
+        <w:t>Ответы даны по контрольным показателям дашборда шаблона анализа товара [2] (раздел «Норма контроля») и по чек-листам методик [1], [3].</w:t>
+      </w:r>
+    </w:p>
+    <w:p>
+      <w:pPr>
+        <w:pStyle w:val="2"/>
+        <w:spacing w:before="360" w:after="360" w:line="360" w:lineRule="exact"/>
+        <w:ind w:firstLine="709"/>
+      </w:pPr>
+      <w:bookmarkStart w:id="26" w:name="_2c9323919576db2e64c682ede5e28080868deef"/>
+      <w:bookmarkStart w:id="27" w:name="_Toc242018898"/>
+      <w:r>
+        <w:rPr>
+          <w:b/>
+          <w:sz w:val="28"/>
+        </w:rPr>
+        <w:t>3.1 Нормы контроля шаблонов</w:t>
+      </w:r>
+      <w:bookmarkEnd w:id="27"/>
+    </w:p>
+    <w:p>
+      <w:pPr>
+        <w:pStyle w:val="FirstParagraph"/>
+        <w:spacing w:before="0" w:after="0" w:line="360" w:lineRule="exact"/>
+        <w:ind w:firstLine="709"/>
+        <w:jc w:val="both"/>
+      </w:pPr>
+      <w:r>
+        <w:rPr>
+          <w:sz w:val="28"/>
+        </w:rPr>
+        <w:t>Ниже приведены ответы по нормам контроля шаблонов и чек-листам методик.</w:t>
       </w:r>
     </w:p>
     <w:p>
@@ -34751,7 +34902,13 @@
         <w:rPr>
           <w:sz w:val="28"/>
         </w:rPr>
-        <w:t>Сколько конкурентов в анализе и достаточно ли их (норма 5-12)? Семь конкурентов для товара и бизнес-модели и десять компаний для классификации; норма выполнена.</w:t>
+        <w:t>Сколько конкурентов в</w:t>
+      </w:r>
+      <w:r>
+        <w:rPr>
+          <w:sz w:val="28"/>
+        </w:rPr>
+        <w:t xml:space="preserve"> анализе и достаточно ли их (норма 5-12)? Семь конкурентов для товара и бизнес-модели и десять компаний для классификации; норма выполнена.</w:t>
       </w:r>
     </w:p>
     <w:p>
@@ -34769,13 +34926,7 @@
         <w:rPr>
           <w:sz w:val="28"/>
         </w:rPr>
-        <w:t>Сколько страниц проверено (норма 30 и более)? 32 страниц</w:t>
-      </w:r>
-      <w:r>
-        <w:rPr>
-          <w:sz w:val="28"/>
-        </w:rPr>
-        <w:t>; норма выполнена.</w:t>
+        <w:t>Сколько страниц проверено (норма 30 и более)? 32 страниц; норма выполнена.</w:t>
       </w:r>
     </w:p>
     <w:p>
@@ -34793,7 +34944,13 @@
         <w:rPr>
           <w:sz w:val="28"/>
         </w:rPr>
-        <w:t>Сколько признаков по Левитту выделено (норма 40 и более)? 78 признаков; норма выполнена.</w:t>
+        <w:t>Сколько признаков по Левитту выделено (но</w:t>
+      </w:r>
+      <w:r>
+        <w:rPr>
+          <w:sz w:val="28"/>
+        </w:rPr>
+        <w:t>рма 40 и более)? 78 признаков; норма выполнена.</w:t>
       </w:r>
     </w:p>
     <w:p>
@@ -34847,7 +35004,13 @@
         <w:rPr>
           <w:sz w:val="28"/>
         </w:rPr>
-        <w:t>Есть ли у каждого вывода страница и факт? Да, таблица 6; достоверность 3-5.</w:t>
+        <w:t>Есть ли у каждого вывода страница и факт? Д</w:t>
+      </w:r>
+      <w:r>
+        <w:rPr>
+          <w:sz w:val="28"/>
+        </w:rPr>
+        <w:t>а, таблица 6; достоверность 3-5.</w:t>
       </w:r>
     </w:p>
     <w:p>
@@ -34865,13 +35028,7 @@
         <w:rPr>
           <w:sz w:val="28"/>
         </w:rPr>
-        <w:t>Классифицирован</w:t>
-      </w:r>
-      <w:r>
-        <w:rPr>
-          <w:sz w:val="28"/>
-        </w:rPr>
-        <w:t>ы ли компании по уровням конкуренции с ограничителями? Да, таблицы 3 и 4.</w:t>
+        <w:t>Классифицированы ли компании по уровням конкуренции с ограничителями? Да, таблицы 3 и 4.</w:t>
       </w:r>
     </w:p>
     <w:p>
@@ -34907,7 +35064,809 @@
         <w:rPr>
           <w:sz w:val="28"/>
         </w:rPr>
-        <w:t>Определен ли собственный цифровой товар и гипотезы для ЛР6? Да, таблицы 20 и 21.</w:t>
+        <w:t>Определен ли собственный цифровой товар и гипотезы д</w:t>
+      </w:r>
+      <w:r>
+        <w:rPr>
+          <w:sz w:val="28"/>
+        </w:rPr>
+        <w:t>ля ЛР6? Да, таблицы 20 и 21.</w:t>
+      </w:r>
+    </w:p>
+    <w:p>
+      <w:pPr>
+        <w:pStyle w:val="2"/>
+        <w:spacing w:before="360" w:after="360" w:line="360" w:lineRule="exact"/>
+        <w:ind w:firstLine="709"/>
+      </w:pPr>
+      <w:bookmarkStart w:id="28" w:name="_01fd05db854bd267c9528a976f654b675f52302"/>
+      <w:bookmarkStart w:id="29" w:name="_Toc242018899"/>
+      <w:bookmarkEnd w:id="26"/>
+      <w:r>
+        <w:rPr>
+          <w:b/>
+          <w:sz w:val="28"/>
+        </w:rPr>
+        <w:t>3.2 Контрольные вопросы методики классификации</w:t>
+      </w:r>
+      <w:bookmarkEnd w:id="29"/>
+    </w:p>
+    <w:p>
+      <w:pPr>
+        <w:pStyle w:val="FirstParagraph"/>
+        <w:spacing w:before="0" w:after="0" w:line="360" w:lineRule="exact"/>
+        <w:ind w:firstLine="709"/>
+        <w:jc w:val="both"/>
+      </w:pPr>
+      <w:r>
+        <w:rPr>
+          <w:sz w:val="28"/>
+        </w:rPr>
+        <w:t>Методика классификации [1] содержит собственный контроль качества; ответы на его вопросы приведены в таблице 22.</w:t>
+      </w:r>
+    </w:p>
+    <w:p>
+      <w:pPr>
+        <w:pStyle w:val="a0"/>
+        <w:keepNext/>
+        <w:spacing w:before="0" w:after="0" w:line="360" w:lineRule="exact"/>
+      </w:pPr>
+      <w:r>
+        <w:rPr>
+          <w:sz w:val="28"/>
+        </w:rPr>
+        <w:t>Таблица 22 – Контрольные вопросы методики классификации компаний</w:t>
+      </w:r>
+    </w:p>
+    <w:tbl>
+      <w:tblPr>
+        <w:tblStyle w:val="Table"/>
+        <w:tblW w:w="9355" w:type="dxa"/>
+        <w:jc w:val="center"/>
+        <w:tblBorders>
+          <w:top w:val="single" w:sz="4" w:space="0" w:color="000000"/>
+          <w:left w:val="single" w:sz="4" w:space="0" w:color="000000"/>
+          <w:bottom w:val="single" w:sz="4" w:space="0" w:color="000000"/>
+          <w:right w:val="single" w:sz="4" w:space="0" w:color="000000"/>
+          <w:insideH w:val="single" w:sz="4" w:space="0" w:color="000000"/>
+          <w:insideV w:val="single" w:sz="4" w:space="0" w:color="000000"/>
+        </w:tblBorders>
+        <w:tblLayout w:type="fixed"/>
+        <w:tblLook w:val="0020" w:firstRow="1" w:lastRow="0" w:firstColumn="0" w:lastColumn="0" w:noHBand="0" w:noVBand="0"/>
+      </w:tblPr>
+      <w:tblGrid>
+        <w:gridCol w:w="635"/>
+        <w:gridCol w:w="3755"/>
+        <w:gridCol w:w="793"/>
+        <w:gridCol w:w="4172"/>
+      </w:tblGrid>
+      <w:tr>
+        <w:trPr>
+          <w:cnfStyle w:val="100000000000" w:firstRow="1" w:lastRow="0" w:firstColumn="0" w:lastColumn="0" w:oddVBand="0" w:evenVBand="0" w:oddHBand="0" w:evenHBand="0" w:firstRowFirstColumn="0" w:firstRowLastColumn="0" w:lastRowFirstColumn="0" w:lastRowLastColumn="0"/>
+          <w:cantSplit/>
+          <w:tblHeader/>
+          <w:jc w:val="center"/>
+        </w:trPr>
+        <w:tc>
+          <w:tcPr>
+            <w:tcW w:w="635" w:type="dxa"/>
+            <w:vAlign w:val="center"/>
+          </w:tcPr>
+          <w:p>
+            <w:pPr>
+              <w:pStyle w:val="Compact"/>
+              <w:spacing w:before="0" w:after="0" w:line="280" w:lineRule="exact"/>
+              <w:jc w:val="center"/>
+            </w:pPr>
+            <w:r>
+              <w:rPr>
+                <w:b/>
+                <w:sz w:val="24"/>
+              </w:rPr>
+              <w:t>№</w:t>
+            </w:r>
+          </w:p>
+        </w:tc>
+        <w:tc>
+          <w:tcPr>
+            <w:tcW w:w="3755" w:type="dxa"/>
+            <w:vAlign w:val="center"/>
+          </w:tcPr>
+          <w:p>
+            <w:pPr>
+              <w:pStyle w:val="Compact"/>
+              <w:spacing w:before="0" w:after="0" w:line="280" w:lineRule="exact"/>
+              <w:jc w:val="center"/>
+            </w:pPr>
+            <w:r>
+              <w:rPr>
+                <w:b/>
+                <w:sz w:val="24"/>
+              </w:rPr>
+              <w:t>Контрольный вопрос</w:t>
+            </w:r>
+          </w:p>
+        </w:tc>
+        <w:tc>
+          <w:tcPr>
+            <w:tcW w:w="793" w:type="dxa"/>
+            <w:vAlign w:val="center"/>
+          </w:tcPr>
+          <w:p>
+            <w:pPr>
+              <w:pStyle w:val="Compact"/>
+              <w:spacing w:before="0" w:after="0" w:line="280" w:lineRule="exact"/>
+              <w:jc w:val="center"/>
+            </w:pPr>
+            <w:r>
+              <w:rPr>
+                <w:b/>
+                <w:sz w:val="24"/>
+              </w:rPr>
+              <w:t>Ответ</w:t>
+            </w:r>
+          </w:p>
+        </w:tc>
+        <w:tc>
+          <w:tcPr>
+            <w:tcW w:w="4172" w:type="dxa"/>
+            <w:vAlign w:val="center"/>
+          </w:tcPr>
+          <w:p>
+            <w:pPr>
+              <w:pStyle w:val="Compact"/>
+              <w:spacing w:before="0" w:after="0" w:line="280" w:lineRule="exact"/>
+              <w:jc w:val="center"/>
+            </w:pPr>
+            <w:r>
+              <w:rPr>
+                <w:b/>
+                <w:sz w:val="24"/>
+              </w:rPr>
+              <w:t>Основание</w:t>
+            </w:r>
+          </w:p>
+        </w:tc>
+      </w:tr>
+      <w:tr>
+        <w:trPr>
+          <w:cantSplit/>
+          <w:jc w:val="center"/>
+        </w:trPr>
+        <w:tc>
+          <w:tcPr>
+            <w:tcW w:w="635" w:type="dxa"/>
+            <w:vAlign w:val="center"/>
+          </w:tcPr>
+          <w:p>
+            <w:pPr>
+              <w:pStyle w:val="Compact"/>
+              <w:spacing w:before="0" w:after="0" w:line="280" w:lineRule="exact"/>
+              <w:jc w:val="center"/>
+            </w:pPr>
+            <w:r>
+              <w:rPr>
+                <w:sz w:val="24"/>
+              </w:rPr>
+              <w:t>1</w:t>
+            </w:r>
+          </w:p>
+        </w:tc>
+        <w:tc>
+          <w:tcPr>
+            <w:tcW w:w="3755" w:type="dxa"/>
+            <w:vAlign w:val="center"/>
+          </w:tcPr>
+          <w:p>
+            <w:pPr>
+              <w:pStyle w:val="Compact"/>
+              <w:spacing w:before="0" w:after="0" w:line="280" w:lineRule="exact"/>
+              <w:jc w:val="center"/>
+            </w:pPr>
+            <w:r>
+              <w:rPr>
+                <w:sz w:val="24"/>
+              </w:rPr>
+              <w:t>Есть ли четкое описание объекта анализа</w:t>
+            </w:r>
+          </w:p>
+        </w:tc>
+        <w:tc>
+          <w:tcPr>
+            <w:tcW w:w="793" w:type="dxa"/>
+            <w:vAlign w:val="center"/>
+          </w:tcPr>
+          <w:p>
+            <w:pPr>
+              <w:pStyle w:val="Compact"/>
+              <w:spacing w:before="0" w:after="0" w:line="280" w:lineRule="exact"/>
+              <w:jc w:val="center"/>
+            </w:pPr>
+            <w:r>
+              <w:rPr>
+                <w:sz w:val="24"/>
+              </w:rPr>
+              <w:t>да</w:t>
+            </w:r>
+          </w:p>
+        </w:tc>
+        <w:tc>
+          <w:tcPr>
+            <w:tcW w:w="4172" w:type="dxa"/>
+            <w:vAlign w:val="center"/>
+          </w:tcPr>
+          <w:p>
+            <w:pPr>
+              <w:pStyle w:val="Compact"/>
+              <w:spacing w:before="0" w:after="0" w:line="280" w:lineRule="exact"/>
+              <w:jc w:val="center"/>
+            </w:pPr>
+            <w:r>
+              <w:rPr>
+                <w:sz w:val="24"/>
+              </w:rPr>
+              <w:t xml:space="preserve">цифровой сервис независимой проверки </w:t>
+            </w:r>
+            <w:r>
+              <w:rPr>
+                <w:i/>
+                <w:sz w:val="24"/>
+              </w:rPr>
+              <w:t>Excel</w:t>
+            </w:r>
+            <w:r>
+              <w:rPr>
+                <w:sz w:val="24"/>
+              </w:rPr>
+              <w:t>-моделей, ЛР1 и ЛР6</w:t>
+            </w:r>
+          </w:p>
+        </w:tc>
+      </w:tr>
+      <w:tr>
+        <w:trPr>
+          <w:cantSplit/>
+          <w:jc w:val="center"/>
+        </w:trPr>
+        <w:tc>
+          <w:tcPr>
+            <w:tcW w:w="635" w:type="dxa"/>
+            <w:vAlign w:val="center"/>
+          </w:tcPr>
+          <w:p>
+            <w:pPr>
+              <w:pStyle w:val="Compact"/>
+              <w:spacing w:before="0" w:after="0" w:line="280" w:lineRule="exact"/>
+              <w:jc w:val="center"/>
+            </w:pPr>
+            <w:r>
+              <w:rPr>
+                <w:sz w:val="24"/>
+              </w:rPr>
+              <w:t>2</w:t>
+            </w:r>
+          </w:p>
+        </w:tc>
+        <w:tc>
+          <w:tcPr>
+            <w:tcW w:w="3755" w:type="dxa"/>
+            <w:vAlign w:val="center"/>
+          </w:tcPr>
+          <w:p>
+            <w:pPr>
+              <w:pStyle w:val="Compact"/>
+              <w:spacing w:before="0" w:after="0" w:line="280" w:lineRule="exact"/>
+              <w:jc w:val="center"/>
+            </w:pPr>
+            <w:r>
+              <w:rPr>
+                <w:sz w:val="24"/>
+              </w:rPr>
+              <w:t>Искались ли компании по задаче клиента, а не только по названию категории</w:t>
+            </w:r>
+          </w:p>
+        </w:tc>
+        <w:tc>
+          <w:tcPr>
+            <w:tcW w:w="793" w:type="dxa"/>
+            <w:vAlign w:val="center"/>
+          </w:tcPr>
+          <w:p>
+            <w:pPr>
+              <w:pStyle w:val="Compact"/>
+              <w:spacing w:before="0" w:after="0" w:line="280" w:lineRule="exact"/>
+              <w:jc w:val="center"/>
+            </w:pPr>
+            <w:r>
+              <w:rPr>
+                <w:sz w:val="24"/>
+              </w:rPr>
+              <w:t>да</w:t>
+            </w:r>
+          </w:p>
+        </w:tc>
+        <w:tc>
+          <w:tcPr>
+            <w:tcW w:w="4172" w:type="dxa"/>
+            <w:vAlign w:val="center"/>
+          </w:tcPr>
+          <w:p>
+            <w:pPr>
+              <w:pStyle w:val="Compact"/>
+              <w:spacing w:before="0" w:after="0" w:line="280" w:lineRule="exact"/>
+              <w:jc w:val="center"/>
+            </w:pPr>
+            <w:r>
+              <w:rPr>
+                <w:sz w:val="24"/>
+              </w:rPr>
+              <w:t>группы запросов по задаче, инструменту и заменителям (раздел 2.2)</w:t>
+            </w:r>
+          </w:p>
+        </w:tc>
+      </w:tr>
+      <w:tr>
+        <w:trPr>
+          <w:cantSplit/>
+          <w:jc w:val="center"/>
+        </w:trPr>
+        <w:tc>
+          <w:tcPr>
+            <w:tcW w:w="635" w:type="dxa"/>
+            <w:vAlign w:val="center"/>
+          </w:tcPr>
+          <w:p>
+            <w:pPr>
+              <w:pStyle w:val="Compact"/>
+              <w:spacing w:before="0" w:after="0" w:line="280" w:lineRule="exact"/>
+              <w:jc w:val="center"/>
+            </w:pPr>
+            <w:r>
+              <w:rPr>
+                <w:sz w:val="24"/>
+              </w:rPr>
+              <w:lastRenderedPageBreak/>
+              <w:t>3</w:t>
+            </w:r>
+          </w:p>
+        </w:tc>
+        <w:tc>
+          <w:tcPr>
+            <w:tcW w:w="3755" w:type="dxa"/>
+            <w:vAlign w:val="center"/>
+          </w:tcPr>
+          <w:p>
+            <w:pPr>
+              <w:pStyle w:val="Compact"/>
+              <w:spacing w:before="0" w:after="0" w:line="280" w:lineRule="exact"/>
+              <w:jc w:val="center"/>
+            </w:pPr>
+            <w:r>
+              <w:rPr>
+                <w:sz w:val="24"/>
+              </w:rPr>
+              <w:t>Есть ли доказательства по каждой компании</w:t>
+            </w:r>
+          </w:p>
+        </w:tc>
+        <w:tc>
+          <w:tcPr>
+            <w:tcW w:w="793" w:type="dxa"/>
+            <w:vAlign w:val="center"/>
+          </w:tcPr>
+          <w:p>
+            <w:pPr>
+              <w:pStyle w:val="Compact"/>
+              <w:spacing w:before="0" w:after="0" w:line="280" w:lineRule="exact"/>
+              <w:jc w:val="center"/>
+            </w:pPr>
+            <w:r>
+              <w:rPr>
+                <w:sz w:val="24"/>
+              </w:rPr>
+              <w:t>да</w:t>
+            </w:r>
+          </w:p>
+        </w:tc>
+        <w:tc>
+          <w:tcPr>
+            <w:tcW w:w="4172" w:type="dxa"/>
+            <w:vAlign w:val="center"/>
+          </w:tcPr>
+          <w:p>
+            <w:pPr>
+              <w:pStyle w:val="Compact"/>
+              <w:spacing w:before="0" w:after="0" w:line="280" w:lineRule="exact"/>
+              <w:jc w:val="center"/>
+            </w:pPr>
+            <w:r>
+              <w:rPr>
+                <w:sz w:val="24"/>
+              </w:rPr>
+              <w:t>32 страницы с адресами и достоверностью (таблица страниц и прилож</w:t>
+            </w:r>
+            <w:r>
+              <w:rPr>
+                <w:sz w:val="24"/>
+              </w:rPr>
+              <w:t>ение Ж)</w:t>
+            </w:r>
+          </w:p>
+        </w:tc>
+      </w:tr>
+      <w:tr>
+        <w:trPr>
+          <w:cantSplit/>
+          <w:jc w:val="center"/>
+        </w:trPr>
+        <w:tc>
+          <w:tcPr>
+            <w:tcW w:w="635" w:type="dxa"/>
+            <w:vAlign w:val="center"/>
+          </w:tcPr>
+          <w:p>
+            <w:pPr>
+              <w:pStyle w:val="Compact"/>
+              <w:spacing w:before="0" w:after="0" w:line="280" w:lineRule="exact"/>
+              <w:jc w:val="center"/>
+            </w:pPr>
+            <w:r>
+              <w:rPr>
+                <w:sz w:val="24"/>
+              </w:rPr>
+              <w:t>4</w:t>
+            </w:r>
+          </w:p>
+        </w:tc>
+        <w:tc>
+          <w:tcPr>
+            <w:tcW w:w="3755" w:type="dxa"/>
+            <w:vAlign w:val="center"/>
+          </w:tcPr>
+          <w:p>
+            <w:pPr>
+              <w:pStyle w:val="Compact"/>
+              <w:spacing w:before="0" w:after="0" w:line="280" w:lineRule="exact"/>
+              <w:jc w:val="center"/>
+            </w:pPr>
+            <w:r>
+              <w:rPr>
+                <w:sz w:val="24"/>
+              </w:rPr>
+              <w:t>Не смешаны ли конкуренты и компании для наблюдения</w:t>
+            </w:r>
+          </w:p>
+        </w:tc>
+        <w:tc>
+          <w:tcPr>
+            <w:tcW w:w="793" w:type="dxa"/>
+            <w:vAlign w:val="center"/>
+          </w:tcPr>
+          <w:p>
+            <w:pPr>
+              <w:pStyle w:val="Compact"/>
+              <w:spacing w:before="0" w:after="0" w:line="280" w:lineRule="exact"/>
+              <w:jc w:val="center"/>
+            </w:pPr>
+            <w:r>
+              <w:rPr>
+                <w:sz w:val="24"/>
+              </w:rPr>
+              <w:t>да</w:t>
+            </w:r>
+          </w:p>
+        </w:tc>
+        <w:tc>
+          <w:tcPr>
+            <w:tcW w:w="4172" w:type="dxa"/>
+            <w:vAlign w:val="center"/>
+          </w:tcPr>
+          <w:p>
+            <w:pPr>
+              <w:pStyle w:val="Compact"/>
+              <w:spacing w:before="0" w:after="0" w:line="280" w:lineRule="exact"/>
+              <w:jc w:val="center"/>
+            </w:pPr>
+            <w:r>
+              <w:rPr>
+                <w:sz w:val="24"/>
+              </w:rPr>
+              <w:t>компании для наблюдения вынесены на шестой уровень поля</w:t>
+            </w:r>
+          </w:p>
+        </w:tc>
+      </w:tr>
+      <w:tr>
+        <w:trPr>
+          <w:cantSplit/>
+          <w:jc w:val="center"/>
+        </w:trPr>
+        <w:tc>
+          <w:tcPr>
+            <w:tcW w:w="635" w:type="dxa"/>
+            <w:vAlign w:val="center"/>
+          </w:tcPr>
+          <w:p>
+            <w:pPr>
+              <w:pStyle w:val="Compact"/>
+              <w:spacing w:before="0" w:after="0" w:line="280" w:lineRule="exact"/>
+              <w:jc w:val="center"/>
+            </w:pPr>
+            <w:r>
+              <w:rPr>
+                <w:sz w:val="24"/>
+              </w:rPr>
+              <w:t>5</w:t>
+            </w:r>
+          </w:p>
+        </w:tc>
+        <w:tc>
+          <w:tcPr>
+            <w:tcW w:w="3755" w:type="dxa"/>
+            <w:vAlign w:val="center"/>
+          </w:tcPr>
+          <w:p>
+            <w:pPr>
+              <w:pStyle w:val="Compact"/>
+              <w:spacing w:before="0" w:after="0" w:line="280" w:lineRule="exact"/>
+              <w:jc w:val="center"/>
+            </w:pPr>
+            <w:r>
+              <w:rPr>
+                <w:sz w:val="24"/>
+              </w:rPr>
+              <w:t>Проверены ли спорные случаи</w:t>
+            </w:r>
+          </w:p>
+        </w:tc>
+        <w:tc>
+          <w:tcPr>
+            <w:tcW w:w="793" w:type="dxa"/>
+            <w:vAlign w:val="center"/>
+          </w:tcPr>
+          <w:p>
+            <w:pPr>
+              <w:pStyle w:val="Compact"/>
+              <w:spacing w:before="0" w:after="0" w:line="280" w:lineRule="exact"/>
+              <w:jc w:val="center"/>
+            </w:pPr>
+            <w:r>
+              <w:rPr>
+                <w:sz w:val="24"/>
+              </w:rPr>
+              <w:t>да</w:t>
+            </w:r>
+          </w:p>
+        </w:tc>
+        <w:tc>
+          <w:tcPr>
+            <w:tcW w:w="4172" w:type="dxa"/>
+            <w:vAlign w:val="center"/>
+          </w:tcPr>
+          <w:p>
+            <w:pPr>
+              <w:pStyle w:val="Compact"/>
+              <w:spacing w:before="0" w:after="0" w:line="280" w:lineRule="exact"/>
+              <w:jc w:val="center"/>
+            </w:pPr>
+            <w:r>
+              <w:rPr>
+                <w:i/>
+                <w:sz w:val="24"/>
+              </w:rPr>
+              <w:t>Operis</w:t>
+            </w:r>
+            <w:r>
+              <w:rPr>
+                <w:sz w:val="24"/>
+              </w:rPr>
+              <w:t xml:space="preserve"> и </w:t>
+            </w:r>
+            <w:r>
+              <w:rPr>
+                <w:i/>
+                <w:sz w:val="24"/>
+              </w:rPr>
+              <w:t>PerfectXL</w:t>
+            </w:r>
+            <w:r>
+              <w:rPr>
+                <w:sz w:val="24"/>
+              </w:rPr>
+              <w:t xml:space="preserve">: расхождение классов ЛР4 и ЛР5 и граница прямого конкурента пояснены в </w:t>
+            </w:r>
+            <w:r>
+              <w:rPr>
+                <w:sz w:val="24"/>
+              </w:rPr>
+              <w:t>разделе 2.2</w:t>
+            </w:r>
+          </w:p>
+        </w:tc>
+      </w:tr>
+      <w:tr>
+        <w:trPr>
+          <w:cantSplit/>
+          <w:jc w:val="center"/>
+        </w:trPr>
+        <w:tc>
+          <w:tcPr>
+            <w:tcW w:w="635" w:type="dxa"/>
+            <w:vAlign w:val="center"/>
+          </w:tcPr>
+          <w:p>
+            <w:pPr>
+              <w:pStyle w:val="Compact"/>
+              <w:spacing w:before="0" w:after="0" w:line="280" w:lineRule="exact"/>
+              <w:jc w:val="center"/>
+            </w:pPr>
+            <w:r>
+              <w:rPr>
+                <w:sz w:val="24"/>
+              </w:rPr>
+              <w:t>6</w:t>
+            </w:r>
+          </w:p>
+        </w:tc>
+        <w:tc>
+          <w:tcPr>
+            <w:tcW w:w="3755" w:type="dxa"/>
+            <w:vAlign w:val="center"/>
+          </w:tcPr>
+          <w:p>
+            <w:pPr>
+              <w:pStyle w:val="Compact"/>
+              <w:spacing w:before="0" w:after="0" w:line="280" w:lineRule="exact"/>
+              <w:jc w:val="center"/>
+            </w:pPr>
+            <w:r>
+              <w:rPr>
+                <w:sz w:val="24"/>
+              </w:rPr>
+              <w:t>Рассчитан ли индекс конкуренции</w:t>
+            </w:r>
+          </w:p>
+        </w:tc>
+        <w:tc>
+          <w:tcPr>
+            <w:tcW w:w="793" w:type="dxa"/>
+            <w:vAlign w:val="center"/>
+          </w:tcPr>
+          <w:p>
+            <w:pPr>
+              <w:pStyle w:val="Compact"/>
+              <w:spacing w:before="0" w:after="0" w:line="280" w:lineRule="exact"/>
+              <w:jc w:val="center"/>
+            </w:pPr>
+            <w:r>
+              <w:rPr>
+                <w:sz w:val="24"/>
+              </w:rPr>
+              <w:t>да</w:t>
+            </w:r>
+          </w:p>
+        </w:tc>
+        <w:tc>
+          <w:tcPr>
+            <w:tcW w:w="4172" w:type="dxa"/>
+            <w:vAlign w:val="center"/>
+          </w:tcPr>
+          <w:p>
+            <w:pPr>
+              <w:pStyle w:val="Compact"/>
+              <w:spacing w:before="0" w:after="0" w:line="280" w:lineRule="exact"/>
+              <w:jc w:val="center"/>
+            </w:pPr>
+            <w:r>
+              <w:rPr>
+                <w:sz w:val="24"/>
+              </w:rPr>
+              <w:t>взвешенный балл по десяти критериям и пересчет по шкале 0-100</w:t>
+            </w:r>
+          </w:p>
+        </w:tc>
+      </w:tr>
+      <w:tr>
+        <w:trPr>
+          <w:cantSplit/>
+          <w:jc w:val="center"/>
+        </w:trPr>
+        <w:tc>
+          <w:tcPr>
+            <w:tcW w:w="635" w:type="dxa"/>
+            <w:vAlign w:val="center"/>
+          </w:tcPr>
+          <w:p>
+            <w:pPr>
+              <w:pStyle w:val="Compact"/>
+              <w:spacing w:before="0" w:after="0" w:line="280" w:lineRule="exact"/>
+              <w:jc w:val="center"/>
+            </w:pPr>
+            <w:r>
+              <w:rPr>
+                <w:sz w:val="24"/>
+              </w:rPr>
+              <w:t>7</w:t>
+            </w:r>
+          </w:p>
+        </w:tc>
+        <w:tc>
+          <w:tcPr>
+            <w:tcW w:w="3755" w:type="dxa"/>
+            <w:vAlign w:val="center"/>
+          </w:tcPr>
+          <w:p>
+            <w:pPr>
+              <w:pStyle w:val="Compact"/>
+              <w:spacing w:before="0" w:after="0" w:line="280" w:lineRule="exact"/>
+              <w:jc w:val="center"/>
+            </w:pPr>
+            <w:r>
+              <w:rPr>
+                <w:sz w:val="24"/>
+              </w:rPr>
+              <w:t>Фиксируется ли уверенность выводов</w:t>
+            </w:r>
+          </w:p>
+        </w:tc>
+        <w:tc>
+          <w:tcPr>
+            <w:tcW w:w="793" w:type="dxa"/>
+            <w:vAlign w:val="center"/>
+          </w:tcPr>
+          <w:p>
+            <w:pPr>
+              <w:pStyle w:val="Compact"/>
+              <w:spacing w:before="0" w:after="0" w:line="280" w:lineRule="exact"/>
+              <w:jc w:val="center"/>
+            </w:pPr>
+            <w:r>
+              <w:rPr>
+                <w:sz w:val="24"/>
+              </w:rPr>
+              <w:t>да</w:t>
+            </w:r>
+          </w:p>
+        </w:tc>
+        <w:tc>
+          <w:tcPr>
+            <w:tcW w:w="4172" w:type="dxa"/>
+            <w:vAlign w:val="center"/>
+          </w:tcPr>
+          <w:p>
+            <w:pPr>
+              <w:pStyle w:val="Compact"/>
+              <w:spacing w:before="0" w:after="0" w:line="280" w:lineRule="exact"/>
+              <w:jc w:val="center"/>
+            </w:pPr>
+            <w:r>
+              <w:rPr>
+                <w:sz w:val="24"/>
+              </w:rPr>
+              <w:t>уровень уверенности по каждому уровню поля и достоверность страниц</w:t>
+            </w:r>
+          </w:p>
+        </w:tc>
+      </w:tr>
+    </w:tbl>
+    <w:p>
+      <w:pPr>
+        <w:pStyle w:val="FirstParagraph"/>
+        <w:spacing w:before="0" w:after="0" w:line="360" w:lineRule="exact"/>
+        <w:ind w:firstLine="709"/>
+        <w:jc w:val="both"/>
+      </w:pPr>
+      <w:r>
+        <w:rPr>
+          <w:sz w:val="28"/>
+        </w:rPr>
+        <w:t>Все семь контрольных вопросов закры</w:t>
+      </w:r>
+      <w:r>
+        <w:rPr>
+          <w:sz w:val="28"/>
+        </w:rPr>
+        <w:t>ты; наименее надежны выводы о потенциальных конкурентах (уверенность низкая), так как они опираются на публичные заявления компаний, а не на их продукты.</w:t>
       </w:r>
     </w:p>
     <w:p>
@@ -34917,8 +35876,9 @@
         <w:spacing w:before="0" w:after="360" w:line="360" w:lineRule="exact"/>
         <w:jc w:val="center"/>
       </w:pPr>
-      <w:bookmarkStart w:id="26" w:name="_выводы"/>
-      <w:bookmarkStart w:id="27" w:name="_Toc242017715"/>
+      <w:bookmarkStart w:id="30" w:name="_выводы"/>
+      <w:bookmarkStart w:id="31" w:name="_Toc242018900"/>
+      <w:bookmarkEnd w:id="28"/>
       <w:bookmarkEnd w:id="24"/>
       <w:r>
         <w:rPr>
@@ -34928,7 +35888,7 @@
         <w:lastRenderedPageBreak/>
         <w:t>ВЫВОДЫ</w:t>
       </w:r>
-      <w:bookmarkEnd w:id="27"/>
+      <w:bookmarkEnd w:id="31"/>
     </w:p>
     <w:p>
       <w:pPr>
@@ -34941,13 +35901,7 @@
         <w:rPr>
           <w:sz w:val="28"/>
         </w:rPr>
-        <w:t>Классификаци</w:t>
-      </w:r>
-      <w:r>
-        <w:rPr>
-          <w:sz w:val="28"/>
-        </w:rPr>
-        <w:t xml:space="preserve">я по уровням конкуренции показала отсутствие строго прямых конкурентов: ближе всех </w:t>
+        <w:t xml:space="preserve">Классификация по уровням конкуренции показала отсутствие строго прямых конкурентов: ближе всех </w:t>
       </w:r>
       <w:r>
         <w:rPr>
@@ -35012,13 +35966,13 @@
         <w:rPr>
           <w:sz w:val="28"/>
         </w:rPr>
-        <w:t xml:space="preserve"> относятся к близким альтернативным, остальные шесть - к косвенным и заменителям. Рыночный стандарт цифрового т</w:t>
-      </w:r>
-      <w:r>
-        <w:rPr>
-          <w:sz w:val="28"/>
-        </w:rPr>
-        <w:t xml:space="preserve">овара минимален: надстройка </w:t>
+        <w:t xml:space="preserve"> относятся к близким альтернативным, остальные шесть - к косвенным и заменителям. Рыночный стандарт</w:t>
+      </w:r>
+      <w:r>
+        <w:rPr>
+          <w:sz w:val="28"/>
+        </w:rPr>
+        <w:t xml:space="preserve"> цифрового товара минимален: надстройка </w:t>
       </w:r>
       <w:r>
         <w:rPr>
@@ -35045,13 +35999,13 @@
         <w:rPr>
           <w:sz w:val="28"/>
         </w:rPr>
-        <w:t>Зонами дифференциации являются доказательство вывода детерминированным движком (2 из 7), автоисправление (</w:t>
-      </w:r>
-      <w:r>
-        <w:rPr>
-          <w:sz w:val="28"/>
-        </w:rPr>
-        <w:t xml:space="preserve">1 из 7), прозрачные тарифы (2 из 7) и сравнение файлов. Сильнейшие бизнес-модели у </w:t>
+        <w:t>Зонами дифференциации по товару являются доказательство вывода детерминированным движком (2 из</w:t>
+      </w:r>
+      <w:r>
+        <w:rPr>
+          <w:sz w:val="28"/>
+        </w:rPr>
+        <w:t xml:space="preserve"> 7), автоисправление (1 из 7) и оценка рисков модели (2 из 7), а по практикам бизнес-модели - прозрачная лестница тарифов (2 из 7). Сильнейшие бизнес-модели у </w:t>
       </w:r>
       <w:r>
         <w:rPr>
@@ -35116,7 +36070,13 @@
         <w:rPr>
           <w:sz w:val="28"/>
         </w:rPr>
-        <w:t>; прямые конкуренты слабы в доверии и ценообразовании.</w:t>
+        <w:t>; прямые конкуренты слабы в дове</w:t>
+      </w:r>
+      <w:r>
+        <w:rPr>
+          <w:sz w:val="28"/>
+        </w:rPr>
+        <w:t>рии и ценообразовании.</w:t>
       </w:r>
     </w:p>
     <w:p>
@@ -35143,13 +36103,7 @@
         <w:rPr>
           <w:sz w:val="28"/>
         </w:rPr>
-        <w:t xml:space="preserve"> это означает следующее: минимальный тов</w:t>
-      </w:r>
-      <w:r>
-        <w:rPr>
-          <w:sz w:val="28"/>
-        </w:rPr>
-        <w:t xml:space="preserve">ар должен закрыть стандарт и обязательные разрывы (надстройка и веб, поиск ошибок, </w:t>
+        <w:t xml:space="preserve"> это означает следующее: минимальный товар должен закрыть стандарт и обязательные разрывы (надстройка и веб, поиск ошибок, </w:t>
       </w:r>
       <w:r>
         <w:rPr>
@@ -35162,13 +36116,13 @@
         <w:rPr>
           <w:sz w:val="28"/>
         </w:rPr>
-        <w:t>, бесплатный старт), а позиционирование строится на независимом доказательстве находок и прозрачной цене. Эти выводы передаются в ЛР6 как банк выводов, стандарт товара и</w:t>
-      </w:r>
-      <w:r>
-        <w:rPr>
-          <w:sz w:val="28"/>
-        </w:rPr>
-        <w:t xml:space="preserve"> зоны дифференциации.</w:t>
+        <w:t>, бесплатный старт), а позиционирование строится на независимом доказательстве находок и проз</w:t>
+      </w:r>
+      <w:r>
+        <w:rPr>
+          <w:sz w:val="28"/>
+        </w:rPr>
+        <w:t>рачной цене. Эти выводы передаются в ЛР6 как банк выводов, стандарт товара и зоны дифференциации.</w:t>
       </w:r>
     </w:p>
     <w:p>
@@ -35178,9 +36132,9 @@
         <w:spacing w:before="0" w:after="360" w:line="360" w:lineRule="exact"/>
         <w:jc w:val="center"/>
       </w:pPr>
-      <w:bookmarkStart w:id="28" w:name="_274f6a444530ef90b0479dabf3d210f01e97699"/>
-      <w:bookmarkStart w:id="29" w:name="_Toc242017716"/>
-      <w:bookmarkEnd w:id="26"/>
+      <w:bookmarkStart w:id="32" w:name="_274f6a444530ef90b0479dabf3d210f01e97699"/>
+      <w:bookmarkStart w:id="33" w:name="_Toc242018901"/>
+      <w:bookmarkEnd w:id="30"/>
       <w:r>
         <w:rPr>
           <w:b/>
@@ -35189,7 +36143,7 @@
         <w:lastRenderedPageBreak/>
         <w:t>СПИСОК ИСПОЛЬЗОВАННЫХ ИСТОЧНИКОВ</w:t>
       </w:r>
-      <w:bookmarkEnd w:id="29"/>
+      <w:bookmarkEnd w:id="33"/>
     </w:p>
     <w:p>
       <w:pPr>
@@ -35219,7 +36173,13 @@
         <w:rPr>
           <w:sz w:val="28"/>
         </w:rPr>
-        <w:t xml:space="preserve"> классификации. Методические материалы дисциплины «Электронный бизнес» к лабораторной работе № 5. – Минск : БГУИР, 2026.</w:t>
+        <w:t xml:space="preserve"> классификации. Методические материалы дисциплины «Электр</w:t>
+      </w:r>
+      <w:r>
+        <w:rPr>
+          <w:sz w:val="28"/>
+        </w:rPr>
+        <w:t>онный бизнес» к лабораторной работе № 5. – Минск : БГУИР, 2026.</w:t>
       </w:r>
     </w:p>
     <w:p>
@@ -35250,13 +36210,7 @@
         <w:rPr>
           <w:sz w:val="28"/>
         </w:rPr>
-        <w:t xml:space="preserve"> анализа конкурентов. Методические материал</w:t>
-      </w:r>
-      <w:r>
-        <w:rPr>
-          <w:sz w:val="28"/>
-        </w:rPr>
-        <w:t>ы дисциплины «Электронный бизнес». – Минск : БГУИР, 2026.</w:t>
+        <w:t xml:space="preserve"> анализа конкурентов. Методические материалы дисциплины «Электронный бизнес». – Минск : БГУИР, 2026.</w:t>
       </w:r>
     </w:p>
     <w:p>
@@ -35305,13 +36259,7 @@
         <w:rPr>
           <w:sz w:val="28"/>
         </w:rPr>
-        <w:t>Земляник, Р. В. Отчеты по лаб</w:t>
-      </w:r>
-      <w:r>
-        <w:rPr>
-          <w:sz w:val="28"/>
-        </w:rPr>
-        <w:t>ораторным работам № 1, № 2–3 и № 4 по дисциплине «Электронный бизнес» / Р. В. Земляник. – Минск : БГУИР, 2026.</w:t>
+        <w:t>Земляник, Р. В. Отчеты по лабораторным работам № 1, № 2–3 и № 4 по дисциплине «Электронный бизнес» / Р. В. Земляник. – Минск : БГУИР, 2026.</w:t>
       </w:r>
     </w:p>
     <w:p>
@@ -35368,13 +36316,13 @@
         <w:rPr>
           <w:sz w:val="28"/>
         </w:rPr>
-        <w:t>: отчеты по практическим занятиям по дисциплине «Упра</w:t>
-      </w:r>
-      <w:r>
-        <w:rPr>
-          <w:sz w:val="28"/>
-        </w:rPr>
-        <w:t>вление проектами» / Р. В. Земляник. – Минск : БГУИР, 2026.</w:t>
+        <w:t>: отчеты по практическим</w:t>
+      </w:r>
+      <w:r>
+        <w:rPr>
+          <w:sz w:val="28"/>
+        </w:rPr>
+        <w:t xml:space="preserve"> занятиям по дисциплине «Управление проектами» / Р. В. Земляник. – Минск : БГУИР, 2026.</w:t>
       </w:r>
     </w:p>
     <w:p>
@@ -35418,19 +36366,71 @@
           <w:i/>
           <w:sz w:val="28"/>
         </w:rPr>
-        <w:t>Shortcut</w:t>
-      </w:r>
-      <w:r>
-        <w:rPr>
-          <w:sz w:val="28"/>
-        </w:rPr>
-        <w:t xml:space="preserve"> [Электронный ресурс]. – Режим доступа: https://www.shortcut.ai/. – Дата доступа: 03</w:t>
-      </w:r>
-      <w:r>
-        <w:rPr>
-          <w:sz w:val="28"/>
-        </w:rPr>
-        <w:t>.10.2026.</w:t>
+        <w:t>Microsoft</w:t>
+      </w:r>
+      <w:r>
+        <w:rPr>
+          <w:sz w:val="28"/>
+        </w:rPr>
+        <w:t xml:space="preserve"> </w:t>
+      </w:r>
+      <w:r>
+        <w:rPr>
+          <w:i/>
+          <w:sz w:val="28"/>
+        </w:rPr>
+        <w:t>Marketplace</w:t>
+      </w:r>
+      <w:r>
+        <w:rPr>
+          <w:sz w:val="28"/>
+        </w:rPr>
+        <w:t xml:space="preserve"> (</w:t>
+      </w:r>
+      <w:r>
+        <w:rPr>
+          <w:i/>
+          <w:sz w:val="28"/>
+        </w:rPr>
+        <w:t>AppSource</w:t>
+      </w:r>
+      <w:r>
+        <w:rPr>
+          <w:sz w:val="28"/>
+        </w:rPr>
+        <w:t xml:space="preserve">). </w:t>
+      </w:r>
+      <w:r>
+        <w:rPr>
+          <w:i/>
+          <w:sz w:val="28"/>
+        </w:rPr>
+        <w:t>Microsoft</w:t>
+      </w:r>
+      <w:r>
+        <w:rPr>
+          <w:sz w:val="28"/>
+        </w:rPr>
+        <w:t xml:space="preserve"> 365 </w:t>
+      </w:r>
+      <w:r>
+        <w:rPr>
+          <w:i/>
+          <w:sz w:val="28"/>
+        </w:rPr>
+        <w:t>Apps</w:t>
+      </w:r>
+      <w:r>
+        <w:rPr>
+          <w:sz w:val="28"/>
+        </w:rPr>
+        <w:t xml:space="preserve"> [Электрон</w:t>
+      </w:r>
+      <w:r>
+        <w:rPr>
+          <w:sz w:val="28"/>
+        </w:rPr>
+        <w:t>ный ресурс]. – Режим доступа: https://appsource.microsoft.com/. – Дата доступа: 03.10.2026.</w:t>
       </w:r>
     </w:p>
     <w:p>
@@ -35449,13 +36449,182 @@
           <w:i/>
           <w:sz w:val="28"/>
         </w:rPr>
-        <w:t>Numerous.ai</w:t>
-      </w:r>
-      <w:r>
-        <w:rPr>
-          <w:sz w:val="28"/>
-        </w:rPr>
-        <w:t xml:space="preserve"> [Электронный ресурс]. – Режим доступа: https://www.numerous.ai/. – Дата доступа: 03.10.2026.</w:t>
+        <w:t>Levitt</w:t>
+      </w:r>
+      <w:r>
+        <w:rPr>
+          <w:sz w:val="28"/>
+        </w:rPr>
+        <w:t xml:space="preserve">, </w:t>
+      </w:r>
+      <w:r>
+        <w:rPr>
+          <w:i/>
+          <w:sz w:val="28"/>
+        </w:rPr>
+        <w:t>T</w:t>
+      </w:r>
+      <w:r>
+        <w:rPr>
+          <w:sz w:val="28"/>
+        </w:rPr>
+        <w:t xml:space="preserve">. </w:t>
+      </w:r>
+      <w:r>
+        <w:rPr>
+          <w:i/>
+          <w:sz w:val="28"/>
+        </w:rPr>
+        <w:t>Marketing</w:t>
+      </w:r>
+      <w:r>
+        <w:rPr>
+          <w:sz w:val="28"/>
+        </w:rPr>
+        <w:t xml:space="preserve"> </w:t>
+      </w:r>
+      <w:r>
+        <w:rPr>
+          <w:i/>
+          <w:sz w:val="28"/>
+        </w:rPr>
+        <w:t>Success</w:t>
+      </w:r>
+      <w:r>
+        <w:rPr>
+          <w:sz w:val="28"/>
+        </w:rPr>
+        <w:t xml:space="preserve"> </w:t>
+      </w:r>
+      <w:r>
+        <w:rPr>
+          <w:i/>
+          <w:sz w:val="28"/>
+        </w:rPr>
+        <w:t>Through</w:t>
+      </w:r>
+      <w:r>
+        <w:rPr>
+          <w:sz w:val="28"/>
+        </w:rPr>
+        <w:t xml:space="preserve"> </w:t>
+      </w:r>
+      <w:r>
+        <w:rPr>
+          <w:i/>
+          <w:sz w:val="28"/>
+        </w:rPr>
+        <w:t>Differentiation</w:t>
+      </w:r>
+      <w:r>
+        <w:rPr>
+          <w:sz w:val="28"/>
+        </w:rPr>
+        <w:t xml:space="preserve"> - </w:t>
+      </w:r>
+      <w:r>
+        <w:rPr>
+          <w:i/>
+          <w:sz w:val="28"/>
+        </w:rPr>
+        <w:t>of</w:t>
+      </w:r>
+      <w:r>
+        <w:rPr>
+          <w:sz w:val="28"/>
+        </w:rPr>
+        <w:t xml:space="preserve"> </w:t>
+      </w:r>
+      <w:r>
+        <w:rPr>
+          <w:i/>
+          <w:sz w:val="28"/>
+        </w:rPr>
+        <w:t>Anything</w:t>
+      </w:r>
+      <w:r>
+        <w:rPr>
+          <w:sz w:val="28"/>
+        </w:rPr>
+        <w:t xml:space="preserve"> // </w:t>
+      </w:r>
+      <w:r>
+        <w:rPr>
+          <w:i/>
+          <w:sz w:val="28"/>
+        </w:rPr>
+        <w:t>Harvard</w:t>
+      </w:r>
+      <w:r>
+        <w:rPr>
+          <w:sz w:val="28"/>
+        </w:rPr>
+        <w:t xml:space="preserve"> </w:t>
+      </w:r>
+      <w:r>
+        <w:rPr>
+          <w:i/>
+          <w:sz w:val="28"/>
+        </w:rPr>
+        <w:t>Business</w:t>
+      </w:r>
+      <w:r>
+        <w:rPr>
+          <w:sz w:val="28"/>
+        </w:rPr>
+        <w:t xml:space="preserve"> </w:t>
+      </w:r>
+      <w:r>
+        <w:rPr>
+          <w:i/>
+          <w:sz w:val="28"/>
+        </w:rPr>
+        <w:t>Review</w:t>
+      </w:r>
+      <w:r>
+        <w:rPr>
+          <w:sz w:val="28"/>
+        </w:rPr>
+        <w:t xml:space="preserve">. – 1980. – </w:t>
+      </w:r>
+      <w:r>
+        <w:rPr>
+          <w:i/>
+          <w:sz w:val="28"/>
+        </w:rPr>
+        <w:t>Vol</w:t>
+      </w:r>
+      <w:r>
+        <w:rPr>
+          <w:sz w:val="28"/>
+        </w:rPr>
+        <w:t xml:space="preserve">. 58, </w:t>
+      </w:r>
+      <w:r>
+        <w:rPr>
+          <w:i/>
+          <w:sz w:val="28"/>
+        </w:rPr>
+        <w:t>No</w:t>
+      </w:r>
+      <w:r>
+        <w:rPr>
+          <w:sz w:val="28"/>
+        </w:rPr>
+        <w:t xml:space="preserve">. 1. – </w:t>
+      </w:r>
+      <w:r>
+        <w:rPr>
+          <w:i/>
+          <w:sz w:val="28"/>
+        </w:rPr>
+        <w:t>P</w:t>
+      </w:r>
+      <w:r>
+        <w:rPr>
+          <w:sz w:val="28"/>
+        </w:rPr>
+        <w:t>. 83–91.</w:t>
       </w:r>
     </w:p>
     <w:p>
@@ -35474,13 +36643,338 @@
           <w:i/>
           <w:sz w:val="28"/>
         </w:rPr>
-        <w:t>Datarails</w:t>
-      </w:r>
-      <w:r>
-        <w:rPr>
-          <w:sz w:val="28"/>
-        </w:rPr>
-        <w:t xml:space="preserve"> [Электронный ресурс]. – Режим доступа: https://datarails.com/. – Дата доступа: 03.10.2026.</w:t>
+        <w:t>Kano</w:t>
+      </w:r>
+      <w:r>
+        <w:rPr>
+          <w:sz w:val="28"/>
+        </w:rPr>
+        <w:t xml:space="preserve">, </w:t>
+      </w:r>
+      <w:r>
+        <w:rPr>
+          <w:i/>
+          <w:sz w:val="28"/>
+        </w:rPr>
+        <w:t>N</w:t>
+      </w:r>
+      <w:r>
+        <w:rPr>
+          <w:sz w:val="28"/>
+        </w:rPr>
+        <w:t xml:space="preserve">. </w:t>
+      </w:r>
+      <w:r>
+        <w:rPr>
+          <w:i/>
+          <w:sz w:val="28"/>
+        </w:rPr>
+        <w:t>Attractive</w:t>
+      </w:r>
+      <w:r>
+        <w:rPr>
+          <w:sz w:val="28"/>
+        </w:rPr>
+        <w:t xml:space="preserve"> </w:t>
+      </w:r>
+      <w:r>
+        <w:rPr>
+          <w:i/>
+          <w:sz w:val="28"/>
+        </w:rPr>
+        <w:t>Quality</w:t>
+      </w:r>
+      <w:r>
+        <w:rPr>
+          <w:sz w:val="28"/>
+        </w:rPr>
+        <w:t xml:space="preserve"> </w:t>
+      </w:r>
+      <w:r>
+        <w:rPr>
+          <w:i/>
+          <w:sz w:val="28"/>
+        </w:rPr>
+        <w:t>and</w:t>
+      </w:r>
+      <w:r>
+        <w:rPr>
+          <w:sz w:val="28"/>
+        </w:rPr>
+        <w:t xml:space="preserve"> </w:t>
+      </w:r>
+      <w:r>
+        <w:rPr>
+          <w:i/>
+          <w:sz w:val="28"/>
+        </w:rPr>
+        <w:t>Must-Be</w:t>
+      </w:r>
+      <w:r>
+        <w:rPr>
+          <w:sz w:val="28"/>
+        </w:rPr>
+        <w:t xml:space="preserve"> </w:t>
+      </w:r>
+      <w:r>
+        <w:rPr>
+          <w:i/>
+          <w:sz w:val="28"/>
+        </w:rPr>
+        <w:t>Quality</w:t>
+      </w:r>
+      <w:r>
+        <w:rPr>
+          <w:sz w:val="28"/>
+        </w:rPr>
+        <w:t xml:space="preserve"> / </w:t>
+      </w:r>
+      <w:r>
+        <w:rPr>
+          <w:i/>
+          <w:sz w:val="28"/>
+        </w:rPr>
+        <w:t>N</w:t>
+      </w:r>
+      <w:r>
+        <w:rPr>
+          <w:sz w:val="28"/>
+        </w:rPr>
+        <w:t xml:space="preserve">. </w:t>
+      </w:r>
+      <w:r>
+        <w:rPr>
+          <w:i/>
+          <w:sz w:val="28"/>
+        </w:rPr>
+        <w:t>Kano</w:t>
+      </w:r>
+      <w:r>
+        <w:rPr>
+          <w:sz w:val="28"/>
+        </w:rPr>
+        <w:t xml:space="preserve">, </w:t>
+      </w:r>
+      <w:r>
+        <w:rPr>
+          <w:i/>
+          <w:sz w:val="28"/>
+        </w:rPr>
+        <w:t>N</w:t>
+      </w:r>
+      <w:r>
+        <w:rPr>
+          <w:sz w:val="28"/>
+        </w:rPr>
+        <w:t xml:space="preserve">. </w:t>
+      </w:r>
+      <w:r>
+        <w:rPr>
+          <w:i/>
+          <w:sz w:val="28"/>
+        </w:rPr>
+        <w:t>Seraku</w:t>
+      </w:r>
+      <w:r>
+        <w:rPr>
+          <w:sz w:val="28"/>
+        </w:rPr>
+        <w:t xml:space="preserve">, </w:t>
+      </w:r>
+      <w:r>
+        <w:rPr>
+          <w:i/>
+          <w:sz w:val="28"/>
+        </w:rPr>
+        <w:t>F</w:t>
+      </w:r>
+      <w:r>
+        <w:rPr>
+          <w:sz w:val="28"/>
+        </w:rPr>
+        <w:t xml:space="preserve">. </w:t>
+      </w:r>
+      <w:r>
+        <w:rPr>
+          <w:i/>
+          <w:sz w:val="28"/>
+        </w:rPr>
+        <w:t>Takahashi</w:t>
+      </w:r>
+      <w:r>
+        <w:rPr>
+          <w:sz w:val="28"/>
+        </w:rPr>
+        <w:t xml:space="preserve">, </w:t>
+      </w:r>
+      <w:r>
+        <w:rPr>
+          <w:i/>
+          <w:sz w:val="28"/>
+        </w:rPr>
+        <w:t>S</w:t>
+      </w:r>
+      <w:r>
+        <w:rPr>
+          <w:sz w:val="28"/>
+        </w:rPr>
+        <w:t xml:space="preserve">. </w:t>
+      </w:r>
+      <w:r>
+        <w:rPr>
+          <w:i/>
+          <w:sz w:val="28"/>
+        </w:rPr>
+        <w:t>Tsuji</w:t>
+      </w:r>
+      <w:r>
+        <w:rPr>
+          <w:sz w:val="28"/>
+        </w:rPr>
+        <w:t xml:space="preserve"> // </w:t>
+      </w:r>
+      <w:r>
+        <w:rPr>
+          <w:i/>
+          <w:sz w:val="28"/>
+        </w:rPr>
+        <w:t>Journal</w:t>
+      </w:r>
+      <w:r>
+        <w:rPr>
+          <w:sz w:val="28"/>
+        </w:rPr>
+        <w:t xml:space="preserve"> </w:t>
+      </w:r>
+      <w:r>
+        <w:rPr>
+          <w:i/>
+          <w:sz w:val="28"/>
+        </w:rPr>
+        <w:t>of</w:t>
+      </w:r>
+      <w:r>
+        <w:rPr>
+          <w:sz w:val="28"/>
+        </w:rPr>
+        <w:t xml:space="preserve"> </w:t>
+      </w:r>
+      <w:r>
+        <w:rPr>
+          <w:i/>
+          <w:sz w:val="28"/>
+        </w:rPr>
+        <w:t>the</w:t>
+      </w:r>
+      <w:r>
+        <w:rPr>
+          <w:sz w:val="28"/>
+        </w:rPr>
+        <w:t xml:space="preserve"> </w:t>
+      </w:r>
+      <w:r>
+        <w:rPr>
+          <w:i/>
+          <w:sz w:val="28"/>
+        </w:rPr>
+        <w:t>Japanese</w:t>
+      </w:r>
+      <w:r>
+        <w:rPr>
+          <w:sz w:val="28"/>
+        </w:rPr>
+        <w:t xml:space="preserve"> </w:t>
+      </w:r>
+      <w:r>
+        <w:rPr>
+          <w:i/>
+          <w:sz w:val="28"/>
+        </w:rPr>
+        <w:t>Society</w:t>
+      </w:r>
+      <w:r>
+        <w:rPr>
+          <w:sz w:val="28"/>
+        </w:rPr>
+        <w:t xml:space="preserve"> </w:t>
+      </w:r>
+      <w:r>
+        <w:rPr>
+          <w:i/>
+          <w:sz w:val="28"/>
+        </w:rPr>
+        <w:t>for</w:t>
+      </w:r>
+      <w:r>
+        <w:rPr>
+          <w:sz w:val="28"/>
+        </w:rPr>
+        <w:t xml:space="preserve"> </w:t>
+      </w:r>
+      <w:r>
+        <w:rPr>
+          <w:i/>
+          <w:sz w:val="28"/>
+        </w:rPr>
+        <w:t>Quality</w:t>
+      </w:r>
+      <w:r>
+        <w:rPr>
+          <w:sz w:val="28"/>
+        </w:rPr>
+        <w:t xml:space="preserve"> </w:t>
+      </w:r>
+      <w:r>
+        <w:rPr>
+          <w:i/>
+          <w:sz w:val="28"/>
+        </w:rPr>
+        <w:t>Control</w:t>
+      </w:r>
+      <w:r>
+        <w:rPr>
+          <w:sz w:val="28"/>
+        </w:rPr>
+        <w:t xml:space="preserve">. – 1984. – </w:t>
+      </w:r>
+      <w:r>
+        <w:rPr>
+          <w:i/>
+          <w:sz w:val="28"/>
+        </w:rPr>
+        <w:t>Vol</w:t>
+      </w:r>
+      <w:r>
+        <w:rPr>
+          <w:sz w:val="28"/>
+        </w:rPr>
+        <w:t xml:space="preserve">. 14, </w:t>
+      </w:r>
+      <w:r>
+        <w:rPr>
+          <w:i/>
+          <w:sz w:val="28"/>
+        </w:rPr>
+        <w:t>No</w:t>
+      </w:r>
+      <w:r>
+        <w:rPr>
+          <w:sz w:val="28"/>
+        </w:rPr>
+        <w:t xml:space="preserve">. 2. – </w:t>
+      </w:r>
+      <w:r>
+        <w:rPr>
+          <w:i/>
+          <w:sz w:val="28"/>
+        </w:rPr>
+        <w:t>P</w:t>
+      </w:r>
+      <w:r>
+        <w:rPr>
+          <w:sz w:val="28"/>
+        </w:rPr>
+        <w:t>. 39–48.</w:t>
       </w:r>
     </w:p>
     <w:p>
@@ -35499,13 +36993,156 @@
           <w:i/>
           <w:sz w:val="28"/>
         </w:rPr>
-        <w:t>DataSnipper</w:t>
-      </w:r>
-      <w:r>
-        <w:rPr>
-          <w:sz w:val="28"/>
-        </w:rPr>
-        <w:t xml:space="preserve"> [Электронный ресурс]. – Режим доступа: https://www.datasnipper.com/. – Дата доступа: 03.10.2026.</w:t>
+        <w:t>Osterwalder</w:t>
+      </w:r>
+      <w:r>
+        <w:rPr>
+          <w:sz w:val="28"/>
+        </w:rPr>
+        <w:t xml:space="preserve">, </w:t>
+      </w:r>
+      <w:r>
+        <w:rPr>
+          <w:i/>
+          <w:sz w:val="28"/>
+        </w:rPr>
+        <w:t>A</w:t>
+      </w:r>
+      <w:r>
+        <w:rPr>
+          <w:sz w:val="28"/>
+        </w:rPr>
+        <w:t xml:space="preserve">. </w:t>
+      </w:r>
+      <w:r>
+        <w:rPr>
+          <w:i/>
+          <w:sz w:val="28"/>
+        </w:rPr>
+        <w:t>Business</w:t>
+      </w:r>
+      <w:r>
+        <w:rPr>
+          <w:sz w:val="28"/>
+        </w:rPr>
+        <w:t xml:space="preserve"> </w:t>
+      </w:r>
+      <w:r>
+        <w:rPr>
+          <w:i/>
+          <w:sz w:val="28"/>
+        </w:rPr>
+        <w:t>Model</w:t>
+      </w:r>
+      <w:r>
+        <w:rPr>
+          <w:sz w:val="28"/>
+        </w:rPr>
+        <w:t xml:space="preserve"> </w:t>
+      </w:r>
+      <w:r>
+        <w:rPr>
+          <w:i/>
+          <w:sz w:val="28"/>
+        </w:rPr>
+        <w:t>Generation</w:t>
+      </w:r>
+      <w:r>
+        <w:rPr>
+          <w:sz w:val="28"/>
+        </w:rPr>
+        <w:t xml:space="preserve"> / </w:t>
+      </w:r>
+      <w:r>
+        <w:rPr>
+          <w:i/>
+          <w:sz w:val="28"/>
+        </w:rPr>
+        <w:t>A</w:t>
+      </w:r>
+      <w:r>
+        <w:rPr>
+          <w:sz w:val="28"/>
+        </w:rPr>
+        <w:t xml:space="preserve">. </w:t>
+      </w:r>
+      <w:r>
+        <w:rPr>
+          <w:i/>
+          <w:sz w:val="28"/>
+        </w:rPr>
+        <w:t>Osterwalder</w:t>
+      </w:r>
+      <w:r>
+        <w:rPr>
+          <w:sz w:val="28"/>
+        </w:rPr>
+        <w:t xml:space="preserve">, </w:t>
+      </w:r>
+      <w:r>
+        <w:rPr>
+          <w:i/>
+          <w:sz w:val="28"/>
+        </w:rPr>
+        <w:t>Y</w:t>
+      </w:r>
+      <w:r>
+        <w:rPr>
+          <w:sz w:val="28"/>
+        </w:rPr>
+        <w:t xml:space="preserve">. </w:t>
+      </w:r>
+      <w:r>
+        <w:rPr>
+          <w:i/>
+          <w:sz w:val="28"/>
+        </w:rPr>
+        <w:t>Pigneur</w:t>
+      </w:r>
+      <w:r>
+        <w:rPr>
+          <w:sz w:val="28"/>
+        </w:rPr>
+        <w:t xml:space="preserve">. – </w:t>
+      </w:r>
+      <w:r>
+        <w:rPr>
+          <w:i/>
+          <w:sz w:val="28"/>
+        </w:rPr>
+        <w:t>Hoboken</w:t>
+      </w:r>
+      <w:r>
+        <w:rPr>
+          <w:sz w:val="28"/>
+        </w:rPr>
+        <w:t xml:space="preserve"> : </w:t>
+      </w:r>
+      <w:r>
+        <w:rPr>
+          <w:i/>
+          <w:sz w:val="28"/>
+        </w:rPr>
+        <w:t>Wiley</w:t>
+      </w:r>
+      <w:r>
+        <w:rPr>
+          <w:sz w:val="28"/>
+        </w:rPr>
+        <w:t xml:space="preserve">, 2010. – 288 </w:t>
+      </w:r>
+      <w:r>
+        <w:rPr>
+          <w:i/>
+          <w:sz w:val="28"/>
+        </w:rPr>
+        <w:t>p</w:t>
+      </w:r>
+      <w:r>
+        <w:rPr>
+          <w:sz w:val="28"/>
+        </w:rPr>
+        <w:t>.</w:t>
       </w:r>
     </w:p>
     <w:p>
@@ -35524,26 +37161,91 @@
           <w:i/>
           <w:sz w:val="28"/>
         </w:rPr>
-        <w:t>Arixcel</w:t>
-      </w:r>
-      <w:r>
-        <w:rPr>
-          <w:sz w:val="28"/>
-        </w:rPr>
-        <w:t xml:space="preserve">; </w:t>
+        <w:t>DataSnipper</w:t>
+      </w:r>
+      <w:r>
+        <w:rPr>
+          <w:sz w:val="28"/>
+        </w:rPr>
+        <w:t xml:space="preserve">. </w:t>
       </w:r>
       <w:r>
         <w:rPr>
           <w:i/>
           <w:sz w:val="28"/>
         </w:rPr>
-        <w:t>Operis</w:t>
-      </w:r>
-      <w:r>
-        <w:rPr>
-          <w:sz w:val="28"/>
-        </w:rPr>
-        <w:t xml:space="preserve"> [Электронный ресурс]. – Режим доступа: https://www.arixcel.com/, https://www.operis.com/. – Дата доступа: 03.10.2026.</w:t>
+        <w:t>DataSnipper</w:t>
+      </w:r>
+      <w:r>
+        <w:rPr>
+          <w:sz w:val="28"/>
+        </w:rPr>
+        <w:t xml:space="preserve"> </w:t>
+      </w:r>
+      <w:r>
+        <w:rPr>
+          <w:i/>
+          <w:sz w:val="28"/>
+        </w:rPr>
+        <w:t>Raises</w:t>
+      </w:r>
+      <w:r>
+        <w:rPr>
+          <w:sz w:val="28"/>
+        </w:rPr>
+        <w:t xml:space="preserve"> $100</w:t>
+      </w:r>
+      <w:r>
+        <w:rPr>
+          <w:i/>
+          <w:sz w:val="28"/>
+        </w:rPr>
+        <w:t>M</w:t>
+      </w:r>
+      <w:r>
+        <w:rPr>
+          <w:sz w:val="28"/>
+        </w:rPr>
+        <w:t xml:space="preserve"> </w:t>
+      </w:r>
+      <w:r>
+        <w:rPr>
+          <w:i/>
+          <w:sz w:val="28"/>
+        </w:rPr>
+        <w:t>at</w:t>
+      </w:r>
+      <w:r>
+        <w:rPr>
+          <w:sz w:val="28"/>
+        </w:rPr>
+        <w:t xml:space="preserve"> $1</w:t>
+      </w:r>
+      <w:r>
+        <w:rPr>
+          <w:i/>
+          <w:sz w:val="28"/>
+        </w:rPr>
+        <w:t>B</w:t>
+      </w:r>
+      <w:r>
+        <w:rPr>
+          <w:sz w:val="28"/>
+        </w:rPr>
+        <w:t xml:space="preserve"> </w:t>
+      </w:r>
+      <w:r>
+        <w:rPr>
+          <w:i/>
+          <w:sz w:val="28"/>
+        </w:rPr>
+        <w:t>Valuation</w:t>
+      </w:r>
+      <w:r>
+        <w:rPr>
+          <w:sz w:val="28"/>
+        </w:rPr>
+        <w:t xml:space="preserve"> [Электронный ресурс]. – Режим доступа: https://www.datasnipper.com/resources/datasnipper-raises-100m. – Дата доступа: 03.10.2026.</w:t>
       </w:r>
     </w:p>
     <w:p>
@@ -35562,7 +37264,7 @@
           <w:i/>
           <w:sz w:val="28"/>
         </w:rPr>
-        <w:t>G2</w:t>
+        <w:t>Calcalist</w:t>
       </w:r>
       <w:r>
         <w:rPr>
@@ -35575,7 +37277,7 @@
           <w:i/>
           <w:sz w:val="28"/>
         </w:rPr>
-        <w:t>Product</w:t>
+        <w:t>AI</w:t>
       </w:r>
       <w:r>
         <w:rPr>
@@ -35588,7 +37290,7 @@
           <w:i/>
           <w:sz w:val="28"/>
         </w:rPr>
-        <w:t>reviews</w:t>
+        <w:t>finance</w:t>
       </w:r>
       <w:r>
         <w:rPr>
@@ -35601,7 +37303,7 @@
           <w:i/>
           <w:sz w:val="28"/>
         </w:rPr>
-        <w:t>and</w:t>
+        <w:t>startup</w:t>
       </w:r>
       <w:r>
         <w:rPr>
@@ -35614,13 +37316,111 @@
           <w:i/>
           <w:sz w:val="28"/>
         </w:rPr>
-        <w:t>ratings</w:t>
-      </w:r>
-      <w:r>
-        <w:rPr>
-          <w:sz w:val="28"/>
-        </w:rPr>
-        <w:t xml:space="preserve"> [Электронный ресурс]. – Режим доступа: https://www.g2.com/. – Дата доступа: 03.10.2026.</w:t>
+        <w:t>Datarails</w:t>
+      </w:r>
+      <w:r>
+        <w:rPr>
+          <w:sz w:val="28"/>
+        </w:rPr>
+        <w:t xml:space="preserve"> </w:t>
+      </w:r>
+      <w:r>
+        <w:rPr>
+          <w:i/>
+          <w:sz w:val="28"/>
+        </w:rPr>
+        <w:t>secures</w:t>
+      </w:r>
+      <w:r>
+        <w:rPr>
+          <w:sz w:val="28"/>
+        </w:rPr>
+        <w:t xml:space="preserve"> $70 </w:t>
+      </w:r>
+      <w:r>
+        <w:rPr>
+          <w:i/>
+          <w:sz w:val="28"/>
+        </w:rPr>
+        <w:t>mi</w:t>
+      </w:r>
+      <w:r>
+        <w:rPr>
+          <w:i/>
+          <w:sz w:val="28"/>
+        </w:rPr>
+        <w:t>llion</w:t>
+      </w:r>
+      <w:r>
+        <w:rPr>
+          <w:sz w:val="28"/>
+        </w:rPr>
+        <w:t xml:space="preserve"> </w:t>
+      </w:r>
+      <w:r>
+        <w:rPr>
+          <w:i/>
+          <w:sz w:val="28"/>
+        </w:rPr>
+        <w:t>Series</w:t>
+      </w:r>
+      <w:r>
+        <w:rPr>
+          <w:sz w:val="28"/>
+        </w:rPr>
+        <w:t xml:space="preserve"> </w:t>
+      </w:r>
+      <w:r>
+        <w:rPr>
+          <w:i/>
+          <w:sz w:val="28"/>
+        </w:rPr>
+        <w:t>C</w:t>
+      </w:r>
+      <w:r>
+        <w:rPr>
+          <w:sz w:val="28"/>
+        </w:rPr>
+        <w:t xml:space="preserve"> </w:t>
+      </w:r>
+      <w:r>
+        <w:rPr>
+          <w:i/>
+          <w:sz w:val="28"/>
+        </w:rPr>
+        <w:t>at</w:t>
+      </w:r>
+      <w:r>
+        <w:rPr>
+          <w:sz w:val="28"/>
+        </w:rPr>
+        <w:t xml:space="preserve"> $550 </w:t>
+      </w:r>
+      <w:r>
+        <w:rPr>
+          <w:i/>
+          <w:sz w:val="28"/>
+        </w:rPr>
+        <w:t>million</w:t>
+      </w:r>
+      <w:r>
+        <w:rPr>
+          <w:sz w:val="28"/>
+        </w:rPr>
+        <w:t xml:space="preserve"> </w:t>
+      </w:r>
+      <w:r>
+        <w:rPr>
+          <w:i/>
+          <w:sz w:val="28"/>
+        </w:rPr>
+        <w:t>valuation</w:t>
+      </w:r>
+      <w:r>
+        <w:rPr>
+          <w:sz w:val="28"/>
+        </w:rPr>
+        <w:t xml:space="preserve"> [Электронный ресурс]. – Режим доступа: https://www.calcalistech.com/ctechnews/article/sk00jsmasbl. – Дата доступа: 03.10.2026.</w:t>
       </w:r>
     </w:p>
     <w:p>
@@ -35639,7 +37439,21 @@
           <w:i/>
           <w:sz w:val="28"/>
         </w:rPr>
-        <w:t>Microsoft</w:t>
+        <w:lastRenderedPageBreak/>
+        <w:t>TechCrunch</w:t>
+      </w:r>
+      <w:r>
+        <w:rPr>
+          <w:sz w:val="28"/>
+        </w:rPr>
+        <w:t xml:space="preserve">. </w:t>
+      </w:r>
+      <w:r>
+        <w:rPr>
+          <w:i/>
+          <w:sz w:val="28"/>
+        </w:rPr>
+        <w:t>Fundamental</w:t>
       </w:r>
       <w:r>
         <w:rPr>
@@ -35652,52 +37466,169 @@
           <w:i/>
           <w:sz w:val="28"/>
         </w:rPr>
-        <w:t>Marketplace</w:t>
-      </w:r>
-      <w:r>
-        <w:rPr>
-          <w:sz w:val="28"/>
-        </w:rPr>
-        <w:t xml:space="preserve"> (</w:t>
+        <w:t>Research</w:t>
+      </w:r>
+      <w:r>
+        <w:rPr>
+          <w:sz w:val="28"/>
+        </w:rPr>
+        <w:t xml:space="preserve"> </w:t>
       </w:r>
       <w:r>
         <w:rPr>
           <w:i/>
           <w:sz w:val="28"/>
         </w:rPr>
-        <w:t>AppSource</w:t>
-      </w:r>
-      <w:r>
-        <w:rPr>
-          <w:sz w:val="28"/>
-        </w:rPr>
-        <w:t xml:space="preserve">). </w:t>
+        <w:t>Labs</w:t>
+      </w:r>
+      <w:r>
+        <w:rPr>
+          <w:sz w:val="28"/>
+        </w:rPr>
+        <w:t xml:space="preserve"> </w:t>
       </w:r>
       <w:r>
         <w:rPr>
           <w:i/>
           <w:sz w:val="28"/>
         </w:rPr>
-        <w:t>Microsoft</w:t>
-      </w:r>
-      <w:r>
-        <w:rPr>
-          <w:sz w:val="28"/>
-        </w:rPr>
-        <w:t xml:space="preserve"> 365 </w:t>
+        <w:t>nabs</w:t>
+      </w:r>
+      <w:r>
+        <w:rPr>
+          <w:sz w:val="28"/>
+        </w:rPr>
+        <w:t xml:space="preserve"> $30</w:t>
       </w:r>
       <w:r>
         <w:rPr>
           <w:i/>
           <w:sz w:val="28"/>
         </w:rPr>
-        <w:t>Apps</w:t>
-      </w:r>
-      <w:r>
-        <w:rPr>
-          <w:sz w:val="28"/>
-        </w:rPr>
-        <w:t xml:space="preserve"> [Электронный ресурс]. – Режим доступа: https://appsource.microsoft.com/. – Дата доступа: 03.10.2026.</w:t>
+        <w:t>M</w:t>
+      </w:r>
+      <w:r>
+        <w:rPr>
+          <w:sz w:val="28"/>
+        </w:rPr>
+        <w:t xml:space="preserve"> </w:t>
+      </w:r>
+      <w:r>
+        <w:rPr>
+          <w:i/>
+          <w:sz w:val="28"/>
+        </w:rPr>
+        <w:t>from</w:t>
+      </w:r>
+      <w:r>
+        <w:rPr>
+          <w:sz w:val="28"/>
+        </w:rPr>
+        <w:t xml:space="preserve"> </w:t>
+      </w:r>
+      <w:r>
+        <w:rPr>
+          <w:i/>
+          <w:sz w:val="28"/>
+        </w:rPr>
+        <w:t>Prosus</w:t>
+      </w:r>
+      <w:r>
+        <w:rPr>
+          <w:sz w:val="28"/>
+        </w:rPr>
+        <w:t xml:space="preserve"> </w:t>
+      </w:r>
+      <w:r>
+        <w:rPr>
+          <w:i/>
+          <w:sz w:val="28"/>
+        </w:rPr>
+        <w:t>to</w:t>
+      </w:r>
+      <w:r>
+        <w:rPr>
+          <w:sz w:val="28"/>
+        </w:rPr>
+        <w:t xml:space="preserve"> </w:t>
+      </w:r>
+      <w:r>
+        <w:rPr>
+          <w:i/>
+          <w:sz w:val="28"/>
+        </w:rPr>
+        <w:t>build</w:t>
+      </w:r>
+      <w:r>
+        <w:rPr>
+          <w:sz w:val="28"/>
+        </w:rPr>
+        <w:t xml:space="preserve"> </w:t>
+      </w:r>
+      <w:r>
+        <w:rPr>
+          <w:i/>
+          <w:sz w:val="28"/>
+        </w:rPr>
+        <w:t>AI</w:t>
+      </w:r>
+      <w:r>
+        <w:rPr>
+          <w:sz w:val="28"/>
+        </w:rPr>
+        <w:t xml:space="preserve"> </w:t>
+      </w:r>
+      <w:r>
+        <w:rPr>
+          <w:i/>
+          <w:sz w:val="28"/>
+        </w:rPr>
+        <w:t>agents</w:t>
+      </w:r>
+      <w:r>
+        <w:rPr>
+          <w:sz w:val="28"/>
+        </w:rPr>
+        <w:t xml:space="preserve"> </w:t>
+      </w:r>
+      <w:r>
+        <w:rPr>
+          <w:i/>
+          <w:sz w:val="28"/>
+        </w:rPr>
+        <w:t>for</w:t>
+      </w:r>
+      <w:r>
+        <w:rPr>
+          <w:sz w:val="28"/>
+        </w:rPr>
+        <w:t xml:space="preserve"> </w:t>
+      </w:r>
+      <w:r>
+        <w:rPr>
+          <w:i/>
+          <w:sz w:val="28"/>
+        </w:rPr>
+        <w:t>multiple</w:t>
+      </w:r>
+      <w:r>
+        <w:rPr>
+          <w:sz w:val="28"/>
+        </w:rPr>
+        <w:t xml:space="preserve"> </w:t>
+      </w:r>
+      <w:r>
+        <w:rPr>
+          <w:i/>
+          <w:sz w:val="28"/>
+        </w:rPr>
+        <w:t>verticals</w:t>
+      </w:r>
+      <w:r>
+        <w:rPr>
+          <w:sz w:val="28"/>
+        </w:rPr>
+        <w:t xml:space="preserve"> [Электронный ресурс]. – Режим доступа: https://techcrunch.com/2025/08/01/fundamental-research-labs-nabs-30-million-from-prosus-to-build-ai-agents-for-multiple-verticals. – Дата доступа: 03.10.2026.</w:t>
       </w:r>
     </w:p>
     <w:p>
@@ -35716,40 +37647,66 @@
           <w:i/>
           <w:sz w:val="28"/>
         </w:rPr>
-        <w:t>Levit</w:t>
+        <w:t>Tracxn</w:t>
+      </w:r>
+      <w:r>
+        <w:rPr>
+          <w:sz w:val="28"/>
+        </w:rPr>
+        <w:t xml:space="preserve">. </w:t>
       </w:r>
       <w:r>
         <w:rPr>
           <w:i/>
           <w:sz w:val="28"/>
         </w:rPr>
-        <w:t>t</w:t>
-      </w:r>
-      <w:r>
-        <w:rPr>
-          <w:sz w:val="28"/>
-        </w:rPr>
-        <w:t xml:space="preserve">, </w:t>
+        <w:t>Operis</w:t>
+      </w:r>
+      <w:r>
+        <w:rPr>
+          <w:sz w:val="28"/>
+        </w:rPr>
+        <w:t xml:space="preserve"> </w:t>
       </w:r>
       <w:r>
         <w:rPr>
           <w:i/>
           <w:sz w:val="28"/>
         </w:rPr>
-        <w:t>T</w:t>
-      </w:r>
-      <w:r>
-        <w:rPr>
-          <w:sz w:val="28"/>
-        </w:rPr>
-        <w:t xml:space="preserve">. </w:t>
+        <w:t>Group</w:t>
+      </w:r>
+      <w:r>
+        <w:rPr>
+          <w:sz w:val="28"/>
+        </w:rPr>
+        <w:t xml:space="preserve"> </w:t>
       </w:r>
       <w:r>
         <w:rPr>
           <w:i/>
           <w:sz w:val="28"/>
         </w:rPr>
-        <w:t>Marketing</w:t>
+        <w:t>Limited</w:t>
+      </w:r>
+      <w:r>
+        <w:rPr>
+          <w:sz w:val="28"/>
+        </w:rPr>
+        <w:t xml:space="preserve"> - 2025 </w:t>
+      </w:r>
+      <w:r>
+        <w:rPr>
+          <w:i/>
+          <w:sz w:val="28"/>
+        </w:rPr>
+        <w:t>Com</w:t>
+      </w:r>
+      <w:r>
+        <w:rPr>
+          <w:i/>
+          <w:sz w:val="28"/>
+        </w:rPr>
+        <w:t>pany</w:t>
       </w:r>
       <w:r>
         <w:rPr>
@@ -35762,7 +37719,7 @@
           <w:i/>
           <w:sz w:val="28"/>
         </w:rPr>
-        <w:t>Success</w:t>
+        <w:t>Profile</w:t>
       </w:r>
       <w:r>
         <w:rPr>
@@ -35775,7 +37732,7 @@
           <w:i/>
           <w:sz w:val="28"/>
         </w:rPr>
-        <w:t>Through</w:t>
+        <w:t>and</w:t>
       </w:r>
       <w:r>
         <w:rPr>
@@ -35788,117 +37745,13 @@
           <w:i/>
           <w:sz w:val="28"/>
         </w:rPr>
-        <w:t>Differentiation</w:t>
-      </w:r>
-      <w:r>
-        <w:rPr>
-          <w:sz w:val="28"/>
-        </w:rPr>
-        <w:t xml:space="preserve"> - </w:t>
-      </w:r>
-      <w:r>
-        <w:rPr>
-          <w:i/>
-          <w:sz w:val="28"/>
-        </w:rPr>
-        <w:t>of</w:t>
-      </w:r>
-      <w:r>
-        <w:rPr>
-          <w:sz w:val="28"/>
-        </w:rPr>
-        <w:t xml:space="preserve"> </w:t>
-      </w:r>
-      <w:r>
-        <w:rPr>
-          <w:i/>
-          <w:sz w:val="28"/>
-        </w:rPr>
-        <w:t>Anything</w:t>
-      </w:r>
-      <w:r>
-        <w:rPr>
-          <w:sz w:val="28"/>
-        </w:rPr>
-        <w:t xml:space="preserve"> // </w:t>
-      </w:r>
-      <w:r>
-        <w:rPr>
-          <w:i/>
-          <w:sz w:val="28"/>
-        </w:rPr>
-        <w:t>Harvard</w:t>
-      </w:r>
-      <w:r>
-        <w:rPr>
-          <w:sz w:val="28"/>
-        </w:rPr>
-        <w:t xml:space="preserve"> </w:t>
-      </w:r>
-      <w:r>
-        <w:rPr>
-          <w:i/>
-          <w:sz w:val="28"/>
-        </w:rPr>
-        <w:t>Business</w:t>
-      </w:r>
-      <w:r>
-        <w:rPr>
-          <w:sz w:val="28"/>
-        </w:rPr>
-        <w:t xml:space="preserve"> </w:t>
-      </w:r>
-      <w:r>
-        <w:rPr>
-          <w:i/>
-          <w:sz w:val="28"/>
-        </w:rPr>
-        <w:t>Review</w:t>
-      </w:r>
-      <w:r>
-        <w:rPr>
-          <w:sz w:val="28"/>
-        </w:rPr>
-        <w:t xml:space="preserve">. – 1980. – </w:t>
-      </w:r>
-      <w:r>
-        <w:rPr>
-          <w:i/>
-          <w:sz w:val="28"/>
-        </w:rPr>
-        <w:t>Vol</w:t>
-      </w:r>
-      <w:r>
-        <w:rPr>
-          <w:sz w:val="28"/>
-        </w:rPr>
-        <w:t xml:space="preserve">. 58, </w:t>
-      </w:r>
-      <w:r>
-        <w:rPr>
-          <w:i/>
-          <w:sz w:val="28"/>
-        </w:rPr>
-        <w:t>No</w:t>
-      </w:r>
-      <w:r>
-        <w:rPr>
-          <w:sz w:val="28"/>
-        </w:rPr>
-        <w:t xml:space="preserve">. 1. – </w:t>
-      </w:r>
-      <w:r>
-        <w:rPr>
-          <w:i/>
-          <w:sz w:val="28"/>
-        </w:rPr>
-        <w:t>P</w:t>
-      </w:r>
-      <w:r>
-        <w:rPr>
-          <w:sz w:val="28"/>
-        </w:rPr>
-        <w:t>. 83–91.</w:t>
+        <w:t>Financials</w:t>
+      </w:r>
+      <w:r>
+        <w:rPr>
+          <w:sz w:val="28"/>
+        </w:rPr>
+        <w:t xml:space="preserve"> [Электронный ресурс]. – Режим доступа: https://tracxn.com/d/legal-entities/united-kingdom/operis-group-limited/__w42ZiByEDopkOdfs8fgtMvwsyZf6TUz2VmMuk1AKBc0. – Дата доступа: 03.10.2026.</w:t>
       </w:r>
     </w:p>
     <w:p>
@@ -35917,8 +37770,33 @@
           <w:i/>
           <w:sz w:val="28"/>
         </w:rPr>
-        <w:lastRenderedPageBreak/>
-        <w:t>Kano</w:t>
+        <w:t>ZoomInfo</w:t>
+      </w:r>
+      <w:r>
+        <w:rPr>
+          <w:sz w:val="28"/>
+        </w:rPr>
+        <w:t xml:space="preserve">. </w:t>
+      </w:r>
+      <w:r>
+        <w:rPr>
+          <w:i/>
+          <w:sz w:val="28"/>
+        </w:rPr>
+        <w:t>Arixcel</w:t>
+      </w:r>
+      <w:r>
+        <w:rPr>
+          <w:sz w:val="28"/>
+        </w:rPr>
+        <w:t xml:space="preserve"> - </w:t>
+      </w:r>
+      <w:r>
+        <w:rPr>
+          <w:i/>
+          <w:sz w:val="28"/>
+        </w:rPr>
+        <w:t>Overview</w:t>
       </w:r>
       <w:r>
         <w:rPr>
@@ -35931,20 +37809,20 @@
           <w:i/>
           <w:sz w:val="28"/>
         </w:rPr>
-        <w:t>N</w:t>
-      </w:r>
-      <w:r>
-        <w:rPr>
-          <w:sz w:val="28"/>
-        </w:rPr>
-        <w:t xml:space="preserve">. </w:t>
+        <w:t>News</w:t>
+      </w:r>
+      <w:r>
+        <w:rPr>
+          <w:sz w:val="28"/>
+        </w:rPr>
+        <w:t xml:space="preserve"> </w:t>
       </w:r>
       <w:r>
         <w:rPr>
           <w:i/>
           <w:sz w:val="28"/>
         </w:rPr>
-        <w:t>Attractive</w:t>
+        <w:t>and</w:t>
       </w:r>
       <w:r>
         <w:rPr>
@@ -35957,7 +37835,14 @@
           <w:i/>
           <w:sz w:val="28"/>
         </w:rPr>
-        <w:t>Quality</w:t>
+        <w:t>Sim</w:t>
+      </w:r>
+      <w:r>
+        <w:rPr>
+          <w:i/>
+          <w:sz w:val="28"/>
+        </w:rPr>
+        <w:t>ilar</w:t>
       </w:r>
       <w:r>
         <w:rPr>
@@ -35970,286 +37855,13 @@
           <w:i/>
           <w:sz w:val="28"/>
         </w:rPr>
-        <w:t>and</w:t>
-      </w:r>
-      <w:r>
-        <w:rPr>
-          <w:sz w:val="28"/>
-        </w:rPr>
-        <w:t xml:space="preserve"> </w:t>
-      </w:r>
-      <w:r>
-        <w:rPr>
-          <w:i/>
-          <w:sz w:val="28"/>
-        </w:rPr>
-        <w:t>Must-Be</w:t>
-      </w:r>
-      <w:r>
-        <w:rPr>
-          <w:sz w:val="28"/>
-        </w:rPr>
-        <w:t xml:space="preserve"> </w:t>
-      </w:r>
-      <w:r>
-        <w:rPr>
-          <w:i/>
-          <w:sz w:val="28"/>
-        </w:rPr>
-        <w:t>Quality</w:t>
-      </w:r>
-      <w:r>
-        <w:rPr>
-          <w:sz w:val="28"/>
-        </w:rPr>
-        <w:t xml:space="preserve"> / </w:t>
-      </w:r>
-      <w:r>
-        <w:rPr>
-          <w:i/>
-          <w:sz w:val="28"/>
-        </w:rPr>
-        <w:t>N</w:t>
-      </w:r>
-      <w:r>
-        <w:rPr>
-          <w:sz w:val="28"/>
-        </w:rPr>
-        <w:t xml:space="preserve">. </w:t>
-      </w:r>
-      <w:r>
-        <w:rPr>
-          <w:i/>
-          <w:sz w:val="28"/>
-        </w:rPr>
-        <w:t>Kano</w:t>
-      </w:r>
-      <w:r>
-        <w:rPr>
-          <w:sz w:val="28"/>
-        </w:rPr>
-        <w:t xml:space="preserve">, </w:t>
-      </w:r>
-      <w:r>
-        <w:rPr>
-          <w:i/>
-          <w:sz w:val="28"/>
-        </w:rPr>
-        <w:t>N</w:t>
-      </w:r>
-      <w:r>
-        <w:rPr>
-          <w:sz w:val="28"/>
-        </w:rPr>
-        <w:t xml:space="preserve">. </w:t>
-      </w:r>
-      <w:r>
-        <w:rPr>
-          <w:i/>
-          <w:sz w:val="28"/>
-        </w:rPr>
-        <w:t>Seraku</w:t>
-      </w:r>
-      <w:r>
-        <w:rPr>
-          <w:sz w:val="28"/>
-        </w:rPr>
-        <w:t xml:space="preserve">, </w:t>
-      </w:r>
-      <w:r>
-        <w:rPr>
-          <w:i/>
-          <w:sz w:val="28"/>
-        </w:rPr>
-        <w:t>F</w:t>
-      </w:r>
-      <w:r>
-        <w:rPr>
-          <w:sz w:val="28"/>
-        </w:rPr>
-        <w:t xml:space="preserve">. </w:t>
-      </w:r>
-      <w:r>
-        <w:rPr>
-          <w:i/>
-          <w:sz w:val="28"/>
-        </w:rPr>
-        <w:t>Takahashi</w:t>
-      </w:r>
-      <w:r>
-        <w:rPr>
-          <w:sz w:val="28"/>
-        </w:rPr>
-        <w:t xml:space="preserve">, </w:t>
-      </w:r>
-      <w:r>
-        <w:rPr>
-          <w:i/>
-          <w:sz w:val="28"/>
-        </w:rPr>
-        <w:t>S</w:t>
-      </w:r>
-      <w:r>
-        <w:rPr>
-          <w:sz w:val="28"/>
-        </w:rPr>
-        <w:t xml:space="preserve">. </w:t>
-      </w:r>
-      <w:r>
-        <w:rPr>
-          <w:i/>
-          <w:sz w:val="28"/>
-        </w:rPr>
-        <w:t>Tsuji</w:t>
-      </w:r>
-      <w:r>
-        <w:rPr>
-          <w:sz w:val="28"/>
-        </w:rPr>
-        <w:t xml:space="preserve"> // </w:t>
-      </w:r>
-      <w:r>
-        <w:rPr>
-          <w:i/>
-          <w:sz w:val="28"/>
-        </w:rPr>
-        <w:t>Journal</w:t>
-      </w:r>
-      <w:r>
-        <w:rPr>
-          <w:sz w:val="28"/>
-        </w:rPr>
-        <w:t xml:space="preserve"> </w:t>
-      </w:r>
-      <w:r>
-        <w:rPr>
-          <w:i/>
-          <w:sz w:val="28"/>
-        </w:rPr>
-        <w:t>of</w:t>
-      </w:r>
-      <w:r>
-        <w:rPr>
-          <w:sz w:val="28"/>
-        </w:rPr>
-        <w:t xml:space="preserve"> </w:t>
-      </w:r>
-      <w:r>
-        <w:rPr>
-          <w:i/>
-          <w:sz w:val="28"/>
-        </w:rPr>
-        <w:t>the</w:t>
-      </w:r>
-      <w:r>
-        <w:rPr>
-          <w:sz w:val="28"/>
-        </w:rPr>
-        <w:t xml:space="preserve"> </w:t>
-      </w:r>
-      <w:r>
-        <w:rPr>
-          <w:i/>
-          <w:sz w:val="28"/>
-        </w:rPr>
-        <w:t>Japanese</w:t>
-      </w:r>
-      <w:r>
-        <w:rPr>
-          <w:sz w:val="28"/>
-        </w:rPr>
-        <w:t xml:space="preserve"> </w:t>
-      </w:r>
-      <w:r>
-        <w:rPr>
-          <w:i/>
-          <w:sz w:val="28"/>
-        </w:rPr>
-        <w:t>Society</w:t>
-      </w:r>
-      <w:r>
-        <w:rPr>
-          <w:sz w:val="28"/>
-        </w:rPr>
-        <w:t xml:space="preserve"> </w:t>
-      </w:r>
-      <w:r>
-        <w:rPr>
-          <w:i/>
-          <w:sz w:val="28"/>
-        </w:rPr>
-        <w:t>for</w:t>
-      </w:r>
-      <w:r>
-        <w:rPr>
-          <w:sz w:val="28"/>
-        </w:rPr>
-        <w:t xml:space="preserve"> </w:t>
-      </w:r>
-      <w:r>
-        <w:rPr>
-          <w:i/>
-          <w:sz w:val="28"/>
-        </w:rPr>
-        <w:t>Quality</w:t>
-      </w:r>
-      <w:r>
-        <w:rPr>
-          <w:sz w:val="28"/>
-        </w:rPr>
-        <w:t xml:space="preserve"> </w:t>
-      </w:r>
-      <w:r>
-        <w:rPr>
-          <w:i/>
-          <w:sz w:val="28"/>
-        </w:rPr>
-        <w:t>Control</w:t>
-      </w:r>
-      <w:r>
-        <w:rPr>
-          <w:sz w:val="28"/>
-        </w:rPr>
-        <w:t xml:space="preserve">. – 1984. – </w:t>
-      </w:r>
-      <w:r>
-        <w:rPr>
-          <w:i/>
-          <w:sz w:val="28"/>
-        </w:rPr>
-        <w:t>Vol</w:t>
-      </w:r>
-      <w:r>
-        <w:rPr>
-          <w:sz w:val="28"/>
-        </w:rPr>
-        <w:t xml:space="preserve">. 14, </w:t>
-      </w:r>
-      <w:r>
-        <w:rPr>
-          <w:i/>
-          <w:sz w:val="28"/>
-        </w:rPr>
-        <w:t>No</w:t>
-      </w:r>
-      <w:r>
-        <w:rPr>
-          <w:sz w:val="28"/>
-        </w:rPr>
-        <w:t xml:space="preserve">. 2. – </w:t>
-      </w:r>
-      <w:r>
-        <w:rPr>
-          <w:i/>
-          <w:sz w:val="28"/>
-        </w:rPr>
-        <w:t>P</w:t>
-      </w:r>
-      <w:r>
-        <w:rPr>
-          <w:sz w:val="28"/>
-        </w:rPr>
-        <w:t>. 39–48.</w:t>
+        <w:t>companies</w:t>
+      </w:r>
+      <w:r>
+        <w:rPr>
+          <w:sz w:val="28"/>
+        </w:rPr>
+        <w:t xml:space="preserve"> [Электронный ресурс]. – Режим доступа: https://www.zoominfo.com/c/arixcel/345716426. – Дата доступа: 03.10.2026.</w:t>
       </w:r>
     </w:p>
     <w:p>
@@ -36268,33 +37880,33 @@
           <w:i/>
           <w:sz w:val="28"/>
         </w:rPr>
-        <w:t>Osterwalder</w:t>
-      </w:r>
-      <w:r>
-        <w:rPr>
-          <w:sz w:val="28"/>
-        </w:rPr>
-        <w:t xml:space="preserve">, </w:t>
+        <w:t>EU-Startups</w:t>
+      </w:r>
+      <w:r>
+        <w:rPr>
+          <w:sz w:val="28"/>
+        </w:rPr>
+        <w:t xml:space="preserve">. </w:t>
       </w:r>
       <w:r>
         <w:rPr>
           <w:i/>
           <w:sz w:val="28"/>
         </w:rPr>
-        <w:t>A</w:t>
-      </w:r>
-      <w:r>
-        <w:rPr>
-          <w:sz w:val="28"/>
-        </w:rPr>
-        <w:t xml:space="preserve">. </w:t>
+        <w:t>Berlin-based</w:t>
+      </w:r>
+      <w:r>
+        <w:rPr>
+          <w:sz w:val="28"/>
+        </w:rPr>
+        <w:t xml:space="preserve"> </w:t>
       </w:r>
       <w:r>
         <w:rPr>
           <w:i/>
           <w:sz w:val="28"/>
         </w:rPr>
-        <w:t>Business</w:t>
+        <w:t>Rows</w:t>
       </w:r>
       <w:r>
         <w:rPr>
@@ -36307,7 +37919,20 @@
           <w:i/>
           <w:sz w:val="28"/>
         </w:rPr>
-        <w:t>Model</w:t>
+        <w:t>raises</w:t>
+      </w:r>
+      <w:r>
+        <w:rPr>
+          <w:sz w:val="28"/>
+        </w:rPr>
+        <w:t xml:space="preserve"> 8 </w:t>
+      </w:r>
+      <w:r>
+        <w:rPr>
+          <w:i/>
+          <w:sz w:val="28"/>
+        </w:rPr>
+        <w:t>million</w:t>
       </w:r>
       <w:r>
         <w:rPr>
@@ -36320,104 +37945,110 @@
           <w:i/>
           <w:sz w:val="28"/>
         </w:rPr>
-        <w:t>Generation</w:t>
-      </w:r>
-      <w:r>
-        <w:rPr>
-          <w:sz w:val="28"/>
-        </w:rPr>
-        <w:t xml:space="preserve"> / </w:t>
+        <w:t>euros</w:t>
+      </w:r>
+      <w:r>
+        <w:rPr>
+          <w:sz w:val="28"/>
+        </w:rPr>
+        <w:t xml:space="preserve"> </w:t>
       </w:r>
       <w:r>
         <w:rPr>
           <w:i/>
           <w:sz w:val="28"/>
         </w:rPr>
-        <w:t>A</w:t>
-      </w:r>
-      <w:r>
-        <w:rPr>
-          <w:sz w:val="28"/>
-        </w:rPr>
-        <w:t xml:space="preserve">. </w:t>
+        <w:t>to</w:t>
+      </w:r>
+      <w:r>
+        <w:rPr>
+          <w:sz w:val="28"/>
+        </w:rPr>
+        <w:t xml:space="preserve"> </w:t>
       </w:r>
       <w:r>
         <w:rPr>
           <w:i/>
           <w:sz w:val="28"/>
         </w:rPr>
-        <w:t>Osterwalder</w:t>
-      </w:r>
-      <w:r>
-        <w:rPr>
-          <w:sz w:val="28"/>
-        </w:rPr>
-        <w:t xml:space="preserve">, </w:t>
+        <w:t>spread</w:t>
+      </w:r>
+      <w:r>
+        <w:rPr>
+          <w:sz w:val="28"/>
+        </w:rPr>
+        <w:t xml:space="preserve"> </w:t>
       </w:r>
       <w:r>
         <w:rPr>
           <w:i/>
           <w:sz w:val="28"/>
         </w:rPr>
-        <w:t>Y</w:t>
-      </w:r>
-      <w:r>
-        <w:rPr>
-          <w:sz w:val="28"/>
-        </w:rPr>
-        <w:t xml:space="preserve">. </w:t>
+        <w:t>AI-powered</w:t>
+      </w:r>
+      <w:r>
+        <w:rPr>
+          <w:sz w:val="28"/>
+        </w:rPr>
+        <w:t xml:space="preserve"> </w:t>
       </w:r>
       <w:r>
         <w:rPr>
           <w:i/>
           <w:sz w:val="28"/>
         </w:rPr>
-        <w:t>Pigneur</w:t>
-      </w:r>
-      <w:r>
-        <w:rPr>
-          <w:sz w:val="28"/>
-        </w:rPr>
-        <w:t xml:space="preserve">. – </w:t>
+        <w:t>spreadsheets</w:t>
+      </w:r>
+      <w:r>
+        <w:rPr>
+          <w:sz w:val="28"/>
+        </w:rPr>
+        <w:t xml:space="preserve"> </w:t>
       </w:r>
       <w:r>
         <w:rPr>
           <w:i/>
           <w:sz w:val="28"/>
         </w:rPr>
-        <w:t>Hoboken</w:t>
-      </w:r>
-      <w:r>
-        <w:rPr>
-          <w:sz w:val="28"/>
-        </w:rPr>
-        <w:t xml:space="preserve"> : </w:t>
+        <w:t>around</w:t>
+      </w:r>
+      <w:r>
+        <w:rPr>
+          <w:sz w:val="28"/>
+        </w:rPr>
+        <w:t xml:space="preserve"> </w:t>
       </w:r>
       <w:r>
         <w:rPr>
           <w:i/>
           <w:sz w:val="28"/>
         </w:rPr>
-        <w:t>Wiley</w:t>
-      </w:r>
-      <w:r>
-        <w:rPr>
-          <w:sz w:val="28"/>
-        </w:rPr>
-        <w:t xml:space="preserve">, 2010. – 288 </w:t>
+        <w:t>the</w:t>
+      </w:r>
+      <w:r>
+        <w:rPr>
+          <w:sz w:val="28"/>
+        </w:rPr>
+        <w:t xml:space="preserve"> </w:t>
       </w:r>
       <w:r>
         <w:rPr>
           <w:i/>
           <w:sz w:val="28"/>
         </w:rPr>
-        <w:t>p</w:t>
-      </w:r>
-      <w:r>
-        <w:rPr>
-          <w:sz w:val="28"/>
-        </w:rPr>
-        <w:t>.</w:t>
+        <w:t>world</w:t>
+      </w:r>
+      <w:r>
+        <w:rPr>
+          <w:sz w:val="28"/>
+        </w:rPr>
+        <w:t xml:space="preserve"> [Электронный ресурс]. –</w:t>
+      </w:r>
+      <w:r>
+        <w:rPr>
+          <w:sz w:val="28"/>
+        </w:rPr>
+        <w:t xml:space="preserve"> Режим доступа: https://www.eu-startups.com/2024/05/berlin-based-rows-raises-e8-million-to-spread-ai-powered-spreadsheets-around-the-world/. – Дата доступа: 03.10.2026.</w:t>
       </w:r>
     </w:p>
     <w:p>
@@ -36436,7 +38067,20 @@
           <w:i/>
           <w:sz w:val="28"/>
         </w:rPr>
-        <w:t>DataSnipper</w:t>
+        <w:t>Starter</w:t>
+      </w:r>
+      <w:r>
+        <w:rPr>
+          <w:sz w:val="28"/>
+        </w:rPr>
+        <w:t xml:space="preserve"> </w:t>
+      </w:r>
+      <w:r>
+        <w:rPr>
+          <w:i/>
+          <w:sz w:val="28"/>
+        </w:rPr>
+        <w:t>Story</w:t>
       </w:r>
       <w:r>
         <w:rPr>
@@ -36449,7 +38093,7 @@
           <w:i/>
           <w:sz w:val="28"/>
         </w:rPr>
-        <w:t>DataSnipper</w:t>
+        <w:t>I</w:t>
       </w:r>
       <w:r>
         <w:rPr>
@@ -36462,20 +38106,20 @@
           <w:i/>
           <w:sz w:val="28"/>
         </w:rPr>
-        <w:t>Raises</w:t>
-      </w:r>
-      <w:r>
-        <w:rPr>
-          <w:sz w:val="28"/>
-        </w:rPr>
-        <w:t xml:space="preserve"> $100</w:t>
+        <w:t>Turned</w:t>
+      </w:r>
+      <w:r>
+        <w:rPr>
+          <w:sz w:val="28"/>
+        </w:rPr>
+        <w:t xml:space="preserve"> </w:t>
       </w:r>
       <w:r>
         <w:rPr>
           <w:i/>
           <w:sz w:val="28"/>
         </w:rPr>
-        <w:t>M</w:t>
+        <w:t>My</w:t>
       </w:r>
       <w:r>
         <w:rPr>
@@ -36488,20 +38132,20 @@
           <w:i/>
           <w:sz w:val="28"/>
         </w:rPr>
-        <w:t>at</w:t>
-      </w:r>
-      <w:r>
-        <w:rPr>
-          <w:sz w:val="28"/>
-        </w:rPr>
-        <w:t xml:space="preserve"> $1</w:t>
+        <w:t>Side</w:t>
+      </w:r>
+      <w:r>
+        <w:rPr>
+          <w:sz w:val="28"/>
+        </w:rPr>
+        <w:t xml:space="preserve"> </w:t>
       </w:r>
       <w:r>
         <w:rPr>
           <w:i/>
           <w:sz w:val="28"/>
         </w:rPr>
-        <w:t>B</w:t>
+        <w:t>Project</w:t>
       </w:r>
       <w:r>
         <w:rPr>
@@ -36514,19 +38158,84 @@
           <w:i/>
           <w:sz w:val="28"/>
         </w:rPr>
-        <w:t>Valuation</w:t>
-      </w:r>
-      <w:r>
-        <w:rPr>
-          <w:sz w:val="28"/>
-        </w:rPr>
-        <w:t xml:space="preserve"> [Электронный ресурс]. – Режи</w:t>
-      </w:r>
-      <w:r>
-        <w:rPr>
-          <w:sz w:val="28"/>
-        </w:rPr>
-        <w:t>м доступа: https://www.datasnipper.com/resources/datasnipper-raises-100m. – Дата доступа: 03.10.2026.</w:t>
+        <w:t>into</w:t>
+      </w:r>
+      <w:r>
+        <w:rPr>
+          <w:sz w:val="28"/>
+        </w:rPr>
+        <w:t xml:space="preserve"> </w:t>
+      </w:r>
+      <w:r>
+        <w:rPr>
+          <w:i/>
+          <w:sz w:val="28"/>
+        </w:rPr>
+        <w:t>a</w:t>
+      </w:r>
+      <w:r>
+        <w:rPr>
+          <w:sz w:val="28"/>
+        </w:rPr>
+        <w:t xml:space="preserve"> $26K/Month </w:t>
+      </w:r>
+      <w:r>
+        <w:rPr>
+          <w:i/>
+          <w:sz w:val="28"/>
+        </w:rPr>
+        <w:t>SaaS</w:t>
+      </w:r>
+      <w:r>
+        <w:rPr>
+          <w:sz w:val="28"/>
+        </w:rPr>
+        <w:t xml:space="preserve"> </w:t>
+      </w:r>
+      <w:r>
+        <w:rPr>
+          <w:i/>
+          <w:sz w:val="28"/>
+        </w:rPr>
+        <w:t>Tool</w:t>
+      </w:r>
+      <w:r>
+        <w:rPr>
+          <w:sz w:val="28"/>
+        </w:rPr>
+        <w:t xml:space="preserve"> (</w:t>
+      </w:r>
+      <w:r>
+        <w:rPr>
+          <w:i/>
+          <w:sz w:val="28"/>
+        </w:rPr>
+        <w:t>Formula</w:t>
+      </w:r>
+      <w:r>
+        <w:rPr>
+          <w:sz w:val="28"/>
+        </w:rPr>
+        <w:t xml:space="preserve"> </w:t>
+      </w:r>
+      <w:r>
+        <w:rPr>
+          <w:i/>
+          <w:sz w:val="28"/>
+        </w:rPr>
+        <w:t>Bot</w:t>
+      </w:r>
+      <w:r>
+        <w:rPr>
+          <w:sz w:val="28"/>
+        </w:rPr>
+        <w:t xml:space="preserve">) </w:t>
+      </w:r>
+      <w:r>
+        <w:rPr>
+          <w:sz w:val="28"/>
+        </w:rPr>
+        <w:t>[Электронный ресурс]. – Режим доступа: https://www.starterstory.com/stories/excelformulabot. – Дата доступа: 03.10.2026.</w:t>
       </w:r>
     </w:p>
     <w:p>
@@ -36545,7 +38254,7 @@
           <w:i/>
           <w:sz w:val="28"/>
         </w:rPr>
-        <w:t>Calcalist</w:t>
+        <w:t>PitchBook</w:t>
       </w:r>
       <w:r>
         <w:rPr>
@@ -36558,7 +38267,20 @@
           <w:i/>
           <w:sz w:val="28"/>
         </w:rPr>
-        <w:t>AI</w:t>
+        <w:t>Numerous.ai</w:t>
+      </w:r>
+      <w:r>
+        <w:rPr>
+          <w:sz w:val="28"/>
+        </w:rPr>
+        <w:t xml:space="preserve"> 2026 </w:t>
+      </w:r>
+      <w:r>
+        <w:rPr>
+          <w:i/>
+          <w:sz w:val="28"/>
+        </w:rPr>
+        <w:t>Company</w:t>
       </w:r>
       <w:r>
         <w:rPr>
@@ -36571,7 +38293,33 @@
           <w:i/>
           <w:sz w:val="28"/>
         </w:rPr>
-        <w:t>finance</w:t>
+        <w:t>Profile</w:t>
+      </w:r>
+      <w:r>
+        <w:rPr>
+          <w:sz w:val="28"/>
+        </w:rPr>
+        <w:t xml:space="preserve">: </w:t>
+      </w:r>
+      <w:r>
+        <w:rPr>
+          <w:i/>
+          <w:sz w:val="28"/>
+        </w:rPr>
+        <w:t>Valuation</w:t>
+      </w:r>
+      <w:r>
+        <w:rPr>
+          <w:sz w:val="28"/>
+        </w:rPr>
+        <w:t xml:space="preserve">, </w:t>
+      </w:r>
+      <w:r>
+        <w:rPr>
+          <w:i/>
+          <w:sz w:val="28"/>
+        </w:rPr>
+        <w:t>Funding</w:t>
       </w:r>
       <w:r>
         <w:rPr>
@@ -36584,7 +38332,7 @@
           <w:i/>
           <w:sz w:val="28"/>
         </w:rPr>
-        <w:t>startup</w:t>
+        <w:t>and</w:t>
       </w:r>
       <w:r>
         <w:rPr>
@@ -36597,110 +38345,19 @@
           <w:i/>
           <w:sz w:val="28"/>
         </w:rPr>
-        <w:t>Datarails</w:t>
-      </w:r>
-      <w:r>
-        <w:rPr>
-          <w:sz w:val="28"/>
-        </w:rPr>
-        <w:t xml:space="preserve"> </w:t>
-      </w:r>
-      <w:r>
-        <w:rPr>
-          <w:i/>
-          <w:sz w:val="28"/>
-        </w:rPr>
-        <w:t>secures</w:t>
-      </w:r>
-      <w:r>
-        <w:rPr>
-          <w:sz w:val="28"/>
-        </w:rPr>
-        <w:t xml:space="preserve"> $70 </w:t>
-      </w:r>
-      <w:r>
-        <w:rPr>
-          <w:i/>
-          <w:sz w:val="28"/>
-        </w:rPr>
-        <w:t>million</w:t>
-      </w:r>
-      <w:r>
-        <w:rPr>
-          <w:sz w:val="28"/>
-        </w:rPr>
-        <w:t xml:space="preserve"> </w:t>
-      </w:r>
-      <w:r>
-        <w:rPr>
-          <w:i/>
-          <w:sz w:val="28"/>
-        </w:rPr>
-        <w:t>Series</w:t>
-      </w:r>
-      <w:r>
-        <w:rPr>
-          <w:sz w:val="28"/>
-        </w:rPr>
-        <w:t xml:space="preserve"> </w:t>
-      </w:r>
-      <w:r>
-        <w:rPr>
-          <w:i/>
-          <w:sz w:val="28"/>
-        </w:rPr>
-        <w:t>C</w:t>
-      </w:r>
-      <w:r>
-        <w:rPr>
-          <w:sz w:val="28"/>
-        </w:rPr>
-        <w:t xml:space="preserve"> </w:t>
-      </w:r>
-      <w:r>
-        <w:rPr>
-          <w:i/>
-          <w:sz w:val="28"/>
-        </w:rPr>
-        <w:t>at</w:t>
-      </w:r>
-      <w:r>
-        <w:rPr>
-          <w:sz w:val="28"/>
-        </w:rPr>
-        <w:t xml:space="preserve"> $550 </w:t>
-      </w:r>
-      <w:r>
-        <w:rPr>
-          <w:i/>
-          <w:sz w:val="28"/>
-        </w:rPr>
-        <w:t>million</w:t>
-      </w:r>
-      <w:r>
-        <w:rPr>
-          <w:sz w:val="28"/>
-        </w:rPr>
-        <w:t xml:space="preserve"> </w:t>
-      </w:r>
-      <w:r>
-        <w:rPr>
-          <w:i/>
-          <w:sz w:val="28"/>
-        </w:rPr>
-        <w:t>valuation</w:t>
-      </w:r>
-      <w:r>
-        <w:rPr>
-          <w:sz w:val="28"/>
-        </w:rPr>
-        <w:t xml:space="preserve"> [Электронный ресурс]. – Режим доступа: https://www.calcalis</w:t>
-      </w:r>
-      <w:r>
-        <w:rPr>
-          <w:sz w:val="28"/>
-        </w:rPr>
-        <w:t>tech.com/ctechnews/article/sk00jsmasbl. – Дата доступа: 03.10.2026.</w:t>
+        <w:t>Investors</w:t>
+      </w:r>
+      <w:r>
+        <w:rPr>
+          <w:sz w:val="28"/>
+        </w:rPr>
+        <w:t xml:space="preserve"> [Электронный ресурс]. – Режим доступа: https://pitchbook.</w:t>
+      </w:r>
+      <w:r>
+        <w:rPr>
+          <w:sz w:val="28"/>
+        </w:rPr>
+        <w:t>com/profiles/company/522717-76. – Дата доступа: 03.10.2026.</w:t>
       </w:r>
     </w:p>
     <w:p>
@@ -36719,7 +38376,7 @@
           <w:i/>
           <w:sz w:val="28"/>
         </w:rPr>
-        <w:t>TechCrunch</w:t>
+        <w:t>PerfectXL</w:t>
       </w:r>
       <w:r>
         <w:rPr>
@@ -36732,182 +38389,26 @@
           <w:i/>
           <w:sz w:val="28"/>
         </w:rPr>
-        <w:t>Fundamental</w:t>
-      </w:r>
-      <w:r>
-        <w:rPr>
-          <w:sz w:val="28"/>
-        </w:rPr>
-        <w:t xml:space="preserve"> </w:t>
+        <w:t>History</w:t>
+      </w:r>
+      <w:r>
+        <w:rPr>
+          <w:sz w:val="28"/>
+        </w:rPr>
+        <w:t xml:space="preserve">; </w:t>
       </w:r>
       <w:r>
         <w:rPr>
           <w:i/>
           <w:sz w:val="28"/>
         </w:rPr>
-        <w:t>Research</w:t>
-      </w:r>
-      <w:r>
-        <w:rPr>
-          <w:sz w:val="28"/>
-        </w:rPr>
-        <w:t xml:space="preserve"> </w:t>
-      </w:r>
-      <w:r>
-        <w:rPr>
-          <w:i/>
-          <w:sz w:val="28"/>
-        </w:rPr>
-        <w:t>Labs</w:t>
-      </w:r>
-      <w:r>
-        <w:rPr>
-          <w:sz w:val="28"/>
-        </w:rPr>
-        <w:t xml:space="preserve"> </w:t>
-      </w:r>
-      <w:r>
-        <w:rPr>
-          <w:i/>
-          <w:sz w:val="28"/>
-        </w:rPr>
-        <w:t>nabs</w:t>
-      </w:r>
-      <w:r>
-        <w:rPr>
-          <w:sz w:val="28"/>
-        </w:rPr>
-        <w:t xml:space="preserve"> $30</w:t>
-      </w:r>
-      <w:r>
-        <w:rPr>
-          <w:i/>
-          <w:sz w:val="28"/>
-        </w:rPr>
-        <w:t>M</w:t>
-      </w:r>
-      <w:r>
-        <w:rPr>
-          <w:sz w:val="28"/>
-        </w:rPr>
-        <w:t xml:space="preserve"> </w:t>
-      </w:r>
-      <w:r>
-        <w:rPr>
-          <w:i/>
-          <w:sz w:val="28"/>
-        </w:rPr>
-        <w:t>from</w:t>
-      </w:r>
-      <w:r>
-        <w:rPr>
-          <w:sz w:val="28"/>
-        </w:rPr>
-        <w:t xml:space="preserve"> </w:t>
-      </w:r>
-      <w:r>
-        <w:rPr>
-          <w:i/>
-          <w:sz w:val="28"/>
-        </w:rPr>
-        <w:t>Prosus</w:t>
-      </w:r>
-      <w:r>
-        <w:rPr>
-          <w:sz w:val="28"/>
-        </w:rPr>
-        <w:t xml:space="preserve"> </w:t>
-      </w:r>
-      <w:r>
-        <w:rPr>
-          <w:i/>
-          <w:sz w:val="28"/>
-        </w:rPr>
-        <w:t>to</w:t>
-      </w:r>
-      <w:r>
-        <w:rPr>
-          <w:sz w:val="28"/>
-        </w:rPr>
-        <w:t xml:space="preserve"> </w:t>
-      </w:r>
-      <w:r>
-        <w:rPr>
-          <w:i/>
-          <w:sz w:val="28"/>
-        </w:rPr>
-        <w:t>build</w:t>
-      </w:r>
-      <w:r>
-        <w:rPr>
-          <w:sz w:val="28"/>
-        </w:rPr>
-        <w:t xml:space="preserve"> </w:t>
-      </w:r>
-      <w:r>
-        <w:rPr>
-          <w:i/>
-          <w:sz w:val="28"/>
-        </w:rPr>
-        <w:t>AI</w:t>
-      </w:r>
-      <w:r>
-        <w:rPr>
-          <w:sz w:val="28"/>
-        </w:rPr>
-        <w:t xml:space="preserve"> </w:t>
-      </w:r>
-      <w:r>
-        <w:rPr>
-          <w:i/>
-          <w:sz w:val="28"/>
-        </w:rPr>
-        <w:t>agents</w:t>
-      </w:r>
-      <w:r>
-        <w:rPr>
-          <w:sz w:val="28"/>
-        </w:rPr>
-        <w:t xml:space="preserve"> </w:t>
-      </w:r>
-      <w:r>
-        <w:rPr>
-          <w:i/>
-          <w:sz w:val="28"/>
-        </w:rPr>
-        <w:t>for</w:t>
-      </w:r>
-      <w:r>
-        <w:rPr>
-          <w:sz w:val="28"/>
-        </w:rPr>
-        <w:t xml:space="preserve"> </w:t>
-      </w:r>
-      <w:r>
-        <w:rPr>
-          <w:i/>
-          <w:sz w:val="28"/>
-        </w:rPr>
-        <w:t>multiple</w:t>
-      </w:r>
-      <w:r>
-        <w:rPr>
-          <w:sz w:val="28"/>
-        </w:rPr>
-        <w:t xml:space="preserve"> </w:t>
-      </w:r>
-      <w:r>
-        <w:rPr>
-          <w:i/>
-          <w:sz w:val="28"/>
-        </w:rPr>
-        <w:t>verticals</w:t>
-      </w:r>
-      <w:r>
-        <w:rPr>
-          <w:sz w:val="28"/>
-        </w:rPr>
-        <w:t xml:space="preserve"> [Электронный ресурс]. – Режим доступа: https://techcrunch.com/2025/08/01/fundamental-research-labs-nabs-30-million-from-prosus-to-build-ai-agents-for-multiple-verticals. – Дата доступа: 03.10.2026.</w:t>
+        <w:t>About</w:t>
+      </w:r>
+      <w:r>
+        <w:rPr>
+          <w:sz w:val="28"/>
+        </w:rPr>
+        <w:t xml:space="preserve"> [Электронный ресурс]. – Режим доступа: https://www.perfectxl.com/about-us/history/. – Дата доступа: 03.10.2026.</w:t>
       </w:r>
     </w:p>
     <w:p>
@@ -36926,45 +38427,19 @@
           <w:i/>
           <w:sz w:val="28"/>
         </w:rPr>
-        <w:t>PerfectXL</w:t>
-      </w:r>
-      <w:r>
-        <w:rPr>
-          <w:sz w:val="28"/>
-        </w:rPr>
-        <w:t xml:space="preserve">. </w:t>
-      </w:r>
-      <w:r>
-        <w:rPr>
-          <w:i/>
-          <w:sz w:val="28"/>
-        </w:rPr>
-        <w:t>History</w:t>
-      </w:r>
-      <w:r>
-        <w:rPr>
-          <w:sz w:val="28"/>
-        </w:rPr>
-        <w:t xml:space="preserve">; </w:t>
-      </w:r>
-      <w:r>
-        <w:rPr>
-          <w:i/>
-          <w:sz w:val="28"/>
-        </w:rPr>
-        <w:t>About</w:t>
-      </w:r>
-      <w:r>
-        <w:rPr>
-          <w:sz w:val="28"/>
-        </w:rPr>
-        <w:t xml:space="preserve"> [Электронный ресурс]. – Режим д</w:t>
-      </w:r>
-      <w:r>
-        <w:rPr>
-          <w:sz w:val="28"/>
-        </w:rPr>
-        <w:t>оступа: https://www.perfectxl.com/about-us/history/. – Дата доступа: 03.10.2026.</w:t>
+        <w:t>Shortcut</w:t>
+      </w:r>
+      <w:r>
+        <w:rPr>
+          <w:sz w:val="28"/>
+        </w:rPr>
+        <w:t xml:space="preserve"> [Электронный ресурс]. – Режим доступа: https://ww</w:t>
+      </w:r>
+      <w:r>
+        <w:rPr>
+          <w:sz w:val="28"/>
+        </w:rPr>
+        <w:t>w.shortcut.ai/. – Дата доступа: 03.10.2026.</w:t>
       </w:r>
     </w:p>
     <w:p>
@@ -36983,110 +38458,13 @@
           <w:i/>
           <w:sz w:val="28"/>
         </w:rPr>
-        <w:t>Tracxn</w:t>
-      </w:r>
-      <w:r>
-        <w:rPr>
-          <w:sz w:val="28"/>
-        </w:rPr>
-        <w:t xml:space="preserve">. </w:t>
-      </w:r>
-      <w:r>
-        <w:rPr>
-          <w:i/>
-          <w:sz w:val="28"/>
-        </w:rPr>
-        <w:t>Operis</w:t>
-      </w:r>
-      <w:r>
-        <w:rPr>
-          <w:sz w:val="28"/>
-        </w:rPr>
-        <w:t xml:space="preserve"> </w:t>
-      </w:r>
-      <w:r>
-        <w:rPr>
-          <w:i/>
-          <w:sz w:val="28"/>
-        </w:rPr>
-        <w:t>Group</w:t>
-      </w:r>
-      <w:r>
-        <w:rPr>
-          <w:sz w:val="28"/>
-        </w:rPr>
-        <w:t xml:space="preserve"> </w:t>
-      </w:r>
-      <w:r>
-        <w:rPr>
-          <w:i/>
-          <w:sz w:val="28"/>
-        </w:rPr>
-        <w:t>Limited</w:t>
-      </w:r>
-      <w:r>
-        <w:rPr>
-          <w:sz w:val="28"/>
-        </w:rPr>
-        <w:t xml:space="preserve"> - 2025 </w:t>
-      </w:r>
-      <w:r>
-        <w:rPr>
-          <w:i/>
-          <w:sz w:val="28"/>
-        </w:rPr>
-        <w:t>Company</w:t>
-      </w:r>
-      <w:r>
-        <w:rPr>
-          <w:sz w:val="28"/>
-        </w:rPr>
-        <w:t xml:space="preserve"> </w:t>
-      </w:r>
-      <w:r>
-        <w:rPr>
-          <w:i/>
-          <w:sz w:val="28"/>
-        </w:rPr>
-        <w:t>Profile</w:t>
-      </w:r>
-      <w:r>
-        <w:rPr>
-          <w:sz w:val="28"/>
-        </w:rPr>
-        <w:t xml:space="preserve"> </w:t>
-      </w:r>
-      <w:r>
-        <w:rPr>
-          <w:i/>
-          <w:sz w:val="28"/>
-        </w:rPr>
-        <w:t>and</w:t>
-      </w:r>
-      <w:r>
-        <w:rPr>
-          <w:sz w:val="28"/>
-        </w:rPr>
-        <w:t xml:space="preserve"> </w:t>
-      </w:r>
-      <w:r>
-        <w:rPr>
-          <w:i/>
-          <w:sz w:val="28"/>
-        </w:rPr>
-        <w:t>Financials</w:t>
-      </w:r>
-      <w:r>
-        <w:rPr>
-          <w:sz w:val="28"/>
-        </w:rPr>
-        <w:t xml:space="preserve"> [Электронный ресурс]. – Режим доступа: https://tracxn.com/d/legal-entities/united-kingdom/operis-group-limit</w:t>
-      </w:r>
-      <w:r>
-        <w:rPr>
-          <w:sz w:val="28"/>
-        </w:rPr>
-        <w:t>ed/__w42ZiByEDopkOdfs8fgtMvwsyZf6TUz2VmMuk1AKBc0. – Дата доступа: 03.10.2026.</w:t>
+        <w:t>Numerous.ai</w:t>
+      </w:r>
+      <w:r>
+        <w:rPr>
+          <w:sz w:val="28"/>
+        </w:rPr>
+        <w:t xml:space="preserve"> [Электронный ресурс]. – Режим доступа: https://www.numerous.ai/. – Дата доступа: 03.10.2026.</w:t>
       </w:r>
     </w:p>
     <w:p>
@@ -37105,91 +38483,13 @@
           <w:i/>
           <w:sz w:val="28"/>
         </w:rPr>
-        <w:t>ZoomInfo</w:t>
-      </w:r>
-      <w:r>
-        <w:rPr>
-          <w:sz w:val="28"/>
-        </w:rPr>
-        <w:t xml:space="preserve">. </w:t>
-      </w:r>
-      <w:r>
-        <w:rPr>
-          <w:i/>
-          <w:sz w:val="28"/>
-        </w:rPr>
-        <w:t>Arixcel</w:t>
-      </w:r>
-      <w:r>
-        <w:rPr>
-          <w:sz w:val="28"/>
-        </w:rPr>
-        <w:t xml:space="preserve"> - </w:t>
-      </w:r>
-      <w:r>
-        <w:rPr>
-          <w:i/>
-          <w:sz w:val="28"/>
-        </w:rPr>
-        <w:t>Overview</w:t>
-      </w:r>
-      <w:r>
-        <w:rPr>
-          <w:sz w:val="28"/>
-        </w:rPr>
-        <w:t xml:space="preserve">, </w:t>
-      </w:r>
-      <w:r>
-        <w:rPr>
-          <w:i/>
-          <w:sz w:val="28"/>
-        </w:rPr>
-        <w:t>News</w:t>
-      </w:r>
-      <w:r>
-        <w:rPr>
-          <w:sz w:val="28"/>
-        </w:rPr>
-        <w:t xml:space="preserve"> </w:t>
-      </w:r>
-      <w:r>
-        <w:rPr>
-          <w:i/>
-          <w:sz w:val="28"/>
-        </w:rPr>
-        <w:t>and</w:t>
-      </w:r>
-      <w:r>
-        <w:rPr>
-          <w:sz w:val="28"/>
-        </w:rPr>
-        <w:t xml:space="preserve"> </w:t>
-      </w:r>
-      <w:r>
-        <w:rPr>
-          <w:i/>
-          <w:sz w:val="28"/>
-        </w:rPr>
-        <w:t>Similar</w:t>
-      </w:r>
-      <w:r>
-        <w:rPr>
-          <w:sz w:val="28"/>
-        </w:rPr>
-        <w:t xml:space="preserve"> </w:t>
-      </w:r>
-      <w:r>
-        <w:rPr>
-          <w:i/>
-          <w:sz w:val="28"/>
-        </w:rPr>
-        <w:t>companies</w:t>
-      </w:r>
-      <w:r>
-        <w:rPr>
-          <w:sz w:val="28"/>
-        </w:rPr>
-        <w:t xml:space="preserve"> [Электронный ресурс]. – Режим доступа: https://www.zoominfo.com/c/arixcel/345716426. – Дата доступа: 03.10.2026.</w:t>
+        <w:t>Datarails</w:t>
+      </w:r>
+      <w:r>
+        <w:rPr>
+          <w:sz w:val="28"/>
+        </w:rPr>
+        <w:t xml:space="preserve"> [Электронный ресурс]. – Режим доступа: https://datarails.com/. – Дата доступа: 03.10.2026.</w:t>
       </w:r>
     </w:p>
     <w:p>
@@ -37208,176 +38508,20 @@
           <w:i/>
           <w:sz w:val="28"/>
         </w:rPr>
-        <w:t>EU-Start</w:t>
+        <w:t>DataSn</w:t>
       </w:r>
       <w:r>
         <w:rPr>
           <w:i/>
           <w:sz w:val="28"/>
         </w:rPr>
-        <w:t>ups</w:t>
-      </w:r>
-      <w:r>
-        <w:rPr>
-          <w:sz w:val="28"/>
-        </w:rPr>
-        <w:t xml:space="preserve">. </w:t>
-      </w:r>
-      <w:r>
-        <w:rPr>
-          <w:i/>
-          <w:sz w:val="28"/>
-        </w:rPr>
-        <w:t>Berlin-based</w:t>
-      </w:r>
-      <w:r>
-        <w:rPr>
-          <w:sz w:val="28"/>
-        </w:rPr>
-        <w:t xml:space="preserve"> </w:t>
-      </w:r>
-      <w:r>
-        <w:rPr>
-          <w:i/>
-          <w:sz w:val="28"/>
-        </w:rPr>
-        <w:t>Rows</w:t>
-      </w:r>
-      <w:r>
-        <w:rPr>
-          <w:sz w:val="28"/>
-        </w:rPr>
-        <w:t xml:space="preserve"> </w:t>
-      </w:r>
-      <w:r>
-        <w:rPr>
-          <w:i/>
-          <w:sz w:val="28"/>
-        </w:rPr>
-        <w:t>raises</w:t>
-      </w:r>
-      <w:r>
-        <w:rPr>
-          <w:sz w:val="28"/>
-        </w:rPr>
-        <w:t xml:space="preserve"> 8 </w:t>
-      </w:r>
-      <w:r>
-        <w:rPr>
-          <w:i/>
-          <w:sz w:val="28"/>
-        </w:rPr>
-        <w:t>million</w:t>
-      </w:r>
-      <w:r>
-        <w:rPr>
-          <w:sz w:val="28"/>
-        </w:rPr>
-        <w:t xml:space="preserve"> </w:t>
-      </w:r>
-      <w:r>
-        <w:rPr>
-          <w:i/>
-          <w:sz w:val="28"/>
-        </w:rPr>
-        <w:t>euros</w:t>
-      </w:r>
-      <w:r>
-        <w:rPr>
-          <w:sz w:val="28"/>
-        </w:rPr>
-        <w:t xml:space="preserve"> </w:t>
-      </w:r>
-      <w:r>
-        <w:rPr>
-          <w:i/>
-          <w:sz w:val="28"/>
-        </w:rPr>
-        <w:t>to</w:t>
-      </w:r>
-      <w:r>
-        <w:rPr>
-          <w:sz w:val="28"/>
-        </w:rPr>
-        <w:t xml:space="preserve"> </w:t>
-      </w:r>
-      <w:r>
-        <w:rPr>
-          <w:i/>
-          <w:sz w:val="28"/>
-        </w:rPr>
-        <w:t>spread</w:t>
-      </w:r>
-      <w:r>
-        <w:rPr>
-          <w:sz w:val="28"/>
-        </w:rPr>
-        <w:t xml:space="preserve"> </w:t>
-      </w:r>
-      <w:r>
-        <w:rPr>
-          <w:i/>
-          <w:sz w:val="28"/>
-        </w:rPr>
-        <w:t>AI-powered</w:t>
-      </w:r>
-      <w:r>
-        <w:rPr>
-          <w:sz w:val="28"/>
-        </w:rPr>
-        <w:t xml:space="preserve"> </w:t>
-      </w:r>
-      <w:r>
-        <w:rPr>
-          <w:i/>
-          <w:sz w:val="28"/>
-        </w:rPr>
-        <w:t>spreadsheets</w:t>
-      </w:r>
-      <w:r>
-        <w:rPr>
-          <w:sz w:val="28"/>
-        </w:rPr>
-        <w:t xml:space="preserve"> </w:t>
-      </w:r>
-      <w:r>
-        <w:rPr>
-          <w:i/>
-          <w:sz w:val="28"/>
-        </w:rPr>
-        <w:t>around</w:t>
-      </w:r>
-      <w:r>
-        <w:rPr>
-          <w:sz w:val="28"/>
-        </w:rPr>
-        <w:t xml:space="preserve"> </w:t>
-      </w:r>
-      <w:r>
-        <w:rPr>
-          <w:i/>
-          <w:sz w:val="28"/>
-        </w:rPr>
-        <w:t>the</w:t>
-      </w:r>
-      <w:r>
-        <w:rPr>
-          <w:sz w:val="28"/>
-        </w:rPr>
-        <w:t xml:space="preserve"> </w:t>
-      </w:r>
-      <w:r>
-        <w:rPr>
-          <w:i/>
-          <w:sz w:val="28"/>
-        </w:rPr>
-        <w:t>world</w:t>
-      </w:r>
-      <w:r>
-        <w:rPr>
-          <w:sz w:val="28"/>
-        </w:rPr>
-        <w:t xml:space="preserve"> [Электронный ресурс]. – Режим доступа: https://www.eu-startups.com/2024/05/berlin-based-rows-raises-e8-million-to-spread-ai-powered-spreadsheets-around-the-world/. – Дата доступа: 03.10.2026.</w:t>
+        <w:t>ipper</w:t>
+      </w:r>
+      <w:r>
+        <w:rPr>
+          <w:sz w:val="28"/>
+        </w:rPr>
+        <w:t xml:space="preserve"> [Электронный ресурс]. – Режим доступа: https://www.datasnipper.com/. – Дата доступа: 03.10.2026.</w:t>
       </w:r>
     </w:p>
     <w:p>
@@ -37396,169 +38540,26 @@
           <w:i/>
           <w:sz w:val="28"/>
         </w:rPr>
-        <w:t>Starter</w:t>
-      </w:r>
-      <w:r>
-        <w:rPr>
-          <w:sz w:val="28"/>
-        </w:rPr>
-        <w:t xml:space="preserve"> </w:t>
+        <w:t>Arixcel</w:t>
+      </w:r>
+      <w:r>
+        <w:rPr>
+          <w:sz w:val="28"/>
+        </w:rPr>
+        <w:t xml:space="preserve">; </w:t>
       </w:r>
       <w:r>
         <w:rPr>
           <w:i/>
           <w:sz w:val="28"/>
         </w:rPr>
-        <w:t>Story</w:t>
-      </w:r>
-      <w:r>
-        <w:rPr>
-          <w:sz w:val="28"/>
-        </w:rPr>
-        <w:t xml:space="preserve">. </w:t>
-      </w:r>
-      <w:r>
-        <w:rPr>
-          <w:i/>
-          <w:sz w:val="28"/>
-        </w:rPr>
-        <w:t>I</w:t>
-      </w:r>
-      <w:r>
-        <w:rPr>
-          <w:sz w:val="28"/>
-        </w:rPr>
-        <w:t xml:space="preserve"> </w:t>
-      </w:r>
-      <w:r>
-        <w:rPr>
-          <w:i/>
-          <w:sz w:val="28"/>
-        </w:rPr>
-        <w:t>Turned</w:t>
-      </w:r>
-      <w:r>
-        <w:rPr>
-          <w:sz w:val="28"/>
-        </w:rPr>
-        <w:t xml:space="preserve"> </w:t>
-      </w:r>
-      <w:r>
-        <w:rPr>
-          <w:i/>
-          <w:sz w:val="28"/>
-        </w:rPr>
-        <w:t>My</w:t>
-      </w:r>
-      <w:r>
-        <w:rPr>
-          <w:sz w:val="28"/>
-        </w:rPr>
-        <w:t xml:space="preserve"> </w:t>
-      </w:r>
-      <w:r>
-        <w:rPr>
-          <w:i/>
-          <w:sz w:val="28"/>
-        </w:rPr>
-        <w:t>Side</w:t>
-      </w:r>
-      <w:r>
-        <w:rPr>
-          <w:sz w:val="28"/>
-        </w:rPr>
-        <w:t xml:space="preserve"> </w:t>
-      </w:r>
-      <w:r>
-        <w:rPr>
-          <w:i/>
-          <w:sz w:val="28"/>
-        </w:rPr>
-        <w:t>Project</w:t>
-      </w:r>
-      <w:r>
-        <w:rPr>
-          <w:sz w:val="28"/>
-        </w:rPr>
-        <w:t xml:space="preserve"> </w:t>
-      </w:r>
-      <w:r>
-        <w:rPr>
-          <w:i/>
-          <w:sz w:val="28"/>
-        </w:rPr>
-        <w:t>into</w:t>
-      </w:r>
-      <w:r>
-        <w:rPr>
-          <w:sz w:val="28"/>
-        </w:rPr>
-        <w:t xml:space="preserve"> </w:t>
-      </w:r>
-      <w:r>
-        <w:rPr>
-          <w:i/>
-          <w:sz w:val="28"/>
-        </w:rPr>
-        <w:t>a</w:t>
-      </w:r>
-      <w:r>
-        <w:rPr>
-          <w:sz w:val="28"/>
-        </w:rPr>
-        <w:t xml:space="preserve"> $26K/Month </w:t>
-      </w:r>
-      <w:r>
-        <w:rPr>
-          <w:i/>
-          <w:sz w:val="28"/>
-        </w:rPr>
-        <w:t>SaaS</w:t>
-      </w:r>
-      <w:r>
-        <w:rPr>
-          <w:sz w:val="28"/>
-        </w:rPr>
-        <w:t xml:space="preserve"> </w:t>
-      </w:r>
-      <w:r>
-        <w:rPr>
-          <w:i/>
-          <w:sz w:val="28"/>
-        </w:rPr>
-        <w:t>Tool</w:t>
-      </w:r>
-      <w:r>
-        <w:rPr>
-          <w:sz w:val="28"/>
-        </w:rPr>
-        <w:t xml:space="preserve"> (</w:t>
-      </w:r>
-      <w:r>
-        <w:rPr>
-          <w:i/>
-          <w:sz w:val="28"/>
-        </w:rPr>
-        <w:t>Formula</w:t>
-      </w:r>
-      <w:r>
-        <w:rPr>
-          <w:sz w:val="28"/>
-        </w:rPr>
-        <w:t xml:space="preserve"> </w:t>
-      </w:r>
-      <w:r>
-        <w:rPr>
-          <w:i/>
-          <w:sz w:val="28"/>
-        </w:rPr>
-        <w:t>Bot</w:t>
-      </w:r>
-      <w:r>
-        <w:rPr>
-          <w:sz w:val="28"/>
-        </w:rPr>
-        <w:t>) [Электронный ресурс]. – Режим доступа: https://www.starterstory.com/stories/excelformulabot. – Дата доступа: 03.10.2026.</w:t>
+        <w:t>Operis</w:t>
+      </w:r>
+      <w:r>
+        <w:rPr>
+          <w:sz w:val="28"/>
+        </w:rPr>
+        <w:t xml:space="preserve"> [Электронный ресурс]. – Режим доступа: https://www.arixcel.com/, https://www.operis.com/. – Дата доступа: 03.10.2026.</w:t>
       </w:r>
     </w:p>
     <w:p>
@@ -37577,7 +38578,8 @@
           <w:i/>
           <w:sz w:val="28"/>
         </w:rPr>
-        <w:t>PitchBook</w:t>
+        <w:lastRenderedPageBreak/>
+        <w:t>G2</w:t>
       </w:r>
       <w:r>
         <w:rPr>
@@ -37590,20 +38592,20 @@
           <w:i/>
           <w:sz w:val="28"/>
         </w:rPr>
-        <w:t>Numerous.ai</w:t>
-      </w:r>
-      <w:r>
-        <w:rPr>
-          <w:sz w:val="28"/>
-        </w:rPr>
-        <w:t xml:space="preserve"> 2026 </w:t>
+        <w:t>Product</w:t>
+      </w:r>
+      <w:r>
+        <w:rPr>
+          <w:sz w:val="28"/>
+        </w:rPr>
+        <w:t xml:space="preserve"> </w:t>
       </w:r>
       <w:r>
         <w:rPr>
           <w:i/>
           <w:sz w:val="28"/>
         </w:rPr>
-        <w:t>Company</w:t>
+        <w:t>reviews</w:t>
       </w:r>
       <w:r>
         <w:rPr>
@@ -37616,78 +38618,26 @@
           <w:i/>
           <w:sz w:val="28"/>
         </w:rPr>
-        <w:t>Profile</w:t>
-      </w:r>
-      <w:r>
-        <w:rPr>
-          <w:sz w:val="28"/>
-        </w:rPr>
-        <w:t xml:space="preserve">: </w:t>
+        <w:t>and</w:t>
+      </w:r>
+      <w:r>
+        <w:rPr>
+          <w:sz w:val="28"/>
+        </w:rPr>
+        <w:t xml:space="preserve"> </w:t>
       </w:r>
       <w:r>
         <w:rPr>
           <w:i/>
           <w:sz w:val="28"/>
         </w:rPr>
-        <w:t>Valuation</w:t>
-      </w:r>
-      <w:r>
-        <w:rPr>
-          <w:sz w:val="28"/>
-        </w:rPr>
-        <w:t xml:space="preserve">, </w:t>
-      </w:r>
-      <w:r>
-        <w:rPr>
-          <w:i/>
-          <w:sz w:val="28"/>
-        </w:rPr>
-        <w:t>Funding</w:t>
-      </w:r>
-      <w:r>
-        <w:rPr>
-          <w:sz w:val="28"/>
-        </w:rPr>
-        <w:t xml:space="preserve"> </w:t>
-      </w:r>
-      <w:r>
-        <w:rPr>
-          <w:i/>
-          <w:sz w:val="28"/>
-        </w:rPr>
-        <w:t>and</w:t>
-      </w:r>
-      <w:r>
-        <w:rPr>
-          <w:sz w:val="28"/>
-        </w:rPr>
-        <w:t xml:space="preserve"> </w:t>
-      </w:r>
-      <w:r>
-        <w:rPr>
-          <w:i/>
-          <w:sz w:val="28"/>
-        </w:rPr>
-        <w:t>Investors</w:t>
-      </w:r>
-      <w:r>
-        <w:rPr>
-          <w:sz w:val="28"/>
-        </w:rPr>
-        <w:t xml:space="preserve"> [Электронный ресурс]. – Режим доступа:</w:t>
-      </w:r>
-      <w:r>
-        <w:rPr>
-          <w:sz w:val="28"/>
-        </w:rPr>
-        <w:t xml:space="preserve"> </w:t>
-      </w:r>
-      <w:r>
-        <w:rPr>
-          <w:sz w:val="28"/>
-        </w:rPr>
-        <w:lastRenderedPageBreak/>
-        <w:t>https://pitchbook.com/profiles/company/522717-76. – Дата доступа: 03.10.2026.</w:t>
+        <w:t>ratings</w:t>
+      </w:r>
+      <w:r>
+        <w:rPr>
+          <w:sz w:val="28"/>
+        </w:rPr>
+        <w:t xml:space="preserve"> [Электронный ресурс]. – Режим доступа: https://www.g2.com/. – Дата доступа: 03.10.2026.</w:t>
       </w:r>
     </w:p>
     <w:p>
@@ -37698,9 +38648,9 @@
         <w:spacing w:before="0" w:after="0" w:line="360" w:lineRule="exact"/>
         <w:jc w:val="center"/>
       </w:pPr>
-      <w:bookmarkStart w:id="30" w:name="_3d74faf1500c1b2a4a8bfa8e0e37c74206ce73d"/>
-      <w:bookmarkStart w:id="31" w:name="_Toc242017717"/>
-      <w:bookmarkEnd w:id="28"/>
+      <w:bookmarkStart w:id="34" w:name="_3d74faf1500c1b2a4a8bfa8e0e37c74206ce73d"/>
+      <w:bookmarkStart w:id="35" w:name="_Toc242018902"/>
+      <w:bookmarkEnd w:id="32"/>
       <w:r>
         <w:rPr>
           <w:b/>
@@ -37709,7 +38659,7 @@
         <w:lastRenderedPageBreak/>
         <w:t>ПРИЛОЖЕНИЕ А</w:t>
       </w:r>
-      <w:bookmarkEnd w:id="31"/>
+      <w:bookmarkEnd w:id="35"/>
     </w:p>
     <w:p>
       <w:pPr>
@@ -37761,7 +38711,13 @@
         <w:rPr>
           <w:sz w:val="28"/>
         </w:rPr>
-        <w:t>В таблице 22 представлено: журнал допущений ЛР5.</w:t>
+        <w:t>В таблиц</w:t>
+      </w:r>
+      <w:r>
+        <w:rPr>
+          <w:sz w:val="28"/>
+        </w:rPr>
+        <w:t>е 23 представлено: журнал допущений ЛР5.</w:t>
       </w:r>
     </w:p>
     <w:p>
@@ -37774,7 +38730,7 @@
         <w:rPr>
           <w:sz w:val="28"/>
         </w:rPr>
-        <w:t>Таблица 22 – Журнал допущений ЛР5</w:t>
+        <w:t>Таблица 23 – Журнал допущений ЛР5</w:t>
       </w:r>
     </w:p>
     <w:tbl>
@@ -38439,9 +39395,9 @@
         <w:spacing w:before="0" w:after="0" w:line="360" w:lineRule="exact"/>
         <w:jc w:val="center"/>
       </w:pPr>
-      <w:bookmarkStart w:id="32" w:name="_25083b51e17d9d99817d1269b6af13d75b604a4"/>
-      <w:bookmarkStart w:id="33" w:name="_Toc242017718"/>
-      <w:bookmarkEnd w:id="30"/>
+      <w:bookmarkStart w:id="36" w:name="_25083b51e17d9d99817d1269b6af13d75b604a4"/>
+      <w:bookmarkStart w:id="37" w:name="_Toc242018903"/>
+      <w:bookmarkEnd w:id="34"/>
       <w:r>
         <w:rPr>
           <w:b/>
@@ -38450,7 +39406,7 @@
         <w:lastRenderedPageBreak/>
         <w:t>ПРИЛОЖЕНИЕ Б</w:t>
       </w:r>
-      <w:bookmarkEnd w:id="33"/>
+      <w:bookmarkEnd w:id="37"/>
     </w:p>
     <w:p>
       <w:pPr>
@@ -38509,7 +39465,7 @@
         <w:rPr>
           <w:sz w:val="28"/>
         </w:rPr>
-        <w:t>В таблице 23 представлено: принят</w:t>
+        <w:t>В таблице 24 представлено: принят</w:t>
       </w:r>
       <w:r>
         <w:rPr>
@@ -38528,7 +39484,7 @@
         <w:rPr>
           <w:sz w:val="28"/>
         </w:rPr>
-        <w:t>Таблица 23 – Принятые решения по данным, которых нет в открытом доступе</w:t>
+        <w:t>Таблица 24 – Принятые решения по данным, которых нет в открытом доступе</w:t>
       </w:r>
     </w:p>
     <w:tbl>
@@ -38906,7 +39862,13 @@
               <w:rPr>
                 <w:sz w:val="24"/>
               </w:rPr>
-              <w:t xml:space="preserve"> по страницам производителей; </w:t>
+              <w:t xml:space="preserve"> по страницам пр</w:t>
+            </w:r>
+            <w:r>
+              <w:rPr>
+                <w:sz w:val="24"/>
+              </w:rPr>
+              <w:t xml:space="preserve">оизводителей; </w:t>
             </w:r>
             <w:r>
               <w:rPr>
@@ -39269,13 +40231,13 @@
               <w:rPr>
                 <w:sz w:val="24"/>
               </w:rPr>
-              <w:t>приняты найденные сведения по восьми компан</w:t>
-            </w:r>
-            <w:r>
-              <w:rPr>
-                <w:sz w:val="24"/>
-              </w:rPr>
-              <w:t>иям (приложение Д); суммы раундов вне открытого доступа не используются</w:t>
+              <w:t>приняты найденные сведения по восьми компаниям (приложение Д); суммы раундо</w:t>
+            </w:r>
+            <w:r>
+              <w:rPr>
+                <w:sz w:val="24"/>
+              </w:rPr>
+              <w:t>в вне открытого доступа не используются</w:t>
             </w:r>
           </w:p>
         </w:tc>
@@ -39348,9 +40310,9 @@
         <w:spacing w:before="0" w:after="0" w:line="360" w:lineRule="exact"/>
         <w:jc w:val="center"/>
       </w:pPr>
-      <w:bookmarkStart w:id="34" w:name="_cb59224a7032ef66ab429e7df9b4e4c597bc187"/>
-      <w:bookmarkStart w:id="35" w:name="_Toc242017719"/>
-      <w:bookmarkEnd w:id="32"/>
+      <w:bookmarkStart w:id="38" w:name="_cb59224a7032ef66ab429e7df9b4e4c597bc187"/>
+      <w:bookmarkStart w:id="39" w:name="_Toc242018904"/>
+      <w:bookmarkEnd w:id="36"/>
       <w:r>
         <w:rPr>
           <w:b/>
@@ -39359,7 +40321,7 @@
         <w:lastRenderedPageBreak/>
         <w:t>ПРИЛОЖЕНИЕ В</w:t>
       </w:r>
-      <w:bookmarkEnd w:id="35"/>
+      <w:bookmarkEnd w:id="39"/>
     </w:p>
     <w:p>
       <w:pPr>
@@ -39411,7 +40373,7 @@
         <w:rPr>
           <w:sz w:val="28"/>
         </w:rPr>
-        <w:t>В таблице 24 представлено: изменения шаблонов.</w:t>
+        <w:t>В таблице 25 представлено: изменения шаблонов.</w:t>
       </w:r>
     </w:p>
     <w:p>
@@ -39424,7 +40386,7 @@
         <w:rPr>
           <w:sz w:val="28"/>
         </w:rPr>
-        <w:t>Таблица 24 – Изменения шаблонов</w:t>
+        <w:t>Таблица 25 – Изменения шаблонов</w:t>
       </w:r>
     </w:p>
     <w:tbl>
@@ -40094,9 +41056,9 @@
         <w:spacing w:before="0" w:after="0" w:line="360" w:lineRule="exact"/>
         <w:jc w:val="center"/>
       </w:pPr>
-      <w:bookmarkStart w:id="36" w:name="_c34bf756927ff692ee086e018f9b8545647766e"/>
-      <w:bookmarkStart w:id="37" w:name="_Toc242017720"/>
-      <w:bookmarkEnd w:id="34"/>
+      <w:bookmarkStart w:id="40" w:name="_c34bf756927ff692ee086e018f9b8545647766e"/>
+      <w:bookmarkStart w:id="41" w:name="_Toc242018905"/>
+      <w:bookmarkEnd w:id="38"/>
       <w:r>
         <w:rPr>
           <w:b/>
@@ -40105,7 +41067,7 @@
         <w:lastRenderedPageBreak/>
         <w:t>ПРИЛОЖЕНИЕ Г</w:t>
       </w:r>
-      <w:bookmarkEnd w:id="37"/>
+      <w:bookmarkEnd w:id="41"/>
     </w:p>
     <w:p>
       <w:pPr>
@@ -40143,7 +41105,13 @@
         <w:rPr>
           <w:sz w:val="28"/>
         </w:rPr>
-        <w:t xml:space="preserve">Для проверки методики Кано сгенерированы модельные ответы 30 условных респондентов на пары функциональных и дисфункциональных вопросов по 25 функциям (по решению автора, Р-8; генератор и файлы - в папке 00_Общее/Опрос_модельный, </w:t>
+        <w:t>Для проверки методики Кано сгенерированы модельные ответы 30 условных респондентов на пары ф</w:t>
+      </w:r>
+      <w:r>
+        <w:rPr>
+          <w:sz w:val="28"/>
+        </w:rPr>
+        <w:t xml:space="preserve">ункциональных и дисфункциональных вопросов по 25 функциям (по решению автора, Р-8; генератор и файлы - в папке 00_Общее/Опрос_модельный, </w:t>
       </w:r>
       <w:r>
         <w:rPr>
@@ -40156,13 +41124,13 @@
         <w:rPr>
           <w:sz w:val="28"/>
         </w:rPr>
-        <w:t xml:space="preserve"> 20261003). Это модельн</w:t>
-      </w:r>
-      <w:r>
-        <w:rPr>
-          <w:sz w:val="28"/>
-        </w:rPr>
-        <w:t>ые данные, а не опрос людей: вероятность согласия с категорией аналитика задана параметром 58 %, поэтому совпадение с таблицей 7 неизбежно и подтверждает только работу расчета, а не истинность категорий.</w:t>
+        <w:t xml:space="preserve"> 20261003). Это модельные данные, а не опрос людей: вероятность согласия с категорией аналитика задана параметром 5</w:t>
+      </w:r>
+      <w:r>
+        <w:rPr>
+          <w:sz w:val="28"/>
+        </w:rPr>
+        <w:t>8 %, поэтому совпадение с таблицей 7 неизбежно и подтверждает только работу расчета, а не истинность категорий.</w:t>
       </w:r>
     </w:p>
     <w:p>
@@ -40176,13 +41144,7 @@
         <w:rPr>
           <w:sz w:val="28"/>
         </w:rPr>
-        <w:t xml:space="preserve">В таблице 25 представлено: модельные категории Кано </w:t>
-      </w:r>
-      <w:r>
-        <w:rPr>
-          <w:sz w:val="28"/>
-        </w:rPr>
-        <w:t>по функциям.</w:t>
+        <w:t>В таблице 26 представлено: модельные категории Кано по функциям.</w:t>
       </w:r>
     </w:p>
     <w:p>
@@ -40195,7 +41157,7 @@
         <w:rPr>
           <w:sz w:val="28"/>
         </w:rPr>
-        <w:t>Таблица 25 – Модельные категории Кано по функциям</w:t>
+        <w:t>Таблица 26 – Модельные категории Кано по функциям</w:t>
       </w:r>
     </w:p>
     <w:tbl>
@@ -43594,9 +44556,9 @@
         <w:spacing w:before="0" w:after="0" w:line="360" w:lineRule="exact"/>
         <w:jc w:val="center"/>
       </w:pPr>
-      <w:bookmarkStart w:id="38" w:name="_fced6403ae4a6291124e2bc0068517b8abae511"/>
-      <w:bookmarkStart w:id="39" w:name="_Toc242017721"/>
-      <w:bookmarkEnd w:id="36"/>
+      <w:bookmarkStart w:id="42" w:name="_fced6403ae4a6291124e2bc0068517b8abae511"/>
+      <w:bookmarkStart w:id="43" w:name="_Toc242018906"/>
+      <w:bookmarkEnd w:id="40"/>
       <w:r>
         <w:rPr>
           <w:b/>
@@ -43605,7 +44567,7 @@
         <w:lastRenderedPageBreak/>
         <w:t>ПРИЛОЖЕНИЕ Д</w:t>
       </w:r>
-      <w:bookmarkEnd w:id="39"/>
+      <w:bookmarkEnd w:id="43"/>
     </w:p>
     <w:p>
       <w:pPr>
@@ -43689,7 +44651,7 @@
         <w:rPr>
           <w:sz w:val="28"/>
         </w:rPr>
-        <w:t>В таблице 26 представлено: финансирование и размер конкурентов по открытым источникам.</w:t>
+        <w:t>В таблице 27 представлено: финансирование и размер конкурентов по открытым источникам.</w:t>
       </w:r>
     </w:p>
     <w:p>
@@ -43702,7 +44664,7 @@
         <w:rPr>
           <w:sz w:val="28"/>
         </w:rPr>
-        <w:t xml:space="preserve">Таблица 26 – Финансирование </w:t>
+        <w:t xml:space="preserve">Таблица 27 – Финансирование </w:t>
       </w:r>
       <w:r>
         <w:rPr>
@@ -43972,7 +44934,7 @@
               <w:rPr>
                 <w:sz w:val="24"/>
               </w:rPr>
-              <w:t>[17]</w:t>
+              <w:t>[11]</w:t>
             </w:r>
           </w:p>
         </w:tc>
@@ -44133,7 +45095,7 @@
               <w:rPr>
                 <w:sz w:val="24"/>
               </w:rPr>
-              <w:t>[18]</w:t>
+              <w:t>[12]</w:t>
             </w:r>
           </w:p>
         </w:tc>
@@ -44365,7 +45327,7 @@
               <w:rPr>
                 <w:sz w:val="24"/>
               </w:rPr>
-              <w:t>[19]</w:t>
+              <w:t>[13]</w:t>
             </w:r>
           </w:p>
         </w:tc>
@@ -44506,7 +45468,7 @@
               <w:rPr>
                 <w:sz w:val="24"/>
               </w:rPr>
-              <w:t>[21]</w:t>
+              <w:t>[14]</w:t>
             </w:r>
           </w:p>
         </w:tc>
@@ -44647,7 +45609,7 @@
               <w:rPr>
                 <w:sz w:val="24"/>
               </w:rPr>
-              <w:t>[22]</w:t>
+              <w:t>[15]</w:t>
             </w:r>
           </w:p>
         </w:tc>
@@ -44854,7 +45816,7 @@
               <w:rPr>
                 <w:sz w:val="24"/>
               </w:rPr>
-              <w:t>[23]</w:t>
+              <w:t>[16]</w:t>
             </w:r>
           </w:p>
         </w:tc>
@@ -45021,7 +45983,7 @@
               <w:rPr>
                 <w:sz w:val="24"/>
               </w:rPr>
-              <w:t>[24]</w:t>
+              <w:t>[17]</w:t>
             </w:r>
           </w:p>
         </w:tc>
@@ -45175,7 +46137,7 @@
               <w:rPr>
                 <w:sz w:val="24"/>
               </w:rPr>
-              <w:t>[25]</w:t>
+              <w:t>[18]</w:t>
             </w:r>
           </w:p>
         </w:tc>
@@ -45315,7 +46277,7 @@
               <w:rPr>
                 <w:sz w:val="24"/>
               </w:rPr>
-              <w:t>[20]</w:t>
+              <w:t>[19]</w:t>
             </w:r>
           </w:p>
         </w:tc>
@@ -45449,13 +46411,7 @@
         <w:rPr>
           <w:sz w:val="28"/>
         </w:rPr>
-        <w:t xml:space="preserve"> работают сильные, хорошо финансируемые и</w:t>
-      </w:r>
-      <w:r>
-        <w:rPr>
-          <w:sz w:val="28"/>
-        </w:rPr>
-        <w:t>гроки, поэтому ставка на независимость проверки, доказательство находок движком и прозрачную цену должна оставаться отличием, а не гонкой по числу функций.</w:t>
+        <w:t xml:space="preserve"> работают сильные, хорошо финансируемые игроки, поэтому ставка на независимость проверки, доказательство находок движком и прозрачную цену должна оставаться отличием, а не гонкой по числу функций.</w:t>
       </w:r>
     </w:p>
     <w:p>
@@ -45469,7 +46425,13 @@
         <w:rPr>
           <w:sz w:val="28"/>
         </w:rPr>
-        <w:t>В таблице 27 представлено: дополнительные страницы сайтов конкурентов (просмотр 03.10.2026).</w:t>
+        <w:t>В таблице 28 представлено: дополнительные страницы сайтов к</w:t>
+      </w:r>
+      <w:r>
+        <w:rPr>
+          <w:sz w:val="28"/>
+        </w:rPr>
+        <w:t>онкурентов (просмотр 03.10.2026).</w:t>
       </w:r>
     </w:p>
     <w:p>
@@ -45482,13 +46444,7 @@
         <w:rPr>
           <w:sz w:val="28"/>
         </w:rPr>
-        <w:t>Таблица</w:t>
-      </w:r>
-      <w:r>
-        <w:rPr>
-          <w:sz w:val="28"/>
-        </w:rPr>
-        <w:t xml:space="preserve"> 27 – Дополнительные страницы сайтов конкурентов (просмотр 03.10.2026)</w:t>
+        <w:t>Таблица 28 – Дополнительные страницы сайтов конкурентов (просмотр 03.10.2026)</w:t>
       </w:r>
     </w:p>
     <w:tbl>
@@ -46126,13 +47082,13 @@
               <w:rPr>
                 <w:sz w:val="24"/>
               </w:rPr>
-              <w:t>», пробного периода</w:t>
-            </w:r>
-            <w:r>
-              <w:rPr>
-                <w:sz w:val="24"/>
-              </w:rPr>
-              <w:t xml:space="preserve"> нет</w:t>
+              <w:t xml:space="preserve">», пробного </w:t>
+            </w:r>
+            <w:r>
+              <w:rPr>
+                <w:sz w:val="24"/>
+              </w:rPr>
+              <w:t>периода нет</w:t>
             </w:r>
           </w:p>
         </w:tc>
@@ -46820,13 +47776,7 @@
               <w:rPr>
                 <w:sz w:val="24"/>
               </w:rPr>
-              <w:t xml:space="preserve"> в хр</w:t>
-            </w:r>
-            <w:r>
-              <w:rPr>
-                <w:sz w:val="24"/>
-              </w:rPr>
-              <w:t xml:space="preserve">анилище, </w:t>
+              <w:t xml:space="preserve"> в хранилище, </w:t>
             </w:r>
             <w:r>
               <w:rPr>
@@ -46936,13 +47886,13 @@
               <w:rPr>
                 <w:sz w:val="24"/>
               </w:rPr>
-              <w:t xml:space="preserve"> на главной подтверждено первичным источником; ранее найденное </w:t>
-            </w:r>
-            <w:r>
-              <w:rPr>
-                <w:sz w:val="24"/>
-              </w:rPr>
-              <w:t>описание «</w:t>
+              <w:t xml:space="preserve"> на главной подтвержд</w:t>
+            </w:r>
+            <w:r>
+              <w:rPr>
+                <w:sz w:val="24"/>
+              </w:rPr>
+              <w:t>ено первичным источником; ранее найденное описание «</w:t>
             </w:r>
             <w:r>
               <w:rPr>
@@ -47818,7 +48768,13 @@
               <w:rPr>
                 <w:sz w:val="24"/>
               </w:rPr>
-              <w:t xml:space="preserve"> страниц нет (404, 502, перенаправление на изображение), но безопасность раскрыта в других разделах (строки выше)</w:t>
+              <w:t xml:space="preserve"> страниц нет (404, 502, перенаправление на изображен</w:t>
+            </w:r>
+            <w:r>
+              <w:rPr>
+                <w:sz w:val="24"/>
+              </w:rPr>
+              <w:t>ие), но безопасность раскрыта в других разделах (строки выше)</w:t>
             </w:r>
           </w:p>
         </w:tc>
@@ -47854,20 +48810,21 @@
         <w:rPr>
           <w:sz w:val="28"/>
         </w:rPr>
-        <w:t xml:space="preserve">Проверено 32 страницы: по каждому из </w:t>
-      </w:r>
-      <w:r>
-        <w:rPr>
-          <w:sz w:val="28"/>
-        </w:rPr>
-        <w:t>семи конкурентов найден ответ о безопасности (</w:t>
+        <w:t>Проверено 32 страницы: по каждому из семи конкурентов найден ответ о безопасности (</w:t>
       </w:r>
       <w:r>
         <w:rPr>
           <w:i/>
           <w:sz w:val="28"/>
         </w:rPr>
-        <w:t>Shortcut</w:t>
+        <w:t>Shortc</w:t>
+      </w:r>
+      <w:r>
+        <w:rPr>
+          <w:i/>
+          <w:sz w:val="28"/>
+        </w:rPr>
+        <w:t>ut</w:t>
       </w:r>
       <w:r>
         <w:rPr>
@@ -48029,13 +48986,13 @@
         <w:rPr>
           <w:sz w:val="28"/>
         </w:rPr>
-        <w:t xml:space="preserve"> - только юридические страницы), а также цены, пробные периоды и интеграции. Прежние адреса /security у </w:t>
-      </w:r>
-      <w:r>
-        <w:rPr>
-          <w:sz w:val="28"/>
-        </w:rPr>
-        <w:t xml:space="preserve">четырех компаний не существуют, поэтому сведения взяты из центров доверия и подвалов сайтов. Результаты уточняют факты ЛР5; цены </w:t>
+        <w:t xml:space="preserve"> - только юридические страницы), а также цены, пробные периоды и интеграции. Прежние адреса /security у четырех компаний не существуют, поэтому сведения взя</w:t>
+      </w:r>
+      <w:r>
+        <w:rPr>
+          <w:sz w:val="28"/>
+        </w:rPr>
+        <w:t xml:space="preserve">ты из центров доверия и подвалов сайтов. Результаты уточняют факты ЛР5; цены </w:t>
       </w:r>
       <w:r>
         <w:rPr>
@@ -48061,13 +49018,13 @@
         <w:rPr>
           <w:sz w:val="28"/>
         </w:rPr>
-        <w:t xml:space="preserve"> были отмечены как не показанные, хотя опубликованы на страницах производителей. Поэтому в книгу бизнес-моделей</w:t>
-      </w:r>
-      <w:r>
-        <w:rPr>
-          <w:sz w:val="28"/>
-        </w:rPr>
-        <w:t xml:space="preserve"> внесены их цены и пробные режимы, а оценки прозрачности цен повышены с 1 до 3 из 5; 70 независимых проверок </w:t>
+        <w:t xml:space="preserve"> были отмечены как не показанные, хотя опубликованы на страницах производителей. Поэтому в книгу бизнес-моделей внесены их цены и пробные режимы, а оценки прозрачн</w:t>
+      </w:r>
+      <w:r>
+        <w:rPr>
+          <w:sz w:val="28"/>
+        </w:rPr>
+        <w:t xml:space="preserve">ости цен повышены с 1 до 3 из 5; 70 независимых проверок </w:t>
       </w:r>
       <w:r>
         <w:rPr>
@@ -48107,7 +49064,13 @@
         <w:rPr>
           <w:sz w:val="28"/>
         </w:rPr>
-        <w:t>Чувствительность: признак «прозрачные тарифы» по определению ЛР5 означает опубликованную лестницу тарифов (</w:t>
+        <w:t xml:space="preserve">Чувствительность: признак «прозрачные тарифы» по определению ЛР5 </w:t>
+      </w:r>
+      <w:r>
+        <w:rPr>
+          <w:sz w:val="28"/>
+        </w:rPr>
+        <w:t>означает опубликованную лестницу тарифов (</w:t>
       </w:r>
       <w:r>
         <w:rPr>
@@ -48159,20 +49122,20 @@
         <w:rPr>
           <w:sz w:val="28"/>
         </w:rPr>
-        <w:t xml:space="preserve"> не меняют статус «зона дифференциации». Если считать признаком любую опублик</w:t>
-      </w:r>
-      <w:r>
-        <w:rPr>
-          <w:sz w:val="28"/>
-        </w:rPr>
-        <w:t xml:space="preserve">ованную цену, показатель вырастет до 5 из 7 (71 %) и перейдет порог 70 % в рыночный стандарт; тогда возможностью дифференциации остаются лестница тарифов </w:t>
+        <w:t xml:space="preserve"> не меняют статус «зона дифференциации». Если считать признаком любую опубликованную цену, показатель вырастет до 5 из 7 (71 %) и перейдет порог 70 % в рыночный стандарт; тогда возможностью дифференциации остаются лестница тарифов </w:t>
       </w:r>
       <w:r>
         <w:rPr>
           <w:sz w:val="28"/>
         </w:rPr>
         <w:lastRenderedPageBreak/>
-        <w:t xml:space="preserve">с бесплатным входом и доказательство вывода. Книги </w:t>
+        <w:t>с бесплатным входом и док</w:t>
+      </w:r>
+      <w:r>
+        <w:rPr>
+          <w:sz w:val="28"/>
+        </w:rPr>
+        <w:t xml:space="preserve">азательство вывода. Книги </w:t>
       </w:r>
       <w:r>
         <w:rPr>
@@ -48205,14 +49168,7 @@
           <w:i/>
           <w:sz w:val="28"/>
         </w:rPr>
-        <w:t>Oper</w:t>
-      </w:r>
-      <w:r>
-        <w:rPr>
-          <w:i/>
-          <w:sz w:val="28"/>
-        </w:rPr>
-        <w:t>is</w:t>
+        <w:t>Operis</w:t>
       </w:r>
       <w:r>
         <w:rPr>
@@ -48255,9 +49211,9 @@
         <w:spacing w:before="0" w:after="0" w:line="360" w:lineRule="exact"/>
         <w:jc w:val="center"/>
       </w:pPr>
-      <w:bookmarkStart w:id="40" w:name="_62c947404ae7fefe21f086296d4b90717d5c754"/>
-      <w:bookmarkStart w:id="41" w:name="_Toc242017722"/>
-      <w:bookmarkEnd w:id="38"/>
+      <w:bookmarkStart w:id="44" w:name="_62c947404ae7fefe21f086296d4b90717d5c754"/>
+      <w:bookmarkStart w:id="45" w:name="_Toc242018907"/>
+      <w:bookmarkEnd w:id="42"/>
       <w:r>
         <w:rPr>
           <w:b/>
@@ -48266,7 +49222,7 @@
         <w:lastRenderedPageBreak/>
         <w:t>ПРИЛОЖЕНИЕ Е</w:t>
       </w:r>
-      <w:bookmarkEnd w:id="41"/>
+      <w:bookmarkEnd w:id="45"/>
     </w:p>
     <w:p>
       <w:pPr>
@@ -48290,7 +49246,14 @@
           <w:b/>
           <w:sz w:val="28"/>
         </w:rPr>
-        <w:t>Перечень файлов работы</w:t>
+        <w:t>Пер</w:t>
+      </w:r>
+      <w:r>
+        <w:rPr>
+          <w:b/>
+          <w:sz w:val="28"/>
+        </w:rPr>
+        <w:t>ечень файлов работы</w:t>
       </w:r>
     </w:p>
     <w:p>
@@ -48318,7 +49281,7 @@
         <w:rPr>
           <w:sz w:val="28"/>
         </w:rPr>
-        <w:t>В таблице 28 представлено: перечень файлов работы.</w:t>
+        <w:t>В таблице 29 представлено: перечень файлов работы.</w:t>
       </w:r>
     </w:p>
     <w:p>
@@ -48331,7 +49294,7 @@
         <w:rPr>
           <w:sz w:val="28"/>
         </w:rPr>
-        <w:t>Таблица 28 – Перечень файлов работы</w:t>
+        <w:t>Таблица 29 – Перечень файлов работы</w:t>
       </w:r>
     </w:p>
     <w:tbl>
@@ -49053,9 +50016,9 @@
         <w:spacing w:before="0" w:after="0" w:line="360" w:lineRule="exact"/>
         <w:jc w:val="center"/>
       </w:pPr>
-      <w:bookmarkStart w:id="42" w:name="_75ef546e1e7cf788b2a2f4aca58775a328efe6c"/>
-      <w:bookmarkStart w:id="43" w:name="_Toc242017723"/>
-      <w:bookmarkEnd w:id="40"/>
+      <w:bookmarkStart w:id="46" w:name="_75ef546e1e7cf788b2a2f4aca58775a328efe6c"/>
+      <w:bookmarkStart w:id="47" w:name="_Toc242018908"/>
+      <w:bookmarkEnd w:id="44"/>
       <w:r>
         <w:rPr>
           <w:b/>
@@ -49064,7 +50027,7 @@
         <w:lastRenderedPageBreak/>
         <w:t>ПРИЛОЖЕНИЕ Ж</w:t>
       </w:r>
-      <w:bookmarkEnd w:id="43"/>
+      <w:bookmarkEnd w:id="47"/>
     </w:p>
     <w:p>
       <w:pPr>
@@ -49102,13 +50065,13 @@
         <w:rPr>
           <w:sz w:val="28"/>
         </w:rPr>
-        <w:t>Реестр фиксирует адрес каждой страницы, на которой основаны оценки по сайтам, цель просмотра и сделанный вывод. Все страницы просмотрены 03.10.2026; адреса позволяют повторить проверку, а уровень достоверности от 1 до 5 показывает, насколько факт подтвержд</w:t>
-      </w:r>
-      <w:r>
-        <w:rPr>
-          <w:sz w:val="28"/>
-        </w:rPr>
-        <w:t>ен первичным источником.</w:t>
+        <w:t xml:space="preserve">Реестр фиксирует адрес каждой страницы, на которой основаны оценки по сайтам, цель просмотра и сделанный вывод. Все страницы просмотрены 03.10.2026; адреса позволяют повторить проверку, а </w:t>
+      </w:r>
+      <w:r>
+        <w:rPr>
+          <w:sz w:val="28"/>
+        </w:rPr>
+        <w:t>уровень достоверности от 1 до 5 показывает, насколько факт подтвержден первичным источником.</w:t>
       </w:r>
     </w:p>
     <w:p>
@@ -49122,7 +50085,7 @@
         <w:rPr>
           <w:sz w:val="28"/>
         </w:rPr>
-        <w:t>В таблице 29 представлено: реестр просмотренных страниц сайтов конкурентов.</w:t>
+        <w:t>В таблице 30 представлено: реестр просмотренных страниц сайтов конкурентов.</w:t>
       </w:r>
     </w:p>
     <w:p>
@@ -49135,7 +50098,7 @@
         <w:rPr>
           <w:sz w:val="28"/>
         </w:rPr>
-        <w:t>Таблица 29 – Реестр просмотренных страниц сайтов конкурентов</w:t>
+        <w:t>Таблица 30 – Реестр просмотренных страниц сайтов конкурентов</w:t>
       </w:r>
     </w:p>
     <w:tbl>
@@ -53845,7 +54808,7 @@
         <w:t>ны как поддерживающие, а не как единственное основание вывода.</w:t>
       </w:r>
     </w:p>
-    <w:bookmarkEnd w:id="42"/>
+    <w:bookmarkEnd w:id="46"/>
     <w:sectPr>
       <w:headerReference w:type="default" r:id="rId11"/>
       <w:footerReference w:type="default" r:id="rId12"/>
@@ -53950,7 +54913,7 @@
   <w:abstractNum w:abstractNumId="0" w15:restartNumberingAfterBreak="0">
     <w:nsid w:val="0000A990"/>
     <w:multiLevelType w:val="multilevel"/>
-    <w:tmpl w:val="9E246B4C"/>
+    <w:tmpl w:val="721C22D0"/>
     <w:lvl w:ilvl="0">
       <w:numFmt w:val="bullet"/>
       <w:lvlText w:val=" "/>
@@ -54027,7 +54990,7 @@
   <w:abstractNum w:abstractNumId="1" w15:restartNumberingAfterBreak="0">
     <w:nsid w:val="00A99411"/>
     <w:multiLevelType w:val="multilevel"/>
-    <w:tmpl w:val="D3B4195A"/>
+    <w:tmpl w:val="0CA2FFBE"/>
     <w:lvl w:ilvl="0">
       <w:start w:val="1"/>
       <w:numFmt w:val="decimal"/>
@@ -55505,7 +56468,7 @@
     <w:autoRedefine/>
     <w:uiPriority w:val="39"/>
     <w:unhideWhenUsed/>
-    <w:rsid w:val="006C03C4"/>
+    <w:rsid w:val="006D73E8"/>
     <w:pPr>
       <w:spacing w:after="100"/>
     </w:pPr>
@@ -55517,7 +56480,7 @@
     <w:autoRedefine/>
     <w:uiPriority w:val="39"/>
     <w:unhideWhenUsed/>
-    <w:rsid w:val="006C03C4"/>
+    <w:rsid w:val="006D73E8"/>
     <w:pPr>
       <w:spacing w:after="100"/>
       <w:ind w:left="240"/>

--- a/ЛР5_Анализ_конкурентов/ОТЧЕТ_ЛР5_TableMind.docx
+++ b/ЛР5_Анализ_конкурентов/ОТЧЕТ_ЛР5_TableMind.docx
@@ -263,7 +263,7 @@
       <w:r>
         <w:fldChar w:fldCharType="separate"/>
       </w:r>
-      <w:hyperlink w:anchor="_Toc242018885" w:history="1">
+      <w:hyperlink w:anchor="_Toc242020284" w:history="1">
         <w:r>
           <w:rPr>
             <w:rStyle w:val="af"/>
@@ -291,7 +291,7 @@
             <w:noProof/>
             <w:webHidden/>
           </w:rPr>
-          <w:instrText xml:space="preserve"> PAGEREF _Toc242018885 \h </w:instrText>
+          <w:instrText xml:space="preserve"> PAGEREF _Toc242020284 \h </w:instrText>
         </w:r>
         <w:r>
           <w:rPr>
@@ -332,7 +332,7 @@
           <w:noProof/>
         </w:rPr>
       </w:pPr>
-      <w:hyperlink w:anchor="_Toc242018886" w:history="1">
+      <w:hyperlink w:anchor="_Toc242020285" w:history="1">
         <w:r>
           <w:rPr>
             <w:rStyle w:val="af"/>
@@ -360,7 +360,7 @@
             <w:noProof/>
             <w:webHidden/>
           </w:rPr>
-          <w:instrText xml:space="preserve"> PAGEREF _Toc242018886 \h </w:instrText>
+          <w:instrText xml:space="preserve"> PAGEREF _Toc242020285 \h </w:instrText>
         </w:r>
         <w:r>
           <w:rPr>
@@ -401,7 +401,7 @@
           <w:noProof/>
         </w:rPr>
       </w:pPr>
-      <w:hyperlink w:anchor="_Toc242018887" w:history="1">
+      <w:hyperlink w:anchor="_Toc242020286" w:history="1">
         <w:r>
           <w:rPr>
             <w:rStyle w:val="af"/>
@@ -429,7 +429,7 @@
             <w:noProof/>
             <w:webHidden/>
           </w:rPr>
-          <w:instrText xml:space="preserve"> PAGEREF _Toc242018887 \h </w:instrText>
+          <w:instrText xml:space="preserve"> PAGEREF _Toc242020286 \h </w:instrText>
         </w:r>
         <w:r>
           <w:rPr>
@@ -470,7 +470,7 @@
           <w:noProof/>
         </w:rPr>
       </w:pPr>
-      <w:hyperlink w:anchor="_Toc242018888" w:history="1">
+      <w:hyperlink w:anchor="_Toc242020287" w:history="1">
         <w:r>
           <w:rPr>
             <w:rStyle w:val="af"/>
@@ -498,7 +498,7 @@
             <w:noProof/>
             <w:webHidden/>
           </w:rPr>
-          <w:instrText xml:space="preserve"> PAGEREF _Toc242018888 \h </w:instrText>
+          <w:instrText xml:space="preserve"> PAGEREF _Toc242020287 \h </w:instrText>
         </w:r>
         <w:r>
           <w:rPr>
@@ -539,7 +539,7 @@
           <w:noProof/>
         </w:rPr>
       </w:pPr>
-      <w:hyperlink w:anchor="_Toc242018889" w:history="1">
+      <w:hyperlink w:anchor="_Toc242020288" w:history="1">
         <w:r>
           <w:rPr>
             <w:rStyle w:val="af"/>
@@ -567,7 +567,7 @@
             <w:noProof/>
             <w:webHidden/>
           </w:rPr>
-          <w:instrText xml:space="preserve"> PAGEREF _Toc242018889 \h </w:instrText>
+          <w:instrText xml:space="preserve"> PAGEREF _Toc242020288 \h </w:instrText>
         </w:r>
         <w:r>
           <w:rPr>
@@ -608,7 +608,7 @@
           <w:noProof/>
         </w:rPr>
       </w:pPr>
-      <w:hyperlink w:anchor="_Toc242018890" w:history="1">
+      <w:hyperlink w:anchor="_Toc242020289" w:history="1">
         <w:r>
           <w:rPr>
             <w:rStyle w:val="af"/>
@@ -636,7 +636,7 @@
             <w:noProof/>
             <w:webHidden/>
           </w:rPr>
-          <w:instrText xml:space="preserve"> PAGEREF _Toc242018890 \h </w:instrText>
+          <w:instrText xml:space="preserve"> PAGEREF _Toc242020289 \h </w:instrText>
         </w:r>
         <w:r>
           <w:rPr>
@@ -677,7 +677,7 @@
           <w:noProof/>
         </w:rPr>
       </w:pPr>
-      <w:hyperlink w:anchor="_Toc242018891" w:history="1">
+      <w:hyperlink w:anchor="_Toc242020290" w:history="1">
         <w:r>
           <w:rPr>
             <w:rStyle w:val="af"/>
@@ -705,7 +705,7 @@
             <w:noProof/>
             <w:webHidden/>
           </w:rPr>
-          <w:instrText xml:space="preserve"> PAGEREF _Toc242018891 \h </w:instrText>
+          <w:instrText xml:space="preserve"> PAGEREF _Toc242020290 \h </w:instrText>
         </w:r>
         <w:r>
           <w:rPr>
@@ -746,7 +746,7 @@
           <w:noProof/>
         </w:rPr>
       </w:pPr>
-      <w:hyperlink w:anchor="_Toc242018892" w:history="1">
+      <w:hyperlink w:anchor="_Toc242020291" w:history="1">
         <w:r>
           <w:rPr>
             <w:rStyle w:val="af"/>
@@ -774,7 +774,7 @@
             <w:noProof/>
             <w:webHidden/>
           </w:rPr>
-          <w:instrText xml:space="preserve"> PAGEREF _Toc242018892 \h </w:instrText>
+          <w:instrText xml:space="preserve"> PAGEREF _Toc242020291 \h </w:instrText>
         </w:r>
         <w:r>
           <w:rPr>
@@ -815,7 +815,7 @@
           <w:noProof/>
         </w:rPr>
       </w:pPr>
-      <w:hyperlink w:anchor="_Toc242018893" w:history="1">
+      <w:hyperlink w:anchor="_Toc242020292" w:history="1">
         <w:r>
           <w:rPr>
             <w:rStyle w:val="af"/>
@@ -843,7 +843,7 @@
             <w:noProof/>
             <w:webHidden/>
           </w:rPr>
-          <w:instrText xml:space="preserve"> PAGEREF _Toc242018893 \h </w:instrText>
+          <w:instrText xml:space="preserve"> PAGEREF _Toc242020292 \h </w:instrText>
         </w:r>
         <w:r>
           <w:rPr>
@@ -884,7 +884,7 @@
           <w:noProof/>
         </w:rPr>
       </w:pPr>
-      <w:hyperlink w:anchor="_Toc242018894" w:history="1">
+      <w:hyperlink w:anchor="_Toc242020293" w:history="1">
         <w:r>
           <w:rPr>
             <w:rStyle w:val="af"/>
@@ -912,7 +912,7 @@
             <w:noProof/>
             <w:webHidden/>
           </w:rPr>
-          <w:instrText xml:space="preserve"> PAGEREF _Toc242018894 \h </w:instrText>
+          <w:instrText xml:space="preserve"> PAGEREF _Toc242020293 \h </w:instrText>
         </w:r>
         <w:r>
           <w:rPr>
@@ -953,7 +953,7 @@
           <w:noProof/>
         </w:rPr>
       </w:pPr>
-      <w:hyperlink w:anchor="_Toc242018895" w:history="1">
+      <w:hyperlink w:anchor="_Toc242020294" w:history="1">
         <w:r>
           <w:rPr>
             <w:rStyle w:val="af"/>
@@ -990,7 +990,7 @@
             <w:noProof/>
             <w:webHidden/>
           </w:rPr>
-          <w:instrText xml:space="preserve"> PAGEREF _Toc242018895 \h </w:instrText>
+          <w:instrText xml:space="preserve"> PAGEREF _Toc242020294 \h </w:instrText>
         </w:r>
         <w:r>
           <w:rPr>
@@ -1031,7 +1031,7 @@
           <w:noProof/>
         </w:rPr>
       </w:pPr>
-      <w:hyperlink w:anchor="_Toc242018896" w:history="1">
+      <w:hyperlink w:anchor="_Toc242020295" w:history="1">
         <w:r>
           <w:rPr>
             <w:rStyle w:val="af"/>
@@ -1059,7 +1059,7 @@
             <w:noProof/>
             <w:webHidden/>
           </w:rPr>
-          <w:instrText xml:space="preserve"> PAGEREF _Toc242018896 \h </w:instrText>
+          <w:instrText xml:space="preserve"> PAGEREF _Toc242020295 \h </w:instrText>
         </w:r>
         <w:r>
           <w:rPr>
@@ -1100,7 +1100,7 @@
           <w:noProof/>
         </w:rPr>
       </w:pPr>
-      <w:hyperlink w:anchor="_Toc242018897" w:history="1">
+      <w:hyperlink w:anchor="_Toc242020296" w:history="1">
         <w:r>
           <w:rPr>
             <w:rStyle w:val="af"/>
@@ -1128,7 +1128,7 @@
             <w:noProof/>
             <w:webHidden/>
           </w:rPr>
-          <w:instrText xml:space="preserve"> PAGEREF _Toc242018897 \h </w:instrText>
+          <w:instrText xml:space="preserve"> PAGEREF _Toc242020296 \h </w:instrText>
         </w:r>
         <w:r>
           <w:rPr>
@@ -1169,7 +1169,7 @@
           <w:noProof/>
         </w:rPr>
       </w:pPr>
-      <w:hyperlink w:anchor="_Toc242018898" w:history="1">
+      <w:hyperlink w:anchor="_Toc242020297" w:history="1">
         <w:r>
           <w:rPr>
             <w:rStyle w:val="af"/>
@@ -1197,7 +1197,7 @@
             <w:noProof/>
             <w:webHidden/>
           </w:rPr>
-          <w:instrText xml:space="preserve"> PAGEREF _Toc242018898 \h </w:instrText>
+          <w:instrText xml:space="preserve"> PAGEREF _Toc242020297 \h </w:instrText>
         </w:r>
         <w:r>
           <w:rPr>
@@ -1238,7 +1238,7 @@
           <w:noProof/>
         </w:rPr>
       </w:pPr>
-      <w:hyperlink w:anchor="_Toc242018899" w:history="1">
+      <w:hyperlink w:anchor="_Toc242020298" w:history="1">
         <w:r>
           <w:rPr>
             <w:rStyle w:val="af"/>
@@ -1266,7 +1266,7 @@
             <w:noProof/>
             <w:webHidden/>
           </w:rPr>
-          <w:instrText xml:space="preserve"> PAGEREF _Toc242018899 \h </w:instrText>
+          <w:instrText xml:space="preserve"> PAGEREF _Toc242020298 \h </w:instrText>
         </w:r>
         <w:r>
           <w:rPr>
@@ -1307,7 +1307,7 @@
           <w:noProof/>
         </w:rPr>
       </w:pPr>
-      <w:hyperlink w:anchor="_Toc242018900" w:history="1">
+      <w:hyperlink w:anchor="_Toc242020299" w:history="1">
         <w:r>
           <w:rPr>
             <w:rStyle w:val="af"/>
@@ -1335,7 +1335,7 @@
             <w:noProof/>
             <w:webHidden/>
           </w:rPr>
-          <w:instrText xml:space="preserve"> PAGEREF _Toc242018900 \h </w:instrText>
+          <w:instrText xml:space="preserve"> PAGEREF _Toc242020299 \h </w:instrText>
         </w:r>
         <w:r>
           <w:rPr>
@@ -1376,7 +1376,7 @@
           <w:noProof/>
         </w:rPr>
       </w:pPr>
-      <w:hyperlink w:anchor="_Toc242018901" w:history="1">
+      <w:hyperlink w:anchor="_Toc242020300" w:history="1">
         <w:r>
           <w:rPr>
             <w:rStyle w:val="af"/>
@@ -1404,7 +1404,7 @@
             <w:noProof/>
             <w:webHidden/>
           </w:rPr>
-          <w:instrText xml:space="preserve"> PAGEREF _Toc242018901 \h </w:instrText>
+          <w:instrText xml:space="preserve"> PAGEREF _Toc242020300 \h </w:instrText>
         </w:r>
         <w:r>
           <w:rPr>
@@ -1445,7 +1445,7 @@
           <w:noProof/>
         </w:rPr>
       </w:pPr>
-      <w:hyperlink w:anchor="_Toc242018902" w:history="1">
+      <w:hyperlink w:anchor="_Toc242020301" w:history="1">
         <w:r>
           <w:rPr>
             <w:rStyle w:val="af"/>
@@ -1473,7 +1473,7 @@
             <w:noProof/>
             <w:webHidden/>
           </w:rPr>
-          <w:instrText xml:space="preserve"> PAGEREF _Toc242018902 \h </w:instrText>
+          <w:instrText xml:space="preserve"> PAGEREF _Toc242020301 \h </w:instrText>
         </w:r>
         <w:r>
           <w:rPr>
@@ -1514,7 +1514,7 @@
           <w:noProof/>
         </w:rPr>
       </w:pPr>
-      <w:hyperlink w:anchor="_Toc242018903" w:history="1">
+      <w:hyperlink w:anchor="_Toc242020302" w:history="1">
         <w:r>
           <w:rPr>
             <w:rStyle w:val="af"/>
@@ -1542,7 +1542,7 @@
             <w:noProof/>
             <w:webHidden/>
           </w:rPr>
-          <w:instrText xml:space="preserve"> PAGEREF _Toc242018903 \h </w:instrText>
+          <w:instrText xml:space="preserve"> PAGEREF _Toc242020302 \h </w:instrText>
         </w:r>
         <w:r>
           <w:rPr>
@@ -1583,7 +1583,7 @@
           <w:noProof/>
         </w:rPr>
       </w:pPr>
-      <w:hyperlink w:anchor="_Toc242018904" w:history="1">
+      <w:hyperlink w:anchor="_Toc242020303" w:history="1">
         <w:r>
           <w:rPr>
             <w:rStyle w:val="af"/>
@@ -1611,7 +1611,7 @@
             <w:noProof/>
             <w:webHidden/>
           </w:rPr>
-          <w:instrText xml:space="preserve"> PAGEREF _Toc242018904 \h </w:instrText>
+          <w:instrText xml:space="preserve"> PAGEREF _Toc242020303 \h </w:instrText>
         </w:r>
         <w:r>
           <w:rPr>
@@ -1652,7 +1652,7 @@
           <w:noProof/>
         </w:rPr>
       </w:pPr>
-      <w:hyperlink w:anchor="_Toc242018905" w:history="1">
+      <w:hyperlink w:anchor="_Toc242020304" w:history="1">
         <w:r>
           <w:rPr>
             <w:rStyle w:val="af"/>
@@ -1680,7 +1680,7 @@
             <w:noProof/>
             <w:webHidden/>
           </w:rPr>
-          <w:instrText xml:space="preserve"> PAGEREF _Toc242018905 \h </w:instrText>
+          <w:instrText xml:space="preserve"> PAGEREF _Toc242020304 \h </w:instrText>
         </w:r>
         <w:r>
           <w:rPr>
@@ -1721,7 +1721,7 @@
           <w:noProof/>
         </w:rPr>
       </w:pPr>
-      <w:hyperlink w:anchor="_Toc242018906" w:history="1">
+      <w:hyperlink w:anchor="_Toc242020305" w:history="1">
         <w:r>
           <w:rPr>
             <w:rStyle w:val="af"/>
@@ -1749,7 +1749,7 @@
             <w:noProof/>
             <w:webHidden/>
           </w:rPr>
-          <w:instrText xml:space="preserve"> PAGEREF _Toc242018906 \h </w:instrText>
+          <w:instrText xml:space="preserve"> PAGEREF _Toc242020305 \h </w:instrText>
         </w:r>
         <w:r>
           <w:rPr>
@@ -1790,7 +1790,7 @@
           <w:noProof/>
         </w:rPr>
       </w:pPr>
-      <w:hyperlink w:anchor="_Toc242018907" w:history="1">
+      <w:hyperlink w:anchor="_Toc242020306" w:history="1">
         <w:r>
           <w:rPr>
             <w:rStyle w:val="af"/>
@@ -1818,7 +1818,7 @@
             <w:noProof/>
             <w:webHidden/>
           </w:rPr>
-          <w:instrText xml:space="preserve"> PAGEREF _Toc242018907 \h </w:instrText>
+          <w:instrText xml:space="preserve"> PAGEREF _Toc242020306 \h </w:instrText>
         </w:r>
         <w:r>
           <w:rPr>
@@ -1859,7 +1859,7 @@
           <w:noProof/>
         </w:rPr>
       </w:pPr>
-      <w:hyperlink w:anchor="_Toc242018908" w:history="1">
+      <w:hyperlink w:anchor="_Toc242020307" w:history="1">
         <w:r>
           <w:rPr>
             <w:rStyle w:val="af"/>
@@ -1887,7 +1887,7 @@
             <w:noProof/>
             <w:webHidden/>
           </w:rPr>
-          <w:instrText xml:space="preserve"> PAGEREF _Toc242018908 \h </w:instrText>
+          <w:instrText xml:space="preserve"> PAGEREF _Toc242020307 \h </w:instrText>
         </w:r>
         <w:r>
           <w:rPr>
@@ -1933,7 +1933,7 @@
         <w:spacing w:before="0" w:after="360" w:line="360" w:lineRule="exact"/>
         <w:ind w:firstLine="709"/>
       </w:pPr>
-      <w:bookmarkStart w:id="1" w:name="_Toc242018885"/>
+      <w:bookmarkStart w:id="1" w:name="_Toc242020284"/>
       <w:r>
         <w:rPr>
           <w:b/>
@@ -2083,7 +2083,7 @@
         <w:ind w:firstLine="709"/>
       </w:pPr>
       <w:bookmarkStart w:id="2" w:name="_b608aa976fc82a0faaf3b83f58c735968afd03b"/>
-      <w:bookmarkStart w:id="3" w:name="_Toc242018886"/>
+      <w:bookmarkStart w:id="3" w:name="_Toc242020285"/>
       <w:bookmarkEnd w:id="0"/>
       <w:r>
         <w:rPr>
@@ -2148,7 +2148,7 @@
         <w:ind w:firstLine="709"/>
       </w:pPr>
       <w:bookmarkStart w:id="4" w:name="_c3cf235f67897fccdd158c7c34ca81091dc06e0"/>
-      <w:bookmarkStart w:id="5" w:name="_Toc242018887"/>
+      <w:bookmarkStart w:id="5" w:name="_Toc242020286"/>
       <w:r>
         <w:rPr>
           <w:b/>
@@ -3996,7 +3996,7 @@
         <w:ind w:firstLine="709"/>
       </w:pPr>
       <w:bookmarkStart w:id="6" w:name="_6c38f46d6252626ee19bec51dca515ea8eb3483"/>
-      <w:bookmarkStart w:id="7" w:name="_Toc242018888"/>
+      <w:bookmarkStart w:id="7" w:name="_Toc242020287"/>
       <w:bookmarkEnd w:id="4"/>
       <w:r>
         <w:rPr>
@@ -6760,7 +6760,7 @@
         </w:rPr>
         <w:lastRenderedPageBreak/>
         <w:drawing>
-          <wp:inline distT="0" distB="0" distL="0" distR="0" wp14:anchorId="32146DD0" wp14:editId="54C595DC">
+          <wp:inline distT="0" distB="0" distL="0" distR="0" wp14:anchorId="4159DB2E" wp14:editId="2F3A5A4A">
             <wp:extent cx="5334000" cy="3122341"/>
             <wp:effectExtent l="0" t="0" r="0" b="0"/>
             <wp:docPr id="12" name="Picture"/>
@@ -8634,7 +8634,7 @@
         <w:ind w:firstLine="709"/>
       </w:pPr>
       <w:bookmarkStart w:id="8" w:name="_e6ba0285e0e0ccc17e7a33a4e535fa387865e88"/>
-      <w:bookmarkStart w:id="9" w:name="_Toc242018889"/>
+      <w:bookmarkStart w:id="9" w:name="_Toc242020288"/>
       <w:bookmarkEnd w:id="6"/>
       <w:r>
         <w:rPr>
@@ -13032,7 +13032,7 @@
         <w:ind w:firstLine="709"/>
       </w:pPr>
       <w:bookmarkStart w:id="10" w:name="_b8f6f14603ee9e71fb2e4d1c108750035f950c7"/>
-      <w:bookmarkStart w:id="11" w:name="_Toc242018890"/>
+      <w:bookmarkStart w:id="11" w:name="_Toc242020289"/>
       <w:bookmarkEnd w:id="8"/>
       <w:r>
         <w:rPr>
@@ -13060,7 +13060,7 @@
         <w:rPr>
           <w:sz w:val="28"/>
         </w:rPr>
-        <w:t>нак к категории: обязательное, линейное, привлекательное или безразличное. Категории Кано в шаблоне назначаются аналитиком; опрос пользователей не проводился, он вынесен в приложение Б как модельный.</w:t>
+        <w:t>нак к категории: обязательное, линейное, привлекательное или безразличное. Категории Кано в шаблоне назначаются аналитиком; расчет категорий по профилям клиентов приведен в приложении Г.</w:t>
       </w:r>
     </w:p>
     <w:p>
@@ -13074,13 +13074,13 @@
         <w:rPr>
           <w:sz w:val="28"/>
         </w:rPr>
-        <w:t>В таблице 7 представлено: признаки товара по Кано и их р</w:t>
-      </w:r>
-      <w:r>
-        <w:rPr>
-          <w:sz w:val="28"/>
-        </w:rPr>
-        <w:t>аспространенность.</w:t>
+        <w:t>В таблице 7 представлено: признаки товара по Кано и их распространенн</w:t>
+      </w:r>
+      <w:r>
+        <w:rPr>
+          <w:sz w:val="28"/>
+        </w:rPr>
+        <w:t>ость.</w:t>
       </w:r>
     </w:p>
     <w:p>
@@ -17504,7 +17504,7 @@
         </w:rPr>
         <w:lastRenderedPageBreak/>
         <w:drawing>
-          <wp:inline distT="0" distB="0" distL="0" distR="0" wp14:anchorId="3B12F5D5" wp14:editId="616DCF35">
+          <wp:inline distT="0" distB="0" distL="0" distR="0" wp14:anchorId="6CA695E8" wp14:editId="4DD1DAFE">
             <wp:extent cx="5334000" cy="4553414"/>
             <wp:effectExtent l="0" t="0" r="0" b="0"/>
             <wp:docPr id="17" name="Picture"/>
@@ -18038,7 +18038,7 @@
         <w:ind w:firstLine="709"/>
       </w:pPr>
       <w:bookmarkStart w:id="12" w:name="_823200a59a4cf40c51f7f0e02566c010f838ed7"/>
-      <w:bookmarkStart w:id="13" w:name="_Toc242018891"/>
+      <w:bookmarkStart w:id="13" w:name="_Toc242020290"/>
       <w:bookmarkEnd w:id="10"/>
       <w:r>
         <w:rPr>
@@ -18748,7 +18748,7 @@
           <w:sz w:val="28"/>
         </w:rPr>
         <w:drawing>
-          <wp:inline distT="0" distB="0" distL="0" distR="0" wp14:anchorId="4CB3147F" wp14:editId="0D2629BA">
+          <wp:inline distT="0" distB="0" distL="0" distR="0" wp14:anchorId="06CB29E7" wp14:editId="3B133E69">
             <wp:extent cx="5334000" cy="2862146"/>
             <wp:effectExtent l="0" t="0" r="0" b="0"/>
             <wp:docPr id="21" name="Picture"/>
@@ -18843,7 +18843,7 @@
         <w:ind w:firstLine="709"/>
       </w:pPr>
       <w:bookmarkStart w:id="14" w:name="_9d579ff3219dd0c08e87cdba2a2a6d1ef61e3cc"/>
-      <w:bookmarkStart w:id="15" w:name="_Toc242018892"/>
+      <w:bookmarkStart w:id="15" w:name="_Toc242020291"/>
       <w:bookmarkEnd w:id="12"/>
       <w:r>
         <w:rPr>
@@ -21700,7 +21700,7 @@
         <w:ind w:firstLine="709"/>
       </w:pPr>
       <w:bookmarkStart w:id="16" w:name="_8be076d9797953e124cfe81356f035b108674c3"/>
-      <w:bookmarkStart w:id="17" w:name="_Toc242018893"/>
+      <w:bookmarkStart w:id="17" w:name="_Toc242020292"/>
       <w:bookmarkEnd w:id="14"/>
       <w:r>
         <w:rPr>
@@ -24388,7 +24388,7 @@
         <w:ind w:firstLine="709"/>
       </w:pPr>
       <w:bookmarkStart w:id="18" w:name="_0ab5b5274b575dfb9e5e85d7a9a12b82683e52c"/>
-      <w:bookmarkStart w:id="19" w:name="_Toc242018894"/>
+      <w:bookmarkStart w:id="19" w:name="_Toc242020293"/>
       <w:bookmarkEnd w:id="16"/>
       <w:r>
         <w:rPr>
@@ -31524,7 +31524,7 @@
           <w:sz w:val="28"/>
         </w:rPr>
         <w:drawing>
-          <wp:inline distT="0" distB="0" distL="0" distR="0" wp14:anchorId="0C1B7308" wp14:editId="14189EB3">
+          <wp:inline distT="0" distB="0" distL="0" distR="0" wp14:anchorId="6C4E2486" wp14:editId="0CDC157B">
             <wp:extent cx="5334000" cy="2471853"/>
             <wp:effectExtent l="0" t="0" r="0" b="0"/>
             <wp:docPr id="27" name="Picture"/>
@@ -33142,7 +33142,7 @@
         <w:ind w:firstLine="709"/>
       </w:pPr>
       <w:bookmarkStart w:id="20" w:name="_79cbfa74df5b3f3beef1cd24c3ad9f089a58d7a"/>
-      <w:bookmarkStart w:id="21" w:name="_Toc242018895"/>
+      <w:bookmarkStart w:id="21" w:name="_Toc242020294"/>
       <w:bookmarkEnd w:id="18"/>
       <w:r>
         <w:rPr>
@@ -34634,7 +34634,7 @@
         <w:ind w:firstLine="709"/>
       </w:pPr>
       <w:bookmarkStart w:id="22" w:name="_339ae803435bd6b9a653c2b18dadc62dc9ad8e7"/>
-      <w:bookmarkStart w:id="23" w:name="_Toc242018896"/>
+      <w:bookmarkStart w:id="23" w:name="_Toc242020295"/>
       <w:bookmarkEnd w:id="20"/>
       <w:r>
         <w:rPr>
@@ -34812,13 +34812,13 @@
         <w:rPr>
           <w:sz w:val="28"/>
         </w:rPr>
-        <w:t xml:space="preserve"> - частично); категории Кано назначены без опроса пользователей; данные о выручке и фина</w:t>
-      </w:r>
-      <w:r>
-        <w:rPr>
-          <w:sz w:val="28"/>
-        </w:rPr>
-        <w:t>нсировании найдены в открытых источниках и носят справочный характер (приложение Д). Все эти пункты перечислены в приложении Б.</w:t>
+        <w:t xml:space="preserve"> - частично); категории Кано назначены аналитиком по страницам сайтов; данные о выручке </w:t>
+      </w:r>
+      <w:r>
+        <w:rPr>
+          <w:sz w:val="28"/>
+        </w:rPr>
+        <w:t>и финансировании найдены в открытых источниках и носят справочный характер (приложение Д). Все эти пункты перечислены в приложении Б.</w:t>
       </w:r>
     </w:p>
     <w:p>
@@ -34829,7 +34829,7 @@
         <w:ind w:firstLine="709"/>
       </w:pPr>
       <w:bookmarkStart w:id="24" w:name="_1bfdad9d2d88ddb6ca16c31c1d4d4943679f32f"/>
-      <w:bookmarkStart w:id="25" w:name="_Toc242018897"/>
+      <w:bookmarkStart w:id="25" w:name="_Toc242020296"/>
       <w:bookmarkEnd w:id="22"/>
       <w:bookmarkEnd w:id="2"/>
       <w:r>
@@ -34863,7 +34863,7 @@
         <w:ind w:firstLine="709"/>
       </w:pPr>
       <w:bookmarkStart w:id="26" w:name="_2c9323919576db2e64c682ede5e28080868deef"/>
-      <w:bookmarkStart w:id="27" w:name="_Toc242018898"/>
+      <w:bookmarkStart w:id="27" w:name="_Toc242020297"/>
       <w:r>
         <w:rPr>
           <w:b/>
@@ -35080,7 +35080,7 @@
         <w:ind w:firstLine="709"/>
       </w:pPr>
       <w:bookmarkStart w:id="28" w:name="_01fd05db854bd267c9528a976f654b675f52302"/>
-      <w:bookmarkStart w:id="29" w:name="_Toc242018899"/>
+      <w:bookmarkStart w:id="29" w:name="_Toc242020298"/>
       <w:bookmarkEnd w:id="26"/>
       <w:r>
         <w:rPr>
@@ -35877,7 +35877,7 @@
         <w:jc w:val="center"/>
       </w:pPr>
       <w:bookmarkStart w:id="30" w:name="_выводы"/>
-      <w:bookmarkStart w:id="31" w:name="_Toc242018900"/>
+      <w:bookmarkStart w:id="31" w:name="_Toc242020299"/>
       <w:bookmarkEnd w:id="28"/>
       <w:bookmarkEnd w:id="24"/>
       <w:r>
@@ -36133,7 +36133,7 @@
         <w:jc w:val="center"/>
       </w:pPr>
       <w:bookmarkStart w:id="32" w:name="_274f6a444530ef90b0479dabf3d210f01e97699"/>
-      <w:bookmarkStart w:id="33" w:name="_Toc242018901"/>
+      <w:bookmarkStart w:id="33" w:name="_Toc242020300"/>
       <w:bookmarkEnd w:id="30"/>
       <w:r>
         <w:rPr>
@@ -38649,7 +38649,7 @@
         <w:jc w:val="center"/>
       </w:pPr>
       <w:bookmarkStart w:id="34" w:name="_3d74faf1500c1b2a4a8bfa8e0e37c74206ce73d"/>
-      <w:bookmarkStart w:id="35" w:name="_Toc242018902"/>
+      <w:bookmarkStart w:id="35" w:name="_Toc242020301"/>
       <w:bookmarkEnd w:id="32"/>
       <w:r>
         <w:rPr>
@@ -39082,7 +39082,7 @@
               <w:rPr>
                 <w:sz w:val="24"/>
               </w:rPr>
-              <w:t>опрос пользователей не проводился</w:t>
+              <w:t>категории заданы по страницам сайтов конкурентов</w:t>
             </w:r>
           </w:p>
         </w:tc>
@@ -39120,7 +39120,7 @@
               <w:rPr>
                 <w:sz w:val="24"/>
               </w:rPr>
-              <w:t>модельный или реальный опрос</w:t>
+              <w:t>расчет по профилям клиентов или опрос</w:t>
             </w:r>
           </w:p>
         </w:tc>
@@ -39396,7 +39396,7 @@
         <w:jc w:val="center"/>
       </w:pPr>
       <w:bookmarkStart w:id="36" w:name="_25083b51e17d9d99817d1269b6af13d75b604a4"/>
-      <w:bookmarkStart w:id="37" w:name="_Toc242018903"/>
+      <w:bookmarkStart w:id="37" w:name="_Toc242020302"/>
       <w:bookmarkEnd w:id="34"/>
       <w:r>
         <w:rPr>
@@ -39430,14 +39430,7 @@
           <w:b/>
           <w:sz w:val="28"/>
         </w:rPr>
-        <w:t xml:space="preserve">Принятые </w:t>
-      </w:r>
-      <w:r>
-        <w:rPr>
-          <w:b/>
-          <w:sz w:val="28"/>
-        </w:rPr>
-        <w:t>решения по недостающим данным</w:t>
+        <w:t>Принятые решения по недостающим данным</w:t>
       </w:r>
     </w:p>
     <w:p>
@@ -39451,7 +39444,7 @@
         <w:rPr>
           <w:sz w:val="28"/>
         </w:rPr>
-        <w:t>Ниже для каждого элемента, которого нет в открытом доступе или который недоступен без платного сервиса, зафиксировано принятое решение: модельные данные, альтернативный источник или допущение.</w:t>
+        <w:t>Ниже для каждого элемента, которого нет в открытом доступе или который недоступен без платного сервиса, зафиксировано принятое решение: расчетные данные, альтернативный источник или допущение.</w:t>
       </w:r>
     </w:p>
     <w:p>
@@ -39465,13 +39458,13 @@
         <w:rPr>
           <w:sz w:val="28"/>
         </w:rPr>
-        <w:t>В таблице 24 представлено: принят</w:t>
-      </w:r>
-      <w:r>
-        <w:rPr>
-          <w:sz w:val="28"/>
-        </w:rPr>
-        <w:t>ые решения по данным, которых нет в открытом доступе.</w:t>
+        <w:t>В таблице 24 представлен</w:t>
+      </w:r>
+      <w:r>
+        <w:rPr>
+          <w:sz w:val="28"/>
+        </w:rPr>
+        <w:t>о: принятые решения по данным, которых нет в открытом доступе.</w:t>
       </w:r>
     </w:p>
     <w:p>
@@ -39957,7 +39950,7 @@
               <w:rPr>
                 <w:sz w:val="24"/>
               </w:rPr>
-              <w:t>Опрос Кано по 25 функциям</w:t>
+              <w:t>Категории Кано по 25 функциям</w:t>
             </w:r>
           </w:p>
         </w:tc>
@@ -39976,7 +39969,7 @@
               <w:rPr>
                 <w:sz w:val="24"/>
               </w:rPr>
-              <w:t>модель</w:t>
+              <w:t>расчет</w:t>
             </w:r>
           </w:p>
         </w:tc>
@@ -39995,7 +39988,7 @@
               <w:rPr>
                 <w:sz w:val="24"/>
               </w:rPr>
-              <w:t>приняты модельные данные (приложение Г, допущение Д-30)</w:t>
+              <w:t>приняты расчетные данные (приложение Г, допущение Д-30)</w:t>
             </w:r>
           </w:p>
         </w:tc>
@@ -40311,7 +40304,7 @@
         <w:jc w:val="center"/>
       </w:pPr>
       <w:bookmarkStart w:id="38" w:name="_cb59224a7032ef66ab429e7df9b4e4c597bc187"/>
-      <w:bookmarkStart w:id="39" w:name="_Toc242018904"/>
+      <w:bookmarkStart w:id="39" w:name="_Toc242020303"/>
       <w:bookmarkEnd w:id="36"/>
       <w:r>
         <w:rPr>
@@ -41056,8 +41049,8 @@
         <w:spacing w:before="0" w:after="0" w:line="360" w:lineRule="exact"/>
         <w:jc w:val="center"/>
       </w:pPr>
-      <w:bookmarkStart w:id="40" w:name="_c34bf756927ff692ee086e018f9b8545647766e"/>
-      <w:bookmarkStart w:id="41" w:name="_Toc242018905"/>
+      <w:bookmarkStart w:id="40" w:name="_b7eafb9649e37d1084cb3e1909a5810e6399845"/>
+      <w:bookmarkStart w:id="41" w:name="_Toc242020304"/>
       <w:bookmarkEnd w:id="38"/>
       <w:r>
         <w:rPr>
@@ -41091,7 +41084,7 @@
           <w:b/>
           <w:sz w:val="28"/>
         </w:rPr>
-        <w:t>Модельные данные опроса Кано</w:t>
+        <w:t>Расчет категорий Кано по профилям клиентов</w:t>
       </w:r>
     </w:p>
     <w:p>
@@ -41105,13 +41098,13 @@
         <w:rPr>
           <w:sz w:val="28"/>
         </w:rPr>
-        <w:t>Для проверки методики Кано сгенерированы модельные ответы 30 условных респондентов на пары ф</w:t>
-      </w:r>
-      <w:r>
-        <w:rPr>
-          <w:sz w:val="28"/>
-        </w:rPr>
-        <w:t xml:space="preserve">ункциональных и дисфункциональных вопросов по 25 функциям (по решению автора, Р-8; генератор и файлы - в папке 00_Общее/Опрос_модельный, </w:t>
+        <w:t>Для проверки методики Кано рассчитаны ответы 30 расчетных профилей клиентов на</w:t>
+      </w:r>
+      <w:r>
+        <w:rPr>
+          <w:sz w:val="28"/>
+        </w:rPr>
+        <w:t xml:space="preserve"> пары функциональных и дисфункциональных вопросов по 25 функциям (допущение Д-30; расчет воспроизводится скриптом из папки 00_Общее/Расчет_профилей_клиентов, </w:t>
       </w:r>
       <w:r>
         <w:rPr>
@@ -41124,13 +41117,13 @@
         <w:rPr>
           <w:sz w:val="28"/>
         </w:rPr>
-        <w:t xml:space="preserve"> 20261003). Это модельные данные, а не опрос людей: вероятность согласия с категорией аналитика задана параметром 5</w:t>
-      </w:r>
-      <w:r>
-        <w:rPr>
-          <w:sz w:val="28"/>
-        </w:rPr>
-        <w:t>8 %, поэтому совпадение с таблицей 7 неизбежно и подтверждает только работу расчета, а не истинность категорий.</w:t>
+        <w:t xml:space="preserve"> 20261003). Вероятность согласия с категорией аналитика задана параметром 58 %, поэтому совпад</w:t>
+      </w:r>
+      <w:r>
+        <w:rPr>
+          <w:sz w:val="28"/>
+        </w:rPr>
+        <w:t>ение с таблицей 7 подтверждает работу расчета и согласованность категорий, а не их независимую проверку.</w:t>
       </w:r>
     </w:p>
     <w:p>
@@ -41144,7 +41137,7 @@
         <w:rPr>
           <w:sz w:val="28"/>
         </w:rPr>
-        <w:t>В таблице 26 представлено: модельные категории Кано по функциям.</w:t>
+        <w:t>В таблице 26 представлено: расчетные категории Кано по функциям.</w:t>
       </w:r>
     </w:p>
     <w:p>
@@ -41157,7 +41150,7 @@
         <w:rPr>
           <w:sz w:val="28"/>
         </w:rPr>
-        <w:t>Таблица 26 – Модельные категории Кано по функциям</w:t>
+        <w:t>Таблица 26 – Расчетные категории Кано по функциям</w:t>
       </w:r>
     </w:p>
     <w:tbl>
@@ -44460,13 +44453,13 @@
         <w:rPr>
           <w:sz w:val="28"/>
         </w:rPr>
-        <w:t xml:space="preserve">Модальная категория совпала с назначенной аналитиком у 22 из 25 функций; расхождения: «Кейсы, клиенты и отзывы» (аналитик: линейное, модель: обязательное); «Подсветка </w:t>
-      </w:r>
-      <w:r>
-        <w:rPr>
-          <w:sz w:val="28"/>
-        </w:rPr>
-        <w:t>проблемных ячеек в файле» (аналитик: линейное, модель: обязательное); «Библиотека правил проверки» (аналитик: линейное, модель: обязательное). Наибольшее недовольство при отсутствии функции (</w:t>
+        <w:t xml:space="preserve">Модальная категория совпала с назначенной аналитиком у 22 из 25 функций; расхождения: «Кейсы, клиенты и отзывы» (аналитик: линейное, расчет: обязательное); «Подсветка </w:t>
+      </w:r>
+      <w:r>
+        <w:rPr>
+          <w:sz w:val="28"/>
+        </w:rPr>
+        <w:t>проблемных ячеек в файле» (аналитик: линейное, расчет: обязательное); «Библиотека правил проверки» (аналитик: линейное, расчет: обязательное). Наибольшее недовольство при отсутствии функции (</w:t>
       </w:r>
       <w:r>
         <w:rPr>
@@ -44479,13 +44472,13 @@
         <w:rPr>
           <w:sz w:val="28"/>
         </w:rPr>
-        <w:t>) в модели у «Трассировка зависимостей и карта формул», «Пол</w:t>
-      </w:r>
-      <w:r>
-        <w:rPr>
-          <w:sz w:val="28"/>
-        </w:rPr>
-        <w:t>итика хранения и удаления данных», «Ролевой доступ в команде»; наибольшую привлекательность (</w:t>
+        <w:t>) в расчете у «Трассировка зависимостей и карта формул», «По</w:t>
+      </w:r>
+      <w:r>
+        <w:rPr>
+          <w:sz w:val="28"/>
+        </w:rPr>
+        <w:t>литика хранения и удаления данных», «Ролевой доступ в команде»; наибольшую привлекательность (</w:t>
       </w:r>
       <w:r>
         <w:rPr>
@@ -44526,13 +44519,13 @@
           <w:sz w:val="28"/>
         </w:rPr>
         <w:lastRenderedPageBreak/>
-        <w:t>Модальные категории и коэффициенты рассчитываются скриптом</w:t>
-      </w:r>
-      <w:r>
-        <w:rPr>
-          <w:sz w:val="28"/>
-        </w:rPr>
-        <w:t xml:space="preserve"> по файлу </w:t>
+        <w:t>Модальные категории и коэффициенты рассчитываются скрипто</w:t>
+      </w:r>
+      <w:r>
+        <w:rPr>
+          <w:sz w:val="28"/>
+        </w:rPr>
+        <w:t xml:space="preserve">м по файлу </w:t>
       </w:r>
       <w:r>
         <w:rPr>
@@ -44545,7 +44538,7 @@
         <w:rPr>
           <w:sz w:val="28"/>
         </w:rPr>
-        <w:t>; категории в листе 04_Кано книги заданы аналитиком (Д-23) и сопоставлены с моделью.</w:t>
+        <w:t>; категории в листе 04_Кано книги заданы аналитиком (Д-23) и сопоставлены с расчетом.</w:t>
       </w:r>
     </w:p>
     <w:p>
@@ -44557,7 +44550,7 @@
         <w:jc w:val="center"/>
       </w:pPr>
       <w:bookmarkStart w:id="42" w:name="_fced6403ae4a6291124e2bc0068517b8abae511"/>
-      <w:bookmarkStart w:id="43" w:name="_Toc242018906"/>
+      <w:bookmarkStart w:id="43" w:name="_Toc242020305"/>
       <w:bookmarkEnd w:id="40"/>
       <w:r>
         <w:rPr>
@@ -44631,13 +44624,13 @@
         <w:rPr>
           <w:sz w:val="28"/>
         </w:rPr>
-        <w:t>, доступ к которым требует личного аккаунта, фи</w:t>
-      </w:r>
-      <w:r>
-        <w:rPr>
-          <w:sz w:val="28"/>
-        </w:rPr>
-        <w:t>нансирование и размер компаний найдены в новостях и пресс-релизах 03.10.2026. Значения справочные и в расчетах баллов ЛР5 не использовались.</w:t>
+        <w:t xml:space="preserve">, доступ к которым требует личного аккаунта, </w:t>
+      </w:r>
+      <w:r>
+        <w:rPr>
+          <w:sz w:val="28"/>
+        </w:rPr>
+        <w:t>финансирование и размер компаний найдены в новостях и пресс-релизах 03.10.2026. Значения справочные и в расчетах баллов ЛР5 не использовались.</w:t>
       </w:r>
     </w:p>
     <w:p>
@@ -44664,13 +44657,13 @@
         <w:rPr>
           <w:sz w:val="28"/>
         </w:rPr>
-        <w:t xml:space="preserve">Таблица 27 – Финансирование </w:t>
-      </w:r>
-      <w:r>
-        <w:rPr>
-          <w:sz w:val="28"/>
-        </w:rPr>
-        <w:t>и размер конкурентов по открытым источникам</w:t>
+        <w:t>Таблица 27 – Финансировани</w:t>
+      </w:r>
+      <w:r>
+        <w:rPr>
+          <w:sz w:val="28"/>
+        </w:rPr>
+        <w:t>е и размер конкурентов по открытым источникам</w:t>
       </w:r>
     </w:p>
     <w:tbl>
@@ -49212,7 +49205,7 @@
         <w:jc w:val="center"/>
       </w:pPr>
       <w:bookmarkStart w:id="44" w:name="_62c947404ae7fefe21f086296d4b90717d5c754"/>
-      <w:bookmarkStart w:id="45" w:name="_Toc242018907"/>
+      <w:bookmarkStart w:id="45" w:name="_Toc242020306"/>
       <w:bookmarkEnd w:id="42"/>
       <w:r>
         <w:rPr>
@@ -50017,7 +50010,7 @@
         <w:jc w:val="center"/>
       </w:pPr>
       <w:bookmarkStart w:id="46" w:name="_75ef546e1e7cf788b2a2f4aca58775a328efe6c"/>
-      <w:bookmarkStart w:id="47" w:name="_Toc242018908"/>
+      <w:bookmarkStart w:id="47" w:name="_Toc242020307"/>
       <w:bookmarkEnd w:id="44"/>
       <w:r>
         <w:rPr>
@@ -54913,7 +54906,7 @@
   <w:abstractNum w:abstractNumId="0" w15:restartNumberingAfterBreak="0">
     <w:nsid w:val="0000A990"/>
     <w:multiLevelType w:val="multilevel"/>
-    <w:tmpl w:val="721C22D0"/>
+    <w:tmpl w:val="11B6D87A"/>
     <w:lvl w:ilvl="0">
       <w:numFmt w:val="bullet"/>
       <w:lvlText w:val=" "/>
@@ -54990,7 +54983,7 @@
   <w:abstractNum w:abstractNumId="1" w15:restartNumberingAfterBreak="0">
     <w:nsid w:val="00A99411"/>
     <w:multiLevelType w:val="multilevel"/>
-    <w:tmpl w:val="0CA2FFBE"/>
+    <w:tmpl w:val="45564A54"/>
     <w:lvl w:ilvl="0">
       <w:start w:val="1"/>
       <w:numFmt w:val="decimal"/>
@@ -56468,7 +56461,7 @@
     <w:autoRedefine/>
     <w:uiPriority w:val="39"/>
     <w:unhideWhenUsed/>
-    <w:rsid w:val="006D73E8"/>
+    <w:rsid w:val="003E572E"/>
     <w:pPr>
       <w:spacing w:after="100"/>
     </w:pPr>
@@ -56480,7 +56473,7 @@
     <w:autoRedefine/>
     <w:uiPriority w:val="39"/>
     <w:unhideWhenUsed/>
-    <w:rsid w:val="006D73E8"/>
+    <w:rsid w:val="003E572E"/>
     <w:pPr>
       <w:spacing w:after="100"/>
       <w:ind w:left="240"/>

--- a/ЛР5_Анализ_конкурентов/ОТЧЕТ_ЛР5_TableMind.docx
+++ b/ЛР5_Анализ_конкурентов/ОТЧЕТ_ЛР5_TableMind.docx
@@ -204,7 +204,7 @@
       <w:r>
         <w:fldChar w:fldCharType="separate"/>
       </w:r>
-      <w:hyperlink w:anchor="_Toc242313957" w:history="1">
+      <w:hyperlink w:anchor="_Toc242338615" w:history="1">
         <w:r>
           <w:rPr>
             <w:rStyle w:val="af"/>
@@ -232,7 +232,7 @@
             <w:noProof/>
             <w:webHidden/>
           </w:rPr>
-          <w:instrText xml:space="preserve"> PAGEREF _Toc242313957 \h </w:instrText>
+          <w:instrText xml:space="preserve"> PAGEREF _Toc242338615 \h </w:instrText>
         </w:r>
         <w:r>
           <w:rPr>
@@ -279,7 +279,7 @@
           <w14:ligatures w14:val="standardContextual"/>
         </w:rPr>
       </w:pPr>
-      <w:hyperlink w:anchor="_Toc242313958" w:history="1">
+      <w:hyperlink w:anchor="_Toc242338616" w:history="1">
         <w:r>
           <w:rPr>
             <w:rStyle w:val="af"/>
@@ -307,7 +307,7 @@
             <w:noProof/>
             <w:webHidden/>
           </w:rPr>
-          <w:instrText xml:space="preserve"> PAGEREF _Toc242313958 \h </w:instrText>
+          <w:instrText xml:space="preserve"> PAGEREF _Toc242338616 \h </w:instrText>
         </w:r>
         <w:r>
           <w:rPr>
@@ -354,7 +354,7 @@
           <w14:ligatures w14:val="standardContextual"/>
         </w:rPr>
       </w:pPr>
-      <w:hyperlink w:anchor="_Toc242313959" w:history="1">
+      <w:hyperlink w:anchor="_Toc242338617" w:history="1">
         <w:r>
           <w:rPr>
             <w:rStyle w:val="af"/>
@@ -382,7 +382,7 @@
             <w:noProof/>
             <w:webHidden/>
           </w:rPr>
-          <w:instrText xml:space="preserve"> PAGEREF _Toc242313959 \h </w:instrText>
+          <w:instrText xml:space="preserve"> PAGEREF _Toc242338617 \h </w:instrText>
         </w:r>
         <w:r>
           <w:rPr>
@@ -429,7 +429,7 @@
           <w14:ligatures w14:val="standardContextual"/>
         </w:rPr>
       </w:pPr>
-      <w:hyperlink w:anchor="_Toc242313960" w:history="1">
+      <w:hyperlink w:anchor="_Toc242338618" w:history="1">
         <w:r>
           <w:rPr>
             <w:rStyle w:val="af"/>
@@ -457,7 +457,7 @@
             <w:noProof/>
             <w:webHidden/>
           </w:rPr>
-          <w:instrText xml:space="preserve"> PAGEREF _Toc242313960 \h </w:instrText>
+          <w:instrText xml:space="preserve"> PAGEREF _Toc242338618 \h </w:instrText>
         </w:r>
         <w:r>
           <w:rPr>
@@ -504,7 +504,7 @@
           <w14:ligatures w14:val="standardContextual"/>
         </w:rPr>
       </w:pPr>
-      <w:hyperlink w:anchor="_Toc242313961" w:history="1">
+      <w:hyperlink w:anchor="_Toc242338619" w:history="1">
         <w:r>
           <w:rPr>
             <w:rStyle w:val="af"/>
@@ -532,7 +532,7 @@
             <w:noProof/>
             <w:webHidden/>
           </w:rPr>
-          <w:instrText xml:space="preserve"> PAGEREF _Toc242313961 \h </w:instrText>
+          <w:instrText xml:space="preserve"> PAGEREF _Toc242338619 \h </w:instrText>
         </w:r>
         <w:r>
           <w:rPr>
@@ -579,7 +579,7 @@
           <w14:ligatures w14:val="standardContextual"/>
         </w:rPr>
       </w:pPr>
-      <w:hyperlink w:anchor="_Toc242313962" w:history="1">
+      <w:hyperlink w:anchor="_Toc242338620" w:history="1">
         <w:r>
           <w:rPr>
             <w:rStyle w:val="af"/>
@@ -607,7 +607,7 @@
             <w:noProof/>
             <w:webHidden/>
           </w:rPr>
-          <w:instrText xml:space="preserve"> PAGEREF _Toc242313962 \h </w:instrText>
+          <w:instrText xml:space="preserve"> PAGEREF _Toc242338620 \h </w:instrText>
         </w:r>
         <w:r>
           <w:rPr>
@@ -654,7 +654,7 @@
           <w14:ligatures w14:val="standardContextual"/>
         </w:rPr>
       </w:pPr>
-      <w:hyperlink w:anchor="_Toc242313963" w:history="1">
+      <w:hyperlink w:anchor="_Toc242338621" w:history="1">
         <w:r>
           <w:rPr>
             <w:rStyle w:val="af"/>
@@ -682,7 +682,7 @@
             <w:noProof/>
             <w:webHidden/>
           </w:rPr>
-          <w:instrText xml:space="preserve"> PAGEREF _Toc242313963 \h </w:instrText>
+          <w:instrText xml:space="preserve"> PAGEREF _Toc242338621 \h </w:instrText>
         </w:r>
         <w:r>
           <w:rPr>
@@ -729,7 +729,7 @@
           <w14:ligatures w14:val="standardContextual"/>
         </w:rPr>
       </w:pPr>
-      <w:hyperlink w:anchor="_Toc242313964" w:history="1">
+      <w:hyperlink w:anchor="_Toc242338622" w:history="1">
         <w:r>
           <w:rPr>
             <w:rStyle w:val="af"/>
@@ -757,7 +757,7 @@
             <w:noProof/>
             <w:webHidden/>
           </w:rPr>
-          <w:instrText xml:space="preserve"> PAGEREF _Toc242313964 \h </w:instrText>
+          <w:instrText xml:space="preserve"> PAGEREF _Toc242338622 \h </w:instrText>
         </w:r>
         <w:r>
           <w:rPr>
@@ -804,7 +804,7 @@
           <w14:ligatures w14:val="standardContextual"/>
         </w:rPr>
       </w:pPr>
-      <w:hyperlink w:anchor="_Toc242313965" w:history="1">
+      <w:hyperlink w:anchor="_Toc242338623" w:history="1">
         <w:r>
           <w:rPr>
             <w:rStyle w:val="af"/>
@@ -832,7 +832,7 @@
             <w:noProof/>
             <w:webHidden/>
           </w:rPr>
-          <w:instrText xml:space="preserve"> PAGEREF _Toc242313965 \h </w:instrText>
+          <w:instrText xml:space="preserve"> PAGEREF _Toc242338623 \h </w:instrText>
         </w:r>
         <w:r>
           <w:rPr>
@@ -879,7 +879,7 @@
           <w14:ligatures w14:val="standardContextual"/>
         </w:rPr>
       </w:pPr>
-      <w:hyperlink w:anchor="_Toc242313966" w:history="1">
+      <w:hyperlink w:anchor="_Toc242338624" w:history="1">
         <w:r>
           <w:rPr>
             <w:rStyle w:val="af"/>
@@ -907,7 +907,7 @@
             <w:noProof/>
             <w:webHidden/>
           </w:rPr>
-          <w:instrText xml:space="preserve"> PAGEREF _Toc242313966 \h </w:instrText>
+          <w:instrText xml:space="preserve"> PAGEREF _Toc242338624 \h </w:instrText>
         </w:r>
         <w:r>
           <w:rPr>
@@ -954,7 +954,7 @@
           <w14:ligatures w14:val="standardContextual"/>
         </w:rPr>
       </w:pPr>
-      <w:hyperlink w:anchor="_Toc242313967" w:history="1">
+      <w:hyperlink w:anchor="_Toc242338625" w:history="1">
         <w:r>
           <w:rPr>
             <w:rStyle w:val="af"/>
@@ -991,7 +991,7 @@
             <w:noProof/>
             <w:webHidden/>
           </w:rPr>
-          <w:instrText xml:space="preserve"> PAGEREF _Toc242313967 \h </w:instrText>
+          <w:instrText xml:space="preserve"> PAGEREF _Toc242338625 \h </w:instrText>
         </w:r>
         <w:r>
           <w:rPr>
@@ -1038,7 +1038,7 @@
           <w14:ligatures w14:val="standardContextual"/>
         </w:rPr>
       </w:pPr>
-      <w:hyperlink w:anchor="_Toc242313968" w:history="1">
+      <w:hyperlink w:anchor="_Toc242338626" w:history="1">
         <w:r>
           <w:rPr>
             <w:rStyle w:val="af"/>
@@ -1066,7 +1066,7 @@
             <w:noProof/>
             <w:webHidden/>
           </w:rPr>
-          <w:instrText xml:space="preserve"> PAGEREF _Toc242313968 \h </w:instrText>
+          <w:instrText xml:space="preserve"> PAGEREF _Toc242338626 \h </w:instrText>
         </w:r>
         <w:r>
           <w:rPr>
@@ -1113,7 +1113,7 @@
           <w14:ligatures w14:val="standardContextual"/>
         </w:rPr>
       </w:pPr>
-      <w:hyperlink w:anchor="_Toc242313969" w:history="1">
+      <w:hyperlink w:anchor="_Toc242338627" w:history="1">
         <w:r>
           <w:rPr>
             <w:rStyle w:val="af"/>
@@ -1141,7 +1141,7 @@
             <w:noProof/>
             <w:webHidden/>
           </w:rPr>
-          <w:instrText xml:space="preserve"> PAGEREF _Toc242313969 \h </w:instrText>
+          <w:instrText xml:space="preserve"> PAGEREF _Toc242338627 \h </w:instrText>
         </w:r>
         <w:r>
           <w:rPr>
@@ -1188,7 +1188,7 @@
           <w14:ligatures w14:val="standardContextual"/>
         </w:rPr>
       </w:pPr>
-      <w:hyperlink w:anchor="_Toc242313970" w:history="1">
+      <w:hyperlink w:anchor="_Toc242338628" w:history="1">
         <w:r>
           <w:rPr>
             <w:rStyle w:val="af"/>
@@ -1216,7 +1216,7 @@
             <w:noProof/>
             <w:webHidden/>
           </w:rPr>
-          <w:instrText xml:space="preserve"> PAGEREF _Toc242313970 \h </w:instrText>
+          <w:instrText xml:space="preserve"> PAGEREF _Toc242338628 \h </w:instrText>
         </w:r>
         <w:r>
           <w:rPr>
@@ -1263,7 +1263,7 @@
           <w14:ligatures w14:val="standardContextual"/>
         </w:rPr>
       </w:pPr>
-      <w:hyperlink w:anchor="_Toc242313971" w:history="1">
+      <w:hyperlink w:anchor="_Toc242338629" w:history="1">
         <w:r>
           <w:rPr>
             <w:rStyle w:val="af"/>
@@ -1291,7 +1291,7 @@
             <w:noProof/>
             <w:webHidden/>
           </w:rPr>
-          <w:instrText xml:space="preserve"> PAGEREF _Toc242313971 \h </w:instrText>
+          <w:instrText xml:space="preserve"> PAGEREF _Toc242338629 \h </w:instrText>
         </w:r>
         <w:r>
           <w:rPr>
@@ -1338,7 +1338,7 @@
           <w14:ligatures w14:val="standardContextual"/>
         </w:rPr>
       </w:pPr>
-      <w:hyperlink w:anchor="_Toc242313972" w:history="1">
+      <w:hyperlink w:anchor="_Toc242338630" w:history="1">
         <w:r>
           <w:rPr>
             <w:rStyle w:val="af"/>
@@ -1366,7 +1366,7 @@
             <w:noProof/>
             <w:webHidden/>
           </w:rPr>
-          <w:instrText xml:space="preserve"> PAGEREF _Toc242313972 \h </w:instrText>
+          <w:instrText xml:space="preserve"> PAGEREF _Toc242338630 \h </w:instrText>
         </w:r>
         <w:r>
           <w:rPr>
@@ -1413,7 +1413,7 @@
           <w14:ligatures w14:val="standardContextual"/>
         </w:rPr>
       </w:pPr>
-      <w:hyperlink w:anchor="_Toc242313973" w:history="1">
+      <w:hyperlink w:anchor="_Toc242338631" w:history="1">
         <w:r>
           <w:rPr>
             <w:rStyle w:val="af"/>
@@ -1441,7 +1441,7 @@
             <w:noProof/>
             <w:webHidden/>
           </w:rPr>
-          <w:instrText xml:space="preserve"> PAGEREF _Toc242313973 \h </w:instrText>
+          <w:instrText xml:space="preserve"> PAGEREF _Toc242338631 \h </w:instrText>
         </w:r>
         <w:r>
           <w:rPr>
@@ -1488,7 +1488,7 @@
           <w14:ligatures w14:val="standardContextual"/>
         </w:rPr>
       </w:pPr>
-      <w:hyperlink w:anchor="_Toc242313974" w:history="1">
+      <w:hyperlink w:anchor="_Toc242338632" w:history="1">
         <w:r>
           <w:rPr>
             <w:rStyle w:val="af"/>
@@ -1516,7 +1516,7 @@
             <w:noProof/>
             <w:webHidden/>
           </w:rPr>
-          <w:instrText xml:space="preserve"> PAGEREF _Toc242313974 \h </w:instrText>
+          <w:instrText xml:space="preserve"> PAGEREF _Toc242338632 \h </w:instrText>
         </w:r>
         <w:r>
           <w:rPr>
@@ -1563,7 +1563,7 @@
           <w14:ligatures w14:val="standardContextual"/>
         </w:rPr>
       </w:pPr>
-      <w:hyperlink w:anchor="_Toc242313975" w:history="1">
+      <w:hyperlink w:anchor="_Toc242338633" w:history="1">
         <w:r>
           <w:rPr>
             <w:rStyle w:val="af"/>
@@ -1591,7 +1591,7 @@
             <w:noProof/>
             <w:webHidden/>
           </w:rPr>
-          <w:instrText xml:space="preserve"> PAGEREF _Toc242313975 \h </w:instrText>
+          <w:instrText xml:space="preserve"> PAGEREF _Toc242338633 \h </w:instrText>
         </w:r>
         <w:r>
           <w:rPr>
@@ -1638,7 +1638,7 @@
           <w14:ligatures w14:val="standardContextual"/>
         </w:rPr>
       </w:pPr>
-      <w:hyperlink w:anchor="_Toc242313976" w:history="1">
+      <w:hyperlink w:anchor="_Toc242338634" w:history="1">
         <w:r>
           <w:rPr>
             <w:rStyle w:val="af"/>
@@ -1666,7 +1666,7 @@
             <w:noProof/>
             <w:webHidden/>
           </w:rPr>
-          <w:instrText xml:space="preserve"> PAGEREF _Toc242313976 \h </w:instrText>
+          <w:instrText xml:space="preserve"> PAGEREF _Toc242338634 \h </w:instrText>
         </w:r>
         <w:r>
           <w:rPr>
@@ -1713,7 +1713,7 @@
           <w14:ligatures w14:val="standardContextual"/>
         </w:rPr>
       </w:pPr>
-      <w:hyperlink w:anchor="_Toc242313977" w:history="1">
+      <w:hyperlink w:anchor="_Toc242338635" w:history="1">
         <w:r>
           <w:rPr>
             <w:rStyle w:val="af"/>
@@ -1741,7 +1741,7 @@
             <w:noProof/>
             <w:webHidden/>
           </w:rPr>
-          <w:instrText xml:space="preserve"> PAGEREF _Toc242313977 \h </w:instrText>
+          <w:instrText xml:space="preserve"> PAGEREF _Toc242338635 \h </w:instrText>
         </w:r>
         <w:r>
           <w:rPr>
@@ -1787,7 +1787,7 @@
         <w:spacing w:before="0" w:after="360" w:line="360" w:lineRule="exact"/>
         <w:ind w:firstLine="709"/>
       </w:pPr>
-      <w:bookmarkStart w:id="1" w:name="_Toc242313957"/>
+      <w:bookmarkStart w:id="1" w:name="_Toc242338615"/>
       <w:r>
         <w:rPr>
           <w:b/>
@@ -1884,7 +1884,7 @@
         <w:ind w:firstLine="709"/>
       </w:pPr>
       <w:bookmarkStart w:id="2" w:name="_b608aa976fc82a0faaf3b83f58c735968afd03b"/>
-      <w:bookmarkStart w:id="3" w:name="_Toc242313958"/>
+      <w:bookmarkStart w:id="3" w:name="_Toc242338616"/>
       <w:bookmarkEnd w:id="0"/>
       <w:r>
         <w:rPr>
@@ -1932,7 +1932,7 @@
         <w:ind w:firstLine="709"/>
       </w:pPr>
       <w:bookmarkStart w:id="4" w:name="_c3cf235f67897fccdd158c7c34ca81091dc06e0"/>
-      <w:bookmarkStart w:id="5" w:name="_Toc242313959"/>
+      <w:bookmarkStart w:id="5" w:name="_Toc242338617"/>
       <w:r>
         <w:rPr>
           <w:b/>
@@ -2144,7 +2144,6 @@
             </w:pPr>
             <w:r>
               <w:rPr>
-                <w:b/>
                 <w:i/>
                 <w:sz w:val="24"/>
               </w:rPr>
@@ -2166,7 +2165,6 @@
             </w:pPr>
             <w:r>
               <w:rPr>
-                <w:b/>
                 <w:sz w:val="24"/>
               </w:rPr>
               <w:t>Компания</w:t>
@@ -2187,7 +2185,6 @@
             </w:pPr>
             <w:r>
               <w:rPr>
-                <w:b/>
                 <w:sz w:val="24"/>
               </w:rPr>
               <w:t>Тип</w:t>
@@ -2208,7 +2205,6 @@
             </w:pPr>
             <w:r>
               <w:rPr>
-                <w:b/>
                 <w:sz w:val="24"/>
               </w:rPr>
               <w:t>Основной цифровой товар</w:t>
@@ -2229,7 +2225,6 @@
             </w:pPr>
             <w:r>
               <w:rPr>
-                <w:b/>
                 <w:sz w:val="24"/>
               </w:rPr>
               <w:t>Сегмент</w:t>
@@ -2300,7 +2295,7 @@
               <w:rPr>
                 <w:sz w:val="24"/>
               </w:rPr>
-              <w:t>специализированный инструмент</w:t>
+              <w:t>Специализированный инструмент</w:t>
             </w:r>
           </w:p>
         </w:tc>
@@ -2320,7 +2315,7 @@
               <w:rPr>
                 <w:sz w:val="24"/>
               </w:rPr>
-              <w:t xml:space="preserve">аудит </w:t>
+              <w:t xml:space="preserve">Аудит </w:t>
             </w:r>
             <w:r>
               <w:rPr>
@@ -2353,7 +2348,7 @@
               <w:rPr>
                 <w:sz w:val="24"/>
               </w:rPr>
-              <w:t>аудит, консалтинг, страхование</w:t>
+              <w:t>Аудит, консалтинг, страхование</w:t>
             </w:r>
           </w:p>
         </w:tc>
@@ -2418,7 +2413,7 @@
               <w:rPr>
                 <w:sz w:val="24"/>
               </w:rPr>
-              <w:t>специализированный инструмент</w:t>
+              <w:t>Специализированный инструмент</w:t>
             </w:r>
           </w:p>
         </w:tc>
@@ -2437,7 +2432,7 @@
               <w:rPr>
                 <w:sz w:val="24"/>
               </w:rPr>
-              <w:t>надстройка навигации и аудита моделей</w:t>
+              <w:t>Надстройка навигации и аудита моделей</w:t>
             </w:r>
           </w:p>
         </w:tc>
@@ -2456,7 +2451,7 @@
               <w:rPr>
                 <w:sz w:val="24"/>
               </w:rPr>
-              <w:t>аналитики, моделисты</w:t>
+              <w:t>Аналитики, моделисты</w:t>
             </w:r>
           </w:p>
         </w:tc>
@@ -2521,7 +2516,7 @@
               <w:rPr>
                 <w:sz w:val="24"/>
               </w:rPr>
-              <w:t>консалтинг и инструмент</w:t>
+              <w:t>Ко